--- a/Documentation/Dokumentācija.docx
+++ b/Documentation/Dokumentācija.docx
@@ -18,11 +18,356 @@
         <w:t>Kvalifikācijas eksāmena praktiskās daļas dokumentācija</w:t>
       </w:r>
     </w:p>
+    <w:p>
+      <w:pPr>
+        <w:spacing w:after="160" w:line="259" w:lineRule="auto"/>
+        <w:ind w:firstLine="0"/>
+        <w:jc w:val="left"/>
+        <w:rPr>
+          <w:rFonts w:eastAsiaTheme="majorEastAsia"/>
+          <w:sz w:val="28"/>
+          <w:szCs w:val="28"/>
+        </w:rPr>
+      </w:pPr>
+      <w:r>
+        <w:br w:type="page"/>
+      </w:r>
+    </w:p>
+    <w:sdt>
+      <w:sdtPr>
+        <w:id w:val="-1348246219"/>
+        <w:docPartObj>
+          <w:docPartGallery w:val="Table of Contents"/>
+          <w:docPartUnique/>
+        </w:docPartObj>
+      </w:sdtPr>
+      <w:sdtEndPr>
+        <w:rPr>
+          <w:rFonts w:ascii="Times New Roman" w:eastAsiaTheme="minorHAnsi" w:hAnsi="Times New Roman" w:cs="Times New Roman"/>
+          <w:b/>
+          <w:bCs/>
+          <w:noProof/>
+          <w:color w:val="auto"/>
+          <w:sz w:val="24"/>
+          <w:szCs w:val="24"/>
+          <w:lang w:eastAsia="en-US"/>
+          <w14:ligatures w14:val="standardContextual"/>
+        </w:rPr>
+      </w:sdtEndPr>
+      <w:sdtContent>
+        <w:p>
+          <w:pPr>
+            <w:pStyle w:val="TOCHeading"/>
+            <w:spacing w:before="0" w:after="240"/>
+            <w:jc w:val="center"/>
+            <w:rPr>
+              <w:rFonts w:ascii="Times New Roman" w:hAnsi="Times New Roman" w:cs="Times New Roman"/>
+              <w:b/>
+              <w:bCs/>
+              <w:color w:val="auto"/>
+              <w:sz w:val="28"/>
+              <w:szCs w:val="28"/>
+            </w:rPr>
+          </w:pPr>
+          <w:r>
+            <w:rPr>
+              <w:rFonts w:ascii="Times New Roman" w:hAnsi="Times New Roman" w:cs="Times New Roman"/>
+              <w:b/>
+              <w:bCs/>
+              <w:color w:val="auto"/>
+              <w:sz w:val="28"/>
+              <w:szCs w:val="28"/>
+            </w:rPr>
+            <w:t>Saturs</w:t>
+          </w:r>
+        </w:p>
+        <w:p>
+          <w:pPr>
+            <w:pStyle w:val="TOC1"/>
+            <w:spacing w:after="240"/>
+            <w:rPr>
+              <w:rFonts w:asciiTheme="minorHAnsi" w:eastAsiaTheme="minorEastAsia" w:hAnsiTheme="minorHAnsi" w:cstheme="minorBidi"/>
+              <w:noProof/>
+              <w:kern w:val="2"/>
+              <w:lang w:eastAsia="lv-LV"/>
+            </w:rPr>
+          </w:pPr>
+          <w:r>
+            <w:fldChar w:fldCharType="begin"/>
+          </w:r>
+          <w:r>
+            <w:instrText xml:space="preserve"> TOC \o "1-3" \h \z \u </w:instrText>
+          </w:r>
+          <w:r>
+            <w:fldChar w:fldCharType="separate"/>
+          </w:r>
+          <w:hyperlink w:anchor="_Toc225628933" w:history="1">
+            <w:r>
+              <w:rPr>
+                <w:rStyle w:val="Hyperlink"/>
+                <w:noProof/>
+              </w:rPr>
+              <w:t>1.</w:t>
+            </w:r>
+            <w:r>
+              <w:rPr>
+                <w:rFonts w:asciiTheme="minorHAnsi" w:eastAsiaTheme="minorEastAsia" w:hAnsiTheme="minorHAnsi" w:cstheme="minorBidi"/>
+                <w:noProof/>
+                <w:kern w:val="2"/>
+                <w:lang w:eastAsia="lv-LV"/>
+              </w:rPr>
+              <w:tab/>
+            </w:r>
+            <w:r>
+              <w:rPr>
+                <w:rStyle w:val="Hyperlink"/>
+                <w:noProof/>
+              </w:rPr>
+              <w:t>Ggggg</w:t>
+            </w:r>
+            <w:r>
+              <w:rPr>
+                <w:noProof/>
+                <w:webHidden/>
+              </w:rPr>
+              <w:tab/>
+            </w:r>
+            <w:r>
+              <w:rPr>
+                <w:noProof/>
+                <w:webHidden/>
+              </w:rPr>
+              <w:fldChar w:fldCharType="begin"/>
+            </w:r>
+            <w:r>
+              <w:rPr>
+                <w:noProof/>
+                <w:webHidden/>
+              </w:rPr>
+              <w:instrText xml:space="preserve"> PAGEREF _Toc225628933 \h </w:instrText>
+            </w:r>
+            <w:r>
+              <w:rPr>
+                <w:noProof/>
+                <w:webHidden/>
+              </w:rPr>
+            </w:r>
+            <w:r>
+              <w:rPr>
+                <w:noProof/>
+                <w:webHidden/>
+              </w:rPr>
+              <w:fldChar w:fldCharType="separate"/>
+            </w:r>
+            <w:r>
+              <w:rPr>
+                <w:noProof/>
+                <w:webHidden/>
+              </w:rPr>
+              <w:t>3</w:t>
+            </w:r>
+            <w:r>
+              <w:rPr>
+                <w:noProof/>
+                <w:webHidden/>
+              </w:rPr>
+              <w:fldChar w:fldCharType="end"/>
+            </w:r>
+          </w:hyperlink>
+        </w:p>
+        <w:p>
+          <w:pPr>
+            <w:pStyle w:val="TOC2"/>
+            <w:rPr>
+              <w:rFonts w:asciiTheme="minorHAnsi" w:eastAsiaTheme="minorEastAsia" w:hAnsiTheme="minorHAnsi" w:cstheme="minorBidi"/>
+              <w:noProof/>
+              <w:kern w:val="2"/>
+              <w:lang w:eastAsia="lv-LV"/>
+            </w:rPr>
+          </w:pPr>
+          <w:hyperlink w:anchor="_Toc225628934" w:history="1">
+            <w:r>
+              <w:rPr>
+                <w:rStyle w:val="Hyperlink"/>
+                <w:noProof/>
+              </w:rPr>
+              <w:t>1.1.</w:t>
+            </w:r>
+            <w:r>
+              <w:rPr>
+                <w:rFonts w:asciiTheme="minorHAnsi" w:eastAsiaTheme="minorEastAsia" w:hAnsiTheme="minorHAnsi" w:cstheme="minorBidi"/>
+                <w:noProof/>
+                <w:kern w:val="2"/>
+                <w:lang w:eastAsia="lv-LV"/>
+              </w:rPr>
+              <w:tab/>
+            </w:r>
+            <w:r>
+              <w:rPr>
+                <w:rStyle w:val="Hyperlink"/>
+                <w:noProof/>
+              </w:rPr>
+              <w:t>Fffffffffff</w:t>
+            </w:r>
+            <w:r>
+              <w:rPr>
+                <w:noProof/>
+                <w:webHidden/>
+              </w:rPr>
+              <w:tab/>
+            </w:r>
+            <w:r>
+              <w:rPr>
+                <w:noProof/>
+                <w:webHidden/>
+              </w:rPr>
+              <w:fldChar w:fldCharType="begin"/>
+            </w:r>
+            <w:r>
+              <w:rPr>
+                <w:noProof/>
+                <w:webHidden/>
+              </w:rPr>
+              <w:instrText xml:space="preserve"> PAGEREF _Toc225628934 \h </w:instrText>
+            </w:r>
+            <w:r>
+              <w:rPr>
+                <w:noProof/>
+                <w:webHidden/>
+              </w:rPr>
+            </w:r>
+            <w:r>
+              <w:rPr>
+                <w:noProof/>
+                <w:webHidden/>
+              </w:rPr>
+              <w:fldChar w:fldCharType="separate"/>
+            </w:r>
+            <w:r>
+              <w:rPr>
+                <w:noProof/>
+                <w:webHidden/>
+              </w:rPr>
+              <w:t>3</w:t>
+            </w:r>
+            <w:r>
+              <w:rPr>
+                <w:noProof/>
+                <w:webHidden/>
+              </w:rPr>
+              <w:fldChar w:fldCharType="end"/>
+            </w:r>
+          </w:hyperlink>
+        </w:p>
+        <w:p>
+          <w:pPr>
+            <w:pStyle w:val="TOC3"/>
+            <w:spacing w:after="240"/>
+            <w:rPr>
+              <w:rFonts w:asciiTheme="minorHAnsi" w:eastAsiaTheme="minorEastAsia" w:hAnsiTheme="minorHAnsi" w:cstheme="minorBidi"/>
+              <w:noProof/>
+              <w:kern w:val="2"/>
+              <w:lang w:eastAsia="lv-LV"/>
+            </w:rPr>
+          </w:pPr>
+          <w:hyperlink w:anchor="_Toc225628935" w:history="1">
+            <w:r>
+              <w:rPr>
+                <w:rStyle w:val="Hyperlink"/>
+                <w:noProof/>
+              </w:rPr>
+              <w:t>1.1.1.</w:t>
+            </w:r>
+            <w:r>
+              <w:rPr>
+                <w:rFonts w:asciiTheme="minorHAnsi" w:eastAsiaTheme="minorEastAsia" w:hAnsiTheme="minorHAnsi" w:cstheme="minorBidi"/>
+                <w:noProof/>
+                <w:kern w:val="2"/>
+                <w:lang w:eastAsia="lv-LV"/>
+              </w:rPr>
+              <w:tab/>
+            </w:r>
+            <w:r>
+              <w:rPr>
+                <w:rStyle w:val="Hyperlink"/>
+                <w:noProof/>
+              </w:rPr>
+              <w:t>Dsfsdfsd</w:t>
+            </w:r>
+            <w:r>
+              <w:rPr>
+                <w:noProof/>
+                <w:webHidden/>
+              </w:rPr>
+              <w:tab/>
+            </w:r>
+            <w:r>
+              <w:rPr>
+                <w:noProof/>
+                <w:webHidden/>
+              </w:rPr>
+              <w:fldChar w:fldCharType="begin"/>
+            </w:r>
+            <w:r>
+              <w:rPr>
+                <w:noProof/>
+                <w:webHidden/>
+              </w:rPr>
+              <w:instrText xml:space="preserve"> PAGEREF _Toc225628935 \h </w:instrText>
+            </w:r>
+            <w:r>
+              <w:rPr>
+                <w:noProof/>
+                <w:webHidden/>
+              </w:rPr>
+            </w:r>
+            <w:r>
+              <w:rPr>
+                <w:noProof/>
+                <w:webHidden/>
+              </w:rPr>
+              <w:fldChar w:fldCharType="separate"/>
+            </w:r>
+            <w:r>
+              <w:rPr>
+                <w:noProof/>
+                <w:webHidden/>
+              </w:rPr>
+              <w:t>3</w:t>
+            </w:r>
+            <w:r>
+              <w:rPr>
+                <w:noProof/>
+                <w:webHidden/>
+              </w:rPr>
+              <w:fldChar w:fldCharType="end"/>
+            </w:r>
+          </w:hyperlink>
+        </w:p>
+        <w:p>
+          <w:pPr>
+            <w:tabs>
+              <w:tab w:val="left" w:pos="284"/>
+            </w:tabs>
+            <w:ind w:firstLine="0"/>
+          </w:pPr>
+          <w:r>
+            <w:rPr>
+              <w:b/>
+              <w:bCs/>
+              <w:noProof/>
+            </w:rPr>
+            <w:fldChar w:fldCharType="end"/>
+          </w:r>
+        </w:p>
+      </w:sdtContent>
+    </w:sdt>
     <w:p/>
     <w:p>
       <w:pPr>
         <w:pStyle w:val="Heading1"/>
       </w:pPr>
+      <w:bookmarkStart w:id="0" w:name="_Toc225628933"/>
       <w:proofErr w:type="spellStart"/>
       <w:r>
         <w:lastRenderedPageBreak/>
@@ -31,12 +376,14 @@
       <w:r>
         <w:t>gggg</w:t>
       </w:r>
+      <w:bookmarkEnd w:id="0"/>
       <w:proofErr w:type="spellEnd"/>
     </w:p>
     <w:p>
       <w:pPr>
         <w:pStyle w:val="Heading2"/>
       </w:pPr>
+      <w:bookmarkStart w:id="1" w:name="_Toc225628934"/>
       <w:proofErr w:type="spellStart"/>
       <w:r>
         <w:t>F</w:t>
@@ -44,12 +391,15 @@
       <w:r>
         <w:t>ffffffffff</w:t>
       </w:r>
+      <w:bookmarkEnd w:id="1"/>
       <w:proofErr w:type="spellEnd"/>
     </w:p>
     <w:p>
       <w:pPr>
         <w:pStyle w:val="Heading3"/>
       </w:pPr>
+      <w:bookmarkStart w:id="2" w:name="_Toc225628778"/>
+      <w:bookmarkStart w:id="3" w:name="_Toc225628935"/>
       <w:proofErr w:type="spellStart"/>
       <w:r>
         <w:t>D</w:t>
@@ -57,6 +407,8 @@
       <w:r>
         <w:t>sfsdfsd</w:t>
       </w:r>
+      <w:bookmarkEnd w:id="2"/>
+      <w:bookmarkEnd w:id="3"/>
       <w:proofErr w:type="spellEnd"/>
     </w:p>
     <w:p/>
@@ -1367,6 +1719,99 @@
       <w:spacing w:val="5"/>
     </w:rPr>
   </w:style>
+  <w:style w:type="paragraph" w:styleId="TOCHeading">
+    <w:name w:val="TOC Heading"/>
+    <w:basedOn w:val="Heading1"/>
+    <w:next w:val="Normal"/>
+    <w:uiPriority w:val="39"/>
+    <w:unhideWhenUsed/>
+    <w:qFormat/>
+    <w:rsid w:val="005210E4"/>
+    <w:pPr>
+      <w:pageBreakBefore w:val="0"/>
+      <w:numPr>
+        <w:numId w:val="0"/>
+      </w:numPr>
+      <w:spacing w:before="240" w:after="0" w:line="259" w:lineRule="auto"/>
+      <w:jc w:val="left"/>
+      <w:outlineLvl w:val="9"/>
+    </w:pPr>
+    <w:rPr>
+      <w:rFonts w:asciiTheme="majorHAnsi" w:hAnsiTheme="majorHAnsi" w:cstheme="majorBidi"/>
+      <w:b w:val="0"/>
+      <w:bCs w:val="0"/>
+      <w:color w:val="0F4761" w:themeColor="accent1" w:themeShade="BF"/>
+      <w:sz w:val="32"/>
+      <w:szCs w:val="32"/>
+      <w:lang w:eastAsia="lv-LV"/>
+      <w14:ligatures w14:val="none"/>
+    </w:rPr>
+  </w:style>
+  <w:style w:type="paragraph" w:styleId="TOC1">
+    <w:name w:val="toc 1"/>
+    <w:basedOn w:val="Normal"/>
+    <w:next w:val="Normal"/>
+    <w:autoRedefine/>
+    <w:uiPriority w:val="39"/>
+    <w:unhideWhenUsed/>
+    <w:rsid w:val="00F70BD6"/>
+    <w:pPr>
+      <w:tabs>
+        <w:tab w:val="left" w:pos="0"/>
+        <w:tab w:val="left" w:pos="284"/>
+        <w:tab w:val="right" w:leader="dot" w:pos="9678"/>
+      </w:tabs>
+      <w:spacing w:after="100"/>
+      <w:ind w:firstLine="0"/>
+    </w:pPr>
+  </w:style>
+  <w:style w:type="paragraph" w:styleId="TOC2">
+    <w:name w:val="toc 2"/>
+    <w:basedOn w:val="Normal"/>
+    <w:next w:val="Normal"/>
+    <w:autoRedefine/>
+    <w:uiPriority w:val="39"/>
+    <w:unhideWhenUsed/>
+    <w:rsid w:val="00FE1277"/>
+    <w:pPr>
+      <w:tabs>
+        <w:tab w:val="left" w:pos="284"/>
+        <w:tab w:val="left" w:pos="426"/>
+        <w:tab w:val="right" w:leader="dot" w:pos="9678"/>
+      </w:tabs>
+      <w:spacing w:after="240"/>
+      <w:ind w:left="238" w:hanging="238"/>
+    </w:pPr>
+  </w:style>
+  <w:style w:type="paragraph" w:styleId="TOC3">
+    <w:name w:val="toc 3"/>
+    <w:basedOn w:val="Normal"/>
+    <w:next w:val="Normal"/>
+    <w:autoRedefine/>
+    <w:uiPriority w:val="39"/>
+    <w:unhideWhenUsed/>
+    <w:rsid w:val="00F70BD6"/>
+    <w:pPr>
+      <w:tabs>
+        <w:tab w:val="left" w:pos="284"/>
+        <w:tab w:val="left" w:pos="567"/>
+        <w:tab w:val="right" w:leader="dot" w:pos="9678"/>
+      </w:tabs>
+      <w:spacing w:after="100"/>
+      <w:ind w:left="480" w:hanging="480"/>
+    </w:pPr>
+  </w:style>
+  <w:style w:type="character" w:styleId="Hyperlink">
+    <w:name w:val="Hyperlink"/>
+    <w:basedOn w:val="DefaultParagraphFont"/>
+    <w:uiPriority w:val="99"/>
+    <w:unhideWhenUsed/>
+    <w:rsid w:val="005210E4"/>
+    <w:rPr>
+      <w:color w:val="467886" w:themeColor="hyperlink"/>
+      <w:u w:val="single"/>
+    </w:rPr>
+  </w:style>
 </w:styles>
 </file>
 
@@ -1683,4 +2128,16 @@
     </a:ext>
   </a:extLst>
 </a:theme>
+</file>
+
+<file path=customXml/item1.xml><?xml version="1.0" encoding="utf-8"?>
+<b:Sources xmlns:b="http://schemas.openxmlformats.org/officeDocument/2006/bibliography" xmlns="http://schemas.openxmlformats.org/officeDocument/2006/bibliography" SelectedStyle="\APASixthEditionOfficeOnline.xsl" StyleName="APA" Version="6"/>
+</file>
+
+<file path=customXml/itemProps1.xml><?xml version="1.0" encoding="utf-8"?>
+<ds:datastoreItem xmlns:ds="http://schemas.openxmlformats.org/officeDocument/2006/customXml" ds:itemID="{D709D8BF-AA9A-4744-AFCF-D1F3F1703BFC}">
+  <ds:schemaRefs>
+    <ds:schemaRef ds:uri="http://schemas.openxmlformats.org/officeDocument/2006/bibliography"/>
+  </ds:schemaRefs>
+</ds:datastoreItem>
 </file>
--- a/Documentation/Dokumentācija.docx
+++ b/Documentation/Dokumentācija.docx
@@ -32,6 +32,22 @@
       <w:r>
         <w:br w:type="page"/>
       </w:r>
+    </w:p>
+    <w:p>
+      <w:pPr>
+        <w:pStyle w:val="Heading1"/>
+        <w:numPr>
+          <w:ilvl w:val="0"/>
+          <w:numId w:val="0"/>
+        </w:numPr>
+        <w:jc w:val="both"/>
+        <w:sectPr>
+          <w:pgSz w:w="12240" w:h="15840"/>
+          <w:pgMar w:top="1134" w:right="1134" w:bottom="1134" w:left="1418" w:header="709" w:footer="709" w:gutter="0"/>
+          <w:cols w:space="708"/>
+          <w:docGrid w:linePitch="360"/>
+        </w:sectPr>
+      </w:pPr>
     </w:p>
     <w:sdt>
       <w:sdtPr>
@@ -58,7 +74,7 @@
         <w:p>
           <w:pPr>
             <w:pStyle w:val="TOCHeading"/>
-            <w:spacing w:before="0" w:after="240"/>
+            <w:spacing w:before="0" w:after="240" w:line="360" w:lineRule="auto"/>
             <w:jc w:val="center"/>
             <w:rPr>
               <w:rFonts w:ascii="Times New Roman" w:hAnsi="Times New Roman" w:cs="Times New Roman"/>
@@ -350,6 +366,11 @@
               <w:tab w:val="left" w:pos="284"/>
             </w:tabs>
             <w:ind w:firstLine="0"/>
+            <w:rPr>
+              <w:b/>
+              <w:bCs/>
+              <w:noProof/>
+            </w:rPr>
           </w:pPr>
           <w:r>
             <w:rPr>
@@ -362,57 +383,70 @@
         </w:p>
       </w:sdtContent>
     </w:sdt>
-    <w:p/>
     <w:p>
       <w:pPr>
+        <w:ind w:firstLine="0"/>
+        <w:sectPr>
+          <w:pgSz w:w="12240" w:h="15840"/>
+          <w:pgMar w:top="1134" w:right="1134" w:bottom="1134" w:left="1418" w:header="709" w:footer="709" w:gutter="0"/>
+          <w:cols w:space="708"/>
+          <w:docGrid w:linePitch="360"/>
+        </w:sectPr>
+      </w:pPr>
+    </w:p>
+    <w:p>
+      <w:pPr>
         <w:pStyle w:val="Heading1"/>
-      </w:pPr>
-      <w:bookmarkStart w:id="0" w:name="_Toc225628933"/>
-      <w:proofErr w:type="spellStart"/>
+        <w:numPr>
+          <w:ilvl w:val="0"/>
+          <w:numId w:val="0"/>
+        </w:numPr>
+      </w:pPr>
       <w:r>
         <w:lastRenderedPageBreak/>
-        <w:t>G</w:t>
+        <w:t>Ievads</w:t>
       </w:r>
-      <w:r>
-        <w:t>gggg</w:t>
-      </w:r>
-      <w:bookmarkEnd w:id="0"/>
-      <w:proofErr w:type="spellEnd"/>
     </w:p>
     <w:p>
       <w:pPr>
+        <w:pStyle w:val="Heading1"/>
+      </w:pPr>
+      <w:r>
+        <w:lastRenderedPageBreak/>
+        <w:t>erwerwerwerewr</w:t>
+      </w:r>
+    </w:p>
+    <w:p>
+      <w:pPr>
         <w:pStyle w:val="Heading2"/>
       </w:pPr>
-      <w:bookmarkStart w:id="1" w:name="_Toc225628934"/>
-      <w:proofErr w:type="spellStart"/>
+      <w:bookmarkStart w:id="0" w:name="_Toc225628934"/>
       <w:r>
         <w:t>F</w:t>
       </w:r>
       <w:r>
         <w:t>ffffffffff</w:t>
       </w:r>
-      <w:bookmarkEnd w:id="1"/>
-      <w:proofErr w:type="spellEnd"/>
+      <w:bookmarkEnd w:id="0"/>
     </w:p>
     <w:p>
       <w:pPr>
         <w:pStyle w:val="Heading3"/>
       </w:pPr>
-      <w:bookmarkStart w:id="2" w:name="_Toc225628778"/>
-      <w:bookmarkStart w:id="3" w:name="_Toc225628935"/>
-      <w:proofErr w:type="spellStart"/>
+      <w:bookmarkStart w:id="1" w:name="_Toc225628778"/>
+      <w:bookmarkStart w:id="2" w:name="_Toc225628935"/>
       <w:r>
         <w:t>D</w:t>
       </w:r>
       <w:r>
         <w:t>sfsdfsd</w:t>
       </w:r>
+      <w:bookmarkEnd w:id="1"/>
       <w:bookmarkEnd w:id="2"/>
-      <w:bookmarkEnd w:id="3"/>
-      <w:proofErr w:type="spellEnd"/>
     </w:p>
     <w:p/>
     <w:sectPr>
+      <w:footerReference w:type="default" r:id="rId8"/>
       <w:pgSz w:w="12240" w:h="15840"/>
       <w:pgMar w:top="1134" w:right="1134" w:bottom="1134" w:left="1418" w:header="709" w:footer="709" w:gutter="0"/>
       <w:cols w:space="708"/>
@@ -422,6 +456,110 @@
 </w:document>
 </file>
 
+<file path=word/endnotes.xml><?xml version="1.0" encoding="utf-8"?>
+<w:endnotes xmlns:wpc="http://schemas.microsoft.com/office/word/2010/wordprocessingCanvas" xmlns:cx="http://schemas.microsoft.com/office/drawing/2014/chartex" xmlns:cx1="http://schemas.microsoft.com/office/drawing/2015/9/8/chartex" xmlns:cx2="http://schemas.microsoft.com/office/drawing/2015/10/21/chartex" xmlns:cx3="http://schemas.microsoft.com/office/drawing/2016/5/9/chartex" xmlns:cx4="http://schemas.microsoft.com/office/drawing/2016/5/10/chartex" xmlns:cx5="http://schemas.microsoft.com/office/drawing/2016/5/11/chartex" xmlns:cx6="http://schemas.microsoft.com/office/drawing/2016/5/12/chartex" xmlns:cx7="http://schemas.microsoft.com/office/drawing/2016/5/13/chartex" xmlns:cx8="http://schemas.microsoft.com/office/drawing/2016/5/14/chartex" xmlns:mc="http://schemas.openxmlformats.org/markup-compatibility/2006" xmlns:aink="http://schemas.microsoft.com/office/drawing/2016/ink" xmlns:am3d="http://schemas.microsoft.com/office/drawing/2017/model3d" xmlns:o="urn:schemas-microsoft-com:office:office" xmlns:oel="http://schemas.microsoft.com/office/2019/extlst" xmlns:r="http://schemas.openxmlformats.org/officeDocument/2006/relationships" xmlns:m="http://schemas.openxmlformats.org/officeDocument/2006/math" xmlns:v="urn:schemas-microsoft-com:vml" xmlns:wp14="http://schemas.microsoft.com/office/word/2010/wordprocessingDrawing" xmlns:wp="http://schemas.openxmlformats.org/drawingml/2006/wordprocessingDrawing" xmlns:w10="urn:schemas-microsoft-com:office:word" xmlns:w="http://schemas.openxmlformats.org/wordprocessingml/2006/main" xmlns:w14="http://schemas.microsoft.com/office/word/2010/wordml" xmlns:w15="http://schemas.microsoft.com/office/word/2012/wordml" xmlns:w16cex="http://schemas.microsoft.com/office/word/2018/wordml/cex" xmlns:w16cid="http://schemas.microsoft.com/office/word/2016/wordml/cid" xmlns:w16="http://schemas.microsoft.com/office/word/2018/wordml" xmlns:w16du="http://schemas.microsoft.com/office/word/2023/wordml/word16du" xmlns:w16sdtdh="http://schemas.microsoft.com/office/word/2020/wordml/sdtdatahash" xmlns:w16sdtfl="http://schemas.microsoft.com/office/word/2024/wordml/sdtformatlock" xmlns:w16se="http://schemas.microsoft.com/office/word/2015/wordml/symex" xmlns:wpg="http://schemas.microsoft.com/office/word/2010/wordprocessingGroup" xmlns:wpi="http://schemas.microsoft.com/office/word/2010/wordprocessingInk" xmlns:wne="http://schemas.microsoft.com/office/word/2006/wordml" xmlns:wps="http://schemas.microsoft.com/office/word/2010/wordprocessingShape" mc:Ignorable="w14 w15 w16se w16cid w16 w16cex w16sdtdh w16sdtfl w16du wp14">
+  <w:endnote w:type="separator" w:id="-1">
+    <w:p>
+      <w:pPr>
+        <w:spacing w:line="240" w:lineRule="auto"/>
+      </w:pPr>
+      <w:r>
+        <w:separator/>
+      </w:r>
+    </w:p>
+  </w:endnote>
+  <w:endnote w:type="continuationSeparator" w:id="0">
+    <w:p>
+      <w:pPr>
+        <w:spacing w:line="240" w:lineRule="auto"/>
+      </w:pPr>
+      <w:r>
+        <w:continuationSeparator/>
+      </w:r>
+    </w:p>
+  </w:endnote>
+</w:endnotes>
+</file>
+
+<file path=word/footer1.xml><?xml version="1.0" encoding="utf-8"?>
+<w:ftr xmlns:wpc="http://schemas.microsoft.com/office/word/2010/wordprocessingCanvas" xmlns:cx="http://schemas.microsoft.com/office/drawing/2014/chartex" xmlns:cx1="http://schemas.microsoft.com/office/drawing/2015/9/8/chartex" xmlns:cx2="http://schemas.microsoft.com/office/drawing/2015/10/21/chartex" xmlns:cx3="http://schemas.microsoft.com/office/drawing/2016/5/9/chartex" xmlns:cx4="http://schemas.microsoft.com/office/drawing/2016/5/10/chartex" xmlns:cx5="http://schemas.microsoft.com/office/drawing/2016/5/11/chartex" xmlns:cx6="http://schemas.microsoft.com/office/drawing/2016/5/12/chartex" xmlns:cx7="http://schemas.microsoft.com/office/drawing/2016/5/13/chartex" xmlns:cx8="http://schemas.microsoft.com/office/drawing/2016/5/14/chartex" xmlns:mc="http://schemas.openxmlformats.org/markup-compatibility/2006" xmlns:aink="http://schemas.microsoft.com/office/drawing/2016/ink" xmlns:am3d="http://schemas.microsoft.com/office/drawing/2017/model3d" xmlns:o="urn:schemas-microsoft-com:office:office" xmlns:oel="http://schemas.microsoft.com/office/2019/extlst" xmlns:r="http://schemas.openxmlformats.org/officeDocument/2006/relationships" xmlns:m="http://schemas.openxmlformats.org/officeDocument/2006/math" xmlns:v="urn:schemas-microsoft-com:vml" xmlns:wp14="http://schemas.microsoft.com/office/word/2010/wordprocessingDrawing" xmlns:wp="http://schemas.openxmlformats.org/drawingml/2006/wordprocessingDrawing" xmlns:w10="urn:schemas-microsoft-com:office:word" xmlns:w="http://schemas.openxmlformats.org/wordprocessingml/2006/main" xmlns:w14="http://schemas.microsoft.com/office/word/2010/wordml" xmlns:w15="http://schemas.microsoft.com/office/word/2012/wordml" xmlns:w16cex="http://schemas.microsoft.com/office/word/2018/wordml/cex" xmlns:w16cid="http://schemas.microsoft.com/office/word/2016/wordml/cid" xmlns:w16="http://schemas.microsoft.com/office/word/2018/wordml" xmlns:w16du="http://schemas.microsoft.com/office/word/2023/wordml/word16du" xmlns:w16sdtdh="http://schemas.microsoft.com/office/word/2020/wordml/sdtdatahash" xmlns:w16sdtfl="http://schemas.microsoft.com/office/word/2024/wordml/sdtformatlock" xmlns:w16se="http://schemas.microsoft.com/office/word/2015/wordml/symex" xmlns:wpg="http://schemas.microsoft.com/office/word/2010/wordprocessingGroup" xmlns:wpi="http://schemas.microsoft.com/office/word/2010/wordprocessingInk" xmlns:wne="http://schemas.microsoft.com/office/word/2006/wordml" xmlns:wps="http://schemas.microsoft.com/office/word/2010/wordprocessingShape" mc:Ignorable="w14 w15 w16se w16cid w16 w16cex w16sdtdh w16sdtfl w16du wp14">
+  <w:sdt>
+    <w:sdtPr>
+      <w:id w:val="1203372174"/>
+      <w:docPartObj>
+        <w:docPartGallery w:val="Page Numbers (Bottom of Page)"/>
+        <w:docPartUnique/>
+      </w:docPartObj>
+    </w:sdtPr>
+    <w:sdtEndPr>
+      <w:rPr>
+        <w:noProof/>
+      </w:rPr>
+    </w:sdtEndPr>
+    <w:sdtContent>
+      <w:p>
+        <w:pPr>
+          <w:pStyle w:val="Footer"/>
+          <w:ind w:firstLine="0"/>
+          <w:jc w:val="center"/>
+        </w:pPr>
+        <w:r>
+          <w:fldChar w:fldCharType="begin"/>
+        </w:r>
+        <w:r>
+          <w:instrText xml:space="preserve"> PAGE   \* MERGEFORMAT </w:instrText>
+        </w:r>
+        <w:r>
+          <w:fldChar w:fldCharType="separate"/>
+        </w:r>
+        <w:r>
+          <w:rPr>
+            <w:noProof/>
+          </w:rPr>
+          <w:t>2</w:t>
+        </w:r>
+        <w:r>
+          <w:rPr>
+            <w:noProof/>
+          </w:rPr>
+          <w:fldChar w:fldCharType="end"/>
+        </w:r>
+      </w:p>
+    </w:sdtContent>
+  </w:sdt>
+  <w:p>
+    <w:pPr>
+      <w:pStyle w:val="Footer"/>
+    </w:pPr>
+  </w:p>
+</w:ftr>
+</file>
+
+<file path=word/footnotes.xml><?xml version="1.0" encoding="utf-8"?>
+<w:footnotes xmlns:wpc="http://schemas.microsoft.com/office/word/2010/wordprocessingCanvas" xmlns:cx="http://schemas.microsoft.com/office/drawing/2014/chartex" xmlns:cx1="http://schemas.microsoft.com/office/drawing/2015/9/8/chartex" xmlns:cx2="http://schemas.microsoft.com/office/drawing/2015/10/21/chartex" xmlns:cx3="http://schemas.microsoft.com/office/drawing/2016/5/9/chartex" xmlns:cx4="http://schemas.microsoft.com/office/drawing/2016/5/10/chartex" xmlns:cx5="http://schemas.microsoft.com/office/drawing/2016/5/11/chartex" xmlns:cx6="http://schemas.microsoft.com/office/drawing/2016/5/12/chartex" xmlns:cx7="http://schemas.microsoft.com/office/drawing/2016/5/13/chartex" xmlns:cx8="http://schemas.microsoft.com/office/drawing/2016/5/14/chartex" xmlns:mc="http://schemas.openxmlformats.org/markup-compatibility/2006" xmlns:aink="http://schemas.microsoft.com/office/drawing/2016/ink" xmlns:am3d="http://schemas.microsoft.com/office/drawing/2017/model3d" xmlns:o="urn:schemas-microsoft-com:office:office" xmlns:oel="http://schemas.microsoft.com/office/2019/extlst" xmlns:r="http://schemas.openxmlformats.org/officeDocument/2006/relationships" xmlns:m="http://schemas.openxmlformats.org/officeDocument/2006/math" xmlns:v="urn:schemas-microsoft-com:vml" xmlns:wp14="http://schemas.microsoft.com/office/word/2010/wordprocessingDrawing" xmlns:wp="http://schemas.openxmlformats.org/drawingml/2006/wordprocessingDrawing" xmlns:w10="urn:schemas-microsoft-com:office:word" xmlns:w="http://schemas.openxmlformats.org/wordprocessingml/2006/main" xmlns:w14="http://schemas.microsoft.com/office/word/2010/wordml" xmlns:w15="http://schemas.microsoft.com/office/word/2012/wordml" xmlns:w16cex="http://schemas.microsoft.com/office/word/2018/wordml/cex" xmlns:w16cid="http://schemas.microsoft.com/office/word/2016/wordml/cid" xmlns:w16="http://schemas.microsoft.com/office/word/2018/wordml" xmlns:w16du="http://schemas.microsoft.com/office/word/2023/wordml/word16du" xmlns:w16sdtdh="http://schemas.microsoft.com/office/word/2020/wordml/sdtdatahash" xmlns:w16sdtfl="http://schemas.microsoft.com/office/word/2024/wordml/sdtformatlock" xmlns:w16se="http://schemas.microsoft.com/office/word/2015/wordml/symex" xmlns:wpg="http://schemas.microsoft.com/office/word/2010/wordprocessingGroup" xmlns:wpi="http://schemas.microsoft.com/office/word/2010/wordprocessingInk" xmlns:wne="http://schemas.microsoft.com/office/word/2006/wordml" xmlns:wps="http://schemas.microsoft.com/office/word/2010/wordprocessingShape" mc:Ignorable="w14 w15 w16se w16cid w16 w16cex w16sdtdh w16sdtfl w16du wp14">
+  <w:footnote w:type="separator" w:id="-1">
+    <w:p>
+      <w:pPr>
+        <w:spacing w:line="240" w:lineRule="auto"/>
+      </w:pPr>
+      <w:r>
+        <w:separator/>
+      </w:r>
+    </w:p>
+  </w:footnote>
+  <w:footnote w:type="continuationSeparator" w:id="0">
+    <w:p>
+      <w:pPr>
+        <w:spacing w:line="240" w:lineRule="auto"/>
+      </w:pPr>
+      <w:r>
+        <w:continuationSeparator/>
+      </w:r>
+    </w:p>
+  </w:footnote>
+</w:footnotes>
+</file>
+
 <file path=word/numbering.xml><?xml version="1.0" encoding="utf-8"?>
 <w:numbering xmlns:wpc="http://schemas.microsoft.com/office/word/2010/wordprocessingCanvas" xmlns:cx="http://schemas.microsoft.com/office/drawing/2014/chartex" xmlns:cx1="http://schemas.microsoft.com/office/drawing/2015/9/8/chartex" xmlns:cx2="http://schemas.microsoft.com/office/drawing/2015/10/21/chartex" xmlns:cx3="http://schemas.microsoft.com/office/drawing/2016/5/9/chartex" xmlns:cx4="http://schemas.microsoft.com/office/drawing/2016/5/10/chartex" xmlns:cx5="http://schemas.microsoft.com/office/drawing/2016/5/11/chartex" xmlns:cx6="http://schemas.microsoft.com/office/drawing/2016/5/12/chartex" xmlns:cx7="http://schemas.microsoft.com/office/drawing/2016/5/13/chartex" xmlns:cx8="http://schemas.microsoft.com/office/drawing/2016/5/14/chartex" xmlns:mc="http://schemas.openxmlformats.org/markup-compatibility/2006" xmlns:aink="http://schemas.microsoft.com/office/drawing/2016/ink" xmlns:am3d="http://schemas.microsoft.com/office/drawing/2017/model3d" xmlns:o="urn:schemas-microsoft-com:office:office" xmlns:oel="http://schemas.microsoft.com/office/2019/extlst" xmlns:r="http://schemas.openxmlformats.org/officeDocument/2006/relationships" xmlns:m="http://schemas.openxmlformats.org/officeDocument/2006/math" xmlns:v="urn:schemas-microsoft-com:vml" xmlns:wp14="http://schemas.microsoft.com/office/word/2010/wordprocessingDrawing" xmlns:wp="http://schemas.openxmlformats.org/drawingml/2006/wordprocessingDrawing" xmlns:w10="urn:schemas-microsoft-com:office:word" xmlns:w="http://schemas.openxmlformats.org/wordprocessingml/2006/main" xmlns:w14="http://schemas.microsoft.com/office/word/2010/wordml" xmlns:w15="http://schemas.microsoft.com/office/word/2012/wordml" xmlns:w16cex="http://schemas.microsoft.com/office/word/2018/wordml/cex" xmlns:w16cid="http://schemas.microsoft.com/office/word/2016/wordml/cid" xmlns:w16="http://schemas.microsoft.com/office/word/2018/wordml" xmlns:w16du="http://schemas.microsoft.com/office/word/2023/wordml/word16du" xmlns:w16sdtdh="http://schemas.microsoft.com/office/word/2020/wordml/sdtdatahash" xmlns:w16sdtfl="http://schemas.microsoft.com/office/word/2024/wordml/sdtformatlock" xmlns:w16se="http://schemas.microsoft.com/office/word/2015/wordml/symex" xmlns:wpg="http://schemas.microsoft.com/office/word/2010/wordprocessingGroup" xmlns:wpi="http://schemas.microsoft.com/office/word/2010/wordprocessingInk" xmlns:wne="http://schemas.microsoft.com/office/word/2006/wordml" xmlns:wps="http://schemas.microsoft.com/office/word/2010/wordprocessingShape" mc:Ignorable="w14 w15 w16se w16cid w16 w16cex w16sdtdh w16sdtfl w16du wp14">
   <w:abstractNum w:abstractNumId="0" w15:restartNumberingAfterBreak="0">
@@ -653,7 +791,7 @@
   <w:abstractNum w:abstractNumId="2" w15:restartNumberingAfterBreak="0">
     <w:nsid w:val="664A78A8"/>
     <w:multiLevelType w:val="multilevel"/>
-    <w:tmpl w:val="347828AA"/>
+    <w:tmpl w:val="1AFCA148"/>
     <w:lvl w:ilvl="0">
       <w:start w:val="1"/>
       <w:numFmt w:val="decimal"/>
@@ -1196,7 +1334,7 @@
     <w:link w:val="Heading1Char"/>
     <w:uiPriority w:val="9"/>
     <w:qFormat/>
-    <w:rsid w:val="006058E7"/>
+    <w:rsid w:val="009F527E"/>
     <w:pPr>
       <w:keepNext/>
       <w:keepLines/>
@@ -1205,6 +1343,7 @@
         <w:numId w:val="3"/>
       </w:numPr>
       <w:spacing w:after="240"/>
+      <w:ind w:left="284" w:hanging="284"/>
       <w:jc w:val="center"/>
       <w:outlineLvl w:val="0"/>
     </w:pPr>
@@ -1224,7 +1363,7 @@
     <w:uiPriority w:val="9"/>
     <w:unhideWhenUsed/>
     <w:qFormat/>
-    <w:rsid w:val="00CB7321"/>
+    <w:rsid w:val="00A20276"/>
     <w:pPr>
       <w:keepNext/>
       <w:keepLines/>
@@ -1233,6 +1372,7 @@
         <w:numId w:val="3"/>
       </w:numPr>
       <w:spacing w:before="240" w:after="240"/>
+      <w:ind w:left="426" w:hanging="426"/>
       <w:jc w:val="center"/>
       <w:outlineLvl w:val="1"/>
     </w:pPr>
@@ -1250,7 +1390,7 @@
     <w:uiPriority w:val="9"/>
     <w:unhideWhenUsed/>
     <w:qFormat/>
-    <w:rsid w:val="00247FA8"/>
+    <w:rsid w:val="00D71D33"/>
     <w:pPr>
       <w:keepNext/>
       <w:keepLines/>
@@ -1259,7 +1399,7 @@
         <w:numId w:val="3"/>
       </w:numPr>
       <w:spacing w:before="160" w:after="80"/>
-      <w:ind w:left="567" w:hanging="567"/>
+      <w:ind w:left="284" w:hanging="284"/>
       <w:jc w:val="left"/>
       <w:outlineLvl w:val="2"/>
     </w:pPr>
@@ -1431,7 +1571,7 @@
     <w:basedOn w:val="DefaultParagraphFont"/>
     <w:link w:val="Heading1"/>
     <w:uiPriority w:val="9"/>
-    <w:rsid w:val="006058E7"/>
+    <w:rsid w:val="009F527E"/>
     <w:rPr>
       <w:rFonts w:ascii="Times New Roman" w:eastAsiaTheme="majorEastAsia" w:hAnsi="Times New Roman" w:cs="Times New Roman"/>
       <w:b/>
@@ -1445,7 +1585,7 @@
     <w:basedOn w:val="DefaultParagraphFont"/>
     <w:link w:val="Heading2"/>
     <w:uiPriority w:val="9"/>
-    <w:rsid w:val="00CB7321"/>
+    <w:rsid w:val="00A20276"/>
     <w:rPr>
       <w:rFonts w:ascii="Times New Roman" w:eastAsiaTheme="majorEastAsia" w:hAnsi="Times New Roman" w:cs="Times New Roman"/>
       <w:b/>
@@ -1459,7 +1599,7 @@
     <w:basedOn w:val="DefaultParagraphFont"/>
     <w:link w:val="Heading3"/>
     <w:uiPriority w:val="9"/>
-    <w:rsid w:val="00247FA8"/>
+    <w:rsid w:val="00D71D33"/>
     <w:rPr>
       <w:rFonts w:ascii="Times New Roman" w:eastAsiaTheme="majorEastAsia" w:hAnsi="Times New Roman" w:cstheme="majorBidi"/>
       <w:b/>
@@ -1810,6 +1950,60 @@
     <w:rPr>
       <w:color w:val="467886" w:themeColor="hyperlink"/>
       <w:u w:val="single"/>
+    </w:rPr>
+  </w:style>
+  <w:style w:type="paragraph" w:styleId="Header">
+    <w:name w:val="header"/>
+    <w:basedOn w:val="Normal"/>
+    <w:link w:val="HeaderChar"/>
+    <w:uiPriority w:val="99"/>
+    <w:unhideWhenUsed/>
+    <w:rsid w:val="009C6FED"/>
+    <w:pPr>
+      <w:tabs>
+        <w:tab w:val="center" w:pos="4513"/>
+        <w:tab w:val="right" w:pos="9026"/>
+      </w:tabs>
+      <w:spacing w:line="240" w:lineRule="auto"/>
+    </w:pPr>
+  </w:style>
+  <w:style w:type="character" w:customStyle="1" w:styleId="HeaderChar">
+    <w:name w:val="Header Char"/>
+    <w:basedOn w:val="DefaultParagraphFont"/>
+    <w:link w:val="Header"/>
+    <w:uiPriority w:val="99"/>
+    <w:rsid w:val="009C6FED"/>
+    <w:rPr>
+      <w:rFonts w:ascii="Times New Roman" w:hAnsi="Times New Roman" w:cs="Times New Roman"/>
+      <w:sz w:val="24"/>
+      <w:szCs w:val="24"/>
+    </w:rPr>
+  </w:style>
+  <w:style w:type="paragraph" w:styleId="Footer">
+    <w:name w:val="footer"/>
+    <w:basedOn w:val="Normal"/>
+    <w:link w:val="FooterChar"/>
+    <w:uiPriority w:val="99"/>
+    <w:unhideWhenUsed/>
+    <w:rsid w:val="009C6FED"/>
+    <w:pPr>
+      <w:tabs>
+        <w:tab w:val="center" w:pos="4513"/>
+        <w:tab w:val="right" w:pos="9026"/>
+      </w:tabs>
+      <w:spacing w:line="240" w:lineRule="auto"/>
+    </w:pPr>
+  </w:style>
+  <w:style w:type="character" w:customStyle="1" w:styleId="FooterChar">
+    <w:name w:val="Footer Char"/>
+    <w:basedOn w:val="DefaultParagraphFont"/>
+    <w:link w:val="Footer"/>
+    <w:uiPriority w:val="99"/>
+    <w:rsid w:val="009C6FED"/>
+    <w:rPr>
+      <w:rFonts w:ascii="Times New Roman" w:hAnsi="Times New Roman" w:cs="Times New Roman"/>
+      <w:sz w:val="24"/>
+      <w:szCs w:val="24"/>
     </w:rPr>
   </w:style>
 </w:styles>

--- a/Documentation/Dokumentācija.docx
+++ b/Documentation/Dokumentācija.docx
@@ -4,6 +4,74 @@
   <w:body>
     <w:p>
       <w:pPr>
+        <w:ind w:firstLine="0"/>
+        <w:jc w:val="center"/>
+      </w:pPr>
+      <w:r>
+        <w:rPr>
+          <w:noProof/>
+        </w:rPr>
+        <w:drawing>
+          <wp:inline distT="0" distB="0" distL="0" distR="0" wp14:anchorId="19E74D89" wp14:editId="5996501E">
+            <wp:extent cx="1343025" cy="485775"/>
+            <wp:effectExtent l="0" t="0" r="9525" b="9525"/>
+            <wp:docPr id="1976030885" name="Attēls 2"/>
+            <wp:cNvGraphicFramePr>
+              <a:graphicFrameLocks xmlns:a="http://schemas.openxmlformats.org/drawingml/2006/main" noChangeAspect="1"/>
+            </wp:cNvGraphicFramePr>
+            <a:graphic xmlns:a="http://schemas.openxmlformats.org/drawingml/2006/main">
+              <a:graphicData uri="http://schemas.openxmlformats.org/drawingml/2006/picture">
+                <pic:pic xmlns:pic="http://schemas.openxmlformats.org/drawingml/2006/picture">
+                  <pic:nvPicPr>
+                    <pic:cNvPr id="1976030885" name="Attēls 2"/>
+                    <pic:cNvPicPr>
+                      <a:picLocks noChangeAspect="1"/>
+                    </pic:cNvPicPr>
+                  </pic:nvPicPr>
+                  <pic:blipFill>
+                    <a:blip r:embed="rId8">
+                      <a:extLst>
+                        <a:ext uri="{28A0092B-C50C-407E-A947-70E740481C1C}">
+                          <a14:useLocalDpi xmlns:a14="http://schemas.microsoft.com/office/drawing/2010/main" val="0"/>
+                        </a:ext>
+                      </a:extLst>
+                    </a:blip>
+                    <a:srcRect/>
+                    <a:stretch>
+                      <a:fillRect/>
+                    </a:stretch>
+                  </pic:blipFill>
+                  <pic:spPr bwMode="auto">
+                    <a:xfrm>
+                      <a:off x="0" y="0"/>
+                      <a:ext cx="1343025" cy="485775"/>
+                    </a:xfrm>
+                    <a:prstGeom prst="rect">
+                      <a:avLst/>
+                    </a:prstGeom>
+                    <a:noFill/>
+                    <a:ln>
+                      <a:noFill/>
+                    </a:ln>
+                  </pic:spPr>
+                </pic:pic>
+              </a:graphicData>
+            </a:graphic>
+          </wp:inline>
+        </w:drawing>
+      </w:r>
+    </w:p>
+    <w:p>
+      <w:pPr>
+        <w:pStyle w:val="Subtitle"/>
+        <w:spacing w:after="3120"/>
+      </w:pPr>
+      <w:r>
+        <w:t>Liepājas Valsts tehnikums</w:t>
+      </w:r>
+    </w:p>
+    <w:p>
+      <w:pPr>
         <w:pStyle w:val="Title"/>
       </w:pPr>
       <w:r>
@@ -13,6 +81,7 @@
     <w:p>
       <w:pPr>
         <w:pStyle w:val="Subtitle"/>
+        <w:spacing w:after="2520"/>
       </w:pPr>
       <w:r>
         <w:t>Kvalifikācijas eksāmena praktiskās daļas dokumentācija</w:t>
@@ -20,15 +89,46 @@
     </w:p>
     <w:p>
       <w:pPr>
-        <w:spacing w:after="160" w:line="259" w:lineRule="auto"/>
-        <w:ind w:firstLine="0"/>
+        <w:pStyle w:val="Subtitle"/>
+        <w:spacing w:after="840"/>
+        <w:jc w:val="right"/>
+      </w:pPr>
+      <w:r>
+        <w:t>Darba autors:</w:t>
+      </w:r>
+      <w:r>
+        <w:br/>
+        <w:t>Leons Pīgoznis, 4PT</w:t>
+      </w:r>
+      <w:r>
+        <w:br/>
+      </w:r>
+      <w:r>
+        <w:br/>
+        <w:t>Darba vadītājs:</w:t>
+      </w:r>
+      <w:r>
+        <w:br/>
+        <w:t>Skolotājs, Kristaps Rāvalds</w:t>
+      </w:r>
+    </w:p>
+    <w:p>
+      <w:pPr>
+        <w:pStyle w:val="Subtitle"/>
+        <w:spacing w:after="1320"/>
         <w:jc w:val="left"/>
-        <w:rPr>
-          <w:rFonts w:eastAsiaTheme="majorEastAsia"/>
-          <w:sz w:val="28"/>
-          <w:szCs w:val="28"/>
-        </w:rPr>
-      </w:pPr>
+      </w:pPr>
+      <w:r>
+        <w:t>Eksāmena datums: 2026. gada 16. jūnijs</w:t>
+      </w:r>
+    </w:p>
+    <w:p>
+      <w:pPr>
+        <w:pStyle w:val="Subtitle"/>
+      </w:pPr>
+      <w:r>
+        <w:t>Liepāja 2026</w:t>
+      </w:r>
       <w:r>
         <w:br w:type="page"/>
       </w:r>
@@ -411,16 +511,19 @@
       <w:pPr>
         <w:pStyle w:val="Heading1"/>
       </w:pPr>
+      <w:proofErr w:type="spellStart"/>
       <w:r>
         <w:lastRenderedPageBreak/>
         <w:t>erwerwerwerewr</w:t>
       </w:r>
+      <w:proofErr w:type="spellEnd"/>
     </w:p>
     <w:p>
       <w:pPr>
         <w:pStyle w:val="Heading2"/>
       </w:pPr>
       <w:bookmarkStart w:id="0" w:name="_Toc225628934"/>
+      <w:proofErr w:type="spellStart"/>
       <w:r>
         <w:t>F</w:t>
       </w:r>
@@ -428,6 +531,7 @@
         <w:t>ffffffffff</w:t>
       </w:r>
       <w:bookmarkEnd w:id="0"/>
+      <w:proofErr w:type="spellEnd"/>
     </w:p>
     <w:p>
       <w:pPr>
@@ -435,6 +539,7 @@
       </w:pPr>
       <w:bookmarkStart w:id="1" w:name="_Toc225628778"/>
       <w:bookmarkStart w:id="2" w:name="_Toc225628935"/>
+      <w:proofErr w:type="spellStart"/>
       <w:r>
         <w:t>D</w:t>
       </w:r>
@@ -443,10 +548,11 @@
       </w:r>
       <w:bookmarkEnd w:id="1"/>
       <w:bookmarkEnd w:id="2"/>
+      <w:proofErr w:type="spellEnd"/>
     </w:p>
     <w:p/>
     <w:sectPr>
-      <w:footerReference w:type="default" r:id="rId8"/>
+      <w:footerReference w:type="default" r:id="rId9"/>
       <w:pgSz w:w="12240" w:h="15840"/>
       <w:pgMar w:top="1134" w:right="1134" w:bottom="1134" w:left="1418" w:header="709" w:footer="709" w:gutter="0"/>
       <w:cols w:space="708"/>
@@ -1693,9 +1799,10 @@
     <w:link w:val="TitleChar"/>
     <w:uiPriority w:val="10"/>
     <w:qFormat/>
-    <w:rsid w:val="002F5CF5"/>
+    <w:rsid w:val="00226E74"/>
     <w:pPr>
-      <w:spacing w:after="80" w:line="240" w:lineRule="auto"/>
+      <w:spacing w:after="80"/>
+      <w:ind w:firstLine="0"/>
       <w:contextualSpacing/>
       <w:jc w:val="center"/>
     </w:pPr>
@@ -1714,7 +1821,7 @@
     <w:basedOn w:val="DefaultParagraphFont"/>
     <w:link w:val="Title"/>
     <w:uiPriority w:val="10"/>
-    <w:rsid w:val="002F5CF5"/>
+    <w:rsid w:val="00226E74"/>
     <w:rPr>
       <w:rFonts w:ascii="Times New Roman" w:eastAsiaTheme="majorEastAsia" w:hAnsi="Times New Roman" w:cs="Times New Roman"/>
       <w:b/>

--- a/Documentation/Dokumentācija.docx
+++ b/Documentation/Dokumentācija.docx
@@ -200,7 +200,6 @@
         <w:p>
           <w:pPr>
             <w:pStyle w:val="TOC1"/>
-            <w:spacing w:after="240"/>
             <w:rPr>
               <w:rFonts w:asciiTheme="minorHAnsi" w:eastAsiaTheme="minorEastAsia" w:hAnsiTheme="minorHAnsi" w:cstheme="minorBidi"/>
               <w:noProof/>
@@ -217,7 +216,75 @@
           <w:r>
             <w:fldChar w:fldCharType="separate"/>
           </w:r>
-          <w:hyperlink w:anchor="_Toc225628933" w:history="1">
+          <w:hyperlink w:anchor="_Toc225638819" w:history="1">
+            <w:r>
+              <w:rPr>
+                <w:rStyle w:val="Hyperlink"/>
+                <w:noProof/>
+              </w:rPr>
+              <w:t>Ievads</w:t>
+            </w:r>
+            <w:r>
+              <w:rPr>
+                <w:noProof/>
+                <w:webHidden/>
+              </w:rPr>
+              <w:tab/>
+            </w:r>
+            <w:r>
+              <w:rPr>
+                <w:noProof/>
+                <w:webHidden/>
+              </w:rPr>
+              <w:fldChar w:fldCharType="begin"/>
+            </w:r>
+            <w:r>
+              <w:rPr>
+                <w:noProof/>
+                <w:webHidden/>
+              </w:rPr>
+              <w:instrText xml:space="preserve"> PAGEREF _Toc225638819 \h </w:instrText>
+            </w:r>
+            <w:r>
+              <w:rPr>
+                <w:noProof/>
+                <w:webHidden/>
+              </w:rPr>
+            </w:r>
+            <w:r>
+              <w:rPr>
+                <w:noProof/>
+                <w:webHidden/>
+              </w:rPr>
+              <w:fldChar w:fldCharType="separate"/>
+            </w:r>
+            <w:r>
+              <w:rPr>
+                <w:noProof/>
+                <w:webHidden/>
+              </w:rPr>
+              <w:t>3</w:t>
+            </w:r>
+            <w:r>
+              <w:rPr>
+                <w:noProof/>
+                <w:webHidden/>
+              </w:rPr>
+              <w:fldChar w:fldCharType="end"/>
+            </w:r>
+          </w:hyperlink>
+        </w:p>
+        <w:p>
+          <w:pPr>
+            <w:pStyle w:val="TOC1"/>
+            <w:rPr>
+              <w:rFonts w:asciiTheme="minorHAnsi" w:eastAsiaTheme="minorEastAsia" w:hAnsiTheme="minorHAnsi" w:cstheme="minorBidi"/>
+              <w:noProof/>
+              <w:kern w:val="2"/>
+              <w:lang w:eastAsia="lv-LV"/>
+            </w:rPr>
+          </w:pPr>
+          <w:hyperlink w:anchor="_Toc225638820" w:history="1">
             <w:r>
               <w:rPr>
                 <w:rStyle w:val="Hyperlink"/>
@@ -239,7 +306,7 @@
                 <w:rStyle w:val="Hyperlink"/>
                 <w:noProof/>
               </w:rPr>
-              <w:t>Ggggg</w:t>
+              <w:t>erwerwerwerewr</w:t>
             </w:r>
             <w:r>
               <w:rPr>
@@ -260,7 +327,7 @@
                 <w:noProof/>
                 <w:webHidden/>
               </w:rPr>
-              <w:instrText xml:space="preserve"> PAGEREF _Toc225628933 \h </w:instrText>
+              <w:instrText xml:space="preserve"> PAGEREF _Toc225638820 \h </w:instrText>
             </w:r>
             <w:r>
               <w:rPr>
@@ -280,7 +347,7 @@
                 <w:noProof/>
                 <w:webHidden/>
               </w:rPr>
-              <w:t>3</w:t>
+              <w:t>4</w:t>
             </w:r>
             <w:r>
               <w:rPr>
@@ -301,7 +368,7 @@
               <w:lang w:eastAsia="lv-LV"/>
             </w:rPr>
           </w:pPr>
-          <w:hyperlink w:anchor="_Toc225628934" w:history="1">
+          <w:hyperlink w:anchor="_Toc225638821" w:history="1">
             <w:r>
               <w:rPr>
                 <w:rStyle w:val="Hyperlink"/>
@@ -344,7 +411,7 @@
                 <w:noProof/>
                 <w:webHidden/>
               </w:rPr>
-              <w:instrText xml:space="preserve"> PAGEREF _Toc225628934 \h </w:instrText>
+              <w:instrText xml:space="preserve"> PAGEREF _Toc225638821 \h </w:instrText>
             </w:r>
             <w:r>
               <w:rPr>
@@ -364,7 +431,7 @@
                 <w:noProof/>
                 <w:webHidden/>
               </w:rPr>
-              <w:t>3</w:t>
+              <w:t>4</w:t>
             </w:r>
             <w:r>
               <w:rPr>
@@ -378,7 +445,6 @@
         <w:p>
           <w:pPr>
             <w:pStyle w:val="TOC3"/>
-            <w:spacing w:after="240"/>
             <w:rPr>
               <w:rFonts w:asciiTheme="minorHAnsi" w:eastAsiaTheme="minorEastAsia" w:hAnsiTheme="minorHAnsi" w:cstheme="minorBidi"/>
               <w:noProof/>
@@ -386,7 +452,7 @@
               <w:lang w:eastAsia="lv-LV"/>
             </w:rPr>
           </w:pPr>
-          <w:hyperlink w:anchor="_Toc225628935" w:history="1">
+          <w:hyperlink w:anchor="_Toc225638822" w:history="1">
             <w:r>
               <w:rPr>
                 <w:rStyle w:val="Hyperlink"/>
@@ -429,7 +495,7 @@
                 <w:noProof/>
                 <w:webHidden/>
               </w:rPr>
-              <w:instrText xml:space="preserve"> PAGEREF _Toc225628935 \h </w:instrText>
+              <w:instrText xml:space="preserve"> PAGEREF _Toc225638822 \h </w:instrText>
             </w:r>
             <w:r>
               <w:rPr>
@@ -449,7 +515,7 @@
                 <w:noProof/>
                 <w:webHidden/>
               </w:rPr>
-              <w:t>3</w:t>
+              <w:t>4</w:t>
             </w:r>
             <w:r>
               <w:rPr>
@@ -502,53 +568,158 @@
           <w:numId w:val="0"/>
         </w:numPr>
       </w:pPr>
+      <w:bookmarkStart w:id="0" w:name="_Toc225638819"/>
       <w:r>
         <w:lastRenderedPageBreak/>
         <w:t>Ievads</w:t>
       </w:r>
+      <w:bookmarkEnd w:id="0"/>
     </w:p>
     <w:p>
+      <w:r>
+        <w:t>Ir</w:t>
+      </w:r>
+      <w:r>
+        <w:t xml:space="preserve"> liels</w:t>
+      </w:r>
+      <w:r>
+        <w:t xml:space="preserve"> klāsts projektu</w:t>
+      </w:r>
+      <w:r>
+        <w:t xml:space="preserve">, </w:t>
+      </w:r>
+      <w:r>
+        <w:t>spēļu,</w:t>
+      </w:r>
+      <w:r>
+        <w:t xml:space="preserve"> un simulācijas,</w:t>
+      </w:r>
+      <w:r>
+        <w:t xml:space="preserve"> kuras iesaista militārās prasmes</w:t>
+      </w:r>
+      <w:r>
+        <w:t xml:space="preserve"> vai tās daļās darbības gaitā, </w:t>
+      </w:r>
+      <w:r>
+        <w:t xml:space="preserve">kuras var atainot attiecīgas vides un prakses, </w:t>
+      </w:r>
+      <w:r>
+        <w:t>taču būtiska daļa no šiem projektiem prasa augstas veiktspējas datorsistēmas</w:t>
+      </w:r>
+      <w:r>
+        <w:t>, it īpaši simulācijām</w:t>
+      </w:r>
+      <w:r>
+        <w:t xml:space="preserve"> un mūsdienu projektiem</w:t>
+      </w:r>
+      <w:r>
+        <w:t>, lielas izmaksas</w:t>
+      </w:r>
+      <w:r>
+        <w:t xml:space="preserve"> un </w:t>
+      </w:r>
+      <w:r>
+        <w:t>licencēšanu</w:t>
+      </w:r>
+      <w:r>
+        <w:t xml:space="preserve">, kuras </w:t>
+      </w:r>
+      <w:r>
+        <w:t>ierobežo</w:t>
+      </w:r>
+      <w:r>
+        <w:t xml:space="preserve"> šo projektu izmantošanu, izmantošanas laiku, nolūkus un lietotāji, piemēram, organizācijas</w:t>
+      </w:r>
+      <w:r>
+        <w:t xml:space="preserve">, kā arī </w:t>
+      </w:r>
+      <w:r>
+        <w:t>kādas datorspēlēs var iekļaut funkcionalitātes, kuras nav nepieciešams vai novērsošas projektam un tās izmantošanai kā pamatzināšanu apmācības materiālam.</w:t>
+      </w:r>
+    </w:p>
+    <w:p>
+      <w:r>
+        <w:t xml:space="preserve">Datorspēles “Drumstalotājs” (turpmāk tekstā datorspēle) mērķis ir būt plaši pieejamai plašam lietotāju klāstam, neprasot lietotājiem augstas veiktspējas datorsistēmas palaišanai, </w:t>
+      </w:r>
+      <w:r>
+        <w:t>attēlo</w:t>
+      </w:r>
+      <w:r>
+        <w:t>jot</w:t>
+      </w:r>
+      <w:r>
+        <w:t xml:space="preserve"> konkrētas militārās prasmes, prakses un darbības virzienu, kuras tās datorspēles gadījumā ir darbības ar artilērijas ierīcēm</w:t>
+      </w:r>
+      <w:r>
+        <w:t>, koordināciju izmantošanas laikā un topogrāfij</w:t>
+      </w:r>
+      <w:r>
+        <w:t>u</w:t>
+      </w:r>
+      <w:r>
+        <w:t>, izmantojot jau visiem pieejamas zināšanas, lai pēc iespējas precīzāk atainot tās darbības virzienus , un atvērta plašam lietotāju klāstam bez izmantošanas ierobežojumiem</w:t>
+      </w:r>
+      <w:r>
+        <w:t>.</w:t>
+      </w:r>
+    </w:p>
+    <w:p>
+      <w:r>
+        <w:t>Lai pārbaudītu lietotāja zināšanas, tās datorspēles pasaulē lietotājam ir uzdevums atbalstīt tās armijas uzdevumu atgūt salu no ienaidnieka, kura tika ieņemta agrāk. Katros punktos salas atgūšanai lietotāj</w:t>
+      </w:r>
+      <w:r>
+        <w:t>am jāvada un jākoordinē pakļautos ar ierīcēm no mortīras komandām līdz artilērijas baterijai.</w:t>
+      </w:r>
+    </w:p>
+    <w:p>
+      <w:r>
+        <w:t xml:space="preserve">Pirms spēles šo projektu ir jāīsteno, tātad šis dokuments aprakstīs </w:t>
+      </w:r>
+      <w:r>
+        <w:t xml:space="preserve">projekta paredzētos mērķus, metodoloģiju, izstrādes gaitu un tās modeļus, ceļvedi, kā arī testēšanu un pēc izstrādes </w:t>
+      </w:r>
+      <w:r>
+        <w:t>rezultātus un secinājumus</w:t>
+      </w:r>
+    </w:p>
+    <w:p>
       <w:pPr>
         <w:pStyle w:val="Heading1"/>
       </w:pPr>
-      <w:proofErr w:type="spellStart"/>
+      <w:bookmarkStart w:id="1" w:name="_Toc225638820"/>
       <w:r>
         <w:lastRenderedPageBreak/>
         <w:t>erwerwerwerewr</w:t>
       </w:r>
-      <w:proofErr w:type="spellEnd"/>
+      <w:bookmarkEnd w:id="1"/>
     </w:p>
     <w:p>
       <w:pPr>
         <w:pStyle w:val="Heading2"/>
       </w:pPr>
-      <w:bookmarkStart w:id="0" w:name="_Toc225628934"/>
-      <w:proofErr w:type="spellStart"/>
+      <w:bookmarkStart w:id="2" w:name="_Toc225638821"/>
       <w:r>
         <w:t>F</w:t>
       </w:r>
       <w:r>
         <w:t>ffffffffff</w:t>
       </w:r>
-      <w:bookmarkEnd w:id="0"/>
-      <w:proofErr w:type="spellEnd"/>
+      <w:bookmarkEnd w:id="2"/>
     </w:p>
     <w:p>
       <w:pPr>
         <w:pStyle w:val="Heading3"/>
       </w:pPr>
-      <w:bookmarkStart w:id="1" w:name="_Toc225628778"/>
-      <w:bookmarkStart w:id="2" w:name="_Toc225628935"/>
-      <w:proofErr w:type="spellStart"/>
+      <w:bookmarkStart w:id="3" w:name="_Toc225628778"/>
+      <w:bookmarkStart w:id="4" w:name="_Toc225638822"/>
       <w:r>
         <w:t>D</w:t>
       </w:r>
       <w:r>
         <w:t>sfsdfsd</w:t>
       </w:r>
-      <w:bookmarkEnd w:id="1"/>
-      <w:bookmarkEnd w:id="2"/>
-      <w:proofErr w:type="spellEnd"/>
+      <w:bookmarkEnd w:id="3"/>
+      <w:bookmarkEnd w:id="4"/>
     </w:p>
     <w:p/>
     <w:sectPr>

--- a/Documentation/Dokumentācija.docx
+++ b/Documentation/Dokumentācija.docx
@@ -151,6 +151,14 @@
     </w:p>
     <w:sdt>
       <w:sdtPr>
+        <w:rPr>
+          <w:rFonts w:ascii="Times New Roman" w:eastAsiaTheme="minorHAnsi" w:hAnsi="Times New Roman" w:cs="Times New Roman"/>
+          <w:color w:val="auto"/>
+          <w:sz w:val="24"/>
+          <w:szCs w:val="24"/>
+          <w:lang w:eastAsia="en-US"/>
+          <w14:ligatures w14:val="standardContextual"/>
+        </w:rPr>
         <w:id w:val="-1348246219"/>
         <w:docPartObj>
           <w:docPartGallery w:val="Table of Contents"/>
@@ -159,15 +167,9 @@
       </w:sdtPr>
       <w:sdtEndPr>
         <w:rPr>
-          <w:rFonts w:ascii="Times New Roman" w:eastAsiaTheme="minorHAnsi" w:hAnsi="Times New Roman" w:cs="Times New Roman"/>
           <w:b/>
           <w:bCs/>
           <w:noProof/>
-          <w:color w:val="auto"/>
-          <w:sz w:val="24"/>
-          <w:szCs w:val="24"/>
-          <w:lang w:eastAsia="en-US"/>
-          <w14:ligatures w14:val="standardContextual"/>
         </w:rPr>
       </w:sdtEndPr>
       <w:sdtContent>
@@ -216,7 +218,7 @@
           <w:r>
             <w:fldChar w:fldCharType="separate"/>
           </w:r>
-          <w:hyperlink w:anchor="_Toc225638819" w:history="1">
+          <w:hyperlink w:anchor="_Toc225686052" w:history="1">
             <w:r>
               <w:rPr>
                 <w:rStyle w:val="Hyperlink"/>
@@ -243,7 +245,7 @@
                 <w:noProof/>
                 <w:webHidden/>
               </w:rPr>
-              <w:instrText xml:space="preserve"> PAGEREF _Toc225638819 \h </w:instrText>
+              <w:instrText xml:space="preserve"> PAGEREF _Toc225686052 \h </w:instrText>
             </w:r>
             <w:r>
               <w:rPr>
@@ -284,7 +286,7 @@
               <w:lang w:eastAsia="lv-LV"/>
             </w:rPr>
           </w:pPr>
-          <w:hyperlink w:anchor="_Toc225638820" w:history="1">
+          <w:hyperlink w:anchor="_Toc225686053" w:history="1">
             <w:r>
               <w:rPr>
                 <w:rStyle w:val="Hyperlink"/>
@@ -306,7 +308,7 @@
                 <w:rStyle w:val="Hyperlink"/>
                 <w:noProof/>
               </w:rPr>
-              <w:t>erwerwerwerewr</w:t>
+              <w:t>Uzdevuma formulējums</w:t>
             </w:r>
             <w:r>
               <w:rPr>
@@ -327,7 +329,7 @@
                 <w:noProof/>
                 <w:webHidden/>
               </w:rPr>
-              <w:instrText xml:space="preserve"> PAGEREF _Toc225638820 \h </w:instrText>
+              <w:instrText xml:space="preserve"> PAGEREF _Toc225686053 \h </w:instrText>
             </w:r>
             <w:r>
               <w:rPr>
@@ -368,7 +370,7 @@
               <w:lang w:eastAsia="lv-LV"/>
             </w:rPr>
           </w:pPr>
-          <w:hyperlink w:anchor="_Toc225638821" w:history="1">
+          <w:hyperlink w:anchor="_Toc225686054" w:history="1">
             <w:r>
               <w:rPr>
                 <w:rStyle w:val="Hyperlink"/>
@@ -390,7 +392,7 @@
                 <w:rStyle w:val="Hyperlink"/>
                 <w:noProof/>
               </w:rPr>
-              <w:t>Fffffffffff</w:t>
+              <w:t>Vispārīgais formulējums</w:t>
             </w:r>
             <w:r>
               <w:rPr>
@@ -411,7 +413,7 @@
                 <w:noProof/>
                 <w:webHidden/>
               </w:rPr>
-              <w:instrText xml:space="preserve"> PAGEREF _Toc225638821 \h </w:instrText>
+              <w:instrText xml:space="preserve"> PAGEREF _Toc225686054 \h </w:instrText>
             </w:r>
             <w:r>
               <w:rPr>
@@ -444,7 +446,7 @@
         </w:p>
         <w:p>
           <w:pPr>
-            <w:pStyle w:val="TOC3"/>
+            <w:pStyle w:val="TOC2"/>
             <w:rPr>
               <w:rFonts w:asciiTheme="minorHAnsi" w:eastAsiaTheme="minorEastAsia" w:hAnsiTheme="minorHAnsi" w:cstheme="minorBidi"/>
               <w:noProof/>
@@ -452,13 +454,13 @@
               <w:lang w:eastAsia="lv-LV"/>
             </w:rPr>
           </w:pPr>
-          <w:hyperlink w:anchor="_Toc225638822" w:history="1">
+          <w:hyperlink w:anchor="_Toc225686055" w:history="1">
             <w:r>
               <w:rPr>
                 <w:rStyle w:val="Hyperlink"/>
                 <w:noProof/>
               </w:rPr>
-              <w:t>1.1.1.</w:t>
+              <w:t>1.2.</w:t>
             </w:r>
             <w:r>
               <w:rPr>
@@ -474,7 +476,7 @@
                 <w:rStyle w:val="Hyperlink"/>
                 <w:noProof/>
               </w:rPr>
-              <w:t>Dsfsdfsd</w:t>
+              <w:t>Projektēšanas formulējums</w:t>
             </w:r>
             <w:r>
               <w:rPr>
@@ -495,7 +497,91 @@
                 <w:noProof/>
                 <w:webHidden/>
               </w:rPr>
-              <w:instrText xml:space="preserve"> PAGEREF _Toc225638822 \h </w:instrText>
+              <w:instrText xml:space="preserve"> PAGEREF _Toc225686055 \h </w:instrText>
+            </w:r>
+            <w:r>
+              <w:rPr>
+                <w:noProof/>
+                <w:webHidden/>
+              </w:rPr>
+            </w:r>
+            <w:r>
+              <w:rPr>
+                <w:noProof/>
+                <w:webHidden/>
+              </w:rPr>
+              <w:fldChar w:fldCharType="separate"/>
+            </w:r>
+            <w:r>
+              <w:rPr>
+                <w:noProof/>
+                <w:webHidden/>
+              </w:rPr>
+              <w:t>4</w:t>
+            </w:r>
+            <w:r>
+              <w:rPr>
+                <w:noProof/>
+                <w:webHidden/>
+              </w:rPr>
+              <w:fldChar w:fldCharType="end"/>
+            </w:r>
+          </w:hyperlink>
+        </w:p>
+        <w:p>
+          <w:pPr>
+            <w:pStyle w:val="TOC2"/>
+            <w:rPr>
+              <w:rFonts w:asciiTheme="minorHAnsi" w:eastAsiaTheme="minorEastAsia" w:hAnsiTheme="minorHAnsi" w:cstheme="minorBidi"/>
+              <w:noProof/>
+              <w:kern w:val="2"/>
+              <w:lang w:eastAsia="lv-LV"/>
+            </w:rPr>
+          </w:pPr>
+          <w:hyperlink w:anchor="_Toc225686056" w:history="1">
+            <w:r>
+              <w:rPr>
+                <w:rStyle w:val="Hyperlink"/>
+                <w:noProof/>
+              </w:rPr>
+              <w:t>1.3.</w:t>
+            </w:r>
+            <w:r>
+              <w:rPr>
+                <w:rFonts w:asciiTheme="minorHAnsi" w:eastAsiaTheme="minorEastAsia" w:hAnsiTheme="minorHAnsi" w:cstheme="minorBidi"/>
+                <w:noProof/>
+                <w:kern w:val="2"/>
+                <w:lang w:eastAsia="lv-LV"/>
+              </w:rPr>
+              <w:tab/>
+            </w:r>
+            <w:r>
+              <w:rPr>
+                <w:rStyle w:val="Hyperlink"/>
+                <w:noProof/>
+              </w:rPr>
+              <w:t>Izstrādes formulējums</w:t>
+            </w:r>
+            <w:r>
+              <w:rPr>
+                <w:noProof/>
+                <w:webHidden/>
+              </w:rPr>
+              <w:tab/>
+            </w:r>
+            <w:r>
+              <w:rPr>
+                <w:noProof/>
+                <w:webHidden/>
+              </w:rPr>
+              <w:fldChar w:fldCharType="begin"/>
+            </w:r>
+            <w:r>
+              <w:rPr>
+                <w:noProof/>
+                <w:webHidden/>
+              </w:rPr>
+              <w:instrText xml:space="preserve"> PAGEREF _Toc225686056 \h </w:instrText>
             </w:r>
             <w:r>
               <w:rPr>
@@ -568,7 +654,7 @@
           <w:numId w:val="0"/>
         </w:numPr>
       </w:pPr>
-      <w:bookmarkStart w:id="0" w:name="_Toc225638819"/>
+      <w:bookmarkStart w:id="0" w:name="_Toc225686052"/>
       <w:r>
         <w:lastRenderedPageBreak/>
         <w:t>Ievads</w:t>
@@ -686,10 +772,10 @@
       <w:pPr>
         <w:pStyle w:val="Heading1"/>
       </w:pPr>
-      <w:bookmarkStart w:id="1" w:name="_Toc225638820"/>
+      <w:bookmarkStart w:id="1" w:name="_Toc225686053"/>
       <w:r>
         <w:lastRenderedPageBreak/>
-        <w:t>erwerwerwerewr</w:t>
+        <w:t>Uzdevuma formulējums</w:t>
       </w:r>
       <w:bookmarkEnd w:id="1"/>
     </w:p>
@@ -697,30 +783,201 @@
       <w:pPr>
         <w:pStyle w:val="Heading2"/>
       </w:pPr>
-      <w:bookmarkStart w:id="2" w:name="_Toc225638821"/>
-      <w:r>
-        <w:t>F</w:t>
-      </w:r>
-      <w:r>
-        <w:t>ffffffffff</w:t>
+      <w:bookmarkStart w:id="2" w:name="_Toc225686054"/>
+      <w:r>
+        <w:t>Vispārīgais formulējums</w:t>
       </w:r>
       <w:bookmarkEnd w:id="2"/>
     </w:p>
     <w:p>
-      <w:pPr>
-        <w:pStyle w:val="Heading3"/>
-      </w:pPr>
-      <w:bookmarkStart w:id="3" w:name="_Toc225628778"/>
-      <w:bookmarkStart w:id="4" w:name="_Toc225638822"/>
-      <w:r>
-        <w:t>D</w:t>
-      </w:r>
-      <w:r>
-        <w:t>sfsdfsd</w:t>
+      <w:r>
+        <w:t xml:space="preserve">Datorspēles izstrāde ir tā uzdevuma mērķis, kuras iekļauj datu modelēšanu, darbības gaita modelēšanu, kodu rakstīšanu </w:t>
+      </w:r>
+      <w:r>
+        <w:t xml:space="preserve">un tās kodu testēšanu, </w:t>
+      </w:r>
+      <w:r>
+        <w:t>un ja šie uzdevumi tiek paveikti, tad arī var tikt veikta vizuālās grafikas zīmēšanu, skaņas efektu izveidi vai pat arī fona mūzikas komponēšanu</w:t>
+      </w:r>
+      <w:r>
+        <w:t>.</w:t>
+      </w:r>
+      <w:r>
+        <w:t xml:space="preserve"> Izstrādei ir nepieciešams sagatavot nepieciešamus rīkus un programmatūru, kā programmatūras izstrādes vidi</w:t>
+      </w:r>
+      <w:r>
+        <w:t>,</w:t>
+      </w:r>
+      <w:r>
+        <w:t xml:space="preserve"> kompilēšanas programmatūru</w:t>
+      </w:r>
+      <w:r>
+        <w:t xml:space="preserve"> un automatizētā testēšanas rīkus</w:t>
+      </w:r>
+      <w:r>
+        <w:t xml:space="preserve">. Vizuālai grafikai un skaņas efektiem ir nepieciešami attiecīgi redaktori. </w:t>
+      </w:r>
+      <w:r>
+        <w:t>Datu un darbības gaitas modelēšanai ir arī nepieciešama modelēšanas programmatūru.</w:t>
+      </w:r>
+    </w:p>
+    <w:p>
+      <w:r>
+        <w:t xml:space="preserve">Pēc programmatūras un rīku sagatavošanas </w:t>
+      </w:r>
+      <w:r>
+        <w:t>modeļi tiek izveidoti, lat attēlotu projekta struktūru, tās daļas kā datu modeļi, darbības gaita un tās mijiedarbību, tad tiek veikta projekta izstrāde, pamatojoties no šiem modeļiem, kuri tika izv</w:t>
+      </w:r>
+      <w:r>
+        <w:t>eidoti.</w:t>
+      </w:r>
+      <w:r>
+        <w:t xml:space="preserve"> </w:t>
+      </w:r>
+      <w:r>
+        <w:t xml:space="preserve">Pēc izstrādes šis projekts ar tās avotkodu tiek kompilēts datorsistēmas platformās kā </w:t>
+      </w:r>
+      <w:r>
+        <w:rPr>
+          <w:i/>
+          <w:iCs/>
+        </w:rPr>
+        <w:t>Windows</w:t>
+      </w:r>
+      <w:r>
+        <w:t xml:space="preserve"> un </w:t>
+      </w:r>
+      <w:r>
+        <w:rPr>
+          <w:i/>
+          <w:iCs/>
+        </w:rPr>
+        <w:t>Linux</w:t>
+      </w:r>
+      <w:r>
+        <w:t xml:space="preserve"> vidē.</w:t>
+      </w:r>
+    </w:p>
+    <w:p>
+      <w:pPr>
+        <w:rPr>
+          <w:lang w:val="en-US"/>
+        </w:rPr>
+      </w:pPr>
+      <w:r>
+        <w:t xml:space="preserve">Par minimāli pabeigtu projektu var uzskatīt, ja sākotnējie uzdevumi tiek paveikti pirms vizuālas grafikas un skaņas efektu komponēšanas, kurus, ja tiek paveikti, ir uzskatāms par </w:t>
+      </w:r>
+      <w:r>
+        <w:t>pilnīgi pabeigtu projektu.</w:t>
+      </w:r>
+    </w:p>
+    <w:p>
+      <w:pPr>
+        <w:pStyle w:val="Heading2"/>
+      </w:pPr>
+      <w:bookmarkStart w:id="3" w:name="_Toc225686055"/>
+      <w:r>
+        <w:t>Projektēšanas formulējums</w:t>
       </w:r>
       <w:bookmarkEnd w:id="3"/>
+    </w:p>
+    <w:p>
+      <w:r>
+        <w:t xml:space="preserve">Pirms izstrādes modeļi tiek izveidoti, </w:t>
+      </w:r>
+      <w:r>
+        <w:t>kuras attēlo projekta struktūru, tās daļas, darbības gaitu un mijiedarbību, kuri tiks ieviesti izstrādes laikā un paveiktu projekta izstrādes mērķi.</w:t>
+      </w:r>
+    </w:p>
+    <w:p>
+      <w:r>
+        <w:t xml:space="preserve">Šādi modeļi ir strukturālās kā klašu un lietojuma diagrammas, kuros minētie datu modeļi </w:t>
+      </w:r>
+      <w:r>
+        <w:t xml:space="preserve">un statiskā struktūra </w:t>
+      </w:r>
+      <w:r>
+        <w:t>t</w:t>
+      </w:r>
+      <w:r>
+        <w:t xml:space="preserve">iks ieviesti, un </w:t>
+      </w:r>
+      <w:r>
+        <w:t>pretēj</w:t>
+      </w:r>
+      <w:r>
+        <w:t xml:space="preserve">i </w:t>
+      </w:r>
+      <w:r>
+        <w:t xml:space="preserve">statiskiem modeļiem dinamiskie modeļi kā </w:t>
+      </w:r>
+      <w:r>
+        <w:t>stāvokļu un sekvenciālās diagrammas, lai attēlotu statiskās struktūras uzvedību un mijiedarbību.</w:t>
+      </w:r>
+    </w:p>
+    <w:p>
+      <w:pPr>
+        <w:pStyle w:val="Heading2"/>
+      </w:pPr>
+      <w:bookmarkStart w:id="4" w:name="_Toc225686056"/>
+      <w:r>
+        <w:t>Izstrādes formulējums</w:t>
+      </w:r>
       <w:bookmarkEnd w:id="4"/>
     </w:p>
+    <w:p>
+      <w:r>
+        <w:t xml:space="preserve">Pēc modelēšanas tiek izstrādās projekts, pamatojoties uz iepriekš izveidotiem modeļiem. Izstrādes laikā </w:t>
+      </w:r>
+      <w:r>
+        <w:t>ir jāveic projektam versionēšanu jeb versiju kontroli, kuras vadīs projekta stadijas punktus. Praksē tā tiks izmantota, piemēram, projekta sazarošanai funkcionalitātes, būtisko izmaiņu ieviešanai, atsevišķu failu izmaiņu punktu atzīmēšanu, sazarojumu apvienošanu un versijas punktu atzīmēšanu.</w:t>
+      </w:r>
+    </w:p>
+    <w:p>
+      <w:pPr>
+        <w:pStyle w:val="Heading2"/>
+      </w:pPr>
+      <w:r>
+        <w:lastRenderedPageBreak/>
+        <w:t>Testēšanas formulējums</w:t>
+      </w:r>
+    </w:p>
+    <w:p>
+      <w:r>
+        <w:t>Testēšana tiks veikta manuāli, pārbaudot kompilēta projekta funkcionalitātes</w:t>
+      </w:r>
+      <w:r>
+        <w:t xml:space="preserve"> un darbības ar “melnās” un “baltās</w:t>
+      </w:r>
+      <w:r>
+        <w:t xml:space="preserve"> </w:t>
+      </w:r>
+      <w:r>
+        <w:t>kastes</w:t>
+      </w:r>
+      <w:r>
+        <w:t>” metodēm</w:t>
+      </w:r>
+      <w:r>
+        <w:t>, taču atsevišķas funkcijas var tikt automātiski testētas ar vienīb</w:t>
+      </w:r>
+      <w:r>
+        <w:t xml:space="preserve">u </w:t>
+      </w:r>
+      <w:r>
+        <w:t>testēšanu.</w:t>
+      </w:r>
+    </w:p>
+    <w:p>
+      <w:pPr>
+        <w:pStyle w:val="Heading1"/>
+      </w:pPr>
+      <w:r>
+        <w:lastRenderedPageBreak/>
+        <w:t>Programmatūras prasību specifikācija</w:t>
+      </w:r>
+    </w:p>
+    <w:p/>
     <w:p/>
     <w:sectPr>
       <w:footerReference w:type="default" r:id="rId9"/>
@@ -1819,7 +2076,6 @@
   <w:style w:type="character" w:default="1" w:styleId="DefaultParagraphFont">
     <w:name w:val="Default Paragraph Font"/>
     <w:uiPriority w:val="1"/>
-    <w:semiHidden/>
     <w:unhideWhenUsed/>
   </w:style>
   <w:style w:type="table" w:default="1" w:styleId="TableNormal">
@@ -2015,6 +2271,7 @@
       <w:numPr>
         <w:ilvl w:val="1"/>
       </w:numPr>
+      <w:ind w:firstLine="851"/>
       <w:jc w:val="center"/>
     </w:pPr>
     <w:rPr>
@@ -2282,6 +2539,46 @@
       <w:rFonts w:ascii="Times New Roman" w:hAnsi="Times New Roman" w:cs="Times New Roman"/>
       <w:sz w:val="24"/>
       <w:szCs w:val="24"/>
+    </w:rPr>
+  </w:style>
+  <w:style w:type="paragraph" w:styleId="EndnoteText">
+    <w:name w:val="endnote text"/>
+    <w:basedOn w:val="Normal"/>
+    <w:link w:val="EndnoteTextChar"/>
+    <w:uiPriority w:val="99"/>
+    <w:semiHidden/>
+    <w:unhideWhenUsed/>
+    <w:rsid w:val="003F1483"/>
+    <w:pPr>
+      <w:spacing w:line="240" w:lineRule="auto"/>
+    </w:pPr>
+    <w:rPr>
+      <w:sz w:val="20"/>
+      <w:szCs w:val="20"/>
+    </w:rPr>
+  </w:style>
+  <w:style w:type="character" w:customStyle="1" w:styleId="EndnoteTextChar">
+    <w:name w:val="Endnote Text Char"/>
+    <w:basedOn w:val="DefaultParagraphFont"/>
+    <w:link w:val="EndnoteText"/>
+    <w:uiPriority w:val="99"/>
+    <w:semiHidden/>
+    <w:rsid w:val="003F1483"/>
+    <w:rPr>
+      <w:rFonts w:ascii="Times New Roman" w:hAnsi="Times New Roman" w:cs="Times New Roman"/>
+      <w:sz w:val="20"/>
+      <w:szCs w:val="20"/>
+    </w:rPr>
+  </w:style>
+  <w:style w:type="character" w:styleId="EndnoteReference">
+    <w:name w:val="endnote reference"/>
+    <w:basedOn w:val="DefaultParagraphFont"/>
+    <w:uiPriority w:val="99"/>
+    <w:semiHidden/>
+    <w:unhideWhenUsed/>
+    <w:rsid w:val="003F1483"/>
+    <w:rPr>
+      <w:vertAlign w:val="superscript"/>
     </w:rPr>
   </w:style>
 </w:styles>

--- a/Documentation/Dokumentācija.docx
+++ b/Documentation/Dokumentācija.docx
@@ -218,7 +218,7 @@
           <w:r>
             <w:fldChar w:fldCharType="separate"/>
           </w:r>
-          <w:hyperlink w:anchor="_Toc225686052" w:history="1">
+          <w:hyperlink w:anchor="_Toc225687638" w:history="1">
             <w:r>
               <w:rPr>
                 <w:rStyle w:val="Hyperlink"/>
@@ -245,7 +245,7 @@
                 <w:noProof/>
                 <w:webHidden/>
               </w:rPr>
-              <w:instrText xml:space="preserve"> PAGEREF _Toc225686052 \h </w:instrText>
+              <w:instrText xml:space="preserve"> PAGEREF _Toc225687638 \h </w:instrText>
             </w:r>
             <w:r>
               <w:rPr>
@@ -286,7 +286,7 @@
               <w:lang w:eastAsia="lv-LV"/>
             </w:rPr>
           </w:pPr>
-          <w:hyperlink w:anchor="_Toc225686053" w:history="1">
+          <w:hyperlink w:anchor="_Toc225687639" w:history="1">
             <w:r>
               <w:rPr>
                 <w:rStyle w:val="Hyperlink"/>
@@ -329,7 +329,7 @@
                 <w:noProof/>
                 <w:webHidden/>
               </w:rPr>
-              <w:instrText xml:space="preserve"> PAGEREF _Toc225686053 \h </w:instrText>
+              <w:instrText xml:space="preserve"> PAGEREF _Toc225687639 \h </w:instrText>
             </w:r>
             <w:r>
               <w:rPr>
@@ -370,7 +370,7 @@
               <w:lang w:eastAsia="lv-LV"/>
             </w:rPr>
           </w:pPr>
-          <w:hyperlink w:anchor="_Toc225686054" w:history="1">
+          <w:hyperlink w:anchor="_Toc225687640" w:history="1">
             <w:r>
               <w:rPr>
                 <w:rStyle w:val="Hyperlink"/>
@@ -413,7 +413,7 @@
                 <w:noProof/>
                 <w:webHidden/>
               </w:rPr>
-              <w:instrText xml:space="preserve"> PAGEREF _Toc225686054 \h </w:instrText>
+              <w:instrText xml:space="preserve"> PAGEREF _Toc225687640 \h </w:instrText>
             </w:r>
             <w:r>
               <w:rPr>
@@ -454,7 +454,7 @@
               <w:lang w:eastAsia="lv-LV"/>
             </w:rPr>
           </w:pPr>
-          <w:hyperlink w:anchor="_Toc225686055" w:history="1">
+          <w:hyperlink w:anchor="_Toc225687641" w:history="1">
             <w:r>
               <w:rPr>
                 <w:rStyle w:val="Hyperlink"/>
@@ -497,7 +497,7 @@
                 <w:noProof/>
                 <w:webHidden/>
               </w:rPr>
-              <w:instrText xml:space="preserve"> PAGEREF _Toc225686055 \h </w:instrText>
+              <w:instrText xml:space="preserve"> PAGEREF _Toc225687641 \h </w:instrText>
             </w:r>
             <w:r>
               <w:rPr>
@@ -538,7 +538,7 @@
               <w:lang w:eastAsia="lv-LV"/>
             </w:rPr>
           </w:pPr>
-          <w:hyperlink w:anchor="_Toc225686056" w:history="1">
+          <w:hyperlink w:anchor="_Toc225687642" w:history="1">
             <w:r>
               <w:rPr>
                 <w:rStyle w:val="Hyperlink"/>
@@ -581,7 +581,7 @@
                 <w:noProof/>
                 <w:webHidden/>
               </w:rPr>
-              <w:instrText xml:space="preserve"> PAGEREF _Toc225686056 \h </w:instrText>
+              <w:instrText xml:space="preserve"> PAGEREF _Toc225687642 \h </w:instrText>
             </w:r>
             <w:r>
               <w:rPr>
@@ -602,6 +602,174 @@
                 <w:webHidden/>
               </w:rPr>
               <w:t>4</w:t>
+            </w:r>
+            <w:r>
+              <w:rPr>
+                <w:noProof/>
+                <w:webHidden/>
+              </w:rPr>
+              <w:fldChar w:fldCharType="end"/>
+            </w:r>
+          </w:hyperlink>
+        </w:p>
+        <w:p>
+          <w:pPr>
+            <w:pStyle w:val="TOC2"/>
+            <w:rPr>
+              <w:rFonts w:asciiTheme="minorHAnsi" w:eastAsiaTheme="minorEastAsia" w:hAnsiTheme="minorHAnsi" w:cstheme="minorBidi"/>
+              <w:noProof/>
+              <w:kern w:val="2"/>
+              <w:lang w:eastAsia="lv-LV"/>
+            </w:rPr>
+          </w:pPr>
+          <w:hyperlink w:anchor="_Toc225687643" w:history="1">
+            <w:r>
+              <w:rPr>
+                <w:rStyle w:val="Hyperlink"/>
+                <w:noProof/>
+              </w:rPr>
+              <w:t>1.4.</w:t>
+            </w:r>
+            <w:r>
+              <w:rPr>
+                <w:rFonts w:asciiTheme="minorHAnsi" w:eastAsiaTheme="minorEastAsia" w:hAnsiTheme="minorHAnsi" w:cstheme="minorBidi"/>
+                <w:noProof/>
+                <w:kern w:val="2"/>
+                <w:lang w:eastAsia="lv-LV"/>
+              </w:rPr>
+              <w:tab/>
+            </w:r>
+            <w:r>
+              <w:rPr>
+                <w:rStyle w:val="Hyperlink"/>
+                <w:noProof/>
+              </w:rPr>
+              <w:t>Testēšanas formulējums</w:t>
+            </w:r>
+            <w:r>
+              <w:rPr>
+                <w:noProof/>
+                <w:webHidden/>
+              </w:rPr>
+              <w:tab/>
+            </w:r>
+            <w:r>
+              <w:rPr>
+                <w:noProof/>
+                <w:webHidden/>
+              </w:rPr>
+              <w:fldChar w:fldCharType="begin"/>
+            </w:r>
+            <w:r>
+              <w:rPr>
+                <w:noProof/>
+                <w:webHidden/>
+              </w:rPr>
+              <w:instrText xml:space="preserve"> PAGEREF _Toc225687643 \h </w:instrText>
+            </w:r>
+            <w:r>
+              <w:rPr>
+                <w:noProof/>
+                <w:webHidden/>
+              </w:rPr>
+            </w:r>
+            <w:r>
+              <w:rPr>
+                <w:noProof/>
+                <w:webHidden/>
+              </w:rPr>
+              <w:fldChar w:fldCharType="separate"/>
+            </w:r>
+            <w:r>
+              <w:rPr>
+                <w:noProof/>
+                <w:webHidden/>
+              </w:rPr>
+              <w:t>5</w:t>
+            </w:r>
+            <w:r>
+              <w:rPr>
+                <w:noProof/>
+                <w:webHidden/>
+              </w:rPr>
+              <w:fldChar w:fldCharType="end"/>
+            </w:r>
+          </w:hyperlink>
+        </w:p>
+        <w:p>
+          <w:pPr>
+            <w:pStyle w:val="TOC1"/>
+            <w:rPr>
+              <w:rFonts w:asciiTheme="minorHAnsi" w:eastAsiaTheme="minorEastAsia" w:hAnsiTheme="minorHAnsi" w:cstheme="minorBidi"/>
+              <w:noProof/>
+              <w:kern w:val="2"/>
+              <w:lang w:eastAsia="lv-LV"/>
+            </w:rPr>
+          </w:pPr>
+          <w:hyperlink w:anchor="_Toc225687644" w:history="1">
+            <w:r>
+              <w:rPr>
+                <w:rStyle w:val="Hyperlink"/>
+                <w:noProof/>
+              </w:rPr>
+              <w:t>2.</w:t>
+            </w:r>
+            <w:r>
+              <w:rPr>
+                <w:rFonts w:asciiTheme="minorHAnsi" w:eastAsiaTheme="minorEastAsia" w:hAnsiTheme="minorHAnsi" w:cstheme="minorBidi"/>
+                <w:noProof/>
+                <w:kern w:val="2"/>
+                <w:lang w:eastAsia="lv-LV"/>
+              </w:rPr>
+              <w:tab/>
+            </w:r>
+            <w:r>
+              <w:rPr>
+                <w:rStyle w:val="Hyperlink"/>
+                <w:noProof/>
+              </w:rPr>
+              <w:t>Programmatūras prasību specifikācija</w:t>
+            </w:r>
+            <w:r>
+              <w:rPr>
+                <w:noProof/>
+                <w:webHidden/>
+              </w:rPr>
+              <w:tab/>
+            </w:r>
+            <w:r>
+              <w:rPr>
+                <w:noProof/>
+                <w:webHidden/>
+              </w:rPr>
+              <w:fldChar w:fldCharType="begin"/>
+            </w:r>
+            <w:r>
+              <w:rPr>
+                <w:noProof/>
+                <w:webHidden/>
+              </w:rPr>
+              <w:instrText xml:space="preserve"> PAGEREF _Toc225687644 \h </w:instrText>
+            </w:r>
+            <w:r>
+              <w:rPr>
+                <w:noProof/>
+                <w:webHidden/>
+              </w:rPr>
+            </w:r>
+            <w:r>
+              <w:rPr>
+                <w:noProof/>
+                <w:webHidden/>
+              </w:rPr>
+              <w:fldChar w:fldCharType="separate"/>
+            </w:r>
+            <w:r>
+              <w:rPr>
+                <w:noProof/>
+                <w:webHidden/>
+              </w:rPr>
+              <w:t>6</w:t>
             </w:r>
             <w:r>
               <w:rPr>
@@ -654,7 +822,7 @@
           <w:numId w:val="0"/>
         </w:numPr>
       </w:pPr>
-      <w:bookmarkStart w:id="0" w:name="_Toc225686052"/>
+      <w:bookmarkStart w:id="0" w:name="_Toc225687638"/>
       <w:r>
         <w:lastRenderedPageBreak/>
         <w:t>Ievads</w:t>
@@ -772,7 +940,7 @@
       <w:pPr>
         <w:pStyle w:val="Heading1"/>
       </w:pPr>
-      <w:bookmarkStart w:id="1" w:name="_Toc225686053"/>
+      <w:bookmarkStart w:id="1" w:name="_Toc225687639"/>
       <w:r>
         <w:lastRenderedPageBreak/>
         <w:t>Uzdevuma formulējums</w:t>
@@ -783,7 +951,7 @@
       <w:pPr>
         <w:pStyle w:val="Heading2"/>
       </w:pPr>
-      <w:bookmarkStart w:id="2" w:name="_Toc225686054"/>
+      <w:bookmarkStart w:id="2" w:name="_Toc225687640"/>
       <w:r>
         <w:t>Vispārīgais formulējums</w:t>
       </w:r>
@@ -875,7 +1043,7 @@
       <w:pPr>
         <w:pStyle w:val="Heading2"/>
       </w:pPr>
-      <w:bookmarkStart w:id="3" w:name="_Toc225686055"/>
+      <w:bookmarkStart w:id="3" w:name="_Toc225687641"/>
       <w:r>
         <w:t>Projektēšanas formulējums</w:t>
       </w:r>
@@ -919,7 +1087,7 @@
       <w:pPr>
         <w:pStyle w:val="Heading2"/>
       </w:pPr>
-      <w:bookmarkStart w:id="4" w:name="_Toc225686056"/>
+      <w:bookmarkStart w:id="4" w:name="_Toc225687642"/>
       <w:r>
         <w:t>Izstrādes formulējums</w:t>
       </w:r>
@@ -937,10 +1105,12 @@
       <w:pPr>
         <w:pStyle w:val="Heading2"/>
       </w:pPr>
+      <w:bookmarkStart w:id="5" w:name="_Toc225687643"/>
       <w:r>
         <w:lastRenderedPageBreak/>
         <w:t>Testēšanas formulējums</w:t>
       </w:r>
+      <w:bookmarkEnd w:id="5"/>
     </w:p>
     <w:p>
       <w:r>
@@ -972,12 +1142,94 @@
       <w:pPr>
         <w:pStyle w:val="Heading1"/>
       </w:pPr>
+      <w:bookmarkStart w:id="6" w:name="_Toc225687644"/>
       <w:r>
         <w:lastRenderedPageBreak/>
         <w:t>Programmatūras prasību specifikācija</w:t>
       </w:r>
-    </w:p>
-    <w:p/>
+      <w:bookmarkEnd w:id="6"/>
+    </w:p>
+    <w:p>
+      <w:r>
+        <w:t>Šī sadaļa precizēs projekta perspektīvu, tās gala lietotāja rakstura iezīmes, sasniedzamus mērķus, funkcionalitātes, un pārējās prasības, kuras neietekmē paredzētu funkcionalitāti, taču nosaka, piemēram, projekta darbības ierobežojumus un atlasītu programmatūru un rīkus izstrādei.</w:t>
+      </w:r>
+    </w:p>
+    <w:p>
+      <w:pPr>
+        <w:pStyle w:val="Heading2"/>
+      </w:pPr>
+      <w:r>
+        <w:t>Projekta perspektīva</w:t>
+      </w:r>
+    </w:p>
+    <w:p>
+      <w:r>
+        <w:t xml:space="preserve">Šis projekts ir datorspēle, kura pārbauda spēlētāja zināšanas </w:t>
+      </w:r>
+      <w:r>
+        <w:t xml:space="preserve">militārās iemaņās, piemēram, </w:t>
+      </w:r>
+      <w:r>
+        <w:t>topogrāfijā, izdomātā sižetā, kurā spēlētājam ir dots uzdevums atbalstīt tās armijas uzdevumu atgūt sal</w:t>
+      </w:r>
+      <w:r>
+        <w:t>u</w:t>
+      </w:r>
+      <w:r>
+        <w:t>. Salā ir atzīmēti punkti jeb līmeņi, kuriem ir lineārā secībā ir sekmīgi jāieņem līdz pēdējam līmenim, lai pilnīgi atgūtu salu. Katrs līmenis pārbaudīs spēlētāja visas noteiktas prasmes un zināšanas, kā arī taktisko domāšanu.</w:t>
+      </w:r>
+    </w:p>
+    <w:p>
+      <w:pPr>
+        <w:pStyle w:val="Heading2"/>
+      </w:pPr>
+      <w:r>
+        <w:t>Funkcionālās prasības</w:t>
+      </w:r>
+    </w:p>
+    <w:p>
+      <w:pPr>
+        <w:pStyle w:val="Heading3"/>
+      </w:pPr>
+      <w:r>
+        <w:t>Galvenā izvēlne</w:t>
+      </w:r>
+    </w:p>
+    <w:p>
+      <w:pPr>
+        <w:pStyle w:val="Heading3"/>
+      </w:pPr>
+      <w:r>
+        <w:t>Līmeņu atlase</w:t>
+      </w:r>
+      <w:r>
+        <w:t>s aina</w:t>
+      </w:r>
+    </w:p>
+    <w:p>
+      <w:pPr>
+        <w:pStyle w:val="Heading3"/>
+      </w:pPr>
+      <w:r>
+        <w:t>Spēles laukuma aina</w:t>
+      </w:r>
+    </w:p>
+    <w:p>
+      <w:pPr>
+        <w:pStyle w:val="Heading2"/>
+      </w:pPr>
+      <w:r>
+        <w:t>Nefunkcionālās prasības</w:t>
+      </w:r>
+    </w:p>
+    <w:p>
+      <w:pPr>
+        <w:pStyle w:val="Heading2"/>
+      </w:pPr>
+      <w:r>
+        <w:t>Gala lietotāja rakstura iezīmes</w:t>
+      </w:r>
+    </w:p>
     <w:p/>
     <w:sectPr>
       <w:footerReference w:type="default" r:id="rId9"/>

--- a/Documentation/Dokumentācija.docx
+++ b/Documentation/Dokumentācija.docx
@@ -1228,6 +1228,43 @@
       </w:pPr>
       <w:r>
         <w:t>Gala lietotāja rakstura iezīmes</w:t>
+      </w:r>
+    </w:p>
+    <w:p>
+      <w:pPr>
+        <w:pStyle w:val="Heading1"/>
+      </w:pPr>
+      <w:r>
+        <w:lastRenderedPageBreak/>
+        <w:t>Izstrādes līdzekļu, rīku apraksts un izvēles pamatojums</w:t>
+      </w:r>
+    </w:p>
+    <w:p>
+      <w:pPr>
+        <w:pStyle w:val="Heading2"/>
+      </w:pPr>
+      <w:r>
+        <w:t>Izvēlēto risinājuma līdzekļu un valodu aprakst</w:t>
+      </w:r>
+      <w:r>
+        <w:t>s</w:t>
+      </w:r>
+    </w:p>
+    <w:p>
+      <w:pPr>
+        <w:pStyle w:val="Heading2"/>
+      </w:pPr>
+      <w:r>
+        <w:t>Iespējamo risinājuma līdzekļu un valodu apraksts</w:t>
+      </w:r>
+    </w:p>
+    <w:p>
+      <w:pPr>
+        <w:pStyle w:val="Heading1"/>
+      </w:pPr>
+      <w:r>
+        <w:lastRenderedPageBreak/>
+        <w:t>Sistēmas modelēšana un projektēšana</w:t>
       </w:r>
     </w:p>
     <w:p/>

--- a/Documentation/Dokumentācija.docx
+++ b/Documentation/Dokumentācija.docx
@@ -1267,9 +1267,256 @@
         <w:t>Sistēmas modelēšana un projektēšana</w:t>
       </w:r>
     </w:p>
-    <w:p/>
+    <w:p>
+      <w:pPr>
+        <w:pStyle w:val="Heading2"/>
+      </w:pPr>
+      <w:r>
+        <w:t>Sistēmas struktūras modelis</w:t>
+      </w:r>
+    </w:p>
+    <w:p>
+      <w:pPr>
+        <w:pStyle w:val="Heading3"/>
+      </w:pPr>
+      <w:r>
+        <w:t>Sistēmas struktūra</w:t>
+      </w:r>
+    </w:p>
+    <w:p>
+      <w:r>
+        <w:t xml:space="preserve">Šī </w:t>
+      </w:r>
+      <w:r>
+        <w:t>struktūra</w:t>
+      </w:r>
+      <w:r>
+        <w:t xml:space="preserve"> (skatīt </w:t>
+      </w:r>
+      <w:r>
+        <w:fldChar w:fldCharType="begin"/>
+      </w:r>
+      <w:r>
+        <w:instrText xml:space="preserve"> REF _Ref225695254 \h </w:instrText>
+      </w:r>
+      <w:r>
+        <w:instrText xml:space="preserve"> \* MERGEFORMAT </w:instrText>
+      </w:r>
+      <w:r>
+        <w:fldChar w:fldCharType="separate"/>
+      </w:r>
+      <w:r>
+        <w:rPr>
+          <w:noProof/>
+        </w:rPr>
+        <w:t>1</w:t>
+      </w:r>
+      <w:r>
+        <w:t>. attēl</w:t>
+      </w:r>
+      <w:r>
+        <w:t>u</w:t>
+      </w:r>
+      <w:r>
+        <w:fldChar w:fldCharType="end"/>
+      </w:r>
+      <w:r>
+        <w:t>)</w:t>
+      </w:r>
+      <w:r>
+        <w:t xml:space="preserve"> norāda</w:t>
+      </w:r>
+      <w:r>
+        <w:t xml:space="preserve"> datorspēles vispārējo struktūru ar pārvaldniekiem.</w:t>
+      </w:r>
+    </w:p>
+    <w:p>
+      <w:pPr>
+        <w:keepNext/>
+        <w:jc w:val="center"/>
+      </w:pPr>
+      <w:r>
+        <w:rPr>
+          <w:noProof/>
+        </w:rPr>
+        <w:drawing>
+          <wp:inline distT="0" distB="0" distL="0" distR="0" wp14:anchorId="71CA1601" wp14:editId="795631FB">
+            <wp:extent cx="5308328" cy="3483862"/>
+            <wp:effectExtent l="0" t="0" r="6985" b="2540"/>
+            <wp:docPr id="1846154351" name="Picture 1"/>
+            <wp:cNvGraphicFramePr>
+              <a:graphicFrameLocks xmlns:a="http://schemas.openxmlformats.org/drawingml/2006/main" noChangeAspect="1"/>
+            </wp:cNvGraphicFramePr>
+            <a:graphic xmlns:a="http://schemas.openxmlformats.org/drawingml/2006/main">
+              <a:graphicData uri="http://schemas.openxmlformats.org/drawingml/2006/picture">
+                <pic:pic xmlns:pic="http://schemas.openxmlformats.org/drawingml/2006/picture">
+                  <pic:nvPicPr>
+                    <pic:cNvPr id="1846154351" name="Picture 1"/>
+                    <pic:cNvPicPr>
+                      <a:picLocks noChangeAspect="1" noChangeArrowheads="1"/>
+                    </pic:cNvPicPr>
+                  </pic:nvPicPr>
+                  <pic:blipFill>
+                    <a:blip r:embed="rId9">
+                      <a:extLst>
+                        <a:ext uri="{28A0092B-C50C-407E-A947-70E740481C1C}">
+                          <a14:useLocalDpi xmlns:a14="http://schemas.microsoft.com/office/drawing/2010/main" val="0"/>
+                        </a:ext>
+                      </a:extLst>
+                    </a:blip>
+                    <a:stretch>
+                      <a:fillRect/>
+                    </a:stretch>
+                  </pic:blipFill>
+                  <pic:spPr bwMode="auto">
+                    <a:xfrm>
+                      <a:off x="0" y="0"/>
+                      <a:ext cx="5329401" cy="3497692"/>
+                    </a:xfrm>
+                    <a:prstGeom prst="rect">
+                      <a:avLst/>
+                    </a:prstGeom>
+                    <a:noFill/>
+                    <a:ln>
+                      <a:noFill/>
+                    </a:ln>
+                  </pic:spPr>
+                </pic:pic>
+              </a:graphicData>
+            </a:graphic>
+          </wp:inline>
+        </w:drawing>
+      </w:r>
+    </w:p>
+    <w:bookmarkStart w:id="7" w:name="_Ref225695245"/>
+    <w:bookmarkStart w:id="8" w:name="_Ref225695254"/>
+    <w:p>
+      <w:pPr>
+        <w:pStyle w:val="Caption"/>
+        <w:jc w:val="center"/>
+        <w:rPr>
+          <w:b/>
+          <w:bCs/>
+          <w:i w:val="0"/>
+          <w:iCs w:val="0"/>
+          <w:sz w:val="20"/>
+          <w:szCs w:val="20"/>
+        </w:rPr>
+      </w:pPr>
+      <w:r>
+        <w:rPr>
+          <w:b/>
+          <w:bCs/>
+          <w:i w:val="0"/>
+          <w:iCs w:val="0"/>
+          <w:sz w:val="20"/>
+          <w:szCs w:val="20"/>
+        </w:rPr>
+        <w:fldChar w:fldCharType="begin"/>
+      </w:r>
+      <w:r>
+        <w:rPr>
+          <w:b/>
+          <w:bCs/>
+          <w:i w:val="0"/>
+          <w:iCs w:val="0"/>
+          <w:sz w:val="20"/>
+          <w:szCs w:val="20"/>
+        </w:rPr>
+        <w:instrText xml:space="preserve"> SEQ attēls \* ARABIC </w:instrText>
+      </w:r>
+      <w:r>
+        <w:rPr>
+          <w:b/>
+          <w:bCs/>
+          <w:i w:val="0"/>
+          <w:iCs w:val="0"/>
+          <w:sz w:val="20"/>
+          <w:szCs w:val="20"/>
+        </w:rPr>
+        <w:fldChar w:fldCharType="separate"/>
+      </w:r>
+      <w:r>
+        <w:rPr>
+          <w:b/>
+          <w:bCs/>
+          <w:i w:val="0"/>
+          <w:iCs w:val="0"/>
+          <w:noProof/>
+          <w:sz w:val="20"/>
+          <w:szCs w:val="20"/>
+        </w:rPr>
+        <w:t>1</w:t>
+      </w:r>
+      <w:r>
+        <w:rPr>
+          <w:b/>
+          <w:bCs/>
+          <w:i w:val="0"/>
+          <w:iCs w:val="0"/>
+          <w:sz w:val="20"/>
+          <w:szCs w:val="20"/>
+        </w:rPr>
+        <w:fldChar w:fldCharType="end"/>
+      </w:r>
+      <w:r>
+        <w:rPr>
+          <w:b/>
+          <w:bCs/>
+          <w:i w:val="0"/>
+          <w:iCs w:val="0"/>
+          <w:sz w:val="20"/>
+          <w:szCs w:val="20"/>
+        </w:rPr>
+        <w:t xml:space="preserve">. </w:t>
+      </w:r>
+      <w:r>
+        <w:rPr>
+          <w:b/>
+          <w:bCs/>
+          <w:i w:val="0"/>
+          <w:iCs w:val="0"/>
+          <w:sz w:val="20"/>
+          <w:szCs w:val="20"/>
+        </w:rPr>
+        <w:t>attēls</w:t>
+      </w:r>
+      <w:bookmarkEnd w:id="8"/>
+      <w:r>
+        <w:rPr>
+          <w:b/>
+          <w:bCs/>
+          <w:i w:val="0"/>
+          <w:iCs w:val="0"/>
+          <w:sz w:val="20"/>
+          <w:szCs w:val="20"/>
+        </w:rPr>
+        <w:t>. Komponenšu modelis</w:t>
+      </w:r>
+      <w:bookmarkEnd w:id="7"/>
+    </w:p>
+    <w:p>
+      <w:pPr>
+        <w:ind w:firstLine="0"/>
+        <w:sectPr>
+          <w:footerReference w:type="default" r:id="rId10"/>
+          <w:pgSz w:w="12240" w:h="15840"/>
+          <w:pgMar w:top="1134" w:right="1134" w:bottom="1134" w:left="1418" w:header="709" w:footer="709" w:gutter="0"/>
+          <w:cols w:space="708"/>
+          <w:docGrid w:linePitch="360"/>
+        </w:sectPr>
+      </w:pPr>
+    </w:p>
+    <w:p>
+      <w:pPr>
+        <w:pStyle w:val="Heading3"/>
+      </w:pPr>
+      <w:r>
+        <w:lastRenderedPageBreak/>
+        <w:t>Klašu diagramma</w:t>
+      </w:r>
+    </w:p>
     <w:sectPr>
-      <w:footerReference w:type="default" r:id="rId9"/>
       <w:pgSz w:w="12240" w:h="15840"/>
       <w:pgMar w:top="1134" w:right="1134" w:bottom="1134" w:left="1418" w:header="709" w:footer="709" w:gutter="0"/>
       <w:cols w:space="708"/>
@@ -2870,6 +3117,25 @@
       <w:vertAlign w:val="superscript"/>
     </w:rPr>
   </w:style>
+  <w:style w:type="paragraph" w:styleId="Caption">
+    <w:name w:val="caption"/>
+    <w:basedOn w:val="Normal"/>
+    <w:next w:val="Normal"/>
+    <w:uiPriority w:val="35"/>
+    <w:unhideWhenUsed/>
+    <w:qFormat/>
+    <w:rsid w:val="00483C19"/>
+    <w:pPr>
+      <w:spacing w:after="200" w:line="240" w:lineRule="auto"/>
+    </w:pPr>
+    <w:rPr>
+      <w:i/>
+      <w:iCs/>
+      <w:color w:val="0E2841" w:themeColor="text2"/>
+      <w:sz w:val="18"/>
+      <w:szCs w:val="18"/>
+    </w:rPr>
+  </w:style>
 </w:styles>
 </file>
 

--- a/Documentation/Dokumentācija.docx
+++ b/Documentation/Dokumentācija.docx
@@ -1327,7 +1327,19 @@
         <w:t xml:space="preserve"> norāda</w:t>
       </w:r>
       <w:r>
-        <w:t xml:space="preserve"> datorspēles vispārējo struktūru ar pārvaldniekiem.</w:t>
+        <w:t xml:space="preserve"> datorspēles vispārējo struktūru ar pārvaldniekiem</w:t>
+      </w:r>
+      <w:r>
+        <w:t xml:space="preserve"> un būtisku komponenti</w:t>
+      </w:r>
+      <w:r>
+        <w:t xml:space="preserve"> (karte)</w:t>
+      </w:r>
+      <w:r>
+        <w:t xml:space="preserve"> šim projektam</w:t>
+      </w:r>
+      <w:r>
+        <w:t>.</w:t>
       </w:r>
     </w:p>
     <w:p>
@@ -1393,107 +1405,33 @@
     <w:p>
       <w:pPr>
         <w:pStyle w:val="Caption"/>
-        <w:jc w:val="center"/>
-        <w:rPr>
-          <w:b/>
-          <w:bCs/>
-          <w:i w:val="0"/>
-          <w:iCs w:val="0"/>
-          <w:sz w:val="20"/>
-          <w:szCs w:val="20"/>
-        </w:rPr>
-      </w:pPr>
-      <w:r>
-        <w:rPr>
-          <w:b/>
-          <w:bCs/>
-          <w:i w:val="0"/>
-          <w:iCs w:val="0"/>
-          <w:sz w:val="20"/>
-          <w:szCs w:val="20"/>
-        </w:rPr>
+      </w:pPr>
+      <w:r>
         <w:fldChar w:fldCharType="begin"/>
       </w:r>
       <w:r>
-        <w:rPr>
-          <w:b/>
-          <w:bCs/>
-          <w:i w:val="0"/>
-          <w:iCs w:val="0"/>
-          <w:sz w:val="20"/>
-          <w:szCs w:val="20"/>
-        </w:rPr>
         <w:instrText xml:space="preserve"> SEQ attēls \* ARABIC </w:instrText>
       </w:r>
       <w:r>
-        <w:rPr>
-          <w:b/>
-          <w:bCs/>
-          <w:i w:val="0"/>
-          <w:iCs w:val="0"/>
-          <w:sz w:val="20"/>
-          <w:szCs w:val="20"/>
-        </w:rPr>
         <w:fldChar w:fldCharType="separate"/>
       </w:r>
       <w:r>
-        <w:rPr>
-          <w:b/>
-          <w:bCs/>
-          <w:i w:val="0"/>
-          <w:iCs w:val="0"/>
-          <w:noProof/>
-          <w:sz w:val="20"/>
-          <w:szCs w:val="20"/>
-        </w:rPr>
         <w:t>1</w:t>
       </w:r>
       <w:r>
-        <w:rPr>
-          <w:b/>
-          <w:bCs/>
-          <w:i w:val="0"/>
-          <w:iCs w:val="0"/>
-          <w:sz w:val="20"/>
-          <w:szCs w:val="20"/>
-        </w:rPr>
         <w:fldChar w:fldCharType="end"/>
       </w:r>
       <w:r>
-        <w:rPr>
-          <w:b/>
-          <w:bCs/>
-          <w:i w:val="0"/>
-          <w:iCs w:val="0"/>
-          <w:sz w:val="20"/>
-          <w:szCs w:val="20"/>
-        </w:rPr>
-        <w:t xml:space="preserve">. </w:t>
-      </w:r>
-      <w:r>
-        <w:rPr>
-          <w:b/>
-          <w:bCs/>
-          <w:i w:val="0"/>
-          <w:iCs w:val="0"/>
-          <w:sz w:val="20"/>
-          <w:szCs w:val="20"/>
-        </w:rPr>
-        <w:t>attēls</w:t>
+        <w:t>. attēls</w:t>
       </w:r>
       <w:bookmarkEnd w:id="8"/>
       <w:r>
-        <w:rPr>
-          <w:b/>
-          <w:bCs/>
-          <w:i w:val="0"/>
-          <w:iCs w:val="0"/>
-          <w:sz w:val="20"/>
-          <w:szCs w:val="20"/>
-        </w:rPr>
         <w:t>. Komponenšu modelis</w:t>
       </w:r>
       <w:bookmarkEnd w:id="7"/>
+      <w:r>
+        <w:t xml:space="preserve"> spēles mezglu saknē</w:t>
+      </w:r>
     </w:p>
     <w:p>
       <w:pPr>
@@ -1513,7 +1451,84 @@
       </w:pPr>
       <w:r>
         <w:lastRenderedPageBreak/>
-        <w:t>Klašu diagramma</w:t>
+        <w:t>Klašu modeļi</w:t>
+      </w:r>
+    </w:p>
+    <w:p>
+      <w:r>
+        <w:t>Šajā sadaļā</w:t>
+      </w:r>
+      <w:r>
+        <w:t xml:space="preserve"> tiks attēloti klases struktūras, mainīgie un metodes.</w:t>
+      </w:r>
+    </w:p>
+    <w:p>
+      <w:pPr>
+        <w:keepNext/>
+        <w:ind w:firstLine="0"/>
+        <w:jc w:val="left"/>
+      </w:pPr>
+      <w:r>
+        <w:rPr>
+          <w:noProof/>
+        </w:rPr>
+        <w:drawing>
+          <wp:inline distT="0" distB="0" distL="0" distR="0" wp14:anchorId="30AD2754" wp14:editId="598B147C">
+            <wp:extent cx="6151880" cy="4724400"/>
+            <wp:effectExtent l="0" t="0" r="1270" b="0"/>
+            <wp:docPr id="999694253" name="Picture 3"/>
+            <wp:cNvGraphicFramePr>
+              <a:graphicFrameLocks xmlns:a="http://schemas.openxmlformats.org/drawingml/2006/main" noChangeAspect="1"/>
+            </wp:cNvGraphicFramePr>
+            <a:graphic xmlns:a="http://schemas.openxmlformats.org/drawingml/2006/main">
+              <a:graphicData uri="http://schemas.openxmlformats.org/drawingml/2006/picture">
+                <pic:pic xmlns:pic="http://schemas.openxmlformats.org/drawingml/2006/picture">
+                  <pic:nvPicPr>
+                    <pic:cNvPr id="999694253" name="Picture 999694253"/>
+                    <pic:cNvPicPr/>
+                  </pic:nvPicPr>
+                  <pic:blipFill>
+                    <a:blip r:embed="rId11">
+                      <a:extLst>
+                        <a:ext uri="{28A0092B-C50C-407E-A947-70E740481C1C}">
+                          <a14:useLocalDpi xmlns:a14="http://schemas.microsoft.com/office/drawing/2010/main" val="0"/>
+                        </a:ext>
+                      </a:extLst>
+                    </a:blip>
+                    <a:stretch>
+                      <a:fillRect/>
+                    </a:stretch>
+                  </pic:blipFill>
+                  <pic:spPr>
+                    <a:xfrm>
+                      <a:off x="0" y="0"/>
+                      <a:ext cx="6151880" cy="4724400"/>
+                    </a:xfrm>
+                    <a:prstGeom prst="rect">
+                      <a:avLst/>
+                    </a:prstGeom>
+                  </pic:spPr>
+                </pic:pic>
+              </a:graphicData>
+            </a:graphic>
+          </wp:inline>
+        </w:drawing>
+      </w:r>
+    </w:p>
+    <w:p>
+      <w:pPr>
+        <w:pStyle w:val="Caption"/>
+      </w:pPr>
+      <w:fldSimple w:instr=" SEQ attēls \* ARABIC ">
+        <w:r>
+          <w:rPr>
+            <w:noProof/>
+          </w:rPr>
+          <w:t>2</w:t>
+        </w:r>
+      </w:fldSimple>
+      <w:r>
+        <w:t>. attēls. Mezglu saknes komponenšu klases</w:t>
       </w:r>
     </w:p>
     <w:sectPr>
@@ -3124,16 +3139,17 @@
     <w:uiPriority w:val="35"/>
     <w:unhideWhenUsed/>
     <w:qFormat/>
-    <w:rsid w:val="00483C19"/>
+    <w:rsid w:val="00DE613F"/>
     <w:pPr>
       <w:spacing w:after="200" w:line="240" w:lineRule="auto"/>
+      <w:jc w:val="center"/>
     </w:pPr>
     <w:rPr>
-      <w:i/>
-      <w:iCs/>
+      <w:b/>
+      <w:bCs/>
       <w:color w:val="0E2841" w:themeColor="text2"/>
-      <w:sz w:val="18"/>
-      <w:szCs w:val="18"/>
+      <w:sz w:val="20"/>
+      <w:szCs w:val="20"/>
     </w:rPr>
   </w:style>
 </w:styles>

--- a/Documentation/Dokumentācija.docx
+++ b/Documentation/Dokumentācija.docx
@@ -1416,6 +1416,9 @@
         <w:fldChar w:fldCharType="separate"/>
       </w:r>
       <w:r>
+        <w:rPr>
+          <w:noProof/>
+        </w:rPr>
         <w:t>1</w:t>
       </w:r>
       <w:r>
@@ -1531,6 +1534,131 @@
         <w:t>. attēls. Mezglu saknes komponenšu klases</w:t>
       </w:r>
     </w:p>
+    <w:p/>
+    <w:p>
+      <w:pPr>
+        <w:sectPr>
+          <w:pgSz w:w="12240" w:h="15840"/>
+          <w:pgMar w:top="1134" w:right="1134" w:bottom="1134" w:left="1418" w:header="709" w:footer="709" w:gutter="0"/>
+          <w:cols w:space="708"/>
+          <w:docGrid w:linePitch="360"/>
+        </w:sectPr>
+      </w:pPr>
+    </w:p>
+    <w:p>
+      <w:pPr>
+        <w:keepNext/>
+        <w:ind w:firstLine="0"/>
+      </w:pPr>
+      <w:r>
+        <w:rPr>
+          <w:noProof/>
+        </w:rPr>
+        <w:lastRenderedPageBreak/>
+        <w:drawing>
+          <wp:inline distT="0" distB="0" distL="0" distR="0" wp14:anchorId="02BDD3A8" wp14:editId="059D4022">
+            <wp:extent cx="6151880" cy="7672705"/>
+            <wp:effectExtent l="0" t="0" r="1270" b="4445"/>
+            <wp:docPr id="1395360992" name="Picture 5"/>
+            <wp:cNvGraphicFramePr>
+              <a:graphicFrameLocks xmlns:a="http://schemas.openxmlformats.org/drawingml/2006/main" noChangeAspect="1"/>
+            </wp:cNvGraphicFramePr>
+            <a:graphic xmlns:a="http://schemas.openxmlformats.org/drawingml/2006/main">
+              <a:graphicData uri="http://schemas.openxmlformats.org/drawingml/2006/picture">
+                <pic:pic xmlns:pic="http://schemas.openxmlformats.org/drawingml/2006/picture">
+                  <pic:nvPicPr>
+                    <pic:cNvPr id="1395360992" name="Picture 1395360992"/>
+                    <pic:cNvPicPr/>
+                  </pic:nvPicPr>
+                  <pic:blipFill>
+                    <a:blip r:embed="rId12">
+                      <a:extLst>
+                        <a:ext uri="{28A0092B-C50C-407E-A947-70E740481C1C}">
+                          <a14:useLocalDpi xmlns:a14="http://schemas.microsoft.com/office/drawing/2010/main" val="0"/>
+                        </a:ext>
+                      </a:extLst>
+                    </a:blip>
+                    <a:stretch>
+                      <a:fillRect/>
+                    </a:stretch>
+                  </pic:blipFill>
+                  <pic:spPr>
+                    <a:xfrm>
+                      <a:off x="0" y="0"/>
+                      <a:ext cx="6151880" cy="7672705"/>
+                    </a:xfrm>
+                    <a:prstGeom prst="rect">
+                      <a:avLst/>
+                    </a:prstGeom>
+                  </pic:spPr>
+                </pic:pic>
+              </a:graphicData>
+            </a:graphic>
+          </wp:inline>
+        </w:drawing>
+      </w:r>
+    </w:p>
+    <w:p>
+      <w:pPr>
+        <w:pStyle w:val="Caption"/>
+        <w:sectPr>
+          <w:pgSz w:w="12240" w:h="15840"/>
+          <w:pgMar w:top="1134" w:right="1134" w:bottom="1134" w:left="1418" w:header="709" w:footer="709" w:gutter="0"/>
+          <w:cols w:space="708"/>
+          <w:docGrid w:linePitch="360"/>
+        </w:sectPr>
+      </w:pPr>
+      <w:fldSimple w:instr=" SEQ attēls \* ARABIC ">
+        <w:r>
+          <w:t>3</w:t>
+        </w:r>
+      </w:fldSimple>
+      <w:r>
+        <w:t xml:space="preserve">. </w:t>
+      </w:r>
+      <w:r>
+        <w:t>attēls</w:t>
+      </w:r>
+      <w:r>
+        <w:t xml:space="preserve">. Kartes klase </w:t>
+      </w:r>
+    </w:p>
+    <w:p>
+      <w:pPr>
+        <w:pStyle w:val="Heading2"/>
+      </w:pPr>
+      <w:r>
+        <w:lastRenderedPageBreak/>
+        <w:t>Funkcionālie un dinamiskie modeļi</w:t>
+      </w:r>
+    </w:p>
+    <w:p>
+      <w:pPr>
+        <w:pStyle w:val="Heading2"/>
+      </w:pPr>
+      <w:r>
+        <w:t>Datu struktūru apraksts</w:t>
+      </w:r>
+    </w:p>
+    <w:p>
+      <w:pPr>
+        <w:pStyle w:val="Heading1"/>
+      </w:pPr>
+      <w:r>
+        <w:lastRenderedPageBreak/>
+        <w:t>Lietotāju ceļvedis</w:t>
+      </w:r>
+    </w:p>
+    <w:p>
+      <w:pPr>
+        <w:pStyle w:val="Heading1"/>
+      </w:pPr>
+      <w:r>
+        <w:lastRenderedPageBreak/>
+        <w:t>Testēšanas dokumentācija</w:t>
+      </w:r>
+    </w:p>
+    <w:p/>
     <w:sectPr>
       <w:pgSz w:w="12240" w:h="15840"/>
       <w:pgMar w:top="1134" w:right="1134" w:bottom="1134" w:left="1418" w:header="709" w:footer="709" w:gutter="0"/>
@@ -3139,9 +3267,10 @@
     <w:uiPriority w:val="35"/>
     <w:unhideWhenUsed/>
     <w:qFormat/>
-    <w:rsid w:val="00DE613F"/>
+    <w:rsid w:val="00DF7148"/>
     <w:pPr>
       <w:spacing w:after="200" w:line="240" w:lineRule="auto"/>
+      <w:ind w:firstLine="0"/>
       <w:jc w:val="center"/>
     </w:pPr>
     <w:rPr>

--- a/Documentation/Dokumentācija.docx
+++ b/Documentation/Dokumentācija.docx
@@ -1240,6 +1240,17 @@
       </w:r>
     </w:p>
     <w:p>
+      <w:r>
+        <w:t>Šī sadaļa noskaidros, kādi ir pieejami līdzekļi un rīki, lietojuma pamatojumi un tās iespējamās alternatīvās projekta īstenošanai. Rīki tiks atlasīti pēc licencēšanas, kurai ir jābūt pēc iespējas brīvai un atvērtai, starpplatformu pieejamības, pieejamās dimensiju vides, kuras jāiekļauj un jābūt optimizēta div</w:t>
+      </w:r>
+      <w:r>
+        <w:t xml:space="preserve">u </w:t>
+      </w:r>
+      <w:r>
+        <w:t>dimensiju videi, un nepieciešamās sistēmas veiktspējas šādu rīku palaišanai, kurai pēc iespējas vismazāk prasa šādu veiktspēju un resursus.</w:t>
+      </w:r>
+    </w:p>
+    <w:p>
       <w:pPr>
         <w:pStyle w:val="Heading2"/>
       </w:pPr>
@@ -1252,10 +1263,578 @@
     </w:p>
     <w:p>
       <w:pPr>
+        <w:pStyle w:val="Heading3"/>
+      </w:pPr>
+      <w:r>
+        <w:t>Ietvars</w:t>
+      </w:r>
+    </w:p>
+    <w:p>
+      <w:r>
+        <w:t>Spēļu un grafikas ietvars “Godot” ir izcelta starp pārējiem tāda veida ietvariem, jo liels skaits neliela mēra projektu kā pašizstrādātās vai mazo komandu izstrādātās spēles. Ne tikai pēc popularitātes dēļ, taču licencēšana norāda šo ietvaru par brīvu un atvērtu, kurai nav nepieciešama ne papildizmaksas, nedz reģistrācijas, kā arī ir salīdzinoši ar citiem ietvariem ātri un viegli apgūstama. Šis dzinis arī ir pieejams vairāk</w:t>
+      </w:r>
+      <w:r>
+        <w:t>ā</w:t>
+      </w:r>
+      <w:r>
+        <w:t xml:space="preserve">s </w:t>
+      </w:r>
+      <w:r>
+        <w:t>platformās</w:t>
+      </w:r>
+      <w:r>
+        <w:t>, it īpaši starp operētājsistēmām. Funkcionāli tā ir optimizēta div</w:t>
+      </w:r>
+      <w:r>
+        <w:t xml:space="preserve">u </w:t>
+      </w:r>
+      <w:r>
+        <w:t xml:space="preserve">dimensiju videi pēc noteiktiem kritērijiem, taču arī ir iespējams izmantot trīsdimensiju vidi, kura arī ir īpaši optimizēta un pielāgota. </w:t>
+      </w:r>
+    </w:p>
+    <w:p>
+      <w:pPr>
+        <w:pStyle w:val="Heading3"/>
+      </w:pPr>
+      <w:r>
+        <w:t>Valoda</w:t>
+      </w:r>
+    </w:p>
+    <w:p>
+      <w:r>
+        <w:t xml:space="preserve">Ietvars “Godot” oficiāli piedāvā izmantot abas programmēšanas valodas – “Godot” iebūvētā “GDScript” un “.NET” ietvara valoda “C#”, kura tiks izvēlēta šī projekta izstrādei. “GDScript” ir </w:t>
+      </w:r>
+      <w:r>
+        <w:t>interpretētā</w:t>
+      </w:r>
+      <w:r>
+        <w:t xml:space="preserve"> valoda, kura tiek tikai apstrādāta palaišanas laikā un pēc avotkoda izmaiņām nav nepieciešama papildus darbības kā kompilēšanu, taču ar nepilnību, kura mazina datorspēles darbības veiktspēju. “C#” valoda tiks izmantota tam dēļ, ka veiktspēja datorspēles darbībai ir uzlabota ar nosacījumu, ka pēc jebkuras izmaiņas projektu ir nepieciešams kompilēt. “GDScript” arī nav pilnīgi pielāgota objektorientētai izmantošanai, kamēr “C#” pēc dizaina ir objektorientētā valoda.</w:t>
+      </w:r>
+    </w:p>
+    <w:p>
+      <w:pPr>
+        <w:pStyle w:val="Heading3"/>
+      </w:pPr>
+      <w:r>
+        <w:t>Izstrādes vide</w:t>
+      </w:r>
+    </w:p>
+    <w:p>
+      <w:r>
+        <w:t>“</w:t>
+      </w:r>
+      <w:proofErr w:type="spellStart"/>
+      <w:r>
+        <w:t>JetBrains</w:t>
+      </w:r>
+      <w:proofErr w:type="spellEnd"/>
+      <w:r>
+        <w:t xml:space="preserve"> </w:t>
+      </w:r>
+      <w:proofErr w:type="spellStart"/>
+      <w:r>
+        <w:t>Rider</w:t>
+      </w:r>
+      <w:proofErr w:type="spellEnd"/>
+      <w:r>
+        <w:t>” ir izstrādes vide, kura no “</w:t>
+      </w:r>
+      <w:proofErr w:type="spellStart"/>
+      <w:r>
+        <w:t>JetBrains</w:t>
+      </w:r>
+      <w:proofErr w:type="spellEnd"/>
+      <w:r>
+        <w:t>” produkta klāsta ir īpaši pielāgota “.NET” ietvaram, kura iekļauj izvēlēto “C#” valodu. Šīs izstrādes vides funkcionalitāte piedāvā advancētu pirmkoda analīzi, jau iebūvētu atkļūdošanu, automātisko kodu aizpildīšanu (</w:t>
+      </w:r>
+      <w:proofErr w:type="spellStart"/>
+      <w:r>
+        <w:t>ang</w:t>
+      </w:r>
+      <w:proofErr w:type="spellEnd"/>
+      <w:r>
+        <w:t xml:space="preserve">. val. “Code </w:t>
+      </w:r>
+      <w:proofErr w:type="spellStart"/>
+      <w:r>
+        <w:t>completion</w:t>
+      </w:r>
+      <w:proofErr w:type="spellEnd"/>
+      <w:r>
+        <w:t xml:space="preserve">”) un tā tālāk, taču tās programmatūras licencēšana prasa izmaksas komerciālā un profesionālā vidē un jebkuram lietotājam reģistrēties. Neskatoties no licencēšanas, kura nepiepilda </w:t>
+      </w:r>
+      <w:r>
+        <w:lastRenderedPageBreak/>
+        <w:t>nosauktos kritērijus, šī programmatūra ir pieejama vairākās operētājsistēmas vidēs nekā ar līdzīgu programmatūru, kurai nav pielāgotas valodai vai ietvaram papildus funkcionalitātes vai nav pieejama vairākās sistēmas vidēs, īpaši operētājsistēmās.</w:t>
+      </w:r>
+    </w:p>
+    <w:p>
+      <w:pPr>
+        <w:pStyle w:val="Heading3"/>
+      </w:pPr>
+      <w:r>
+        <w:t>Versiju kontrole un repozitorijas mitināšana</w:t>
+      </w:r>
+    </w:p>
+    <w:p>
+      <w:r>
+        <w:t>“</w:t>
+      </w:r>
+      <w:proofErr w:type="spellStart"/>
+      <w:r>
+        <w:t>Git</w:t>
+      </w:r>
+      <w:proofErr w:type="spellEnd"/>
+      <w:r>
+        <w:t>” tiks izmantots versiju kontrolei un tīmeklī tiks izmantots ”</w:t>
+      </w:r>
+      <w:r>
+        <w:t xml:space="preserve"> </w:t>
+      </w:r>
+      <w:proofErr w:type="spellStart"/>
+      <w:r>
+        <w:t>GitHub</w:t>
+      </w:r>
+      <w:proofErr w:type="spellEnd"/>
+      <w:r>
+        <w:t>”, lai mitinātu šo projekta avotkodu.</w:t>
+      </w:r>
+    </w:p>
+    <w:p>
+      <w:pPr>
         <w:pStyle w:val="Heading2"/>
       </w:pPr>
       <w:r>
         <w:t>Iespējamo risinājuma līdzekļu un valodu apraksts</w:t>
+      </w:r>
+    </w:p>
+    <w:p>
+      <w:r>
+        <w:t>Taču ir ieejami ir citi rīki, vides un valodas, kuras aizstātu izvēlētos, taču pēc izpētes, nosauktiem kritērijiem vai pēc cita autora ieskatiem netika izmantoti.</w:t>
+      </w:r>
+    </w:p>
+    <w:p>
+      <w:pPr>
+        <w:pStyle w:val="Heading3"/>
+      </w:pPr>
+      <w:r>
+        <w:t>Ietvari</w:t>
+      </w:r>
+    </w:p>
+    <w:p>
+      <w:r>
+        <w:t>Populārākos ietvarus datorspēļu un citu mediju izstrādē iekļauj “</w:t>
+      </w:r>
+      <w:proofErr w:type="spellStart"/>
+      <w:r>
+        <w:t>Unity</w:t>
+      </w:r>
+      <w:proofErr w:type="spellEnd"/>
+      <w:r>
+        <w:t>”, “</w:t>
+      </w:r>
+      <w:proofErr w:type="spellStart"/>
+      <w:r>
+        <w:t>Unreal</w:t>
+      </w:r>
+      <w:proofErr w:type="spellEnd"/>
+      <w:r>
+        <w:t xml:space="preserve"> </w:t>
+      </w:r>
+      <w:proofErr w:type="spellStart"/>
+      <w:r>
+        <w:t>Engine</w:t>
+      </w:r>
+      <w:proofErr w:type="spellEnd"/>
+      <w:r>
+        <w:t>”,  “</w:t>
+      </w:r>
+      <w:proofErr w:type="spellStart"/>
+      <w:r>
+        <w:t>CryEngine</w:t>
+      </w:r>
+      <w:proofErr w:type="spellEnd"/>
+      <w:r>
+        <w:t>”. Ietvari “</w:t>
+      </w:r>
+      <w:proofErr w:type="spellStart"/>
+      <w:r>
+        <w:t>Unreal</w:t>
+      </w:r>
+      <w:proofErr w:type="spellEnd"/>
+      <w:r>
+        <w:t xml:space="preserve"> </w:t>
+      </w:r>
+      <w:proofErr w:type="spellStart"/>
+      <w:r>
+        <w:t>Engine</w:t>
+      </w:r>
+      <w:proofErr w:type="spellEnd"/>
+      <w:r>
+        <w:t>” un “</w:t>
+      </w:r>
+      <w:proofErr w:type="spellStart"/>
+      <w:r>
+        <w:t>CryEngine</w:t>
+      </w:r>
+      <w:proofErr w:type="spellEnd"/>
+      <w:r>
+        <w:t xml:space="preserve">” nav pielāgoti </w:t>
+      </w:r>
+      <w:proofErr w:type="spellStart"/>
+      <w:r>
+        <w:t>divdimensiju</w:t>
+      </w:r>
+      <w:proofErr w:type="spellEnd"/>
+      <w:r>
+        <w:t xml:space="preserve"> datorspēļu izveidei ietvara ierobežojumu dēļ, kura no tās izslēdz izmantošanu, ja ne arī neprasa </w:t>
+      </w:r>
+      <w:proofErr w:type="spellStart"/>
+      <w:r>
+        <w:t>veiktspējīgu</w:t>
+      </w:r>
+      <w:proofErr w:type="spellEnd"/>
+      <w:r>
+        <w:t xml:space="preserve"> datorsistēmu, kura ir pretrunā ar projekta mērķiem, taču “</w:t>
+      </w:r>
+      <w:proofErr w:type="spellStart"/>
+      <w:r>
+        <w:t>Unity</w:t>
+      </w:r>
+      <w:proofErr w:type="spellEnd"/>
+      <w:r>
+        <w:t xml:space="preserve">” ietvars neprasa salīdzinoši </w:t>
+      </w:r>
+      <w:proofErr w:type="spellStart"/>
+      <w:r>
+        <w:t>veiktspējīgu</w:t>
+      </w:r>
+      <w:proofErr w:type="spellEnd"/>
+      <w:r>
+        <w:t xml:space="preserve"> datorsistēmu un ir pielāgojama </w:t>
+      </w:r>
+      <w:proofErr w:type="spellStart"/>
+      <w:r>
+        <w:t>divdimensiju</w:t>
+      </w:r>
+      <w:proofErr w:type="spellEnd"/>
+      <w:r>
+        <w:t xml:space="preserve"> videi, taču licencēšana nav brīva un prasa lietotāja reģistrāciju un papildizmaksas, ja šis projekts paplašināties komercdarbības nolūkiem.</w:t>
+      </w:r>
+    </w:p>
+    <w:p>
+      <w:pPr>
+        <w:pStyle w:val="Heading3"/>
+      </w:pPr>
+      <w:r>
+        <w:t>Valodas</w:t>
+      </w:r>
+    </w:p>
+    <w:p>
+      <w:r>
+        <w:t>Ietvari “</w:t>
+      </w:r>
+      <w:proofErr w:type="spellStart"/>
+      <w:r>
+        <w:t>CryEngine</w:t>
+      </w:r>
+      <w:proofErr w:type="spellEnd"/>
+      <w:r>
+        <w:t>” un “</w:t>
+      </w:r>
+      <w:proofErr w:type="spellStart"/>
+      <w:r>
+        <w:t>Unreal</w:t>
+      </w:r>
+      <w:proofErr w:type="spellEnd"/>
+      <w:r>
+        <w:t xml:space="preserve"> </w:t>
+      </w:r>
+      <w:proofErr w:type="spellStart"/>
+      <w:r>
+        <w:t>Engine</w:t>
+      </w:r>
+      <w:proofErr w:type="spellEnd"/>
+      <w:r>
+        <w:t xml:space="preserve">” izmanto valodu “C++”, kurā iekļauj klases un objektorientētā funkcionalitāte kā C#, taču neatlasot šos ietvarus valoda “C++” netiks izmantota. “C++” lietojuma stili ir plašāki, taču valodas funkcionalitāti un īpatnības apgūt ir sarežģītāk nekā ar “C#”, kura izstrādātājam liek lietot objektorientētā stilā, kurā visi elementi valodā ir objekti, kā arī vairums funkcionalitātes ir aizklātas ar metodēm, kura mazina izstrādes laiku salīdzinot ar “C++”, kura vairākas kompleksas funkcionalitātes nav aizklātas ar metodēm, kura var </w:t>
+      </w:r>
+      <w:proofErr w:type="spellStart"/>
+      <w:r>
+        <w:t>palēlināt</w:t>
+      </w:r>
+      <w:proofErr w:type="spellEnd"/>
+      <w:r>
+        <w:t xml:space="preserve"> izstrādes laiku. Izvēlētā ietvarā “Godot” ir pieejama </w:t>
+      </w:r>
+      <w:proofErr w:type="spellStart"/>
+      <w:r>
+        <w:t>skriptēšanas</w:t>
+      </w:r>
+      <w:proofErr w:type="spellEnd"/>
+      <w:r>
+        <w:t xml:space="preserve"> valoda “GDScript”, taču pēc nosacītiem iemesliem izvēlētai valodai šī valoda netiks izmantota.</w:t>
+      </w:r>
+    </w:p>
+    <w:p>
+      <w:pPr>
+        <w:pStyle w:val="Heading3"/>
+        <w:sectPr>
+          <w:footerReference w:type="default" r:id="rId9"/>
+          <w:pgSz w:w="12240" w:h="15840"/>
+          <w:pgMar w:top="1134" w:right="1134" w:bottom="1134" w:left="1418" w:header="709" w:footer="709" w:gutter="0"/>
+          <w:cols w:space="708"/>
+          <w:docGrid w:linePitch="360"/>
+        </w:sectPr>
+      </w:pPr>
+    </w:p>
+    <w:p>
+      <w:pPr>
+        <w:pStyle w:val="Heading3"/>
+      </w:pPr>
+      <w:r>
+        <w:lastRenderedPageBreak/>
+        <w:t>Izstrādes vides</w:t>
+      </w:r>
+    </w:p>
+    <w:p>
+      <w:r>
+        <w:t>Tā kā valoda “C#” tiks izmantota, kura ir daļa no ietvara “.NET”, tiks izmantoti attiecīgas izstrādes programmatūras ar uzsvaru uz noteikto ietvaru un tās ekosistēmas. Populārākā izstrādes  vide tam ir “</w:t>
+      </w:r>
+      <w:proofErr w:type="spellStart"/>
+      <w:r>
+        <w:t>Visual</w:t>
+      </w:r>
+      <w:proofErr w:type="spellEnd"/>
+      <w:r>
+        <w:t xml:space="preserve"> </w:t>
+      </w:r>
+      <w:proofErr w:type="spellStart"/>
+      <w:r>
+        <w:t>Studio</w:t>
+      </w:r>
+      <w:proofErr w:type="spellEnd"/>
+      <w:r>
+        <w:t>”, kura līdzīgi ar izvēlēto izstrādes vidi “</w:t>
+      </w:r>
+      <w:proofErr w:type="spellStart"/>
+      <w:r>
+        <w:t>JetBrains</w:t>
+      </w:r>
+      <w:proofErr w:type="spellEnd"/>
+      <w:r>
+        <w:t xml:space="preserve"> </w:t>
+      </w:r>
+      <w:proofErr w:type="spellStart"/>
+      <w:r>
+        <w:t>Rider</w:t>
+      </w:r>
+      <w:proofErr w:type="spellEnd"/>
+      <w:r>
+        <w:t xml:space="preserve">” iekļauj detalizētu </w:t>
+      </w:r>
+      <w:proofErr w:type="spellStart"/>
+      <w:r>
+        <w:t>atķļūdošanu</w:t>
+      </w:r>
+      <w:proofErr w:type="spellEnd"/>
+      <w:r>
+        <w:t>, kodu analīze, automātiskā aizpilde, u.t.t., taču netiks izmantota, jo šī programmatūra nav starpplatformu, ierobežojoties uz “Windows” platformu, kuru autors neizmanto, tātad nepieejama programmatūra autoram.</w:t>
+      </w:r>
+    </w:p>
+    <w:p>
+      <w:r>
+        <w:t>Ja ietvars kā “</w:t>
+      </w:r>
+      <w:proofErr w:type="spellStart"/>
+      <w:r>
+        <w:t>Unreal</w:t>
+      </w:r>
+      <w:proofErr w:type="spellEnd"/>
+      <w:r>
+        <w:t xml:space="preserve"> </w:t>
+      </w:r>
+      <w:proofErr w:type="spellStart"/>
+      <w:r>
+        <w:t>Engine</w:t>
+      </w:r>
+      <w:proofErr w:type="spellEnd"/>
+      <w:r>
+        <w:t>” tiktu izmantota, kurā galvenā valoda ir “C++”, tiktu izmantotas izstrādes vides attiecīgi valodai kā “</w:t>
+      </w:r>
+      <w:proofErr w:type="spellStart"/>
+      <w:r>
+        <w:t>Qt</w:t>
+      </w:r>
+      <w:proofErr w:type="spellEnd"/>
+      <w:r>
+        <w:t xml:space="preserve"> </w:t>
+      </w:r>
+      <w:proofErr w:type="spellStart"/>
+      <w:r>
+        <w:t>Creator</w:t>
+      </w:r>
+      <w:proofErr w:type="spellEnd"/>
+      <w:r>
+        <w:t>”, kura ir pielāgota ietvara “</w:t>
+      </w:r>
+      <w:proofErr w:type="spellStart"/>
+      <w:r>
+        <w:t>Qt</w:t>
+      </w:r>
+      <w:proofErr w:type="spellEnd"/>
+      <w:r>
+        <w:t xml:space="preserve">” programmatūras izstrādei, taču iespējams izveidot projektus, kuras neizmanto minēto ietvaru, ņemot vērā to, ka funkcionalitāte un tās iespējas mazinās vai ne tik </w:t>
+      </w:r>
+      <w:proofErr w:type="spellStart"/>
+      <w:r>
+        <w:t>advancētas</w:t>
+      </w:r>
+      <w:proofErr w:type="spellEnd"/>
+      <w:r>
+        <w:t xml:space="preserve"> citiem projektiem,  vai “</w:t>
+      </w:r>
+      <w:proofErr w:type="spellStart"/>
+      <w:r>
+        <w:t>JetBrains</w:t>
+      </w:r>
+      <w:proofErr w:type="spellEnd"/>
+      <w:r>
+        <w:t xml:space="preserve"> </w:t>
+      </w:r>
+      <w:proofErr w:type="spellStart"/>
+      <w:r>
+        <w:t>CLion</w:t>
+      </w:r>
+      <w:proofErr w:type="spellEnd"/>
+      <w:r>
+        <w:t>”, kurai ir līdzīga funkcionalitāte ar atlasīto izstrādes vidi “”</w:t>
+      </w:r>
+      <w:proofErr w:type="spellStart"/>
+      <w:r>
+        <w:t>JetBrains</w:t>
+      </w:r>
+      <w:proofErr w:type="spellEnd"/>
+      <w:r>
+        <w:t xml:space="preserve"> </w:t>
+      </w:r>
+      <w:proofErr w:type="spellStart"/>
+      <w:r>
+        <w:t>Rider</w:t>
+      </w:r>
+      <w:proofErr w:type="spellEnd"/>
+      <w:r>
+        <w:t>” no “</w:t>
+      </w:r>
+      <w:proofErr w:type="spellStart"/>
+      <w:r>
+        <w:t>JetBrains</w:t>
+      </w:r>
+      <w:proofErr w:type="spellEnd"/>
+      <w:r>
+        <w:t>” programmatūru klāsta.</w:t>
+      </w:r>
+    </w:p>
+    <w:p>
+      <w:r>
+        <w:t>Arī iespējams ir izmantot teksta redaktoru “</w:t>
+      </w:r>
+      <w:proofErr w:type="spellStart"/>
+      <w:r>
+        <w:t>Visual</w:t>
+      </w:r>
+      <w:proofErr w:type="spellEnd"/>
+      <w:r>
+        <w:t xml:space="preserve"> </w:t>
+      </w:r>
+      <w:proofErr w:type="spellStart"/>
+      <w:r>
+        <w:t>Studio</w:t>
+      </w:r>
+      <w:proofErr w:type="spellEnd"/>
+      <w:r>
+        <w:t xml:space="preserve"> Code”, kura ar paplašinājumiem var izmantot kā izstrādes vidi, taču noklusētā funkcionalitāte ir ierobežota salīdzinot ar iepriekšējām izstrādes programmatūrām un nepieciešama papildus iestatīšana šai programmatūrai, kura nebūtu nepieciešama pārējām izstrādes vidēm atverot sākotnēji.</w:t>
+      </w:r>
+    </w:p>
+    <w:p>
+      <w:pPr>
+        <w:pStyle w:val="Heading3"/>
+      </w:pPr>
+      <w:r>
+        <w:t>Versiju kontrole</w:t>
+      </w:r>
+    </w:p>
+    <w:p>
+      <w:r>
+        <w:t xml:space="preserve">Mazāk populāri pakalpojumi, kuri mitina avotkodu </w:t>
+      </w:r>
+      <w:proofErr w:type="spellStart"/>
+      <w:r>
+        <w:t>repozotorijus</w:t>
+      </w:r>
+      <w:proofErr w:type="spellEnd"/>
+      <w:r>
+        <w:t>, izmantojot “</w:t>
+      </w:r>
+      <w:proofErr w:type="spellStart"/>
+      <w:r>
+        <w:t>Git</w:t>
+      </w:r>
+      <w:proofErr w:type="spellEnd"/>
+      <w:r>
+        <w:t>” versiju kontroli, arī ir pieejami rīki, kura var automatizēt projekta kompilēšanu un pārbaudi, šādi rīki ir “</w:t>
+      </w:r>
+      <w:proofErr w:type="spellStart"/>
+      <w:r>
+        <w:t>GitLab</w:t>
+      </w:r>
+      <w:proofErr w:type="spellEnd"/>
+      <w:r>
+        <w:t>”, “</w:t>
+      </w:r>
+      <w:proofErr w:type="spellStart"/>
+      <w:r>
+        <w:t>Gitea</w:t>
+      </w:r>
+      <w:proofErr w:type="spellEnd"/>
+      <w:r>
+        <w:t>” un “</w:t>
+      </w:r>
+      <w:proofErr w:type="spellStart"/>
+      <w:r>
+        <w:t>Bitbucket</w:t>
+      </w:r>
+      <w:proofErr w:type="spellEnd"/>
+      <w:r>
+        <w:t>”, kuri ir īpaši pielāgota CI/CD izstrādes videi, taču prasa papildizmaksas, ja šādi rīki tiek palaisti šo pakalpojumu serveros vietā pašam lietotājam mitināt šos rīkus.</w:t>
+      </w:r>
+    </w:p>
+    <w:p>
+      <w:r>
+        <w:t>Taču arī ir pieejami pakalpojumi un rīki, kuri nav atkarīga no “</w:t>
+      </w:r>
+      <w:proofErr w:type="spellStart"/>
+      <w:r>
+        <w:t>Git</w:t>
+      </w:r>
+      <w:proofErr w:type="spellEnd"/>
+      <w:r>
+        <w:t>” versiju kontroles, bet kā pieejamu versiju kontroles programmatūru starp pārējām. Viens no šiem rīkiem ir “</w:t>
+      </w:r>
+      <w:proofErr w:type="spellStart"/>
+      <w:r>
+        <w:t>Azure</w:t>
+      </w:r>
+      <w:proofErr w:type="spellEnd"/>
+      <w:r>
+        <w:t xml:space="preserve"> </w:t>
+      </w:r>
+      <w:proofErr w:type="spellStart"/>
+      <w:r>
+        <w:t>Pipelines</w:t>
+      </w:r>
+      <w:proofErr w:type="spellEnd"/>
+      <w:r>
+        <w:t>”, kuras funkcionalitāte ir plašāka salīdzinot ar iepriekš minētiem rīkiem, taču tās plaša funkcionalitātes klāsts ir radīts lielākiem projektiem, kuri iespējams nebūs lielāko daļu paredzēts izmantošanai šī projekta nolūkiem tās apjoma dēļ un lielākas izmaksas, salīdzinot ar iepriekš minētiem rīkiem.</w:t>
       </w:r>
     </w:p>
     <w:p>
@@ -1369,7 +1948,7 @@
                     </pic:cNvPicPr>
                   </pic:nvPicPr>
                   <pic:blipFill>
-                    <a:blip r:embed="rId9">
+                    <a:blip r:embed="rId10">
                       <a:extLst>
                         <a:ext uri="{28A0092B-C50C-407E-A947-70E740481C1C}">
                           <a14:useLocalDpi xmlns:a14="http://schemas.microsoft.com/office/drawing/2010/main" val="0"/>
@@ -1440,7 +2019,6 @@
       <w:pPr>
         <w:ind w:firstLine="0"/>
         <w:sectPr>
-          <w:footerReference w:type="default" r:id="rId10"/>
           <w:pgSz w:w="12240" w:h="15840"/>
           <w:pgMar w:top="1134" w:right="1134" w:bottom="1134" w:left="1418" w:header="709" w:footer="709" w:gutter="0"/>
           <w:cols w:space="708"/>

--- a/Documentation/Dokumentācija.docx
+++ b/Documentation/Dokumentācija.docx
@@ -1224,10 +1224,189 @@
     </w:p>
     <w:p>
       <w:pPr>
+        <w:pStyle w:val="Heading3"/>
+      </w:pPr>
+      <w:r>
+        <w:t>Palaišana un veiktspēja</w:t>
+      </w:r>
+    </w:p>
+    <w:p>
+      <w:r>
+        <w:t>1)</w:t>
+      </w:r>
+      <w:r>
+        <w:tab/>
+        <w:t>Datorspēle ir paredzēta darbvirsmas sistēmām.</w:t>
+      </w:r>
+    </w:p>
+    <w:p>
+      <w:r>
+        <w:t>2)</w:t>
+      </w:r>
+      <w:r>
+        <w:tab/>
+        <w:t>Datorspēles kompilētā programmai ir jābūt pēc iespējas pieejamai vairākās platformās vai kompilējamam vairākām operētājsistēmām, taču galvenokārt “Windows” un “Linux” videi;</w:t>
+      </w:r>
+    </w:p>
+    <w:p>
+      <w:r>
+        <w:t>3)</w:t>
+      </w:r>
+      <w:r>
+        <w:tab/>
+        <w:t>Datorspēles nepieciešamai veiktspējai ir jābūt zemai jeb jābūt palaižamai datorsistēmās, kuras veiktspēja, aparatūra un programmatūra ir paredzēta biroju darba vidē, sevišķi nenoslogojot tās datorsistēmas darbību;</w:t>
+      </w:r>
+    </w:p>
+    <w:p>
+      <w:pPr>
+        <w:pStyle w:val="Heading3"/>
+      </w:pPr>
+      <w:r>
+        <w:t>Saskarsne</w:t>
+      </w:r>
+    </w:p>
+    <w:p>
+      <w:r>
+        <w:t>4)</w:t>
+      </w:r>
+      <w:r>
+        <w:tab/>
+        <w:t>Datorspēles ainu videi ir jābūt divām dimensijām;</w:t>
+      </w:r>
+    </w:p>
+    <w:p>
+      <w:r>
+        <w:t>5)</w:t>
+      </w:r>
+      <w:r>
+        <w:tab/>
+        <w:t xml:space="preserve">Datorspēles grafikai un lietotāja </w:t>
+      </w:r>
+      <w:proofErr w:type="spellStart"/>
+      <w:r>
+        <w:t>saskarnei</w:t>
+      </w:r>
+      <w:proofErr w:type="spellEnd"/>
+      <w:r>
+        <w:t xml:space="preserve"> jābūt minimālai, taču viegli pārskatāmai;</w:t>
+      </w:r>
+    </w:p>
+    <w:p>
+      <w:r>
+        <w:t>6)</w:t>
+      </w:r>
+      <w:r>
+        <w:tab/>
+        <w:t xml:space="preserve">Darbības ar klaviatūru ir jābūt norādītas lietotāja </w:t>
+      </w:r>
+      <w:proofErr w:type="spellStart"/>
+      <w:r>
+        <w:t>saskarnē</w:t>
+      </w:r>
+      <w:proofErr w:type="spellEnd"/>
+      <w:r>
+        <w:t>;</w:t>
+      </w:r>
+    </w:p>
+    <w:p>
+      <w:r>
+        <w:t>7)</w:t>
+      </w:r>
+      <w:r>
+        <w:tab/>
+        <w:t xml:space="preserve">Lietotāja </w:t>
+      </w:r>
+      <w:proofErr w:type="spellStart"/>
+      <w:r>
+        <w:t>saskarnei</w:t>
+      </w:r>
+      <w:proofErr w:type="spellEnd"/>
+      <w:r>
+        <w:t xml:space="preserve"> ir jābūt pielāgojamai dažādos ekrānu izmēros vai izšķirtspējās;</w:t>
+      </w:r>
+    </w:p>
+    <w:p>
+      <w:r>
+        <w:lastRenderedPageBreak/>
+        <w:t>8)</w:t>
+      </w:r>
+      <w:r>
+        <w:tab/>
+        <w:t xml:space="preserve">Datorspēles </w:t>
+      </w:r>
+      <w:proofErr w:type="spellStart"/>
+      <w:r>
+        <w:t>saskarnes</w:t>
+      </w:r>
+      <w:proofErr w:type="spellEnd"/>
+      <w:r>
+        <w:t xml:space="preserve"> valodai jābūt angļu valodai;</w:t>
+      </w:r>
+    </w:p>
+    <w:p>
+      <w:pPr>
+        <w:pStyle w:val="Heading3"/>
+      </w:pPr>
+      <w:r>
+        <w:t>Datu drošība</w:t>
+      </w:r>
+    </w:p>
+    <w:p>
+      <w:r>
+        <w:t>9)</w:t>
+      </w:r>
+      <w:r>
+        <w:tab/>
+        <w:t>Nepieļaut iespēju spēlētājam apiet spēļu noteikumus ar datorspēles nepilnībām, piemēram, lietotājam apejot aizslēgtu līmeni un spēlēt laukuma ainā bez pārbaudes, vai atlasītais līmenis šajā ainā pēc noteikumiem ir aizslēgts;</w:t>
+      </w:r>
+    </w:p>
+    <w:p>
+      <w:r>
+        <w:t>10)</w:t>
+      </w:r>
+      <w:r>
+        <w:tab/>
+        <w:t>Saglabātos datus ir jāaizsargā no iespējamiem datu bojājumiem vai zudumiem;</w:t>
+      </w:r>
+    </w:p>
+    <w:p>
+      <w:r>
+        <w:t>11)</w:t>
+      </w:r>
+      <w:r>
+        <w:tab/>
+        <w:t>Lietotāja ievadei jābūt pārbaudītiem pēc paredzētās ievades nolūkiem, kā datu veids, izmēru ierobežojumi u.tml.</w:t>
+      </w:r>
+    </w:p>
+    <w:p>
+      <w:pPr>
         <w:pStyle w:val="Heading2"/>
       </w:pPr>
       <w:r>
         <w:t>Gala lietotāja rakstura iezīmes</w:t>
+      </w:r>
+    </w:p>
+    <w:p>
+      <w:r>
+        <w:t>Spēles uzdevumu sarežģītības un aizsardzības tematikas dēļ šī datorspēle ir paredzēta auditorijai no pusaudža vecuma. Paredzētas auditorijas lietojuma mērķus var šādi nodalīt:</w:t>
+      </w:r>
+    </w:p>
+    <w:p>
+      <w:r>
+        <w:t>1)</w:t>
+      </w:r>
+      <w:r>
+        <w:tab/>
+        <w:t>Izklaide – datorspēles fantastiskais sižets un stāstījums, kā arī vienkārši spēles noteikumi salīdzinot ar līdzīgām spēlēm un simulācijām var piesaistīt lielu daļu mērķauditorijas mērķus;</w:t>
+      </w:r>
+    </w:p>
+    <w:p>
+      <w:r>
+        <w:t>2)</w:t>
+      </w:r>
+      <w:r>
+        <w:tab/>
+        <w:t>Izglītība – no šī viedokļa spēles saturs var tikt izmantota izglītībai, piemēram, mehānikas fiziku aprēķinot šāviņa trajektoriju vai aizsardzību, kura iekļauj minēto fiziku un aizsardzībai saistītā topogrāfijas, sakaru un taktikas pamatus, lai ar tām zināšanām iesāktu padziļināto prasmju attīstību.</w:t>
       </w:r>
     </w:p>
     <w:p>
@@ -2100,14 +2279,24 @@
       <w:pPr>
         <w:pStyle w:val="Caption"/>
       </w:pPr>
-      <w:fldSimple w:instr=" SEQ attēls \* ARABIC ">
-        <w:r>
-          <w:rPr>
-            <w:noProof/>
-          </w:rPr>
-          <w:t>2</w:t>
-        </w:r>
-      </w:fldSimple>
+      <w:r>
+        <w:fldChar w:fldCharType="begin"/>
+      </w:r>
+      <w:r>
+        <w:instrText xml:space="preserve"> SEQ attēls \* ARABIC </w:instrText>
+      </w:r>
+      <w:r>
+        <w:fldChar w:fldCharType="separate"/>
+      </w:r>
+      <w:r>
+        <w:rPr>
+          <w:noProof/>
+        </w:rPr>
+        <w:t>2</w:t>
+      </w:r>
+      <w:r>
+        <w:fldChar w:fldCharType="end"/>
+      </w:r>
       <w:r>
         <w:t>. attēls. Mezglu saknes komponenšu klases</w:t>
       </w:r>
@@ -2186,11 +2375,21 @@
           <w:docGrid w:linePitch="360"/>
         </w:sectPr>
       </w:pPr>
-      <w:fldSimple w:instr=" SEQ attēls \* ARABIC ">
-        <w:r>
-          <w:t>3</w:t>
-        </w:r>
-      </w:fldSimple>
+      <w:r>
+        <w:fldChar w:fldCharType="begin"/>
+      </w:r>
+      <w:r>
+        <w:instrText xml:space="preserve"> SEQ attēls \* ARABIC </w:instrText>
+      </w:r>
+      <w:r>
+        <w:fldChar w:fldCharType="separate"/>
+      </w:r>
+      <w:r>
+        <w:t>3</w:t>
+      </w:r>
+      <w:r>
+        <w:fldChar w:fldCharType="end"/>
+      </w:r>
       <w:r>
         <w:t xml:space="preserve">. </w:t>
       </w:r>

--- a/Documentation/Dokumentācija.docx
+++ b/Documentation/Dokumentācija.docx
@@ -218,7 +218,7 @@
           <w:r>
             <w:fldChar w:fldCharType="separate"/>
           </w:r>
-          <w:hyperlink w:anchor="_Toc225687638" w:history="1">
+          <w:hyperlink w:anchor="_Toc225715028" w:history="1">
             <w:r>
               <w:rPr>
                 <w:rStyle w:val="Hyperlink"/>
@@ -245,7 +245,7 @@
                 <w:noProof/>
                 <w:webHidden/>
               </w:rPr>
-              <w:instrText xml:space="preserve"> PAGEREF _Toc225687638 \h </w:instrText>
+              <w:instrText xml:space="preserve"> PAGEREF _Toc225715028 \h </w:instrText>
             </w:r>
             <w:r>
               <w:rPr>
@@ -265,7 +265,7 @@
                 <w:noProof/>
                 <w:webHidden/>
               </w:rPr>
-              <w:t>3</w:t>
+              <w:t>4</w:t>
             </w:r>
             <w:r>
               <w:rPr>
@@ -286,7 +286,7 @@
               <w:lang w:eastAsia="lv-LV"/>
             </w:rPr>
           </w:pPr>
-          <w:hyperlink w:anchor="_Toc225687639" w:history="1">
+          <w:hyperlink w:anchor="_Toc225715029" w:history="1">
             <w:r>
               <w:rPr>
                 <w:rStyle w:val="Hyperlink"/>
@@ -329,7 +329,7 @@
                 <w:noProof/>
                 <w:webHidden/>
               </w:rPr>
-              <w:instrText xml:space="preserve"> PAGEREF _Toc225687639 \h </w:instrText>
+              <w:instrText xml:space="preserve"> PAGEREF _Toc225715029 \h </w:instrText>
             </w:r>
             <w:r>
               <w:rPr>
@@ -349,7 +349,7 @@
                 <w:noProof/>
                 <w:webHidden/>
               </w:rPr>
-              <w:t>4</w:t>
+              <w:t>5</w:t>
             </w:r>
             <w:r>
               <w:rPr>
@@ -370,7 +370,7 @@
               <w:lang w:eastAsia="lv-LV"/>
             </w:rPr>
           </w:pPr>
-          <w:hyperlink w:anchor="_Toc225687640" w:history="1">
+          <w:hyperlink w:anchor="_Toc225715030" w:history="1">
             <w:r>
               <w:rPr>
                 <w:rStyle w:val="Hyperlink"/>
@@ -413,7 +413,7 @@
                 <w:noProof/>
                 <w:webHidden/>
               </w:rPr>
-              <w:instrText xml:space="preserve"> PAGEREF _Toc225687640 \h </w:instrText>
+              <w:instrText xml:space="preserve"> PAGEREF _Toc225715030 \h </w:instrText>
             </w:r>
             <w:r>
               <w:rPr>
@@ -433,7 +433,7 @@
                 <w:noProof/>
                 <w:webHidden/>
               </w:rPr>
-              <w:t>4</w:t>
+              <w:t>5</w:t>
             </w:r>
             <w:r>
               <w:rPr>
@@ -454,7 +454,7 @@
               <w:lang w:eastAsia="lv-LV"/>
             </w:rPr>
           </w:pPr>
-          <w:hyperlink w:anchor="_Toc225687641" w:history="1">
+          <w:hyperlink w:anchor="_Toc225715031" w:history="1">
             <w:r>
               <w:rPr>
                 <w:rStyle w:val="Hyperlink"/>
@@ -497,7 +497,7 @@
                 <w:noProof/>
                 <w:webHidden/>
               </w:rPr>
-              <w:instrText xml:space="preserve"> PAGEREF _Toc225687641 \h </w:instrText>
+              <w:instrText xml:space="preserve"> PAGEREF _Toc225715031 \h </w:instrText>
             </w:r>
             <w:r>
               <w:rPr>
@@ -517,7 +517,7 @@
                 <w:noProof/>
                 <w:webHidden/>
               </w:rPr>
-              <w:t>4</w:t>
+              <w:t>5</w:t>
             </w:r>
             <w:r>
               <w:rPr>
@@ -538,7 +538,7 @@
               <w:lang w:eastAsia="lv-LV"/>
             </w:rPr>
           </w:pPr>
-          <w:hyperlink w:anchor="_Toc225687642" w:history="1">
+          <w:hyperlink w:anchor="_Toc225715032" w:history="1">
             <w:r>
               <w:rPr>
                 <w:rStyle w:val="Hyperlink"/>
@@ -581,7 +581,7 @@
                 <w:noProof/>
                 <w:webHidden/>
               </w:rPr>
-              <w:instrText xml:space="preserve"> PAGEREF _Toc225687642 \h </w:instrText>
+              <w:instrText xml:space="preserve"> PAGEREF _Toc225715032 \h </w:instrText>
             </w:r>
             <w:r>
               <w:rPr>
@@ -601,7 +601,7 @@
                 <w:noProof/>
                 <w:webHidden/>
               </w:rPr>
-              <w:t>4</w:t>
+              <w:t>5</w:t>
             </w:r>
             <w:r>
               <w:rPr>
@@ -622,7 +622,7 @@
               <w:lang w:eastAsia="lv-LV"/>
             </w:rPr>
           </w:pPr>
-          <w:hyperlink w:anchor="_Toc225687643" w:history="1">
+          <w:hyperlink w:anchor="_Toc225715033" w:history="1">
             <w:r>
               <w:rPr>
                 <w:rStyle w:val="Hyperlink"/>
@@ -665,7 +665,7 @@
                 <w:noProof/>
                 <w:webHidden/>
               </w:rPr>
-              <w:instrText xml:space="preserve"> PAGEREF _Toc225687643 \h </w:instrText>
+              <w:instrText xml:space="preserve"> PAGEREF _Toc225715033 \h </w:instrText>
             </w:r>
             <w:r>
               <w:rPr>
@@ -685,7 +685,7 @@
                 <w:noProof/>
                 <w:webHidden/>
               </w:rPr>
-              <w:t>5</w:t>
+              <w:t>6</w:t>
             </w:r>
             <w:r>
               <w:rPr>
@@ -706,7 +706,7 @@
               <w:lang w:eastAsia="lv-LV"/>
             </w:rPr>
           </w:pPr>
-          <w:hyperlink w:anchor="_Toc225687644" w:history="1">
+          <w:hyperlink w:anchor="_Toc225715034" w:history="1">
             <w:r>
               <w:rPr>
                 <w:rStyle w:val="Hyperlink"/>
@@ -749,7 +749,7 @@
                 <w:noProof/>
                 <w:webHidden/>
               </w:rPr>
-              <w:instrText xml:space="preserve"> PAGEREF _Toc225687644 \h </w:instrText>
+              <w:instrText xml:space="preserve"> PAGEREF _Toc225715034 \h </w:instrText>
             </w:r>
             <w:r>
               <w:rPr>
@@ -769,7 +769,2443 @@
                 <w:noProof/>
                 <w:webHidden/>
               </w:rPr>
-              <w:t>6</w:t>
+              <w:t>7</w:t>
+            </w:r>
+            <w:r>
+              <w:rPr>
+                <w:noProof/>
+                <w:webHidden/>
+              </w:rPr>
+              <w:fldChar w:fldCharType="end"/>
+            </w:r>
+          </w:hyperlink>
+        </w:p>
+        <w:p>
+          <w:pPr>
+            <w:pStyle w:val="TOC2"/>
+            <w:rPr>
+              <w:rFonts w:asciiTheme="minorHAnsi" w:eastAsiaTheme="minorEastAsia" w:hAnsiTheme="minorHAnsi" w:cstheme="minorBidi"/>
+              <w:noProof/>
+              <w:kern w:val="2"/>
+              <w:lang w:eastAsia="lv-LV"/>
+            </w:rPr>
+          </w:pPr>
+          <w:hyperlink w:anchor="_Toc225715035" w:history="1">
+            <w:r>
+              <w:rPr>
+                <w:rStyle w:val="Hyperlink"/>
+                <w:noProof/>
+              </w:rPr>
+              <w:t>2.1.</w:t>
+            </w:r>
+            <w:r>
+              <w:rPr>
+                <w:rFonts w:asciiTheme="minorHAnsi" w:eastAsiaTheme="minorEastAsia" w:hAnsiTheme="minorHAnsi" w:cstheme="minorBidi"/>
+                <w:noProof/>
+                <w:kern w:val="2"/>
+                <w:lang w:eastAsia="lv-LV"/>
+              </w:rPr>
+              <w:tab/>
+            </w:r>
+            <w:r>
+              <w:rPr>
+                <w:rStyle w:val="Hyperlink"/>
+                <w:noProof/>
+              </w:rPr>
+              <w:t>Projekta perspektīva</w:t>
+            </w:r>
+            <w:r>
+              <w:rPr>
+                <w:noProof/>
+                <w:webHidden/>
+              </w:rPr>
+              <w:tab/>
+            </w:r>
+            <w:r>
+              <w:rPr>
+                <w:noProof/>
+                <w:webHidden/>
+              </w:rPr>
+              <w:fldChar w:fldCharType="begin"/>
+            </w:r>
+            <w:r>
+              <w:rPr>
+                <w:noProof/>
+                <w:webHidden/>
+              </w:rPr>
+              <w:instrText xml:space="preserve"> PAGEREF _Toc225715035 \h </w:instrText>
+            </w:r>
+            <w:r>
+              <w:rPr>
+                <w:noProof/>
+                <w:webHidden/>
+              </w:rPr>
+            </w:r>
+            <w:r>
+              <w:rPr>
+                <w:noProof/>
+                <w:webHidden/>
+              </w:rPr>
+              <w:fldChar w:fldCharType="separate"/>
+            </w:r>
+            <w:r>
+              <w:rPr>
+                <w:noProof/>
+                <w:webHidden/>
+              </w:rPr>
+              <w:t>7</w:t>
+            </w:r>
+            <w:r>
+              <w:rPr>
+                <w:noProof/>
+                <w:webHidden/>
+              </w:rPr>
+              <w:fldChar w:fldCharType="end"/>
+            </w:r>
+          </w:hyperlink>
+        </w:p>
+        <w:p>
+          <w:pPr>
+            <w:pStyle w:val="TOC2"/>
+            <w:rPr>
+              <w:rFonts w:asciiTheme="minorHAnsi" w:eastAsiaTheme="minorEastAsia" w:hAnsiTheme="minorHAnsi" w:cstheme="minorBidi"/>
+              <w:noProof/>
+              <w:kern w:val="2"/>
+              <w:lang w:eastAsia="lv-LV"/>
+            </w:rPr>
+          </w:pPr>
+          <w:hyperlink w:anchor="_Toc225715036" w:history="1">
+            <w:r>
+              <w:rPr>
+                <w:rStyle w:val="Hyperlink"/>
+                <w:noProof/>
+              </w:rPr>
+              <w:t>2.2.</w:t>
+            </w:r>
+            <w:r>
+              <w:rPr>
+                <w:rFonts w:asciiTheme="minorHAnsi" w:eastAsiaTheme="minorEastAsia" w:hAnsiTheme="minorHAnsi" w:cstheme="minorBidi"/>
+                <w:noProof/>
+                <w:kern w:val="2"/>
+                <w:lang w:eastAsia="lv-LV"/>
+              </w:rPr>
+              <w:tab/>
+            </w:r>
+            <w:r>
+              <w:rPr>
+                <w:rStyle w:val="Hyperlink"/>
+                <w:noProof/>
+              </w:rPr>
+              <w:t>Funkcionālās prasības</w:t>
+            </w:r>
+            <w:r>
+              <w:rPr>
+                <w:noProof/>
+                <w:webHidden/>
+              </w:rPr>
+              <w:tab/>
+            </w:r>
+            <w:r>
+              <w:rPr>
+                <w:noProof/>
+                <w:webHidden/>
+              </w:rPr>
+              <w:fldChar w:fldCharType="begin"/>
+            </w:r>
+            <w:r>
+              <w:rPr>
+                <w:noProof/>
+                <w:webHidden/>
+              </w:rPr>
+              <w:instrText xml:space="preserve"> PAGEREF _Toc225715036 \h </w:instrText>
+            </w:r>
+            <w:r>
+              <w:rPr>
+                <w:noProof/>
+                <w:webHidden/>
+              </w:rPr>
+            </w:r>
+            <w:r>
+              <w:rPr>
+                <w:noProof/>
+                <w:webHidden/>
+              </w:rPr>
+              <w:fldChar w:fldCharType="separate"/>
+            </w:r>
+            <w:r>
+              <w:rPr>
+                <w:noProof/>
+                <w:webHidden/>
+              </w:rPr>
+              <w:t>7</w:t>
+            </w:r>
+            <w:r>
+              <w:rPr>
+                <w:noProof/>
+                <w:webHidden/>
+              </w:rPr>
+              <w:fldChar w:fldCharType="end"/>
+            </w:r>
+          </w:hyperlink>
+        </w:p>
+        <w:p>
+          <w:pPr>
+            <w:pStyle w:val="TOC3"/>
+            <w:rPr>
+              <w:rFonts w:asciiTheme="minorHAnsi" w:eastAsiaTheme="minorEastAsia" w:hAnsiTheme="minorHAnsi" w:cstheme="minorBidi"/>
+              <w:noProof/>
+              <w:kern w:val="2"/>
+              <w:lang w:eastAsia="lv-LV"/>
+            </w:rPr>
+          </w:pPr>
+          <w:hyperlink w:anchor="_Toc225715037" w:history="1">
+            <w:r>
+              <w:rPr>
+                <w:rStyle w:val="Hyperlink"/>
+                <w:noProof/>
+              </w:rPr>
+              <w:t>2.2.1.</w:t>
+            </w:r>
+            <w:r>
+              <w:rPr>
+                <w:rFonts w:asciiTheme="minorHAnsi" w:eastAsiaTheme="minorEastAsia" w:hAnsiTheme="minorHAnsi" w:cstheme="minorBidi"/>
+                <w:noProof/>
+                <w:kern w:val="2"/>
+                <w:lang w:eastAsia="lv-LV"/>
+              </w:rPr>
+              <w:tab/>
+            </w:r>
+            <w:r>
+              <w:rPr>
+                <w:rStyle w:val="Hyperlink"/>
+                <w:noProof/>
+              </w:rPr>
+              <w:t>Galvenā izvēlne</w:t>
+            </w:r>
+            <w:r>
+              <w:rPr>
+                <w:noProof/>
+                <w:webHidden/>
+              </w:rPr>
+              <w:tab/>
+            </w:r>
+            <w:r>
+              <w:rPr>
+                <w:noProof/>
+                <w:webHidden/>
+              </w:rPr>
+              <w:fldChar w:fldCharType="begin"/>
+            </w:r>
+            <w:r>
+              <w:rPr>
+                <w:noProof/>
+                <w:webHidden/>
+              </w:rPr>
+              <w:instrText xml:space="preserve"> PAGEREF _Toc225715037 \h </w:instrText>
+            </w:r>
+            <w:r>
+              <w:rPr>
+                <w:noProof/>
+                <w:webHidden/>
+              </w:rPr>
+            </w:r>
+            <w:r>
+              <w:rPr>
+                <w:noProof/>
+                <w:webHidden/>
+              </w:rPr>
+              <w:fldChar w:fldCharType="separate"/>
+            </w:r>
+            <w:r>
+              <w:rPr>
+                <w:noProof/>
+                <w:webHidden/>
+              </w:rPr>
+              <w:t>7</w:t>
+            </w:r>
+            <w:r>
+              <w:rPr>
+                <w:noProof/>
+                <w:webHidden/>
+              </w:rPr>
+              <w:fldChar w:fldCharType="end"/>
+            </w:r>
+          </w:hyperlink>
+        </w:p>
+        <w:p>
+          <w:pPr>
+            <w:pStyle w:val="TOC3"/>
+            <w:rPr>
+              <w:rFonts w:asciiTheme="minorHAnsi" w:eastAsiaTheme="minorEastAsia" w:hAnsiTheme="minorHAnsi" w:cstheme="minorBidi"/>
+              <w:noProof/>
+              <w:kern w:val="2"/>
+              <w:lang w:eastAsia="lv-LV"/>
+            </w:rPr>
+          </w:pPr>
+          <w:hyperlink w:anchor="_Toc225715038" w:history="1">
+            <w:r>
+              <w:rPr>
+                <w:rStyle w:val="Hyperlink"/>
+                <w:noProof/>
+              </w:rPr>
+              <w:t>2.2.2.</w:t>
+            </w:r>
+            <w:r>
+              <w:rPr>
+                <w:rFonts w:asciiTheme="minorHAnsi" w:eastAsiaTheme="minorEastAsia" w:hAnsiTheme="minorHAnsi" w:cstheme="minorBidi"/>
+                <w:noProof/>
+                <w:kern w:val="2"/>
+                <w:lang w:eastAsia="lv-LV"/>
+              </w:rPr>
+              <w:tab/>
+            </w:r>
+            <w:r>
+              <w:rPr>
+                <w:rStyle w:val="Hyperlink"/>
+                <w:noProof/>
+              </w:rPr>
+              <w:t>Līmeņu atlases aina</w:t>
+            </w:r>
+            <w:r>
+              <w:rPr>
+                <w:noProof/>
+                <w:webHidden/>
+              </w:rPr>
+              <w:tab/>
+            </w:r>
+            <w:r>
+              <w:rPr>
+                <w:noProof/>
+                <w:webHidden/>
+              </w:rPr>
+              <w:fldChar w:fldCharType="begin"/>
+            </w:r>
+            <w:r>
+              <w:rPr>
+                <w:noProof/>
+                <w:webHidden/>
+              </w:rPr>
+              <w:instrText xml:space="preserve"> PAGEREF _Toc225715038 \h </w:instrText>
+            </w:r>
+            <w:r>
+              <w:rPr>
+                <w:noProof/>
+                <w:webHidden/>
+              </w:rPr>
+            </w:r>
+            <w:r>
+              <w:rPr>
+                <w:noProof/>
+                <w:webHidden/>
+              </w:rPr>
+              <w:fldChar w:fldCharType="separate"/>
+            </w:r>
+            <w:r>
+              <w:rPr>
+                <w:noProof/>
+                <w:webHidden/>
+              </w:rPr>
+              <w:t>7</w:t>
+            </w:r>
+            <w:r>
+              <w:rPr>
+                <w:noProof/>
+                <w:webHidden/>
+              </w:rPr>
+              <w:fldChar w:fldCharType="end"/>
+            </w:r>
+          </w:hyperlink>
+        </w:p>
+        <w:p>
+          <w:pPr>
+            <w:pStyle w:val="TOC3"/>
+            <w:rPr>
+              <w:rFonts w:asciiTheme="minorHAnsi" w:eastAsiaTheme="minorEastAsia" w:hAnsiTheme="minorHAnsi" w:cstheme="minorBidi"/>
+              <w:noProof/>
+              <w:kern w:val="2"/>
+              <w:lang w:eastAsia="lv-LV"/>
+            </w:rPr>
+          </w:pPr>
+          <w:hyperlink w:anchor="_Toc225715039" w:history="1">
+            <w:r>
+              <w:rPr>
+                <w:rStyle w:val="Hyperlink"/>
+                <w:noProof/>
+              </w:rPr>
+              <w:t>2.2.3.</w:t>
+            </w:r>
+            <w:r>
+              <w:rPr>
+                <w:rFonts w:asciiTheme="minorHAnsi" w:eastAsiaTheme="minorEastAsia" w:hAnsiTheme="minorHAnsi" w:cstheme="minorBidi"/>
+                <w:noProof/>
+                <w:kern w:val="2"/>
+                <w:lang w:eastAsia="lv-LV"/>
+              </w:rPr>
+              <w:tab/>
+            </w:r>
+            <w:r>
+              <w:rPr>
+                <w:rStyle w:val="Hyperlink"/>
+                <w:noProof/>
+              </w:rPr>
+              <w:t>Spēles laukuma aina</w:t>
+            </w:r>
+            <w:r>
+              <w:rPr>
+                <w:noProof/>
+                <w:webHidden/>
+              </w:rPr>
+              <w:tab/>
+            </w:r>
+            <w:r>
+              <w:rPr>
+                <w:noProof/>
+                <w:webHidden/>
+              </w:rPr>
+              <w:fldChar w:fldCharType="begin"/>
+            </w:r>
+            <w:r>
+              <w:rPr>
+                <w:noProof/>
+                <w:webHidden/>
+              </w:rPr>
+              <w:instrText xml:space="preserve"> PAGEREF _Toc225715039 \h </w:instrText>
+            </w:r>
+            <w:r>
+              <w:rPr>
+                <w:noProof/>
+                <w:webHidden/>
+              </w:rPr>
+            </w:r>
+            <w:r>
+              <w:rPr>
+                <w:noProof/>
+                <w:webHidden/>
+              </w:rPr>
+              <w:fldChar w:fldCharType="separate"/>
+            </w:r>
+            <w:r>
+              <w:rPr>
+                <w:noProof/>
+                <w:webHidden/>
+              </w:rPr>
+              <w:t>7</w:t>
+            </w:r>
+            <w:r>
+              <w:rPr>
+                <w:noProof/>
+                <w:webHidden/>
+              </w:rPr>
+              <w:fldChar w:fldCharType="end"/>
+            </w:r>
+          </w:hyperlink>
+        </w:p>
+        <w:p>
+          <w:pPr>
+            <w:pStyle w:val="TOC2"/>
+            <w:rPr>
+              <w:rFonts w:asciiTheme="minorHAnsi" w:eastAsiaTheme="minorEastAsia" w:hAnsiTheme="minorHAnsi" w:cstheme="minorBidi"/>
+              <w:noProof/>
+              <w:kern w:val="2"/>
+              <w:lang w:eastAsia="lv-LV"/>
+            </w:rPr>
+          </w:pPr>
+          <w:hyperlink w:anchor="_Toc225715040" w:history="1">
+            <w:r>
+              <w:rPr>
+                <w:rStyle w:val="Hyperlink"/>
+                <w:noProof/>
+              </w:rPr>
+              <w:t>2.3.</w:t>
+            </w:r>
+            <w:r>
+              <w:rPr>
+                <w:rFonts w:asciiTheme="minorHAnsi" w:eastAsiaTheme="minorEastAsia" w:hAnsiTheme="minorHAnsi" w:cstheme="minorBidi"/>
+                <w:noProof/>
+                <w:kern w:val="2"/>
+                <w:lang w:eastAsia="lv-LV"/>
+              </w:rPr>
+              <w:tab/>
+            </w:r>
+            <w:r>
+              <w:rPr>
+                <w:rStyle w:val="Hyperlink"/>
+                <w:noProof/>
+              </w:rPr>
+              <w:t>Nefunkcionālās prasības</w:t>
+            </w:r>
+            <w:r>
+              <w:rPr>
+                <w:noProof/>
+                <w:webHidden/>
+              </w:rPr>
+              <w:tab/>
+            </w:r>
+            <w:r>
+              <w:rPr>
+                <w:noProof/>
+                <w:webHidden/>
+              </w:rPr>
+              <w:fldChar w:fldCharType="begin"/>
+            </w:r>
+            <w:r>
+              <w:rPr>
+                <w:noProof/>
+                <w:webHidden/>
+              </w:rPr>
+              <w:instrText xml:space="preserve"> PAGEREF _Toc225715040 \h </w:instrText>
+            </w:r>
+            <w:r>
+              <w:rPr>
+                <w:noProof/>
+                <w:webHidden/>
+              </w:rPr>
+            </w:r>
+            <w:r>
+              <w:rPr>
+                <w:noProof/>
+                <w:webHidden/>
+              </w:rPr>
+              <w:fldChar w:fldCharType="separate"/>
+            </w:r>
+            <w:r>
+              <w:rPr>
+                <w:noProof/>
+                <w:webHidden/>
+              </w:rPr>
+              <w:t>8</w:t>
+            </w:r>
+            <w:r>
+              <w:rPr>
+                <w:noProof/>
+                <w:webHidden/>
+              </w:rPr>
+              <w:fldChar w:fldCharType="end"/>
+            </w:r>
+          </w:hyperlink>
+        </w:p>
+        <w:p>
+          <w:pPr>
+            <w:pStyle w:val="TOC3"/>
+            <w:rPr>
+              <w:rFonts w:asciiTheme="minorHAnsi" w:eastAsiaTheme="minorEastAsia" w:hAnsiTheme="minorHAnsi" w:cstheme="minorBidi"/>
+              <w:noProof/>
+              <w:kern w:val="2"/>
+              <w:lang w:eastAsia="lv-LV"/>
+            </w:rPr>
+          </w:pPr>
+          <w:hyperlink w:anchor="_Toc225715041" w:history="1">
+            <w:r>
+              <w:rPr>
+                <w:rStyle w:val="Hyperlink"/>
+                <w:noProof/>
+              </w:rPr>
+              <w:t>2.3.1.</w:t>
+            </w:r>
+            <w:r>
+              <w:rPr>
+                <w:rFonts w:asciiTheme="minorHAnsi" w:eastAsiaTheme="minorEastAsia" w:hAnsiTheme="minorHAnsi" w:cstheme="minorBidi"/>
+                <w:noProof/>
+                <w:kern w:val="2"/>
+                <w:lang w:eastAsia="lv-LV"/>
+              </w:rPr>
+              <w:tab/>
+            </w:r>
+            <w:r>
+              <w:rPr>
+                <w:rStyle w:val="Hyperlink"/>
+                <w:noProof/>
+              </w:rPr>
+              <w:t>Palaišana un veiktspēja</w:t>
+            </w:r>
+            <w:r>
+              <w:rPr>
+                <w:noProof/>
+                <w:webHidden/>
+              </w:rPr>
+              <w:tab/>
+            </w:r>
+            <w:r>
+              <w:rPr>
+                <w:noProof/>
+                <w:webHidden/>
+              </w:rPr>
+              <w:fldChar w:fldCharType="begin"/>
+            </w:r>
+            <w:r>
+              <w:rPr>
+                <w:noProof/>
+                <w:webHidden/>
+              </w:rPr>
+              <w:instrText xml:space="preserve"> PAGEREF _Toc225715041 \h </w:instrText>
+            </w:r>
+            <w:r>
+              <w:rPr>
+                <w:noProof/>
+                <w:webHidden/>
+              </w:rPr>
+            </w:r>
+            <w:r>
+              <w:rPr>
+                <w:noProof/>
+                <w:webHidden/>
+              </w:rPr>
+              <w:fldChar w:fldCharType="separate"/>
+            </w:r>
+            <w:r>
+              <w:rPr>
+                <w:noProof/>
+                <w:webHidden/>
+              </w:rPr>
+              <w:t>8</w:t>
+            </w:r>
+            <w:r>
+              <w:rPr>
+                <w:noProof/>
+                <w:webHidden/>
+              </w:rPr>
+              <w:fldChar w:fldCharType="end"/>
+            </w:r>
+          </w:hyperlink>
+        </w:p>
+        <w:p>
+          <w:pPr>
+            <w:pStyle w:val="TOC3"/>
+            <w:rPr>
+              <w:rFonts w:asciiTheme="minorHAnsi" w:eastAsiaTheme="minorEastAsia" w:hAnsiTheme="minorHAnsi" w:cstheme="minorBidi"/>
+              <w:noProof/>
+              <w:kern w:val="2"/>
+              <w:lang w:eastAsia="lv-LV"/>
+            </w:rPr>
+          </w:pPr>
+          <w:hyperlink w:anchor="_Toc225715042" w:history="1">
+            <w:r>
+              <w:rPr>
+                <w:rStyle w:val="Hyperlink"/>
+                <w:noProof/>
+              </w:rPr>
+              <w:t>2.3.2.</w:t>
+            </w:r>
+            <w:r>
+              <w:rPr>
+                <w:rFonts w:asciiTheme="minorHAnsi" w:eastAsiaTheme="minorEastAsia" w:hAnsiTheme="minorHAnsi" w:cstheme="minorBidi"/>
+                <w:noProof/>
+                <w:kern w:val="2"/>
+                <w:lang w:eastAsia="lv-LV"/>
+              </w:rPr>
+              <w:tab/>
+            </w:r>
+            <w:r>
+              <w:rPr>
+                <w:rStyle w:val="Hyperlink"/>
+                <w:noProof/>
+              </w:rPr>
+              <w:t>Saskarsne</w:t>
+            </w:r>
+            <w:r>
+              <w:rPr>
+                <w:noProof/>
+                <w:webHidden/>
+              </w:rPr>
+              <w:tab/>
+            </w:r>
+            <w:r>
+              <w:rPr>
+                <w:noProof/>
+                <w:webHidden/>
+              </w:rPr>
+              <w:fldChar w:fldCharType="begin"/>
+            </w:r>
+            <w:r>
+              <w:rPr>
+                <w:noProof/>
+                <w:webHidden/>
+              </w:rPr>
+              <w:instrText xml:space="preserve"> PAGEREF _Toc225715042 \h </w:instrText>
+            </w:r>
+            <w:r>
+              <w:rPr>
+                <w:noProof/>
+                <w:webHidden/>
+              </w:rPr>
+            </w:r>
+            <w:r>
+              <w:rPr>
+                <w:noProof/>
+                <w:webHidden/>
+              </w:rPr>
+              <w:fldChar w:fldCharType="separate"/>
+            </w:r>
+            <w:r>
+              <w:rPr>
+                <w:noProof/>
+                <w:webHidden/>
+              </w:rPr>
+              <w:t>8</w:t>
+            </w:r>
+            <w:r>
+              <w:rPr>
+                <w:noProof/>
+                <w:webHidden/>
+              </w:rPr>
+              <w:fldChar w:fldCharType="end"/>
+            </w:r>
+          </w:hyperlink>
+        </w:p>
+        <w:p>
+          <w:pPr>
+            <w:pStyle w:val="TOC3"/>
+            <w:rPr>
+              <w:rFonts w:asciiTheme="minorHAnsi" w:eastAsiaTheme="minorEastAsia" w:hAnsiTheme="minorHAnsi" w:cstheme="minorBidi"/>
+              <w:noProof/>
+              <w:kern w:val="2"/>
+              <w:lang w:eastAsia="lv-LV"/>
+            </w:rPr>
+          </w:pPr>
+          <w:hyperlink w:anchor="_Toc225715043" w:history="1">
+            <w:r>
+              <w:rPr>
+                <w:rStyle w:val="Hyperlink"/>
+                <w:noProof/>
+              </w:rPr>
+              <w:t>2.3.3.</w:t>
+            </w:r>
+            <w:r>
+              <w:rPr>
+                <w:rFonts w:asciiTheme="minorHAnsi" w:eastAsiaTheme="minorEastAsia" w:hAnsiTheme="minorHAnsi" w:cstheme="minorBidi"/>
+                <w:noProof/>
+                <w:kern w:val="2"/>
+                <w:lang w:eastAsia="lv-LV"/>
+              </w:rPr>
+              <w:tab/>
+            </w:r>
+            <w:r>
+              <w:rPr>
+                <w:rStyle w:val="Hyperlink"/>
+                <w:noProof/>
+              </w:rPr>
+              <w:t>Datu drošība</w:t>
+            </w:r>
+            <w:r>
+              <w:rPr>
+                <w:noProof/>
+                <w:webHidden/>
+              </w:rPr>
+              <w:tab/>
+            </w:r>
+            <w:r>
+              <w:rPr>
+                <w:noProof/>
+                <w:webHidden/>
+              </w:rPr>
+              <w:fldChar w:fldCharType="begin"/>
+            </w:r>
+            <w:r>
+              <w:rPr>
+                <w:noProof/>
+                <w:webHidden/>
+              </w:rPr>
+              <w:instrText xml:space="preserve"> PAGEREF _Toc225715043 \h </w:instrText>
+            </w:r>
+            <w:r>
+              <w:rPr>
+                <w:noProof/>
+                <w:webHidden/>
+              </w:rPr>
+            </w:r>
+            <w:r>
+              <w:rPr>
+                <w:noProof/>
+                <w:webHidden/>
+              </w:rPr>
+              <w:fldChar w:fldCharType="separate"/>
+            </w:r>
+            <w:r>
+              <w:rPr>
+                <w:noProof/>
+                <w:webHidden/>
+              </w:rPr>
+              <w:t>8</w:t>
+            </w:r>
+            <w:r>
+              <w:rPr>
+                <w:noProof/>
+                <w:webHidden/>
+              </w:rPr>
+              <w:fldChar w:fldCharType="end"/>
+            </w:r>
+          </w:hyperlink>
+        </w:p>
+        <w:p>
+          <w:pPr>
+            <w:pStyle w:val="TOC2"/>
+            <w:rPr>
+              <w:rFonts w:asciiTheme="minorHAnsi" w:eastAsiaTheme="minorEastAsia" w:hAnsiTheme="minorHAnsi" w:cstheme="minorBidi"/>
+              <w:noProof/>
+              <w:kern w:val="2"/>
+              <w:lang w:eastAsia="lv-LV"/>
+            </w:rPr>
+          </w:pPr>
+          <w:hyperlink w:anchor="_Toc225715044" w:history="1">
+            <w:r>
+              <w:rPr>
+                <w:rStyle w:val="Hyperlink"/>
+                <w:noProof/>
+              </w:rPr>
+              <w:t>2.4.</w:t>
+            </w:r>
+            <w:r>
+              <w:rPr>
+                <w:rFonts w:asciiTheme="minorHAnsi" w:eastAsiaTheme="minorEastAsia" w:hAnsiTheme="minorHAnsi" w:cstheme="minorBidi"/>
+                <w:noProof/>
+                <w:kern w:val="2"/>
+                <w:lang w:eastAsia="lv-LV"/>
+              </w:rPr>
+              <w:tab/>
+            </w:r>
+            <w:r>
+              <w:rPr>
+                <w:rStyle w:val="Hyperlink"/>
+                <w:noProof/>
+              </w:rPr>
+              <w:t>Gala lietotāja rakstura iezīmes</w:t>
+            </w:r>
+            <w:r>
+              <w:rPr>
+                <w:noProof/>
+                <w:webHidden/>
+              </w:rPr>
+              <w:tab/>
+            </w:r>
+            <w:r>
+              <w:rPr>
+                <w:noProof/>
+                <w:webHidden/>
+              </w:rPr>
+              <w:fldChar w:fldCharType="begin"/>
+            </w:r>
+            <w:r>
+              <w:rPr>
+                <w:noProof/>
+                <w:webHidden/>
+              </w:rPr>
+              <w:instrText xml:space="preserve"> PAGEREF _Toc225715044 \h </w:instrText>
+            </w:r>
+            <w:r>
+              <w:rPr>
+                <w:noProof/>
+                <w:webHidden/>
+              </w:rPr>
+            </w:r>
+            <w:r>
+              <w:rPr>
+                <w:noProof/>
+                <w:webHidden/>
+              </w:rPr>
+              <w:fldChar w:fldCharType="separate"/>
+            </w:r>
+            <w:r>
+              <w:rPr>
+                <w:noProof/>
+                <w:webHidden/>
+              </w:rPr>
+              <w:t>9</w:t>
+            </w:r>
+            <w:r>
+              <w:rPr>
+                <w:noProof/>
+                <w:webHidden/>
+              </w:rPr>
+              <w:fldChar w:fldCharType="end"/>
+            </w:r>
+          </w:hyperlink>
+        </w:p>
+        <w:p>
+          <w:pPr>
+            <w:pStyle w:val="TOC1"/>
+            <w:rPr>
+              <w:rFonts w:asciiTheme="minorHAnsi" w:eastAsiaTheme="minorEastAsia" w:hAnsiTheme="minorHAnsi" w:cstheme="minorBidi"/>
+              <w:noProof/>
+              <w:kern w:val="2"/>
+              <w:lang w:eastAsia="lv-LV"/>
+            </w:rPr>
+          </w:pPr>
+          <w:hyperlink w:anchor="_Toc225715045" w:history="1">
+            <w:r>
+              <w:rPr>
+                <w:rStyle w:val="Hyperlink"/>
+                <w:noProof/>
+              </w:rPr>
+              <w:t>3.</w:t>
+            </w:r>
+            <w:r>
+              <w:rPr>
+                <w:rFonts w:asciiTheme="minorHAnsi" w:eastAsiaTheme="minorEastAsia" w:hAnsiTheme="minorHAnsi" w:cstheme="minorBidi"/>
+                <w:noProof/>
+                <w:kern w:val="2"/>
+                <w:lang w:eastAsia="lv-LV"/>
+              </w:rPr>
+              <w:tab/>
+            </w:r>
+            <w:r>
+              <w:rPr>
+                <w:rStyle w:val="Hyperlink"/>
+                <w:noProof/>
+              </w:rPr>
+              <w:t>Izstrādes līdzekļu, rīku apraksts un izvēles pamatojums</w:t>
+            </w:r>
+            <w:r>
+              <w:rPr>
+                <w:noProof/>
+                <w:webHidden/>
+              </w:rPr>
+              <w:tab/>
+            </w:r>
+            <w:r>
+              <w:rPr>
+                <w:noProof/>
+                <w:webHidden/>
+              </w:rPr>
+              <w:fldChar w:fldCharType="begin"/>
+            </w:r>
+            <w:r>
+              <w:rPr>
+                <w:noProof/>
+                <w:webHidden/>
+              </w:rPr>
+              <w:instrText xml:space="preserve"> PAGEREF _Toc225715045 \h </w:instrText>
+            </w:r>
+            <w:r>
+              <w:rPr>
+                <w:noProof/>
+                <w:webHidden/>
+              </w:rPr>
+            </w:r>
+            <w:r>
+              <w:rPr>
+                <w:noProof/>
+                <w:webHidden/>
+              </w:rPr>
+              <w:fldChar w:fldCharType="separate"/>
+            </w:r>
+            <w:r>
+              <w:rPr>
+                <w:noProof/>
+                <w:webHidden/>
+              </w:rPr>
+              <w:t>10</w:t>
+            </w:r>
+            <w:r>
+              <w:rPr>
+                <w:noProof/>
+                <w:webHidden/>
+              </w:rPr>
+              <w:fldChar w:fldCharType="end"/>
+            </w:r>
+          </w:hyperlink>
+        </w:p>
+        <w:p>
+          <w:pPr>
+            <w:pStyle w:val="TOC2"/>
+            <w:rPr>
+              <w:rFonts w:asciiTheme="minorHAnsi" w:eastAsiaTheme="minorEastAsia" w:hAnsiTheme="minorHAnsi" w:cstheme="minorBidi"/>
+              <w:noProof/>
+              <w:kern w:val="2"/>
+              <w:lang w:eastAsia="lv-LV"/>
+            </w:rPr>
+          </w:pPr>
+          <w:hyperlink w:anchor="_Toc225715046" w:history="1">
+            <w:r>
+              <w:rPr>
+                <w:rStyle w:val="Hyperlink"/>
+                <w:noProof/>
+              </w:rPr>
+              <w:t>3.1.</w:t>
+            </w:r>
+            <w:r>
+              <w:rPr>
+                <w:rFonts w:asciiTheme="minorHAnsi" w:eastAsiaTheme="minorEastAsia" w:hAnsiTheme="minorHAnsi" w:cstheme="minorBidi"/>
+                <w:noProof/>
+                <w:kern w:val="2"/>
+                <w:lang w:eastAsia="lv-LV"/>
+              </w:rPr>
+              <w:tab/>
+            </w:r>
+            <w:r>
+              <w:rPr>
+                <w:rStyle w:val="Hyperlink"/>
+                <w:noProof/>
+              </w:rPr>
+              <w:t>Izvēlēto risinājuma līdzekļu un valodu apraksts</w:t>
+            </w:r>
+            <w:r>
+              <w:rPr>
+                <w:noProof/>
+                <w:webHidden/>
+              </w:rPr>
+              <w:tab/>
+            </w:r>
+            <w:r>
+              <w:rPr>
+                <w:noProof/>
+                <w:webHidden/>
+              </w:rPr>
+              <w:fldChar w:fldCharType="begin"/>
+            </w:r>
+            <w:r>
+              <w:rPr>
+                <w:noProof/>
+                <w:webHidden/>
+              </w:rPr>
+              <w:instrText xml:space="preserve"> PAGEREF _Toc225715046 \h </w:instrText>
+            </w:r>
+            <w:r>
+              <w:rPr>
+                <w:noProof/>
+                <w:webHidden/>
+              </w:rPr>
+            </w:r>
+            <w:r>
+              <w:rPr>
+                <w:noProof/>
+                <w:webHidden/>
+              </w:rPr>
+              <w:fldChar w:fldCharType="separate"/>
+            </w:r>
+            <w:r>
+              <w:rPr>
+                <w:noProof/>
+                <w:webHidden/>
+              </w:rPr>
+              <w:t>10</w:t>
+            </w:r>
+            <w:r>
+              <w:rPr>
+                <w:noProof/>
+                <w:webHidden/>
+              </w:rPr>
+              <w:fldChar w:fldCharType="end"/>
+            </w:r>
+          </w:hyperlink>
+        </w:p>
+        <w:p>
+          <w:pPr>
+            <w:pStyle w:val="TOC3"/>
+            <w:rPr>
+              <w:rFonts w:asciiTheme="minorHAnsi" w:eastAsiaTheme="minorEastAsia" w:hAnsiTheme="minorHAnsi" w:cstheme="minorBidi"/>
+              <w:noProof/>
+              <w:kern w:val="2"/>
+              <w:lang w:eastAsia="lv-LV"/>
+            </w:rPr>
+          </w:pPr>
+          <w:hyperlink w:anchor="_Toc225715047" w:history="1">
+            <w:r>
+              <w:rPr>
+                <w:rStyle w:val="Hyperlink"/>
+                <w:noProof/>
+              </w:rPr>
+              <w:t>3.1.1.</w:t>
+            </w:r>
+            <w:r>
+              <w:rPr>
+                <w:rFonts w:asciiTheme="minorHAnsi" w:eastAsiaTheme="minorEastAsia" w:hAnsiTheme="minorHAnsi" w:cstheme="minorBidi"/>
+                <w:noProof/>
+                <w:kern w:val="2"/>
+                <w:lang w:eastAsia="lv-LV"/>
+              </w:rPr>
+              <w:tab/>
+            </w:r>
+            <w:r>
+              <w:rPr>
+                <w:rStyle w:val="Hyperlink"/>
+                <w:noProof/>
+              </w:rPr>
+              <w:t>Ietvars</w:t>
+            </w:r>
+            <w:r>
+              <w:rPr>
+                <w:noProof/>
+                <w:webHidden/>
+              </w:rPr>
+              <w:tab/>
+            </w:r>
+            <w:r>
+              <w:rPr>
+                <w:noProof/>
+                <w:webHidden/>
+              </w:rPr>
+              <w:fldChar w:fldCharType="begin"/>
+            </w:r>
+            <w:r>
+              <w:rPr>
+                <w:noProof/>
+                <w:webHidden/>
+              </w:rPr>
+              <w:instrText xml:space="preserve"> PAGEREF _Toc225715047 \h </w:instrText>
+            </w:r>
+            <w:r>
+              <w:rPr>
+                <w:noProof/>
+                <w:webHidden/>
+              </w:rPr>
+            </w:r>
+            <w:r>
+              <w:rPr>
+                <w:noProof/>
+                <w:webHidden/>
+              </w:rPr>
+              <w:fldChar w:fldCharType="separate"/>
+            </w:r>
+            <w:r>
+              <w:rPr>
+                <w:noProof/>
+                <w:webHidden/>
+              </w:rPr>
+              <w:t>10</w:t>
+            </w:r>
+            <w:r>
+              <w:rPr>
+                <w:noProof/>
+                <w:webHidden/>
+              </w:rPr>
+              <w:fldChar w:fldCharType="end"/>
+            </w:r>
+          </w:hyperlink>
+        </w:p>
+        <w:p>
+          <w:pPr>
+            <w:pStyle w:val="TOC3"/>
+            <w:rPr>
+              <w:rFonts w:asciiTheme="minorHAnsi" w:eastAsiaTheme="minorEastAsia" w:hAnsiTheme="minorHAnsi" w:cstheme="minorBidi"/>
+              <w:noProof/>
+              <w:kern w:val="2"/>
+              <w:lang w:eastAsia="lv-LV"/>
+            </w:rPr>
+          </w:pPr>
+          <w:hyperlink w:anchor="_Toc225715048" w:history="1">
+            <w:r>
+              <w:rPr>
+                <w:rStyle w:val="Hyperlink"/>
+                <w:noProof/>
+              </w:rPr>
+              <w:t>3.1.2.</w:t>
+            </w:r>
+            <w:r>
+              <w:rPr>
+                <w:rFonts w:asciiTheme="minorHAnsi" w:eastAsiaTheme="minorEastAsia" w:hAnsiTheme="minorHAnsi" w:cstheme="minorBidi"/>
+                <w:noProof/>
+                <w:kern w:val="2"/>
+                <w:lang w:eastAsia="lv-LV"/>
+              </w:rPr>
+              <w:tab/>
+            </w:r>
+            <w:r>
+              <w:rPr>
+                <w:rStyle w:val="Hyperlink"/>
+                <w:noProof/>
+              </w:rPr>
+              <w:t>Valoda</w:t>
+            </w:r>
+            <w:r>
+              <w:rPr>
+                <w:noProof/>
+                <w:webHidden/>
+              </w:rPr>
+              <w:tab/>
+            </w:r>
+            <w:r>
+              <w:rPr>
+                <w:noProof/>
+                <w:webHidden/>
+              </w:rPr>
+              <w:fldChar w:fldCharType="begin"/>
+            </w:r>
+            <w:r>
+              <w:rPr>
+                <w:noProof/>
+                <w:webHidden/>
+              </w:rPr>
+              <w:instrText xml:space="preserve"> PAGEREF _Toc225715048 \h </w:instrText>
+            </w:r>
+            <w:r>
+              <w:rPr>
+                <w:noProof/>
+                <w:webHidden/>
+              </w:rPr>
+            </w:r>
+            <w:r>
+              <w:rPr>
+                <w:noProof/>
+                <w:webHidden/>
+              </w:rPr>
+              <w:fldChar w:fldCharType="separate"/>
+            </w:r>
+            <w:r>
+              <w:rPr>
+                <w:noProof/>
+                <w:webHidden/>
+              </w:rPr>
+              <w:t>10</w:t>
+            </w:r>
+            <w:r>
+              <w:rPr>
+                <w:noProof/>
+                <w:webHidden/>
+              </w:rPr>
+              <w:fldChar w:fldCharType="end"/>
+            </w:r>
+          </w:hyperlink>
+        </w:p>
+        <w:p>
+          <w:pPr>
+            <w:pStyle w:val="TOC3"/>
+            <w:rPr>
+              <w:rFonts w:asciiTheme="minorHAnsi" w:eastAsiaTheme="minorEastAsia" w:hAnsiTheme="minorHAnsi" w:cstheme="minorBidi"/>
+              <w:noProof/>
+              <w:kern w:val="2"/>
+              <w:lang w:eastAsia="lv-LV"/>
+            </w:rPr>
+          </w:pPr>
+          <w:hyperlink w:anchor="_Toc225715049" w:history="1">
+            <w:r>
+              <w:rPr>
+                <w:rStyle w:val="Hyperlink"/>
+                <w:noProof/>
+              </w:rPr>
+              <w:t>3.1.3.</w:t>
+            </w:r>
+            <w:r>
+              <w:rPr>
+                <w:rFonts w:asciiTheme="minorHAnsi" w:eastAsiaTheme="minorEastAsia" w:hAnsiTheme="minorHAnsi" w:cstheme="minorBidi"/>
+                <w:noProof/>
+                <w:kern w:val="2"/>
+                <w:lang w:eastAsia="lv-LV"/>
+              </w:rPr>
+              <w:tab/>
+            </w:r>
+            <w:r>
+              <w:rPr>
+                <w:rStyle w:val="Hyperlink"/>
+                <w:noProof/>
+              </w:rPr>
+              <w:t>Izstrādes vide</w:t>
+            </w:r>
+            <w:r>
+              <w:rPr>
+                <w:noProof/>
+                <w:webHidden/>
+              </w:rPr>
+              <w:tab/>
+            </w:r>
+            <w:r>
+              <w:rPr>
+                <w:noProof/>
+                <w:webHidden/>
+              </w:rPr>
+              <w:fldChar w:fldCharType="begin"/>
+            </w:r>
+            <w:r>
+              <w:rPr>
+                <w:noProof/>
+                <w:webHidden/>
+              </w:rPr>
+              <w:instrText xml:space="preserve"> PAGEREF _Toc225715049 \h </w:instrText>
+            </w:r>
+            <w:r>
+              <w:rPr>
+                <w:noProof/>
+                <w:webHidden/>
+              </w:rPr>
+            </w:r>
+            <w:r>
+              <w:rPr>
+                <w:noProof/>
+                <w:webHidden/>
+              </w:rPr>
+              <w:fldChar w:fldCharType="separate"/>
+            </w:r>
+            <w:r>
+              <w:rPr>
+                <w:noProof/>
+                <w:webHidden/>
+              </w:rPr>
+              <w:t>10</w:t>
+            </w:r>
+            <w:r>
+              <w:rPr>
+                <w:noProof/>
+                <w:webHidden/>
+              </w:rPr>
+              <w:fldChar w:fldCharType="end"/>
+            </w:r>
+          </w:hyperlink>
+        </w:p>
+        <w:p>
+          <w:pPr>
+            <w:pStyle w:val="TOC3"/>
+            <w:rPr>
+              <w:rFonts w:asciiTheme="minorHAnsi" w:eastAsiaTheme="minorEastAsia" w:hAnsiTheme="minorHAnsi" w:cstheme="minorBidi"/>
+              <w:noProof/>
+              <w:kern w:val="2"/>
+              <w:lang w:eastAsia="lv-LV"/>
+            </w:rPr>
+          </w:pPr>
+          <w:hyperlink w:anchor="_Toc225715050" w:history="1">
+            <w:r>
+              <w:rPr>
+                <w:rStyle w:val="Hyperlink"/>
+                <w:noProof/>
+              </w:rPr>
+              <w:t>3.1.4.</w:t>
+            </w:r>
+            <w:r>
+              <w:rPr>
+                <w:rFonts w:asciiTheme="minorHAnsi" w:eastAsiaTheme="minorEastAsia" w:hAnsiTheme="minorHAnsi" w:cstheme="minorBidi"/>
+                <w:noProof/>
+                <w:kern w:val="2"/>
+                <w:lang w:eastAsia="lv-LV"/>
+              </w:rPr>
+              <w:tab/>
+            </w:r>
+            <w:r>
+              <w:rPr>
+                <w:rStyle w:val="Hyperlink"/>
+                <w:noProof/>
+              </w:rPr>
+              <w:t>Versiju kontrole un repozitorijas mitināšana</w:t>
+            </w:r>
+            <w:r>
+              <w:rPr>
+                <w:noProof/>
+                <w:webHidden/>
+              </w:rPr>
+              <w:tab/>
+            </w:r>
+            <w:r>
+              <w:rPr>
+                <w:noProof/>
+                <w:webHidden/>
+              </w:rPr>
+              <w:fldChar w:fldCharType="begin"/>
+            </w:r>
+            <w:r>
+              <w:rPr>
+                <w:noProof/>
+                <w:webHidden/>
+              </w:rPr>
+              <w:instrText xml:space="preserve"> PAGEREF _Toc225715050 \h </w:instrText>
+            </w:r>
+            <w:r>
+              <w:rPr>
+                <w:noProof/>
+                <w:webHidden/>
+              </w:rPr>
+            </w:r>
+            <w:r>
+              <w:rPr>
+                <w:noProof/>
+                <w:webHidden/>
+              </w:rPr>
+              <w:fldChar w:fldCharType="separate"/>
+            </w:r>
+            <w:r>
+              <w:rPr>
+                <w:noProof/>
+                <w:webHidden/>
+              </w:rPr>
+              <w:t>11</w:t>
+            </w:r>
+            <w:r>
+              <w:rPr>
+                <w:noProof/>
+                <w:webHidden/>
+              </w:rPr>
+              <w:fldChar w:fldCharType="end"/>
+            </w:r>
+          </w:hyperlink>
+        </w:p>
+        <w:p>
+          <w:pPr>
+            <w:pStyle w:val="TOC2"/>
+            <w:rPr>
+              <w:rFonts w:asciiTheme="minorHAnsi" w:eastAsiaTheme="minorEastAsia" w:hAnsiTheme="minorHAnsi" w:cstheme="minorBidi"/>
+              <w:noProof/>
+              <w:kern w:val="2"/>
+              <w:lang w:eastAsia="lv-LV"/>
+            </w:rPr>
+          </w:pPr>
+          <w:hyperlink w:anchor="_Toc225715051" w:history="1">
+            <w:r>
+              <w:rPr>
+                <w:rStyle w:val="Hyperlink"/>
+                <w:noProof/>
+              </w:rPr>
+              <w:t>3.2.</w:t>
+            </w:r>
+            <w:r>
+              <w:rPr>
+                <w:rFonts w:asciiTheme="minorHAnsi" w:eastAsiaTheme="minorEastAsia" w:hAnsiTheme="minorHAnsi" w:cstheme="minorBidi"/>
+                <w:noProof/>
+                <w:kern w:val="2"/>
+                <w:lang w:eastAsia="lv-LV"/>
+              </w:rPr>
+              <w:tab/>
+            </w:r>
+            <w:r>
+              <w:rPr>
+                <w:rStyle w:val="Hyperlink"/>
+                <w:noProof/>
+              </w:rPr>
+              <w:t>Iespējamo risinājuma līdzekļu un valodu apraksts</w:t>
+            </w:r>
+            <w:r>
+              <w:rPr>
+                <w:noProof/>
+                <w:webHidden/>
+              </w:rPr>
+              <w:tab/>
+            </w:r>
+            <w:r>
+              <w:rPr>
+                <w:noProof/>
+                <w:webHidden/>
+              </w:rPr>
+              <w:fldChar w:fldCharType="begin"/>
+            </w:r>
+            <w:r>
+              <w:rPr>
+                <w:noProof/>
+                <w:webHidden/>
+              </w:rPr>
+              <w:instrText xml:space="preserve"> PAGEREF _Toc225715051 \h </w:instrText>
+            </w:r>
+            <w:r>
+              <w:rPr>
+                <w:noProof/>
+                <w:webHidden/>
+              </w:rPr>
+            </w:r>
+            <w:r>
+              <w:rPr>
+                <w:noProof/>
+                <w:webHidden/>
+              </w:rPr>
+              <w:fldChar w:fldCharType="separate"/>
+            </w:r>
+            <w:r>
+              <w:rPr>
+                <w:noProof/>
+                <w:webHidden/>
+              </w:rPr>
+              <w:t>11</w:t>
+            </w:r>
+            <w:r>
+              <w:rPr>
+                <w:noProof/>
+                <w:webHidden/>
+              </w:rPr>
+              <w:fldChar w:fldCharType="end"/>
+            </w:r>
+          </w:hyperlink>
+        </w:p>
+        <w:p>
+          <w:pPr>
+            <w:pStyle w:val="TOC3"/>
+            <w:rPr>
+              <w:rFonts w:asciiTheme="minorHAnsi" w:eastAsiaTheme="minorEastAsia" w:hAnsiTheme="minorHAnsi" w:cstheme="minorBidi"/>
+              <w:noProof/>
+              <w:kern w:val="2"/>
+              <w:lang w:eastAsia="lv-LV"/>
+            </w:rPr>
+          </w:pPr>
+          <w:hyperlink w:anchor="_Toc225715052" w:history="1">
+            <w:r>
+              <w:rPr>
+                <w:rStyle w:val="Hyperlink"/>
+                <w:noProof/>
+              </w:rPr>
+              <w:t>3.2.1.</w:t>
+            </w:r>
+            <w:r>
+              <w:rPr>
+                <w:rFonts w:asciiTheme="minorHAnsi" w:eastAsiaTheme="minorEastAsia" w:hAnsiTheme="minorHAnsi" w:cstheme="minorBidi"/>
+                <w:noProof/>
+                <w:kern w:val="2"/>
+                <w:lang w:eastAsia="lv-LV"/>
+              </w:rPr>
+              <w:tab/>
+            </w:r>
+            <w:r>
+              <w:rPr>
+                <w:rStyle w:val="Hyperlink"/>
+                <w:noProof/>
+              </w:rPr>
+              <w:t>Ietvari</w:t>
+            </w:r>
+            <w:r>
+              <w:rPr>
+                <w:noProof/>
+                <w:webHidden/>
+              </w:rPr>
+              <w:tab/>
+            </w:r>
+            <w:r>
+              <w:rPr>
+                <w:noProof/>
+                <w:webHidden/>
+              </w:rPr>
+              <w:fldChar w:fldCharType="begin"/>
+            </w:r>
+            <w:r>
+              <w:rPr>
+                <w:noProof/>
+                <w:webHidden/>
+              </w:rPr>
+              <w:instrText xml:space="preserve"> PAGEREF _Toc225715052 \h </w:instrText>
+            </w:r>
+            <w:r>
+              <w:rPr>
+                <w:noProof/>
+                <w:webHidden/>
+              </w:rPr>
+            </w:r>
+            <w:r>
+              <w:rPr>
+                <w:noProof/>
+                <w:webHidden/>
+              </w:rPr>
+              <w:fldChar w:fldCharType="separate"/>
+            </w:r>
+            <w:r>
+              <w:rPr>
+                <w:noProof/>
+                <w:webHidden/>
+              </w:rPr>
+              <w:t>11</w:t>
+            </w:r>
+            <w:r>
+              <w:rPr>
+                <w:noProof/>
+                <w:webHidden/>
+              </w:rPr>
+              <w:fldChar w:fldCharType="end"/>
+            </w:r>
+          </w:hyperlink>
+        </w:p>
+        <w:p>
+          <w:pPr>
+            <w:pStyle w:val="TOC3"/>
+            <w:rPr>
+              <w:rFonts w:asciiTheme="minorHAnsi" w:eastAsiaTheme="minorEastAsia" w:hAnsiTheme="minorHAnsi" w:cstheme="minorBidi"/>
+              <w:noProof/>
+              <w:kern w:val="2"/>
+              <w:lang w:eastAsia="lv-LV"/>
+            </w:rPr>
+          </w:pPr>
+          <w:hyperlink w:anchor="_Toc225715053" w:history="1">
+            <w:r>
+              <w:rPr>
+                <w:rStyle w:val="Hyperlink"/>
+                <w:noProof/>
+              </w:rPr>
+              <w:t>3.2.2.</w:t>
+            </w:r>
+            <w:r>
+              <w:rPr>
+                <w:rFonts w:asciiTheme="minorHAnsi" w:eastAsiaTheme="minorEastAsia" w:hAnsiTheme="minorHAnsi" w:cstheme="minorBidi"/>
+                <w:noProof/>
+                <w:kern w:val="2"/>
+                <w:lang w:eastAsia="lv-LV"/>
+              </w:rPr>
+              <w:tab/>
+            </w:r>
+            <w:r>
+              <w:rPr>
+                <w:rStyle w:val="Hyperlink"/>
+                <w:noProof/>
+              </w:rPr>
+              <w:t>Valodas</w:t>
+            </w:r>
+            <w:r>
+              <w:rPr>
+                <w:noProof/>
+                <w:webHidden/>
+              </w:rPr>
+              <w:tab/>
+            </w:r>
+            <w:r>
+              <w:rPr>
+                <w:noProof/>
+                <w:webHidden/>
+              </w:rPr>
+              <w:fldChar w:fldCharType="begin"/>
+            </w:r>
+            <w:r>
+              <w:rPr>
+                <w:noProof/>
+                <w:webHidden/>
+              </w:rPr>
+              <w:instrText xml:space="preserve"> PAGEREF _Toc225715053 \h </w:instrText>
+            </w:r>
+            <w:r>
+              <w:rPr>
+                <w:noProof/>
+                <w:webHidden/>
+              </w:rPr>
+            </w:r>
+            <w:r>
+              <w:rPr>
+                <w:noProof/>
+                <w:webHidden/>
+              </w:rPr>
+              <w:fldChar w:fldCharType="separate"/>
+            </w:r>
+            <w:r>
+              <w:rPr>
+                <w:noProof/>
+                <w:webHidden/>
+              </w:rPr>
+              <w:t>11</w:t>
+            </w:r>
+            <w:r>
+              <w:rPr>
+                <w:noProof/>
+                <w:webHidden/>
+              </w:rPr>
+              <w:fldChar w:fldCharType="end"/>
+            </w:r>
+          </w:hyperlink>
+        </w:p>
+        <w:p>
+          <w:pPr>
+            <w:pStyle w:val="TOC3"/>
+            <w:rPr>
+              <w:rFonts w:asciiTheme="minorHAnsi" w:eastAsiaTheme="minorEastAsia" w:hAnsiTheme="minorHAnsi" w:cstheme="minorBidi"/>
+              <w:noProof/>
+              <w:kern w:val="2"/>
+              <w:lang w:eastAsia="lv-LV"/>
+            </w:rPr>
+          </w:pPr>
+          <w:hyperlink w:anchor="_Toc225715054" w:history="1">
+            <w:r>
+              <w:rPr>
+                <w:rStyle w:val="Hyperlink"/>
+                <w:noProof/>
+              </w:rPr>
+              <w:t>3.2.3.</w:t>
+            </w:r>
+            <w:r>
+              <w:rPr>
+                <w:rFonts w:asciiTheme="minorHAnsi" w:eastAsiaTheme="minorEastAsia" w:hAnsiTheme="minorHAnsi" w:cstheme="minorBidi"/>
+                <w:noProof/>
+                <w:kern w:val="2"/>
+                <w:lang w:eastAsia="lv-LV"/>
+              </w:rPr>
+              <w:tab/>
+            </w:r>
+            <w:r>
+              <w:rPr>
+                <w:rStyle w:val="Hyperlink"/>
+                <w:noProof/>
+              </w:rPr>
+              <w:t>Izstrādes vides</w:t>
+            </w:r>
+            <w:r>
+              <w:rPr>
+                <w:noProof/>
+                <w:webHidden/>
+              </w:rPr>
+              <w:tab/>
+            </w:r>
+            <w:r>
+              <w:rPr>
+                <w:noProof/>
+                <w:webHidden/>
+              </w:rPr>
+              <w:fldChar w:fldCharType="begin"/>
+            </w:r>
+            <w:r>
+              <w:rPr>
+                <w:noProof/>
+                <w:webHidden/>
+              </w:rPr>
+              <w:instrText xml:space="preserve"> PAGEREF _Toc225715054 \h </w:instrText>
+            </w:r>
+            <w:r>
+              <w:rPr>
+                <w:noProof/>
+                <w:webHidden/>
+              </w:rPr>
+            </w:r>
+            <w:r>
+              <w:rPr>
+                <w:noProof/>
+                <w:webHidden/>
+              </w:rPr>
+              <w:fldChar w:fldCharType="separate"/>
+            </w:r>
+            <w:r>
+              <w:rPr>
+                <w:noProof/>
+                <w:webHidden/>
+              </w:rPr>
+              <w:t>12</w:t>
+            </w:r>
+            <w:r>
+              <w:rPr>
+                <w:noProof/>
+                <w:webHidden/>
+              </w:rPr>
+              <w:fldChar w:fldCharType="end"/>
+            </w:r>
+          </w:hyperlink>
+        </w:p>
+        <w:p>
+          <w:pPr>
+            <w:pStyle w:val="TOC3"/>
+            <w:rPr>
+              <w:rFonts w:asciiTheme="minorHAnsi" w:eastAsiaTheme="minorEastAsia" w:hAnsiTheme="minorHAnsi" w:cstheme="minorBidi"/>
+              <w:noProof/>
+              <w:kern w:val="2"/>
+              <w:lang w:eastAsia="lv-LV"/>
+            </w:rPr>
+          </w:pPr>
+          <w:hyperlink w:anchor="_Toc225715055" w:history="1">
+            <w:r>
+              <w:rPr>
+                <w:rStyle w:val="Hyperlink"/>
+                <w:noProof/>
+              </w:rPr>
+              <w:t>3.2.4.</w:t>
+            </w:r>
+            <w:r>
+              <w:rPr>
+                <w:rFonts w:asciiTheme="minorHAnsi" w:eastAsiaTheme="minorEastAsia" w:hAnsiTheme="minorHAnsi" w:cstheme="minorBidi"/>
+                <w:noProof/>
+                <w:kern w:val="2"/>
+                <w:lang w:eastAsia="lv-LV"/>
+              </w:rPr>
+              <w:tab/>
+            </w:r>
+            <w:r>
+              <w:rPr>
+                <w:rStyle w:val="Hyperlink"/>
+                <w:noProof/>
+              </w:rPr>
+              <w:t>Versiju kontrole</w:t>
+            </w:r>
+            <w:r>
+              <w:rPr>
+                <w:noProof/>
+                <w:webHidden/>
+              </w:rPr>
+              <w:tab/>
+            </w:r>
+            <w:r>
+              <w:rPr>
+                <w:noProof/>
+                <w:webHidden/>
+              </w:rPr>
+              <w:fldChar w:fldCharType="begin"/>
+            </w:r>
+            <w:r>
+              <w:rPr>
+                <w:noProof/>
+                <w:webHidden/>
+              </w:rPr>
+              <w:instrText xml:space="preserve"> PAGEREF _Toc225715055 \h </w:instrText>
+            </w:r>
+            <w:r>
+              <w:rPr>
+                <w:noProof/>
+                <w:webHidden/>
+              </w:rPr>
+            </w:r>
+            <w:r>
+              <w:rPr>
+                <w:noProof/>
+                <w:webHidden/>
+              </w:rPr>
+              <w:fldChar w:fldCharType="separate"/>
+            </w:r>
+            <w:r>
+              <w:rPr>
+                <w:noProof/>
+                <w:webHidden/>
+              </w:rPr>
+              <w:t>12</w:t>
+            </w:r>
+            <w:r>
+              <w:rPr>
+                <w:noProof/>
+                <w:webHidden/>
+              </w:rPr>
+              <w:fldChar w:fldCharType="end"/>
+            </w:r>
+          </w:hyperlink>
+        </w:p>
+        <w:p>
+          <w:pPr>
+            <w:pStyle w:val="TOC1"/>
+            <w:rPr>
+              <w:rFonts w:asciiTheme="minorHAnsi" w:eastAsiaTheme="minorEastAsia" w:hAnsiTheme="minorHAnsi" w:cstheme="minorBidi"/>
+              <w:noProof/>
+              <w:kern w:val="2"/>
+              <w:lang w:eastAsia="lv-LV"/>
+            </w:rPr>
+          </w:pPr>
+          <w:hyperlink w:anchor="_Toc225715056" w:history="1">
+            <w:r>
+              <w:rPr>
+                <w:rStyle w:val="Hyperlink"/>
+                <w:noProof/>
+              </w:rPr>
+              <w:t>4.</w:t>
+            </w:r>
+            <w:r>
+              <w:rPr>
+                <w:rFonts w:asciiTheme="minorHAnsi" w:eastAsiaTheme="minorEastAsia" w:hAnsiTheme="minorHAnsi" w:cstheme="minorBidi"/>
+                <w:noProof/>
+                <w:kern w:val="2"/>
+                <w:lang w:eastAsia="lv-LV"/>
+              </w:rPr>
+              <w:tab/>
+            </w:r>
+            <w:r>
+              <w:rPr>
+                <w:rStyle w:val="Hyperlink"/>
+                <w:noProof/>
+              </w:rPr>
+              <w:t>Sistēmas modelēšana un projektēšana</w:t>
+            </w:r>
+            <w:r>
+              <w:rPr>
+                <w:noProof/>
+                <w:webHidden/>
+              </w:rPr>
+              <w:tab/>
+            </w:r>
+            <w:r>
+              <w:rPr>
+                <w:noProof/>
+                <w:webHidden/>
+              </w:rPr>
+              <w:fldChar w:fldCharType="begin"/>
+            </w:r>
+            <w:r>
+              <w:rPr>
+                <w:noProof/>
+                <w:webHidden/>
+              </w:rPr>
+              <w:instrText xml:space="preserve"> PAGEREF _Toc225715056 \h </w:instrText>
+            </w:r>
+            <w:r>
+              <w:rPr>
+                <w:noProof/>
+                <w:webHidden/>
+              </w:rPr>
+            </w:r>
+            <w:r>
+              <w:rPr>
+                <w:noProof/>
+                <w:webHidden/>
+              </w:rPr>
+              <w:fldChar w:fldCharType="separate"/>
+            </w:r>
+            <w:r>
+              <w:rPr>
+                <w:noProof/>
+                <w:webHidden/>
+              </w:rPr>
+              <w:t>13</w:t>
+            </w:r>
+            <w:r>
+              <w:rPr>
+                <w:noProof/>
+                <w:webHidden/>
+              </w:rPr>
+              <w:fldChar w:fldCharType="end"/>
+            </w:r>
+          </w:hyperlink>
+        </w:p>
+        <w:p>
+          <w:pPr>
+            <w:pStyle w:val="TOC2"/>
+            <w:rPr>
+              <w:rFonts w:asciiTheme="minorHAnsi" w:eastAsiaTheme="minorEastAsia" w:hAnsiTheme="minorHAnsi" w:cstheme="minorBidi"/>
+              <w:noProof/>
+              <w:kern w:val="2"/>
+              <w:lang w:eastAsia="lv-LV"/>
+            </w:rPr>
+          </w:pPr>
+          <w:hyperlink w:anchor="_Toc225715057" w:history="1">
+            <w:r>
+              <w:rPr>
+                <w:rStyle w:val="Hyperlink"/>
+                <w:noProof/>
+              </w:rPr>
+              <w:t>4.1.</w:t>
+            </w:r>
+            <w:r>
+              <w:rPr>
+                <w:rFonts w:asciiTheme="minorHAnsi" w:eastAsiaTheme="minorEastAsia" w:hAnsiTheme="minorHAnsi" w:cstheme="minorBidi"/>
+                <w:noProof/>
+                <w:kern w:val="2"/>
+                <w:lang w:eastAsia="lv-LV"/>
+              </w:rPr>
+              <w:tab/>
+            </w:r>
+            <w:r>
+              <w:rPr>
+                <w:rStyle w:val="Hyperlink"/>
+                <w:noProof/>
+              </w:rPr>
+              <w:t>Sistēmas struktūras modelis</w:t>
+            </w:r>
+            <w:r>
+              <w:rPr>
+                <w:noProof/>
+                <w:webHidden/>
+              </w:rPr>
+              <w:tab/>
+            </w:r>
+            <w:r>
+              <w:rPr>
+                <w:noProof/>
+                <w:webHidden/>
+              </w:rPr>
+              <w:fldChar w:fldCharType="begin"/>
+            </w:r>
+            <w:r>
+              <w:rPr>
+                <w:noProof/>
+                <w:webHidden/>
+              </w:rPr>
+              <w:instrText xml:space="preserve"> PAGEREF _Toc225715057 \h </w:instrText>
+            </w:r>
+            <w:r>
+              <w:rPr>
+                <w:noProof/>
+                <w:webHidden/>
+              </w:rPr>
+            </w:r>
+            <w:r>
+              <w:rPr>
+                <w:noProof/>
+                <w:webHidden/>
+              </w:rPr>
+              <w:fldChar w:fldCharType="separate"/>
+            </w:r>
+            <w:r>
+              <w:rPr>
+                <w:noProof/>
+                <w:webHidden/>
+              </w:rPr>
+              <w:t>13</w:t>
+            </w:r>
+            <w:r>
+              <w:rPr>
+                <w:noProof/>
+                <w:webHidden/>
+              </w:rPr>
+              <w:fldChar w:fldCharType="end"/>
+            </w:r>
+          </w:hyperlink>
+        </w:p>
+        <w:p>
+          <w:pPr>
+            <w:pStyle w:val="TOC3"/>
+            <w:rPr>
+              <w:rFonts w:asciiTheme="minorHAnsi" w:eastAsiaTheme="minorEastAsia" w:hAnsiTheme="minorHAnsi" w:cstheme="minorBidi"/>
+              <w:noProof/>
+              <w:kern w:val="2"/>
+              <w:lang w:eastAsia="lv-LV"/>
+            </w:rPr>
+          </w:pPr>
+          <w:hyperlink w:anchor="_Toc225715058" w:history="1">
+            <w:r>
+              <w:rPr>
+                <w:rStyle w:val="Hyperlink"/>
+                <w:noProof/>
+              </w:rPr>
+              <w:t>4.1.1.</w:t>
+            </w:r>
+            <w:r>
+              <w:rPr>
+                <w:rFonts w:asciiTheme="minorHAnsi" w:eastAsiaTheme="minorEastAsia" w:hAnsiTheme="minorHAnsi" w:cstheme="minorBidi"/>
+                <w:noProof/>
+                <w:kern w:val="2"/>
+                <w:lang w:eastAsia="lv-LV"/>
+              </w:rPr>
+              <w:tab/>
+            </w:r>
+            <w:r>
+              <w:rPr>
+                <w:rStyle w:val="Hyperlink"/>
+                <w:noProof/>
+              </w:rPr>
+              <w:t>Sistēmas struktūra</w:t>
+            </w:r>
+            <w:r>
+              <w:rPr>
+                <w:noProof/>
+                <w:webHidden/>
+              </w:rPr>
+              <w:tab/>
+            </w:r>
+            <w:r>
+              <w:rPr>
+                <w:noProof/>
+                <w:webHidden/>
+              </w:rPr>
+              <w:fldChar w:fldCharType="begin"/>
+            </w:r>
+            <w:r>
+              <w:rPr>
+                <w:noProof/>
+                <w:webHidden/>
+              </w:rPr>
+              <w:instrText xml:space="preserve"> PAGEREF _Toc225715058 \h </w:instrText>
+            </w:r>
+            <w:r>
+              <w:rPr>
+                <w:noProof/>
+                <w:webHidden/>
+              </w:rPr>
+            </w:r>
+            <w:r>
+              <w:rPr>
+                <w:noProof/>
+                <w:webHidden/>
+              </w:rPr>
+              <w:fldChar w:fldCharType="separate"/>
+            </w:r>
+            <w:r>
+              <w:rPr>
+                <w:noProof/>
+                <w:webHidden/>
+              </w:rPr>
+              <w:t>13</w:t>
+            </w:r>
+            <w:r>
+              <w:rPr>
+                <w:noProof/>
+                <w:webHidden/>
+              </w:rPr>
+              <w:fldChar w:fldCharType="end"/>
+            </w:r>
+          </w:hyperlink>
+        </w:p>
+        <w:p>
+          <w:pPr>
+            <w:pStyle w:val="TOC3"/>
+            <w:rPr>
+              <w:rFonts w:asciiTheme="minorHAnsi" w:eastAsiaTheme="minorEastAsia" w:hAnsiTheme="minorHAnsi" w:cstheme="minorBidi"/>
+              <w:noProof/>
+              <w:kern w:val="2"/>
+              <w:lang w:eastAsia="lv-LV"/>
+            </w:rPr>
+          </w:pPr>
+          <w:hyperlink w:anchor="_Toc225715059" w:history="1">
+            <w:r>
+              <w:rPr>
+                <w:rStyle w:val="Hyperlink"/>
+                <w:noProof/>
+              </w:rPr>
+              <w:t>4.1.2.</w:t>
+            </w:r>
+            <w:r>
+              <w:rPr>
+                <w:rFonts w:asciiTheme="minorHAnsi" w:eastAsiaTheme="minorEastAsia" w:hAnsiTheme="minorHAnsi" w:cstheme="minorBidi"/>
+                <w:noProof/>
+                <w:kern w:val="2"/>
+                <w:lang w:eastAsia="lv-LV"/>
+              </w:rPr>
+              <w:tab/>
+            </w:r>
+            <w:r>
+              <w:rPr>
+                <w:rStyle w:val="Hyperlink"/>
+                <w:noProof/>
+              </w:rPr>
+              <w:t>Klašu modeļi</w:t>
+            </w:r>
+            <w:r>
+              <w:rPr>
+                <w:noProof/>
+                <w:webHidden/>
+              </w:rPr>
+              <w:tab/>
+            </w:r>
+            <w:r>
+              <w:rPr>
+                <w:noProof/>
+                <w:webHidden/>
+              </w:rPr>
+              <w:fldChar w:fldCharType="begin"/>
+            </w:r>
+            <w:r>
+              <w:rPr>
+                <w:noProof/>
+                <w:webHidden/>
+              </w:rPr>
+              <w:instrText xml:space="preserve"> PAGEREF _Toc225715059 \h </w:instrText>
+            </w:r>
+            <w:r>
+              <w:rPr>
+                <w:noProof/>
+                <w:webHidden/>
+              </w:rPr>
+            </w:r>
+            <w:r>
+              <w:rPr>
+                <w:noProof/>
+                <w:webHidden/>
+              </w:rPr>
+              <w:fldChar w:fldCharType="separate"/>
+            </w:r>
+            <w:r>
+              <w:rPr>
+                <w:noProof/>
+                <w:webHidden/>
+              </w:rPr>
+              <w:t>14</w:t>
+            </w:r>
+            <w:r>
+              <w:rPr>
+                <w:noProof/>
+                <w:webHidden/>
+              </w:rPr>
+              <w:fldChar w:fldCharType="end"/>
+            </w:r>
+          </w:hyperlink>
+        </w:p>
+        <w:p>
+          <w:pPr>
+            <w:pStyle w:val="TOC2"/>
+            <w:rPr>
+              <w:rFonts w:asciiTheme="minorHAnsi" w:eastAsiaTheme="minorEastAsia" w:hAnsiTheme="minorHAnsi" w:cstheme="minorBidi"/>
+              <w:noProof/>
+              <w:kern w:val="2"/>
+              <w:lang w:eastAsia="lv-LV"/>
+            </w:rPr>
+          </w:pPr>
+          <w:hyperlink w:anchor="_Toc225715060" w:history="1">
+            <w:r>
+              <w:rPr>
+                <w:rStyle w:val="Hyperlink"/>
+                <w:noProof/>
+              </w:rPr>
+              <w:t>4.2.</w:t>
+            </w:r>
+            <w:r>
+              <w:rPr>
+                <w:rFonts w:asciiTheme="minorHAnsi" w:eastAsiaTheme="minorEastAsia" w:hAnsiTheme="minorHAnsi" w:cstheme="minorBidi"/>
+                <w:noProof/>
+                <w:kern w:val="2"/>
+                <w:lang w:eastAsia="lv-LV"/>
+              </w:rPr>
+              <w:tab/>
+            </w:r>
+            <w:r>
+              <w:rPr>
+                <w:rStyle w:val="Hyperlink"/>
+                <w:noProof/>
+              </w:rPr>
+              <w:t>Funkcionālie un dinamiskie modeļi</w:t>
+            </w:r>
+            <w:r>
+              <w:rPr>
+                <w:noProof/>
+                <w:webHidden/>
+              </w:rPr>
+              <w:tab/>
+            </w:r>
+            <w:r>
+              <w:rPr>
+                <w:noProof/>
+                <w:webHidden/>
+              </w:rPr>
+              <w:fldChar w:fldCharType="begin"/>
+            </w:r>
+            <w:r>
+              <w:rPr>
+                <w:noProof/>
+                <w:webHidden/>
+              </w:rPr>
+              <w:instrText xml:space="preserve"> PAGEREF _Toc225715060 \h </w:instrText>
+            </w:r>
+            <w:r>
+              <w:rPr>
+                <w:noProof/>
+                <w:webHidden/>
+              </w:rPr>
+            </w:r>
+            <w:r>
+              <w:rPr>
+                <w:noProof/>
+                <w:webHidden/>
+              </w:rPr>
+              <w:fldChar w:fldCharType="separate"/>
+            </w:r>
+            <w:r>
+              <w:rPr>
+                <w:noProof/>
+                <w:webHidden/>
+              </w:rPr>
+              <w:t>16</w:t>
+            </w:r>
+            <w:r>
+              <w:rPr>
+                <w:noProof/>
+                <w:webHidden/>
+              </w:rPr>
+              <w:fldChar w:fldCharType="end"/>
+            </w:r>
+          </w:hyperlink>
+        </w:p>
+        <w:p>
+          <w:pPr>
+            <w:pStyle w:val="TOC2"/>
+            <w:rPr>
+              <w:rFonts w:asciiTheme="minorHAnsi" w:eastAsiaTheme="minorEastAsia" w:hAnsiTheme="minorHAnsi" w:cstheme="minorBidi"/>
+              <w:noProof/>
+              <w:kern w:val="2"/>
+              <w:lang w:eastAsia="lv-LV"/>
+            </w:rPr>
+          </w:pPr>
+          <w:hyperlink w:anchor="_Toc225715061" w:history="1">
+            <w:r>
+              <w:rPr>
+                <w:rStyle w:val="Hyperlink"/>
+                <w:noProof/>
+              </w:rPr>
+              <w:t>4.3.</w:t>
+            </w:r>
+            <w:r>
+              <w:rPr>
+                <w:rFonts w:asciiTheme="minorHAnsi" w:eastAsiaTheme="minorEastAsia" w:hAnsiTheme="minorHAnsi" w:cstheme="minorBidi"/>
+                <w:noProof/>
+                <w:kern w:val="2"/>
+                <w:lang w:eastAsia="lv-LV"/>
+              </w:rPr>
+              <w:tab/>
+            </w:r>
+            <w:r>
+              <w:rPr>
+                <w:rStyle w:val="Hyperlink"/>
+                <w:noProof/>
+              </w:rPr>
+              <w:t>Datu struktūru apraksts</w:t>
+            </w:r>
+            <w:r>
+              <w:rPr>
+                <w:noProof/>
+                <w:webHidden/>
+              </w:rPr>
+              <w:tab/>
+            </w:r>
+            <w:r>
+              <w:rPr>
+                <w:noProof/>
+                <w:webHidden/>
+              </w:rPr>
+              <w:fldChar w:fldCharType="begin"/>
+            </w:r>
+            <w:r>
+              <w:rPr>
+                <w:noProof/>
+                <w:webHidden/>
+              </w:rPr>
+              <w:instrText xml:space="preserve"> PAGEREF _Toc225715061 \h </w:instrText>
+            </w:r>
+            <w:r>
+              <w:rPr>
+                <w:noProof/>
+                <w:webHidden/>
+              </w:rPr>
+            </w:r>
+            <w:r>
+              <w:rPr>
+                <w:noProof/>
+                <w:webHidden/>
+              </w:rPr>
+              <w:fldChar w:fldCharType="separate"/>
+            </w:r>
+            <w:r>
+              <w:rPr>
+                <w:noProof/>
+                <w:webHidden/>
+              </w:rPr>
+              <w:t>16</w:t>
+            </w:r>
+            <w:r>
+              <w:rPr>
+                <w:noProof/>
+                <w:webHidden/>
+              </w:rPr>
+              <w:fldChar w:fldCharType="end"/>
+            </w:r>
+          </w:hyperlink>
+        </w:p>
+        <w:p>
+          <w:pPr>
+            <w:pStyle w:val="TOC1"/>
+            <w:rPr>
+              <w:rFonts w:asciiTheme="minorHAnsi" w:eastAsiaTheme="minorEastAsia" w:hAnsiTheme="minorHAnsi" w:cstheme="minorBidi"/>
+              <w:noProof/>
+              <w:kern w:val="2"/>
+              <w:lang w:eastAsia="lv-LV"/>
+            </w:rPr>
+          </w:pPr>
+          <w:hyperlink w:anchor="_Toc225715062" w:history="1">
+            <w:r>
+              <w:rPr>
+                <w:rStyle w:val="Hyperlink"/>
+                <w:noProof/>
+              </w:rPr>
+              <w:t>5.</w:t>
+            </w:r>
+            <w:r>
+              <w:rPr>
+                <w:rFonts w:asciiTheme="minorHAnsi" w:eastAsiaTheme="minorEastAsia" w:hAnsiTheme="minorHAnsi" w:cstheme="minorBidi"/>
+                <w:noProof/>
+                <w:kern w:val="2"/>
+                <w:lang w:eastAsia="lv-LV"/>
+              </w:rPr>
+              <w:tab/>
+            </w:r>
+            <w:r>
+              <w:rPr>
+                <w:rStyle w:val="Hyperlink"/>
+                <w:noProof/>
+              </w:rPr>
+              <w:t>Lietotāju ceļvedis</w:t>
+            </w:r>
+            <w:r>
+              <w:rPr>
+                <w:noProof/>
+                <w:webHidden/>
+              </w:rPr>
+              <w:tab/>
+            </w:r>
+            <w:r>
+              <w:rPr>
+                <w:noProof/>
+                <w:webHidden/>
+              </w:rPr>
+              <w:fldChar w:fldCharType="begin"/>
+            </w:r>
+            <w:r>
+              <w:rPr>
+                <w:noProof/>
+                <w:webHidden/>
+              </w:rPr>
+              <w:instrText xml:space="preserve"> PAGEREF _Toc225715062 \h </w:instrText>
+            </w:r>
+            <w:r>
+              <w:rPr>
+                <w:noProof/>
+                <w:webHidden/>
+              </w:rPr>
+            </w:r>
+            <w:r>
+              <w:rPr>
+                <w:noProof/>
+                <w:webHidden/>
+              </w:rPr>
+              <w:fldChar w:fldCharType="separate"/>
+            </w:r>
+            <w:r>
+              <w:rPr>
+                <w:noProof/>
+                <w:webHidden/>
+              </w:rPr>
+              <w:t>17</w:t>
+            </w:r>
+            <w:r>
+              <w:rPr>
+                <w:noProof/>
+                <w:webHidden/>
+              </w:rPr>
+              <w:fldChar w:fldCharType="end"/>
+            </w:r>
+          </w:hyperlink>
+        </w:p>
+        <w:p>
+          <w:pPr>
+            <w:pStyle w:val="TOC1"/>
+            <w:rPr>
+              <w:rFonts w:asciiTheme="minorHAnsi" w:eastAsiaTheme="minorEastAsia" w:hAnsiTheme="minorHAnsi" w:cstheme="minorBidi"/>
+              <w:noProof/>
+              <w:kern w:val="2"/>
+              <w:lang w:eastAsia="lv-LV"/>
+            </w:rPr>
+          </w:pPr>
+          <w:hyperlink w:anchor="_Toc225715063" w:history="1">
+            <w:r>
+              <w:rPr>
+                <w:rStyle w:val="Hyperlink"/>
+                <w:noProof/>
+              </w:rPr>
+              <w:t>6.</w:t>
+            </w:r>
+            <w:r>
+              <w:rPr>
+                <w:rFonts w:asciiTheme="minorHAnsi" w:eastAsiaTheme="minorEastAsia" w:hAnsiTheme="minorHAnsi" w:cstheme="minorBidi"/>
+                <w:noProof/>
+                <w:kern w:val="2"/>
+                <w:lang w:eastAsia="lv-LV"/>
+              </w:rPr>
+              <w:tab/>
+            </w:r>
+            <w:r>
+              <w:rPr>
+                <w:rStyle w:val="Hyperlink"/>
+                <w:noProof/>
+              </w:rPr>
+              <w:t>Testēšanas dokumentācija</w:t>
+            </w:r>
+            <w:r>
+              <w:rPr>
+                <w:noProof/>
+                <w:webHidden/>
+              </w:rPr>
+              <w:tab/>
+            </w:r>
+            <w:r>
+              <w:rPr>
+                <w:noProof/>
+                <w:webHidden/>
+              </w:rPr>
+              <w:fldChar w:fldCharType="begin"/>
+            </w:r>
+            <w:r>
+              <w:rPr>
+                <w:noProof/>
+                <w:webHidden/>
+              </w:rPr>
+              <w:instrText xml:space="preserve"> PAGEREF _Toc225715063 \h </w:instrText>
+            </w:r>
+            <w:r>
+              <w:rPr>
+                <w:noProof/>
+                <w:webHidden/>
+              </w:rPr>
+            </w:r>
+            <w:r>
+              <w:rPr>
+                <w:noProof/>
+                <w:webHidden/>
+              </w:rPr>
+              <w:fldChar w:fldCharType="separate"/>
+            </w:r>
+            <w:r>
+              <w:rPr>
+                <w:noProof/>
+                <w:webHidden/>
+              </w:rPr>
+              <w:t>18</w:t>
             </w:r>
             <w:r>
               <w:rPr>
@@ -822,7 +3258,7 @@
           <w:numId w:val="0"/>
         </w:numPr>
       </w:pPr>
-      <w:bookmarkStart w:id="0" w:name="_Toc225687638"/>
+      <w:bookmarkStart w:id="0" w:name="_Toc225715028"/>
       <w:r>
         <w:lastRenderedPageBreak/>
         <w:t>Ievads</w:t>
@@ -940,7 +3376,7 @@
       <w:pPr>
         <w:pStyle w:val="Heading1"/>
       </w:pPr>
-      <w:bookmarkStart w:id="1" w:name="_Toc225687639"/>
+      <w:bookmarkStart w:id="1" w:name="_Toc225715029"/>
       <w:r>
         <w:lastRenderedPageBreak/>
         <w:t>Uzdevuma formulējums</w:t>
@@ -951,7 +3387,7 @@
       <w:pPr>
         <w:pStyle w:val="Heading2"/>
       </w:pPr>
-      <w:bookmarkStart w:id="2" w:name="_Toc225687640"/>
+      <w:bookmarkStart w:id="2" w:name="_Toc225715030"/>
       <w:r>
         <w:t>Vispārīgais formulējums</w:t>
       </w:r>
@@ -1043,7 +3479,7 @@
       <w:pPr>
         <w:pStyle w:val="Heading2"/>
       </w:pPr>
-      <w:bookmarkStart w:id="3" w:name="_Toc225687641"/>
+      <w:bookmarkStart w:id="3" w:name="_Toc225715031"/>
       <w:r>
         <w:t>Projektēšanas formulējums</w:t>
       </w:r>
@@ -1087,7 +3523,7 @@
       <w:pPr>
         <w:pStyle w:val="Heading2"/>
       </w:pPr>
-      <w:bookmarkStart w:id="4" w:name="_Toc225687642"/>
+      <w:bookmarkStart w:id="4" w:name="_Toc225715032"/>
       <w:r>
         <w:t>Izstrādes formulējums</w:t>
       </w:r>
@@ -1105,7 +3541,7 @@
       <w:pPr>
         <w:pStyle w:val="Heading2"/>
       </w:pPr>
-      <w:bookmarkStart w:id="5" w:name="_Toc225687643"/>
+      <w:bookmarkStart w:id="5" w:name="_Toc225715033"/>
       <w:r>
         <w:lastRenderedPageBreak/>
         <w:t>Testēšanas formulējums</w:t>
@@ -1142,7 +3578,7 @@
       <w:pPr>
         <w:pStyle w:val="Heading1"/>
       </w:pPr>
-      <w:bookmarkStart w:id="6" w:name="_Toc225687644"/>
+      <w:bookmarkStart w:id="6" w:name="_Toc225715034"/>
       <w:r>
         <w:lastRenderedPageBreak/>
         <w:t>Programmatūras prasību specifikācija</w:t>
@@ -1158,9 +3594,11 @@
       <w:pPr>
         <w:pStyle w:val="Heading2"/>
       </w:pPr>
+      <w:bookmarkStart w:id="7" w:name="_Toc225715035"/>
       <w:r>
         <w:t>Projekta perspektīva</w:t>
       </w:r>
+      <w:bookmarkEnd w:id="7"/>
     </w:p>
     <w:p>
       <w:r>
@@ -1183,52 +3621,711 @@
       <w:pPr>
         <w:pStyle w:val="Heading2"/>
       </w:pPr>
+      <w:bookmarkStart w:id="8" w:name="_Toc225715036"/>
       <w:r>
         <w:t>Funkcionālās prasības</w:t>
       </w:r>
+      <w:bookmarkEnd w:id="8"/>
     </w:p>
     <w:p>
       <w:pPr>
         <w:pStyle w:val="Heading3"/>
       </w:pPr>
+      <w:bookmarkStart w:id="9" w:name="_Toc225715037"/>
       <w:r>
         <w:t>Galvenā izvēlne</w:t>
       </w:r>
+      <w:bookmarkEnd w:id="9"/>
+    </w:p>
+    <w:p>
+      <w:pPr>
+        <w:pStyle w:val="ListParagraph"/>
+        <w:numPr>
+          <w:ilvl w:val="0"/>
+          <w:numId w:val="5"/>
+        </w:numPr>
+        <w:spacing w:after="240"/>
+        <w:ind w:left="357" w:hanging="357"/>
+        <w:rPr>
+          <w:b/>
+          <w:bCs/>
+        </w:rPr>
+      </w:pPr>
+      <w:r>
+        <w:rPr>
+          <w:b/>
+          <w:bCs/>
+        </w:rPr>
+        <w:t>Galv</w:t>
+      </w:r>
+      <w:r>
+        <w:rPr>
+          <w:b/>
+          <w:bCs/>
+        </w:rPr>
+        <w:t>enā izvēlne</w:t>
+      </w:r>
+    </w:p>
+    <w:p>
+      <w:pPr>
+        <w:pStyle w:val="ListParagraph"/>
+        <w:numPr>
+          <w:ilvl w:val="0"/>
+          <w:numId w:val="5"/>
+        </w:numPr>
+        <w:rPr>
+          <w:b/>
+          <w:bCs/>
+        </w:rPr>
+      </w:pPr>
+      <w:r>
+        <w:rPr>
+          <w:b/>
+          <w:bCs/>
+        </w:rPr>
+        <w:t>Anotācijas loga atvēršana</w:t>
+      </w:r>
+    </w:p>
+    <w:p>
+      <w:pPr>
+        <w:pStyle w:val="ListParagraph"/>
+        <w:numPr>
+          <w:ilvl w:val="0"/>
+          <w:numId w:val="5"/>
+        </w:numPr>
+        <w:rPr>
+          <w:b/>
+          <w:bCs/>
+        </w:rPr>
+      </w:pPr>
+      <w:r>
+        <w:rPr>
+          <w:b/>
+          <w:bCs/>
+        </w:rPr>
+        <w:t xml:space="preserve">Anotācijas loga </w:t>
+      </w:r>
+      <w:r>
+        <w:rPr>
+          <w:b/>
+          <w:bCs/>
+        </w:rPr>
+        <w:t>aizvēršana</w:t>
+      </w:r>
+    </w:p>
+    <w:p>
+      <w:pPr>
+        <w:pStyle w:val="ListParagraph"/>
+        <w:numPr>
+          <w:ilvl w:val="0"/>
+          <w:numId w:val="5"/>
+        </w:numPr>
+        <w:rPr>
+          <w:b/>
+          <w:bCs/>
+        </w:rPr>
+      </w:pPr>
+      <w:r>
+        <w:rPr>
+          <w:b/>
+          <w:bCs/>
+        </w:rPr>
+        <w:t>Datorspēles izeja</w:t>
+      </w:r>
+    </w:p>
+    <w:p>
+      <w:pPr>
+        <w:pStyle w:val="ListParagraph"/>
+        <w:numPr>
+          <w:ilvl w:val="0"/>
+          <w:numId w:val="5"/>
+        </w:numPr>
+        <w:rPr>
+          <w:b/>
+          <w:bCs/>
+        </w:rPr>
+      </w:pPr>
+      <w:r>
+        <w:rPr>
+          <w:b/>
+          <w:bCs/>
+        </w:rPr>
+        <w:t>Pārvirze uz līmeņu atlases ainu</w:t>
+      </w:r>
     </w:p>
     <w:p>
       <w:pPr>
         <w:pStyle w:val="Heading3"/>
       </w:pPr>
+      <w:bookmarkStart w:id="10" w:name="_Toc225715038"/>
       <w:r>
         <w:t>Līmeņu atlase</w:t>
       </w:r>
       <w:r>
         <w:t>s aina</w:t>
       </w:r>
+      <w:bookmarkEnd w:id="10"/>
+    </w:p>
+    <w:p>
+      <w:pPr>
+        <w:pStyle w:val="ListParagraph"/>
+        <w:numPr>
+          <w:ilvl w:val="0"/>
+          <w:numId w:val="5"/>
+        </w:numPr>
+        <w:rPr>
+          <w:b/>
+          <w:bCs/>
+        </w:rPr>
+      </w:pPr>
+      <w:r>
+        <w:rPr>
+          <w:b/>
+          <w:bCs/>
+        </w:rPr>
+        <w:t>Līmeņu atlases aina</w:t>
+      </w:r>
+    </w:p>
+    <w:p>
+      <w:pPr>
+        <w:pStyle w:val="ListParagraph"/>
+        <w:numPr>
+          <w:ilvl w:val="0"/>
+          <w:numId w:val="5"/>
+        </w:numPr>
+        <w:rPr>
+          <w:b/>
+          <w:bCs/>
+        </w:rPr>
+      </w:pPr>
+      <w:r>
+        <w:rPr>
+          <w:b/>
+          <w:bCs/>
+        </w:rPr>
+        <w:t>Līmeņa atlasīšana</w:t>
+      </w:r>
+    </w:p>
+    <w:p>
+      <w:pPr>
+        <w:pStyle w:val="ListParagraph"/>
+        <w:numPr>
+          <w:ilvl w:val="0"/>
+          <w:numId w:val="5"/>
+        </w:numPr>
+        <w:rPr>
+          <w:b/>
+          <w:bCs/>
+        </w:rPr>
+      </w:pPr>
+      <w:r>
+        <w:rPr>
+          <w:b/>
+          <w:bCs/>
+        </w:rPr>
+        <w:t>Līmeņa atla</w:t>
+      </w:r>
+      <w:r>
+        <w:rPr>
+          <w:b/>
+          <w:bCs/>
+        </w:rPr>
+        <w:t>se</w:t>
+      </w:r>
+      <w:r>
+        <w:rPr>
+          <w:b/>
+          <w:bCs/>
+        </w:rPr>
+        <w:t>s noņemšana</w:t>
+      </w:r>
+    </w:p>
+    <w:p>
+      <w:pPr>
+        <w:pStyle w:val="ListParagraph"/>
+        <w:numPr>
+          <w:ilvl w:val="0"/>
+          <w:numId w:val="5"/>
+        </w:numPr>
+        <w:rPr>
+          <w:b/>
+          <w:bCs/>
+        </w:rPr>
+      </w:pPr>
+      <w:r>
+        <w:rPr>
+          <w:b/>
+          <w:bCs/>
+        </w:rPr>
+        <w:t>Pārvirze uz spēles laukuma ainu</w:t>
+      </w:r>
+    </w:p>
+    <w:p>
+      <w:pPr>
+        <w:pStyle w:val="ListParagraph"/>
+        <w:numPr>
+          <w:ilvl w:val="0"/>
+          <w:numId w:val="5"/>
+        </w:numPr>
+        <w:rPr>
+          <w:b/>
+          <w:bCs/>
+        </w:rPr>
+      </w:pPr>
+      <w:r>
+        <w:rPr>
+          <w:b/>
+          <w:bCs/>
+        </w:rPr>
+        <w:t xml:space="preserve">Pārvirze uz </w:t>
+      </w:r>
+      <w:r>
+        <w:rPr>
+          <w:b/>
+          <w:bCs/>
+        </w:rPr>
+        <w:t>galveno izvēlni</w:t>
+      </w:r>
     </w:p>
     <w:p>
       <w:pPr>
         <w:pStyle w:val="Heading3"/>
       </w:pPr>
+      <w:bookmarkStart w:id="11" w:name="_Toc225715039"/>
       <w:r>
         <w:t>Spēles laukuma aina</w:t>
       </w:r>
+      <w:bookmarkEnd w:id="11"/>
+    </w:p>
+    <w:p>
+      <w:pPr>
+        <w:pStyle w:val="ListParagraph"/>
+        <w:numPr>
+          <w:ilvl w:val="0"/>
+          <w:numId w:val="5"/>
+        </w:numPr>
+        <w:rPr>
+          <w:b/>
+          <w:bCs/>
+        </w:rPr>
+      </w:pPr>
+      <w:r>
+        <w:rPr>
+          <w:b/>
+          <w:bCs/>
+        </w:rPr>
+        <w:t>Spēles laukuma aina</w:t>
+      </w:r>
+    </w:p>
+    <w:p>
+      <w:pPr>
+        <w:pStyle w:val="ListParagraph"/>
+        <w:numPr>
+          <w:ilvl w:val="0"/>
+          <w:numId w:val="5"/>
+        </w:numPr>
+        <w:rPr>
+          <w:b/>
+          <w:bCs/>
+        </w:rPr>
+      </w:pPr>
+      <w:r>
+        <w:rPr>
+          <w:b/>
+          <w:bCs/>
+        </w:rPr>
+        <w:t>Stadijas</w:t>
+      </w:r>
+    </w:p>
+    <w:p>
+      <w:pPr>
+        <w:pStyle w:val="ListParagraph"/>
+        <w:numPr>
+          <w:ilvl w:val="0"/>
+          <w:numId w:val="5"/>
+        </w:numPr>
+        <w:rPr>
+          <w:b/>
+          <w:bCs/>
+        </w:rPr>
+      </w:pPr>
+      <w:r>
+        <w:rPr>
+          <w:b/>
+          <w:bCs/>
+        </w:rPr>
+        <w:t>Laika ierobežojums</w:t>
+      </w:r>
+    </w:p>
+    <w:p>
+      <w:pPr>
+        <w:pStyle w:val="Heading4"/>
+      </w:pPr>
+      <w:r>
+        <w:lastRenderedPageBreak/>
+        <w:t xml:space="preserve">Ierīču </w:t>
+      </w:r>
+      <w:r>
+        <w:t>ievietošana</w:t>
+      </w:r>
+    </w:p>
+    <w:p>
+      <w:pPr>
+        <w:pStyle w:val="ListParagraph"/>
+        <w:numPr>
+          <w:ilvl w:val="0"/>
+          <w:numId w:val="5"/>
+        </w:numPr>
+        <w:rPr>
+          <w:b/>
+          <w:bCs/>
+        </w:rPr>
+      </w:pPr>
+      <w:r>
+        <w:rPr>
+          <w:b/>
+          <w:bCs/>
+        </w:rPr>
+        <w:t>Ierīču ievietošana laukumā</w:t>
+      </w:r>
+    </w:p>
+    <w:p>
+      <w:pPr>
+        <w:pStyle w:val="ListParagraph"/>
+        <w:numPr>
+          <w:ilvl w:val="0"/>
+          <w:numId w:val="5"/>
+        </w:numPr>
+        <w:rPr>
+          <w:b/>
+          <w:bCs/>
+        </w:rPr>
+      </w:pPr>
+      <w:r>
+        <w:rPr>
+          <w:b/>
+          <w:bCs/>
+        </w:rPr>
+        <w:t>Ierīču noņemšana laukumā</w:t>
+      </w:r>
+    </w:p>
+    <w:p>
+      <w:pPr>
+        <w:pStyle w:val="ListParagraph"/>
+        <w:numPr>
+          <w:ilvl w:val="0"/>
+          <w:numId w:val="5"/>
+        </w:numPr>
+        <w:rPr>
+          <w:b/>
+          <w:bCs/>
+        </w:rPr>
+      </w:pPr>
+      <w:r>
+        <w:rPr>
+          <w:b/>
+          <w:bCs/>
+        </w:rPr>
+        <w:t>Atlasītās ierīces azimuta iestatīšana</w:t>
+      </w:r>
+    </w:p>
+    <w:p>
+      <w:pPr>
+        <w:pStyle w:val="ListParagraph"/>
+        <w:numPr>
+          <w:ilvl w:val="0"/>
+          <w:numId w:val="5"/>
+        </w:numPr>
+        <w:rPr>
+          <w:b/>
+          <w:bCs/>
+        </w:rPr>
+      </w:pPr>
+      <w:r>
+        <w:rPr>
+          <w:b/>
+          <w:bCs/>
+        </w:rPr>
+        <w:t>Pārvirze uz izlūku vai ierīču koriģēšanu</w:t>
+      </w:r>
+    </w:p>
+    <w:p>
+      <w:pPr>
+        <w:pStyle w:val="Heading4"/>
+      </w:pPr>
+      <w:r>
+        <w:t>Izlūku izsaukšana</w:t>
+      </w:r>
+    </w:p>
+    <w:p>
+      <w:pPr>
+        <w:pStyle w:val="ListParagraph"/>
+        <w:numPr>
+          <w:ilvl w:val="0"/>
+          <w:numId w:val="5"/>
+        </w:numPr>
+        <w:rPr>
+          <w:b/>
+          <w:bCs/>
+        </w:rPr>
+      </w:pPr>
+      <w:r>
+        <w:rPr>
+          <w:b/>
+          <w:bCs/>
+        </w:rPr>
+        <w:t>Piedāvājums izsaukt izlūku</w:t>
+      </w:r>
+    </w:p>
+    <w:p>
+      <w:pPr>
+        <w:pStyle w:val="ListParagraph"/>
+        <w:numPr>
+          <w:ilvl w:val="0"/>
+          <w:numId w:val="5"/>
+        </w:numPr>
+        <w:rPr>
+          <w:b/>
+          <w:bCs/>
+        </w:rPr>
+      </w:pPr>
+      <w:r>
+        <w:rPr>
+          <w:b/>
+          <w:bCs/>
+        </w:rPr>
+        <w:t>Slēpto laukumu rādīšana</w:t>
+      </w:r>
+    </w:p>
+    <w:p>
+      <w:pPr>
+        <w:pStyle w:val="ListParagraph"/>
+        <w:numPr>
+          <w:ilvl w:val="0"/>
+          <w:numId w:val="5"/>
+        </w:numPr>
+        <w:rPr>
+          <w:b/>
+          <w:bCs/>
+        </w:rPr>
+      </w:pPr>
+      <w:r>
+        <w:rPr>
+          <w:b/>
+          <w:bCs/>
+        </w:rPr>
+        <w:t>Pārvirze uz ierīču koriģēšanu</w:t>
+      </w:r>
+    </w:p>
+    <w:p>
+      <w:pPr>
+        <w:pStyle w:val="Heading4"/>
+      </w:pPr>
+      <w:r>
+        <w:t>Ierīču koriģēšana</w:t>
+      </w:r>
+    </w:p>
+    <w:p>
+      <w:pPr>
+        <w:pStyle w:val="ListParagraph"/>
+        <w:numPr>
+          <w:ilvl w:val="0"/>
+          <w:numId w:val="5"/>
+        </w:numPr>
+        <w:rPr>
+          <w:b/>
+          <w:bCs/>
+        </w:rPr>
+      </w:pPr>
+      <w:r>
+        <w:rPr>
+          <w:b/>
+          <w:bCs/>
+        </w:rPr>
+        <w:t>Ierīces atlasīšana</w:t>
+      </w:r>
+    </w:p>
+    <w:p>
+      <w:pPr>
+        <w:pStyle w:val="ListParagraph"/>
+        <w:numPr>
+          <w:ilvl w:val="0"/>
+          <w:numId w:val="5"/>
+        </w:numPr>
+        <w:rPr>
+          <w:b/>
+          <w:bCs/>
+        </w:rPr>
+      </w:pPr>
+      <w:r>
+        <w:rPr>
+          <w:b/>
+          <w:bCs/>
+        </w:rPr>
+        <w:t>Ierīces atlases noņemšana</w:t>
+      </w:r>
+    </w:p>
+    <w:p>
+      <w:pPr>
+        <w:pStyle w:val="ListParagraph"/>
+        <w:numPr>
+          <w:ilvl w:val="0"/>
+          <w:numId w:val="5"/>
+        </w:numPr>
+        <w:rPr>
+          <w:b/>
+          <w:bCs/>
+        </w:rPr>
+      </w:pPr>
+      <w:r>
+        <w:rPr>
+          <w:b/>
+          <w:bCs/>
+        </w:rPr>
+        <w:t>Ierīces horizontālā leņķa iestatīšana</w:t>
+      </w:r>
+    </w:p>
+    <w:p>
+      <w:pPr>
+        <w:pStyle w:val="ListParagraph"/>
+        <w:numPr>
+          <w:ilvl w:val="0"/>
+          <w:numId w:val="5"/>
+        </w:numPr>
+        <w:rPr>
+          <w:b/>
+          <w:bCs/>
+        </w:rPr>
+      </w:pPr>
+      <w:r>
+        <w:rPr>
+          <w:b/>
+          <w:bCs/>
+        </w:rPr>
+        <w:t>Ierīces vertikālā leņķa iestatīšana</w:t>
+      </w:r>
+    </w:p>
+    <w:p>
+      <w:pPr>
+        <w:pStyle w:val="ListParagraph"/>
+        <w:numPr>
+          <w:ilvl w:val="0"/>
+          <w:numId w:val="5"/>
+        </w:numPr>
+        <w:rPr>
+          <w:b/>
+          <w:bCs/>
+        </w:rPr>
+      </w:pPr>
+      <w:r>
+        <w:rPr>
+          <w:b/>
+          <w:bCs/>
+        </w:rPr>
+        <w:t>Pārvirze uz uguņošanu</w:t>
+      </w:r>
+    </w:p>
+    <w:p>
+      <w:pPr>
+        <w:pStyle w:val="Heading4"/>
+      </w:pPr>
+      <w:r>
+        <w:t>Uguņošana</w:t>
+      </w:r>
+    </w:p>
+    <w:p>
+      <w:pPr>
+        <w:pStyle w:val="ListParagraph"/>
+        <w:numPr>
+          <w:ilvl w:val="0"/>
+          <w:numId w:val="5"/>
+        </w:numPr>
+        <w:rPr>
+          <w:b/>
+          <w:bCs/>
+        </w:rPr>
+      </w:pPr>
+      <w:r>
+        <w:rPr>
+          <w:b/>
+          <w:bCs/>
+        </w:rPr>
+        <w:t>Uguņošana</w:t>
+      </w:r>
+    </w:p>
+    <w:p>
+      <w:pPr>
+        <w:pStyle w:val="ListParagraph"/>
+        <w:numPr>
+          <w:ilvl w:val="0"/>
+          <w:numId w:val="5"/>
+        </w:numPr>
+        <w:rPr>
+          <w:b/>
+          <w:bCs/>
+        </w:rPr>
+      </w:pPr>
+      <w:r>
+        <w:rPr>
+          <w:b/>
+          <w:bCs/>
+        </w:rPr>
+        <w:t>Uzvaras</w:t>
+      </w:r>
+      <w:r>
+        <w:rPr>
+          <w:b/>
+          <w:bCs/>
+        </w:rPr>
+        <w:t xml:space="preserve"> nosacījumu</w:t>
+      </w:r>
+      <w:r>
+        <w:rPr>
+          <w:b/>
+          <w:bCs/>
+        </w:rPr>
+        <w:t xml:space="preserve"> pārbaude</w:t>
+      </w:r>
+    </w:p>
+    <w:p>
+      <w:pPr>
+        <w:pStyle w:val="ListParagraph"/>
+        <w:numPr>
+          <w:ilvl w:val="0"/>
+          <w:numId w:val="5"/>
+        </w:numPr>
+        <w:rPr>
+          <w:b/>
+          <w:bCs/>
+        </w:rPr>
+      </w:pPr>
+      <w:r>
+        <w:rPr>
+          <w:b/>
+          <w:bCs/>
+        </w:rPr>
+        <w:t>Pārvirze uz ierīču koriģēšanu</w:t>
+      </w:r>
     </w:p>
     <w:p>
       <w:pPr>
         <w:pStyle w:val="Heading2"/>
       </w:pPr>
+      <w:bookmarkStart w:id="12" w:name="_Toc225715040"/>
       <w:r>
         <w:t>Nefunkcionālās prasības</w:t>
       </w:r>
+      <w:bookmarkEnd w:id="12"/>
     </w:p>
     <w:p>
       <w:pPr>
         <w:pStyle w:val="Heading3"/>
       </w:pPr>
+      <w:bookmarkStart w:id="13" w:name="_Toc225715041"/>
       <w:r>
         <w:t>Palaišana un veiktspēja</w:t>
       </w:r>
+      <w:bookmarkEnd w:id="13"/>
     </w:p>
     <w:p>
       <w:r>
@@ -1261,9 +4358,12 @@
       <w:pPr>
         <w:pStyle w:val="Heading3"/>
       </w:pPr>
-      <w:r>
+      <w:bookmarkStart w:id="14" w:name="_Toc225715042"/>
+      <w:r>
+        <w:lastRenderedPageBreak/>
         <w:t>Saskarsne</w:t>
       </w:r>
+      <w:bookmarkEnd w:id="14"/>
     </w:p>
     <w:p>
       <w:r>
@@ -1280,15 +4380,7 @@
       </w:r>
       <w:r>
         <w:tab/>
-        <w:t xml:space="preserve">Datorspēles grafikai un lietotāja </w:t>
-      </w:r>
-      <w:proofErr w:type="spellStart"/>
-      <w:r>
-        <w:t>saskarnei</w:t>
-      </w:r>
-      <w:proofErr w:type="spellEnd"/>
-      <w:r>
-        <w:t xml:space="preserve"> jābūt minimālai, taču viegli pārskatāmai;</w:t>
+        <w:t>Datorspēles grafikai un lietotāja saskarnei jābūt minimālai, taču viegli pārskatāmai;</w:t>
       </w:r>
     </w:p>
     <w:p>
@@ -1297,15 +4389,7 @@
       </w:r>
       <w:r>
         <w:tab/>
-        <w:t xml:space="preserve">Darbības ar klaviatūru ir jābūt norādītas lietotāja </w:t>
-      </w:r>
-      <w:proofErr w:type="spellStart"/>
-      <w:r>
-        <w:t>saskarnē</w:t>
-      </w:r>
-      <w:proofErr w:type="spellEnd"/>
-      <w:r>
-        <w:t>;</w:t>
+        <w:t>Darbības ar klaviatūru ir jābūt norādītas lietotāja saskarnē;</w:t>
       </w:r>
     </w:p>
     <w:p>
@@ -1314,42 +4398,27 @@
       </w:r>
       <w:r>
         <w:tab/>
-        <w:t xml:space="preserve">Lietotāja </w:t>
-      </w:r>
-      <w:proofErr w:type="spellStart"/>
-      <w:r>
-        <w:t>saskarnei</w:t>
-      </w:r>
-      <w:proofErr w:type="spellEnd"/>
-      <w:r>
-        <w:t xml:space="preserve"> ir jābūt pielāgojamai dažādos ekrānu izmēros vai izšķirtspējās;</w:t>
-      </w:r>
-    </w:p>
-    <w:p>
-      <w:r>
-        <w:lastRenderedPageBreak/>
+        <w:t>Lietotāja saskarnei ir jābūt pielāgojamai dažādos ekrānu izmēros vai izšķirtspējās;</w:t>
+      </w:r>
+    </w:p>
+    <w:p>
+      <w:r>
         <w:t>8)</w:t>
       </w:r>
       <w:r>
         <w:tab/>
-        <w:t xml:space="preserve">Datorspēles </w:t>
-      </w:r>
-      <w:proofErr w:type="spellStart"/>
-      <w:r>
-        <w:t>saskarnes</w:t>
-      </w:r>
-      <w:proofErr w:type="spellEnd"/>
-      <w:r>
-        <w:t xml:space="preserve"> valodai jābūt angļu valodai;</w:t>
+        <w:t>Datorspēles saskarnes valodai jābūt angļu valodai;</w:t>
       </w:r>
     </w:p>
     <w:p>
       <w:pPr>
         <w:pStyle w:val="Heading3"/>
       </w:pPr>
+      <w:bookmarkStart w:id="15" w:name="_Toc225715043"/>
       <w:r>
         <w:t>Datu drošība</w:t>
       </w:r>
+      <w:bookmarkEnd w:id="15"/>
     </w:p>
     <w:p>
       <w:r>
@@ -1382,9 +4451,11 @@
       <w:pPr>
         <w:pStyle w:val="Heading2"/>
       </w:pPr>
+      <w:bookmarkStart w:id="16" w:name="_Toc225715044"/>
       <w:r>
         <w:t>Gala lietotāja rakstura iezīmes</w:t>
       </w:r>
+      <w:bookmarkEnd w:id="16"/>
     </w:p>
     <w:p>
       <w:r>
@@ -1413,10 +4484,12 @@
       <w:pPr>
         <w:pStyle w:val="Heading1"/>
       </w:pPr>
+      <w:bookmarkStart w:id="17" w:name="_Toc225715045"/>
       <w:r>
         <w:lastRenderedPageBreak/>
         <w:t>Izstrādes līdzekļu, rīku apraksts un izvēles pamatojums</w:t>
       </w:r>
+      <w:bookmarkEnd w:id="17"/>
     </w:p>
     <w:p>
       <w:r>
@@ -1433,20 +4506,24 @@
       <w:pPr>
         <w:pStyle w:val="Heading2"/>
       </w:pPr>
+      <w:bookmarkStart w:id="18" w:name="_Toc225715046"/>
       <w:r>
         <w:t>Izvēlēto risinājuma līdzekļu un valodu aprakst</w:t>
       </w:r>
       <w:r>
         <w:t>s</w:t>
       </w:r>
+      <w:bookmarkEnd w:id="18"/>
     </w:p>
     <w:p>
       <w:pPr>
         <w:pStyle w:val="Heading3"/>
       </w:pPr>
+      <w:bookmarkStart w:id="19" w:name="_Toc225715047"/>
       <w:r>
         <w:t>Ietvars</w:t>
       </w:r>
+      <w:bookmarkEnd w:id="19"/>
     </w:p>
     <w:p>
       <w:r>
@@ -1475,9 +4552,11 @@
       <w:pPr>
         <w:pStyle w:val="Heading3"/>
       </w:pPr>
+      <w:bookmarkStart w:id="20" w:name="_Toc225715048"/>
       <w:r>
         <w:t>Valoda</w:t>
       </w:r>
+      <w:bookmarkEnd w:id="20"/>
     </w:p>
     <w:p>
       <w:r>
@@ -1494,53 +4573,15 @@
       <w:pPr>
         <w:pStyle w:val="Heading3"/>
       </w:pPr>
+      <w:bookmarkStart w:id="21" w:name="_Toc225715049"/>
       <w:r>
         <w:t>Izstrādes vide</w:t>
       </w:r>
-    </w:p>
-    <w:p>
-      <w:r>
-        <w:t>“</w:t>
-      </w:r>
-      <w:proofErr w:type="spellStart"/>
-      <w:r>
-        <w:t>JetBrains</w:t>
-      </w:r>
-      <w:proofErr w:type="spellEnd"/>
-      <w:r>
-        <w:t xml:space="preserve"> </w:t>
-      </w:r>
-      <w:proofErr w:type="spellStart"/>
-      <w:r>
-        <w:t>Rider</w:t>
-      </w:r>
-      <w:proofErr w:type="spellEnd"/>
-      <w:r>
-        <w:t>” ir izstrādes vide, kura no “</w:t>
-      </w:r>
-      <w:proofErr w:type="spellStart"/>
-      <w:r>
-        <w:t>JetBrains</w:t>
-      </w:r>
-      <w:proofErr w:type="spellEnd"/>
-      <w:r>
-        <w:t>” produkta klāsta ir īpaši pielāgota “.NET” ietvaram, kura iekļauj izvēlēto “C#” valodu. Šīs izstrādes vides funkcionalitāte piedāvā advancētu pirmkoda analīzi, jau iebūvētu atkļūdošanu, automātisko kodu aizpildīšanu (</w:t>
-      </w:r>
-      <w:proofErr w:type="spellStart"/>
-      <w:r>
-        <w:t>ang</w:t>
-      </w:r>
-      <w:proofErr w:type="spellEnd"/>
-      <w:r>
-        <w:t xml:space="preserve">. val. “Code </w:t>
-      </w:r>
-      <w:proofErr w:type="spellStart"/>
-      <w:r>
-        <w:t>completion</w:t>
-      </w:r>
-      <w:proofErr w:type="spellEnd"/>
-      <w:r>
-        <w:t xml:space="preserve">”) un tā tālāk, taču tās programmatūras licencēšana prasa izmaksas komerciālā un profesionālā vidē un jebkuram lietotājam reģistrēties. Neskatoties no licencēšanas, kura nepiepilda </w:t>
+      <w:bookmarkEnd w:id="21"/>
+    </w:p>
+    <w:p>
+      <w:r>
+        <w:t xml:space="preserve">“JetBrains Rider” ir izstrādes vide, kura no “JetBrains” produkta klāsta ir īpaši pielāgota “.NET” ietvaram, kura iekļauj izvēlēto “C#” valodu. Šīs izstrādes vides funkcionalitāte piedāvā advancētu pirmkoda analīzi, jau iebūvētu atkļūdošanu, automātisko kodu aizpildīšanu (ang. val. “Code completion”) un tā tālāk, taču tās programmatūras licencēšana prasa izmaksas komerciālā un profesionālā vidē un jebkuram lietotājam reģistrēties. Neskatoties no licencēšanas, kura nepiepilda </w:t>
       </w:r>
       <w:r>
         <w:lastRenderedPageBreak/>
@@ -1551,30 +4592,22 @@
       <w:pPr>
         <w:pStyle w:val="Heading3"/>
       </w:pPr>
+      <w:bookmarkStart w:id="22" w:name="_Toc225715050"/>
       <w:r>
         <w:t>Versiju kontrole un repozitorijas mitināšana</w:t>
       </w:r>
-    </w:p>
-    <w:p>
-      <w:r>
-        <w:t>“</w:t>
-      </w:r>
-      <w:proofErr w:type="spellStart"/>
-      <w:r>
-        <w:t>Git</w:t>
-      </w:r>
-      <w:proofErr w:type="spellEnd"/>
-      <w:r>
-        <w:t>” tiks izmantots versiju kontrolei un tīmeklī tiks izmantots ”</w:t>
+      <w:bookmarkEnd w:id="22"/>
+    </w:p>
+    <w:p>
+      <w:r>
+        <w:t>“Git” tiks izmantots versiju kontrolei un tīmeklī tiks izmantots ”</w:t>
       </w:r>
       <w:r>
         <w:t xml:space="preserve"> </w:t>
       </w:r>
-      <w:proofErr w:type="spellStart"/>
       <w:r>
         <w:t>GitHub</w:t>
       </w:r>
-      <w:proofErr w:type="spellEnd"/>
       <w:r>
         <w:t>”, lai mitinātu šo projekta avotkodu.</w:t>
       </w:r>
@@ -1583,9 +4616,11 @@
       <w:pPr>
         <w:pStyle w:val="Heading2"/>
       </w:pPr>
+      <w:bookmarkStart w:id="23" w:name="_Toc225715051"/>
       <w:r>
         <w:t>Iespējamo risinājuma līdzekļu un valodu apraksts</w:t>
       </w:r>
+      <w:bookmarkEnd w:id="23"/>
     </w:p>
     <w:p>
       <w:r>
@@ -1596,162 +4631,30 @@
       <w:pPr>
         <w:pStyle w:val="Heading3"/>
       </w:pPr>
+      <w:bookmarkStart w:id="24" w:name="_Toc225715052"/>
       <w:r>
         <w:t>Ietvari</w:t>
       </w:r>
-    </w:p>
-    <w:p>
-      <w:r>
-        <w:t>Populārākos ietvarus datorspēļu un citu mediju izstrādē iekļauj “</w:t>
-      </w:r>
-      <w:proofErr w:type="spellStart"/>
-      <w:r>
-        <w:t>Unity</w:t>
-      </w:r>
-      <w:proofErr w:type="spellEnd"/>
-      <w:r>
-        <w:t>”, “</w:t>
-      </w:r>
-      <w:proofErr w:type="spellStart"/>
-      <w:r>
-        <w:t>Unreal</w:t>
-      </w:r>
-      <w:proofErr w:type="spellEnd"/>
-      <w:r>
-        <w:t xml:space="preserve"> </w:t>
-      </w:r>
-      <w:proofErr w:type="spellStart"/>
-      <w:r>
-        <w:t>Engine</w:t>
-      </w:r>
-      <w:proofErr w:type="spellEnd"/>
-      <w:r>
-        <w:t>”,  “</w:t>
-      </w:r>
-      <w:proofErr w:type="spellStart"/>
-      <w:r>
-        <w:t>CryEngine</w:t>
-      </w:r>
-      <w:proofErr w:type="spellEnd"/>
-      <w:r>
-        <w:t>”. Ietvari “</w:t>
-      </w:r>
-      <w:proofErr w:type="spellStart"/>
-      <w:r>
-        <w:t>Unreal</w:t>
-      </w:r>
-      <w:proofErr w:type="spellEnd"/>
-      <w:r>
-        <w:t xml:space="preserve"> </w:t>
-      </w:r>
-      <w:proofErr w:type="spellStart"/>
-      <w:r>
-        <w:t>Engine</w:t>
-      </w:r>
-      <w:proofErr w:type="spellEnd"/>
-      <w:r>
-        <w:t>” un “</w:t>
-      </w:r>
-      <w:proofErr w:type="spellStart"/>
-      <w:r>
-        <w:t>CryEngine</w:t>
-      </w:r>
-      <w:proofErr w:type="spellEnd"/>
-      <w:r>
-        <w:t xml:space="preserve">” nav pielāgoti </w:t>
-      </w:r>
-      <w:proofErr w:type="spellStart"/>
-      <w:r>
-        <w:t>divdimensiju</w:t>
-      </w:r>
-      <w:proofErr w:type="spellEnd"/>
-      <w:r>
-        <w:t xml:space="preserve"> datorspēļu izveidei ietvara ierobežojumu dēļ, kura no tās izslēdz izmantošanu, ja ne arī neprasa </w:t>
-      </w:r>
-      <w:proofErr w:type="spellStart"/>
-      <w:r>
-        <w:t>veiktspējīgu</w:t>
-      </w:r>
-      <w:proofErr w:type="spellEnd"/>
-      <w:r>
-        <w:t xml:space="preserve"> datorsistēmu, kura ir pretrunā ar projekta mērķiem, taču “</w:t>
-      </w:r>
-      <w:proofErr w:type="spellStart"/>
-      <w:r>
-        <w:t>Unity</w:t>
-      </w:r>
-      <w:proofErr w:type="spellEnd"/>
-      <w:r>
-        <w:t xml:space="preserve">” ietvars neprasa salīdzinoši </w:t>
-      </w:r>
-      <w:proofErr w:type="spellStart"/>
-      <w:r>
-        <w:t>veiktspējīgu</w:t>
-      </w:r>
-      <w:proofErr w:type="spellEnd"/>
-      <w:r>
-        <w:t xml:space="preserve"> datorsistēmu un ir pielāgojama </w:t>
-      </w:r>
-      <w:proofErr w:type="spellStart"/>
-      <w:r>
-        <w:t>divdimensiju</w:t>
-      </w:r>
-      <w:proofErr w:type="spellEnd"/>
-      <w:r>
-        <w:t xml:space="preserve"> videi, taču licencēšana nav brīva un prasa lietotāja reģistrāciju un papildizmaksas, ja šis projekts paplašināties komercdarbības nolūkiem.</w:t>
+      <w:bookmarkEnd w:id="24"/>
+    </w:p>
+    <w:p>
+      <w:r>
+        <w:t>Populārākos ietvarus datorspēļu un citu mediju izstrādē iekļauj “Unity”, “Unreal Engine”,  “CryEngine”. Ietvari “Unreal Engine” un “CryEngine” nav pielāgoti divdimensiju datorspēļu izveidei ietvara ierobežojumu dēļ, kura no tās izslēdz izmantošanu, ja ne arī neprasa veiktspējīgu datorsistēmu, kura ir pretrunā ar projekta mērķiem, taču “Unity” ietvars neprasa salīdzinoši veiktspējīgu datorsistēmu un ir pielāgojama divdimensiju videi, taču licencēšana nav brīva un prasa lietotāja reģistrāciju un papildizmaksas, ja šis projekts paplašināties komercdarbības nolūkiem.</w:t>
       </w:r>
     </w:p>
     <w:p>
       <w:pPr>
         <w:pStyle w:val="Heading3"/>
       </w:pPr>
+      <w:bookmarkStart w:id="25" w:name="_Toc225715053"/>
       <w:r>
         <w:t>Valodas</w:t>
       </w:r>
-    </w:p>
-    <w:p>
-      <w:r>
-        <w:t>Ietvari “</w:t>
-      </w:r>
-      <w:proofErr w:type="spellStart"/>
-      <w:r>
-        <w:t>CryEngine</w:t>
-      </w:r>
-      <w:proofErr w:type="spellEnd"/>
-      <w:r>
-        <w:t>” un “</w:t>
-      </w:r>
-      <w:proofErr w:type="spellStart"/>
-      <w:r>
-        <w:t>Unreal</w:t>
-      </w:r>
-      <w:proofErr w:type="spellEnd"/>
-      <w:r>
-        <w:t xml:space="preserve"> </w:t>
-      </w:r>
-      <w:proofErr w:type="spellStart"/>
-      <w:r>
-        <w:t>Engine</w:t>
-      </w:r>
-      <w:proofErr w:type="spellEnd"/>
-      <w:r>
-        <w:t xml:space="preserve">” izmanto valodu “C++”, kurā iekļauj klases un objektorientētā funkcionalitāte kā C#, taču neatlasot šos ietvarus valoda “C++” netiks izmantota. “C++” lietojuma stili ir plašāki, taču valodas funkcionalitāti un īpatnības apgūt ir sarežģītāk nekā ar “C#”, kura izstrādātājam liek lietot objektorientētā stilā, kurā visi elementi valodā ir objekti, kā arī vairums funkcionalitātes ir aizklātas ar metodēm, kura mazina izstrādes laiku salīdzinot ar “C++”, kura vairākas kompleksas funkcionalitātes nav aizklātas ar metodēm, kura var </w:t>
-      </w:r>
-      <w:proofErr w:type="spellStart"/>
-      <w:r>
-        <w:t>palēlināt</w:t>
-      </w:r>
-      <w:proofErr w:type="spellEnd"/>
-      <w:r>
-        <w:t xml:space="preserve"> izstrādes laiku. Izvēlētā ietvarā “Godot” ir pieejama </w:t>
-      </w:r>
-      <w:proofErr w:type="spellStart"/>
-      <w:r>
-        <w:t>skriptēšanas</w:t>
-      </w:r>
-      <w:proofErr w:type="spellEnd"/>
-      <w:r>
-        <w:t xml:space="preserve"> valoda “GDScript”, taču pēc nosacītiem iemesliem izvēlētai valodai šī valoda netiks izmantota.</w:t>
+      <w:bookmarkEnd w:id="25"/>
+    </w:p>
+    <w:p>
+      <w:r>
+        <w:t>Ietvari “CryEngine” un “Unreal Engine” izmanto valodu “C++”, kurā iekļauj klases un objektorientētā funkcionalitāte kā C#, taču neatlasot šos ietvarus valoda “C++” netiks izmantota. “C++” lietojuma stili ir plašāki, taču valodas funkcionalitāti un īpatnības apgūt ir sarežģītāk nekā ar “C#”, kura izstrādātājam liek lietot objektorientētā stilā, kurā visi elementi valodā ir objekti, kā arī vairums funkcionalitātes ir aizklātas ar metodēm, kura mazina izstrādes laiku salīdzinot ar “C++”, kura vairākas kompleksas funkcionalitātes nav aizklātas ar metodēm, kura var palēlināt izstrādes laiku. Izvēlētā ietvarā “Godot” ir pieejama skriptēšanas valoda “GDScript”, taču pēc nosacītiem iemesliem izvēlētai valodai šī valoda netiks izmantota.</w:t>
       </w:r>
     </w:p>
     <w:p>
@@ -1770,276 +4673,78 @@
       <w:pPr>
         <w:pStyle w:val="Heading3"/>
       </w:pPr>
+      <w:bookmarkStart w:id="26" w:name="_Toc225715054"/>
       <w:r>
         <w:lastRenderedPageBreak/>
         <w:t>Izstrādes vides</w:t>
       </w:r>
-    </w:p>
-    <w:p>
-      <w:r>
-        <w:t>Tā kā valoda “C#” tiks izmantota, kura ir daļa no ietvara “.NET”, tiks izmantoti attiecīgas izstrādes programmatūras ar uzsvaru uz noteikto ietvaru un tās ekosistēmas. Populārākā izstrādes  vide tam ir “</w:t>
-      </w:r>
-      <w:proofErr w:type="spellStart"/>
-      <w:r>
-        <w:t>Visual</w:t>
-      </w:r>
-      <w:proofErr w:type="spellEnd"/>
-      <w:r>
-        <w:t xml:space="preserve"> </w:t>
-      </w:r>
-      <w:proofErr w:type="spellStart"/>
-      <w:r>
-        <w:t>Studio</w:t>
-      </w:r>
-      <w:proofErr w:type="spellEnd"/>
-      <w:r>
-        <w:t>”, kura līdzīgi ar izvēlēto izstrādes vidi “</w:t>
-      </w:r>
-      <w:proofErr w:type="spellStart"/>
-      <w:r>
-        <w:t>JetBrains</w:t>
-      </w:r>
-      <w:proofErr w:type="spellEnd"/>
-      <w:r>
-        <w:t xml:space="preserve"> </w:t>
-      </w:r>
-      <w:proofErr w:type="spellStart"/>
-      <w:r>
-        <w:t>Rider</w:t>
-      </w:r>
-      <w:proofErr w:type="spellEnd"/>
-      <w:r>
-        <w:t xml:space="preserve">” iekļauj detalizētu </w:t>
-      </w:r>
-      <w:proofErr w:type="spellStart"/>
-      <w:r>
-        <w:t>atķļūdošanu</w:t>
-      </w:r>
-      <w:proofErr w:type="spellEnd"/>
-      <w:r>
-        <w:t>, kodu analīze, automātiskā aizpilde, u.t.t., taču netiks izmantota, jo šī programmatūra nav starpplatformu, ierobežojoties uz “Windows” platformu, kuru autors neizmanto, tātad nepieejama programmatūra autoram.</w:t>
-      </w:r>
-    </w:p>
-    <w:p>
-      <w:r>
-        <w:t>Ja ietvars kā “</w:t>
-      </w:r>
-      <w:proofErr w:type="spellStart"/>
-      <w:r>
-        <w:t>Unreal</w:t>
-      </w:r>
-      <w:proofErr w:type="spellEnd"/>
-      <w:r>
-        <w:t xml:space="preserve"> </w:t>
-      </w:r>
-      <w:proofErr w:type="spellStart"/>
-      <w:r>
-        <w:t>Engine</w:t>
-      </w:r>
-      <w:proofErr w:type="spellEnd"/>
-      <w:r>
-        <w:t>” tiktu izmantota, kurā galvenā valoda ir “C++”, tiktu izmantotas izstrādes vides attiecīgi valodai kā “</w:t>
-      </w:r>
-      <w:proofErr w:type="spellStart"/>
-      <w:r>
-        <w:t>Qt</w:t>
-      </w:r>
-      <w:proofErr w:type="spellEnd"/>
-      <w:r>
-        <w:t xml:space="preserve"> </w:t>
-      </w:r>
-      <w:proofErr w:type="spellStart"/>
-      <w:r>
-        <w:t>Creator</w:t>
-      </w:r>
-      <w:proofErr w:type="spellEnd"/>
-      <w:r>
-        <w:t>”, kura ir pielāgota ietvara “</w:t>
-      </w:r>
-      <w:proofErr w:type="spellStart"/>
-      <w:r>
-        <w:t>Qt</w:t>
-      </w:r>
-      <w:proofErr w:type="spellEnd"/>
-      <w:r>
-        <w:t xml:space="preserve">” programmatūras izstrādei, taču iespējams izveidot projektus, kuras neizmanto minēto ietvaru, ņemot vērā to, ka funkcionalitāte un tās iespējas mazinās vai ne tik </w:t>
-      </w:r>
-      <w:proofErr w:type="spellStart"/>
-      <w:r>
-        <w:t>advancētas</w:t>
-      </w:r>
-      <w:proofErr w:type="spellEnd"/>
-      <w:r>
-        <w:t xml:space="preserve"> citiem projektiem,  vai “</w:t>
-      </w:r>
-      <w:proofErr w:type="spellStart"/>
-      <w:r>
-        <w:t>JetBrains</w:t>
-      </w:r>
-      <w:proofErr w:type="spellEnd"/>
-      <w:r>
-        <w:t xml:space="preserve"> </w:t>
-      </w:r>
-      <w:proofErr w:type="spellStart"/>
-      <w:r>
-        <w:t>CLion</w:t>
-      </w:r>
-      <w:proofErr w:type="spellEnd"/>
-      <w:r>
-        <w:t>”, kurai ir līdzīga funkcionalitāte ar atlasīto izstrādes vidi “”</w:t>
-      </w:r>
-      <w:proofErr w:type="spellStart"/>
-      <w:r>
-        <w:t>JetBrains</w:t>
-      </w:r>
-      <w:proofErr w:type="spellEnd"/>
-      <w:r>
-        <w:t xml:space="preserve"> </w:t>
-      </w:r>
-      <w:proofErr w:type="spellStart"/>
-      <w:r>
-        <w:t>Rider</w:t>
-      </w:r>
-      <w:proofErr w:type="spellEnd"/>
-      <w:r>
-        <w:t>” no “</w:t>
-      </w:r>
-      <w:proofErr w:type="spellStart"/>
-      <w:r>
-        <w:t>JetBrains</w:t>
-      </w:r>
-      <w:proofErr w:type="spellEnd"/>
-      <w:r>
-        <w:t>” programmatūru klāsta.</w:t>
-      </w:r>
-    </w:p>
-    <w:p>
-      <w:r>
-        <w:t>Arī iespējams ir izmantot teksta redaktoru “</w:t>
-      </w:r>
-      <w:proofErr w:type="spellStart"/>
-      <w:r>
-        <w:t>Visual</w:t>
-      </w:r>
-      <w:proofErr w:type="spellEnd"/>
-      <w:r>
-        <w:t xml:space="preserve"> </w:t>
-      </w:r>
-      <w:proofErr w:type="spellStart"/>
-      <w:r>
-        <w:t>Studio</w:t>
-      </w:r>
-      <w:proofErr w:type="spellEnd"/>
-      <w:r>
-        <w:t xml:space="preserve"> Code”, kura ar paplašinājumiem var izmantot kā izstrādes vidi, taču noklusētā funkcionalitāte ir ierobežota salīdzinot ar iepriekšējām izstrādes programmatūrām un nepieciešama papildus iestatīšana šai programmatūrai, kura nebūtu nepieciešama pārējām izstrādes vidēm atverot sākotnēji.</w:t>
+      <w:bookmarkEnd w:id="26"/>
+    </w:p>
+    <w:p>
+      <w:r>
+        <w:t>Tā kā valoda “C#” tiks izmantota, kura ir daļa no ietvara “.NET”, tiks izmantoti attiecīgas izstrādes programmatūras ar uzsvaru uz noteikto ietvaru un tās ekosistēmas. Populārākā izstrādes  vide tam ir “Visual Studio”, kura līdzīgi ar izvēlēto izstrādes vidi “JetBrains Rider” iekļauj detalizētu atķļūdošanu, kodu analīze, automātiskā aizpilde, u.t.t., taču netiks izmantota, jo šī programmatūra nav starpplatformu, ierobežojoties uz “Windows” platformu, kuru autors neizmanto, tātad nepieejama programmatūra autoram.</w:t>
+      </w:r>
+    </w:p>
+    <w:p>
+      <w:r>
+        <w:t>Ja ietvars kā “Unreal Engine” tiktu izmantota, kurā galvenā valoda ir “C++”, tiktu izmantotas izstrādes vides attiecīgi valodai kā “Qt Creator”, kura ir pielāgota ietvara “Qt” programmatūras izstrādei, taču iespējams izveidot projektus, kuras neizmanto minēto ietvaru, ņemot vērā to, ka funkcionalitāte un tās iespējas mazinās vai ne tik advancētas citiem projektiem,  vai “JetBrains CLion”, kurai ir līdzīga funkcionalitāte ar atlasīto izstrādes vidi “”JetBrains Rider” no “JetBrains” programmatūru klāsta.</w:t>
+      </w:r>
+    </w:p>
+    <w:p>
+      <w:r>
+        <w:t>Arī iespējams ir izmantot teksta redaktoru “Visual Studio Code”, kura ar paplašinājumiem var izmantot kā izstrādes vidi, taču noklusētā funkcionalitāte ir ierobežota salīdzinot ar iepriekšējām izstrādes programmatūrām un nepieciešama papildus iestatīšana šai programmatūrai, kura nebūtu nepieciešama pārējām izstrādes vidēm atverot sākotnēji.</w:t>
       </w:r>
     </w:p>
     <w:p>
       <w:pPr>
         <w:pStyle w:val="Heading3"/>
       </w:pPr>
+      <w:bookmarkStart w:id="27" w:name="_Toc225715055"/>
       <w:r>
         <w:t>Versiju kontrole</w:t>
       </w:r>
-    </w:p>
-    <w:p>
-      <w:r>
-        <w:t xml:space="preserve">Mazāk populāri pakalpojumi, kuri mitina avotkodu </w:t>
-      </w:r>
-      <w:proofErr w:type="spellStart"/>
-      <w:r>
-        <w:t>repozotorijus</w:t>
-      </w:r>
-      <w:proofErr w:type="spellEnd"/>
-      <w:r>
-        <w:t>, izmantojot “</w:t>
-      </w:r>
-      <w:proofErr w:type="spellStart"/>
-      <w:r>
-        <w:t>Git</w:t>
-      </w:r>
-      <w:proofErr w:type="spellEnd"/>
-      <w:r>
-        <w:t>” versiju kontroli, arī ir pieejami rīki, kura var automatizēt projekta kompilēšanu un pārbaudi, šādi rīki ir “</w:t>
-      </w:r>
-      <w:proofErr w:type="spellStart"/>
-      <w:r>
-        <w:t>GitLab</w:t>
-      </w:r>
-      <w:proofErr w:type="spellEnd"/>
-      <w:r>
-        <w:t>”, “</w:t>
-      </w:r>
-      <w:proofErr w:type="spellStart"/>
-      <w:r>
-        <w:t>Gitea</w:t>
-      </w:r>
-      <w:proofErr w:type="spellEnd"/>
-      <w:r>
-        <w:t>” un “</w:t>
-      </w:r>
-      <w:proofErr w:type="spellStart"/>
-      <w:r>
-        <w:t>Bitbucket</w:t>
-      </w:r>
-      <w:proofErr w:type="spellEnd"/>
-      <w:r>
-        <w:t>”, kuri ir īpaši pielāgota CI/CD izstrādes videi, taču prasa papildizmaksas, ja šādi rīki tiek palaisti šo pakalpojumu serveros vietā pašam lietotājam mitināt šos rīkus.</w:t>
-      </w:r>
-    </w:p>
-    <w:p>
-      <w:r>
-        <w:t>Taču arī ir pieejami pakalpojumi un rīki, kuri nav atkarīga no “</w:t>
-      </w:r>
-      <w:proofErr w:type="spellStart"/>
-      <w:r>
-        <w:t>Git</w:t>
-      </w:r>
-      <w:proofErr w:type="spellEnd"/>
-      <w:r>
-        <w:t>” versiju kontroles, bet kā pieejamu versiju kontroles programmatūru starp pārējām. Viens no šiem rīkiem ir “</w:t>
-      </w:r>
-      <w:proofErr w:type="spellStart"/>
-      <w:r>
-        <w:t>Azure</w:t>
-      </w:r>
-      <w:proofErr w:type="spellEnd"/>
-      <w:r>
-        <w:t xml:space="preserve"> </w:t>
-      </w:r>
-      <w:proofErr w:type="spellStart"/>
-      <w:r>
-        <w:t>Pipelines</w:t>
-      </w:r>
-      <w:proofErr w:type="spellEnd"/>
-      <w:r>
-        <w:t>”, kuras funkcionalitāte ir plašāka salīdzinot ar iepriekš minētiem rīkiem, taču tās plaša funkcionalitātes klāsts ir radīts lielākiem projektiem, kuri iespējams nebūs lielāko daļu paredzēts izmantošanai šī projekta nolūkiem tās apjoma dēļ un lielākas izmaksas, salīdzinot ar iepriekš minētiem rīkiem.</w:t>
+      <w:bookmarkEnd w:id="27"/>
+    </w:p>
+    <w:p>
+      <w:r>
+        <w:t>Mazāk populāri pakalpojumi, kuri mitina avotkodu repozotorijus, izmantojot “Git” versiju kontroli, arī ir pieejami rīki, kura var automatizēt projekta kompilēšanu un pārbaudi, šādi rīki ir “GitLab”, “Gitea” un “Bitbucket”, kuri ir īpaši pielāgota CI/CD izstrādes videi, taču prasa papildizmaksas, ja šādi rīki tiek palaisti šo pakalpojumu serveros vietā pašam lietotājam mitināt šos rīkus.</w:t>
+      </w:r>
+    </w:p>
+    <w:p>
+      <w:r>
+        <w:t>Taču arī ir pieejami pakalpojumi un rīki, kuri nav atkarīga no “Git” versiju kontroles, bet kā pieejamu versiju kontroles programmatūru starp pārējām. Viens no šiem rīkiem ir “Azure Pipelines”, kuras funkcionalitāte ir plašāka salīdzinot ar iepriekš minētiem rīkiem, taču tās plaša funkcionalitātes klāsts ir radīts lielākiem projektiem, kuri iespējams nebūs lielāko daļu paredzēts izmantošanai šī projekta nolūkiem tās apjoma dēļ un lielākas izmaksas, salīdzinot ar iepriekš minētiem rīkiem.</w:t>
       </w:r>
     </w:p>
     <w:p>
       <w:pPr>
         <w:pStyle w:val="Heading1"/>
       </w:pPr>
+      <w:bookmarkStart w:id="28" w:name="_Toc225715056"/>
       <w:r>
         <w:lastRenderedPageBreak/>
         <w:t>Sistēmas modelēšana un projektēšana</w:t>
       </w:r>
+      <w:bookmarkEnd w:id="28"/>
     </w:p>
     <w:p>
       <w:pPr>
         <w:pStyle w:val="Heading2"/>
       </w:pPr>
+      <w:bookmarkStart w:id="29" w:name="_Toc225715057"/>
       <w:r>
         <w:t>Sistēmas struktūras modelis</w:t>
       </w:r>
+      <w:bookmarkEnd w:id="29"/>
     </w:p>
     <w:p>
       <w:pPr>
         <w:pStyle w:val="Heading3"/>
       </w:pPr>
+      <w:bookmarkStart w:id="30" w:name="_Toc225715058"/>
       <w:r>
         <w:t>Sistēmas struktūra</w:t>
       </w:r>
+      <w:bookmarkEnd w:id="30"/>
     </w:p>
     <w:p>
       <w:r>
@@ -2158,8 +4863,8 @@
         </w:drawing>
       </w:r>
     </w:p>
-    <w:bookmarkStart w:id="7" w:name="_Ref225695245"/>
-    <w:bookmarkStart w:id="8" w:name="_Ref225695254"/>
+    <w:bookmarkStart w:id="31" w:name="_Ref225695245"/>
+    <w:bookmarkStart w:id="32" w:name="_Ref225695254"/>
     <w:p>
       <w:pPr>
         <w:pStyle w:val="Caption"/>
@@ -2185,11 +4890,11 @@
       <w:r>
         <w:t>. attēls</w:t>
       </w:r>
-      <w:bookmarkEnd w:id="8"/>
+      <w:bookmarkEnd w:id="32"/>
       <w:r>
         <w:t>. Komponenšu modelis</w:t>
       </w:r>
-      <w:bookmarkEnd w:id="7"/>
+      <w:bookmarkEnd w:id="31"/>
       <w:r>
         <w:t xml:space="preserve"> spēles mezglu saknē</w:t>
       </w:r>
@@ -2209,10 +4914,12 @@
       <w:pPr>
         <w:pStyle w:val="Heading3"/>
       </w:pPr>
+      <w:bookmarkStart w:id="33" w:name="_Toc225715059"/>
       <w:r>
         <w:lastRenderedPageBreak/>
         <w:t>Klašu modeļi</w:t>
       </w:r>
+      <w:bookmarkEnd w:id="33"/>
     </w:p>
     <w:p>
       <w:r>
@@ -2404,36 +5111,44 @@
       <w:pPr>
         <w:pStyle w:val="Heading2"/>
       </w:pPr>
+      <w:bookmarkStart w:id="34" w:name="_Toc225715060"/>
       <w:r>
         <w:lastRenderedPageBreak/>
         <w:t>Funkcionālie un dinamiskie modeļi</w:t>
       </w:r>
+      <w:bookmarkEnd w:id="34"/>
     </w:p>
     <w:p>
       <w:pPr>
         <w:pStyle w:val="Heading2"/>
       </w:pPr>
+      <w:bookmarkStart w:id="35" w:name="_Toc225715061"/>
       <w:r>
         <w:t>Datu struktūru apraksts</w:t>
       </w:r>
+      <w:bookmarkEnd w:id="35"/>
     </w:p>
     <w:p>
       <w:pPr>
         <w:pStyle w:val="Heading1"/>
       </w:pPr>
+      <w:bookmarkStart w:id="36" w:name="_Toc225715062"/>
       <w:r>
         <w:lastRenderedPageBreak/>
         <w:t>Lietotāju ceļvedis</w:t>
       </w:r>
+      <w:bookmarkEnd w:id="36"/>
     </w:p>
     <w:p>
       <w:pPr>
         <w:pStyle w:val="Heading1"/>
       </w:pPr>
+      <w:bookmarkStart w:id="37" w:name="_Toc225715063"/>
       <w:r>
         <w:lastRenderedPageBreak/>
         <w:t>Testēšanas dokumentācija</w:t>
       </w:r>
+      <w:bookmarkEnd w:id="37"/>
     </w:p>
     <w:p/>
     <w:sectPr>
@@ -2666,6 +5381,121 @@
     </w:lvl>
   </w:abstractNum>
   <w:abstractNum w:abstractNumId="1" w15:restartNumberingAfterBreak="0">
+    <w:nsid w:val="289B7264"/>
+    <w:multiLevelType w:val="multilevel"/>
+    <w:tmpl w:val="A0B6D666"/>
+    <w:lvl w:ilvl="0">
+      <w:start w:val="1"/>
+      <w:numFmt w:val="decimal"/>
+      <w:lvlText w:val="PR.%1."/>
+      <w:lvlJc w:val="left"/>
+      <w:pPr>
+        <w:ind w:left="360" w:hanging="360"/>
+      </w:pPr>
+      <w:rPr>
+        <w:rFonts w:hint="default"/>
+        <w:b/>
+        <w:bCs/>
+      </w:rPr>
+    </w:lvl>
+    <w:lvl w:ilvl="1">
+      <w:start w:val="1"/>
+      <w:numFmt w:val="lowerLetter"/>
+      <w:lvlText w:val="%2)"/>
+      <w:lvlJc w:val="left"/>
+      <w:pPr>
+        <w:ind w:left="720" w:hanging="360"/>
+      </w:pPr>
+      <w:rPr>
+        <w:rFonts w:hint="default"/>
+      </w:rPr>
+    </w:lvl>
+    <w:lvl w:ilvl="2">
+      <w:start w:val="1"/>
+      <w:numFmt w:val="lowerRoman"/>
+      <w:lvlText w:val="%3)"/>
+      <w:lvlJc w:val="left"/>
+      <w:pPr>
+        <w:ind w:left="1080" w:hanging="360"/>
+      </w:pPr>
+      <w:rPr>
+        <w:rFonts w:hint="default"/>
+      </w:rPr>
+    </w:lvl>
+    <w:lvl w:ilvl="3">
+      <w:start w:val="1"/>
+      <w:numFmt w:val="decimal"/>
+      <w:lvlText w:val="(%4)"/>
+      <w:lvlJc w:val="left"/>
+      <w:pPr>
+        <w:ind w:left="1440" w:hanging="360"/>
+      </w:pPr>
+      <w:rPr>
+        <w:rFonts w:hint="default"/>
+      </w:rPr>
+    </w:lvl>
+    <w:lvl w:ilvl="4">
+      <w:start w:val="1"/>
+      <w:numFmt w:val="lowerLetter"/>
+      <w:lvlText w:val="(%5)"/>
+      <w:lvlJc w:val="left"/>
+      <w:pPr>
+        <w:ind w:left="1800" w:hanging="360"/>
+      </w:pPr>
+      <w:rPr>
+        <w:rFonts w:hint="default"/>
+      </w:rPr>
+    </w:lvl>
+    <w:lvl w:ilvl="5">
+      <w:start w:val="1"/>
+      <w:numFmt w:val="lowerRoman"/>
+      <w:lvlText w:val="(%6)"/>
+      <w:lvlJc w:val="left"/>
+      <w:pPr>
+        <w:ind w:left="2160" w:hanging="360"/>
+      </w:pPr>
+      <w:rPr>
+        <w:rFonts w:hint="default"/>
+      </w:rPr>
+    </w:lvl>
+    <w:lvl w:ilvl="6">
+      <w:start w:val="1"/>
+      <w:numFmt w:val="decimal"/>
+      <w:lvlText w:val="%7."/>
+      <w:lvlJc w:val="left"/>
+      <w:pPr>
+        <w:ind w:left="2520" w:hanging="360"/>
+      </w:pPr>
+      <w:rPr>
+        <w:rFonts w:hint="default"/>
+      </w:rPr>
+    </w:lvl>
+    <w:lvl w:ilvl="7">
+      <w:start w:val="1"/>
+      <w:numFmt w:val="lowerLetter"/>
+      <w:lvlText w:val="%8."/>
+      <w:lvlJc w:val="left"/>
+      <w:pPr>
+        <w:ind w:left="2880" w:hanging="360"/>
+      </w:pPr>
+      <w:rPr>
+        <w:rFonts w:hint="default"/>
+      </w:rPr>
+    </w:lvl>
+    <w:lvl w:ilvl="8">
+      <w:start w:val="1"/>
+      <w:numFmt w:val="lowerRoman"/>
+      <w:lvlText w:val="%9."/>
+      <w:lvlJc w:val="left"/>
+      <w:pPr>
+        <w:ind w:left="3240" w:hanging="360"/>
+      </w:pPr>
+      <w:rPr>
+        <w:rFonts w:hint="default"/>
+      </w:rPr>
+    </w:lvl>
+  </w:abstractNum>
+  <w:abstractNum w:abstractNumId="2" w15:restartNumberingAfterBreak="0">
     <w:nsid w:val="2AC86BF6"/>
     <w:multiLevelType w:val="multilevel"/>
     <w:tmpl w:val="4A7E1FE8"/>
@@ -2778,10 +5608,96 @@
       </w:rPr>
     </w:lvl>
   </w:abstractNum>
-  <w:abstractNum w:abstractNumId="2" w15:restartNumberingAfterBreak="0">
+  <w:abstractNum w:abstractNumId="3" w15:restartNumberingAfterBreak="0">
+    <w:nsid w:val="48732F06"/>
+    <w:multiLevelType w:val="multilevel"/>
+    <w:tmpl w:val="0426001D"/>
+    <w:lvl w:ilvl="0">
+      <w:start w:val="1"/>
+      <w:numFmt w:val="decimal"/>
+      <w:lvlText w:val="%1)"/>
+      <w:lvlJc w:val="left"/>
+      <w:pPr>
+        <w:ind w:left="360" w:hanging="360"/>
+      </w:pPr>
+    </w:lvl>
+    <w:lvl w:ilvl="1">
+      <w:start w:val="1"/>
+      <w:numFmt w:val="lowerLetter"/>
+      <w:lvlText w:val="%2)"/>
+      <w:lvlJc w:val="left"/>
+      <w:pPr>
+        <w:ind w:left="720" w:hanging="360"/>
+      </w:pPr>
+    </w:lvl>
+    <w:lvl w:ilvl="2">
+      <w:start w:val="1"/>
+      <w:numFmt w:val="lowerRoman"/>
+      <w:lvlText w:val="%3)"/>
+      <w:lvlJc w:val="left"/>
+      <w:pPr>
+        <w:ind w:left="1080" w:hanging="360"/>
+      </w:pPr>
+    </w:lvl>
+    <w:lvl w:ilvl="3">
+      <w:start w:val="1"/>
+      <w:numFmt w:val="decimal"/>
+      <w:lvlText w:val="(%4)"/>
+      <w:lvlJc w:val="left"/>
+      <w:pPr>
+        <w:ind w:left="1440" w:hanging="360"/>
+      </w:pPr>
+    </w:lvl>
+    <w:lvl w:ilvl="4">
+      <w:start w:val="1"/>
+      <w:numFmt w:val="lowerLetter"/>
+      <w:lvlText w:val="(%5)"/>
+      <w:lvlJc w:val="left"/>
+      <w:pPr>
+        <w:ind w:left="1800" w:hanging="360"/>
+      </w:pPr>
+    </w:lvl>
+    <w:lvl w:ilvl="5">
+      <w:start w:val="1"/>
+      <w:numFmt w:val="lowerRoman"/>
+      <w:lvlText w:val="(%6)"/>
+      <w:lvlJc w:val="left"/>
+      <w:pPr>
+        <w:ind w:left="2160" w:hanging="360"/>
+      </w:pPr>
+    </w:lvl>
+    <w:lvl w:ilvl="6">
+      <w:start w:val="1"/>
+      <w:numFmt w:val="decimal"/>
+      <w:lvlText w:val="%7."/>
+      <w:lvlJc w:val="left"/>
+      <w:pPr>
+        <w:ind w:left="2520" w:hanging="360"/>
+      </w:pPr>
+    </w:lvl>
+    <w:lvl w:ilvl="7">
+      <w:start w:val="1"/>
+      <w:numFmt w:val="lowerLetter"/>
+      <w:lvlText w:val="%8."/>
+      <w:lvlJc w:val="left"/>
+      <w:pPr>
+        <w:ind w:left="2880" w:hanging="360"/>
+      </w:pPr>
+    </w:lvl>
+    <w:lvl w:ilvl="8">
+      <w:start w:val="1"/>
+      <w:numFmt w:val="lowerRoman"/>
+      <w:lvlText w:val="%9."/>
+      <w:lvlJc w:val="left"/>
+      <w:pPr>
+        <w:ind w:left="3240" w:hanging="360"/>
+      </w:pPr>
+    </w:lvl>
+  </w:abstractNum>
+  <w:abstractNum w:abstractNumId="4" w15:restartNumberingAfterBreak="0">
     <w:nsid w:val="664A78A8"/>
     <w:multiLevelType w:val="multilevel"/>
-    <w:tmpl w:val="1AFCA148"/>
+    <w:tmpl w:val="C0D2DD60"/>
     <w:lvl w:ilvl="0">
       <w:start w:val="1"/>
       <w:numFmt w:val="decimal"/>
@@ -2824,6 +5740,7 @@
     <w:lvl w:ilvl="3">
       <w:start w:val="1"/>
       <w:numFmt w:val="decimal"/>
+      <w:pStyle w:val="Heading4"/>
       <w:lvlText w:val="%1.%2.%3.%4"/>
       <w:lvlJc w:val="left"/>
       <w:pPr>
@@ -2898,10 +5815,16 @@
     <w:abstractNumId w:val="0"/>
   </w:num>
   <w:num w:numId="2" w16cid:durableId="2004043641">
-    <w:abstractNumId w:val="1"/>
+    <w:abstractNumId w:val="2"/>
   </w:num>
   <w:num w:numId="3" w16cid:durableId="807213146">
-    <w:abstractNumId w:val="2"/>
+    <w:abstractNumId w:val="4"/>
+  </w:num>
+  <w:num w:numId="4" w16cid:durableId="232856481">
+    <w:abstractNumId w:val="3"/>
+  </w:num>
+  <w:num w:numId="5" w16cid:durableId="1629556016">
+    <w:abstractNumId w:val="1"/>
   </w:num>
 </w:numbering>
 </file>
@@ -3401,26 +6324,23 @@
   </w:style>
   <w:style w:type="paragraph" w:styleId="Heading4">
     <w:name w:val="heading 4"/>
-    <w:basedOn w:val="Normal"/>
+    <w:basedOn w:val="Heading3"/>
     <w:next w:val="Normal"/>
     <w:link w:val="Heading4Char"/>
     <w:uiPriority w:val="9"/>
-    <w:semiHidden/>
     <w:unhideWhenUsed/>
     <w:qFormat/>
-    <w:rsid w:val="002F5CF5"/>
+    <w:rsid w:val="00EB2A86"/>
     <w:pPr>
-      <w:keepNext/>
-      <w:keepLines/>
-      <w:spacing w:before="80" w:after="40"/>
+      <w:numPr>
+        <w:ilvl w:val="3"/>
+      </w:numPr>
+      <w:tabs>
+        <w:tab w:val="left" w:pos="709"/>
+      </w:tabs>
+      <w:ind w:hanging="1440"/>
       <w:outlineLvl w:val="3"/>
     </w:pPr>
-    <w:rPr>
-      <w:rFonts w:eastAsiaTheme="majorEastAsia" w:cstheme="majorBidi"/>
-      <w:i/>
-      <w:iCs/>
-      <w:color w:val="0F4761" w:themeColor="accent1" w:themeShade="BF"/>
-    </w:rPr>
   </w:style>
   <w:style w:type="paragraph" w:styleId="Heading5">
     <w:name w:val="heading 5"/>
@@ -3602,13 +6522,13 @@
     <w:basedOn w:val="DefaultParagraphFont"/>
     <w:link w:val="Heading4"/>
     <w:uiPriority w:val="9"/>
-    <w:semiHidden/>
-    <w:rsid w:val="002F5CF5"/>
+    <w:rsid w:val="00EB2A86"/>
     <w:rPr>
-      <w:rFonts w:eastAsiaTheme="majorEastAsia" w:cstheme="majorBidi"/>
-      <w:i/>
-      <w:iCs/>
-      <w:color w:val="0F4761" w:themeColor="accent1" w:themeShade="BF"/>
+      <w:rFonts w:ascii="Times New Roman" w:eastAsiaTheme="majorEastAsia" w:hAnsi="Times New Roman" w:cstheme="majorBidi"/>
+      <w:b/>
+      <w:bCs/>
+      <w:sz w:val="24"/>
+      <w:szCs w:val="24"/>
     </w:rPr>
   </w:style>
   <w:style w:type="character" w:customStyle="1" w:styleId="Heading5Char">

--- a/Documentation/Dokumentācija.docx
+++ b/Documentation/Dokumentācija.docx
@@ -3644,7 +3644,6 @@
           <w:ilvl w:val="0"/>
           <w:numId w:val="5"/>
         </w:numPr>
-        <w:spacing w:after="240"/>
         <w:ind w:left="357" w:hanging="357"/>
         <w:rPr>
           <w:b/>
@@ -3664,6 +3663,31 @@
           <w:bCs/>
         </w:rPr>
         <w:t>enā izvēlne</w:t>
+      </w:r>
+    </w:p>
+    <w:p>
+      <w:r>
+        <w:rPr>
+          <w:u w:val="single"/>
+        </w:rPr>
+        <w:t>Mērķis</w:t>
+      </w:r>
+      <w:r>
+        <w:t xml:space="preserve">: </w:t>
+      </w:r>
+      <w:r>
+        <w:t>Norādīt pārvirzi uz spēles atlases ainu, anotācijas loga atvērumu un izeju no datorspēles.</w:t>
+      </w:r>
+    </w:p>
+    <w:p>
+      <w:r>
+        <w:rPr>
+          <w:u w:val="single"/>
+        </w:rPr>
+        <w:t>Izvaddati</w:t>
+      </w:r>
+      <w:r>
+        <w:t>: Pilnā lietotāja ekrānā aina ar mērķa norādītām pogām un datorspēles nosaukums ainā.</w:t>
       </w:r>
     </w:p>
     <w:p>
@@ -3673,6 +3697,7 @@
           <w:ilvl w:val="0"/>
           <w:numId w:val="5"/>
         </w:numPr>
+        <w:ind w:left="357" w:hanging="357"/>
         <w:rPr>
           <w:b/>
           <w:bCs/>
@@ -3684,6 +3709,50 @@
           <w:bCs/>
         </w:rPr>
         <w:t>Anotācijas loga atvēršana</w:t>
+      </w:r>
+    </w:p>
+    <w:p>
+      <w:r>
+        <w:rPr>
+          <w:u w:val="single"/>
+        </w:rPr>
+        <w:t>Mērķis</w:t>
+      </w:r>
+      <w:r>
+        <w:t>: Attēlot šī projekta aprakstu, vispārējo anotāciju, saistītas saites un pateicības.</w:t>
+      </w:r>
+    </w:p>
+    <w:p>
+      <w:r>
+        <w:rPr>
+          <w:u w:val="single"/>
+        </w:rPr>
+        <w:t>Ievade</w:t>
+      </w:r>
+      <w:r>
+        <w:t>: Anotācijas logu atvēršanas poga.</w:t>
+      </w:r>
+    </w:p>
+    <w:p>
+      <w:r>
+        <w:rPr>
+          <w:u w:val="single"/>
+        </w:rPr>
+        <w:t>Apstrāde</w:t>
+      </w:r>
+      <w:r>
+        <w:t>: Uznirst anotācijas logu paradot šo logu redzamu.</w:t>
+      </w:r>
+    </w:p>
+    <w:p>
+      <w:r>
+        <w:rPr>
+          <w:u w:val="single"/>
+        </w:rPr>
+        <w:t>Izvaddati</w:t>
+      </w:r>
+      <w:r>
+        <w:t>: Uznirsts anotācijas logs.</w:t>
       </w:r>
     </w:p>
     <w:p>
@@ -3693,6 +3762,7 @@
           <w:ilvl w:val="0"/>
           <w:numId w:val="5"/>
         </w:numPr>
+        <w:ind w:left="357" w:hanging="357"/>
         <w:rPr>
           <w:b/>
           <w:bCs/>
@@ -3711,6 +3781,58 @@
           <w:bCs/>
         </w:rPr>
         <w:t>aizvēršana</w:t>
+      </w:r>
+    </w:p>
+    <w:p>
+      <w:pPr>
+        <w:ind w:left="720" w:firstLine="0"/>
+        <w:rPr>
+          <w:szCs w:val="22"/>
+        </w:rPr>
+      </w:pPr>
+      <w:r>
+        <w:rPr>
+          <w:u w:val="single"/>
+        </w:rPr>
+        <w:t>Mērķis</w:t>
+      </w:r>
+      <w:r>
+        <w:t>: Aizvērt uznirstošo anotācijas logu.</w:t>
+      </w:r>
+    </w:p>
+    <w:p>
+      <w:pPr>
+        <w:ind w:left="720" w:firstLine="0"/>
+      </w:pPr>
+      <w:r>
+        <w:rPr>
+          <w:u w:val="single"/>
+        </w:rPr>
+        <w:t>Ievade</w:t>
+      </w:r>
+      <w:r>
+        <w:t>: Aizvēršanas poga anotācijas logā.</w:t>
+      </w:r>
+    </w:p>
+    <w:p>
+      <w:pPr>
+        <w:ind w:left="720" w:firstLine="0"/>
+        <w:sectPr>
+          <w:footerReference w:type="default" r:id="rId9"/>
+          <w:pgSz w:w="12240" w:h="15840"/>
+          <w:pgMar w:top="1134" w:right="1134" w:bottom="1134" w:left="1418" w:header="709" w:footer="709" w:gutter="0"/>
+          <w:cols w:space="708"/>
+          <w:docGrid w:linePitch="360"/>
+        </w:sectPr>
+      </w:pPr>
+      <w:r>
+        <w:rPr>
+          <w:u w:val="single"/>
+        </w:rPr>
+        <w:t>Apstrāde</w:t>
+      </w:r>
+      <w:r>
+        <w:t>: Aizvērt uznirstošu anotācijas logu padarot to par neredzamu.</w:t>
       </w:r>
     </w:p>
     <w:p>
@@ -3730,7 +3852,53 @@
           <w:b/>
           <w:bCs/>
         </w:rPr>
+        <w:lastRenderedPageBreak/>
         <w:t>Datorspēles izeja</w:t>
+      </w:r>
+    </w:p>
+    <w:p>
+      <w:pPr>
+        <w:ind w:left="720" w:firstLine="0"/>
+        <w:rPr>
+          <w:szCs w:val="22"/>
+        </w:rPr>
+      </w:pPr>
+      <w:r>
+        <w:rPr>
+          <w:u w:val="single"/>
+        </w:rPr>
+        <w:t>Mērķis</w:t>
+      </w:r>
+      <w:r>
+        <w:t>: Beigt datorspēles darbību lietotāja datorsistēmā.</w:t>
+      </w:r>
+    </w:p>
+    <w:p>
+      <w:pPr>
+        <w:ind w:left="720" w:firstLine="0"/>
+      </w:pPr>
+      <w:r>
+        <w:rPr>
+          <w:u w:val="single"/>
+        </w:rPr>
+        <w:t>Ievade</w:t>
+      </w:r>
+      <w:r>
+        <w:t>: Izejas poga.</w:t>
+      </w:r>
+    </w:p>
+    <w:p>
+      <w:pPr>
+        <w:ind w:left="720" w:firstLine="0"/>
+      </w:pPr>
+      <w:r>
+        <w:rPr>
+          <w:u w:val="single"/>
+        </w:rPr>
+        <w:t>Apstrāde</w:t>
+      </w:r>
+      <w:r>
+        <w:t>: Pēc datorspēles ietvara darbībām atbrīvoties no izmantotiem resursiem un beigt tās datorspēles darbību.</w:t>
       </w:r>
     </w:p>
     <w:p>
@@ -3740,6 +3908,7 @@
           <w:ilvl w:val="0"/>
           <w:numId w:val="5"/>
         </w:numPr>
+        <w:ind w:left="357" w:hanging="357"/>
         <w:rPr>
           <w:b/>
           <w:bCs/>
@@ -3751,6 +3920,57 @@
           <w:bCs/>
         </w:rPr>
         <w:t>Pārvirze uz līmeņu atlases ainu</w:t>
+      </w:r>
+    </w:p>
+    <w:p>
+      <w:pPr>
+        <w:spacing w:after="160" w:line="256" w:lineRule="auto"/>
+        <w:ind w:left="720" w:firstLine="0"/>
+        <w:jc w:val="left"/>
+        <w:rPr>
+          <w:szCs w:val="22"/>
+        </w:rPr>
+      </w:pPr>
+      <w:r>
+        <w:rPr>
+          <w:u w:val="single"/>
+        </w:rPr>
+        <w:t>Mērķis</w:t>
+      </w:r>
+      <w:r>
+        <w:t>: Pārvirzīt spēlētāju uz spēles līmeņu atlases ainu.</w:t>
+      </w:r>
+    </w:p>
+    <w:p>
+      <w:pPr>
+        <w:spacing w:after="160" w:line="256" w:lineRule="auto"/>
+        <w:ind w:left="720" w:firstLine="0"/>
+        <w:jc w:val="left"/>
+      </w:pPr>
+      <w:r>
+        <w:rPr>
+          <w:u w:val="single"/>
+        </w:rPr>
+        <w:t>Apstrāde</w:t>
+      </w:r>
+      <w:r>
+        <w:t>: Aktīvā aina tiek iestatīta par līmeņu atlases ainu.</w:t>
+      </w:r>
+    </w:p>
+    <w:p>
+      <w:pPr>
+        <w:spacing w:after="160" w:line="256" w:lineRule="auto"/>
+        <w:ind w:left="720" w:firstLine="0"/>
+        <w:jc w:val="left"/>
+      </w:pPr>
+      <w:r>
+        <w:rPr>
+          <w:u w:val="single"/>
+        </w:rPr>
+        <w:t>Izvaddati</w:t>
+      </w:r>
+      <w:r>
+        <w:t>: Spēles līmeņu atlases aina.</w:t>
       </w:r>
     </w:p>
     <w:p>
@@ -3962,7 +4182,6 @@
         <w:pStyle w:val="Heading4"/>
       </w:pPr>
       <w:r>
-        <w:lastRenderedPageBreak/>
         <w:t xml:space="preserve">Ierīču </w:t>
       </w:r>
       <w:r>
@@ -4122,6 +4341,7 @@
         <w:pStyle w:val="Heading4"/>
       </w:pPr>
       <w:r>
+        <w:lastRenderedPageBreak/>
         <w:t>Ierīču koriģēšana</w:t>
       </w:r>
     </w:p>
@@ -4360,7 +4580,6 @@
       </w:pPr>
       <w:bookmarkStart w:id="14" w:name="_Toc225715042"/>
       <w:r>
-        <w:lastRenderedPageBreak/>
         <w:t>Saskarsne</w:t>
       </w:r>
       <w:bookmarkEnd w:id="14"/>
@@ -4440,6 +4659,7 @@
     </w:p>
     <w:p>
       <w:r>
+        <w:lastRenderedPageBreak/>
         <w:t>11)</w:t>
       </w:r>
       <w:r>
@@ -4661,7 +4881,6 @@
       <w:pPr>
         <w:pStyle w:val="Heading3"/>
         <w:sectPr>
-          <w:footerReference w:type="default" r:id="rId9"/>
           <w:pgSz w:w="12240" w:h="15840"/>
           <w:pgMar w:top="1134" w:right="1134" w:bottom="1134" w:left="1418" w:header="709" w:footer="709" w:gutter="0"/>
           <w:cols w:space="708"/>
@@ -6228,7 +6447,7 @@
   <w:style w:type="paragraph" w:default="1" w:styleId="Normal">
     <w:name w:val="Normal"/>
     <w:qFormat/>
-    <w:rsid w:val="00342ED8"/>
+    <w:rsid w:val="00B00843"/>
     <w:pPr>
       <w:spacing w:after="0" w:line="360" w:lineRule="auto"/>
       <w:ind w:firstLine="851"/>

--- a/Documentation/Dokumentācija.docx
+++ b/Documentation/Dokumentācija.docx
@@ -65,6 +65,7 @@
       <w:pPr>
         <w:pStyle w:val="Subtitle"/>
         <w:spacing w:after="3120"/>
+        <w:ind w:firstLine="0"/>
       </w:pPr>
       <w:r>
         <w:t>Liepājas Valsts tehnikums</w:t>
@@ -82,6 +83,7 @@
       <w:pPr>
         <w:pStyle w:val="Subtitle"/>
         <w:spacing w:after="2520"/>
+        <w:ind w:firstLine="0"/>
       </w:pPr>
       <w:r>
         <w:t>Kvalifikācijas eksāmena praktiskās daļas dokumentācija</w:t>
@@ -91,6 +93,7 @@
       <w:pPr>
         <w:pStyle w:val="Subtitle"/>
         <w:spacing w:after="840"/>
+        <w:ind w:firstLine="567"/>
         <w:jc w:val="right"/>
       </w:pPr>
       <w:r>
@@ -116,6 +119,7 @@
       <w:pPr>
         <w:pStyle w:val="Subtitle"/>
         <w:spacing w:after="1320"/>
+        <w:ind w:firstLine="0"/>
         <w:jc w:val="left"/>
       </w:pPr>
       <w:r>
@@ -125,6 +129,7 @@
     <w:p>
       <w:pPr>
         <w:pStyle w:val="Subtitle"/>
+        <w:ind w:firstLine="0"/>
       </w:pPr>
       <w:r>
         <w:t>Liepāja 2026</w:t>
@@ -218,7 +223,7 @@
           <w:r>
             <w:fldChar w:fldCharType="separate"/>
           </w:r>
-          <w:hyperlink w:anchor="_Toc225715028" w:history="1">
+          <w:hyperlink w:anchor="_Toc225717436" w:history="1">
             <w:r>
               <w:rPr>
                 <w:rStyle w:val="Hyperlink"/>
@@ -245,7 +250,7 @@
                 <w:noProof/>
                 <w:webHidden/>
               </w:rPr>
-              <w:instrText xml:space="preserve"> PAGEREF _Toc225715028 \h </w:instrText>
+              <w:instrText xml:space="preserve"> PAGEREF _Toc225717436 \h </w:instrText>
             </w:r>
             <w:r>
               <w:rPr>
@@ -286,7 +291,7 @@
               <w:lang w:eastAsia="lv-LV"/>
             </w:rPr>
           </w:pPr>
-          <w:hyperlink w:anchor="_Toc225715029" w:history="1">
+          <w:hyperlink w:anchor="_Toc225717437" w:history="1">
             <w:r>
               <w:rPr>
                 <w:rStyle w:val="Hyperlink"/>
@@ -329,7 +334,7 @@
                 <w:noProof/>
                 <w:webHidden/>
               </w:rPr>
-              <w:instrText xml:space="preserve"> PAGEREF _Toc225715029 \h </w:instrText>
+              <w:instrText xml:space="preserve"> PAGEREF _Toc225717437 \h </w:instrText>
             </w:r>
             <w:r>
               <w:rPr>
@@ -370,7 +375,7 @@
               <w:lang w:eastAsia="lv-LV"/>
             </w:rPr>
           </w:pPr>
-          <w:hyperlink w:anchor="_Toc225715030" w:history="1">
+          <w:hyperlink w:anchor="_Toc225717438" w:history="1">
             <w:r>
               <w:rPr>
                 <w:rStyle w:val="Hyperlink"/>
@@ -413,7 +418,7 @@
                 <w:noProof/>
                 <w:webHidden/>
               </w:rPr>
-              <w:instrText xml:space="preserve"> PAGEREF _Toc225715030 \h </w:instrText>
+              <w:instrText xml:space="preserve"> PAGEREF _Toc225717438 \h </w:instrText>
             </w:r>
             <w:r>
               <w:rPr>
@@ -454,7 +459,7 @@
               <w:lang w:eastAsia="lv-LV"/>
             </w:rPr>
           </w:pPr>
-          <w:hyperlink w:anchor="_Toc225715031" w:history="1">
+          <w:hyperlink w:anchor="_Toc225717439" w:history="1">
             <w:r>
               <w:rPr>
                 <w:rStyle w:val="Hyperlink"/>
@@ -497,7 +502,7 @@
                 <w:noProof/>
                 <w:webHidden/>
               </w:rPr>
-              <w:instrText xml:space="preserve"> PAGEREF _Toc225715031 \h </w:instrText>
+              <w:instrText xml:space="preserve"> PAGEREF _Toc225717439 \h </w:instrText>
             </w:r>
             <w:r>
               <w:rPr>
@@ -538,7 +543,7 @@
               <w:lang w:eastAsia="lv-LV"/>
             </w:rPr>
           </w:pPr>
-          <w:hyperlink w:anchor="_Toc225715032" w:history="1">
+          <w:hyperlink w:anchor="_Toc225717440" w:history="1">
             <w:r>
               <w:rPr>
                 <w:rStyle w:val="Hyperlink"/>
@@ -581,7 +586,7 @@
                 <w:noProof/>
                 <w:webHidden/>
               </w:rPr>
-              <w:instrText xml:space="preserve"> PAGEREF _Toc225715032 \h </w:instrText>
+              <w:instrText xml:space="preserve"> PAGEREF _Toc225717440 \h </w:instrText>
             </w:r>
             <w:r>
               <w:rPr>
@@ -622,7 +627,7 @@
               <w:lang w:eastAsia="lv-LV"/>
             </w:rPr>
           </w:pPr>
-          <w:hyperlink w:anchor="_Toc225715033" w:history="1">
+          <w:hyperlink w:anchor="_Toc225717441" w:history="1">
             <w:r>
               <w:rPr>
                 <w:rStyle w:val="Hyperlink"/>
@@ -665,7 +670,7 @@
                 <w:noProof/>
                 <w:webHidden/>
               </w:rPr>
-              <w:instrText xml:space="preserve"> PAGEREF _Toc225715033 \h </w:instrText>
+              <w:instrText xml:space="preserve"> PAGEREF _Toc225717441 \h </w:instrText>
             </w:r>
             <w:r>
               <w:rPr>
@@ -706,7 +711,7 @@
               <w:lang w:eastAsia="lv-LV"/>
             </w:rPr>
           </w:pPr>
-          <w:hyperlink w:anchor="_Toc225715034" w:history="1">
+          <w:hyperlink w:anchor="_Toc225717442" w:history="1">
             <w:r>
               <w:rPr>
                 <w:rStyle w:val="Hyperlink"/>
@@ -749,7 +754,7 @@
                 <w:noProof/>
                 <w:webHidden/>
               </w:rPr>
-              <w:instrText xml:space="preserve"> PAGEREF _Toc225715034 \h </w:instrText>
+              <w:instrText xml:space="preserve"> PAGEREF _Toc225717442 \h </w:instrText>
             </w:r>
             <w:r>
               <w:rPr>
@@ -790,7 +795,7 @@
               <w:lang w:eastAsia="lv-LV"/>
             </w:rPr>
           </w:pPr>
-          <w:hyperlink w:anchor="_Toc225715035" w:history="1">
+          <w:hyperlink w:anchor="_Toc225717443" w:history="1">
             <w:r>
               <w:rPr>
                 <w:rStyle w:val="Hyperlink"/>
@@ -833,7 +838,7 @@
                 <w:noProof/>
                 <w:webHidden/>
               </w:rPr>
-              <w:instrText xml:space="preserve"> PAGEREF _Toc225715035 \h </w:instrText>
+              <w:instrText xml:space="preserve"> PAGEREF _Toc225717443 \h </w:instrText>
             </w:r>
             <w:r>
               <w:rPr>
@@ -874,7 +879,7 @@
               <w:lang w:eastAsia="lv-LV"/>
             </w:rPr>
           </w:pPr>
-          <w:hyperlink w:anchor="_Toc225715036" w:history="1">
+          <w:hyperlink w:anchor="_Toc225717444" w:history="1">
             <w:r>
               <w:rPr>
                 <w:rStyle w:val="Hyperlink"/>
@@ -917,7 +922,7 @@
                 <w:noProof/>
                 <w:webHidden/>
               </w:rPr>
-              <w:instrText xml:space="preserve"> PAGEREF _Toc225715036 \h </w:instrText>
+              <w:instrText xml:space="preserve"> PAGEREF _Toc225717444 \h </w:instrText>
             </w:r>
             <w:r>
               <w:rPr>
@@ -958,7 +963,7 @@
               <w:lang w:eastAsia="lv-LV"/>
             </w:rPr>
           </w:pPr>
-          <w:hyperlink w:anchor="_Toc225715037" w:history="1">
+          <w:hyperlink w:anchor="_Toc225717445" w:history="1">
             <w:r>
               <w:rPr>
                 <w:rStyle w:val="Hyperlink"/>
@@ -1001,7 +1006,7 @@
                 <w:noProof/>
                 <w:webHidden/>
               </w:rPr>
-              <w:instrText xml:space="preserve"> PAGEREF _Toc225715037 \h </w:instrText>
+              <w:instrText xml:space="preserve"> PAGEREF _Toc225717445 \h </w:instrText>
             </w:r>
             <w:r>
               <w:rPr>
@@ -1042,7 +1047,7 @@
               <w:lang w:eastAsia="lv-LV"/>
             </w:rPr>
           </w:pPr>
-          <w:hyperlink w:anchor="_Toc225715038" w:history="1">
+          <w:hyperlink w:anchor="_Toc225717446" w:history="1">
             <w:r>
               <w:rPr>
                 <w:rStyle w:val="Hyperlink"/>
@@ -1085,7 +1090,7 @@
                 <w:noProof/>
                 <w:webHidden/>
               </w:rPr>
-              <w:instrText xml:space="preserve"> PAGEREF _Toc225715038 \h </w:instrText>
+              <w:instrText xml:space="preserve"> PAGEREF _Toc225717446 \h </w:instrText>
             </w:r>
             <w:r>
               <w:rPr>
@@ -1105,7 +1110,7 @@
                 <w:noProof/>
                 <w:webHidden/>
               </w:rPr>
-              <w:t>7</w:t>
+              <w:t>8</w:t>
             </w:r>
             <w:r>
               <w:rPr>
@@ -1126,7 +1131,7 @@
               <w:lang w:eastAsia="lv-LV"/>
             </w:rPr>
           </w:pPr>
-          <w:hyperlink w:anchor="_Toc225715039" w:history="1">
+          <w:hyperlink w:anchor="_Toc225717447" w:history="1">
             <w:r>
               <w:rPr>
                 <w:rStyle w:val="Hyperlink"/>
@@ -1169,7 +1174,7 @@
                 <w:noProof/>
                 <w:webHidden/>
               </w:rPr>
-              <w:instrText xml:space="preserve"> PAGEREF _Toc225715039 \h </w:instrText>
+              <w:instrText xml:space="preserve"> PAGEREF _Toc225717447 \h </w:instrText>
             </w:r>
             <w:r>
               <w:rPr>
@@ -1189,7 +1194,7 @@
                 <w:noProof/>
                 <w:webHidden/>
               </w:rPr>
-              <w:t>7</w:t>
+              <w:t>8</w:t>
             </w:r>
             <w:r>
               <w:rPr>
@@ -1210,7 +1215,7 @@
               <w:lang w:eastAsia="lv-LV"/>
             </w:rPr>
           </w:pPr>
-          <w:hyperlink w:anchor="_Toc225715040" w:history="1">
+          <w:hyperlink w:anchor="_Toc225717448" w:history="1">
             <w:r>
               <w:rPr>
                 <w:rStyle w:val="Hyperlink"/>
@@ -1253,7 +1258,7 @@
                 <w:noProof/>
                 <w:webHidden/>
               </w:rPr>
-              <w:instrText xml:space="preserve"> PAGEREF _Toc225715040 \h </w:instrText>
+              <w:instrText xml:space="preserve"> PAGEREF _Toc225717448 \h </w:instrText>
             </w:r>
             <w:r>
               <w:rPr>
@@ -1273,7 +1278,7 @@
                 <w:noProof/>
                 <w:webHidden/>
               </w:rPr>
-              <w:t>8</w:t>
+              <w:t>9</w:t>
             </w:r>
             <w:r>
               <w:rPr>
@@ -1294,7 +1299,7 @@
               <w:lang w:eastAsia="lv-LV"/>
             </w:rPr>
           </w:pPr>
-          <w:hyperlink w:anchor="_Toc225715041" w:history="1">
+          <w:hyperlink w:anchor="_Toc225717449" w:history="1">
             <w:r>
               <w:rPr>
                 <w:rStyle w:val="Hyperlink"/>
@@ -1337,7 +1342,7 @@
                 <w:noProof/>
                 <w:webHidden/>
               </w:rPr>
-              <w:instrText xml:space="preserve"> PAGEREF _Toc225715041 \h </w:instrText>
+              <w:instrText xml:space="preserve"> PAGEREF _Toc225717449 \h </w:instrText>
             </w:r>
             <w:r>
               <w:rPr>
@@ -1357,7 +1362,7 @@
                 <w:noProof/>
                 <w:webHidden/>
               </w:rPr>
-              <w:t>8</w:t>
+              <w:t>9</w:t>
             </w:r>
             <w:r>
               <w:rPr>
@@ -1378,7 +1383,7 @@
               <w:lang w:eastAsia="lv-LV"/>
             </w:rPr>
           </w:pPr>
-          <w:hyperlink w:anchor="_Toc225715042" w:history="1">
+          <w:hyperlink w:anchor="_Toc225717450" w:history="1">
             <w:r>
               <w:rPr>
                 <w:rStyle w:val="Hyperlink"/>
@@ -1421,7 +1426,7 @@
                 <w:noProof/>
                 <w:webHidden/>
               </w:rPr>
-              <w:instrText xml:space="preserve"> PAGEREF _Toc225715042 \h </w:instrText>
+              <w:instrText xml:space="preserve"> PAGEREF _Toc225717450 \h </w:instrText>
             </w:r>
             <w:r>
               <w:rPr>
@@ -1441,7 +1446,7 @@
                 <w:noProof/>
                 <w:webHidden/>
               </w:rPr>
-              <w:t>8</w:t>
+              <w:t>10</w:t>
             </w:r>
             <w:r>
               <w:rPr>
@@ -1462,7 +1467,7 @@
               <w:lang w:eastAsia="lv-LV"/>
             </w:rPr>
           </w:pPr>
-          <w:hyperlink w:anchor="_Toc225715043" w:history="1">
+          <w:hyperlink w:anchor="_Toc225717451" w:history="1">
             <w:r>
               <w:rPr>
                 <w:rStyle w:val="Hyperlink"/>
@@ -1505,7 +1510,7 @@
                 <w:noProof/>
                 <w:webHidden/>
               </w:rPr>
-              <w:instrText xml:space="preserve"> PAGEREF _Toc225715043 \h </w:instrText>
+              <w:instrText xml:space="preserve"> PAGEREF _Toc225717451 \h </w:instrText>
             </w:r>
             <w:r>
               <w:rPr>
@@ -1525,7 +1530,7 @@
                 <w:noProof/>
                 <w:webHidden/>
               </w:rPr>
-              <w:t>8</w:t>
+              <w:t>10</w:t>
             </w:r>
             <w:r>
               <w:rPr>
@@ -1546,7 +1551,7 @@
               <w:lang w:eastAsia="lv-LV"/>
             </w:rPr>
           </w:pPr>
-          <w:hyperlink w:anchor="_Toc225715044" w:history="1">
+          <w:hyperlink w:anchor="_Toc225717452" w:history="1">
             <w:r>
               <w:rPr>
                 <w:rStyle w:val="Hyperlink"/>
@@ -1589,7 +1594,7 @@
                 <w:noProof/>
                 <w:webHidden/>
               </w:rPr>
-              <w:instrText xml:space="preserve"> PAGEREF _Toc225715044 \h </w:instrText>
+              <w:instrText xml:space="preserve"> PAGEREF _Toc225717452 \h </w:instrText>
             </w:r>
             <w:r>
               <w:rPr>
@@ -1609,7 +1614,7 @@
                 <w:noProof/>
                 <w:webHidden/>
               </w:rPr>
-              <w:t>9</w:t>
+              <w:t>10</w:t>
             </w:r>
             <w:r>
               <w:rPr>
@@ -1630,7 +1635,7 @@
               <w:lang w:eastAsia="lv-LV"/>
             </w:rPr>
           </w:pPr>
-          <w:hyperlink w:anchor="_Toc225715045" w:history="1">
+          <w:hyperlink w:anchor="_Toc225717453" w:history="1">
             <w:r>
               <w:rPr>
                 <w:rStyle w:val="Hyperlink"/>
@@ -1673,7 +1678,7 @@
                 <w:noProof/>
                 <w:webHidden/>
               </w:rPr>
-              <w:instrText xml:space="preserve"> PAGEREF _Toc225715045 \h </w:instrText>
+              <w:instrText xml:space="preserve"> PAGEREF _Toc225717453 \h </w:instrText>
             </w:r>
             <w:r>
               <w:rPr>
@@ -1693,7 +1698,7 @@
                 <w:noProof/>
                 <w:webHidden/>
               </w:rPr>
-              <w:t>10</w:t>
+              <w:t>11</w:t>
             </w:r>
             <w:r>
               <w:rPr>
@@ -1714,7 +1719,7 @@
               <w:lang w:eastAsia="lv-LV"/>
             </w:rPr>
           </w:pPr>
-          <w:hyperlink w:anchor="_Toc225715046" w:history="1">
+          <w:hyperlink w:anchor="_Toc225717454" w:history="1">
             <w:r>
               <w:rPr>
                 <w:rStyle w:val="Hyperlink"/>
@@ -1757,7 +1762,7 @@
                 <w:noProof/>
                 <w:webHidden/>
               </w:rPr>
-              <w:instrText xml:space="preserve"> PAGEREF _Toc225715046 \h </w:instrText>
+              <w:instrText xml:space="preserve"> PAGEREF _Toc225717454 \h </w:instrText>
             </w:r>
             <w:r>
               <w:rPr>
@@ -1777,7 +1782,7 @@
                 <w:noProof/>
                 <w:webHidden/>
               </w:rPr>
-              <w:t>10</w:t>
+              <w:t>11</w:t>
             </w:r>
             <w:r>
               <w:rPr>
@@ -1798,7 +1803,7 @@
               <w:lang w:eastAsia="lv-LV"/>
             </w:rPr>
           </w:pPr>
-          <w:hyperlink w:anchor="_Toc225715047" w:history="1">
+          <w:hyperlink w:anchor="_Toc225717455" w:history="1">
             <w:r>
               <w:rPr>
                 <w:rStyle w:val="Hyperlink"/>
@@ -1841,7 +1846,7 @@
                 <w:noProof/>
                 <w:webHidden/>
               </w:rPr>
-              <w:instrText xml:space="preserve"> PAGEREF _Toc225715047 \h </w:instrText>
+              <w:instrText xml:space="preserve"> PAGEREF _Toc225717455 \h </w:instrText>
             </w:r>
             <w:r>
               <w:rPr>
@@ -1861,7 +1866,7 @@
                 <w:noProof/>
                 <w:webHidden/>
               </w:rPr>
-              <w:t>10</w:t>
+              <w:t>11</w:t>
             </w:r>
             <w:r>
               <w:rPr>
@@ -1882,7 +1887,7 @@
               <w:lang w:eastAsia="lv-LV"/>
             </w:rPr>
           </w:pPr>
-          <w:hyperlink w:anchor="_Toc225715048" w:history="1">
+          <w:hyperlink w:anchor="_Toc225717456" w:history="1">
             <w:r>
               <w:rPr>
                 <w:rStyle w:val="Hyperlink"/>
@@ -1925,7 +1930,7 @@
                 <w:noProof/>
                 <w:webHidden/>
               </w:rPr>
-              <w:instrText xml:space="preserve"> PAGEREF _Toc225715048 \h </w:instrText>
+              <w:instrText xml:space="preserve"> PAGEREF _Toc225717456 \h </w:instrText>
             </w:r>
             <w:r>
               <w:rPr>
@@ -1945,7 +1950,7 @@
                 <w:noProof/>
                 <w:webHidden/>
               </w:rPr>
-              <w:t>10</w:t>
+              <w:t>11</w:t>
             </w:r>
             <w:r>
               <w:rPr>
@@ -1966,7 +1971,7 @@
               <w:lang w:eastAsia="lv-LV"/>
             </w:rPr>
           </w:pPr>
-          <w:hyperlink w:anchor="_Toc225715049" w:history="1">
+          <w:hyperlink w:anchor="_Toc225717457" w:history="1">
             <w:r>
               <w:rPr>
                 <w:rStyle w:val="Hyperlink"/>
@@ -2009,7 +2014,7 @@
                 <w:noProof/>
                 <w:webHidden/>
               </w:rPr>
-              <w:instrText xml:space="preserve"> PAGEREF _Toc225715049 \h </w:instrText>
+              <w:instrText xml:space="preserve"> PAGEREF _Toc225717457 \h </w:instrText>
             </w:r>
             <w:r>
               <w:rPr>
@@ -2029,7 +2034,7 @@
                 <w:noProof/>
                 <w:webHidden/>
               </w:rPr>
-              <w:t>10</w:t>
+              <w:t>11</w:t>
             </w:r>
             <w:r>
               <w:rPr>
@@ -2050,7 +2055,7 @@
               <w:lang w:eastAsia="lv-LV"/>
             </w:rPr>
           </w:pPr>
-          <w:hyperlink w:anchor="_Toc225715050" w:history="1">
+          <w:hyperlink w:anchor="_Toc225717458" w:history="1">
             <w:r>
               <w:rPr>
                 <w:rStyle w:val="Hyperlink"/>
@@ -2093,7 +2098,7 @@
                 <w:noProof/>
                 <w:webHidden/>
               </w:rPr>
-              <w:instrText xml:space="preserve"> PAGEREF _Toc225715050 \h </w:instrText>
+              <w:instrText xml:space="preserve"> PAGEREF _Toc225717458 \h </w:instrText>
             </w:r>
             <w:r>
               <w:rPr>
@@ -2113,7 +2118,7 @@
                 <w:noProof/>
                 <w:webHidden/>
               </w:rPr>
-              <w:t>11</w:t>
+              <w:t>12</w:t>
             </w:r>
             <w:r>
               <w:rPr>
@@ -2134,7 +2139,7 @@
               <w:lang w:eastAsia="lv-LV"/>
             </w:rPr>
           </w:pPr>
-          <w:hyperlink w:anchor="_Toc225715051" w:history="1">
+          <w:hyperlink w:anchor="_Toc225717459" w:history="1">
             <w:r>
               <w:rPr>
                 <w:rStyle w:val="Hyperlink"/>
@@ -2177,7 +2182,7 @@
                 <w:noProof/>
                 <w:webHidden/>
               </w:rPr>
-              <w:instrText xml:space="preserve"> PAGEREF _Toc225715051 \h </w:instrText>
+              <w:instrText xml:space="preserve"> PAGEREF _Toc225717459 \h </w:instrText>
             </w:r>
             <w:r>
               <w:rPr>
@@ -2197,7 +2202,7 @@
                 <w:noProof/>
                 <w:webHidden/>
               </w:rPr>
-              <w:t>11</w:t>
+              <w:t>12</w:t>
             </w:r>
             <w:r>
               <w:rPr>
@@ -2218,7 +2223,7 @@
               <w:lang w:eastAsia="lv-LV"/>
             </w:rPr>
           </w:pPr>
-          <w:hyperlink w:anchor="_Toc225715052" w:history="1">
+          <w:hyperlink w:anchor="_Toc225717460" w:history="1">
             <w:r>
               <w:rPr>
                 <w:rStyle w:val="Hyperlink"/>
@@ -2261,7 +2266,7 @@
                 <w:noProof/>
                 <w:webHidden/>
               </w:rPr>
-              <w:instrText xml:space="preserve"> PAGEREF _Toc225715052 \h </w:instrText>
+              <w:instrText xml:space="preserve"> PAGEREF _Toc225717460 \h </w:instrText>
             </w:r>
             <w:r>
               <w:rPr>
@@ -2281,7 +2286,7 @@
                 <w:noProof/>
                 <w:webHidden/>
               </w:rPr>
-              <w:t>11</w:t>
+              <w:t>12</w:t>
             </w:r>
             <w:r>
               <w:rPr>
@@ -2302,7 +2307,7 @@
               <w:lang w:eastAsia="lv-LV"/>
             </w:rPr>
           </w:pPr>
-          <w:hyperlink w:anchor="_Toc225715053" w:history="1">
+          <w:hyperlink w:anchor="_Toc225717461" w:history="1">
             <w:r>
               <w:rPr>
                 <w:rStyle w:val="Hyperlink"/>
@@ -2345,7 +2350,7 @@
                 <w:noProof/>
                 <w:webHidden/>
               </w:rPr>
-              <w:instrText xml:space="preserve"> PAGEREF _Toc225715053 \h </w:instrText>
+              <w:instrText xml:space="preserve"> PAGEREF _Toc225717461 \h </w:instrText>
             </w:r>
             <w:r>
               <w:rPr>
@@ -2365,7 +2370,7 @@
                 <w:noProof/>
                 <w:webHidden/>
               </w:rPr>
-              <w:t>11</w:t>
+              <w:t>12</w:t>
             </w:r>
             <w:r>
               <w:rPr>
@@ -2386,7 +2391,7 @@
               <w:lang w:eastAsia="lv-LV"/>
             </w:rPr>
           </w:pPr>
-          <w:hyperlink w:anchor="_Toc225715054" w:history="1">
+          <w:hyperlink w:anchor="_Toc225717462" w:history="1">
             <w:r>
               <w:rPr>
                 <w:rStyle w:val="Hyperlink"/>
@@ -2429,7 +2434,7 @@
                 <w:noProof/>
                 <w:webHidden/>
               </w:rPr>
-              <w:instrText xml:space="preserve"> PAGEREF _Toc225715054 \h </w:instrText>
+              <w:instrText xml:space="preserve"> PAGEREF _Toc225717462 \h </w:instrText>
             </w:r>
             <w:r>
               <w:rPr>
@@ -2449,7 +2454,7 @@
                 <w:noProof/>
                 <w:webHidden/>
               </w:rPr>
-              <w:t>12</w:t>
+              <w:t>13</w:t>
             </w:r>
             <w:r>
               <w:rPr>
@@ -2470,7 +2475,7 @@
               <w:lang w:eastAsia="lv-LV"/>
             </w:rPr>
           </w:pPr>
-          <w:hyperlink w:anchor="_Toc225715055" w:history="1">
+          <w:hyperlink w:anchor="_Toc225717463" w:history="1">
             <w:r>
               <w:rPr>
                 <w:rStyle w:val="Hyperlink"/>
@@ -2513,7 +2518,7 @@
                 <w:noProof/>
                 <w:webHidden/>
               </w:rPr>
-              <w:instrText xml:space="preserve"> PAGEREF _Toc225715055 \h </w:instrText>
+              <w:instrText xml:space="preserve"> PAGEREF _Toc225717463 \h </w:instrText>
             </w:r>
             <w:r>
               <w:rPr>
@@ -2533,7 +2538,7 @@
                 <w:noProof/>
                 <w:webHidden/>
               </w:rPr>
-              <w:t>12</w:t>
+              <w:t>13</w:t>
             </w:r>
             <w:r>
               <w:rPr>
@@ -2554,7 +2559,7 @@
               <w:lang w:eastAsia="lv-LV"/>
             </w:rPr>
           </w:pPr>
-          <w:hyperlink w:anchor="_Toc225715056" w:history="1">
+          <w:hyperlink w:anchor="_Toc225717464" w:history="1">
             <w:r>
               <w:rPr>
                 <w:rStyle w:val="Hyperlink"/>
@@ -2597,7 +2602,7 @@
                 <w:noProof/>
                 <w:webHidden/>
               </w:rPr>
-              <w:instrText xml:space="preserve"> PAGEREF _Toc225715056 \h </w:instrText>
+              <w:instrText xml:space="preserve"> PAGEREF _Toc225717464 \h </w:instrText>
             </w:r>
             <w:r>
               <w:rPr>
@@ -2617,7 +2622,7 @@
                 <w:noProof/>
                 <w:webHidden/>
               </w:rPr>
-              <w:t>13</w:t>
+              <w:t>14</w:t>
             </w:r>
             <w:r>
               <w:rPr>
@@ -2638,7 +2643,7 @@
               <w:lang w:eastAsia="lv-LV"/>
             </w:rPr>
           </w:pPr>
-          <w:hyperlink w:anchor="_Toc225715057" w:history="1">
+          <w:hyperlink w:anchor="_Toc225717465" w:history="1">
             <w:r>
               <w:rPr>
                 <w:rStyle w:val="Hyperlink"/>
@@ -2681,7 +2686,7 @@
                 <w:noProof/>
                 <w:webHidden/>
               </w:rPr>
-              <w:instrText xml:space="preserve"> PAGEREF _Toc225715057 \h </w:instrText>
+              <w:instrText xml:space="preserve"> PAGEREF _Toc225717465 \h </w:instrText>
             </w:r>
             <w:r>
               <w:rPr>
@@ -2701,7 +2706,7 @@
                 <w:noProof/>
                 <w:webHidden/>
               </w:rPr>
-              <w:t>13</w:t>
+              <w:t>14</w:t>
             </w:r>
             <w:r>
               <w:rPr>
@@ -2722,7 +2727,7 @@
               <w:lang w:eastAsia="lv-LV"/>
             </w:rPr>
           </w:pPr>
-          <w:hyperlink w:anchor="_Toc225715058" w:history="1">
+          <w:hyperlink w:anchor="_Toc225717466" w:history="1">
             <w:r>
               <w:rPr>
                 <w:rStyle w:val="Hyperlink"/>
@@ -2765,7 +2770,7 @@
                 <w:noProof/>
                 <w:webHidden/>
               </w:rPr>
-              <w:instrText xml:space="preserve"> PAGEREF _Toc225715058 \h </w:instrText>
+              <w:instrText xml:space="preserve"> PAGEREF _Toc225717466 \h </w:instrText>
             </w:r>
             <w:r>
               <w:rPr>
@@ -2785,7 +2790,7 @@
                 <w:noProof/>
                 <w:webHidden/>
               </w:rPr>
-              <w:t>13</w:t>
+              <w:t>14</w:t>
             </w:r>
             <w:r>
               <w:rPr>
@@ -2806,7 +2811,7 @@
               <w:lang w:eastAsia="lv-LV"/>
             </w:rPr>
           </w:pPr>
-          <w:hyperlink w:anchor="_Toc225715059" w:history="1">
+          <w:hyperlink w:anchor="_Toc225717467" w:history="1">
             <w:r>
               <w:rPr>
                 <w:rStyle w:val="Hyperlink"/>
@@ -2849,7 +2854,7 @@
                 <w:noProof/>
                 <w:webHidden/>
               </w:rPr>
-              <w:instrText xml:space="preserve"> PAGEREF _Toc225715059 \h </w:instrText>
+              <w:instrText xml:space="preserve"> PAGEREF _Toc225717467 \h </w:instrText>
             </w:r>
             <w:r>
               <w:rPr>
@@ -2869,7 +2874,7 @@
                 <w:noProof/>
                 <w:webHidden/>
               </w:rPr>
-              <w:t>14</w:t>
+              <w:t>15</w:t>
             </w:r>
             <w:r>
               <w:rPr>
@@ -2890,7 +2895,7 @@
               <w:lang w:eastAsia="lv-LV"/>
             </w:rPr>
           </w:pPr>
-          <w:hyperlink w:anchor="_Toc225715060" w:history="1">
+          <w:hyperlink w:anchor="_Toc225717468" w:history="1">
             <w:r>
               <w:rPr>
                 <w:rStyle w:val="Hyperlink"/>
@@ -2933,7 +2938,7 @@
                 <w:noProof/>
                 <w:webHidden/>
               </w:rPr>
-              <w:instrText xml:space="preserve"> PAGEREF _Toc225715060 \h </w:instrText>
+              <w:instrText xml:space="preserve"> PAGEREF _Toc225717468 \h </w:instrText>
             </w:r>
             <w:r>
               <w:rPr>
@@ -2953,7 +2958,7 @@
                 <w:noProof/>
                 <w:webHidden/>
               </w:rPr>
-              <w:t>16</w:t>
+              <w:t>17</w:t>
             </w:r>
             <w:r>
               <w:rPr>
@@ -2974,7 +2979,7 @@
               <w:lang w:eastAsia="lv-LV"/>
             </w:rPr>
           </w:pPr>
-          <w:hyperlink w:anchor="_Toc225715061" w:history="1">
+          <w:hyperlink w:anchor="_Toc225717469" w:history="1">
             <w:r>
               <w:rPr>
                 <w:rStyle w:val="Hyperlink"/>
@@ -3017,7 +3022,7 @@
                 <w:noProof/>
                 <w:webHidden/>
               </w:rPr>
-              <w:instrText xml:space="preserve"> PAGEREF _Toc225715061 \h </w:instrText>
+              <w:instrText xml:space="preserve"> PAGEREF _Toc225717469 \h </w:instrText>
             </w:r>
             <w:r>
               <w:rPr>
@@ -3037,7 +3042,7 @@
                 <w:noProof/>
                 <w:webHidden/>
               </w:rPr>
-              <w:t>16</w:t>
+              <w:t>17</w:t>
             </w:r>
             <w:r>
               <w:rPr>
@@ -3058,7 +3063,7 @@
               <w:lang w:eastAsia="lv-LV"/>
             </w:rPr>
           </w:pPr>
-          <w:hyperlink w:anchor="_Toc225715062" w:history="1">
+          <w:hyperlink w:anchor="_Toc225717470" w:history="1">
             <w:r>
               <w:rPr>
                 <w:rStyle w:val="Hyperlink"/>
@@ -3101,7 +3106,7 @@
                 <w:noProof/>
                 <w:webHidden/>
               </w:rPr>
-              <w:instrText xml:space="preserve"> PAGEREF _Toc225715062 \h </w:instrText>
+              <w:instrText xml:space="preserve"> PAGEREF _Toc225717470 \h </w:instrText>
             </w:r>
             <w:r>
               <w:rPr>
@@ -3121,7 +3126,7 @@
                 <w:noProof/>
                 <w:webHidden/>
               </w:rPr>
-              <w:t>17</w:t>
+              <w:t>18</w:t>
             </w:r>
             <w:r>
               <w:rPr>
@@ -3142,7 +3147,7 @@
               <w:lang w:eastAsia="lv-LV"/>
             </w:rPr>
           </w:pPr>
-          <w:hyperlink w:anchor="_Toc225715063" w:history="1">
+          <w:hyperlink w:anchor="_Toc225717471" w:history="1">
             <w:r>
               <w:rPr>
                 <w:rStyle w:val="Hyperlink"/>
@@ -3185,7 +3190,7 @@
                 <w:noProof/>
                 <w:webHidden/>
               </w:rPr>
-              <w:instrText xml:space="preserve"> PAGEREF _Toc225715063 \h </w:instrText>
+              <w:instrText xml:space="preserve"> PAGEREF _Toc225717471 \h </w:instrText>
             </w:r>
             <w:r>
               <w:rPr>
@@ -3205,7 +3210,7 @@
                 <w:noProof/>
                 <w:webHidden/>
               </w:rPr>
-              <w:t>18</w:t>
+              <w:t>19</w:t>
             </w:r>
             <w:r>
               <w:rPr>
@@ -3258,7 +3263,7 @@
           <w:numId w:val="0"/>
         </w:numPr>
       </w:pPr>
-      <w:bookmarkStart w:id="0" w:name="_Toc225715028"/>
+      <w:bookmarkStart w:id="0" w:name="_Toc225717436"/>
       <w:r>
         <w:lastRenderedPageBreak/>
         <w:t>Ievads</w:t>
@@ -3376,7 +3381,7 @@
       <w:pPr>
         <w:pStyle w:val="Heading1"/>
       </w:pPr>
-      <w:bookmarkStart w:id="1" w:name="_Toc225715029"/>
+      <w:bookmarkStart w:id="1" w:name="_Toc225717437"/>
       <w:r>
         <w:lastRenderedPageBreak/>
         <w:t>Uzdevuma formulējums</w:t>
@@ -3387,7 +3392,7 @@
       <w:pPr>
         <w:pStyle w:val="Heading2"/>
       </w:pPr>
-      <w:bookmarkStart w:id="2" w:name="_Toc225715030"/>
+      <w:bookmarkStart w:id="2" w:name="_Toc225717438"/>
       <w:r>
         <w:t>Vispārīgais formulējums</w:t>
       </w:r>
@@ -3479,7 +3484,7 @@
       <w:pPr>
         <w:pStyle w:val="Heading2"/>
       </w:pPr>
-      <w:bookmarkStart w:id="3" w:name="_Toc225715031"/>
+      <w:bookmarkStart w:id="3" w:name="_Toc225717439"/>
       <w:r>
         <w:t>Projektēšanas formulējums</w:t>
       </w:r>
@@ -3523,7 +3528,7 @@
       <w:pPr>
         <w:pStyle w:val="Heading2"/>
       </w:pPr>
-      <w:bookmarkStart w:id="4" w:name="_Toc225715032"/>
+      <w:bookmarkStart w:id="4" w:name="_Toc225717440"/>
       <w:r>
         <w:t>Izstrādes formulējums</w:t>
       </w:r>
@@ -3541,7 +3546,7 @@
       <w:pPr>
         <w:pStyle w:val="Heading2"/>
       </w:pPr>
-      <w:bookmarkStart w:id="5" w:name="_Toc225715033"/>
+      <w:bookmarkStart w:id="5" w:name="_Toc225717441"/>
       <w:r>
         <w:lastRenderedPageBreak/>
         <w:t>Testēšanas formulējums</w:t>
@@ -3578,7 +3583,7 @@
       <w:pPr>
         <w:pStyle w:val="Heading1"/>
       </w:pPr>
-      <w:bookmarkStart w:id="6" w:name="_Toc225715034"/>
+      <w:bookmarkStart w:id="6" w:name="_Toc225717442"/>
       <w:r>
         <w:lastRenderedPageBreak/>
         <w:t>Programmatūras prasību specifikācija</w:t>
@@ -3594,7 +3599,7 @@
       <w:pPr>
         <w:pStyle w:val="Heading2"/>
       </w:pPr>
-      <w:bookmarkStart w:id="7" w:name="_Toc225715035"/>
+      <w:bookmarkStart w:id="7" w:name="_Toc225717443"/>
       <w:r>
         <w:t>Projekta perspektīva</w:t>
       </w:r>
@@ -3621,7 +3626,7 @@
       <w:pPr>
         <w:pStyle w:val="Heading2"/>
       </w:pPr>
-      <w:bookmarkStart w:id="8" w:name="_Toc225715036"/>
+      <w:bookmarkStart w:id="8" w:name="_Toc225717444"/>
       <w:r>
         <w:t>Funkcionālās prasības</w:t>
       </w:r>
@@ -3631,7 +3636,7 @@
       <w:pPr>
         <w:pStyle w:val="Heading3"/>
       </w:pPr>
-      <w:bookmarkStart w:id="9" w:name="_Toc225715037"/>
+      <w:bookmarkStart w:id="9" w:name="_Toc225717445"/>
       <w:r>
         <w:t>Galvenā izvēlne</w:t>
       </w:r>
@@ -3977,7 +3982,7 @@
       <w:pPr>
         <w:pStyle w:val="Heading3"/>
       </w:pPr>
-      <w:bookmarkStart w:id="10" w:name="_Toc225715038"/>
+      <w:bookmarkStart w:id="10" w:name="_Toc225717446"/>
       <w:r>
         <w:t>Līmeņu atlase</w:t>
       </w:r>
@@ -4008,6 +4013,87 @@
     </w:p>
     <w:p>
       <w:pPr>
+        <w:ind w:left="720" w:firstLine="0"/>
+        <w:rPr>
+          <w:szCs w:val="22"/>
+        </w:rPr>
+      </w:pPr>
+      <w:r>
+        <w:rPr>
+          <w:u w:val="single"/>
+        </w:rPr>
+        <w:t>Mērķis</w:t>
+      </w:r>
+      <w:r>
+        <w:t>: Norādīt līmeņu klāstu, kurā spēlētājs atlasa līmeņus, kuras noved uz spēles laukuma ainu vai attēlo tās pamatinformāciju, vai iziet no atlases ainas uz galvenās izvēlnes ainas.</w:t>
+      </w:r>
+    </w:p>
+    <w:p>
+      <w:pPr>
+        <w:ind w:left="720" w:firstLine="0"/>
+      </w:pPr>
+      <w:r>
+        <w:rPr>
+          <w:u w:val="single"/>
+        </w:rPr>
+        <w:t>Apstrāde</w:t>
+      </w:r>
+      <w:r>
+        <w:t>:</w:t>
+      </w:r>
+    </w:p>
+    <w:p>
+      <w:pPr>
+        <w:pStyle w:val="ListParagraph"/>
+        <w:numPr>
+          <w:ilvl w:val="0"/>
+          <w:numId w:val="6"/>
+        </w:numPr>
+      </w:pPr>
+      <w:r>
+        <w:t>Ielādē līmeņu datus;</w:t>
+      </w:r>
+    </w:p>
+    <w:p>
+      <w:pPr>
+        <w:pStyle w:val="ListParagraph"/>
+        <w:numPr>
+          <w:ilvl w:val="0"/>
+          <w:numId w:val="6"/>
+        </w:numPr>
+      </w:pPr>
+      <w:r>
+        <w:t>Pēc norādītiem novietojumiem no datiem izvadīt punktus kartē;</w:t>
+      </w:r>
+    </w:p>
+    <w:p>
+      <w:pPr>
+        <w:pStyle w:val="ListParagraph"/>
+        <w:numPr>
+          <w:ilvl w:val="0"/>
+          <w:numId w:val="6"/>
+        </w:numPr>
+      </w:pPr>
+      <w:r>
+        <w:t>Līmeņa progresa datu ielādēšana, ja saglabāti šie dati.</w:t>
+      </w:r>
+    </w:p>
+    <w:p>
+      <w:pPr>
+        <w:ind w:left="720" w:firstLine="0"/>
+      </w:pPr>
+      <w:r>
+        <w:rPr>
+          <w:u w:val="single"/>
+        </w:rPr>
+        <w:t>Izvaddat</w:t>
+      </w:r>
+      <w:r>
+        <w:t>i: Līmeņu klāsta strēmele, kura ir attēloti kā punkti salā, kuri ir atlasāmi, un izejas uz galvenās izvēlnes ainu</w:t>
+      </w:r>
+    </w:p>
+    <w:p>
+      <w:pPr>
         <w:pStyle w:val="ListParagraph"/>
         <w:numPr>
           <w:ilvl w:val="0"/>
@@ -4028,6 +4114,85 @@
     </w:p>
     <w:p>
       <w:pPr>
+        <w:ind w:left="720" w:firstLine="0"/>
+        <w:rPr>
+          <w:szCs w:val="22"/>
+        </w:rPr>
+      </w:pPr>
+      <w:r>
+        <w:rPr>
+          <w:u w:val="single"/>
+        </w:rPr>
+        <w:t>Mērķis</w:t>
+      </w:r>
+      <w:r>
+        <w:t>: Dot iespēju spēlētājam atlasīt līmeni no norādītiem punktiem, izvadīt līmeņa anotāciju un iespēju pārslēgties uz spēles laukuma ainu pēc atlasītā līmeņa.</w:t>
+      </w:r>
+    </w:p>
+    <w:p>
+      <w:pPr>
+        <w:ind w:left="720" w:firstLine="0"/>
+      </w:pPr>
+      <w:r>
+        <w:rPr>
+          <w:u w:val="single"/>
+        </w:rPr>
+        <w:t>Apstrāde</w:t>
+      </w:r>
+      <w:r>
+        <w:t>:</w:t>
+      </w:r>
+    </w:p>
+    <w:p>
+      <w:pPr>
+        <w:pStyle w:val="ListParagraph"/>
+        <w:numPr>
+          <w:ilvl w:val="0"/>
+          <w:numId w:val="7"/>
+        </w:numPr>
+      </w:pPr>
+      <w:r>
+        <w:t>Pēc lietotāja atlasītā punkta iegūst līmeņa anotācij</w:t>
+      </w:r>
+      <w:r>
+        <w:t>u logā</w:t>
+      </w:r>
+      <w:r>
+        <w:t>;</w:t>
+      </w:r>
+    </w:p>
+    <w:p>
+      <w:pPr>
+        <w:pStyle w:val="ListParagraph"/>
+        <w:numPr>
+          <w:ilvl w:val="0"/>
+          <w:numId w:val="7"/>
+        </w:numPr>
+      </w:pPr>
+      <w:r>
+        <w:t>Izvada līmeņa aprakstu;</w:t>
+      </w:r>
+    </w:p>
+    <w:p>
+      <w:pPr>
+        <w:pStyle w:val="ListParagraph"/>
+        <w:numPr>
+          <w:ilvl w:val="0"/>
+          <w:numId w:val="7"/>
+        </w:numPr>
+      </w:pPr>
+      <w:r>
+        <w:t>Aktivizē līmeņa atvēršanas pogu pēc spēles noteikumu nosacījumiem</w:t>
+      </w:r>
+      <w:r>
+        <w:t xml:space="preserve"> zem apraksta</w:t>
+      </w:r>
+      <w:r>
+        <w:t xml:space="preserve">.  </w:t>
+      </w:r>
+    </w:p>
+    <w:p>
+      <w:pPr>
         <w:pStyle w:val="ListParagraph"/>
         <w:numPr>
           <w:ilvl w:val="0"/>
@@ -4062,6 +4227,66 @@
     </w:p>
     <w:p>
       <w:pPr>
+        <w:ind w:left="720" w:firstLine="0"/>
+      </w:pPr>
+      <w:r>
+        <w:rPr>
+          <w:u w:val="single"/>
+        </w:rPr>
+        <w:t>Mērķis</w:t>
+      </w:r>
+      <w:r>
+        <w:t xml:space="preserve">: Dot iespēju spēlētājam </w:t>
+      </w:r>
+      <w:r>
+        <w:t>noņemt atlasi no atlasītā līmeņa, slēpjot anotācijas logu.</w:t>
+      </w:r>
+    </w:p>
+    <w:p>
+      <w:pPr>
+        <w:ind w:left="720" w:firstLine="0"/>
+        <w:rPr>
+          <w:szCs w:val="22"/>
+        </w:rPr>
+      </w:pPr>
+      <w:r>
+        <w:rPr>
+          <w:u w:val="single"/>
+        </w:rPr>
+        <w:t>Ievade</w:t>
+      </w:r>
+      <w:r>
+        <w:t>:</w:t>
+      </w:r>
+      <w:r>
+        <w:t xml:space="preserve"> Lietotājs nospiež kartē kādu vietu.</w:t>
+      </w:r>
+    </w:p>
+    <w:p>
+      <w:pPr>
+        <w:ind w:left="720" w:firstLine="0"/>
+        <w:sectPr>
+          <w:pgSz w:w="12240" w:h="15840"/>
+          <w:pgMar w:top="1134" w:right="1134" w:bottom="1134" w:left="1418" w:header="709" w:footer="709" w:gutter="0"/>
+          <w:cols w:space="708"/>
+          <w:docGrid w:linePitch="360"/>
+        </w:sectPr>
+      </w:pPr>
+      <w:r>
+        <w:rPr>
+          <w:u w:val="single"/>
+        </w:rPr>
+        <w:t>Apstrāde</w:t>
+      </w:r>
+      <w:r>
+        <w:t>:</w:t>
+      </w:r>
+      <w:r>
+        <w:t xml:space="preserve"> Slēpj anotācijas logu</w:t>
+      </w:r>
+    </w:p>
+    <w:p>
+      <w:pPr>
         <w:pStyle w:val="ListParagraph"/>
         <w:numPr>
           <w:ilvl w:val="0"/>
@@ -4077,7 +4302,63 @@
           <w:b/>
           <w:bCs/>
         </w:rPr>
+        <w:lastRenderedPageBreak/>
         <w:t>Pārvirze uz spēles laukuma ainu</w:t>
+      </w:r>
+    </w:p>
+    <w:p>
+      <w:pPr>
+        <w:ind w:left="720" w:firstLine="0"/>
+        <w:rPr>
+          <w:szCs w:val="22"/>
+        </w:rPr>
+      </w:pPr>
+      <w:r>
+        <w:rPr>
+          <w:u w:val="single"/>
+        </w:rPr>
+        <w:t>Mērķis</w:t>
+      </w:r>
+      <w:r>
+        <w:t xml:space="preserve">: Pārvirzīt spēlētāju uz spēles laukuma ainu, kurā ir attiecīgā līmeņa laukums. </w:t>
+      </w:r>
+    </w:p>
+    <w:p>
+      <w:pPr>
+        <w:ind w:left="720" w:firstLine="0"/>
+      </w:pPr>
+      <w:r>
+        <w:rPr>
+          <w:u w:val="single"/>
+        </w:rPr>
+        <w:t>Apstrāde</w:t>
+      </w:r>
+      <w:r>
+        <w:t>:</w:t>
+      </w:r>
+    </w:p>
+    <w:p>
+      <w:pPr>
+        <w:pStyle w:val="ListParagraph"/>
+        <w:numPr>
+          <w:ilvl w:val="0"/>
+          <w:numId w:val="11"/>
+        </w:numPr>
+      </w:pPr>
+      <w:r>
+        <w:t>Pārbauda, vai pēc spēles noteikumu nosacījumiem līmenis ir atverams;</w:t>
+      </w:r>
+    </w:p>
+    <w:p>
+      <w:pPr>
+        <w:pStyle w:val="ListParagraph"/>
+        <w:numPr>
+          <w:ilvl w:val="0"/>
+          <w:numId w:val="11"/>
+        </w:numPr>
+      </w:pPr>
+      <w:r>
+        <w:t>Pārslēdz aktīvo ainu uz spēles laukuma ainu ar atlasīto līmeni un tās parametriem;</w:t>
       </w:r>
     </w:p>
     <w:p>
@@ -4109,13 +4390,60 @@
     </w:p>
     <w:p>
       <w:pPr>
+        <w:ind w:left="720" w:firstLine="0"/>
+        <w:rPr>
+          <w:szCs w:val="22"/>
+        </w:rPr>
+      </w:pPr>
+      <w:bookmarkStart w:id="11" w:name="_Hlk213077347"/>
+      <w:r>
+        <w:rPr>
+          <w:u w:val="single"/>
+        </w:rPr>
+        <w:t>Mērķis</w:t>
+      </w:r>
+      <w:r>
+        <w:t>: Pārvirzīt spēlētāju uz galvenās izvēlnes ainu.</w:t>
+      </w:r>
+    </w:p>
+    <w:bookmarkEnd w:id="11"/>
+    <w:p>
+      <w:pPr>
+        <w:ind w:left="720" w:firstLine="0"/>
+      </w:pPr>
+      <w:r>
+        <w:rPr>
+          <w:u w:val="single"/>
+        </w:rPr>
+        <w:t>Apstrāde</w:t>
+      </w:r>
+      <w:r>
+        <w:t>: Aktīvā aina tiek iestatīta par galvenās izvēlnes ainu.</w:t>
+      </w:r>
+    </w:p>
+    <w:p>
+      <w:pPr>
+        <w:ind w:left="720" w:firstLine="0"/>
+      </w:pPr>
+      <w:r>
+        <w:rPr>
+          <w:u w:val="single"/>
+        </w:rPr>
+        <w:t>Izvaddati</w:t>
+      </w:r>
+      <w:r>
+        <w:t>: Galvenās izvēlnes aina.</w:t>
+      </w:r>
+    </w:p>
+    <w:p>
+      <w:pPr>
         <w:pStyle w:val="Heading3"/>
       </w:pPr>
-      <w:bookmarkStart w:id="11" w:name="_Toc225715039"/>
+      <w:bookmarkStart w:id="12" w:name="_Toc225717447"/>
       <w:r>
         <w:t>Spēles laukuma aina</w:t>
       </w:r>
-      <w:bookmarkEnd w:id="11"/>
+      <w:bookmarkEnd w:id="12"/>
     </w:p>
     <w:p>
       <w:pPr>
@@ -4139,6 +4467,111 @@
     </w:p>
     <w:p>
       <w:pPr>
+        <w:rPr>
+          <w:szCs w:val="22"/>
+        </w:rPr>
+      </w:pPr>
+      <w:r>
+        <w:rPr>
+          <w:u w:val="single"/>
+        </w:rPr>
+        <w:t>Mērķis</w:t>
+      </w:r>
+      <w:r>
+        <w:t>: Attēlot līmeņa laukumu ar norādītiem punktiem, objektiem un uzdevumiem spēles gaitai, kā arī spēles gaitai attiecīgas darbību pogas stadijām, kā nākamais solis, leņķu maiņa, ierīču novietošanu u.tml.</w:t>
+      </w:r>
+    </w:p>
+    <w:p>
+      <w:pPr>
+        <w:rPr>
+          <w:u w:val="single"/>
+        </w:rPr>
+      </w:pPr>
+      <w:r>
+        <w:rPr>
+          <w:u w:val="single"/>
+        </w:rPr>
+        <w:t>Ievaddati</w:t>
+      </w:r>
+      <w:r>
+        <w:t>: Atlasīts līmenis vai tās saite.</w:t>
+      </w:r>
+    </w:p>
+    <w:p>
+      <w:pPr>
+        <w:ind w:left="720" w:firstLine="131"/>
+      </w:pPr>
+      <w:r>
+        <w:rPr>
+          <w:u w:val="single"/>
+        </w:rPr>
+        <w:t>Apstrāde</w:t>
+      </w:r>
+      <w:r>
+        <w:t>:</w:t>
+      </w:r>
+    </w:p>
+    <w:p>
+      <w:pPr>
+        <w:pStyle w:val="ListParagraph"/>
+        <w:numPr>
+          <w:ilvl w:val="0"/>
+          <w:numId w:val="12"/>
+        </w:numPr>
+      </w:pPr>
+      <w:r>
+        <w:t>Pārbauda ievaddatus;</w:t>
+      </w:r>
+    </w:p>
+    <w:p>
+      <w:pPr>
+        <w:pStyle w:val="ListParagraph"/>
+        <w:numPr>
+          <w:ilvl w:val="0"/>
+          <w:numId w:val="12"/>
+        </w:numPr>
+      </w:pPr>
+      <w:r>
+        <w:t>Laukumā ievieto līmeņa objektus un iestata līmeņa lauku īpašības;</w:t>
+      </w:r>
+    </w:p>
+    <w:p>
+      <w:r>
+        <w:rPr>
+          <w:u w:val="single"/>
+        </w:rPr>
+        <w:t>Izvaddati</w:t>
+      </w:r>
+      <w:r>
+        <w:t>: Rūtains laukums ar atzīmētiem objektiem, kura aizklāj lielāko daļa ainu.</w:t>
+      </w:r>
+      <w:r>
+        <w:t xml:space="preserve"> </w:t>
+      </w:r>
+      <w:r>
+        <w:t>Ainas augšienē atrodas josla ar pauzes izvēlnes pogu, stadijas nosaukumu un skaitītāji (ierīces</w:t>
+      </w:r>
+      <w:r>
+        <w:t xml:space="preserve">, </w:t>
+      </w:r>
+      <w:r>
+        <w:t>iznīcināmie mērķ</w:t>
+      </w:r>
+      <w:r>
+        <w:t>u skaits</w:t>
+      </w:r>
+      <w:r>
+        <w:t>, lādiņu skaits</w:t>
+      </w:r>
+      <w:r>
+        <w:t xml:space="preserve"> un atlikušais laiks</w:t>
+      </w:r>
+      <w:r>
+        <w:t>).</w:t>
+      </w:r>
+    </w:p>
+    <w:p>
+      <w:pPr>
         <w:pStyle w:val="ListParagraph"/>
         <w:numPr>
           <w:ilvl w:val="0"/>
@@ -4154,7 +4587,78 @@
           <w:b/>
           <w:bCs/>
         </w:rPr>
-        <w:t>Stadijas</w:t>
+        <w:t>Pauzes loga atvēršana</w:t>
+      </w:r>
+    </w:p>
+    <w:p>
+      <w:r>
+        <w:rPr>
+          <w:u w:val="single"/>
+        </w:rPr>
+        <w:t>Mērķis</w:t>
+      </w:r>
+      <w:r>
+        <w:t xml:space="preserve">: </w:t>
+      </w:r>
+      <w:r>
+        <w:t xml:space="preserve">Dot iespēju </w:t>
+      </w:r>
+      <w:r>
+        <w:t>lietotājam pauzēt spēles laiku.</w:t>
+      </w:r>
+    </w:p>
+    <w:p>
+      <w:r>
+        <w:rPr>
+          <w:u w:val="single"/>
+        </w:rPr>
+        <w:t>I</w:t>
+      </w:r>
+      <w:r>
+        <w:rPr>
+          <w:u w:val="single"/>
+        </w:rPr>
+        <w:t>evaddati</w:t>
+      </w:r>
+      <w:r>
+        <w:t xml:space="preserve">: </w:t>
+      </w:r>
+      <w:r>
+        <w:t>Augšjoslas pauzēšanas poga.</w:t>
+      </w:r>
+    </w:p>
+    <w:p>
+      <w:r>
+        <w:rPr>
+          <w:u w:val="single"/>
+        </w:rPr>
+        <w:t>Apstrāde</w:t>
+      </w:r>
+      <w:r>
+        <w:t xml:space="preserve">: </w:t>
+      </w:r>
+      <w:r>
+        <w:t>Laukumā aptur taimeri un darbības kartē.</w:t>
+      </w:r>
+    </w:p>
+    <w:p>
+      <w:r>
+        <w:rPr>
+          <w:u w:val="single"/>
+        </w:rPr>
+        <w:t>Izvaddati</w:t>
+      </w:r>
+      <w:r>
+        <w:t xml:space="preserve">: </w:t>
+      </w:r>
+      <w:r>
+        <w:t>Pauzes izvēlne ar iespēju</w:t>
+      </w:r>
+      <w:r>
+        <w:t xml:space="preserve"> turpināt spēli vai iziet.</w:t>
+      </w:r>
+      <w:r>
+        <w:t xml:space="preserve"> </w:t>
       </w:r>
     </w:p>
     <w:p>
@@ -4174,19 +4678,77 @@
           <w:b/>
           <w:bCs/>
         </w:rPr>
-        <w:t>Laika ierobežojums</w:t>
-      </w:r>
-    </w:p>
-    <w:p>
-      <w:pPr>
-        <w:pStyle w:val="Heading4"/>
-      </w:pPr>
-      <w:r>
-        <w:t xml:space="preserve">Ierīču </w:t>
-      </w:r>
-      <w:r>
-        <w:t>ievietošana</w:t>
-      </w:r>
+        <w:t xml:space="preserve">Pauzes loga </w:t>
+      </w:r>
+      <w:r>
+        <w:rPr>
+          <w:b/>
+          <w:bCs/>
+        </w:rPr>
+        <w:t>aizvēršana</w:t>
+      </w:r>
+    </w:p>
+    <w:p>
+      <w:r>
+        <w:rPr>
+          <w:u w:val="single"/>
+        </w:rPr>
+        <w:t>Mērķis</w:t>
+      </w:r>
+      <w:r>
+        <w:t xml:space="preserve">: Dot iespēju lietotājam </w:t>
+      </w:r>
+      <w:r>
+        <w:t>turpināt spēli.</w:t>
+      </w:r>
+    </w:p>
+    <w:p>
+      <w:r>
+        <w:rPr>
+          <w:u w:val="single"/>
+        </w:rPr>
+        <w:t>Ievaddati</w:t>
+      </w:r>
+      <w:r>
+        <w:t xml:space="preserve">: </w:t>
+      </w:r>
+      <w:r>
+        <w:t>Pauzes izvēlnē poga, lai turpinātu spēli</w:t>
+      </w:r>
+      <w:r>
+        <w:t>.</w:t>
+      </w:r>
+    </w:p>
+    <w:p>
+      <w:r>
+        <w:rPr>
+          <w:u w:val="single"/>
+        </w:rPr>
+        <w:t>Apstrāde</w:t>
+      </w:r>
+      <w:r>
+        <w:t xml:space="preserve">: </w:t>
+      </w:r>
+      <w:r>
+        <w:t>Paslēpj pauzes izvēlnes logu</w:t>
+      </w:r>
+      <w:r>
+        <w:t xml:space="preserve"> un turpina laukuma darbības un taimeri</w:t>
+      </w:r>
+      <w:r>
+        <w:t>.</w:t>
+      </w:r>
+    </w:p>
+    <w:p>
+      <w:pPr>
+        <w:ind w:firstLine="0"/>
+        <w:sectPr>
+          <w:pgSz w:w="12240" w:h="15840"/>
+          <w:pgMar w:top="1134" w:right="1134" w:bottom="1134" w:left="1418" w:header="709" w:footer="709" w:gutter="0"/>
+          <w:cols w:space="708"/>
+          <w:docGrid w:linePitch="360"/>
+        </w:sectPr>
+      </w:pPr>
     </w:p>
     <w:p>
       <w:pPr>
@@ -4205,7 +4767,39 @@
           <w:b/>
           <w:bCs/>
         </w:rPr>
-        <w:t>Ierīču ievietošana laukumā</w:t>
+        <w:lastRenderedPageBreak/>
+        <w:t>Laika ierobežojums</w:t>
+      </w:r>
+    </w:p>
+    <w:p>
+      <w:r>
+        <w:rPr>
+          <w:u w:val="single"/>
+        </w:rPr>
+        <w:t>Mērķis</w:t>
+      </w:r>
+      <w:r>
+        <w:t>:</w:t>
+      </w:r>
+      <w:r>
+        <w:t xml:space="preserve"> Ierobežot spēlētāja laiku spēlēt atlasīto līmeņi. </w:t>
+      </w:r>
+    </w:p>
+    <w:p>
+      <w:r>
+        <w:rPr>
+          <w:u w:val="single"/>
+        </w:rPr>
+        <w:t>Apstrāde</w:t>
+      </w:r>
+      <w:r>
+        <w:t xml:space="preserve">: </w:t>
+      </w:r>
+      <w:r>
+        <w:t>Tiek iedarbināts taimeris, kura skaita laiku, kura tika noteikta no līmeņa līdz robežai</w:t>
+      </w:r>
+      <w:r>
+        <w:t>.</w:t>
       </w:r>
     </w:p>
     <w:p>
@@ -4225,7 +4819,58 @@
           <w:b/>
           <w:bCs/>
         </w:rPr>
-        <w:t>Ierīču noņemšana laukumā</w:t>
+        <w:t>Pārvirze uz līmeņu atlasi</w:t>
+      </w:r>
+    </w:p>
+    <w:p>
+      <w:r>
+        <w:rPr>
+          <w:u w:val="single"/>
+        </w:rPr>
+        <w:t>Mērķis</w:t>
+      </w:r>
+      <w:r>
+        <w:t xml:space="preserve">: </w:t>
+      </w:r>
+      <w:r>
+        <w:t>Dot iespēju lietotājam pamest spēles laukumu pēc pauzes vai pēc spēles beigām.</w:t>
+      </w:r>
+    </w:p>
+    <w:p>
+      <w:r>
+        <w:rPr>
+          <w:u w:val="single"/>
+        </w:rPr>
+        <w:t>Ievaddati</w:t>
+      </w:r>
+      <w:r>
+        <w:t xml:space="preserve">: </w:t>
+      </w:r>
+      <w:r>
+        <w:t>Pauzes izvēlnes izejas poga</w:t>
+      </w:r>
+      <w:r>
+        <w:t>.</w:t>
+      </w:r>
+    </w:p>
+    <w:p>
+      <w:r>
+        <w:rPr>
+          <w:u w:val="single"/>
+        </w:rPr>
+        <w:t>Apstrāde</w:t>
+      </w:r>
+      <w:r>
+        <w:t>:</w:t>
+      </w:r>
+      <w:r>
+        <w:t xml:space="preserve"> </w:t>
+      </w:r>
+      <w:r>
+        <w:t xml:space="preserve">Pārslēdz ainu </w:t>
+      </w:r>
+      <w:r>
+        <w:t>iz līmeņu atlasi, nesaglabājot datus par paveikto līmenī.</w:t>
       </w:r>
     </w:p>
     <w:p>
@@ -4245,7 +4890,55 @@
           <w:b/>
           <w:bCs/>
         </w:rPr>
-        <w:t>Atlasītās ierīces azimuta iestatīšana</w:t>
+        <w:t>Stadijas</w:t>
+      </w:r>
+    </w:p>
+    <w:p>
+      <w:r>
+        <w:rPr>
+          <w:u w:val="single"/>
+        </w:rPr>
+        <w:t>Mērķis</w:t>
+      </w:r>
+      <w:r>
+        <w:t xml:space="preserve">: </w:t>
+      </w:r>
+      <w:r>
+        <w:t>Dalīt spēles darbības gaitu pēc atsevišķām stadijām.</w:t>
+      </w:r>
+    </w:p>
+    <w:p>
+      <w:r>
+        <w:rPr>
+          <w:u w:val="single"/>
+        </w:rPr>
+        <w:t>Apstrāde</w:t>
+      </w:r>
+      <w:r>
+        <w:t xml:space="preserve">: </w:t>
+      </w:r>
+      <w:r>
+        <w:t>Aktīva stadija</w:t>
+      </w:r>
+      <w:r>
+        <w:t xml:space="preserve">s kontroles </w:t>
+      </w:r>
+      <w:r>
+        <w:t xml:space="preserve">atrodas pāri </w:t>
+      </w:r>
+      <w:r>
+        <w:t>kartes laukumam. Pašas stadijas virza uz citām stadijām pēc nosacījumiem.</w:t>
+      </w:r>
+    </w:p>
+    <w:p>
+      <w:pPr>
+        <w:pStyle w:val="Heading4"/>
+      </w:pPr>
+      <w:r>
+        <w:t xml:space="preserve">Ierīču </w:t>
+      </w:r>
+      <w:r>
+        <w:t>ievietošana</w:t>
       </w:r>
     </w:p>
     <w:p>
@@ -4265,15 +4958,62 @@
           <w:b/>
           <w:bCs/>
         </w:rPr>
-        <w:t>Pārvirze uz izlūku vai ierīču koriģēšanu</w:t>
-      </w:r>
-    </w:p>
-    <w:p>
-      <w:pPr>
-        <w:pStyle w:val="Heading4"/>
-      </w:pPr>
-      <w:r>
-        <w:t>Izlūku izsaukšana</w:t>
+        <w:t xml:space="preserve">Ierīču </w:t>
+      </w:r>
+      <w:r>
+        <w:rPr>
+          <w:b/>
+          <w:bCs/>
+        </w:rPr>
+        <w:t>atlase</w:t>
+      </w:r>
+    </w:p>
+    <w:p>
+      <w:r>
+        <w:rPr>
+          <w:u w:val="single"/>
+        </w:rPr>
+        <w:t>Mērķis</w:t>
+      </w:r>
+      <w:r>
+        <w:t xml:space="preserve">: </w:t>
+      </w:r>
+      <w:r>
+        <w:t>Līmeni ir dots ierīču modeļi un skaits, kuru lietotājs var ievietot laukumā</w:t>
+      </w:r>
+      <w:r>
+        <w:t>.</w:t>
+      </w:r>
+      <w:r>
+        <w:t xml:space="preserve"> </w:t>
+      </w:r>
+    </w:p>
+    <w:p>
+      <w:r>
+        <w:rPr>
+          <w:u w:val="single"/>
+        </w:rPr>
+        <w:t>Ievaddati</w:t>
+      </w:r>
+      <w:r>
+        <w:t xml:space="preserve">: </w:t>
+      </w:r>
+      <w:r>
+        <w:t>Atlases logs ar ierīcēm un atlikušu skaitu</w:t>
+      </w:r>
+    </w:p>
+    <w:p>
+      <w:r>
+        <w:rPr>
+          <w:u w:val="single"/>
+        </w:rPr>
+        <w:t>Apstrāde</w:t>
+      </w:r>
+      <w:r>
+        <w:t xml:space="preserve">: </w:t>
+      </w:r>
+      <w:r>
+        <w:t>Nospiežot ierīci, šo ierīci atzīmē par ievietojamu laukumā.</w:t>
       </w:r>
     </w:p>
     <w:p>
@@ -4293,7 +5033,93 @@
           <w:b/>
           <w:bCs/>
         </w:rPr>
-        <w:t>Piedāvājums izsaukt izlūku</w:t>
+        <w:t>Ierīču ievietošana laukumā</w:t>
+      </w:r>
+    </w:p>
+    <w:p>
+      <w:r>
+        <w:rPr>
+          <w:u w:val="single"/>
+        </w:rPr>
+        <w:t>Mērķis</w:t>
+      </w:r>
+      <w:r>
+        <w:t>:</w:t>
+      </w:r>
+      <w:r>
+        <w:t xml:space="preserve"> Likt spēlētājam</w:t>
+      </w:r>
+      <w:r>
+        <w:t>.</w:t>
+      </w:r>
+    </w:p>
+    <w:p>
+      <w:r>
+        <w:rPr>
+          <w:u w:val="single"/>
+        </w:rPr>
+        <w:t>Ievaddati</w:t>
+      </w:r>
+      <w:r>
+        <w:t xml:space="preserve">: </w:t>
+      </w:r>
+      <w:r>
+        <w:t>Atzīmēts lauks gaišā krāsā, kura ir nospiežama</w:t>
+      </w:r>
+      <w:r>
+        <w:t>.</w:t>
+      </w:r>
+    </w:p>
+    <w:p>
+      <w:r>
+        <w:rPr>
+          <w:u w:val="single"/>
+        </w:rPr>
+        <w:t>Apstrāde</w:t>
+      </w:r>
+      <w:r>
+        <w:t>:</w:t>
+      </w:r>
+    </w:p>
+    <w:p>
+      <w:pPr>
+        <w:pStyle w:val="ListParagraph"/>
+        <w:numPr>
+          <w:ilvl w:val="0"/>
+          <w:numId w:val="14"/>
+        </w:numPr>
+      </w:pPr>
+      <w:r>
+        <w:t>Pārbauda līmeņa nosacījumus un atlikušo atlasīto ierīču skatu;</w:t>
+      </w:r>
+    </w:p>
+    <w:p>
+      <w:pPr>
+        <w:pStyle w:val="ListParagraph"/>
+        <w:numPr>
+          <w:ilvl w:val="0"/>
+          <w:numId w:val="14"/>
+        </w:numPr>
+      </w:pPr>
+      <w:r>
+        <w:t>Ja nosacījumi atbilst, tad atlasīto ierīci novieto un mazina skaitu, kurus var vēl ievietot.</w:t>
+      </w:r>
+    </w:p>
+    <w:p>
+      <w:r>
+        <w:rPr>
+          <w:u w:val="single"/>
+        </w:rPr>
+        <w:t>Izvaddati</w:t>
+      </w:r>
+      <w:r>
+        <w:t xml:space="preserve">: </w:t>
+      </w:r>
+      <w:r>
+        <w:t>Nospiestā laukumā ievietota ierīce</w:t>
+      </w:r>
+      <w:r>
+        <w:t>.</w:t>
       </w:r>
     </w:p>
     <w:p>
@@ -4313,7 +5139,61 @@
           <w:b/>
           <w:bCs/>
         </w:rPr>
-        <w:t>Slēpto laukumu rādīšana</w:t>
+        <w:t>Ierīču noņemšana laukumā</w:t>
+      </w:r>
+    </w:p>
+    <w:p>
+      <w:r>
+        <w:rPr>
+          <w:u w:val="single"/>
+        </w:rPr>
+        <w:t>Mērķis</w:t>
+      </w:r>
+      <w:r>
+        <w:t xml:space="preserve">: </w:t>
+      </w:r>
+      <w:r>
+        <w:t>Dot iespēju spēlētājam noņemt ierīci no atzīmētā laukuma</w:t>
+      </w:r>
+      <w:r>
+        <w:t>.</w:t>
+      </w:r>
+    </w:p>
+    <w:p>
+      <w:r>
+        <w:rPr>
+          <w:u w:val="single"/>
+        </w:rPr>
+        <w:t>Ievaddati</w:t>
+      </w:r>
+      <w:r>
+        <w:t xml:space="preserve">: </w:t>
+      </w:r>
+      <w:r>
+        <w:t xml:space="preserve">Ierīce atzīmētā </w:t>
+      </w:r>
+      <w:r>
+        <w:t>lauk</w:t>
+      </w:r>
+      <w:r>
+        <w:t>ā</w:t>
+      </w:r>
+      <w:r>
+        <w:t>, kura ir nospiežama.</w:t>
+      </w:r>
+    </w:p>
+    <w:p>
+      <w:r>
+        <w:rPr>
+          <w:u w:val="single"/>
+        </w:rPr>
+        <w:t>Apstrāde</w:t>
+      </w:r>
+      <w:r>
+        <w:t>:</w:t>
+      </w:r>
+      <w:r>
+        <w:t xml:space="preserve"> Noņem ierīci no laukuma un atlikušo atlasīto ierīču skaitu palielina.</w:t>
       </w:r>
     </w:p>
     <w:p>
@@ -4333,7 +5213,7 @@
           <w:b/>
           <w:bCs/>
         </w:rPr>
-        <w:t>Pārvirze uz ierīču koriģēšanu</w:t>
+        <w:t>Pārvirze uz izlūku vai ierīču koriģēšanu</w:t>
       </w:r>
     </w:p>
     <w:p>
@@ -4342,7 +5222,7 @@
       </w:pPr>
       <w:r>
         <w:lastRenderedPageBreak/>
-        <w:t>Ierīču koriģēšana</w:t>
+        <w:t>Izlūku izsaukšana</w:t>
       </w:r>
     </w:p>
     <w:p>
@@ -4362,7 +5242,7 @@
           <w:b/>
           <w:bCs/>
         </w:rPr>
-        <w:t>Ierīces atlasīšana</w:t>
+        <w:t>Piedāvājums izsaukt izlūku</w:t>
       </w:r>
     </w:p>
     <w:p>
@@ -4382,7 +5262,7 @@
           <w:b/>
           <w:bCs/>
         </w:rPr>
-        <w:t>Ierīces atlases noņemšana</w:t>
+        <w:t>Slēpto laukumu rādīšana</w:t>
       </w:r>
     </w:p>
     <w:p>
@@ -4402,7 +5282,15 @@
           <w:b/>
           <w:bCs/>
         </w:rPr>
-        <w:t>Ierīces horizontālā leņķa iestatīšana</w:t>
+        <w:t>Pārvirze uz ierīču koriģēšanu</w:t>
+      </w:r>
+    </w:p>
+    <w:p>
+      <w:pPr>
+        <w:pStyle w:val="Heading4"/>
+      </w:pPr>
+      <w:r>
+        <w:t>Ierīču koriģēšana</w:t>
       </w:r>
     </w:p>
     <w:p>
@@ -4422,7 +5310,7 @@
           <w:b/>
           <w:bCs/>
         </w:rPr>
-        <w:t>Ierīces vertikālā leņķa iestatīšana</w:t>
+        <w:t>Ierīces atlasīšana</w:t>
       </w:r>
     </w:p>
     <w:p>
@@ -4442,15 +5330,7 @@
           <w:b/>
           <w:bCs/>
         </w:rPr>
-        <w:t>Pārvirze uz uguņošanu</w:t>
-      </w:r>
-    </w:p>
-    <w:p>
-      <w:pPr>
-        <w:pStyle w:val="Heading4"/>
-      </w:pPr>
-      <w:r>
-        <w:t>Uguņošana</w:t>
+        <w:t>Ierīces atlases noņemšana</w:t>
       </w:r>
     </w:p>
     <w:p>
@@ -4470,7 +5350,7 @@
           <w:b/>
           <w:bCs/>
         </w:rPr>
-        <w:t>Uguņošana</w:t>
+        <w:t>Ierīces horizontālā leņķa iestatīšana</w:t>
       </w:r>
     </w:p>
     <w:p>
@@ -4490,21 +5370,7 @@
           <w:b/>
           <w:bCs/>
         </w:rPr>
-        <w:t>Uzvaras</w:t>
-      </w:r>
-      <w:r>
-        <w:rPr>
-          <w:b/>
-          <w:bCs/>
-        </w:rPr>
-        <w:t xml:space="preserve"> nosacījumu</w:t>
-      </w:r>
-      <w:r>
-        <w:rPr>
-          <w:b/>
-          <w:bCs/>
-        </w:rPr>
-        <w:t xml:space="preserve"> pārbaude</w:t>
+        <w:t>Ierīces vertikālā leņķa iestatīšana</w:t>
       </w:r>
     </w:p>
     <w:p>
@@ -4524,28 +5390,210 @@
           <w:b/>
           <w:bCs/>
         </w:rPr>
+        <w:t>Pārvirze uz uguņošanu</w:t>
+      </w:r>
+    </w:p>
+    <w:p>
+      <w:pPr>
+        <w:pStyle w:val="Heading4"/>
+      </w:pPr>
+      <w:r>
+        <w:t>Uguņošana</w:t>
+      </w:r>
+    </w:p>
+    <w:p>
+      <w:pPr>
+        <w:pStyle w:val="ListParagraph"/>
+        <w:numPr>
+          <w:ilvl w:val="0"/>
+          <w:numId w:val="5"/>
+        </w:numPr>
+        <w:rPr>
+          <w:b/>
+          <w:bCs/>
+        </w:rPr>
+      </w:pPr>
+      <w:r>
+        <w:rPr>
+          <w:b/>
+          <w:bCs/>
+        </w:rPr>
+        <w:t>Uguņošana</w:t>
+      </w:r>
+    </w:p>
+    <w:p>
+      <w:pPr>
+        <w:pStyle w:val="ListParagraph"/>
+        <w:numPr>
+          <w:ilvl w:val="0"/>
+          <w:numId w:val="5"/>
+        </w:numPr>
+        <w:rPr>
+          <w:b/>
+          <w:bCs/>
+        </w:rPr>
+      </w:pPr>
+      <w:r>
+        <w:rPr>
+          <w:b/>
+          <w:bCs/>
+        </w:rPr>
+        <w:t>Uzvaras</w:t>
+      </w:r>
+      <w:r>
+        <w:rPr>
+          <w:b/>
+          <w:bCs/>
+        </w:rPr>
+        <w:t xml:space="preserve"> nosacījumu</w:t>
+      </w:r>
+      <w:r>
+        <w:rPr>
+          <w:b/>
+          <w:bCs/>
+        </w:rPr>
+        <w:t xml:space="preserve"> pārbaude</w:t>
+      </w:r>
+    </w:p>
+    <w:p>
+      <w:pPr>
+        <w:pStyle w:val="ListParagraph"/>
+        <w:numPr>
+          <w:ilvl w:val="0"/>
+          <w:numId w:val="5"/>
+        </w:numPr>
+        <w:rPr>
+          <w:b/>
+          <w:bCs/>
+        </w:rPr>
+      </w:pPr>
+      <w:r>
+        <w:rPr>
+          <w:b/>
+          <w:bCs/>
+        </w:rPr>
         <w:t>Pārvirze uz ierīču koriģēšanu</w:t>
       </w:r>
     </w:p>
     <w:p>
       <w:pPr>
+        <w:pStyle w:val="Heading4"/>
+      </w:pPr>
+      <w:r>
+        <w:t>Beigas</w:t>
+      </w:r>
+    </w:p>
+    <w:p>
+      <w:pPr>
+        <w:pStyle w:val="ListParagraph"/>
+        <w:numPr>
+          <w:ilvl w:val="0"/>
+          <w:numId w:val="5"/>
+        </w:numPr>
+        <w:rPr>
+          <w:b/>
+          <w:bCs/>
+        </w:rPr>
+      </w:pPr>
+      <w:r>
+        <w:rPr>
+          <w:b/>
+          <w:bCs/>
+        </w:rPr>
+        <w:t>Beigas</w:t>
+      </w:r>
+    </w:p>
+    <w:p>
+      <w:pPr>
+        <w:pStyle w:val="ListParagraph"/>
+        <w:numPr>
+          <w:ilvl w:val="0"/>
+          <w:numId w:val="5"/>
+        </w:numPr>
+        <w:rPr>
+          <w:b/>
+          <w:bCs/>
+        </w:rPr>
+      </w:pPr>
+      <w:r>
+        <w:rPr>
+          <w:b/>
+          <w:bCs/>
+        </w:rPr>
+        <w:t>Uzvaras logs</w:t>
+      </w:r>
+    </w:p>
+    <w:p>
+      <w:pPr>
+        <w:pStyle w:val="ListParagraph"/>
+        <w:numPr>
+          <w:ilvl w:val="0"/>
+          <w:numId w:val="5"/>
+        </w:numPr>
+        <w:rPr>
+          <w:b/>
+          <w:bCs/>
+        </w:rPr>
+      </w:pPr>
+      <w:r>
+        <w:rPr>
+          <w:b/>
+          <w:bCs/>
+        </w:rPr>
+        <w:t>Zaudēšanas logs</w:t>
+      </w:r>
+    </w:p>
+    <w:p>
+      <w:pPr>
+        <w:pStyle w:val="ListParagraph"/>
+        <w:numPr>
+          <w:ilvl w:val="0"/>
+          <w:numId w:val="5"/>
+        </w:numPr>
+      </w:pPr>
+      <w:r>
+        <w:rPr>
+          <w:b/>
+          <w:bCs/>
+        </w:rPr>
+        <w:t>Pārvirze uz līmeņu atlas</w:t>
+      </w:r>
+      <w:r>
+        <w:rPr>
+          <w:b/>
+          <w:bCs/>
+        </w:rPr>
+        <w:t>i</w:t>
+      </w:r>
+    </w:p>
+    <w:p>
+      <w:pPr>
+        <w:ind w:firstLine="0"/>
+        <w:rPr>
+          <w:b/>
+          <w:bCs/>
+        </w:rPr>
+      </w:pPr>
+    </w:p>
+    <w:p>
+      <w:pPr>
         <w:pStyle w:val="Heading2"/>
       </w:pPr>
-      <w:bookmarkStart w:id="12" w:name="_Toc225715040"/>
+      <w:bookmarkStart w:id="13" w:name="_Toc225717448"/>
       <w:r>
         <w:t>Nefunkcionālās prasības</w:t>
       </w:r>
-      <w:bookmarkEnd w:id="12"/>
+      <w:bookmarkEnd w:id="13"/>
     </w:p>
     <w:p>
       <w:pPr>
         <w:pStyle w:val="Heading3"/>
       </w:pPr>
-      <w:bookmarkStart w:id="13" w:name="_Toc225715041"/>
+      <w:bookmarkStart w:id="14" w:name="_Toc225717449"/>
       <w:r>
         <w:t>Palaišana un veiktspēja</w:t>
       </w:r>
-      <w:bookmarkEnd w:id="13"/>
+      <w:bookmarkEnd w:id="14"/>
     </w:p>
     <w:p>
       <w:r>
@@ -4578,11 +5626,12 @@
       <w:pPr>
         <w:pStyle w:val="Heading3"/>
       </w:pPr>
-      <w:bookmarkStart w:id="14" w:name="_Toc225715042"/>
-      <w:r>
+      <w:bookmarkStart w:id="15" w:name="_Toc225717450"/>
+      <w:r>
+        <w:lastRenderedPageBreak/>
         <w:t>Saskarsne</w:t>
       </w:r>
-      <w:bookmarkEnd w:id="14"/>
+      <w:bookmarkEnd w:id="15"/>
     </w:p>
     <w:p>
       <w:r>
@@ -4633,11 +5682,11 @@
       <w:pPr>
         <w:pStyle w:val="Heading3"/>
       </w:pPr>
-      <w:bookmarkStart w:id="15" w:name="_Toc225715043"/>
+      <w:bookmarkStart w:id="16" w:name="_Toc225717451"/>
       <w:r>
         <w:t>Datu drošība</w:t>
       </w:r>
-      <w:bookmarkEnd w:id="15"/>
+      <w:bookmarkEnd w:id="16"/>
     </w:p>
     <w:p>
       <w:r>
@@ -4659,7 +5708,6 @@
     </w:p>
     <w:p>
       <w:r>
-        <w:lastRenderedPageBreak/>
         <w:t>11)</w:t>
       </w:r>
       <w:r>
@@ -4671,11 +5719,11 @@
       <w:pPr>
         <w:pStyle w:val="Heading2"/>
       </w:pPr>
-      <w:bookmarkStart w:id="16" w:name="_Toc225715044"/>
+      <w:bookmarkStart w:id="17" w:name="_Toc225717452"/>
       <w:r>
         <w:t>Gala lietotāja rakstura iezīmes</w:t>
       </w:r>
-      <w:bookmarkEnd w:id="16"/>
+      <w:bookmarkEnd w:id="17"/>
     </w:p>
     <w:p>
       <w:r>
@@ -4704,12 +5752,12 @@
       <w:pPr>
         <w:pStyle w:val="Heading1"/>
       </w:pPr>
-      <w:bookmarkStart w:id="17" w:name="_Toc225715045"/>
+      <w:bookmarkStart w:id="18" w:name="_Toc225717453"/>
       <w:r>
         <w:lastRenderedPageBreak/>
         <w:t>Izstrādes līdzekļu, rīku apraksts un izvēles pamatojums</w:t>
       </w:r>
-      <w:bookmarkEnd w:id="17"/>
+      <w:bookmarkEnd w:id="18"/>
     </w:p>
     <w:p>
       <w:r>
@@ -4726,24 +5774,24 @@
       <w:pPr>
         <w:pStyle w:val="Heading2"/>
       </w:pPr>
-      <w:bookmarkStart w:id="18" w:name="_Toc225715046"/>
+      <w:bookmarkStart w:id="19" w:name="_Toc225717454"/>
       <w:r>
         <w:t>Izvēlēto risinājuma līdzekļu un valodu aprakst</w:t>
       </w:r>
       <w:r>
         <w:t>s</w:t>
       </w:r>
-      <w:bookmarkEnd w:id="18"/>
+      <w:bookmarkEnd w:id="19"/>
     </w:p>
     <w:p>
       <w:pPr>
         <w:pStyle w:val="Heading3"/>
       </w:pPr>
-      <w:bookmarkStart w:id="19" w:name="_Toc225715047"/>
+      <w:bookmarkStart w:id="20" w:name="_Toc225717455"/>
       <w:r>
         <w:t>Ietvars</w:t>
       </w:r>
-      <w:bookmarkEnd w:id="19"/>
+      <w:bookmarkEnd w:id="20"/>
     </w:p>
     <w:p>
       <w:r>
@@ -4772,11 +5820,11 @@
       <w:pPr>
         <w:pStyle w:val="Heading3"/>
       </w:pPr>
-      <w:bookmarkStart w:id="20" w:name="_Toc225715048"/>
+      <w:bookmarkStart w:id="21" w:name="_Toc225717456"/>
       <w:r>
         <w:t>Valoda</w:t>
       </w:r>
-      <w:bookmarkEnd w:id="20"/>
+      <w:bookmarkEnd w:id="21"/>
     </w:p>
     <w:p>
       <w:r>
@@ -4793,11 +5841,11 @@
       <w:pPr>
         <w:pStyle w:val="Heading3"/>
       </w:pPr>
-      <w:bookmarkStart w:id="21" w:name="_Toc225715049"/>
+      <w:bookmarkStart w:id="22" w:name="_Toc225717457"/>
       <w:r>
         <w:t>Izstrādes vide</w:t>
       </w:r>
-      <w:bookmarkEnd w:id="21"/>
+      <w:bookmarkEnd w:id="22"/>
     </w:p>
     <w:p>
       <w:r>
@@ -4812,11 +5860,11 @@
       <w:pPr>
         <w:pStyle w:val="Heading3"/>
       </w:pPr>
-      <w:bookmarkStart w:id="22" w:name="_Toc225715050"/>
+      <w:bookmarkStart w:id="23" w:name="_Toc225717458"/>
       <w:r>
         <w:t>Versiju kontrole un repozitorijas mitināšana</w:t>
       </w:r>
-      <w:bookmarkEnd w:id="22"/>
+      <w:bookmarkEnd w:id="23"/>
     </w:p>
     <w:p>
       <w:r>
@@ -4836,11 +5884,11 @@
       <w:pPr>
         <w:pStyle w:val="Heading2"/>
       </w:pPr>
-      <w:bookmarkStart w:id="23" w:name="_Toc225715051"/>
+      <w:bookmarkStart w:id="24" w:name="_Toc225717459"/>
       <w:r>
         <w:t>Iespējamo risinājuma līdzekļu un valodu apraksts</w:t>
       </w:r>
-      <w:bookmarkEnd w:id="23"/>
+      <w:bookmarkEnd w:id="24"/>
     </w:p>
     <w:p>
       <w:r>
@@ -4851,11 +5899,11 @@
       <w:pPr>
         <w:pStyle w:val="Heading3"/>
       </w:pPr>
-      <w:bookmarkStart w:id="24" w:name="_Toc225715052"/>
+      <w:bookmarkStart w:id="25" w:name="_Toc225717460"/>
       <w:r>
         <w:t>Ietvari</w:t>
       </w:r>
-      <w:bookmarkEnd w:id="24"/>
+      <w:bookmarkEnd w:id="25"/>
     </w:p>
     <w:p>
       <w:r>
@@ -4866,11 +5914,11 @@
       <w:pPr>
         <w:pStyle w:val="Heading3"/>
       </w:pPr>
-      <w:bookmarkStart w:id="25" w:name="_Toc225715053"/>
+      <w:bookmarkStart w:id="26" w:name="_Toc225717461"/>
       <w:r>
         <w:t>Valodas</w:t>
       </w:r>
-      <w:bookmarkEnd w:id="25"/>
+      <w:bookmarkEnd w:id="26"/>
     </w:p>
     <w:p>
       <w:r>
@@ -4892,12 +5940,12 @@
       <w:pPr>
         <w:pStyle w:val="Heading3"/>
       </w:pPr>
-      <w:bookmarkStart w:id="26" w:name="_Toc225715054"/>
+      <w:bookmarkStart w:id="27" w:name="_Toc225717462"/>
       <w:r>
         <w:lastRenderedPageBreak/>
         <w:t>Izstrādes vides</w:t>
       </w:r>
-      <w:bookmarkEnd w:id="26"/>
+      <w:bookmarkEnd w:id="27"/>
     </w:p>
     <w:p>
       <w:r>
@@ -4918,11 +5966,11 @@
       <w:pPr>
         <w:pStyle w:val="Heading3"/>
       </w:pPr>
-      <w:bookmarkStart w:id="27" w:name="_Toc225715055"/>
+      <w:bookmarkStart w:id="28" w:name="_Toc225717463"/>
       <w:r>
         <w:t>Versiju kontrole</w:t>
       </w:r>
-      <w:bookmarkEnd w:id="27"/>
+      <w:bookmarkEnd w:id="28"/>
     </w:p>
     <w:p>
       <w:r>
@@ -4938,32 +5986,32 @@
       <w:pPr>
         <w:pStyle w:val="Heading1"/>
       </w:pPr>
-      <w:bookmarkStart w:id="28" w:name="_Toc225715056"/>
+      <w:bookmarkStart w:id="29" w:name="_Toc225717464"/>
       <w:r>
         <w:lastRenderedPageBreak/>
         <w:t>Sistēmas modelēšana un projektēšana</w:t>
       </w:r>
-      <w:bookmarkEnd w:id="28"/>
+      <w:bookmarkEnd w:id="29"/>
     </w:p>
     <w:p>
       <w:pPr>
         <w:pStyle w:val="Heading2"/>
       </w:pPr>
-      <w:bookmarkStart w:id="29" w:name="_Toc225715057"/>
+      <w:bookmarkStart w:id="30" w:name="_Toc225717465"/>
       <w:r>
         <w:t>Sistēmas struktūras modelis</w:t>
       </w:r>
-      <w:bookmarkEnd w:id="29"/>
+      <w:bookmarkEnd w:id="30"/>
     </w:p>
     <w:p>
       <w:pPr>
         <w:pStyle w:val="Heading3"/>
       </w:pPr>
-      <w:bookmarkStart w:id="30" w:name="_Toc225715058"/>
+      <w:bookmarkStart w:id="31" w:name="_Toc225717466"/>
       <w:r>
         <w:t>Sistēmas struktūra</w:t>
       </w:r>
-      <w:bookmarkEnd w:id="30"/>
+      <w:bookmarkEnd w:id="31"/>
     </w:p>
     <w:p>
       <w:r>
@@ -5082,8 +6130,8 @@
         </w:drawing>
       </w:r>
     </w:p>
-    <w:bookmarkStart w:id="31" w:name="_Ref225695245"/>
-    <w:bookmarkStart w:id="32" w:name="_Ref225695254"/>
+    <w:bookmarkStart w:id="32" w:name="_Ref225695245"/>
+    <w:bookmarkStart w:id="33" w:name="_Ref225695254"/>
     <w:p>
       <w:pPr>
         <w:pStyle w:val="Caption"/>
@@ -5109,11 +6157,11 @@
       <w:r>
         <w:t>. attēls</w:t>
       </w:r>
+      <w:bookmarkEnd w:id="33"/>
+      <w:r>
+        <w:t>. Komponenšu modelis</w:t>
+      </w:r>
       <w:bookmarkEnd w:id="32"/>
-      <w:r>
-        <w:t>. Komponenšu modelis</w:t>
-      </w:r>
-      <w:bookmarkEnd w:id="31"/>
       <w:r>
         <w:t xml:space="preserve"> spēles mezglu saknē</w:t>
       </w:r>
@@ -5133,12 +6181,12 @@
       <w:pPr>
         <w:pStyle w:val="Heading3"/>
       </w:pPr>
-      <w:bookmarkStart w:id="33" w:name="_Toc225715059"/>
+      <w:bookmarkStart w:id="34" w:name="_Toc225717467"/>
       <w:r>
         <w:lastRenderedPageBreak/>
         <w:t>Klašu modeļi</w:t>
       </w:r>
-      <w:bookmarkEnd w:id="33"/>
+      <w:bookmarkEnd w:id="34"/>
     </w:p>
     <w:p>
       <w:r>
@@ -5330,44 +6378,44 @@
       <w:pPr>
         <w:pStyle w:val="Heading2"/>
       </w:pPr>
-      <w:bookmarkStart w:id="34" w:name="_Toc225715060"/>
+      <w:bookmarkStart w:id="35" w:name="_Toc225717468"/>
       <w:r>
         <w:lastRenderedPageBreak/>
         <w:t>Funkcionālie un dinamiskie modeļi</w:t>
       </w:r>
-      <w:bookmarkEnd w:id="34"/>
+      <w:bookmarkEnd w:id="35"/>
     </w:p>
     <w:p>
       <w:pPr>
         <w:pStyle w:val="Heading2"/>
       </w:pPr>
-      <w:bookmarkStart w:id="35" w:name="_Toc225715061"/>
+      <w:bookmarkStart w:id="36" w:name="_Toc225717469"/>
       <w:r>
         <w:t>Datu struktūru apraksts</w:t>
       </w:r>
-      <w:bookmarkEnd w:id="35"/>
+      <w:bookmarkEnd w:id="36"/>
     </w:p>
     <w:p>
       <w:pPr>
         <w:pStyle w:val="Heading1"/>
       </w:pPr>
-      <w:bookmarkStart w:id="36" w:name="_Toc225715062"/>
+      <w:bookmarkStart w:id="37" w:name="_Toc225717470"/>
       <w:r>
         <w:lastRenderedPageBreak/>
         <w:t>Lietotāju ceļvedis</w:t>
       </w:r>
-      <w:bookmarkEnd w:id="36"/>
+      <w:bookmarkEnd w:id="37"/>
     </w:p>
     <w:p>
       <w:pPr>
         <w:pStyle w:val="Heading1"/>
       </w:pPr>
-      <w:bookmarkStart w:id="37" w:name="_Toc225715063"/>
+      <w:bookmarkStart w:id="38" w:name="_Toc225717471"/>
       <w:r>
         <w:lastRenderedPageBreak/>
         <w:t>Testēšanas dokumentācija</w:t>
       </w:r>
-      <w:bookmarkEnd w:id="37"/>
+      <w:bookmarkEnd w:id="38"/>
     </w:p>
     <w:p/>
     <w:sectPr>
@@ -5487,6 +6535,178 @@
 <file path=word/numbering.xml><?xml version="1.0" encoding="utf-8"?>
 <w:numbering xmlns:wpc="http://schemas.microsoft.com/office/word/2010/wordprocessingCanvas" xmlns:cx="http://schemas.microsoft.com/office/drawing/2014/chartex" xmlns:cx1="http://schemas.microsoft.com/office/drawing/2015/9/8/chartex" xmlns:cx2="http://schemas.microsoft.com/office/drawing/2015/10/21/chartex" xmlns:cx3="http://schemas.microsoft.com/office/drawing/2016/5/9/chartex" xmlns:cx4="http://schemas.microsoft.com/office/drawing/2016/5/10/chartex" xmlns:cx5="http://schemas.microsoft.com/office/drawing/2016/5/11/chartex" xmlns:cx6="http://schemas.microsoft.com/office/drawing/2016/5/12/chartex" xmlns:cx7="http://schemas.microsoft.com/office/drawing/2016/5/13/chartex" xmlns:cx8="http://schemas.microsoft.com/office/drawing/2016/5/14/chartex" xmlns:mc="http://schemas.openxmlformats.org/markup-compatibility/2006" xmlns:aink="http://schemas.microsoft.com/office/drawing/2016/ink" xmlns:am3d="http://schemas.microsoft.com/office/drawing/2017/model3d" xmlns:o="urn:schemas-microsoft-com:office:office" xmlns:oel="http://schemas.microsoft.com/office/2019/extlst" xmlns:r="http://schemas.openxmlformats.org/officeDocument/2006/relationships" xmlns:m="http://schemas.openxmlformats.org/officeDocument/2006/math" xmlns:v="urn:schemas-microsoft-com:vml" xmlns:wp14="http://schemas.microsoft.com/office/word/2010/wordprocessingDrawing" xmlns:wp="http://schemas.openxmlformats.org/drawingml/2006/wordprocessingDrawing" xmlns:w10="urn:schemas-microsoft-com:office:word" xmlns:w="http://schemas.openxmlformats.org/wordprocessingml/2006/main" xmlns:w14="http://schemas.microsoft.com/office/word/2010/wordml" xmlns:w15="http://schemas.microsoft.com/office/word/2012/wordml" xmlns:w16cex="http://schemas.microsoft.com/office/word/2018/wordml/cex" xmlns:w16cid="http://schemas.microsoft.com/office/word/2016/wordml/cid" xmlns:w16="http://schemas.microsoft.com/office/word/2018/wordml" xmlns:w16du="http://schemas.microsoft.com/office/word/2023/wordml/word16du" xmlns:w16sdtdh="http://schemas.microsoft.com/office/word/2020/wordml/sdtdatahash" xmlns:w16sdtfl="http://schemas.microsoft.com/office/word/2024/wordml/sdtformatlock" xmlns:w16se="http://schemas.microsoft.com/office/word/2015/wordml/symex" xmlns:wpg="http://schemas.microsoft.com/office/word/2010/wordprocessingGroup" xmlns:wpi="http://schemas.microsoft.com/office/word/2010/wordprocessingInk" xmlns:wne="http://schemas.microsoft.com/office/word/2006/wordml" xmlns:wps="http://schemas.microsoft.com/office/word/2010/wordprocessingShape" mc:Ignorable="w14 w15 w16se w16cid w16 w16cex w16sdtdh w16sdtfl w16du wp14">
   <w:abstractNum w:abstractNumId="0" w15:restartNumberingAfterBreak="0">
+    <w:nsid w:val="04F72D29"/>
+    <w:multiLevelType w:val="hybridMultilevel"/>
+    <w:tmpl w:val="9424BF12"/>
+    <w:lvl w:ilvl="0" w:tplc="FFFFFFFF">
+      <w:start w:val="1"/>
+      <w:numFmt w:val="decimal"/>
+      <w:lvlText w:val="%1)"/>
+      <w:lvlJc w:val="left"/>
+      <w:pPr>
+        <w:ind w:left="1440" w:hanging="360"/>
+      </w:pPr>
+    </w:lvl>
+    <w:lvl w:ilvl="1" w:tplc="FFFFFFFF">
+      <w:start w:val="1"/>
+      <w:numFmt w:val="lowerLetter"/>
+      <w:lvlText w:val="%2."/>
+      <w:lvlJc w:val="left"/>
+      <w:pPr>
+        <w:ind w:left="2160" w:hanging="360"/>
+      </w:pPr>
+    </w:lvl>
+    <w:lvl w:ilvl="2" w:tplc="FFFFFFFF">
+      <w:start w:val="1"/>
+      <w:numFmt w:val="lowerRoman"/>
+      <w:lvlText w:val="%3."/>
+      <w:lvlJc w:val="right"/>
+      <w:pPr>
+        <w:ind w:left="2880" w:hanging="180"/>
+      </w:pPr>
+    </w:lvl>
+    <w:lvl w:ilvl="3" w:tplc="FFFFFFFF">
+      <w:start w:val="1"/>
+      <w:numFmt w:val="decimal"/>
+      <w:lvlText w:val="%4."/>
+      <w:lvlJc w:val="left"/>
+      <w:pPr>
+        <w:ind w:left="3600" w:hanging="360"/>
+      </w:pPr>
+    </w:lvl>
+    <w:lvl w:ilvl="4" w:tplc="FFFFFFFF">
+      <w:start w:val="1"/>
+      <w:numFmt w:val="lowerLetter"/>
+      <w:lvlText w:val="%5."/>
+      <w:lvlJc w:val="left"/>
+      <w:pPr>
+        <w:ind w:left="4320" w:hanging="360"/>
+      </w:pPr>
+    </w:lvl>
+    <w:lvl w:ilvl="5" w:tplc="FFFFFFFF">
+      <w:start w:val="1"/>
+      <w:numFmt w:val="lowerRoman"/>
+      <w:lvlText w:val="%6."/>
+      <w:lvlJc w:val="right"/>
+      <w:pPr>
+        <w:ind w:left="5040" w:hanging="180"/>
+      </w:pPr>
+    </w:lvl>
+    <w:lvl w:ilvl="6" w:tplc="FFFFFFFF">
+      <w:start w:val="1"/>
+      <w:numFmt w:val="decimal"/>
+      <w:lvlText w:val="%7."/>
+      <w:lvlJc w:val="left"/>
+      <w:pPr>
+        <w:ind w:left="5760" w:hanging="360"/>
+      </w:pPr>
+    </w:lvl>
+    <w:lvl w:ilvl="7" w:tplc="FFFFFFFF">
+      <w:start w:val="1"/>
+      <w:numFmt w:val="lowerLetter"/>
+      <w:lvlText w:val="%8."/>
+      <w:lvlJc w:val="left"/>
+      <w:pPr>
+        <w:ind w:left="6480" w:hanging="360"/>
+      </w:pPr>
+    </w:lvl>
+    <w:lvl w:ilvl="8" w:tplc="FFFFFFFF">
+      <w:start w:val="1"/>
+      <w:numFmt w:val="lowerRoman"/>
+      <w:lvlText w:val="%9."/>
+      <w:lvlJc w:val="right"/>
+      <w:pPr>
+        <w:ind w:left="7200" w:hanging="180"/>
+      </w:pPr>
+    </w:lvl>
+  </w:abstractNum>
+  <w:abstractNum w:abstractNumId="1" w15:restartNumberingAfterBreak="0">
+    <w:nsid w:val="14814166"/>
+    <w:multiLevelType w:val="hybridMultilevel"/>
+    <w:tmpl w:val="9424BF12"/>
+    <w:lvl w:ilvl="0" w:tplc="04260011">
+      <w:start w:val="1"/>
+      <w:numFmt w:val="decimal"/>
+      <w:lvlText w:val="%1)"/>
+      <w:lvlJc w:val="left"/>
+      <w:pPr>
+        <w:ind w:left="1440" w:hanging="360"/>
+      </w:pPr>
+    </w:lvl>
+    <w:lvl w:ilvl="1" w:tplc="FFFFFFFF">
+      <w:start w:val="1"/>
+      <w:numFmt w:val="lowerLetter"/>
+      <w:lvlText w:val="%2."/>
+      <w:lvlJc w:val="left"/>
+      <w:pPr>
+        <w:ind w:left="2160" w:hanging="360"/>
+      </w:pPr>
+    </w:lvl>
+    <w:lvl w:ilvl="2" w:tplc="FFFFFFFF">
+      <w:start w:val="1"/>
+      <w:numFmt w:val="lowerRoman"/>
+      <w:lvlText w:val="%3."/>
+      <w:lvlJc w:val="right"/>
+      <w:pPr>
+        <w:ind w:left="2880" w:hanging="180"/>
+      </w:pPr>
+    </w:lvl>
+    <w:lvl w:ilvl="3" w:tplc="FFFFFFFF">
+      <w:start w:val="1"/>
+      <w:numFmt w:val="decimal"/>
+      <w:lvlText w:val="%4."/>
+      <w:lvlJc w:val="left"/>
+      <w:pPr>
+        <w:ind w:left="3600" w:hanging="360"/>
+      </w:pPr>
+    </w:lvl>
+    <w:lvl w:ilvl="4" w:tplc="FFFFFFFF">
+      <w:start w:val="1"/>
+      <w:numFmt w:val="lowerLetter"/>
+      <w:lvlText w:val="%5."/>
+      <w:lvlJc w:val="left"/>
+      <w:pPr>
+        <w:ind w:left="4320" w:hanging="360"/>
+      </w:pPr>
+    </w:lvl>
+    <w:lvl w:ilvl="5" w:tplc="FFFFFFFF">
+      <w:start w:val="1"/>
+      <w:numFmt w:val="lowerRoman"/>
+      <w:lvlText w:val="%6."/>
+      <w:lvlJc w:val="right"/>
+      <w:pPr>
+        <w:ind w:left="5040" w:hanging="180"/>
+      </w:pPr>
+    </w:lvl>
+    <w:lvl w:ilvl="6" w:tplc="FFFFFFFF">
+      <w:start w:val="1"/>
+      <w:numFmt w:val="decimal"/>
+      <w:lvlText w:val="%7."/>
+      <w:lvlJc w:val="left"/>
+      <w:pPr>
+        <w:ind w:left="5760" w:hanging="360"/>
+      </w:pPr>
+    </w:lvl>
+    <w:lvl w:ilvl="7" w:tplc="FFFFFFFF">
+      <w:start w:val="1"/>
+      <w:numFmt w:val="lowerLetter"/>
+      <w:lvlText w:val="%8."/>
+      <w:lvlJc w:val="left"/>
+      <w:pPr>
+        <w:ind w:left="6480" w:hanging="360"/>
+      </w:pPr>
+    </w:lvl>
+    <w:lvl w:ilvl="8" w:tplc="FFFFFFFF">
+      <w:start w:val="1"/>
+      <w:numFmt w:val="lowerRoman"/>
+      <w:lvlText w:val="%9."/>
+      <w:lvlJc w:val="right"/>
+      <w:pPr>
+        <w:ind w:left="7200" w:hanging="180"/>
+      </w:pPr>
+    </w:lvl>
+  </w:abstractNum>
+  <w:abstractNum w:abstractNumId="2" w15:restartNumberingAfterBreak="0">
     <w:nsid w:val="1E8871B5"/>
     <w:multiLevelType w:val="multilevel"/>
     <w:tmpl w:val="4224D438"/>
@@ -5599,7 +6819,93 @@
       </w:rPr>
     </w:lvl>
   </w:abstractNum>
-  <w:abstractNum w:abstractNumId="1" w15:restartNumberingAfterBreak="0">
+  <w:abstractNum w:abstractNumId="3" w15:restartNumberingAfterBreak="0">
+    <w:nsid w:val="1F9258A6"/>
+    <w:multiLevelType w:val="hybridMultilevel"/>
+    <w:tmpl w:val="46C2E226"/>
+    <w:lvl w:ilvl="0" w:tplc="FFFFFFFF">
+      <w:start w:val="1"/>
+      <w:numFmt w:val="decimal"/>
+      <w:lvlText w:val="%1)"/>
+      <w:lvlJc w:val="left"/>
+      <w:pPr>
+        <w:ind w:left="1440" w:hanging="360"/>
+      </w:pPr>
+    </w:lvl>
+    <w:lvl w:ilvl="1" w:tplc="FFFFFFFF">
+      <w:start w:val="1"/>
+      <w:numFmt w:val="lowerLetter"/>
+      <w:lvlText w:val="%2."/>
+      <w:lvlJc w:val="left"/>
+      <w:pPr>
+        <w:ind w:left="2160" w:hanging="360"/>
+      </w:pPr>
+    </w:lvl>
+    <w:lvl w:ilvl="2" w:tplc="FFFFFFFF">
+      <w:start w:val="1"/>
+      <w:numFmt w:val="lowerRoman"/>
+      <w:lvlText w:val="%3."/>
+      <w:lvlJc w:val="right"/>
+      <w:pPr>
+        <w:ind w:left="2880" w:hanging="180"/>
+      </w:pPr>
+    </w:lvl>
+    <w:lvl w:ilvl="3" w:tplc="FFFFFFFF">
+      <w:start w:val="1"/>
+      <w:numFmt w:val="decimal"/>
+      <w:lvlText w:val="%4."/>
+      <w:lvlJc w:val="left"/>
+      <w:pPr>
+        <w:ind w:left="3600" w:hanging="360"/>
+      </w:pPr>
+    </w:lvl>
+    <w:lvl w:ilvl="4" w:tplc="FFFFFFFF">
+      <w:start w:val="1"/>
+      <w:numFmt w:val="lowerLetter"/>
+      <w:lvlText w:val="%5."/>
+      <w:lvlJc w:val="left"/>
+      <w:pPr>
+        <w:ind w:left="4320" w:hanging="360"/>
+      </w:pPr>
+    </w:lvl>
+    <w:lvl w:ilvl="5" w:tplc="FFFFFFFF">
+      <w:start w:val="1"/>
+      <w:numFmt w:val="lowerRoman"/>
+      <w:lvlText w:val="%6."/>
+      <w:lvlJc w:val="right"/>
+      <w:pPr>
+        <w:ind w:left="5040" w:hanging="180"/>
+      </w:pPr>
+    </w:lvl>
+    <w:lvl w:ilvl="6" w:tplc="FFFFFFFF">
+      <w:start w:val="1"/>
+      <w:numFmt w:val="decimal"/>
+      <w:lvlText w:val="%7."/>
+      <w:lvlJc w:val="left"/>
+      <w:pPr>
+        <w:ind w:left="5760" w:hanging="360"/>
+      </w:pPr>
+    </w:lvl>
+    <w:lvl w:ilvl="7" w:tplc="FFFFFFFF">
+      <w:start w:val="1"/>
+      <w:numFmt w:val="lowerLetter"/>
+      <w:lvlText w:val="%8."/>
+      <w:lvlJc w:val="left"/>
+      <w:pPr>
+        <w:ind w:left="6480" w:hanging="360"/>
+      </w:pPr>
+    </w:lvl>
+    <w:lvl w:ilvl="8" w:tplc="FFFFFFFF">
+      <w:start w:val="1"/>
+      <w:numFmt w:val="lowerRoman"/>
+      <w:lvlText w:val="%9."/>
+      <w:lvlJc w:val="right"/>
+      <w:pPr>
+        <w:ind w:left="7200" w:hanging="180"/>
+      </w:pPr>
+    </w:lvl>
+  </w:abstractNum>
+  <w:abstractNum w:abstractNumId="4" w15:restartNumberingAfterBreak="0">
     <w:nsid w:val="289B7264"/>
     <w:multiLevelType w:val="multilevel"/>
     <w:tmpl w:val="A0B6D666"/>
@@ -5714,7 +7020,7 @@
       </w:rPr>
     </w:lvl>
   </w:abstractNum>
-  <w:abstractNum w:abstractNumId="2" w15:restartNumberingAfterBreak="0">
+  <w:abstractNum w:abstractNumId="5" w15:restartNumberingAfterBreak="0">
     <w:nsid w:val="2AC86BF6"/>
     <w:multiLevelType w:val="multilevel"/>
     <w:tmpl w:val="4A7E1FE8"/>
@@ -5827,7 +7133,179 @@
       </w:rPr>
     </w:lvl>
   </w:abstractNum>
-  <w:abstractNum w:abstractNumId="3" w15:restartNumberingAfterBreak="0">
+  <w:abstractNum w:abstractNumId="6" w15:restartNumberingAfterBreak="0">
+    <w:nsid w:val="36644F88"/>
+    <w:multiLevelType w:val="hybridMultilevel"/>
+    <w:tmpl w:val="46C2E226"/>
+    <w:lvl w:ilvl="0" w:tplc="FFFFFFFF">
+      <w:start w:val="1"/>
+      <w:numFmt w:val="decimal"/>
+      <w:lvlText w:val="%1)"/>
+      <w:lvlJc w:val="left"/>
+      <w:pPr>
+        <w:ind w:left="1440" w:hanging="360"/>
+      </w:pPr>
+    </w:lvl>
+    <w:lvl w:ilvl="1" w:tplc="FFFFFFFF">
+      <w:start w:val="1"/>
+      <w:numFmt w:val="lowerLetter"/>
+      <w:lvlText w:val="%2."/>
+      <w:lvlJc w:val="left"/>
+      <w:pPr>
+        <w:ind w:left="2160" w:hanging="360"/>
+      </w:pPr>
+    </w:lvl>
+    <w:lvl w:ilvl="2" w:tplc="FFFFFFFF">
+      <w:start w:val="1"/>
+      <w:numFmt w:val="lowerRoman"/>
+      <w:lvlText w:val="%3."/>
+      <w:lvlJc w:val="right"/>
+      <w:pPr>
+        <w:ind w:left="2880" w:hanging="180"/>
+      </w:pPr>
+    </w:lvl>
+    <w:lvl w:ilvl="3" w:tplc="FFFFFFFF">
+      <w:start w:val="1"/>
+      <w:numFmt w:val="decimal"/>
+      <w:lvlText w:val="%4."/>
+      <w:lvlJc w:val="left"/>
+      <w:pPr>
+        <w:ind w:left="3600" w:hanging="360"/>
+      </w:pPr>
+    </w:lvl>
+    <w:lvl w:ilvl="4" w:tplc="FFFFFFFF">
+      <w:start w:val="1"/>
+      <w:numFmt w:val="lowerLetter"/>
+      <w:lvlText w:val="%5."/>
+      <w:lvlJc w:val="left"/>
+      <w:pPr>
+        <w:ind w:left="4320" w:hanging="360"/>
+      </w:pPr>
+    </w:lvl>
+    <w:lvl w:ilvl="5" w:tplc="FFFFFFFF">
+      <w:start w:val="1"/>
+      <w:numFmt w:val="lowerRoman"/>
+      <w:lvlText w:val="%6."/>
+      <w:lvlJc w:val="right"/>
+      <w:pPr>
+        <w:ind w:left="5040" w:hanging="180"/>
+      </w:pPr>
+    </w:lvl>
+    <w:lvl w:ilvl="6" w:tplc="FFFFFFFF">
+      <w:start w:val="1"/>
+      <w:numFmt w:val="decimal"/>
+      <w:lvlText w:val="%7."/>
+      <w:lvlJc w:val="left"/>
+      <w:pPr>
+        <w:ind w:left="5760" w:hanging="360"/>
+      </w:pPr>
+    </w:lvl>
+    <w:lvl w:ilvl="7" w:tplc="FFFFFFFF">
+      <w:start w:val="1"/>
+      <w:numFmt w:val="lowerLetter"/>
+      <w:lvlText w:val="%8."/>
+      <w:lvlJc w:val="left"/>
+      <w:pPr>
+        <w:ind w:left="6480" w:hanging="360"/>
+      </w:pPr>
+    </w:lvl>
+    <w:lvl w:ilvl="8" w:tplc="FFFFFFFF">
+      <w:start w:val="1"/>
+      <w:numFmt w:val="lowerRoman"/>
+      <w:lvlText w:val="%9."/>
+      <w:lvlJc w:val="right"/>
+      <w:pPr>
+        <w:ind w:left="7200" w:hanging="180"/>
+      </w:pPr>
+    </w:lvl>
+  </w:abstractNum>
+  <w:abstractNum w:abstractNumId="7" w15:restartNumberingAfterBreak="0">
+    <w:nsid w:val="3EEF178D"/>
+    <w:multiLevelType w:val="hybridMultilevel"/>
+    <w:tmpl w:val="9424BF12"/>
+    <w:lvl w:ilvl="0" w:tplc="FFFFFFFF">
+      <w:start w:val="1"/>
+      <w:numFmt w:val="decimal"/>
+      <w:lvlText w:val="%1)"/>
+      <w:lvlJc w:val="left"/>
+      <w:pPr>
+        <w:ind w:left="1440" w:hanging="360"/>
+      </w:pPr>
+    </w:lvl>
+    <w:lvl w:ilvl="1" w:tplc="FFFFFFFF">
+      <w:start w:val="1"/>
+      <w:numFmt w:val="lowerLetter"/>
+      <w:lvlText w:val="%2."/>
+      <w:lvlJc w:val="left"/>
+      <w:pPr>
+        <w:ind w:left="2160" w:hanging="360"/>
+      </w:pPr>
+    </w:lvl>
+    <w:lvl w:ilvl="2" w:tplc="FFFFFFFF">
+      <w:start w:val="1"/>
+      <w:numFmt w:val="lowerRoman"/>
+      <w:lvlText w:val="%3."/>
+      <w:lvlJc w:val="right"/>
+      <w:pPr>
+        <w:ind w:left="2880" w:hanging="180"/>
+      </w:pPr>
+    </w:lvl>
+    <w:lvl w:ilvl="3" w:tplc="FFFFFFFF">
+      <w:start w:val="1"/>
+      <w:numFmt w:val="decimal"/>
+      <w:lvlText w:val="%4."/>
+      <w:lvlJc w:val="left"/>
+      <w:pPr>
+        <w:ind w:left="3600" w:hanging="360"/>
+      </w:pPr>
+    </w:lvl>
+    <w:lvl w:ilvl="4" w:tplc="FFFFFFFF">
+      <w:start w:val="1"/>
+      <w:numFmt w:val="lowerLetter"/>
+      <w:lvlText w:val="%5."/>
+      <w:lvlJc w:val="left"/>
+      <w:pPr>
+        <w:ind w:left="4320" w:hanging="360"/>
+      </w:pPr>
+    </w:lvl>
+    <w:lvl w:ilvl="5" w:tplc="FFFFFFFF">
+      <w:start w:val="1"/>
+      <w:numFmt w:val="lowerRoman"/>
+      <w:lvlText w:val="%6."/>
+      <w:lvlJc w:val="right"/>
+      <w:pPr>
+        <w:ind w:left="5040" w:hanging="180"/>
+      </w:pPr>
+    </w:lvl>
+    <w:lvl w:ilvl="6" w:tplc="FFFFFFFF">
+      <w:start w:val="1"/>
+      <w:numFmt w:val="decimal"/>
+      <w:lvlText w:val="%7."/>
+      <w:lvlJc w:val="left"/>
+      <w:pPr>
+        <w:ind w:left="5760" w:hanging="360"/>
+      </w:pPr>
+    </w:lvl>
+    <w:lvl w:ilvl="7" w:tplc="FFFFFFFF">
+      <w:start w:val="1"/>
+      <w:numFmt w:val="lowerLetter"/>
+      <w:lvlText w:val="%8."/>
+      <w:lvlJc w:val="left"/>
+      <w:pPr>
+        <w:ind w:left="6480" w:hanging="360"/>
+      </w:pPr>
+    </w:lvl>
+    <w:lvl w:ilvl="8" w:tplc="FFFFFFFF">
+      <w:start w:val="1"/>
+      <w:numFmt w:val="lowerRoman"/>
+      <w:lvlText w:val="%9."/>
+      <w:lvlJc w:val="right"/>
+      <w:pPr>
+        <w:ind w:left="7200" w:hanging="180"/>
+      </w:pPr>
+    </w:lvl>
+  </w:abstractNum>
+  <w:abstractNum w:abstractNumId="8" w15:restartNumberingAfterBreak="0">
     <w:nsid w:val="48732F06"/>
     <w:multiLevelType w:val="multilevel"/>
     <w:tmpl w:val="0426001D"/>
@@ -5913,7 +7391,93 @@
       </w:pPr>
     </w:lvl>
   </w:abstractNum>
-  <w:abstractNum w:abstractNumId="4" w15:restartNumberingAfterBreak="0">
+  <w:abstractNum w:abstractNumId="9" w15:restartNumberingAfterBreak="0">
+    <w:nsid w:val="4B067BE3"/>
+    <w:multiLevelType w:val="multilevel"/>
+    <w:tmpl w:val="0426001D"/>
+    <w:lvl w:ilvl="0">
+      <w:start w:val="1"/>
+      <w:numFmt w:val="decimal"/>
+      <w:lvlText w:val="%1)"/>
+      <w:lvlJc w:val="left"/>
+      <w:pPr>
+        <w:ind w:left="1800" w:hanging="360"/>
+      </w:pPr>
+    </w:lvl>
+    <w:lvl w:ilvl="1">
+      <w:start w:val="1"/>
+      <w:numFmt w:val="lowerLetter"/>
+      <w:lvlText w:val="%2)"/>
+      <w:lvlJc w:val="left"/>
+      <w:pPr>
+        <w:ind w:left="2160" w:hanging="360"/>
+      </w:pPr>
+    </w:lvl>
+    <w:lvl w:ilvl="2">
+      <w:start w:val="1"/>
+      <w:numFmt w:val="lowerRoman"/>
+      <w:lvlText w:val="%3)"/>
+      <w:lvlJc w:val="left"/>
+      <w:pPr>
+        <w:ind w:left="2520" w:hanging="360"/>
+      </w:pPr>
+    </w:lvl>
+    <w:lvl w:ilvl="3">
+      <w:start w:val="1"/>
+      <w:numFmt w:val="decimal"/>
+      <w:lvlText w:val="(%4)"/>
+      <w:lvlJc w:val="left"/>
+      <w:pPr>
+        <w:ind w:left="2880" w:hanging="360"/>
+      </w:pPr>
+    </w:lvl>
+    <w:lvl w:ilvl="4">
+      <w:start w:val="1"/>
+      <w:numFmt w:val="lowerLetter"/>
+      <w:lvlText w:val="(%5)"/>
+      <w:lvlJc w:val="left"/>
+      <w:pPr>
+        <w:ind w:left="3240" w:hanging="360"/>
+      </w:pPr>
+    </w:lvl>
+    <w:lvl w:ilvl="5">
+      <w:start w:val="1"/>
+      <w:numFmt w:val="lowerRoman"/>
+      <w:lvlText w:val="(%6)"/>
+      <w:lvlJc w:val="left"/>
+      <w:pPr>
+        <w:ind w:left="3600" w:hanging="360"/>
+      </w:pPr>
+    </w:lvl>
+    <w:lvl w:ilvl="6">
+      <w:start w:val="1"/>
+      <w:numFmt w:val="decimal"/>
+      <w:lvlText w:val="%7."/>
+      <w:lvlJc w:val="left"/>
+      <w:pPr>
+        <w:ind w:left="3960" w:hanging="360"/>
+      </w:pPr>
+    </w:lvl>
+    <w:lvl w:ilvl="7">
+      <w:start w:val="1"/>
+      <w:numFmt w:val="lowerLetter"/>
+      <w:lvlText w:val="%8."/>
+      <w:lvlJc w:val="left"/>
+      <w:pPr>
+        <w:ind w:left="4320" w:hanging="360"/>
+      </w:pPr>
+    </w:lvl>
+    <w:lvl w:ilvl="8">
+      <w:start w:val="1"/>
+      <w:numFmt w:val="lowerRoman"/>
+      <w:lvlText w:val="%9."/>
+      <w:lvlJc w:val="left"/>
+      <w:pPr>
+        <w:ind w:left="4680" w:hanging="360"/>
+      </w:pPr>
+    </w:lvl>
+  </w:abstractNum>
+  <w:abstractNum w:abstractNumId="10" w15:restartNumberingAfterBreak="0">
     <w:nsid w:val="664A78A8"/>
     <w:multiLevelType w:val="multilevel"/>
     <w:tmpl w:val="C0D2DD60"/>
@@ -6030,20 +7594,327 @@
       </w:rPr>
     </w:lvl>
   </w:abstractNum>
+  <w:abstractNum w:abstractNumId="11" w15:restartNumberingAfterBreak="0">
+    <w:nsid w:val="677B3228"/>
+    <w:multiLevelType w:val="hybridMultilevel"/>
+    <w:tmpl w:val="F0021746"/>
+    <w:lvl w:ilvl="0" w:tplc="04260011">
+      <w:start w:val="1"/>
+      <w:numFmt w:val="decimal"/>
+      <w:lvlText w:val="%1)"/>
+      <w:lvlJc w:val="left"/>
+      <w:pPr>
+        <w:ind w:left="1440" w:hanging="360"/>
+      </w:pPr>
+    </w:lvl>
+    <w:lvl w:ilvl="1" w:tplc="FFFFFFFF">
+      <w:start w:val="1"/>
+      <w:numFmt w:val="lowerLetter"/>
+      <w:lvlText w:val="%2."/>
+      <w:lvlJc w:val="left"/>
+      <w:pPr>
+        <w:ind w:left="2160" w:hanging="360"/>
+      </w:pPr>
+    </w:lvl>
+    <w:lvl w:ilvl="2" w:tplc="FFFFFFFF">
+      <w:start w:val="1"/>
+      <w:numFmt w:val="lowerRoman"/>
+      <w:lvlText w:val="%3."/>
+      <w:lvlJc w:val="right"/>
+      <w:pPr>
+        <w:ind w:left="2880" w:hanging="180"/>
+      </w:pPr>
+    </w:lvl>
+    <w:lvl w:ilvl="3" w:tplc="FFFFFFFF">
+      <w:start w:val="1"/>
+      <w:numFmt w:val="decimal"/>
+      <w:lvlText w:val="%4."/>
+      <w:lvlJc w:val="left"/>
+      <w:pPr>
+        <w:ind w:left="3600" w:hanging="360"/>
+      </w:pPr>
+    </w:lvl>
+    <w:lvl w:ilvl="4" w:tplc="FFFFFFFF">
+      <w:start w:val="1"/>
+      <w:numFmt w:val="lowerLetter"/>
+      <w:lvlText w:val="%5."/>
+      <w:lvlJc w:val="left"/>
+      <w:pPr>
+        <w:ind w:left="4320" w:hanging="360"/>
+      </w:pPr>
+    </w:lvl>
+    <w:lvl w:ilvl="5" w:tplc="FFFFFFFF">
+      <w:start w:val="1"/>
+      <w:numFmt w:val="lowerRoman"/>
+      <w:lvlText w:val="%6."/>
+      <w:lvlJc w:val="right"/>
+      <w:pPr>
+        <w:ind w:left="5040" w:hanging="180"/>
+      </w:pPr>
+    </w:lvl>
+    <w:lvl w:ilvl="6" w:tplc="FFFFFFFF">
+      <w:start w:val="1"/>
+      <w:numFmt w:val="decimal"/>
+      <w:lvlText w:val="%7."/>
+      <w:lvlJc w:val="left"/>
+      <w:pPr>
+        <w:ind w:left="5760" w:hanging="360"/>
+      </w:pPr>
+    </w:lvl>
+    <w:lvl w:ilvl="7" w:tplc="FFFFFFFF">
+      <w:start w:val="1"/>
+      <w:numFmt w:val="lowerLetter"/>
+      <w:lvlText w:val="%8."/>
+      <w:lvlJc w:val="left"/>
+      <w:pPr>
+        <w:ind w:left="6480" w:hanging="360"/>
+      </w:pPr>
+    </w:lvl>
+    <w:lvl w:ilvl="8" w:tplc="FFFFFFFF">
+      <w:start w:val="1"/>
+      <w:numFmt w:val="lowerRoman"/>
+      <w:lvlText w:val="%9."/>
+      <w:lvlJc w:val="right"/>
+      <w:pPr>
+        <w:ind w:left="7200" w:hanging="180"/>
+      </w:pPr>
+    </w:lvl>
+  </w:abstractNum>
+  <w:abstractNum w:abstractNumId="12" w15:restartNumberingAfterBreak="0">
+    <w:nsid w:val="6E7B44EF"/>
+    <w:multiLevelType w:val="hybridMultilevel"/>
+    <w:tmpl w:val="9424BF12"/>
+    <w:lvl w:ilvl="0" w:tplc="FFFFFFFF">
+      <w:start w:val="1"/>
+      <w:numFmt w:val="decimal"/>
+      <w:lvlText w:val="%1)"/>
+      <w:lvlJc w:val="left"/>
+      <w:pPr>
+        <w:ind w:left="1440" w:hanging="360"/>
+      </w:pPr>
+    </w:lvl>
+    <w:lvl w:ilvl="1" w:tplc="FFFFFFFF">
+      <w:start w:val="1"/>
+      <w:numFmt w:val="lowerLetter"/>
+      <w:lvlText w:val="%2."/>
+      <w:lvlJc w:val="left"/>
+      <w:pPr>
+        <w:ind w:left="2160" w:hanging="360"/>
+      </w:pPr>
+    </w:lvl>
+    <w:lvl w:ilvl="2" w:tplc="FFFFFFFF">
+      <w:start w:val="1"/>
+      <w:numFmt w:val="lowerRoman"/>
+      <w:lvlText w:val="%3."/>
+      <w:lvlJc w:val="right"/>
+      <w:pPr>
+        <w:ind w:left="2880" w:hanging="180"/>
+      </w:pPr>
+    </w:lvl>
+    <w:lvl w:ilvl="3" w:tplc="FFFFFFFF">
+      <w:start w:val="1"/>
+      <w:numFmt w:val="decimal"/>
+      <w:lvlText w:val="%4."/>
+      <w:lvlJc w:val="left"/>
+      <w:pPr>
+        <w:ind w:left="3600" w:hanging="360"/>
+      </w:pPr>
+    </w:lvl>
+    <w:lvl w:ilvl="4" w:tplc="FFFFFFFF">
+      <w:start w:val="1"/>
+      <w:numFmt w:val="lowerLetter"/>
+      <w:lvlText w:val="%5."/>
+      <w:lvlJc w:val="left"/>
+      <w:pPr>
+        <w:ind w:left="4320" w:hanging="360"/>
+      </w:pPr>
+    </w:lvl>
+    <w:lvl w:ilvl="5" w:tplc="FFFFFFFF">
+      <w:start w:val="1"/>
+      <w:numFmt w:val="lowerRoman"/>
+      <w:lvlText w:val="%6."/>
+      <w:lvlJc w:val="right"/>
+      <w:pPr>
+        <w:ind w:left="5040" w:hanging="180"/>
+      </w:pPr>
+    </w:lvl>
+    <w:lvl w:ilvl="6" w:tplc="FFFFFFFF">
+      <w:start w:val="1"/>
+      <w:numFmt w:val="decimal"/>
+      <w:lvlText w:val="%7."/>
+      <w:lvlJc w:val="left"/>
+      <w:pPr>
+        <w:ind w:left="5760" w:hanging="360"/>
+      </w:pPr>
+    </w:lvl>
+    <w:lvl w:ilvl="7" w:tplc="FFFFFFFF">
+      <w:start w:val="1"/>
+      <w:numFmt w:val="lowerLetter"/>
+      <w:lvlText w:val="%8."/>
+      <w:lvlJc w:val="left"/>
+      <w:pPr>
+        <w:ind w:left="6480" w:hanging="360"/>
+      </w:pPr>
+    </w:lvl>
+    <w:lvl w:ilvl="8" w:tplc="FFFFFFFF">
+      <w:start w:val="1"/>
+      <w:numFmt w:val="lowerRoman"/>
+      <w:lvlText w:val="%9."/>
+      <w:lvlJc w:val="right"/>
+      <w:pPr>
+        <w:ind w:left="7200" w:hanging="180"/>
+      </w:pPr>
+    </w:lvl>
+  </w:abstractNum>
   <w:num w:numId="1" w16cid:durableId="887297369">
+    <w:abstractNumId w:val="2"/>
+  </w:num>
+  <w:num w:numId="2" w16cid:durableId="2004043641">
+    <w:abstractNumId w:val="5"/>
+  </w:num>
+  <w:num w:numId="3" w16cid:durableId="807213146">
+    <w:abstractNumId w:val="10"/>
+  </w:num>
+  <w:num w:numId="4" w16cid:durableId="232856481">
+    <w:abstractNumId w:val="8"/>
+  </w:num>
+  <w:num w:numId="5" w16cid:durableId="1629556016">
+    <w:abstractNumId w:val="4"/>
+  </w:num>
+  <w:num w:numId="6" w16cid:durableId="1774588418">
+    <w:abstractNumId w:val="11"/>
+    <w:lvlOverride w:ilvl="0">
+      <w:startOverride w:val="1"/>
+    </w:lvlOverride>
+    <w:lvlOverride w:ilvl="1">
+      <w:startOverride w:val="1"/>
+    </w:lvlOverride>
+    <w:lvlOverride w:ilvl="2">
+      <w:startOverride w:val="1"/>
+    </w:lvlOverride>
+    <w:lvlOverride w:ilvl="3">
+      <w:startOverride w:val="1"/>
+    </w:lvlOverride>
+    <w:lvlOverride w:ilvl="4">
+      <w:startOverride w:val="1"/>
+    </w:lvlOverride>
+    <w:lvlOverride w:ilvl="5">
+      <w:startOverride w:val="1"/>
+    </w:lvlOverride>
+    <w:lvlOverride w:ilvl="6">
+      <w:startOverride w:val="1"/>
+    </w:lvlOverride>
+    <w:lvlOverride w:ilvl="7">
+      <w:startOverride w:val="1"/>
+    </w:lvlOverride>
+    <w:lvlOverride w:ilvl="8">
+      <w:startOverride w:val="1"/>
+    </w:lvlOverride>
+  </w:num>
+  <w:num w:numId="7" w16cid:durableId="623582671">
+    <w:abstractNumId w:val="1"/>
+    <w:lvlOverride w:ilvl="0">
+      <w:startOverride w:val="1"/>
+    </w:lvlOverride>
+    <w:lvlOverride w:ilvl="1">
+      <w:startOverride w:val="1"/>
+    </w:lvlOverride>
+    <w:lvlOverride w:ilvl="2">
+      <w:startOverride w:val="1"/>
+    </w:lvlOverride>
+    <w:lvlOverride w:ilvl="3">
+      <w:startOverride w:val="1"/>
+    </w:lvlOverride>
+    <w:lvlOverride w:ilvl="4">
+      <w:startOverride w:val="1"/>
+    </w:lvlOverride>
+    <w:lvlOverride w:ilvl="5">
+      <w:startOverride w:val="1"/>
+    </w:lvlOverride>
+    <w:lvlOverride w:ilvl="6">
+      <w:startOverride w:val="1"/>
+    </w:lvlOverride>
+    <w:lvlOverride w:ilvl="7">
+      <w:startOverride w:val="1"/>
+    </w:lvlOverride>
+    <w:lvlOverride w:ilvl="8">
+      <w:startOverride w:val="1"/>
+    </w:lvlOverride>
+  </w:num>
+  <w:num w:numId="8" w16cid:durableId="20594115">
+    <w:abstractNumId w:val="1"/>
+  </w:num>
+  <w:num w:numId="9" w16cid:durableId="881986857">
+    <w:abstractNumId w:val="12"/>
+  </w:num>
+  <w:num w:numId="10" w16cid:durableId="1286619816">
     <w:abstractNumId w:val="0"/>
   </w:num>
-  <w:num w:numId="2" w16cid:durableId="2004043641">
-    <w:abstractNumId w:val="2"/>
+  <w:num w:numId="11" w16cid:durableId="426273954">
+    <w:abstractNumId w:val="7"/>
+    <w:lvlOverride w:ilvl="0">
+      <w:startOverride w:val="1"/>
+    </w:lvlOverride>
+    <w:lvlOverride w:ilvl="1">
+      <w:startOverride w:val="1"/>
+    </w:lvlOverride>
+    <w:lvlOverride w:ilvl="2">
+      <w:startOverride w:val="1"/>
+    </w:lvlOverride>
+    <w:lvlOverride w:ilvl="3">
+      <w:startOverride w:val="1"/>
+    </w:lvlOverride>
+    <w:lvlOverride w:ilvl="4">
+      <w:startOverride w:val="1"/>
+    </w:lvlOverride>
+    <w:lvlOverride w:ilvl="5">
+      <w:startOverride w:val="1"/>
+    </w:lvlOverride>
+    <w:lvlOverride w:ilvl="6">
+      <w:startOverride w:val="1"/>
+    </w:lvlOverride>
+    <w:lvlOverride w:ilvl="7">
+      <w:startOverride w:val="1"/>
+    </w:lvlOverride>
+    <w:lvlOverride w:ilvl="8">
+      <w:startOverride w:val="1"/>
+    </w:lvlOverride>
   </w:num>
-  <w:num w:numId="3" w16cid:durableId="807213146">
-    <w:abstractNumId w:val="4"/>
+  <w:num w:numId="12" w16cid:durableId="816991744">
+    <w:abstractNumId w:val="6"/>
+    <w:lvlOverride w:ilvl="0">
+      <w:startOverride w:val="1"/>
+    </w:lvlOverride>
+    <w:lvlOverride w:ilvl="1">
+      <w:startOverride w:val="1"/>
+    </w:lvlOverride>
+    <w:lvlOverride w:ilvl="2">
+      <w:startOverride w:val="1"/>
+    </w:lvlOverride>
+    <w:lvlOverride w:ilvl="3">
+      <w:startOverride w:val="1"/>
+    </w:lvlOverride>
+    <w:lvlOverride w:ilvl="4">
+      <w:startOverride w:val="1"/>
+    </w:lvlOverride>
+    <w:lvlOverride w:ilvl="5">
+      <w:startOverride w:val="1"/>
+    </w:lvlOverride>
+    <w:lvlOverride w:ilvl="6">
+      <w:startOverride w:val="1"/>
+    </w:lvlOverride>
+    <w:lvlOverride w:ilvl="7">
+      <w:startOverride w:val="1"/>
+    </w:lvlOverride>
+    <w:lvlOverride w:ilvl="8">
+      <w:startOverride w:val="1"/>
+    </w:lvlOverride>
   </w:num>
-  <w:num w:numId="4" w16cid:durableId="232856481">
+  <w:num w:numId="13" w16cid:durableId="571236619">
     <w:abstractNumId w:val="3"/>
   </w:num>
-  <w:num w:numId="5" w16cid:durableId="1629556016">
-    <w:abstractNumId w:val="1"/>
+  <w:num w:numId="14" w16cid:durableId="723483451">
+    <w:abstractNumId w:val="9"/>
   </w:num>
 </w:numbering>
 </file>

--- a/Documentation/Dokumentācija.docx
+++ b/Documentation/Dokumentācija.docx
@@ -223,7 +223,7 @@
           <w:r>
             <w:fldChar w:fldCharType="separate"/>
           </w:r>
-          <w:hyperlink w:anchor="_Toc225717436" w:history="1">
+          <w:hyperlink w:anchor="_Toc225723225" w:history="1">
             <w:r>
               <w:rPr>
                 <w:rStyle w:val="Hyperlink"/>
@@ -250,7 +250,7 @@
                 <w:noProof/>
                 <w:webHidden/>
               </w:rPr>
-              <w:instrText xml:space="preserve"> PAGEREF _Toc225717436 \h </w:instrText>
+              <w:instrText xml:space="preserve"> PAGEREF _Toc225723225 \h </w:instrText>
             </w:r>
             <w:r>
               <w:rPr>
@@ -291,7 +291,7 @@
               <w:lang w:eastAsia="lv-LV"/>
             </w:rPr>
           </w:pPr>
-          <w:hyperlink w:anchor="_Toc225717437" w:history="1">
+          <w:hyperlink w:anchor="_Toc225723226" w:history="1">
             <w:r>
               <w:rPr>
                 <w:rStyle w:val="Hyperlink"/>
@@ -334,7 +334,7 @@
                 <w:noProof/>
                 <w:webHidden/>
               </w:rPr>
-              <w:instrText xml:space="preserve"> PAGEREF _Toc225717437 \h </w:instrText>
+              <w:instrText xml:space="preserve"> PAGEREF _Toc225723226 \h </w:instrText>
             </w:r>
             <w:r>
               <w:rPr>
@@ -375,7 +375,7 @@
               <w:lang w:eastAsia="lv-LV"/>
             </w:rPr>
           </w:pPr>
-          <w:hyperlink w:anchor="_Toc225717438" w:history="1">
+          <w:hyperlink w:anchor="_Toc225723227" w:history="1">
             <w:r>
               <w:rPr>
                 <w:rStyle w:val="Hyperlink"/>
@@ -418,7 +418,7 @@
                 <w:noProof/>
                 <w:webHidden/>
               </w:rPr>
-              <w:instrText xml:space="preserve"> PAGEREF _Toc225717438 \h </w:instrText>
+              <w:instrText xml:space="preserve"> PAGEREF _Toc225723227 \h </w:instrText>
             </w:r>
             <w:r>
               <w:rPr>
@@ -459,7 +459,7 @@
               <w:lang w:eastAsia="lv-LV"/>
             </w:rPr>
           </w:pPr>
-          <w:hyperlink w:anchor="_Toc225717439" w:history="1">
+          <w:hyperlink w:anchor="_Toc225723228" w:history="1">
             <w:r>
               <w:rPr>
                 <w:rStyle w:val="Hyperlink"/>
@@ -502,7 +502,7 @@
                 <w:noProof/>
                 <w:webHidden/>
               </w:rPr>
-              <w:instrText xml:space="preserve"> PAGEREF _Toc225717439 \h </w:instrText>
+              <w:instrText xml:space="preserve"> PAGEREF _Toc225723228 \h </w:instrText>
             </w:r>
             <w:r>
               <w:rPr>
@@ -543,7 +543,7 @@
               <w:lang w:eastAsia="lv-LV"/>
             </w:rPr>
           </w:pPr>
-          <w:hyperlink w:anchor="_Toc225717440" w:history="1">
+          <w:hyperlink w:anchor="_Toc225723229" w:history="1">
             <w:r>
               <w:rPr>
                 <w:rStyle w:val="Hyperlink"/>
@@ -586,7 +586,7 @@
                 <w:noProof/>
                 <w:webHidden/>
               </w:rPr>
-              <w:instrText xml:space="preserve"> PAGEREF _Toc225717440 \h </w:instrText>
+              <w:instrText xml:space="preserve"> PAGEREF _Toc225723229 \h </w:instrText>
             </w:r>
             <w:r>
               <w:rPr>
@@ -627,7 +627,7 @@
               <w:lang w:eastAsia="lv-LV"/>
             </w:rPr>
           </w:pPr>
-          <w:hyperlink w:anchor="_Toc225717441" w:history="1">
+          <w:hyperlink w:anchor="_Toc225723230" w:history="1">
             <w:r>
               <w:rPr>
                 <w:rStyle w:val="Hyperlink"/>
@@ -670,7 +670,7 @@
                 <w:noProof/>
                 <w:webHidden/>
               </w:rPr>
-              <w:instrText xml:space="preserve"> PAGEREF _Toc225717441 \h </w:instrText>
+              <w:instrText xml:space="preserve"> PAGEREF _Toc225723230 \h </w:instrText>
             </w:r>
             <w:r>
               <w:rPr>
@@ -711,7 +711,7 @@
               <w:lang w:eastAsia="lv-LV"/>
             </w:rPr>
           </w:pPr>
-          <w:hyperlink w:anchor="_Toc225717442" w:history="1">
+          <w:hyperlink w:anchor="_Toc225723231" w:history="1">
             <w:r>
               <w:rPr>
                 <w:rStyle w:val="Hyperlink"/>
@@ -754,7 +754,7 @@
                 <w:noProof/>
                 <w:webHidden/>
               </w:rPr>
-              <w:instrText xml:space="preserve"> PAGEREF _Toc225717442 \h </w:instrText>
+              <w:instrText xml:space="preserve"> PAGEREF _Toc225723231 \h </w:instrText>
             </w:r>
             <w:r>
               <w:rPr>
@@ -795,7 +795,7 @@
               <w:lang w:eastAsia="lv-LV"/>
             </w:rPr>
           </w:pPr>
-          <w:hyperlink w:anchor="_Toc225717443" w:history="1">
+          <w:hyperlink w:anchor="_Toc225723232" w:history="1">
             <w:r>
               <w:rPr>
                 <w:rStyle w:val="Hyperlink"/>
@@ -838,7 +838,7 @@
                 <w:noProof/>
                 <w:webHidden/>
               </w:rPr>
-              <w:instrText xml:space="preserve"> PAGEREF _Toc225717443 \h </w:instrText>
+              <w:instrText xml:space="preserve"> PAGEREF _Toc225723232 \h </w:instrText>
             </w:r>
             <w:r>
               <w:rPr>
@@ -879,7 +879,7 @@
               <w:lang w:eastAsia="lv-LV"/>
             </w:rPr>
           </w:pPr>
-          <w:hyperlink w:anchor="_Toc225717444" w:history="1">
+          <w:hyperlink w:anchor="_Toc225723233" w:history="1">
             <w:r>
               <w:rPr>
                 <w:rStyle w:val="Hyperlink"/>
@@ -922,7 +922,7 @@
                 <w:noProof/>
                 <w:webHidden/>
               </w:rPr>
-              <w:instrText xml:space="preserve"> PAGEREF _Toc225717444 \h </w:instrText>
+              <w:instrText xml:space="preserve"> PAGEREF _Toc225723233 \h </w:instrText>
             </w:r>
             <w:r>
               <w:rPr>
@@ -963,7 +963,7 @@
               <w:lang w:eastAsia="lv-LV"/>
             </w:rPr>
           </w:pPr>
-          <w:hyperlink w:anchor="_Toc225717445" w:history="1">
+          <w:hyperlink w:anchor="_Toc225723234" w:history="1">
             <w:r>
               <w:rPr>
                 <w:rStyle w:val="Hyperlink"/>
@@ -1006,7 +1006,7 @@
                 <w:noProof/>
                 <w:webHidden/>
               </w:rPr>
-              <w:instrText xml:space="preserve"> PAGEREF _Toc225717445 \h </w:instrText>
+              <w:instrText xml:space="preserve"> PAGEREF _Toc225723234 \h </w:instrText>
             </w:r>
             <w:r>
               <w:rPr>
@@ -1047,7 +1047,7 @@
               <w:lang w:eastAsia="lv-LV"/>
             </w:rPr>
           </w:pPr>
-          <w:hyperlink w:anchor="_Toc225717446" w:history="1">
+          <w:hyperlink w:anchor="_Toc225723235" w:history="1">
             <w:r>
               <w:rPr>
                 <w:rStyle w:val="Hyperlink"/>
@@ -1090,7 +1090,7 @@
                 <w:noProof/>
                 <w:webHidden/>
               </w:rPr>
-              <w:instrText xml:space="preserve"> PAGEREF _Toc225717446 \h </w:instrText>
+              <w:instrText xml:space="preserve"> PAGEREF _Toc225723235 \h </w:instrText>
             </w:r>
             <w:r>
               <w:rPr>
@@ -1131,7 +1131,7 @@
               <w:lang w:eastAsia="lv-LV"/>
             </w:rPr>
           </w:pPr>
-          <w:hyperlink w:anchor="_Toc225717447" w:history="1">
+          <w:hyperlink w:anchor="_Toc225723236" w:history="1">
             <w:r>
               <w:rPr>
                 <w:rStyle w:val="Hyperlink"/>
@@ -1174,7 +1174,7 @@
                 <w:noProof/>
                 <w:webHidden/>
               </w:rPr>
-              <w:instrText xml:space="preserve"> PAGEREF _Toc225717447 \h </w:instrText>
+              <w:instrText xml:space="preserve"> PAGEREF _Toc225723236 \h </w:instrText>
             </w:r>
             <w:r>
               <w:rPr>
@@ -1194,7 +1194,7 @@
                 <w:noProof/>
                 <w:webHidden/>
               </w:rPr>
-              <w:t>8</w:t>
+              <w:t>9</w:t>
             </w:r>
             <w:r>
               <w:rPr>
@@ -1215,7 +1215,7 @@
               <w:lang w:eastAsia="lv-LV"/>
             </w:rPr>
           </w:pPr>
-          <w:hyperlink w:anchor="_Toc225717448" w:history="1">
+          <w:hyperlink w:anchor="_Toc225723237" w:history="1">
             <w:r>
               <w:rPr>
                 <w:rStyle w:val="Hyperlink"/>
@@ -1258,7 +1258,7 @@
                 <w:noProof/>
                 <w:webHidden/>
               </w:rPr>
-              <w:instrText xml:space="preserve"> PAGEREF _Toc225717448 \h </w:instrText>
+              <w:instrText xml:space="preserve"> PAGEREF _Toc225723237 \h </w:instrText>
             </w:r>
             <w:r>
               <w:rPr>
@@ -1278,7 +1278,7 @@
                 <w:noProof/>
                 <w:webHidden/>
               </w:rPr>
-              <w:t>9</w:t>
+              <w:t>13</w:t>
             </w:r>
             <w:r>
               <w:rPr>
@@ -1299,7 +1299,7 @@
               <w:lang w:eastAsia="lv-LV"/>
             </w:rPr>
           </w:pPr>
-          <w:hyperlink w:anchor="_Toc225717449" w:history="1">
+          <w:hyperlink w:anchor="_Toc225723238" w:history="1">
             <w:r>
               <w:rPr>
                 <w:rStyle w:val="Hyperlink"/>
@@ -1342,7 +1342,7 @@
                 <w:noProof/>
                 <w:webHidden/>
               </w:rPr>
-              <w:instrText xml:space="preserve"> PAGEREF _Toc225717449 \h </w:instrText>
+              <w:instrText xml:space="preserve"> PAGEREF _Toc225723238 \h </w:instrText>
             </w:r>
             <w:r>
               <w:rPr>
@@ -1362,7 +1362,7 @@
                 <w:noProof/>
                 <w:webHidden/>
               </w:rPr>
-              <w:t>9</w:t>
+              <w:t>13</w:t>
             </w:r>
             <w:r>
               <w:rPr>
@@ -1383,7 +1383,7 @@
               <w:lang w:eastAsia="lv-LV"/>
             </w:rPr>
           </w:pPr>
-          <w:hyperlink w:anchor="_Toc225717450" w:history="1">
+          <w:hyperlink w:anchor="_Toc225723239" w:history="1">
             <w:r>
               <w:rPr>
                 <w:rStyle w:val="Hyperlink"/>
@@ -1426,7 +1426,7 @@
                 <w:noProof/>
                 <w:webHidden/>
               </w:rPr>
-              <w:instrText xml:space="preserve"> PAGEREF _Toc225717450 \h </w:instrText>
+              <w:instrText xml:space="preserve"> PAGEREF _Toc225723239 \h </w:instrText>
             </w:r>
             <w:r>
               <w:rPr>
@@ -1446,7 +1446,7 @@
                 <w:noProof/>
                 <w:webHidden/>
               </w:rPr>
-              <w:t>10</w:t>
+              <w:t>13</w:t>
             </w:r>
             <w:r>
               <w:rPr>
@@ -1467,7 +1467,7 @@
               <w:lang w:eastAsia="lv-LV"/>
             </w:rPr>
           </w:pPr>
-          <w:hyperlink w:anchor="_Toc225717451" w:history="1">
+          <w:hyperlink w:anchor="_Toc225723240" w:history="1">
             <w:r>
               <w:rPr>
                 <w:rStyle w:val="Hyperlink"/>
@@ -1510,7 +1510,7 @@
                 <w:noProof/>
                 <w:webHidden/>
               </w:rPr>
-              <w:instrText xml:space="preserve"> PAGEREF _Toc225717451 \h </w:instrText>
+              <w:instrText xml:space="preserve"> PAGEREF _Toc225723240 \h </w:instrText>
             </w:r>
             <w:r>
               <w:rPr>
@@ -1530,7 +1530,7 @@
                 <w:noProof/>
                 <w:webHidden/>
               </w:rPr>
-              <w:t>10</w:t>
+              <w:t>13</w:t>
             </w:r>
             <w:r>
               <w:rPr>
@@ -1551,7 +1551,7 @@
               <w:lang w:eastAsia="lv-LV"/>
             </w:rPr>
           </w:pPr>
-          <w:hyperlink w:anchor="_Toc225717452" w:history="1">
+          <w:hyperlink w:anchor="_Toc225723241" w:history="1">
             <w:r>
               <w:rPr>
                 <w:rStyle w:val="Hyperlink"/>
@@ -1594,7 +1594,7 @@
                 <w:noProof/>
                 <w:webHidden/>
               </w:rPr>
-              <w:instrText xml:space="preserve"> PAGEREF _Toc225717452 \h </w:instrText>
+              <w:instrText xml:space="preserve"> PAGEREF _Toc225723241 \h </w:instrText>
             </w:r>
             <w:r>
               <w:rPr>
@@ -1614,7 +1614,7 @@
                 <w:noProof/>
                 <w:webHidden/>
               </w:rPr>
-              <w:t>10</w:t>
+              <w:t>14</w:t>
             </w:r>
             <w:r>
               <w:rPr>
@@ -1635,7 +1635,7 @@
               <w:lang w:eastAsia="lv-LV"/>
             </w:rPr>
           </w:pPr>
-          <w:hyperlink w:anchor="_Toc225717453" w:history="1">
+          <w:hyperlink w:anchor="_Toc225723242" w:history="1">
             <w:r>
               <w:rPr>
                 <w:rStyle w:val="Hyperlink"/>
@@ -1678,7 +1678,7 @@
                 <w:noProof/>
                 <w:webHidden/>
               </w:rPr>
-              <w:instrText xml:space="preserve"> PAGEREF _Toc225717453 \h </w:instrText>
+              <w:instrText xml:space="preserve"> PAGEREF _Toc225723242 \h </w:instrText>
             </w:r>
             <w:r>
               <w:rPr>
@@ -1698,7 +1698,7 @@
                 <w:noProof/>
                 <w:webHidden/>
               </w:rPr>
-              <w:t>11</w:t>
+              <w:t>15</w:t>
             </w:r>
             <w:r>
               <w:rPr>
@@ -1719,7 +1719,7 @@
               <w:lang w:eastAsia="lv-LV"/>
             </w:rPr>
           </w:pPr>
-          <w:hyperlink w:anchor="_Toc225717454" w:history="1">
+          <w:hyperlink w:anchor="_Toc225723243" w:history="1">
             <w:r>
               <w:rPr>
                 <w:rStyle w:val="Hyperlink"/>
@@ -1762,7 +1762,7 @@
                 <w:noProof/>
                 <w:webHidden/>
               </w:rPr>
-              <w:instrText xml:space="preserve"> PAGEREF _Toc225717454 \h </w:instrText>
+              <w:instrText xml:space="preserve"> PAGEREF _Toc225723243 \h </w:instrText>
             </w:r>
             <w:r>
               <w:rPr>
@@ -1782,7 +1782,7 @@
                 <w:noProof/>
                 <w:webHidden/>
               </w:rPr>
-              <w:t>11</w:t>
+              <w:t>15</w:t>
             </w:r>
             <w:r>
               <w:rPr>
@@ -1803,7 +1803,7 @@
               <w:lang w:eastAsia="lv-LV"/>
             </w:rPr>
           </w:pPr>
-          <w:hyperlink w:anchor="_Toc225717455" w:history="1">
+          <w:hyperlink w:anchor="_Toc225723244" w:history="1">
             <w:r>
               <w:rPr>
                 <w:rStyle w:val="Hyperlink"/>
@@ -1846,7 +1846,7 @@
                 <w:noProof/>
                 <w:webHidden/>
               </w:rPr>
-              <w:instrText xml:space="preserve"> PAGEREF _Toc225717455 \h </w:instrText>
+              <w:instrText xml:space="preserve"> PAGEREF _Toc225723244 \h </w:instrText>
             </w:r>
             <w:r>
               <w:rPr>
@@ -1866,7 +1866,7 @@
                 <w:noProof/>
                 <w:webHidden/>
               </w:rPr>
-              <w:t>11</w:t>
+              <w:t>15</w:t>
             </w:r>
             <w:r>
               <w:rPr>
@@ -1887,7 +1887,7 @@
               <w:lang w:eastAsia="lv-LV"/>
             </w:rPr>
           </w:pPr>
-          <w:hyperlink w:anchor="_Toc225717456" w:history="1">
+          <w:hyperlink w:anchor="_Toc225723245" w:history="1">
             <w:r>
               <w:rPr>
                 <w:rStyle w:val="Hyperlink"/>
@@ -1930,7 +1930,7 @@
                 <w:noProof/>
                 <w:webHidden/>
               </w:rPr>
-              <w:instrText xml:space="preserve"> PAGEREF _Toc225717456 \h </w:instrText>
+              <w:instrText xml:space="preserve"> PAGEREF _Toc225723245 \h </w:instrText>
             </w:r>
             <w:r>
               <w:rPr>
@@ -1950,7 +1950,7 @@
                 <w:noProof/>
                 <w:webHidden/>
               </w:rPr>
-              <w:t>11</w:t>
+              <w:t>15</w:t>
             </w:r>
             <w:r>
               <w:rPr>
@@ -1971,7 +1971,7 @@
               <w:lang w:eastAsia="lv-LV"/>
             </w:rPr>
           </w:pPr>
-          <w:hyperlink w:anchor="_Toc225717457" w:history="1">
+          <w:hyperlink w:anchor="_Toc225723246" w:history="1">
             <w:r>
               <w:rPr>
                 <w:rStyle w:val="Hyperlink"/>
@@ -2014,7 +2014,7 @@
                 <w:noProof/>
                 <w:webHidden/>
               </w:rPr>
-              <w:instrText xml:space="preserve"> PAGEREF _Toc225717457 \h </w:instrText>
+              <w:instrText xml:space="preserve"> PAGEREF _Toc225723246 \h </w:instrText>
             </w:r>
             <w:r>
               <w:rPr>
@@ -2034,7 +2034,7 @@
                 <w:noProof/>
                 <w:webHidden/>
               </w:rPr>
-              <w:t>11</w:t>
+              <w:t>15</w:t>
             </w:r>
             <w:r>
               <w:rPr>
@@ -2055,7 +2055,7 @@
               <w:lang w:eastAsia="lv-LV"/>
             </w:rPr>
           </w:pPr>
-          <w:hyperlink w:anchor="_Toc225717458" w:history="1">
+          <w:hyperlink w:anchor="_Toc225723247" w:history="1">
             <w:r>
               <w:rPr>
                 <w:rStyle w:val="Hyperlink"/>
@@ -2098,7 +2098,7 @@
                 <w:noProof/>
                 <w:webHidden/>
               </w:rPr>
-              <w:instrText xml:space="preserve"> PAGEREF _Toc225717458 \h </w:instrText>
+              <w:instrText xml:space="preserve"> PAGEREF _Toc225723247 \h </w:instrText>
             </w:r>
             <w:r>
               <w:rPr>
@@ -2118,7 +2118,7 @@
                 <w:noProof/>
                 <w:webHidden/>
               </w:rPr>
-              <w:t>12</w:t>
+              <w:t>16</w:t>
             </w:r>
             <w:r>
               <w:rPr>
@@ -2139,7 +2139,7 @@
               <w:lang w:eastAsia="lv-LV"/>
             </w:rPr>
           </w:pPr>
-          <w:hyperlink w:anchor="_Toc225717459" w:history="1">
+          <w:hyperlink w:anchor="_Toc225723248" w:history="1">
             <w:r>
               <w:rPr>
                 <w:rStyle w:val="Hyperlink"/>
@@ -2182,7 +2182,7 @@
                 <w:noProof/>
                 <w:webHidden/>
               </w:rPr>
-              <w:instrText xml:space="preserve"> PAGEREF _Toc225717459 \h </w:instrText>
+              <w:instrText xml:space="preserve"> PAGEREF _Toc225723248 \h </w:instrText>
             </w:r>
             <w:r>
               <w:rPr>
@@ -2202,7 +2202,7 @@
                 <w:noProof/>
                 <w:webHidden/>
               </w:rPr>
-              <w:t>12</w:t>
+              <w:t>16</w:t>
             </w:r>
             <w:r>
               <w:rPr>
@@ -2223,7 +2223,7 @@
               <w:lang w:eastAsia="lv-LV"/>
             </w:rPr>
           </w:pPr>
-          <w:hyperlink w:anchor="_Toc225717460" w:history="1">
+          <w:hyperlink w:anchor="_Toc225723249" w:history="1">
             <w:r>
               <w:rPr>
                 <w:rStyle w:val="Hyperlink"/>
@@ -2266,7 +2266,7 @@
                 <w:noProof/>
                 <w:webHidden/>
               </w:rPr>
-              <w:instrText xml:space="preserve"> PAGEREF _Toc225717460 \h </w:instrText>
+              <w:instrText xml:space="preserve"> PAGEREF _Toc225723249 \h </w:instrText>
             </w:r>
             <w:r>
               <w:rPr>
@@ -2286,7 +2286,7 @@
                 <w:noProof/>
                 <w:webHidden/>
               </w:rPr>
-              <w:t>12</w:t>
+              <w:t>16</w:t>
             </w:r>
             <w:r>
               <w:rPr>
@@ -2307,7 +2307,7 @@
               <w:lang w:eastAsia="lv-LV"/>
             </w:rPr>
           </w:pPr>
-          <w:hyperlink w:anchor="_Toc225717461" w:history="1">
+          <w:hyperlink w:anchor="_Toc225723250" w:history="1">
             <w:r>
               <w:rPr>
                 <w:rStyle w:val="Hyperlink"/>
@@ -2350,7 +2350,7 @@
                 <w:noProof/>
                 <w:webHidden/>
               </w:rPr>
-              <w:instrText xml:space="preserve"> PAGEREF _Toc225717461 \h </w:instrText>
+              <w:instrText xml:space="preserve"> PAGEREF _Toc225723250 \h </w:instrText>
             </w:r>
             <w:r>
               <w:rPr>
@@ -2370,7 +2370,7 @@
                 <w:noProof/>
                 <w:webHidden/>
               </w:rPr>
-              <w:t>12</w:t>
+              <w:t>16</w:t>
             </w:r>
             <w:r>
               <w:rPr>
@@ -2391,7 +2391,7 @@
               <w:lang w:eastAsia="lv-LV"/>
             </w:rPr>
           </w:pPr>
-          <w:hyperlink w:anchor="_Toc225717462" w:history="1">
+          <w:hyperlink w:anchor="_Toc225723251" w:history="1">
             <w:r>
               <w:rPr>
                 <w:rStyle w:val="Hyperlink"/>
@@ -2434,7 +2434,7 @@
                 <w:noProof/>
                 <w:webHidden/>
               </w:rPr>
-              <w:instrText xml:space="preserve"> PAGEREF _Toc225717462 \h </w:instrText>
+              <w:instrText xml:space="preserve"> PAGEREF _Toc225723251 \h </w:instrText>
             </w:r>
             <w:r>
               <w:rPr>
@@ -2454,7 +2454,7 @@
                 <w:noProof/>
                 <w:webHidden/>
               </w:rPr>
-              <w:t>13</w:t>
+              <w:t>17</w:t>
             </w:r>
             <w:r>
               <w:rPr>
@@ -2475,7 +2475,7 @@
               <w:lang w:eastAsia="lv-LV"/>
             </w:rPr>
           </w:pPr>
-          <w:hyperlink w:anchor="_Toc225717463" w:history="1">
+          <w:hyperlink w:anchor="_Toc225723252" w:history="1">
             <w:r>
               <w:rPr>
                 <w:rStyle w:val="Hyperlink"/>
@@ -2518,7 +2518,7 @@
                 <w:noProof/>
                 <w:webHidden/>
               </w:rPr>
-              <w:instrText xml:space="preserve"> PAGEREF _Toc225717463 \h </w:instrText>
+              <w:instrText xml:space="preserve"> PAGEREF _Toc225723252 \h </w:instrText>
             </w:r>
             <w:r>
               <w:rPr>
@@ -2538,7 +2538,7 @@
                 <w:noProof/>
                 <w:webHidden/>
               </w:rPr>
-              <w:t>13</w:t>
+              <w:t>17</w:t>
             </w:r>
             <w:r>
               <w:rPr>
@@ -2559,7 +2559,7 @@
               <w:lang w:eastAsia="lv-LV"/>
             </w:rPr>
           </w:pPr>
-          <w:hyperlink w:anchor="_Toc225717464" w:history="1">
+          <w:hyperlink w:anchor="_Toc225723253" w:history="1">
             <w:r>
               <w:rPr>
                 <w:rStyle w:val="Hyperlink"/>
@@ -2602,7 +2602,7 @@
                 <w:noProof/>
                 <w:webHidden/>
               </w:rPr>
-              <w:instrText xml:space="preserve"> PAGEREF _Toc225717464 \h </w:instrText>
+              <w:instrText xml:space="preserve"> PAGEREF _Toc225723253 \h </w:instrText>
             </w:r>
             <w:r>
               <w:rPr>
@@ -2622,7 +2622,7 @@
                 <w:noProof/>
                 <w:webHidden/>
               </w:rPr>
-              <w:t>14</w:t>
+              <w:t>18</w:t>
             </w:r>
             <w:r>
               <w:rPr>
@@ -2643,7 +2643,7 @@
               <w:lang w:eastAsia="lv-LV"/>
             </w:rPr>
           </w:pPr>
-          <w:hyperlink w:anchor="_Toc225717465" w:history="1">
+          <w:hyperlink w:anchor="_Toc225723254" w:history="1">
             <w:r>
               <w:rPr>
                 <w:rStyle w:val="Hyperlink"/>
@@ -2686,7 +2686,7 @@
                 <w:noProof/>
                 <w:webHidden/>
               </w:rPr>
-              <w:instrText xml:space="preserve"> PAGEREF _Toc225717465 \h </w:instrText>
+              <w:instrText xml:space="preserve"> PAGEREF _Toc225723254 \h </w:instrText>
             </w:r>
             <w:r>
               <w:rPr>
@@ -2706,7 +2706,7 @@
                 <w:noProof/>
                 <w:webHidden/>
               </w:rPr>
-              <w:t>14</w:t>
+              <w:t>18</w:t>
             </w:r>
             <w:r>
               <w:rPr>
@@ -2727,7 +2727,7 @@
               <w:lang w:eastAsia="lv-LV"/>
             </w:rPr>
           </w:pPr>
-          <w:hyperlink w:anchor="_Toc225717466" w:history="1">
+          <w:hyperlink w:anchor="_Toc225723255" w:history="1">
             <w:r>
               <w:rPr>
                 <w:rStyle w:val="Hyperlink"/>
@@ -2770,7 +2770,7 @@
                 <w:noProof/>
                 <w:webHidden/>
               </w:rPr>
-              <w:instrText xml:space="preserve"> PAGEREF _Toc225717466 \h </w:instrText>
+              <w:instrText xml:space="preserve"> PAGEREF _Toc225723255 \h </w:instrText>
             </w:r>
             <w:r>
               <w:rPr>
@@ -2790,7 +2790,7 @@
                 <w:noProof/>
                 <w:webHidden/>
               </w:rPr>
-              <w:t>14</w:t>
+              <w:t>18</w:t>
             </w:r>
             <w:r>
               <w:rPr>
@@ -2811,7 +2811,7 @@
               <w:lang w:eastAsia="lv-LV"/>
             </w:rPr>
           </w:pPr>
-          <w:hyperlink w:anchor="_Toc225717467" w:history="1">
+          <w:hyperlink w:anchor="_Toc225723256" w:history="1">
             <w:r>
               <w:rPr>
                 <w:rStyle w:val="Hyperlink"/>
@@ -2854,7 +2854,7 @@
                 <w:noProof/>
                 <w:webHidden/>
               </w:rPr>
-              <w:instrText xml:space="preserve"> PAGEREF _Toc225717467 \h </w:instrText>
+              <w:instrText xml:space="preserve"> PAGEREF _Toc225723256 \h </w:instrText>
             </w:r>
             <w:r>
               <w:rPr>
@@ -2874,7 +2874,7 @@
                 <w:noProof/>
                 <w:webHidden/>
               </w:rPr>
-              <w:t>15</w:t>
+              <w:t>19</w:t>
             </w:r>
             <w:r>
               <w:rPr>
@@ -2895,7 +2895,7 @@
               <w:lang w:eastAsia="lv-LV"/>
             </w:rPr>
           </w:pPr>
-          <w:hyperlink w:anchor="_Toc225717468" w:history="1">
+          <w:hyperlink w:anchor="_Toc225723257" w:history="1">
             <w:r>
               <w:rPr>
                 <w:rStyle w:val="Hyperlink"/>
@@ -2938,7 +2938,7 @@
                 <w:noProof/>
                 <w:webHidden/>
               </w:rPr>
-              <w:instrText xml:space="preserve"> PAGEREF _Toc225717468 \h </w:instrText>
+              <w:instrText xml:space="preserve"> PAGEREF _Toc225723257 \h </w:instrText>
             </w:r>
             <w:r>
               <w:rPr>
@@ -2958,7 +2958,7 @@
                 <w:noProof/>
                 <w:webHidden/>
               </w:rPr>
-              <w:t>17</w:t>
+              <w:t>21</w:t>
             </w:r>
             <w:r>
               <w:rPr>
@@ -2979,7 +2979,7 @@
               <w:lang w:eastAsia="lv-LV"/>
             </w:rPr>
           </w:pPr>
-          <w:hyperlink w:anchor="_Toc225717469" w:history="1">
+          <w:hyperlink w:anchor="_Toc225723258" w:history="1">
             <w:r>
               <w:rPr>
                 <w:rStyle w:val="Hyperlink"/>
@@ -3022,7 +3022,7 @@
                 <w:noProof/>
                 <w:webHidden/>
               </w:rPr>
-              <w:instrText xml:space="preserve"> PAGEREF _Toc225717469 \h </w:instrText>
+              <w:instrText xml:space="preserve"> PAGEREF _Toc225723258 \h </w:instrText>
             </w:r>
             <w:r>
               <w:rPr>
@@ -3042,7 +3042,7 @@
                 <w:noProof/>
                 <w:webHidden/>
               </w:rPr>
-              <w:t>17</w:t>
+              <w:t>21</w:t>
             </w:r>
             <w:r>
               <w:rPr>
@@ -3063,7 +3063,7 @@
               <w:lang w:eastAsia="lv-LV"/>
             </w:rPr>
           </w:pPr>
-          <w:hyperlink w:anchor="_Toc225717470" w:history="1">
+          <w:hyperlink w:anchor="_Toc225723259" w:history="1">
             <w:r>
               <w:rPr>
                 <w:rStyle w:val="Hyperlink"/>
@@ -3106,7 +3106,7 @@
                 <w:noProof/>
                 <w:webHidden/>
               </w:rPr>
-              <w:instrText xml:space="preserve"> PAGEREF _Toc225717470 \h </w:instrText>
+              <w:instrText xml:space="preserve"> PAGEREF _Toc225723259 \h </w:instrText>
             </w:r>
             <w:r>
               <w:rPr>
@@ -3126,7 +3126,7 @@
                 <w:noProof/>
                 <w:webHidden/>
               </w:rPr>
-              <w:t>18</w:t>
+              <w:t>22</w:t>
             </w:r>
             <w:r>
               <w:rPr>
@@ -3147,7 +3147,7 @@
               <w:lang w:eastAsia="lv-LV"/>
             </w:rPr>
           </w:pPr>
-          <w:hyperlink w:anchor="_Toc225717471" w:history="1">
+          <w:hyperlink w:anchor="_Toc225723260" w:history="1">
             <w:r>
               <w:rPr>
                 <w:rStyle w:val="Hyperlink"/>
@@ -3190,7 +3190,7 @@
                 <w:noProof/>
                 <w:webHidden/>
               </w:rPr>
-              <w:instrText xml:space="preserve"> PAGEREF _Toc225717471 \h </w:instrText>
+              <w:instrText xml:space="preserve"> PAGEREF _Toc225723260 \h </w:instrText>
             </w:r>
             <w:r>
               <w:rPr>
@@ -3210,7 +3210,7 @@
                 <w:noProof/>
                 <w:webHidden/>
               </w:rPr>
-              <w:t>19</w:t>
+              <w:t>23</w:t>
             </w:r>
             <w:r>
               <w:rPr>
@@ -3263,7 +3263,7 @@
           <w:numId w:val="0"/>
         </w:numPr>
       </w:pPr>
-      <w:bookmarkStart w:id="0" w:name="_Toc225717436"/>
+      <w:bookmarkStart w:id="0" w:name="_Toc225723225"/>
       <w:r>
         <w:lastRenderedPageBreak/>
         <w:t>Ievads</w:t>
@@ -3381,7 +3381,7 @@
       <w:pPr>
         <w:pStyle w:val="Heading1"/>
       </w:pPr>
-      <w:bookmarkStart w:id="1" w:name="_Toc225717437"/>
+      <w:bookmarkStart w:id="1" w:name="_Toc225723226"/>
       <w:r>
         <w:lastRenderedPageBreak/>
         <w:t>Uzdevuma formulējums</w:t>
@@ -3392,7 +3392,7 @@
       <w:pPr>
         <w:pStyle w:val="Heading2"/>
       </w:pPr>
-      <w:bookmarkStart w:id="2" w:name="_Toc225717438"/>
+      <w:bookmarkStart w:id="2" w:name="_Toc225723227"/>
       <w:r>
         <w:t>Vispārīgais formulējums</w:t>
       </w:r>
@@ -3484,7 +3484,7 @@
       <w:pPr>
         <w:pStyle w:val="Heading2"/>
       </w:pPr>
-      <w:bookmarkStart w:id="3" w:name="_Toc225717439"/>
+      <w:bookmarkStart w:id="3" w:name="_Toc225723228"/>
       <w:r>
         <w:t>Projektēšanas formulējums</w:t>
       </w:r>
@@ -3528,7 +3528,7 @@
       <w:pPr>
         <w:pStyle w:val="Heading2"/>
       </w:pPr>
-      <w:bookmarkStart w:id="4" w:name="_Toc225717440"/>
+      <w:bookmarkStart w:id="4" w:name="_Toc225723229"/>
       <w:r>
         <w:t>Izstrādes formulējums</w:t>
       </w:r>
@@ -3546,7 +3546,7 @@
       <w:pPr>
         <w:pStyle w:val="Heading2"/>
       </w:pPr>
-      <w:bookmarkStart w:id="5" w:name="_Toc225717441"/>
+      <w:bookmarkStart w:id="5" w:name="_Toc225723230"/>
       <w:r>
         <w:lastRenderedPageBreak/>
         <w:t>Testēšanas formulējums</w:t>
@@ -3583,7 +3583,7 @@
       <w:pPr>
         <w:pStyle w:val="Heading1"/>
       </w:pPr>
-      <w:bookmarkStart w:id="6" w:name="_Toc225717442"/>
+      <w:bookmarkStart w:id="6" w:name="_Toc225723231"/>
       <w:r>
         <w:lastRenderedPageBreak/>
         <w:t>Programmatūras prasību specifikācija</w:t>
@@ -3599,7 +3599,7 @@
       <w:pPr>
         <w:pStyle w:val="Heading2"/>
       </w:pPr>
-      <w:bookmarkStart w:id="7" w:name="_Toc225717443"/>
+      <w:bookmarkStart w:id="7" w:name="_Toc225723232"/>
       <w:r>
         <w:t>Projekta perspektīva</w:t>
       </w:r>
@@ -3626,7 +3626,7 @@
       <w:pPr>
         <w:pStyle w:val="Heading2"/>
       </w:pPr>
-      <w:bookmarkStart w:id="8" w:name="_Toc225717444"/>
+      <w:bookmarkStart w:id="8" w:name="_Toc225723233"/>
       <w:r>
         <w:t>Funkcionālās prasības</w:t>
       </w:r>
@@ -3636,7 +3636,7 @@
       <w:pPr>
         <w:pStyle w:val="Heading3"/>
       </w:pPr>
-      <w:bookmarkStart w:id="9" w:name="_Toc225717445"/>
+      <w:bookmarkStart w:id="9" w:name="_Toc225723234"/>
       <w:r>
         <w:t>Galvenā izvēlne</w:t>
       </w:r>
@@ -3982,7 +3982,7 @@
       <w:pPr>
         <w:pStyle w:val="Heading3"/>
       </w:pPr>
-      <w:bookmarkStart w:id="10" w:name="_Toc225717446"/>
+      <w:bookmarkStart w:id="10" w:name="_Toc225723235"/>
       <w:r>
         <w:t>Līmeņu atlase</w:t>
       </w:r>
@@ -4439,7 +4439,7 @@
       <w:pPr>
         <w:pStyle w:val="Heading3"/>
       </w:pPr>
-      <w:bookmarkStart w:id="12" w:name="_Toc225717447"/>
+      <w:bookmarkStart w:id="12" w:name="_Toc225723236"/>
       <w:r>
         <w:t>Spēles laukuma aina</w:t>
       </w:r>
@@ -5196,6 +5196,9 @@
         <w:t xml:space="preserve"> Noņem ierīci no laukuma un atlikušo atlasīto ierīču skaitu palielina.</w:t>
       </w:r>
     </w:p>
+    <w:p/>
+    <w:p/>
+    <w:p/>
     <w:p>
       <w:pPr>
         <w:pStyle w:val="ListParagraph"/>
@@ -5213,15 +5216,84 @@
           <w:b/>
           <w:bCs/>
         </w:rPr>
+        <w:lastRenderedPageBreak/>
         <w:t>Pārvirze uz izlūku vai ierīču koriģēšanu</w:t>
       </w:r>
     </w:p>
     <w:p>
+      <w:r>
+        <w:rPr>
+          <w:u w:val="single"/>
+        </w:rPr>
+        <w:t>Mērķis</w:t>
+      </w:r>
+      <w:r>
+        <w:t xml:space="preserve">: </w:t>
+      </w:r>
+      <w:r>
+        <w:t>Turpināt spēles gaitu pēc ierīču ievietošanu laukumā</w:t>
+      </w:r>
+      <w:r>
+        <w:t>.</w:t>
+      </w:r>
+    </w:p>
+    <w:p>
+      <w:r>
+        <w:rPr>
+          <w:u w:val="single"/>
+        </w:rPr>
+        <w:t>Ievaddati</w:t>
+      </w:r>
+      <w:r>
+        <w:t xml:space="preserve">: </w:t>
+      </w:r>
+      <w:r>
+        <w:t>“Turpināt” poga</w:t>
+      </w:r>
+      <w:r>
+        <w:t>.</w:t>
+      </w:r>
+    </w:p>
+    <w:p>
+      <w:r>
+        <w:rPr>
+          <w:u w:val="single"/>
+        </w:rPr>
+        <w:t>Apstrāde</w:t>
+      </w:r>
+      <w:r>
+        <w:t>:</w:t>
+      </w:r>
+    </w:p>
+    <w:p>
+      <w:pPr>
+        <w:pStyle w:val="ListParagraph"/>
+        <w:numPr>
+          <w:ilvl w:val="0"/>
+          <w:numId w:val="15"/>
+        </w:numPr>
+      </w:pPr>
+      <w:r>
+        <w:t>Pārbauda līmeņa nosacījumus</w:t>
+      </w:r>
+    </w:p>
+    <w:p>
+      <w:pPr>
+        <w:pStyle w:val="ListParagraph"/>
+        <w:numPr>
+          <w:ilvl w:val="0"/>
+          <w:numId w:val="15"/>
+        </w:numPr>
+      </w:pPr>
+      <w:r>
+        <w:t>Ja atbilst nosacījumi, tad notiek pārvirze vai izlūku izsaukšana, ja laukumā ir aizklāti laukumi.</w:t>
+      </w:r>
+    </w:p>
+    <w:p>
       <w:pPr>
         <w:pStyle w:val="Heading4"/>
       </w:pPr>
       <w:r>
-        <w:lastRenderedPageBreak/>
         <w:t>Izlūku izsaukšana</w:t>
       </w:r>
     </w:p>
@@ -5246,6 +5318,104 @@
       </w:r>
     </w:p>
     <w:p>
+      <w:r>
+        <w:rPr>
+          <w:u w:val="single"/>
+        </w:rPr>
+        <w:t>Mērķis</w:t>
+      </w:r>
+      <w:r>
+        <w:t xml:space="preserve">: </w:t>
+      </w:r>
+      <w:r>
+        <w:t>Pēc līmeņa nosacījuma piedāvāt izlūku, lai noņemtu aizsegušus laukumus pēc loterijas</w:t>
+      </w:r>
+      <w:r>
+        <w:t>.</w:t>
+      </w:r>
+    </w:p>
+    <w:p>
+      <w:r>
+        <w:rPr>
+          <w:u w:val="single"/>
+        </w:rPr>
+        <w:t>Ievaddati</w:t>
+      </w:r>
+      <w:r>
+        <w:t xml:space="preserve">: </w:t>
+      </w:r>
+      <w:r>
+        <w:t>Piedāvājuma dialoglogs</w:t>
+      </w:r>
+      <w:r>
+        <w:t>.</w:t>
+      </w:r>
+    </w:p>
+    <w:p>
+      <w:r>
+        <w:rPr>
+          <w:u w:val="single"/>
+        </w:rPr>
+        <w:t>Apstrāde</w:t>
+      </w:r>
+      <w:r>
+        <w:t>:</w:t>
+      </w:r>
+    </w:p>
+    <w:p>
+      <w:pPr>
+        <w:pStyle w:val="ListParagraph"/>
+        <w:numPr>
+          <w:ilvl w:val="0"/>
+          <w:numId w:val="17"/>
+        </w:numPr>
+      </w:pPr>
+      <w:r>
+        <w:t xml:space="preserve">Nejauši izvēlas skaitli no 1 līdz desmit, kuru laimīgais skaits var svārstīties no </w:t>
+      </w:r>
+      <w:r>
+        <w:t>4 līdz 8.</w:t>
+      </w:r>
+    </w:p>
+    <w:p>
+      <w:pPr>
+        <w:pStyle w:val="ListParagraph"/>
+        <w:numPr>
+          <w:ilvl w:val="0"/>
+          <w:numId w:val="17"/>
+        </w:numPr>
+      </w:pPr>
+      <w:r>
+        <w:t>Ja tiek izvēlēts laimīgais skaitlis, tad noņemt aizsegušus laukumus</w:t>
+      </w:r>
+      <w:r>
+        <w:t>,</w:t>
+      </w:r>
+      <w:r>
+        <w:t xml:space="preserve"> </w:t>
+      </w:r>
+      <w:r>
+        <w:t>tad</w:t>
+      </w:r>
+      <w:r>
+        <w:t xml:space="preserve"> pārvirza uz ierīču koriģēšanas stadiju</w:t>
+      </w:r>
+      <w:r>
+        <w:t xml:space="preserve"> neatkarīgi no laimīgā skaitļa atlases</w:t>
+      </w:r>
+      <w:r>
+        <w:t>.</w:t>
+      </w:r>
+    </w:p>
+    <w:p>
+      <w:pPr>
+        <w:pStyle w:val="Heading4"/>
+      </w:pPr>
+      <w:r>
+        <w:t>Ierīču koriģēšana</w:t>
+      </w:r>
+    </w:p>
+    <w:p>
       <w:pPr>
         <w:pStyle w:val="ListParagraph"/>
         <w:numPr>
@@ -5262,7 +5432,79 @@
           <w:b/>
           <w:bCs/>
         </w:rPr>
-        <w:t>Slēpto laukumu rādīšana</w:t>
+        <w:t>Ierī</w:t>
+      </w:r>
+      <w:r>
+        <w:rPr>
+          <w:b/>
+          <w:bCs/>
+        </w:rPr>
+        <w:t>ces</w:t>
+      </w:r>
+      <w:r>
+        <w:rPr>
+          <w:b/>
+          <w:bCs/>
+        </w:rPr>
+        <w:t xml:space="preserve"> atlase</w:t>
+      </w:r>
+      <w:r>
+        <w:rPr>
+          <w:b/>
+          <w:bCs/>
+        </w:rPr>
+        <w:t xml:space="preserve"> laukumā</w:t>
+      </w:r>
+    </w:p>
+    <w:p>
+      <w:r>
+        <w:rPr>
+          <w:u w:val="single"/>
+        </w:rPr>
+        <w:t>Mērķis</w:t>
+      </w:r>
+      <w:r>
+        <w:t xml:space="preserve">: </w:t>
+      </w:r>
+      <w:r>
+        <w:t>Dot iespēju spēlētājam atlasīt ierīci laukumā, lai veiktu koriģēšanu.</w:t>
+      </w:r>
+      <w:r>
+        <w:t xml:space="preserve"> </w:t>
+      </w:r>
+    </w:p>
+    <w:p>
+      <w:r>
+        <w:rPr>
+          <w:u w:val="single"/>
+        </w:rPr>
+        <w:t>Ievaddati</w:t>
+      </w:r>
+      <w:r>
+        <w:t xml:space="preserve">: </w:t>
+      </w:r>
+      <w:r>
+        <w:t>Spēlētāja ierīce, kura ir atzīmēta laukumā</w:t>
+      </w:r>
+    </w:p>
+    <w:p>
+      <w:r>
+        <w:rPr>
+          <w:u w:val="single"/>
+        </w:rPr>
+        <w:t>Apstrāde</w:t>
+      </w:r>
+      <w:r>
+        <w:t>:</w:t>
+      </w:r>
+      <w:r>
+        <w:t xml:space="preserve"> Pēc nospiešanas ierīce tiek atlasīta šajā stadijā</w:t>
+      </w:r>
+      <w:r>
+        <w:t xml:space="preserve"> un rodas koriģēšanas logs</w:t>
+      </w:r>
+      <w:r>
+        <w:t>.</w:t>
       </w:r>
     </w:p>
     <w:p>
@@ -5282,15 +5524,47 @@
           <w:b/>
           <w:bCs/>
         </w:rPr>
-        <w:t>Pārvirze uz ierīču koriģēšanu</w:t>
-      </w:r>
-    </w:p>
-    <w:p>
-      <w:pPr>
-        <w:pStyle w:val="Heading4"/>
-      </w:pPr>
-      <w:r>
-        <w:t>Ierīču koriģēšana</w:t>
+        <w:t>Ierīces atlases noņemšana</w:t>
+      </w:r>
+    </w:p>
+    <w:p>
+      <w:r>
+        <w:rPr>
+          <w:u w:val="single"/>
+        </w:rPr>
+        <w:t>Mērķis</w:t>
+      </w:r>
+      <w:r>
+        <w:t>: Dot iespēju spēlētājam</w:t>
+      </w:r>
+      <w:r>
+        <w:t xml:space="preserve"> noņemt ierīces atlasi.</w:t>
+      </w:r>
+    </w:p>
+    <w:p>
+      <w:r>
+        <w:rPr>
+          <w:u w:val="single"/>
+        </w:rPr>
+        <w:t>Apstrāde</w:t>
+      </w:r>
+      <w:r>
+        <w:t xml:space="preserve">: </w:t>
+      </w:r>
+      <w:r>
+        <w:t>Spēlētājs nospiež</w:t>
+      </w:r>
+      <w:r>
+        <w:t xml:space="preserve"> jebkurā citā vietā laukumā un atlase tiek noņemta</w:t>
+      </w:r>
+      <w:r>
+        <w:t xml:space="preserve">, slēpjot </w:t>
+      </w:r>
+      <w:r>
+        <w:t>koriģēšanas logu</w:t>
+      </w:r>
+      <w:r>
+        <w:t>.</w:t>
       </w:r>
     </w:p>
     <w:p>
@@ -5310,7 +5584,52 @@
           <w:b/>
           <w:bCs/>
         </w:rPr>
-        <w:t>Ierīces atlasīšana</w:t>
+        <w:t>Ierīces horizontālā leņķa iestatīšana</w:t>
+      </w:r>
+    </w:p>
+    <w:p>
+      <w:r>
+        <w:rPr>
+          <w:u w:val="single"/>
+        </w:rPr>
+        <w:t>Mērķis</w:t>
+      </w:r>
+      <w:r>
+        <w:t>:</w:t>
+      </w:r>
+      <w:r>
+        <w:t xml:space="preserve"> Mainīt atlasītās ierīces horizontālo leņķi, sākotnēji azimutu, tad leņķi no azimuta pēc ierīces ierobežojumiem</w:t>
+      </w:r>
+    </w:p>
+    <w:p>
+      <w:r>
+        <w:rPr>
+          <w:u w:val="single"/>
+        </w:rPr>
+        <w:t>Ievaddati</w:t>
+      </w:r>
+      <w:r>
+        <w:t xml:space="preserve">: </w:t>
+      </w:r>
+      <w:r>
+        <w:t>Slīdne ar norādīto leņķi.</w:t>
+      </w:r>
+    </w:p>
+    <w:p>
+      <w:r>
+        <w:rPr>
+          <w:u w:val="single"/>
+        </w:rPr>
+        <w:t>Apstrāde</w:t>
+      </w:r>
+      <w:r>
+        <w:t>:</w:t>
+      </w:r>
+      <w:r>
+        <w:t xml:space="preserve"> Turot slīdni, tās ierīces horizontālais leņķis tiek mainīts pēc azimuta laukumā</w:t>
+      </w:r>
+      <w:r>
+        <w:t>.</w:t>
       </w:r>
     </w:p>
     <w:p>
@@ -5330,7 +5649,53 @@
           <w:b/>
           <w:bCs/>
         </w:rPr>
-        <w:t>Ierīces atlases noņemšana</w:t>
+        <w:lastRenderedPageBreak/>
+        <w:t>Ierīces vertikālā leņķa iestatīšana</w:t>
+      </w:r>
+    </w:p>
+    <w:p>
+      <w:r>
+        <w:rPr>
+          <w:u w:val="single"/>
+        </w:rPr>
+        <w:t>Mērķis</w:t>
+      </w:r>
+      <w:r>
+        <w:t xml:space="preserve">: Mainīt atlasītās ierīces </w:t>
+      </w:r>
+      <w:r>
+        <w:t xml:space="preserve">vertikālo </w:t>
+      </w:r>
+      <w:r>
+        <w:t>leņķi pēc ierīces ierobežojumiem</w:t>
+      </w:r>
+    </w:p>
+    <w:p>
+      <w:r>
+        <w:rPr>
+          <w:u w:val="single"/>
+        </w:rPr>
+        <w:t>Ievaddati</w:t>
+      </w:r>
+      <w:r>
+        <w:t>: Slīdne ar norādīto leņķi.</w:t>
+      </w:r>
+    </w:p>
+    <w:p>
+      <w:r>
+        <w:rPr>
+          <w:u w:val="single"/>
+        </w:rPr>
+        <w:t>Apstrāde</w:t>
+      </w:r>
+      <w:r>
+        <w:t>: Turot slīdni, tās ierīces</w:t>
+      </w:r>
+      <w:r>
+        <w:t xml:space="preserve"> vertikālais </w:t>
+      </w:r>
+      <w:r>
+        <w:t>leņķis tiek mainīts pēc azimuta laukumā.</w:t>
       </w:r>
     </w:p>
     <w:p>
@@ -5350,7 +5715,60 @@
           <w:b/>
           <w:bCs/>
         </w:rPr>
-        <w:t>Ierīces horizontālā leņķa iestatīšana</w:t>
+        <w:t>Pārvirze uz uguņošanu</w:t>
+      </w:r>
+    </w:p>
+    <w:p>
+      <w:r>
+        <w:rPr>
+          <w:u w:val="single"/>
+        </w:rPr>
+        <w:t>Mērķis</w:t>
+      </w:r>
+      <w:r>
+        <w:t xml:space="preserve">: </w:t>
+      </w:r>
+      <w:r>
+        <w:t>Pārvirzīt uz uguņošanas stadiju pēc ierīču koriģēšanas.</w:t>
+      </w:r>
+    </w:p>
+    <w:p>
+      <w:r>
+        <w:rPr>
+          <w:u w:val="single"/>
+        </w:rPr>
+        <w:t>Ievaddati</w:t>
+      </w:r>
+      <w:r>
+        <w:t xml:space="preserve">: </w:t>
+      </w:r>
+      <w:r>
+        <w:t>Poga uz pārvirzi “Fire!”;</w:t>
+      </w:r>
+    </w:p>
+    <w:p>
+      <w:r>
+        <w:rPr>
+          <w:u w:val="single"/>
+        </w:rPr>
+        <w:t>Apstrāde</w:t>
+      </w:r>
+      <w:r>
+        <w:t>:</w:t>
+      </w:r>
+      <w:r>
+        <w:t xml:space="preserve"> Pārvirze uz uguņošanas stadiju</w:t>
+      </w:r>
+      <w:r>
+        <w:t>.</w:t>
+      </w:r>
+    </w:p>
+    <w:p>
+      <w:pPr>
+        <w:pStyle w:val="Heading4"/>
+      </w:pPr>
+      <w:r>
+        <w:t>Uguņošana</w:t>
       </w:r>
     </w:p>
     <w:p>
@@ -5370,7 +5788,77 @@
           <w:b/>
           <w:bCs/>
         </w:rPr>
-        <w:t>Ierīces vertikālā leņķa iestatīšana</w:t>
+        <w:t>Uguņošana</w:t>
+      </w:r>
+    </w:p>
+    <w:p>
+      <w:r>
+        <w:rPr>
+          <w:u w:val="single"/>
+        </w:rPr>
+        <w:t>Mērķis</w:t>
+      </w:r>
+      <w:r>
+        <w:t>:</w:t>
+      </w:r>
+      <w:r>
+        <w:t xml:space="preserve"> Veikt spēlētāja un pretinieka ierīces uguņošanu, </w:t>
+      </w:r>
+      <w:r>
+        <w:t>šaujot lādiņus un iznīcinot objektus, kur pieskaras lādiņi</w:t>
+      </w:r>
+      <w:r>
+        <w:t>.</w:t>
+      </w:r>
+    </w:p>
+    <w:p>
+      <w:r>
+        <w:rPr>
+          <w:u w:val="single"/>
+        </w:rPr>
+        <w:t>Apstrāde</w:t>
+      </w:r>
+      <w:r>
+        <w:t>:</w:t>
+      </w:r>
+    </w:p>
+    <w:p>
+      <w:pPr>
+        <w:pStyle w:val="ListParagraph"/>
+        <w:numPr>
+          <w:ilvl w:val="0"/>
+          <w:numId w:val="19"/>
+        </w:numPr>
+      </w:pPr>
+      <w:r>
+        <w:t>Spēlētāja ierīces šauj lādiņus, kuras nolaižas un iznīcina ierīces;</w:t>
+      </w:r>
+    </w:p>
+    <w:p>
+      <w:pPr>
+        <w:pStyle w:val="ListParagraph"/>
+        <w:numPr>
+          <w:ilvl w:val="0"/>
+          <w:numId w:val="19"/>
+        </w:numPr>
+      </w:pPr>
+      <w:r>
+        <w:t>Kad spēlētāja lādiņi tiek nolaisti, tad pretinieka ierīces šauj lādiņus, kuras var iznīcināt spēlētāja ierīces</w:t>
+      </w:r>
+      <w:r>
+        <w:t>;</w:t>
+      </w:r>
+    </w:p>
+    <w:p>
+      <w:pPr>
+        <w:pStyle w:val="ListParagraph"/>
+        <w:numPr>
+          <w:ilvl w:val="0"/>
+          <w:numId w:val="19"/>
+        </w:numPr>
+      </w:pPr>
+      <w:r>
+        <w:t>Tad tiek veikta uzvaras nosacījumu pārbaude.</w:t>
       </w:r>
     </w:p>
     <w:p>
@@ -5390,7 +5878,136 @@
           <w:b/>
           <w:bCs/>
         </w:rPr>
-        <w:t>Pārvirze uz uguņošanu</w:t>
+        <w:t>Uzvaras</w:t>
+      </w:r>
+      <w:r>
+        <w:rPr>
+          <w:b/>
+          <w:bCs/>
+        </w:rPr>
+        <w:t xml:space="preserve"> nosacījumu</w:t>
+      </w:r>
+      <w:r>
+        <w:rPr>
+          <w:b/>
+          <w:bCs/>
+        </w:rPr>
+        <w:t xml:space="preserve"> pārbaude</w:t>
+      </w:r>
+    </w:p>
+    <w:p>
+      <w:r>
+        <w:rPr>
+          <w:u w:val="single"/>
+        </w:rPr>
+        <w:t>Mērķis</w:t>
+      </w:r>
+      <w:r>
+        <w:t xml:space="preserve">: </w:t>
+      </w:r>
+      <w:r>
+        <w:t>Pārbaudīt, vai pēc uguņošanas līmeņa nosacītie uzdevumi tika izpildīti</w:t>
+      </w:r>
+      <w:r>
+        <w:t>.</w:t>
+      </w:r>
+    </w:p>
+    <w:p>
+      <w:r>
+        <w:rPr>
+          <w:u w:val="single"/>
+        </w:rPr>
+        <w:t>Apstrāde</w:t>
+      </w:r>
+      <w:r>
+        <w:t>:</w:t>
+      </w:r>
+    </w:p>
+    <w:p>
+      <w:pPr>
+        <w:pStyle w:val="ListParagraph"/>
+        <w:numPr>
+          <w:ilvl w:val="0"/>
+          <w:numId w:val="20"/>
+        </w:numPr>
+      </w:pPr>
+      <w:r>
+        <w:t xml:space="preserve">Pārbauda, vai </w:t>
+      </w:r>
+      <w:r>
+        <w:t xml:space="preserve">taimeris </w:t>
+      </w:r>
+      <w:r>
+        <w:t xml:space="preserve">vēl nav </w:t>
+      </w:r>
+      <w:r>
+        <w:t xml:space="preserve">beidzis </w:t>
+      </w:r>
+      <w:r>
+        <w:t>savu darbību pēc laika limita</w:t>
+      </w:r>
+      <w:r>
+        <w:t>;</w:t>
+      </w:r>
+    </w:p>
+    <w:p>
+      <w:pPr>
+        <w:pStyle w:val="ListParagraph"/>
+        <w:numPr>
+          <w:ilvl w:val="0"/>
+          <w:numId w:val="20"/>
+        </w:numPr>
+      </w:pPr>
+      <w:r>
+        <w:t>Pārbauda, vai spēlētājam vēl ir izmantojamas ierīces pēc pretinieka uguns;</w:t>
+      </w:r>
+    </w:p>
+    <w:p>
+      <w:pPr>
+        <w:pStyle w:val="ListParagraph"/>
+        <w:numPr>
+          <w:ilvl w:val="0"/>
+          <w:numId w:val="20"/>
+        </w:numPr>
+      </w:pPr>
+      <w:r>
+        <w:t>Pārbauda, vai norādītie mērķi tika iznīcināti;</w:t>
+      </w:r>
+    </w:p>
+    <w:p>
+      <w:pPr>
+        <w:pStyle w:val="ListParagraph"/>
+        <w:numPr>
+          <w:ilvl w:val="0"/>
+          <w:numId w:val="20"/>
+        </w:numPr>
+      </w:pPr>
+      <w:r>
+        <w:t>Ja visi šie nosacījumu ir patiesi, tad pārvirze uz beigu stadiju ar uzvaras logu;</w:t>
+      </w:r>
+    </w:p>
+    <w:p>
+      <w:pPr>
+        <w:pStyle w:val="ListParagraph"/>
+        <w:numPr>
+          <w:ilvl w:val="0"/>
+          <w:numId w:val="20"/>
+        </w:numPr>
+      </w:pPr>
+      <w:r>
+        <w:t>Ja tikai pirmie divi nosacījumi ir patiesi, tad pārvirze uz ierīču koriģēšanas stadiju;</w:t>
+      </w:r>
+    </w:p>
+    <w:p>
+      <w:pPr>
+        <w:pStyle w:val="ListParagraph"/>
+        <w:numPr>
+          <w:ilvl w:val="0"/>
+          <w:numId w:val="20"/>
+        </w:numPr>
+      </w:pPr>
+      <w:r>
+        <w:t>Citādi pārvirze uz beigu stadiju ar zaudēšanas logu.</w:t>
       </w:r>
     </w:p>
     <w:p>
@@ -5398,7 +6015,7 @@
         <w:pStyle w:val="Heading4"/>
       </w:pPr>
       <w:r>
-        <w:t>Uguņošana</w:t>
+        <w:t>Beigas</w:t>
       </w:r>
     </w:p>
     <w:p>
@@ -5418,8 +6035,47 @@
           <w:b/>
           <w:bCs/>
         </w:rPr>
-        <w:t>Uguņošana</w:t>
-      </w:r>
+        <w:t>Beigas</w:t>
+      </w:r>
+    </w:p>
+    <w:p>
+      <w:r>
+        <w:rPr>
+          <w:u w:val="single"/>
+        </w:rPr>
+        <w:t>Mērķis</w:t>
+      </w:r>
+      <w:r>
+        <w:t xml:space="preserve">: </w:t>
+      </w:r>
+      <w:r>
+        <w:t>Rādīt lietotājam iespējas pēc spēles beigas</w:t>
+      </w:r>
+      <w:r>
+        <w:t>.</w:t>
+      </w:r>
+    </w:p>
+    <w:p>
+      <w:r>
+        <w:rPr>
+          <w:u w:val="single"/>
+        </w:rPr>
+        <w:t>Izvaddati</w:t>
+      </w:r>
+      <w:r>
+        <w:t xml:space="preserve">: </w:t>
+      </w:r>
+      <w:r>
+        <w:t>Uzvaras vai zaudēšanas logs</w:t>
+      </w:r>
+      <w:r>
+        <w:t>.</w:t>
+      </w:r>
+    </w:p>
+    <w:p>
+      <w:pPr>
+        <w:ind w:firstLine="0"/>
+      </w:pPr>
     </w:p>
     <w:p>
       <w:pPr>
@@ -5438,21 +6094,49 @@
           <w:b/>
           <w:bCs/>
         </w:rPr>
-        <w:t>Uzvaras</w:t>
-      </w:r>
-      <w:r>
+        <w:lastRenderedPageBreak/>
+        <w:t>Uzvaras logs</w:t>
+      </w:r>
+    </w:p>
+    <w:p>
+      <w:r>
+        <w:rPr>
+          <w:u w:val="single"/>
+        </w:rPr>
+        <w:t>Mērķis</w:t>
+      </w:r>
+      <w:r>
+        <w:t xml:space="preserve">: </w:t>
+      </w:r>
+      <w:r>
+        <w:t xml:space="preserve">Informēt spēlētājam par spēles </w:t>
+      </w:r>
+      <w:r>
+        <w:t>uzvaru</w:t>
+      </w:r>
+      <w:r>
+        <w:t>.</w:t>
+      </w:r>
+    </w:p>
+    <w:p>
+      <w:pPr>
+        <w:ind w:left="131" w:firstLine="720"/>
         <w:rPr>
           <w:b/>
           <w:bCs/>
         </w:rPr>
-        <w:t xml:space="preserve"> nosacījumu</w:t>
-      </w:r>
-      <w:r>
-        <w:rPr>
-          <w:b/>
-          <w:bCs/>
-        </w:rPr>
-        <w:t xml:space="preserve"> pārbaude</w:t>
+      </w:pPr>
+      <w:r>
+        <w:rPr>
+          <w:u w:val="single"/>
+        </w:rPr>
+        <w:t>Izvaddati</w:t>
+      </w:r>
+      <w:r>
+        <w:t xml:space="preserve">: Uzvaras </w:t>
+      </w:r>
+      <w:r>
+        <w:t>logs un pārvirze uz līmeņu atlases logu.</w:t>
       </w:r>
     </w:p>
     <w:p>
@@ -5472,15 +6156,36 @@
           <w:b/>
           <w:bCs/>
         </w:rPr>
-        <w:t>Pārvirze uz ierīču koriģēšanu</w:t>
-      </w:r>
-    </w:p>
-    <w:p>
-      <w:pPr>
-        <w:pStyle w:val="Heading4"/>
-      </w:pPr>
-      <w:r>
-        <w:t>Beigas</w:t>
+        <w:t>Zaudēšanas logs</w:t>
+      </w:r>
+    </w:p>
+    <w:p>
+      <w:r>
+        <w:rPr>
+          <w:u w:val="single"/>
+        </w:rPr>
+        <w:t>Mērķis</w:t>
+      </w:r>
+      <w:r>
+        <w:t>: Informēt spēlētājam par spēles uzvaru.</w:t>
+      </w:r>
+    </w:p>
+    <w:p>
+      <w:pPr>
+        <w:ind w:left="131" w:firstLine="720"/>
+        <w:rPr>
+          <w:b/>
+          <w:bCs/>
+        </w:rPr>
+      </w:pPr>
+      <w:r>
+        <w:rPr>
+          <w:u w:val="single"/>
+        </w:rPr>
+        <w:t>Izvaddati</w:t>
+      </w:r>
+      <w:r>
+        <w:t>: Uzvaras logs un pārvirze uz līmeņu atlases logu.</w:t>
       </w:r>
     </w:p>
     <w:p>
@@ -5500,7 +6205,45 @@
           <w:b/>
           <w:bCs/>
         </w:rPr>
-        <w:t>Beigas</w:t>
+        <w:t>Pārvirze uz līmeņu atlas</w:t>
+      </w:r>
+      <w:r>
+        <w:rPr>
+          <w:b/>
+          <w:bCs/>
+        </w:rPr>
+        <w:t>i</w:t>
+      </w:r>
+    </w:p>
+    <w:p>
+      <w:r>
+        <w:rPr>
+          <w:u w:val="single"/>
+        </w:rPr>
+        <w:t>Mērķis</w:t>
+      </w:r>
+      <w:r>
+        <w:t xml:space="preserve">: </w:t>
+      </w:r>
+      <w:r>
+        <w:t>Pārvirzīt uz līmeņu atlases ainu</w:t>
+      </w:r>
+      <w:r>
+        <w:t>.</w:t>
+      </w:r>
+    </w:p>
+    <w:p>
+      <w:pPr>
+        <w:ind w:left="131" w:firstLine="720"/>
+      </w:pPr>
+      <w:r>
+        <w:rPr>
+          <w:u w:val="single"/>
+        </w:rPr>
+        <w:t>Apstrāde</w:t>
+      </w:r>
+      <w:r>
+        <w:t>:</w:t>
       </w:r>
     </w:p>
     <w:p>
@@ -5508,7 +6251,7 @@
         <w:pStyle w:val="ListParagraph"/>
         <w:numPr>
           <w:ilvl w:val="0"/>
-          <w:numId w:val="5"/>
+          <w:numId w:val="21"/>
         </w:numPr>
         <w:rPr>
           <w:b/>
@@ -5516,11 +6259,7 @@
         </w:rPr>
       </w:pPr>
       <w:r>
-        <w:rPr>
-          <w:b/>
-          <w:bCs/>
-        </w:rPr>
-        <w:t>Uzvaras logs</w:t>
+        <w:t>Ja logs ir uzvaras logs, dati tiek saglabāti un nākošais līmenis tiek atbloķēts\</w:t>
       </w:r>
     </w:p>
     <w:p>
@@ -5528,7 +6267,7 @@
         <w:pStyle w:val="ListParagraph"/>
         <w:numPr>
           <w:ilvl w:val="0"/>
-          <w:numId w:val="5"/>
+          <w:numId w:val="21"/>
         </w:numPr>
         <w:rPr>
           <w:b/>
@@ -5536,50 +6275,23 @@
         </w:rPr>
       </w:pPr>
       <w:r>
+        <w:t>Citādi vienkārša pārvirze uz līmeņu atlass ainu pēc zaudēšanas.</w:t>
+      </w:r>
+    </w:p>
+    <w:p>
+      <w:pPr>
+        <w:ind w:firstLine="0"/>
         <w:rPr>
           <w:b/>
           <w:bCs/>
         </w:rPr>
-        <w:t>Zaudēšanas logs</w:t>
-      </w:r>
-    </w:p>
-    <w:p>
-      <w:pPr>
-        <w:pStyle w:val="ListParagraph"/>
-        <w:numPr>
-          <w:ilvl w:val="0"/>
-          <w:numId w:val="5"/>
-        </w:numPr>
-      </w:pPr>
-      <w:r>
-        <w:rPr>
-          <w:b/>
-          <w:bCs/>
-        </w:rPr>
-        <w:t>Pārvirze uz līmeņu atlas</w:t>
-      </w:r>
-      <w:r>
-        <w:rPr>
-          <w:b/>
-          <w:bCs/>
-        </w:rPr>
-        <w:t>i</w:t>
-      </w:r>
-    </w:p>
-    <w:p>
-      <w:pPr>
-        <w:ind w:firstLine="0"/>
-        <w:rPr>
-          <w:b/>
-          <w:bCs/>
-        </w:rPr>
       </w:pPr>
     </w:p>
     <w:p>
       <w:pPr>
         <w:pStyle w:val="Heading2"/>
       </w:pPr>
-      <w:bookmarkStart w:id="13" w:name="_Toc225717448"/>
+      <w:bookmarkStart w:id="13" w:name="_Toc225723237"/>
       <w:r>
         <w:t>Nefunkcionālās prasības</w:t>
       </w:r>
@@ -5589,7 +6301,7 @@
       <w:pPr>
         <w:pStyle w:val="Heading3"/>
       </w:pPr>
-      <w:bookmarkStart w:id="14" w:name="_Toc225717449"/>
+      <w:bookmarkStart w:id="14" w:name="_Toc225723238"/>
       <w:r>
         <w:t>Palaišana un veiktspēja</w:t>
       </w:r>
@@ -5626,9 +6338,8 @@
       <w:pPr>
         <w:pStyle w:val="Heading3"/>
       </w:pPr>
-      <w:bookmarkStart w:id="15" w:name="_Toc225717450"/>
-      <w:r>
-        <w:lastRenderedPageBreak/>
+      <w:bookmarkStart w:id="15" w:name="_Toc225723239"/>
+      <w:r>
         <w:t>Saskarsne</w:t>
       </w:r>
       <w:bookmarkEnd w:id="15"/>
@@ -5648,7 +6359,15 @@
       </w:r>
       <w:r>
         <w:tab/>
-        <w:t>Datorspēles grafikai un lietotāja saskarnei jābūt minimālai, taču viegli pārskatāmai;</w:t>
+        <w:t xml:space="preserve">Datorspēles grafikai un lietotāja </w:t>
+      </w:r>
+      <w:proofErr w:type="spellStart"/>
+      <w:r>
+        <w:t>saskarnei</w:t>
+      </w:r>
+      <w:proofErr w:type="spellEnd"/>
+      <w:r>
+        <w:t xml:space="preserve"> jābūt minimālai, taču viegli pārskatāmai;</w:t>
       </w:r>
     </w:p>
     <w:p>
@@ -5657,7 +6376,15 @@
       </w:r>
       <w:r>
         <w:tab/>
-        <w:t>Darbības ar klaviatūru ir jābūt norādītas lietotāja saskarnē;</w:t>
+        <w:t xml:space="preserve">Darbības ar klaviatūru ir jābūt norādītas lietotāja </w:t>
+      </w:r>
+      <w:proofErr w:type="spellStart"/>
+      <w:r>
+        <w:t>saskarnē</w:t>
+      </w:r>
+      <w:proofErr w:type="spellEnd"/>
+      <w:r>
+        <w:t>;</w:t>
       </w:r>
     </w:p>
     <w:p>
@@ -5666,7 +6393,15 @@
       </w:r>
       <w:r>
         <w:tab/>
-        <w:t>Lietotāja saskarnei ir jābūt pielāgojamai dažādos ekrānu izmēros vai izšķirtspējās;</w:t>
+        <w:t xml:space="preserve">Lietotāja </w:t>
+      </w:r>
+      <w:proofErr w:type="spellStart"/>
+      <w:r>
+        <w:t>saskarnei</w:t>
+      </w:r>
+      <w:proofErr w:type="spellEnd"/>
+      <w:r>
+        <w:t xml:space="preserve"> ir jābūt pielāgojamai dažādos ekrānu izmēros vai izšķirtspējās;</w:t>
       </w:r>
     </w:p>
     <w:p>
@@ -5675,14 +6410,22 @@
       </w:r>
       <w:r>
         <w:tab/>
-        <w:t>Datorspēles saskarnes valodai jābūt angļu valodai;</w:t>
+        <w:t xml:space="preserve">Datorspēles </w:t>
+      </w:r>
+      <w:proofErr w:type="spellStart"/>
+      <w:r>
+        <w:t>saskarnes</w:t>
+      </w:r>
+      <w:proofErr w:type="spellEnd"/>
+      <w:r>
+        <w:t xml:space="preserve"> valodai jābūt angļu valodai;</w:t>
       </w:r>
     </w:p>
     <w:p>
       <w:pPr>
         <w:pStyle w:val="Heading3"/>
       </w:pPr>
-      <w:bookmarkStart w:id="16" w:name="_Toc225717451"/>
+      <w:bookmarkStart w:id="16" w:name="_Toc225723240"/>
       <w:r>
         <w:t>Datu drošība</w:t>
       </w:r>
@@ -5699,6 +6442,7 @@
     </w:p>
     <w:p>
       <w:r>
+        <w:lastRenderedPageBreak/>
         <w:t>10)</w:t>
       </w:r>
       <w:r>
@@ -5719,7 +6463,7 @@
       <w:pPr>
         <w:pStyle w:val="Heading2"/>
       </w:pPr>
-      <w:bookmarkStart w:id="17" w:name="_Toc225717452"/>
+      <w:bookmarkStart w:id="17" w:name="_Toc225723241"/>
       <w:r>
         <w:t>Gala lietotāja rakstura iezīmes</w:t>
       </w:r>
@@ -5752,7 +6496,7 @@
       <w:pPr>
         <w:pStyle w:val="Heading1"/>
       </w:pPr>
-      <w:bookmarkStart w:id="18" w:name="_Toc225717453"/>
+      <w:bookmarkStart w:id="18" w:name="_Toc225723242"/>
       <w:r>
         <w:lastRenderedPageBreak/>
         <w:t>Izstrādes līdzekļu, rīku apraksts un izvēles pamatojums</w:t>
@@ -5774,7 +6518,7 @@
       <w:pPr>
         <w:pStyle w:val="Heading2"/>
       </w:pPr>
-      <w:bookmarkStart w:id="19" w:name="_Toc225717454"/>
+      <w:bookmarkStart w:id="19" w:name="_Toc225723243"/>
       <w:r>
         <w:t>Izvēlēto risinājuma līdzekļu un valodu aprakst</w:t>
       </w:r>
@@ -5787,7 +6531,7 @@
       <w:pPr>
         <w:pStyle w:val="Heading3"/>
       </w:pPr>
-      <w:bookmarkStart w:id="20" w:name="_Toc225717455"/>
+      <w:bookmarkStart w:id="20" w:name="_Toc225723244"/>
       <w:r>
         <w:t>Ietvars</w:t>
       </w:r>
@@ -5820,7 +6564,7 @@
       <w:pPr>
         <w:pStyle w:val="Heading3"/>
       </w:pPr>
-      <w:bookmarkStart w:id="21" w:name="_Toc225717456"/>
+      <w:bookmarkStart w:id="21" w:name="_Toc225723245"/>
       <w:r>
         <w:t>Valoda</w:t>
       </w:r>
@@ -5841,7 +6585,7 @@
       <w:pPr>
         <w:pStyle w:val="Heading3"/>
       </w:pPr>
-      <w:bookmarkStart w:id="22" w:name="_Toc225717457"/>
+      <w:bookmarkStart w:id="22" w:name="_Toc225723246"/>
       <w:r>
         <w:t>Izstrādes vide</w:t>
       </w:r>
@@ -5849,7 +6593,47 @@
     </w:p>
     <w:p>
       <w:r>
-        <w:t xml:space="preserve">“JetBrains Rider” ir izstrādes vide, kura no “JetBrains” produkta klāsta ir īpaši pielāgota “.NET” ietvaram, kura iekļauj izvēlēto “C#” valodu. Šīs izstrādes vides funkcionalitāte piedāvā advancētu pirmkoda analīzi, jau iebūvētu atkļūdošanu, automātisko kodu aizpildīšanu (ang. val. “Code completion”) un tā tālāk, taču tās programmatūras licencēšana prasa izmaksas komerciālā un profesionālā vidē un jebkuram lietotājam reģistrēties. Neskatoties no licencēšanas, kura nepiepilda </w:t>
+        <w:t>“</w:t>
+      </w:r>
+      <w:proofErr w:type="spellStart"/>
+      <w:r>
+        <w:t>JetBrains</w:t>
+      </w:r>
+      <w:proofErr w:type="spellEnd"/>
+      <w:r>
+        <w:t xml:space="preserve"> </w:t>
+      </w:r>
+      <w:proofErr w:type="spellStart"/>
+      <w:r>
+        <w:t>Rider</w:t>
+      </w:r>
+      <w:proofErr w:type="spellEnd"/>
+      <w:r>
+        <w:t>” ir izstrādes vide, kura no “</w:t>
+      </w:r>
+      <w:proofErr w:type="spellStart"/>
+      <w:r>
+        <w:t>JetBrains</w:t>
+      </w:r>
+      <w:proofErr w:type="spellEnd"/>
+      <w:r>
+        <w:t>” produkta klāsta ir īpaši pielāgota “.NET” ietvaram, kura iekļauj izvēlēto “C#” valodu. Šīs izstrādes vides funkcionalitāte piedāvā advancētu pirmkoda analīzi, jau iebūvētu atkļūdošanu, automātisko kodu aizpildīšanu (</w:t>
+      </w:r>
+      <w:proofErr w:type="spellStart"/>
+      <w:r>
+        <w:t>ang</w:t>
+      </w:r>
+      <w:proofErr w:type="spellEnd"/>
+      <w:r>
+        <w:t xml:space="preserve">. val. “Code </w:t>
+      </w:r>
+      <w:proofErr w:type="spellStart"/>
+      <w:r>
+        <w:t>completion</w:t>
+      </w:r>
+      <w:proofErr w:type="spellEnd"/>
+      <w:r>
+        <w:t xml:space="preserve">”) un tā tālāk, taču tās programmatūras licencēšana prasa izmaksas komerciālā un profesionālā vidē un jebkuram lietotājam reģistrēties. Neskatoties no licencēšanas, kura nepiepilda </w:t>
       </w:r>
       <w:r>
         <w:lastRenderedPageBreak/>
@@ -5860,7 +6644,7 @@
       <w:pPr>
         <w:pStyle w:val="Heading3"/>
       </w:pPr>
-      <w:bookmarkStart w:id="23" w:name="_Toc225717458"/>
+      <w:bookmarkStart w:id="23" w:name="_Toc225723247"/>
       <w:r>
         <w:t>Versiju kontrole un repozitorijas mitināšana</w:t>
       </w:r>
@@ -5868,14 +6652,24 @@
     </w:p>
     <w:p>
       <w:r>
-        <w:t>“Git” tiks izmantots versiju kontrolei un tīmeklī tiks izmantots ”</w:t>
+        <w:t>“</w:t>
+      </w:r>
+      <w:proofErr w:type="spellStart"/>
+      <w:r>
+        <w:t>Git</w:t>
+      </w:r>
+      <w:proofErr w:type="spellEnd"/>
+      <w:r>
+        <w:t>” tiks izmantots versiju kontrolei un tīmeklī tiks izmantots ”</w:t>
       </w:r>
       <w:r>
         <w:t xml:space="preserve"> </w:t>
       </w:r>
+      <w:proofErr w:type="spellStart"/>
       <w:r>
         <w:t>GitHub</w:t>
       </w:r>
+      <w:proofErr w:type="spellEnd"/>
       <w:r>
         <w:t>”, lai mitinātu šo projekta avotkodu.</w:t>
       </w:r>
@@ -5884,7 +6678,7 @@
       <w:pPr>
         <w:pStyle w:val="Heading2"/>
       </w:pPr>
-      <w:bookmarkStart w:id="24" w:name="_Toc225717459"/>
+      <w:bookmarkStart w:id="24" w:name="_Toc225723248"/>
       <w:r>
         <w:t>Iespējamo risinājuma līdzekļu un valodu apraksts</w:t>
       </w:r>
@@ -5899,7 +6693,7 @@
       <w:pPr>
         <w:pStyle w:val="Heading3"/>
       </w:pPr>
-      <w:bookmarkStart w:id="25" w:name="_Toc225717460"/>
+      <w:bookmarkStart w:id="25" w:name="_Toc225723249"/>
       <w:r>
         <w:t>Ietvari</w:t>
       </w:r>
@@ -5907,14 +6701,110 @@
     </w:p>
     <w:p>
       <w:r>
-        <w:t>Populārākos ietvarus datorspēļu un citu mediju izstrādē iekļauj “Unity”, “Unreal Engine”,  “CryEngine”. Ietvari “Unreal Engine” un “CryEngine” nav pielāgoti divdimensiju datorspēļu izveidei ietvara ierobežojumu dēļ, kura no tās izslēdz izmantošanu, ja ne arī neprasa veiktspējīgu datorsistēmu, kura ir pretrunā ar projekta mērķiem, taču “Unity” ietvars neprasa salīdzinoši veiktspējīgu datorsistēmu un ir pielāgojama divdimensiju videi, taču licencēšana nav brīva un prasa lietotāja reģistrāciju un papildizmaksas, ja šis projekts paplašināties komercdarbības nolūkiem.</w:t>
+        <w:t>Populārākos ietvarus datorspēļu un citu mediju izstrādē iekļauj “</w:t>
+      </w:r>
+      <w:proofErr w:type="spellStart"/>
+      <w:r>
+        <w:t>Unity</w:t>
+      </w:r>
+      <w:proofErr w:type="spellEnd"/>
+      <w:r>
+        <w:t>”, “</w:t>
+      </w:r>
+      <w:proofErr w:type="spellStart"/>
+      <w:r>
+        <w:t>Unreal</w:t>
+      </w:r>
+      <w:proofErr w:type="spellEnd"/>
+      <w:r>
+        <w:t xml:space="preserve"> </w:t>
+      </w:r>
+      <w:proofErr w:type="spellStart"/>
+      <w:r>
+        <w:t>Engine</w:t>
+      </w:r>
+      <w:proofErr w:type="spellEnd"/>
+      <w:r>
+        <w:t>”,  “</w:t>
+      </w:r>
+      <w:proofErr w:type="spellStart"/>
+      <w:r>
+        <w:t>CryEngine</w:t>
+      </w:r>
+      <w:proofErr w:type="spellEnd"/>
+      <w:r>
+        <w:t>”. Ietvari “</w:t>
+      </w:r>
+      <w:proofErr w:type="spellStart"/>
+      <w:r>
+        <w:t>Unreal</w:t>
+      </w:r>
+      <w:proofErr w:type="spellEnd"/>
+      <w:r>
+        <w:t xml:space="preserve"> </w:t>
+      </w:r>
+      <w:proofErr w:type="spellStart"/>
+      <w:r>
+        <w:t>Engine</w:t>
+      </w:r>
+      <w:proofErr w:type="spellEnd"/>
+      <w:r>
+        <w:t>” un “</w:t>
+      </w:r>
+      <w:proofErr w:type="spellStart"/>
+      <w:r>
+        <w:t>CryEngine</w:t>
+      </w:r>
+      <w:proofErr w:type="spellEnd"/>
+      <w:r>
+        <w:t xml:space="preserve">” nav pielāgoti </w:t>
+      </w:r>
+      <w:proofErr w:type="spellStart"/>
+      <w:r>
+        <w:t>divdimensiju</w:t>
+      </w:r>
+      <w:proofErr w:type="spellEnd"/>
+      <w:r>
+        <w:t xml:space="preserve"> datorspēļu izveidei ietvara ierobežojumu dēļ, kura no tās izslēdz izmantošanu, ja ne arī neprasa </w:t>
+      </w:r>
+      <w:proofErr w:type="spellStart"/>
+      <w:r>
+        <w:t>veiktspējīgu</w:t>
+      </w:r>
+      <w:proofErr w:type="spellEnd"/>
+      <w:r>
+        <w:t xml:space="preserve"> datorsistēmu, kura ir pretrunā ar projekta mērķiem, taču “</w:t>
+      </w:r>
+      <w:proofErr w:type="spellStart"/>
+      <w:r>
+        <w:t>Unity</w:t>
+      </w:r>
+      <w:proofErr w:type="spellEnd"/>
+      <w:r>
+        <w:t xml:space="preserve">” ietvars neprasa salīdzinoši </w:t>
+      </w:r>
+      <w:proofErr w:type="spellStart"/>
+      <w:r>
+        <w:t>veiktspējīgu</w:t>
+      </w:r>
+      <w:proofErr w:type="spellEnd"/>
+      <w:r>
+        <w:t xml:space="preserve"> datorsistēmu un ir pielāgojama </w:t>
+      </w:r>
+      <w:proofErr w:type="spellStart"/>
+      <w:r>
+        <w:t>divdimensiju</w:t>
+      </w:r>
+      <w:proofErr w:type="spellEnd"/>
+      <w:r>
+        <w:t xml:space="preserve"> videi, taču licencēšana nav brīva un prasa lietotāja reģistrāciju un papildizmaksas, ja šis projekts paplašināties komercdarbības nolūkiem.</w:t>
       </w:r>
     </w:p>
     <w:p>
       <w:pPr>
         <w:pStyle w:val="Heading3"/>
       </w:pPr>
-      <w:bookmarkStart w:id="26" w:name="_Toc225717461"/>
+      <w:bookmarkStart w:id="26" w:name="_Toc225723250"/>
       <w:r>
         <w:t>Valodas</w:t>
       </w:r>
@@ -5922,7 +6812,47 @@
     </w:p>
     <w:p>
       <w:r>
-        <w:t>Ietvari “CryEngine” un “Unreal Engine” izmanto valodu “C++”, kurā iekļauj klases un objektorientētā funkcionalitāte kā C#, taču neatlasot šos ietvarus valoda “C++” netiks izmantota. “C++” lietojuma stili ir plašāki, taču valodas funkcionalitāti un īpatnības apgūt ir sarežģītāk nekā ar “C#”, kura izstrādātājam liek lietot objektorientētā stilā, kurā visi elementi valodā ir objekti, kā arī vairums funkcionalitātes ir aizklātas ar metodēm, kura mazina izstrādes laiku salīdzinot ar “C++”, kura vairākas kompleksas funkcionalitātes nav aizklātas ar metodēm, kura var palēlināt izstrādes laiku. Izvēlētā ietvarā “Godot” ir pieejama skriptēšanas valoda “GDScript”, taču pēc nosacītiem iemesliem izvēlētai valodai šī valoda netiks izmantota.</w:t>
+        <w:t>Ietvari “</w:t>
+      </w:r>
+      <w:proofErr w:type="spellStart"/>
+      <w:r>
+        <w:t>CryEngine</w:t>
+      </w:r>
+      <w:proofErr w:type="spellEnd"/>
+      <w:r>
+        <w:t>” un “</w:t>
+      </w:r>
+      <w:proofErr w:type="spellStart"/>
+      <w:r>
+        <w:t>Unreal</w:t>
+      </w:r>
+      <w:proofErr w:type="spellEnd"/>
+      <w:r>
+        <w:t xml:space="preserve"> </w:t>
+      </w:r>
+      <w:proofErr w:type="spellStart"/>
+      <w:r>
+        <w:t>Engine</w:t>
+      </w:r>
+      <w:proofErr w:type="spellEnd"/>
+      <w:r>
+        <w:t xml:space="preserve">” izmanto valodu “C++”, kurā iekļauj klases un objektorientētā funkcionalitāte kā C#, taču neatlasot šos ietvarus valoda “C++” netiks izmantota. “C++” lietojuma stili ir plašāki, taču valodas funkcionalitāti un īpatnības apgūt ir sarežģītāk nekā ar “C#”, kura izstrādātājam liek lietot objektorientētā stilā, kurā visi elementi valodā ir objekti, kā arī vairums funkcionalitātes ir aizklātas ar metodēm, kura mazina izstrādes laiku salīdzinot ar “C++”, kura vairākas kompleksas funkcionalitātes nav aizklātas ar metodēm, kura var </w:t>
+      </w:r>
+      <w:proofErr w:type="spellStart"/>
+      <w:r>
+        <w:t>palēlināt</w:t>
+      </w:r>
+      <w:proofErr w:type="spellEnd"/>
+      <w:r>
+        <w:t xml:space="preserve"> izstrādes laiku. Izvēlētā ietvarā “Godot” ir pieejama </w:t>
+      </w:r>
+      <w:proofErr w:type="spellStart"/>
+      <w:r>
+        <w:t>skriptēšanas</w:t>
+      </w:r>
+      <w:proofErr w:type="spellEnd"/>
+      <w:r>
+        <w:t xml:space="preserve"> valoda “GDScript”, taču pēc nosacītiem iemesliem izvēlētai valodai šī valoda netiks izmantota.</w:t>
       </w:r>
     </w:p>
     <w:p>
@@ -5940,7 +6870,7 @@
       <w:pPr>
         <w:pStyle w:val="Heading3"/>
       </w:pPr>
-      <w:bookmarkStart w:id="27" w:name="_Toc225717462"/>
+      <w:bookmarkStart w:id="27" w:name="_Toc225723251"/>
       <w:r>
         <w:lastRenderedPageBreak/>
         <w:t>Izstrādes vides</w:t>
@@ -5949,24 +6879,168 @@
     </w:p>
     <w:p>
       <w:r>
-        <w:t>Tā kā valoda “C#” tiks izmantota, kura ir daļa no ietvara “.NET”, tiks izmantoti attiecīgas izstrādes programmatūras ar uzsvaru uz noteikto ietvaru un tās ekosistēmas. Populārākā izstrādes  vide tam ir “Visual Studio”, kura līdzīgi ar izvēlēto izstrādes vidi “JetBrains Rider” iekļauj detalizētu atķļūdošanu, kodu analīze, automātiskā aizpilde, u.t.t., taču netiks izmantota, jo šī programmatūra nav starpplatformu, ierobežojoties uz “Windows” platformu, kuru autors neizmanto, tātad nepieejama programmatūra autoram.</w:t>
-      </w:r>
-    </w:p>
-    <w:p>
-      <w:r>
-        <w:t>Ja ietvars kā “Unreal Engine” tiktu izmantota, kurā galvenā valoda ir “C++”, tiktu izmantotas izstrādes vides attiecīgi valodai kā “Qt Creator”, kura ir pielāgota ietvara “Qt” programmatūras izstrādei, taču iespējams izveidot projektus, kuras neizmanto minēto ietvaru, ņemot vērā to, ka funkcionalitāte un tās iespējas mazinās vai ne tik advancētas citiem projektiem,  vai “JetBrains CLion”, kurai ir līdzīga funkcionalitāte ar atlasīto izstrādes vidi “”JetBrains Rider” no “JetBrains” programmatūru klāsta.</w:t>
-      </w:r>
-    </w:p>
-    <w:p>
-      <w:r>
-        <w:t>Arī iespējams ir izmantot teksta redaktoru “Visual Studio Code”, kura ar paplašinājumiem var izmantot kā izstrādes vidi, taču noklusētā funkcionalitāte ir ierobežota salīdzinot ar iepriekšējām izstrādes programmatūrām un nepieciešama papildus iestatīšana šai programmatūrai, kura nebūtu nepieciešama pārējām izstrādes vidēm atverot sākotnēji.</w:t>
+        <w:t>Tā kā valoda “C#” tiks izmantota, kura ir daļa no ietvara “.NET”, tiks izmantoti attiecīgas izstrādes programmatūras ar uzsvaru uz noteikto ietvaru un tās ekosistēmas. Populārākā izstrādes  vide tam ir “</w:t>
+      </w:r>
+      <w:proofErr w:type="spellStart"/>
+      <w:r>
+        <w:t>Visual</w:t>
+      </w:r>
+      <w:proofErr w:type="spellEnd"/>
+      <w:r>
+        <w:t xml:space="preserve"> </w:t>
+      </w:r>
+      <w:proofErr w:type="spellStart"/>
+      <w:r>
+        <w:t>Studio</w:t>
+      </w:r>
+      <w:proofErr w:type="spellEnd"/>
+      <w:r>
+        <w:t>”, kura līdzīgi ar izvēlēto izstrādes vidi “</w:t>
+      </w:r>
+      <w:proofErr w:type="spellStart"/>
+      <w:r>
+        <w:t>JetBrains</w:t>
+      </w:r>
+      <w:proofErr w:type="spellEnd"/>
+      <w:r>
+        <w:t xml:space="preserve"> </w:t>
+      </w:r>
+      <w:proofErr w:type="spellStart"/>
+      <w:r>
+        <w:t>Rider</w:t>
+      </w:r>
+      <w:proofErr w:type="spellEnd"/>
+      <w:r>
+        <w:t xml:space="preserve">” iekļauj detalizētu </w:t>
+      </w:r>
+      <w:proofErr w:type="spellStart"/>
+      <w:r>
+        <w:t>atķļūdošanu</w:t>
+      </w:r>
+      <w:proofErr w:type="spellEnd"/>
+      <w:r>
+        <w:t>, kodu analīze, automātiskā aizpilde, u.t.t., taču netiks izmantota, jo šī programmatūra nav starpplatformu, ierobežojoties uz “Windows” platformu, kuru autors neizmanto, tātad nepieejama programmatūra autoram.</w:t>
+      </w:r>
+    </w:p>
+    <w:p>
+      <w:r>
+        <w:t>Ja ietvars kā “</w:t>
+      </w:r>
+      <w:proofErr w:type="spellStart"/>
+      <w:r>
+        <w:t>Unreal</w:t>
+      </w:r>
+      <w:proofErr w:type="spellEnd"/>
+      <w:r>
+        <w:t xml:space="preserve"> </w:t>
+      </w:r>
+      <w:proofErr w:type="spellStart"/>
+      <w:r>
+        <w:t>Engine</w:t>
+      </w:r>
+      <w:proofErr w:type="spellEnd"/>
+      <w:r>
+        <w:t>” tiktu izmantota, kurā galvenā valoda ir “C++”, tiktu izmantotas izstrādes vides attiecīgi valodai kā “</w:t>
+      </w:r>
+      <w:proofErr w:type="spellStart"/>
+      <w:r>
+        <w:t>Qt</w:t>
+      </w:r>
+      <w:proofErr w:type="spellEnd"/>
+      <w:r>
+        <w:t xml:space="preserve"> </w:t>
+      </w:r>
+      <w:proofErr w:type="spellStart"/>
+      <w:r>
+        <w:t>Creator</w:t>
+      </w:r>
+      <w:proofErr w:type="spellEnd"/>
+      <w:r>
+        <w:t>”, kura ir pielāgota ietvara “</w:t>
+      </w:r>
+      <w:proofErr w:type="spellStart"/>
+      <w:r>
+        <w:t>Qt</w:t>
+      </w:r>
+      <w:proofErr w:type="spellEnd"/>
+      <w:r>
+        <w:t xml:space="preserve">” programmatūras izstrādei, taču iespējams izveidot projektus, kuras neizmanto minēto ietvaru, ņemot vērā to, ka funkcionalitāte un tās iespējas mazinās vai ne tik </w:t>
+      </w:r>
+      <w:proofErr w:type="spellStart"/>
+      <w:r>
+        <w:t>advancētas</w:t>
+      </w:r>
+      <w:proofErr w:type="spellEnd"/>
+      <w:r>
+        <w:t xml:space="preserve"> citiem projektiem,  vai “</w:t>
+      </w:r>
+      <w:proofErr w:type="spellStart"/>
+      <w:r>
+        <w:t>JetBrains</w:t>
+      </w:r>
+      <w:proofErr w:type="spellEnd"/>
+      <w:r>
+        <w:t xml:space="preserve"> </w:t>
+      </w:r>
+      <w:proofErr w:type="spellStart"/>
+      <w:r>
+        <w:t>CLion</w:t>
+      </w:r>
+      <w:proofErr w:type="spellEnd"/>
+      <w:r>
+        <w:t>”, kurai ir līdzīga funkcionalitāte ar atlasīto izstrādes vidi “”</w:t>
+      </w:r>
+      <w:proofErr w:type="spellStart"/>
+      <w:r>
+        <w:t>JetBrains</w:t>
+      </w:r>
+      <w:proofErr w:type="spellEnd"/>
+      <w:r>
+        <w:t xml:space="preserve"> </w:t>
+      </w:r>
+      <w:proofErr w:type="spellStart"/>
+      <w:r>
+        <w:t>Rider</w:t>
+      </w:r>
+      <w:proofErr w:type="spellEnd"/>
+      <w:r>
+        <w:t>” no “</w:t>
+      </w:r>
+      <w:proofErr w:type="spellStart"/>
+      <w:r>
+        <w:t>JetBrains</w:t>
+      </w:r>
+      <w:proofErr w:type="spellEnd"/>
+      <w:r>
+        <w:t>” programmatūru klāsta.</w:t>
+      </w:r>
+    </w:p>
+    <w:p>
+      <w:r>
+        <w:t>Arī iespējams ir izmantot teksta redaktoru “</w:t>
+      </w:r>
+      <w:proofErr w:type="spellStart"/>
+      <w:r>
+        <w:t>Visual</w:t>
+      </w:r>
+      <w:proofErr w:type="spellEnd"/>
+      <w:r>
+        <w:t xml:space="preserve"> </w:t>
+      </w:r>
+      <w:proofErr w:type="spellStart"/>
+      <w:r>
+        <w:t>Studio</w:t>
+      </w:r>
+      <w:proofErr w:type="spellEnd"/>
+      <w:r>
+        <w:t xml:space="preserve"> Code”, kura ar paplašinājumiem var izmantot kā izstrādes vidi, taču noklusētā funkcionalitāte ir ierobežota salīdzinot ar iepriekšējām izstrādes programmatūrām un nepieciešama papildus iestatīšana šai programmatūrai, kura nebūtu nepieciešama pārējām izstrādes vidēm atverot sākotnēji.</w:t>
       </w:r>
     </w:p>
     <w:p>
       <w:pPr>
         <w:pStyle w:val="Heading3"/>
       </w:pPr>
-      <w:bookmarkStart w:id="28" w:name="_Toc225717463"/>
+      <w:bookmarkStart w:id="28" w:name="_Toc225723252"/>
       <w:r>
         <w:t>Versiju kontrole</w:t>
       </w:r>
@@ -5974,19 +7048,83 @@
     </w:p>
     <w:p>
       <w:r>
-        <w:t>Mazāk populāri pakalpojumi, kuri mitina avotkodu repozotorijus, izmantojot “Git” versiju kontroli, arī ir pieejami rīki, kura var automatizēt projekta kompilēšanu un pārbaudi, šādi rīki ir “GitLab”, “Gitea” un “Bitbucket”, kuri ir īpaši pielāgota CI/CD izstrādes videi, taču prasa papildizmaksas, ja šādi rīki tiek palaisti šo pakalpojumu serveros vietā pašam lietotājam mitināt šos rīkus.</w:t>
-      </w:r>
-    </w:p>
-    <w:p>
-      <w:r>
-        <w:t>Taču arī ir pieejami pakalpojumi un rīki, kuri nav atkarīga no “Git” versiju kontroles, bet kā pieejamu versiju kontroles programmatūru starp pārējām. Viens no šiem rīkiem ir “Azure Pipelines”, kuras funkcionalitāte ir plašāka salīdzinot ar iepriekš minētiem rīkiem, taču tās plaša funkcionalitātes klāsts ir radīts lielākiem projektiem, kuri iespējams nebūs lielāko daļu paredzēts izmantošanai šī projekta nolūkiem tās apjoma dēļ un lielākas izmaksas, salīdzinot ar iepriekš minētiem rīkiem.</w:t>
+        <w:t xml:space="preserve">Mazāk populāri pakalpojumi, kuri mitina avotkodu </w:t>
+      </w:r>
+      <w:proofErr w:type="spellStart"/>
+      <w:r>
+        <w:t>repozotorijus</w:t>
+      </w:r>
+      <w:proofErr w:type="spellEnd"/>
+      <w:r>
+        <w:t>, izmantojot “</w:t>
+      </w:r>
+      <w:proofErr w:type="spellStart"/>
+      <w:r>
+        <w:t>Git</w:t>
+      </w:r>
+      <w:proofErr w:type="spellEnd"/>
+      <w:r>
+        <w:t>” versiju kontroli, arī ir pieejami rīki, kura var automatizēt projekta kompilēšanu un pārbaudi, šādi rīki ir “</w:t>
+      </w:r>
+      <w:proofErr w:type="spellStart"/>
+      <w:r>
+        <w:t>GitLab</w:t>
+      </w:r>
+      <w:proofErr w:type="spellEnd"/>
+      <w:r>
+        <w:t>”, “</w:t>
+      </w:r>
+      <w:proofErr w:type="spellStart"/>
+      <w:r>
+        <w:t>Gitea</w:t>
+      </w:r>
+      <w:proofErr w:type="spellEnd"/>
+      <w:r>
+        <w:t>” un “</w:t>
+      </w:r>
+      <w:proofErr w:type="spellStart"/>
+      <w:r>
+        <w:t>Bitbucket</w:t>
+      </w:r>
+      <w:proofErr w:type="spellEnd"/>
+      <w:r>
+        <w:t>”, kuri ir īpaši pielāgota CI/CD izstrādes videi, taču prasa papildizmaksas, ja šādi rīki tiek palaisti šo pakalpojumu serveros vietā pašam lietotājam mitināt šos rīkus.</w:t>
+      </w:r>
+    </w:p>
+    <w:p>
+      <w:r>
+        <w:t>Taču arī ir pieejami pakalpojumi un rīki, kuri nav atkarīga no “</w:t>
+      </w:r>
+      <w:proofErr w:type="spellStart"/>
+      <w:r>
+        <w:t>Git</w:t>
+      </w:r>
+      <w:proofErr w:type="spellEnd"/>
+      <w:r>
+        <w:t>” versiju kontroles, bet kā pieejamu versiju kontroles programmatūru starp pārējām. Viens no šiem rīkiem ir “</w:t>
+      </w:r>
+      <w:proofErr w:type="spellStart"/>
+      <w:r>
+        <w:t>Azure</w:t>
+      </w:r>
+      <w:proofErr w:type="spellEnd"/>
+      <w:r>
+        <w:t xml:space="preserve"> </w:t>
+      </w:r>
+      <w:proofErr w:type="spellStart"/>
+      <w:r>
+        <w:t>Pipelines</w:t>
+      </w:r>
+      <w:proofErr w:type="spellEnd"/>
+      <w:r>
+        <w:t>”, kuras funkcionalitāte ir plašāka salīdzinot ar iepriekš minētiem rīkiem, taču tās plaša funkcionalitātes klāsts ir radīts lielākiem projektiem, kuri iespējams nebūs lielāko daļu paredzēts izmantošanai šī projekta nolūkiem tās apjoma dēļ un lielākas izmaksas, salīdzinot ar iepriekš minētiem rīkiem.</w:t>
       </w:r>
     </w:p>
     <w:p>
       <w:pPr>
         <w:pStyle w:val="Heading1"/>
       </w:pPr>
-      <w:bookmarkStart w:id="29" w:name="_Toc225717464"/>
+      <w:bookmarkStart w:id="29" w:name="_Toc225723253"/>
       <w:r>
         <w:lastRenderedPageBreak/>
         <w:t>Sistēmas modelēšana un projektēšana</w:t>
@@ -5997,7 +7135,7 @@
       <w:pPr>
         <w:pStyle w:val="Heading2"/>
       </w:pPr>
-      <w:bookmarkStart w:id="30" w:name="_Toc225717465"/>
+      <w:bookmarkStart w:id="30" w:name="_Toc225723254"/>
       <w:r>
         <w:t>Sistēmas struktūras modelis</w:t>
       </w:r>
@@ -6007,7 +7145,7 @@
       <w:pPr>
         <w:pStyle w:val="Heading3"/>
       </w:pPr>
-      <w:bookmarkStart w:id="31" w:name="_Toc225717466"/>
+      <w:bookmarkStart w:id="31" w:name="_Toc225723255"/>
       <w:r>
         <w:t>Sistēmas struktūra</w:t>
       </w:r>
@@ -6181,7 +7319,7 @@
       <w:pPr>
         <w:pStyle w:val="Heading3"/>
       </w:pPr>
-      <w:bookmarkStart w:id="34" w:name="_Toc225717467"/>
+      <w:bookmarkStart w:id="34" w:name="_Toc225723256"/>
       <w:r>
         <w:lastRenderedPageBreak/>
         <w:t>Klašu modeļi</w:t>
@@ -6378,7 +7516,7 @@
       <w:pPr>
         <w:pStyle w:val="Heading2"/>
       </w:pPr>
-      <w:bookmarkStart w:id="35" w:name="_Toc225717468"/>
+      <w:bookmarkStart w:id="35" w:name="_Toc225723257"/>
       <w:r>
         <w:lastRenderedPageBreak/>
         <w:t>Funkcionālie un dinamiskie modeļi</w:t>
@@ -6389,7 +7527,7 @@
       <w:pPr>
         <w:pStyle w:val="Heading2"/>
       </w:pPr>
-      <w:bookmarkStart w:id="36" w:name="_Toc225717469"/>
+      <w:bookmarkStart w:id="36" w:name="_Toc225723258"/>
       <w:r>
         <w:t>Datu struktūru apraksts</w:t>
       </w:r>
@@ -6399,7 +7537,7 @@
       <w:pPr>
         <w:pStyle w:val="Heading1"/>
       </w:pPr>
-      <w:bookmarkStart w:id="37" w:name="_Toc225717470"/>
+      <w:bookmarkStart w:id="37" w:name="_Toc225723259"/>
       <w:r>
         <w:lastRenderedPageBreak/>
         <w:t>Lietotāju ceļvedis</w:t>
@@ -6410,7 +7548,7 @@
       <w:pPr>
         <w:pStyle w:val="Heading1"/>
       </w:pPr>
-      <w:bookmarkStart w:id="38" w:name="_Toc225717471"/>
+      <w:bookmarkStart w:id="38" w:name="_Toc225723260"/>
       <w:r>
         <w:lastRenderedPageBreak/>
         <w:t>Testēšanas dokumentācija</w:t>
@@ -6621,292 +7759,7 @@
     </w:lvl>
   </w:abstractNum>
   <w:abstractNum w:abstractNumId="1" w15:restartNumberingAfterBreak="0">
-    <w:nsid w:val="14814166"/>
-    <w:multiLevelType w:val="hybridMultilevel"/>
-    <w:tmpl w:val="9424BF12"/>
-    <w:lvl w:ilvl="0" w:tplc="04260011">
-      <w:start w:val="1"/>
-      <w:numFmt w:val="decimal"/>
-      <w:lvlText w:val="%1)"/>
-      <w:lvlJc w:val="left"/>
-      <w:pPr>
-        <w:ind w:left="1440" w:hanging="360"/>
-      </w:pPr>
-    </w:lvl>
-    <w:lvl w:ilvl="1" w:tplc="FFFFFFFF">
-      <w:start w:val="1"/>
-      <w:numFmt w:val="lowerLetter"/>
-      <w:lvlText w:val="%2."/>
-      <w:lvlJc w:val="left"/>
-      <w:pPr>
-        <w:ind w:left="2160" w:hanging="360"/>
-      </w:pPr>
-    </w:lvl>
-    <w:lvl w:ilvl="2" w:tplc="FFFFFFFF">
-      <w:start w:val="1"/>
-      <w:numFmt w:val="lowerRoman"/>
-      <w:lvlText w:val="%3."/>
-      <w:lvlJc w:val="right"/>
-      <w:pPr>
-        <w:ind w:left="2880" w:hanging="180"/>
-      </w:pPr>
-    </w:lvl>
-    <w:lvl w:ilvl="3" w:tplc="FFFFFFFF">
-      <w:start w:val="1"/>
-      <w:numFmt w:val="decimal"/>
-      <w:lvlText w:val="%4."/>
-      <w:lvlJc w:val="left"/>
-      <w:pPr>
-        <w:ind w:left="3600" w:hanging="360"/>
-      </w:pPr>
-    </w:lvl>
-    <w:lvl w:ilvl="4" w:tplc="FFFFFFFF">
-      <w:start w:val="1"/>
-      <w:numFmt w:val="lowerLetter"/>
-      <w:lvlText w:val="%5."/>
-      <w:lvlJc w:val="left"/>
-      <w:pPr>
-        <w:ind w:left="4320" w:hanging="360"/>
-      </w:pPr>
-    </w:lvl>
-    <w:lvl w:ilvl="5" w:tplc="FFFFFFFF">
-      <w:start w:val="1"/>
-      <w:numFmt w:val="lowerRoman"/>
-      <w:lvlText w:val="%6."/>
-      <w:lvlJc w:val="right"/>
-      <w:pPr>
-        <w:ind w:left="5040" w:hanging="180"/>
-      </w:pPr>
-    </w:lvl>
-    <w:lvl w:ilvl="6" w:tplc="FFFFFFFF">
-      <w:start w:val="1"/>
-      <w:numFmt w:val="decimal"/>
-      <w:lvlText w:val="%7."/>
-      <w:lvlJc w:val="left"/>
-      <w:pPr>
-        <w:ind w:left="5760" w:hanging="360"/>
-      </w:pPr>
-    </w:lvl>
-    <w:lvl w:ilvl="7" w:tplc="FFFFFFFF">
-      <w:start w:val="1"/>
-      <w:numFmt w:val="lowerLetter"/>
-      <w:lvlText w:val="%8."/>
-      <w:lvlJc w:val="left"/>
-      <w:pPr>
-        <w:ind w:left="6480" w:hanging="360"/>
-      </w:pPr>
-    </w:lvl>
-    <w:lvl w:ilvl="8" w:tplc="FFFFFFFF">
-      <w:start w:val="1"/>
-      <w:numFmt w:val="lowerRoman"/>
-      <w:lvlText w:val="%9."/>
-      <w:lvlJc w:val="right"/>
-      <w:pPr>
-        <w:ind w:left="7200" w:hanging="180"/>
-      </w:pPr>
-    </w:lvl>
-  </w:abstractNum>
-  <w:abstractNum w:abstractNumId="2" w15:restartNumberingAfterBreak="0">
-    <w:nsid w:val="1E8871B5"/>
-    <w:multiLevelType w:val="multilevel"/>
-    <w:tmpl w:val="4224D438"/>
-    <w:lvl w:ilvl="0">
-      <w:start w:val="1"/>
-      <w:numFmt w:val="decimal"/>
-      <w:lvlText w:val="%1."/>
-      <w:lvlJc w:val="left"/>
-      <w:pPr>
-        <w:ind w:left="360" w:hanging="360"/>
-      </w:pPr>
-      <w:rPr>
-        <w:rFonts w:hint="default"/>
-      </w:rPr>
-    </w:lvl>
-    <w:lvl w:ilvl="1">
-      <w:start w:val="1"/>
-      <w:numFmt w:val="decimal"/>
-      <w:lvlText w:val="%1.%2."/>
-      <w:lvlJc w:val="left"/>
-      <w:pPr>
-        <w:ind w:left="720" w:hanging="360"/>
-      </w:pPr>
-      <w:rPr>
-        <w:rFonts w:hint="default"/>
-      </w:rPr>
-    </w:lvl>
-    <w:lvl w:ilvl="2">
-      <w:start w:val="1"/>
-      <w:numFmt w:val="decimal"/>
-      <w:lvlText w:val="%1.%2.%3."/>
-      <w:lvlJc w:val="left"/>
-      <w:pPr>
-        <w:ind w:left="1080" w:hanging="360"/>
-      </w:pPr>
-      <w:rPr>
-        <w:rFonts w:hint="default"/>
-      </w:rPr>
-    </w:lvl>
-    <w:lvl w:ilvl="3">
-      <w:start w:val="1"/>
-      <w:numFmt w:val="decimal"/>
-      <w:lvlText w:val="%1.%2.%3.%4"/>
-      <w:lvlJc w:val="left"/>
-      <w:pPr>
-        <w:ind w:left="1440" w:hanging="360"/>
-      </w:pPr>
-      <w:rPr>
-        <w:rFonts w:hint="default"/>
-      </w:rPr>
-    </w:lvl>
-    <w:lvl w:ilvl="4">
-      <w:start w:val="1"/>
-      <w:numFmt w:val="lowerLetter"/>
-      <w:lvlText w:val="(%5)"/>
-      <w:lvlJc w:val="left"/>
-      <w:pPr>
-        <w:ind w:left="1800" w:hanging="360"/>
-      </w:pPr>
-      <w:rPr>
-        <w:rFonts w:hint="default"/>
-      </w:rPr>
-    </w:lvl>
-    <w:lvl w:ilvl="5">
-      <w:start w:val="1"/>
-      <w:numFmt w:val="lowerRoman"/>
-      <w:lvlText w:val="(%6)"/>
-      <w:lvlJc w:val="left"/>
-      <w:pPr>
-        <w:ind w:left="2160" w:hanging="360"/>
-      </w:pPr>
-      <w:rPr>
-        <w:rFonts w:hint="default"/>
-      </w:rPr>
-    </w:lvl>
-    <w:lvl w:ilvl="6">
-      <w:start w:val="1"/>
-      <w:numFmt w:val="decimal"/>
-      <w:lvlText w:val="%7."/>
-      <w:lvlJc w:val="left"/>
-      <w:pPr>
-        <w:ind w:left="2520" w:hanging="360"/>
-      </w:pPr>
-      <w:rPr>
-        <w:rFonts w:hint="default"/>
-      </w:rPr>
-    </w:lvl>
-    <w:lvl w:ilvl="7">
-      <w:start w:val="1"/>
-      <w:numFmt w:val="lowerLetter"/>
-      <w:lvlText w:val="%8."/>
-      <w:lvlJc w:val="left"/>
-      <w:pPr>
-        <w:ind w:left="2880" w:hanging="360"/>
-      </w:pPr>
-      <w:rPr>
-        <w:rFonts w:hint="default"/>
-      </w:rPr>
-    </w:lvl>
-    <w:lvl w:ilvl="8">
-      <w:start w:val="1"/>
-      <w:numFmt w:val="lowerRoman"/>
-      <w:lvlText w:val="%9."/>
-      <w:lvlJc w:val="left"/>
-      <w:pPr>
-        <w:ind w:left="3240" w:hanging="360"/>
-      </w:pPr>
-      <w:rPr>
-        <w:rFonts w:hint="default"/>
-      </w:rPr>
-    </w:lvl>
-  </w:abstractNum>
-  <w:abstractNum w:abstractNumId="3" w15:restartNumberingAfterBreak="0">
-    <w:nsid w:val="1F9258A6"/>
-    <w:multiLevelType w:val="hybridMultilevel"/>
-    <w:tmpl w:val="46C2E226"/>
-    <w:lvl w:ilvl="0" w:tplc="FFFFFFFF">
-      <w:start w:val="1"/>
-      <w:numFmt w:val="decimal"/>
-      <w:lvlText w:val="%1)"/>
-      <w:lvlJc w:val="left"/>
-      <w:pPr>
-        <w:ind w:left="1440" w:hanging="360"/>
-      </w:pPr>
-    </w:lvl>
-    <w:lvl w:ilvl="1" w:tplc="FFFFFFFF">
-      <w:start w:val="1"/>
-      <w:numFmt w:val="lowerLetter"/>
-      <w:lvlText w:val="%2."/>
-      <w:lvlJc w:val="left"/>
-      <w:pPr>
-        <w:ind w:left="2160" w:hanging="360"/>
-      </w:pPr>
-    </w:lvl>
-    <w:lvl w:ilvl="2" w:tplc="FFFFFFFF">
-      <w:start w:val="1"/>
-      <w:numFmt w:val="lowerRoman"/>
-      <w:lvlText w:val="%3."/>
-      <w:lvlJc w:val="right"/>
-      <w:pPr>
-        <w:ind w:left="2880" w:hanging="180"/>
-      </w:pPr>
-    </w:lvl>
-    <w:lvl w:ilvl="3" w:tplc="FFFFFFFF">
-      <w:start w:val="1"/>
-      <w:numFmt w:val="decimal"/>
-      <w:lvlText w:val="%4."/>
-      <w:lvlJc w:val="left"/>
-      <w:pPr>
-        <w:ind w:left="3600" w:hanging="360"/>
-      </w:pPr>
-    </w:lvl>
-    <w:lvl w:ilvl="4" w:tplc="FFFFFFFF">
-      <w:start w:val="1"/>
-      <w:numFmt w:val="lowerLetter"/>
-      <w:lvlText w:val="%5."/>
-      <w:lvlJc w:val="left"/>
-      <w:pPr>
-        <w:ind w:left="4320" w:hanging="360"/>
-      </w:pPr>
-    </w:lvl>
-    <w:lvl w:ilvl="5" w:tplc="FFFFFFFF">
-      <w:start w:val="1"/>
-      <w:numFmt w:val="lowerRoman"/>
-      <w:lvlText w:val="%6."/>
-      <w:lvlJc w:val="right"/>
-      <w:pPr>
-        <w:ind w:left="5040" w:hanging="180"/>
-      </w:pPr>
-    </w:lvl>
-    <w:lvl w:ilvl="6" w:tplc="FFFFFFFF">
-      <w:start w:val="1"/>
-      <w:numFmt w:val="decimal"/>
-      <w:lvlText w:val="%7."/>
-      <w:lvlJc w:val="left"/>
-      <w:pPr>
-        <w:ind w:left="5760" w:hanging="360"/>
-      </w:pPr>
-    </w:lvl>
-    <w:lvl w:ilvl="7" w:tplc="FFFFFFFF">
-      <w:start w:val="1"/>
-      <w:numFmt w:val="lowerLetter"/>
-      <w:lvlText w:val="%8."/>
-      <w:lvlJc w:val="left"/>
-      <w:pPr>
-        <w:ind w:left="6480" w:hanging="360"/>
-      </w:pPr>
-    </w:lvl>
-    <w:lvl w:ilvl="8" w:tplc="FFFFFFFF">
-      <w:start w:val="1"/>
-      <w:numFmt w:val="lowerRoman"/>
-      <w:lvlText w:val="%9."/>
-      <w:lvlJc w:val="right"/>
-      <w:pPr>
-        <w:ind w:left="7200" w:hanging="180"/>
-      </w:pPr>
-    </w:lvl>
-  </w:abstractNum>
-  <w:abstractNum w:abstractNumId="4" w15:restartNumberingAfterBreak="0">
-    <w:nsid w:val="289B7264"/>
+    <w:nsid w:val="0EF86E54"/>
     <w:multiLevelType w:val="multilevel"/>
     <w:tmpl w:val="A0B6D666"/>
     <w:lvl w:ilvl="0">
@@ -7020,7 +7873,493 @@
       </w:rPr>
     </w:lvl>
   </w:abstractNum>
+  <w:abstractNum w:abstractNumId="2" w15:restartNumberingAfterBreak="0">
+    <w:nsid w:val="14814166"/>
+    <w:multiLevelType w:val="hybridMultilevel"/>
+    <w:tmpl w:val="9424BF12"/>
+    <w:lvl w:ilvl="0" w:tplc="04260011">
+      <w:start w:val="1"/>
+      <w:numFmt w:val="decimal"/>
+      <w:lvlText w:val="%1)"/>
+      <w:lvlJc w:val="left"/>
+      <w:pPr>
+        <w:ind w:left="1440" w:hanging="360"/>
+      </w:pPr>
+    </w:lvl>
+    <w:lvl w:ilvl="1" w:tplc="FFFFFFFF">
+      <w:start w:val="1"/>
+      <w:numFmt w:val="lowerLetter"/>
+      <w:lvlText w:val="%2."/>
+      <w:lvlJc w:val="left"/>
+      <w:pPr>
+        <w:ind w:left="2160" w:hanging="360"/>
+      </w:pPr>
+    </w:lvl>
+    <w:lvl w:ilvl="2" w:tplc="FFFFFFFF">
+      <w:start w:val="1"/>
+      <w:numFmt w:val="lowerRoman"/>
+      <w:lvlText w:val="%3."/>
+      <w:lvlJc w:val="right"/>
+      <w:pPr>
+        <w:ind w:left="2880" w:hanging="180"/>
+      </w:pPr>
+    </w:lvl>
+    <w:lvl w:ilvl="3" w:tplc="FFFFFFFF">
+      <w:start w:val="1"/>
+      <w:numFmt w:val="decimal"/>
+      <w:lvlText w:val="%4."/>
+      <w:lvlJc w:val="left"/>
+      <w:pPr>
+        <w:ind w:left="3600" w:hanging="360"/>
+      </w:pPr>
+    </w:lvl>
+    <w:lvl w:ilvl="4" w:tplc="FFFFFFFF">
+      <w:start w:val="1"/>
+      <w:numFmt w:val="lowerLetter"/>
+      <w:lvlText w:val="%5."/>
+      <w:lvlJc w:val="left"/>
+      <w:pPr>
+        <w:ind w:left="4320" w:hanging="360"/>
+      </w:pPr>
+    </w:lvl>
+    <w:lvl w:ilvl="5" w:tplc="FFFFFFFF">
+      <w:start w:val="1"/>
+      <w:numFmt w:val="lowerRoman"/>
+      <w:lvlText w:val="%6."/>
+      <w:lvlJc w:val="right"/>
+      <w:pPr>
+        <w:ind w:left="5040" w:hanging="180"/>
+      </w:pPr>
+    </w:lvl>
+    <w:lvl w:ilvl="6" w:tplc="FFFFFFFF">
+      <w:start w:val="1"/>
+      <w:numFmt w:val="decimal"/>
+      <w:lvlText w:val="%7."/>
+      <w:lvlJc w:val="left"/>
+      <w:pPr>
+        <w:ind w:left="5760" w:hanging="360"/>
+      </w:pPr>
+    </w:lvl>
+    <w:lvl w:ilvl="7" w:tplc="FFFFFFFF">
+      <w:start w:val="1"/>
+      <w:numFmt w:val="lowerLetter"/>
+      <w:lvlText w:val="%8."/>
+      <w:lvlJc w:val="left"/>
+      <w:pPr>
+        <w:ind w:left="6480" w:hanging="360"/>
+      </w:pPr>
+    </w:lvl>
+    <w:lvl w:ilvl="8" w:tplc="FFFFFFFF">
+      <w:start w:val="1"/>
+      <w:numFmt w:val="lowerRoman"/>
+      <w:lvlText w:val="%9."/>
+      <w:lvlJc w:val="right"/>
+      <w:pPr>
+        <w:ind w:left="7200" w:hanging="180"/>
+      </w:pPr>
+    </w:lvl>
+  </w:abstractNum>
+  <w:abstractNum w:abstractNumId="3" w15:restartNumberingAfterBreak="0">
+    <w:nsid w:val="1BE25AAA"/>
+    <w:multiLevelType w:val="multilevel"/>
+    <w:tmpl w:val="0426001D"/>
+    <w:lvl w:ilvl="0">
+      <w:start w:val="1"/>
+      <w:numFmt w:val="decimal"/>
+      <w:lvlText w:val="%1)"/>
+      <w:lvlJc w:val="left"/>
+      <w:pPr>
+        <w:ind w:left="1800" w:hanging="360"/>
+      </w:pPr>
+    </w:lvl>
+    <w:lvl w:ilvl="1">
+      <w:start w:val="1"/>
+      <w:numFmt w:val="lowerLetter"/>
+      <w:lvlText w:val="%2)"/>
+      <w:lvlJc w:val="left"/>
+      <w:pPr>
+        <w:ind w:left="2160" w:hanging="360"/>
+      </w:pPr>
+    </w:lvl>
+    <w:lvl w:ilvl="2">
+      <w:start w:val="1"/>
+      <w:numFmt w:val="lowerRoman"/>
+      <w:lvlText w:val="%3)"/>
+      <w:lvlJc w:val="left"/>
+      <w:pPr>
+        <w:ind w:left="2520" w:hanging="360"/>
+      </w:pPr>
+    </w:lvl>
+    <w:lvl w:ilvl="3">
+      <w:start w:val="1"/>
+      <w:numFmt w:val="decimal"/>
+      <w:lvlText w:val="(%4)"/>
+      <w:lvlJc w:val="left"/>
+      <w:pPr>
+        <w:ind w:left="2880" w:hanging="360"/>
+      </w:pPr>
+    </w:lvl>
+    <w:lvl w:ilvl="4">
+      <w:start w:val="1"/>
+      <w:numFmt w:val="lowerLetter"/>
+      <w:lvlText w:val="(%5)"/>
+      <w:lvlJc w:val="left"/>
+      <w:pPr>
+        <w:ind w:left="3240" w:hanging="360"/>
+      </w:pPr>
+    </w:lvl>
+    <w:lvl w:ilvl="5">
+      <w:start w:val="1"/>
+      <w:numFmt w:val="lowerRoman"/>
+      <w:lvlText w:val="(%6)"/>
+      <w:lvlJc w:val="left"/>
+      <w:pPr>
+        <w:ind w:left="3600" w:hanging="360"/>
+      </w:pPr>
+    </w:lvl>
+    <w:lvl w:ilvl="6">
+      <w:start w:val="1"/>
+      <w:numFmt w:val="decimal"/>
+      <w:lvlText w:val="%7."/>
+      <w:lvlJc w:val="left"/>
+      <w:pPr>
+        <w:ind w:left="3960" w:hanging="360"/>
+      </w:pPr>
+    </w:lvl>
+    <w:lvl w:ilvl="7">
+      <w:start w:val="1"/>
+      <w:numFmt w:val="lowerLetter"/>
+      <w:lvlText w:val="%8."/>
+      <w:lvlJc w:val="left"/>
+      <w:pPr>
+        <w:ind w:left="4320" w:hanging="360"/>
+      </w:pPr>
+    </w:lvl>
+    <w:lvl w:ilvl="8">
+      <w:start w:val="1"/>
+      <w:numFmt w:val="lowerRoman"/>
+      <w:lvlText w:val="%9."/>
+      <w:lvlJc w:val="left"/>
+      <w:pPr>
+        <w:ind w:left="4680" w:hanging="360"/>
+      </w:pPr>
+    </w:lvl>
+  </w:abstractNum>
+  <w:abstractNum w:abstractNumId="4" w15:restartNumberingAfterBreak="0">
+    <w:nsid w:val="1E8871B5"/>
+    <w:multiLevelType w:val="multilevel"/>
+    <w:tmpl w:val="4224D438"/>
+    <w:lvl w:ilvl="0">
+      <w:start w:val="1"/>
+      <w:numFmt w:val="decimal"/>
+      <w:lvlText w:val="%1."/>
+      <w:lvlJc w:val="left"/>
+      <w:pPr>
+        <w:ind w:left="360" w:hanging="360"/>
+      </w:pPr>
+      <w:rPr>
+        <w:rFonts w:hint="default"/>
+      </w:rPr>
+    </w:lvl>
+    <w:lvl w:ilvl="1">
+      <w:start w:val="1"/>
+      <w:numFmt w:val="decimal"/>
+      <w:lvlText w:val="%1.%2."/>
+      <w:lvlJc w:val="left"/>
+      <w:pPr>
+        <w:ind w:left="720" w:hanging="360"/>
+      </w:pPr>
+      <w:rPr>
+        <w:rFonts w:hint="default"/>
+      </w:rPr>
+    </w:lvl>
+    <w:lvl w:ilvl="2">
+      <w:start w:val="1"/>
+      <w:numFmt w:val="decimal"/>
+      <w:lvlText w:val="%1.%2.%3."/>
+      <w:lvlJc w:val="left"/>
+      <w:pPr>
+        <w:ind w:left="1080" w:hanging="360"/>
+      </w:pPr>
+      <w:rPr>
+        <w:rFonts w:hint="default"/>
+      </w:rPr>
+    </w:lvl>
+    <w:lvl w:ilvl="3">
+      <w:start w:val="1"/>
+      <w:numFmt w:val="decimal"/>
+      <w:lvlText w:val="%1.%2.%3.%4"/>
+      <w:lvlJc w:val="left"/>
+      <w:pPr>
+        <w:ind w:left="1440" w:hanging="360"/>
+      </w:pPr>
+      <w:rPr>
+        <w:rFonts w:hint="default"/>
+      </w:rPr>
+    </w:lvl>
+    <w:lvl w:ilvl="4">
+      <w:start w:val="1"/>
+      <w:numFmt w:val="lowerLetter"/>
+      <w:lvlText w:val="(%5)"/>
+      <w:lvlJc w:val="left"/>
+      <w:pPr>
+        <w:ind w:left="1800" w:hanging="360"/>
+      </w:pPr>
+      <w:rPr>
+        <w:rFonts w:hint="default"/>
+      </w:rPr>
+    </w:lvl>
+    <w:lvl w:ilvl="5">
+      <w:start w:val="1"/>
+      <w:numFmt w:val="lowerRoman"/>
+      <w:lvlText w:val="(%6)"/>
+      <w:lvlJc w:val="left"/>
+      <w:pPr>
+        <w:ind w:left="2160" w:hanging="360"/>
+      </w:pPr>
+      <w:rPr>
+        <w:rFonts w:hint="default"/>
+      </w:rPr>
+    </w:lvl>
+    <w:lvl w:ilvl="6">
+      <w:start w:val="1"/>
+      <w:numFmt w:val="decimal"/>
+      <w:lvlText w:val="%7."/>
+      <w:lvlJc w:val="left"/>
+      <w:pPr>
+        <w:ind w:left="2520" w:hanging="360"/>
+      </w:pPr>
+      <w:rPr>
+        <w:rFonts w:hint="default"/>
+      </w:rPr>
+    </w:lvl>
+    <w:lvl w:ilvl="7">
+      <w:start w:val="1"/>
+      <w:numFmt w:val="lowerLetter"/>
+      <w:lvlText w:val="%8."/>
+      <w:lvlJc w:val="left"/>
+      <w:pPr>
+        <w:ind w:left="2880" w:hanging="360"/>
+      </w:pPr>
+      <w:rPr>
+        <w:rFonts w:hint="default"/>
+      </w:rPr>
+    </w:lvl>
+    <w:lvl w:ilvl="8">
+      <w:start w:val="1"/>
+      <w:numFmt w:val="lowerRoman"/>
+      <w:lvlText w:val="%9."/>
+      <w:lvlJc w:val="left"/>
+      <w:pPr>
+        <w:ind w:left="3240" w:hanging="360"/>
+      </w:pPr>
+      <w:rPr>
+        <w:rFonts w:hint="default"/>
+      </w:rPr>
+    </w:lvl>
+  </w:abstractNum>
   <w:abstractNum w:abstractNumId="5" w15:restartNumberingAfterBreak="0">
+    <w:nsid w:val="1F9258A6"/>
+    <w:multiLevelType w:val="hybridMultilevel"/>
+    <w:tmpl w:val="46C2E226"/>
+    <w:lvl w:ilvl="0" w:tplc="FFFFFFFF">
+      <w:start w:val="1"/>
+      <w:numFmt w:val="decimal"/>
+      <w:lvlText w:val="%1)"/>
+      <w:lvlJc w:val="left"/>
+      <w:pPr>
+        <w:ind w:left="1440" w:hanging="360"/>
+      </w:pPr>
+    </w:lvl>
+    <w:lvl w:ilvl="1" w:tplc="FFFFFFFF">
+      <w:start w:val="1"/>
+      <w:numFmt w:val="lowerLetter"/>
+      <w:lvlText w:val="%2."/>
+      <w:lvlJc w:val="left"/>
+      <w:pPr>
+        <w:ind w:left="2160" w:hanging="360"/>
+      </w:pPr>
+    </w:lvl>
+    <w:lvl w:ilvl="2" w:tplc="FFFFFFFF">
+      <w:start w:val="1"/>
+      <w:numFmt w:val="lowerRoman"/>
+      <w:lvlText w:val="%3."/>
+      <w:lvlJc w:val="right"/>
+      <w:pPr>
+        <w:ind w:left="2880" w:hanging="180"/>
+      </w:pPr>
+    </w:lvl>
+    <w:lvl w:ilvl="3" w:tplc="FFFFFFFF">
+      <w:start w:val="1"/>
+      <w:numFmt w:val="decimal"/>
+      <w:lvlText w:val="%4."/>
+      <w:lvlJc w:val="left"/>
+      <w:pPr>
+        <w:ind w:left="3600" w:hanging="360"/>
+      </w:pPr>
+    </w:lvl>
+    <w:lvl w:ilvl="4" w:tplc="FFFFFFFF">
+      <w:start w:val="1"/>
+      <w:numFmt w:val="lowerLetter"/>
+      <w:lvlText w:val="%5."/>
+      <w:lvlJc w:val="left"/>
+      <w:pPr>
+        <w:ind w:left="4320" w:hanging="360"/>
+      </w:pPr>
+    </w:lvl>
+    <w:lvl w:ilvl="5" w:tplc="FFFFFFFF">
+      <w:start w:val="1"/>
+      <w:numFmt w:val="lowerRoman"/>
+      <w:lvlText w:val="%6."/>
+      <w:lvlJc w:val="right"/>
+      <w:pPr>
+        <w:ind w:left="5040" w:hanging="180"/>
+      </w:pPr>
+    </w:lvl>
+    <w:lvl w:ilvl="6" w:tplc="FFFFFFFF">
+      <w:start w:val="1"/>
+      <w:numFmt w:val="decimal"/>
+      <w:lvlText w:val="%7."/>
+      <w:lvlJc w:val="left"/>
+      <w:pPr>
+        <w:ind w:left="5760" w:hanging="360"/>
+      </w:pPr>
+    </w:lvl>
+    <w:lvl w:ilvl="7" w:tplc="FFFFFFFF">
+      <w:start w:val="1"/>
+      <w:numFmt w:val="lowerLetter"/>
+      <w:lvlText w:val="%8."/>
+      <w:lvlJc w:val="left"/>
+      <w:pPr>
+        <w:ind w:left="6480" w:hanging="360"/>
+      </w:pPr>
+    </w:lvl>
+    <w:lvl w:ilvl="8" w:tplc="FFFFFFFF">
+      <w:start w:val="1"/>
+      <w:numFmt w:val="lowerRoman"/>
+      <w:lvlText w:val="%9."/>
+      <w:lvlJc w:val="right"/>
+      <w:pPr>
+        <w:ind w:left="7200" w:hanging="180"/>
+      </w:pPr>
+    </w:lvl>
+  </w:abstractNum>
+  <w:abstractNum w:abstractNumId="6" w15:restartNumberingAfterBreak="0">
+    <w:nsid w:val="289B7264"/>
+    <w:multiLevelType w:val="multilevel"/>
+    <w:tmpl w:val="A0B6D666"/>
+    <w:lvl w:ilvl="0">
+      <w:start w:val="1"/>
+      <w:numFmt w:val="decimal"/>
+      <w:lvlText w:val="PR.%1."/>
+      <w:lvlJc w:val="left"/>
+      <w:pPr>
+        <w:ind w:left="360" w:hanging="360"/>
+      </w:pPr>
+      <w:rPr>
+        <w:rFonts w:hint="default"/>
+        <w:b/>
+        <w:bCs/>
+      </w:rPr>
+    </w:lvl>
+    <w:lvl w:ilvl="1">
+      <w:start w:val="1"/>
+      <w:numFmt w:val="lowerLetter"/>
+      <w:lvlText w:val="%2)"/>
+      <w:lvlJc w:val="left"/>
+      <w:pPr>
+        <w:ind w:left="720" w:hanging="360"/>
+      </w:pPr>
+      <w:rPr>
+        <w:rFonts w:hint="default"/>
+      </w:rPr>
+    </w:lvl>
+    <w:lvl w:ilvl="2">
+      <w:start w:val="1"/>
+      <w:numFmt w:val="lowerRoman"/>
+      <w:lvlText w:val="%3)"/>
+      <w:lvlJc w:val="left"/>
+      <w:pPr>
+        <w:ind w:left="1080" w:hanging="360"/>
+      </w:pPr>
+      <w:rPr>
+        <w:rFonts w:hint="default"/>
+      </w:rPr>
+    </w:lvl>
+    <w:lvl w:ilvl="3">
+      <w:start w:val="1"/>
+      <w:numFmt w:val="decimal"/>
+      <w:lvlText w:val="(%4)"/>
+      <w:lvlJc w:val="left"/>
+      <w:pPr>
+        <w:ind w:left="1440" w:hanging="360"/>
+      </w:pPr>
+      <w:rPr>
+        <w:rFonts w:hint="default"/>
+      </w:rPr>
+    </w:lvl>
+    <w:lvl w:ilvl="4">
+      <w:start w:val="1"/>
+      <w:numFmt w:val="lowerLetter"/>
+      <w:lvlText w:val="(%5)"/>
+      <w:lvlJc w:val="left"/>
+      <w:pPr>
+        <w:ind w:left="1800" w:hanging="360"/>
+      </w:pPr>
+      <w:rPr>
+        <w:rFonts w:hint="default"/>
+      </w:rPr>
+    </w:lvl>
+    <w:lvl w:ilvl="5">
+      <w:start w:val="1"/>
+      <w:numFmt w:val="lowerRoman"/>
+      <w:lvlText w:val="(%6)"/>
+      <w:lvlJc w:val="left"/>
+      <w:pPr>
+        <w:ind w:left="2160" w:hanging="360"/>
+      </w:pPr>
+      <w:rPr>
+        <w:rFonts w:hint="default"/>
+      </w:rPr>
+    </w:lvl>
+    <w:lvl w:ilvl="6">
+      <w:start w:val="1"/>
+      <w:numFmt w:val="decimal"/>
+      <w:lvlText w:val="%7."/>
+      <w:lvlJc w:val="left"/>
+      <w:pPr>
+        <w:ind w:left="2520" w:hanging="360"/>
+      </w:pPr>
+      <w:rPr>
+        <w:rFonts w:hint="default"/>
+      </w:rPr>
+    </w:lvl>
+    <w:lvl w:ilvl="7">
+      <w:start w:val="1"/>
+      <w:numFmt w:val="lowerLetter"/>
+      <w:lvlText w:val="%8."/>
+      <w:lvlJc w:val="left"/>
+      <w:pPr>
+        <w:ind w:left="2880" w:hanging="360"/>
+      </w:pPr>
+      <w:rPr>
+        <w:rFonts w:hint="default"/>
+      </w:rPr>
+    </w:lvl>
+    <w:lvl w:ilvl="8">
+      <w:start w:val="1"/>
+      <w:numFmt w:val="lowerRoman"/>
+      <w:lvlText w:val="%9."/>
+      <w:lvlJc w:val="left"/>
+      <w:pPr>
+        <w:ind w:left="3240" w:hanging="360"/>
+      </w:pPr>
+      <w:rPr>
+        <w:rFonts w:hint="default"/>
+      </w:rPr>
+    </w:lvl>
+  </w:abstractNum>
+  <w:abstractNum w:abstractNumId="7" w15:restartNumberingAfterBreak="0">
     <w:nsid w:val="2AC86BF6"/>
     <w:multiLevelType w:val="multilevel"/>
     <w:tmpl w:val="4A7E1FE8"/>
@@ -7133,7 +8472,97 @@
       </w:rPr>
     </w:lvl>
   </w:abstractNum>
-  <w:abstractNum w:abstractNumId="6" w15:restartNumberingAfterBreak="0">
+  <w:abstractNum w:abstractNumId="8" w15:restartNumberingAfterBreak="0">
+    <w:nsid w:val="35B40052"/>
+    <w:multiLevelType w:val="multilevel"/>
+    <w:tmpl w:val="7D36120E"/>
+    <w:lvl w:ilvl="0">
+      <w:start w:val="1"/>
+      <w:numFmt w:val="decimal"/>
+      <w:lvlText w:val="%1)"/>
+      <w:lvlJc w:val="left"/>
+      <w:pPr>
+        <w:ind w:left="1800" w:hanging="360"/>
+      </w:pPr>
+      <w:rPr>
+        <w:b w:val="0"/>
+        <w:bCs w:val="0"/>
+      </w:rPr>
+    </w:lvl>
+    <w:lvl w:ilvl="1">
+      <w:start w:val="1"/>
+      <w:numFmt w:val="lowerLetter"/>
+      <w:lvlText w:val="%2)"/>
+      <w:lvlJc w:val="left"/>
+      <w:pPr>
+        <w:ind w:left="2160" w:hanging="360"/>
+      </w:pPr>
+    </w:lvl>
+    <w:lvl w:ilvl="2">
+      <w:start w:val="1"/>
+      <w:numFmt w:val="lowerRoman"/>
+      <w:lvlText w:val="%3)"/>
+      <w:lvlJc w:val="left"/>
+      <w:pPr>
+        <w:ind w:left="2520" w:hanging="360"/>
+      </w:pPr>
+    </w:lvl>
+    <w:lvl w:ilvl="3">
+      <w:start w:val="1"/>
+      <w:numFmt w:val="decimal"/>
+      <w:lvlText w:val="(%4)"/>
+      <w:lvlJc w:val="left"/>
+      <w:pPr>
+        <w:ind w:left="2880" w:hanging="360"/>
+      </w:pPr>
+    </w:lvl>
+    <w:lvl w:ilvl="4">
+      <w:start w:val="1"/>
+      <w:numFmt w:val="lowerLetter"/>
+      <w:lvlText w:val="(%5)"/>
+      <w:lvlJc w:val="left"/>
+      <w:pPr>
+        <w:ind w:left="3240" w:hanging="360"/>
+      </w:pPr>
+    </w:lvl>
+    <w:lvl w:ilvl="5">
+      <w:start w:val="1"/>
+      <w:numFmt w:val="lowerRoman"/>
+      <w:lvlText w:val="(%6)"/>
+      <w:lvlJc w:val="left"/>
+      <w:pPr>
+        <w:ind w:left="3600" w:hanging="360"/>
+      </w:pPr>
+    </w:lvl>
+    <w:lvl w:ilvl="6">
+      <w:start w:val="1"/>
+      <w:numFmt w:val="decimal"/>
+      <w:lvlText w:val="%7."/>
+      <w:lvlJc w:val="left"/>
+      <w:pPr>
+        <w:ind w:left="3960" w:hanging="360"/>
+      </w:pPr>
+    </w:lvl>
+    <w:lvl w:ilvl="7">
+      <w:start w:val="1"/>
+      <w:numFmt w:val="lowerLetter"/>
+      <w:lvlText w:val="%8."/>
+      <w:lvlJc w:val="left"/>
+      <w:pPr>
+        <w:ind w:left="4320" w:hanging="360"/>
+      </w:pPr>
+    </w:lvl>
+    <w:lvl w:ilvl="8">
+      <w:start w:val="1"/>
+      <w:numFmt w:val="lowerRoman"/>
+      <w:lvlText w:val="%9."/>
+      <w:lvlJc w:val="left"/>
+      <w:pPr>
+        <w:ind w:left="4680" w:hanging="360"/>
+      </w:pPr>
+    </w:lvl>
+  </w:abstractNum>
+  <w:abstractNum w:abstractNumId="9" w15:restartNumberingAfterBreak="0">
     <w:nsid w:val="36644F88"/>
     <w:multiLevelType w:val="hybridMultilevel"/>
     <w:tmpl w:val="46C2E226"/>
@@ -7219,7 +8648,93 @@
       </w:pPr>
     </w:lvl>
   </w:abstractNum>
-  <w:abstractNum w:abstractNumId="7" w15:restartNumberingAfterBreak="0">
+  <w:abstractNum w:abstractNumId="10" w15:restartNumberingAfterBreak="0">
+    <w:nsid w:val="3AD83722"/>
+    <w:multiLevelType w:val="multilevel"/>
+    <w:tmpl w:val="0426001D"/>
+    <w:lvl w:ilvl="0">
+      <w:start w:val="1"/>
+      <w:numFmt w:val="decimal"/>
+      <w:lvlText w:val="%1)"/>
+      <w:lvlJc w:val="left"/>
+      <w:pPr>
+        <w:ind w:left="1800" w:hanging="360"/>
+      </w:pPr>
+    </w:lvl>
+    <w:lvl w:ilvl="1">
+      <w:start w:val="1"/>
+      <w:numFmt w:val="lowerLetter"/>
+      <w:lvlText w:val="%2)"/>
+      <w:lvlJc w:val="left"/>
+      <w:pPr>
+        <w:ind w:left="2160" w:hanging="360"/>
+      </w:pPr>
+    </w:lvl>
+    <w:lvl w:ilvl="2">
+      <w:start w:val="1"/>
+      <w:numFmt w:val="lowerRoman"/>
+      <w:lvlText w:val="%3)"/>
+      <w:lvlJc w:val="left"/>
+      <w:pPr>
+        <w:ind w:left="2520" w:hanging="360"/>
+      </w:pPr>
+    </w:lvl>
+    <w:lvl w:ilvl="3">
+      <w:start w:val="1"/>
+      <w:numFmt w:val="decimal"/>
+      <w:lvlText w:val="(%4)"/>
+      <w:lvlJc w:val="left"/>
+      <w:pPr>
+        <w:ind w:left="2880" w:hanging="360"/>
+      </w:pPr>
+    </w:lvl>
+    <w:lvl w:ilvl="4">
+      <w:start w:val="1"/>
+      <w:numFmt w:val="lowerLetter"/>
+      <w:lvlText w:val="(%5)"/>
+      <w:lvlJc w:val="left"/>
+      <w:pPr>
+        <w:ind w:left="3240" w:hanging="360"/>
+      </w:pPr>
+    </w:lvl>
+    <w:lvl w:ilvl="5">
+      <w:start w:val="1"/>
+      <w:numFmt w:val="lowerRoman"/>
+      <w:lvlText w:val="(%6)"/>
+      <w:lvlJc w:val="left"/>
+      <w:pPr>
+        <w:ind w:left="3600" w:hanging="360"/>
+      </w:pPr>
+    </w:lvl>
+    <w:lvl w:ilvl="6">
+      <w:start w:val="1"/>
+      <w:numFmt w:val="decimal"/>
+      <w:lvlText w:val="%7."/>
+      <w:lvlJc w:val="left"/>
+      <w:pPr>
+        <w:ind w:left="3960" w:hanging="360"/>
+      </w:pPr>
+    </w:lvl>
+    <w:lvl w:ilvl="7">
+      <w:start w:val="1"/>
+      <w:numFmt w:val="lowerLetter"/>
+      <w:lvlText w:val="%8."/>
+      <w:lvlJc w:val="left"/>
+      <w:pPr>
+        <w:ind w:left="4320" w:hanging="360"/>
+      </w:pPr>
+    </w:lvl>
+    <w:lvl w:ilvl="8">
+      <w:start w:val="1"/>
+      <w:numFmt w:val="lowerRoman"/>
+      <w:lvlText w:val="%9."/>
+      <w:lvlJc w:val="left"/>
+      <w:pPr>
+        <w:ind w:left="4680" w:hanging="360"/>
+      </w:pPr>
+    </w:lvl>
+  </w:abstractNum>
+  <w:abstractNum w:abstractNumId="11" w15:restartNumberingAfterBreak="0">
     <w:nsid w:val="3EEF178D"/>
     <w:multiLevelType w:val="hybridMultilevel"/>
     <w:tmpl w:val="9424BF12"/>
@@ -7305,7 +8820,7 @@
       </w:pPr>
     </w:lvl>
   </w:abstractNum>
-  <w:abstractNum w:abstractNumId="8" w15:restartNumberingAfterBreak="0">
+  <w:abstractNum w:abstractNumId="12" w15:restartNumberingAfterBreak="0">
     <w:nsid w:val="48732F06"/>
     <w:multiLevelType w:val="multilevel"/>
     <w:tmpl w:val="0426001D"/>
@@ -7391,7 +8906,7 @@
       </w:pPr>
     </w:lvl>
   </w:abstractNum>
-  <w:abstractNum w:abstractNumId="9" w15:restartNumberingAfterBreak="0">
+  <w:abstractNum w:abstractNumId="13" w15:restartNumberingAfterBreak="0">
     <w:nsid w:val="4B067BE3"/>
     <w:multiLevelType w:val="multilevel"/>
     <w:tmpl w:val="0426001D"/>
@@ -7477,7 +8992,179 @@
       </w:pPr>
     </w:lvl>
   </w:abstractNum>
-  <w:abstractNum w:abstractNumId="10" w15:restartNumberingAfterBreak="0">
+  <w:abstractNum w:abstractNumId="14" w15:restartNumberingAfterBreak="0">
+    <w:nsid w:val="4ED056BA"/>
+    <w:multiLevelType w:val="multilevel"/>
+    <w:tmpl w:val="0426001D"/>
+    <w:lvl w:ilvl="0">
+      <w:start w:val="1"/>
+      <w:numFmt w:val="decimal"/>
+      <w:lvlText w:val="%1)"/>
+      <w:lvlJc w:val="left"/>
+      <w:pPr>
+        <w:ind w:left="1800" w:hanging="360"/>
+      </w:pPr>
+    </w:lvl>
+    <w:lvl w:ilvl="1">
+      <w:start w:val="1"/>
+      <w:numFmt w:val="lowerLetter"/>
+      <w:lvlText w:val="%2)"/>
+      <w:lvlJc w:val="left"/>
+      <w:pPr>
+        <w:ind w:left="2160" w:hanging="360"/>
+      </w:pPr>
+    </w:lvl>
+    <w:lvl w:ilvl="2">
+      <w:start w:val="1"/>
+      <w:numFmt w:val="lowerRoman"/>
+      <w:lvlText w:val="%3)"/>
+      <w:lvlJc w:val="left"/>
+      <w:pPr>
+        <w:ind w:left="2520" w:hanging="360"/>
+      </w:pPr>
+    </w:lvl>
+    <w:lvl w:ilvl="3">
+      <w:start w:val="1"/>
+      <w:numFmt w:val="decimal"/>
+      <w:lvlText w:val="(%4)"/>
+      <w:lvlJc w:val="left"/>
+      <w:pPr>
+        <w:ind w:left="2880" w:hanging="360"/>
+      </w:pPr>
+    </w:lvl>
+    <w:lvl w:ilvl="4">
+      <w:start w:val="1"/>
+      <w:numFmt w:val="lowerLetter"/>
+      <w:lvlText w:val="(%5)"/>
+      <w:lvlJc w:val="left"/>
+      <w:pPr>
+        <w:ind w:left="3240" w:hanging="360"/>
+      </w:pPr>
+    </w:lvl>
+    <w:lvl w:ilvl="5">
+      <w:start w:val="1"/>
+      <w:numFmt w:val="lowerRoman"/>
+      <w:lvlText w:val="(%6)"/>
+      <w:lvlJc w:val="left"/>
+      <w:pPr>
+        <w:ind w:left="3600" w:hanging="360"/>
+      </w:pPr>
+    </w:lvl>
+    <w:lvl w:ilvl="6">
+      <w:start w:val="1"/>
+      <w:numFmt w:val="decimal"/>
+      <w:lvlText w:val="%7."/>
+      <w:lvlJc w:val="left"/>
+      <w:pPr>
+        <w:ind w:left="3960" w:hanging="360"/>
+      </w:pPr>
+    </w:lvl>
+    <w:lvl w:ilvl="7">
+      <w:start w:val="1"/>
+      <w:numFmt w:val="lowerLetter"/>
+      <w:lvlText w:val="%8."/>
+      <w:lvlJc w:val="left"/>
+      <w:pPr>
+        <w:ind w:left="4320" w:hanging="360"/>
+      </w:pPr>
+    </w:lvl>
+    <w:lvl w:ilvl="8">
+      <w:start w:val="1"/>
+      <w:numFmt w:val="lowerRoman"/>
+      <w:lvlText w:val="%9."/>
+      <w:lvlJc w:val="left"/>
+      <w:pPr>
+        <w:ind w:left="4680" w:hanging="360"/>
+      </w:pPr>
+    </w:lvl>
+  </w:abstractNum>
+  <w:abstractNum w:abstractNumId="15" w15:restartNumberingAfterBreak="0">
+    <w:nsid w:val="57A7681B"/>
+    <w:multiLevelType w:val="multilevel"/>
+    <w:tmpl w:val="0426001D"/>
+    <w:lvl w:ilvl="0">
+      <w:start w:val="1"/>
+      <w:numFmt w:val="decimal"/>
+      <w:lvlText w:val="%1)"/>
+      <w:lvlJc w:val="left"/>
+      <w:pPr>
+        <w:ind w:left="1800" w:hanging="360"/>
+      </w:pPr>
+    </w:lvl>
+    <w:lvl w:ilvl="1">
+      <w:start w:val="1"/>
+      <w:numFmt w:val="lowerLetter"/>
+      <w:lvlText w:val="%2)"/>
+      <w:lvlJc w:val="left"/>
+      <w:pPr>
+        <w:ind w:left="2160" w:hanging="360"/>
+      </w:pPr>
+    </w:lvl>
+    <w:lvl w:ilvl="2">
+      <w:start w:val="1"/>
+      <w:numFmt w:val="lowerRoman"/>
+      <w:lvlText w:val="%3)"/>
+      <w:lvlJc w:val="left"/>
+      <w:pPr>
+        <w:ind w:left="2520" w:hanging="360"/>
+      </w:pPr>
+    </w:lvl>
+    <w:lvl w:ilvl="3">
+      <w:start w:val="1"/>
+      <w:numFmt w:val="decimal"/>
+      <w:lvlText w:val="(%4)"/>
+      <w:lvlJc w:val="left"/>
+      <w:pPr>
+        <w:ind w:left="2880" w:hanging="360"/>
+      </w:pPr>
+    </w:lvl>
+    <w:lvl w:ilvl="4">
+      <w:start w:val="1"/>
+      <w:numFmt w:val="lowerLetter"/>
+      <w:lvlText w:val="(%5)"/>
+      <w:lvlJc w:val="left"/>
+      <w:pPr>
+        <w:ind w:left="3240" w:hanging="360"/>
+      </w:pPr>
+    </w:lvl>
+    <w:lvl w:ilvl="5">
+      <w:start w:val="1"/>
+      <w:numFmt w:val="lowerRoman"/>
+      <w:lvlText w:val="(%6)"/>
+      <w:lvlJc w:val="left"/>
+      <w:pPr>
+        <w:ind w:left="3600" w:hanging="360"/>
+      </w:pPr>
+    </w:lvl>
+    <w:lvl w:ilvl="6">
+      <w:start w:val="1"/>
+      <w:numFmt w:val="decimal"/>
+      <w:lvlText w:val="%7."/>
+      <w:lvlJc w:val="left"/>
+      <w:pPr>
+        <w:ind w:left="3960" w:hanging="360"/>
+      </w:pPr>
+    </w:lvl>
+    <w:lvl w:ilvl="7">
+      <w:start w:val="1"/>
+      <w:numFmt w:val="lowerLetter"/>
+      <w:lvlText w:val="%8."/>
+      <w:lvlJc w:val="left"/>
+      <w:pPr>
+        <w:ind w:left="4320" w:hanging="360"/>
+      </w:pPr>
+    </w:lvl>
+    <w:lvl w:ilvl="8">
+      <w:start w:val="1"/>
+      <w:numFmt w:val="lowerRoman"/>
+      <w:lvlText w:val="%9."/>
+      <w:lvlJc w:val="left"/>
+      <w:pPr>
+        <w:ind w:left="4680" w:hanging="360"/>
+      </w:pPr>
+    </w:lvl>
+  </w:abstractNum>
+  <w:abstractNum w:abstractNumId="16" w15:restartNumberingAfterBreak="0">
     <w:nsid w:val="664A78A8"/>
     <w:multiLevelType w:val="multilevel"/>
     <w:tmpl w:val="C0D2DD60"/>
@@ -7594,7 +9281,7 @@
       </w:rPr>
     </w:lvl>
   </w:abstractNum>
-  <w:abstractNum w:abstractNumId="11" w15:restartNumberingAfterBreak="0">
+  <w:abstractNum w:abstractNumId="17" w15:restartNumberingAfterBreak="0">
     <w:nsid w:val="677B3228"/>
     <w:multiLevelType w:val="hybridMultilevel"/>
     <w:tmpl w:val="F0021746"/>
@@ -7680,7 +9367,7 @@
       </w:pPr>
     </w:lvl>
   </w:abstractNum>
-  <w:abstractNum w:abstractNumId="12" w15:restartNumberingAfterBreak="0">
+  <w:abstractNum w:abstractNumId="18" w15:restartNumberingAfterBreak="0">
     <w:nsid w:val="6E7B44EF"/>
     <w:multiLevelType w:val="hybridMultilevel"/>
     <w:tmpl w:val="9424BF12"/>
@@ -7766,22 +9453,177 @@
       </w:pPr>
     </w:lvl>
   </w:abstractNum>
+  <w:abstractNum w:abstractNumId="19" w15:restartNumberingAfterBreak="0">
+    <w:nsid w:val="7B757EAB"/>
+    <w:multiLevelType w:val="multilevel"/>
+    <w:tmpl w:val="0426001D"/>
+    <w:lvl w:ilvl="0">
+      <w:start w:val="1"/>
+      <w:numFmt w:val="decimal"/>
+      <w:lvlText w:val="%1)"/>
+      <w:lvlJc w:val="left"/>
+      <w:pPr>
+        <w:ind w:left="1800" w:hanging="360"/>
+      </w:pPr>
+    </w:lvl>
+    <w:lvl w:ilvl="1">
+      <w:start w:val="1"/>
+      <w:numFmt w:val="lowerLetter"/>
+      <w:lvlText w:val="%2)"/>
+      <w:lvlJc w:val="left"/>
+      <w:pPr>
+        <w:ind w:left="2160" w:hanging="360"/>
+      </w:pPr>
+    </w:lvl>
+    <w:lvl w:ilvl="2">
+      <w:start w:val="1"/>
+      <w:numFmt w:val="lowerRoman"/>
+      <w:lvlText w:val="%3)"/>
+      <w:lvlJc w:val="left"/>
+      <w:pPr>
+        <w:ind w:left="2520" w:hanging="360"/>
+      </w:pPr>
+    </w:lvl>
+    <w:lvl w:ilvl="3">
+      <w:start w:val="1"/>
+      <w:numFmt w:val="decimal"/>
+      <w:lvlText w:val="(%4)"/>
+      <w:lvlJc w:val="left"/>
+      <w:pPr>
+        <w:ind w:left="2880" w:hanging="360"/>
+      </w:pPr>
+    </w:lvl>
+    <w:lvl w:ilvl="4">
+      <w:start w:val="1"/>
+      <w:numFmt w:val="lowerLetter"/>
+      <w:lvlText w:val="(%5)"/>
+      <w:lvlJc w:val="left"/>
+      <w:pPr>
+        <w:ind w:left="3240" w:hanging="360"/>
+      </w:pPr>
+    </w:lvl>
+    <w:lvl w:ilvl="5">
+      <w:start w:val="1"/>
+      <w:numFmt w:val="lowerRoman"/>
+      <w:lvlText w:val="(%6)"/>
+      <w:lvlJc w:val="left"/>
+      <w:pPr>
+        <w:ind w:left="3600" w:hanging="360"/>
+      </w:pPr>
+    </w:lvl>
+    <w:lvl w:ilvl="6">
+      <w:start w:val="1"/>
+      <w:numFmt w:val="decimal"/>
+      <w:lvlText w:val="%7."/>
+      <w:lvlJc w:val="left"/>
+      <w:pPr>
+        <w:ind w:left="3960" w:hanging="360"/>
+      </w:pPr>
+    </w:lvl>
+    <w:lvl w:ilvl="7">
+      <w:start w:val="1"/>
+      <w:numFmt w:val="lowerLetter"/>
+      <w:lvlText w:val="%8."/>
+      <w:lvlJc w:val="left"/>
+      <w:pPr>
+        <w:ind w:left="4320" w:hanging="360"/>
+      </w:pPr>
+    </w:lvl>
+    <w:lvl w:ilvl="8">
+      <w:start w:val="1"/>
+      <w:numFmt w:val="lowerRoman"/>
+      <w:lvlText w:val="%9."/>
+      <w:lvlJc w:val="left"/>
+      <w:pPr>
+        <w:ind w:left="4680" w:hanging="360"/>
+      </w:pPr>
+    </w:lvl>
+  </w:abstractNum>
   <w:num w:numId="1" w16cid:durableId="887297369">
+    <w:abstractNumId w:val="4"/>
+  </w:num>
+  <w:num w:numId="2" w16cid:durableId="2004043641">
+    <w:abstractNumId w:val="7"/>
+  </w:num>
+  <w:num w:numId="3" w16cid:durableId="807213146">
+    <w:abstractNumId w:val="16"/>
+  </w:num>
+  <w:num w:numId="4" w16cid:durableId="232856481">
+    <w:abstractNumId w:val="12"/>
+  </w:num>
+  <w:num w:numId="5" w16cid:durableId="1629556016">
+    <w:abstractNumId w:val="6"/>
+  </w:num>
+  <w:num w:numId="6" w16cid:durableId="1774588418">
+    <w:abstractNumId w:val="17"/>
+    <w:lvlOverride w:ilvl="0">
+      <w:startOverride w:val="1"/>
+    </w:lvlOverride>
+    <w:lvlOverride w:ilvl="1">
+      <w:startOverride w:val="1"/>
+    </w:lvlOverride>
+    <w:lvlOverride w:ilvl="2">
+      <w:startOverride w:val="1"/>
+    </w:lvlOverride>
+    <w:lvlOverride w:ilvl="3">
+      <w:startOverride w:val="1"/>
+    </w:lvlOverride>
+    <w:lvlOverride w:ilvl="4">
+      <w:startOverride w:val="1"/>
+    </w:lvlOverride>
+    <w:lvlOverride w:ilvl="5">
+      <w:startOverride w:val="1"/>
+    </w:lvlOverride>
+    <w:lvlOverride w:ilvl="6">
+      <w:startOverride w:val="1"/>
+    </w:lvlOverride>
+    <w:lvlOverride w:ilvl="7">
+      <w:startOverride w:val="1"/>
+    </w:lvlOverride>
+    <w:lvlOverride w:ilvl="8">
+      <w:startOverride w:val="1"/>
+    </w:lvlOverride>
+  </w:num>
+  <w:num w:numId="7" w16cid:durableId="623582671">
+    <w:abstractNumId w:val="2"/>
+    <w:lvlOverride w:ilvl="0">
+      <w:startOverride w:val="1"/>
+    </w:lvlOverride>
+    <w:lvlOverride w:ilvl="1">
+      <w:startOverride w:val="1"/>
+    </w:lvlOverride>
+    <w:lvlOverride w:ilvl="2">
+      <w:startOverride w:val="1"/>
+    </w:lvlOverride>
+    <w:lvlOverride w:ilvl="3">
+      <w:startOverride w:val="1"/>
+    </w:lvlOverride>
+    <w:lvlOverride w:ilvl="4">
+      <w:startOverride w:val="1"/>
+    </w:lvlOverride>
+    <w:lvlOverride w:ilvl="5">
+      <w:startOverride w:val="1"/>
+    </w:lvlOverride>
+    <w:lvlOverride w:ilvl="6">
+      <w:startOverride w:val="1"/>
+    </w:lvlOverride>
+    <w:lvlOverride w:ilvl="7">
+      <w:startOverride w:val="1"/>
+    </w:lvlOverride>
+    <w:lvlOverride w:ilvl="8">
+      <w:startOverride w:val="1"/>
+    </w:lvlOverride>
+  </w:num>
+  <w:num w:numId="8" w16cid:durableId="20594115">
     <w:abstractNumId w:val="2"/>
   </w:num>
-  <w:num w:numId="2" w16cid:durableId="2004043641">
-    <w:abstractNumId w:val="5"/>
+  <w:num w:numId="9" w16cid:durableId="881986857">
+    <w:abstractNumId w:val="18"/>
   </w:num>
-  <w:num w:numId="3" w16cid:durableId="807213146">
-    <w:abstractNumId w:val="10"/>
+  <w:num w:numId="10" w16cid:durableId="1286619816">
+    <w:abstractNumId w:val="0"/>
   </w:num>
-  <w:num w:numId="4" w16cid:durableId="232856481">
-    <w:abstractNumId w:val="8"/>
-  </w:num>
-  <w:num w:numId="5" w16cid:durableId="1629556016">
-    <w:abstractNumId w:val="4"/>
-  </w:num>
-  <w:num w:numId="6" w16cid:durableId="1774588418">
+  <w:num w:numId="11" w16cid:durableId="426273954">
     <w:abstractNumId w:val="11"/>
     <w:lvlOverride w:ilvl="0">
       <w:startOverride w:val="1"/>
@@ -7811,77 +9653,8 @@
       <w:startOverride w:val="1"/>
     </w:lvlOverride>
   </w:num>
-  <w:num w:numId="7" w16cid:durableId="623582671">
-    <w:abstractNumId w:val="1"/>
-    <w:lvlOverride w:ilvl="0">
-      <w:startOverride w:val="1"/>
-    </w:lvlOverride>
-    <w:lvlOverride w:ilvl="1">
-      <w:startOverride w:val="1"/>
-    </w:lvlOverride>
-    <w:lvlOverride w:ilvl="2">
-      <w:startOverride w:val="1"/>
-    </w:lvlOverride>
-    <w:lvlOverride w:ilvl="3">
-      <w:startOverride w:val="1"/>
-    </w:lvlOverride>
-    <w:lvlOverride w:ilvl="4">
-      <w:startOverride w:val="1"/>
-    </w:lvlOverride>
-    <w:lvlOverride w:ilvl="5">
-      <w:startOverride w:val="1"/>
-    </w:lvlOverride>
-    <w:lvlOverride w:ilvl="6">
-      <w:startOverride w:val="1"/>
-    </w:lvlOverride>
-    <w:lvlOverride w:ilvl="7">
-      <w:startOverride w:val="1"/>
-    </w:lvlOverride>
-    <w:lvlOverride w:ilvl="8">
-      <w:startOverride w:val="1"/>
-    </w:lvlOverride>
-  </w:num>
-  <w:num w:numId="8" w16cid:durableId="20594115">
-    <w:abstractNumId w:val="1"/>
-  </w:num>
-  <w:num w:numId="9" w16cid:durableId="881986857">
-    <w:abstractNumId w:val="12"/>
-  </w:num>
-  <w:num w:numId="10" w16cid:durableId="1286619816">
-    <w:abstractNumId w:val="0"/>
-  </w:num>
-  <w:num w:numId="11" w16cid:durableId="426273954">
-    <w:abstractNumId w:val="7"/>
-    <w:lvlOverride w:ilvl="0">
-      <w:startOverride w:val="1"/>
-    </w:lvlOverride>
-    <w:lvlOverride w:ilvl="1">
-      <w:startOverride w:val="1"/>
-    </w:lvlOverride>
-    <w:lvlOverride w:ilvl="2">
-      <w:startOverride w:val="1"/>
-    </w:lvlOverride>
-    <w:lvlOverride w:ilvl="3">
-      <w:startOverride w:val="1"/>
-    </w:lvlOverride>
-    <w:lvlOverride w:ilvl="4">
-      <w:startOverride w:val="1"/>
-    </w:lvlOverride>
-    <w:lvlOverride w:ilvl="5">
-      <w:startOverride w:val="1"/>
-    </w:lvlOverride>
-    <w:lvlOverride w:ilvl="6">
-      <w:startOverride w:val="1"/>
-    </w:lvlOverride>
-    <w:lvlOverride w:ilvl="7">
-      <w:startOverride w:val="1"/>
-    </w:lvlOverride>
-    <w:lvlOverride w:ilvl="8">
-      <w:startOverride w:val="1"/>
-    </w:lvlOverride>
-  </w:num>
   <w:num w:numId="12" w16cid:durableId="816991744">
-    <w:abstractNumId w:val="6"/>
+    <w:abstractNumId w:val="9"/>
     <w:lvlOverride w:ilvl="0">
       <w:startOverride w:val="1"/>
     </w:lvlOverride>
@@ -7911,10 +9684,31 @@
     </w:lvlOverride>
   </w:num>
   <w:num w:numId="13" w16cid:durableId="571236619">
+    <w:abstractNumId w:val="5"/>
+  </w:num>
+  <w:num w:numId="14" w16cid:durableId="723483451">
+    <w:abstractNumId w:val="13"/>
+  </w:num>
+  <w:num w:numId="15" w16cid:durableId="1996519990">
+    <w:abstractNumId w:val="10"/>
+  </w:num>
+  <w:num w:numId="16" w16cid:durableId="783111171">
+    <w:abstractNumId w:val="15"/>
+  </w:num>
+  <w:num w:numId="17" w16cid:durableId="2063822321">
     <w:abstractNumId w:val="3"/>
   </w:num>
-  <w:num w:numId="14" w16cid:durableId="723483451">
-    <w:abstractNumId w:val="9"/>
+  <w:num w:numId="18" w16cid:durableId="1720470489">
+    <w:abstractNumId w:val="1"/>
+  </w:num>
+  <w:num w:numId="19" w16cid:durableId="1287276453">
+    <w:abstractNumId w:val="14"/>
+  </w:num>
+  <w:num w:numId="20" w16cid:durableId="689141451">
+    <w:abstractNumId w:val="19"/>
+  </w:num>
+  <w:num w:numId="21" w16cid:durableId="487522988">
+    <w:abstractNumId w:val="8"/>
   </w:num>
 </w:numbering>
 </file>

--- a/Documentation/Dokumentācija.docx
+++ b/Documentation/Dokumentācija.docx
@@ -6359,15 +6359,7 @@
       </w:r>
       <w:r>
         <w:tab/>
-        <w:t xml:space="preserve">Datorspēles grafikai un lietotāja </w:t>
-      </w:r>
-      <w:proofErr w:type="spellStart"/>
-      <w:r>
-        <w:t>saskarnei</w:t>
-      </w:r>
-      <w:proofErr w:type="spellEnd"/>
-      <w:r>
-        <w:t xml:space="preserve"> jābūt minimālai, taču viegli pārskatāmai;</w:t>
+        <w:t>Datorspēles grafikai un lietotāja saskarnei jābūt minimālai, taču viegli pārskatāmai;</w:t>
       </w:r>
     </w:p>
     <w:p>
@@ -6376,15 +6368,7 @@
       </w:r>
       <w:r>
         <w:tab/>
-        <w:t xml:space="preserve">Darbības ar klaviatūru ir jābūt norādītas lietotāja </w:t>
-      </w:r>
-      <w:proofErr w:type="spellStart"/>
-      <w:r>
-        <w:t>saskarnē</w:t>
-      </w:r>
-      <w:proofErr w:type="spellEnd"/>
-      <w:r>
-        <w:t>;</w:t>
+        <w:t>Darbības ar klaviatūru ir jābūt norādītas lietotāja saskarnē;</w:t>
       </w:r>
     </w:p>
     <w:p>
@@ -6393,15 +6377,7 @@
       </w:r>
       <w:r>
         <w:tab/>
-        <w:t xml:space="preserve">Lietotāja </w:t>
-      </w:r>
-      <w:proofErr w:type="spellStart"/>
-      <w:r>
-        <w:t>saskarnei</w:t>
-      </w:r>
-      <w:proofErr w:type="spellEnd"/>
-      <w:r>
-        <w:t xml:space="preserve"> ir jābūt pielāgojamai dažādos ekrānu izmēros vai izšķirtspējās;</w:t>
+        <w:t>Lietotāja saskarnei ir jābūt pielāgojamai dažādos ekrānu izmēros vai izšķirtspējās;</w:t>
       </w:r>
     </w:p>
     <w:p>
@@ -6410,15 +6386,7 @@
       </w:r>
       <w:r>
         <w:tab/>
-        <w:t xml:space="preserve">Datorspēles </w:t>
-      </w:r>
-      <w:proofErr w:type="spellStart"/>
-      <w:r>
-        <w:t>saskarnes</w:t>
-      </w:r>
-      <w:proofErr w:type="spellEnd"/>
-      <w:r>
-        <w:t xml:space="preserve"> valodai jābūt angļu valodai;</w:t>
+        <w:t>Datorspēles saskarnes valodai jābūt angļu valodai;</w:t>
       </w:r>
     </w:p>
     <w:p>
@@ -6593,47 +6561,7 @@
     </w:p>
     <w:p>
       <w:r>
-        <w:t>“</w:t>
-      </w:r>
-      <w:proofErr w:type="spellStart"/>
-      <w:r>
-        <w:t>JetBrains</w:t>
-      </w:r>
-      <w:proofErr w:type="spellEnd"/>
-      <w:r>
-        <w:t xml:space="preserve"> </w:t>
-      </w:r>
-      <w:proofErr w:type="spellStart"/>
-      <w:r>
-        <w:t>Rider</w:t>
-      </w:r>
-      <w:proofErr w:type="spellEnd"/>
-      <w:r>
-        <w:t>” ir izstrādes vide, kura no “</w:t>
-      </w:r>
-      <w:proofErr w:type="spellStart"/>
-      <w:r>
-        <w:t>JetBrains</w:t>
-      </w:r>
-      <w:proofErr w:type="spellEnd"/>
-      <w:r>
-        <w:t>” produkta klāsta ir īpaši pielāgota “.NET” ietvaram, kura iekļauj izvēlēto “C#” valodu. Šīs izstrādes vides funkcionalitāte piedāvā advancētu pirmkoda analīzi, jau iebūvētu atkļūdošanu, automātisko kodu aizpildīšanu (</w:t>
-      </w:r>
-      <w:proofErr w:type="spellStart"/>
-      <w:r>
-        <w:t>ang</w:t>
-      </w:r>
-      <w:proofErr w:type="spellEnd"/>
-      <w:r>
-        <w:t xml:space="preserve">. val. “Code </w:t>
-      </w:r>
-      <w:proofErr w:type="spellStart"/>
-      <w:r>
-        <w:t>completion</w:t>
-      </w:r>
-      <w:proofErr w:type="spellEnd"/>
-      <w:r>
-        <w:t xml:space="preserve">”) un tā tālāk, taču tās programmatūras licencēšana prasa izmaksas komerciālā un profesionālā vidē un jebkuram lietotājam reģistrēties. Neskatoties no licencēšanas, kura nepiepilda </w:t>
+        <w:t xml:space="preserve">“JetBrains Rider” ir izstrādes vide, kura no “JetBrains” produkta klāsta ir īpaši pielāgota “.NET” ietvaram, kura iekļauj izvēlēto “C#” valodu. Šīs izstrādes vides funkcionalitāte piedāvā advancētu pirmkoda analīzi, jau iebūvētu atkļūdošanu, automātisko kodu aizpildīšanu (ang. val. “Code completion”) un tā tālāk, taču tās programmatūras licencēšana prasa izmaksas komerciālā un profesionālā vidē un jebkuram lietotājam reģistrēties. Neskatoties no licencēšanas, kura nepiepilda </w:t>
       </w:r>
       <w:r>
         <w:lastRenderedPageBreak/>
@@ -6652,24 +6580,14 @@
     </w:p>
     <w:p>
       <w:r>
-        <w:t>“</w:t>
-      </w:r>
-      <w:proofErr w:type="spellStart"/>
-      <w:r>
-        <w:t>Git</w:t>
-      </w:r>
-      <w:proofErr w:type="spellEnd"/>
-      <w:r>
-        <w:t>” tiks izmantots versiju kontrolei un tīmeklī tiks izmantots ”</w:t>
+        <w:t>“Git” tiks izmantots versiju kontrolei un tīmeklī tiks izmantots ”</w:t>
       </w:r>
       <w:r>
         <w:t xml:space="preserve"> </w:t>
       </w:r>
-      <w:proofErr w:type="spellStart"/>
       <w:r>
         <w:t>GitHub</w:t>
       </w:r>
-      <w:proofErr w:type="spellEnd"/>
       <w:r>
         <w:t>”, lai mitinātu šo projekta avotkodu.</w:t>
       </w:r>
@@ -6701,103 +6619,7 @@
     </w:p>
     <w:p>
       <w:r>
-        <w:t>Populārākos ietvarus datorspēļu un citu mediju izstrādē iekļauj “</w:t>
-      </w:r>
-      <w:proofErr w:type="spellStart"/>
-      <w:r>
-        <w:t>Unity</w:t>
-      </w:r>
-      <w:proofErr w:type="spellEnd"/>
-      <w:r>
-        <w:t>”, “</w:t>
-      </w:r>
-      <w:proofErr w:type="spellStart"/>
-      <w:r>
-        <w:t>Unreal</w:t>
-      </w:r>
-      <w:proofErr w:type="spellEnd"/>
-      <w:r>
-        <w:t xml:space="preserve"> </w:t>
-      </w:r>
-      <w:proofErr w:type="spellStart"/>
-      <w:r>
-        <w:t>Engine</w:t>
-      </w:r>
-      <w:proofErr w:type="spellEnd"/>
-      <w:r>
-        <w:t>”,  “</w:t>
-      </w:r>
-      <w:proofErr w:type="spellStart"/>
-      <w:r>
-        <w:t>CryEngine</w:t>
-      </w:r>
-      <w:proofErr w:type="spellEnd"/>
-      <w:r>
-        <w:t>”. Ietvari “</w:t>
-      </w:r>
-      <w:proofErr w:type="spellStart"/>
-      <w:r>
-        <w:t>Unreal</w:t>
-      </w:r>
-      <w:proofErr w:type="spellEnd"/>
-      <w:r>
-        <w:t xml:space="preserve"> </w:t>
-      </w:r>
-      <w:proofErr w:type="spellStart"/>
-      <w:r>
-        <w:t>Engine</w:t>
-      </w:r>
-      <w:proofErr w:type="spellEnd"/>
-      <w:r>
-        <w:t>” un “</w:t>
-      </w:r>
-      <w:proofErr w:type="spellStart"/>
-      <w:r>
-        <w:t>CryEngine</w:t>
-      </w:r>
-      <w:proofErr w:type="spellEnd"/>
-      <w:r>
-        <w:t xml:space="preserve">” nav pielāgoti </w:t>
-      </w:r>
-      <w:proofErr w:type="spellStart"/>
-      <w:r>
-        <w:t>divdimensiju</w:t>
-      </w:r>
-      <w:proofErr w:type="spellEnd"/>
-      <w:r>
-        <w:t xml:space="preserve"> datorspēļu izveidei ietvara ierobežojumu dēļ, kura no tās izslēdz izmantošanu, ja ne arī neprasa </w:t>
-      </w:r>
-      <w:proofErr w:type="spellStart"/>
-      <w:r>
-        <w:t>veiktspējīgu</w:t>
-      </w:r>
-      <w:proofErr w:type="spellEnd"/>
-      <w:r>
-        <w:t xml:space="preserve"> datorsistēmu, kura ir pretrunā ar projekta mērķiem, taču “</w:t>
-      </w:r>
-      <w:proofErr w:type="spellStart"/>
-      <w:r>
-        <w:t>Unity</w:t>
-      </w:r>
-      <w:proofErr w:type="spellEnd"/>
-      <w:r>
-        <w:t xml:space="preserve">” ietvars neprasa salīdzinoši </w:t>
-      </w:r>
-      <w:proofErr w:type="spellStart"/>
-      <w:r>
-        <w:t>veiktspējīgu</w:t>
-      </w:r>
-      <w:proofErr w:type="spellEnd"/>
-      <w:r>
-        <w:t xml:space="preserve"> datorsistēmu un ir pielāgojama </w:t>
-      </w:r>
-      <w:proofErr w:type="spellStart"/>
-      <w:r>
-        <w:t>divdimensiju</w:t>
-      </w:r>
-      <w:proofErr w:type="spellEnd"/>
-      <w:r>
-        <w:t xml:space="preserve"> videi, taču licencēšana nav brīva un prasa lietotāja reģistrāciju un papildizmaksas, ja šis projekts paplašināties komercdarbības nolūkiem.</w:t>
+        <w:t>Populārākos ietvarus datorspēļu un citu mediju izstrādē iekļauj “Unity”, “Unreal Engine”,  “CryEngine”. Ietvari “Unreal Engine” un “CryEngine” nav pielāgoti divdimensiju datorspēļu izveidei ietvara ierobežojumu dēļ, kura no tās izslēdz izmantošanu, ja ne arī neprasa veiktspējīgu datorsistēmu, kura ir pretrunā ar projekta mērķiem, taču “Unity” ietvars neprasa salīdzinoši veiktspējīgu datorsistēmu un ir pielāgojama divdimensiju videi, taču licencēšana nav brīva un prasa lietotāja reģistrāciju un papildizmaksas, ja šis projekts paplašināties komercdarbības nolūkiem.</w:t>
       </w:r>
     </w:p>
     <w:p>
@@ -6812,47 +6634,7 @@
     </w:p>
     <w:p>
       <w:r>
-        <w:t>Ietvari “</w:t>
-      </w:r>
-      <w:proofErr w:type="spellStart"/>
-      <w:r>
-        <w:t>CryEngine</w:t>
-      </w:r>
-      <w:proofErr w:type="spellEnd"/>
-      <w:r>
-        <w:t>” un “</w:t>
-      </w:r>
-      <w:proofErr w:type="spellStart"/>
-      <w:r>
-        <w:t>Unreal</w:t>
-      </w:r>
-      <w:proofErr w:type="spellEnd"/>
-      <w:r>
-        <w:t xml:space="preserve"> </w:t>
-      </w:r>
-      <w:proofErr w:type="spellStart"/>
-      <w:r>
-        <w:t>Engine</w:t>
-      </w:r>
-      <w:proofErr w:type="spellEnd"/>
-      <w:r>
-        <w:t xml:space="preserve">” izmanto valodu “C++”, kurā iekļauj klases un objektorientētā funkcionalitāte kā C#, taču neatlasot šos ietvarus valoda “C++” netiks izmantota. “C++” lietojuma stili ir plašāki, taču valodas funkcionalitāti un īpatnības apgūt ir sarežģītāk nekā ar “C#”, kura izstrādātājam liek lietot objektorientētā stilā, kurā visi elementi valodā ir objekti, kā arī vairums funkcionalitātes ir aizklātas ar metodēm, kura mazina izstrādes laiku salīdzinot ar “C++”, kura vairākas kompleksas funkcionalitātes nav aizklātas ar metodēm, kura var </w:t>
-      </w:r>
-      <w:proofErr w:type="spellStart"/>
-      <w:r>
-        <w:t>palēlināt</w:t>
-      </w:r>
-      <w:proofErr w:type="spellEnd"/>
-      <w:r>
-        <w:t xml:space="preserve"> izstrādes laiku. Izvēlētā ietvarā “Godot” ir pieejama </w:t>
-      </w:r>
-      <w:proofErr w:type="spellStart"/>
-      <w:r>
-        <w:t>skriptēšanas</w:t>
-      </w:r>
-      <w:proofErr w:type="spellEnd"/>
-      <w:r>
-        <w:t xml:space="preserve"> valoda “GDScript”, taču pēc nosacītiem iemesliem izvēlētai valodai šī valoda netiks izmantota.</w:t>
+        <w:t>Ietvari “CryEngine” un “Unreal Engine” izmanto valodu “C++”, kurā iekļauj klases un objektorientētā funkcionalitāte kā C#, taču neatlasot šos ietvarus valoda “C++” netiks izmantota. “C++” lietojuma stili ir plašāki, taču valodas funkcionalitāti un īpatnības apgūt ir sarežģītāk nekā ar “C#”, kura izstrādātājam liek lietot objektorientētā stilā, kurā visi elementi valodā ir objekti, kā arī vairums funkcionalitātes ir aizklātas ar metodēm, kura mazina izstrādes laiku salīdzinot ar “C++”, kura vairākas kompleksas funkcionalitātes nav aizklātas ar metodēm, kura var palēlināt izstrādes laiku. Izvēlētā ietvarā “Godot” ir pieejama skriptēšanas valoda “GDScript”, taču pēc nosacītiem iemesliem izvēlētai valodai šī valoda netiks izmantota.</w:t>
       </w:r>
     </w:p>
     <w:p>
@@ -6879,161 +6661,17 @@
     </w:p>
     <w:p>
       <w:r>
-        <w:t>Tā kā valoda “C#” tiks izmantota, kura ir daļa no ietvara “.NET”, tiks izmantoti attiecīgas izstrādes programmatūras ar uzsvaru uz noteikto ietvaru un tās ekosistēmas. Populārākā izstrādes  vide tam ir “</w:t>
-      </w:r>
-      <w:proofErr w:type="spellStart"/>
-      <w:r>
-        <w:t>Visual</w:t>
-      </w:r>
-      <w:proofErr w:type="spellEnd"/>
-      <w:r>
-        <w:t xml:space="preserve"> </w:t>
-      </w:r>
-      <w:proofErr w:type="spellStart"/>
-      <w:r>
-        <w:t>Studio</w:t>
-      </w:r>
-      <w:proofErr w:type="spellEnd"/>
-      <w:r>
-        <w:t>”, kura līdzīgi ar izvēlēto izstrādes vidi “</w:t>
-      </w:r>
-      <w:proofErr w:type="spellStart"/>
-      <w:r>
-        <w:t>JetBrains</w:t>
-      </w:r>
-      <w:proofErr w:type="spellEnd"/>
-      <w:r>
-        <w:t xml:space="preserve"> </w:t>
-      </w:r>
-      <w:proofErr w:type="spellStart"/>
-      <w:r>
-        <w:t>Rider</w:t>
-      </w:r>
-      <w:proofErr w:type="spellEnd"/>
-      <w:r>
-        <w:t xml:space="preserve">” iekļauj detalizētu </w:t>
-      </w:r>
-      <w:proofErr w:type="spellStart"/>
-      <w:r>
-        <w:t>atķļūdošanu</w:t>
-      </w:r>
-      <w:proofErr w:type="spellEnd"/>
-      <w:r>
-        <w:t>, kodu analīze, automātiskā aizpilde, u.t.t., taču netiks izmantota, jo šī programmatūra nav starpplatformu, ierobežojoties uz “Windows” platformu, kuru autors neizmanto, tātad nepieejama programmatūra autoram.</w:t>
-      </w:r>
-    </w:p>
-    <w:p>
-      <w:r>
-        <w:t>Ja ietvars kā “</w:t>
-      </w:r>
-      <w:proofErr w:type="spellStart"/>
-      <w:r>
-        <w:t>Unreal</w:t>
-      </w:r>
-      <w:proofErr w:type="spellEnd"/>
-      <w:r>
-        <w:t xml:space="preserve"> </w:t>
-      </w:r>
-      <w:proofErr w:type="spellStart"/>
-      <w:r>
-        <w:t>Engine</w:t>
-      </w:r>
-      <w:proofErr w:type="spellEnd"/>
-      <w:r>
-        <w:t>” tiktu izmantota, kurā galvenā valoda ir “C++”, tiktu izmantotas izstrādes vides attiecīgi valodai kā “</w:t>
-      </w:r>
-      <w:proofErr w:type="spellStart"/>
-      <w:r>
-        <w:t>Qt</w:t>
-      </w:r>
-      <w:proofErr w:type="spellEnd"/>
-      <w:r>
-        <w:t xml:space="preserve"> </w:t>
-      </w:r>
-      <w:proofErr w:type="spellStart"/>
-      <w:r>
-        <w:t>Creator</w:t>
-      </w:r>
-      <w:proofErr w:type="spellEnd"/>
-      <w:r>
-        <w:t>”, kura ir pielāgota ietvara “</w:t>
-      </w:r>
-      <w:proofErr w:type="spellStart"/>
-      <w:r>
-        <w:t>Qt</w:t>
-      </w:r>
-      <w:proofErr w:type="spellEnd"/>
-      <w:r>
-        <w:t xml:space="preserve">” programmatūras izstrādei, taču iespējams izveidot projektus, kuras neizmanto minēto ietvaru, ņemot vērā to, ka funkcionalitāte un tās iespējas mazinās vai ne tik </w:t>
-      </w:r>
-      <w:proofErr w:type="spellStart"/>
-      <w:r>
-        <w:t>advancētas</w:t>
-      </w:r>
-      <w:proofErr w:type="spellEnd"/>
-      <w:r>
-        <w:t xml:space="preserve"> citiem projektiem,  vai “</w:t>
-      </w:r>
-      <w:proofErr w:type="spellStart"/>
-      <w:r>
-        <w:t>JetBrains</w:t>
-      </w:r>
-      <w:proofErr w:type="spellEnd"/>
-      <w:r>
-        <w:t xml:space="preserve"> </w:t>
-      </w:r>
-      <w:proofErr w:type="spellStart"/>
-      <w:r>
-        <w:t>CLion</w:t>
-      </w:r>
-      <w:proofErr w:type="spellEnd"/>
-      <w:r>
-        <w:t>”, kurai ir līdzīga funkcionalitāte ar atlasīto izstrādes vidi “”</w:t>
-      </w:r>
-      <w:proofErr w:type="spellStart"/>
-      <w:r>
-        <w:t>JetBrains</w:t>
-      </w:r>
-      <w:proofErr w:type="spellEnd"/>
-      <w:r>
-        <w:t xml:space="preserve"> </w:t>
-      </w:r>
-      <w:proofErr w:type="spellStart"/>
-      <w:r>
-        <w:t>Rider</w:t>
-      </w:r>
-      <w:proofErr w:type="spellEnd"/>
-      <w:r>
-        <w:t>” no “</w:t>
-      </w:r>
-      <w:proofErr w:type="spellStart"/>
-      <w:r>
-        <w:t>JetBrains</w:t>
-      </w:r>
-      <w:proofErr w:type="spellEnd"/>
-      <w:r>
-        <w:t>” programmatūru klāsta.</w:t>
-      </w:r>
-    </w:p>
-    <w:p>
-      <w:r>
-        <w:t>Arī iespējams ir izmantot teksta redaktoru “</w:t>
-      </w:r>
-      <w:proofErr w:type="spellStart"/>
-      <w:r>
-        <w:t>Visual</w:t>
-      </w:r>
-      <w:proofErr w:type="spellEnd"/>
-      <w:r>
-        <w:t xml:space="preserve"> </w:t>
-      </w:r>
-      <w:proofErr w:type="spellStart"/>
-      <w:r>
-        <w:t>Studio</w:t>
-      </w:r>
-      <w:proofErr w:type="spellEnd"/>
-      <w:r>
-        <w:t xml:space="preserve"> Code”, kura ar paplašinājumiem var izmantot kā izstrādes vidi, taču noklusētā funkcionalitāte ir ierobežota salīdzinot ar iepriekšējām izstrādes programmatūrām un nepieciešama papildus iestatīšana šai programmatūrai, kura nebūtu nepieciešama pārējām izstrādes vidēm atverot sākotnēji.</w:t>
+        <w:t>Tā kā valoda “C#” tiks izmantota, kura ir daļa no ietvara “.NET”, tiks izmantoti attiecīgas izstrādes programmatūras ar uzsvaru uz noteikto ietvaru un tās ekosistēmas. Populārākā izstrādes  vide tam ir “Visual Studio”, kura līdzīgi ar izvēlēto izstrādes vidi “JetBrains Rider” iekļauj detalizētu atķļūdošanu, kodu analīze, automātiskā aizpilde, u.t.t., taču netiks izmantota, jo šī programmatūra nav starpplatformu, ierobežojoties uz “Windows” platformu, kuru autors neizmanto, tātad nepieejama programmatūra autoram.</w:t>
+      </w:r>
+    </w:p>
+    <w:p>
+      <w:r>
+        <w:t>Ja ietvars kā “Unreal Engine” tiktu izmantota, kurā galvenā valoda ir “C++”, tiktu izmantotas izstrādes vides attiecīgi valodai kā “Qt Creator”, kura ir pielāgota ietvara “Qt” programmatūras izstrādei, taču iespējams izveidot projektus, kuras neizmanto minēto ietvaru, ņemot vērā to, ka funkcionalitāte un tās iespējas mazinās vai ne tik advancētas citiem projektiem,  vai “JetBrains CLion”, kurai ir līdzīga funkcionalitāte ar atlasīto izstrādes vidi “”JetBrains Rider” no “JetBrains” programmatūru klāsta.</w:t>
+      </w:r>
+    </w:p>
+    <w:p>
+      <w:r>
+        <w:t>Arī iespējams ir izmantot teksta redaktoru “Visual Studio Code”, kura ar paplašinājumiem var izmantot kā izstrādes vidi, taču noklusētā funkcionalitāte ir ierobežota salīdzinot ar iepriekšējām izstrādes programmatūrām un nepieciešama papildus iestatīšana šai programmatūrai, kura nebūtu nepieciešama pārējām izstrādes vidēm atverot sākotnēji.</w:t>
       </w:r>
     </w:p>
     <w:p>
@@ -7048,76 +6686,12 @@
     </w:p>
     <w:p>
       <w:r>
-        <w:t xml:space="preserve">Mazāk populāri pakalpojumi, kuri mitina avotkodu </w:t>
-      </w:r>
-      <w:proofErr w:type="spellStart"/>
-      <w:r>
-        <w:t>repozotorijus</w:t>
-      </w:r>
-      <w:proofErr w:type="spellEnd"/>
-      <w:r>
-        <w:t>, izmantojot “</w:t>
-      </w:r>
-      <w:proofErr w:type="spellStart"/>
-      <w:r>
-        <w:t>Git</w:t>
-      </w:r>
-      <w:proofErr w:type="spellEnd"/>
-      <w:r>
-        <w:t>” versiju kontroli, arī ir pieejami rīki, kura var automatizēt projekta kompilēšanu un pārbaudi, šādi rīki ir “</w:t>
-      </w:r>
-      <w:proofErr w:type="spellStart"/>
-      <w:r>
-        <w:t>GitLab</w:t>
-      </w:r>
-      <w:proofErr w:type="spellEnd"/>
-      <w:r>
-        <w:t>”, “</w:t>
-      </w:r>
-      <w:proofErr w:type="spellStart"/>
-      <w:r>
-        <w:t>Gitea</w:t>
-      </w:r>
-      <w:proofErr w:type="spellEnd"/>
-      <w:r>
-        <w:t>” un “</w:t>
-      </w:r>
-      <w:proofErr w:type="spellStart"/>
-      <w:r>
-        <w:t>Bitbucket</w:t>
-      </w:r>
-      <w:proofErr w:type="spellEnd"/>
-      <w:r>
-        <w:t>”, kuri ir īpaši pielāgota CI/CD izstrādes videi, taču prasa papildizmaksas, ja šādi rīki tiek palaisti šo pakalpojumu serveros vietā pašam lietotājam mitināt šos rīkus.</w:t>
-      </w:r>
-    </w:p>
-    <w:p>
-      <w:r>
-        <w:t>Taču arī ir pieejami pakalpojumi un rīki, kuri nav atkarīga no “</w:t>
-      </w:r>
-      <w:proofErr w:type="spellStart"/>
-      <w:r>
-        <w:t>Git</w:t>
-      </w:r>
-      <w:proofErr w:type="spellEnd"/>
-      <w:r>
-        <w:t>” versiju kontroles, bet kā pieejamu versiju kontroles programmatūru starp pārējām. Viens no šiem rīkiem ir “</w:t>
-      </w:r>
-      <w:proofErr w:type="spellStart"/>
-      <w:r>
-        <w:t>Azure</w:t>
-      </w:r>
-      <w:proofErr w:type="spellEnd"/>
-      <w:r>
-        <w:t xml:space="preserve"> </w:t>
-      </w:r>
-      <w:proofErr w:type="spellStart"/>
-      <w:r>
-        <w:t>Pipelines</w:t>
-      </w:r>
-      <w:proofErr w:type="spellEnd"/>
-      <w:r>
-        <w:t>”, kuras funkcionalitāte ir plašāka salīdzinot ar iepriekš minētiem rīkiem, taču tās plaša funkcionalitātes klāsts ir radīts lielākiem projektiem, kuri iespējams nebūs lielāko daļu paredzēts izmantošanai šī projekta nolūkiem tās apjoma dēļ un lielākas izmaksas, salīdzinot ar iepriekš minētiem rīkiem.</w:t>
+        <w:t>Mazāk populāri pakalpojumi, kuri mitina avotkodu repozotorijus, izmantojot “Git” versiju kontroli, arī ir pieejami rīki, kura var automatizēt projekta kompilēšanu un pārbaudi, šādi rīki ir “GitLab”, “Gitea” un “Bitbucket”, kuri ir īpaši pielāgota CI/CD izstrādes videi, taču prasa papildizmaksas, ja šādi rīki tiek palaisti šo pakalpojumu serveros vietā pašam lietotājam mitināt šos rīkus.</w:t>
+      </w:r>
+    </w:p>
+    <w:p>
+      <w:r>
+        <w:t>Taču arī ir pieejami pakalpojumi un rīki, kuri nav atkarīga no “Git” versiju kontroles, bet kā pieejamu versiju kontroles programmatūru starp pārējām. Viens no šiem rīkiem ir “Azure Pipelines”, kuras funkcionalitāte ir plašāka salīdzinot ar iepriekš minētiem rīkiem, taču tās plaša funkcionalitātes klāsts ir radīts lielākiem projektiem, kuri iespējams nebūs lielāko daļu paredzēts izmantošanai šī projekta nolūkiem tās apjoma dēļ un lielākas izmaksas, salīdzinot ar iepriekš minētiem rīkiem.</w:t>
       </w:r>
     </w:p>
     <w:p>
@@ -7284,9 +6858,6 @@
         <w:fldChar w:fldCharType="separate"/>
       </w:r>
       <w:r>
-        <w:rPr>
-          <w:noProof/>
-        </w:rPr>
         <w:t>1</w:t>
       </w:r>
       <w:r>
@@ -7391,24 +6962,14 @@
       <w:pPr>
         <w:pStyle w:val="Caption"/>
       </w:pPr>
-      <w:r>
-        <w:fldChar w:fldCharType="begin"/>
-      </w:r>
-      <w:r>
-        <w:instrText xml:space="preserve"> SEQ attēls \* ARABIC </w:instrText>
-      </w:r>
-      <w:r>
-        <w:fldChar w:fldCharType="separate"/>
-      </w:r>
-      <w:r>
-        <w:rPr>
-          <w:noProof/>
-        </w:rPr>
-        <w:t>2</w:t>
-      </w:r>
-      <w:r>
-        <w:fldChar w:fldCharType="end"/>
-      </w:r>
+      <w:fldSimple w:instr=" SEQ attēls \* ARABIC ">
+        <w:r>
+          <w:rPr>
+            <w:noProof/>
+          </w:rPr>
+          <w:t>2</w:t>
+        </w:r>
+      </w:fldSimple>
       <w:r>
         <w:t>. attēls. Mezglu saknes komponenšu klases</w:t>
       </w:r>
@@ -7487,21 +7048,11 @@
           <w:docGrid w:linePitch="360"/>
         </w:sectPr>
       </w:pPr>
-      <w:r>
-        <w:fldChar w:fldCharType="begin"/>
-      </w:r>
-      <w:r>
-        <w:instrText xml:space="preserve"> SEQ attēls \* ARABIC </w:instrText>
-      </w:r>
-      <w:r>
-        <w:fldChar w:fldCharType="separate"/>
-      </w:r>
-      <w:r>
-        <w:t>3</w:t>
-      </w:r>
-      <w:r>
-        <w:fldChar w:fldCharType="end"/>
-      </w:r>
+      <w:fldSimple w:instr=" SEQ attēls \* ARABIC ">
+        <w:r>
+          <w:t>3</w:t>
+        </w:r>
+      </w:fldSimple>
       <w:r>
         <w:t xml:space="preserve">. </w:t>
       </w:r>
@@ -7555,10 +7106,737 @@
       </w:r>
       <w:bookmarkEnd w:id="38"/>
     </w:p>
+    <w:p>
+      <w:pPr>
+        <w:pStyle w:val="Heading2"/>
+      </w:pPr>
+      <w:r>
+        <w:t>Metodoloģija</w:t>
+      </w:r>
+    </w:p>
+    <w:p>
+      <w:r>
+        <w:t>Izstrādes laikā projektu jātestē un jāpārbauda funkcionalitātes pēc nepilnībām. Testēšana tiks veikta manuāli ar melnās un baltās kastes metodoloģijām, taču atsevišķas funkcionalitātes vai tās daļas testēšanu var veikt automātiski ar vienībtestēšanu.</w:t>
+      </w:r>
+      <w:r>
+        <w:t xml:space="preserve"> </w:t>
+      </w:r>
+      <w:r>
+        <w:t>Melnās kastes testēšana ietver pārbaudi no lietotāja skatupunkta, neredzot avotkodu vai atkļūdošanas informāciju, kamēr baltās kastes testēšana pārbauda avotkodu.</w:t>
+      </w:r>
+    </w:p>
+    <w:p>
+      <w:pPr>
+        <w:pStyle w:val="Heading2"/>
+      </w:pPr>
+      <w:r>
+        <w:t>Testpiemēri</w:t>
+      </w:r>
+    </w:p>
+    <w:p>
+      <w:r>
+        <w:t>Šajā sadaļā ir apkopoti manuālai projekta pārbaudei testa piemērus</w:t>
+      </w:r>
+      <w:r>
+        <w:t xml:space="preserve"> ar baltās un melnās kastes metodēm.</w:t>
+      </w:r>
+    </w:p>
+    <w:p>
+      <w:pPr>
+        <w:ind w:firstLine="0"/>
+      </w:pPr>
+    </w:p>
+    <w:p>
+      <w:pPr>
+        <w:pStyle w:val="tablecaption"/>
+      </w:pPr>
+      <w:fldSimple w:instr=" SEQ tabula \* ARABIC ">
+        <w:r>
+          <w:rPr>
+            <w:noProof/>
+          </w:rPr>
+          <w:t>1</w:t>
+        </w:r>
+      </w:fldSimple>
+      <w:r>
+        <w:t>. tabula</w:t>
+      </w:r>
+    </w:p>
+    <w:p>
+      <w:pPr>
+        <w:pStyle w:val="tablecaption"/>
+        <w:jc w:val="center"/>
+      </w:pPr>
+      <w:r>
+        <w:t>Identifikatori</w:t>
+      </w:r>
+    </w:p>
+    <w:tbl>
+      <w:tblPr>
+        <w:tblStyle w:val="TableGrid"/>
+        <w:tblW w:w="0" w:type="auto"/>
+        <w:tblLook w:val="04A0" w:firstRow="1" w:lastRow="0" w:firstColumn="1" w:lastColumn="0" w:noHBand="0" w:noVBand="1"/>
+      </w:tblPr>
+      <w:tblGrid>
+        <w:gridCol w:w="4839"/>
+        <w:gridCol w:w="4839"/>
+      </w:tblGrid>
+      <w:tr>
+        <w:tc>
+          <w:tcPr>
+            <w:tcW w:w="4839" w:type="dxa"/>
+          </w:tcPr>
+          <w:p>
+            <w:pPr>
+              <w:tabs>
+                <w:tab w:val="left" w:pos="8098"/>
+              </w:tabs>
+              <w:ind w:firstLine="0"/>
+              <w:rPr>
+                <w:b/>
+                <w:bCs/>
+                <w:sz w:val="20"/>
+                <w:szCs w:val="20"/>
+              </w:rPr>
+            </w:pPr>
+            <w:r>
+              <w:rPr>
+                <w:b/>
+                <w:bCs/>
+                <w:sz w:val="20"/>
+                <w:szCs w:val="20"/>
+              </w:rPr>
+              <w:t>Identifikators</w:t>
+            </w:r>
+          </w:p>
+        </w:tc>
+        <w:tc>
+          <w:tcPr>
+            <w:tcW w:w="4839" w:type="dxa"/>
+          </w:tcPr>
+          <w:p>
+            <w:pPr>
+              <w:tabs>
+                <w:tab w:val="left" w:pos="8098"/>
+              </w:tabs>
+              <w:ind w:firstLine="0"/>
+              <w:rPr>
+                <w:b/>
+                <w:bCs/>
+                <w:sz w:val="20"/>
+                <w:szCs w:val="20"/>
+              </w:rPr>
+            </w:pPr>
+            <w:r>
+              <w:rPr>
+                <w:b/>
+                <w:bCs/>
+                <w:sz w:val="20"/>
+                <w:szCs w:val="20"/>
+              </w:rPr>
+              <w:t>Modulis</w:t>
+            </w:r>
+          </w:p>
+        </w:tc>
+      </w:tr>
+      <w:tr>
+        <w:tc>
+          <w:tcPr>
+            <w:tcW w:w="4839" w:type="dxa"/>
+          </w:tcPr>
+          <w:p>
+            <w:pPr>
+              <w:tabs>
+                <w:tab w:val="left" w:pos="8098"/>
+              </w:tabs>
+              <w:ind w:firstLine="0"/>
+              <w:rPr>
+                <w:sz w:val="20"/>
+                <w:szCs w:val="20"/>
+              </w:rPr>
+            </w:pPr>
+            <w:r>
+              <w:rPr>
+                <w:sz w:val="20"/>
+                <w:szCs w:val="20"/>
+              </w:rPr>
+              <w:t>PR</w:t>
+            </w:r>
+          </w:p>
+        </w:tc>
+        <w:tc>
+          <w:tcPr>
+            <w:tcW w:w="4839" w:type="dxa"/>
+          </w:tcPr>
+          <w:p>
+            <w:pPr>
+              <w:tabs>
+                <w:tab w:val="left" w:pos="8098"/>
+              </w:tabs>
+              <w:ind w:firstLine="0"/>
+              <w:rPr>
+                <w:sz w:val="20"/>
+                <w:szCs w:val="20"/>
+              </w:rPr>
+            </w:pPr>
+            <w:r>
+              <w:rPr>
+                <w:sz w:val="20"/>
+                <w:szCs w:val="20"/>
+              </w:rPr>
+              <w:t>Prasība</w:t>
+            </w:r>
+          </w:p>
+        </w:tc>
+      </w:tr>
+      <w:tr>
+        <w:tc>
+          <w:tcPr>
+            <w:tcW w:w="4839" w:type="dxa"/>
+          </w:tcPr>
+          <w:p>
+            <w:pPr>
+              <w:tabs>
+                <w:tab w:val="left" w:pos="8098"/>
+              </w:tabs>
+              <w:ind w:firstLine="0"/>
+              <w:rPr>
+                <w:sz w:val="20"/>
+                <w:szCs w:val="20"/>
+              </w:rPr>
+            </w:pPr>
+            <w:r>
+              <w:rPr>
+                <w:sz w:val="20"/>
+                <w:szCs w:val="20"/>
+              </w:rPr>
+              <w:t>TP</w:t>
+            </w:r>
+          </w:p>
+        </w:tc>
+        <w:tc>
+          <w:tcPr>
+            <w:tcW w:w="4839" w:type="dxa"/>
+          </w:tcPr>
+          <w:p>
+            <w:pPr>
+              <w:tabs>
+                <w:tab w:val="left" w:pos="8098"/>
+              </w:tabs>
+              <w:ind w:firstLine="0"/>
+              <w:rPr>
+                <w:sz w:val="20"/>
+                <w:szCs w:val="20"/>
+              </w:rPr>
+            </w:pPr>
+            <w:r>
+              <w:rPr>
+                <w:sz w:val="20"/>
+                <w:szCs w:val="20"/>
+              </w:rPr>
+              <w:t>Testpiemērs</w:t>
+            </w:r>
+          </w:p>
+        </w:tc>
+      </w:tr>
+      <w:tr>
+        <w:tc>
+          <w:tcPr>
+            <w:tcW w:w="9678" w:type="dxa"/>
+            <w:gridSpan w:val="2"/>
+          </w:tcPr>
+          <w:p>
+            <w:pPr>
+              <w:tabs>
+                <w:tab w:val="left" w:pos="8098"/>
+              </w:tabs>
+              <w:ind w:firstLine="0"/>
+              <w:jc w:val="center"/>
+              <w:rPr>
+                <w:b/>
+                <w:bCs/>
+                <w:sz w:val="20"/>
+                <w:szCs w:val="20"/>
+              </w:rPr>
+            </w:pPr>
+            <w:r>
+              <w:rPr>
+                <w:b/>
+                <w:bCs/>
+                <w:sz w:val="20"/>
+                <w:szCs w:val="20"/>
+              </w:rPr>
+              <w:t>Moduļi</w:t>
+            </w:r>
+          </w:p>
+        </w:tc>
+      </w:tr>
+      <w:tr>
+        <w:tc>
+          <w:tcPr>
+            <w:tcW w:w="4839" w:type="dxa"/>
+          </w:tcPr>
+          <w:p>
+            <w:pPr>
+              <w:ind w:firstLine="0"/>
+              <w:rPr>
+                <w:sz w:val="20"/>
+                <w:szCs w:val="20"/>
+              </w:rPr>
+            </w:pPr>
+            <w:r>
+              <w:rPr>
+                <w:sz w:val="20"/>
+                <w:szCs w:val="20"/>
+              </w:rPr>
+              <w:t>SK</w:t>
+            </w:r>
+          </w:p>
+        </w:tc>
+        <w:tc>
+          <w:tcPr>
+            <w:tcW w:w="4839" w:type="dxa"/>
+          </w:tcPr>
+          <w:p>
+            <w:pPr>
+              <w:ind w:firstLine="0"/>
+              <w:rPr>
+                <w:sz w:val="20"/>
+                <w:szCs w:val="20"/>
+              </w:rPr>
+            </w:pPr>
+            <w:r>
+              <w:rPr>
+                <w:sz w:val="20"/>
+                <w:szCs w:val="20"/>
+              </w:rPr>
+              <w:t>Sākums</w:t>
+            </w:r>
+          </w:p>
+        </w:tc>
+      </w:tr>
+      <w:tr>
+        <w:tc>
+          <w:tcPr>
+            <w:tcW w:w="4839" w:type="dxa"/>
+          </w:tcPr>
+          <w:p>
+            <w:pPr>
+              <w:pStyle w:val="talbecontent"/>
+            </w:pPr>
+            <w:r>
+              <w:t>LM</w:t>
+            </w:r>
+          </w:p>
+        </w:tc>
+        <w:tc>
+          <w:tcPr>
+            <w:tcW w:w="4839" w:type="dxa"/>
+          </w:tcPr>
+          <w:p>
+            <w:pPr>
+              <w:ind w:firstLine="0"/>
+              <w:rPr>
+                <w:sz w:val="20"/>
+                <w:szCs w:val="20"/>
+              </w:rPr>
+            </w:pPr>
+            <w:r>
+              <w:rPr>
+                <w:sz w:val="20"/>
+                <w:szCs w:val="20"/>
+              </w:rPr>
+              <w:t>Līmeņu atlase</w:t>
+            </w:r>
+          </w:p>
+        </w:tc>
+      </w:tr>
+      <w:tr>
+        <w:tc>
+          <w:tcPr>
+            <w:tcW w:w="4839" w:type="dxa"/>
+          </w:tcPr>
+          <w:p>
+            <w:pPr>
+              <w:ind w:firstLine="0"/>
+              <w:rPr>
+                <w:sz w:val="20"/>
+                <w:szCs w:val="20"/>
+              </w:rPr>
+            </w:pPr>
+            <w:r>
+              <w:rPr>
+                <w:sz w:val="20"/>
+                <w:szCs w:val="20"/>
+              </w:rPr>
+              <w:t>SL</w:t>
+            </w:r>
+          </w:p>
+        </w:tc>
+        <w:tc>
+          <w:tcPr>
+            <w:tcW w:w="4839" w:type="dxa"/>
+          </w:tcPr>
+          <w:p>
+            <w:pPr>
+              <w:ind w:firstLine="0"/>
+              <w:rPr>
+                <w:sz w:val="20"/>
+                <w:szCs w:val="20"/>
+              </w:rPr>
+            </w:pPr>
+            <w:r>
+              <w:rPr>
+                <w:sz w:val="20"/>
+                <w:szCs w:val="20"/>
+              </w:rPr>
+              <w:t>Spēles lauks</w:t>
+            </w:r>
+          </w:p>
+        </w:tc>
+      </w:tr>
+    </w:tbl>
+    <w:p/>
+    <w:p>
+      <w:pPr>
+        <w:sectPr>
+          <w:pgSz w:w="12240" w:h="15840"/>
+          <w:pgMar w:top="1134" w:right="1134" w:bottom="1134" w:left="1418" w:header="709" w:footer="709" w:gutter="0"/>
+          <w:cols w:space="708"/>
+          <w:docGrid w:linePitch="360"/>
+        </w:sectPr>
+      </w:pPr>
+    </w:p>
+    <w:tbl>
+      <w:tblPr>
+        <w:tblStyle w:val="TableGrid"/>
+        <w:tblW w:w="0" w:type="auto"/>
+        <w:tblLook w:val="04A0" w:firstRow="1" w:lastRow="0" w:firstColumn="1" w:lastColumn="0" w:noHBand="0" w:noVBand="1"/>
+      </w:tblPr>
+      <w:tblGrid>
+        <w:gridCol w:w="1937"/>
+        <w:gridCol w:w="1937"/>
+        <w:gridCol w:w="1937"/>
+        <w:gridCol w:w="1937"/>
+        <w:gridCol w:w="1938"/>
+        <w:gridCol w:w="1938"/>
+        <w:gridCol w:w="1938"/>
+      </w:tblGrid>
+      <w:tr>
+        <w:tc>
+          <w:tcPr>
+            <w:tcW w:w="1937" w:type="dxa"/>
+          </w:tcPr>
+          <w:p>
+            <w:pPr>
+              <w:ind w:firstLine="0"/>
+            </w:pPr>
+            <w:r>
+              <w:lastRenderedPageBreak/>
+              <w:t>ID</w:t>
+            </w:r>
+          </w:p>
+        </w:tc>
+        <w:tc>
+          <w:tcPr>
+            <w:tcW w:w="1937" w:type="dxa"/>
+          </w:tcPr>
+          <w:p>
+            <w:pPr>
+              <w:ind w:firstLine="0"/>
+            </w:pPr>
+            <w:r>
+              <w:t>Izpildes nosacījumi</w:t>
+            </w:r>
+          </w:p>
+        </w:tc>
+        <w:tc>
+          <w:tcPr>
+            <w:tcW w:w="1937" w:type="dxa"/>
+          </w:tcPr>
+          <w:p>
+            <w:pPr>
+              <w:ind w:firstLine="0"/>
+            </w:pPr>
+            <w:r>
+              <w:t>Apraksts</w:t>
+            </w:r>
+          </w:p>
+        </w:tc>
+        <w:tc>
+          <w:tcPr>
+            <w:tcW w:w="1937" w:type="dxa"/>
+          </w:tcPr>
+          <w:p>
+            <w:pPr>
+              <w:ind w:firstLine="0"/>
+            </w:pPr>
+            <w:r>
+              <w:t>Izpildes soļi</w:t>
+            </w:r>
+          </w:p>
+        </w:tc>
+        <w:tc>
+          <w:tcPr>
+            <w:tcW w:w="1938" w:type="dxa"/>
+          </w:tcPr>
+          <w:p>
+            <w:pPr>
+              <w:ind w:firstLine="0"/>
+            </w:pPr>
+            <w:r>
+              <w:t>Ievades dati</w:t>
+            </w:r>
+          </w:p>
+        </w:tc>
+        <w:tc>
+          <w:tcPr>
+            <w:tcW w:w="1938" w:type="dxa"/>
+          </w:tcPr>
+          <w:p>
+            <w:pPr>
+              <w:ind w:firstLine="0"/>
+            </w:pPr>
+            <w:r>
+              <w:t>Sagaidāms. rezultāts</w:t>
+            </w:r>
+          </w:p>
+        </w:tc>
+        <w:tc>
+          <w:tcPr>
+            <w:tcW w:w="1938" w:type="dxa"/>
+          </w:tcPr>
+          <w:p>
+            <w:pPr>
+              <w:ind w:firstLine="0"/>
+            </w:pPr>
+            <w:r>
+              <w:t>Prasības identifikators</w:t>
+            </w:r>
+          </w:p>
+        </w:tc>
+      </w:tr>
+      <w:tr>
+        <w:tc>
+          <w:tcPr>
+            <w:tcW w:w="1937" w:type="dxa"/>
+          </w:tcPr>
+          <w:p>
+            <w:pPr>
+              <w:ind w:firstLine="0"/>
+            </w:pPr>
+          </w:p>
+        </w:tc>
+        <w:tc>
+          <w:tcPr>
+            <w:tcW w:w="1937" w:type="dxa"/>
+          </w:tcPr>
+          <w:p>
+            <w:pPr>
+              <w:ind w:firstLine="0"/>
+            </w:pPr>
+          </w:p>
+        </w:tc>
+        <w:tc>
+          <w:tcPr>
+            <w:tcW w:w="1937" w:type="dxa"/>
+          </w:tcPr>
+          <w:p>
+            <w:pPr>
+              <w:ind w:firstLine="0"/>
+            </w:pPr>
+          </w:p>
+        </w:tc>
+        <w:tc>
+          <w:tcPr>
+            <w:tcW w:w="1937" w:type="dxa"/>
+          </w:tcPr>
+          <w:p>
+            <w:pPr>
+              <w:ind w:firstLine="0"/>
+            </w:pPr>
+          </w:p>
+        </w:tc>
+        <w:tc>
+          <w:tcPr>
+            <w:tcW w:w="1938" w:type="dxa"/>
+          </w:tcPr>
+          <w:p>
+            <w:pPr>
+              <w:ind w:firstLine="0"/>
+            </w:pPr>
+          </w:p>
+        </w:tc>
+        <w:tc>
+          <w:tcPr>
+            <w:tcW w:w="1938" w:type="dxa"/>
+          </w:tcPr>
+          <w:p>
+            <w:pPr>
+              <w:ind w:firstLine="0"/>
+            </w:pPr>
+          </w:p>
+        </w:tc>
+        <w:tc>
+          <w:tcPr>
+            <w:tcW w:w="1938" w:type="dxa"/>
+          </w:tcPr>
+          <w:p>
+            <w:pPr>
+              <w:ind w:firstLine="0"/>
+            </w:pPr>
+          </w:p>
+        </w:tc>
+      </w:tr>
+      <w:tr>
+        <w:tc>
+          <w:tcPr>
+            <w:tcW w:w="1937" w:type="dxa"/>
+          </w:tcPr>
+          <w:p>
+            <w:pPr>
+              <w:ind w:firstLine="0"/>
+            </w:pPr>
+          </w:p>
+        </w:tc>
+        <w:tc>
+          <w:tcPr>
+            <w:tcW w:w="1937" w:type="dxa"/>
+          </w:tcPr>
+          <w:p>
+            <w:pPr>
+              <w:ind w:firstLine="0"/>
+            </w:pPr>
+          </w:p>
+        </w:tc>
+        <w:tc>
+          <w:tcPr>
+            <w:tcW w:w="1937" w:type="dxa"/>
+          </w:tcPr>
+          <w:p>
+            <w:pPr>
+              <w:ind w:firstLine="0"/>
+            </w:pPr>
+          </w:p>
+        </w:tc>
+        <w:tc>
+          <w:tcPr>
+            <w:tcW w:w="1937" w:type="dxa"/>
+          </w:tcPr>
+          <w:p>
+            <w:pPr>
+              <w:ind w:firstLine="0"/>
+            </w:pPr>
+          </w:p>
+        </w:tc>
+        <w:tc>
+          <w:tcPr>
+            <w:tcW w:w="1938" w:type="dxa"/>
+          </w:tcPr>
+          <w:p>
+            <w:pPr>
+              <w:ind w:firstLine="0"/>
+            </w:pPr>
+          </w:p>
+        </w:tc>
+        <w:tc>
+          <w:tcPr>
+            <w:tcW w:w="1938" w:type="dxa"/>
+          </w:tcPr>
+          <w:p>
+            <w:pPr>
+              <w:ind w:firstLine="0"/>
+            </w:pPr>
+          </w:p>
+        </w:tc>
+        <w:tc>
+          <w:tcPr>
+            <w:tcW w:w="1938" w:type="dxa"/>
+          </w:tcPr>
+          <w:p>
+            <w:pPr>
+              <w:ind w:firstLine="0"/>
+            </w:pPr>
+          </w:p>
+        </w:tc>
+      </w:tr>
+      <w:tr>
+        <w:tc>
+          <w:tcPr>
+            <w:tcW w:w="1937" w:type="dxa"/>
+          </w:tcPr>
+          <w:p>
+            <w:pPr>
+              <w:ind w:firstLine="0"/>
+            </w:pPr>
+          </w:p>
+        </w:tc>
+        <w:tc>
+          <w:tcPr>
+            <w:tcW w:w="1937" w:type="dxa"/>
+          </w:tcPr>
+          <w:p>
+            <w:pPr>
+              <w:ind w:firstLine="0"/>
+            </w:pPr>
+          </w:p>
+        </w:tc>
+        <w:tc>
+          <w:tcPr>
+            <w:tcW w:w="1937" w:type="dxa"/>
+          </w:tcPr>
+          <w:p>
+            <w:pPr>
+              <w:ind w:firstLine="0"/>
+            </w:pPr>
+          </w:p>
+        </w:tc>
+        <w:tc>
+          <w:tcPr>
+            <w:tcW w:w="1937" w:type="dxa"/>
+          </w:tcPr>
+          <w:p>
+            <w:pPr>
+              <w:ind w:firstLine="0"/>
+            </w:pPr>
+          </w:p>
+        </w:tc>
+        <w:tc>
+          <w:tcPr>
+            <w:tcW w:w="1938" w:type="dxa"/>
+          </w:tcPr>
+          <w:p>
+            <w:pPr>
+              <w:ind w:firstLine="0"/>
+            </w:pPr>
+          </w:p>
+        </w:tc>
+        <w:tc>
+          <w:tcPr>
+            <w:tcW w:w="1938" w:type="dxa"/>
+          </w:tcPr>
+          <w:p>
+            <w:pPr>
+              <w:ind w:firstLine="0"/>
+            </w:pPr>
+          </w:p>
+        </w:tc>
+        <w:tc>
+          <w:tcPr>
+            <w:tcW w:w="1938" w:type="dxa"/>
+          </w:tcPr>
+          <w:p>
+            <w:pPr>
+              <w:ind w:firstLine="0"/>
+            </w:pPr>
+          </w:p>
+        </w:tc>
+      </w:tr>
+    </w:tbl>
     <w:p/>
     <w:sectPr>
-      <w:pgSz w:w="12240" w:h="15840"/>
-      <w:pgMar w:top="1134" w:right="1134" w:bottom="1134" w:left="1418" w:header="709" w:footer="709" w:gutter="0"/>
+      <w:pgSz w:w="15840" w:h="12240" w:orient="landscape"/>
+      <w:pgMar w:top="1418" w:right="1134" w:bottom="1134" w:left="1134" w:header="709" w:footer="709" w:gutter="0"/>
       <w:cols w:space="708"/>
       <w:docGrid w:linePitch="360"/>
     </w:sectPr>
@@ -10845,10 +11123,11 @@
     <w:name w:val="caption"/>
     <w:basedOn w:val="Normal"/>
     <w:next w:val="Normal"/>
+    <w:link w:val="CaptionChar"/>
     <w:uiPriority w:val="35"/>
     <w:unhideWhenUsed/>
     <w:qFormat/>
-    <w:rsid w:val="00DF7148"/>
+    <w:rsid w:val="00265E1D"/>
     <w:pPr>
       <w:spacing w:after="200" w:line="240" w:lineRule="auto"/>
       <w:ind w:firstLine="0"/>
@@ -10857,7 +11136,90 @@
     <w:rPr>
       <w:b/>
       <w:bCs/>
-      <w:color w:val="0E2841" w:themeColor="text2"/>
+      <w:color w:val="000000" w:themeColor="text1"/>
+      <w:sz w:val="20"/>
+      <w:szCs w:val="20"/>
+    </w:rPr>
+  </w:style>
+  <w:style w:type="table" w:styleId="TableGrid">
+    <w:name w:val="Table Grid"/>
+    <w:basedOn w:val="TableNormal"/>
+    <w:uiPriority w:val="39"/>
+    <w:rsid w:val="008815D7"/>
+    <w:pPr>
+      <w:spacing w:after="0" w:line="240" w:lineRule="auto"/>
+    </w:pPr>
+    <w:tblPr>
+      <w:tblBorders>
+        <w:top w:val="single" w:sz="4" w:space="0" w:color="auto"/>
+        <w:left w:val="single" w:sz="4" w:space="0" w:color="auto"/>
+        <w:bottom w:val="single" w:sz="4" w:space="0" w:color="auto"/>
+        <w:right w:val="single" w:sz="4" w:space="0" w:color="auto"/>
+        <w:insideH w:val="single" w:sz="4" w:space="0" w:color="auto"/>
+        <w:insideV w:val="single" w:sz="4" w:space="0" w:color="auto"/>
+      </w:tblBorders>
+    </w:tblPr>
+  </w:style>
+  <w:style w:type="paragraph" w:customStyle="1" w:styleId="tablecaption">
+    <w:name w:val="table caption"/>
+    <w:basedOn w:val="Caption"/>
+    <w:link w:val="tablecaptionChar"/>
+    <w:qFormat/>
+    <w:rsid w:val="00265E1D"/>
+    <w:pPr>
+      <w:jc w:val="right"/>
+    </w:pPr>
+  </w:style>
+  <w:style w:type="character" w:customStyle="1" w:styleId="CaptionChar">
+    <w:name w:val="Caption Char"/>
+    <w:basedOn w:val="DefaultParagraphFont"/>
+    <w:link w:val="Caption"/>
+    <w:uiPriority w:val="35"/>
+    <w:rsid w:val="00265E1D"/>
+    <w:rPr>
+      <w:rFonts w:ascii="Times New Roman" w:hAnsi="Times New Roman" w:cs="Times New Roman"/>
+      <w:b/>
+      <w:bCs/>
+      <w:color w:val="000000" w:themeColor="text1"/>
+      <w:sz w:val="20"/>
+      <w:szCs w:val="20"/>
+    </w:rPr>
+  </w:style>
+  <w:style w:type="character" w:customStyle="1" w:styleId="tablecaptionChar">
+    <w:name w:val="table caption Char"/>
+    <w:basedOn w:val="CaptionChar"/>
+    <w:link w:val="tablecaption"/>
+    <w:rsid w:val="00265E1D"/>
+    <w:rPr>
+      <w:rFonts w:ascii="Times New Roman" w:hAnsi="Times New Roman" w:cs="Times New Roman"/>
+      <w:b/>
+      <w:bCs/>
+      <w:color w:val="000000" w:themeColor="text1"/>
+      <w:sz w:val="20"/>
+      <w:szCs w:val="20"/>
+    </w:rPr>
+  </w:style>
+  <w:style w:type="paragraph" w:customStyle="1" w:styleId="talbecontent">
+    <w:name w:val="talbe content"/>
+    <w:basedOn w:val="Normal"/>
+    <w:link w:val="talbecontentChar"/>
+    <w:qFormat/>
+    <w:rsid w:val="00587EC5"/>
+    <w:pPr>
+      <w:ind w:firstLine="0"/>
+    </w:pPr>
+    <w:rPr>
+      <w:sz w:val="20"/>
+      <w:szCs w:val="20"/>
+    </w:rPr>
+  </w:style>
+  <w:style w:type="character" w:customStyle="1" w:styleId="talbecontentChar">
+    <w:name w:val="talbe content Char"/>
+    <w:basedOn w:val="DefaultParagraphFont"/>
+    <w:link w:val="talbecontent"/>
+    <w:rsid w:val="00587EC5"/>
+    <w:rPr>
+      <w:rFonts w:ascii="Times New Roman" w:hAnsi="Times New Roman" w:cs="Times New Roman"/>
       <w:sz w:val="20"/>
       <w:szCs w:val="20"/>
     </w:rPr>

--- a/Documentation/Dokumentācija.docx
+++ b/Documentation/Dokumentācija.docx
@@ -3649,7 +3649,7 @@
           <w:ilvl w:val="0"/>
           <w:numId w:val="5"/>
         </w:numPr>
-        <w:ind w:left="357" w:hanging="357"/>
+        <w:ind w:left="993" w:hanging="993"/>
         <w:rPr>
           <w:b/>
           <w:bCs/>
@@ -3702,7 +3702,7 @@
           <w:ilvl w:val="0"/>
           <w:numId w:val="5"/>
         </w:numPr>
-        <w:ind w:left="357" w:hanging="357"/>
+        <w:ind w:left="993" w:hanging="993"/>
         <w:rPr>
           <w:b/>
           <w:bCs/>
@@ -3767,7 +3767,7 @@
           <w:ilvl w:val="0"/>
           <w:numId w:val="5"/>
         </w:numPr>
-        <w:ind w:left="357" w:hanging="357"/>
+        <w:ind w:left="993" w:hanging="993"/>
         <w:rPr>
           <w:b/>
           <w:bCs/>
@@ -3847,6 +3847,10 @@
           <w:ilvl w:val="0"/>
           <w:numId w:val="5"/>
         </w:numPr>
+        <w:tabs>
+          <w:tab w:val="left" w:pos="993"/>
+        </w:tabs>
+        <w:ind w:left="851" w:hanging="851"/>
         <w:rPr>
           <w:b/>
           <w:bCs/>
@@ -3913,7 +3917,7 @@
           <w:ilvl w:val="0"/>
           <w:numId w:val="5"/>
         </w:numPr>
-        <w:ind w:left="357" w:hanging="357"/>
+        <w:ind w:left="993" w:hanging="993"/>
         <w:rPr>
           <w:b/>
           <w:bCs/>
@@ -3996,8 +4000,9 @@
         <w:pStyle w:val="ListParagraph"/>
         <w:numPr>
           <w:ilvl w:val="0"/>
-          <w:numId w:val="5"/>
+          <w:numId w:val="22"/>
         </w:numPr>
+        <w:ind w:left="993" w:hanging="993"/>
         <w:rPr>
           <w:b/>
           <w:bCs/>
@@ -4097,8 +4102,9 @@
         <w:pStyle w:val="ListParagraph"/>
         <w:numPr>
           <w:ilvl w:val="0"/>
-          <w:numId w:val="5"/>
+          <w:numId w:val="22"/>
         </w:numPr>
+        <w:ind w:left="993" w:hanging="993"/>
         <w:rPr>
           <w:b/>
           <w:bCs/>
@@ -4196,8 +4202,9 @@
         <w:pStyle w:val="ListParagraph"/>
         <w:numPr>
           <w:ilvl w:val="0"/>
-          <w:numId w:val="5"/>
+          <w:numId w:val="22"/>
         </w:numPr>
+        <w:ind w:left="993" w:hanging="993"/>
         <w:rPr>
           <w:b/>
           <w:bCs/>
@@ -4290,8 +4297,12 @@
         <w:pStyle w:val="ListParagraph"/>
         <w:numPr>
           <w:ilvl w:val="0"/>
-          <w:numId w:val="5"/>
+          <w:numId w:val="22"/>
         </w:numPr>
+        <w:tabs>
+          <w:tab w:val="left" w:pos="993"/>
+        </w:tabs>
+        <w:ind w:left="851" w:hanging="851"/>
         <w:rPr>
           <w:b/>
           <w:bCs/>
@@ -4366,8 +4377,9 @@
         <w:pStyle w:val="ListParagraph"/>
         <w:numPr>
           <w:ilvl w:val="0"/>
-          <w:numId w:val="5"/>
+          <w:numId w:val="22"/>
         </w:numPr>
+        <w:ind w:left="1134" w:hanging="1134"/>
         <w:rPr>
           <w:b/>
           <w:bCs/>
@@ -4450,8 +4462,9 @@
         <w:pStyle w:val="ListParagraph"/>
         <w:numPr>
           <w:ilvl w:val="0"/>
-          <w:numId w:val="5"/>
+          <w:numId w:val="24"/>
         </w:numPr>
+        <w:ind w:left="1134" w:hanging="1134"/>
         <w:rPr>
           <w:b/>
           <w:bCs/>
@@ -4575,8 +4588,9 @@
         <w:pStyle w:val="ListParagraph"/>
         <w:numPr>
           <w:ilvl w:val="0"/>
-          <w:numId w:val="5"/>
+          <w:numId w:val="24"/>
         </w:numPr>
+        <w:ind w:left="1134" w:hanging="1134"/>
         <w:rPr>
           <w:b/>
           <w:bCs/>
@@ -4666,8 +4680,9 @@
         <w:pStyle w:val="ListParagraph"/>
         <w:numPr>
           <w:ilvl w:val="0"/>
-          <w:numId w:val="5"/>
+          <w:numId w:val="24"/>
         </w:numPr>
+        <w:ind w:left="1134" w:hanging="1134"/>
         <w:rPr>
           <w:b/>
           <w:bCs/>
@@ -4755,8 +4770,9 @@
         <w:pStyle w:val="ListParagraph"/>
         <w:numPr>
           <w:ilvl w:val="0"/>
-          <w:numId w:val="5"/>
+          <w:numId w:val="24"/>
         </w:numPr>
+        <w:ind w:left="1134" w:hanging="1134"/>
         <w:rPr>
           <w:b/>
           <w:bCs/>
@@ -4807,8 +4823,9 @@
         <w:pStyle w:val="ListParagraph"/>
         <w:numPr>
           <w:ilvl w:val="0"/>
-          <w:numId w:val="5"/>
+          <w:numId w:val="24"/>
         </w:numPr>
+        <w:ind w:left="1134" w:hanging="1134"/>
         <w:rPr>
           <w:b/>
           <w:bCs/>
@@ -4878,8 +4895,9 @@
         <w:pStyle w:val="ListParagraph"/>
         <w:numPr>
           <w:ilvl w:val="0"/>
-          <w:numId w:val="5"/>
+          <w:numId w:val="24"/>
         </w:numPr>
+        <w:ind w:left="1134" w:hanging="1134"/>
         <w:rPr>
           <w:b/>
           <w:bCs/>
@@ -4946,8 +4964,9 @@
         <w:pStyle w:val="ListParagraph"/>
         <w:numPr>
           <w:ilvl w:val="0"/>
-          <w:numId w:val="5"/>
+          <w:numId w:val="24"/>
         </w:numPr>
+        <w:ind w:left="1134" w:hanging="1134"/>
         <w:rPr>
           <w:b/>
           <w:bCs/>
@@ -5021,8 +5040,9 @@
         <w:pStyle w:val="ListParagraph"/>
         <w:numPr>
           <w:ilvl w:val="0"/>
-          <w:numId w:val="5"/>
+          <w:numId w:val="24"/>
         </w:numPr>
+        <w:ind w:left="1134" w:hanging="1134"/>
         <w:rPr>
           <w:b/>
           <w:bCs/>
@@ -5127,8 +5147,9 @@
         <w:pStyle w:val="ListParagraph"/>
         <w:numPr>
           <w:ilvl w:val="0"/>
-          <w:numId w:val="5"/>
+          <w:numId w:val="24"/>
         </w:numPr>
+        <w:ind w:left="1134" w:hanging="1134"/>
         <w:rPr>
           <w:b/>
           <w:bCs/>
@@ -5204,8 +5225,9 @@
         <w:pStyle w:val="ListParagraph"/>
         <w:numPr>
           <w:ilvl w:val="0"/>
-          <w:numId w:val="5"/>
+          <w:numId w:val="24"/>
         </w:numPr>
+        <w:ind w:left="1134" w:hanging="1134"/>
         <w:rPr>
           <w:b/>
           <w:bCs/>
@@ -5302,8 +5324,9 @@
         <w:pStyle w:val="ListParagraph"/>
         <w:numPr>
           <w:ilvl w:val="0"/>
-          <w:numId w:val="5"/>
+          <w:numId w:val="24"/>
         </w:numPr>
+        <w:ind w:left="1134" w:hanging="1134"/>
         <w:rPr>
           <w:b/>
           <w:bCs/>
@@ -5420,8 +5443,9 @@
         <w:pStyle w:val="ListParagraph"/>
         <w:numPr>
           <w:ilvl w:val="0"/>
-          <w:numId w:val="5"/>
+          <w:numId w:val="24"/>
         </w:numPr>
+        <w:ind w:left="1134" w:hanging="1134"/>
         <w:rPr>
           <w:b/>
           <w:bCs/>
@@ -5512,8 +5536,9 @@
         <w:pStyle w:val="ListParagraph"/>
         <w:numPr>
           <w:ilvl w:val="0"/>
-          <w:numId w:val="5"/>
+          <w:numId w:val="24"/>
         </w:numPr>
+        <w:ind w:left="1134" w:hanging="1134"/>
         <w:rPr>
           <w:b/>
           <w:bCs/>
@@ -5572,8 +5597,9 @@
         <w:pStyle w:val="ListParagraph"/>
         <w:numPr>
           <w:ilvl w:val="0"/>
-          <w:numId w:val="5"/>
+          <w:numId w:val="24"/>
         </w:numPr>
+        <w:ind w:left="1134" w:hanging="1134"/>
         <w:rPr>
           <w:b/>
           <w:bCs/>
@@ -5637,8 +5663,9 @@
         <w:pStyle w:val="ListParagraph"/>
         <w:numPr>
           <w:ilvl w:val="0"/>
-          <w:numId w:val="5"/>
+          <w:numId w:val="24"/>
         </w:numPr>
+        <w:ind w:left="1134" w:hanging="1134"/>
         <w:rPr>
           <w:b/>
           <w:bCs/>
@@ -5703,8 +5730,9 @@
         <w:pStyle w:val="ListParagraph"/>
         <w:numPr>
           <w:ilvl w:val="0"/>
-          <w:numId w:val="5"/>
+          <w:numId w:val="24"/>
         </w:numPr>
+        <w:ind w:left="1134" w:hanging="1134"/>
         <w:rPr>
           <w:b/>
           <w:bCs/>
@@ -5776,8 +5804,9 @@
         <w:pStyle w:val="ListParagraph"/>
         <w:numPr>
           <w:ilvl w:val="0"/>
-          <w:numId w:val="5"/>
+          <w:numId w:val="24"/>
         </w:numPr>
+        <w:ind w:left="1134" w:hanging="1134"/>
         <w:rPr>
           <w:b/>
           <w:bCs/>
@@ -5866,8 +5895,9 @@
         <w:pStyle w:val="ListParagraph"/>
         <w:numPr>
           <w:ilvl w:val="0"/>
-          <w:numId w:val="5"/>
+          <w:numId w:val="24"/>
         </w:numPr>
+        <w:ind w:left="1134" w:hanging="1134"/>
         <w:rPr>
           <w:b/>
           <w:bCs/>
@@ -6023,8 +6053,9 @@
         <w:pStyle w:val="ListParagraph"/>
         <w:numPr>
           <w:ilvl w:val="0"/>
-          <w:numId w:val="5"/>
+          <w:numId w:val="24"/>
         </w:numPr>
+        <w:ind w:left="1134" w:hanging="1134"/>
         <w:rPr>
           <w:b/>
           <w:bCs/>
@@ -6082,8 +6113,9 @@
         <w:pStyle w:val="ListParagraph"/>
         <w:numPr>
           <w:ilvl w:val="0"/>
-          <w:numId w:val="5"/>
+          <w:numId w:val="24"/>
         </w:numPr>
+        <w:ind w:left="1134" w:hanging="1134"/>
         <w:rPr>
           <w:b/>
           <w:bCs/>
@@ -6144,8 +6176,9 @@
         <w:pStyle w:val="ListParagraph"/>
         <w:numPr>
           <w:ilvl w:val="0"/>
-          <w:numId w:val="5"/>
+          <w:numId w:val="24"/>
         </w:numPr>
+        <w:ind w:left="1134" w:hanging="1134"/>
         <w:rPr>
           <w:b/>
           <w:bCs/>
@@ -6193,8 +6226,9 @@
         <w:pStyle w:val="ListParagraph"/>
         <w:numPr>
           <w:ilvl w:val="0"/>
-          <w:numId w:val="5"/>
+          <w:numId w:val="24"/>
         </w:numPr>
+        <w:ind w:left="1134" w:hanging="1134"/>
         <w:rPr>
           <w:b/>
           <w:bCs/>
@@ -6962,14 +6996,24 @@
       <w:pPr>
         <w:pStyle w:val="Caption"/>
       </w:pPr>
-      <w:fldSimple w:instr=" SEQ attēls \* ARABIC ">
-        <w:r>
-          <w:rPr>
-            <w:noProof/>
-          </w:rPr>
-          <w:t>2</w:t>
-        </w:r>
-      </w:fldSimple>
+      <w:r>
+        <w:fldChar w:fldCharType="begin"/>
+      </w:r>
+      <w:r>
+        <w:instrText xml:space="preserve"> SEQ attēls \* ARABIC </w:instrText>
+      </w:r>
+      <w:r>
+        <w:fldChar w:fldCharType="separate"/>
+      </w:r>
+      <w:r>
+        <w:rPr>
+          <w:noProof/>
+        </w:rPr>
+        <w:t>2</w:t>
+      </w:r>
+      <w:r>
+        <w:fldChar w:fldCharType="end"/>
+      </w:r>
       <w:r>
         <w:t>. attēls. Mezglu saknes komponenšu klases</w:t>
       </w:r>
@@ -7048,11 +7092,21 @@
           <w:docGrid w:linePitch="360"/>
         </w:sectPr>
       </w:pPr>
-      <w:fldSimple w:instr=" SEQ attēls \* ARABIC ">
-        <w:r>
-          <w:t>3</w:t>
-        </w:r>
-      </w:fldSimple>
+      <w:r>
+        <w:fldChar w:fldCharType="begin"/>
+      </w:r>
+      <w:r>
+        <w:instrText xml:space="preserve"> SEQ attēls \* ARABIC </w:instrText>
+      </w:r>
+      <w:r>
+        <w:fldChar w:fldCharType="separate"/>
+      </w:r>
+      <w:r>
+        <w:t>3</w:t>
+      </w:r>
+      <w:r>
+        <w:fldChar w:fldCharType="end"/>
+      </w:r>
       <w:r>
         <w:t xml:space="preserve">. </w:t>
       </w:r>
@@ -7150,14 +7204,24 @@
       <w:pPr>
         <w:pStyle w:val="tablecaption"/>
       </w:pPr>
-      <w:fldSimple w:instr=" SEQ tabula \* ARABIC ">
-        <w:r>
-          <w:rPr>
-            <w:noProof/>
-          </w:rPr>
-          <w:t>1</w:t>
-        </w:r>
-      </w:fldSimple>
+      <w:r>
+        <w:fldChar w:fldCharType="begin"/>
+      </w:r>
+      <w:r>
+        <w:instrText xml:space="preserve"> SEQ tabula \* ARABIC </w:instrText>
+      </w:r>
+      <w:r>
+        <w:fldChar w:fldCharType="separate"/>
+      </w:r>
+      <w:r>
+        <w:rPr>
+          <w:noProof/>
+        </w:rPr>
+        <w:t>1</w:t>
+      </w:r>
+      <w:r>
+        <w:fldChar w:fldCharType="end"/>
+      </w:r>
       <w:r>
         <w:t>. tabula</w:t>
       </w:r>
@@ -7425,7 +7489,10 @@
               <w:pStyle w:val="talbecontent"/>
             </w:pPr>
             <w:r>
-              <w:t>LM</w:t>
+              <w:t>L</w:t>
+            </w:r>
+            <w:r>
+              <w:t>A</w:t>
             </w:r>
           </w:p>
         </w:tc>
@@ -7506,6 +7573,46 @@
           <w:docGrid w:linePitch="360"/>
         </w:sectPr>
       </w:pPr>
+    </w:p>
+    <w:p>
+      <w:pPr>
+        <w:pStyle w:val="Caption"/>
+        <w:keepNext/>
+        <w:ind w:left="1440"/>
+        <w:jc w:val="right"/>
+      </w:pPr>
+      <w:r>
+        <w:lastRenderedPageBreak/>
+        <w:fldChar w:fldCharType="begin"/>
+      </w:r>
+      <w:r>
+        <w:instrText xml:space="preserve"> SEQ tabula \* ARABIC </w:instrText>
+      </w:r>
+      <w:r>
+        <w:fldChar w:fldCharType="separate"/>
+      </w:r>
+      <w:r>
+        <w:rPr>
+          <w:noProof/>
+        </w:rPr>
+        <w:t>2</w:t>
+      </w:r>
+      <w:r>
+        <w:fldChar w:fldCharType="end"/>
+      </w:r>
+      <w:r>
+        <w:t>. tabula</w:t>
+      </w:r>
+    </w:p>
+    <w:p>
+      <w:pPr>
+        <w:pStyle w:val="Caption"/>
+        <w:keepNext/>
+        <w:ind w:left="1440" w:hanging="1440"/>
+      </w:pPr>
+      <w:r>
+        <w:t>Testpiemēru kopa</w:t>
+      </w:r>
     </w:p>
     <w:tbl>
       <w:tblPr>
@@ -7529,10 +7636,9 @@
           </w:tcPr>
           <w:p>
             <w:pPr>
-              <w:ind w:firstLine="0"/>
+              <w:pStyle w:val="talbecontent"/>
             </w:pPr>
             <w:r>
-              <w:lastRenderedPageBreak/>
               <w:t>ID</w:t>
             </w:r>
           </w:p>
@@ -7543,7 +7649,7 @@
           </w:tcPr>
           <w:p>
             <w:pPr>
-              <w:ind w:firstLine="0"/>
+              <w:pStyle w:val="talbecontent"/>
             </w:pPr>
             <w:r>
               <w:t>Izpildes nosacījumi</w:t>
@@ -7556,7 +7662,7 @@
           </w:tcPr>
           <w:p>
             <w:pPr>
-              <w:ind w:firstLine="0"/>
+              <w:pStyle w:val="talbecontent"/>
             </w:pPr>
             <w:r>
               <w:t>Apraksts</w:t>
@@ -7569,7 +7675,7 @@
           </w:tcPr>
           <w:p>
             <w:pPr>
-              <w:ind w:firstLine="0"/>
+              <w:pStyle w:val="talbecontent"/>
             </w:pPr>
             <w:r>
               <w:t>Izpildes soļi</w:t>
@@ -7582,7 +7688,7 @@
           </w:tcPr>
           <w:p>
             <w:pPr>
-              <w:ind w:firstLine="0"/>
+              <w:pStyle w:val="talbecontent"/>
             </w:pPr>
             <w:r>
               <w:t>Ievades dati</w:t>
@@ -7595,7 +7701,7 @@
           </w:tcPr>
           <w:p>
             <w:pPr>
-              <w:ind w:firstLine="0"/>
+              <w:pStyle w:val="talbecontent"/>
             </w:pPr>
             <w:r>
               <w:t>Sagaidāms. rezultāts</w:t>
@@ -7608,7 +7714,7 @@
           </w:tcPr>
           <w:p>
             <w:pPr>
-              <w:ind w:firstLine="0"/>
+              <w:pStyle w:val="talbecontent"/>
             </w:pPr>
             <w:r>
               <w:t>Prasības identifikators</w:t>
@@ -7623,7 +7729,36 @@
           </w:tcPr>
           <w:p>
             <w:pPr>
-              <w:ind w:firstLine="0"/>
+              <w:pStyle w:val="talbecontent"/>
+            </w:pPr>
+            <w:r>
+              <w:t>TP.SK.1</w:t>
+            </w:r>
+            <w:r>
+              <w:tab/>
+            </w:r>
+          </w:p>
+        </w:tc>
+        <w:tc>
+          <w:tcPr>
+            <w:tcW w:w="1937" w:type="dxa"/>
+          </w:tcPr>
+          <w:p>
+            <w:pPr>
+              <w:pStyle w:val="talbecontent"/>
+            </w:pPr>
+            <w:r>
+              <w:t>Aplikācija tiek palaista</w:t>
+            </w:r>
+          </w:p>
+        </w:tc>
+        <w:tc>
+          <w:tcPr>
+            <w:tcW w:w="1937" w:type="dxa"/>
+          </w:tcPr>
+          <w:p>
+            <w:pPr>
+              <w:pStyle w:val="talbecontent"/>
             </w:pPr>
           </w:p>
         </w:tc>
@@ -7633,7 +7768,87 @@
           </w:tcPr>
           <w:p>
             <w:pPr>
-              <w:ind w:firstLine="0"/>
+              <w:pStyle w:val="talbecontent"/>
+            </w:pPr>
+            <w:r>
+              <w:t>Lietotājs palaiž šo datorspēli</w:t>
+            </w:r>
+          </w:p>
+        </w:tc>
+        <w:tc>
+          <w:tcPr>
+            <w:tcW w:w="1938" w:type="dxa"/>
+          </w:tcPr>
+          <w:p>
+            <w:pPr>
+              <w:pStyle w:val="talbecontent"/>
+            </w:pPr>
+            <w:r>
+              <w:t>Datorspēles palaižamais fails</w:t>
+            </w:r>
+          </w:p>
+        </w:tc>
+        <w:tc>
+          <w:tcPr>
+            <w:tcW w:w="1938" w:type="dxa"/>
+          </w:tcPr>
+          <w:p>
+            <w:pPr>
+              <w:pStyle w:val="talbecontent"/>
+            </w:pPr>
+          </w:p>
+        </w:tc>
+        <w:tc>
+          <w:tcPr>
+            <w:tcW w:w="1938" w:type="dxa"/>
+          </w:tcPr>
+          <w:p>
+            <w:pPr>
+              <w:pStyle w:val="talbecontent"/>
+            </w:pPr>
+            <w:r>
+              <w:t>PR.SK.1</w:t>
+            </w:r>
+          </w:p>
+        </w:tc>
+      </w:tr>
+      <w:tr>
+        <w:tc>
+          <w:tcPr>
+            <w:tcW w:w="1937" w:type="dxa"/>
+          </w:tcPr>
+          <w:p>
+            <w:pPr>
+              <w:pStyle w:val="talbecontent"/>
+            </w:pPr>
+            <w:r>
+              <w:t>TP.SK.</w:t>
+            </w:r>
+            <w:r>
+              <w:t>2</w:t>
+            </w:r>
+          </w:p>
+        </w:tc>
+        <w:tc>
+          <w:tcPr>
+            <w:tcW w:w="1937" w:type="dxa"/>
+          </w:tcPr>
+          <w:p>
+            <w:pPr>
+              <w:pStyle w:val="talbecontent"/>
+            </w:pPr>
+            <w:r>
+              <w:t>Aplikācija tiek aizvērta</w:t>
+            </w:r>
+          </w:p>
+        </w:tc>
+        <w:tc>
+          <w:tcPr>
+            <w:tcW w:w="1937" w:type="dxa"/>
+          </w:tcPr>
+          <w:p>
+            <w:pPr>
+              <w:pStyle w:val="talbecontent"/>
             </w:pPr>
           </w:p>
         </w:tc>
@@ -7643,7 +7858,96 @@
           </w:tcPr>
           <w:p>
             <w:pPr>
-              <w:ind w:firstLine="0"/>
+              <w:pStyle w:val="talbecontent"/>
+            </w:pPr>
+            <w:r>
+              <w:t>Izvēlnē lietotājs atlasa izejas pogu</w:t>
+            </w:r>
+          </w:p>
+        </w:tc>
+        <w:tc>
+          <w:tcPr>
+            <w:tcW w:w="1938" w:type="dxa"/>
+          </w:tcPr>
+          <w:p>
+            <w:pPr>
+              <w:pStyle w:val="talbecontent"/>
+            </w:pPr>
+            <w:r>
+              <w:t>Izejas poga</w:t>
+            </w:r>
+          </w:p>
+        </w:tc>
+        <w:tc>
+          <w:tcPr>
+            <w:tcW w:w="1938" w:type="dxa"/>
+          </w:tcPr>
+          <w:p>
+            <w:pPr>
+              <w:pStyle w:val="talbecontent"/>
+            </w:pPr>
+          </w:p>
+        </w:tc>
+        <w:tc>
+          <w:tcPr>
+            <w:tcW w:w="1938" w:type="dxa"/>
+          </w:tcPr>
+          <w:p>
+            <w:pPr>
+              <w:pStyle w:val="talbecontent"/>
+            </w:pPr>
+            <w:r>
+              <w:t>PR.SK.</w:t>
+            </w:r>
+            <w:r>
+              <w:t>2</w:t>
+            </w:r>
+          </w:p>
+        </w:tc>
+      </w:tr>
+      <w:tr>
+        <w:tc>
+          <w:tcPr>
+            <w:tcW w:w="1937" w:type="dxa"/>
+          </w:tcPr>
+          <w:p>
+            <w:pPr>
+              <w:pStyle w:val="talbecontent"/>
+              <w:tabs>
+                <w:tab w:val="right" w:pos="1721"/>
+              </w:tabs>
+            </w:pPr>
+            <w:r>
+              <w:t>TP.SK.</w:t>
+            </w:r>
+            <w:r>
+              <w:t>3</w:t>
+            </w:r>
+            <w:r>
+              <w:tab/>
+            </w:r>
+          </w:p>
+        </w:tc>
+        <w:tc>
+          <w:tcPr>
+            <w:tcW w:w="1937" w:type="dxa"/>
+          </w:tcPr>
+          <w:p>
+            <w:pPr>
+              <w:pStyle w:val="talbecontent"/>
+            </w:pPr>
+            <w:r>
+              <w:t>Anotācijas logs tiek atvērts</w:t>
+            </w:r>
+          </w:p>
+        </w:tc>
+        <w:tc>
+          <w:tcPr>
+            <w:tcW w:w="1937" w:type="dxa"/>
+          </w:tcPr>
+          <w:p>
+            <w:pPr>
+              <w:pStyle w:val="talbecontent"/>
             </w:pPr>
           </w:p>
         </w:tc>
@@ -7653,7 +7957,39 @@
           </w:tcPr>
           <w:p>
             <w:pPr>
-              <w:ind w:firstLine="0"/>
+              <w:pStyle w:val="talbecontent"/>
+            </w:pPr>
+            <w:r>
+              <w:t>Lietotājs nospiež</w:t>
+            </w:r>
+            <w:r>
+              <w:t xml:space="preserve"> anotācijas pogu</w:t>
+            </w:r>
+          </w:p>
+        </w:tc>
+        <w:tc>
+          <w:tcPr>
+            <w:tcW w:w="1938" w:type="dxa"/>
+          </w:tcPr>
+          <w:p>
+            <w:pPr>
+              <w:pStyle w:val="talbecontent"/>
+            </w:pPr>
+            <w:r>
+              <w:t>Anotācijas</w:t>
+            </w:r>
+            <w:r>
+              <w:t xml:space="preserve"> poga</w:t>
+            </w:r>
+          </w:p>
+        </w:tc>
+        <w:tc>
+          <w:tcPr>
+            <w:tcW w:w="1938" w:type="dxa"/>
+          </w:tcPr>
+          <w:p>
+            <w:pPr>
+              <w:pStyle w:val="talbecontent"/>
             </w:pPr>
           </w:p>
         </w:tc>
@@ -7663,7 +7999,96 @@
           </w:tcPr>
           <w:p>
             <w:pPr>
-              <w:ind w:firstLine="0"/>
+              <w:pStyle w:val="talbecontent"/>
+            </w:pPr>
+            <w:r>
+              <w:t>PR.SK.</w:t>
+            </w:r>
+            <w:r>
+              <w:t>3</w:t>
+            </w:r>
+          </w:p>
+        </w:tc>
+      </w:tr>
+      <w:tr>
+        <w:tc>
+          <w:tcPr>
+            <w:tcW w:w="1937" w:type="dxa"/>
+          </w:tcPr>
+          <w:p>
+            <w:pPr>
+              <w:pStyle w:val="talbecontent"/>
+              <w:tabs>
+                <w:tab w:val="right" w:pos="1721"/>
+              </w:tabs>
+            </w:pPr>
+            <w:r>
+              <w:t>TP.SK.4</w:t>
+            </w:r>
+          </w:p>
+        </w:tc>
+        <w:tc>
+          <w:tcPr>
+            <w:tcW w:w="1937" w:type="dxa"/>
+          </w:tcPr>
+          <w:p>
+            <w:pPr>
+              <w:pStyle w:val="talbecontent"/>
+            </w:pPr>
+            <w:r>
+              <w:t xml:space="preserve">Anotācijas logs tiek </w:t>
+            </w:r>
+            <w:r>
+              <w:t>aizvērts</w:t>
+            </w:r>
+          </w:p>
+        </w:tc>
+        <w:tc>
+          <w:tcPr>
+            <w:tcW w:w="1937" w:type="dxa"/>
+          </w:tcPr>
+          <w:p>
+            <w:pPr>
+              <w:pStyle w:val="talbecontent"/>
+            </w:pPr>
+          </w:p>
+        </w:tc>
+        <w:tc>
+          <w:tcPr>
+            <w:tcW w:w="1937" w:type="dxa"/>
+          </w:tcPr>
+          <w:p>
+            <w:pPr>
+              <w:pStyle w:val="talbecontent"/>
+            </w:pPr>
+            <w:r>
+              <w:t>Lietotājs nospiež anotācijas aizvēršanas pogu</w:t>
+            </w:r>
+            <w:r>
+              <w:t xml:space="preserve"> logā.</w:t>
+            </w:r>
+          </w:p>
+        </w:tc>
+        <w:tc>
+          <w:tcPr>
+            <w:tcW w:w="1938" w:type="dxa"/>
+          </w:tcPr>
+          <w:p>
+            <w:pPr>
+              <w:pStyle w:val="talbecontent"/>
+            </w:pPr>
+            <w:r>
+              <w:t>Anotācijas logā aizvēršanas poga</w:t>
+            </w:r>
+          </w:p>
+        </w:tc>
+        <w:tc>
+          <w:tcPr>
+            <w:tcW w:w="1938" w:type="dxa"/>
+          </w:tcPr>
+          <w:p>
+            <w:pPr>
+              <w:pStyle w:val="talbecontent"/>
             </w:pPr>
           </w:p>
         </w:tc>
@@ -7673,7 +8098,93 @@
           </w:tcPr>
           <w:p>
             <w:pPr>
-              <w:ind w:firstLine="0"/>
+              <w:pStyle w:val="talbecontent"/>
+            </w:pPr>
+            <w:r>
+              <w:t>PR.SK.</w:t>
+            </w:r>
+            <w:r>
+              <w:t>4</w:t>
+            </w:r>
+          </w:p>
+        </w:tc>
+      </w:tr>
+      <w:tr>
+        <w:tc>
+          <w:tcPr>
+            <w:tcW w:w="1937" w:type="dxa"/>
+          </w:tcPr>
+          <w:p>
+            <w:pPr>
+              <w:pStyle w:val="talbecontent"/>
+            </w:pPr>
+            <w:r>
+              <w:t>TP.SK.</w:t>
+            </w:r>
+            <w:r>
+              <w:t>5</w:t>
+            </w:r>
+          </w:p>
+        </w:tc>
+        <w:tc>
+          <w:tcPr>
+            <w:tcW w:w="1937" w:type="dxa"/>
+          </w:tcPr>
+          <w:p>
+            <w:pPr>
+              <w:pStyle w:val="talbecontent"/>
+            </w:pPr>
+            <w:r>
+              <w:t>Lietotājs tiek pārvirzīts uz līmeņu atlases ainu</w:t>
+            </w:r>
+          </w:p>
+        </w:tc>
+        <w:tc>
+          <w:tcPr>
+            <w:tcW w:w="1937" w:type="dxa"/>
+          </w:tcPr>
+          <w:p>
+            <w:pPr>
+              <w:pStyle w:val="talbecontent"/>
+            </w:pPr>
+          </w:p>
+        </w:tc>
+        <w:tc>
+          <w:tcPr>
+            <w:tcW w:w="1937" w:type="dxa"/>
+          </w:tcPr>
+          <w:p>
+            <w:pPr>
+              <w:pStyle w:val="talbecontent"/>
+            </w:pPr>
+            <w:r>
+              <w:t xml:space="preserve">Lietotājs nospiež </w:t>
+            </w:r>
+            <w:r>
+              <w:t>sākšanas pogu.</w:t>
+            </w:r>
+          </w:p>
+        </w:tc>
+        <w:tc>
+          <w:tcPr>
+            <w:tcW w:w="1938" w:type="dxa"/>
+          </w:tcPr>
+          <w:p>
+            <w:pPr>
+              <w:pStyle w:val="talbecontent"/>
+            </w:pPr>
+            <w:r>
+              <w:t>Sākšanas poga</w:t>
+            </w:r>
+          </w:p>
+        </w:tc>
+        <w:tc>
+          <w:tcPr>
+            <w:tcW w:w="1938" w:type="dxa"/>
+          </w:tcPr>
+          <w:p>
+            <w:pPr>
+              <w:pStyle w:val="talbecontent"/>
             </w:pPr>
           </w:p>
         </w:tc>
@@ -7683,7 +8194,100 @@
           </w:tcPr>
           <w:p>
             <w:pPr>
-              <w:ind w:firstLine="0"/>
+              <w:pStyle w:val="talbecontent"/>
+            </w:pPr>
+            <w:r>
+              <w:t>PR.SK.</w:t>
+            </w:r>
+            <w:r>
+              <w:t>5</w:t>
+            </w:r>
+          </w:p>
+        </w:tc>
+      </w:tr>
+      <w:tr>
+        <w:tc>
+          <w:tcPr>
+            <w:tcW w:w="1937" w:type="dxa"/>
+          </w:tcPr>
+          <w:p>
+            <w:pPr>
+              <w:pStyle w:val="talbecontent"/>
+            </w:pPr>
+            <w:r>
+              <w:t>TP.</w:t>
+            </w:r>
+            <w:r>
+              <w:t>LM</w:t>
+            </w:r>
+            <w:r>
+              <w:t>.1</w:t>
+            </w:r>
+          </w:p>
+        </w:tc>
+        <w:tc>
+          <w:tcPr>
+            <w:tcW w:w="1937" w:type="dxa"/>
+          </w:tcPr>
+          <w:p>
+            <w:pPr>
+              <w:pStyle w:val="talbecontent"/>
+            </w:pPr>
+            <w:r>
+              <w:t>Līmeņa atlases a</w:t>
+            </w:r>
+            <w:r>
+              <w:t>ina tiek parādīta</w:t>
+            </w:r>
+          </w:p>
+        </w:tc>
+        <w:tc>
+          <w:tcPr>
+            <w:tcW w:w="1937" w:type="dxa"/>
+          </w:tcPr>
+          <w:p>
+            <w:pPr>
+              <w:pStyle w:val="talbecontent"/>
+            </w:pPr>
+          </w:p>
+        </w:tc>
+        <w:tc>
+          <w:tcPr>
+            <w:tcW w:w="1937" w:type="dxa"/>
+          </w:tcPr>
+          <w:p>
+            <w:pPr>
+              <w:pStyle w:val="talbecontent"/>
+            </w:pPr>
+          </w:p>
+        </w:tc>
+        <w:tc>
+          <w:tcPr>
+            <w:tcW w:w="1938" w:type="dxa"/>
+          </w:tcPr>
+          <w:p>
+            <w:pPr>
+              <w:pStyle w:val="talbecontent"/>
+            </w:pPr>
+          </w:p>
+        </w:tc>
+        <w:tc>
+          <w:tcPr>
+            <w:tcW w:w="1938" w:type="dxa"/>
+          </w:tcPr>
+          <w:p>
+            <w:pPr>
+              <w:pStyle w:val="talbecontent"/>
+            </w:pPr>
+          </w:p>
+        </w:tc>
+        <w:tc>
+          <w:tcPr>
+            <w:tcW w:w="1938" w:type="dxa"/>
+          </w:tcPr>
+          <w:p>
+            <w:pPr>
+              <w:pStyle w:val="talbecontent"/>
             </w:pPr>
           </w:p>
         </w:tc>
@@ -7695,7 +8299,36 @@
           </w:tcPr>
           <w:p>
             <w:pPr>
-              <w:ind w:firstLine="0"/>
+              <w:pStyle w:val="talbecontent"/>
+            </w:pPr>
+            <w:r>
+              <w:t>TP.LM.</w:t>
+            </w:r>
+            <w:r>
+              <w:t>2</w:t>
+            </w:r>
+          </w:p>
+        </w:tc>
+        <w:tc>
+          <w:tcPr>
+            <w:tcW w:w="1937" w:type="dxa"/>
+          </w:tcPr>
+          <w:p>
+            <w:pPr>
+              <w:pStyle w:val="talbecontent"/>
+            </w:pPr>
+            <w:r>
+              <w:t>Pārvirze uz sākuma ainu.</w:t>
+            </w:r>
+          </w:p>
+        </w:tc>
+        <w:tc>
+          <w:tcPr>
+            <w:tcW w:w="1937" w:type="dxa"/>
+          </w:tcPr>
+          <w:p>
+            <w:pPr>
+              <w:pStyle w:val="talbecontent"/>
             </w:pPr>
           </w:p>
         </w:tc>
@@ -7705,27 +8338,7 @@
           </w:tcPr>
           <w:p>
             <w:pPr>
-              <w:ind w:firstLine="0"/>
-            </w:pPr>
-          </w:p>
-        </w:tc>
-        <w:tc>
-          <w:tcPr>
-            <w:tcW w:w="1937" w:type="dxa"/>
-          </w:tcPr>
-          <w:p>
-            <w:pPr>
-              <w:ind w:firstLine="0"/>
-            </w:pPr>
-          </w:p>
-        </w:tc>
-        <w:tc>
-          <w:tcPr>
-            <w:tcW w:w="1937" w:type="dxa"/>
-          </w:tcPr>
-          <w:p>
-            <w:pPr>
-              <w:ind w:firstLine="0"/>
+              <w:pStyle w:val="talbecontent"/>
             </w:pPr>
           </w:p>
         </w:tc>
@@ -7735,7 +8348,7 @@
           </w:tcPr>
           <w:p>
             <w:pPr>
-              <w:ind w:firstLine="0"/>
+              <w:pStyle w:val="talbecontent"/>
             </w:pPr>
           </w:p>
         </w:tc>
@@ -7745,7 +8358,7 @@
           </w:tcPr>
           <w:p>
             <w:pPr>
-              <w:ind w:firstLine="0"/>
+              <w:pStyle w:val="talbecontent"/>
             </w:pPr>
           </w:p>
         </w:tc>
@@ -7755,7 +8368,7 @@
           </w:tcPr>
           <w:p>
             <w:pPr>
-              <w:ind w:firstLine="0"/>
+              <w:pStyle w:val="talbecontent"/>
             </w:pPr>
           </w:p>
         </w:tc>
@@ -7767,7 +8380,36 @@
           </w:tcPr>
           <w:p>
             <w:pPr>
-              <w:ind w:firstLine="0"/>
+              <w:pStyle w:val="talbecontent"/>
+            </w:pPr>
+            <w:r>
+              <w:t>TP.LM.</w:t>
+            </w:r>
+            <w:r>
+              <w:t>3</w:t>
+            </w:r>
+          </w:p>
+        </w:tc>
+        <w:tc>
+          <w:tcPr>
+            <w:tcW w:w="1937" w:type="dxa"/>
+          </w:tcPr>
+          <w:p>
+            <w:pPr>
+              <w:pStyle w:val="talbecontent"/>
+            </w:pPr>
+            <w:r>
+              <w:t>Lietotājs atlasot punktu parāda līmeņa pamatinformāciju logā</w:t>
+            </w:r>
+          </w:p>
+        </w:tc>
+        <w:tc>
+          <w:tcPr>
+            <w:tcW w:w="1937" w:type="dxa"/>
+          </w:tcPr>
+          <w:p>
+            <w:pPr>
+              <w:pStyle w:val="talbecontent"/>
             </w:pPr>
           </w:p>
         </w:tc>
@@ -7777,7 +8419,83 @@
           </w:tcPr>
           <w:p>
             <w:pPr>
-              <w:ind w:firstLine="0"/>
+              <w:pStyle w:val="talbecontent"/>
+            </w:pPr>
+          </w:p>
+        </w:tc>
+        <w:tc>
+          <w:tcPr>
+            <w:tcW w:w="1938" w:type="dxa"/>
+          </w:tcPr>
+          <w:p>
+            <w:pPr>
+              <w:pStyle w:val="talbecontent"/>
+            </w:pPr>
+          </w:p>
+        </w:tc>
+        <w:tc>
+          <w:tcPr>
+            <w:tcW w:w="1938" w:type="dxa"/>
+          </w:tcPr>
+          <w:p>
+            <w:pPr>
+              <w:pStyle w:val="talbecontent"/>
+            </w:pPr>
+          </w:p>
+        </w:tc>
+        <w:tc>
+          <w:tcPr>
+            <w:tcW w:w="1938" w:type="dxa"/>
+          </w:tcPr>
+          <w:p>
+            <w:pPr>
+              <w:pStyle w:val="talbecontent"/>
+            </w:pPr>
+          </w:p>
+        </w:tc>
+      </w:tr>
+      <w:tr>
+        <w:tc>
+          <w:tcPr>
+            <w:tcW w:w="1937" w:type="dxa"/>
+          </w:tcPr>
+          <w:p>
+            <w:pPr>
+              <w:pStyle w:val="talbecontent"/>
+              <w:rPr>
+                <w:b/>
+                <w:bCs/>
+              </w:rPr>
+            </w:pPr>
+            <w:r>
+              <w:lastRenderedPageBreak/>
+              <w:t>TP.LM.</w:t>
+            </w:r>
+            <w:r>
+              <w:t>4</w:t>
+            </w:r>
+          </w:p>
+        </w:tc>
+        <w:tc>
+          <w:tcPr>
+            <w:tcW w:w="1937" w:type="dxa"/>
+          </w:tcPr>
+          <w:p>
+            <w:pPr>
+              <w:pStyle w:val="talbecontent"/>
+            </w:pPr>
+            <w:r>
+              <w:t>Lietotājs noņemot atlasi līmeņa pamatinformācijas logu aizver</w:t>
+            </w:r>
+          </w:p>
+        </w:tc>
+        <w:tc>
+          <w:tcPr>
+            <w:tcW w:w="1937" w:type="dxa"/>
+          </w:tcPr>
+          <w:p>
+            <w:pPr>
+              <w:pStyle w:val="talbecontent"/>
             </w:pPr>
           </w:p>
         </w:tc>
@@ -7787,7 +8505,81 @@
           </w:tcPr>
           <w:p>
             <w:pPr>
-              <w:ind w:firstLine="0"/>
+              <w:pStyle w:val="talbecontent"/>
+            </w:pPr>
+          </w:p>
+        </w:tc>
+        <w:tc>
+          <w:tcPr>
+            <w:tcW w:w="1938" w:type="dxa"/>
+          </w:tcPr>
+          <w:p>
+            <w:pPr>
+              <w:pStyle w:val="talbecontent"/>
+            </w:pPr>
+          </w:p>
+        </w:tc>
+        <w:tc>
+          <w:tcPr>
+            <w:tcW w:w="1938" w:type="dxa"/>
+          </w:tcPr>
+          <w:p>
+            <w:pPr>
+              <w:pStyle w:val="talbecontent"/>
+            </w:pPr>
+          </w:p>
+        </w:tc>
+        <w:tc>
+          <w:tcPr>
+            <w:tcW w:w="1938" w:type="dxa"/>
+          </w:tcPr>
+          <w:p>
+            <w:pPr>
+              <w:pStyle w:val="talbecontent"/>
+            </w:pPr>
+          </w:p>
+        </w:tc>
+      </w:tr>
+      <w:tr>
+        <w:tc>
+          <w:tcPr>
+            <w:tcW w:w="1937" w:type="dxa"/>
+          </w:tcPr>
+          <w:p>
+            <w:pPr>
+              <w:pStyle w:val="talbecontent"/>
+            </w:pPr>
+            <w:r>
+              <w:t>TP.LM.</w:t>
+            </w:r>
+            <w:r>
+              <w:t>5</w:t>
+            </w:r>
+          </w:p>
+        </w:tc>
+        <w:tc>
+          <w:tcPr>
+            <w:tcW w:w="1937" w:type="dxa"/>
+          </w:tcPr>
+          <w:p>
+            <w:pPr>
+              <w:pStyle w:val="talbecontent"/>
+            </w:pPr>
+            <w:r>
+              <w:t>Lietotājs netiek pārvirzīts uz spēles laukuma atverot bloķētu līme</w:t>
+            </w:r>
+            <w:r>
+              <w:t>ni</w:t>
+            </w:r>
+          </w:p>
+        </w:tc>
+        <w:tc>
+          <w:tcPr>
+            <w:tcW w:w="1937" w:type="dxa"/>
+          </w:tcPr>
+          <w:p>
+            <w:pPr>
+              <w:pStyle w:val="talbecontent"/>
             </w:pPr>
           </w:p>
         </w:tc>
@@ -7797,7 +8589,7 @@
           </w:tcPr>
           <w:p>
             <w:pPr>
-              <w:ind w:firstLine="0"/>
+              <w:pStyle w:val="talbecontent"/>
             </w:pPr>
           </w:p>
         </w:tc>
@@ -7807,7 +8599,7 @@
           </w:tcPr>
           <w:p>
             <w:pPr>
-              <w:ind w:firstLine="0"/>
+              <w:pStyle w:val="talbecontent"/>
             </w:pPr>
           </w:p>
         </w:tc>
@@ -7817,7 +8609,7 @@
           </w:tcPr>
           <w:p>
             <w:pPr>
-              <w:ind w:firstLine="0"/>
+              <w:pStyle w:val="talbecontent"/>
             </w:pPr>
           </w:p>
         </w:tc>
@@ -7827,7 +8619,91 @@
           </w:tcPr>
           <w:p>
             <w:pPr>
-              <w:ind w:firstLine="0"/>
+              <w:pStyle w:val="talbecontent"/>
+            </w:pPr>
+          </w:p>
+        </w:tc>
+      </w:tr>
+      <w:tr>
+        <w:tc>
+          <w:tcPr>
+            <w:tcW w:w="1937" w:type="dxa"/>
+          </w:tcPr>
+          <w:p>
+            <w:pPr>
+              <w:pStyle w:val="talbecontent"/>
+            </w:pPr>
+            <w:r>
+              <w:t>TP.LM.</w:t>
+            </w:r>
+            <w:r>
+              <w:t>6</w:t>
+            </w:r>
+          </w:p>
+        </w:tc>
+        <w:tc>
+          <w:tcPr>
+            <w:tcW w:w="1937" w:type="dxa"/>
+          </w:tcPr>
+          <w:p>
+            <w:pPr>
+              <w:pStyle w:val="talbecontent"/>
+            </w:pPr>
+            <w:r>
+              <w:t xml:space="preserve">Lietotājs tiek pārvirzīts uz spēles laukuma ainu </w:t>
+            </w:r>
+            <w:r>
+              <w:t>atverot pieejamu līmeni</w:t>
+            </w:r>
+          </w:p>
+        </w:tc>
+        <w:tc>
+          <w:tcPr>
+            <w:tcW w:w="1937" w:type="dxa"/>
+          </w:tcPr>
+          <w:p>
+            <w:pPr>
+              <w:pStyle w:val="talbecontent"/>
+            </w:pPr>
+          </w:p>
+        </w:tc>
+        <w:tc>
+          <w:tcPr>
+            <w:tcW w:w="1937" w:type="dxa"/>
+          </w:tcPr>
+          <w:p>
+            <w:pPr>
+              <w:pStyle w:val="talbecontent"/>
+            </w:pPr>
+          </w:p>
+        </w:tc>
+        <w:tc>
+          <w:tcPr>
+            <w:tcW w:w="1938" w:type="dxa"/>
+          </w:tcPr>
+          <w:p>
+            <w:pPr>
+              <w:pStyle w:val="talbecontent"/>
+            </w:pPr>
+          </w:p>
+        </w:tc>
+        <w:tc>
+          <w:tcPr>
+            <w:tcW w:w="1938" w:type="dxa"/>
+          </w:tcPr>
+          <w:p>
+            <w:pPr>
+              <w:pStyle w:val="talbecontent"/>
+            </w:pPr>
+          </w:p>
+        </w:tc>
+        <w:tc>
+          <w:tcPr>
+            <w:tcW w:w="1938" w:type="dxa"/>
+          </w:tcPr>
+          <w:p>
+            <w:pPr>
+              <w:pStyle w:val="talbecontent"/>
             </w:pPr>
           </w:p>
         </w:tc>
@@ -8152,384 +9028,13 @@
     </w:lvl>
   </w:abstractNum>
   <w:abstractNum w:abstractNumId="2" w15:restartNumberingAfterBreak="0">
-    <w:nsid w:val="14814166"/>
-    <w:multiLevelType w:val="hybridMultilevel"/>
-    <w:tmpl w:val="9424BF12"/>
-    <w:lvl w:ilvl="0" w:tplc="04260011">
-      <w:start w:val="1"/>
+    <w:nsid w:val="127E0D79"/>
+    <w:multiLevelType w:val="multilevel"/>
+    <w:tmpl w:val="F13C11FE"/>
+    <w:lvl w:ilvl="0">
+      <w:start w:val="6"/>
       <w:numFmt w:val="decimal"/>
-      <w:lvlText w:val="%1)"/>
-      <w:lvlJc w:val="left"/>
-      <w:pPr>
-        <w:ind w:left="1440" w:hanging="360"/>
-      </w:pPr>
-    </w:lvl>
-    <w:lvl w:ilvl="1" w:tplc="FFFFFFFF">
-      <w:start w:val="1"/>
-      <w:numFmt w:val="lowerLetter"/>
-      <w:lvlText w:val="%2."/>
-      <w:lvlJc w:val="left"/>
-      <w:pPr>
-        <w:ind w:left="2160" w:hanging="360"/>
-      </w:pPr>
-    </w:lvl>
-    <w:lvl w:ilvl="2" w:tplc="FFFFFFFF">
-      <w:start w:val="1"/>
-      <w:numFmt w:val="lowerRoman"/>
-      <w:lvlText w:val="%3."/>
-      <w:lvlJc w:val="right"/>
-      <w:pPr>
-        <w:ind w:left="2880" w:hanging="180"/>
-      </w:pPr>
-    </w:lvl>
-    <w:lvl w:ilvl="3" w:tplc="FFFFFFFF">
-      <w:start w:val="1"/>
-      <w:numFmt w:val="decimal"/>
-      <w:lvlText w:val="%4."/>
-      <w:lvlJc w:val="left"/>
-      <w:pPr>
-        <w:ind w:left="3600" w:hanging="360"/>
-      </w:pPr>
-    </w:lvl>
-    <w:lvl w:ilvl="4" w:tplc="FFFFFFFF">
-      <w:start w:val="1"/>
-      <w:numFmt w:val="lowerLetter"/>
-      <w:lvlText w:val="%5."/>
-      <w:lvlJc w:val="left"/>
-      <w:pPr>
-        <w:ind w:left="4320" w:hanging="360"/>
-      </w:pPr>
-    </w:lvl>
-    <w:lvl w:ilvl="5" w:tplc="FFFFFFFF">
-      <w:start w:val="1"/>
-      <w:numFmt w:val="lowerRoman"/>
-      <w:lvlText w:val="%6."/>
-      <w:lvlJc w:val="right"/>
-      <w:pPr>
-        <w:ind w:left="5040" w:hanging="180"/>
-      </w:pPr>
-    </w:lvl>
-    <w:lvl w:ilvl="6" w:tplc="FFFFFFFF">
-      <w:start w:val="1"/>
-      <w:numFmt w:val="decimal"/>
-      <w:lvlText w:val="%7."/>
-      <w:lvlJc w:val="left"/>
-      <w:pPr>
-        <w:ind w:left="5760" w:hanging="360"/>
-      </w:pPr>
-    </w:lvl>
-    <w:lvl w:ilvl="7" w:tplc="FFFFFFFF">
-      <w:start w:val="1"/>
-      <w:numFmt w:val="lowerLetter"/>
-      <w:lvlText w:val="%8."/>
-      <w:lvlJc w:val="left"/>
-      <w:pPr>
-        <w:ind w:left="6480" w:hanging="360"/>
-      </w:pPr>
-    </w:lvl>
-    <w:lvl w:ilvl="8" w:tplc="FFFFFFFF">
-      <w:start w:val="1"/>
-      <w:numFmt w:val="lowerRoman"/>
-      <w:lvlText w:val="%9."/>
-      <w:lvlJc w:val="right"/>
-      <w:pPr>
-        <w:ind w:left="7200" w:hanging="180"/>
-      </w:pPr>
-    </w:lvl>
-  </w:abstractNum>
-  <w:abstractNum w:abstractNumId="3" w15:restartNumberingAfterBreak="0">
-    <w:nsid w:val="1BE25AAA"/>
-    <w:multiLevelType w:val="multilevel"/>
-    <w:tmpl w:val="0426001D"/>
-    <w:lvl w:ilvl="0">
-      <w:start w:val="1"/>
-      <w:numFmt w:val="decimal"/>
-      <w:lvlText w:val="%1)"/>
-      <w:lvlJc w:val="left"/>
-      <w:pPr>
-        <w:ind w:left="1800" w:hanging="360"/>
-      </w:pPr>
-    </w:lvl>
-    <w:lvl w:ilvl="1">
-      <w:start w:val="1"/>
-      <w:numFmt w:val="lowerLetter"/>
-      <w:lvlText w:val="%2)"/>
-      <w:lvlJc w:val="left"/>
-      <w:pPr>
-        <w:ind w:left="2160" w:hanging="360"/>
-      </w:pPr>
-    </w:lvl>
-    <w:lvl w:ilvl="2">
-      <w:start w:val="1"/>
-      <w:numFmt w:val="lowerRoman"/>
-      <w:lvlText w:val="%3)"/>
-      <w:lvlJc w:val="left"/>
-      <w:pPr>
-        <w:ind w:left="2520" w:hanging="360"/>
-      </w:pPr>
-    </w:lvl>
-    <w:lvl w:ilvl="3">
-      <w:start w:val="1"/>
-      <w:numFmt w:val="decimal"/>
-      <w:lvlText w:val="(%4)"/>
-      <w:lvlJc w:val="left"/>
-      <w:pPr>
-        <w:ind w:left="2880" w:hanging="360"/>
-      </w:pPr>
-    </w:lvl>
-    <w:lvl w:ilvl="4">
-      <w:start w:val="1"/>
-      <w:numFmt w:val="lowerLetter"/>
-      <w:lvlText w:val="(%5)"/>
-      <w:lvlJc w:val="left"/>
-      <w:pPr>
-        <w:ind w:left="3240" w:hanging="360"/>
-      </w:pPr>
-    </w:lvl>
-    <w:lvl w:ilvl="5">
-      <w:start w:val="1"/>
-      <w:numFmt w:val="lowerRoman"/>
-      <w:lvlText w:val="(%6)"/>
-      <w:lvlJc w:val="left"/>
-      <w:pPr>
-        <w:ind w:left="3600" w:hanging="360"/>
-      </w:pPr>
-    </w:lvl>
-    <w:lvl w:ilvl="6">
-      <w:start w:val="1"/>
-      <w:numFmt w:val="decimal"/>
-      <w:lvlText w:val="%7."/>
-      <w:lvlJc w:val="left"/>
-      <w:pPr>
-        <w:ind w:left="3960" w:hanging="360"/>
-      </w:pPr>
-    </w:lvl>
-    <w:lvl w:ilvl="7">
-      <w:start w:val="1"/>
-      <w:numFmt w:val="lowerLetter"/>
-      <w:lvlText w:val="%8."/>
-      <w:lvlJc w:val="left"/>
-      <w:pPr>
-        <w:ind w:left="4320" w:hanging="360"/>
-      </w:pPr>
-    </w:lvl>
-    <w:lvl w:ilvl="8">
-      <w:start w:val="1"/>
-      <w:numFmt w:val="lowerRoman"/>
-      <w:lvlText w:val="%9."/>
-      <w:lvlJc w:val="left"/>
-      <w:pPr>
-        <w:ind w:left="4680" w:hanging="360"/>
-      </w:pPr>
-    </w:lvl>
-  </w:abstractNum>
-  <w:abstractNum w:abstractNumId="4" w15:restartNumberingAfterBreak="0">
-    <w:nsid w:val="1E8871B5"/>
-    <w:multiLevelType w:val="multilevel"/>
-    <w:tmpl w:val="4224D438"/>
-    <w:lvl w:ilvl="0">
-      <w:start w:val="1"/>
-      <w:numFmt w:val="decimal"/>
-      <w:lvlText w:val="%1."/>
-      <w:lvlJc w:val="left"/>
-      <w:pPr>
-        <w:ind w:left="360" w:hanging="360"/>
-      </w:pPr>
-      <w:rPr>
-        <w:rFonts w:hint="default"/>
-      </w:rPr>
-    </w:lvl>
-    <w:lvl w:ilvl="1">
-      <w:start w:val="1"/>
-      <w:numFmt w:val="decimal"/>
-      <w:lvlText w:val="%1.%2."/>
-      <w:lvlJc w:val="left"/>
-      <w:pPr>
-        <w:ind w:left="720" w:hanging="360"/>
-      </w:pPr>
-      <w:rPr>
-        <w:rFonts w:hint="default"/>
-      </w:rPr>
-    </w:lvl>
-    <w:lvl w:ilvl="2">
-      <w:start w:val="1"/>
-      <w:numFmt w:val="decimal"/>
-      <w:lvlText w:val="%1.%2.%3."/>
-      <w:lvlJc w:val="left"/>
-      <w:pPr>
-        <w:ind w:left="1080" w:hanging="360"/>
-      </w:pPr>
-      <w:rPr>
-        <w:rFonts w:hint="default"/>
-      </w:rPr>
-    </w:lvl>
-    <w:lvl w:ilvl="3">
-      <w:start w:val="1"/>
-      <w:numFmt w:val="decimal"/>
-      <w:lvlText w:val="%1.%2.%3.%4"/>
-      <w:lvlJc w:val="left"/>
-      <w:pPr>
-        <w:ind w:left="1440" w:hanging="360"/>
-      </w:pPr>
-      <w:rPr>
-        <w:rFonts w:hint="default"/>
-      </w:rPr>
-    </w:lvl>
-    <w:lvl w:ilvl="4">
-      <w:start w:val="1"/>
-      <w:numFmt w:val="lowerLetter"/>
-      <w:lvlText w:val="(%5)"/>
-      <w:lvlJc w:val="left"/>
-      <w:pPr>
-        <w:ind w:left="1800" w:hanging="360"/>
-      </w:pPr>
-      <w:rPr>
-        <w:rFonts w:hint="default"/>
-      </w:rPr>
-    </w:lvl>
-    <w:lvl w:ilvl="5">
-      <w:start w:val="1"/>
-      <w:numFmt w:val="lowerRoman"/>
-      <w:lvlText w:val="(%6)"/>
-      <w:lvlJc w:val="left"/>
-      <w:pPr>
-        <w:ind w:left="2160" w:hanging="360"/>
-      </w:pPr>
-      <w:rPr>
-        <w:rFonts w:hint="default"/>
-      </w:rPr>
-    </w:lvl>
-    <w:lvl w:ilvl="6">
-      <w:start w:val="1"/>
-      <w:numFmt w:val="decimal"/>
-      <w:lvlText w:val="%7."/>
-      <w:lvlJc w:val="left"/>
-      <w:pPr>
-        <w:ind w:left="2520" w:hanging="360"/>
-      </w:pPr>
-      <w:rPr>
-        <w:rFonts w:hint="default"/>
-      </w:rPr>
-    </w:lvl>
-    <w:lvl w:ilvl="7">
-      <w:start w:val="1"/>
-      <w:numFmt w:val="lowerLetter"/>
-      <w:lvlText w:val="%8."/>
-      <w:lvlJc w:val="left"/>
-      <w:pPr>
-        <w:ind w:left="2880" w:hanging="360"/>
-      </w:pPr>
-      <w:rPr>
-        <w:rFonts w:hint="default"/>
-      </w:rPr>
-    </w:lvl>
-    <w:lvl w:ilvl="8">
-      <w:start w:val="1"/>
-      <w:numFmt w:val="lowerRoman"/>
-      <w:lvlText w:val="%9."/>
-      <w:lvlJc w:val="left"/>
-      <w:pPr>
-        <w:ind w:left="3240" w:hanging="360"/>
-      </w:pPr>
-      <w:rPr>
-        <w:rFonts w:hint="default"/>
-      </w:rPr>
-    </w:lvl>
-  </w:abstractNum>
-  <w:abstractNum w:abstractNumId="5" w15:restartNumberingAfterBreak="0">
-    <w:nsid w:val="1F9258A6"/>
-    <w:multiLevelType w:val="hybridMultilevel"/>
-    <w:tmpl w:val="46C2E226"/>
-    <w:lvl w:ilvl="0" w:tplc="FFFFFFFF">
-      <w:start w:val="1"/>
-      <w:numFmt w:val="decimal"/>
-      <w:lvlText w:val="%1)"/>
-      <w:lvlJc w:val="left"/>
-      <w:pPr>
-        <w:ind w:left="1440" w:hanging="360"/>
-      </w:pPr>
-    </w:lvl>
-    <w:lvl w:ilvl="1" w:tplc="FFFFFFFF">
-      <w:start w:val="1"/>
-      <w:numFmt w:val="lowerLetter"/>
-      <w:lvlText w:val="%2."/>
-      <w:lvlJc w:val="left"/>
-      <w:pPr>
-        <w:ind w:left="2160" w:hanging="360"/>
-      </w:pPr>
-    </w:lvl>
-    <w:lvl w:ilvl="2" w:tplc="FFFFFFFF">
-      <w:start w:val="1"/>
-      <w:numFmt w:val="lowerRoman"/>
-      <w:lvlText w:val="%3."/>
-      <w:lvlJc w:val="right"/>
-      <w:pPr>
-        <w:ind w:left="2880" w:hanging="180"/>
-      </w:pPr>
-    </w:lvl>
-    <w:lvl w:ilvl="3" w:tplc="FFFFFFFF">
-      <w:start w:val="1"/>
-      <w:numFmt w:val="decimal"/>
-      <w:lvlText w:val="%4."/>
-      <w:lvlJc w:val="left"/>
-      <w:pPr>
-        <w:ind w:left="3600" w:hanging="360"/>
-      </w:pPr>
-    </w:lvl>
-    <w:lvl w:ilvl="4" w:tplc="FFFFFFFF">
-      <w:start w:val="1"/>
-      <w:numFmt w:val="lowerLetter"/>
-      <w:lvlText w:val="%5."/>
-      <w:lvlJc w:val="left"/>
-      <w:pPr>
-        <w:ind w:left="4320" w:hanging="360"/>
-      </w:pPr>
-    </w:lvl>
-    <w:lvl w:ilvl="5" w:tplc="FFFFFFFF">
-      <w:start w:val="1"/>
-      <w:numFmt w:val="lowerRoman"/>
-      <w:lvlText w:val="%6."/>
-      <w:lvlJc w:val="right"/>
-      <w:pPr>
-        <w:ind w:left="5040" w:hanging="180"/>
-      </w:pPr>
-    </w:lvl>
-    <w:lvl w:ilvl="6" w:tplc="FFFFFFFF">
-      <w:start w:val="1"/>
-      <w:numFmt w:val="decimal"/>
-      <w:lvlText w:val="%7."/>
-      <w:lvlJc w:val="left"/>
-      <w:pPr>
-        <w:ind w:left="5760" w:hanging="360"/>
-      </w:pPr>
-    </w:lvl>
-    <w:lvl w:ilvl="7" w:tplc="FFFFFFFF">
-      <w:start w:val="1"/>
-      <w:numFmt w:val="lowerLetter"/>
-      <w:lvlText w:val="%8."/>
-      <w:lvlJc w:val="left"/>
-      <w:pPr>
-        <w:ind w:left="6480" w:hanging="360"/>
-      </w:pPr>
-    </w:lvl>
-    <w:lvl w:ilvl="8" w:tplc="FFFFFFFF">
-      <w:start w:val="1"/>
-      <w:numFmt w:val="lowerRoman"/>
-      <w:lvlText w:val="%9."/>
-      <w:lvlJc w:val="right"/>
-      <w:pPr>
-        <w:ind w:left="7200" w:hanging="180"/>
-      </w:pPr>
-    </w:lvl>
-  </w:abstractNum>
-  <w:abstractNum w:abstractNumId="6" w15:restartNumberingAfterBreak="0">
-    <w:nsid w:val="289B7264"/>
-    <w:multiLevelType w:val="multilevel"/>
-    <w:tmpl w:val="A0B6D666"/>
-    <w:lvl w:ilvl="0">
-      <w:start w:val="1"/>
-      <w:numFmt w:val="decimal"/>
-      <w:lvlText w:val="PR.%1."/>
+      <w:lvlText w:val="PR.LA.%1."/>
       <w:lvlJc w:val="left"/>
       <w:pPr>
         <w:ind w:left="360" w:hanging="360"/>
@@ -8637,7 +9142,493 @@
       </w:rPr>
     </w:lvl>
   </w:abstractNum>
+  <w:abstractNum w:abstractNumId="3" w15:restartNumberingAfterBreak="0">
+    <w:nsid w:val="14814166"/>
+    <w:multiLevelType w:val="hybridMultilevel"/>
+    <w:tmpl w:val="9424BF12"/>
+    <w:lvl w:ilvl="0" w:tplc="04260011">
+      <w:start w:val="1"/>
+      <w:numFmt w:val="decimal"/>
+      <w:lvlText w:val="%1)"/>
+      <w:lvlJc w:val="left"/>
+      <w:pPr>
+        <w:ind w:left="1440" w:hanging="360"/>
+      </w:pPr>
+    </w:lvl>
+    <w:lvl w:ilvl="1" w:tplc="FFFFFFFF">
+      <w:start w:val="1"/>
+      <w:numFmt w:val="lowerLetter"/>
+      <w:lvlText w:val="%2."/>
+      <w:lvlJc w:val="left"/>
+      <w:pPr>
+        <w:ind w:left="2160" w:hanging="360"/>
+      </w:pPr>
+    </w:lvl>
+    <w:lvl w:ilvl="2" w:tplc="FFFFFFFF">
+      <w:start w:val="1"/>
+      <w:numFmt w:val="lowerRoman"/>
+      <w:lvlText w:val="%3."/>
+      <w:lvlJc w:val="right"/>
+      <w:pPr>
+        <w:ind w:left="2880" w:hanging="180"/>
+      </w:pPr>
+    </w:lvl>
+    <w:lvl w:ilvl="3" w:tplc="FFFFFFFF">
+      <w:start w:val="1"/>
+      <w:numFmt w:val="decimal"/>
+      <w:lvlText w:val="%4."/>
+      <w:lvlJc w:val="left"/>
+      <w:pPr>
+        <w:ind w:left="3600" w:hanging="360"/>
+      </w:pPr>
+    </w:lvl>
+    <w:lvl w:ilvl="4" w:tplc="FFFFFFFF">
+      <w:start w:val="1"/>
+      <w:numFmt w:val="lowerLetter"/>
+      <w:lvlText w:val="%5."/>
+      <w:lvlJc w:val="left"/>
+      <w:pPr>
+        <w:ind w:left="4320" w:hanging="360"/>
+      </w:pPr>
+    </w:lvl>
+    <w:lvl w:ilvl="5" w:tplc="FFFFFFFF">
+      <w:start w:val="1"/>
+      <w:numFmt w:val="lowerRoman"/>
+      <w:lvlText w:val="%6."/>
+      <w:lvlJc w:val="right"/>
+      <w:pPr>
+        <w:ind w:left="5040" w:hanging="180"/>
+      </w:pPr>
+    </w:lvl>
+    <w:lvl w:ilvl="6" w:tplc="FFFFFFFF">
+      <w:start w:val="1"/>
+      <w:numFmt w:val="decimal"/>
+      <w:lvlText w:val="%7."/>
+      <w:lvlJc w:val="left"/>
+      <w:pPr>
+        <w:ind w:left="5760" w:hanging="360"/>
+      </w:pPr>
+    </w:lvl>
+    <w:lvl w:ilvl="7" w:tplc="FFFFFFFF">
+      <w:start w:val="1"/>
+      <w:numFmt w:val="lowerLetter"/>
+      <w:lvlText w:val="%8."/>
+      <w:lvlJc w:val="left"/>
+      <w:pPr>
+        <w:ind w:left="6480" w:hanging="360"/>
+      </w:pPr>
+    </w:lvl>
+    <w:lvl w:ilvl="8" w:tplc="FFFFFFFF">
+      <w:start w:val="1"/>
+      <w:numFmt w:val="lowerRoman"/>
+      <w:lvlText w:val="%9."/>
+      <w:lvlJc w:val="right"/>
+      <w:pPr>
+        <w:ind w:left="7200" w:hanging="180"/>
+      </w:pPr>
+    </w:lvl>
+  </w:abstractNum>
+  <w:abstractNum w:abstractNumId="4" w15:restartNumberingAfterBreak="0">
+    <w:nsid w:val="1BE25AAA"/>
+    <w:multiLevelType w:val="multilevel"/>
+    <w:tmpl w:val="0426001D"/>
+    <w:lvl w:ilvl="0">
+      <w:start w:val="1"/>
+      <w:numFmt w:val="decimal"/>
+      <w:lvlText w:val="%1)"/>
+      <w:lvlJc w:val="left"/>
+      <w:pPr>
+        <w:ind w:left="1800" w:hanging="360"/>
+      </w:pPr>
+    </w:lvl>
+    <w:lvl w:ilvl="1">
+      <w:start w:val="1"/>
+      <w:numFmt w:val="lowerLetter"/>
+      <w:lvlText w:val="%2)"/>
+      <w:lvlJc w:val="left"/>
+      <w:pPr>
+        <w:ind w:left="2160" w:hanging="360"/>
+      </w:pPr>
+    </w:lvl>
+    <w:lvl w:ilvl="2">
+      <w:start w:val="1"/>
+      <w:numFmt w:val="lowerRoman"/>
+      <w:lvlText w:val="%3)"/>
+      <w:lvlJc w:val="left"/>
+      <w:pPr>
+        <w:ind w:left="2520" w:hanging="360"/>
+      </w:pPr>
+    </w:lvl>
+    <w:lvl w:ilvl="3">
+      <w:start w:val="1"/>
+      <w:numFmt w:val="decimal"/>
+      <w:lvlText w:val="(%4)"/>
+      <w:lvlJc w:val="left"/>
+      <w:pPr>
+        <w:ind w:left="2880" w:hanging="360"/>
+      </w:pPr>
+    </w:lvl>
+    <w:lvl w:ilvl="4">
+      <w:start w:val="1"/>
+      <w:numFmt w:val="lowerLetter"/>
+      <w:lvlText w:val="(%5)"/>
+      <w:lvlJc w:val="left"/>
+      <w:pPr>
+        <w:ind w:left="3240" w:hanging="360"/>
+      </w:pPr>
+    </w:lvl>
+    <w:lvl w:ilvl="5">
+      <w:start w:val="1"/>
+      <w:numFmt w:val="lowerRoman"/>
+      <w:lvlText w:val="(%6)"/>
+      <w:lvlJc w:val="left"/>
+      <w:pPr>
+        <w:ind w:left="3600" w:hanging="360"/>
+      </w:pPr>
+    </w:lvl>
+    <w:lvl w:ilvl="6">
+      <w:start w:val="1"/>
+      <w:numFmt w:val="decimal"/>
+      <w:lvlText w:val="%7."/>
+      <w:lvlJc w:val="left"/>
+      <w:pPr>
+        <w:ind w:left="3960" w:hanging="360"/>
+      </w:pPr>
+    </w:lvl>
+    <w:lvl w:ilvl="7">
+      <w:start w:val="1"/>
+      <w:numFmt w:val="lowerLetter"/>
+      <w:lvlText w:val="%8."/>
+      <w:lvlJc w:val="left"/>
+      <w:pPr>
+        <w:ind w:left="4320" w:hanging="360"/>
+      </w:pPr>
+    </w:lvl>
+    <w:lvl w:ilvl="8">
+      <w:start w:val="1"/>
+      <w:numFmt w:val="lowerRoman"/>
+      <w:lvlText w:val="%9."/>
+      <w:lvlJc w:val="left"/>
+      <w:pPr>
+        <w:ind w:left="4680" w:hanging="360"/>
+      </w:pPr>
+    </w:lvl>
+  </w:abstractNum>
+  <w:abstractNum w:abstractNumId="5" w15:restartNumberingAfterBreak="0">
+    <w:nsid w:val="1E8871B5"/>
+    <w:multiLevelType w:val="multilevel"/>
+    <w:tmpl w:val="4224D438"/>
+    <w:lvl w:ilvl="0">
+      <w:start w:val="1"/>
+      <w:numFmt w:val="decimal"/>
+      <w:lvlText w:val="%1."/>
+      <w:lvlJc w:val="left"/>
+      <w:pPr>
+        <w:ind w:left="360" w:hanging="360"/>
+      </w:pPr>
+      <w:rPr>
+        <w:rFonts w:hint="default"/>
+      </w:rPr>
+    </w:lvl>
+    <w:lvl w:ilvl="1">
+      <w:start w:val="1"/>
+      <w:numFmt w:val="decimal"/>
+      <w:lvlText w:val="%1.%2."/>
+      <w:lvlJc w:val="left"/>
+      <w:pPr>
+        <w:ind w:left="720" w:hanging="360"/>
+      </w:pPr>
+      <w:rPr>
+        <w:rFonts w:hint="default"/>
+      </w:rPr>
+    </w:lvl>
+    <w:lvl w:ilvl="2">
+      <w:start w:val="1"/>
+      <w:numFmt w:val="decimal"/>
+      <w:lvlText w:val="%1.%2.%3."/>
+      <w:lvlJc w:val="left"/>
+      <w:pPr>
+        <w:ind w:left="1080" w:hanging="360"/>
+      </w:pPr>
+      <w:rPr>
+        <w:rFonts w:hint="default"/>
+      </w:rPr>
+    </w:lvl>
+    <w:lvl w:ilvl="3">
+      <w:start w:val="1"/>
+      <w:numFmt w:val="decimal"/>
+      <w:lvlText w:val="%1.%2.%3.%4"/>
+      <w:lvlJc w:val="left"/>
+      <w:pPr>
+        <w:ind w:left="1440" w:hanging="360"/>
+      </w:pPr>
+      <w:rPr>
+        <w:rFonts w:hint="default"/>
+      </w:rPr>
+    </w:lvl>
+    <w:lvl w:ilvl="4">
+      <w:start w:val="1"/>
+      <w:numFmt w:val="lowerLetter"/>
+      <w:lvlText w:val="(%5)"/>
+      <w:lvlJc w:val="left"/>
+      <w:pPr>
+        <w:ind w:left="1800" w:hanging="360"/>
+      </w:pPr>
+      <w:rPr>
+        <w:rFonts w:hint="default"/>
+      </w:rPr>
+    </w:lvl>
+    <w:lvl w:ilvl="5">
+      <w:start w:val="1"/>
+      <w:numFmt w:val="lowerRoman"/>
+      <w:lvlText w:val="(%6)"/>
+      <w:lvlJc w:val="left"/>
+      <w:pPr>
+        <w:ind w:left="2160" w:hanging="360"/>
+      </w:pPr>
+      <w:rPr>
+        <w:rFonts w:hint="default"/>
+      </w:rPr>
+    </w:lvl>
+    <w:lvl w:ilvl="6">
+      <w:start w:val="1"/>
+      <w:numFmt w:val="decimal"/>
+      <w:lvlText w:val="%7."/>
+      <w:lvlJc w:val="left"/>
+      <w:pPr>
+        <w:ind w:left="2520" w:hanging="360"/>
+      </w:pPr>
+      <w:rPr>
+        <w:rFonts w:hint="default"/>
+      </w:rPr>
+    </w:lvl>
+    <w:lvl w:ilvl="7">
+      <w:start w:val="1"/>
+      <w:numFmt w:val="lowerLetter"/>
+      <w:lvlText w:val="%8."/>
+      <w:lvlJc w:val="left"/>
+      <w:pPr>
+        <w:ind w:left="2880" w:hanging="360"/>
+      </w:pPr>
+      <w:rPr>
+        <w:rFonts w:hint="default"/>
+      </w:rPr>
+    </w:lvl>
+    <w:lvl w:ilvl="8">
+      <w:start w:val="1"/>
+      <w:numFmt w:val="lowerRoman"/>
+      <w:lvlText w:val="%9."/>
+      <w:lvlJc w:val="left"/>
+      <w:pPr>
+        <w:ind w:left="3240" w:hanging="360"/>
+      </w:pPr>
+      <w:rPr>
+        <w:rFonts w:hint="default"/>
+      </w:rPr>
+    </w:lvl>
+  </w:abstractNum>
+  <w:abstractNum w:abstractNumId="6" w15:restartNumberingAfterBreak="0">
+    <w:nsid w:val="1F9258A6"/>
+    <w:multiLevelType w:val="hybridMultilevel"/>
+    <w:tmpl w:val="46C2E226"/>
+    <w:lvl w:ilvl="0" w:tplc="FFFFFFFF">
+      <w:start w:val="1"/>
+      <w:numFmt w:val="decimal"/>
+      <w:lvlText w:val="%1)"/>
+      <w:lvlJc w:val="left"/>
+      <w:pPr>
+        <w:ind w:left="1440" w:hanging="360"/>
+      </w:pPr>
+    </w:lvl>
+    <w:lvl w:ilvl="1" w:tplc="FFFFFFFF">
+      <w:start w:val="1"/>
+      <w:numFmt w:val="lowerLetter"/>
+      <w:lvlText w:val="%2."/>
+      <w:lvlJc w:val="left"/>
+      <w:pPr>
+        <w:ind w:left="2160" w:hanging="360"/>
+      </w:pPr>
+    </w:lvl>
+    <w:lvl w:ilvl="2" w:tplc="FFFFFFFF">
+      <w:start w:val="1"/>
+      <w:numFmt w:val="lowerRoman"/>
+      <w:lvlText w:val="%3."/>
+      <w:lvlJc w:val="right"/>
+      <w:pPr>
+        <w:ind w:left="2880" w:hanging="180"/>
+      </w:pPr>
+    </w:lvl>
+    <w:lvl w:ilvl="3" w:tplc="FFFFFFFF">
+      <w:start w:val="1"/>
+      <w:numFmt w:val="decimal"/>
+      <w:lvlText w:val="%4."/>
+      <w:lvlJc w:val="left"/>
+      <w:pPr>
+        <w:ind w:left="3600" w:hanging="360"/>
+      </w:pPr>
+    </w:lvl>
+    <w:lvl w:ilvl="4" w:tplc="FFFFFFFF">
+      <w:start w:val="1"/>
+      <w:numFmt w:val="lowerLetter"/>
+      <w:lvlText w:val="%5."/>
+      <w:lvlJc w:val="left"/>
+      <w:pPr>
+        <w:ind w:left="4320" w:hanging="360"/>
+      </w:pPr>
+    </w:lvl>
+    <w:lvl w:ilvl="5" w:tplc="FFFFFFFF">
+      <w:start w:val="1"/>
+      <w:numFmt w:val="lowerRoman"/>
+      <w:lvlText w:val="%6."/>
+      <w:lvlJc w:val="right"/>
+      <w:pPr>
+        <w:ind w:left="5040" w:hanging="180"/>
+      </w:pPr>
+    </w:lvl>
+    <w:lvl w:ilvl="6" w:tplc="FFFFFFFF">
+      <w:start w:val="1"/>
+      <w:numFmt w:val="decimal"/>
+      <w:lvlText w:val="%7."/>
+      <w:lvlJc w:val="left"/>
+      <w:pPr>
+        <w:ind w:left="5760" w:hanging="360"/>
+      </w:pPr>
+    </w:lvl>
+    <w:lvl w:ilvl="7" w:tplc="FFFFFFFF">
+      <w:start w:val="1"/>
+      <w:numFmt w:val="lowerLetter"/>
+      <w:lvlText w:val="%8."/>
+      <w:lvlJc w:val="left"/>
+      <w:pPr>
+        <w:ind w:left="6480" w:hanging="360"/>
+      </w:pPr>
+    </w:lvl>
+    <w:lvl w:ilvl="8" w:tplc="FFFFFFFF">
+      <w:start w:val="1"/>
+      <w:numFmt w:val="lowerRoman"/>
+      <w:lvlText w:val="%9."/>
+      <w:lvlJc w:val="right"/>
+      <w:pPr>
+        <w:ind w:left="7200" w:hanging="180"/>
+      </w:pPr>
+    </w:lvl>
+  </w:abstractNum>
   <w:abstractNum w:abstractNumId="7" w15:restartNumberingAfterBreak="0">
+    <w:nsid w:val="289B7264"/>
+    <w:multiLevelType w:val="multilevel"/>
+    <w:tmpl w:val="9D94A066"/>
+    <w:lvl w:ilvl="0">
+      <w:start w:val="1"/>
+      <w:numFmt w:val="decimal"/>
+      <w:lvlText w:val="PR.SK.%1."/>
+      <w:lvlJc w:val="left"/>
+      <w:pPr>
+        <w:ind w:left="360" w:hanging="360"/>
+      </w:pPr>
+      <w:rPr>
+        <w:rFonts w:hint="default"/>
+        <w:b/>
+        <w:bCs/>
+      </w:rPr>
+    </w:lvl>
+    <w:lvl w:ilvl="1">
+      <w:start w:val="1"/>
+      <w:numFmt w:val="lowerLetter"/>
+      <w:lvlText w:val="%2)"/>
+      <w:lvlJc w:val="left"/>
+      <w:pPr>
+        <w:ind w:left="720" w:hanging="360"/>
+      </w:pPr>
+      <w:rPr>
+        <w:rFonts w:hint="default"/>
+      </w:rPr>
+    </w:lvl>
+    <w:lvl w:ilvl="2">
+      <w:start w:val="1"/>
+      <w:numFmt w:val="lowerRoman"/>
+      <w:lvlText w:val="%3)"/>
+      <w:lvlJc w:val="left"/>
+      <w:pPr>
+        <w:ind w:left="1080" w:hanging="360"/>
+      </w:pPr>
+      <w:rPr>
+        <w:rFonts w:hint="default"/>
+      </w:rPr>
+    </w:lvl>
+    <w:lvl w:ilvl="3">
+      <w:start w:val="1"/>
+      <w:numFmt w:val="decimal"/>
+      <w:lvlText w:val="(%4)"/>
+      <w:lvlJc w:val="left"/>
+      <w:pPr>
+        <w:ind w:left="1440" w:hanging="360"/>
+      </w:pPr>
+      <w:rPr>
+        <w:rFonts w:hint="default"/>
+      </w:rPr>
+    </w:lvl>
+    <w:lvl w:ilvl="4">
+      <w:start w:val="1"/>
+      <w:numFmt w:val="lowerLetter"/>
+      <w:lvlText w:val="(%5)"/>
+      <w:lvlJc w:val="left"/>
+      <w:pPr>
+        <w:ind w:left="1800" w:hanging="360"/>
+      </w:pPr>
+      <w:rPr>
+        <w:rFonts w:hint="default"/>
+      </w:rPr>
+    </w:lvl>
+    <w:lvl w:ilvl="5">
+      <w:start w:val="1"/>
+      <w:numFmt w:val="lowerRoman"/>
+      <w:lvlText w:val="(%6)"/>
+      <w:lvlJc w:val="left"/>
+      <w:pPr>
+        <w:ind w:left="2160" w:hanging="360"/>
+      </w:pPr>
+      <w:rPr>
+        <w:rFonts w:hint="default"/>
+      </w:rPr>
+    </w:lvl>
+    <w:lvl w:ilvl="6">
+      <w:start w:val="1"/>
+      <w:numFmt w:val="decimal"/>
+      <w:lvlText w:val="%7."/>
+      <w:lvlJc w:val="left"/>
+      <w:pPr>
+        <w:ind w:left="2520" w:hanging="360"/>
+      </w:pPr>
+      <w:rPr>
+        <w:rFonts w:hint="default"/>
+      </w:rPr>
+    </w:lvl>
+    <w:lvl w:ilvl="7">
+      <w:start w:val="1"/>
+      <w:numFmt w:val="lowerLetter"/>
+      <w:lvlText w:val="%8."/>
+      <w:lvlJc w:val="left"/>
+      <w:pPr>
+        <w:ind w:left="2880" w:hanging="360"/>
+      </w:pPr>
+      <w:rPr>
+        <w:rFonts w:hint="default"/>
+      </w:rPr>
+    </w:lvl>
+    <w:lvl w:ilvl="8">
+      <w:start w:val="1"/>
+      <w:numFmt w:val="lowerRoman"/>
+      <w:lvlText w:val="%9."/>
+      <w:lvlJc w:val="left"/>
+      <w:pPr>
+        <w:ind w:left="3240" w:hanging="360"/>
+      </w:pPr>
+      <w:rPr>
+        <w:rFonts w:hint="default"/>
+      </w:rPr>
+    </w:lvl>
+  </w:abstractNum>
+  <w:abstractNum w:abstractNumId="8" w15:restartNumberingAfterBreak="0">
     <w:nsid w:val="2AC86BF6"/>
     <w:multiLevelType w:val="multilevel"/>
     <w:tmpl w:val="4A7E1FE8"/>
@@ -8750,7 +9741,7 @@
       </w:rPr>
     </w:lvl>
   </w:abstractNum>
-  <w:abstractNum w:abstractNumId="8" w15:restartNumberingAfterBreak="0">
+  <w:abstractNum w:abstractNumId="9" w15:restartNumberingAfterBreak="0">
     <w:nsid w:val="35B40052"/>
     <w:multiLevelType w:val="multilevel"/>
     <w:tmpl w:val="7D36120E"/>
@@ -8840,7 +9831,7 @@
       </w:pPr>
     </w:lvl>
   </w:abstractNum>
-  <w:abstractNum w:abstractNumId="9" w15:restartNumberingAfterBreak="0">
+  <w:abstractNum w:abstractNumId="10" w15:restartNumberingAfterBreak="0">
     <w:nsid w:val="36644F88"/>
     <w:multiLevelType w:val="hybridMultilevel"/>
     <w:tmpl w:val="46C2E226"/>
@@ -8926,7 +9917,7 @@
       </w:pPr>
     </w:lvl>
   </w:abstractNum>
-  <w:abstractNum w:abstractNumId="10" w15:restartNumberingAfterBreak="0">
+  <w:abstractNum w:abstractNumId="11" w15:restartNumberingAfterBreak="0">
     <w:nsid w:val="3AD83722"/>
     <w:multiLevelType w:val="multilevel"/>
     <w:tmpl w:val="0426001D"/>
@@ -9012,7 +10003,7 @@
       </w:pPr>
     </w:lvl>
   </w:abstractNum>
-  <w:abstractNum w:abstractNumId="11" w15:restartNumberingAfterBreak="0">
+  <w:abstractNum w:abstractNumId="12" w15:restartNumberingAfterBreak="0">
     <w:nsid w:val="3EEF178D"/>
     <w:multiLevelType w:val="hybridMultilevel"/>
     <w:tmpl w:val="9424BF12"/>
@@ -9098,7 +10089,7 @@
       </w:pPr>
     </w:lvl>
   </w:abstractNum>
-  <w:abstractNum w:abstractNumId="12" w15:restartNumberingAfterBreak="0">
+  <w:abstractNum w:abstractNumId="13" w15:restartNumberingAfterBreak="0">
     <w:nsid w:val="48732F06"/>
     <w:multiLevelType w:val="multilevel"/>
     <w:tmpl w:val="0426001D"/>
@@ -9184,7 +10175,7 @@
       </w:pPr>
     </w:lvl>
   </w:abstractNum>
-  <w:abstractNum w:abstractNumId="13" w15:restartNumberingAfterBreak="0">
+  <w:abstractNum w:abstractNumId="14" w15:restartNumberingAfterBreak="0">
     <w:nsid w:val="4B067BE3"/>
     <w:multiLevelType w:val="multilevel"/>
     <w:tmpl w:val="0426001D"/>
@@ -9270,7 +10261,7 @@
       </w:pPr>
     </w:lvl>
   </w:abstractNum>
-  <w:abstractNum w:abstractNumId="14" w15:restartNumberingAfterBreak="0">
+  <w:abstractNum w:abstractNumId="15" w15:restartNumberingAfterBreak="0">
     <w:nsid w:val="4ED056BA"/>
     <w:multiLevelType w:val="multilevel"/>
     <w:tmpl w:val="0426001D"/>
@@ -9356,7 +10347,7 @@
       </w:pPr>
     </w:lvl>
   </w:abstractNum>
-  <w:abstractNum w:abstractNumId="15" w15:restartNumberingAfterBreak="0">
+  <w:abstractNum w:abstractNumId="16" w15:restartNumberingAfterBreak="0">
     <w:nsid w:val="57A7681B"/>
     <w:multiLevelType w:val="multilevel"/>
     <w:tmpl w:val="0426001D"/>
@@ -9442,7 +10433,7 @@
       </w:pPr>
     </w:lvl>
   </w:abstractNum>
-  <w:abstractNum w:abstractNumId="16" w15:restartNumberingAfterBreak="0">
+  <w:abstractNum w:abstractNumId="17" w15:restartNumberingAfterBreak="0">
     <w:nsid w:val="664A78A8"/>
     <w:multiLevelType w:val="multilevel"/>
     <w:tmpl w:val="C0D2DD60"/>
@@ -9559,7 +10550,7 @@
       </w:rPr>
     </w:lvl>
   </w:abstractNum>
-  <w:abstractNum w:abstractNumId="17" w15:restartNumberingAfterBreak="0">
+  <w:abstractNum w:abstractNumId="18" w15:restartNumberingAfterBreak="0">
     <w:nsid w:val="677B3228"/>
     <w:multiLevelType w:val="hybridMultilevel"/>
     <w:tmpl w:val="F0021746"/>
@@ -9645,7 +10636,7 @@
       </w:pPr>
     </w:lvl>
   </w:abstractNum>
-  <w:abstractNum w:abstractNumId="18" w15:restartNumberingAfterBreak="0">
+  <w:abstractNum w:abstractNumId="19" w15:restartNumberingAfterBreak="0">
     <w:nsid w:val="6E7B44EF"/>
     <w:multiLevelType w:val="hybridMultilevel"/>
     <w:tmpl w:val="9424BF12"/>
@@ -9731,7 +10722,237 @@
       </w:pPr>
     </w:lvl>
   </w:abstractNum>
-  <w:abstractNum w:abstractNumId="19" w15:restartNumberingAfterBreak="0">
+  <w:abstractNum w:abstractNumId="20" w15:restartNumberingAfterBreak="0">
+    <w:nsid w:val="7AFD0752"/>
+    <w:multiLevelType w:val="multilevel"/>
+    <w:tmpl w:val="67CC667C"/>
+    <w:lvl w:ilvl="0">
+      <w:start w:val="11"/>
+      <w:numFmt w:val="decimal"/>
+      <w:lvlText w:val="PR.SL.%1."/>
+      <w:lvlJc w:val="left"/>
+      <w:pPr>
+        <w:ind w:left="360" w:hanging="360"/>
+      </w:pPr>
+      <w:rPr>
+        <w:rFonts w:hint="default"/>
+        <w:b/>
+        <w:bCs/>
+      </w:rPr>
+    </w:lvl>
+    <w:lvl w:ilvl="1">
+      <w:start w:val="1"/>
+      <w:numFmt w:val="lowerLetter"/>
+      <w:lvlText w:val="%2)"/>
+      <w:lvlJc w:val="left"/>
+      <w:pPr>
+        <w:ind w:left="720" w:hanging="360"/>
+      </w:pPr>
+      <w:rPr>
+        <w:rFonts w:hint="default"/>
+      </w:rPr>
+    </w:lvl>
+    <w:lvl w:ilvl="2">
+      <w:start w:val="1"/>
+      <w:numFmt w:val="lowerRoman"/>
+      <w:lvlText w:val="%3)"/>
+      <w:lvlJc w:val="left"/>
+      <w:pPr>
+        <w:ind w:left="1080" w:hanging="360"/>
+      </w:pPr>
+      <w:rPr>
+        <w:rFonts w:hint="default"/>
+      </w:rPr>
+    </w:lvl>
+    <w:lvl w:ilvl="3">
+      <w:start w:val="1"/>
+      <w:numFmt w:val="decimal"/>
+      <w:lvlText w:val="(%4)"/>
+      <w:lvlJc w:val="left"/>
+      <w:pPr>
+        <w:ind w:left="1440" w:hanging="360"/>
+      </w:pPr>
+      <w:rPr>
+        <w:rFonts w:hint="default"/>
+      </w:rPr>
+    </w:lvl>
+    <w:lvl w:ilvl="4">
+      <w:start w:val="1"/>
+      <w:numFmt w:val="lowerLetter"/>
+      <w:lvlText w:val="(%5)"/>
+      <w:lvlJc w:val="left"/>
+      <w:pPr>
+        <w:ind w:left="1800" w:hanging="360"/>
+      </w:pPr>
+      <w:rPr>
+        <w:rFonts w:hint="default"/>
+      </w:rPr>
+    </w:lvl>
+    <w:lvl w:ilvl="5">
+      <w:start w:val="1"/>
+      <w:numFmt w:val="lowerRoman"/>
+      <w:lvlText w:val="(%6)"/>
+      <w:lvlJc w:val="left"/>
+      <w:pPr>
+        <w:ind w:left="2160" w:hanging="360"/>
+      </w:pPr>
+      <w:rPr>
+        <w:rFonts w:hint="default"/>
+      </w:rPr>
+    </w:lvl>
+    <w:lvl w:ilvl="6">
+      <w:start w:val="1"/>
+      <w:numFmt w:val="decimal"/>
+      <w:lvlText w:val="%7."/>
+      <w:lvlJc w:val="left"/>
+      <w:pPr>
+        <w:ind w:left="2520" w:hanging="360"/>
+      </w:pPr>
+      <w:rPr>
+        <w:rFonts w:hint="default"/>
+      </w:rPr>
+    </w:lvl>
+    <w:lvl w:ilvl="7">
+      <w:start w:val="1"/>
+      <w:numFmt w:val="lowerLetter"/>
+      <w:lvlText w:val="%8."/>
+      <w:lvlJc w:val="left"/>
+      <w:pPr>
+        <w:ind w:left="2880" w:hanging="360"/>
+      </w:pPr>
+      <w:rPr>
+        <w:rFonts w:hint="default"/>
+      </w:rPr>
+    </w:lvl>
+    <w:lvl w:ilvl="8">
+      <w:start w:val="1"/>
+      <w:numFmt w:val="lowerRoman"/>
+      <w:lvlText w:val="%9."/>
+      <w:lvlJc w:val="left"/>
+      <w:pPr>
+        <w:ind w:left="3240" w:hanging="360"/>
+      </w:pPr>
+      <w:rPr>
+        <w:rFonts w:hint="default"/>
+      </w:rPr>
+    </w:lvl>
+  </w:abstractNum>
+  <w:abstractNum w:abstractNumId="21" w15:restartNumberingAfterBreak="0">
+    <w:nsid w:val="7B1C23E9"/>
+    <w:multiLevelType w:val="multilevel"/>
+    <w:tmpl w:val="F13C11FE"/>
+    <w:lvl w:ilvl="0">
+      <w:start w:val="6"/>
+      <w:numFmt w:val="decimal"/>
+      <w:lvlText w:val="PR.LA.%1."/>
+      <w:lvlJc w:val="left"/>
+      <w:pPr>
+        <w:ind w:left="360" w:hanging="360"/>
+      </w:pPr>
+      <w:rPr>
+        <w:rFonts w:hint="default"/>
+        <w:b/>
+        <w:bCs/>
+      </w:rPr>
+    </w:lvl>
+    <w:lvl w:ilvl="1">
+      <w:start w:val="1"/>
+      <w:numFmt w:val="lowerLetter"/>
+      <w:lvlText w:val="%2)"/>
+      <w:lvlJc w:val="left"/>
+      <w:pPr>
+        <w:ind w:left="720" w:hanging="360"/>
+      </w:pPr>
+      <w:rPr>
+        <w:rFonts w:hint="default"/>
+      </w:rPr>
+    </w:lvl>
+    <w:lvl w:ilvl="2">
+      <w:start w:val="1"/>
+      <w:numFmt w:val="lowerRoman"/>
+      <w:lvlText w:val="%3)"/>
+      <w:lvlJc w:val="left"/>
+      <w:pPr>
+        <w:ind w:left="1080" w:hanging="360"/>
+      </w:pPr>
+      <w:rPr>
+        <w:rFonts w:hint="default"/>
+      </w:rPr>
+    </w:lvl>
+    <w:lvl w:ilvl="3">
+      <w:start w:val="1"/>
+      <w:numFmt w:val="decimal"/>
+      <w:lvlText w:val="(%4)"/>
+      <w:lvlJc w:val="left"/>
+      <w:pPr>
+        <w:ind w:left="1440" w:hanging="360"/>
+      </w:pPr>
+      <w:rPr>
+        <w:rFonts w:hint="default"/>
+      </w:rPr>
+    </w:lvl>
+    <w:lvl w:ilvl="4">
+      <w:start w:val="1"/>
+      <w:numFmt w:val="lowerLetter"/>
+      <w:lvlText w:val="(%5)"/>
+      <w:lvlJc w:val="left"/>
+      <w:pPr>
+        <w:ind w:left="1800" w:hanging="360"/>
+      </w:pPr>
+      <w:rPr>
+        <w:rFonts w:hint="default"/>
+      </w:rPr>
+    </w:lvl>
+    <w:lvl w:ilvl="5">
+      <w:start w:val="1"/>
+      <w:numFmt w:val="lowerRoman"/>
+      <w:lvlText w:val="(%6)"/>
+      <w:lvlJc w:val="left"/>
+      <w:pPr>
+        <w:ind w:left="2160" w:hanging="360"/>
+      </w:pPr>
+      <w:rPr>
+        <w:rFonts w:hint="default"/>
+      </w:rPr>
+    </w:lvl>
+    <w:lvl w:ilvl="6">
+      <w:start w:val="1"/>
+      <w:numFmt w:val="decimal"/>
+      <w:lvlText w:val="%7."/>
+      <w:lvlJc w:val="left"/>
+      <w:pPr>
+        <w:ind w:left="2520" w:hanging="360"/>
+      </w:pPr>
+      <w:rPr>
+        <w:rFonts w:hint="default"/>
+      </w:rPr>
+    </w:lvl>
+    <w:lvl w:ilvl="7">
+      <w:start w:val="1"/>
+      <w:numFmt w:val="lowerLetter"/>
+      <w:lvlText w:val="%8."/>
+      <w:lvlJc w:val="left"/>
+      <w:pPr>
+        <w:ind w:left="2880" w:hanging="360"/>
+      </w:pPr>
+      <w:rPr>
+        <w:rFonts w:hint="default"/>
+      </w:rPr>
+    </w:lvl>
+    <w:lvl w:ilvl="8">
+      <w:start w:val="1"/>
+      <w:numFmt w:val="lowerRoman"/>
+      <w:lvlText w:val="%9."/>
+      <w:lvlJc w:val="left"/>
+      <w:pPr>
+        <w:ind w:left="3240" w:hanging="360"/>
+      </w:pPr>
+      <w:rPr>
+        <w:rFonts w:hint="default"/>
+      </w:rPr>
+    </w:lvl>
+  </w:abstractNum>
+  <w:abstractNum w:abstractNumId="22" w15:restartNumberingAfterBreak="0">
     <w:nsid w:val="7B757EAB"/>
     <w:multiLevelType w:val="multilevel"/>
     <w:tmpl w:val="0426001D"/>
@@ -9818,22 +11039,22 @@
     </w:lvl>
   </w:abstractNum>
   <w:num w:numId="1" w16cid:durableId="887297369">
-    <w:abstractNumId w:val="4"/>
+    <w:abstractNumId w:val="5"/>
   </w:num>
   <w:num w:numId="2" w16cid:durableId="2004043641">
+    <w:abstractNumId w:val="8"/>
+  </w:num>
+  <w:num w:numId="3" w16cid:durableId="807213146">
+    <w:abstractNumId w:val="17"/>
+  </w:num>
+  <w:num w:numId="4" w16cid:durableId="232856481">
+    <w:abstractNumId w:val="13"/>
+  </w:num>
+  <w:num w:numId="5" w16cid:durableId="1629556016">
     <w:abstractNumId w:val="7"/>
   </w:num>
-  <w:num w:numId="3" w16cid:durableId="807213146">
-    <w:abstractNumId w:val="16"/>
-  </w:num>
-  <w:num w:numId="4" w16cid:durableId="232856481">
-    <w:abstractNumId w:val="12"/>
-  </w:num>
-  <w:num w:numId="5" w16cid:durableId="1629556016">
-    <w:abstractNumId w:val="6"/>
-  </w:num>
   <w:num w:numId="6" w16cid:durableId="1774588418">
-    <w:abstractNumId w:val="17"/>
+    <w:abstractNumId w:val="18"/>
     <w:lvlOverride w:ilvl="0">
       <w:startOverride w:val="1"/>
     </w:lvlOverride>
@@ -9863,7 +11084,7 @@
     </w:lvlOverride>
   </w:num>
   <w:num w:numId="7" w16cid:durableId="623582671">
-    <w:abstractNumId w:val="2"/>
+    <w:abstractNumId w:val="3"/>
     <w:lvlOverride w:ilvl="0">
       <w:startOverride w:val="1"/>
     </w:lvlOverride>
@@ -9893,16 +11114,16 @@
     </w:lvlOverride>
   </w:num>
   <w:num w:numId="8" w16cid:durableId="20594115">
-    <w:abstractNumId w:val="2"/>
+    <w:abstractNumId w:val="3"/>
   </w:num>
   <w:num w:numId="9" w16cid:durableId="881986857">
-    <w:abstractNumId w:val="18"/>
+    <w:abstractNumId w:val="19"/>
   </w:num>
   <w:num w:numId="10" w16cid:durableId="1286619816">
     <w:abstractNumId w:val="0"/>
   </w:num>
   <w:num w:numId="11" w16cid:durableId="426273954">
-    <w:abstractNumId w:val="11"/>
+    <w:abstractNumId w:val="12"/>
     <w:lvlOverride w:ilvl="0">
       <w:startOverride w:val="1"/>
     </w:lvlOverride>
@@ -9932,7 +11153,7 @@
     </w:lvlOverride>
   </w:num>
   <w:num w:numId="12" w16cid:durableId="816991744">
-    <w:abstractNumId w:val="9"/>
+    <w:abstractNumId w:val="10"/>
     <w:lvlOverride w:ilvl="0">
       <w:startOverride w:val="1"/>
     </w:lvlOverride>
@@ -9962,31 +11183,40 @@
     </w:lvlOverride>
   </w:num>
   <w:num w:numId="13" w16cid:durableId="571236619">
-    <w:abstractNumId w:val="5"/>
+    <w:abstractNumId w:val="6"/>
   </w:num>
   <w:num w:numId="14" w16cid:durableId="723483451">
-    <w:abstractNumId w:val="13"/>
+    <w:abstractNumId w:val="14"/>
   </w:num>
   <w:num w:numId="15" w16cid:durableId="1996519990">
-    <w:abstractNumId w:val="10"/>
+    <w:abstractNumId w:val="11"/>
   </w:num>
   <w:num w:numId="16" w16cid:durableId="783111171">
-    <w:abstractNumId w:val="15"/>
+    <w:abstractNumId w:val="16"/>
   </w:num>
   <w:num w:numId="17" w16cid:durableId="2063822321">
-    <w:abstractNumId w:val="3"/>
+    <w:abstractNumId w:val="4"/>
   </w:num>
   <w:num w:numId="18" w16cid:durableId="1720470489">
     <w:abstractNumId w:val="1"/>
   </w:num>
   <w:num w:numId="19" w16cid:durableId="1287276453">
-    <w:abstractNumId w:val="14"/>
+    <w:abstractNumId w:val="15"/>
   </w:num>
   <w:num w:numId="20" w16cid:durableId="689141451">
-    <w:abstractNumId w:val="19"/>
+    <w:abstractNumId w:val="22"/>
   </w:num>
   <w:num w:numId="21" w16cid:durableId="487522988">
-    <w:abstractNumId w:val="8"/>
+    <w:abstractNumId w:val="9"/>
+  </w:num>
+  <w:num w:numId="22" w16cid:durableId="311370664">
+    <w:abstractNumId w:val="2"/>
+  </w:num>
+  <w:num w:numId="23" w16cid:durableId="991250410">
+    <w:abstractNumId w:val="21"/>
+  </w:num>
+  <w:num w:numId="24" w16cid:durableId="26760949">
+    <w:abstractNumId w:val="20"/>
   </w:num>
 </w:numbering>
 </file>

--- a/Documentation/Dokumentācija.docx
+++ b/Documentation/Dokumentācija.docx
@@ -7637,8 +7637,16 @@
           <w:p>
             <w:pPr>
               <w:pStyle w:val="talbecontent"/>
+              <w:rPr>
+                <w:b/>
+                <w:bCs/>
+              </w:rPr>
             </w:pPr>
             <w:r>
+              <w:rPr>
+                <w:b/>
+                <w:bCs/>
+              </w:rPr>
               <w:t>ID</w:t>
             </w:r>
           </w:p>
@@ -7650,8 +7658,16 @@
           <w:p>
             <w:pPr>
               <w:pStyle w:val="talbecontent"/>
+              <w:rPr>
+                <w:b/>
+                <w:bCs/>
+              </w:rPr>
             </w:pPr>
             <w:r>
+              <w:rPr>
+                <w:b/>
+                <w:bCs/>
+              </w:rPr>
               <w:t>Izpildes nosacījumi</w:t>
             </w:r>
           </w:p>
@@ -7663,8 +7679,16 @@
           <w:p>
             <w:pPr>
               <w:pStyle w:val="talbecontent"/>
+              <w:rPr>
+                <w:b/>
+                <w:bCs/>
+              </w:rPr>
             </w:pPr>
             <w:r>
+              <w:rPr>
+                <w:b/>
+                <w:bCs/>
+              </w:rPr>
               <w:t>Apraksts</w:t>
             </w:r>
           </w:p>
@@ -7676,8 +7700,16 @@
           <w:p>
             <w:pPr>
               <w:pStyle w:val="talbecontent"/>
+              <w:rPr>
+                <w:b/>
+                <w:bCs/>
+              </w:rPr>
             </w:pPr>
             <w:r>
+              <w:rPr>
+                <w:b/>
+                <w:bCs/>
+              </w:rPr>
               <w:t>Izpildes soļi</w:t>
             </w:r>
           </w:p>
@@ -7689,8 +7721,16 @@
           <w:p>
             <w:pPr>
               <w:pStyle w:val="talbecontent"/>
+              <w:rPr>
+                <w:b/>
+                <w:bCs/>
+              </w:rPr>
             </w:pPr>
             <w:r>
+              <w:rPr>
+                <w:b/>
+                <w:bCs/>
+              </w:rPr>
               <w:t>Ievades dati</w:t>
             </w:r>
           </w:p>
@@ -7702,8 +7742,16 @@
           <w:p>
             <w:pPr>
               <w:pStyle w:val="talbecontent"/>
+              <w:rPr>
+                <w:b/>
+                <w:bCs/>
+              </w:rPr>
             </w:pPr>
             <w:r>
+              <w:rPr>
+                <w:b/>
+                <w:bCs/>
+              </w:rPr>
               <w:t>Sagaidāms. rezultāts</w:t>
             </w:r>
           </w:p>
@@ -7715,8 +7763,16 @@
           <w:p>
             <w:pPr>
               <w:pStyle w:val="talbecontent"/>
+              <w:rPr>
+                <w:b/>
+                <w:bCs/>
+              </w:rPr>
             </w:pPr>
             <w:r>
+              <w:rPr>
+                <w:b/>
+                <w:bCs/>
+              </w:rPr>
               <w:t>Prasības identifikators</w:t>
             </w:r>
           </w:p>
@@ -7748,7 +7804,10 @@
               <w:pStyle w:val="talbecontent"/>
             </w:pPr>
             <w:r>
-              <w:t>Aplikācija tiek palaista</w:t>
+              <w:t xml:space="preserve">Datorspēle </w:t>
+            </w:r>
+            <w:r>
+              <w:t>tiek palaista</w:t>
             </w:r>
           </w:p>
         </w:tc>
@@ -7760,6 +7819,9 @@
             <w:pPr>
               <w:pStyle w:val="talbecontent"/>
             </w:pPr>
+            <w:r>
+              <w:t>Datorspēles palaišana</w:t>
+            </w:r>
           </w:p>
         </w:tc>
         <w:tc>
@@ -7796,6 +7858,9 @@
             <w:pPr>
               <w:pStyle w:val="talbecontent"/>
             </w:pPr>
+            <w:r>
+              <w:t>Spēle tiek palaista bez klupēm</w:t>
+            </w:r>
           </w:p>
         </w:tc>
         <w:tc>
@@ -7838,7 +7903,13 @@
               <w:pStyle w:val="talbecontent"/>
             </w:pPr>
             <w:r>
-              <w:t>Aplikācija tiek aizvērta</w:t>
+              <w:t>Datorspēle</w:t>
+            </w:r>
+            <w:r>
+              <w:t xml:space="preserve"> </w:t>
+            </w:r>
+            <w:r>
+              <w:t>tiek aizvērta</w:t>
             </w:r>
           </w:p>
         </w:tc>
@@ -7850,6 +7921,9 @@
             <w:pPr>
               <w:pStyle w:val="talbecontent"/>
             </w:pPr>
+            <w:r>
+              <w:t>Datorspēles aizvēršana</w:t>
+            </w:r>
           </w:p>
         </w:tc>
         <w:tc>
@@ -7886,6 +7960,9 @@
             <w:pPr>
               <w:pStyle w:val="talbecontent"/>
             </w:pPr>
+            <w:r>
+              <w:t>Spēle tiek aizvērta bez klupēm un saglabātiem datiem</w:t>
+            </w:r>
           </w:p>
         </w:tc>
         <w:tc>
@@ -7949,6 +8026,9 @@
             <w:pPr>
               <w:pStyle w:val="talbecontent"/>
             </w:pPr>
+            <w:r>
+              <w:t>Anotācijas loga atvēršana</w:t>
+            </w:r>
           </w:p>
         </w:tc>
         <w:tc>
@@ -7991,6 +8071,9 @@
             <w:pPr>
               <w:pStyle w:val="talbecontent"/>
             </w:pPr>
+            <w:r>
+              <w:t>Anotācijas logs ir redzams lietotājam, norādot informāciju par šo datorspēli</w:t>
+            </w:r>
           </w:p>
         </w:tc>
         <w:tc>
@@ -8051,6 +8134,9 @@
             <w:pPr>
               <w:pStyle w:val="talbecontent"/>
             </w:pPr>
+            <w:r>
+              <w:t>Anotācijas loga aizvēršana</w:t>
+            </w:r>
           </w:p>
         </w:tc>
         <w:tc>
@@ -8090,6 +8176,9 @@
             <w:pPr>
               <w:pStyle w:val="talbecontent"/>
             </w:pPr>
+            <w:r>
+              <w:t>Anotācijas logs vairs nav redzams lietotājam</w:t>
+            </w:r>
           </w:p>
         </w:tc>
         <w:tc>
@@ -8147,6 +8236,9 @@
             <w:pPr>
               <w:pStyle w:val="talbecontent"/>
             </w:pPr>
+            <w:r>
+              <w:t>Pārvirze uz līmeņu atlases ainu</w:t>
+            </w:r>
           </w:p>
         </w:tc>
         <w:tc>
@@ -8186,6 +8278,9 @@
             <w:pPr>
               <w:pStyle w:val="talbecontent"/>
             </w:pPr>
+            <w:r>
+              <w:t>Lietotājam ir redzams līmeņa atlases aina bez klupēm</w:t>
+            </w:r>
           </w:p>
         </w:tc>
         <w:tc>
@@ -8221,7 +8316,10 @@
               <w:t>LM</w:t>
             </w:r>
             <w:r>
-              <w:t>.1</w:t>
+              <w:t>.</w:t>
+            </w:r>
+            <w:r>
+              <w:t>6</w:t>
             </w:r>
           </w:p>
         </w:tc>
@@ -8234,10 +8332,7 @@
               <w:pStyle w:val="talbecontent"/>
             </w:pPr>
             <w:r>
-              <w:t>Līmeņa atlases a</w:t>
-            </w:r>
-            <w:r>
-              <w:t>ina tiek parādīta</w:t>
+              <w:t>Līmeņa atlases aina tiek parādīta</w:t>
             </w:r>
           </w:p>
         </w:tc>
@@ -8249,6 +8344,9 @@
             <w:pPr>
               <w:pStyle w:val="talbecontent"/>
             </w:pPr>
+            <w:r>
+              <w:t>Pārvirze uz līmeņu atlases ainu</w:t>
+            </w:r>
           </w:p>
         </w:tc>
         <w:tc>
@@ -8259,6 +8357,9 @@
             <w:pPr>
               <w:pStyle w:val="talbecontent"/>
             </w:pPr>
+            <w:r>
+              <w:t>Lietotājs gaida līdz ielādei</w:t>
+            </w:r>
           </w:p>
         </w:tc>
         <w:tc>
@@ -8269,6 +8370,9 @@
             <w:pPr>
               <w:pStyle w:val="talbecontent"/>
             </w:pPr>
+            <w:r>
+              <w:t>Nav</w:t>
+            </w:r>
           </w:p>
         </w:tc>
         <w:tc>
@@ -8279,6 +8383,9 @@
             <w:pPr>
               <w:pStyle w:val="talbecontent"/>
             </w:pPr>
+            <w:r>
+              <w:t>Līmeņa atlases aina</w:t>
+            </w:r>
           </w:p>
         </w:tc>
         <w:tc>
@@ -8289,6 +8396,18 @@
             <w:pPr>
               <w:pStyle w:val="talbecontent"/>
             </w:pPr>
+            <w:r>
+              <w:t>PR.</w:t>
+            </w:r>
+            <w:r>
+              <w:t>LA</w:t>
+            </w:r>
+            <w:r>
+              <w:t>.</w:t>
+            </w:r>
+            <w:r>
+              <w:t>6</w:t>
+            </w:r>
           </w:p>
         </w:tc>
       </w:tr>
@@ -8305,7 +8424,7 @@
               <w:t>TP.LM.</w:t>
             </w:r>
             <w:r>
-              <w:t>2</w:t>
+              <w:t>7</w:t>
             </w:r>
           </w:p>
         </w:tc>
@@ -8330,6 +8449,18 @@
             <w:pPr>
               <w:pStyle w:val="talbecontent"/>
             </w:pPr>
+            <w:r>
+              <w:t xml:space="preserve">Pārvirze uz līmeņu </w:t>
+            </w:r>
+            <w:r>
+              <w:t>sākuma</w:t>
+            </w:r>
+            <w:r>
+              <w:t xml:space="preserve"> </w:t>
+            </w:r>
+            <w:r>
+              <w:t>ainu</w:t>
+            </w:r>
           </w:p>
         </w:tc>
         <w:tc>
@@ -8340,6 +8471,9 @@
             <w:pPr>
               <w:pStyle w:val="talbecontent"/>
             </w:pPr>
+            <w:r>
+              <w:t>Lietotājs nospiež atgriešanas pogu</w:t>
+            </w:r>
           </w:p>
         </w:tc>
         <w:tc>
@@ -8350,6 +8484,9 @@
             <w:pPr>
               <w:pStyle w:val="talbecontent"/>
             </w:pPr>
+            <w:r>
+              <w:t>Atgriešanas poga</w:t>
+            </w:r>
           </w:p>
         </w:tc>
         <w:tc>
@@ -8360,6 +8497,9 @@
             <w:pPr>
               <w:pStyle w:val="talbecontent"/>
             </w:pPr>
+            <w:r>
+              <w:t>Lietotājs tiek pārvirzīts uz sākuma ainu</w:t>
+            </w:r>
           </w:p>
         </w:tc>
         <w:tc>
@@ -8370,6 +8510,9 @@
             <w:pPr>
               <w:pStyle w:val="talbecontent"/>
             </w:pPr>
+            <w:r>
+              <w:t>PR.LA.10</w:t>
+            </w:r>
           </w:p>
         </w:tc>
       </w:tr>
@@ -8383,10 +8526,11 @@
               <w:pStyle w:val="talbecontent"/>
             </w:pPr>
             <w:r>
+              <w:lastRenderedPageBreak/>
               <w:t>TP.LM.</w:t>
             </w:r>
             <w:r>
-              <w:t>3</w:t>
+              <w:t>8</w:t>
             </w:r>
           </w:p>
         </w:tc>
@@ -8411,6 +8555,9 @@
             <w:pPr>
               <w:pStyle w:val="talbecontent"/>
             </w:pPr>
+            <w:r>
+              <w:t>Līmeņa pamatinformācijas loga atvēršana</w:t>
+            </w:r>
           </w:p>
         </w:tc>
         <w:tc>
@@ -8421,6 +8568,9 @@
             <w:pPr>
               <w:pStyle w:val="talbecontent"/>
             </w:pPr>
+            <w:r>
+              <w:t>Lietotājs nospiež atzīmētā līmeņa punktu no laukuma</w:t>
+            </w:r>
           </w:p>
         </w:tc>
         <w:tc>
@@ -8431,6 +8581,9 @@
             <w:pPr>
               <w:pStyle w:val="talbecontent"/>
             </w:pPr>
+            <w:r>
+              <w:t>Atzīmētā līmeņa punkts kartes laukumā</w:t>
+            </w:r>
           </w:p>
         </w:tc>
         <w:tc>
@@ -8441,6 +8594,9 @@
             <w:pPr>
               <w:pStyle w:val="talbecontent"/>
             </w:pPr>
+            <w:r>
+              <w:t>Pamatinformācijas logs parādās ainas sānos ar līmeņa atvēršanas pogu</w:t>
+            </w:r>
           </w:p>
         </w:tc>
         <w:tc>
@@ -8451,6 +8607,9 @@
             <w:pPr>
               <w:pStyle w:val="talbecontent"/>
             </w:pPr>
+            <w:r>
+              <w:t>PR.LA.7</w:t>
+            </w:r>
           </w:p>
         </w:tc>
       </w:tr>
@@ -8468,11 +8627,10 @@
               </w:rPr>
             </w:pPr>
             <w:r>
-              <w:lastRenderedPageBreak/>
               <w:t>TP.LM.</w:t>
             </w:r>
             <w:r>
-              <w:t>4</w:t>
+              <w:t>9</w:t>
             </w:r>
           </w:p>
         </w:tc>
@@ -8497,6 +8655,18 @@
             <w:pPr>
               <w:pStyle w:val="talbecontent"/>
             </w:pPr>
+            <w:r>
+              <w:t xml:space="preserve">Līmeņa </w:t>
+            </w:r>
+            <w:r>
+              <w:t>p</w:t>
+            </w:r>
+            <w:r>
+              <w:t>amatinformācijas loga</w:t>
+            </w:r>
+            <w:r>
+              <w:t xml:space="preserve"> aizvēršana</w:t>
+            </w:r>
           </w:p>
         </w:tc>
         <w:tc>
@@ -8507,6 +8677,9 @@
             <w:pPr>
               <w:pStyle w:val="talbecontent"/>
             </w:pPr>
+            <w:r>
+              <w:t>Lietotājs nospiež citu vietu kartes laukumā,</w:t>
+            </w:r>
           </w:p>
         </w:tc>
         <w:tc>
@@ -8517,6 +8690,9 @@
             <w:pPr>
               <w:pStyle w:val="talbecontent"/>
             </w:pPr>
+            <w:r>
+              <w:t>Laukums kartē, kuras kursors neatrodas virs līmeņa punkta</w:t>
+            </w:r>
           </w:p>
         </w:tc>
         <w:tc>
@@ -8527,6 +8703,9 @@
             <w:pPr>
               <w:pStyle w:val="talbecontent"/>
             </w:pPr>
+            <w:r>
+              <w:t>Pamatinformācijas logs tiek aizvērts</w:t>
+            </w:r>
           </w:p>
         </w:tc>
         <w:tc>
@@ -8537,6 +8716,12 @@
             <w:pPr>
               <w:pStyle w:val="talbecontent"/>
             </w:pPr>
+            <w:r>
+              <w:t>PR.LA.</w:t>
+            </w:r>
+            <w:r>
+              <w:t>8</w:t>
+            </w:r>
           </w:p>
         </w:tc>
       </w:tr>
@@ -8553,7 +8738,7 @@
               <w:t>TP.LM.</w:t>
             </w:r>
             <w:r>
-              <w:t>5</w:t>
+              <w:t>10</w:t>
             </w:r>
           </w:p>
         </w:tc>
@@ -8566,10 +8751,7 @@
               <w:pStyle w:val="talbecontent"/>
             </w:pPr>
             <w:r>
-              <w:t>Lietotājs netiek pārvirzīts uz spēles laukuma atverot bloķētu līme</w:t>
-            </w:r>
-            <w:r>
-              <w:t>ni</w:t>
+              <w:t>Lietotājs netiek pārvirzīts uz spēles laukuma atverot bloķētu līmeni</w:t>
             </w:r>
           </w:p>
         </w:tc>
@@ -8581,6 +8763,15 @@
             <w:pPr>
               <w:pStyle w:val="talbecontent"/>
             </w:pPr>
+            <w:r>
+              <w:t xml:space="preserve">Mēģinājums atvērt </w:t>
+            </w:r>
+            <w:r>
+              <w:t xml:space="preserve">bloķētu </w:t>
+            </w:r>
+            <w:r>
+              <w:t>līmeni</w:t>
+            </w:r>
           </w:p>
         </w:tc>
         <w:tc>
@@ -8591,6 +8782,9 @@
             <w:pPr>
               <w:pStyle w:val="talbecontent"/>
             </w:pPr>
+            <w:r>
+              <w:t>Lietotājs nospiež atvēršanas pogu</w:t>
+            </w:r>
           </w:p>
         </w:tc>
         <w:tc>
@@ -8601,6 +8795,9 @@
             <w:pPr>
               <w:pStyle w:val="talbecontent"/>
             </w:pPr>
+            <w:r>
+              <w:t>Nodzisuša atvēršanas poga</w:t>
+            </w:r>
           </w:p>
         </w:tc>
         <w:tc>
@@ -8611,6 +8808,9 @@
             <w:pPr>
               <w:pStyle w:val="talbecontent"/>
             </w:pPr>
+            <w:r>
+              <w:t>Darbība netiek veikta nodzisušas pogas dēļ.</w:t>
+            </w:r>
           </w:p>
         </w:tc>
         <w:tc>
@@ -8621,6 +8821,12 @@
             <w:pPr>
               <w:pStyle w:val="talbecontent"/>
             </w:pPr>
+            <w:r>
+              <w:t>PR.LA.</w:t>
+            </w:r>
+            <w:r>
+              <w:t>9</w:t>
+            </w:r>
           </w:p>
         </w:tc>
       </w:tr>
@@ -8637,7 +8843,7 @@
               <w:t>TP.LM.</w:t>
             </w:r>
             <w:r>
-              <w:t>6</w:t>
+              <w:t>11</w:t>
             </w:r>
           </w:p>
         </w:tc>
@@ -8650,10 +8856,7 @@
               <w:pStyle w:val="talbecontent"/>
             </w:pPr>
             <w:r>
-              <w:t xml:space="preserve">Lietotājs tiek pārvirzīts uz spēles laukuma ainu </w:t>
-            </w:r>
-            <w:r>
-              <w:t>atverot pieejamu līmeni</w:t>
+              <w:t>Lietotājs tiek pārvirzīts uz spēles laukuma ainu atverot pieejamu līmeni</w:t>
             </w:r>
           </w:p>
         </w:tc>
@@ -8665,6 +8868,9 @@
             <w:pPr>
               <w:pStyle w:val="talbecontent"/>
             </w:pPr>
+            <w:r>
+              <w:t>Mēģinājums atvērt līmeni</w:t>
+            </w:r>
           </w:p>
         </w:tc>
         <w:tc>
@@ -8675,6 +8881,9 @@
             <w:pPr>
               <w:pStyle w:val="talbecontent"/>
             </w:pPr>
+            <w:r>
+              <w:t>Lietotājs nospiež atvēršanas pogu</w:t>
+            </w:r>
           </w:p>
         </w:tc>
         <w:tc>
@@ -8685,6 +8894,12 @@
             <w:pPr>
               <w:pStyle w:val="talbecontent"/>
             </w:pPr>
+            <w:r>
+              <w:t>A</w:t>
+            </w:r>
+            <w:r>
+              <w:t>tvēršanas poga</w:t>
+            </w:r>
           </w:p>
         </w:tc>
         <w:tc>
@@ -8695,6 +8910,9 @@
             <w:pPr>
               <w:pStyle w:val="talbecontent"/>
             </w:pPr>
+            <w:r>
+              <w:t>Lietotājs tiek pārvirzīts uz spēles laukuma ainu ar atlasītā līmeņa datiem</w:t>
+            </w:r>
           </w:p>
         </w:tc>
         <w:tc>
@@ -8705,6 +8923,12 @@
             <w:pPr>
               <w:pStyle w:val="talbecontent"/>
             </w:pPr>
+            <w:r>
+              <w:t>PR.LA.</w:t>
+            </w:r>
+            <w:r>
+              <w:t>9</w:t>
+            </w:r>
           </w:p>
         </w:tc>
       </w:tr>

--- a/Documentation/Dokumentācija.docx
+++ b/Documentation/Dokumentācija.docx
@@ -3564,10 +3564,7 @@
         <w:t xml:space="preserve"> </w:t>
       </w:r>
       <w:r>
-        <w:t>kastes</w:t>
-      </w:r>
-      <w:r>
-        <w:t>” metodēm</w:t>
+        <w:t>kastes” metodēm</w:t>
       </w:r>
       <w:r>
         <w:t>, taču atsevišķas funkcijas var tikt automātiski testētas ar vienīb</w:t>
@@ -3778,14 +3775,7 @@
           <w:b/>
           <w:bCs/>
         </w:rPr>
-        <w:t xml:space="preserve">Anotācijas loga </w:t>
-      </w:r>
-      <w:r>
-        <w:rPr>
-          <w:b/>
-          <w:bCs/>
-        </w:rPr>
-        <w:t>aizvēršana</w:t>
+        <w:t>Anotācijas loga aizvēršana</w:t>
       </w:r>
     </w:p>
     <w:p>
@@ -4243,10 +4233,7 @@
         <w:t>Mērķis</w:t>
       </w:r>
       <w:r>
-        <w:t xml:space="preserve">: Dot iespēju spēlētājam </w:t>
-      </w:r>
-      <w:r>
-        <w:t>noņemt atlasi no atlasītā līmeņa, slēpjot anotācijas logu.</w:t>
+        <w:t>: Dot iespēju spēlētājam noņemt atlasi no atlasītā līmeņa, slēpjot anotācijas logu.</w:t>
       </w:r>
     </w:p>
     <w:p>
@@ -4263,10 +4250,7 @@
         <w:t>Ievade</w:t>
       </w:r>
       <w:r>
-        <w:t>:</w:t>
-      </w:r>
-      <w:r>
-        <w:t xml:space="preserve"> Lietotājs nospiež kartē kādu vietu.</w:t>
+        <w:t>: Lietotājs nospiež kartē kādu vietu.</w:t>
       </w:r>
     </w:p>
     <w:p>
@@ -4649,10 +4633,7 @@
         <w:t>Apstrāde</w:t>
       </w:r>
       <w:r>
-        <w:t xml:space="preserve">: </w:t>
-      </w:r>
-      <w:r>
-        <w:t>Laukumā aptur taimeri un darbības kartē.</w:t>
+        <w:t>: Laukumā aptur taimeri un darbības kartē.</w:t>
       </w:r>
     </w:p>
     <w:p>
@@ -4693,14 +4674,7 @@
           <w:b/>
           <w:bCs/>
         </w:rPr>
-        <w:t xml:space="preserve">Pauzes loga </w:t>
-      </w:r>
-      <w:r>
-        <w:rPr>
-          <w:b/>
-          <w:bCs/>
-        </w:rPr>
-        <w:t>aizvēršana</w:t>
+        <w:t>Pauzes loga aizvēršana</w:t>
       </w:r>
     </w:p>
     <w:p>
@@ -4711,10 +4685,7 @@
         <w:t>Mērķis</w:t>
       </w:r>
       <w:r>
-        <w:t xml:space="preserve">: Dot iespēju lietotājam </w:t>
-      </w:r>
-      <w:r>
-        <w:t>turpināt spēli.</w:t>
+        <w:t>: Dot iespēju lietotājam turpināt spēli.</w:t>
       </w:r>
     </w:p>
     <w:p>
@@ -4725,13 +4696,7 @@
         <w:t>Ievaddati</w:t>
       </w:r>
       <w:r>
-        <w:t xml:space="preserve">: </w:t>
-      </w:r>
-      <w:r>
-        <w:t>Pauzes izvēlnē poga, lai turpinātu spēli</w:t>
-      </w:r>
-      <w:r>
-        <w:t>.</w:t>
+        <w:t>: Pauzes izvēlnē poga, lai turpinātu spēli.</w:t>
       </w:r>
     </w:p>
     <w:p>
@@ -4742,10 +4707,7 @@
         <w:t>Apstrāde</w:t>
       </w:r>
       <w:r>
-        <w:t xml:space="preserve">: </w:t>
-      </w:r>
-      <w:r>
-        <w:t>Paslēpj pauzes izvēlnes logu</w:t>
+        <w:t>: Paslēpj pauzes izvēlnes logu</w:t>
       </w:r>
       <w:r>
         <w:t xml:space="preserve"> un turpina laukuma darbības un taimeri</w:t>
@@ -4847,10 +4809,7 @@
         <w:t>Mērķis</w:t>
       </w:r>
       <w:r>
-        <w:t xml:space="preserve">: </w:t>
-      </w:r>
-      <w:r>
-        <w:t>Dot iespēju lietotājam pamest spēles laukumu pēc pauzes vai pēc spēles beigām.</w:t>
+        <w:t>: Dot iespēju lietotājam pamest spēles laukumu pēc pauzes vai pēc spēles beigām.</w:t>
       </w:r>
     </w:p>
     <w:p>
@@ -4919,10 +4878,7 @@
         <w:t>Mērķis</w:t>
       </w:r>
       <w:r>
-        <w:t xml:space="preserve">: </w:t>
-      </w:r>
-      <w:r>
-        <w:t>Dalīt spēles darbības gaitu pēc atsevišķām stadijām.</w:t>
+        <w:t>: Dalīt spēles darbības gaitu pēc atsevišķām stadijām.</w:t>
       </w:r>
     </w:p>
     <w:p>
@@ -4933,10 +4889,7 @@
         <w:t>Apstrāde</w:t>
       </w:r>
       <w:r>
-        <w:t xml:space="preserve">: </w:t>
-      </w:r>
-      <w:r>
-        <w:t>Aktīva stadija</w:t>
+        <w:t>: Aktīva stadija</w:t>
       </w:r>
       <w:r>
         <w:t xml:space="preserve">s kontroles </w:t>
@@ -4977,14 +4930,7 @@
           <w:b/>
           <w:bCs/>
         </w:rPr>
-        <w:t xml:space="preserve">Ierīču </w:t>
-      </w:r>
-      <w:r>
-        <w:rPr>
-          <w:b/>
-          <w:bCs/>
-        </w:rPr>
-        <w:t>atlase</w:t>
+        <w:t>Ierīču atlase</w:t>
       </w:r>
     </w:p>
     <w:p>
@@ -4995,16 +4941,7 @@
         <w:t>Mērķis</w:t>
       </w:r>
       <w:r>
-        <w:t xml:space="preserve">: </w:t>
-      </w:r>
-      <w:r>
-        <w:t>Līmeni ir dots ierīču modeļi un skaits, kuru lietotājs var ievietot laukumā</w:t>
-      </w:r>
-      <w:r>
-        <w:t>.</w:t>
-      </w:r>
-      <w:r>
-        <w:t xml:space="preserve"> </w:t>
+        <w:t xml:space="preserve">: Līmeni ir dots ierīču modeļi un skaits, kuru lietotājs var ievietot laukumā. </w:t>
       </w:r>
     </w:p>
     <w:p>
@@ -5064,13 +5001,7 @@
         <w:t>Mērķis</w:t>
       </w:r>
       <w:r>
-        <w:t>:</w:t>
-      </w:r>
-      <w:r>
-        <w:t xml:space="preserve"> Likt spēlētājam</w:t>
-      </w:r>
-      <w:r>
-        <w:t>.</w:t>
+        <w:t>: Likt spēlētājam.</w:t>
       </w:r>
     </w:p>
     <w:p>
@@ -5081,13 +5012,7 @@
         <w:t>Ievaddati</w:t>
       </w:r>
       <w:r>
-        <w:t xml:space="preserve">: </w:t>
-      </w:r>
-      <w:r>
-        <w:t>Atzīmēts lauks gaišā krāsā, kura ir nospiežama</w:t>
-      </w:r>
-      <w:r>
-        <w:t>.</w:t>
+        <w:t>: Atzīmēts lauks gaišā krāsā, kura ir nospiežama.</w:t>
       </w:r>
     </w:p>
     <w:p>
@@ -5133,13 +5058,7 @@
         <w:t>Izvaddati</w:t>
       </w:r>
       <w:r>
-        <w:t xml:space="preserve">: </w:t>
-      </w:r>
-      <w:r>
-        <w:t>Nospiestā laukumā ievietota ierīce</w:t>
-      </w:r>
-      <w:r>
-        <w:t>.</w:t>
+        <w:t>: Nospiestā laukumā ievietota ierīce.</w:t>
       </w:r>
     </w:p>
     <w:p>
@@ -5171,13 +5090,7 @@
         <w:t>Mērķis</w:t>
       </w:r>
       <w:r>
-        <w:t xml:space="preserve">: </w:t>
-      </w:r>
-      <w:r>
-        <w:t>Dot iespēju spēlētājam noņemt ierīci no atzīmētā laukuma</w:t>
-      </w:r>
-      <w:r>
-        <w:t>.</w:t>
+        <w:t>: Dot iespēju spēlētājam noņemt ierīci no atzīmētā laukuma.</w:t>
       </w:r>
     </w:p>
     <w:p>
@@ -5188,19 +5101,7 @@
         <w:t>Ievaddati</w:t>
       </w:r>
       <w:r>
-        <w:t xml:space="preserve">: </w:t>
-      </w:r>
-      <w:r>
-        <w:t xml:space="preserve">Ierīce atzīmētā </w:t>
-      </w:r>
-      <w:r>
-        <w:t>lauk</w:t>
-      </w:r>
-      <w:r>
-        <w:t>ā</w:t>
-      </w:r>
-      <w:r>
-        <w:t>, kura ir nospiežama.</w:t>
+        <w:t>: Ierīce atzīmētā laukā, kura ir nospiežama.</w:t>
       </w:r>
     </w:p>
     <w:p>
@@ -5211,10 +5112,7 @@
         <w:t>Apstrāde</w:t>
       </w:r>
       <w:r>
-        <w:t>:</w:t>
-      </w:r>
-      <w:r>
-        <w:t xml:space="preserve"> Noņem ierīci no laukuma un atlikušo atlasīto ierīču skaitu palielina.</w:t>
+        <w:t>: Noņem ierīci no laukuma un atlikušo atlasīto ierīču skaitu palielina.</w:t>
       </w:r>
     </w:p>
     <w:p/>
@@ -5250,13 +5148,7 @@
         <w:t>Mērķis</w:t>
       </w:r>
       <w:r>
-        <w:t xml:space="preserve">: </w:t>
-      </w:r>
-      <w:r>
-        <w:t>Turpināt spēles gaitu pēc ierīču ievietošanu laukumā</w:t>
-      </w:r>
-      <w:r>
-        <w:t>.</w:t>
+        <w:t>: Turpināt spēles gaitu pēc ierīču ievietošanu laukumā.</w:t>
       </w:r>
     </w:p>
     <w:p>
@@ -5267,13 +5159,7 @@
         <w:t>Ievaddati</w:t>
       </w:r>
       <w:r>
-        <w:t xml:space="preserve">: </w:t>
-      </w:r>
-      <w:r>
-        <w:t>“Turpināt” poga</w:t>
-      </w:r>
-      <w:r>
-        <w:t>.</w:t>
+        <w:t>: “Turpināt” poga.</w:t>
       </w:r>
     </w:p>
     <w:p>
@@ -5348,13 +5234,7 @@
         <w:t>Mērķis</w:t>
       </w:r>
       <w:r>
-        <w:t xml:space="preserve">: </w:t>
-      </w:r>
-      <w:r>
-        <w:t>Pēc līmeņa nosacījuma piedāvāt izlūku, lai noņemtu aizsegušus laukumus pēc loterijas</w:t>
-      </w:r>
-      <w:r>
-        <w:t>.</w:t>
+        <w:t>: Pēc līmeņa nosacījuma piedāvāt izlūku, lai noņemtu aizsegušus laukumus pēc loterijas.</w:t>
       </w:r>
     </w:p>
     <w:p>
@@ -5365,13 +5245,7 @@
         <w:t>Ievaddati</w:t>
       </w:r>
       <w:r>
-        <w:t xml:space="preserve">: </w:t>
-      </w:r>
-      <w:r>
-        <w:t>Piedāvājuma dialoglogs</w:t>
-      </w:r>
-      <w:r>
-        <w:t>.</w:t>
+        <w:t>: Piedāvājuma dialoglogs.</w:t>
       </w:r>
     </w:p>
     <w:p>
@@ -5456,28 +5330,7 @@
           <w:b/>
           <w:bCs/>
         </w:rPr>
-        <w:t>Ierī</w:t>
-      </w:r>
-      <w:r>
-        <w:rPr>
-          <w:b/>
-          <w:bCs/>
-        </w:rPr>
-        <w:t>ces</w:t>
-      </w:r>
-      <w:r>
-        <w:rPr>
-          <w:b/>
-          <w:bCs/>
-        </w:rPr>
-        <w:t xml:space="preserve"> atlase</w:t>
-      </w:r>
-      <w:r>
-        <w:rPr>
-          <w:b/>
-          <w:bCs/>
-        </w:rPr>
-        <w:t xml:space="preserve"> laukumā</w:t>
+        <w:t>Ierīces atlase laukumā</w:t>
       </w:r>
     </w:p>
     <w:p>
@@ -5488,13 +5341,7 @@
         <w:t>Mērķis</w:t>
       </w:r>
       <w:r>
-        <w:t xml:space="preserve">: </w:t>
-      </w:r>
-      <w:r>
-        <w:t>Dot iespēju spēlētājam atlasīt ierīci laukumā, lai veiktu koriģēšanu.</w:t>
-      </w:r>
-      <w:r>
-        <w:t xml:space="preserve"> </w:t>
+        <w:t xml:space="preserve">: Dot iespēju spēlētājam atlasīt ierīci laukumā, lai veiktu koriģēšanu. </w:t>
       </w:r>
     </w:p>
     <w:p>
@@ -5505,10 +5352,7 @@
         <w:t>Ievaddati</w:t>
       </w:r>
       <w:r>
-        <w:t xml:space="preserve">: </w:t>
-      </w:r>
-      <w:r>
-        <w:t>Spēlētāja ierīce, kura ir atzīmēta laukumā</w:t>
+        <w:t>: Spēlētāja ierīce, kura ir atzīmēta laukumā</w:t>
       </w:r>
     </w:p>
     <w:p>
@@ -5519,10 +5363,7 @@
         <w:t>Apstrāde</w:t>
       </w:r>
       <w:r>
-        <w:t>:</w:t>
-      </w:r>
-      <w:r>
-        <w:t xml:space="preserve"> Pēc nospiešanas ierīce tiek atlasīta šajā stadijā</w:t>
+        <w:t>: Pēc nospiešanas ierīce tiek atlasīta šajā stadijā</w:t>
       </w:r>
       <w:r>
         <w:t xml:space="preserve"> un rodas koriģēšanas logs</w:t>
@@ -5560,10 +5401,7 @@
         <w:t>Mērķis</w:t>
       </w:r>
       <w:r>
-        <w:t>: Dot iespēju spēlētājam</w:t>
-      </w:r>
-      <w:r>
-        <w:t xml:space="preserve"> noņemt ierīces atlasi.</w:t>
+        <w:t>: Dot iespēju spēlētājam noņemt ierīces atlasi.</w:t>
       </w:r>
     </w:p>
     <w:p>
@@ -5574,10 +5412,7 @@
         <w:t>Apstrāde</w:t>
       </w:r>
       <w:r>
-        <w:t xml:space="preserve">: </w:t>
-      </w:r>
-      <w:r>
-        <w:t>Spēlētājs nospiež</w:t>
+        <w:t>: Spēlētājs nospiež</w:t>
       </w:r>
       <w:r>
         <w:t xml:space="preserve"> jebkurā citā vietā laukumā un atlase tiek noņemta</w:t>
@@ -5621,10 +5456,7 @@
         <w:t>Mērķis</w:t>
       </w:r>
       <w:r>
-        <w:t>:</w:t>
-      </w:r>
-      <w:r>
-        <w:t xml:space="preserve"> Mainīt atlasītās ierīces horizontālo leņķi, sākotnēji azimutu, tad leņķi no azimuta pēc ierīces ierobežojumiem</w:t>
+        <w:t>: Mainīt atlasītās ierīces horizontālo leņķi, sākotnēji azimutu, tad leņķi no azimuta pēc ierīces ierobežojumiem</w:t>
       </w:r>
     </w:p>
     <w:p>
@@ -5635,10 +5467,7 @@
         <w:t>Ievaddati</w:t>
       </w:r>
       <w:r>
-        <w:t xml:space="preserve">: </w:t>
-      </w:r>
-      <w:r>
-        <w:t>Slīdne ar norādīto leņķi.</w:t>
+        <w:t>: Slīdne ar norādīto leņķi.</w:t>
       </w:r>
     </w:p>
     <w:p>
@@ -5688,13 +5517,7 @@
         <w:t>Mērķis</w:t>
       </w:r>
       <w:r>
-        <w:t xml:space="preserve">: Mainīt atlasītās ierīces </w:t>
-      </w:r>
-      <w:r>
-        <w:t xml:space="preserve">vertikālo </w:t>
-      </w:r>
-      <w:r>
-        <w:t>leņķi pēc ierīces ierobežojumiem</w:t>
+        <w:t>: Mainīt atlasītās ierīces vertikālo leņķi pēc ierīces ierobežojumiem</w:t>
       </w:r>
     </w:p>
     <w:p>
@@ -5933,13 +5756,7 @@
         <w:t>Mērķis</w:t>
       </w:r>
       <w:r>
-        <w:t xml:space="preserve">: </w:t>
-      </w:r>
-      <w:r>
-        <w:t>Pārbaudīt, vai pēc uguņošanas līmeņa nosacītie uzdevumi tika izpildīti</w:t>
-      </w:r>
-      <w:r>
-        <w:t>.</w:t>
+        <w:t>: Pārbaudīt, vai pēc uguņošanas līmeņa nosacītie uzdevumi tika izpildīti.</w:t>
       </w:r>
     </w:p>
     <w:p>
@@ -6077,13 +5894,7 @@
         <w:t>Mērķis</w:t>
       </w:r>
       <w:r>
-        <w:t xml:space="preserve">: </w:t>
-      </w:r>
-      <w:r>
-        <w:t>Rādīt lietotājam iespējas pēc spēles beigas</w:t>
-      </w:r>
-      <w:r>
-        <w:t>.</w:t>
+        <w:t>: Rādīt lietotājam iespējas pēc spēles beigas.</w:t>
       </w:r>
     </w:p>
     <w:p>
@@ -6094,13 +5905,7 @@
         <w:t>Izvaddati</w:t>
       </w:r>
       <w:r>
-        <w:t xml:space="preserve">: </w:t>
-      </w:r>
-      <w:r>
-        <w:t>Uzvaras vai zaudēšanas logs</w:t>
-      </w:r>
-      <w:r>
-        <w:t>.</w:t>
+        <w:t>: Uzvaras vai zaudēšanas logs.</w:t>
       </w:r>
     </w:p>
     <w:p>
@@ -6257,13 +6062,7 @@
         <w:t>Mērķis</w:t>
       </w:r>
       <w:r>
-        <w:t xml:space="preserve">: </w:t>
-      </w:r>
-      <w:r>
-        <w:t>Pārvirzīt uz līmeņu atlases ainu</w:t>
-      </w:r>
-      <w:r>
-        <w:t>.</w:t>
+        <w:t>: Pārvirzīt uz līmeņu atlases ainu.</w:t>
       </w:r>
     </w:p>
     <w:p>
@@ -6541,19 +6340,7 @@
     </w:p>
     <w:p>
       <w:r>
-        <w:t>Spēļu un grafikas ietvars “Godot” ir izcelta starp pārējiem tāda veida ietvariem, jo liels skaits neliela mēra projektu kā pašizstrādātās vai mazo komandu izstrādātās spēles. Ne tikai pēc popularitātes dēļ, taču licencēšana norāda šo ietvaru par brīvu un atvērtu, kurai nav nepieciešama ne papildizmaksas, nedz reģistrācijas, kā arī ir salīdzinoši ar citiem ietvariem ātri un viegli apgūstama. Šis dzinis arī ir pieejams vairāk</w:t>
-      </w:r>
-      <w:r>
-        <w:t>ā</w:t>
-      </w:r>
-      <w:r>
-        <w:t xml:space="preserve">s </w:t>
-      </w:r>
-      <w:r>
-        <w:t>platformās</w:t>
-      </w:r>
-      <w:r>
-        <w:t>, it īpaši starp operētājsistēmām. Funkcionāli tā ir optimizēta div</w:t>
+        <w:t>Spēļu un grafikas ietvars “Godot” ir izcelta starp pārējiem tāda veida ietvariem, jo liels skaits neliela mēra projektu kā pašizstrādātās vai mazo komandu izstrādātās spēles. Ne tikai pēc popularitātes dēļ, taču licencēšana norāda šo ietvaru par brīvu un atvērtu, kurai nav nepieciešama ne papildizmaksas, nedz reģistrācijas, kā arī ir salīdzinoši ar citiem ietvariem ātri un viegli apgūstama. Šis dzinis arī ir pieejams vairākās platformās, it īpaši starp operētājsistēmām. Funkcionāli tā ir optimizēta div</w:t>
       </w:r>
       <w:r>
         <w:t xml:space="preserve">u </w:t>
@@ -6574,13 +6361,7 @@
     </w:p>
     <w:p>
       <w:r>
-        <w:t xml:space="preserve">Ietvars “Godot” oficiāli piedāvā izmantot abas programmēšanas valodas – “Godot” iebūvētā “GDScript” un “.NET” ietvara valoda “C#”, kura tiks izvēlēta šī projekta izstrādei. “GDScript” ir </w:t>
-      </w:r>
-      <w:r>
-        <w:t>interpretētā</w:t>
-      </w:r>
-      <w:r>
-        <w:t xml:space="preserve"> valoda, kura tiek tikai apstrādāta palaišanas laikā un pēc avotkoda izmaiņām nav nepieciešama papildus darbības kā kompilēšanu, taču ar nepilnību, kura mazina datorspēles darbības veiktspēju. “C#” valoda tiks izmantota tam dēļ, ka veiktspēja datorspēles darbībai ir uzlabota ar nosacījumu, ka pēc jebkuras izmaiņas projektu ir nepieciešams kompilēt. “GDScript” arī nav pilnīgi pielāgota objektorientētai izmantošanai, kamēr “C#” pēc dizaina ir objektorientētā valoda.</w:t>
+        <w:t>Ietvars “Godot” oficiāli piedāvā izmantot abas programmēšanas valodas – “Godot” iebūvētā “GDScript” un “.NET” ietvara valoda “C#”, kura tiks izvēlēta šī projekta izstrādei. “GDScript” ir interpretētā valoda, kura tiek tikai apstrādāta palaišanas laikā un pēc avotkoda izmaiņām nav nepieciešama papildus darbības kā kompilēšanu, taču ar nepilnību, kura mazina datorspēles darbības veiktspēju. “C#” valoda tiks izmantota tam dēļ, ka veiktspēja datorspēles darbībai ir uzlabota ar nosacījumu, ka pēc jebkuras izmaiņas projektu ir nepieciešams kompilēt. “GDScript” arī nav pilnīgi pielāgota objektorientētai izmantošanai, kamēr “C#” pēc dizaina ir objektorientētā valoda.</w:t>
       </w:r>
     </w:p>
     <w:p>
@@ -6620,10 +6401,7 @@
         <w:t xml:space="preserve"> </w:t>
       </w:r>
       <w:r>
-        <w:t>GitHub</w:t>
-      </w:r>
-      <w:r>
-        <w:t>”, lai mitinātu šo projekta avotkodu.</w:t>
+        <w:t>GitHub”, lai mitinātu šo projekta avotkodu.</w:t>
       </w:r>
     </w:p>
     <w:p>
@@ -6828,9 +6606,9 @@
           <w:noProof/>
         </w:rPr>
         <w:drawing>
-          <wp:inline distT="0" distB="0" distL="0" distR="0" wp14:anchorId="71CA1601" wp14:editId="795631FB">
-            <wp:extent cx="5308328" cy="3483862"/>
-            <wp:effectExtent l="0" t="0" r="6985" b="2540"/>
+          <wp:inline distT="0" distB="0" distL="0" distR="0" wp14:anchorId="71CA1601" wp14:editId="52C130D7">
+            <wp:extent cx="3148794" cy="3497692"/>
+            <wp:effectExtent l="0" t="0" r="0" b="7620"/>
             <wp:docPr id="1846154351" name="Picture 1"/>
             <wp:cNvGraphicFramePr>
               <a:graphicFrameLocks xmlns:a="http://schemas.openxmlformats.org/drawingml/2006/main" noChangeAspect="1"/>
@@ -6859,7 +6637,7 @@
                   <pic:spPr bwMode="auto">
                     <a:xfrm>
                       <a:off x="0" y="0"/>
-                      <a:ext cx="5329401" cy="3497692"/>
+                      <a:ext cx="3148794" cy="3497692"/>
                     </a:xfrm>
                     <a:prstGeom prst="rect">
                       <a:avLst/>
@@ -6876,8 +6654,8 @@
         </w:drawing>
       </w:r>
     </w:p>
-    <w:bookmarkStart w:id="32" w:name="_Ref225695245"/>
-    <w:bookmarkStart w:id="33" w:name="_Ref225695254"/>
+    <w:bookmarkStart w:id="32" w:name="_Ref225695254"/>
+    <w:bookmarkStart w:id="33" w:name="_Ref225695245"/>
     <w:p>
       <w:pPr>
         <w:pStyle w:val="Caption"/>
@@ -6892,6 +6670,9 @@
         <w:fldChar w:fldCharType="separate"/>
       </w:r>
       <w:r>
+        <w:rPr>
+          <w:noProof/>
+        </w:rPr>
         <w:t>1</w:t>
       </w:r>
       <w:r>
@@ -6900,18 +6681,93 @@
       <w:r>
         <w:t>. attēls</w:t>
       </w:r>
+      <w:bookmarkEnd w:id="32"/>
+      <w:r>
+        <w:t>. Komponenšu modelis</w:t>
+      </w:r>
       <w:bookmarkEnd w:id="33"/>
       <w:r>
-        <w:t>. Komponenšu modelis</w:t>
-      </w:r>
-      <w:bookmarkEnd w:id="32"/>
-      <w:r>
         <w:t xml:space="preserve"> spēles mezglu saknē</w:t>
       </w:r>
     </w:p>
     <w:p>
       <w:pPr>
         <w:ind w:firstLine="0"/>
+      </w:pPr>
+    </w:p>
+    <w:p>
+      <w:pPr>
+        <w:keepNext/>
+        <w:ind w:firstLine="0"/>
+        <w:jc w:val="center"/>
+      </w:pPr>
+      <w:r>
+        <w:rPr>
+          <w:noProof/>
+        </w:rPr>
+        <w:lastRenderedPageBreak/>
+        <w:drawing>
+          <wp:inline distT="0" distB="0" distL="0" distR="0" wp14:anchorId="6EA2D2B2" wp14:editId="7A9F9879">
+            <wp:extent cx="5229225" cy="5591175"/>
+            <wp:effectExtent l="0" t="0" r="9525" b="9525"/>
+            <wp:docPr id="1816749902" name="Picture 6"/>
+            <wp:cNvGraphicFramePr>
+              <a:graphicFrameLocks xmlns:a="http://schemas.openxmlformats.org/drawingml/2006/main" noChangeAspect="1"/>
+            </wp:cNvGraphicFramePr>
+            <a:graphic xmlns:a="http://schemas.openxmlformats.org/drawingml/2006/main">
+              <a:graphicData uri="http://schemas.openxmlformats.org/drawingml/2006/picture">
+                <pic:pic xmlns:pic="http://schemas.openxmlformats.org/drawingml/2006/picture">
+                  <pic:nvPicPr>
+                    <pic:cNvPr id="1816749902" name="Picture 1816749902"/>
+                    <pic:cNvPicPr/>
+                  </pic:nvPicPr>
+                  <pic:blipFill>
+                    <a:blip r:embed="rId11">
+                      <a:extLst>
+                        <a:ext uri="{28A0092B-C50C-407E-A947-70E740481C1C}">
+                          <a14:useLocalDpi xmlns:a14="http://schemas.microsoft.com/office/drawing/2010/main" val="0"/>
+                        </a:ext>
+                      </a:extLst>
+                    </a:blip>
+                    <a:stretch>
+                      <a:fillRect/>
+                    </a:stretch>
+                  </pic:blipFill>
+                  <pic:spPr>
+                    <a:xfrm>
+                      <a:off x="0" y="0"/>
+                      <a:ext cx="5229225" cy="5591175"/>
+                    </a:xfrm>
+                    <a:prstGeom prst="rect">
+                      <a:avLst/>
+                    </a:prstGeom>
+                  </pic:spPr>
+                </pic:pic>
+              </a:graphicData>
+            </a:graphic>
+          </wp:inline>
+        </w:drawing>
+      </w:r>
+    </w:p>
+    <w:p>
+      <w:pPr>
+        <w:pStyle w:val="Caption"/>
+      </w:pPr>
+      <w:fldSimple w:instr=" SEQ attēls \* ARABIC ">
+        <w:r>
+          <w:rPr>
+            <w:noProof/>
+          </w:rPr>
+          <w:t>2</w:t>
+        </w:r>
+      </w:fldSimple>
+      <w:r>
+        <w:t>. attēls. Ainu komponentes</w:t>
+      </w:r>
+    </w:p>
+    <w:p/>
+    <w:p>
+      <w:pPr>
         <w:sectPr>
           <w:pgSz w:w="12240" w:h="15840"/>
           <w:pgMar w:top="1134" w:right="1134" w:bottom="1134" w:left="1418" w:header="709" w:footer="709" w:gutter="0"/>
@@ -6919,6 +6775,81 @@
           <w:docGrid w:linePitch="360"/>
         </w:sectPr>
       </w:pPr>
+    </w:p>
+    <w:p>
+      <w:pPr>
+        <w:keepNext/>
+        <w:jc w:val="center"/>
+      </w:pPr>
+      <w:r>
+        <w:rPr>
+          <w:noProof/>
+        </w:rPr>
+        <w:lastRenderedPageBreak/>
+        <w:drawing>
+          <wp:inline distT="0" distB="0" distL="0" distR="0" wp14:anchorId="39592E81" wp14:editId="6EC7BBF6">
+            <wp:extent cx="1276032" cy="3819048"/>
+            <wp:effectExtent l="0" t="0" r="635" b="0"/>
+            <wp:docPr id="452690860" name="Picture 7"/>
+            <wp:cNvGraphicFramePr>
+              <a:graphicFrameLocks xmlns:a="http://schemas.openxmlformats.org/drawingml/2006/main" noChangeAspect="1"/>
+            </wp:cNvGraphicFramePr>
+            <a:graphic xmlns:a="http://schemas.openxmlformats.org/drawingml/2006/main">
+              <a:graphicData uri="http://schemas.openxmlformats.org/drawingml/2006/picture">
+                <pic:pic xmlns:pic="http://schemas.openxmlformats.org/drawingml/2006/picture">
+                  <pic:nvPicPr>
+                    <pic:cNvPr id="452690860" name="Picture 7"/>
+                    <pic:cNvPicPr/>
+                  </pic:nvPicPr>
+                  <pic:blipFill>
+                    <a:blip r:embed="rId12">
+                      <a:extLst>
+                        <a:ext uri="{28A0092B-C50C-407E-A947-70E740481C1C}">
+                          <a14:useLocalDpi xmlns:a14="http://schemas.microsoft.com/office/drawing/2010/main" val="0"/>
+                        </a:ext>
+                      </a:extLst>
+                    </a:blip>
+                    <a:stretch>
+                      <a:fillRect/>
+                    </a:stretch>
+                  </pic:blipFill>
+                  <pic:spPr>
+                    <a:xfrm>
+                      <a:off x="0" y="0"/>
+                      <a:ext cx="1276032" cy="3819048"/>
+                    </a:xfrm>
+                    <a:prstGeom prst="rect">
+                      <a:avLst/>
+                    </a:prstGeom>
+                  </pic:spPr>
+                </pic:pic>
+              </a:graphicData>
+            </a:graphic>
+          </wp:inline>
+        </w:drawing>
+      </w:r>
+    </w:p>
+    <w:p>
+      <w:pPr>
+        <w:pStyle w:val="Caption"/>
+        <w:sectPr>
+          <w:pgSz w:w="12240" w:h="15840"/>
+          <w:pgMar w:top="1134" w:right="1134" w:bottom="1134" w:left="1418" w:header="709" w:footer="709" w:gutter="0"/>
+          <w:cols w:space="708"/>
+          <w:docGrid w:linePitch="360"/>
+        </w:sectPr>
+      </w:pPr>
+      <w:fldSimple w:instr=" SEQ attēls \* ARABIC ">
+        <w:r>
+          <w:rPr>
+            <w:noProof/>
+          </w:rPr>
+          <w:t>3</w:t>
+        </w:r>
+      </w:fldSimple>
+      <w:r>
+        <w:t>. attēls. Kartes komponentes</w:t>
+      </w:r>
     </w:p>
     <w:p>
       <w:pPr>
@@ -6965,7 +6896,7 @@
                     <pic:cNvPicPr/>
                   </pic:nvPicPr>
                   <pic:blipFill>
-                    <a:blip r:embed="rId11">
+                    <a:blip r:embed="rId13">
                       <a:extLst>
                         <a:ext uri="{28A0092B-C50C-407E-A947-70E740481C1C}">
                           <a14:useLocalDpi xmlns:a14="http://schemas.microsoft.com/office/drawing/2010/main" val="0"/>
@@ -6996,24 +6927,14 @@
       <w:pPr>
         <w:pStyle w:val="Caption"/>
       </w:pPr>
-      <w:r>
-        <w:fldChar w:fldCharType="begin"/>
-      </w:r>
-      <w:r>
-        <w:instrText xml:space="preserve"> SEQ attēls \* ARABIC </w:instrText>
-      </w:r>
-      <w:r>
-        <w:fldChar w:fldCharType="separate"/>
-      </w:r>
-      <w:r>
-        <w:rPr>
-          <w:noProof/>
-        </w:rPr>
-        <w:t>2</w:t>
-      </w:r>
-      <w:r>
-        <w:fldChar w:fldCharType="end"/>
-      </w:r>
+      <w:fldSimple w:instr=" SEQ attēls \* ARABIC ">
+        <w:r>
+          <w:rPr>
+            <w:noProof/>
+          </w:rPr>
+          <w:t>4</w:t>
+        </w:r>
+      </w:fldSimple>
       <w:r>
         <w:t>. attēls. Mezglu saknes komponenšu klases</w:t>
       </w:r>
@@ -7033,6 +6954,7 @@
       <w:pPr>
         <w:keepNext/>
         <w:ind w:firstLine="0"/>
+        <w:jc w:val="center"/>
       </w:pPr>
       <w:r>
         <w:rPr>
@@ -7040,9 +6962,9 @@
         </w:rPr>
         <w:lastRenderedPageBreak/>
         <w:drawing>
-          <wp:inline distT="0" distB="0" distL="0" distR="0" wp14:anchorId="02BDD3A8" wp14:editId="059D4022">
-            <wp:extent cx="6151880" cy="7672705"/>
-            <wp:effectExtent l="0" t="0" r="1270" b="4445"/>
+          <wp:inline distT="0" distB="0" distL="0" distR="0" wp14:anchorId="02BDD3A8" wp14:editId="0A9E1874">
+            <wp:extent cx="6044913" cy="7672705"/>
+            <wp:effectExtent l="0" t="0" r="0" b="4445"/>
             <wp:docPr id="1395360992" name="Picture 5"/>
             <wp:cNvGraphicFramePr>
               <a:graphicFrameLocks xmlns:a="http://schemas.openxmlformats.org/drawingml/2006/main" noChangeAspect="1"/>
@@ -7051,11 +6973,11 @@
               <a:graphicData uri="http://schemas.openxmlformats.org/drawingml/2006/picture">
                 <pic:pic xmlns:pic="http://schemas.openxmlformats.org/drawingml/2006/picture">
                   <pic:nvPicPr>
-                    <pic:cNvPr id="1395360992" name="Picture 1395360992"/>
+                    <pic:cNvPr id="1395360992" name="Picture 5"/>
                     <pic:cNvPicPr/>
                   </pic:nvPicPr>
                   <pic:blipFill>
-                    <a:blip r:embed="rId12">
+                    <a:blip r:embed="rId14">
                       <a:extLst>
                         <a:ext uri="{28A0092B-C50C-407E-A947-70E740481C1C}">
                           <a14:useLocalDpi xmlns:a14="http://schemas.microsoft.com/office/drawing/2010/main" val="0"/>
@@ -7069,7 +6991,7 @@
                   <pic:spPr>
                     <a:xfrm>
                       <a:off x="0" y="0"/>
-                      <a:ext cx="6151880" cy="7672705"/>
+                      <a:ext cx="6044913" cy="7672705"/>
                     </a:xfrm>
                     <a:prstGeom prst="rect">
                       <a:avLst/>
@@ -7092,26 +7014,16 @@
           <w:docGrid w:linePitch="360"/>
         </w:sectPr>
       </w:pPr>
-      <w:r>
-        <w:fldChar w:fldCharType="begin"/>
-      </w:r>
-      <w:r>
-        <w:instrText xml:space="preserve"> SEQ attēls \* ARABIC </w:instrText>
-      </w:r>
-      <w:r>
-        <w:fldChar w:fldCharType="separate"/>
-      </w:r>
-      <w:r>
-        <w:t>3</w:t>
-      </w:r>
-      <w:r>
-        <w:fldChar w:fldCharType="end"/>
-      </w:r>
-      <w:r>
-        <w:t xml:space="preserve">. </w:t>
-      </w:r>
-      <w:r>
-        <w:t>attēls</w:t>
+      <w:fldSimple w:instr=" SEQ attēls \* ARABIC ">
+        <w:r>
+          <w:rPr>
+            <w:noProof/>
+          </w:rPr>
+          <w:t>5</w:t>
+        </w:r>
+      </w:fldSimple>
+      <w:r>
+        <w:t>. attēls</w:t>
       </w:r>
       <w:r>
         <w:t xml:space="preserve">. Kartes klase </w:t>
@@ -7130,13 +7042,329 @@
     </w:p>
     <w:p>
       <w:pPr>
+        <w:keepNext/>
+        <w:ind w:firstLine="0"/>
+      </w:pPr>
+      <w:r>
+        <w:rPr>
+          <w:noProof/>
+        </w:rPr>
+        <w:drawing>
+          <wp:inline distT="0" distB="0" distL="0" distR="0" wp14:anchorId="51AC3829" wp14:editId="126BA1E7">
+            <wp:extent cx="6151880" cy="1181100"/>
+            <wp:effectExtent l="0" t="0" r="1270" b="0"/>
+            <wp:docPr id="1678745616" name="Picture 1"/>
+            <wp:cNvGraphicFramePr>
+              <a:graphicFrameLocks xmlns:a="http://schemas.openxmlformats.org/drawingml/2006/main" noChangeAspect="1"/>
+            </wp:cNvGraphicFramePr>
+            <a:graphic xmlns:a="http://schemas.openxmlformats.org/drawingml/2006/main">
+              <a:graphicData uri="http://schemas.openxmlformats.org/drawingml/2006/picture">
+                <pic:pic xmlns:pic="http://schemas.openxmlformats.org/drawingml/2006/picture">
+                  <pic:nvPicPr>
+                    <pic:cNvPr id="1678745616" name="Picture 1678745616"/>
+                    <pic:cNvPicPr/>
+                  </pic:nvPicPr>
+                  <pic:blipFill>
+                    <a:blip r:embed="rId15">
+                      <a:extLst>
+                        <a:ext uri="{28A0092B-C50C-407E-A947-70E740481C1C}">
+                          <a14:useLocalDpi xmlns:a14="http://schemas.microsoft.com/office/drawing/2010/main" val="0"/>
+                        </a:ext>
+                      </a:extLst>
+                    </a:blip>
+                    <a:stretch>
+                      <a:fillRect/>
+                    </a:stretch>
+                  </pic:blipFill>
+                  <pic:spPr>
+                    <a:xfrm>
+                      <a:off x="0" y="0"/>
+                      <a:ext cx="6151880" cy="1181100"/>
+                    </a:xfrm>
+                    <a:prstGeom prst="rect">
+                      <a:avLst/>
+                    </a:prstGeom>
+                  </pic:spPr>
+                </pic:pic>
+              </a:graphicData>
+            </a:graphic>
+          </wp:inline>
+        </w:drawing>
+      </w:r>
+    </w:p>
+    <w:p>
+      <w:pPr>
+        <w:pStyle w:val="Caption"/>
+      </w:pPr>
+      <w:fldSimple w:instr=" SEQ attēls \* ARABIC ">
+        <w:r>
+          <w:rPr>
+            <w:noProof/>
+          </w:rPr>
+          <w:t>6</w:t>
+        </w:r>
+      </w:fldSimple>
+      <w:r>
+        <w:t>. attēls. Ainas stadiju gaita</w:t>
+      </w:r>
+    </w:p>
+    <w:p/>
+    <w:p/>
+    <w:p>
+      <w:pPr>
+        <w:keepNext/>
+        <w:ind w:firstLine="0"/>
+      </w:pPr>
+      <w:r>
+        <w:rPr>
+          <w:noProof/>
+        </w:rPr>
+        <w:drawing>
+          <wp:inline distT="0" distB="0" distL="0" distR="0" wp14:anchorId="5F05BA64" wp14:editId="165CD09C">
+            <wp:extent cx="6151880" cy="3154680"/>
+            <wp:effectExtent l="0" t="0" r="1270" b="7620"/>
+            <wp:docPr id="1457923577" name="Picture 3"/>
+            <wp:cNvGraphicFramePr>
+              <a:graphicFrameLocks xmlns:a="http://schemas.openxmlformats.org/drawingml/2006/main" noChangeAspect="1"/>
+            </wp:cNvGraphicFramePr>
+            <a:graphic xmlns:a="http://schemas.openxmlformats.org/drawingml/2006/main">
+              <a:graphicData uri="http://schemas.openxmlformats.org/drawingml/2006/picture">
+                <pic:pic xmlns:pic="http://schemas.openxmlformats.org/drawingml/2006/picture">
+                  <pic:nvPicPr>
+                    <pic:cNvPr id="1457923577" name="Picture 1457923577"/>
+                    <pic:cNvPicPr/>
+                  </pic:nvPicPr>
+                  <pic:blipFill>
+                    <a:blip r:embed="rId16">
+                      <a:extLst>
+                        <a:ext uri="{28A0092B-C50C-407E-A947-70E740481C1C}">
+                          <a14:useLocalDpi xmlns:a14="http://schemas.microsoft.com/office/drawing/2010/main" val="0"/>
+                        </a:ext>
+                      </a:extLst>
+                    </a:blip>
+                    <a:stretch>
+                      <a:fillRect/>
+                    </a:stretch>
+                  </pic:blipFill>
+                  <pic:spPr>
+                    <a:xfrm>
+                      <a:off x="0" y="0"/>
+                      <a:ext cx="6151880" cy="3154680"/>
+                    </a:xfrm>
+                    <a:prstGeom prst="rect">
+                      <a:avLst/>
+                    </a:prstGeom>
+                  </pic:spPr>
+                </pic:pic>
+              </a:graphicData>
+            </a:graphic>
+          </wp:inline>
+        </w:drawing>
+      </w:r>
+    </w:p>
+    <w:p>
+      <w:pPr>
+        <w:pStyle w:val="Caption"/>
+      </w:pPr>
+      <w:fldSimple w:instr=" SEQ attēls \* ARABIC ">
+        <w:r>
+          <w:rPr>
+            <w:noProof/>
+          </w:rPr>
+          <w:t>7</w:t>
+        </w:r>
+      </w:fldSimple>
+      <w:r>
+        <w:t>. attēls. Spēles laukuma stadijas</w:t>
+      </w:r>
+    </w:p>
+    <w:p>
+      <w:pPr>
+        <w:ind w:firstLine="0"/>
+        <w:sectPr>
+          <w:pgSz w:w="12240" w:h="15840"/>
+          <w:pgMar w:top="1134" w:right="1134" w:bottom="1134" w:left="1418" w:header="709" w:footer="709" w:gutter="0"/>
+          <w:cols w:space="708"/>
+          <w:docGrid w:linePitch="360"/>
+        </w:sectPr>
+      </w:pPr>
+    </w:p>
+    <w:p>
+      <w:pPr>
         <w:pStyle w:val="Heading2"/>
       </w:pPr>
       <w:bookmarkStart w:id="36" w:name="_Toc225723258"/>
       <w:r>
+        <w:lastRenderedPageBreak/>
         <w:t>Datu struktūru apraksts</w:t>
       </w:r>
       <w:bookmarkEnd w:id="36"/>
+    </w:p>
+    <w:p>
+      <w:pPr>
+        <w:pStyle w:val="Heading3"/>
+      </w:pPr>
+      <w:r>
+        <w:t>Enumerācijas</w:t>
+      </w:r>
+    </w:p>
+    <w:p>
+      <w:pPr>
+        <w:keepNext/>
+        <w:ind w:firstLine="0"/>
+        <w:jc w:val="center"/>
+      </w:pPr>
+      <w:r>
+        <w:rPr>
+          <w:noProof/>
+        </w:rPr>
+        <w:drawing>
+          <wp:inline distT="0" distB="0" distL="0" distR="0" wp14:anchorId="39EE9166" wp14:editId="6D579B4B">
+            <wp:extent cx="3733800" cy="3733800"/>
+            <wp:effectExtent l="0" t="0" r="0" b="0"/>
+            <wp:docPr id="678940417" name="Picture 4"/>
+            <wp:cNvGraphicFramePr>
+              <a:graphicFrameLocks xmlns:a="http://schemas.openxmlformats.org/drawingml/2006/main" noChangeAspect="1"/>
+            </wp:cNvGraphicFramePr>
+            <a:graphic xmlns:a="http://schemas.openxmlformats.org/drawingml/2006/main">
+              <a:graphicData uri="http://schemas.openxmlformats.org/drawingml/2006/picture">
+                <pic:pic xmlns:pic="http://schemas.openxmlformats.org/drawingml/2006/picture">
+                  <pic:nvPicPr>
+                    <pic:cNvPr id="678940417" name="Picture 678940417"/>
+                    <pic:cNvPicPr/>
+                  </pic:nvPicPr>
+                  <pic:blipFill>
+                    <a:blip r:embed="rId17">
+                      <a:extLst>
+                        <a:ext uri="{28A0092B-C50C-407E-A947-70E740481C1C}">
+                          <a14:useLocalDpi xmlns:a14="http://schemas.microsoft.com/office/drawing/2010/main" val="0"/>
+                        </a:ext>
+                      </a:extLst>
+                    </a:blip>
+                    <a:stretch>
+                      <a:fillRect/>
+                    </a:stretch>
+                  </pic:blipFill>
+                  <pic:spPr>
+                    <a:xfrm>
+                      <a:off x="0" y="0"/>
+                      <a:ext cx="3733800" cy="3733800"/>
+                    </a:xfrm>
+                    <a:prstGeom prst="rect">
+                      <a:avLst/>
+                    </a:prstGeom>
+                  </pic:spPr>
+                </pic:pic>
+              </a:graphicData>
+            </a:graphic>
+          </wp:inline>
+        </w:drawing>
+      </w:r>
+    </w:p>
+    <w:p>
+      <w:pPr>
+        <w:pStyle w:val="Caption"/>
+      </w:pPr>
+      <w:fldSimple w:instr=" SEQ attēls \* ARABIC ">
+        <w:r>
+          <w:rPr>
+            <w:noProof/>
+          </w:rPr>
+          <w:t>8</w:t>
+        </w:r>
+      </w:fldSimple>
+      <w:r>
+        <w:t>. attēls. Saknes mezgla enumerācijas</w:t>
+      </w:r>
+    </w:p>
+    <w:p>
+      <w:pPr>
+        <w:keepNext/>
+        <w:ind w:firstLine="0"/>
+        <w:jc w:val="center"/>
+      </w:pPr>
+      <w:r>
+        <w:rPr>
+          <w:noProof/>
+        </w:rPr>
+        <w:drawing>
+          <wp:inline distT="0" distB="0" distL="0" distR="0" wp14:anchorId="6868AF71" wp14:editId="47ABCC9F">
+            <wp:extent cx="4295775" cy="2200275"/>
+            <wp:effectExtent l="0" t="0" r="9525" b="9525"/>
+            <wp:docPr id="539535502" name="Picture 5"/>
+            <wp:cNvGraphicFramePr>
+              <a:graphicFrameLocks xmlns:a="http://schemas.openxmlformats.org/drawingml/2006/main" noChangeAspect="1"/>
+            </wp:cNvGraphicFramePr>
+            <a:graphic xmlns:a="http://schemas.openxmlformats.org/drawingml/2006/main">
+              <a:graphicData uri="http://schemas.openxmlformats.org/drawingml/2006/picture">
+                <pic:pic xmlns:pic="http://schemas.openxmlformats.org/drawingml/2006/picture">
+                  <pic:nvPicPr>
+                    <pic:cNvPr id="539535502" name="Picture 539535502"/>
+                    <pic:cNvPicPr/>
+                  </pic:nvPicPr>
+                  <pic:blipFill>
+                    <a:blip r:embed="rId18">
+                      <a:extLst>
+                        <a:ext uri="{28A0092B-C50C-407E-A947-70E740481C1C}">
+                          <a14:useLocalDpi xmlns:a14="http://schemas.microsoft.com/office/drawing/2010/main" val="0"/>
+                        </a:ext>
+                      </a:extLst>
+                    </a:blip>
+                    <a:stretch>
+                      <a:fillRect/>
+                    </a:stretch>
+                  </pic:blipFill>
+                  <pic:spPr>
+                    <a:xfrm>
+                      <a:off x="0" y="0"/>
+                      <a:ext cx="4295775" cy="2200275"/>
+                    </a:xfrm>
+                    <a:prstGeom prst="rect">
+                      <a:avLst/>
+                    </a:prstGeom>
+                  </pic:spPr>
+                </pic:pic>
+              </a:graphicData>
+            </a:graphic>
+          </wp:inline>
+        </w:drawing>
+      </w:r>
+    </w:p>
+    <w:p>
+      <w:pPr>
+        <w:pStyle w:val="Caption"/>
+        <w:sectPr>
+          <w:pgSz w:w="12240" w:h="15840"/>
+          <w:pgMar w:top="1134" w:right="1134" w:bottom="1134" w:left="1418" w:header="709" w:footer="709" w:gutter="0"/>
+          <w:cols w:space="708"/>
+          <w:docGrid w:linePitch="360"/>
+        </w:sectPr>
+      </w:pPr>
+      <w:fldSimple w:instr=" SEQ attēls \* ARABIC ">
+        <w:r>
+          <w:rPr>
+            <w:noProof/>
+          </w:rPr>
+          <w:t>9</w:t>
+        </w:r>
+      </w:fldSimple>
+      <w:r>
+        <w:t>. attēls. Kartes laukuma enumerācijas</w:t>
+      </w:r>
+    </w:p>
+    <w:p>
+      <w:pPr>
+        <w:pStyle w:val="Heading3"/>
+        <w:numPr>
+          <w:ilvl w:val="0"/>
+          <w:numId w:val="0"/>
+        </w:numPr>
+      </w:pPr>
+    </w:p>
+    <w:p>
+      <w:pPr>
+        <w:jc w:val="center"/>
+      </w:pPr>
     </w:p>
     <w:p>
       <w:pPr>
@@ -7204,24 +7432,14 @@
       <w:pPr>
         <w:pStyle w:val="tablecaption"/>
       </w:pPr>
-      <w:r>
-        <w:fldChar w:fldCharType="begin"/>
-      </w:r>
-      <w:r>
-        <w:instrText xml:space="preserve"> SEQ tabula \* ARABIC </w:instrText>
-      </w:r>
-      <w:r>
-        <w:fldChar w:fldCharType="separate"/>
-      </w:r>
-      <w:r>
-        <w:rPr>
-          <w:noProof/>
-        </w:rPr>
-        <w:t>1</w:t>
-      </w:r>
-      <w:r>
-        <w:fldChar w:fldCharType="end"/>
-      </w:r>
+      <w:fldSimple w:instr=" SEQ tabula \* ARABIC ">
+        <w:r>
+          <w:rPr>
+            <w:noProof/>
+          </w:rPr>
+          <w:t>1</w:t>
+        </w:r>
+      </w:fldSimple>
       <w:r>
         <w:t>. tabula</w:t>
       </w:r>
@@ -7581,25 +7799,14 @@
         <w:ind w:left="1440"/>
         <w:jc w:val="right"/>
       </w:pPr>
-      <w:r>
-        <w:lastRenderedPageBreak/>
-        <w:fldChar w:fldCharType="begin"/>
-      </w:r>
-      <w:r>
-        <w:instrText xml:space="preserve"> SEQ tabula \* ARABIC </w:instrText>
-      </w:r>
-      <w:r>
-        <w:fldChar w:fldCharType="separate"/>
-      </w:r>
-      <w:r>
-        <w:rPr>
-          <w:noProof/>
-        </w:rPr>
-        <w:t>2</w:t>
-      </w:r>
-      <w:r>
-        <w:fldChar w:fldCharType="end"/>
-      </w:r>
+      <w:fldSimple w:instr=" SEQ tabula \* ARABIC ">
+        <w:r>
+          <w:rPr>
+            <w:noProof/>
+          </w:rPr>
+          <w:t>2</w:t>
+        </w:r>
+      </w:fldSimple>
       <w:r>
         <w:t>. tabula</w:t>
       </w:r>
@@ -7887,10 +8094,7 @@
               <w:pStyle w:val="talbecontent"/>
             </w:pPr>
             <w:r>
-              <w:t>TP.SK.</w:t>
-            </w:r>
-            <w:r>
-              <w:t>2</w:t>
+              <w:t>TP.SK.2</w:t>
             </w:r>
           </w:p>
         </w:tc>
@@ -7903,10 +8107,7 @@
               <w:pStyle w:val="talbecontent"/>
             </w:pPr>
             <w:r>
-              <w:t>Datorspēle</w:t>
-            </w:r>
-            <w:r>
-              <w:t xml:space="preserve"> </w:t>
+              <w:t xml:space="preserve">Datorspēle </w:t>
             </w:r>
             <w:r>
               <w:t>tiek aizvērta</w:t>
@@ -7995,10 +8196,7 @@
               </w:tabs>
             </w:pPr>
             <w:r>
-              <w:t>TP.SK.</w:t>
-            </w:r>
-            <w:r>
-              <w:t>3</w:t>
+              <w:t>TP.SK.3</w:t>
             </w:r>
             <w:r>
               <w:tab/>
@@ -8119,10 +8317,7 @@
               <w:pStyle w:val="talbecontent"/>
             </w:pPr>
             <w:r>
-              <w:t xml:space="preserve">Anotācijas logs tiek </w:t>
-            </w:r>
-            <w:r>
-              <w:t>aizvērts</w:t>
+              <w:t>Anotācijas logs tiek aizvērts</w:t>
             </w:r>
           </w:p>
         </w:tc>
@@ -8208,10 +8403,7 @@
               <w:pStyle w:val="talbecontent"/>
             </w:pPr>
             <w:r>
-              <w:t>TP.SK.</w:t>
-            </w:r>
-            <w:r>
-              <w:t>5</w:t>
+              <w:t>TP.SK.5</w:t>
             </w:r>
           </w:p>
         </w:tc>
@@ -8310,16 +8502,7 @@
               <w:pStyle w:val="talbecontent"/>
             </w:pPr>
             <w:r>
-              <w:t>TP.</w:t>
-            </w:r>
-            <w:r>
-              <w:t>LM</w:t>
-            </w:r>
-            <w:r>
-              <w:t>.</w:t>
-            </w:r>
-            <w:r>
-              <w:t>6</w:t>
+              <w:t>TP.LM.6</w:t>
             </w:r>
           </w:p>
         </w:tc>
@@ -8397,16 +8580,7 @@
               <w:pStyle w:val="talbecontent"/>
             </w:pPr>
             <w:r>
-              <w:t>PR.</w:t>
-            </w:r>
-            <w:r>
-              <w:t>LA</w:t>
-            </w:r>
-            <w:r>
-              <w:t>.</w:t>
-            </w:r>
-            <w:r>
-              <w:t>6</w:t>
+              <w:t>PR.LA.6</w:t>
             </w:r>
           </w:p>
         </w:tc>
@@ -8421,10 +8595,7 @@
               <w:pStyle w:val="talbecontent"/>
             </w:pPr>
             <w:r>
-              <w:t>TP.LM.</w:t>
-            </w:r>
-            <w:r>
-              <w:t>7</w:t>
+              <w:t>TP.LM.7</w:t>
             </w:r>
           </w:p>
         </w:tc>
@@ -8450,10 +8621,7 @@
               <w:pStyle w:val="talbecontent"/>
             </w:pPr>
             <w:r>
-              <w:t xml:space="preserve">Pārvirze uz līmeņu </w:t>
-            </w:r>
-            <w:r>
-              <w:t>sākuma</w:t>
+              <w:t>Pārvirze uz līmeņu sākuma</w:t>
             </w:r>
             <w:r>
               <w:t xml:space="preserve"> </w:t>
@@ -8527,10 +8695,7 @@
             </w:pPr>
             <w:r>
               <w:lastRenderedPageBreak/>
-              <w:t>TP.LM.</w:t>
-            </w:r>
-            <w:r>
-              <w:t>8</w:t>
+              <w:t>TP.LM.8</w:t>
             </w:r>
           </w:p>
         </w:tc>
@@ -8627,10 +8792,7 @@
               </w:rPr>
             </w:pPr>
             <w:r>
-              <w:t>TP.LM.</w:t>
-            </w:r>
-            <w:r>
-              <w:t>9</w:t>
+              <w:t>TP.LM.9</w:t>
             </w:r>
           </w:p>
         </w:tc>
@@ -8656,16 +8818,7 @@
               <w:pStyle w:val="talbecontent"/>
             </w:pPr>
             <w:r>
-              <w:t xml:space="preserve">Līmeņa </w:t>
-            </w:r>
-            <w:r>
-              <w:t>p</w:t>
-            </w:r>
-            <w:r>
-              <w:t>amatinformācijas loga</w:t>
-            </w:r>
-            <w:r>
-              <w:t xml:space="preserve"> aizvēršana</w:t>
+              <w:t>Līmeņa pamatinformācijas loga aizvēršana</w:t>
             </w:r>
           </w:p>
         </w:tc>
@@ -8717,10 +8870,7 @@
               <w:pStyle w:val="talbecontent"/>
             </w:pPr>
             <w:r>
-              <w:t>PR.LA.</w:t>
-            </w:r>
-            <w:r>
-              <w:t>8</w:t>
+              <w:t>PR.LA.8</w:t>
             </w:r>
           </w:p>
         </w:tc>
@@ -8735,10 +8885,7 @@
               <w:pStyle w:val="talbecontent"/>
             </w:pPr>
             <w:r>
-              <w:t>TP.LM.</w:t>
-            </w:r>
-            <w:r>
-              <w:t>10</w:t>
+              <w:t>TP.LM.10</w:t>
             </w:r>
           </w:p>
         </w:tc>
@@ -8822,10 +8969,7 @@
               <w:pStyle w:val="talbecontent"/>
             </w:pPr>
             <w:r>
-              <w:t>PR.LA.</w:t>
-            </w:r>
-            <w:r>
-              <w:t>9</w:t>
+              <w:t>PR.LA.9</w:t>
             </w:r>
           </w:p>
         </w:tc>
@@ -8840,10 +8984,7 @@
               <w:pStyle w:val="talbecontent"/>
             </w:pPr>
             <w:r>
-              <w:t>TP.LM.</w:t>
-            </w:r>
-            <w:r>
-              <w:t>11</w:t>
+              <w:t>TP.LM.11</w:t>
             </w:r>
           </w:p>
         </w:tc>
@@ -8895,10 +9036,7 @@
               <w:pStyle w:val="talbecontent"/>
             </w:pPr>
             <w:r>
-              <w:t>A</w:t>
-            </w:r>
-            <w:r>
-              <w:t>tvēršanas poga</w:t>
+              <w:t>Atvēršanas poga</w:t>
             </w:r>
           </w:p>
         </w:tc>
@@ -8924,10 +9062,7 @@
               <w:pStyle w:val="talbecontent"/>
             </w:pPr>
             <w:r>
-              <w:t>PR.LA.</w:t>
-            </w:r>
-            <w:r>
-              <w:t>9</w:t>
+              <w:t>PR.LA.9</w:t>
             </w:r>
           </w:p>
         </w:tc>
@@ -12068,6 +12203,7 @@
   <w:style w:type="character" w:default="1" w:styleId="DefaultParagraphFont">
     <w:name w:val="Default Paragraph Font"/>
     <w:uiPriority w:val="1"/>
+    <w:semiHidden/>
     <w:unhideWhenUsed/>
   </w:style>
   <w:style w:type="table" w:default="1" w:styleId="TableNormal">

--- a/Documentation/Dokumentācija.docx
+++ b/Documentation/Dokumentācija.docx
@@ -63,7 +63,7 @@
     </w:p>
     <w:p>
       <w:pPr>
-        <w:pStyle w:val="Subtitle"/>
+        <w:pStyle w:val="Apakvirsraksts"/>
         <w:spacing w:after="3120"/>
         <w:ind w:firstLine="0"/>
       </w:pPr>
@@ -73,7 +73,7 @@
     </w:p>
     <w:p>
       <w:pPr>
-        <w:pStyle w:val="Title"/>
+        <w:pStyle w:val="Nosaukums"/>
       </w:pPr>
       <w:r>
         <w:t>2D datorspēle “Drumstalotājs”</w:t>
@@ -81,7 +81,7 @@
     </w:p>
     <w:p>
       <w:pPr>
-        <w:pStyle w:val="Subtitle"/>
+        <w:pStyle w:val="Apakvirsraksts"/>
         <w:spacing w:after="2520"/>
         <w:ind w:firstLine="0"/>
       </w:pPr>
@@ -91,7 +91,7 @@
     </w:p>
     <w:p>
       <w:pPr>
-        <w:pStyle w:val="Subtitle"/>
+        <w:pStyle w:val="Apakvirsraksts"/>
         <w:spacing w:after="840"/>
         <w:ind w:firstLine="567"/>
         <w:jc w:val="right"/>
@@ -112,12 +112,17 @@
       </w:r>
       <w:r>
         <w:br/>
-        <w:t>Skolotājs, Kristaps Rāvalds</w:t>
-      </w:r>
-    </w:p>
-    <w:p>
-      <w:pPr>
-        <w:pStyle w:val="Subtitle"/>
+        <w:t xml:space="preserve">Skolotājs, Kristaps </w:t>
+      </w:r>
+      <w:proofErr w:type="spellStart"/>
+      <w:r>
+        <w:t>Rāvalds</w:t>
+      </w:r>
+      <w:proofErr w:type="spellEnd"/>
+    </w:p>
+    <w:p>
+      <w:pPr>
+        <w:pStyle w:val="Apakvirsraksts"/>
         <w:spacing w:after="1320"/>
         <w:ind w:firstLine="0"/>
         <w:jc w:val="left"/>
@@ -128,7 +133,7 @@
     </w:p>
     <w:p>
       <w:pPr>
-        <w:pStyle w:val="Subtitle"/>
+        <w:pStyle w:val="Apakvirsraksts"/>
         <w:ind w:firstLine="0"/>
       </w:pPr>
       <w:r>
@@ -140,7 +145,7 @@
     </w:p>
     <w:p>
       <w:pPr>
-        <w:pStyle w:val="Heading1"/>
+        <w:pStyle w:val="Virsraksts1"/>
         <w:numPr>
           <w:ilvl w:val="0"/>
           <w:numId w:val="0"/>
@@ -180,7 +185,7 @@
       <w:sdtContent>
         <w:p>
           <w:pPr>
-            <w:pStyle w:val="TOCHeading"/>
+            <w:pStyle w:val="Saturardtjavirsraksts"/>
             <w:spacing w:before="0" w:after="240" w:line="360" w:lineRule="auto"/>
             <w:jc w:val="center"/>
             <w:rPr>
@@ -206,7 +211,7 @@
         </w:p>
         <w:p>
           <w:pPr>
-            <w:pStyle w:val="TOC1"/>
+            <w:pStyle w:val="Saturs1"/>
             <w:rPr>
               <w:rFonts w:asciiTheme="minorHAnsi" w:eastAsiaTheme="minorEastAsia" w:hAnsiTheme="minorHAnsi" w:cstheme="minorBidi"/>
               <w:noProof/>
@@ -226,7 +231,7 @@
           <w:hyperlink w:anchor="_Toc225723225" w:history="1">
             <w:r>
               <w:rPr>
-                <w:rStyle w:val="Hyperlink"/>
+                <w:rStyle w:val="Hipersaite"/>
                 <w:noProof/>
               </w:rPr>
               <w:t>Ievads</w:t>
@@ -283,7 +288,7 @@
         </w:p>
         <w:p>
           <w:pPr>
-            <w:pStyle w:val="TOC1"/>
+            <w:pStyle w:val="Saturs1"/>
             <w:rPr>
               <w:rFonts w:asciiTheme="minorHAnsi" w:eastAsiaTheme="minorEastAsia" w:hAnsiTheme="minorHAnsi" w:cstheme="minorBidi"/>
               <w:noProof/>
@@ -294,7 +299,7 @@
           <w:hyperlink w:anchor="_Toc225723226" w:history="1">
             <w:r>
               <w:rPr>
-                <w:rStyle w:val="Hyperlink"/>
+                <w:rStyle w:val="Hipersaite"/>
                 <w:noProof/>
               </w:rPr>
               <w:t>1.</w:t>
@@ -310,7 +315,7 @@
             </w:r>
             <w:r>
               <w:rPr>
-                <w:rStyle w:val="Hyperlink"/>
+                <w:rStyle w:val="Hipersaite"/>
                 <w:noProof/>
               </w:rPr>
               <w:t>Uzdevuma formulējums</w:t>
@@ -367,7 +372,7 @@
         </w:p>
         <w:p>
           <w:pPr>
-            <w:pStyle w:val="TOC2"/>
+            <w:pStyle w:val="Saturs2"/>
             <w:rPr>
               <w:rFonts w:asciiTheme="minorHAnsi" w:eastAsiaTheme="minorEastAsia" w:hAnsiTheme="minorHAnsi" w:cstheme="minorBidi"/>
               <w:noProof/>
@@ -378,7 +383,7 @@
           <w:hyperlink w:anchor="_Toc225723227" w:history="1">
             <w:r>
               <w:rPr>
-                <w:rStyle w:val="Hyperlink"/>
+                <w:rStyle w:val="Hipersaite"/>
                 <w:noProof/>
               </w:rPr>
               <w:t>1.1.</w:t>
@@ -394,7 +399,7 @@
             </w:r>
             <w:r>
               <w:rPr>
-                <w:rStyle w:val="Hyperlink"/>
+                <w:rStyle w:val="Hipersaite"/>
                 <w:noProof/>
               </w:rPr>
               <w:t>Vispārīgais formulējums</w:t>
@@ -451,7 +456,7 @@
         </w:p>
         <w:p>
           <w:pPr>
-            <w:pStyle w:val="TOC2"/>
+            <w:pStyle w:val="Saturs2"/>
             <w:rPr>
               <w:rFonts w:asciiTheme="minorHAnsi" w:eastAsiaTheme="minorEastAsia" w:hAnsiTheme="minorHAnsi" w:cstheme="minorBidi"/>
               <w:noProof/>
@@ -462,7 +467,7 @@
           <w:hyperlink w:anchor="_Toc225723228" w:history="1">
             <w:r>
               <w:rPr>
-                <w:rStyle w:val="Hyperlink"/>
+                <w:rStyle w:val="Hipersaite"/>
                 <w:noProof/>
               </w:rPr>
               <w:t>1.2.</w:t>
@@ -478,7 +483,7 @@
             </w:r>
             <w:r>
               <w:rPr>
-                <w:rStyle w:val="Hyperlink"/>
+                <w:rStyle w:val="Hipersaite"/>
                 <w:noProof/>
               </w:rPr>
               <w:t>Projektēšanas formulējums</w:t>
@@ -535,7 +540,7 @@
         </w:p>
         <w:p>
           <w:pPr>
-            <w:pStyle w:val="TOC2"/>
+            <w:pStyle w:val="Saturs2"/>
             <w:rPr>
               <w:rFonts w:asciiTheme="minorHAnsi" w:eastAsiaTheme="minorEastAsia" w:hAnsiTheme="minorHAnsi" w:cstheme="minorBidi"/>
               <w:noProof/>
@@ -546,7 +551,7 @@
           <w:hyperlink w:anchor="_Toc225723229" w:history="1">
             <w:r>
               <w:rPr>
-                <w:rStyle w:val="Hyperlink"/>
+                <w:rStyle w:val="Hipersaite"/>
                 <w:noProof/>
               </w:rPr>
               <w:t>1.3.</w:t>
@@ -562,7 +567,7 @@
             </w:r>
             <w:r>
               <w:rPr>
-                <w:rStyle w:val="Hyperlink"/>
+                <w:rStyle w:val="Hipersaite"/>
                 <w:noProof/>
               </w:rPr>
               <w:t>Izstrādes formulējums</w:t>
@@ -619,7 +624,7 @@
         </w:p>
         <w:p>
           <w:pPr>
-            <w:pStyle w:val="TOC2"/>
+            <w:pStyle w:val="Saturs2"/>
             <w:rPr>
               <w:rFonts w:asciiTheme="minorHAnsi" w:eastAsiaTheme="minorEastAsia" w:hAnsiTheme="minorHAnsi" w:cstheme="minorBidi"/>
               <w:noProof/>
@@ -630,7 +635,7 @@
           <w:hyperlink w:anchor="_Toc225723230" w:history="1">
             <w:r>
               <w:rPr>
-                <w:rStyle w:val="Hyperlink"/>
+                <w:rStyle w:val="Hipersaite"/>
                 <w:noProof/>
               </w:rPr>
               <w:t>1.4.</w:t>
@@ -646,7 +651,7 @@
             </w:r>
             <w:r>
               <w:rPr>
-                <w:rStyle w:val="Hyperlink"/>
+                <w:rStyle w:val="Hipersaite"/>
                 <w:noProof/>
               </w:rPr>
               <w:t>Testēšanas formulējums</w:t>
@@ -703,7 +708,7 @@
         </w:p>
         <w:p>
           <w:pPr>
-            <w:pStyle w:val="TOC1"/>
+            <w:pStyle w:val="Saturs1"/>
             <w:rPr>
               <w:rFonts w:asciiTheme="minorHAnsi" w:eastAsiaTheme="minorEastAsia" w:hAnsiTheme="minorHAnsi" w:cstheme="minorBidi"/>
               <w:noProof/>
@@ -714,7 +719,7 @@
           <w:hyperlink w:anchor="_Toc225723231" w:history="1">
             <w:r>
               <w:rPr>
-                <w:rStyle w:val="Hyperlink"/>
+                <w:rStyle w:val="Hipersaite"/>
                 <w:noProof/>
               </w:rPr>
               <w:t>2.</w:t>
@@ -730,7 +735,7 @@
             </w:r>
             <w:r>
               <w:rPr>
-                <w:rStyle w:val="Hyperlink"/>
+                <w:rStyle w:val="Hipersaite"/>
                 <w:noProof/>
               </w:rPr>
               <w:t>Programmatūras prasību specifikācija</w:t>
@@ -787,7 +792,7 @@
         </w:p>
         <w:p>
           <w:pPr>
-            <w:pStyle w:val="TOC2"/>
+            <w:pStyle w:val="Saturs2"/>
             <w:rPr>
               <w:rFonts w:asciiTheme="minorHAnsi" w:eastAsiaTheme="minorEastAsia" w:hAnsiTheme="minorHAnsi" w:cstheme="minorBidi"/>
               <w:noProof/>
@@ -798,7 +803,7 @@
           <w:hyperlink w:anchor="_Toc225723232" w:history="1">
             <w:r>
               <w:rPr>
-                <w:rStyle w:val="Hyperlink"/>
+                <w:rStyle w:val="Hipersaite"/>
                 <w:noProof/>
               </w:rPr>
               <w:t>2.1.</w:t>
@@ -814,7 +819,7 @@
             </w:r>
             <w:r>
               <w:rPr>
-                <w:rStyle w:val="Hyperlink"/>
+                <w:rStyle w:val="Hipersaite"/>
                 <w:noProof/>
               </w:rPr>
               <w:t>Projekta perspektīva</w:t>
@@ -871,7 +876,7 @@
         </w:p>
         <w:p>
           <w:pPr>
-            <w:pStyle w:val="TOC2"/>
+            <w:pStyle w:val="Saturs2"/>
             <w:rPr>
               <w:rFonts w:asciiTheme="minorHAnsi" w:eastAsiaTheme="minorEastAsia" w:hAnsiTheme="minorHAnsi" w:cstheme="minorBidi"/>
               <w:noProof/>
@@ -882,7 +887,7 @@
           <w:hyperlink w:anchor="_Toc225723233" w:history="1">
             <w:r>
               <w:rPr>
-                <w:rStyle w:val="Hyperlink"/>
+                <w:rStyle w:val="Hipersaite"/>
                 <w:noProof/>
               </w:rPr>
               <w:t>2.2.</w:t>
@@ -898,7 +903,7 @@
             </w:r>
             <w:r>
               <w:rPr>
-                <w:rStyle w:val="Hyperlink"/>
+                <w:rStyle w:val="Hipersaite"/>
                 <w:noProof/>
               </w:rPr>
               <w:t>Funkcionālās prasības</w:t>
@@ -955,7 +960,7 @@
         </w:p>
         <w:p>
           <w:pPr>
-            <w:pStyle w:val="TOC3"/>
+            <w:pStyle w:val="Saturs3"/>
             <w:rPr>
               <w:rFonts w:asciiTheme="minorHAnsi" w:eastAsiaTheme="minorEastAsia" w:hAnsiTheme="minorHAnsi" w:cstheme="minorBidi"/>
               <w:noProof/>
@@ -966,7 +971,7 @@
           <w:hyperlink w:anchor="_Toc225723234" w:history="1">
             <w:r>
               <w:rPr>
-                <w:rStyle w:val="Hyperlink"/>
+                <w:rStyle w:val="Hipersaite"/>
                 <w:noProof/>
               </w:rPr>
               <w:t>2.2.1.</w:t>
@@ -982,7 +987,7 @@
             </w:r>
             <w:r>
               <w:rPr>
-                <w:rStyle w:val="Hyperlink"/>
+                <w:rStyle w:val="Hipersaite"/>
                 <w:noProof/>
               </w:rPr>
               <w:t>Galvenā izvēlne</w:t>
@@ -1039,7 +1044,7 @@
         </w:p>
         <w:p>
           <w:pPr>
-            <w:pStyle w:val="TOC3"/>
+            <w:pStyle w:val="Saturs3"/>
             <w:rPr>
               <w:rFonts w:asciiTheme="minorHAnsi" w:eastAsiaTheme="minorEastAsia" w:hAnsiTheme="minorHAnsi" w:cstheme="minorBidi"/>
               <w:noProof/>
@@ -1050,7 +1055,7 @@
           <w:hyperlink w:anchor="_Toc225723235" w:history="1">
             <w:r>
               <w:rPr>
-                <w:rStyle w:val="Hyperlink"/>
+                <w:rStyle w:val="Hipersaite"/>
                 <w:noProof/>
               </w:rPr>
               <w:t>2.2.2.</w:t>
@@ -1066,7 +1071,7 @@
             </w:r>
             <w:r>
               <w:rPr>
-                <w:rStyle w:val="Hyperlink"/>
+                <w:rStyle w:val="Hipersaite"/>
                 <w:noProof/>
               </w:rPr>
               <w:t>Līmeņu atlases aina</w:t>
@@ -1123,7 +1128,7 @@
         </w:p>
         <w:p>
           <w:pPr>
-            <w:pStyle w:val="TOC3"/>
+            <w:pStyle w:val="Saturs3"/>
             <w:rPr>
               <w:rFonts w:asciiTheme="minorHAnsi" w:eastAsiaTheme="minorEastAsia" w:hAnsiTheme="minorHAnsi" w:cstheme="minorBidi"/>
               <w:noProof/>
@@ -1134,7 +1139,7 @@
           <w:hyperlink w:anchor="_Toc225723236" w:history="1">
             <w:r>
               <w:rPr>
-                <w:rStyle w:val="Hyperlink"/>
+                <w:rStyle w:val="Hipersaite"/>
                 <w:noProof/>
               </w:rPr>
               <w:t>2.2.3.</w:t>
@@ -1150,7 +1155,7 @@
             </w:r>
             <w:r>
               <w:rPr>
-                <w:rStyle w:val="Hyperlink"/>
+                <w:rStyle w:val="Hipersaite"/>
                 <w:noProof/>
               </w:rPr>
               <w:t>Spēles laukuma aina</w:t>
@@ -1207,7 +1212,7 @@
         </w:p>
         <w:p>
           <w:pPr>
-            <w:pStyle w:val="TOC2"/>
+            <w:pStyle w:val="Saturs2"/>
             <w:rPr>
               <w:rFonts w:asciiTheme="minorHAnsi" w:eastAsiaTheme="minorEastAsia" w:hAnsiTheme="minorHAnsi" w:cstheme="minorBidi"/>
               <w:noProof/>
@@ -1218,7 +1223,7 @@
           <w:hyperlink w:anchor="_Toc225723237" w:history="1">
             <w:r>
               <w:rPr>
-                <w:rStyle w:val="Hyperlink"/>
+                <w:rStyle w:val="Hipersaite"/>
                 <w:noProof/>
               </w:rPr>
               <w:t>2.3.</w:t>
@@ -1234,7 +1239,7 @@
             </w:r>
             <w:r>
               <w:rPr>
-                <w:rStyle w:val="Hyperlink"/>
+                <w:rStyle w:val="Hipersaite"/>
                 <w:noProof/>
               </w:rPr>
               <w:t>Nefunkcionālās prasības</w:t>
@@ -1291,7 +1296,7 @@
         </w:p>
         <w:p>
           <w:pPr>
-            <w:pStyle w:val="TOC3"/>
+            <w:pStyle w:val="Saturs3"/>
             <w:rPr>
               <w:rFonts w:asciiTheme="minorHAnsi" w:eastAsiaTheme="minorEastAsia" w:hAnsiTheme="minorHAnsi" w:cstheme="minorBidi"/>
               <w:noProof/>
@@ -1302,7 +1307,7 @@
           <w:hyperlink w:anchor="_Toc225723238" w:history="1">
             <w:r>
               <w:rPr>
-                <w:rStyle w:val="Hyperlink"/>
+                <w:rStyle w:val="Hipersaite"/>
                 <w:noProof/>
               </w:rPr>
               <w:t>2.3.1.</w:t>
@@ -1318,7 +1323,7 @@
             </w:r>
             <w:r>
               <w:rPr>
-                <w:rStyle w:val="Hyperlink"/>
+                <w:rStyle w:val="Hipersaite"/>
                 <w:noProof/>
               </w:rPr>
               <w:t>Palaišana un veiktspēja</w:t>
@@ -1375,7 +1380,7 @@
         </w:p>
         <w:p>
           <w:pPr>
-            <w:pStyle w:val="TOC3"/>
+            <w:pStyle w:val="Saturs3"/>
             <w:rPr>
               <w:rFonts w:asciiTheme="minorHAnsi" w:eastAsiaTheme="minorEastAsia" w:hAnsiTheme="minorHAnsi" w:cstheme="minorBidi"/>
               <w:noProof/>
@@ -1386,7 +1391,7 @@
           <w:hyperlink w:anchor="_Toc225723239" w:history="1">
             <w:r>
               <w:rPr>
-                <w:rStyle w:val="Hyperlink"/>
+                <w:rStyle w:val="Hipersaite"/>
                 <w:noProof/>
               </w:rPr>
               <w:t>2.3.2.</w:t>
@@ -1402,7 +1407,7 @@
             </w:r>
             <w:r>
               <w:rPr>
-                <w:rStyle w:val="Hyperlink"/>
+                <w:rStyle w:val="Hipersaite"/>
                 <w:noProof/>
               </w:rPr>
               <w:t>Saskarsne</w:t>
@@ -1459,7 +1464,7 @@
         </w:p>
         <w:p>
           <w:pPr>
-            <w:pStyle w:val="TOC3"/>
+            <w:pStyle w:val="Saturs3"/>
             <w:rPr>
               <w:rFonts w:asciiTheme="minorHAnsi" w:eastAsiaTheme="minorEastAsia" w:hAnsiTheme="minorHAnsi" w:cstheme="minorBidi"/>
               <w:noProof/>
@@ -1470,7 +1475,7 @@
           <w:hyperlink w:anchor="_Toc225723240" w:history="1">
             <w:r>
               <w:rPr>
-                <w:rStyle w:val="Hyperlink"/>
+                <w:rStyle w:val="Hipersaite"/>
                 <w:noProof/>
               </w:rPr>
               <w:t>2.3.3.</w:t>
@@ -1486,7 +1491,7 @@
             </w:r>
             <w:r>
               <w:rPr>
-                <w:rStyle w:val="Hyperlink"/>
+                <w:rStyle w:val="Hipersaite"/>
                 <w:noProof/>
               </w:rPr>
               <w:t>Datu drošība</w:t>
@@ -1543,7 +1548,7 @@
         </w:p>
         <w:p>
           <w:pPr>
-            <w:pStyle w:val="TOC2"/>
+            <w:pStyle w:val="Saturs2"/>
             <w:rPr>
               <w:rFonts w:asciiTheme="minorHAnsi" w:eastAsiaTheme="minorEastAsia" w:hAnsiTheme="minorHAnsi" w:cstheme="minorBidi"/>
               <w:noProof/>
@@ -1554,7 +1559,7 @@
           <w:hyperlink w:anchor="_Toc225723241" w:history="1">
             <w:r>
               <w:rPr>
-                <w:rStyle w:val="Hyperlink"/>
+                <w:rStyle w:val="Hipersaite"/>
                 <w:noProof/>
               </w:rPr>
               <w:t>2.4.</w:t>
@@ -1570,7 +1575,7 @@
             </w:r>
             <w:r>
               <w:rPr>
-                <w:rStyle w:val="Hyperlink"/>
+                <w:rStyle w:val="Hipersaite"/>
                 <w:noProof/>
               </w:rPr>
               <w:t>Gala lietotāja rakstura iezīmes</w:t>
@@ -1627,7 +1632,7 @@
         </w:p>
         <w:p>
           <w:pPr>
-            <w:pStyle w:val="TOC1"/>
+            <w:pStyle w:val="Saturs1"/>
             <w:rPr>
               <w:rFonts w:asciiTheme="minorHAnsi" w:eastAsiaTheme="minorEastAsia" w:hAnsiTheme="minorHAnsi" w:cstheme="minorBidi"/>
               <w:noProof/>
@@ -1638,7 +1643,7 @@
           <w:hyperlink w:anchor="_Toc225723242" w:history="1">
             <w:r>
               <w:rPr>
-                <w:rStyle w:val="Hyperlink"/>
+                <w:rStyle w:val="Hipersaite"/>
                 <w:noProof/>
               </w:rPr>
               <w:t>3.</w:t>
@@ -1654,7 +1659,7 @@
             </w:r>
             <w:r>
               <w:rPr>
-                <w:rStyle w:val="Hyperlink"/>
+                <w:rStyle w:val="Hipersaite"/>
                 <w:noProof/>
               </w:rPr>
               <w:t>Izstrādes līdzekļu, rīku apraksts un izvēles pamatojums</w:t>
@@ -1711,7 +1716,7 @@
         </w:p>
         <w:p>
           <w:pPr>
-            <w:pStyle w:val="TOC2"/>
+            <w:pStyle w:val="Saturs2"/>
             <w:rPr>
               <w:rFonts w:asciiTheme="minorHAnsi" w:eastAsiaTheme="minorEastAsia" w:hAnsiTheme="minorHAnsi" w:cstheme="minorBidi"/>
               <w:noProof/>
@@ -1722,7 +1727,7 @@
           <w:hyperlink w:anchor="_Toc225723243" w:history="1">
             <w:r>
               <w:rPr>
-                <w:rStyle w:val="Hyperlink"/>
+                <w:rStyle w:val="Hipersaite"/>
                 <w:noProof/>
               </w:rPr>
               <w:t>3.1.</w:t>
@@ -1738,7 +1743,7 @@
             </w:r>
             <w:r>
               <w:rPr>
-                <w:rStyle w:val="Hyperlink"/>
+                <w:rStyle w:val="Hipersaite"/>
                 <w:noProof/>
               </w:rPr>
               <w:t>Izvēlēto risinājuma līdzekļu un valodu apraksts</w:t>
@@ -1795,7 +1800,7 @@
         </w:p>
         <w:p>
           <w:pPr>
-            <w:pStyle w:val="TOC3"/>
+            <w:pStyle w:val="Saturs3"/>
             <w:rPr>
               <w:rFonts w:asciiTheme="minorHAnsi" w:eastAsiaTheme="minorEastAsia" w:hAnsiTheme="minorHAnsi" w:cstheme="minorBidi"/>
               <w:noProof/>
@@ -1806,7 +1811,7 @@
           <w:hyperlink w:anchor="_Toc225723244" w:history="1">
             <w:r>
               <w:rPr>
-                <w:rStyle w:val="Hyperlink"/>
+                <w:rStyle w:val="Hipersaite"/>
                 <w:noProof/>
               </w:rPr>
               <w:t>3.1.1.</w:t>
@@ -1822,7 +1827,7 @@
             </w:r>
             <w:r>
               <w:rPr>
-                <w:rStyle w:val="Hyperlink"/>
+                <w:rStyle w:val="Hipersaite"/>
                 <w:noProof/>
               </w:rPr>
               <w:t>Ietvars</w:t>
@@ -1879,7 +1884,7 @@
         </w:p>
         <w:p>
           <w:pPr>
-            <w:pStyle w:val="TOC3"/>
+            <w:pStyle w:val="Saturs3"/>
             <w:rPr>
               <w:rFonts w:asciiTheme="minorHAnsi" w:eastAsiaTheme="minorEastAsia" w:hAnsiTheme="minorHAnsi" w:cstheme="minorBidi"/>
               <w:noProof/>
@@ -1890,7 +1895,7 @@
           <w:hyperlink w:anchor="_Toc225723245" w:history="1">
             <w:r>
               <w:rPr>
-                <w:rStyle w:val="Hyperlink"/>
+                <w:rStyle w:val="Hipersaite"/>
                 <w:noProof/>
               </w:rPr>
               <w:t>3.1.2.</w:t>
@@ -1906,7 +1911,7 @@
             </w:r>
             <w:r>
               <w:rPr>
-                <w:rStyle w:val="Hyperlink"/>
+                <w:rStyle w:val="Hipersaite"/>
                 <w:noProof/>
               </w:rPr>
               <w:t>Valoda</w:t>
@@ -1963,7 +1968,7 @@
         </w:p>
         <w:p>
           <w:pPr>
-            <w:pStyle w:val="TOC3"/>
+            <w:pStyle w:val="Saturs3"/>
             <w:rPr>
               <w:rFonts w:asciiTheme="minorHAnsi" w:eastAsiaTheme="minorEastAsia" w:hAnsiTheme="minorHAnsi" w:cstheme="minorBidi"/>
               <w:noProof/>
@@ -1974,7 +1979,7 @@
           <w:hyperlink w:anchor="_Toc225723246" w:history="1">
             <w:r>
               <w:rPr>
-                <w:rStyle w:val="Hyperlink"/>
+                <w:rStyle w:val="Hipersaite"/>
                 <w:noProof/>
               </w:rPr>
               <w:t>3.1.3.</w:t>
@@ -1990,7 +1995,7 @@
             </w:r>
             <w:r>
               <w:rPr>
-                <w:rStyle w:val="Hyperlink"/>
+                <w:rStyle w:val="Hipersaite"/>
                 <w:noProof/>
               </w:rPr>
               <w:t>Izstrādes vide</w:t>
@@ -2047,7 +2052,7 @@
         </w:p>
         <w:p>
           <w:pPr>
-            <w:pStyle w:val="TOC3"/>
+            <w:pStyle w:val="Saturs3"/>
             <w:rPr>
               <w:rFonts w:asciiTheme="minorHAnsi" w:eastAsiaTheme="minorEastAsia" w:hAnsiTheme="minorHAnsi" w:cstheme="minorBidi"/>
               <w:noProof/>
@@ -2058,7 +2063,7 @@
           <w:hyperlink w:anchor="_Toc225723247" w:history="1">
             <w:r>
               <w:rPr>
-                <w:rStyle w:val="Hyperlink"/>
+                <w:rStyle w:val="Hipersaite"/>
                 <w:noProof/>
               </w:rPr>
               <w:t>3.1.4.</w:t>
@@ -2074,7 +2079,7 @@
             </w:r>
             <w:r>
               <w:rPr>
-                <w:rStyle w:val="Hyperlink"/>
+                <w:rStyle w:val="Hipersaite"/>
                 <w:noProof/>
               </w:rPr>
               <w:t>Versiju kontrole un repozitorijas mitināšana</w:t>
@@ -2131,7 +2136,7 @@
         </w:p>
         <w:p>
           <w:pPr>
-            <w:pStyle w:val="TOC2"/>
+            <w:pStyle w:val="Saturs2"/>
             <w:rPr>
               <w:rFonts w:asciiTheme="minorHAnsi" w:eastAsiaTheme="minorEastAsia" w:hAnsiTheme="minorHAnsi" w:cstheme="minorBidi"/>
               <w:noProof/>
@@ -2142,7 +2147,7 @@
           <w:hyperlink w:anchor="_Toc225723248" w:history="1">
             <w:r>
               <w:rPr>
-                <w:rStyle w:val="Hyperlink"/>
+                <w:rStyle w:val="Hipersaite"/>
                 <w:noProof/>
               </w:rPr>
               <w:t>3.2.</w:t>
@@ -2158,7 +2163,7 @@
             </w:r>
             <w:r>
               <w:rPr>
-                <w:rStyle w:val="Hyperlink"/>
+                <w:rStyle w:val="Hipersaite"/>
                 <w:noProof/>
               </w:rPr>
               <w:t>Iespējamo risinājuma līdzekļu un valodu apraksts</w:t>
@@ -2215,7 +2220,7 @@
         </w:p>
         <w:p>
           <w:pPr>
-            <w:pStyle w:val="TOC3"/>
+            <w:pStyle w:val="Saturs3"/>
             <w:rPr>
               <w:rFonts w:asciiTheme="minorHAnsi" w:eastAsiaTheme="minorEastAsia" w:hAnsiTheme="minorHAnsi" w:cstheme="minorBidi"/>
               <w:noProof/>
@@ -2226,7 +2231,7 @@
           <w:hyperlink w:anchor="_Toc225723249" w:history="1">
             <w:r>
               <w:rPr>
-                <w:rStyle w:val="Hyperlink"/>
+                <w:rStyle w:val="Hipersaite"/>
                 <w:noProof/>
               </w:rPr>
               <w:t>3.2.1.</w:t>
@@ -2242,7 +2247,7 @@
             </w:r>
             <w:r>
               <w:rPr>
-                <w:rStyle w:val="Hyperlink"/>
+                <w:rStyle w:val="Hipersaite"/>
                 <w:noProof/>
               </w:rPr>
               <w:t>Ietvari</w:t>
@@ -2299,7 +2304,7 @@
         </w:p>
         <w:p>
           <w:pPr>
-            <w:pStyle w:val="TOC3"/>
+            <w:pStyle w:val="Saturs3"/>
             <w:rPr>
               <w:rFonts w:asciiTheme="minorHAnsi" w:eastAsiaTheme="minorEastAsia" w:hAnsiTheme="minorHAnsi" w:cstheme="minorBidi"/>
               <w:noProof/>
@@ -2310,7 +2315,7 @@
           <w:hyperlink w:anchor="_Toc225723250" w:history="1">
             <w:r>
               <w:rPr>
-                <w:rStyle w:val="Hyperlink"/>
+                <w:rStyle w:val="Hipersaite"/>
                 <w:noProof/>
               </w:rPr>
               <w:t>3.2.2.</w:t>
@@ -2326,7 +2331,7 @@
             </w:r>
             <w:r>
               <w:rPr>
-                <w:rStyle w:val="Hyperlink"/>
+                <w:rStyle w:val="Hipersaite"/>
                 <w:noProof/>
               </w:rPr>
               <w:t>Valodas</w:t>
@@ -2383,7 +2388,7 @@
         </w:p>
         <w:p>
           <w:pPr>
-            <w:pStyle w:val="TOC3"/>
+            <w:pStyle w:val="Saturs3"/>
             <w:rPr>
               <w:rFonts w:asciiTheme="minorHAnsi" w:eastAsiaTheme="minorEastAsia" w:hAnsiTheme="minorHAnsi" w:cstheme="minorBidi"/>
               <w:noProof/>
@@ -2394,7 +2399,7 @@
           <w:hyperlink w:anchor="_Toc225723251" w:history="1">
             <w:r>
               <w:rPr>
-                <w:rStyle w:val="Hyperlink"/>
+                <w:rStyle w:val="Hipersaite"/>
                 <w:noProof/>
               </w:rPr>
               <w:t>3.2.3.</w:t>
@@ -2410,7 +2415,7 @@
             </w:r>
             <w:r>
               <w:rPr>
-                <w:rStyle w:val="Hyperlink"/>
+                <w:rStyle w:val="Hipersaite"/>
                 <w:noProof/>
               </w:rPr>
               <w:t>Izstrādes vides</w:t>
@@ -2467,7 +2472,7 @@
         </w:p>
         <w:p>
           <w:pPr>
-            <w:pStyle w:val="TOC3"/>
+            <w:pStyle w:val="Saturs3"/>
             <w:rPr>
               <w:rFonts w:asciiTheme="minorHAnsi" w:eastAsiaTheme="minorEastAsia" w:hAnsiTheme="minorHAnsi" w:cstheme="minorBidi"/>
               <w:noProof/>
@@ -2478,7 +2483,7 @@
           <w:hyperlink w:anchor="_Toc225723252" w:history="1">
             <w:r>
               <w:rPr>
-                <w:rStyle w:val="Hyperlink"/>
+                <w:rStyle w:val="Hipersaite"/>
                 <w:noProof/>
               </w:rPr>
               <w:t>3.2.4.</w:t>
@@ -2494,7 +2499,7 @@
             </w:r>
             <w:r>
               <w:rPr>
-                <w:rStyle w:val="Hyperlink"/>
+                <w:rStyle w:val="Hipersaite"/>
                 <w:noProof/>
               </w:rPr>
               <w:t>Versiju kontrole</w:t>
@@ -2551,7 +2556,7 @@
         </w:p>
         <w:p>
           <w:pPr>
-            <w:pStyle w:val="TOC1"/>
+            <w:pStyle w:val="Saturs1"/>
             <w:rPr>
               <w:rFonts w:asciiTheme="minorHAnsi" w:eastAsiaTheme="minorEastAsia" w:hAnsiTheme="minorHAnsi" w:cstheme="minorBidi"/>
               <w:noProof/>
@@ -2562,7 +2567,7 @@
           <w:hyperlink w:anchor="_Toc225723253" w:history="1">
             <w:r>
               <w:rPr>
-                <w:rStyle w:val="Hyperlink"/>
+                <w:rStyle w:val="Hipersaite"/>
                 <w:noProof/>
               </w:rPr>
               <w:t>4.</w:t>
@@ -2578,7 +2583,7 @@
             </w:r>
             <w:r>
               <w:rPr>
-                <w:rStyle w:val="Hyperlink"/>
+                <w:rStyle w:val="Hipersaite"/>
                 <w:noProof/>
               </w:rPr>
               <w:t>Sistēmas modelēšana un projektēšana</w:t>
@@ -2635,7 +2640,7 @@
         </w:p>
         <w:p>
           <w:pPr>
-            <w:pStyle w:val="TOC2"/>
+            <w:pStyle w:val="Saturs2"/>
             <w:rPr>
               <w:rFonts w:asciiTheme="minorHAnsi" w:eastAsiaTheme="minorEastAsia" w:hAnsiTheme="minorHAnsi" w:cstheme="minorBidi"/>
               <w:noProof/>
@@ -2646,7 +2651,7 @@
           <w:hyperlink w:anchor="_Toc225723254" w:history="1">
             <w:r>
               <w:rPr>
-                <w:rStyle w:val="Hyperlink"/>
+                <w:rStyle w:val="Hipersaite"/>
                 <w:noProof/>
               </w:rPr>
               <w:t>4.1.</w:t>
@@ -2662,7 +2667,7 @@
             </w:r>
             <w:r>
               <w:rPr>
-                <w:rStyle w:val="Hyperlink"/>
+                <w:rStyle w:val="Hipersaite"/>
                 <w:noProof/>
               </w:rPr>
               <w:t>Sistēmas struktūras modelis</w:t>
@@ -2719,7 +2724,7 @@
         </w:p>
         <w:p>
           <w:pPr>
-            <w:pStyle w:val="TOC3"/>
+            <w:pStyle w:val="Saturs3"/>
             <w:rPr>
               <w:rFonts w:asciiTheme="minorHAnsi" w:eastAsiaTheme="minorEastAsia" w:hAnsiTheme="minorHAnsi" w:cstheme="minorBidi"/>
               <w:noProof/>
@@ -2730,7 +2735,7 @@
           <w:hyperlink w:anchor="_Toc225723255" w:history="1">
             <w:r>
               <w:rPr>
-                <w:rStyle w:val="Hyperlink"/>
+                <w:rStyle w:val="Hipersaite"/>
                 <w:noProof/>
               </w:rPr>
               <w:t>4.1.1.</w:t>
@@ -2746,7 +2751,7 @@
             </w:r>
             <w:r>
               <w:rPr>
-                <w:rStyle w:val="Hyperlink"/>
+                <w:rStyle w:val="Hipersaite"/>
                 <w:noProof/>
               </w:rPr>
               <w:t>Sistēmas struktūra</w:t>
@@ -2803,7 +2808,7 @@
         </w:p>
         <w:p>
           <w:pPr>
-            <w:pStyle w:val="TOC3"/>
+            <w:pStyle w:val="Saturs3"/>
             <w:rPr>
               <w:rFonts w:asciiTheme="minorHAnsi" w:eastAsiaTheme="minorEastAsia" w:hAnsiTheme="minorHAnsi" w:cstheme="minorBidi"/>
               <w:noProof/>
@@ -2814,7 +2819,7 @@
           <w:hyperlink w:anchor="_Toc225723256" w:history="1">
             <w:r>
               <w:rPr>
-                <w:rStyle w:val="Hyperlink"/>
+                <w:rStyle w:val="Hipersaite"/>
                 <w:noProof/>
               </w:rPr>
               <w:t>4.1.2.</w:t>
@@ -2830,7 +2835,7 @@
             </w:r>
             <w:r>
               <w:rPr>
-                <w:rStyle w:val="Hyperlink"/>
+                <w:rStyle w:val="Hipersaite"/>
                 <w:noProof/>
               </w:rPr>
               <w:t>Klašu modeļi</w:t>
@@ -2887,7 +2892,7 @@
         </w:p>
         <w:p>
           <w:pPr>
-            <w:pStyle w:val="TOC2"/>
+            <w:pStyle w:val="Saturs2"/>
             <w:rPr>
               <w:rFonts w:asciiTheme="minorHAnsi" w:eastAsiaTheme="minorEastAsia" w:hAnsiTheme="minorHAnsi" w:cstheme="minorBidi"/>
               <w:noProof/>
@@ -2898,7 +2903,7 @@
           <w:hyperlink w:anchor="_Toc225723257" w:history="1">
             <w:r>
               <w:rPr>
-                <w:rStyle w:val="Hyperlink"/>
+                <w:rStyle w:val="Hipersaite"/>
                 <w:noProof/>
               </w:rPr>
               <w:t>4.2.</w:t>
@@ -2914,7 +2919,7 @@
             </w:r>
             <w:r>
               <w:rPr>
-                <w:rStyle w:val="Hyperlink"/>
+                <w:rStyle w:val="Hipersaite"/>
                 <w:noProof/>
               </w:rPr>
               <w:t>Funkcionālie un dinamiskie modeļi</w:t>
@@ -2971,7 +2976,7 @@
         </w:p>
         <w:p>
           <w:pPr>
-            <w:pStyle w:val="TOC2"/>
+            <w:pStyle w:val="Saturs2"/>
             <w:rPr>
               <w:rFonts w:asciiTheme="minorHAnsi" w:eastAsiaTheme="minorEastAsia" w:hAnsiTheme="minorHAnsi" w:cstheme="minorBidi"/>
               <w:noProof/>
@@ -2982,7 +2987,7 @@
           <w:hyperlink w:anchor="_Toc225723258" w:history="1">
             <w:r>
               <w:rPr>
-                <w:rStyle w:val="Hyperlink"/>
+                <w:rStyle w:val="Hipersaite"/>
                 <w:noProof/>
               </w:rPr>
               <w:t>4.3.</w:t>
@@ -2998,7 +3003,7 @@
             </w:r>
             <w:r>
               <w:rPr>
-                <w:rStyle w:val="Hyperlink"/>
+                <w:rStyle w:val="Hipersaite"/>
                 <w:noProof/>
               </w:rPr>
               <w:t>Datu struktūru apraksts</w:t>
@@ -3055,7 +3060,7 @@
         </w:p>
         <w:p>
           <w:pPr>
-            <w:pStyle w:val="TOC1"/>
+            <w:pStyle w:val="Saturs1"/>
             <w:rPr>
               <w:rFonts w:asciiTheme="minorHAnsi" w:eastAsiaTheme="minorEastAsia" w:hAnsiTheme="minorHAnsi" w:cstheme="minorBidi"/>
               <w:noProof/>
@@ -3066,7 +3071,7 @@
           <w:hyperlink w:anchor="_Toc225723259" w:history="1">
             <w:r>
               <w:rPr>
-                <w:rStyle w:val="Hyperlink"/>
+                <w:rStyle w:val="Hipersaite"/>
                 <w:noProof/>
               </w:rPr>
               <w:t>5.</w:t>
@@ -3082,7 +3087,7 @@
             </w:r>
             <w:r>
               <w:rPr>
-                <w:rStyle w:val="Hyperlink"/>
+                <w:rStyle w:val="Hipersaite"/>
                 <w:noProof/>
               </w:rPr>
               <w:t>Lietotāju ceļvedis</w:t>
@@ -3139,7 +3144,7 @@
         </w:p>
         <w:p>
           <w:pPr>
-            <w:pStyle w:val="TOC1"/>
+            <w:pStyle w:val="Saturs1"/>
             <w:rPr>
               <w:rFonts w:asciiTheme="minorHAnsi" w:eastAsiaTheme="minorEastAsia" w:hAnsiTheme="minorHAnsi" w:cstheme="minorBidi"/>
               <w:noProof/>
@@ -3150,7 +3155,7 @@
           <w:hyperlink w:anchor="_Toc225723260" w:history="1">
             <w:r>
               <w:rPr>
-                <w:rStyle w:val="Hyperlink"/>
+                <w:rStyle w:val="Hipersaite"/>
                 <w:noProof/>
               </w:rPr>
               <w:t>6.</w:t>
@@ -3166,7 +3171,7 @@
             </w:r>
             <w:r>
               <w:rPr>
-                <w:rStyle w:val="Hyperlink"/>
+                <w:rStyle w:val="Hipersaite"/>
                 <w:noProof/>
               </w:rPr>
               <w:t>Testēšanas dokumentācija</w:t>
@@ -3257,7 +3262,7 @@
     </w:p>
     <w:p>
       <w:pPr>
-        <w:pStyle w:val="Heading1"/>
+        <w:pStyle w:val="Virsraksts1"/>
         <w:numPr>
           <w:ilvl w:val="0"/>
           <w:numId w:val="0"/>
@@ -3329,7 +3334,15 @@
         <w:t xml:space="preserve">, kā arī </w:t>
       </w:r>
       <w:r>
-        <w:t>kādas datorspēlēs var iekļaut funkcionalitātes, kuras nav nepieciešams vai novērsošas projektam un tās izmantošanai kā pamatzināšanu apmācības materiālam.</w:t>
+        <w:t xml:space="preserve">kādas datorspēlēs var iekļaut funkcionalitātes, kuras nav nepieciešams vai novērsošas projektam un tās izmantošanai kā </w:t>
+      </w:r>
+      <w:proofErr w:type="spellStart"/>
+      <w:r>
+        <w:t>pamatzināšanu</w:t>
+      </w:r>
+      <w:proofErr w:type="spellEnd"/>
+      <w:r>
+        <w:t xml:space="preserve"> apmācības materiālam.</w:t>
       </w:r>
     </w:p>
     <w:p>
@@ -3379,7 +3392,7 @@
     </w:p>
     <w:p>
       <w:pPr>
-        <w:pStyle w:val="Heading1"/>
+        <w:pStyle w:val="Virsraksts1"/>
       </w:pPr>
       <w:bookmarkStart w:id="1" w:name="_Toc225723226"/>
       <w:r>
@@ -3390,7 +3403,7 @@
     </w:p>
     <w:p>
       <w:pPr>
-        <w:pStyle w:val="Heading2"/>
+        <w:pStyle w:val="Virsraksts2"/>
       </w:pPr>
       <w:bookmarkStart w:id="2" w:name="_Toc225723227"/>
       <w:r>
@@ -3444,7 +3457,15 @@
         <w:t xml:space="preserve"> </w:t>
       </w:r>
       <w:r>
-        <w:t xml:space="preserve">Pēc izstrādes šis projekts ar tās avotkodu tiek kompilēts datorsistēmas platformās kā </w:t>
+        <w:t xml:space="preserve">Pēc izstrādes šis projekts ar tās </w:t>
+      </w:r>
+      <w:proofErr w:type="spellStart"/>
+      <w:r>
+        <w:t>avotkodu</w:t>
+      </w:r>
+      <w:proofErr w:type="spellEnd"/>
+      <w:r>
+        <w:t xml:space="preserve"> tiek kompilēts datorsistēmas platformās kā </w:t>
       </w:r>
       <w:r>
         <w:rPr>
@@ -3456,6 +3477,7 @@
       <w:r>
         <w:t xml:space="preserve"> un </w:t>
       </w:r>
+      <w:proofErr w:type="spellStart"/>
       <w:r>
         <w:rPr>
           <w:i/>
@@ -3463,6 +3485,7 @@
         </w:rPr>
         <w:t>Linux</w:t>
       </w:r>
+      <w:proofErr w:type="spellEnd"/>
       <w:r>
         <w:t xml:space="preserve"> vidē.</w:t>
       </w:r>
@@ -3482,7 +3505,7 @@
     </w:p>
     <w:p>
       <w:pPr>
-        <w:pStyle w:val="Heading2"/>
+        <w:pStyle w:val="Virsraksts2"/>
       </w:pPr>
       <w:bookmarkStart w:id="3" w:name="_Toc225723228"/>
       <w:r>
@@ -3526,7 +3549,7 @@
     </w:p>
     <w:p>
       <w:pPr>
-        <w:pStyle w:val="Heading2"/>
+        <w:pStyle w:val="Virsraksts2"/>
       </w:pPr>
       <w:bookmarkStart w:id="4" w:name="_Toc225723229"/>
       <w:r>
@@ -3539,12 +3562,20 @@
         <w:t xml:space="preserve">Pēc modelēšanas tiek izstrādās projekts, pamatojoties uz iepriekš izveidotiem modeļiem. Izstrādes laikā </w:t>
       </w:r>
       <w:r>
-        <w:t>ir jāveic projektam versionēšanu jeb versiju kontroli, kuras vadīs projekta stadijas punktus. Praksē tā tiks izmantota, piemēram, projekta sazarošanai funkcionalitātes, būtisko izmaiņu ieviešanai, atsevišķu failu izmaiņu punktu atzīmēšanu, sazarojumu apvienošanu un versijas punktu atzīmēšanu.</w:t>
-      </w:r>
-    </w:p>
-    <w:p>
-      <w:pPr>
-        <w:pStyle w:val="Heading2"/>
+        <w:t xml:space="preserve">ir jāveic projektam </w:t>
+      </w:r>
+      <w:proofErr w:type="spellStart"/>
+      <w:r>
+        <w:t>versionēšanu</w:t>
+      </w:r>
+      <w:proofErr w:type="spellEnd"/>
+      <w:r>
+        <w:t xml:space="preserve"> jeb versiju kontroli, kuras vadīs projekta stadijas punktus. Praksē tā tiks izmantota, piemēram, projekta sazarošanai funkcionalitātes, būtisko izmaiņu ieviešanai, atsevišķu failu izmaiņu punktu atzīmēšanu, sazarojumu apvienošanu un versijas punktu atzīmēšanu.</w:t>
+      </w:r>
+    </w:p>
+    <w:p>
+      <w:pPr>
+        <w:pStyle w:val="Virsraksts2"/>
       </w:pPr>
       <w:bookmarkStart w:id="5" w:name="_Toc225723230"/>
       <w:r>
@@ -3578,7 +3609,7 @@
     </w:p>
     <w:p>
       <w:pPr>
-        <w:pStyle w:val="Heading1"/>
+        <w:pStyle w:val="Virsraksts1"/>
       </w:pPr>
       <w:bookmarkStart w:id="6" w:name="_Toc225723231"/>
       <w:r>
@@ -3594,7 +3625,7 @@
     </w:p>
     <w:p>
       <w:pPr>
-        <w:pStyle w:val="Heading2"/>
+        <w:pStyle w:val="Virsraksts2"/>
       </w:pPr>
       <w:bookmarkStart w:id="7" w:name="_Toc225723232"/>
       <w:r>
@@ -3621,7 +3652,7 @@
     </w:p>
     <w:p>
       <w:pPr>
-        <w:pStyle w:val="Heading2"/>
+        <w:pStyle w:val="Virsraksts2"/>
       </w:pPr>
       <w:bookmarkStart w:id="8" w:name="_Toc225723233"/>
       <w:r>
@@ -3631,7 +3662,7 @@
     </w:p>
     <w:p>
       <w:pPr>
-        <w:pStyle w:val="Heading3"/>
+        <w:pStyle w:val="Virsraksts3"/>
       </w:pPr>
       <w:bookmarkStart w:id="9" w:name="_Toc225723234"/>
       <w:r>
@@ -3641,7 +3672,7 @@
     </w:p>
     <w:p>
       <w:pPr>
-        <w:pStyle w:val="ListParagraph"/>
+        <w:pStyle w:val="Sarakstarindkopa"/>
         <w:numPr>
           <w:ilvl w:val="0"/>
           <w:numId w:val="5"/>
@@ -3694,7 +3725,7 @@
     </w:p>
     <w:p>
       <w:pPr>
-        <w:pStyle w:val="ListParagraph"/>
+        <w:pStyle w:val="Sarakstarindkopa"/>
         <w:numPr>
           <w:ilvl w:val="0"/>
           <w:numId w:val="5"/>
@@ -3754,12 +3785,20 @@
         <w:t>Izvaddati</w:t>
       </w:r>
       <w:r>
-        <w:t>: Uznirsts anotācijas logs.</w:t>
-      </w:r>
-    </w:p>
-    <w:p>
-      <w:pPr>
-        <w:pStyle w:val="ListParagraph"/>
+        <w:t xml:space="preserve">: </w:t>
+      </w:r>
+      <w:proofErr w:type="spellStart"/>
+      <w:r>
+        <w:t>Uznirsts</w:t>
+      </w:r>
+      <w:proofErr w:type="spellEnd"/>
+      <w:r>
+        <w:t xml:space="preserve"> anotācijas logs.</w:t>
+      </w:r>
+    </w:p>
+    <w:p>
+      <w:pPr>
+        <w:pStyle w:val="Sarakstarindkopa"/>
         <w:numPr>
           <w:ilvl w:val="0"/>
           <w:numId w:val="5"/>
@@ -3812,13 +3851,6 @@
     <w:p>
       <w:pPr>
         <w:ind w:left="720" w:firstLine="0"/>
-        <w:sectPr>
-          <w:footerReference w:type="default" r:id="rId9"/>
-          <w:pgSz w:w="12240" w:h="15840"/>
-          <w:pgMar w:top="1134" w:right="1134" w:bottom="1134" w:left="1418" w:header="709" w:footer="709" w:gutter="0"/>
-          <w:cols w:space="708"/>
-          <w:docGrid w:linePitch="360"/>
-        </w:sectPr>
       </w:pPr>
       <w:r>
         <w:rPr>
@@ -3832,7 +3864,155 @@
     </w:p>
     <w:p>
       <w:pPr>
-        <w:pStyle w:val="ListParagraph"/>
+        <w:ind w:left="720" w:firstLine="0"/>
+      </w:pPr>
+    </w:p>
+    <w:p>
+      <w:pPr>
+        <w:ind w:left="720" w:firstLine="0"/>
+      </w:pPr>
+    </w:p>
+    <w:p>
+      <w:pPr>
+        <w:ind w:left="720" w:firstLine="0"/>
+      </w:pPr>
+    </w:p>
+    <w:p>
+      <w:pPr>
+        <w:pStyle w:val="Sarakstarindkopa"/>
+        <w:numPr>
+          <w:ilvl w:val="0"/>
+          <w:numId w:val="5"/>
+        </w:numPr>
+        <w:ind w:left="993" w:hanging="993"/>
+        <w:rPr>
+          <w:b/>
+          <w:bCs/>
+        </w:rPr>
+      </w:pPr>
+      <w:r>
+        <w:rPr>
+          <w:b/>
+          <w:bCs/>
+        </w:rPr>
+        <w:lastRenderedPageBreak/>
+        <w:t>Iestatījuma loga atvēršana</w:t>
+      </w:r>
+    </w:p>
+    <w:p>
+      <w:pPr>
+        <w:ind w:left="720" w:firstLine="0"/>
+        <w:rPr>
+          <w:szCs w:val="22"/>
+        </w:rPr>
+      </w:pPr>
+      <w:r>
+        <w:rPr>
+          <w:u w:val="single"/>
+        </w:rPr>
+        <w:t>Mērķis</w:t>
+      </w:r>
+      <w:r>
+        <w:t>: Atvērt iestatījuma logu spēles iestatījumu koriģēšanai.</w:t>
+      </w:r>
+    </w:p>
+    <w:p>
+      <w:pPr>
+        <w:ind w:left="720" w:firstLine="0"/>
+      </w:pPr>
+      <w:r>
+        <w:rPr>
+          <w:u w:val="single"/>
+        </w:rPr>
+        <w:t>Ievade</w:t>
+      </w:r>
+      <w:r>
+        <w:t>: Iestatījuma atvēršanas poga.</w:t>
+      </w:r>
+    </w:p>
+    <w:p>
+      <w:pPr>
+        <w:ind w:left="720" w:firstLine="0"/>
+      </w:pPr>
+      <w:r>
+        <w:rPr>
+          <w:u w:val="single"/>
+        </w:rPr>
+        <w:t>Apstrāde</w:t>
+      </w:r>
+      <w:r>
+        <w:t>: Parāda globālu iestatījumu logu.</w:t>
+      </w:r>
+    </w:p>
+    <w:p>
+      <w:pPr>
+        <w:pStyle w:val="Sarakstarindkopa"/>
+        <w:numPr>
+          <w:ilvl w:val="0"/>
+          <w:numId w:val="5"/>
+        </w:numPr>
+        <w:ind w:left="993" w:hanging="993"/>
+        <w:rPr>
+          <w:b/>
+          <w:bCs/>
+        </w:rPr>
+      </w:pPr>
+      <w:r>
+        <w:rPr>
+          <w:b/>
+          <w:bCs/>
+        </w:rPr>
+        <w:t>Iestatījuma loga aizvēršana</w:t>
+      </w:r>
+    </w:p>
+    <w:p>
+      <w:pPr>
+        <w:ind w:left="720" w:firstLine="0"/>
+        <w:rPr>
+          <w:szCs w:val="22"/>
+        </w:rPr>
+      </w:pPr>
+      <w:r>
+        <w:rPr>
+          <w:u w:val="single"/>
+        </w:rPr>
+        <w:t>Mērķis</w:t>
+      </w:r>
+      <w:r>
+        <w:t>: Aizvērt iestatījuma logu pēc spēles iestatījumu koriģēšanas.</w:t>
+      </w:r>
+    </w:p>
+    <w:p>
+      <w:pPr>
+        <w:ind w:left="720" w:firstLine="0"/>
+      </w:pPr>
+      <w:r>
+        <w:rPr>
+          <w:u w:val="single"/>
+        </w:rPr>
+        <w:t>Ievade</w:t>
+      </w:r>
+      <w:r>
+        <w:t>: Aizvēršanas poga iestatījuma logā.</w:t>
+      </w:r>
+    </w:p>
+    <w:p>
+      <w:pPr>
+        <w:ind w:left="720" w:firstLine="0"/>
+      </w:pPr>
+      <w:r>
+        <w:rPr>
+          <w:u w:val="single"/>
+        </w:rPr>
+        <w:t>Apstrāde</w:t>
+      </w:r>
+      <w:r>
+        <w:t>: Paslēpj globālu iestatījumu logu.</w:t>
+      </w:r>
+    </w:p>
+    <w:p>
+      <w:pPr>
+        <w:pStyle w:val="Sarakstarindkopa"/>
         <w:numPr>
           <w:ilvl w:val="0"/>
           <w:numId w:val="5"/>
@@ -3851,7 +4031,6 @@
           <w:b/>
           <w:bCs/>
         </w:rPr>
-        <w:lastRenderedPageBreak/>
         <w:t>Datorspēles izeja</w:t>
       </w:r>
     </w:p>
@@ -3869,7 +4048,7 @@
         <w:t>Mērķis</w:t>
       </w:r>
       <w:r>
-        <w:t>: Beigt datorspēles darbību lietotāja datorsistēmā.</w:t>
+        <w:t>: Beigt datorspēles darbību lietotāja datorsistēmā ar apstiprinājumu.</w:t>
       </w:r>
     </w:p>
     <w:p>
@@ -3897,12 +4076,12 @@
         <w:t>Apstrāde</w:t>
       </w:r>
       <w:r>
-        <w:t>: Pēc datorspēles ietvara darbībām atbrīvoties no izmantotiem resursiem un beigt tās datorspēles darbību.</w:t>
-      </w:r>
-    </w:p>
-    <w:p>
-      <w:pPr>
-        <w:pStyle w:val="ListParagraph"/>
+        <w:t>: Parādīt apstiprinājuma logu pirms datorspēles aizvēršanas.</w:t>
+      </w:r>
+    </w:p>
+    <w:p>
+      <w:pPr>
+        <w:pStyle w:val="Sarakstarindkopa"/>
         <w:numPr>
           <w:ilvl w:val="0"/>
           <w:numId w:val="5"/>
@@ -3974,20 +4153,17 @@
     </w:p>
     <w:p>
       <w:pPr>
-        <w:pStyle w:val="Heading3"/>
+        <w:pStyle w:val="Virsraksts3"/>
       </w:pPr>
       <w:bookmarkStart w:id="10" w:name="_Toc225723235"/>
       <w:r>
-        <w:t>Līmeņu atlase</w:t>
-      </w:r>
-      <w:r>
-        <w:t>s aina</w:t>
+        <w:t>Līmeņu atlases aina</w:t>
       </w:r>
       <w:bookmarkEnd w:id="10"/>
     </w:p>
     <w:p>
       <w:pPr>
-        <w:pStyle w:val="ListParagraph"/>
+        <w:pStyle w:val="Sarakstarindkopa"/>
         <w:numPr>
           <w:ilvl w:val="0"/>
           <w:numId w:val="22"/>
@@ -4039,7 +4215,7 @@
     </w:p>
     <w:p>
       <w:pPr>
-        <w:pStyle w:val="ListParagraph"/>
+        <w:pStyle w:val="Sarakstarindkopa"/>
         <w:numPr>
           <w:ilvl w:val="0"/>
           <w:numId w:val="6"/>
@@ -4051,7 +4227,7 @@
     </w:p>
     <w:p>
       <w:pPr>
-        <w:pStyle w:val="ListParagraph"/>
+        <w:pStyle w:val="Sarakstarindkopa"/>
         <w:numPr>
           <w:ilvl w:val="0"/>
           <w:numId w:val="6"/>
@@ -4063,7 +4239,7 @@
     </w:p>
     <w:p>
       <w:pPr>
-        <w:pStyle w:val="ListParagraph"/>
+        <w:pStyle w:val="Sarakstarindkopa"/>
         <w:numPr>
           <w:ilvl w:val="0"/>
           <w:numId w:val="6"/>
@@ -4089,7 +4265,19 @@
     </w:p>
     <w:p>
       <w:pPr>
-        <w:pStyle w:val="ListParagraph"/>
+        <w:ind w:firstLine="0"/>
+        <w:sectPr>
+          <w:footerReference w:type="default" r:id="rId9"/>
+          <w:pgSz w:w="12240" w:h="15840"/>
+          <w:pgMar w:top="1134" w:right="1134" w:bottom="1134" w:left="1418" w:header="709" w:footer="709" w:gutter="0"/>
+          <w:cols w:space="708"/>
+          <w:docGrid w:linePitch="360"/>
+        </w:sectPr>
+      </w:pPr>
+    </w:p>
+    <w:p>
+      <w:pPr>
+        <w:pStyle w:val="Sarakstarindkopa"/>
         <w:numPr>
           <w:ilvl w:val="0"/>
           <w:numId w:val="22"/>
@@ -4105,6 +4293,7 @@
           <w:b/>
           <w:bCs/>
         </w:rPr>
+        <w:lastRenderedPageBreak/>
         <w:t>Līmeņa atlasīšana</w:t>
       </w:r>
     </w:p>
@@ -4141,7 +4330,7 @@
     </w:p>
     <w:p>
       <w:pPr>
-        <w:pStyle w:val="ListParagraph"/>
+        <w:pStyle w:val="Sarakstarindkopa"/>
         <w:numPr>
           <w:ilvl w:val="0"/>
           <w:numId w:val="7"/>
@@ -4159,7 +4348,7 @@
     </w:p>
     <w:p>
       <w:pPr>
-        <w:pStyle w:val="ListParagraph"/>
+        <w:pStyle w:val="Sarakstarindkopa"/>
         <w:numPr>
           <w:ilvl w:val="0"/>
           <w:numId w:val="7"/>
@@ -4171,7 +4360,7 @@
     </w:p>
     <w:p>
       <w:pPr>
-        <w:pStyle w:val="ListParagraph"/>
+        <w:pStyle w:val="Sarakstarindkopa"/>
         <w:numPr>
           <w:ilvl w:val="0"/>
           <w:numId w:val="7"/>
@@ -4189,12 +4378,12 @@
     </w:p>
     <w:p>
       <w:pPr>
-        <w:pStyle w:val="ListParagraph"/>
+        <w:pStyle w:val="Sarakstarindkopa"/>
         <w:numPr>
           <w:ilvl w:val="0"/>
           <w:numId w:val="22"/>
         </w:numPr>
-        <w:ind w:left="993" w:hanging="993"/>
+        <w:ind w:left="1134" w:hanging="1134"/>
         <w:rPr>
           <w:b/>
           <w:bCs/>
@@ -4250,7 +4439,180 @@
         <w:t>Ievade</w:t>
       </w:r>
       <w:r>
-        <w:t>: Lietotājs nospiež kartē kādu vietu.</w:t>
+        <w:t>: Lietotājs nospiež kartē kādu vietu</w:t>
+      </w:r>
+      <w:r>
+        <w:t xml:space="preserve"> vai vēlreiz nospiež atlasītā līmeņa punktu kartē</w:t>
+      </w:r>
+      <w:r>
+        <w:t>.</w:t>
+      </w:r>
+    </w:p>
+    <w:p>
+      <w:pPr>
+        <w:ind w:left="720" w:firstLine="0"/>
+      </w:pPr>
+      <w:r>
+        <w:rPr>
+          <w:u w:val="single"/>
+        </w:rPr>
+        <w:t>Apstrāde</w:t>
+      </w:r>
+      <w:r>
+        <w:t>:</w:t>
+      </w:r>
+      <w:r>
+        <w:t xml:space="preserve"> Slēpj anotācijas logu</w:t>
+      </w:r>
+    </w:p>
+    <w:p>
+      <w:pPr>
+        <w:pStyle w:val="Sarakstarindkopa"/>
+        <w:numPr>
+          <w:ilvl w:val="0"/>
+          <w:numId w:val="22"/>
+        </w:numPr>
+        <w:tabs>
+          <w:tab w:val="left" w:pos="993"/>
+        </w:tabs>
+        <w:ind w:left="1134" w:hanging="1134"/>
+        <w:rPr>
+          <w:b/>
+          <w:bCs/>
+        </w:rPr>
+      </w:pPr>
+      <w:r>
+        <w:rPr>
+          <w:b/>
+          <w:bCs/>
+        </w:rPr>
+        <w:t>Pārvirze uz spēles laukuma ainu</w:t>
+      </w:r>
+    </w:p>
+    <w:p>
+      <w:pPr>
+        <w:ind w:left="720" w:firstLine="0"/>
+        <w:rPr>
+          <w:szCs w:val="22"/>
+        </w:rPr>
+      </w:pPr>
+      <w:r>
+        <w:rPr>
+          <w:u w:val="single"/>
+        </w:rPr>
+        <w:t>Mērķis</w:t>
+      </w:r>
+      <w:r>
+        <w:t xml:space="preserve">: Pārvirzīt spēlētāju uz spēles laukuma ainu, kurā ir attiecīgā līmeņa laukums. </w:t>
+      </w:r>
+    </w:p>
+    <w:p>
+      <w:pPr>
+        <w:ind w:left="720" w:firstLine="0"/>
+      </w:pPr>
+      <w:r>
+        <w:rPr>
+          <w:u w:val="single"/>
+        </w:rPr>
+        <w:t>Apstrāde</w:t>
+      </w:r>
+      <w:r>
+        <w:t>:</w:t>
+      </w:r>
+    </w:p>
+    <w:p>
+      <w:pPr>
+        <w:pStyle w:val="Sarakstarindkopa"/>
+        <w:numPr>
+          <w:ilvl w:val="0"/>
+          <w:numId w:val="11"/>
+        </w:numPr>
+      </w:pPr>
+      <w:r>
+        <w:t>Pārbauda, vai pēc spēles noteikumu nosacījumiem līmenis ir atverams;</w:t>
+      </w:r>
+    </w:p>
+    <w:p>
+      <w:pPr>
+        <w:pStyle w:val="Sarakstarindkopa"/>
+        <w:numPr>
+          <w:ilvl w:val="0"/>
+          <w:numId w:val="11"/>
+        </w:numPr>
+      </w:pPr>
+      <w:r>
+        <w:t>Pārslēdz aktīvo ainu uz spēles laukuma ainu ar atlasīto līmeni un tās parametriem</w:t>
+      </w:r>
+      <w:r>
+        <w:t>.</w:t>
+      </w:r>
+    </w:p>
+    <w:p>
+      <w:pPr>
+        <w:pStyle w:val="Sarakstarindkopa"/>
+        <w:numPr>
+          <w:ilvl w:val="0"/>
+          <w:numId w:val="22"/>
+        </w:numPr>
+        <w:ind w:left="1134" w:hanging="1134"/>
+        <w:rPr>
+          <w:b/>
+          <w:bCs/>
+        </w:rPr>
+      </w:pPr>
+      <w:r>
+        <w:rPr>
+          <w:b/>
+          <w:bCs/>
+        </w:rPr>
+        <w:t>Pārvirze uz galveno izvēlni</w:t>
+      </w:r>
+    </w:p>
+    <w:p>
+      <w:pPr>
+        <w:ind w:left="720" w:firstLine="0"/>
+        <w:rPr>
+          <w:szCs w:val="22"/>
+        </w:rPr>
+      </w:pPr>
+      <w:bookmarkStart w:id="11" w:name="_Hlk213077347"/>
+      <w:r>
+        <w:rPr>
+          <w:u w:val="single"/>
+        </w:rPr>
+        <w:t>Mērķis</w:t>
+      </w:r>
+      <w:r>
+        <w:t>: Pārvirzīt spēlētāju uz galvenās izvēlnes ainu.</w:t>
+      </w:r>
+    </w:p>
+    <w:bookmarkEnd w:id="11"/>
+    <w:p>
+      <w:pPr>
+        <w:ind w:left="720" w:firstLine="0"/>
+      </w:pPr>
+      <w:r>
+        <w:rPr>
+          <w:u w:val="single"/>
+        </w:rPr>
+        <w:t>Apstrāde</w:t>
+      </w:r>
+      <w:r>
+        <w:t>: Aktīvā aina tiek iestatīta par galvenās izvēlnes ainu.</w:t>
+      </w:r>
+    </w:p>
+    <w:p>
+      <w:pPr>
+        <w:ind w:left="720" w:firstLine="0"/>
+      </w:pPr>
+      <w:r>
+        <w:rPr>
+          <w:u w:val="single"/>
+        </w:rPr>
+        <w:t>Izvaddati</w:t>
+      </w:r>
+      <w:r>
+        <w:t>: Galvenās izvēlnes aina.</w:t>
       </w:r>
     </w:p>
     <w:p>
@@ -4263,187 +4625,21 @@
           <w:docGrid w:linePitch="360"/>
         </w:sectPr>
       </w:pPr>
-      <w:r>
-        <w:rPr>
-          <w:u w:val="single"/>
-        </w:rPr>
-        <w:t>Apstrāde</w:t>
-      </w:r>
-      <w:r>
-        <w:t>:</w:t>
-      </w:r>
-      <w:r>
-        <w:t xml:space="preserve"> Slēpj anotācijas logu</w:t>
-      </w:r>
-    </w:p>
-    <w:p>
-      <w:pPr>
-        <w:pStyle w:val="ListParagraph"/>
-        <w:numPr>
-          <w:ilvl w:val="0"/>
-          <w:numId w:val="22"/>
-        </w:numPr>
-        <w:tabs>
-          <w:tab w:val="left" w:pos="993"/>
-        </w:tabs>
-        <w:ind w:left="851" w:hanging="851"/>
-        <w:rPr>
-          <w:b/>
-          <w:bCs/>
-        </w:rPr>
-      </w:pPr>
-      <w:r>
-        <w:rPr>
-          <w:b/>
-          <w:bCs/>
-        </w:rPr>
+    </w:p>
+    <w:p>
+      <w:pPr>
+        <w:pStyle w:val="Virsraksts3"/>
+      </w:pPr>
+      <w:bookmarkStart w:id="12" w:name="_Toc225723236"/>
+      <w:r>
         <w:lastRenderedPageBreak/>
-        <w:t>Pārvirze uz spēles laukuma ainu</w:t>
-      </w:r>
-    </w:p>
-    <w:p>
-      <w:pPr>
-        <w:ind w:left="720" w:firstLine="0"/>
-        <w:rPr>
-          <w:szCs w:val="22"/>
-        </w:rPr>
-      </w:pPr>
-      <w:r>
-        <w:rPr>
-          <w:u w:val="single"/>
-        </w:rPr>
-        <w:t>Mērķis</w:t>
-      </w:r>
-      <w:r>
-        <w:t xml:space="preserve">: Pārvirzīt spēlētāju uz spēles laukuma ainu, kurā ir attiecīgā līmeņa laukums. </w:t>
-      </w:r>
-    </w:p>
-    <w:p>
-      <w:pPr>
-        <w:ind w:left="720" w:firstLine="0"/>
-      </w:pPr>
-      <w:r>
-        <w:rPr>
-          <w:u w:val="single"/>
-        </w:rPr>
-        <w:t>Apstrāde</w:t>
-      </w:r>
-      <w:r>
-        <w:t>:</w:t>
-      </w:r>
-    </w:p>
-    <w:p>
-      <w:pPr>
-        <w:pStyle w:val="ListParagraph"/>
-        <w:numPr>
-          <w:ilvl w:val="0"/>
-          <w:numId w:val="11"/>
-        </w:numPr>
-      </w:pPr>
-      <w:r>
-        <w:t>Pārbauda, vai pēc spēles noteikumu nosacījumiem līmenis ir atverams;</w:t>
-      </w:r>
-    </w:p>
-    <w:p>
-      <w:pPr>
-        <w:pStyle w:val="ListParagraph"/>
-        <w:numPr>
-          <w:ilvl w:val="0"/>
-          <w:numId w:val="11"/>
-        </w:numPr>
-      </w:pPr>
-      <w:r>
-        <w:t>Pārslēdz aktīvo ainu uz spēles laukuma ainu ar atlasīto līmeni un tās parametriem;</w:t>
-      </w:r>
-    </w:p>
-    <w:p>
-      <w:pPr>
-        <w:pStyle w:val="ListParagraph"/>
-        <w:numPr>
-          <w:ilvl w:val="0"/>
-          <w:numId w:val="22"/>
-        </w:numPr>
-        <w:ind w:left="1134" w:hanging="1134"/>
-        <w:rPr>
-          <w:b/>
-          <w:bCs/>
-        </w:rPr>
-      </w:pPr>
-      <w:r>
-        <w:rPr>
-          <w:b/>
-          <w:bCs/>
-        </w:rPr>
-        <w:t xml:space="preserve">Pārvirze uz </w:t>
-      </w:r>
-      <w:r>
-        <w:rPr>
-          <w:b/>
-          <w:bCs/>
-        </w:rPr>
-        <w:t>galveno izvēlni</w:t>
-      </w:r>
-    </w:p>
-    <w:p>
-      <w:pPr>
-        <w:ind w:left="720" w:firstLine="0"/>
-        <w:rPr>
-          <w:szCs w:val="22"/>
-        </w:rPr>
-      </w:pPr>
-      <w:bookmarkStart w:id="11" w:name="_Hlk213077347"/>
-      <w:r>
-        <w:rPr>
-          <w:u w:val="single"/>
-        </w:rPr>
-        <w:t>Mērķis</w:t>
-      </w:r>
-      <w:r>
-        <w:t>: Pārvirzīt spēlētāju uz galvenās izvēlnes ainu.</w:t>
-      </w:r>
-    </w:p>
-    <w:bookmarkEnd w:id="11"/>
-    <w:p>
-      <w:pPr>
-        <w:ind w:left="720" w:firstLine="0"/>
-      </w:pPr>
-      <w:r>
-        <w:rPr>
-          <w:u w:val="single"/>
-        </w:rPr>
-        <w:t>Apstrāde</w:t>
-      </w:r>
-      <w:r>
-        <w:t>: Aktīvā aina tiek iestatīta par galvenās izvēlnes ainu.</w:t>
-      </w:r>
-    </w:p>
-    <w:p>
-      <w:pPr>
-        <w:ind w:left="720" w:firstLine="0"/>
-      </w:pPr>
-      <w:r>
-        <w:rPr>
-          <w:u w:val="single"/>
-        </w:rPr>
-        <w:t>Izvaddati</w:t>
-      </w:r>
-      <w:r>
-        <w:t>: Galvenās izvēlnes aina.</w:t>
-      </w:r>
-    </w:p>
-    <w:p>
-      <w:pPr>
-        <w:pStyle w:val="Heading3"/>
-      </w:pPr>
-      <w:bookmarkStart w:id="12" w:name="_Toc225723236"/>
-      <w:r>
         <w:t>Spēles laukuma aina</w:t>
       </w:r>
       <w:bookmarkEnd w:id="12"/>
     </w:p>
     <w:p>
       <w:pPr>
-        <w:pStyle w:val="ListParagraph"/>
+        <w:pStyle w:val="Sarakstarindkopa"/>
         <w:numPr>
           <w:ilvl w:val="0"/>
           <w:numId w:val="24"/>
@@ -4507,29 +4703,17 @@
       <w:r>
         <w:t>:</w:t>
       </w:r>
-    </w:p>
-    <w:p>
-      <w:pPr>
-        <w:pStyle w:val="ListParagraph"/>
-        <w:numPr>
-          <w:ilvl w:val="0"/>
-          <w:numId w:val="12"/>
-        </w:numPr>
-      </w:pPr>
-      <w:r>
-        <w:t>Pārbauda ievaddatus;</w:t>
-      </w:r>
-    </w:p>
-    <w:p>
-      <w:pPr>
-        <w:pStyle w:val="ListParagraph"/>
-        <w:numPr>
-          <w:ilvl w:val="0"/>
-          <w:numId w:val="12"/>
-        </w:numPr>
-      </w:pPr>
-      <w:r>
-        <w:t>Laukumā ievieto līmeņa objektus un iestata līmeņa lauku īpašības;</w:t>
+      <w:r>
+        <w:t xml:space="preserve"> </w:t>
+      </w:r>
+      <w:r>
+        <w:t>Laukumā ievieto līmeņa objektus un iestata līmeņa lauku</w:t>
+      </w:r>
+      <w:r>
+        <w:t xml:space="preserve"> un tās objektu</w:t>
+      </w:r>
+      <w:r>
+        <w:t xml:space="preserve"> īpašības;</w:t>
       </w:r>
     </w:p>
     <w:p>
@@ -4546,7 +4730,13 @@
         <w:t xml:space="preserve"> </w:t>
       </w:r>
       <w:r>
-        <w:t>Ainas augšienē atrodas josla ar pauzes izvēlnes pogu, stadijas nosaukumu un skaitītāji (ierīces</w:t>
+        <w:t>Ainas augšienē atrodas josla ar pauzes izvēlnes pogu, stadijas nosaukumu un skaitītāji (</w:t>
+      </w:r>
+      <w:r>
+        <w:t xml:space="preserve">pozīcija, mērogs </w:t>
+      </w:r>
+      <w:r>
+        <w:t>ierīces</w:t>
       </w:r>
       <w:r>
         <w:t xml:space="preserve">, </w:t>
@@ -4558,10 +4748,13 @@
         <w:t>u skaits</w:t>
       </w:r>
       <w:r>
-        <w:t>, lādiņu skaits</w:t>
-      </w:r>
-      <w:r>
-        <w:t xml:space="preserve"> un atlikušais laiks</w:t>
+        <w:t xml:space="preserve">, </w:t>
+      </w:r>
+      <w:r>
+        <w:t xml:space="preserve">kārta </w:t>
+      </w:r>
+      <w:r>
+        <w:t>un atlikušais laiks</w:t>
       </w:r>
       <w:r>
         <w:t>).</w:t>
@@ -4569,7 +4762,7 @@
     </w:p>
     <w:p>
       <w:pPr>
-        <w:pStyle w:val="ListParagraph"/>
+        <w:pStyle w:val="Sarakstarindkopa"/>
         <w:numPr>
           <w:ilvl w:val="0"/>
           <w:numId w:val="24"/>
@@ -4621,8 +4814,13 @@
       <w:r>
         <w:t xml:space="preserve">: </w:t>
       </w:r>
-      <w:r>
-        <w:t>Augšjoslas pauzēšanas poga.</w:t>
+      <w:proofErr w:type="spellStart"/>
+      <w:r>
+        <w:t>Augšjoslas</w:t>
+      </w:r>
+      <w:proofErr w:type="spellEnd"/>
+      <w:r>
+        <w:t xml:space="preserve"> pauzēšanas poga.</w:t>
       </w:r>
     </w:p>
     <w:p>
@@ -4650,7 +4848,13 @@
         <w:t>Pauzes izvēlne ar iespēju</w:t>
       </w:r>
       <w:r>
-        <w:t xml:space="preserve"> turpināt spēli vai iziet.</w:t>
+        <w:t xml:space="preserve"> turpināt spēli</w:t>
+      </w:r>
+      <w:r>
+        <w:t>, atkārtot</w:t>
+      </w:r>
+      <w:r>
+        <w:t xml:space="preserve"> vai iziet.</w:t>
       </w:r>
       <w:r>
         <w:t xml:space="preserve"> </w:t>
@@ -4658,7 +4862,7 @@
     </w:p>
     <w:p>
       <w:pPr>
-        <w:pStyle w:val="ListParagraph"/>
+        <w:pStyle w:val="Sarakstarindkopa"/>
         <w:numPr>
           <w:ilvl w:val="0"/>
           <w:numId w:val="24"/>
@@ -4714,6 +4918,565 @@
       </w:r>
       <w:r>
         <w:t>.</w:t>
+      </w:r>
+    </w:p>
+    <w:p>
+      <w:pPr>
+        <w:pStyle w:val="Sarakstarindkopa"/>
+        <w:numPr>
+          <w:ilvl w:val="0"/>
+          <w:numId w:val="24"/>
+        </w:numPr>
+        <w:ind w:left="1134" w:hanging="1134"/>
+        <w:rPr>
+          <w:b/>
+          <w:bCs/>
+        </w:rPr>
+      </w:pPr>
+      <w:r>
+        <w:rPr>
+          <w:b/>
+          <w:bCs/>
+        </w:rPr>
+        <w:t>Spēles atkārtošana</w:t>
+      </w:r>
+    </w:p>
+    <w:p>
+      <w:r>
+        <w:rPr>
+          <w:u w:val="single"/>
+        </w:rPr>
+        <w:t>Mērķis</w:t>
+      </w:r>
+      <w:r>
+        <w:t>: Atsākt spēli no jauna spēles laikā.</w:t>
+      </w:r>
+    </w:p>
+    <w:p>
+      <w:r>
+        <w:rPr>
+          <w:u w:val="single"/>
+        </w:rPr>
+        <w:t>Ievaddati</w:t>
+      </w:r>
+      <w:r>
+        <w:t>: Pauzes izvēlnē atkārtošanas poga..</w:t>
+      </w:r>
+    </w:p>
+    <w:p>
+      <w:r>
+        <w:rPr>
+          <w:u w:val="single"/>
+        </w:rPr>
+        <w:t>Apstrāde</w:t>
+      </w:r>
+      <w:r>
+        <w:t>: Spēles laukums tiek pārlādēts.</w:t>
+      </w:r>
+    </w:p>
+    <w:p>
+      <w:pPr>
+        <w:pStyle w:val="Sarakstarindkopa"/>
+        <w:numPr>
+          <w:ilvl w:val="0"/>
+          <w:numId w:val="24"/>
+        </w:numPr>
+        <w:ind w:left="1134" w:hanging="1134"/>
+        <w:rPr>
+          <w:b/>
+          <w:bCs/>
+        </w:rPr>
+      </w:pPr>
+      <w:r>
+        <w:rPr>
+          <w:b/>
+          <w:bCs/>
+        </w:rPr>
+        <w:t>Laika ierobežojums</w:t>
+      </w:r>
+    </w:p>
+    <w:p>
+      <w:r>
+        <w:rPr>
+          <w:u w:val="single"/>
+        </w:rPr>
+        <w:t>Mērķis</w:t>
+      </w:r>
+      <w:r>
+        <w:t xml:space="preserve">: Ierobežot spēlētāja laiku spēlēt atlasīto līmeņi. </w:t>
+      </w:r>
+    </w:p>
+    <w:p>
+      <w:r>
+        <w:rPr>
+          <w:u w:val="single"/>
+        </w:rPr>
+        <w:t>Apstrāde</w:t>
+      </w:r>
+      <w:r>
+        <w:t>: Tiek iedarbināts taimeris pēc pirmās ierīču koriģēšanas, kura skaita laiku, kura tika noteikta no līmeņa līdz robežai.</w:t>
+      </w:r>
+    </w:p>
+    <w:p>
+      <w:r>
+        <w:rPr>
+          <w:u w:val="single"/>
+        </w:rPr>
+        <w:t>Izvaddati</w:t>
+      </w:r>
+      <w:r>
+        <w:t>: Laika rādītājs</w:t>
+      </w:r>
+      <w:r>
+        <w:t xml:space="preserve"> </w:t>
+      </w:r>
+      <w:proofErr w:type="spellStart"/>
+      <w:r>
+        <w:t>augšjoslā</w:t>
+      </w:r>
+      <w:proofErr w:type="spellEnd"/>
+      <w:r>
+        <w:t>.</w:t>
+      </w:r>
+    </w:p>
+    <w:p>
+      <w:pPr>
+        <w:pStyle w:val="Sarakstarindkopa"/>
+        <w:numPr>
+          <w:ilvl w:val="0"/>
+          <w:numId w:val="24"/>
+        </w:numPr>
+        <w:ind w:left="1134" w:hanging="1134"/>
+        <w:rPr>
+          <w:b/>
+          <w:bCs/>
+        </w:rPr>
+      </w:pPr>
+      <w:r>
+        <w:rPr>
+          <w:b/>
+          <w:bCs/>
+        </w:rPr>
+        <w:t>Kārtu skaitīšana</w:t>
+      </w:r>
+    </w:p>
+    <w:p>
+      <w:r>
+        <w:rPr>
+          <w:u w:val="single"/>
+        </w:rPr>
+        <w:t>Mērķis</w:t>
+      </w:r>
+      <w:r>
+        <w:t>: Skaitīt spēlētāja un pretinieka triecienu skaitus starp koriģēšanas stadijām</w:t>
+      </w:r>
+    </w:p>
+    <w:p>
+      <w:r>
+        <w:rPr>
+          <w:u w:val="single"/>
+        </w:rPr>
+        <w:t>Apstrāde</w:t>
+      </w:r>
+      <w:r>
+        <w:t>: Pēc ierīču koriģēšanas stadijas tiek skaitīta kārta</w:t>
+      </w:r>
+    </w:p>
+    <w:p>
+      <w:r>
+        <w:rPr>
+          <w:u w:val="single"/>
+        </w:rPr>
+        <w:t>Izvaddati</w:t>
+      </w:r>
+      <w:r>
+        <w:t xml:space="preserve">: </w:t>
+      </w:r>
+      <w:r>
+        <w:t xml:space="preserve">Kārtas skaits </w:t>
+      </w:r>
+      <w:proofErr w:type="spellStart"/>
+      <w:r>
+        <w:t>augšjoslā</w:t>
+      </w:r>
+      <w:proofErr w:type="spellEnd"/>
+      <w:r>
+        <w:t xml:space="preserve">. </w:t>
+      </w:r>
+    </w:p>
+    <w:p>
+      <w:pPr>
+        <w:pStyle w:val="Sarakstarindkopa"/>
+        <w:numPr>
+          <w:ilvl w:val="0"/>
+          <w:numId w:val="24"/>
+        </w:numPr>
+        <w:ind w:left="1134" w:hanging="1134"/>
+        <w:rPr>
+          <w:b/>
+          <w:bCs/>
+        </w:rPr>
+      </w:pPr>
+      <w:r>
+        <w:rPr>
+          <w:b/>
+          <w:bCs/>
+        </w:rPr>
+        <w:lastRenderedPageBreak/>
+        <w:t>Pārvirze uz līmeņu atlasi</w:t>
+      </w:r>
+    </w:p>
+    <w:p>
+      <w:r>
+        <w:rPr>
+          <w:u w:val="single"/>
+        </w:rPr>
+        <w:t>Mērķis</w:t>
+      </w:r>
+      <w:r>
+        <w:t>: Dot iespēju lietotājam pamest spēles laukum</w:t>
+      </w:r>
+      <w:r>
+        <w:t>u spēles laikā</w:t>
+      </w:r>
+      <w:r>
+        <w:t>.</w:t>
+      </w:r>
+    </w:p>
+    <w:p>
+      <w:r>
+        <w:rPr>
+          <w:u w:val="single"/>
+        </w:rPr>
+        <w:t>Ievaddati</w:t>
+      </w:r>
+      <w:r>
+        <w:t xml:space="preserve">: </w:t>
+      </w:r>
+      <w:r>
+        <w:t>Pauzes izvēlnes izejas poga.</w:t>
+      </w:r>
+    </w:p>
+    <w:p>
+      <w:r>
+        <w:rPr>
+          <w:u w:val="single"/>
+        </w:rPr>
+        <w:t>Apstrāde</w:t>
+      </w:r>
+      <w:r>
+        <w:t>: Pārslēdz ainu iz līmeņu atlasi, nesaglabājot datus par paveikto līmen</w:t>
+      </w:r>
+      <w:r>
+        <w:t>i</w:t>
+      </w:r>
+      <w:r>
+        <w:t>.</w:t>
+      </w:r>
+    </w:p>
+    <w:p>
+      <w:pPr>
+        <w:pStyle w:val="Sarakstarindkopa"/>
+        <w:numPr>
+          <w:ilvl w:val="0"/>
+          <w:numId w:val="24"/>
+        </w:numPr>
+        <w:ind w:left="1134" w:hanging="1134"/>
+        <w:rPr>
+          <w:b/>
+          <w:bCs/>
+        </w:rPr>
+      </w:pPr>
+      <w:r>
+        <w:rPr>
+          <w:b/>
+          <w:bCs/>
+        </w:rPr>
+        <w:t>Stadijas</w:t>
+      </w:r>
+    </w:p>
+    <w:p>
+      <w:r>
+        <w:rPr>
+          <w:u w:val="single"/>
+        </w:rPr>
+        <w:t>Mērķis</w:t>
+      </w:r>
+      <w:r>
+        <w:t>: Dalīt spēles darbības gaitu pēc atsevišķām stadijām.</w:t>
+      </w:r>
+    </w:p>
+    <w:p>
+      <w:r>
+        <w:rPr>
+          <w:u w:val="single"/>
+        </w:rPr>
+        <w:t>Apstrāde</w:t>
+      </w:r>
+      <w:r>
+        <w:t>: Aktīva stadijas kontroles atrodas pāri kartes laukumam. Pašas stadijas virza uz citām stadijām pēc nosacījumiem.</w:t>
+      </w:r>
+    </w:p>
+    <w:p>
+      <w:pPr>
+        <w:pStyle w:val="Virsraksts4"/>
+      </w:pPr>
+      <w:r>
+        <w:t xml:space="preserve">Ierīču </w:t>
+      </w:r>
+      <w:r>
+        <w:t>ievietošana</w:t>
+      </w:r>
+    </w:p>
+    <w:p>
+      <w:pPr>
+        <w:pStyle w:val="Sarakstarindkopa"/>
+        <w:numPr>
+          <w:ilvl w:val="0"/>
+          <w:numId w:val="24"/>
+        </w:numPr>
+        <w:ind w:left="1134" w:hanging="1134"/>
+        <w:rPr>
+          <w:b/>
+          <w:bCs/>
+        </w:rPr>
+      </w:pPr>
+      <w:r>
+        <w:rPr>
+          <w:b/>
+          <w:bCs/>
+        </w:rPr>
+        <w:t>Ierīču atlase</w:t>
+      </w:r>
+    </w:p>
+    <w:p>
+      <w:r>
+        <w:rPr>
+          <w:u w:val="single"/>
+        </w:rPr>
+        <w:t>Mērķis</w:t>
+      </w:r>
+      <w:r>
+        <w:t xml:space="preserve">: Laukumā ievietot ierīces, kuras ir dotas spēles laukumam ar </w:t>
+      </w:r>
+      <w:r>
+        <w:t xml:space="preserve">līmeņa </w:t>
+      </w:r>
+      <w:r>
+        <w:t>ierobežojumiem turpmākām spēles darbībām.</w:t>
+      </w:r>
+    </w:p>
+    <w:p>
+      <w:r>
+        <w:rPr>
+          <w:u w:val="single"/>
+        </w:rPr>
+        <w:t>Ievaddati</w:t>
+      </w:r>
+      <w:r>
+        <w:t>: Atlases logs ar ierīcēm, kuras norāda atlikušu skaitu, un spēles laukuma dotie ierobežojumi – minimāls un maksimāls skaits.</w:t>
+      </w:r>
+    </w:p>
+    <w:p>
+      <w:r>
+        <w:rPr>
+          <w:u w:val="single"/>
+        </w:rPr>
+        <w:t>Apstrāde</w:t>
+      </w:r>
+      <w:r>
+        <w:t>: Nospiežot ierīci, šo ierīci atzīmē par ievietojamu laukumā.</w:t>
+      </w:r>
+    </w:p>
+    <w:p>
+      <w:pPr>
+        <w:pStyle w:val="Sarakstarindkopa"/>
+        <w:numPr>
+          <w:ilvl w:val="0"/>
+          <w:numId w:val="24"/>
+        </w:numPr>
+        <w:ind w:left="1134" w:hanging="1134"/>
+        <w:rPr>
+          <w:b/>
+          <w:bCs/>
+        </w:rPr>
+      </w:pPr>
+      <w:r>
+        <w:rPr>
+          <w:b/>
+          <w:bCs/>
+        </w:rPr>
+        <w:t>Ierīču ievietošana laukumā</w:t>
+      </w:r>
+    </w:p>
+    <w:p>
+      <w:r>
+        <w:rPr>
+          <w:u w:val="single"/>
+        </w:rPr>
+        <w:t>Mērķis</w:t>
+      </w:r>
+      <w:r>
+        <w:t>:</w:t>
+      </w:r>
+      <w:r>
+        <w:t xml:space="preserve"> Ievietot atlasīto ierīci norādīta laukumā</w:t>
+      </w:r>
+      <w:r>
+        <w:t>.</w:t>
+      </w:r>
+    </w:p>
+    <w:p>
+      <w:r>
+        <w:rPr>
+          <w:u w:val="single"/>
+        </w:rPr>
+        <w:t>Ievaddati</w:t>
+      </w:r>
+      <w:r>
+        <w:t xml:space="preserve">: </w:t>
+      </w:r>
+      <w:r>
+        <w:t>Skaidri a</w:t>
+      </w:r>
+      <w:r>
+        <w:t>tzīmēts</w:t>
+      </w:r>
+      <w:r>
+        <w:t xml:space="preserve"> lauks, kurus norāda indikatori</w:t>
+      </w:r>
+      <w:r>
+        <w:t>.</w:t>
+      </w:r>
+    </w:p>
+    <w:p>
+      <w:r>
+        <w:rPr>
+          <w:u w:val="single"/>
+        </w:rPr>
+        <w:t>Apstrāde</w:t>
+      </w:r>
+      <w:r>
+        <w:t>:</w:t>
+      </w:r>
+    </w:p>
+    <w:p>
+      <w:pPr>
+        <w:pStyle w:val="Sarakstarindkopa"/>
+        <w:numPr>
+          <w:ilvl w:val="0"/>
+          <w:numId w:val="14"/>
+        </w:numPr>
+      </w:pPr>
+      <w:r>
+        <w:t>Pārbauda līmeņa nosacījumus un atlikušo atlasīto ierīču skatu;</w:t>
+      </w:r>
+    </w:p>
+    <w:p>
+      <w:pPr>
+        <w:pStyle w:val="Sarakstarindkopa"/>
+        <w:numPr>
+          <w:ilvl w:val="0"/>
+          <w:numId w:val="14"/>
+        </w:numPr>
+      </w:pPr>
+      <w:r>
+        <w:t>Ja nosacījumi atbilst, tad atlasīto ierīci novieto un mazina skaitu, kurus var vēl ievietot.</w:t>
+      </w:r>
+    </w:p>
+    <w:p>
+      <w:r>
+        <w:rPr>
+          <w:u w:val="single"/>
+        </w:rPr>
+        <w:t>Izvaddati</w:t>
+      </w:r>
+      <w:r>
+        <w:t>: Nospiestā laukumā ievietota ierīce.</w:t>
+      </w:r>
+    </w:p>
+    <w:p>
+      <w:pPr>
+        <w:pStyle w:val="Sarakstarindkopa"/>
+        <w:numPr>
+          <w:ilvl w:val="0"/>
+          <w:numId w:val="24"/>
+        </w:numPr>
+        <w:ind w:left="1134" w:hanging="1134"/>
+        <w:rPr>
+          <w:b/>
+          <w:bCs/>
+        </w:rPr>
+      </w:pPr>
+      <w:r>
+        <w:rPr>
+          <w:b/>
+          <w:bCs/>
+        </w:rPr>
+        <w:t>Ierīču noņemšana laukumā</w:t>
+      </w:r>
+    </w:p>
+    <w:p>
+      <w:r>
+        <w:rPr>
+          <w:u w:val="single"/>
+        </w:rPr>
+        <w:t>Mērķis</w:t>
+      </w:r>
+      <w:r>
+        <w:t>: Noņemt norādīto spēlētāja ierīci laukumā.</w:t>
+      </w:r>
+    </w:p>
+    <w:p>
+      <w:r>
+        <w:rPr>
+          <w:u w:val="single"/>
+        </w:rPr>
+        <w:t>Ievaddati</w:t>
+      </w:r>
+      <w:r>
+        <w:t>: Spēlētāja ierīce zem atzīmētā lauka.</w:t>
+      </w:r>
+    </w:p>
+    <w:p>
+      <w:r>
+        <w:rPr>
+          <w:u w:val="single"/>
+        </w:rPr>
+        <w:t>Apstrāde</w:t>
+      </w:r>
+      <w:r>
+        <w:t>:</w:t>
+      </w:r>
+    </w:p>
+    <w:p>
+      <w:pPr>
+        <w:pStyle w:val="Sarakstarindkopa"/>
+        <w:numPr>
+          <w:ilvl w:val="0"/>
+          <w:numId w:val="15"/>
+        </w:numPr>
+      </w:pPr>
+      <w:r>
+        <w:t>Pārbaudīt, vai ierīce ir tā pati, kā lietotāja atlasītā ierīce</w:t>
+      </w:r>
+      <w:r>
+        <w:t>;</w:t>
+      </w:r>
+    </w:p>
+    <w:p>
+      <w:pPr>
+        <w:pStyle w:val="Sarakstarindkopa"/>
+        <w:numPr>
+          <w:ilvl w:val="0"/>
+          <w:numId w:val="15"/>
+        </w:numPr>
+      </w:pPr>
+      <w:r>
+        <w:t>Ja atbilst nosacījum</w:t>
+      </w:r>
+      <w:r>
+        <w:t>s, ierīce tiek noņemta no laukuma un palielina skaitu, kuru atlasīto ierīci var ievietot.</w:t>
       </w:r>
     </w:p>
     <w:p>
@@ -4729,7 +5492,7 @@
     </w:p>
     <w:p>
       <w:pPr>
-        <w:pStyle w:val="ListParagraph"/>
+        <w:pStyle w:val="Sarakstarindkopa"/>
         <w:numPr>
           <w:ilvl w:val="0"/>
           <w:numId w:val="24"/>
@@ -4746,7 +5509,7 @@
           <w:bCs/>
         </w:rPr>
         <w:lastRenderedPageBreak/>
-        <w:t>Laika ierobežojums</w:t>
+        <w:t>Pārvirze uz ierīču koriģēšanu</w:t>
       </w:r>
     </w:p>
     <w:p>
@@ -4760,7 +5523,10 @@
         <w:t>:</w:t>
       </w:r>
       <w:r>
-        <w:t xml:space="preserve"> Ierobežot spēlētāja laiku spēlēt atlasīto līmeņi. </w:t>
+        <w:t xml:space="preserve"> Turpināt spēli ierīču koriģēšanas stadijā</w:t>
+      </w:r>
+      <w:r>
+        <w:t>.</w:t>
       </w:r>
     </w:p>
     <w:p>
@@ -4768,21 +5534,40 @@
         <w:rPr>
           <w:u w:val="single"/>
         </w:rPr>
+        <w:t>Ievaddati</w:t>
+      </w:r>
+      <w:r>
+        <w:t xml:space="preserve">: </w:t>
+      </w:r>
+      <w:r>
+        <w:t>Turpinājuma poga</w:t>
+      </w:r>
+    </w:p>
+    <w:p>
+      <w:r>
+        <w:rPr>
+          <w:u w:val="single"/>
+        </w:rPr>
         <w:t>Apstrāde</w:t>
       </w:r>
       <w:r>
-        <w:t xml:space="preserve">: </w:t>
-      </w:r>
-      <w:r>
-        <w:t>Tiek iedarbināts taimeris, kura skaita laiku, kura tika noteikta no līmeņa līdz robežai</w:t>
-      </w:r>
-      <w:r>
-        <w:t>.</w:t>
-      </w:r>
-    </w:p>
-    <w:p>
-      <w:pPr>
-        <w:pStyle w:val="ListParagraph"/>
+        <w:t>:</w:t>
+      </w:r>
+      <w:r>
+        <w:t xml:space="preserve"> Noņem indikatorus, tad notiek pārvirze uz ierīču koriģēšanu.</w:t>
+      </w:r>
+    </w:p>
+    <w:p>
+      <w:pPr>
+        <w:pStyle w:val="Virsraksts4"/>
+      </w:pPr>
+      <w:r>
+        <w:t>Ierīču koriģēšana</w:t>
+      </w:r>
+    </w:p>
+    <w:p>
+      <w:pPr>
+        <w:pStyle w:val="Sarakstarindkopa"/>
         <w:numPr>
           <w:ilvl w:val="0"/>
           <w:numId w:val="24"/>
@@ -4798,7 +5583,7 @@
           <w:b/>
           <w:bCs/>
         </w:rPr>
-        <w:t>Pārvirze uz līmeņu atlasi</w:t>
+        <w:t>Ierīces atlase laukumā</w:t>
       </w:r>
     </w:p>
     <w:p>
@@ -4809,7 +5594,7 @@
         <w:t>Mērķis</w:t>
       </w:r>
       <w:r>
-        <w:t>: Dot iespēju lietotājam pamest spēles laukumu pēc pauzes vai pēc spēles beigām.</w:t>
+        <w:t xml:space="preserve">: Atlasīt ierīci lakumā, lai veiktu koriģēšanu. </w:t>
       </w:r>
     </w:p>
     <w:p>
@@ -4820,13 +5605,7 @@
         <w:t>Ievaddati</w:t>
       </w:r>
       <w:r>
-        <w:t xml:space="preserve">: </w:t>
-      </w:r>
-      <w:r>
-        <w:t>Pauzes izvēlnes izejas poga</w:t>
-      </w:r>
-      <w:r>
-        <w:t>.</w:t>
+        <w:t>: Spēlētāja neiznīcināta ierīce.</w:t>
       </w:r>
     </w:p>
     <w:p>
@@ -4837,21 +5616,12 @@
         <w:t>Apstrāde</w:t>
       </w:r>
       <w:r>
-        <w:t>:</w:t>
-      </w:r>
-      <w:r>
-        <w:t xml:space="preserve"> </w:t>
-      </w:r>
-      <w:r>
-        <w:t xml:space="preserve">Pārslēdz ainu </w:t>
-      </w:r>
-      <w:r>
-        <w:t>iz līmeņu atlasi, nesaglabājot datus par paveikto līmenī.</w:t>
-      </w:r>
-    </w:p>
-    <w:p>
-      <w:pPr>
-        <w:pStyle w:val="ListParagraph"/>
+        <w:t>: Pārbauda, vai spēlētāja ierīce nav iznīcināta un atvar koriģēšanas logu, ja nav iznīcināta.</w:t>
+      </w:r>
+    </w:p>
+    <w:p>
+      <w:pPr>
+        <w:pStyle w:val="Sarakstarindkopa"/>
         <w:numPr>
           <w:ilvl w:val="0"/>
           <w:numId w:val="24"/>
@@ -4867,7 +5637,7 @@
           <w:b/>
           <w:bCs/>
         </w:rPr>
-        <w:t>Stadijas</w:t>
+        <w:t>Ierīces atlases noņemšana</w:t>
       </w:r>
     </w:p>
     <w:p>
@@ -4878,7 +5648,7 @@
         <w:t>Mērķis</w:t>
       </w:r>
       <w:r>
-        <w:t>: Dalīt spēles darbības gaitu pēc atsevišķām stadijām.</w:t>
+        <w:t>: Noņemt atlasi no atlasītās ierīces.</w:t>
       </w:r>
     </w:p>
     <w:p>
@@ -4886,35 +5656,26 @@
         <w:rPr>
           <w:u w:val="single"/>
         </w:rPr>
+        <w:t>Ievaddati</w:t>
+      </w:r>
+      <w:r>
+        <w:t>: Spēles laukums.</w:t>
+      </w:r>
+    </w:p>
+    <w:p>
+      <w:r>
+        <w:rPr>
+          <w:u w:val="single"/>
+        </w:rPr>
         <w:t>Apstrāde</w:t>
       </w:r>
       <w:r>
-        <w:t>: Aktīva stadija</w:t>
-      </w:r>
-      <w:r>
-        <w:t xml:space="preserve">s kontroles </w:t>
-      </w:r>
-      <w:r>
-        <w:t xml:space="preserve">atrodas pāri </w:t>
-      </w:r>
-      <w:r>
-        <w:t>kartes laukumam. Pašas stadijas virza uz citām stadijām pēc nosacījumiem.</w:t>
-      </w:r>
-    </w:p>
-    <w:p>
-      <w:pPr>
-        <w:pStyle w:val="Heading4"/>
-      </w:pPr>
-      <w:r>
-        <w:t xml:space="preserve">Ierīču </w:t>
-      </w:r>
-      <w:r>
-        <w:t>ievietošana</w:t>
-      </w:r>
-    </w:p>
-    <w:p>
-      <w:pPr>
-        <w:pStyle w:val="ListParagraph"/>
+        <w:t>: Atlasi noņem un aizver koriģēšanas logu.</w:t>
+      </w:r>
+    </w:p>
+    <w:p>
+      <w:pPr>
+        <w:pStyle w:val="Sarakstarindkopa"/>
         <w:numPr>
           <w:ilvl w:val="0"/>
           <w:numId w:val="24"/>
@@ -4930,7 +5691,7 @@
           <w:b/>
           <w:bCs/>
         </w:rPr>
-        <w:t>Ierīču atlase</w:t>
+        <w:t>Ierīces azimuta leņķa iestatīšana</w:t>
       </w:r>
     </w:p>
     <w:p>
@@ -4941,7 +5702,13 @@
         <w:t>Mērķis</w:t>
       </w:r>
       <w:r>
-        <w:t xml:space="preserve">: Līmeni ir dots ierīču modeļi un skaits, kuru lietotājs var ievietot laukumā. </w:t>
+        <w:t xml:space="preserve">: Pirmās koriģēšanas reizes iestatīt </w:t>
+      </w:r>
+      <w:r>
+        <w:t xml:space="preserve">atlasītās </w:t>
+      </w:r>
+      <w:r>
+        <w:t>ierīces azimuta leņķi.</w:t>
       </w:r>
     </w:p>
     <w:p>
@@ -4952,10 +5719,7 @@
         <w:t>Ievaddati</w:t>
       </w:r>
       <w:r>
-        <w:t xml:space="preserve">: </w:t>
-      </w:r>
-      <w:r>
-        <w:t>Atlases logs ar ierīcēm un atlikušu skaitu</w:t>
+        <w:t>: Kompass, kura norāda virzienu kartē.</w:t>
       </w:r>
     </w:p>
     <w:p>
@@ -4966,15 +5730,48 @@
         <w:t>Apstrāde</w:t>
       </w:r>
       <w:r>
-        <w:t xml:space="preserve">: </w:t>
-      </w:r>
-      <w:r>
-        <w:t>Nospiežot ierīci, šo ierīci atzīmē par ievietojamu laukumā.</w:t>
-      </w:r>
-    </w:p>
-    <w:p>
-      <w:pPr>
-        <w:pStyle w:val="ListParagraph"/>
+        <w:t>:</w:t>
+      </w:r>
+    </w:p>
+    <w:p>
+      <w:pPr>
+        <w:pStyle w:val="Sarakstarindkopa"/>
+        <w:numPr>
+          <w:ilvl w:val="0"/>
+          <w:numId w:val="27"/>
+        </w:numPr>
+      </w:pPr>
+      <w:r>
+        <w:t>Lietotājs nospiežot kompasā līdz pogas palaišanas, norāda leņķi;</w:t>
+      </w:r>
+    </w:p>
+    <w:p>
+      <w:pPr>
+        <w:pStyle w:val="Sarakstarindkopa"/>
+        <w:numPr>
+          <w:ilvl w:val="0"/>
+          <w:numId w:val="27"/>
+        </w:numPr>
+      </w:pPr>
+      <w:r>
+        <w:t>Ierīcei iestata azimutu;</w:t>
+      </w:r>
+    </w:p>
+    <w:p>
+      <w:pPr>
+        <w:pStyle w:val="Sarakstarindkopa"/>
+        <w:numPr>
+          <w:ilvl w:val="0"/>
+          <w:numId w:val="27"/>
+        </w:numPr>
+      </w:pPr>
+      <w:r>
+        <w:t>Ierīces vizuālais skata virziens mainās pēc azimuta.</w:t>
+      </w:r>
+    </w:p>
+    <w:p>
+      <w:pPr>
+        <w:pStyle w:val="Sarakstarindkopa"/>
         <w:numPr>
           <w:ilvl w:val="0"/>
           <w:numId w:val="24"/>
@@ -4990,7 +5787,21 @@
           <w:b/>
           <w:bCs/>
         </w:rPr>
-        <w:t>Ierīču ievietošana laukumā</w:t>
+        <w:t xml:space="preserve">Ierīces </w:t>
+      </w:r>
+      <w:r>
+        <w:rPr>
+          <w:b/>
+          <w:bCs/>
+        </w:rPr>
+        <w:t xml:space="preserve">traversa </w:t>
+      </w:r>
+      <w:r>
+        <w:rPr>
+          <w:b/>
+          <w:bCs/>
+        </w:rPr>
+        <w:t>leņķa iestatīšana</w:t>
       </w:r>
     </w:p>
     <w:p>
@@ -5001,7 +5812,16 @@
         <w:t>Mērķis</w:t>
       </w:r>
       <w:r>
-        <w:t>: Likt spēlētājam.</w:t>
+        <w:t xml:space="preserve">: </w:t>
+      </w:r>
+      <w:r>
+        <w:t>Turpmākās koriģēšanas reizēs iestatīt</w:t>
+      </w:r>
+      <w:r>
+        <w:t xml:space="preserve"> </w:t>
+      </w:r>
+      <w:r>
+        <w:t>atlasītās ierīces traversu.</w:t>
       </w:r>
     </w:p>
     <w:p>
@@ -5012,7 +5832,13 @@
         <w:t>Ievaddati</w:t>
       </w:r>
       <w:r>
-        <w:t>: Atzīmēts lauks gaišā krāsā, kura ir nospiežama.</w:t>
+        <w:t xml:space="preserve">: </w:t>
+      </w:r>
+      <w:r>
+        <w:t>Ritenis ar aptuveno leņķi</w:t>
+      </w:r>
+      <w:r>
+        <w:t>.</w:t>
       </w:r>
     </w:p>
     <w:p>
@@ -5023,47 +5849,63 @@
         <w:t>Apstrāde</w:t>
       </w:r>
       <w:r>
-        <w:t>:</w:t>
-      </w:r>
-    </w:p>
-    <w:p>
-      <w:pPr>
-        <w:pStyle w:val="ListParagraph"/>
+        <w:t xml:space="preserve">: </w:t>
+      </w:r>
+    </w:p>
+    <w:p>
+      <w:pPr>
+        <w:pStyle w:val="Sarakstarindkopa"/>
         <w:numPr>
           <w:ilvl w:val="0"/>
-          <w:numId w:val="14"/>
+          <w:numId w:val="28"/>
         </w:numPr>
       </w:pPr>
       <w:r>
-        <w:t>Pārbauda līmeņa nosacījumus un atlikušo atlasīto ierīču skatu;</w:t>
-      </w:r>
-    </w:p>
-    <w:p>
-      <w:pPr>
-        <w:pStyle w:val="ListParagraph"/>
+        <w:t>Lietotājs turot riteni labējā vai kreisā pusē maina aptuveno traversa leņķi pēc nospiešanas puses;</w:t>
+      </w:r>
+    </w:p>
+    <w:p>
+      <w:pPr>
+        <w:pStyle w:val="Sarakstarindkopa"/>
         <w:numPr>
           <w:ilvl w:val="0"/>
-          <w:numId w:val="14"/>
+          <w:numId w:val="28"/>
         </w:numPr>
       </w:pPr>
       <w:r>
-        <w:t>Ja nosacījumi atbilst, tad atlasīto ierīci novieto un mazina skaitu, kurus var vēl ievietot.</w:t>
-      </w:r>
-    </w:p>
-    <w:p>
-      <w:r>
-        <w:rPr>
-          <w:u w:val="single"/>
-        </w:rPr>
-        <w:t>Izvaddati</w:t>
-      </w:r>
-      <w:r>
-        <w:t>: Nospiestā laukumā ievietota ierīce.</w:t>
-      </w:r>
-    </w:p>
-    <w:p>
-      <w:pPr>
-        <w:pStyle w:val="ListParagraph"/>
+        <w:t>Ierīcei iestata traversu;</w:t>
+      </w:r>
+    </w:p>
+    <w:p>
+      <w:pPr>
+        <w:pStyle w:val="Sarakstarindkopa"/>
+        <w:numPr>
+          <w:ilvl w:val="0"/>
+          <w:numId w:val="28"/>
+        </w:numPr>
+      </w:pPr>
+      <w:r>
+        <w:t>Ierīces vizuālais skats mainās pēc iestatītā traversa un ierīces iestatītā azimuta.</w:t>
+      </w:r>
+    </w:p>
+    <w:p>
+      <w:pPr>
+        <w:ind w:firstLine="0"/>
+      </w:pPr>
+    </w:p>
+    <w:p>
+      <w:pPr>
+        <w:ind w:firstLine="0"/>
+      </w:pPr>
+    </w:p>
+    <w:p>
+      <w:pPr>
+        <w:ind w:firstLine="0"/>
+      </w:pPr>
+    </w:p>
+    <w:p>
+      <w:pPr>
+        <w:pStyle w:val="Sarakstarindkopa"/>
         <w:numPr>
           <w:ilvl w:val="0"/>
           <w:numId w:val="24"/>
@@ -5079,7 +5921,8 @@
           <w:b/>
           <w:bCs/>
         </w:rPr>
-        <w:t>Ierīču noņemšana laukumā</w:t>
+        <w:lastRenderedPageBreak/>
+        <w:t>Ierīces augstuma leņķa iestatīšana</w:t>
       </w:r>
     </w:p>
     <w:p>
@@ -5090,7 +5933,7 @@
         <w:t>Mērķis</w:t>
       </w:r>
       <w:r>
-        <w:t>: Dot iespēju spēlētājam noņemt ierīci no atzīmētā laukuma.</w:t>
+        <w:t>: Iestatīt ierīces augstuma leņķi.</w:t>
       </w:r>
     </w:p>
     <w:p>
@@ -5101,7 +5944,7 @@
         <w:t>Ievaddati</w:t>
       </w:r>
       <w:r>
-        <w:t>: Ierīce atzīmētā laukā, kura ir nospiežama.</w:t>
+        <w:t>: Ritenis ar aptuveno leņķi.</w:t>
       </w:r>
     </w:p>
     <w:p>
@@ -5112,15 +5955,36 @@
         <w:t>Apstrāde</w:t>
       </w:r>
       <w:r>
-        <w:t>: Noņem ierīci no laukuma un atlikušo atlasīto ierīču skaitu palielina.</w:t>
-      </w:r>
-    </w:p>
-    <w:p/>
-    <w:p/>
-    <w:p/>
-    <w:p>
-      <w:pPr>
-        <w:pStyle w:val="ListParagraph"/>
+        <w:t xml:space="preserve">: </w:t>
+      </w:r>
+    </w:p>
+    <w:p>
+      <w:pPr>
+        <w:pStyle w:val="Sarakstarindkopa"/>
+        <w:numPr>
+          <w:ilvl w:val="0"/>
+          <w:numId w:val="29"/>
+        </w:numPr>
+      </w:pPr>
+      <w:r>
+        <w:t>Lietotājs turot riteni labējā vai kreisā pusē maina aptuveno augstuma leņķi pēc nospiešanas puses;</w:t>
+      </w:r>
+    </w:p>
+    <w:p>
+      <w:pPr>
+        <w:pStyle w:val="Sarakstarindkopa"/>
+        <w:numPr>
+          <w:ilvl w:val="0"/>
+          <w:numId w:val="29"/>
+        </w:numPr>
+      </w:pPr>
+      <w:r>
+        <w:t>Ierīcei iestata augstuma leņķi.</w:t>
+      </w:r>
+    </w:p>
+    <w:p>
+      <w:pPr>
+        <w:pStyle w:val="Sarakstarindkopa"/>
         <w:numPr>
           <w:ilvl w:val="0"/>
           <w:numId w:val="24"/>
@@ -5136,8 +6000,7 @@
           <w:b/>
           <w:bCs/>
         </w:rPr>
-        <w:lastRenderedPageBreak/>
-        <w:t>Pārvirze uz izlūku vai ierīču koriģēšanu</w:t>
+        <w:t>Ierīces šaušanas reizes iestatīšana</w:t>
       </w:r>
     </w:p>
     <w:p>
@@ -5148,7 +6011,7 @@
         <w:t>Mērķis</w:t>
       </w:r>
       <w:r>
-        <w:t>: Turpināt spēles gaitu pēc ierīču ievietošanu laukumā.</w:t>
+        <w:t>: Iestatīt ierīces šaušanas reizes uguņošanas stadijā.</w:t>
       </w:r>
     </w:p>
     <w:p>
@@ -5159,7 +6022,13 @@
         <w:t>Ievaddati</w:t>
       </w:r>
       <w:r>
-        <w:t>: “Turpināt” poga.</w:t>
+        <w:t xml:space="preserve">: </w:t>
+      </w:r>
+      <w:r>
+        <w:t>Vertikālā slīdnis ar skaitu</w:t>
+      </w:r>
+      <w:r>
+        <w:t>.</w:t>
       </w:r>
     </w:p>
     <w:p>
@@ -5170,44 +6039,45 @@
         <w:t>Apstrāde</w:t>
       </w:r>
       <w:r>
-        <w:t>:</w:t>
-      </w:r>
-    </w:p>
-    <w:p>
-      <w:pPr>
-        <w:pStyle w:val="ListParagraph"/>
+        <w:t xml:space="preserve">: </w:t>
+      </w:r>
+    </w:p>
+    <w:p>
+      <w:pPr>
+        <w:pStyle w:val="Sarakstarindkopa"/>
         <w:numPr>
           <w:ilvl w:val="0"/>
-          <w:numId w:val="15"/>
+          <w:numId w:val="30"/>
         </w:numPr>
       </w:pPr>
       <w:r>
-        <w:t>Pārbauda līmeņa nosacījumus</w:t>
-      </w:r>
-    </w:p>
-    <w:p>
-      <w:pPr>
-        <w:pStyle w:val="ListParagraph"/>
+        <w:t>Slīdnī iestata šaušanas skaitu no nulles vai līdz ierīces ierobežojumam</w:t>
+      </w:r>
+      <w:r>
+        <w:t>;</w:t>
+      </w:r>
+    </w:p>
+    <w:p>
+      <w:pPr>
+        <w:pStyle w:val="Sarakstarindkopa"/>
         <w:numPr>
           <w:ilvl w:val="0"/>
-          <w:numId w:val="15"/>
+          <w:numId w:val="30"/>
         </w:numPr>
       </w:pPr>
       <w:r>
-        <w:t>Ja atbilst nosacījumi, tad notiek pārvirze vai izlūku izsaukšana, ja laukumā ir aizklāti laukumi.</w:t>
-      </w:r>
-    </w:p>
-    <w:p>
-      <w:pPr>
-        <w:pStyle w:val="Heading4"/>
-      </w:pPr>
-      <w:r>
-        <w:t>Izlūku izsaukšana</w:t>
-      </w:r>
-    </w:p>
-    <w:p>
-      <w:pPr>
-        <w:pStyle w:val="ListParagraph"/>
+        <w:t xml:space="preserve">Ierīcei iestata </w:t>
+      </w:r>
+      <w:r>
+        <w:t>šaušanas skaitu</w:t>
+      </w:r>
+      <w:r>
+        <w:t>.</w:t>
+      </w:r>
+    </w:p>
+    <w:p>
+      <w:pPr>
+        <w:pStyle w:val="Sarakstarindkopa"/>
         <w:numPr>
           <w:ilvl w:val="0"/>
           <w:numId w:val="24"/>
@@ -5223,7 +6093,7 @@
           <w:b/>
           <w:bCs/>
         </w:rPr>
-        <w:t>Piedāvājums izsaukt izlūku</w:t>
+        <w:t>Pārvirze uz uguņošanu</w:t>
       </w:r>
     </w:p>
     <w:p>
@@ -5234,7 +6104,7 @@
         <w:t>Mērķis</w:t>
       </w:r>
       <w:r>
-        <w:t>: Pēc līmeņa nosacījuma piedāvāt izlūku, lai noņemtu aizsegušus laukumus pēc loterijas.</w:t>
+        <w:t>: Pārvirzīt uz uguņošanas stadiju pēc ierīču koriģēšanas.</w:t>
       </w:r>
     </w:p>
     <w:p>
@@ -5245,7 +6115,13 @@
         <w:t>Ievaddati</w:t>
       </w:r>
       <w:r>
-        <w:t>: Piedāvājuma dialoglogs.</w:t>
+        <w:t xml:space="preserve">: Poga uz </w:t>
+      </w:r>
+      <w:r>
+        <w:t>uguņošanas pārvirzi</w:t>
+      </w:r>
+      <w:r>
+        <w:t>;</w:t>
       </w:r>
     </w:p>
     <w:p>
@@ -5261,60 +6137,51 @@
     </w:p>
     <w:p>
       <w:pPr>
-        <w:pStyle w:val="ListParagraph"/>
+        <w:pStyle w:val="Sarakstarindkopa"/>
         <w:numPr>
           <w:ilvl w:val="0"/>
-          <w:numId w:val="17"/>
+          <w:numId w:val="31"/>
         </w:numPr>
       </w:pPr>
       <w:r>
-        <w:t xml:space="preserve">Nejauši izvēlas skaitli no 1 līdz desmit, kuru laimīgais skaits var svārstīties no </w:t>
-      </w:r>
-      <w:r>
-        <w:t>4 līdz 8.</w:t>
-      </w:r>
-    </w:p>
-    <w:p>
-      <w:pPr>
-        <w:pStyle w:val="ListParagraph"/>
+        <w:t>Pārbauda, vai taimeris nav beidzis laika skaitīšanu;</w:t>
+      </w:r>
+    </w:p>
+    <w:p>
+      <w:pPr>
+        <w:pStyle w:val="Sarakstarindkopa"/>
         <w:numPr>
           <w:ilvl w:val="0"/>
-          <w:numId w:val="17"/>
+          <w:numId w:val="31"/>
         </w:numPr>
       </w:pPr>
       <w:r>
-        <w:t>Ja tiek izvēlēts laimīgais skaitlis, tad noņemt aizsegušus laukumus</w:t>
-      </w:r>
-      <w:r>
-        <w:t>,</w:t>
-      </w:r>
-      <w:r>
-        <w:t xml:space="preserve"> </w:t>
-      </w:r>
-      <w:r>
-        <w:t>tad</w:t>
-      </w:r>
-      <w:r>
-        <w:t xml:space="preserve"> pārvirza uz ierīču koriģēšanas stadiju</w:t>
-      </w:r>
-      <w:r>
-        <w:t xml:space="preserve"> neatkarīgi no laimīgā skaitļa atlases</w:t>
-      </w:r>
-      <w:r>
-        <w:t>.</w:t>
-      </w:r>
-    </w:p>
-    <w:p>
-      <w:pPr>
-        <w:pStyle w:val="Heading4"/>
-      </w:pPr>
-      <w:r>
-        <w:t>Ierīču koriģēšana</w:t>
-      </w:r>
-    </w:p>
-    <w:p>
-      <w:pPr>
-        <w:pStyle w:val="ListParagraph"/>
+        <w:t>Patiesā gadījumā pārvirze uz uguņošanas stadiju;</w:t>
+      </w:r>
+    </w:p>
+    <w:p>
+      <w:pPr>
+        <w:pStyle w:val="Sarakstarindkopa"/>
+        <w:numPr>
+          <w:ilvl w:val="0"/>
+          <w:numId w:val="31"/>
+        </w:numPr>
+      </w:pPr>
+      <w:r>
+        <w:t>Citādi pārvirze uz rezultātu stadiju.</w:t>
+      </w:r>
+    </w:p>
+    <w:p>
+      <w:pPr>
+        <w:pStyle w:val="Virsraksts4"/>
+      </w:pPr>
+      <w:r>
+        <w:t>Izlūku izsaukšana</w:t>
+      </w:r>
+    </w:p>
+    <w:p>
+      <w:pPr>
+        <w:pStyle w:val="Sarakstarindkopa"/>
         <w:numPr>
           <w:ilvl w:val="0"/>
           <w:numId w:val="24"/>
@@ -5330,7 +6197,7 @@
           <w:b/>
           <w:bCs/>
         </w:rPr>
-        <w:t>Ierīces atlase laukumā</w:t>
+        <w:t>Piedāvājums izsaukt izlūku</w:t>
       </w:r>
     </w:p>
     <w:p>
@@ -5341,7 +6208,7 @@
         <w:t>Mērķis</w:t>
       </w:r>
       <w:r>
-        <w:t xml:space="preserve">: Dot iespēju spēlētājam atlasīt ierīci laukumā, lai veiktu koriģēšanu. </w:t>
+        <w:t>: Pēc līmeņa nosacījuma piedāvāt izlūku, lai noņemtu aizsegušus laukumus pēc loterijas.</w:t>
       </w:r>
     </w:p>
     <w:p>
@@ -5349,32 +6216,15 @@
         <w:rPr>
           <w:u w:val="single"/>
         </w:rPr>
-        <w:t>Ievaddati</w:t>
-      </w:r>
-      <w:r>
-        <w:t>: Spēlētāja ierīce, kura ir atzīmēta laukumā</w:t>
-      </w:r>
-    </w:p>
-    <w:p>
-      <w:r>
-        <w:rPr>
-          <w:u w:val="single"/>
-        </w:rPr>
-        <w:t>Apstrāde</w:t>
-      </w:r>
-      <w:r>
-        <w:t>: Pēc nospiešanas ierīce tiek atlasīta šajā stadijā</w:t>
-      </w:r>
-      <w:r>
-        <w:t xml:space="preserve"> un rodas koriģēšanas logs</w:t>
-      </w:r>
-      <w:r>
-        <w:t>.</w:t>
-      </w:r>
-    </w:p>
-    <w:p>
-      <w:pPr>
-        <w:pStyle w:val="ListParagraph"/>
+        <w:t>Izvaddati</w:t>
+      </w:r>
+      <w:r>
+        <w:t>: Piedāvājuma dialoglogs.</w:t>
+      </w:r>
+    </w:p>
+    <w:p>
+      <w:pPr>
+        <w:pStyle w:val="Sarakstarindkopa"/>
         <w:numPr>
           <w:ilvl w:val="0"/>
           <w:numId w:val="24"/>
@@ -5390,7 +6240,7 @@
           <w:b/>
           <w:bCs/>
         </w:rPr>
-        <w:t>Ierīces atlases noņemšana</w:t>
+        <w:t>Izlūku izsaukšana</w:t>
       </w:r>
     </w:p>
     <w:p>
@@ -5401,7 +6251,13 @@
         <w:t>Mērķis</w:t>
       </w:r>
       <w:r>
-        <w:t>: Dot iespēju spēlētājam noņemt ierīces atlasi.</w:t>
+        <w:t>:</w:t>
+      </w:r>
+      <w:r>
+        <w:t xml:space="preserve"> Izsaukt izlūku un pēc nejaušības noņemt aizsegušus laukumus un pārvirzīt uz ierīču koriģēšanu vai uguņošanu</w:t>
+      </w:r>
+      <w:r>
+        <w:t>.</w:t>
       </w:r>
     </w:p>
     <w:p>
@@ -5409,27 +6265,102 @@
         <w:rPr>
           <w:u w:val="single"/>
         </w:rPr>
+        <w:t>I</w:t>
+      </w:r>
+      <w:r>
+        <w:rPr>
+          <w:u w:val="single"/>
+        </w:rPr>
+        <w:t>evaddati</w:t>
+      </w:r>
+      <w:r>
+        <w:t>:</w:t>
+      </w:r>
+      <w:r>
+        <w:t xml:space="preserve"> Izsaukšanas poga</w:t>
+      </w:r>
+      <w:r>
+        <w:t>.</w:t>
+      </w:r>
+    </w:p>
+    <w:p>
+      <w:r>
+        <w:rPr>
+          <w:u w:val="single"/>
+        </w:rPr>
         <w:t>Apstrāde</w:t>
       </w:r>
       <w:r>
-        <w:t>: Spēlētājs nospiež</w:t>
-      </w:r>
-      <w:r>
-        <w:t xml:space="preserve"> jebkurā citā vietā laukumā un atlase tiek noņemta</w:t>
-      </w:r>
-      <w:r>
-        <w:t xml:space="preserve">, slēpjot </w:t>
-      </w:r>
-      <w:r>
-        <w:t>koriģēšanas logu</w:t>
-      </w:r>
-      <w:r>
-        <w:t>.</w:t>
-      </w:r>
-    </w:p>
-    <w:p>
-      <w:pPr>
-        <w:pStyle w:val="ListParagraph"/>
+        <w:t>: Atlasa nejaušu skaitli no 1 līdz 6 un veikt darbību attiecīgi skaitlim</w:t>
+      </w:r>
+    </w:p>
+    <w:p>
+      <w:pPr>
+        <w:pStyle w:val="Sarakstarindkopa"/>
+        <w:numPr>
+          <w:ilvl w:val="0"/>
+          <w:numId w:val="26"/>
+        </w:numPr>
+      </w:pPr>
+      <w:r>
+        <w:t>Ja izvēlēts skaitlis 5 vai 6, noņem aizsegušus laukumus un notiek pārvirze uz ierīču koriģēšanas stadiju;</w:t>
+      </w:r>
+    </w:p>
+    <w:p>
+      <w:pPr>
+        <w:pStyle w:val="Sarakstarindkopa"/>
+        <w:numPr>
+          <w:ilvl w:val="0"/>
+          <w:numId w:val="26"/>
+        </w:numPr>
+      </w:pPr>
+      <w:r>
+        <w:lastRenderedPageBreak/>
+        <w:t>Ja izvēlēts skaitlis 3 vai 4, noņem aizsegušus laukumus un notiek pārvirze uz uguņošanas stadiju, kurā gan spēlētājs, gan pretinieks, uguņo savas ierīces;</w:t>
+      </w:r>
+    </w:p>
+    <w:p>
+      <w:pPr>
+        <w:pStyle w:val="Sarakstarindkopa"/>
+        <w:numPr>
+          <w:ilvl w:val="0"/>
+          <w:numId w:val="26"/>
+        </w:numPr>
+      </w:pPr>
+      <w:r>
+        <w:t>Ja izvēlēts skaitlis 2, tad noņemt aizsegušus laukumus un notiek pārvirzu uz uguņošanas stadiju, kurā tikai pretinieks uguņo, citādi uz ierīču koriģēšanas stadiju, ja</w:t>
+      </w:r>
+      <w:r>
+        <w:t xml:space="preserve"> līmenī nav pretinieka uguņošanas nosacījums</w:t>
+      </w:r>
+      <w:r>
+        <w:t>;</w:t>
+      </w:r>
+    </w:p>
+    <w:p>
+      <w:pPr>
+        <w:pStyle w:val="Sarakstarindkopa"/>
+        <w:numPr>
+          <w:ilvl w:val="0"/>
+          <w:numId w:val="26"/>
+        </w:numPr>
+      </w:pPr>
+      <w:r>
+        <w:t xml:space="preserve">Ja izvēlēts skaitlis 1, tad </w:t>
+      </w:r>
+      <w:r>
+        <w:t xml:space="preserve">bez aizsegušu laukumu noņemšanas </w:t>
+      </w:r>
+      <w:r>
+        <w:t xml:space="preserve">notiek pārvirze uz uguņošanas stadiju, kurā tikai pretinieks uguņo, citādi </w:t>
+      </w:r>
+      <w:r>
+        <w:t>pārvirze uz ierīču koriģēšanas stadiju, ja līmenī nav pretinieka uguņošanas nosacījums.</w:t>
+      </w:r>
+    </w:p>
+    <w:p>
+      <w:pPr>
+        <w:pStyle w:val="Sarakstarindkopa"/>
         <w:numPr>
           <w:ilvl w:val="0"/>
           <w:numId w:val="24"/>
@@ -5445,7 +6376,7 @@
           <w:b/>
           <w:bCs/>
         </w:rPr>
-        <w:t>Ierīces horizontālā leņķa iestatīšana</w:t>
+        <w:t>Izlūku izsaukšanas izlaišana</w:t>
       </w:r>
     </w:p>
     <w:p>
@@ -5456,7 +6387,10 @@
         <w:t>Mērķis</w:t>
       </w:r>
       <w:r>
-        <w:t>: Mainīt atlasītās ierīces horizontālo leņķi, sākotnēji azimutu, tad leņķi no azimuta pēc ierīces ierobežojumiem</w:t>
+        <w:t xml:space="preserve">: </w:t>
+      </w:r>
+      <w:r>
+        <w:t>Izlaist izlūku izsaukšanu un pārvirzīties uz uguņošanas stadiju.</w:t>
       </w:r>
     </w:p>
     <w:p>
@@ -5467,7 +6401,7 @@
         <w:t>Ievaddati</w:t>
       </w:r>
       <w:r>
-        <w:t>: Slīdne ar norādīto leņķi.</w:t>
+        <w:t>: Izlaišanas poga.</w:t>
       </w:r>
     </w:p>
     <w:p>
@@ -5475,21 +6409,26 @@
         <w:rPr>
           <w:u w:val="single"/>
         </w:rPr>
-        <w:t>Apstrāde</w:t>
-      </w:r>
-      <w:r>
-        <w:t>:</w:t>
-      </w:r>
-      <w:r>
-        <w:t xml:space="preserve"> Turot slīdni, tās ierīces horizontālais leņķis tiek mainīts pēc azimuta laukumā</w:t>
-      </w:r>
-      <w:r>
-        <w:t>.</w:t>
-      </w:r>
-    </w:p>
-    <w:p>
-      <w:pPr>
-        <w:pStyle w:val="ListParagraph"/>
+        <w:t>Apstrāde:</w:t>
+      </w:r>
+      <w:r>
+        <w:t xml:space="preserve"> Bez </w:t>
+      </w:r>
+      <w:r>
+        <w:t>aizsegušu laukuma noņemšanas notiek pārvirze uz uguņošanas stadiju.</w:t>
+      </w:r>
+    </w:p>
+    <w:p>
+      <w:pPr>
+        <w:pStyle w:val="Virsraksts4"/>
+      </w:pPr>
+      <w:r>
+        <w:t>Uguņošana</w:t>
+      </w:r>
+    </w:p>
+    <w:p>
+      <w:pPr>
+        <w:pStyle w:val="Sarakstarindkopa"/>
         <w:numPr>
           <w:ilvl w:val="0"/>
           <w:numId w:val="24"/>
@@ -5505,8 +6444,7 @@
           <w:b/>
           <w:bCs/>
         </w:rPr>
-        <w:lastRenderedPageBreak/>
-        <w:t>Ierīces vertikālā leņķa iestatīšana</w:t>
+        <w:t>Uguņošana</w:t>
       </w:r>
     </w:p>
     <w:p>
@@ -5517,7 +6455,25 @@
         <w:t>Mērķis</w:t>
       </w:r>
       <w:r>
-        <w:t>: Mainīt atlasītās ierīces vertikālo leņķi pēc ierīces ierobežojumiem</w:t>
+        <w:t>:</w:t>
+      </w:r>
+      <w:r>
+        <w:t xml:space="preserve"> Veikt spēlētāja un pretinieka ierīces uguņošanu, </w:t>
+      </w:r>
+      <w:r>
+        <w:t>šaujot lādiņus un iznīcinot objektus, kur</w:t>
+      </w:r>
+      <w:r>
+        <w:t>os</w:t>
+      </w:r>
+      <w:r>
+        <w:t xml:space="preserve"> pieskaras lādiņi</w:t>
+      </w:r>
+      <w:r>
+        <w:t>.</w:t>
+      </w:r>
+      <w:r>
+        <w:t xml:space="preserve"> Uguņošanu var veikt tikai ar spēlētāja ierīcēm, pretinieka ierīcēm vai ar abām.</w:t>
       </w:r>
     </w:p>
     <w:p>
@@ -5525,32 +6481,78 @@
         <w:rPr>
           <w:u w:val="single"/>
         </w:rPr>
-        <w:t>Ievaddati</w:t>
-      </w:r>
-      <w:r>
-        <w:t>: Slīdne ar norādīto leņķi.</w:t>
-      </w:r>
-    </w:p>
-    <w:p>
-      <w:r>
-        <w:rPr>
-          <w:u w:val="single"/>
-        </w:rPr>
         <w:t>Apstrāde</w:t>
       </w:r>
       <w:r>
-        <w:t>: Turot slīdni, tās ierīces</w:t>
-      </w:r>
-      <w:r>
-        <w:t xml:space="preserve"> vertikālais </w:t>
-      </w:r>
-      <w:r>
-        <w:t>leņķis tiek mainīts pēc azimuta laukumā.</w:t>
-      </w:r>
-    </w:p>
-    <w:p>
-      <w:pPr>
-        <w:pStyle w:val="ListParagraph"/>
+        <w:t>:</w:t>
+      </w:r>
+    </w:p>
+    <w:p>
+      <w:pPr>
+        <w:pStyle w:val="Sarakstarindkopa"/>
+        <w:numPr>
+          <w:ilvl w:val="0"/>
+          <w:numId w:val="19"/>
+        </w:numPr>
+      </w:pPr>
+      <w:r>
+        <w:t>Tiek atlasītas spēlētāja, pretinieka vai abu ierīces;</w:t>
+      </w:r>
+    </w:p>
+    <w:p>
+      <w:pPr>
+        <w:pStyle w:val="Sarakstarindkopa"/>
+        <w:numPr>
+          <w:ilvl w:val="0"/>
+          <w:numId w:val="19"/>
+        </w:numPr>
+      </w:pPr>
+      <w:r>
+        <w:t>Katrā atlasīto ierīci pārbauda, vai ir pieejami lādiņi;</w:t>
+      </w:r>
+    </w:p>
+    <w:p>
+      <w:pPr>
+        <w:pStyle w:val="Sarakstarindkopa"/>
+        <w:numPr>
+          <w:ilvl w:val="0"/>
+          <w:numId w:val="19"/>
+        </w:numPr>
+      </w:pPr>
+      <w:r>
+        <w:t>Ja ir, izšauj pēc iestatītas šaušanas reizes;</w:t>
+      </w:r>
+    </w:p>
+    <w:p>
+      <w:pPr>
+        <w:pStyle w:val="Sarakstarindkopa"/>
+        <w:numPr>
+          <w:ilvl w:val="0"/>
+          <w:numId w:val="19"/>
+        </w:numPr>
+      </w:pPr>
+      <w:r>
+        <w:t>Citādi iestata pārlādēšanu līdz noteiktai kārtai, kurai ierīcei būs lādiņu izšaušanai.</w:t>
+      </w:r>
+    </w:p>
+    <w:p>
+      <w:pPr>
+        <w:pStyle w:val="Sarakstarindkopa"/>
+        <w:numPr>
+          <w:ilvl w:val="0"/>
+          <w:numId w:val="19"/>
+        </w:numPr>
+      </w:pPr>
+      <w:r>
+        <w:t>Ja visas atlasītas ierīces tika izšautas līdz noteiktām reizēm, tad pārbauda uzvaras, turpināšanas vai zaudēšanas nosacījumus</w:t>
+      </w:r>
+      <w:r>
+        <w:t>.</w:t>
+      </w:r>
+    </w:p>
+    <w:p>
+      <w:pPr>
+        <w:pStyle w:val="Sarakstarindkopa"/>
         <w:numPr>
           <w:ilvl w:val="0"/>
           <w:numId w:val="24"/>
@@ -5566,7 +6568,7 @@
           <w:b/>
           <w:bCs/>
         </w:rPr>
-        <w:t>Pārvirze uz uguņošanu</w:t>
+        <w:t>Uzvaras, turpināšanas vai zaudēšanas nosacījumu pārbaude.</w:t>
       </w:r>
     </w:p>
     <w:p>
@@ -5577,10 +6579,7 @@
         <w:t>Mērķis</w:t>
       </w:r>
       <w:r>
-        <w:t xml:space="preserve">: </w:t>
-      </w:r>
-      <w:r>
-        <w:t>Pārvirzīt uz uguņošanas stadiju pēc ierīču koriģēšanas.</w:t>
+        <w:t>: Pārbaudīt, vai pēc uguņošanas līmeņa nosacītie uzdevumi tika izpildīti.</w:t>
       </w:r>
     </w:p>
     <w:p>
@@ -5588,43 +6587,99 @@
         <w:rPr>
           <w:u w:val="single"/>
         </w:rPr>
-        <w:t>Ievaddati</w:t>
-      </w:r>
-      <w:r>
-        <w:t xml:space="preserve">: </w:t>
-      </w:r>
-      <w:r>
-        <w:t>Poga uz pārvirzi “Fire!”;</w:t>
-      </w:r>
-    </w:p>
-    <w:p>
-      <w:r>
-        <w:rPr>
-          <w:u w:val="single"/>
-        </w:rPr>
         <w:t>Apstrāde</w:t>
       </w:r>
       <w:r>
         <w:t>:</w:t>
       </w:r>
-      <w:r>
-        <w:t xml:space="preserve"> Pārvirze uz uguņošanas stadiju</w:t>
-      </w:r>
-      <w:r>
-        <w:t>.</w:t>
-      </w:r>
-    </w:p>
-    <w:p>
-      <w:pPr>
-        <w:pStyle w:val="Heading4"/>
-      </w:pPr>
-      <w:r>
-        <w:t>Uguņošana</w:t>
-      </w:r>
-    </w:p>
-    <w:p>
-      <w:pPr>
-        <w:pStyle w:val="ListParagraph"/>
+    </w:p>
+    <w:p>
+      <w:pPr>
+        <w:pStyle w:val="Sarakstarindkopa"/>
+        <w:numPr>
+          <w:ilvl w:val="0"/>
+          <w:numId w:val="20"/>
+        </w:numPr>
+      </w:pPr>
+      <w:r>
+        <w:t>Uzvara ir visu norādīto mērķu iznīcināšana</w:t>
+      </w:r>
+      <w:r>
+        <w:t>;</w:t>
+      </w:r>
+    </w:p>
+    <w:p>
+      <w:pPr>
+        <w:pStyle w:val="Sarakstarindkopa"/>
+        <w:numPr>
+          <w:ilvl w:val="0"/>
+          <w:numId w:val="20"/>
+        </w:numPr>
+      </w:pPr>
+      <w:r>
+        <w:t>Turpinājums ir, ja visas spēlētāja ierīces nav iznīcinātas vai taimeris nav beidzis laika skaitīšanu</w:t>
+      </w:r>
+      <w:r>
+        <w:t>;</w:t>
+      </w:r>
+    </w:p>
+    <w:p>
+      <w:pPr>
+        <w:pStyle w:val="Sarakstarindkopa"/>
+        <w:numPr>
+          <w:ilvl w:val="0"/>
+          <w:numId w:val="20"/>
+        </w:numPr>
+      </w:pPr>
+      <w:r>
+        <w:t>Zaudējums ir, ja visas spēlētāja ierīces tika iznīcinātas vai taimeris ir beidzis laika skaitīšanu un visi norādīti mērķi netika iznīcināti</w:t>
+      </w:r>
+      <w:r>
+        <w:t>;</w:t>
+      </w:r>
+    </w:p>
+    <w:p>
+      <w:pPr>
+        <w:pStyle w:val="Sarakstarindkopa"/>
+        <w:numPr>
+          <w:ilvl w:val="0"/>
+          <w:numId w:val="20"/>
+        </w:numPr>
+      </w:pPr>
+      <w:r>
+        <w:t>Uzvaras un zaudējuma gadījumā ir pārvirze uz rezultātu stadiju</w:t>
+      </w:r>
+      <w:r>
+        <w:t>;</w:t>
+      </w:r>
+    </w:p>
+    <w:p>
+      <w:pPr>
+        <w:pStyle w:val="Sarakstarindkopa"/>
+        <w:numPr>
+          <w:ilvl w:val="0"/>
+          <w:numId w:val="20"/>
+        </w:numPr>
+      </w:pPr>
+      <w:r>
+        <w:lastRenderedPageBreak/>
+        <w:t>Citādi pārvirze uz ierīču koriģēšanas stadiju</w:t>
+      </w:r>
+      <w:r>
+        <w:t>;</w:t>
+      </w:r>
+    </w:p>
+    <w:p>
+      <w:pPr>
+        <w:pStyle w:val="Virsraksts4"/>
+      </w:pPr>
+      <w:r>
+        <w:t>Rezultāti</w:t>
+      </w:r>
+    </w:p>
+    <w:p>
+      <w:pPr>
+        <w:pStyle w:val="Sarakstarindkopa"/>
         <w:numPr>
           <w:ilvl w:val="0"/>
           <w:numId w:val="24"/>
@@ -5640,7 +6695,7 @@
           <w:b/>
           <w:bCs/>
         </w:rPr>
-        <w:t>Uguņošana</w:t>
+        <w:t>Rezultāti</w:t>
       </w:r>
     </w:p>
     <w:p>
@@ -5651,13 +6706,10 @@
         <w:t>Mērķis</w:t>
       </w:r>
       <w:r>
-        <w:t>:</w:t>
-      </w:r>
-      <w:r>
-        <w:t xml:space="preserve"> Veikt spēlētāja un pretinieka ierīces uguņošanu, </w:t>
-      </w:r>
-      <w:r>
-        <w:t>šaujot lādiņus un iznīcinot objektus, kur pieskaras lādiņi</w:t>
+        <w:t>: Rādīt lietotājam iespējas pēc spēles beigas</w:t>
+      </w:r>
+      <w:r>
+        <w:t>, neatkarīgi no rezultātiem</w:t>
       </w:r>
       <w:r>
         <w:t>.</w:t>
@@ -5671,51 +6723,32 @@
         <w:t>Apstrāde</w:t>
       </w:r>
       <w:r>
-        <w:t>:</w:t>
-      </w:r>
-    </w:p>
-    <w:p>
-      <w:pPr>
-        <w:pStyle w:val="ListParagraph"/>
-        <w:numPr>
-          <w:ilvl w:val="0"/>
-          <w:numId w:val="19"/>
-        </w:numPr>
-      </w:pPr>
-      <w:r>
-        <w:t>Spēlētāja ierīces šauj lādiņus, kuras nolaižas un iznīcina ierīces;</w:t>
-      </w:r>
-    </w:p>
-    <w:p>
-      <w:pPr>
-        <w:pStyle w:val="ListParagraph"/>
-        <w:numPr>
-          <w:ilvl w:val="0"/>
-          <w:numId w:val="19"/>
-        </w:numPr>
-      </w:pPr>
-      <w:r>
-        <w:t>Kad spēlētāja lādiņi tiek nolaisti, tad pretinieka ierīces šauj lādiņus, kuras var iznīcināt spēlētāja ierīces</w:t>
-      </w:r>
-      <w:r>
-        <w:t>;</w:t>
-      </w:r>
-    </w:p>
-    <w:p>
-      <w:pPr>
-        <w:pStyle w:val="ListParagraph"/>
-        <w:numPr>
-          <w:ilvl w:val="0"/>
-          <w:numId w:val="19"/>
-        </w:numPr>
-      </w:pPr>
-      <w:r>
-        <w:t>Tad tiek veikta uzvaras nosacījumu pārbaude.</w:t>
-      </w:r>
-    </w:p>
-    <w:p>
-      <w:pPr>
-        <w:pStyle w:val="ListParagraph"/>
+        <w:t xml:space="preserve">: </w:t>
+      </w:r>
+      <w:r>
+        <w:t>Uzvaras gadījumā nākošais līmenis tiek atslēgts.</w:t>
+      </w:r>
+    </w:p>
+    <w:p>
+      <w:r>
+        <w:rPr>
+          <w:u w:val="single"/>
+        </w:rPr>
+        <w:t>Izvaddati</w:t>
+      </w:r>
+      <w:r>
+        <w:t>: Uzvaras vai zaudēšanas logs</w:t>
+      </w:r>
+      <w:r>
+        <w:t xml:space="preserve"> ar atkārtojuma un atgriešanas pogu</w:t>
+      </w:r>
+      <w:r>
+        <w:t>.</w:t>
+      </w:r>
+    </w:p>
+    <w:p>
+      <w:pPr>
+        <w:pStyle w:val="Sarakstarindkopa"/>
         <w:numPr>
           <w:ilvl w:val="0"/>
           <w:numId w:val="24"/>
@@ -5731,143 +6764,59 @@
           <w:b/>
           <w:bCs/>
         </w:rPr>
-        <w:t>Uzvaras</w:t>
-      </w:r>
-      <w:r>
+        <w:t>Uzvaras logs</w:t>
+      </w:r>
+    </w:p>
+    <w:p>
+      <w:r>
+        <w:rPr>
+          <w:u w:val="single"/>
+        </w:rPr>
+        <w:t>Mērķis</w:t>
+      </w:r>
+      <w:r>
+        <w:t xml:space="preserve">: </w:t>
+      </w:r>
+      <w:r>
+        <w:t xml:space="preserve">Informēt spēlētājam par spēles </w:t>
+      </w:r>
+      <w:r>
+        <w:t>uzvaru</w:t>
+      </w:r>
+      <w:r>
+        <w:t>.</w:t>
+      </w:r>
+    </w:p>
+    <w:p>
+      <w:pPr>
+        <w:ind w:left="131" w:firstLine="720"/>
         <w:rPr>
           <w:b/>
           <w:bCs/>
         </w:rPr>
-        <w:t xml:space="preserve"> nosacījumu</w:t>
-      </w:r>
-      <w:r>
-        <w:rPr>
-          <w:b/>
-          <w:bCs/>
-        </w:rPr>
-        <w:t xml:space="preserve"> pārbaude</w:t>
-      </w:r>
-    </w:p>
-    <w:p>
+      </w:pPr>
       <w:r>
         <w:rPr>
           <w:u w:val="single"/>
         </w:rPr>
-        <w:t>Mērķis</w:t>
-      </w:r>
-      <w:r>
-        <w:t>: Pārbaudīt, vai pēc uguņošanas līmeņa nosacītie uzdevumi tika izpildīti.</w:t>
-      </w:r>
-    </w:p>
-    <w:p>
-      <w:r>
-        <w:rPr>
-          <w:u w:val="single"/>
-        </w:rPr>
-        <w:t>Apstrāde</w:t>
-      </w:r>
-      <w:r>
-        <w:t>:</w:t>
-      </w:r>
-    </w:p>
-    <w:p>
-      <w:pPr>
-        <w:pStyle w:val="ListParagraph"/>
-        <w:numPr>
-          <w:ilvl w:val="0"/>
-          <w:numId w:val="20"/>
-        </w:numPr>
-      </w:pPr>
-      <w:r>
-        <w:t xml:space="preserve">Pārbauda, vai </w:t>
-      </w:r>
-      <w:r>
-        <w:t xml:space="preserve">taimeris </w:t>
-      </w:r>
-      <w:r>
-        <w:t xml:space="preserve">vēl nav </w:t>
-      </w:r>
-      <w:r>
-        <w:t xml:space="preserve">beidzis </w:t>
-      </w:r>
-      <w:r>
-        <w:t>savu darbību pēc laika limita</w:t>
-      </w:r>
-      <w:r>
-        <w:t>;</w:t>
-      </w:r>
-    </w:p>
-    <w:p>
-      <w:pPr>
-        <w:pStyle w:val="ListParagraph"/>
-        <w:numPr>
-          <w:ilvl w:val="0"/>
-          <w:numId w:val="20"/>
-        </w:numPr>
-      </w:pPr>
-      <w:r>
-        <w:t>Pārbauda, vai spēlētājam vēl ir izmantojamas ierīces pēc pretinieka uguns;</w:t>
-      </w:r>
-    </w:p>
-    <w:p>
-      <w:pPr>
-        <w:pStyle w:val="ListParagraph"/>
-        <w:numPr>
-          <w:ilvl w:val="0"/>
-          <w:numId w:val="20"/>
-        </w:numPr>
-      </w:pPr>
-      <w:r>
-        <w:t>Pārbauda, vai norādītie mērķi tika iznīcināti;</w:t>
-      </w:r>
-    </w:p>
-    <w:p>
-      <w:pPr>
-        <w:pStyle w:val="ListParagraph"/>
-        <w:numPr>
-          <w:ilvl w:val="0"/>
-          <w:numId w:val="20"/>
-        </w:numPr>
-      </w:pPr>
-      <w:r>
-        <w:t>Ja visi šie nosacījumu ir patiesi, tad pārvirze uz beigu stadiju ar uzvaras logu;</w:t>
-      </w:r>
-    </w:p>
-    <w:p>
-      <w:pPr>
-        <w:pStyle w:val="ListParagraph"/>
-        <w:numPr>
-          <w:ilvl w:val="0"/>
-          <w:numId w:val="20"/>
-        </w:numPr>
-      </w:pPr>
-      <w:r>
-        <w:t>Ja tikai pirmie divi nosacījumi ir patiesi, tad pārvirze uz ierīču koriģēšanas stadiju;</w:t>
-      </w:r>
-    </w:p>
-    <w:p>
-      <w:pPr>
-        <w:pStyle w:val="ListParagraph"/>
-        <w:numPr>
-          <w:ilvl w:val="0"/>
-          <w:numId w:val="20"/>
-        </w:numPr>
-      </w:pPr>
-      <w:r>
-        <w:t>Citādi pārvirze uz beigu stadiju ar zaudēšanas logu.</w:t>
-      </w:r>
-    </w:p>
-    <w:p>
-      <w:pPr>
-        <w:pStyle w:val="Heading4"/>
-      </w:pPr>
-      <w:r>
-        <w:t>Beigas</w:t>
-      </w:r>
-    </w:p>
-    <w:p>
-      <w:pPr>
-        <w:pStyle w:val="ListParagraph"/>
+        <w:t>Izvaddati</w:t>
+      </w:r>
+      <w:r>
+        <w:t xml:space="preserve">: Uzvaras </w:t>
+      </w:r>
+      <w:r>
+        <w:t>lo</w:t>
+      </w:r>
+      <w:r>
+        <w:t>gs ar minētām pogām</w:t>
+      </w:r>
+      <w:r>
+        <w:t>.</w:t>
+      </w:r>
+    </w:p>
+    <w:p>
+      <w:pPr>
+        <w:pStyle w:val="Sarakstarindkopa"/>
         <w:numPr>
           <w:ilvl w:val="0"/>
           <w:numId w:val="24"/>
@@ -5883,7 +6832,7 @@
           <w:b/>
           <w:bCs/>
         </w:rPr>
-        <w:t>Beigas</w:t>
+        <w:t>Zaudēšanas logs</w:t>
       </w:r>
     </w:p>
     <w:p>
@@ -5894,10 +6843,23 @@
         <w:t>Mērķis</w:t>
       </w:r>
       <w:r>
-        <w:t>: Rādīt lietotājam iespējas pēc spēles beigas.</w:t>
-      </w:r>
-    </w:p>
-    <w:p>
+        <w:t xml:space="preserve">: Informēt spēlētājam par spēles </w:t>
+      </w:r>
+      <w:r>
+        <w:t>zaudējumu</w:t>
+      </w:r>
+      <w:r>
+        <w:t>.</w:t>
+      </w:r>
+    </w:p>
+    <w:p>
+      <w:pPr>
+        <w:ind w:left="131" w:firstLine="720"/>
+        <w:rPr>
+          <w:b/>
+          <w:bCs/>
+        </w:rPr>
+      </w:pPr>
       <w:r>
         <w:rPr>
           <w:u w:val="single"/>
@@ -5905,17 +6867,24 @@
         <w:t>Izvaddati</w:t>
       </w:r>
       <w:r>
-        <w:t>: Uzvaras vai zaudēšanas logs.</w:t>
-      </w:r>
-    </w:p>
-    <w:p>
-      <w:pPr>
-        <w:ind w:firstLine="0"/>
-      </w:pPr>
-    </w:p>
-    <w:p>
-      <w:pPr>
-        <w:pStyle w:val="ListParagraph"/>
+        <w:t xml:space="preserve">: </w:t>
+      </w:r>
+      <w:r>
+        <w:t xml:space="preserve">Zaudēšanas </w:t>
+      </w:r>
+      <w:r>
+        <w:t xml:space="preserve">logs </w:t>
+      </w:r>
+      <w:r>
+        <w:t>ar minētam pogām</w:t>
+      </w:r>
+      <w:r>
+        <w:t>.</w:t>
+      </w:r>
+    </w:p>
+    <w:p>
+      <w:pPr>
+        <w:pStyle w:val="Sarakstarindkopa"/>
         <w:numPr>
           <w:ilvl w:val="0"/>
           <w:numId w:val="24"/>
@@ -5931,8 +6900,7 @@
           <w:b/>
           <w:bCs/>
         </w:rPr>
-        <w:lastRenderedPageBreak/>
-        <w:t>Uzvaras logs</w:t>
+        <w:t>Atsākšana</w:t>
       </w:r>
     </w:p>
     <w:p>
@@ -5943,42 +6911,46 @@
         <w:t>Mērķis</w:t>
       </w:r>
       <w:r>
+        <w:t>: Atsākt kaujas ainu tajā pašā līmenī.</w:t>
+      </w:r>
+    </w:p>
+    <w:p>
+      <w:r>
+        <w:rPr>
+          <w:u w:val="single"/>
+        </w:rPr>
+        <w:t>Ievaddati</w:t>
+      </w:r>
+      <w:r>
         <w:t xml:space="preserve">: </w:t>
       </w:r>
       <w:r>
-        <w:t xml:space="preserve">Informēt spēlētājam par spēles </w:t>
-      </w:r>
-      <w:r>
-        <w:t>uzvaru</w:t>
+        <w:t>Atsākšanas poga</w:t>
       </w:r>
       <w:r>
         <w:t>.</w:t>
       </w:r>
     </w:p>
     <w:p>
-      <w:pPr>
-        <w:ind w:left="131" w:firstLine="720"/>
-        <w:rPr>
-          <w:b/>
-          <w:bCs/>
-        </w:rPr>
-      </w:pPr>
       <w:r>
         <w:rPr>
           <w:u w:val="single"/>
         </w:rPr>
-        <w:t>Izvaddati</w:t>
-      </w:r>
-      <w:r>
-        <w:t xml:space="preserve">: Uzvaras </w:t>
-      </w:r>
-      <w:r>
-        <w:t>logs un pārvirze uz līmeņu atlases logu.</w:t>
-      </w:r>
-    </w:p>
-    <w:p>
-      <w:pPr>
-        <w:pStyle w:val="ListParagraph"/>
+        <w:t>Apstrāde</w:t>
+      </w:r>
+      <w:r>
+        <w:t xml:space="preserve">: </w:t>
+      </w:r>
+      <w:r>
+        <w:t xml:space="preserve">Kaujas aina tiek </w:t>
+      </w:r>
+      <w:r>
+        <w:t>.</w:t>
+      </w:r>
+    </w:p>
+    <w:p>
+      <w:pPr>
+        <w:pStyle w:val="Sarakstarindkopa"/>
         <w:numPr>
           <w:ilvl w:val="0"/>
           <w:numId w:val="24"/>
@@ -5994,7 +6966,7 @@
           <w:b/>
           <w:bCs/>
         </w:rPr>
-        <w:t>Zaudēšanas logs</w:t>
+        <w:t>Pārvirze uz līmeņu atlasi</w:t>
       </w:r>
     </w:p>
     <w:p>
@@ -6005,124 +6977,40 @@
         <w:t>Mērķis</w:t>
       </w:r>
       <w:r>
-        <w:t>: Informēt spēlētājam par spēles uzvaru.</w:t>
+        <w:t>: Pārvirzīt uz līmeņu atlases ainu.</w:t>
+      </w:r>
+    </w:p>
+    <w:p>
+      <w:r>
+        <w:rPr>
+          <w:u w:val="single"/>
+        </w:rPr>
+        <w:t>Ievaddati</w:t>
+      </w:r>
+      <w:r>
+        <w:t>: Atgriešanas poga.</w:t>
       </w:r>
     </w:p>
     <w:p>
       <w:pPr>
         <w:ind w:left="131" w:firstLine="720"/>
-        <w:rPr>
-          <w:b/>
-          <w:bCs/>
-        </w:rPr>
       </w:pPr>
       <w:r>
         <w:rPr>
           <w:u w:val="single"/>
         </w:rPr>
-        <w:t>Izvaddati</w:t>
-      </w:r>
-      <w:r>
-        <w:t>: Uzvaras logs un pārvirze uz līmeņu atlases logu.</w:t>
-      </w:r>
-    </w:p>
-    <w:p>
-      <w:pPr>
-        <w:pStyle w:val="ListParagraph"/>
-        <w:numPr>
-          <w:ilvl w:val="0"/>
-          <w:numId w:val="24"/>
-        </w:numPr>
-        <w:ind w:left="1134" w:hanging="1134"/>
-        <w:rPr>
-          <w:b/>
-          <w:bCs/>
-        </w:rPr>
-      </w:pPr>
-      <w:r>
-        <w:rPr>
-          <w:b/>
-          <w:bCs/>
-        </w:rPr>
-        <w:t>Pārvirze uz līmeņu atlas</w:t>
-      </w:r>
-      <w:r>
-        <w:rPr>
-          <w:b/>
-          <w:bCs/>
-        </w:rPr>
-        <w:t>i</w:t>
-      </w:r>
-    </w:p>
-    <w:p>
-      <w:r>
-        <w:rPr>
-          <w:u w:val="single"/>
-        </w:rPr>
-        <w:t>Mērķis</w:t>
-      </w:r>
-      <w:r>
-        <w:t>: Pārvirzīt uz līmeņu atlases ainu.</w:t>
-      </w:r>
-    </w:p>
-    <w:p>
-      <w:pPr>
-        <w:ind w:left="131" w:firstLine="720"/>
-      </w:pPr>
-      <w:r>
-        <w:rPr>
-          <w:u w:val="single"/>
-        </w:rPr>
         <w:t>Apstrāde</w:t>
       </w:r>
       <w:r>
         <w:t>:</w:t>
       </w:r>
-    </w:p>
-    <w:p>
-      <w:pPr>
-        <w:pStyle w:val="ListParagraph"/>
-        <w:numPr>
-          <w:ilvl w:val="0"/>
-          <w:numId w:val="21"/>
-        </w:numPr>
-        <w:rPr>
-          <w:b/>
-          <w:bCs/>
-        </w:rPr>
-      </w:pPr>
-      <w:r>
-        <w:t>Ja logs ir uzvaras logs, dati tiek saglabāti un nākošais līmenis tiek atbloķēts\</w:t>
-      </w:r>
-    </w:p>
-    <w:p>
-      <w:pPr>
-        <w:pStyle w:val="ListParagraph"/>
-        <w:numPr>
-          <w:ilvl w:val="0"/>
-          <w:numId w:val="21"/>
-        </w:numPr>
-        <w:rPr>
-          <w:b/>
-          <w:bCs/>
-        </w:rPr>
-      </w:pPr>
-      <w:r>
-        <w:t>Citādi vienkārša pārvirze uz līmeņu atlass ainu pēc zaudēšanas.</w:t>
-      </w:r>
-    </w:p>
-    <w:p>
-      <w:pPr>
-        <w:ind w:firstLine="0"/>
-        <w:rPr>
-          <w:b/>
-          <w:bCs/>
-        </w:rPr>
-      </w:pPr>
-    </w:p>
-    <w:p>
-      <w:pPr>
-        <w:pStyle w:val="Heading2"/>
+      <w:r>
+        <w:t xml:space="preserve"> Pārvirze uz līmeņu atlases ainu.</w:t>
+      </w:r>
+    </w:p>
+    <w:p>
+      <w:pPr>
+        <w:pStyle w:val="Virsraksts2"/>
       </w:pPr>
       <w:bookmarkStart w:id="13" w:name="_Toc225723237"/>
       <w:r>
@@ -6132,7 +7020,7 @@
     </w:p>
     <w:p>
       <w:pPr>
-        <w:pStyle w:val="Heading3"/>
+        <w:pStyle w:val="Virsraksts3"/>
       </w:pPr>
       <w:bookmarkStart w:id="14" w:name="_Toc225723238"/>
       <w:r>
@@ -6155,7 +7043,15 @@
       </w:r>
       <w:r>
         <w:tab/>
-        <w:t>Datorspēles kompilētā programmai ir jābūt pēc iespējas pieejamai vairākās platformās vai kompilējamam vairākām operētājsistēmām, taču galvenokārt “Windows” un “Linux” videi;</w:t>
+        <w:t>Datorspēles kompilētā programmai ir jābūt pēc iespējas pieejamai vairākās platformās vai kompilējamam vairākām operētājsistēmām, taču galvenokārt “Windows” un “</w:t>
+      </w:r>
+      <w:proofErr w:type="spellStart"/>
+      <w:r>
+        <w:t>Linux</w:t>
+      </w:r>
+      <w:proofErr w:type="spellEnd"/>
+      <w:r>
+        <w:t>” videi;</w:t>
       </w:r>
     </w:p>
     <w:p>
@@ -6169,13 +7065,16 @@
     </w:p>
     <w:p>
       <w:pPr>
-        <w:pStyle w:val="Heading3"/>
-      </w:pPr>
-      <w:bookmarkStart w:id="15" w:name="_Toc225723239"/>
-      <w:r>
-        <w:t>Saskarsne</w:t>
-      </w:r>
-      <w:bookmarkEnd w:id="15"/>
+        <w:pStyle w:val="Virsraksts3"/>
+      </w:pPr>
+      <w:r>
+        <w:t xml:space="preserve">Lietotāja </w:t>
+      </w:r>
+      <w:proofErr w:type="spellStart"/>
+      <w:r>
+        <w:t>saskarne</w:t>
+      </w:r>
+      <w:proofErr w:type="spellEnd"/>
     </w:p>
     <w:p>
       <w:r>
@@ -6188,53 +7087,78 @@
     </w:p>
     <w:p>
       <w:r>
+        <w:lastRenderedPageBreak/>
         <w:t>5)</w:t>
       </w:r>
       <w:r>
         <w:tab/>
-        <w:t>Datorspēles grafikai un lietotāja saskarnei jābūt minimālai, taču viegli pārskatāmai;</w:t>
-      </w:r>
-    </w:p>
-    <w:p>
-      <w:r>
-        <w:t>6)</w:t>
+        <w:t xml:space="preserve">Datorspēles grafikai un lietotāja </w:t>
+      </w:r>
+      <w:proofErr w:type="spellStart"/>
+      <w:r>
+        <w:t>saskarnei</w:t>
+      </w:r>
+      <w:proofErr w:type="spellEnd"/>
+      <w:r>
+        <w:t xml:space="preserve"> jābūt minimālai, taču viegli pārskatāmai;</w:t>
+      </w:r>
+    </w:p>
+    <w:p>
+      <w:r>
+        <w:t>6</w:t>
+      </w:r>
+      <w:r>
+        <w:t>)</w:t>
       </w:r>
       <w:r>
         <w:tab/>
-        <w:t>Darbības ar klaviatūru ir jābūt norādītas lietotāja saskarnē;</w:t>
-      </w:r>
-    </w:p>
-    <w:p>
-      <w:r>
-        <w:t>7)</w:t>
+        <w:t xml:space="preserve">Lietotāja </w:t>
+      </w:r>
+      <w:proofErr w:type="spellStart"/>
+      <w:r>
+        <w:t>saskarnei</w:t>
+      </w:r>
+      <w:proofErr w:type="spellEnd"/>
+      <w:r>
+        <w:t xml:space="preserve"> ir jābūt pielāgojamai dažādos ekrānu izmēros vai izšķirtspējās;</w:t>
+      </w:r>
+    </w:p>
+    <w:p>
+      <w:r>
+        <w:t>7</w:t>
+      </w:r>
+      <w:r>
+        <w:t>)</w:t>
       </w:r>
       <w:r>
         <w:tab/>
-        <w:t>Lietotāja saskarnei ir jābūt pielāgojamai dažādos ekrānu izmēros vai izšķirtspējās;</w:t>
-      </w:r>
-    </w:p>
-    <w:p>
-      <w:r>
-        <w:t>8)</w:t>
-      </w:r>
-      <w:r>
-        <w:tab/>
-        <w:t>Datorspēles saskarnes valodai jābūt angļu valodai;</w:t>
-      </w:r>
-    </w:p>
-    <w:p>
-      <w:pPr>
-        <w:pStyle w:val="Heading3"/>
-      </w:pPr>
-      <w:bookmarkStart w:id="16" w:name="_Toc225723240"/>
+        <w:t xml:space="preserve">Datorspēles </w:t>
+      </w:r>
+      <w:proofErr w:type="spellStart"/>
+      <w:r>
+        <w:t>saskarnes</w:t>
+      </w:r>
+      <w:proofErr w:type="spellEnd"/>
+      <w:r>
+        <w:t xml:space="preserve"> valodai jābūt angļu valodai;</w:t>
+      </w:r>
+    </w:p>
+    <w:p>
+      <w:pPr>
+        <w:pStyle w:val="Virsraksts3"/>
+      </w:pPr>
+      <w:bookmarkStart w:id="15" w:name="_Toc225723240"/>
       <w:r>
         <w:t>Datu drošība</w:t>
       </w:r>
-      <w:bookmarkEnd w:id="16"/>
-    </w:p>
-    <w:p>
-      <w:r>
-        <w:t>9)</w:t>
+      <w:bookmarkEnd w:id="15"/>
+    </w:p>
+    <w:p>
+      <w:r>
+        <w:t>7</w:t>
+      </w:r>
+      <w:r>
+        <w:t>)</w:t>
       </w:r>
       <w:r>
         <w:tab/>
@@ -6243,17 +7167,28 @@
     </w:p>
     <w:p>
       <w:r>
-        <w:lastRenderedPageBreak/>
-        <w:t>10)</w:t>
+        <w:t>8</w:t>
+      </w:r>
+      <w:r>
+        <w:t>)</w:t>
       </w:r>
       <w:r>
         <w:tab/>
-        <w:t>Saglabātos datus ir jāaizsargā no iespējamiem datu bojājumiem vai zudumiem;</w:t>
-      </w:r>
-    </w:p>
-    <w:p>
-      <w:r>
-        <w:t>11)</w:t>
+        <w:t>Saglabātos datus ir jāaizsargā no iespējamiem datu bojājumie</w:t>
+      </w:r>
+      <w:r>
+        <w:t>m vai speciālām modifikācijām</w:t>
+      </w:r>
+      <w:r>
+        <w:t>;</w:t>
+      </w:r>
+    </w:p>
+    <w:p>
+      <w:r>
+        <w:t>9</w:t>
+      </w:r>
+      <w:r>
+        <w:t>)</w:t>
       </w:r>
       <w:r>
         <w:tab/>
@@ -6262,13 +7197,13 @@
     </w:p>
     <w:p>
       <w:pPr>
-        <w:pStyle w:val="Heading2"/>
-      </w:pPr>
-      <w:bookmarkStart w:id="17" w:name="_Toc225723241"/>
+        <w:pStyle w:val="Virsraksts2"/>
+      </w:pPr>
+      <w:bookmarkStart w:id="16" w:name="_Toc225723241"/>
       <w:r>
         <w:t>Gala lietotāja rakstura iezīmes</w:t>
       </w:r>
-      <w:bookmarkEnd w:id="17"/>
+      <w:bookmarkEnd w:id="16"/>
     </w:p>
     <w:p>
       <w:r>
@@ -6295,88 +7230,216 @@
     </w:p>
     <w:p>
       <w:pPr>
-        <w:pStyle w:val="Heading1"/>
-      </w:pPr>
-      <w:bookmarkStart w:id="18" w:name="_Toc225723242"/>
+        <w:pStyle w:val="Virsraksts1"/>
+      </w:pPr>
+      <w:bookmarkStart w:id="17" w:name="_Toc225723242"/>
       <w:r>
         <w:lastRenderedPageBreak/>
         <w:t>Izstrādes līdzekļu, rīku apraksts un izvēles pamatojums</w:t>
       </w:r>
+      <w:bookmarkEnd w:id="17"/>
+    </w:p>
+    <w:p>
+      <w:r>
+        <w:t xml:space="preserve">Šī sadaļa noskaidros, kādi ir pieejami līdzekļi un rīki, lietojuma pamatojumi un tās iespējamās alternatīvās projekta īstenošanai. Rīki tiks atlasīti pēc licencēšanas, kurai ir jābūt pēc iespējas brīvai un atvērtai, </w:t>
+      </w:r>
+      <w:proofErr w:type="spellStart"/>
+      <w:r>
+        <w:t>starpplatformu</w:t>
+      </w:r>
+      <w:proofErr w:type="spellEnd"/>
+      <w:r>
+        <w:t xml:space="preserve"> pieejamības, pieejamās dimensiju vides, kuras jāiekļauj un jābūt optimizēta div</w:t>
+      </w:r>
+      <w:r>
+        <w:t xml:space="preserve">u </w:t>
+      </w:r>
+      <w:r>
+        <w:t>dimensiju videi, un nepieciešamās sistēmas veiktspējas šādu rīku palaišanai, kurai pēc iespējas vismazāk prasa šādu veiktspēju un resursus.</w:t>
+      </w:r>
+    </w:p>
+    <w:p>
+      <w:pPr>
+        <w:pStyle w:val="Virsraksts2"/>
+      </w:pPr>
+      <w:bookmarkStart w:id="18" w:name="_Toc225723243"/>
+      <w:r>
+        <w:t>Izvēlēto risinājuma līdzekļu un valodu aprakst</w:t>
+      </w:r>
+      <w:r>
+        <w:t>s</w:t>
+      </w:r>
       <w:bookmarkEnd w:id="18"/>
     </w:p>
     <w:p>
-      <w:r>
-        <w:t>Šī sadaļa noskaidros, kādi ir pieejami līdzekļi un rīki, lietojuma pamatojumi un tās iespējamās alternatīvās projekta īstenošanai. Rīki tiks atlasīti pēc licencēšanas, kurai ir jābūt pēc iespējas brīvai un atvērtai, starpplatformu pieejamības, pieejamās dimensiju vides, kuras jāiekļauj un jābūt optimizēta div</w:t>
+      <w:pPr>
+        <w:pStyle w:val="Virsraksts3"/>
+      </w:pPr>
+      <w:bookmarkStart w:id="19" w:name="_Toc225723244"/>
+      <w:r>
+        <w:t>Ietvars</w:t>
+      </w:r>
+      <w:bookmarkEnd w:id="19"/>
+    </w:p>
+    <w:p>
+      <w:r>
+        <w:t>Spēļu un grafikas ietvars “</w:t>
+      </w:r>
+      <w:proofErr w:type="spellStart"/>
+      <w:r>
+        <w:t>Godot</w:t>
+      </w:r>
+      <w:proofErr w:type="spellEnd"/>
+      <w:r>
+        <w:t xml:space="preserve">” ir izcelta starp pārējiem tāda veida ietvariem, jo liels skaits neliela mēra projektu kā </w:t>
+      </w:r>
+      <w:proofErr w:type="spellStart"/>
+      <w:r>
+        <w:t>pašizstrādātās</w:t>
+      </w:r>
+      <w:proofErr w:type="spellEnd"/>
+      <w:r>
+        <w:t xml:space="preserve"> vai mazo komandu izstrādātās spēles. Ne tikai pēc popularitātes dēļ, taču licencēšana norāda šo ietvaru par brīvu un atvērtu, kurai nav nepieciešama ne papildizmaksas, nedz reģistrācijas, kā arī ir salīdzinoši ar citiem ietvariem ātri un viegli apgūstama. Šis dzinis arī ir pieejams vairākās platformās, it īpaši starp operētājsistēmām. Funkcionāli tā ir optimizēta div</w:t>
       </w:r>
       <w:r>
         <w:t xml:space="preserve">u </w:t>
       </w:r>
       <w:r>
-        <w:t>dimensiju videi, un nepieciešamās sistēmas veiktspējas šādu rīku palaišanai, kurai pēc iespējas vismazāk prasa šādu veiktspēju un resursus.</w:t>
-      </w:r>
-    </w:p>
-    <w:p>
-      <w:pPr>
-        <w:pStyle w:val="Heading2"/>
-      </w:pPr>
-      <w:bookmarkStart w:id="19" w:name="_Toc225723243"/>
-      <w:r>
-        <w:t>Izvēlēto risinājuma līdzekļu un valodu aprakst</w:t>
-      </w:r>
-      <w:r>
-        <w:t>s</w:t>
-      </w:r>
-      <w:bookmarkEnd w:id="19"/>
-    </w:p>
-    <w:p>
-      <w:pPr>
-        <w:pStyle w:val="Heading3"/>
-      </w:pPr>
-      <w:bookmarkStart w:id="20" w:name="_Toc225723244"/>
-      <w:r>
-        <w:t>Ietvars</w:t>
+        <w:t xml:space="preserve">dimensiju videi pēc noteiktiem kritērijiem, taču arī ir iespējams izmantot </w:t>
+      </w:r>
+      <w:proofErr w:type="spellStart"/>
+      <w:r>
+        <w:t>trīsdimensiju</w:t>
+      </w:r>
+      <w:proofErr w:type="spellEnd"/>
+      <w:r>
+        <w:t xml:space="preserve"> vidi, kura arī ir īpaši optimizēta un pielāgota. </w:t>
+      </w:r>
+    </w:p>
+    <w:p>
+      <w:pPr>
+        <w:pStyle w:val="Virsraksts3"/>
+      </w:pPr>
+      <w:bookmarkStart w:id="20" w:name="_Toc225723245"/>
+      <w:r>
+        <w:t>Valoda</w:t>
       </w:r>
       <w:bookmarkEnd w:id="20"/>
     </w:p>
     <w:p>
       <w:r>
-        <w:t>Spēļu un grafikas ietvars “Godot” ir izcelta starp pārējiem tāda veida ietvariem, jo liels skaits neliela mēra projektu kā pašizstrādātās vai mazo komandu izstrādātās spēles. Ne tikai pēc popularitātes dēļ, taču licencēšana norāda šo ietvaru par brīvu un atvērtu, kurai nav nepieciešama ne papildizmaksas, nedz reģistrācijas, kā arī ir salīdzinoši ar citiem ietvariem ātri un viegli apgūstama. Šis dzinis arī ir pieejams vairākās platformās, it īpaši starp operētājsistēmām. Funkcionāli tā ir optimizēta div</w:t>
-      </w:r>
-      <w:r>
-        <w:t xml:space="preserve">u </w:t>
-      </w:r>
-      <w:r>
-        <w:t xml:space="preserve">dimensiju videi pēc noteiktiem kritērijiem, taču arī ir iespējams izmantot trīsdimensiju vidi, kura arī ir īpaši optimizēta un pielāgota. </w:t>
-      </w:r>
-    </w:p>
-    <w:p>
-      <w:pPr>
-        <w:pStyle w:val="Heading3"/>
-      </w:pPr>
-      <w:bookmarkStart w:id="21" w:name="_Toc225723245"/>
-      <w:r>
-        <w:t>Valoda</w:t>
+        <w:t>Ietvars “</w:t>
+      </w:r>
+      <w:proofErr w:type="spellStart"/>
+      <w:r>
+        <w:t>Godot</w:t>
+      </w:r>
+      <w:proofErr w:type="spellEnd"/>
+      <w:r>
+        <w:t>” oficiāli piedāvā izmantot abas programmēšanas valodas – “</w:t>
+      </w:r>
+      <w:proofErr w:type="spellStart"/>
+      <w:r>
+        <w:t>Godot</w:t>
+      </w:r>
+      <w:proofErr w:type="spellEnd"/>
+      <w:r>
+        <w:t>” iebūvētā “</w:t>
+      </w:r>
+      <w:proofErr w:type="spellStart"/>
+      <w:r>
+        <w:t>GDScript</w:t>
+      </w:r>
+      <w:proofErr w:type="spellEnd"/>
+      <w:r>
+        <w:t>” un “.NET” ietvara valoda “C#”, kura tiks izvēlēta šī projekta izstrādei. “</w:t>
+      </w:r>
+      <w:proofErr w:type="spellStart"/>
+      <w:r>
+        <w:t>GDScript</w:t>
+      </w:r>
+      <w:proofErr w:type="spellEnd"/>
+      <w:r>
+        <w:t xml:space="preserve">” ir interpretētā valoda, kura tiek tikai apstrādāta palaišanas laikā un pēc </w:t>
+      </w:r>
+      <w:proofErr w:type="spellStart"/>
+      <w:r>
+        <w:t>avotkoda</w:t>
+      </w:r>
+      <w:proofErr w:type="spellEnd"/>
+      <w:r>
+        <w:t xml:space="preserve"> izmaiņām nav nepieciešama papildus darbības kā kompilēšanu, taču ar nepilnību, kura mazina datorspēles darbības veiktspēju. “C#” valoda tiks izmantota tam dēļ, ka veiktspēja datorspēles darbībai ir uzlabota ar nosacījumu, ka pēc jebkuras izmaiņas projektu ir nepieciešams kompilēt. “</w:t>
+      </w:r>
+      <w:proofErr w:type="spellStart"/>
+      <w:r>
+        <w:t>GDScript</w:t>
+      </w:r>
+      <w:proofErr w:type="spellEnd"/>
+      <w:r>
+        <w:t>” arī nav pilnīgi pielāgota objektorientētai izmantošanai, kamēr “C#” pēc dizaina ir objektorientētā valoda.</w:t>
+      </w:r>
+    </w:p>
+    <w:p>
+      <w:pPr>
+        <w:pStyle w:val="Virsraksts3"/>
+      </w:pPr>
+      <w:bookmarkStart w:id="21" w:name="_Toc225723246"/>
+      <w:r>
+        <w:t>Izstrādes vide</w:t>
       </w:r>
       <w:bookmarkEnd w:id="21"/>
     </w:p>
     <w:p>
       <w:r>
-        <w:t>Ietvars “Godot” oficiāli piedāvā izmantot abas programmēšanas valodas – “Godot” iebūvētā “GDScript” un “.NET” ietvara valoda “C#”, kura tiks izvēlēta šī projekta izstrādei. “GDScript” ir interpretētā valoda, kura tiek tikai apstrādāta palaišanas laikā un pēc avotkoda izmaiņām nav nepieciešama papildus darbības kā kompilēšanu, taču ar nepilnību, kura mazina datorspēles darbības veiktspēju. “C#” valoda tiks izmantota tam dēļ, ka veiktspēja datorspēles darbībai ir uzlabota ar nosacījumu, ka pēc jebkuras izmaiņas projektu ir nepieciešams kompilēt. “GDScript” arī nav pilnīgi pielāgota objektorientētai izmantošanai, kamēr “C#” pēc dizaina ir objektorientētā valoda.</w:t>
-      </w:r>
-    </w:p>
-    <w:p>
-      <w:pPr>
-        <w:pStyle w:val="Heading3"/>
-      </w:pPr>
-      <w:bookmarkStart w:id="22" w:name="_Toc225723246"/>
-      <w:r>
-        <w:t>Izstrādes vide</w:t>
-      </w:r>
-      <w:bookmarkEnd w:id="22"/>
-    </w:p>
-    <w:p>
-      <w:r>
-        <w:t xml:space="preserve">“JetBrains Rider” ir izstrādes vide, kura no “JetBrains” produkta klāsta ir īpaši pielāgota “.NET” ietvaram, kura iekļauj izvēlēto “C#” valodu. Šīs izstrādes vides funkcionalitāte piedāvā advancētu pirmkoda analīzi, jau iebūvētu atkļūdošanu, automātisko kodu aizpildīšanu (ang. val. “Code completion”) un tā tālāk, taču tās programmatūras licencēšana prasa izmaksas komerciālā un profesionālā vidē un jebkuram lietotājam reģistrēties. Neskatoties no licencēšanas, kura nepiepilda </w:t>
+        <w:t>“</w:t>
+      </w:r>
+      <w:proofErr w:type="spellStart"/>
+      <w:r>
+        <w:t>JetBrains</w:t>
+      </w:r>
+      <w:proofErr w:type="spellEnd"/>
+      <w:r>
+        <w:t xml:space="preserve"> </w:t>
+      </w:r>
+      <w:proofErr w:type="spellStart"/>
+      <w:r>
+        <w:t>Rider</w:t>
+      </w:r>
+      <w:proofErr w:type="spellEnd"/>
+      <w:r>
+        <w:t>” ir izstrādes vide, kura no “</w:t>
+      </w:r>
+      <w:proofErr w:type="spellStart"/>
+      <w:r>
+        <w:t>JetBrains</w:t>
+      </w:r>
+      <w:proofErr w:type="spellEnd"/>
+      <w:r>
+        <w:t xml:space="preserve">” produkta klāsta ir īpaši pielāgota “.NET” ietvaram, kura iekļauj izvēlēto “C#” valodu. Šīs izstrādes vides funkcionalitāte piedāvā </w:t>
+      </w:r>
+      <w:proofErr w:type="spellStart"/>
+      <w:r>
+        <w:t>advancētu</w:t>
+      </w:r>
+      <w:proofErr w:type="spellEnd"/>
+      <w:r>
+        <w:t xml:space="preserve"> pirmkoda analīzi, jau iebūvētu atkļūdošanu, automātisko kodu aizpildīšanu (</w:t>
+      </w:r>
+      <w:proofErr w:type="spellStart"/>
+      <w:r>
+        <w:t>ang</w:t>
+      </w:r>
+      <w:proofErr w:type="spellEnd"/>
+      <w:r>
+        <w:t xml:space="preserve">. val. “Code </w:t>
+      </w:r>
+      <w:proofErr w:type="spellStart"/>
+      <w:r>
+        <w:t>completion</w:t>
+      </w:r>
+      <w:proofErr w:type="spellEnd"/>
+      <w:r>
+        <w:t xml:space="preserve">”) un tā tālāk, taču tās programmatūras licencēšana prasa izmaksas komerciālā un profesionālā vidē un jebkuram lietotājam reģistrēties. Neskatoties no licencēšanas, kura nepiepilda </w:t>
       </w:r>
       <w:r>
         <w:lastRenderedPageBreak/>
@@ -6385,73 +7448,254 @@
     </w:p>
     <w:p>
       <w:pPr>
-        <w:pStyle w:val="Heading3"/>
-      </w:pPr>
-      <w:bookmarkStart w:id="23" w:name="_Toc225723247"/>
-      <w:r>
-        <w:t>Versiju kontrole un repozitorijas mitināšana</w:t>
+        <w:pStyle w:val="Virsraksts3"/>
+      </w:pPr>
+      <w:bookmarkStart w:id="22" w:name="_Toc225723247"/>
+      <w:r>
+        <w:t xml:space="preserve">Versiju kontrole un </w:t>
+      </w:r>
+      <w:proofErr w:type="spellStart"/>
+      <w:r>
+        <w:t>repozitorijas</w:t>
+      </w:r>
+      <w:proofErr w:type="spellEnd"/>
+      <w:r>
+        <w:t xml:space="preserve"> mitināšana</w:t>
+      </w:r>
+      <w:bookmarkEnd w:id="22"/>
+    </w:p>
+    <w:p>
+      <w:r>
+        <w:t>“</w:t>
+      </w:r>
+      <w:proofErr w:type="spellStart"/>
+      <w:r>
+        <w:t>Git</w:t>
+      </w:r>
+      <w:proofErr w:type="spellEnd"/>
+      <w:r>
+        <w:t>” tiks izmantots versiju kontrolei un tīmeklī tiks izmantots ”</w:t>
+      </w:r>
+      <w:r>
+        <w:t xml:space="preserve"> </w:t>
+      </w:r>
+      <w:proofErr w:type="spellStart"/>
+      <w:r>
+        <w:t>GitHub</w:t>
+      </w:r>
+      <w:proofErr w:type="spellEnd"/>
+      <w:r>
+        <w:t xml:space="preserve">”, lai mitinātu šo projekta </w:t>
+      </w:r>
+      <w:proofErr w:type="spellStart"/>
+      <w:r>
+        <w:t>avotkodu</w:t>
+      </w:r>
+      <w:proofErr w:type="spellEnd"/>
+      <w:r>
+        <w:t>.</w:t>
+      </w:r>
+    </w:p>
+    <w:p>
+      <w:pPr>
+        <w:pStyle w:val="Virsraksts2"/>
+      </w:pPr>
+      <w:bookmarkStart w:id="23" w:name="_Toc225723248"/>
+      <w:r>
+        <w:t>Iespējamo risinājuma līdzekļu un valodu apraksts</w:t>
       </w:r>
       <w:bookmarkEnd w:id="23"/>
     </w:p>
     <w:p>
       <w:r>
-        <w:t>“Git” tiks izmantots versiju kontrolei un tīmeklī tiks izmantots ”</w:t>
-      </w:r>
+        <w:t>Taču ir ieejami ir citi rīki, vides un valodas, kuras aizstātu izvēlētos, taču pēc izpētes, nosauktiem kritērijiem vai pēc cita autora ieskatiem netika izmantoti.</w:t>
+      </w:r>
+    </w:p>
+    <w:p>
+      <w:pPr>
+        <w:pStyle w:val="Virsraksts3"/>
+      </w:pPr>
+      <w:bookmarkStart w:id="24" w:name="_Toc225723249"/>
+      <w:r>
+        <w:t>Ietvari</w:t>
+      </w:r>
+      <w:bookmarkEnd w:id="24"/>
+    </w:p>
+    <w:p>
+      <w:r>
+        <w:t>Populārākos ietvarus datorspēļu un citu mediju izstrādē iekļauj “</w:t>
+      </w:r>
+      <w:proofErr w:type="spellStart"/>
+      <w:r>
+        <w:t>Unity</w:t>
+      </w:r>
+      <w:proofErr w:type="spellEnd"/>
+      <w:r>
+        <w:t>”, “</w:t>
+      </w:r>
+      <w:proofErr w:type="spellStart"/>
+      <w:r>
+        <w:t>Unreal</w:t>
+      </w:r>
+      <w:proofErr w:type="spellEnd"/>
       <w:r>
         <w:t xml:space="preserve"> </w:t>
       </w:r>
-      <w:r>
-        <w:t>GitHub”, lai mitinātu šo projekta avotkodu.</w:t>
-      </w:r>
-    </w:p>
-    <w:p>
-      <w:pPr>
-        <w:pStyle w:val="Heading2"/>
-      </w:pPr>
-      <w:bookmarkStart w:id="24" w:name="_Toc225723248"/>
-      <w:r>
-        <w:t>Iespējamo risinājuma līdzekļu un valodu apraksts</w:t>
-      </w:r>
-      <w:bookmarkEnd w:id="24"/>
-    </w:p>
-    <w:p>
-      <w:r>
-        <w:t>Taču ir ieejami ir citi rīki, vides un valodas, kuras aizstātu izvēlētos, taču pēc izpētes, nosauktiem kritērijiem vai pēc cita autora ieskatiem netika izmantoti.</w:t>
-      </w:r>
-    </w:p>
-    <w:p>
-      <w:pPr>
-        <w:pStyle w:val="Heading3"/>
-      </w:pPr>
-      <w:bookmarkStart w:id="25" w:name="_Toc225723249"/>
-      <w:r>
-        <w:t>Ietvari</w:t>
+      <w:proofErr w:type="spellStart"/>
+      <w:r>
+        <w:t>Engine</w:t>
+      </w:r>
+      <w:proofErr w:type="spellEnd"/>
+      <w:r>
+        <w:t>”,  “</w:t>
+      </w:r>
+      <w:proofErr w:type="spellStart"/>
+      <w:r>
+        <w:t>CryEngine</w:t>
+      </w:r>
+      <w:proofErr w:type="spellEnd"/>
+      <w:r>
+        <w:t>”. Ietvari “</w:t>
+      </w:r>
+      <w:proofErr w:type="spellStart"/>
+      <w:r>
+        <w:t>Unreal</w:t>
+      </w:r>
+      <w:proofErr w:type="spellEnd"/>
+      <w:r>
+        <w:t xml:space="preserve"> </w:t>
+      </w:r>
+      <w:proofErr w:type="spellStart"/>
+      <w:r>
+        <w:t>Engine</w:t>
+      </w:r>
+      <w:proofErr w:type="spellEnd"/>
+      <w:r>
+        <w:t>” un “</w:t>
+      </w:r>
+      <w:proofErr w:type="spellStart"/>
+      <w:r>
+        <w:t>CryEngine</w:t>
+      </w:r>
+      <w:proofErr w:type="spellEnd"/>
+      <w:r>
+        <w:t xml:space="preserve">” nav pielāgoti </w:t>
+      </w:r>
+      <w:proofErr w:type="spellStart"/>
+      <w:r>
+        <w:t>divdimensiju</w:t>
+      </w:r>
+      <w:proofErr w:type="spellEnd"/>
+      <w:r>
+        <w:t xml:space="preserve"> datorspēļu izveidei ietvara ierobežojumu dēļ, kura no tās izslēdz izmantošanu, ja ne arī neprasa </w:t>
+      </w:r>
+      <w:proofErr w:type="spellStart"/>
+      <w:r>
+        <w:t>veiktspējīgu</w:t>
+      </w:r>
+      <w:proofErr w:type="spellEnd"/>
+      <w:r>
+        <w:t xml:space="preserve"> datorsistēmu, kura ir pretrunā ar projekta mērķiem, taču “</w:t>
+      </w:r>
+      <w:proofErr w:type="spellStart"/>
+      <w:r>
+        <w:t>Unity</w:t>
+      </w:r>
+      <w:proofErr w:type="spellEnd"/>
+      <w:r>
+        <w:t xml:space="preserve">” ietvars neprasa salīdzinoši </w:t>
+      </w:r>
+      <w:proofErr w:type="spellStart"/>
+      <w:r>
+        <w:t>veiktspējīgu</w:t>
+      </w:r>
+      <w:proofErr w:type="spellEnd"/>
+      <w:r>
+        <w:t xml:space="preserve"> datorsistēmu un ir pielāgojama </w:t>
+      </w:r>
+      <w:proofErr w:type="spellStart"/>
+      <w:r>
+        <w:t>divdimensiju</w:t>
+      </w:r>
+      <w:proofErr w:type="spellEnd"/>
+      <w:r>
+        <w:t xml:space="preserve"> videi, taču licencēšana nav brīva un prasa lietotāja reģistrāciju un papildizmaksas, ja šis projekts paplašināties komercdarbības nolūkiem.</w:t>
+      </w:r>
+    </w:p>
+    <w:p>
+      <w:pPr>
+        <w:pStyle w:val="Virsraksts3"/>
+      </w:pPr>
+      <w:bookmarkStart w:id="25" w:name="_Toc225723250"/>
+      <w:r>
+        <w:t>Valodas</w:t>
       </w:r>
       <w:bookmarkEnd w:id="25"/>
     </w:p>
     <w:p>
       <w:r>
-        <w:t>Populārākos ietvarus datorspēļu un citu mediju izstrādē iekļauj “Unity”, “Unreal Engine”,  “CryEngine”. Ietvari “Unreal Engine” un “CryEngine” nav pielāgoti divdimensiju datorspēļu izveidei ietvara ierobežojumu dēļ, kura no tās izslēdz izmantošanu, ja ne arī neprasa veiktspējīgu datorsistēmu, kura ir pretrunā ar projekta mērķiem, taču “Unity” ietvars neprasa salīdzinoši veiktspējīgu datorsistēmu un ir pielāgojama divdimensiju videi, taču licencēšana nav brīva un prasa lietotāja reģistrāciju un papildizmaksas, ja šis projekts paplašināties komercdarbības nolūkiem.</w:t>
-      </w:r>
-    </w:p>
-    <w:p>
-      <w:pPr>
-        <w:pStyle w:val="Heading3"/>
-      </w:pPr>
-      <w:bookmarkStart w:id="26" w:name="_Toc225723250"/>
-      <w:r>
-        <w:t>Valodas</w:t>
-      </w:r>
-      <w:bookmarkEnd w:id="26"/>
-    </w:p>
-    <w:p>
-      <w:r>
-        <w:t>Ietvari “CryEngine” un “Unreal Engine” izmanto valodu “C++”, kurā iekļauj klases un objektorientētā funkcionalitāte kā C#, taču neatlasot šos ietvarus valoda “C++” netiks izmantota. “C++” lietojuma stili ir plašāki, taču valodas funkcionalitāti un īpatnības apgūt ir sarežģītāk nekā ar “C#”, kura izstrādātājam liek lietot objektorientētā stilā, kurā visi elementi valodā ir objekti, kā arī vairums funkcionalitātes ir aizklātas ar metodēm, kura mazina izstrādes laiku salīdzinot ar “C++”, kura vairākas kompleksas funkcionalitātes nav aizklātas ar metodēm, kura var palēlināt izstrādes laiku. Izvēlētā ietvarā “Godot” ir pieejama skriptēšanas valoda “GDScript”, taču pēc nosacītiem iemesliem izvēlētai valodai šī valoda netiks izmantota.</w:t>
-      </w:r>
-    </w:p>
-    <w:p>
-      <w:pPr>
-        <w:pStyle w:val="Heading3"/>
+        <w:t>Ietvari “</w:t>
+      </w:r>
+      <w:proofErr w:type="spellStart"/>
+      <w:r>
+        <w:t>CryEngine</w:t>
+      </w:r>
+      <w:proofErr w:type="spellEnd"/>
+      <w:r>
+        <w:t>” un “</w:t>
+      </w:r>
+      <w:proofErr w:type="spellStart"/>
+      <w:r>
+        <w:t>Unreal</w:t>
+      </w:r>
+      <w:proofErr w:type="spellEnd"/>
+      <w:r>
+        <w:t xml:space="preserve"> </w:t>
+      </w:r>
+      <w:proofErr w:type="spellStart"/>
+      <w:r>
+        <w:t>Engine</w:t>
+      </w:r>
+      <w:proofErr w:type="spellEnd"/>
+      <w:r>
+        <w:t xml:space="preserve">” izmanto valodu “C++”, kurā iekļauj klases un objektorientētā funkcionalitāte kā C#, taču neatlasot šos ietvarus valoda “C++” netiks izmantota. “C++” lietojuma stili ir plašāki, taču valodas funkcionalitāti un īpatnības apgūt ir sarežģītāk nekā ar “C#”, kura izstrādātājam liek lietot objektorientētā stilā, kurā visi elementi valodā ir objekti, kā arī vairums funkcionalitātes ir aizklātas ar metodēm, kura mazina izstrādes laiku salīdzinot ar “C++”, kura vairākas kompleksas funkcionalitātes nav aizklātas ar metodēm, kura var </w:t>
+      </w:r>
+      <w:proofErr w:type="spellStart"/>
+      <w:r>
+        <w:t>palēlināt</w:t>
+      </w:r>
+      <w:proofErr w:type="spellEnd"/>
+      <w:r>
+        <w:t xml:space="preserve"> izstrādes laiku. Izvēlētā ietvarā “</w:t>
+      </w:r>
+      <w:proofErr w:type="spellStart"/>
+      <w:r>
+        <w:t>Godot</w:t>
+      </w:r>
+      <w:proofErr w:type="spellEnd"/>
+      <w:r>
+        <w:t xml:space="preserve">” ir pieejama </w:t>
+      </w:r>
+      <w:proofErr w:type="spellStart"/>
+      <w:r>
+        <w:t>skriptēšanas</w:t>
+      </w:r>
+      <w:proofErr w:type="spellEnd"/>
+      <w:r>
+        <w:t xml:space="preserve"> valoda “</w:t>
+      </w:r>
+      <w:proofErr w:type="spellStart"/>
+      <w:r>
+        <w:t>GDScript</w:t>
+      </w:r>
+      <w:proofErr w:type="spellEnd"/>
+      <w:r>
+        <w:t>”, taču pēc nosacītiem iemesliem izvēlētai valodai šī valoda netiks izmantota.</w:t>
+      </w:r>
+    </w:p>
+    <w:p>
+      <w:pPr>
+        <w:pStyle w:val="Virsraksts3"/>
         <w:sectPr>
           <w:pgSz w:w="12240" w:h="15840"/>
           <w:pgMar w:top="1134" w:right="1134" w:bottom="1134" w:left="1418" w:header="709" w:footer="709" w:gutter="0"/>
@@ -6462,80 +7706,304 @@
     </w:p>
     <w:p>
       <w:pPr>
-        <w:pStyle w:val="Heading3"/>
-      </w:pPr>
-      <w:bookmarkStart w:id="27" w:name="_Toc225723251"/>
+        <w:pStyle w:val="Virsraksts3"/>
+      </w:pPr>
+      <w:bookmarkStart w:id="26" w:name="_Toc225723251"/>
       <w:r>
         <w:lastRenderedPageBreak/>
         <w:t>Izstrādes vides</w:t>
       </w:r>
+      <w:bookmarkEnd w:id="26"/>
+    </w:p>
+    <w:p>
+      <w:r>
+        <w:t>Tā kā valoda “C#” tiks izmantota, kura ir daļa no ietvara “.NET”, tiks izmantoti attiecīgas izstrādes programmatūras ar uzsvaru uz noteikto ietvaru un tās ekosistēmas. Populārākā izstrādes  vide tam ir “</w:t>
+      </w:r>
+      <w:proofErr w:type="spellStart"/>
+      <w:r>
+        <w:t>Visual</w:t>
+      </w:r>
+      <w:proofErr w:type="spellEnd"/>
+      <w:r>
+        <w:t xml:space="preserve"> </w:t>
+      </w:r>
+      <w:proofErr w:type="spellStart"/>
+      <w:r>
+        <w:t>Studio</w:t>
+      </w:r>
+      <w:proofErr w:type="spellEnd"/>
+      <w:r>
+        <w:t>”, kura līdzīgi ar izvēlēto izstrādes vidi “</w:t>
+      </w:r>
+      <w:proofErr w:type="spellStart"/>
+      <w:r>
+        <w:t>JetBrains</w:t>
+      </w:r>
+      <w:proofErr w:type="spellEnd"/>
+      <w:r>
+        <w:t xml:space="preserve"> </w:t>
+      </w:r>
+      <w:proofErr w:type="spellStart"/>
+      <w:r>
+        <w:t>Rider</w:t>
+      </w:r>
+      <w:proofErr w:type="spellEnd"/>
+      <w:r>
+        <w:t xml:space="preserve">” iekļauj detalizētu </w:t>
+      </w:r>
+      <w:proofErr w:type="spellStart"/>
+      <w:r>
+        <w:t>atķļūdošanu</w:t>
+      </w:r>
+      <w:proofErr w:type="spellEnd"/>
+      <w:r>
+        <w:t xml:space="preserve">, kodu analīze, automātiskā aizpilde, u.t.t., taču netiks izmantota, jo šī programmatūra nav </w:t>
+      </w:r>
+      <w:proofErr w:type="spellStart"/>
+      <w:r>
+        <w:t>starpplatformu</w:t>
+      </w:r>
+      <w:proofErr w:type="spellEnd"/>
+      <w:r>
+        <w:t>, ierobežojoties uz “Windows” platformu, kuru autors neizmanto, tātad nepieejama programmatūra autoram.</w:t>
+      </w:r>
+    </w:p>
+    <w:p>
+      <w:r>
+        <w:t>Ja ietvars kā “</w:t>
+      </w:r>
+      <w:proofErr w:type="spellStart"/>
+      <w:r>
+        <w:t>Unreal</w:t>
+      </w:r>
+      <w:proofErr w:type="spellEnd"/>
+      <w:r>
+        <w:t xml:space="preserve"> </w:t>
+      </w:r>
+      <w:proofErr w:type="spellStart"/>
+      <w:r>
+        <w:t>Engine</w:t>
+      </w:r>
+      <w:proofErr w:type="spellEnd"/>
+      <w:r>
+        <w:t>” tiktu izmantota, kurā galvenā valoda ir “C++”, tiktu izmantotas izstrādes vides attiecīgi valodai kā “</w:t>
+      </w:r>
+      <w:proofErr w:type="spellStart"/>
+      <w:r>
+        <w:t>Qt</w:t>
+      </w:r>
+      <w:proofErr w:type="spellEnd"/>
+      <w:r>
+        <w:t xml:space="preserve"> </w:t>
+      </w:r>
+      <w:proofErr w:type="spellStart"/>
+      <w:r>
+        <w:t>Creator</w:t>
+      </w:r>
+      <w:proofErr w:type="spellEnd"/>
+      <w:r>
+        <w:t>”, kura ir pielāgota ietvara “</w:t>
+      </w:r>
+      <w:proofErr w:type="spellStart"/>
+      <w:r>
+        <w:t>Qt</w:t>
+      </w:r>
+      <w:proofErr w:type="spellEnd"/>
+      <w:r>
+        <w:t xml:space="preserve">” programmatūras izstrādei, taču iespējams izveidot projektus, kuras neizmanto minēto ietvaru, ņemot vērā to, ka funkcionalitāte un tās iespējas mazinās vai ne tik </w:t>
+      </w:r>
+      <w:proofErr w:type="spellStart"/>
+      <w:r>
+        <w:t>advancētas</w:t>
+      </w:r>
+      <w:proofErr w:type="spellEnd"/>
+      <w:r>
+        <w:t xml:space="preserve"> citiem projektiem,  vai “</w:t>
+      </w:r>
+      <w:proofErr w:type="spellStart"/>
+      <w:r>
+        <w:t>JetBrains</w:t>
+      </w:r>
+      <w:proofErr w:type="spellEnd"/>
+      <w:r>
+        <w:t xml:space="preserve"> </w:t>
+      </w:r>
+      <w:proofErr w:type="spellStart"/>
+      <w:r>
+        <w:t>CLion</w:t>
+      </w:r>
+      <w:proofErr w:type="spellEnd"/>
+      <w:r>
+        <w:t>”, kurai ir līdzīga funkcionalitāte ar atlasīto izstrādes vidi “”</w:t>
+      </w:r>
+      <w:proofErr w:type="spellStart"/>
+      <w:r>
+        <w:t>JetBrains</w:t>
+      </w:r>
+      <w:proofErr w:type="spellEnd"/>
+      <w:r>
+        <w:t xml:space="preserve"> </w:t>
+      </w:r>
+      <w:proofErr w:type="spellStart"/>
+      <w:r>
+        <w:t>Rider</w:t>
+      </w:r>
+      <w:proofErr w:type="spellEnd"/>
+      <w:r>
+        <w:t>” no “</w:t>
+      </w:r>
+      <w:proofErr w:type="spellStart"/>
+      <w:r>
+        <w:t>JetBrains</w:t>
+      </w:r>
+      <w:proofErr w:type="spellEnd"/>
+      <w:r>
+        <w:t>” programmatūru klāsta.</w:t>
+      </w:r>
+    </w:p>
+    <w:p>
+      <w:r>
+        <w:t>Arī iespējams ir izmantot teksta redaktoru “</w:t>
+      </w:r>
+      <w:proofErr w:type="spellStart"/>
+      <w:r>
+        <w:t>Visual</w:t>
+      </w:r>
+      <w:proofErr w:type="spellEnd"/>
+      <w:r>
+        <w:t xml:space="preserve"> </w:t>
+      </w:r>
+      <w:proofErr w:type="spellStart"/>
+      <w:r>
+        <w:t>Studio</w:t>
+      </w:r>
+      <w:proofErr w:type="spellEnd"/>
+      <w:r>
+        <w:t xml:space="preserve"> Code”, kura ar paplašinājumiem var izmantot kā izstrādes vidi, taču noklusētā funkcionalitāte ir ierobežota salīdzinot ar iepriekšējām izstrādes programmatūrām un nepieciešama papildus iestatīšana šai programmatūrai, kura nebūtu nepieciešama pārējām izstrādes vidēm atverot sākotnēji.</w:t>
+      </w:r>
+    </w:p>
+    <w:p>
+      <w:pPr>
+        <w:pStyle w:val="Virsraksts3"/>
+      </w:pPr>
+      <w:bookmarkStart w:id="27" w:name="_Toc225723252"/>
+      <w:r>
+        <w:t>Versiju kontrole</w:t>
+      </w:r>
       <w:bookmarkEnd w:id="27"/>
     </w:p>
     <w:p>
       <w:r>
-        <w:t>Tā kā valoda “C#” tiks izmantota, kura ir daļa no ietvara “.NET”, tiks izmantoti attiecīgas izstrādes programmatūras ar uzsvaru uz noteikto ietvaru un tās ekosistēmas. Populārākā izstrādes  vide tam ir “Visual Studio”, kura līdzīgi ar izvēlēto izstrādes vidi “JetBrains Rider” iekļauj detalizētu atķļūdošanu, kodu analīze, automātiskā aizpilde, u.t.t., taču netiks izmantota, jo šī programmatūra nav starpplatformu, ierobežojoties uz “Windows” platformu, kuru autors neizmanto, tātad nepieejama programmatūra autoram.</w:t>
-      </w:r>
-    </w:p>
-    <w:p>
-      <w:r>
-        <w:t>Ja ietvars kā “Unreal Engine” tiktu izmantota, kurā galvenā valoda ir “C++”, tiktu izmantotas izstrādes vides attiecīgi valodai kā “Qt Creator”, kura ir pielāgota ietvara “Qt” programmatūras izstrādei, taču iespējams izveidot projektus, kuras neizmanto minēto ietvaru, ņemot vērā to, ka funkcionalitāte un tās iespējas mazinās vai ne tik advancētas citiem projektiem,  vai “JetBrains CLion”, kurai ir līdzīga funkcionalitāte ar atlasīto izstrādes vidi “”JetBrains Rider” no “JetBrains” programmatūru klāsta.</w:t>
-      </w:r>
-    </w:p>
-    <w:p>
-      <w:r>
-        <w:t>Arī iespējams ir izmantot teksta redaktoru “Visual Studio Code”, kura ar paplašinājumiem var izmantot kā izstrādes vidi, taču noklusētā funkcionalitāte ir ierobežota salīdzinot ar iepriekšējām izstrādes programmatūrām un nepieciešama papildus iestatīšana šai programmatūrai, kura nebūtu nepieciešama pārējām izstrādes vidēm atverot sākotnēji.</w:t>
-      </w:r>
-    </w:p>
-    <w:p>
-      <w:pPr>
-        <w:pStyle w:val="Heading3"/>
-      </w:pPr>
-      <w:bookmarkStart w:id="28" w:name="_Toc225723252"/>
-      <w:r>
-        <w:t>Versiju kontrole</w:t>
-      </w:r>
-      <w:bookmarkEnd w:id="28"/>
-    </w:p>
-    <w:p>
-      <w:r>
-        <w:t>Mazāk populāri pakalpojumi, kuri mitina avotkodu repozotorijus, izmantojot “Git” versiju kontroli, arī ir pieejami rīki, kura var automatizēt projekta kompilēšanu un pārbaudi, šādi rīki ir “GitLab”, “Gitea” un “Bitbucket”, kuri ir īpaši pielāgota CI/CD izstrādes videi, taču prasa papildizmaksas, ja šādi rīki tiek palaisti šo pakalpojumu serveros vietā pašam lietotājam mitināt šos rīkus.</w:t>
-      </w:r>
-    </w:p>
-    <w:p>
-      <w:r>
-        <w:t>Taču arī ir pieejami pakalpojumi un rīki, kuri nav atkarīga no “Git” versiju kontroles, bet kā pieejamu versiju kontroles programmatūru starp pārējām. Viens no šiem rīkiem ir “Azure Pipelines”, kuras funkcionalitāte ir plašāka salīdzinot ar iepriekš minētiem rīkiem, taču tās plaša funkcionalitātes klāsts ir radīts lielākiem projektiem, kuri iespējams nebūs lielāko daļu paredzēts izmantošanai šī projekta nolūkiem tās apjoma dēļ un lielākas izmaksas, salīdzinot ar iepriekš minētiem rīkiem.</w:t>
-      </w:r>
-    </w:p>
-    <w:p>
-      <w:pPr>
-        <w:pStyle w:val="Heading1"/>
-      </w:pPr>
-      <w:bookmarkStart w:id="29" w:name="_Toc225723253"/>
+        <w:t xml:space="preserve">Mazāk populāri pakalpojumi, kuri mitina </w:t>
+      </w:r>
+      <w:proofErr w:type="spellStart"/>
+      <w:r>
+        <w:t>avotkodu</w:t>
+      </w:r>
+      <w:proofErr w:type="spellEnd"/>
+      <w:r>
+        <w:t xml:space="preserve"> </w:t>
+      </w:r>
+      <w:proofErr w:type="spellStart"/>
+      <w:r>
+        <w:t>repozotorijus</w:t>
+      </w:r>
+      <w:proofErr w:type="spellEnd"/>
+      <w:r>
+        <w:t>, izmantojot “</w:t>
+      </w:r>
+      <w:proofErr w:type="spellStart"/>
+      <w:r>
+        <w:t>Git</w:t>
+      </w:r>
+      <w:proofErr w:type="spellEnd"/>
+      <w:r>
+        <w:t>” versiju kontroli, arī ir pieejami rīki, kura var automatizēt projekta kompilēšanu un pārbaudi, šādi rīki ir “</w:t>
+      </w:r>
+      <w:proofErr w:type="spellStart"/>
+      <w:r>
+        <w:t>GitLab</w:t>
+      </w:r>
+      <w:proofErr w:type="spellEnd"/>
+      <w:r>
+        <w:t>”, “</w:t>
+      </w:r>
+      <w:proofErr w:type="spellStart"/>
+      <w:r>
+        <w:t>Gitea</w:t>
+      </w:r>
+      <w:proofErr w:type="spellEnd"/>
+      <w:r>
+        <w:t>” un “</w:t>
+      </w:r>
+      <w:proofErr w:type="spellStart"/>
+      <w:r>
+        <w:t>Bitbucket</w:t>
+      </w:r>
+      <w:proofErr w:type="spellEnd"/>
+      <w:r>
+        <w:t>”, kuri ir īpaši pielāgota CI/CD izstrādes videi, taču prasa papildizmaksas, ja šādi rīki tiek palaisti šo pakalpojumu serveros vietā pašam lietotājam mitināt šos rīkus.</w:t>
+      </w:r>
+    </w:p>
+    <w:p>
+      <w:r>
+        <w:t>Taču arī ir pieejami pakalpojumi un rīki, kuri nav atkarīga no “</w:t>
+      </w:r>
+      <w:proofErr w:type="spellStart"/>
+      <w:r>
+        <w:t>Git</w:t>
+      </w:r>
+      <w:proofErr w:type="spellEnd"/>
+      <w:r>
+        <w:t>” versiju kontroles, bet kā pieejamu versiju kontroles programmatūru starp pārējām. Viens no šiem rīkiem ir “</w:t>
+      </w:r>
+      <w:proofErr w:type="spellStart"/>
+      <w:r>
+        <w:t>Azure</w:t>
+      </w:r>
+      <w:proofErr w:type="spellEnd"/>
+      <w:r>
+        <w:t xml:space="preserve"> </w:t>
+      </w:r>
+      <w:proofErr w:type="spellStart"/>
+      <w:r>
+        <w:t>Pipelines</w:t>
+      </w:r>
+      <w:proofErr w:type="spellEnd"/>
+      <w:r>
+        <w:t>”, kuras funkcionalitāte ir plašāka salīdzinot ar iepriekš minētiem rīkiem, taču tās plaša funkcionalitātes klāsts ir radīts lielākiem projektiem, kuri iespējams nebūs lielāko daļu paredzēts izmantošanai šī projekta nolūkiem tās apjoma dēļ un lielākas izmaksas, salīdzinot ar iepriekš minētiem rīkiem.</w:t>
+      </w:r>
+    </w:p>
+    <w:p>
+      <w:pPr>
+        <w:pStyle w:val="Virsraksts1"/>
+      </w:pPr>
+      <w:bookmarkStart w:id="28" w:name="_Toc225723253"/>
       <w:r>
         <w:lastRenderedPageBreak/>
         <w:t>Sistēmas modelēšana un projektēšana</w:t>
       </w:r>
+      <w:bookmarkEnd w:id="28"/>
+    </w:p>
+    <w:p>
+      <w:pPr>
+        <w:pStyle w:val="Virsraksts2"/>
+      </w:pPr>
+      <w:bookmarkStart w:id="29" w:name="_Toc225723254"/>
+      <w:r>
+        <w:t>Sistēmas struktūras modelis</w:t>
+      </w:r>
       <w:bookmarkEnd w:id="29"/>
     </w:p>
     <w:p>
       <w:pPr>
-        <w:pStyle w:val="Heading2"/>
-      </w:pPr>
-      <w:bookmarkStart w:id="30" w:name="_Toc225723254"/>
-      <w:r>
-        <w:t>Sistēmas struktūras modelis</w:t>
+        <w:pStyle w:val="Virsraksts3"/>
+      </w:pPr>
+      <w:bookmarkStart w:id="30" w:name="_Toc225723255"/>
+      <w:r>
+        <w:t>Sistēmas struktūra</w:t>
       </w:r>
       <w:bookmarkEnd w:id="30"/>
-    </w:p>
-    <w:p>
-      <w:pPr>
-        <w:pStyle w:val="Heading3"/>
-      </w:pPr>
-      <w:bookmarkStart w:id="31" w:name="_Toc225723255"/>
-      <w:r>
-        <w:t>Sistēmas struktūra</w:t>
-      </w:r>
-      <w:bookmarkEnd w:id="31"/>
     </w:p>
     <w:p>
       <w:r>
@@ -6654,11 +8122,11 @@
         </w:drawing>
       </w:r>
     </w:p>
-    <w:bookmarkStart w:id="32" w:name="_Ref225695254"/>
-    <w:bookmarkStart w:id="33" w:name="_Ref225695245"/>
-    <w:p>
-      <w:pPr>
-        <w:pStyle w:val="Caption"/>
+    <w:bookmarkStart w:id="31" w:name="_Ref225695254"/>
+    <w:bookmarkStart w:id="32" w:name="_Ref225695245"/>
+    <w:p>
+      <w:pPr>
+        <w:pStyle w:val="Parakstszemobjekta"/>
       </w:pPr>
       <w:r>
         <w:fldChar w:fldCharType="begin"/>
@@ -6681,11 +8149,11 @@
       <w:r>
         <w:t>. attēls</w:t>
       </w:r>
+      <w:bookmarkEnd w:id="31"/>
+      <w:r>
+        <w:t>. Komponenšu modelis</w:t>
+      </w:r>
       <w:bookmarkEnd w:id="32"/>
-      <w:r>
-        <w:t>. Komponenšu modelis</w:t>
-      </w:r>
-      <w:bookmarkEnd w:id="33"/>
       <w:r>
         <w:t xml:space="preserve"> spēles mezglu saknē</w:t>
       </w:r>
@@ -6751,16 +8219,29 @@
     </w:p>
     <w:p>
       <w:pPr>
-        <w:pStyle w:val="Caption"/>
-      </w:pPr>
-      <w:fldSimple w:instr=" SEQ attēls \* ARABIC ">
-        <w:r>
-          <w:rPr>
-            <w:noProof/>
-          </w:rPr>
-          <w:t>2</w:t>
-        </w:r>
-      </w:fldSimple>
+        <w:pStyle w:val="Parakstszemobjekta"/>
+      </w:pPr>
+      <w:r>
+        <w:fldChar w:fldCharType="begin"/>
+      </w:r>
+      <w:r>
+        <w:instrText xml:space="preserve"> SEQ attēls \* ARABIC </w:instrText>
+      </w:r>
+      <w:r>
+        <w:fldChar w:fldCharType="separate"/>
+      </w:r>
+      <w:r>
+        <w:rPr>
+          <w:noProof/>
+        </w:rPr>
+        <w:t>2</w:t>
+      </w:r>
+      <w:r>
+        <w:rPr>
+          <w:noProof/>
+        </w:rPr>
+        <w:fldChar w:fldCharType="end"/>
+      </w:r>
       <w:r>
         <w:t>. attēls. Ainu komponentes</w:t>
       </w:r>
@@ -6831,7 +8312,7 @@
     </w:p>
     <w:p>
       <w:pPr>
-        <w:pStyle w:val="Caption"/>
+        <w:pStyle w:val="Parakstszemobjekta"/>
         <w:sectPr>
           <w:pgSz w:w="12240" w:h="15840"/>
           <w:pgMar w:top="1134" w:right="1134" w:bottom="1134" w:left="1418" w:header="709" w:footer="709" w:gutter="0"/>
@@ -6839,28 +8320,41 @@
           <w:docGrid w:linePitch="360"/>
         </w:sectPr>
       </w:pPr>
-      <w:fldSimple w:instr=" SEQ attēls \* ARABIC ">
-        <w:r>
-          <w:rPr>
-            <w:noProof/>
-          </w:rPr>
-          <w:t>3</w:t>
-        </w:r>
-      </w:fldSimple>
+      <w:r>
+        <w:fldChar w:fldCharType="begin"/>
+      </w:r>
+      <w:r>
+        <w:instrText xml:space="preserve"> SEQ attēls \* ARABIC </w:instrText>
+      </w:r>
+      <w:r>
+        <w:fldChar w:fldCharType="separate"/>
+      </w:r>
+      <w:r>
+        <w:rPr>
+          <w:noProof/>
+        </w:rPr>
+        <w:t>3</w:t>
+      </w:r>
+      <w:r>
+        <w:rPr>
+          <w:noProof/>
+        </w:rPr>
+        <w:fldChar w:fldCharType="end"/>
+      </w:r>
       <w:r>
         <w:t>. attēls. Kartes komponentes</w:t>
       </w:r>
     </w:p>
     <w:p>
       <w:pPr>
-        <w:pStyle w:val="Heading3"/>
-      </w:pPr>
-      <w:bookmarkStart w:id="34" w:name="_Toc225723256"/>
+        <w:pStyle w:val="Virsraksts3"/>
+      </w:pPr>
+      <w:bookmarkStart w:id="33" w:name="_Toc225723256"/>
       <w:r>
         <w:lastRenderedPageBreak/>
         <w:t>Klašu modeļi</w:t>
       </w:r>
-      <w:bookmarkEnd w:id="34"/>
+      <w:bookmarkEnd w:id="33"/>
     </w:p>
     <w:p>
       <w:r>
@@ -6925,16 +8419,29 @@
     </w:p>
     <w:p>
       <w:pPr>
-        <w:pStyle w:val="Caption"/>
-      </w:pPr>
-      <w:fldSimple w:instr=" SEQ attēls \* ARABIC ">
-        <w:r>
-          <w:rPr>
-            <w:noProof/>
-          </w:rPr>
-          <w:t>4</w:t>
-        </w:r>
-      </w:fldSimple>
+        <w:pStyle w:val="Parakstszemobjekta"/>
+      </w:pPr>
+      <w:r>
+        <w:fldChar w:fldCharType="begin"/>
+      </w:r>
+      <w:r>
+        <w:instrText xml:space="preserve"> SEQ attēls \* ARABIC </w:instrText>
+      </w:r>
+      <w:r>
+        <w:fldChar w:fldCharType="separate"/>
+      </w:r>
+      <w:r>
+        <w:rPr>
+          <w:noProof/>
+        </w:rPr>
+        <w:t>4</w:t>
+      </w:r>
+      <w:r>
+        <w:rPr>
+          <w:noProof/>
+        </w:rPr>
+        <w:fldChar w:fldCharType="end"/>
+      </w:r>
       <w:r>
         <w:t>. attēls. Mezglu saknes komponenšu klases</w:t>
       </w:r>
@@ -7006,7 +8513,7 @@
     </w:p>
     <w:p>
       <w:pPr>
-        <w:pStyle w:val="Caption"/>
+        <w:pStyle w:val="Parakstszemobjekta"/>
         <w:sectPr>
           <w:pgSz w:w="12240" w:h="15840"/>
           <w:pgMar w:top="1134" w:right="1134" w:bottom="1134" w:left="1418" w:header="709" w:footer="709" w:gutter="0"/>
@@ -7014,14 +8521,27 @@
           <w:docGrid w:linePitch="360"/>
         </w:sectPr>
       </w:pPr>
-      <w:fldSimple w:instr=" SEQ attēls \* ARABIC ">
-        <w:r>
-          <w:rPr>
-            <w:noProof/>
-          </w:rPr>
-          <w:t>5</w:t>
-        </w:r>
-      </w:fldSimple>
+      <w:r>
+        <w:fldChar w:fldCharType="begin"/>
+      </w:r>
+      <w:r>
+        <w:instrText xml:space="preserve"> SEQ attēls \* ARABIC </w:instrText>
+      </w:r>
+      <w:r>
+        <w:fldChar w:fldCharType="separate"/>
+      </w:r>
+      <w:r>
+        <w:rPr>
+          <w:noProof/>
+        </w:rPr>
+        <w:t>5</w:t>
+      </w:r>
+      <w:r>
+        <w:rPr>
+          <w:noProof/>
+        </w:rPr>
+        <w:fldChar w:fldCharType="end"/>
+      </w:r>
       <w:r>
         <w:t>. attēls</w:t>
       </w:r>
@@ -7031,14 +8551,14 @@
     </w:p>
     <w:p>
       <w:pPr>
-        <w:pStyle w:val="Heading2"/>
-      </w:pPr>
-      <w:bookmarkStart w:id="35" w:name="_Toc225723257"/>
+        <w:pStyle w:val="Virsraksts2"/>
+      </w:pPr>
+      <w:bookmarkStart w:id="34" w:name="_Toc225723257"/>
       <w:r>
         <w:lastRenderedPageBreak/>
         <w:t>Funkcionālie un dinamiskie modeļi</w:t>
       </w:r>
-      <w:bookmarkEnd w:id="35"/>
+      <w:bookmarkEnd w:id="34"/>
     </w:p>
     <w:p>
       <w:pPr>
@@ -7094,16 +8614,29 @@
     </w:p>
     <w:p>
       <w:pPr>
-        <w:pStyle w:val="Caption"/>
-      </w:pPr>
-      <w:fldSimple w:instr=" SEQ attēls \* ARABIC ">
-        <w:r>
-          <w:rPr>
-            <w:noProof/>
-          </w:rPr>
-          <w:t>6</w:t>
-        </w:r>
-      </w:fldSimple>
+        <w:pStyle w:val="Parakstszemobjekta"/>
+      </w:pPr>
+      <w:r>
+        <w:fldChar w:fldCharType="begin"/>
+      </w:r>
+      <w:r>
+        <w:instrText xml:space="preserve"> SEQ attēls \* ARABIC </w:instrText>
+      </w:r>
+      <w:r>
+        <w:fldChar w:fldCharType="separate"/>
+      </w:r>
+      <w:r>
+        <w:rPr>
+          <w:noProof/>
+        </w:rPr>
+        <w:t>6</w:t>
+      </w:r>
+      <w:r>
+        <w:rPr>
+          <w:noProof/>
+        </w:rPr>
+        <w:fldChar w:fldCharType="end"/>
+      </w:r>
       <w:r>
         <w:t>. attēls. Ainas stadiju gaita</w:t>
       </w:r>
@@ -7164,16 +8697,29 @@
     </w:p>
     <w:p>
       <w:pPr>
-        <w:pStyle w:val="Caption"/>
-      </w:pPr>
-      <w:fldSimple w:instr=" SEQ attēls \* ARABIC ">
-        <w:r>
-          <w:rPr>
-            <w:noProof/>
-          </w:rPr>
-          <w:t>7</w:t>
-        </w:r>
-      </w:fldSimple>
+        <w:pStyle w:val="Parakstszemobjekta"/>
+      </w:pPr>
+      <w:r>
+        <w:fldChar w:fldCharType="begin"/>
+      </w:r>
+      <w:r>
+        <w:instrText xml:space="preserve"> SEQ attēls \* ARABIC </w:instrText>
+      </w:r>
+      <w:r>
+        <w:fldChar w:fldCharType="separate"/>
+      </w:r>
+      <w:r>
+        <w:rPr>
+          <w:noProof/>
+        </w:rPr>
+        <w:t>7</w:t>
+      </w:r>
+      <w:r>
+        <w:rPr>
+          <w:noProof/>
+        </w:rPr>
+        <w:fldChar w:fldCharType="end"/>
+      </w:r>
       <w:r>
         <w:t>. attēls. Spēles laukuma stadijas</w:t>
       </w:r>
@@ -7191,22 +8737,24 @@
     </w:p>
     <w:p>
       <w:pPr>
-        <w:pStyle w:val="Heading2"/>
-      </w:pPr>
-      <w:bookmarkStart w:id="36" w:name="_Toc225723258"/>
+        <w:pStyle w:val="Virsraksts2"/>
+      </w:pPr>
+      <w:bookmarkStart w:id="35" w:name="_Toc225723258"/>
       <w:r>
         <w:lastRenderedPageBreak/>
         <w:t>Datu struktūru apraksts</w:t>
       </w:r>
-      <w:bookmarkEnd w:id="36"/>
-    </w:p>
-    <w:p>
-      <w:pPr>
-        <w:pStyle w:val="Heading3"/>
-      </w:pPr>
+      <w:bookmarkEnd w:id="35"/>
+    </w:p>
+    <w:p>
+      <w:pPr>
+        <w:pStyle w:val="Virsraksts3"/>
+      </w:pPr>
+      <w:proofErr w:type="spellStart"/>
       <w:r>
         <w:t>Enumerācijas</w:t>
       </w:r>
+      <w:proofErr w:type="spellEnd"/>
     </w:p>
     <w:p>
       <w:pPr>
@@ -7263,19 +8811,37 @@
     </w:p>
     <w:p>
       <w:pPr>
-        <w:pStyle w:val="Caption"/>
-      </w:pPr>
-      <w:fldSimple w:instr=" SEQ attēls \* ARABIC ">
-        <w:r>
-          <w:rPr>
-            <w:noProof/>
-          </w:rPr>
-          <w:t>8</w:t>
-        </w:r>
-      </w:fldSimple>
-      <w:r>
-        <w:t>. attēls. Saknes mezgla enumerācijas</w:t>
-      </w:r>
+        <w:pStyle w:val="Parakstszemobjekta"/>
+      </w:pPr>
+      <w:r>
+        <w:fldChar w:fldCharType="begin"/>
+      </w:r>
+      <w:r>
+        <w:instrText xml:space="preserve"> SEQ attēls \* ARABIC </w:instrText>
+      </w:r>
+      <w:r>
+        <w:fldChar w:fldCharType="separate"/>
+      </w:r>
+      <w:r>
+        <w:rPr>
+          <w:noProof/>
+        </w:rPr>
+        <w:t>8</w:t>
+      </w:r>
+      <w:r>
+        <w:rPr>
+          <w:noProof/>
+        </w:rPr>
+        <w:fldChar w:fldCharType="end"/>
+      </w:r>
+      <w:r>
+        <w:t xml:space="preserve">. attēls. Saknes mezgla </w:t>
+      </w:r>
+      <w:proofErr w:type="spellStart"/>
+      <w:r>
+        <w:t>enumerācijas</w:t>
+      </w:r>
+      <w:proofErr w:type="spellEnd"/>
     </w:p>
     <w:p>
       <w:pPr>
@@ -7332,7 +8898,7 @@
     </w:p>
     <w:p>
       <w:pPr>
-        <w:pStyle w:val="Caption"/>
+        <w:pStyle w:val="Parakstszemobjekta"/>
         <w:sectPr>
           <w:pgSz w:w="12240" w:h="15840"/>
           <w:pgMar w:top="1134" w:right="1134" w:bottom="1134" w:left="1418" w:header="709" w:footer="709" w:gutter="0"/>
@@ -7340,21 +8906,39 @@
           <w:docGrid w:linePitch="360"/>
         </w:sectPr>
       </w:pPr>
-      <w:fldSimple w:instr=" SEQ attēls \* ARABIC ">
-        <w:r>
-          <w:rPr>
-            <w:noProof/>
-          </w:rPr>
-          <w:t>9</w:t>
-        </w:r>
-      </w:fldSimple>
-      <w:r>
-        <w:t>. attēls. Kartes laukuma enumerācijas</w:t>
-      </w:r>
-    </w:p>
-    <w:p>
-      <w:pPr>
-        <w:pStyle w:val="Heading3"/>
+      <w:r>
+        <w:fldChar w:fldCharType="begin"/>
+      </w:r>
+      <w:r>
+        <w:instrText xml:space="preserve"> SEQ attēls \* ARABIC </w:instrText>
+      </w:r>
+      <w:r>
+        <w:fldChar w:fldCharType="separate"/>
+      </w:r>
+      <w:r>
+        <w:rPr>
+          <w:noProof/>
+        </w:rPr>
+        <w:t>9</w:t>
+      </w:r>
+      <w:r>
+        <w:rPr>
+          <w:noProof/>
+        </w:rPr>
+        <w:fldChar w:fldCharType="end"/>
+      </w:r>
+      <w:r>
+        <w:t xml:space="preserve">. attēls. Kartes laukuma </w:t>
+      </w:r>
+      <w:proofErr w:type="spellStart"/>
+      <w:r>
+        <w:t>enumerācijas</w:t>
+      </w:r>
+      <w:proofErr w:type="spellEnd"/>
+    </w:p>
+    <w:p>
+      <w:pPr>
+        <w:pStyle w:val="Virsraksts3"/>
         <w:numPr>
           <w:ilvl w:val="0"/>
           <w:numId w:val="0"/>
@@ -7368,29 +8952,29 @@
     </w:p>
     <w:p>
       <w:pPr>
-        <w:pStyle w:val="Heading1"/>
-      </w:pPr>
-      <w:bookmarkStart w:id="37" w:name="_Toc225723259"/>
+        <w:pStyle w:val="Virsraksts1"/>
+      </w:pPr>
+      <w:bookmarkStart w:id="36" w:name="_Toc225723259"/>
       <w:r>
         <w:lastRenderedPageBreak/>
         <w:t>Lietotāju ceļvedis</w:t>
       </w:r>
-      <w:bookmarkEnd w:id="37"/>
-    </w:p>
-    <w:p>
-      <w:pPr>
-        <w:pStyle w:val="Heading1"/>
-      </w:pPr>
-      <w:bookmarkStart w:id="38" w:name="_Toc225723260"/>
+      <w:bookmarkEnd w:id="36"/>
+    </w:p>
+    <w:p>
+      <w:pPr>
+        <w:pStyle w:val="Virsraksts1"/>
+      </w:pPr>
+      <w:bookmarkStart w:id="37" w:name="_Toc225723260"/>
       <w:r>
         <w:lastRenderedPageBreak/>
         <w:t>Testēšanas dokumentācija</w:t>
       </w:r>
-      <w:bookmarkEnd w:id="38"/>
-    </w:p>
-    <w:p>
-      <w:pPr>
-        <w:pStyle w:val="Heading2"/>
+      <w:bookmarkEnd w:id="37"/>
+    </w:p>
+    <w:p>
+      <w:pPr>
+        <w:pStyle w:val="Virsraksts2"/>
       </w:pPr>
       <w:r>
         <w:t>Metodoloģija</w:t>
@@ -7398,18 +8982,42 @@
     </w:p>
     <w:p>
       <w:r>
-        <w:t>Izstrādes laikā projektu jātestē un jāpārbauda funkcionalitātes pēc nepilnībām. Testēšana tiks veikta manuāli ar melnās un baltās kastes metodoloģijām, taču atsevišķas funkcionalitātes vai tās daļas testēšanu var veikt automātiski ar vienībtestēšanu.</w:t>
+        <w:t xml:space="preserve">Izstrādes laikā projektu jātestē un jāpārbauda funkcionalitātes pēc nepilnībām. Testēšana tiks veikta manuāli ar melnās un baltās kastes metodoloģijām, taču atsevišķas funkcionalitātes vai tās daļas testēšanu var veikt automātiski ar </w:t>
+      </w:r>
+      <w:proofErr w:type="spellStart"/>
+      <w:r>
+        <w:t>vienībtestēšanu</w:t>
+      </w:r>
+      <w:proofErr w:type="spellEnd"/>
+      <w:r>
+        <w:t>.</w:t>
       </w:r>
       <w:r>
         <w:t xml:space="preserve"> </w:t>
       </w:r>
       <w:r>
-        <w:t>Melnās kastes testēšana ietver pārbaudi no lietotāja skatupunkta, neredzot avotkodu vai atkļūdošanas informāciju, kamēr baltās kastes testēšana pārbauda avotkodu.</w:t>
-      </w:r>
-    </w:p>
-    <w:p>
-      <w:pPr>
-        <w:pStyle w:val="Heading2"/>
+        <w:t xml:space="preserve">Melnās kastes testēšana ietver pārbaudi no lietotāja skatupunkta, neredzot </w:t>
+      </w:r>
+      <w:proofErr w:type="spellStart"/>
+      <w:r>
+        <w:t>avotkodu</w:t>
+      </w:r>
+      <w:proofErr w:type="spellEnd"/>
+      <w:r>
+        <w:t xml:space="preserve"> vai atkļūdošanas informāciju, kamēr baltās kastes testēšana pārbauda </w:t>
+      </w:r>
+      <w:proofErr w:type="spellStart"/>
+      <w:r>
+        <w:t>avotkodu</w:t>
+      </w:r>
+      <w:proofErr w:type="spellEnd"/>
+      <w:r>
+        <w:t>.</w:t>
+      </w:r>
+    </w:p>
+    <w:p>
+      <w:pPr>
+        <w:pStyle w:val="Virsraksts2"/>
       </w:pPr>
       <w:r>
         <w:t>Testpiemēri</w:t>
@@ -7432,14 +9040,27 @@
       <w:pPr>
         <w:pStyle w:val="tablecaption"/>
       </w:pPr>
-      <w:fldSimple w:instr=" SEQ tabula \* ARABIC ">
-        <w:r>
-          <w:rPr>
-            <w:noProof/>
-          </w:rPr>
-          <w:t>1</w:t>
-        </w:r>
-      </w:fldSimple>
+      <w:r>
+        <w:fldChar w:fldCharType="begin"/>
+      </w:r>
+      <w:r>
+        <w:instrText xml:space="preserve"> SEQ tabula \* ARABIC </w:instrText>
+      </w:r>
+      <w:r>
+        <w:fldChar w:fldCharType="separate"/>
+      </w:r>
+      <w:r>
+        <w:rPr>
+          <w:noProof/>
+        </w:rPr>
+        <w:t>1</w:t>
+      </w:r>
+      <w:r>
+        <w:rPr>
+          <w:noProof/>
+        </w:rPr>
+        <w:fldChar w:fldCharType="end"/>
+      </w:r>
       <w:r>
         <w:t>. tabula</w:t>
       </w:r>
@@ -7455,7 +9076,7 @@
     </w:p>
     <w:tbl>
       <w:tblPr>
-        <w:tblStyle w:val="TableGrid"/>
+        <w:tblStyle w:val="Reatabula"/>
         <w:tblW w:w="0" w:type="auto"/>
         <w:tblLook w:val="04A0" w:firstRow="1" w:lastRow="0" w:firstColumn="1" w:lastColumn="0" w:noHBand="0" w:noVBand="1"/>
       </w:tblPr>
@@ -7794,26 +9415,40 @@
     </w:p>
     <w:p>
       <w:pPr>
-        <w:pStyle w:val="Caption"/>
+        <w:pStyle w:val="Parakstszemobjekta"/>
         <w:keepNext/>
         <w:ind w:left="1440"/>
         <w:jc w:val="right"/>
       </w:pPr>
-      <w:fldSimple w:instr=" SEQ tabula \* ARABIC ">
-        <w:r>
-          <w:rPr>
-            <w:noProof/>
-          </w:rPr>
-          <w:t>2</w:t>
-        </w:r>
-      </w:fldSimple>
+      <w:r>
+        <w:lastRenderedPageBreak/>
+        <w:fldChar w:fldCharType="begin"/>
+      </w:r>
+      <w:r>
+        <w:instrText xml:space="preserve"> SEQ tabula \* ARABIC </w:instrText>
+      </w:r>
+      <w:r>
+        <w:fldChar w:fldCharType="separate"/>
+      </w:r>
+      <w:r>
+        <w:rPr>
+          <w:noProof/>
+        </w:rPr>
+        <w:t>2</w:t>
+      </w:r>
+      <w:r>
+        <w:rPr>
+          <w:noProof/>
+        </w:rPr>
+        <w:fldChar w:fldCharType="end"/>
+      </w:r>
       <w:r>
         <w:t>. tabula</w:t>
       </w:r>
     </w:p>
     <w:p>
       <w:pPr>
-        <w:pStyle w:val="Caption"/>
+        <w:pStyle w:val="Parakstszemobjekta"/>
         <w:keepNext/>
         <w:ind w:left="1440" w:hanging="1440"/>
       </w:pPr>
@@ -7823,7 +9458,7 @@
     </w:p>
     <w:tbl>
       <w:tblPr>
-        <w:tblStyle w:val="TableGrid"/>
+        <w:tblStyle w:val="Reatabula"/>
         <w:tblW w:w="0" w:type="auto"/>
         <w:tblLook w:val="04A0" w:firstRow="1" w:lastRow="0" w:firstColumn="1" w:lastColumn="0" w:noHBand="0" w:noVBand="1"/>
       </w:tblPr>
@@ -8541,8 +10176,13 @@
               <w:pStyle w:val="talbecontent"/>
             </w:pPr>
             <w:r>
-              <w:t>Lietotājs gaida līdz ielādei</w:t>
-            </w:r>
+              <w:t xml:space="preserve">Lietotājs gaida līdz </w:t>
+            </w:r>
+            <w:proofErr w:type="spellStart"/>
+            <w:r>
+              <w:t>ielādei</w:t>
+            </w:r>
+            <w:proofErr w:type="spellEnd"/>
           </w:p>
         </w:tc>
         <w:tc>
@@ -9122,7 +10762,7 @@
     <w:sdtContent>
       <w:p>
         <w:pPr>
-          <w:pStyle w:val="Footer"/>
+          <w:pStyle w:val="Kjene"/>
           <w:ind w:firstLine="0"/>
           <w:jc w:val="center"/>
         </w:pPr>
@@ -9152,7 +10792,7 @@
   </w:sdt>
   <w:p>
     <w:pPr>
-      <w:pStyle w:val="Footer"/>
+      <w:pStyle w:val="Kjene"/>
     </w:pPr>
   </w:p>
 </w:ftr>
@@ -9389,9 +11029,9 @@
   <w:abstractNum w:abstractNumId="2" w15:restartNumberingAfterBreak="0">
     <w:nsid w:val="127E0D79"/>
     <w:multiLevelType w:val="multilevel"/>
-    <w:tmpl w:val="F13C11FE"/>
+    <w:tmpl w:val="4A5074D2"/>
     <w:lvl w:ilvl="0">
-      <w:start w:val="6"/>
+      <w:start w:val="8"/>
       <w:numFmt w:val="decimal"/>
       <w:lvlText w:val="PR.LA.%1."/>
       <w:lvlJc w:val="left"/>
@@ -9588,6 +11228,92 @@
     </w:lvl>
   </w:abstractNum>
   <w:abstractNum w:abstractNumId="4" w15:restartNumberingAfterBreak="0">
+    <w:nsid w:val="16421C25"/>
+    <w:multiLevelType w:val="multilevel"/>
+    <w:tmpl w:val="0426001D"/>
+    <w:lvl w:ilvl="0">
+      <w:start w:val="1"/>
+      <w:numFmt w:val="decimal"/>
+      <w:lvlText w:val="%1)"/>
+      <w:lvlJc w:val="left"/>
+      <w:pPr>
+        <w:ind w:left="1800" w:hanging="360"/>
+      </w:pPr>
+    </w:lvl>
+    <w:lvl w:ilvl="1">
+      <w:start w:val="1"/>
+      <w:numFmt w:val="lowerLetter"/>
+      <w:lvlText w:val="%2)"/>
+      <w:lvlJc w:val="left"/>
+      <w:pPr>
+        <w:ind w:left="2160" w:hanging="360"/>
+      </w:pPr>
+    </w:lvl>
+    <w:lvl w:ilvl="2">
+      <w:start w:val="1"/>
+      <w:numFmt w:val="lowerRoman"/>
+      <w:lvlText w:val="%3)"/>
+      <w:lvlJc w:val="left"/>
+      <w:pPr>
+        <w:ind w:left="2520" w:hanging="360"/>
+      </w:pPr>
+    </w:lvl>
+    <w:lvl w:ilvl="3">
+      <w:start w:val="1"/>
+      <w:numFmt w:val="decimal"/>
+      <w:lvlText w:val="(%4)"/>
+      <w:lvlJc w:val="left"/>
+      <w:pPr>
+        <w:ind w:left="2880" w:hanging="360"/>
+      </w:pPr>
+    </w:lvl>
+    <w:lvl w:ilvl="4">
+      <w:start w:val="1"/>
+      <w:numFmt w:val="lowerLetter"/>
+      <w:lvlText w:val="(%5)"/>
+      <w:lvlJc w:val="left"/>
+      <w:pPr>
+        <w:ind w:left="3240" w:hanging="360"/>
+      </w:pPr>
+    </w:lvl>
+    <w:lvl w:ilvl="5">
+      <w:start w:val="1"/>
+      <w:numFmt w:val="lowerRoman"/>
+      <w:lvlText w:val="(%6)"/>
+      <w:lvlJc w:val="left"/>
+      <w:pPr>
+        <w:ind w:left="3600" w:hanging="360"/>
+      </w:pPr>
+    </w:lvl>
+    <w:lvl w:ilvl="6">
+      <w:start w:val="1"/>
+      <w:numFmt w:val="decimal"/>
+      <w:lvlText w:val="%7."/>
+      <w:lvlJc w:val="left"/>
+      <w:pPr>
+        <w:ind w:left="3960" w:hanging="360"/>
+      </w:pPr>
+    </w:lvl>
+    <w:lvl w:ilvl="7">
+      <w:start w:val="1"/>
+      <w:numFmt w:val="lowerLetter"/>
+      <w:lvlText w:val="%8."/>
+      <w:lvlJc w:val="left"/>
+      <w:pPr>
+        <w:ind w:left="4320" w:hanging="360"/>
+      </w:pPr>
+    </w:lvl>
+    <w:lvl w:ilvl="8">
+      <w:start w:val="1"/>
+      <w:numFmt w:val="lowerRoman"/>
+      <w:lvlText w:val="%9."/>
+      <w:lvlJc w:val="left"/>
+      <w:pPr>
+        <w:ind w:left="4680" w:hanging="360"/>
+      </w:pPr>
+    </w:lvl>
+  </w:abstractNum>
+  <w:abstractNum w:abstractNumId="5" w15:restartNumberingAfterBreak="0">
     <w:nsid w:val="1BE25AAA"/>
     <w:multiLevelType w:val="multilevel"/>
     <w:tmpl w:val="0426001D"/>
@@ -9673,7 +11399,7 @@
       </w:pPr>
     </w:lvl>
   </w:abstractNum>
-  <w:abstractNum w:abstractNumId="5" w15:restartNumberingAfterBreak="0">
+  <w:abstractNum w:abstractNumId="6" w15:restartNumberingAfterBreak="0">
     <w:nsid w:val="1E8871B5"/>
     <w:multiLevelType w:val="multilevel"/>
     <w:tmpl w:val="4224D438"/>
@@ -9786,7 +11512,7 @@
       </w:rPr>
     </w:lvl>
   </w:abstractNum>
-  <w:abstractNum w:abstractNumId="6" w15:restartNumberingAfterBreak="0">
+  <w:abstractNum w:abstractNumId="7" w15:restartNumberingAfterBreak="0">
     <w:nsid w:val="1F9258A6"/>
     <w:multiLevelType w:val="hybridMultilevel"/>
     <w:tmpl w:val="46C2E226"/>
@@ -9872,7 +11598,265 @@
       </w:pPr>
     </w:lvl>
   </w:abstractNum>
-  <w:abstractNum w:abstractNumId="7" w15:restartNumberingAfterBreak="0">
+  <w:abstractNum w:abstractNumId="8" w15:restartNumberingAfterBreak="0">
+    <w:nsid w:val="255D1C06"/>
+    <w:multiLevelType w:val="multilevel"/>
+    <w:tmpl w:val="0426001D"/>
+    <w:lvl w:ilvl="0">
+      <w:start w:val="1"/>
+      <w:numFmt w:val="decimal"/>
+      <w:lvlText w:val="%1)"/>
+      <w:lvlJc w:val="left"/>
+      <w:pPr>
+        <w:ind w:left="1800" w:hanging="360"/>
+      </w:pPr>
+    </w:lvl>
+    <w:lvl w:ilvl="1">
+      <w:start w:val="1"/>
+      <w:numFmt w:val="lowerLetter"/>
+      <w:lvlText w:val="%2)"/>
+      <w:lvlJc w:val="left"/>
+      <w:pPr>
+        <w:ind w:left="2160" w:hanging="360"/>
+      </w:pPr>
+    </w:lvl>
+    <w:lvl w:ilvl="2">
+      <w:start w:val="1"/>
+      <w:numFmt w:val="lowerRoman"/>
+      <w:lvlText w:val="%3)"/>
+      <w:lvlJc w:val="left"/>
+      <w:pPr>
+        <w:ind w:left="2520" w:hanging="360"/>
+      </w:pPr>
+    </w:lvl>
+    <w:lvl w:ilvl="3">
+      <w:start w:val="1"/>
+      <w:numFmt w:val="decimal"/>
+      <w:lvlText w:val="(%4)"/>
+      <w:lvlJc w:val="left"/>
+      <w:pPr>
+        <w:ind w:left="2880" w:hanging="360"/>
+      </w:pPr>
+    </w:lvl>
+    <w:lvl w:ilvl="4">
+      <w:start w:val="1"/>
+      <w:numFmt w:val="lowerLetter"/>
+      <w:lvlText w:val="(%5)"/>
+      <w:lvlJc w:val="left"/>
+      <w:pPr>
+        <w:ind w:left="3240" w:hanging="360"/>
+      </w:pPr>
+    </w:lvl>
+    <w:lvl w:ilvl="5">
+      <w:start w:val="1"/>
+      <w:numFmt w:val="lowerRoman"/>
+      <w:lvlText w:val="(%6)"/>
+      <w:lvlJc w:val="left"/>
+      <w:pPr>
+        <w:ind w:left="3600" w:hanging="360"/>
+      </w:pPr>
+    </w:lvl>
+    <w:lvl w:ilvl="6">
+      <w:start w:val="1"/>
+      <w:numFmt w:val="decimal"/>
+      <w:lvlText w:val="%7."/>
+      <w:lvlJc w:val="left"/>
+      <w:pPr>
+        <w:ind w:left="3960" w:hanging="360"/>
+      </w:pPr>
+    </w:lvl>
+    <w:lvl w:ilvl="7">
+      <w:start w:val="1"/>
+      <w:numFmt w:val="lowerLetter"/>
+      <w:lvlText w:val="%8."/>
+      <w:lvlJc w:val="left"/>
+      <w:pPr>
+        <w:ind w:left="4320" w:hanging="360"/>
+      </w:pPr>
+    </w:lvl>
+    <w:lvl w:ilvl="8">
+      <w:start w:val="1"/>
+      <w:numFmt w:val="lowerRoman"/>
+      <w:lvlText w:val="%9."/>
+      <w:lvlJc w:val="left"/>
+      <w:pPr>
+        <w:ind w:left="4680" w:hanging="360"/>
+      </w:pPr>
+    </w:lvl>
+  </w:abstractNum>
+  <w:abstractNum w:abstractNumId="9" w15:restartNumberingAfterBreak="0">
+    <w:nsid w:val="27396057"/>
+    <w:multiLevelType w:val="multilevel"/>
+    <w:tmpl w:val="0426001D"/>
+    <w:lvl w:ilvl="0">
+      <w:start w:val="1"/>
+      <w:numFmt w:val="decimal"/>
+      <w:lvlText w:val="%1)"/>
+      <w:lvlJc w:val="left"/>
+      <w:pPr>
+        <w:ind w:left="1800" w:hanging="360"/>
+      </w:pPr>
+    </w:lvl>
+    <w:lvl w:ilvl="1">
+      <w:start w:val="1"/>
+      <w:numFmt w:val="lowerLetter"/>
+      <w:lvlText w:val="%2)"/>
+      <w:lvlJc w:val="left"/>
+      <w:pPr>
+        <w:ind w:left="2160" w:hanging="360"/>
+      </w:pPr>
+    </w:lvl>
+    <w:lvl w:ilvl="2">
+      <w:start w:val="1"/>
+      <w:numFmt w:val="lowerRoman"/>
+      <w:lvlText w:val="%3)"/>
+      <w:lvlJc w:val="left"/>
+      <w:pPr>
+        <w:ind w:left="2520" w:hanging="360"/>
+      </w:pPr>
+    </w:lvl>
+    <w:lvl w:ilvl="3">
+      <w:start w:val="1"/>
+      <w:numFmt w:val="decimal"/>
+      <w:lvlText w:val="(%4)"/>
+      <w:lvlJc w:val="left"/>
+      <w:pPr>
+        <w:ind w:left="2880" w:hanging="360"/>
+      </w:pPr>
+    </w:lvl>
+    <w:lvl w:ilvl="4">
+      <w:start w:val="1"/>
+      <w:numFmt w:val="lowerLetter"/>
+      <w:lvlText w:val="(%5)"/>
+      <w:lvlJc w:val="left"/>
+      <w:pPr>
+        <w:ind w:left="3240" w:hanging="360"/>
+      </w:pPr>
+    </w:lvl>
+    <w:lvl w:ilvl="5">
+      <w:start w:val="1"/>
+      <w:numFmt w:val="lowerRoman"/>
+      <w:lvlText w:val="(%6)"/>
+      <w:lvlJc w:val="left"/>
+      <w:pPr>
+        <w:ind w:left="3600" w:hanging="360"/>
+      </w:pPr>
+    </w:lvl>
+    <w:lvl w:ilvl="6">
+      <w:start w:val="1"/>
+      <w:numFmt w:val="decimal"/>
+      <w:lvlText w:val="%7."/>
+      <w:lvlJc w:val="left"/>
+      <w:pPr>
+        <w:ind w:left="3960" w:hanging="360"/>
+      </w:pPr>
+    </w:lvl>
+    <w:lvl w:ilvl="7">
+      <w:start w:val="1"/>
+      <w:numFmt w:val="lowerLetter"/>
+      <w:lvlText w:val="%8."/>
+      <w:lvlJc w:val="left"/>
+      <w:pPr>
+        <w:ind w:left="4320" w:hanging="360"/>
+      </w:pPr>
+    </w:lvl>
+    <w:lvl w:ilvl="8">
+      <w:start w:val="1"/>
+      <w:numFmt w:val="lowerRoman"/>
+      <w:lvlText w:val="%9."/>
+      <w:lvlJc w:val="left"/>
+      <w:pPr>
+        <w:ind w:left="4680" w:hanging="360"/>
+      </w:pPr>
+    </w:lvl>
+  </w:abstractNum>
+  <w:abstractNum w:abstractNumId="10" w15:restartNumberingAfterBreak="0">
+    <w:nsid w:val="27727370"/>
+    <w:multiLevelType w:val="multilevel"/>
+    <w:tmpl w:val="0426001D"/>
+    <w:lvl w:ilvl="0">
+      <w:start w:val="1"/>
+      <w:numFmt w:val="decimal"/>
+      <w:lvlText w:val="%1)"/>
+      <w:lvlJc w:val="left"/>
+      <w:pPr>
+        <w:ind w:left="1800" w:hanging="360"/>
+      </w:pPr>
+    </w:lvl>
+    <w:lvl w:ilvl="1">
+      <w:start w:val="1"/>
+      <w:numFmt w:val="lowerLetter"/>
+      <w:lvlText w:val="%2)"/>
+      <w:lvlJc w:val="left"/>
+      <w:pPr>
+        <w:ind w:left="2160" w:hanging="360"/>
+      </w:pPr>
+    </w:lvl>
+    <w:lvl w:ilvl="2">
+      <w:start w:val="1"/>
+      <w:numFmt w:val="lowerRoman"/>
+      <w:lvlText w:val="%3)"/>
+      <w:lvlJc w:val="left"/>
+      <w:pPr>
+        <w:ind w:left="2520" w:hanging="360"/>
+      </w:pPr>
+    </w:lvl>
+    <w:lvl w:ilvl="3">
+      <w:start w:val="1"/>
+      <w:numFmt w:val="decimal"/>
+      <w:lvlText w:val="(%4)"/>
+      <w:lvlJc w:val="left"/>
+      <w:pPr>
+        <w:ind w:left="2880" w:hanging="360"/>
+      </w:pPr>
+    </w:lvl>
+    <w:lvl w:ilvl="4">
+      <w:start w:val="1"/>
+      <w:numFmt w:val="lowerLetter"/>
+      <w:lvlText w:val="(%5)"/>
+      <w:lvlJc w:val="left"/>
+      <w:pPr>
+        <w:ind w:left="3240" w:hanging="360"/>
+      </w:pPr>
+    </w:lvl>
+    <w:lvl w:ilvl="5">
+      <w:start w:val="1"/>
+      <w:numFmt w:val="lowerRoman"/>
+      <w:lvlText w:val="(%6)"/>
+      <w:lvlJc w:val="left"/>
+      <w:pPr>
+        <w:ind w:left="3600" w:hanging="360"/>
+      </w:pPr>
+    </w:lvl>
+    <w:lvl w:ilvl="6">
+      <w:start w:val="1"/>
+      <w:numFmt w:val="decimal"/>
+      <w:lvlText w:val="%7."/>
+      <w:lvlJc w:val="left"/>
+      <w:pPr>
+        <w:ind w:left="3960" w:hanging="360"/>
+      </w:pPr>
+    </w:lvl>
+    <w:lvl w:ilvl="7">
+      <w:start w:val="1"/>
+      <w:numFmt w:val="lowerLetter"/>
+      <w:lvlText w:val="%8."/>
+      <w:lvlJc w:val="left"/>
+      <w:pPr>
+        <w:ind w:left="4320" w:hanging="360"/>
+      </w:pPr>
+    </w:lvl>
+    <w:lvl w:ilvl="8">
+      <w:start w:val="1"/>
+      <w:numFmt w:val="lowerRoman"/>
+      <w:lvlText w:val="%9."/>
+      <w:lvlJc w:val="left"/>
+      <w:pPr>
+        <w:ind w:left="4680" w:hanging="360"/>
+      </w:pPr>
+    </w:lvl>
+  </w:abstractNum>
+  <w:abstractNum w:abstractNumId="11" w15:restartNumberingAfterBreak="0">
     <w:nsid w:val="289B7264"/>
     <w:multiLevelType w:val="multilevel"/>
     <w:tmpl w:val="9D94A066"/>
@@ -9987,7 +11971,7 @@
       </w:rPr>
     </w:lvl>
   </w:abstractNum>
-  <w:abstractNum w:abstractNumId="8" w15:restartNumberingAfterBreak="0">
+  <w:abstractNum w:abstractNumId="12" w15:restartNumberingAfterBreak="0">
     <w:nsid w:val="2AC86BF6"/>
     <w:multiLevelType w:val="multilevel"/>
     <w:tmpl w:val="4A7E1FE8"/>
@@ -10100,7 +12084,93 @@
       </w:rPr>
     </w:lvl>
   </w:abstractNum>
-  <w:abstractNum w:abstractNumId="9" w15:restartNumberingAfterBreak="0">
+  <w:abstractNum w:abstractNumId="13" w15:restartNumberingAfterBreak="0">
+    <w:nsid w:val="301B350D"/>
+    <w:multiLevelType w:val="multilevel"/>
+    <w:tmpl w:val="0426001D"/>
+    <w:lvl w:ilvl="0">
+      <w:start w:val="1"/>
+      <w:numFmt w:val="decimal"/>
+      <w:lvlText w:val="%1)"/>
+      <w:lvlJc w:val="left"/>
+      <w:pPr>
+        <w:ind w:left="1800" w:hanging="360"/>
+      </w:pPr>
+    </w:lvl>
+    <w:lvl w:ilvl="1">
+      <w:start w:val="1"/>
+      <w:numFmt w:val="lowerLetter"/>
+      <w:lvlText w:val="%2)"/>
+      <w:lvlJc w:val="left"/>
+      <w:pPr>
+        <w:ind w:left="2160" w:hanging="360"/>
+      </w:pPr>
+    </w:lvl>
+    <w:lvl w:ilvl="2">
+      <w:start w:val="1"/>
+      <w:numFmt w:val="lowerRoman"/>
+      <w:lvlText w:val="%3)"/>
+      <w:lvlJc w:val="left"/>
+      <w:pPr>
+        <w:ind w:left="2520" w:hanging="360"/>
+      </w:pPr>
+    </w:lvl>
+    <w:lvl w:ilvl="3">
+      <w:start w:val="1"/>
+      <w:numFmt w:val="decimal"/>
+      <w:lvlText w:val="(%4)"/>
+      <w:lvlJc w:val="left"/>
+      <w:pPr>
+        <w:ind w:left="2880" w:hanging="360"/>
+      </w:pPr>
+    </w:lvl>
+    <w:lvl w:ilvl="4">
+      <w:start w:val="1"/>
+      <w:numFmt w:val="lowerLetter"/>
+      <w:lvlText w:val="(%5)"/>
+      <w:lvlJc w:val="left"/>
+      <w:pPr>
+        <w:ind w:left="3240" w:hanging="360"/>
+      </w:pPr>
+    </w:lvl>
+    <w:lvl w:ilvl="5">
+      <w:start w:val="1"/>
+      <w:numFmt w:val="lowerRoman"/>
+      <w:lvlText w:val="(%6)"/>
+      <w:lvlJc w:val="left"/>
+      <w:pPr>
+        <w:ind w:left="3600" w:hanging="360"/>
+      </w:pPr>
+    </w:lvl>
+    <w:lvl w:ilvl="6">
+      <w:start w:val="1"/>
+      <w:numFmt w:val="decimal"/>
+      <w:lvlText w:val="%7."/>
+      <w:lvlJc w:val="left"/>
+      <w:pPr>
+        <w:ind w:left="3960" w:hanging="360"/>
+      </w:pPr>
+    </w:lvl>
+    <w:lvl w:ilvl="7">
+      <w:start w:val="1"/>
+      <w:numFmt w:val="lowerLetter"/>
+      <w:lvlText w:val="%8."/>
+      <w:lvlJc w:val="left"/>
+      <w:pPr>
+        <w:ind w:left="4320" w:hanging="360"/>
+      </w:pPr>
+    </w:lvl>
+    <w:lvl w:ilvl="8">
+      <w:start w:val="1"/>
+      <w:numFmt w:val="lowerRoman"/>
+      <w:lvlText w:val="%9."/>
+      <w:lvlJc w:val="left"/>
+      <w:pPr>
+        <w:ind w:left="4680" w:hanging="360"/>
+      </w:pPr>
+    </w:lvl>
+  </w:abstractNum>
+  <w:abstractNum w:abstractNumId="14" w15:restartNumberingAfterBreak="0">
     <w:nsid w:val="35B40052"/>
     <w:multiLevelType w:val="multilevel"/>
     <w:tmpl w:val="7D36120E"/>
@@ -10190,7 +12260,7 @@
       </w:pPr>
     </w:lvl>
   </w:abstractNum>
-  <w:abstractNum w:abstractNumId="10" w15:restartNumberingAfterBreak="0">
+  <w:abstractNum w:abstractNumId="15" w15:restartNumberingAfterBreak="0">
     <w:nsid w:val="36644F88"/>
     <w:multiLevelType w:val="hybridMultilevel"/>
     <w:tmpl w:val="46C2E226"/>
@@ -10276,7 +12346,7 @@
       </w:pPr>
     </w:lvl>
   </w:abstractNum>
-  <w:abstractNum w:abstractNumId="11" w15:restartNumberingAfterBreak="0">
+  <w:abstractNum w:abstractNumId="16" w15:restartNumberingAfterBreak="0">
     <w:nsid w:val="3AD83722"/>
     <w:multiLevelType w:val="multilevel"/>
     <w:tmpl w:val="0426001D"/>
@@ -10362,7 +12432,7 @@
       </w:pPr>
     </w:lvl>
   </w:abstractNum>
-  <w:abstractNum w:abstractNumId="12" w15:restartNumberingAfterBreak="0">
+  <w:abstractNum w:abstractNumId="17" w15:restartNumberingAfterBreak="0">
     <w:nsid w:val="3EEF178D"/>
     <w:multiLevelType w:val="hybridMultilevel"/>
     <w:tmpl w:val="9424BF12"/>
@@ -10448,7 +12518,7 @@
       </w:pPr>
     </w:lvl>
   </w:abstractNum>
-  <w:abstractNum w:abstractNumId="13" w15:restartNumberingAfterBreak="0">
+  <w:abstractNum w:abstractNumId="18" w15:restartNumberingAfterBreak="0">
     <w:nsid w:val="48732F06"/>
     <w:multiLevelType w:val="multilevel"/>
     <w:tmpl w:val="0426001D"/>
@@ -10534,7 +12604,7 @@
       </w:pPr>
     </w:lvl>
   </w:abstractNum>
-  <w:abstractNum w:abstractNumId="14" w15:restartNumberingAfterBreak="0">
+  <w:abstractNum w:abstractNumId="19" w15:restartNumberingAfterBreak="0">
     <w:nsid w:val="4B067BE3"/>
     <w:multiLevelType w:val="multilevel"/>
     <w:tmpl w:val="0426001D"/>
@@ -10620,7 +12690,7 @@
       </w:pPr>
     </w:lvl>
   </w:abstractNum>
-  <w:abstractNum w:abstractNumId="15" w15:restartNumberingAfterBreak="0">
+  <w:abstractNum w:abstractNumId="20" w15:restartNumberingAfterBreak="0">
     <w:nsid w:val="4ED056BA"/>
     <w:multiLevelType w:val="multilevel"/>
     <w:tmpl w:val="0426001D"/>
@@ -10706,7 +12776,7 @@
       </w:pPr>
     </w:lvl>
   </w:abstractNum>
-  <w:abstractNum w:abstractNumId="16" w15:restartNumberingAfterBreak="0">
+  <w:abstractNum w:abstractNumId="21" w15:restartNumberingAfterBreak="0">
     <w:nsid w:val="57A7681B"/>
     <w:multiLevelType w:val="multilevel"/>
     <w:tmpl w:val="0426001D"/>
@@ -10792,14 +12862,14 @@
       </w:pPr>
     </w:lvl>
   </w:abstractNum>
-  <w:abstractNum w:abstractNumId="17" w15:restartNumberingAfterBreak="0">
+  <w:abstractNum w:abstractNumId="22" w15:restartNumberingAfterBreak="0">
     <w:nsid w:val="664A78A8"/>
     <w:multiLevelType w:val="multilevel"/>
     <w:tmpl w:val="C0D2DD60"/>
     <w:lvl w:ilvl="0">
       <w:start w:val="1"/>
       <w:numFmt w:val="decimal"/>
-      <w:pStyle w:val="Heading1"/>
+      <w:pStyle w:val="Virsraksts1"/>
       <w:lvlText w:val="%1."/>
       <w:lvlJc w:val="left"/>
       <w:pPr>
@@ -10812,7 +12882,7 @@
     <w:lvl w:ilvl="1">
       <w:start w:val="1"/>
       <w:numFmt w:val="decimal"/>
-      <w:pStyle w:val="Heading2"/>
+      <w:pStyle w:val="Virsraksts2"/>
       <w:lvlText w:val="%1.%2."/>
       <w:lvlJc w:val="left"/>
       <w:pPr>
@@ -10825,7 +12895,7 @@
     <w:lvl w:ilvl="2">
       <w:start w:val="1"/>
       <w:numFmt w:val="decimal"/>
-      <w:pStyle w:val="Heading3"/>
+      <w:pStyle w:val="Virsraksts3"/>
       <w:lvlText w:val="%1.%2.%3."/>
       <w:lvlJc w:val="left"/>
       <w:pPr>
@@ -10838,7 +12908,7 @@
     <w:lvl w:ilvl="3">
       <w:start w:val="1"/>
       <w:numFmt w:val="decimal"/>
-      <w:pStyle w:val="Heading4"/>
+      <w:pStyle w:val="Virsraksts4"/>
       <w:lvlText w:val="%1.%2.%3.%4"/>
       <w:lvlJc w:val="left"/>
       <w:pPr>
@@ -10909,7 +12979,7 @@
       </w:rPr>
     </w:lvl>
   </w:abstractNum>
-  <w:abstractNum w:abstractNumId="18" w15:restartNumberingAfterBreak="0">
+  <w:abstractNum w:abstractNumId="23" w15:restartNumberingAfterBreak="0">
     <w:nsid w:val="677B3228"/>
     <w:multiLevelType w:val="hybridMultilevel"/>
     <w:tmpl w:val="F0021746"/>
@@ -10995,7 +13065,7 @@
       </w:pPr>
     </w:lvl>
   </w:abstractNum>
-  <w:abstractNum w:abstractNumId="19" w15:restartNumberingAfterBreak="0">
+  <w:abstractNum w:abstractNumId="24" w15:restartNumberingAfterBreak="0">
     <w:nsid w:val="6E7B44EF"/>
     <w:multiLevelType w:val="hybridMultilevel"/>
     <w:tmpl w:val="9424BF12"/>
@@ -11081,12 +13151,184 @@
       </w:pPr>
     </w:lvl>
   </w:abstractNum>
-  <w:abstractNum w:abstractNumId="20" w15:restartNumberingAfterBreak="0">
+  <w:abstractNum w:abstractNumId="25" w15:restartNumberingAfterBreak="0">
+    <w:nsid w:val="761547AD"/>
+    <w:multiLevelType w:val="multilevel"/>
+    <w:tmpl w:val="0426001D"/>
+    <w:lvl w:ilvl="0">
+      <w:start w:val="1"/>
+      <w:numFmt w:val="decimal"/>
+      <w:lvlText w:val="%1)"/>
+      <w:lvlJc w:val="left"/>
+      <w:pPr>
+        <w:ind w:left="1800" w:hanging="360"/>
+      </w:pPr>
+    </w:lvl>
+    <w:lvl w:ilvl="1">
+      <w:start w:val="1"/>
+      <w:numFmt w:val="lowerLetter"/>
+      <w:lvlText w:val="%2)"/>
+      <w:lvlJc w:val="left"/>
+      <w:pPr>
+        <w:ind w:left="2160" w:hanging="360"/>
+      </w:pPr>
+    </w:lvl>
+    <w:lvl w:ilvl="2">
+      <w:start w:val="1"/>
+      <w:numFmt w:val="lowerRoman"/>
+      <w:lvlText w:val="%3)"/>
+      <w:lvlJc w:val="left"/>
+      <w:pPr>
+        <w:ind w:left="2520" w:hanging="360"/>
+      </w:pPr>
+    </w:lvl>
+    <w:lvl w:ilvl="3">
+      <w:start w:val="1"/>
+      <w:numFmt w:val="decimal"/>
+      <w:lvlText w:val="(%4)"/>
+      <w:lvlJc w:val="left"/>
+      <w:pPr>
+        <w:ind w:left="2880" w:hanging="360"/>
+      </w:pPr>
+    </w:lvl>
+    <w:lvl w:ilvl="4">
+      <w:start w:val="1"/>
+      <w:numFmt w:val="lowerLetter"/>
+      <w:lvlText w:val="(%5)"/>
+      <w:lvlJc w:val="left"/>
+      <w:pPr>
+        <w:ind w:left="3240" w:hanging="360"/>
+      </w:pPr>
+    </w:lvl>
+    <w:lvl w:ilvl="5">
+      <w:start w:val="1"/>
+      <w:numFmt w:val="lowerRoman"/>
+      <w:lvlText w:val="(%6)"/>
+      <w:lvlJc w:val="left"/>
+      <w:pPr>
+        <w:ind w:left="3600" w:hanging="360"/>
+      </w:pPr>
+    </w:lvl>
+    <w:lvl w:ilvl="6">
+      <w:start w:val="1"/>
+      <w:numFmt w:val="decimal"/>
+      <w:lvlText w:val="%7."/>
+      <w:lvlJc w:val="left"/>
+      <w:pPr>
+        <w:ind w:left="3960" w:hanging="360"/>
+      </w:pPr>
+    </w:lvl>
+    <w:lvl w:ilvl="7">
+      <w:start w:val="1"/>
+      <w:numFmt w:val="lowerLetter"/>
+      <w:lvlText w:val="%8."/>
+      <w:lvlJc w:val="left"/>
+      <w:pPr>
+        <w:ind w:left="4320" w:hanging="360"/>
+      </w:pPr>
+    </w:lvl>
+    <w:lvl w:ilvl="8">
+      <w:start w:val="1"/>
+      <w:numFmt w:val="lowerRoman"/>
+      <w:lvlText w:val="%9."/>
+      <w:lvlJc w:val="left"/>
+      <w:pPr>
+        <w:ind w:left="4680" w:hanging="360"/>
+      </w:pPr>
+    </w:lvl>
+  </w:abstractNum>
+  <w:abstractNum w:abstractNumId="26" w15:restartNumberingAfterBreak="0">
+    <w:nsid w:val="77850915"/>
+    <w:multiLevelType w:val="multilevel"/>
+    <w:tmpl w:val="0426001D"/>
+    <w:lvl w:ilvl="0">
+      <w:start w:val="1"/>
+      <w:numFmt w:val="decimal"/>
+      <w:lvlText w:val="%1)"/>
+      <w:lvlJc w:val="left"/>
+      <w:pPr>
+        <w:ind w:left="1800" w:hanging="360"/>
+      </w:pPr>
+    </w:lvl>
+    <w:lvl w:ilvl="1">
+      <w:start w:val="1"/>
+      <w:numFmt w:val="lowerLetter"/>
+      <w:lvlText w:val="%2)"/>
+      <w:lvlJc w:val="left"/>
+      <w:pPr>
+        <w:ind w:left="2160" w:hanging="360"/>
+      </w:pPr>
+    </w:lvl>
+    <w:lvl w:ilvl="2">
+      <w:start w:val="1"/>
+      <w:numFmt w:val="lowerRoman"/>
+      <w:lvlText w:val="%3)"/>
+      <w:lvlJc w:val="left"/>
+      <w:pPr>
+        <w:ind w:left="2520" w:hanging="360"/>
+      </w:pPr>
+    </w:lvl>
+    <w:lvl w:ilvl="3">
+      <w:start w:val="1"/>
+      <w:numFmt w:val="decimal"/>
+      <w:lvlText w:val="(%4)"/>
+      <w:lvlJc w:val="left"/>
+      <w:pPr>
+        <w:ind w:left="2880" w:hanging="360"/>
+      </w:pPr>
+    </w:lvl>
+    <w:lvl w:ilvl="4">
+      <w:start w:val="1"/>
+      <w:numFmt w:val="lowerLetter"/>
+      <w:lvlText w:val="(%5)"/>
+      <w:lvlJc w:val="left"/>
+      <w:pPr>
+        <w:ind w:left="3240" w:hanging="360"/>
+      </w:pPr>
+    </w:lvl>
+    <w:lvl w:ilvl="5">
+      <w:start w:val="1"/>
+      <w:numFmt w:val="lowerRoman"/>
+      <w:lvlText w:val="(%6)"/>
+      <w:lvlJc w:val="left"/>
+      <w:pPr>
+        <w:ind w:left="3600" w:hanging="360"/>
+      </w:pPr>
+    </w:lvl>
+    <w:lvl w:ilvl="6">
+      <w:start w:val="1"/>
+      <w:numFmt w:val="decimal"/>
+      <w:lvlText w:val="%7."/>
+      <w:lvlJc w:val="left"/>
+      <w:pPr>
+        <w:ind w:left="3960" w:hanging="360"/>
+      </w:pPr>
+    </w:lvl>
+    <w:lvl w:ilvl="7">
+      <w:start w:val="1"/>
+      <w:numFmt w:val="lowerLetter"/>
+      <w:lvlText w:val="%8."/>
+      <w:lvlJc w:val="left"/>
+      <w:pPr>
+        <w:ind w:left="4320" w:hanging="360"/>
+      </w:pPr>
+    </w:lvl>
+    <w:lvl w:ilvl="8">
+      <w:start w:val="1"/>
+      <w:numFmt w:val="lowerRoman"/>
+      <w:lvlText w:val="%9."/>
+      <w:lvlJc w:val="left"/>
+      <w:pPr>
+        <w:ind w:left="4680" w:hanging="360"/>
+      </w:pPr>
+    </w:lvl>
+  </w:abstractNum>
+  <w:abstractNum w:abstractNumId="27" w15:restartNumberingAfterBreak="0">
     <w:nsid w:val="7AFD0752"/>
     <w:multiLevelType w:val="multilevel"/>
-    <w:tmpl w:val="67CC667C"/>
+    <w:tmpl w:val="41B8BF36"/>
     <w:lvl w:ilvl="0">
-      <w:start w:val="11"/>
+      <w:start w:val="13"/>
       <w:numFmt w:val="decimal"/>
       <w:lvlText w:val="PR.SL.%1."/>
       <w:lvlJc w:val="left"/>
@@ -11196,7 +13438,7 @@
       </w:rPr>
     </w:lvl>
   </w:abstractNum>
-  <w:abstractNum w:abstractNumId="21" w15:restartNumberingAfterBreak="0">
+  <w:abstractNum w:abstractNumId="28" w15:restartNumberingAfterBreak="0">
     <w:nsid w:val="7B1C23E9"/>
     <w:multiLevelType w:val="multilevel"/>
     <w:tmpl w:val="F13C11FE"/>
@@ -11311,7 +13553,7 @@
       </w:rPr>
     </w:lvl>
   </w:abstractNum>
-  <w:abstractNum w:abstractNumId="22" w15:restartNumberingAfterBreak="0">
+  <w:abstractNum w:abstractNumId="29" w15:restartNumberingAfterBreak="0">
     <w:nsid w:val="7B757EAB"/>
     <w:multiLevelType w:val="multilevel"/>
     <w:tmpl w:val="0426001D"/>
@@ -11398,22 +13640,22 @@
     </w:lvl>
   </w:abstractNum>
   <w:num w:numId="1" w16cid:durableId="887297369">
-    <w:abstractNumId w:val="5"/>
+    <w:abstractNumId w:val="6"/>
   </w:num>
   <w:num w:numId="2" w16cid:durableId="2004043641">
-    <w:abstractNumId w:val="8"/>
+    <w:abstractNumId w:val="12"/>
   </w:num>
   <w:num w:numId="3" w16cid:durableId="807213146">
-    <w:abstractNumId w:val="17"/>
+    <w:abstractNumId w:val="22"/>
   </w:num>
   <w:num w:numId="4" w16cid:durableId="232856481">
-    <w:abstractNumId w:val="13"/>
+    <w:abstractNumId w:val="18"/>
   </w:num>
   <w:num w:numId="5" w16cid:durableId="1629556016">
-    <w:abstractNumId w:val="7"/>
+    <w:abstractNumId w:val="11"/>
   </w:num>
   <w:num w:numId="6" w16cid:durableId="1774588418">
-    <w:abstractNumId w:val="18"/>
+    <w:abstractNumId w:val="23"/>
     <w:lvlOverride w:ilvl="0">
       <w:startOverride w:val="1"/>
     </w:lvlOverride>
@@ -11476,13 +13718,13 @@
     <w:abstractNumId w:val="3"/>
   </w:num>
   <w:num w:numId="9" w16cid:durableId="881986857">
-    <w:abstractNumId w:val="19"/>
+    <w:abstractNumId w:val="24"/>
   </w:num>
   <w:num w:numId="10" w16cid:durableId="1286619816">
     <w:abstractNumId w:val="0"/>
   </w:num>
   <w:num w:numId="11" w16cid:durableId="426273954">
-    <w:abstractNumId w:val="12"/>
+    <w:abstractNumId w:val="17"/>
     <w:lvlOverride w:ilvl="0">
       <w:startOverride w:val="1"/>
     </w:lvlOverride>
@@ -11512,7 +13754,7 @@
     </w:lvlOverride>
   </w:num>
   <w:num w:numId="12" w16cid:durableId="816991744">
-    <w:abstractNumId w:val="10"/>
+    <w:abstractNumId w:val="15"/>
     <w:lvlOverride w:ilvl="0">
       <w:startOverride w:val="1"/>
     </w:lvlOverride>
@@ -11542,40 +13784,61 @@
     </w:lvlOverride>
   </w:num>
   <w:num w:numId="13" w16cid:durableId="571236619">
-    <w:abstractNumId w:val="6"/>
+    <w:abstractNumId w:val="7"/>
   </w:num>
   <w:num w:numId="14" w16cid:durableId="723483451">
-    <w:abstractNumId w:val="14"/>
+    <w:abstractNumId w:val="19"/>
   </w:num>
   <w:num w:numId="15" w16cid:durableId="1996519990">
-    <w:abstractNumId w:val="11"/>
+    <w:abstractNumId w:val="16"/>
   </w:num>
   <w:num w:numId="16" w16cid:durableId="783111171">
-    <w:abstractNumId w:val="16"/>
+    <w:abstractNumId w:val="21"/>
   </w:num>
   <w:num w:numId="17" w16cid:durableId="2063822321">
-    <w:abstractNumId w:val="4"/>
+    <w:abstractNumId w:val="5"/>
   </w:num>
   <w:num w:numId="18" w16cid:durableId="1720470489">
     <w:abstractNumId w:val="1"/>
   </w:num>
   <w:num w:numId="19" w16cid:durableId="1287276453">
-    <w:abstractNumId w:val="15"/>
+    <w:abstractNumId w:val="20"/>
   </w:num>
   <w:num w:numId="20" w16cid:durableId="689141451">
-    <w:abstractNumId w:val="22"/>
+    <w:abstractNumId w:val="29"/>
   </w:num>
   <w:num w:numId="21" w16cid:durableId="487522988">
-    <w:abstractNumId w:val="9"/>
+    <w:abstractNumId w:val="14"/>
   </w:num>
   <w:num w:numId="22" w16cid:durableId="311370664">
     <w:abstractNumId w:val="2"/>
   </w:num>
   <w:num w:numId="23" w16cid:durableId="991250410">
-    <w:abstractNumId w:val="21"/>
+    <w:abstractNumId w:val="28"/>
   </w:num>
   <w:num w:numId="24" w16cid:durableId="26760949">
-    <w:abstractNumId w:val="20"/>
+    <w:abstractNumId w:val="27"/>
+  </w:num>
+  <w:num w:numId="25" w16cid:durableId="250314495">
+    <w:abstractNumId w:val="26"/>
+  </w:num>
+  <w:num w:numId="26" w16cid:durableId="1303971013">
+    <w:abstractNumId w:val="9"/>
+  </w:num>
+  <w:num w:numId="27" w16cid:durableId="578103012">
+    <w:abstractNumId w:val="10"/>
+  </w:num>
+  <w:num w:numId="28" w16cid:durableId="1941646711">
+    <w:abstractNumId w:val="25"/>
+  </w:num>
+  <w:num w:numId="29" w16cid:durableId="2051416482">
+    <w:abstractNumId w:val="13"/>
+  </w:num>
+  <w:num w:numId="30" w16cid:durableId="1254169676">
+    <w:abstractNumId w:val="8"/>
+  </w:num>
+  <w:num w:numId="31" w16cid:durableId="1042561378">
+    <w:abstractNumId w:val="4"/>
   </w:num>
 </w:numbering>
 </file>
@@ -11976,7 +14239,7 @@
     <w:lsdException w:name="Unresolved Mention" w:semiHidden="1" w:unhideWhenUsed="1"/>
     <w:lsdException w:name="Smart Link" w:semiHidden="1" w:unhideWhenUsed="1"/>
   </w:latentStyles>
-  <w:style w:type="paragraph" w:default="1" w:styleId="Normal">
+  <w:style w:type="paragraph" w:default="1" w:styleId="Parasts">
     <w:name w:val="Normal"/>
     <w:qFormat/>
     <w:rsid w:val="00B00843"/>
@@ -11991,11 +14254,11 @@
       <w:szCs w:val="24"/>
     </w:rPr>
   </w:style>
-  <w:style w:type="paragraph" w:styleId="Heading1">
+  <w:style w:type="paragraph" w:styleId="Virsraksts1">
     <w:name w:val="heading 1"/>
-    <w:basedOn w:val="Normal"/>
-    <w:next w:val="Normal"/>
-    <w:link w:val="Heading1Char"/>
+    <w:basedOn w:val="Parasts"/>
+    <w:next w:val="Parasts"/>
+    <w:link w:val="Virsraksts1Rakstz"/>
     <w:uiPriority w:val="9"/>
     <w:qFormat/>
     <w:rsid w:val="009F527E"/>
@@ -12019,11 +14282,11 @@
       <w:szCs w:val="28"/>
     </w:rPr>
   </w:style>
-  <w:style w:type="paragraph" w:styleId="Heading2">
+  <w:style w:type="paragraph" w:styleId="Virsraksts2">
     <w:name w:val="heading 2"/>
-    <w:basedOn w:val="Normal"/>
-    <w:next w:val="Normal"/>
-    <w:link w:val="Heading2Char"/>
+    <w:basedOn w:val="Parasts"/>
+    <w:next w:val="Parasts"/>
+    <w:link w:val="Virsraksts2Rakstz"/>
     <w:uiPriority w:val="9"/>
     <w:unhideWhenUsed/>
     <w:qFormat/>
@@ -12046,11 +14309,11 @@
       <w:bCs/>
     </w:rPr>
   </w:style>
-  <w:style w:type="paragraph" w:styleId="Heading3">
+  <w:style w:type="paragraph" w:styleId="Virsraksts3">
     <w:name w:val="heading 3"/>
-    <w:basedOn w:val="Normal"/>
-    <w:next w:val="Normal"/>
-    <w:link w:val="Heading3Char"/>
+    <w:basedOn w:val="Parasts"/>
+    <w:next w:val="Parasts"/>
+    <w:link w:val="Virsraksts3Rakstz"/>
     <w:uiPriority w:val="9"/>
     <w:unhideWhenUsed/>
     <w:qFormat/>
@@ -12073,11 +14336,11 @@
       <w:bCs/>
     </w:rPr>
   </w:style>
-  <w:style w:type="paragraph" w:styleId="Heading4">
+  <w:style w:type="paragraph" w:styleId="Virsraksts4">
     <w:name w:val="heading 4"/>
-    <w:basedOn w:val="Heading3"/>
-    <w:next w:val="Normal"/>
-    <w:link w:val="Heading4Char"/>
+    <w:basedOn w:val="Virsraksts3"/>
+    <w:next w:val="Parasts"/>
+    <w:link w:val="Virsraksts4Rakstz"/>
     <w:uiPriority w:val="9"/>
     <w:unhideWhenUsed/>
     <w:qFormat/>
@@ -12093,11 +14356,11 @@
       <w:outlineLvl w:val="3"/>
     </w:pPr>
   </w:style>
-  <w:style w:type="paragraph" w:styleId="Heading5">
+  <w:style w:type="paragraph" w:styleId="Virsraksts5">
     <w:name w:val="heading 5"/>
-    <w:basedOn w:val="Normal"/>
-    <w:next w:val="Normal"/>
-    <w:link w:val="Heading5Char"/>
+    <w:basedOn w:val="Parasts"/>
+    <w:next w:val="Parasts"/>
+    <w:link w:val="Virsraksts5Rakstz"/>
     <w:uiPriority w:val="9"/>
     <w:semiHidden/>
     <w:unhideWhenUsed/>
@@ -12114,11 +14377,11 @@
       <w:color w:val="0F4761" w:themeColor="accent1" w:themeShade="BF"/>
     </w:rPr>
   </w:style>
-  <w:style w:type="paragraph" w:styleId="Heading6">
+  <w:style w:type="paragraph" w:styleId="Virsraksts6">
     <w:name w:val="heading 6"/>
-    <w:basedOn w:val="Normal"/>
-    <w:next w:val="Normal"/>
-    <w:link w:val="Heading6Char"/>
+    <w:basedOn w:val="Parasts"/>
+    <w:next w:val="Parasts"/>
+    <w:link w:val="Virsraksts6Rakstz"/>
     <w:uiPriority w:val="9"/>
     <w:semiHidden/>
     <w:unhideWhenUsed/>
@@ -12137,11 +14400,11 @@
       <w:color w:val="595959" w:themeColor="text1" w:themeTint="A6"/>
     </w:rPr>
   </w:style>
-  <w:style w:type="paragraph" w:styleId="Heading7">
+  <w:style w:type="paragraph" w:styleId="Virsraksts7">
     <w:name w:val="heading 7"/>
-    <w:basedOn w:val="Normal"/>
-    <w:next w:val="Normal"/>
-    <w:link w:val="Heading7Char"/>
+    <w:basedOn w:val="Parasts"/>
+    <w:next w:val="Parasts"/>
+    <w:link w:val="Virsraksts7Rakstz"/>
     <w:uiPriority w:val="9"/>
     <w:semiHidden/>
     <w:unhideWhenUsed/>
@@ -12158,11 +14421,11 @@
       <w:color w:val="595959" w:themeColor="text1" w:themeTint="A6"/>
     </w:rPr>
   </w:style>
-  <w:style w:type="paragraph" w:styleId="Heading8">
+  <w:style w:type="paragraph" w:styleId="Virsraksts8">
     <w:name w:val="heading 8"/>
-    <w:basedOn w:val="Normal"/>
-    <w:next w:val="Normal"/>
-    <w:link w:val="Heading8Char"/>
+    <w:basedOn w:val="Parasts"/>
+    <w:next w:val="Parasts"/>
+    <w:link w:val="Virsraksts8Rakstz"/>
     <w:uiPriority w:val="9"/>
     <w:semiHidden/>
     <w:unhideWhenUsed/>
@@ -12180,11 +14443,11 @@
       <w:color w:val="272727" w:themeColor="text1" w:themeTint="D8"/>
     </w:rPr>
   </w:style>
-  <w:style w:type="paragraph" w:styleId="Heading9">
+  <w:style w:type="paragraph" w:styleId="Virsraksts9">
     <w:name w:val="heading 9"/>
-    <w:basedOn w:val="Normal"/>
-    <w:next w:val="Normal"/>
-    <w:link w:val="Heading9Char"/>
+    <w:basedOn w:val="Parasts"/>
+    <w:next w:val="Parasts"/>
+    <w:link w:val="Virsraksts9Rakstz"/>
     <w:uiPriority w:val="9"/>
     <w:semiHidden/>
     <w:unhideWhenUsed/>
@@ -12200,13 +14463,13 @@
       <w:color w:val="272727" w:themeColor="text1" w:themeTint="D8"/>
     </w:rPr>
   </w:style>
-  <w:style w:type="character" w:default="1" w:styleId="DefaultParagraphFont">
+  <w:style w:type="character" w:default="1" w:styleId="Noklusjumarindkopasfonts">
     <w:name w:val="Default Paragraph Font"/>
     <w:uiPriority w:val="1"/>
     <w:semiHidden/>
     <w:unhideWhenUsed/>
   </w:style>
-  <w:style w:type="table" w:default="1" w:styleId="TableNormal">
+  <w:style w:type="table" w:default="1" w:styleId="Parastatabula">
     <w:name w:val="Normal Table"/>
     <w:uiPriority w:val="99"/>
     <w:semiHidden/>
@@ -12221,16 +14484,16 @@
       </w:tblCellMar>
     </w:tblPr>
   </w:style>
-  <w:style w:type="numbering" w:default="1" w:styleId="NoList">
+  <w:style w:type="numbering" w:default="1" w:styleId="Bezsaraksta">
     <w:name w:val="No List"/>
     <w:uiPriority w:val="99"/>
     <w:semiHidden/>
     <w:unhideWhenUsed/>
   </w:style>
-  <w:style w:type="character" w:customStyle="1" w:styleId="Heading1Char">
-    <w:name w:val="Heading 1 Char"/>
-    <w:basedOn w:val="DefaultParagraphFont"/>
-    <w:link w:val="Heading1"/>
+  <w:style w:type="character" w:customStyle="1" w:styleId="Virsraksts1Rakstz">
+    <w:name w:val="Virsraksts 1 Rakstz."/>
+    <w:basedOn w:val="Noklusjumarindkopasfonts"/>
+    <w:link w:val="Virsraksts1"/>
     <w:uiPriority w:val="9"/>
     <w:rsid w:val="009F527E"/>
     <w:rPr>
@@ -12241,10 +14504,10 @@
       <w:szCs w:val="28"/>
     </w:rPr>
   </w:style>
-  <w:style w:type="character" w:customStyle="1" w:styleId="Heading2Char">
-    <w:name w:val="Heading 2 Char"/>
-    <w:basedOn w:val="DefaultParagraphFont"/>
-    <w:link w:val="Heading2"/>
+  <w:style w:type="character" w:customStyle="1" w:styleId="Virsraksts2Rakstz">
+    <w:name w:val="Virsraksts 2 Rakstz."/>
+    <w:basedOn w:val="Noklusjumarindkopasfonts"/>
+    <w:link w:val="Virsraksts2"/>
     <w:uiPriority w:val="9"/>
     <w:rsid w:val="00A20276"/>
     <w:rPr>
@@ -12255,10 +14518,10 @@
       <w:szCs w:val="24"/>
     </w:rPr>
   </w:style>
-  <w:style w:type="character" w:customStyle="1" w:styleId="Heading3Char">
-    <w:name w:val="Heading 3 Char"/>
-    <w:basedOn w:val="DefaultParagraphFont"/>
-    <w:link w:val="Heading3"/>
+  <w:style w:type="character" w:customStyle="1" w:styleId="Virsraksts3Rakstz">
+    <w:name w:val="Virsraksts 3 Rakstz."/>
+    <w:basedOn w:val="Noklusjumarindkopasfonts"/>
+    <w:link w:val="Virsraksts3"/>
     <w:uiPriority w:val="9"/>
     <w:rsid w:val="00D71D33"/>
     <w:rPr>
@@ -12269,10 +14532,10 @@
       <w:szCs w:val="24"/>
     </w:rPr>
   </w:style>
-  <w:style w:type="character" w:customStyle="1" w:styleId="Heading4Char">
-    <w:name w:val="Heading 4 Char"/>
-    <w:basedOn w:val="DefaultParagraphFont"/>
-    <w:link w:val="Heading4"/>
+  <w:style w:type="character" w:customStyle="1" w:styleId="Virsraksts4Rakstz">
+    <w:name w:val="Virsraksts 4 Rakstz."/>
+    <w:basedOn w:val="Noklusjumarindkopasfonts"/>
+    <w:link w:val="Virsraksts4"/>
     <w:uiPriority w:val="9"/>
     <w:rsid w:val="00EB2A86"/>
     <w:rPr>
@@ -12283,10 +14546,10 @@
       <w:szCs w:val="24"/>
     </w:rPr>
   </w:style>
-  <w:style w:type="character" w:customStyle="1" w:styleId="Heading5Char">
-    <w:name w:val="Heading 5 Char"/>
-    <w:basedOn w:val="DefaultParagraphFont"/>
-    <w:link w:val="Heading5"/>
+  <w:style w:type="character" w:customStyle="1" w:styleId="Virsraksts5Rakstz">
+    <w:name w:val="Virsraksts 5 Rakstz."/>
+    <w:basedOn w:val="Noklusjumarindkopasfonts"/>
+    <w:link w:val="Virsraksts5"/>
     <w:uiPriority w:val="9"/>
     <w:semiHidden/>
     <w:rsid w:val="002F5CF5"/>
@@ -12295,10 +14558,10 @@
       <w:color w:val="0F4761" w:themeColor="accent1" w:themeShade="BF"/>
     </w:rPr>
   </w:style>
-  <w:style w:type="character" w:customStyle="1" w:styleId="Heading6Char">
-    <w:name w:val="Heading 6 Char"/>
-    <w:basedOn w:val="DefaultParagraphFont"/>
-    <w:link w:val="Heading6"/>
+  <w:style w:type="character" w:customStyle="1" w:styleId="Virsraksts6Rakstz">
+    <w:name w:val="Virsraksts 6 Rakstz."/>
+    <w:basedOn w:val="Noklusjumarindkopasfonts"/>
+    <w:link w:val="Virsraksts6"/>
     <w:uiPriority w:val="9"/>
     <w:semiHidden/>
     <w:rsid w:val="002F5CF5"/>
@@ -12309,10 +14572,10 @@
       <w:color w:val="595959" w:themeColor="text1" w:themeTint="A6"/>
     </w:rPr>
   </w:style>
-  <w:style w:type="character" w:customStyle="1" w:styleId="Heading7Char">
-    <w:name w:val="Heading 7 Char"/>
-    <w:basedOn w:val="DefaultParagraphFont"/>
-    <w:link w:val="Heading7"/>
+  <w:style w:type="character" w:customStyle="1" w:styleId="Virsraksts7Rakstz">
+    <w:name w:val="Virsraksts 7 Rakstz."/>
+    <w:basedOn w:val="Noklusjumarindkopasfonts"/>
+    <w:link w:val="Virsraksts7"/>
     <w:uiPriority w:val="9"/>
     <w:semiHidden/>
     <w:rsid w:val="002F5CF5"/>
@@ -12321,10 +14584,10 @@
       <w:color w:val="595959" w:themeColor="text1" w:themeTint="A6"/>
     </w:rPr>
   </w:style>
-  <w:style w:type="character" w:customStyle="1" w:styleId="Heading8Char">
-    <w:name w:val="Heading 8 Char"/>
-    <w:basedOn w:val="DefaultParagraphFont"/>
-    <w:link w:val="Heading8"/>
+  <w:style w:type="character" w:customStyle="1" w:styleId="Virsraksts8Rakstz">
+    <w:name w:val="Virsraksts 8 Rakstz."/>
+    <w:basedOn w:val="Noklusjumarindkopasfonts"/>
+    <w:link w:val="Virsraksts8"/>
     <w:uiPriority w:val="9"/>
     <w:semiHidden/>
     <w:rsid w:val="002F5CF5"/>
@@ -12335,10 +14598,10 @@
       <w:color w:val="272727" w:themeColor="text1" w:themeTint="D8"/>
     </w:rPr>
   </w:style>
-  <w:style w:type="character" w:customStyle="1" w:styleId="Heading9Char">
-    <w:name w:val="Heading 9 Char"/>
-    <w:basedOn w:val="DefaultParagraphFont"/>
-    <w:link w:val="Heading9"/>
+  <w:style w:type="character" w:customStyle="1" w:styleId="Virsraksts9Rakstz">
+    <w:name w:val="Virsraksts 9 Rakstz."/>
+    <w:basedOn w:val="Noklusjumarindkopasfonts"/>
+    <w:link w:val="Virsraksts9"/>
     <w:uiPriority w:val="9"/>
     <w:semiHidden/>
     <w:rsid w:val="002F5CF5"/>
@@ -12347,11 +14610,11 @@
       <w:color w:val="272727" w:themeColor="text1" w:themeTint="D8"/>
     </w:rPr>
   </w:style>
-  <w:style w:type="paragraph" w:styleId="Title">
+  <w:style w:type="paragraph" w:styleId="Nosaukums">
     <w:name w:val="Title"/>
-    <w:basedOn w:val="Normal"/>
-    <w:next w:val="Normal"/>
-    <w:link w:val="TitleChar"/>
+    <w:basedOn w:val="Parasts"/>
+    <w:next w:val="Parasts"/>
+    <w:link w:val="NosaukumsRakstz"/>
     <w:uiPriority w:val="10"/>
     <w:qFormat/>
     <w:rsid w:val="00226E74"/>
@@ -12371,10 +14634,10 @@
       <w:szCs w:val="32"/>
     </w:rPr>
   </w:style>
-  <w:style w:type="character" w:customStyle="1" w:styleId="TitleChar">
-    <w:name w:val="Title Char"/>
-    <w:basedOn w:val="DefaultParagraphFont"/>
-    <w:link w:val="Title"/>
+  <w:style w:type="character" w:customStyle="1" w:styleId="NosaukumsRakstz">
+    <w:name w:val="Nosaukums Rakstz."/>
+    <w:basedOn w:val="Noklusjumarindkopasfonts"/>
+    <w:link w:val="Nosaukums"/>
     <w:uiPriority w:val="10"/>
     <w:rsid w:val="00226E74"/>
     <w:rPr>
@@ -12387,11 +14650,11 @@
       <w:szCs w:val="32"/>
     </w:rPr>
   </w:style>
-  <w:style w:type="paragraph" w:styleId="Subtitle">
+  <w:style w:type="paragraph" w:styleId="Apakvirsraksts">
     <w:name w:val="Subtitle"/>
-    <w:basedOn w:val="Normal"/>
-    <w:next w:val="Normal"/>
-    <w:link w:val="SubtitleChar"/>
+    <w:basedOn w:val="Parasts"/>
+    <w:next w:val="Parasts"/>
+    <w:link w:val="ApakvirsrakstsRakstz"/>
     <w:uiPriority w:val="11"/>
     <w:qFormat/>
     <w:rsid w:val="00BF019D"/>
@@ -12408,10 +14671,10 @@
       <w:szCs w:val="28"/>
     </w:rPr>
   </w:style>
-  <w:style w:type="character" w:customStyle="1" w:styleId="SubtitleChar">
-    <w:name w:val="Subtitle Char"/>
-    <w:basedOn w:val="DefaultParagraphFont"/>
-    <w:link w:val="Subtitle"/>
+  <w:style w:type="character" w:customStyle="1" w:styleId="ApakvirsrakstsRakstz">
+    <w:name w:val="Apakšvirsraksts Rakstz."/>
+    <w:basedOn w:val="Noklusjumarindkopasfonts"/>
+    <w:link w:val="Apakvirsraksts"/>
     <w:uiPriority w:val="11"/>
     <w:rsid w:val="00BF019D"/>
     <w:rPr>
@@ -12420,11 +14683,11 @@
       <w:szCs w:val="28"/>
     </w:rPr>
   </w:style>
-  <w:style w:type="paragraph" w:styleId="Quote">
+  <w:style w:type="paragraph" w:styleId="Citts">
     <w:name w:val="Quote"/>
-    <w:basedOn w:val="Normal"/>
-    <w:next w:val="Normal"/>
-    <w:link w:val="QuoteChar"/>
+    <w:basedOn w:val="Parasts"/>
+    <w:next w:val="Parasts"/>
+    <w:link w:val="CittsRakstz"/>
     <w:uiPriority w:val="29"/>
     <w:qFormat/>
     <w:rsid w:val="002F5CF5"/>
@@ -12438,10 +14701,10 @@
       <w:color w:val="404040" w:themeColor="text1" w:themeTint="BF"/>
     </w:rPr>
   </w:style>
-  <w:style w:type="character" w:customStyle="1" w:styleId="QuoteChar">
-    <w:name w:val="Quote Char"/>
-    <w:basedOn w:val="DefaultParagraphFont"/>
-    <w:link w:val="Quote"/>
+  <w:style w:type="character" w:customStyle="1" w:styleId="CittsRakstz">
+    <w:name w:val="Citāts Rakstz."/>
+    <w:basedOn w:val="Noklusjumarindkopasfonts"/>
+    <w:link w:val="Citts"/>
     <w:uiPriority w:val="29"/>
     <w:rsid w:val="002F5CF5"/>
     <w:rPr>
@@ -12450,9 +14713,9 @@
       <w:color w:val="404040" w:themeColor="text1" w:themeTint="BF"/>
     </w:rPr>
   </w:style>
-  <w:style w:type="paragraph" w:styleId="ListParagraph">
+  <w:style w:type="paragraph" w:styleId="Sarakstarindkopa">
     <w:name w:val="List Paragraph"/>
-    <w:basedOn w:val="Normal"/>
+    <w:basedOn w:val="Parasts"/>
     <w:uiPriority w:val="34"/>
     <w:qFormat/>
     <w:rsid w:val="002F5CF5"/>
@@ -12461,9 +14724,9 @@
       <w:contextualSpacing/>
     </w:pPr>
   </w:style>
-  <w:style w:type="character" w:styleId="IntenseEmphasis">
+  <w:style w:type="character" w:styleId="Intensvsizclums">
     <w:name w:val="Intense Emphasis"/>
-    <w:basedOn w:val="DefaultParagraphFont"/>
+    <w:basedOn w:val="Noklusjumarindkopasfonts"/>
     <w:uiPriority w:val="21"/>
     <w:qFormat/>
     <w:rsid w:val="002F5CF5"/>
@@ -12473,11 +14736,11 @@
       <w:color w:val="0F4761" w:themeColor="accent1" w:themeShade="BF"/>
     </w:rPr>
   </w:style>
-  <w:style w:type="paragraph" w:styleId="IntenseQuote">
+  <w:style w:type="paragraph" w:styleId="Intensvscitts">
     <w:name w:val="Intense Quote"/>
-    <w:basedOn w:val="Normal"/>
-    <w:next w:val="Normal"/>
-    <w:link w:val="IntenseQuoteChar"/>
+    <w:basedOn w:val="Parasts"/>
+    <w:next w:val="Parasts"/>
+    <w:link w:val="IntensvscittsRakstz"/>
     <w:uiPriority w:val="30"/>
     <w:qFormat/>
     <w:rsid w:val="002F5CF5"/>
@@ -12496,10 +14759,10 @@
       <w:color w:val="0F4761" w:themeColor="accent1" w:themeShade="BF"/>
     </w:rPr>
   </w:style>
-  <w:style w:type="character" w:customStyle="1" w:styleId="IntenseQuoteChar">
-    <w:name w:val="Intense Quote Char"/>
-    <w:basedOn w:val="DefaultParagraphFont"/>
-    <w:link w:val="IntenseQuote"/>
+  <w:style w:type="character" w:customStyle="1" w:styleId="IntensvscittsRakstz">
+    <w:name w:val="Intensīvs citāts Rakstz."/>
+    <w:basedOn w:val="Noklusjumarindkopasfonts"/>
+    <w:link w:val="Intensvscitts"/>
     <w:uiPriority w:val="30"/>
     <w:rsid w:val="002F5CF5"/>
     <w:rPr>
@@ -12508,9 +14771,9 @@
       <w:color w:val="0F4761" w:themeColor="accent1" w:themeShade="BF"/>
     </w:rPr>
   </w:style>
-  <w:style w:type="character" w:styleId="IntenseReference">
+  <w:style w:type="character" w:styleId="Intensvaatsauce">
     <w:name w:val="Intense Reference"/>
-    <w:basedOn w:val="DefaultParagraphFont"/>
+    <w:basedOn w:val="Noklusjumarindkopasfonts"/>
     <w:uiPriority w:val="32"/>
     <w:qFormat/>
     <w:rsid w:val="002F5CF5"/>
@@ -12522,10 +14785,10 @@
       <w:spacing w:val="5"/>
     </w:rPr>
   </w:style>
-  <w:style w:type="paragraph" w:styleId="TOCHeading">
+  <w:style w:type="paragraph" w:styleId="Saturardtjavirsraksts">
     <w:name w:val="TOC Heading"/>
-    <w:basedOn w:val="Heading1"/>
-    <w:next w:val="Normal"/>
+    <w:basedOn w:val="Virsraksts1"/>
+    <w:next w:val="Parasts"/>
     <w:uiPriority w:val="39"/>
     <w:unhideWhenUsed/>
     <w:qFormat/>
@@ -12550,10 +14813,10 @@
       <w14:ligatures w14:val="none"/>
     </w:rPr>
   </w:style>
-  <w:style w:type="paragraph" w:styleId="TOC1">
+  <w:style w:type="paragraph" w:styleId="Saturs1">
     <w:name w:val="toc 1"/>
-    <w:basedOn w:val="Normal"/>
-    <w:next w:val="Normal"/>
+    <w:basedOn w:val="Parasts"/>
+    <w:next w:val="Parasts"/>
     <w:autoRedefine/>
     <w:uiPriority w:val="39"/>
     <w:unhideWhenUsed/>
@@ -12568,10 +14831,10 @@
       <w:ind w:firstLine="0"/>
     </w:pPr>
   </w:style>
-  <w:style w:type="paragraph" w:styleId="TOC2">
+  <w:style w:type="paragraph" w:styleId="Saturs2">
     <w:name w:val="toc 2"/>
-    <w:basedOn w:val="Normal"/>
-    <w:next w:val="Normal"/>
+    <w:basedOn w:val="Parasts"/>
+    <w:next w:val="Parasts"/>
     <w:autoRedefine/>
     <w:uiPriority w:val="39"/>
     <w:unhideWhenUsed/>
@@ -12586,10 +14849,10 @@
       <w:ind w:left="238" w:hanging="238"/>
     </w:pPr>
   </w:style>
-  <w:style w:type="paragraph" w:styleId="TOC3">
+  <w:style w:type="paragraph" w:styleId="Saturs3">
     <w:name w:val="toc 3"/>
-    <w:basedOn w:val="Normal"/>
-    <w:next w:val="Normal"/>
+    <w:basedOn w:val="Parasts"/>
+    <w:next w:val="Parasts"/>
     <w:autoRedefine/>
     <w:uiPriority w:val="39"/>
     <w:unhideWhenUsed/>
@@ -12604,9 +14867,9 @@
       <w:ind w:left="480" w:hanging="480"/>
     </w:pPr>
   </w:style>
-  <w:style w:type="character" w:styleId="Hyperlink">
+  <w:style w:type="character" w:styleId="Hipersaite">
     <w:name w:val="Hyperlink"/>
-    <w:basedOn w:val="DefaultParagraphFont"/>
+    <w:basedOn w:val="Noklusjumarindkopasfonts"/>
     <w:uiPriority w:val="99"/>
     <w:unhideWhenUsed/>
     <w:rsid w:val="005210E4"/>
@@ -12615,10 +14878,10 @@
       <w:u w:val="single"/>
     </w:rPr>
   </w:style>
-  <w:style w:type="paragraph" w:styleId="Header">
+  <w:style w:type="paragraph" w:styleId="Galvene">
     <w:name w:val="header"/>
-    <w:basedOn w:val="Normal"/>
-    <w:link w:val="HeaderChar"/>
+    <w:basedOn w:val="Parasts"/>
+    <w:link w:val="GalveneRakstz"/>
     <w:uiPriority w:val="99"/>
     <w:unhideWhenUsed/>
     <w:rsid w:val="009C6FED"/>
@@ -12630,10 +14893,10 @@
       <w:spacing w:line="240" w:lineRule="auto"/>
     </w:pPr>
   </w:style>
-  <w:style w:type="character" w:customStyle="1" w:styleId="HeaderChar">
-    <w:name w:val="Header Char"/>
-    <w:basedOn w:val="DefaultParagraphFont"/>
-    <w:link w:val="Header"/>
+  <w:style w:type="character" w:customStyle="1" w:styleId="GalveneRakstz">
+    <w:name w:val="Galvene Rakstz."/>
+    <w:basedOn w:val="Noklusjumarindkopasfonts"/>
+    <w:link w:val="Galvene"/>
     <w:uiPriority w:val="99"/>
     <w:rsid w:val="009C6FED"/>
     <w:rPr>
@@ -12642,10 +14905,10 @@
       <w:szCs w:val="24"/>
     </w:rPr>
   </w:style>
-  <w:style w:type="paragraph" w:styleId="Footer">
+  <w:style w:type="paragraph" w:styleId="Kjene">
     <w:name w:val="footer"/>
-    <w:basedOn w:val="Normal"/>
-    <w:link w:val="FooterChar"/>
+    <w:basedOn w:val="Parasts"/>
+    <w:link w:val="KjeneRakstz"/>
     <w:uiPriority w:val="99"/>
     <w:unhideWhenUsed/>
     <w:rsid w:val="009C6FED"/>
@@ -12657,10 +14920,10 @@
       <w:spacing w:line="240" w:lineRule="auto"/>
     </w:pPr>
   </w:style>
-  <w:style w:type="character" w:customStyle="1" w:styleId="FooterChar">
-    <w:name w:val="Footer Char"/>
-    <w:basedOn w:val="DefaultParagraphFont"/>
-    <w:link w:val="Footer"/>
+  <w:style w:type="character" w:customStyle="1" w:styleId="KjeneRakstz">
+    <w:name w:val="Kājene Rakstz."/>
+    <w:basedOn w:val="Noklusjumarindkopasfonts"/>
+    <w:link w:val="Kjene"/>
     <w:uiPriority w:val="99"/>
     <w:rsid w:val="009C6FED"/>
     <w:rPr>
@@ -12669,10 +14932,10 @@
       <w:szCs w:val="24"/>
     </w:rPr>
   </w:style>
-  <w:style w:type="paragraph" w:styleId="EndnoteText">
+  <w:style w:type="paragraph" w:styleId="Beiguvresteksts">
     <w:name w:val="endnote text"/>
-    <w:basedOn w:val="Normal"/>
-    <w:link w:val="EndnoteTextChar"/>
+    <w:basedOn w:val="Parasts"/>
+    <w:link w:val="BeiguvrestekstsRakstz"/>
     <w:uiPriority w:val="99"/>
     <w:semiHidden/>
     <w:unhideWhenUsed/>
@@ -12685,10 +14948,10 @@
       <w:szCs w:val="20"/>
     </w:rPr>
   </w:style>
-  <w:style w:type="character" w:customStyle="1" w:styleId="EndnoteTextChar">
-    <w:name w:val="Endnote Text Char"/>
-    <w:basedOn w:val="DefaultParagraphFont"/>
-    <w:link w:val="EndnoteText"/>
+  <w:style w:type="character" w:customStyle="1" w:styleId="BeiguvrestekstsRakstz">
+    <w:name w:val="Beigu vēres teksts Rakstz."/>
+    <w:basedOn w:val="Noklusjumarindkopasfonts"/>
+    <w:link w:val="Beiguvresteksts"/>
     <w:uiPriority w:val="99"/>
     <w:semiHidden/>
     <w:rsid w:val="003F1483"/>
@@ -12698,9 +14961,9 @@
       <w:szCs w:val="20"/>
     </w:rPr>
   </w:style>
-  <w:style w:type="character" w:styleId="EndnoteReference">
+  <w:style w:type="character" w:styleId="Beiguvresatsauce">
     <w:name w:val="endnote reference"/>
-    <w:basedOn w:val="DefaultParagraphFont"/>
+    <w:basedOn w:val="Noklusjumarindkopasfonts"/>
     <w:uiPriority w:val="99"/>
     <w:semiHidden/>
     <w:unhideWhenUsed/>
@@ -12709,11 +14972,11 @@
       <w:vertAlign w:val="superscript"/>
     </w:rPr>
   </w:style>
-  <w:style w:type="paragraph" w:styleId="Caption">
+  <w:style w:type="paragraph" w:styleId="Parakstszemobjekta">
     <w:name w:val="caption"/>
-    <w:basedOn w:val="Normal"/>
-    <w:next w:val="Normal"/>
-    <w:link w:val="CaptionChar"/>
+    <w:basedOn w:val="Parasts"/>
+    <w:next w:val="Parasts"/>
+    <w:link w:val="ParakstszemobjektaRakstz"/>
     <w:uiPriority w:val="35"/>
     <w:unhideWhenUsed/>
     <w:qFormat/>
@@ -12731,9 +14994,9 @@
       <w:szCs w:val="20"/>
     </w:rPr>
   </w:style>
-  <w:style w:type="table" w:styleId="TableGrid">
+  <w:style w:type="table" w:styleId="Reatabula">
     <w:name w:val="Table Grid"/>
-    <w:basedOn w:val="TableNormal"/>
+    <w:basedOn w:val="Parastatabula"/>
     <w:uiPriority w:val="39"/>
     <w:rsid w:val="008815D7"/>
     <w:pPr>
@@ -12752,7 +15015,7 @@
   </w:style>
   <w:style w:type="paragraph" w:customStyle="1" w:styleId="tablecaption">
     <w:name w:val="table caption"/>
-    <w:basedOn w:val="Caption"/>
+    <w:basedOn w:val="Parakstszemobjekta"/>
     <w:link w:val="tablecaptionChar"/>
     <w:qFormat/>
     <w:rsid w:val="00265E1D"/>
@@ -12760,10 +15023,10 @@
       <w:jc w:val="right"/>
     </w:pPr>
   </w:style>
-  <w:style w:type="character" w:customStyle="1" w:styleId="CaptionChar">
-    <w:name w:val="Caption Char"/>
-    <w:basedOn w:val="DefaultParagraphFont"/>
-    <w:link w:val="Caption"/>
+  <w:style w:type="character" w:customStyle="1" w:styleId="ParakstszemobjektaRakstz">
+    <w:name w:val="Paraksts zem objekta Rakstz."/>
+    <w:basedOn w:val="Noklusjumarindkopasfonts"/>
+    <w:link w:val="Parakstszemobjekta"/>
     <w:uiPriority w:val="35"/>
     <w:rsid w:val="00265E1D"/>
     <w:rPr>
@@ -12777,7 +15040,7 @@
   </w:style>
   <w:style w:type="character" w:customStyle="1" w:styleId="tablecaptionChar">
     <w:name w:val="table caption Char"/>
-    <w:basedOn w:val="CaptionChar"/>
+    <w:basedOn w:val="ParakstszemobjektaRakstz"/>
     <w:link w:val="tablecaption"/>
     <w:rsid w:val="00265E1D"/>
     <w:rPr>
@@ -12791,7 +15054,7 @@
   </w:style>
   <w:style w:type="paragraph" w:customStyle="1" w:styleId="talbecontent">
     <w:name w:val="talbe content"/>
-    <w:basedOn w:val="Normal"/>
+    <w:basedOn w:val="Parasts"/>
     <w:link w:val="talbecontentChar"/>
     <w:qFormat/>
     <w:rsid w:val="00587EC5"/>
@@ -12805,7 +15068,7 @@
   </w:style>
   <w:style w:type="character" w:customStyle="1" w:styleId="talbecontentChar">
     <w:name w:val="talbe content Char"/>
-    <w:basedOn w:val="DefaultParagraphFont"/>
+    <w:basedOn w:val="Noklusjumarindkopasfonts"/>
     <w:link w:val="talbecontent"/>
     <w:rsid w:val="00587EC5"/>
     <w:rPr>

--- a/Documentation/Dokumentācija.docx
+++ b/Documentation/Dokumentācija.docx
@@ -112,13 +112,8 @@
       </w:r>
       <w:r>
         <w:br/>
-        <w:t xml:space="preserve">Skolotājs, Kristaps </w:t>
-      </w:r>
-      <w:proofErr w:type="spellStart"/>
-      <w:r>
-        <w:t>Rāvalds</w:t>
-      </w:r>
-      <w:proofErr w:type="spellEnd"/>
+        <w:t>Skolotājs, Kristaps Rāvalds</w:t>
+      </w:r>
     </w:p>
     <w:p>
       <w:pPr>
@@ -3334,15 +3329,7 @@
         <w:t xml:space="preserve">, kā arī </w:t>
       </w:r>
       <w:r>
-        <w:t xml:space="preserve">kādas datorspēlēs var iekļaut funkcionalitātes, kuras nav nepieciešams vai novērsošas projektam un tās izmantošanai kā </w:t>
-      </w:r>
-      <w:proofErr w:type="spellStart"/>
-      <w:r>
-        <w:t>pamatzināšanu</w:t>
-      </w:r>
-      <w:proofErr w:type="spellEnd"/>
-      <w:r>
-        <w:t xml:space="preserve"> apmācības materiālam.</w:t>
+        <w:t>kādas datorspēlēs var iekļaut funkcionalitātes, kuras nav nepieciešams vai novērsošas projektam un tās izmantošanai kā pamatzināšanu apmācības materiālam.</w:t>
       </w:r>
     </w:p>
     <w:p>
@@ -3457,15 +3444,7 @@
         <w:t xml:space="preserve"> </w:t>
       </w:r>
       <w:r>
-        <w:t xml:space="preserve">Pēc izstrādes šis projekts ar tās </w:t>
-      </w:r>
-      <w:proofErr w:type="spellStart"/>
-      <w:r>
-        <w:t>avotkodu</w:t>
-      </w:r>
-      <w:proofErr w:type="spellEnd"/>
-      <w:r>
-        <w:t xml:space="preserve"> tiek kompilēts datorsistēmas platformās kā </w:t>
+        <w:t xml:space="preserve">Pēc izstrādes šis projekts ar tās avotkodu tiek kompilēts datorsistēmas platformās kā </w:t>
       </w:r>
       <w:r>
         <w:rPr>
@@ -3477,7 +3456,6 @@
       <w:r>
         <w:t xml:space="preserve"> un </w:t>
       </w:r>
-      <w:proofErr w:type="spellStart"/>
       <w:r>
         <w:rPr>
           <w:i/>
@@ -3485,7 +3463,6 @@
         </w:rPr>
         <w:t>Linux</w:t>
       </w:r>
-      <w:proofErr w:type="spellEnd"/>
       <w:r>
         <w:t xml:space="preserve"> vidē.</w:t>
       </w:r>
@@ -3562,15 +3539,7 @@
         <w:t xml:space="preserve">Pēc modelēšanas tiek izstrādās projekts, pamatojoties uz iepriekš izveidotiem modeļiem. Izstrādes laikā </w:t>
       </w:r>
       <w:r>
-        <w:t xml:space="preserve">ir jāveic projektam </w:t>
-      </w:r>
-      <w:proofErr w:type="spellStart"/>
-      <w:r>
-        <w:t>versionēšanu</w:t>
-      </w:r>
-      <w:proofErr w:type="spellEnd"/>
-      <w:r>
-        <w:t xml:space="preserve"> jeb versiju kontroli, kuras vadīs projekta stadijas punktus. Praksē tā tiks izmantota, piemēram, projekta sazarošanai funkcionalitātes, būtisko izmaiņu ieviešanai, atsevišķu failu izmaiņu punktu atzīmēšanu, sazarojumu apvienošanu un versijas punktu atzīmēšanu.</w:t>
+        <w:t>ir jāveic projektam versionēšanu jeb versiju kontroli, kuras vadīs projekta stadijas punktus. Praksē tā tiks izmantota, piemēram, projekta sazarošanai funkcionalitātes, būtisko izmaiņu ieviešanai, atsevišķu failu izmaiņu punktu atzīmēšanu, sazarojumu apvienošanu un versijas punktu atzīmēšanu.</w:t>
       </w:r>
     </w:p>
     <w:p>
@@ -3785,15 +3754,7 @@
         <w:t>Izvaddati</w:t>
       </w:r>
       <w:r>
-        <w:t xml:space="preserve">: </w:t>
-      </w:r>
-      <w:proofErr w:type="spellStart"/>
-      <w:r>
-        <w:t>Uznirsts</w:t>
-      </w:r>
-      <w:proofErr w:type="spellEnd"/>
-      <w:r>
-        <w:t xml:space="preserve"> anotācijas logs.</w:t>
+        <w:t>: Uznirsts anotācijas logs.</w:t>
       </w:r>
     </w:p>
     <w:p>
@@ -4814,13 +4775,8 @@
       <w:r>
         <w:t xml:space="preserve">: </w:t>
       </w:r>
-      <w:proofErr w:type="spellStart"/>
-      <w:r>
-        <w:t>Augšjoslas</w:t>
-      </w:r>
-      <w:proofErr w:type="spellEnd"/>
-      <w:r>
-        <w:t xml:space="preserve"> pauzēšanas poga.</w:t>
+      <w:r>
+        <w:t>Augšjoslas pauzēšanas poga.</w:t>
       </w:r>
     </w:p>
     <w:p>
@@ -5028,13 +4984,8 @@
         <w:t>: Laika rādītājs</w:t>
       </w:r>
       <w:r>
-        <w:t xml:space="preserve"> </w:t>
-      </w:r>
-      <w:proofErr w:type="spellStart"/>
-      <w:r>
-        <w:t>augšjoslā</w:t>
-      </w:r>
-      <w:proofErr w:type="spellEnd"/>
+        <w:t xml:space="preserve"> augšjoslā</w:t>
+      </w:r>
       <w:r>
         <w:t>.</w:t>
       </w:r>
@@ -5093,13 +5044,8 @@
         <w:t xml:space="preserve">: </w:t>
       </w:r>
       <w:r>
-        <w:t xml:space="preserve">Kārtas skaits </w:t>
-      </w:r>
-      <w:proofErr w:type="spellStart"/>
-      <w:r>
-        <w:t>augšjoslā</w:t>
-      </w:r>
-      <w:proofErr w:type="spellEnd"/>
+        <w:t>Kārtas skaits augšjoslā</w:t>
+      </w:r>
       <w:r>
         <w:t xml:space="preserve">. </w:t>
       </w:r>
@@ -7043,15 +6989,7 @@
       </w:r>
       <w:r>
         <w:tab/>
-        <w:t>Datorspēles kompilētā programmai ir jābūt pēc iespējas pieejamai vairākās platformās vai kompilējamam vairākām operētājsistēmām, taču galvenokārt “Windows” un “</w:t>
-      </w:r>
-      <w:proofErr w:type="spellStart"/>
-      <w:r>
-        <w:t>Linux</w:t>
-      </w:r>
-      <w:proofErr w:type="spellEnd"/>
-      <w:r>
-        <w:t>” videi;</w:t>
+        <w:t>Datorspēles kompilētā programmai ir jābūt pēc iespējas pieejamai vairākās platformās vai kompilējamam vairākām operētājsistēmām, taču galvenokārt “Windows” un “Linux” videi;</w:t>
       </w:r>
     </w:p>
     <w:p>
@@ -7068,13 +7006,8 @@
         <w:pStyle w:val="Virsraksts3"/>
       </w:pPr>
       <w:r>
-        <w:t xml:space="preserve">Lietotāja </w:t>
-      </w:r>
-      <w:proofErr w:type="spellStart"/>
-      <w:r>
-        <w:t>saskarne</w:t>
-      </w:r>
-      <w:proofErr w:type="spellEnd"/>
+        <w:t>Lietotāja saskarne</w:t>
+      </w:r>
     </w:p>
     <w:p>
       <w:r>
@@ -7092,15 +7025,7 @@
       </w:r>
       <w:r>
         <w:tab/>
-        <w:t xml:space="preserve">Datorspēles grafikai un lietotāja </w:t>
-      </w:r>
-      <w:proofErr w:type="spellStart"/>
-      <w:r>
-        <w:t>saskarnei</w:t>
-      </w:r>
-      <w:proofErr w:type="spellEnd"/>
-      <w:r>
-        <w:t xml:space="preserve"> jābūt minimālai, taču viegli pārskatāmai;</w:t>
+        <w:t>Datorspēles grafikai un lietotāja saskarnei jābūt minimālai, taču viegli pārskatāmai;</w:t>
       </w:r>
     </w:p>
     <w:p>
@@ -7112,15 +7037,7 @@
       </w:r>
       <w:r>
         <w:tab/>
-        <w:t xml:space="preserve">Lietotāja </w:t>
-      </w:r>
-      <w:proofErr w:type="spellStart"/>
-      <w:r>
-        <w:t>saskarnei</w:t>
-      </w:r>
-      <w:proofErr w:type="spellEnd"/>
-      <w:r>
-        <w:t xml:space="preserve"> ir jābūt pielāgojamai dažādos ekrānu izmēros vai izšķirtspējās;</w:t>
+        <w:t>Lietotāja saskarnei ir jābūt pielāgojamai dažādos ekrānu izmēros vai izšķirtspējās;</w:t>
       </w:r>
     </w:p>
     <w:p>
@@ -7132,15 +7049,7 @@
       </w:r>
       <w:r>
         <w:tab/>
-        <w:t xml:space="preserve">Datorspēles </w:t>
-      </w:r>
-      <w:proofErr w:type="spellStart"/>
-      <w:r>
-        <w:t>saskarnes</w:t>
-      </w:r>
-      <w:proofErr w:type="spellEnd"/>
-      <w:r>
-        <w:t xml:space="preserve"> valodai jābūt angļu valodai;</w:t>
+        <w:t>Datorspēles saskarnes valodai jābūt angļu valodai;</w:t>
       </w:r>
     </w:p>
     <w:p>
@@ -7241,15 +7150,7 @@
     </w:p>
     <w:p>
       <w:r>
-        <w:t xml:space="preserve">Šī sadaļa noskaidros, kādi ir pieejami līdzekļi un rīki, lietojuma pamatojumi un tās iespējamās alternatīvās projekta īstenošanai. Rīki tiks atlasīti pēc licencēšanas, kurai ir jābūt pēc iespējas brīvai un atvērtai, </w:t>
-      </w:r>
-      <w:proofErr w:type="spellStart"/>
-      <w:r>
-        <w:t>starpplatformu</w:t>
-      </w:r>
-      <w:proofErr w:type="spellEnd"/>
-      <w:r>
-        <w:t xml:space="preserve"> pieejamības, pieejamās dimensiju vides, kuras jāiekļauj un jābūt optimizēta div</w:t>
+        <w:t>Šī sadaļa noskaidros, kādi ir pieejami līdzekļi un rīki, lietojuma pamatojumi un tās iespējamās alternatīvās projekta īstenošanai. Rīki tiks atlasīti pēc licencēšanas, kurai ir jābūt pēc iespējas brīvai un atvērtai, starpplatformu pieejamības, pieejamās dimensiju vides, kuras jāiekļauj un jābūt optimizēta div</w:t>
       </w:r>
       <w:r>
         <w:t xml:space="preserve">u </w:t>
@@ -7283,37 +7184,13 @@
     </w:p>
     <w:p>
       <w:r>
-        <w:t>Spēļu un grafikas ietvars “</w:t>
-      </w:r>
-      <w:proofErr w:type="spellStart"/>
-      <w:r>
-        <w:t>Godot</w:t>
-      </w:r>
-      <w:proofErr w:type="spellEnd"/>
-      <w:r>
-        <w:t xml:space="preserve">” ir izcelta starp pārējiem tāda veida ietvariem, jo liels skaits neliela mēra projektu kā </w:t>
-      </w:r>
-      <w:proofErr w:type="spellStart"/>
-      <w:r>
-        <w:t>pašizstrādātās</w:t>
-      </w:r>
-      <w:proofErr w:type="spellEnd"/>
-      <w:r>
-        <w:t xml:space="preserve"> vai mazo komandu izstrādātās spēles. Ne tikai pēc popularitātes dēļ, taču licencēšana norāda šo ietvaru par brīvu un atvērtu, kurai nav nepieciešama ne papildizmaksas, nedz reģistrācijas, kā arī ir salīdzinoši ar citiem ietvariem ātri un viegli apgūstama. Šis dzinis arī ir pieejams vairākās platformās, it īpaši starp operētājsistēmām. Funkcionāli tā ir optimizēta div</w:t>
+        <w:t>Spēļu un grafikas ietvars “Godot” ir izcelta starp pārējiem tāda veida ietvariem, jo liels skaits neliela mēra projektu kā pašizstrādātās vai mazo komandu izstrādātās spēles. Ne tikai pēc popularitātes dēļ, taču licencēšana norāda šo ietvaru par brīvu un atvērtu, kurai nav nepieciešama ne papildizmaksas, nedz reģistrācijas, kā arī ir salīdzinoši ar citiem ietvariem ātri un viegli apgūstama. Šis dzinis arī ir pieejams vairākās platformās, it īpaši starp operētājsistēmām. Funkcionāli tā ir optimizēta div</w:t>
       </w:r>
       <w:r>
         <w:t xml:space="preserve">u </w:t>
       </w:r>
       <w:r>
-        <w:t xml:space="preserve">dimensiju videi pēc noteiktiem kritērijiem, taču arī ir iespējams izmantot </w:t>
-      </w:r>
-      <w:proofErr w:type="spellStart"/>
-      <w:r>
-        <w:t>trīsdimensiju</w:t>
-      </w:r>
-      <w:proofErr w:type="spellEnd"/>
-      <w:r>
-        <w:t xml:space="preserve"> vidi, kura arī ir īpaši optimizēta un pielāgota. </w:t>
+        <w:t xml:space="preserve">dimensiju videi pēc noteiktiem kritērijiem, taču arī ir iespējams izmantot trīsdimensiju vidi, kura arī ir īpaši optimizēta un pielāgota. </w:t>
       </w:r>
     </w:p>
     <w:p>
@@ -7328,55 +7205,7 @@
     </w:p>
     <w:p>
       <w:r>
-        <w:t>Ietvars “</w:t>
-      </w:r>
-      <w:proofErr w:type="spellStart"/>
-      <w:r>
-        <w:t>Godot</w:t>
-      </w:r>
-      <w:proofErr w:type="spellEnd"/>
-      <w:r>
-        <w:t>” oficiāli piedāvā izmantot abas programmēšanas valodas – “</w:t>
-      </w:r>
-      <w:proofErr w:type="spellStart"/>
-      <w:r>
-        <w:t>Godot</w:t>
-      </w:r>
-      <w:proofErr w:type="spellEnd"/>
-      <w:r>
-        <w:t>” iebūvētā “</w:t>
-      </w:r>
-      <w:proofErr w:type="spellStart"/>
-      <w:r>
-        <w:t>GDScript</w:t>
-      </w:r>
-      <w:proofErr w:type="spellEnd"/>
-      <w:r>
-        <w:t>” un “.NET” ietvara valoda “C#”, kura tiks izvēlēta šī projekta izstrādei. “</w:t>
-      </w:r>
-      <w:proofErr w:type="spellStart"/>
-      <w:r>
-        <w:t>GDScript</w:t>
-      </w:r>
-      <w:proofErr w:type="spellEnd"/>
-      <w:r>
-        <w:t xml:space="preserve">” ir interpretētā valoda, kura tiek tikai apstrādāta palaišanas laikā un pēc </w:t>
-      </w:r>
-      <w:proofErr w:type="spellStart"/>
-      <w:r>
-        <w:t>avotkoda</w:t>
-      </w:r>
-      <w:proofErr w:type="spellEnd"/>
-      <w:r>
-        <w:t xml:space="preserve"> izmaiņām nav nepieciešama papildus darbības kā kompilēšanu, taču ar nepilnību, kura mazina datorspēles darbības veiktspēju. “C#” valoda tiks izmantota tam dēļ, ka veiktspēja datorspēles darbībai ir uzlabota ar nosacījumu, ka pēc jebkuras izmaiņas projektu ir nepieciešams kompilēt. “</w:t>
-      </w:r>
-      <w:proofErr w:type="spellStart"/>
-      <w:r>
-        <w:t>GDScript</w:t>
-      </w:r>
-      <w:proofErr w:type="spellEnd"/>
-      <w:r>
-        <w:t>” arī nav pilnīgi pielāgota objektorientētai izmantošanai, kamēr “C#” pēc dizaina ir objektorientētā valoda.</w:t>
+        <w:t>Ietvars “Godot” oficiāli piedāvā izmantot abas programmēšanas valodas – “Godot” iebūvētā “GDScript” un “.NET” ietvara valoda “C#”, kura tiks izvēlēta šī projekta izstrādei. “GDScript” ir interpretētā valoda, kura tiek tikai apstrādāta palaišanas laikā un pēc avotkoda izmaiņām nav nepieciešama papildus darbības kā kompilēšanu, taču ar nepilnību, kura mazina datorspēles darbības veiktspēju. “C#” valoda tiks izmantota tam dēļ, ka veiktspēja datorspēles darbībai ir uzlabota ar nosacījumu, ka pēc jebkuras izmaiņas projektu ir nepieciešams kompilēt. “GDScript” arī nav pilnīgi pielāgota objektorientētai izmantošanai, kamēr “C#” pēc dizaina ir objektorientētā valoda.</w:t>
       </w:r>
     </w:p>
     <w:p>
@@ -7391,241 +7220,71 @@
     </w:p>
     <w:p>
       <w:r>
-        <w:t>“</w:t>
-      </w:r>
-      <w:proofErr w:type="spellStart"/>
-      <w:r>
-        <w:t>JetBrains</w:t>
-      </w:r>
-      <w:proofErr w:type="spellEnd"/>
+        <w:t>“Godot” ietvaram ir jau savs projekta redaktors, kurā iekļauj koda redaktoru. Šis koda redaktors ir vairāk pielāgots ar “GDScript” valodu, taču pieejams atbalsts “C#” valodai. Pašā izstrādes vidē var viegli pārslēgties uz vizuālo redaktoru, kodu redaktoru un atkļūdošanas sadaļu</w:t>
+      </w:r>
+      <w:r>
+        <w:t xml:space="preserve"> un nenošķir kodu rakstīšanu ar vizuālo rediģēšanu</w:t>
+      </w:r>
+      <w:r>
+        <w:t xml:space="preserve">. </w:t>
+      </w:r>
+    </w:p>
+    <w:p>
+      <w:pPr>
+        <w:pStyle w:val="Virsraksts3"/>
+      </w:pPr>
+      <w:bookmarkStart w:id="22" w:name="_Toc225723247"/>
+      <w:r>
+        <w:lastRenderedPageBreak/>
+        <w:t>Versiju kontrole un repozitorijas mitināšana</w:t>
+      </w:r>
+      <w:bookmarkEnd w:id="22"/>
+    </w:p>
+    <w:p>
+      <w:r>
+        <w:t>“Git” tiks izmantots versiju kontrolei un tīmeklī tiks izmantots ”</w:t>
+      </w:r>
       <w:r>
         <w:t xml:space="preserve"> </w:t>
       </w:r>
-      <w:proofErr w:type="spellStart"/>
-      <w:r>
-        <w:t>Rider</w:t>
-      </w:r>
-      <w:proofErr w:type="spellEnd"/>
-      <w:r>
-        <w:t>” ir izstrādes vide, kura no “</w:t>
-      </w:r>
-      <w:proofErr w:type="spellStart"/>
-      <w:r>
-        <w:t>JetBrains</w:t>
-      </w:r>
-      <w:proofErr w:type="spellEnd"/>
-      <w:r>
-        <w:t xml:space="preserve">” produkta klāsta ir īpaši pielāgota “.NET” ietvaram, kura iekļauj izvēlēto “C#” valodu. Šīs izstrādes vides funkcionalitāte piedāvā </w:t>
-      </w:r>
-      <w:proofErr w:type="spellStart"/>
-      <w:r>
-        <w:t>advancētu</w:t>
-      </w:r>
-      <w:proofErr w:type="spellEnd"/>
-      <w:r>
-        <w:t xml:space="preserve"> pirmkoda analīzi, jau iebūvētu atkļūdošanu, automātisko kodu aizpildīšanu (</w:t>
-      </w:r>
-      <w:proofErr w:type="spellStart"/>
-      <w:r>
-        <w:t>ang</w:t>
-      </w:r>
-      <w:proofErr w:type="spellEnd"/>
-      <w:r>
-        <w:t xml:space="preserve">. val. “Code </w:t>
-      </w:r>
-      <w:proofErr w:type="spellStart"/>
-      <w:r>
-        <w:t>completion</w:t>
-      </w:r>
-      <w:proofErr w:type="spellEnd"/>
-      <w:r>
-        <w:t xml:space="preserve">”) un tā tālāk, taču tās programmatūras licencēšana prasa izmaksas komerciālā un profesionālā vidē un jebkuram lietotājam reģistrēties. Neskatoties no licencēšanas, kura nepiepilda </w:t>
-      </w:r>
-      <w:r>
-        <w:lastRenderedPageBreak/>
-        <w:t>nosauktos kritērijus, šī programmatūra ir pieejama vairākās operētājsistēmas vidēs nekā ar līdzīgu programmatūru, kurai nav pielāgotas valodai vai ietvaram papildus funkcionalitātes vai nav pieejama vairākās sistēmas vidēs, īpaši operētājsistēmās.</w:t>
+      <w:r>
+        <w:t>GitHub”, lai mitinātu šo projekta avotkodu.</w:t>
+      </w:r>
+    </w:p>
+    <w:p>
+      <w:pPr>
+        <w:pStyle w:val="Virsraksts2"/>
+      </w:pPr>
+      <w:bookmarkStart w:id="23" w:name="_Toc225723248"/>
+      <w:r>
+        <w:t>Iespējamo risinājuma līdzekļu un valodu apraksts</w:t>
+      </w:r>
+      <w:bookmarkEnd w:id="23"/>
+    </w:p>
+    <w:p>
+      <w:r>
+        <w:t>Taču ir ieejami ir citi rīki, vides un valodas, kuras aizstātu izvēlētos, taču pēc izpētes, nosauktiem kritērijiem vai pēc cita autora ieskatiem netika izmantoti.</w:t>
       </w:r>
     </w:p>
     <w:p>
       <w:pPr>
         <w:pStyle w:val="Virsraksts3"/>
       </w:pPr>
-      <w:bookmarkStart w:id="22" w:name="_Toc225723247"/>
-      <w:r>
-        <w:t xml:space="preserve">Versiju kontrole un </w:t>
-      </w:r>
-      <w:proofErr w:type="spellStart"/>
-      <w:r>
-        <w:t>repozitorijas</w:t>
-      </w:r>
-      <w:proofErr w:type="spellEnd"/>
-      <w:r>
-        <w:t xml:space="preserve"> mitināšana</w:t>
-      </w:r>
-      <w:bookmarkEnd w:id="22"/>
-    </w:p>
-    <w:p>
-      <w:r>
-        <w:t>“</w:t>
-      </w:r>
-      <w:proofErr w:type="spellStart"/>
-      <w:r>
-        <w:t>Git</w:t>
-      </w:r>
-      <w:proofErr w:type="spellEnd"/>
-      <w:r>
-        <w:t>” tiks izmantots versiju kontrolei un tīmeklī tiks izmantots ”</w:t>
-      </w:r>
-      <w:r>
-        <w:t xml:space="preserve"> </w:t>
-      </w:r>
-      <w:proofErr w:type="spellStart"/>
-      <w:r>
-        <w:t>GitHub</w:t>
-      </w:r>
-      <w:proofErr w:type="spellEnd"/>
-      <w:r>
-        <w:t xml:space="preserve">”, lai mitinātu šo projekta </w:t>
-      </w:r>
-      <w:proofErr w:type="spellStart"/>
-      <w:r>
-        <w:t>avotkodu</w:t>
-      </w:r>
-      <w:proofErr w:type="spellEnd"/>
-      <w:r>
-        <w:t>.</w:t>
-      </w:r>
-    </w:p>
-    <w:p>
-      <w:pPr>
-        <w:pStyle w:val="Virsraksts2"/>
-      </w:pPr>
-      <w:bookmarkStart w:id="23" w:name="_Toc225723248"/>
-      <w:r>
-        <w:t>Iespējamo risinājuma līdzekļu un valodu apraksts</w:t>
-      </w:r>
-      <w:bookmarkEnd w:id="23"/>
-    </w:p>
-    <w:p>
-      <w:r>
-        <w:t>Taču ir ieejami ir citi rīki, vides un valodas, kuras aizstātu izvēlētos, taču pēc izpētes, nosauktiem kritērijiem vai pēc cita autora ieskatiem netika izmantoti.</w:t>
+      <w:bookmarkStart w:id="24" w:name="_Toc225723249"/>
+      <w:r>
+        <w:t>Ietvari</w:t>
+      </w:r>
+      <w:bookmarkEnd w:id="24"/>
+    </w:p>
+    <w:p>
+      <w:r>
+        <w:t>Populārākos ietvarus datorspēļu un citu mediju izstrādē iekļauj “Unity”, “Unreal Engine”,  “CryEngine”. Ietvari “Unreal Engine” un “CryEngine” nav pielāgoti divdimensiju datorspēļu izveidei ietvara ierobežojumu dēļ, kura no tās izslēdz izmantošanu, ja ne arī neprasa veiktspējīgu datorsistēmu, kura ir pretrunā ar projekta mērķiem, taču “Unity” ietvars neprasa salīdzinoši veiktspējīgu datorsistēmu un ir pielāgojama divdimensiju videi, taču licencēšana nav brīva un prasa lietotāja reģistrāciju un papildizmaksas, ja šis projekts paplašināties komercdarbības nolūkiem.</w:t>
       </w:r>
     </w:p>
     <w:p>
       <w:pPr>
         <w:pStyle w:val="Virsraksts3"/>
       </w:pPr>
-      <w:bookmarkStart w:id="24" w:name="_Toc225723249"/>
-      <w:r>
-        <w:t>Ietvari</w:t>
-      </w:r>
-      <w:bookmarkEnd w:id="24"/>
-    </w:p>
-    <w:p>
-      <w:r>
-        <w:t>Populārākos ietvarus datorspēļu un citu mediju izstrādē iekļauj “</w:t>
-      </w:r>
-      <w:proofErr w:type="spellStart"/>
-      <w:r>
-        <w:t>Unity</w:t>
-      </w:r>
-      <w:proofErr w:type="spellEnd"/>
-      <w:r>
-        <w:t>”, “</w:t>
-      </w:r>
-      <w:proofErr w:type="spellStart"/>
-      <w:r>
-        <w:t>Unreal</w:t>
-      </w:r>
-      <w:proofErr w:type="spellEnd"/>
-      <w:r>
-        <w:t xml:space="preserve"> </w:t>
-      </w:r>
-      <w:proofErr w:type="spellStart"/>
-      <w:r>
-        <w:t>Engine</w:t>
-      </w:r>
-      <w:proofErr w:type="spellEnd"/>
-      <w:r>
-        <w:t>”,  “</w:t>
-      </w:r>
-      <w:proofErr w:type="spellStart"/>
-      <w:r>
-        <w:t>CryEngine</w:t>
-      </w:r>
-      <w:proofErr w:type="spellEnd"/>
-      <w:r>
-        <w:t>”. Ietvari “</w:t>
-      </w:r>
-      <w:proofErr w:type="spellStart"/>
-      <w:r>
-        <w:t>Unreal</w:t>
-      </w:r>
-      <w:proofErr w:type="spellEnd"/>
-      <w:r>
-        <w:t xml:space="preserve"> </w:t>
-      </w:r>
-      <w:proofErr w:type="spellStart"/>
-      <w:r>
-        <w:t>Engine</w:t>
-      </w:r>
-      <w:proofErr w:type="spellEnd"/>
-      <w:r>
-        <w:t>” un “</w:t>
-      </w:r>
-      <w:proofErr w:type="spellStart"/>
-      <w:r>
-        <w:t>CryEngine</w:t>
-      </w:r>
-      <w:proofErr w:type="spellEnd"/>
-      <w:r>
-        <w:t xml:space="preserve">” nav pielāgoti </w:t>
-      </w:r>
-      <w:proofErr w:type="spellStart"/>
-      <w:r>
-        <w:t>divdimensiju</w:t>
-      </w:r>
-      <w:proofErr w:type="spellEnd"/>
-      <w:r>
-        <w:t xml:space="preserve"> datorspēļu izveidei ietvara ierobežojumu dēļ, kura no tās izslēdz izmantošanu, ja ne arī neprasa </w:t>
-      </w:r>
-      <w:proofErr w:type="spellStart"/>
-      <w:r>
-        <w:t>veiktspējīgu</w:t>
-      </w:r>
-      <w:proofErr w:type="spellEnd"/>
-      <w:r>
-        <w:t xml:space="preserve"> datorsistēmu, kura ir pretrunā ar projekta mērķiem, taču “</w:t>
-      </w:r>
-      <w:proofErr w:type="spellStart"/>
-      <w:r>
-        <w:t>Unity</w:t>
-      </w:r>
-      <w:proofErr w:type="spellEnd"/>
-      <w:r>
-        <w:t xml:space="preserve">” ietvars neprasa salīdzinoši </w:t>
-      </w:r>
-      <w:proofErr w:type="spellStart"/>
-      <w:r>
-        <w:t>veiktspējīgu</w:t>
-      </w:r>
-      <w:proofErr w:type="spellEnd"/>
-      <w:r>
-        <w:t xml:space="preserve"> datorsistēmu un ir pielāgojama </w:t>
-      </w:r>
-      <w:proofErr w:type="spellStart"/>
-      <w:r>
-        <w:t>divdimensiju</w:t>
-      </w:r>
-      <w:proofErr w:type="spellEnd"/>
-      <w:r>
-        <w:t xml:space="preserve"> videi, taču licencēšana nav brīva un prasa lietotāja reģistrāciju un papildizmaksas, ja šis projekts paplašināties komercdarbības nolūkiem.</w:t>
-      </w:r>
-    </w:p>
-    <w:p>
-      <w:pPr>
-        <w:pStyle w:val="Virsraksts3"/>
-      </w:pPr>
       <w:bookmarkStart w:id="25" w:name="_Toc225723250"/>
       <w:r>
         <w:t>Valodas</w:t>
@@ -7634,63 +7293,7 @@
     </w:p>
     <w:p>
       <w:r>
-        <w:t>Ietvari “</w:t>
-      </w:r>
-      <w:proofErr w:type="spellStart"/>
-      <w:r>
-        <w:t>CryEngine</w:t>
-      </w:r>
-      <w:proofErr w:type="spellEnd"/>
-      <w:r>
-        <w:t>” un “</w:t>
-      </w:r>
-      <w:proofErr w:type="spellStart"/>
-      <w:r>
-        <w:t>Unreal</w:t>
-      </w:r>
-      <w:proofErr w:type="spellEnd"/>
-      <w:r>
-        <w:t xml:space="preserve"> </w:t>
-      </w:r>
-      <w:proofErr w:type="spellStart"/>
-      <w:r>
-        <w:t>Engine</w:t>
-      </w:r>
-      <w:proofErr w:type="spellEnd"/>
-      <w:r>
-        <w:t xml:space="preserve">” izmanto valodu “C++”, kurā iekļauj klases un objektorientētā funkcionalitāte kā C#, taču neatlasot šos ietvarus valoda “C++” netiks izmantota. “C++” lietojuma stili ir plašāki, taču valodas funkcionalitāti un īpatnības apgūt ir sarežģītāk nekā ar “C#”, kura izstrādātājam liek lietot objektorientētā stilā, kurā visi elementi valodā ir objekti, kā arī vairums funkcionalitātes ir aizklātas ar metodēm, kura mazina izstrādes laiku salīdzinot ar “C++”, kura vairākas kompleksas funkcionalitātes nav aizklātas ar metodēm, kura var </w:t>
-      </w:r>
-      <w:proofErr w:type="spellStart"/>
-      <w:r>
-        <w:t>palēlināt</w:t>
-      </w:r>
-      <w:proofErr w:type="spellEnd"/>
-      <w:r>
-        <w:t xml:space="preserve"> izstrādes laiku. Izvēlētā ietvarā “</w:t>
-      </w:r>
-      <w:proofErr w:type="spellStart"/>
-      <w:r>
-        <w:t>Godot</w:t>
-      </w:r>
-      <w:proofErr w:type="spellEnd"/>
-      <w:r>
-        <w:t xml:space="preserve">” ir pieejama </w:t>
-      </w:r>
-      <w:proofErr w:type="spellStart"/>
-      <w:r>
-        <w:t>skriptēšanas</w:t>
-      </w:r>
-      <w:proofErr w:type="spellEnd"/>
-      <w:r>
-        <w:t xml:space="preserve"> valoda “</w:t>
-      </w:r>
-      <w:proofErr w:type="spellStart"/>
-      <w:r>
-        <w:t>GDScript</w:t>
-      </w:r>
-      <w:proofErr w:type="spellEnd"/>
-      <w:r>
-        <w:t>”, taču pēc nosacītiem iemesliem izvēlētai valodai šī valoda netiks izmantota.</w:t>
+        <w:t>Ietvari “CryEngine” un “Unreal Engine” izmanto valodu “C++”, kurā iekļauj klases un objektorientētā funkcionalitāte kā C#, taču neatlasot šos ietvarus valoda “C++” netiks izmantota. “C++” lietojuma stili ir plašāki, taču valodas funkcionalitāti un īpatnības apgūt ir sarežģītāk nekā ar “C#”, kura izstrādātājam liek lietot objektorientētā stilā, kurā visi elementi valodā ir objekti, kā arī vairums funkcionalitātes ir aizklātas ar metodēm, kura mazina izstrādes laiku salīdzinot ar “C++”, kura vairākas kompleksas funkcionalitātes nav aizklātas ar metodēm, kura var palēlināt izstrādes laiku. Izvēlētā ietvarā “Godot” ir pieejama skriptēšanas valoda “GDScript”, taču pēc nosacītiem iemesliem izvēlētai valodai šī valoda netiks izmantota.</w:t>
       </w:r>
     </w:p>
     <w:p>
@@ -7717,169 +7320,17 @@
     </w:p>
     <w:p>
       <w:r>
-        <w:t>Tā kā valoda “C#” tiks izmantota, kura ir daļa no ietvara “.NET”, tiks izmantoti attiecīgas izstrādes programmatūras ar uzsvaru uz noteikto ietvaru un tās ekosistēmas. Populārākā izstrādes  vide tam ir “</w:t>
-      </w:r>
-      <w:proofErr w:type="spellStart"/>
-      <w:r>
-        <w:t>Visual</w:t>
-      </w:r>
-      <w:proofErr w:type="spellEnd"/>
-      <w:r>
-        <w:t xml:space="preserve"> </w:t>
-      </w:r>
-      <w:proofErr w:type="spellStart"/>
-      <w:r>
-        <w:t>Studio</w:t>
-      </w:r>
-      <w:proofErr w:type="spellEnd"/>
-      <w:r>
-        <w:t>”, kura līdzīgi ar izvēlēto izstrādes vidi “</w:t>
-      </w:r>
-      <w:proofErr w:type="spellStart"/>
-      <w:r>
-        <w:t>JetBrains</w:t>
-      </w:r>
-      <w:proofErr w:type="spellEnd"/>
-      <w:r>
-        <w:t xml:space="preserve"> </w:t>
-      </w:r>
-      <w:proofErr w:type="spellStart"/>
-      <w:r>
-        <w:t>Rider</w:t>
-      </w:r>
-      <w:proofErr w:type="spellEnd"/>
-      <w:r>
-        <w:t xml:space="preserve">” iekļauj detalizētu </w:t>
-      </w:r>
-      <w:proofErr w:type="spellStart"/>
-      <w:r>
-        <w:t>atķļūdošanu</w:t>
-      </w:r>
-      <w:proofErr w:type="spellEnd"/>
-      <w:r>
-        <w:t xml:space="preserve">, kodu analīze, automātiskā aizpilde, u.t.t., taču netiks izmantota, jo šī programmatūra nav </w:t>
-      </w:r>
-      <w:proofErr w:type="spellStart"/>
-      <w:r>
-        <w:t>starpplatformu</w:t>
-      </w:r>
-      <w:proofErr w:type="spellEnd"/>
-      <w:r>
-        <w:t>, ierobežojoties uz “Windows” platformu, kuru autors neizmanto, tātad nepieejama programmatūra autoram.</w:t>
-      </w:r>
-    </w:p>
-    <w:p>
-      <w:r>
-        <w:t>Ja ietvars kā “</w:t>
-      </w:r>
-      <w:proofErr w:type="spellStart"/>
-      <w:r>
-        <w:t>Unreal</w:t>
-      </w:r>
-      <w:proofErr w:type="spellEnd"/>
-      <w:r>
-        <w:t xml:space="preserve"> </w:t>
-      </w:r>
-      <w:proofErr w:type="spellStart"/>
-      <w:r>
-        <w:t>Engine</w:t>
-      </w:r>
-      <w:proofErr w:type="spellEnd"/>
-      <w:r>
-        <w:t>” tiktu izmantota, kurā galvenā valoda ir “C++”, tiktu izmantotas izstrādes vides attiecīgi valodai kā “</w:t>
-      </w:r>
-      <w:proofErr w:type="spellStart"/>
-      <w:r>
-        <w:t>Qt</w:t>
-      </w:r>
-      <w:proofErr w:type="spellEnd"/>
-      <w:r>
-        <w:t xml:space="preserve"> </w:t>
-      </w:r>
-      <w:proofErr w:type="spellStart"/>
-      <w:r>
-        <w:t>Creator</w:t>
-      </w:r>
-      <w:proofErr w:type="spellEnd"/>
-      <w:r>
-        <w:t>”, kura ir pielāgota ietvara “</w:t>
-      </w:r>
-      <w:proofErr w:type="spellStart"/>
-      <w:r>
-        <w:t>Qt</w:t>
-      </w:r>
-      <w:proofErr w:type="spellEnd"/>
-      <w:r>
-        <w:t xml:space="preserve">” programmatūras izstrādei, taču iespējams izveidot projektus, kuras neizmanto minēto ietvaru, ņemot vērā to, ka funkcionalitāte un tās iespējas mazinās vai ne tik </w:t>
-      </w:r>
-      <w:proofErr w:type="spellStart"/>
-      <w:r>
-        <w:t>advancētas</w:t>
-      </w:r>
-      <w:proofErr w:type="spellEnd"/>
-      <w:r>
-        <w:t xml:space="preserve"> citiem projektiem,  vai “</w:t>
-      </w:r>
-      <w:proofErr w:type="spellStart"/>
-      <w:r>
-        <w:t>JetBrains</w:t>
-      </w:r>
-      <w:proofErr w:type="spellEnd"/>
-      <w:r>
-        <w:t xml:space="preserve"> </w:t>
-      </w:r>
-      <w:proofErr w:type="spellStart"/>
-      <w:r>
-        <w:t>CLion</w:t>
-      </w:r>
-      <w:proofErr w:type="spellEnd"/>
-      <w:r>
-        <w:t>”, kurai ir līdzīga funkcionalitāte ar atlasīto izstrādes vidi “”</w:t>
-      </w:r>
-      <w:proofErr w:type="spellStart"/>
-      <w:r>
-        <w:t>JetBrains</w:t>
-      </w:r>
-      <w:proofErr w:type="spellEnd"/>
-      <w:r>
-        <w:t xml:space="preserve"> </w:t>
-      </w:r>
-      <w:proofErr w:type="spellStart"/>
-      <w:r>
-        <w:t>Rider</w:t>
-      </w:r>
-      <w:proofErr w:type="spellEnd"/>
-      <w:r>
-        <w:t>” no “</w:t>
-      </w:r>
-      <w:proofErr w:type="spellStart"/>
-      <w:r>
-        <w:t>JetBrains</w:t>
-      </w:r>
-      <w:proofErr w:type="spellEnd"/>
-      <w:r>
-        <w:t>” programmatūru klāsta.</w:t>
-      </w:r>
-    </w:p>
-    <w:p>
-      <w:r>
-        <w:t>Arī iespējams ir izmantot teksta redaktoru “</w:t>
-      </w:r>
-      <w:proofErr w:type="spellStart"/>
-      <w:r>
-        <w:t>Visual</w:t>
-      </w:r>
-      <w:proofErr w:type="spellEnd"/>
-      <w:r>
-        <w:t xml:space="preserve"> </w:t>
-      </w:r>
-      <w:proofErr w:type="spellStart"/>
-      <w:r>
-        <w:t>Studio</w:t>
-      </w:r>
-      <w:proofErr w:type="spellEnd"/>
-      <w:r>
-        <w:t xml:space="preserve"> Code”, kura ar paplašinājumiem var izmantot kā izstrādes vidi, taču noklusētā funkcionalitāte ir ierobežota salīdzinot ar iepriekšējām izstrādes programmatūrām un nepieciešama papildus iestatīšana šai programmatūrai, kura nebūtu nepieciešama pārējām izstrādes vidēm atverot sākotnēji.</w:t>
+        <w:t>Tā kā valoda “C#” tiks izmantota, kura ir daļa no ietvara “.NET”, tiks izmantoti attiecīgas izstrādes programmatūras ar uzsvaru uz noteikto ietvaru un tās ekosistēmas. Populārākā izstrādes  vide tam ir “Visual Studio”, kura līdzīgi ar izvēlēto izstrādes vidi “JetBrains Rider” iekļauj detalizētu atķļūdošanu, kodu analīze, automātiskā aizpilde, u.t.t., taču netiks izmantota, jo šī programmatūra nav starpplatformu, ierobežojoties uz “Windows” platformu, kuru autors neizmanto, tātad nepieejama programmatūra autoram.</w:t>
+      </w:r>
+    </w:p>
+    <w:p>
+      <w:r>
+        <w:t>Ja ietvars kā “Unreal Engine” tiktu izmantota, kurā galvenā valoda ir “C++”, tiktu izmantotas izstrādes vides attiecīgi valodai kā “Qt Creator”, kura ir pielāgota ietvara “Qt” programmatūras izstrādei, taču iespējams izveidot projektus, kuras neizmanto minēto ietvaru, ņemot vērā to, ka funkcionalitāte un tās iespējas mazinās vai ne tik advancētas citiem projektiem,  vai “JetBrains CLion”, kurai ir līdzīga funkcionalitāte ar atlasīto izstrādes vidi “”JetBrains Rider” no “JetBrains” programmatūru klāsta.</w:t>
+      </w:r>
+    </w:p>
+    <w:p>
+      <w:r>
+        <w:t>Arī iespējams ir izmantot teksta redaktoru “Visual Studio Code”, kura ar paplašinājumiem var izmantot kā izstrādes vidi, taču noklusētā funkcionalitāte ir ierobežota salīdzinot ar iepriekšējām izstrādes programmatūrām un nepieciešama papildus iestatīšana šai programmatūrai, kura nebūtu nepieciešama pārējām izstrādes vidēm atverot sākotnēji.</w:t>
       </w:r>
     </w:p>
     <w:p>
@@ -7894,84 +7345,12 @@
     </w:p>
     <w:p>
       <w:r>
-        <w:t xml:space="preserve">Mazāk populāri pakalpojumi, kuri mitina </w:t>
-      </w:r>
-      <w:proofErr w:type="spellStart"/>
-      <w:r>
-        <w:t>avotkodu</w:t>
-      </w:r>
-      <w:proofErr w:type="spellEnd"/>
-      <w:r>
-        <w:t xml:space="preserve"> </w:t>
-      </w:r>
-      <w:proofErr w:type="spellStart"/>
-      <w:r>
-        <w:t>repozotorijus</w:t>
-      </w:r>
-      <w:proofErr w:type="spellEnd"/>
-      <w:r>
-        <w:t>, izmantojot “</w:t>
-      </w:r>
-      <w:proofErr w:type="spellStart"/>
-      <w:r>
-        <w:t>Git</w:t>
-      </w:r>
-      <w:proofErr w:type="spellEnd"/>
-      <w:r>
-        <w:t>” versiju kontroli, arī ir pieejami rīki, kura var automatizēt projekta kompilēšanu un pārbaudi, šādi rīki ir “</w:t>
-      </w:r>
-      <w:proofErr w:type="spellStart"/>
-      <w:r>
-        <w:t>GitLab</w:t>
-      </w:r>
-      <w:proofErr w:type="spellEnd"/>
-      <w:r>
-        <w:t>”, “</w:t>
-      </w:r>
-      <w:proofErr w:type="spellStart"/>
-      <w:r>
-        <w:t>Gitea</w:t>
-      </w:r>
-      <w:proofErr w:type="spellEnd"/>
-      <w:r>
-        <w:t>” un “</w:t>
-      </w:r>
-      <w:proofErr w:type="spellStart"/>
-      <w:r>
-        <w:t>Bitbucket</w:t>
-      </w:r>
-      <w:proofErr w:type="spellEnd"/>
-      <w:r>
-        <w:t>”, kuri ir īpaši pielāgota CI/CD izstrādes videi, taču prasa papildizmaksas, ja šādi rīki tiek palaisti šo pakalpojumu serveros vietā pašam lietotājam mitināt šos rīkus.</w:t>
-      </w:r>
-    </w:p>
-    <w:p>
-      <w:r>
-        <w:t>Taču arī ir pieejami pakalpojumi un rīki, kuri nav atkarīga no “</w:t>
-      </w:r>
-      <w:proofErr w:type="spellStart"/>
-      <w:r>
-        <w:t>Git</w:t>
-      </w:r>
-      <w:proofErr w:type="spellEnd"/>
-      <w:r>
-        <w:t>” versiju kontroles, bet kā pieejamu versiju kontroles programmatūru starp pārējām. Viens no šiem rīkiem ir “</w:t>
-      </w:r>
-      <w:proofErr w:type="spellStart"/>
-      <w:r>
-        <w:t>Azure</w:t>
-      </w:r>
-      <w:proofErr w:type="spellEnd"/>
-      <w:r>
-        <w:t xml:space="preserve"> </w:t>
-      </w:r>
-      <w:proofErr w:type="spellStart"/>
-      <w:r>
-        <w:t>Pipelines</w:t>
-      </w:r>
-      <w:proofErr w:type="spellEnd"/>
-      <w:r>
-        <w:t>”, kuras funkcionalitāte ir plašāka salīdzinot ar iepriekš minētiem rīkiem, taču tās plaša funkcionalitātes klāsts ir radīts lielākiem projektiem, kuri iespējams nebūs lielāko daļu paredzēts izmantošanai šī projekta nolūkiem tās apjoma dēļ un lielākas izmaksas, salīdzinot ar iepriekš minētiem rīkiem.</w:t>
+        <w:t>Mazāk populāri pakalpojumi, kuri mitina avotkodu repozotorijus, izmantojot “Git” versiju kontroli, arī ir pieejami rīki, kura var automatizēt projekta kompilēšanu un pārbaudi, šādi rīki ir “GitLab”, “Gitea” un “Bitbucket”, kuri ir īpaši pielāgota CI/CD izstrādes videi, taču prasa papildizmaksas, ja šādi rīki tiek palaisti šo pakalpojumu serveros vietā pašam lietotājam mitināt šos rīkus.</w:t>
+      </w:r>
+    </w:p>
+    <w:p>
+      <w:r>
+        <w:t>Taču arī ir pieejami pakalpojumi un rīki, kuri nav atkarīga no “Git” versiju kontroles, bet kā pieejamu versiju kontroles programmatūru starp pārējām. Viens no šiem rīkiem ir “Azure Pipelines”, kuras funkcionalitāte ir plašāka salīdzinot ar iepriekš minētiem rīkiem, taču tās plaša funkcionalitātes klāsts ir radīts lielākiem projektiem, kuri iespējams nebūs lielāko daļu paredzēts izmantošanai šī projekta nolūkiem tās apjoma dēļ un lielākas izmaksas, salīdzinot ar iepriekš minētiem rīkiem.</w:t>
       </w:r>
     </w:p>
     <w:p>
@@ -8750,11 +8129,9 @@
       <w:pPr>
         <w:pStyle w:val="Virsraksts3"/>
       </w:pPr>
-      <w:proofErr w:type="spellStart"/>
       <w:r>
         <w:t>Enumerācijas</w:t>
       </w:r>
-      <w:proofErr w:type="spellEnd"/>
     </w:p>
     <w:p>
       <w:pPr>
@@ -8835,13 +8212,8 @@
         <w:fldChar w:fldCharType="end"/>
       </w:r>
       <w:r>
-        <w:t xml:space="preserve">. attēls. Saknes mezgla </w:t>
-      </w:r>
-      <w:proofErr w:type="spellStart"/>
-      <w:r>
-        <w:t>enumerācijas</w:t>
-      </w:r>
-      <w:proofErr w:type="spellEnd"/>
+        <w:t>. attēls. Saknes mezgla enumerācijas</w:t>
+      </w:r>
     </w:p>
     <w:p>
       <w:pPr>
@@ -8928,13 +8300,8 @@
         <w:fldChar w:fldCharType="end"/>
       </w:r>
       <w:r>
-        <w:t xml:space="preserve">. attēls. Kartes laukuma </w:t>
-      </w:r>
-      <w:proofErr w:type="spellStart"/>
-      <w:r>
-        <w:t>enumerācijas</w:t>
-      </w:r>
-      <w:proofErr w:type="spellEnd"/>
+        <w:t>. attēls. Kartes laukuma enumerācijas</w:t>
+      </w:r>
     </w:p>
     <w:p>
       <w:pPr>
@@ -8982,37 +8349,13 @@
     </w:p>
     <w:p>
       <w:r>
-        <w:t xml:space="preserve">Izstrādes laikā projektu jātestē un jāpārbauda funkcionalitātes pēc nepilnībām. Testēšana tiks veikta manuāli ar melnās un baltās kastes metodoloģijām, taču atsevišķas funkcionalitātes vai tās daļas testēšanu var veikt automātiski ar </w:t>
-      </w:r>
-      <w:proofErr w:type="spellStart"/>
-      <w:r>
-        <w:t>vienībtestēšanu</w:t>
-      </w:r>
-      <w:proofErr w:type="spellEnd"/>
-      <w:r>
-        <w:t>.</w:t>
+        <w:t>Izstrādes laikā projektu jātestē un jāpārbauda funkcionalitātes pēc nepilnībām. Testēšana tiks veikta manuāli ar melnās un baltās kastes metodoloģijām, taču atsevišķas funkcionalitātes vai tās daļas testēšanu var veikt automātiski ar vienībtestēšanu.</w:t>
       </w:r>
       <w:r>
         <w:t xml:space="preserve"> </w:t>
       </w:r>
       <w:r>
-        <w:t xml:space="preserve">Melnās kastes testēšana ietver pārbaudi no lietotāja skatupunkta, neredzot </w:t>
-      </w:r>
-      <w:proofErr w:type="spellStart"/>
-      <w:r>
-        <w:t>avotkodu</w:t>
-      </w:r>
-      <w:proofErr w:type="spellEnd"/>
-      <w:r>
-        <w:t xml:space="preserve"> vai atkļūdošanas informāciju, kamēr baltās kastes testēšana pārbauda </w:t>
-      </w:r>
-      <w:proofErr w:type="spellStart"/>
-      <w:r>
-        <w:t>avotkodu</w:t>
-      </w:r>
-      <w:proofErr w:type="spellEnd"/>
-      <w:r>
-        <w:t>.</w:t>
+        <w:t>Melnās kastes testēšana ietver pārbaudi no lietotāja skatupunkta, neredzot avotkodu vai atkļūdošanas informāciju, kamēr baltās kastes testēšana pārbauda avotkodu.</w:t>
       </w:r>
     </w:p>
     <w:p>
@@ -10176,13 +9519,8 @@
               <w:pStyle w:val="talbecontent"/>
             </w:pPr>
             <w:r>
-              <w:t xml:space="preserve">Lietotājs gaida līdz </w:t>
-            </w:r>
-            <w:proofErr w:type="spellStart"/>
-            <w:r>
-              <w:t>ielādei</w:t>
-            </w:r>
-            <w:proofErr w:type="spellEnd"/>
+              <w:t>Lietotājs gaida līdz ielādei</w:t>
+            </w:r>
           </w:p>
         </w:tc>
         <w:tc>

--- a/Documentation/Dokumentācija.docx
+++ b/Documentation/Dokumentācija.docx
@@ -7365,14 +7365,36 @@
       <w:bookmarkEnd w:id="28"/>
     </w:p>
     <w:p>
+      <w:r>
+        <w:t xml:space="preserve">Pirms izstrādes tiek izstrādāti modeļi, kuri būs par palīglīnijām kodu rakstīšanas laikā. </w:t>
+      </w:r>
+    </w:p>
+    <w:p>
       <w:pPr>
         <w:pStyle w:val="Virsraksts2"/>
       </w:pPr>
       <w:bookmarkStart w:id="29" w:name="_Toc225723254"/>
       <w:r>
-        <w:t>Sistēmas struktūras modelis</w:t>
+        <w:t>Sistēmas struktūras mode</w:t>
       </w:r>
       <w:bookmarkEnd w:id="29"/>
+      <w:r>
+        <w:t>ļi</w:t>
+      </w:r>
+    </w:p>
+    <w:p>
+      <w:r>
+        <w:t xml:space="preserve">Šie ir statiski un “nekustīgi modeļi” </w:t>
+      </w:r>
+      <w:r>
+        <w:t>–</w:t>
+      </w:r>
+      <w:r>
+        <w:t xml:space="preserve"> </w:t>
+      </w:r>
+      <w:r>
+        <w:t>modeļi, kuri norāda projekta nemainīgās daļas</w:t>
+      </w:r>
     </w:p>
     <w:p>
       <w:pPr>
@@ -7380,9 +7402,15 @@
       </w:pPr>
       <w:bookmarkStart w:id="30" w:name="_Toc225723255"/>
       <w:r>
-        <w:t>Sistēmas struktūra</w:t>
+        <w:t xml:space="preserve">Sistēmas </w:t>
       </w:r>
       <w:bookmarkEnd w:id="30"/>
+      <w:r>
+        <w:t xml:space="preserve">pārvaldnieku </w:t>
+      </w:r>
+      <w:r>
+        <w:t>struktūra</w:t>
+      </w:r>
     </w:p>
     <w:p>
       <w:r>
@@ -7428,24 +7456,36 @@
         <w:t xml:space="preserve"> norāda</w:t>
       </w:r>
       <w:r>
-        <w:t xml:space="preserve"> datorspēles vispārējo struktūru ar pārvaldniekiem</w:t>
-      </w:r>
-      <w:r>
-        <w:t xml:space="preserve"> un būtisku komponenti</w:t>
-      </w:r>
-      <w:r>
-        <w:t xml:space="preserve"> (karte)</w:t>
-      </w:r>
-      <w:r>
-        <w:t xml:space="preserve"> šim projektam</w:t>
+        <w:t xml:space="preserve"> datorspēles </w:t>
+      </w:r>
+      <w:r>
+        <w:t>sistēmas pārvaldnieku struktūru</w:t>
+      </w:r>
+      <w:r>
+        <w:t xml:space="preserve">, kura </w:t>
+      </w:r>
+      <w:r>
+        <w:t>visā darbības laikā tiek izmantota, lai pārvaldītu stāvokļus, mainīgos un datus visā projektā</w:t>
       </w:r>
       <w:r>
         <w:t>.</w:t>
       </w:r>
+      <w:r>
+        <w:t xml:space="preserve"> Visas struktūras komponentes viena ar otru mijiedarbojas un ikviens var piekļūt citām komponentēm.</w:t>
+      </w:r>
+    </w:p>
+    <w:p>
+      <w:r>
+        <w:t>“SceneManager” komponente pārvalda ainas un tās pārslēgšanu uz citām ainām un tā ir viena no komponentēm ar vizuālu izvadi, kā arī “SettingsWindow” un “ExitDialog” komponentes, kuras izvade ir tikai logi ar saviem attiecīgiem uzdevumiem, taču “ToastManager” tikai izvada īslaicīgus paziņojumus, kuras pēc noteikta laika izzūd. “AudioManager” pārvalda datorspēles galveno, mūzikas un skaņu efektu skaļumu, kā arī iestata fona mūzika katrai ainai.</w:t>
+      </w:r>
+      <w:r>
+        <w:t xml:space="preserve"> Datu, progresu un iestatījumu glabāšanu nodrošina “SaveManager”, kura glabā progresa datus, un “SettingsManager”, kura glabā un iestata iestatījumus visā spēlē, piemēram, skaļumu.</w:t>
+      </w:r>
     </w:p>
     <w:p>
       <w:pPr>
         <w:keepNext/>
+        <w:ind w:firstLine="0"/>
         <w:jc w:val="center"/>
       </w:pPr>
       <w:r>
@@ -7453,9 +7493,9 @@
           <w:noProof/>
         </w:rPr>
         <w:drawing>
-          <wp:inline distT="0" distB="0" distL="0" distR="0" wp14:anchorId="71CA1601" wp14:editId="52C130D7">
-            <wp:extent cx="3148794" cy="3497692"/>
-            <wp:effectExtent l="0" t="0" r="0" b="7620"/>
+          <wp:inline distT="0" distB="0" distL="0" distR="0" wp14:anchorId="71CA1601" wp14:editId="5BE0ABDB">
+            <wp:extent cx="5411224" cy="2131696"/>
+            <wp:effectExtent l="0" t="0" r="0" b="1905"/>
             <wp:docPr id="1846154351" name="Picture 1"/>
             <wp:cNvGraphicFramePr>
               <a:graphicFrameLocks xmlns:a="http://schemas.openxmlformats.org/drawingml/2006/main" noChangeAspect="1"/>
@@ -7484,7 +7524,7 @@
                   <pic:spPr bwMode="auto">
                     <a:xfrm>
                       <a:off x="0" y="0"/>
-                      <a:ext cx="3148794" cy="3497692"/>
+                      <a:ext cx="5429931" cy="2139066"/>
                     </a:xfrm>
                     <a:prstGeom prst="rect">
                       <a:avLst/>

--- a/Documentation/Dokumentācija.docx
+++ b/Documentation/Dokumentācija.docx
@@ -6956,10 +6956,728 @@
     </w:p>
     <w:p>
       <w:pPr>
+        <w:pStyle w:val="Virsraksts4"/>
+      </w:pPr>
+      <w:r>
+        <w:t>Visā sistēmā</w:t>
+      </w:r>
+    </w:p>
+    <w:p>
+      <w:pPr>
+        <w:pStyle w:val="Sarakstarindkopa"/>
+        <w:numPr>
+          <w:ilvl w:val="0"/>
+          <w:numId w:val="24"/>
+        </w:numPr>
+        <w:ind w:left="1134" w:hanging="1134"/>
+        <w:rPr>
+          <w:b/>
+          <w:bCs/>
+        </w:rPr>
+      </w:pPr>
+      <w:r>
+        <w:rPr>
+          <w:b/>
+          <w:bCs/>
+        </w:rPr>
+        <w:t>Iestatījumu logs</w:t>
+      </w:r>
+    </w:p>
+    <w:p>
+      <w:r>
+        <w:rPr>
+          <w:u w:val="single"/>
+        </w:rPr>
+        <w:t>Mērķis</w:t>
+      </w:r>
+      <w:r>
+        <w:t>:</w:t>
+      </w:r>
+      <w:r>
+        <w:t xml:space="preserve"> Rādīt iestatījumus, kurus lietotājs var mainīt, piemēram, skaļumu</w:t>
+      </w:r>
+      <w:r>
+        <w:t>.</w:t>
+      </w:r>
+    </w:p>
+    <w:p>
+      <w:r>
+        <w:rPr>
+          <w:u w:val="single"/>
+        </w:rPr>
+        <w:t>Izvaddati</w:t>
+      </w:r>
+      <w:r>
+        <w:t>:</w:t>
+      </w:r>
+      <w:r>
+        <w:t xml:space="preserve"> Iestatījumu logs datorspēles loga centrā</w:t>
+      </w:r>
+      <w:r>
+        <w:t>.</w:t>
+      </w:r>
+    </w:p>
+    <w:p>
+      <w:pPr>
+        <w:pStyle w:val="Sarakstarindkopa"/>
+        <w:numPr>
+          <w:ilvl w:val="0"/>
+          <w:numId w:val="24"/>
+        </w:numPr>
+        <w:ind w:left="1134" w:hanging="1134"/>
+        <w:rPr>
+          <w:b/>
+          <w:bCs/>
+        </w:rPr>
+      </w:pPr>
+      <w:r>
+        <w:rPr>
+          <w:b/>
+          <w:bCs/>
+        </w:rPr>
+        <w:t>Galvenā skaļuma maiņa</w:t>
+      </w:r>
+    </w:p>
+    <w:p>
+      <w:r>
+        <w:rPr>
+          <w:u w:val="single"/>
+        </w:rPr>
+        <w:t>Mērķis</w:t>
+      </w:r>
+      <w:r>
+        <w:t xml:space="preserve">: </w:t>
+      </w:r>
+      <w:r>
+        <w:t>Mainīt galveno skaļumu</w:t>
+      </w:r>
+      <w:r>
+        <w:t>.</w:t>
+      </w:r>
+    </w:p>
+    <w:p>
+      <w:r>
+        <w:rPr>
+          <w:u w:val="single"/>
+        </w:rPr>
+        <w:t>Ievaddati</w:t>
+      </w:r>
+      <w:r>
+        <w:t xml:space="preserve">: </w:t>
+      </w:r>
+      <w:r>
+        <w:t>Galvenā skaļuma slīdnis</w:t>
+      </w:r>
+      <w:r>
+        <w:t>.</w:t>
+      </w:r>
+    </w:p>
+    <w:p>
+      <w:r>
+        <w:rPr>
+          <w:u w:val="single"/>
+        </w:rPr>
+        <w:t>Apstrāde</w:t>
+      </w:r>
+      <w:r>
+        <w:t xml:space="preserve">: </w:t>
+      </w:r>
+      <w:r>
+        <w:t>Lietotājam turot slīdni, galvenā skaļuma vērtība palielinās vai mazinās pēc slīdņa virziena</w:t>
+      </w:r>
+      <w:r>
+        <w:t>.</w:t>
+      </w:r>
+    </w:p>
+    <w:p>
+      <w:r>
+        <w:rPr>
+          <w:u w:val="single"/>
+        </w:rPr>
+        <w:t>Izvaddati</w:t>
+      </w:r>
+      <w:r>
+        <w:t>:</w:t>
+      </w:r>
+      <w:r>
+        <w:t xml:space="preserve"> Galvenā skaļuma lieluma vērtība</w:t>
+      </w:r>
+      <w:r>
+        <w:t>.</w:t>
+      </w:r>
+    </w:p>
+    <w:p/>
+    <w:p/>
+    <w:p>
+      <w:pPr>
+        <w:pStyle w:val="Sarakstarindkopa"/>
+        <w:numPr>
+          <w:ilvl w:val="0"/>
+          <w:numId w:val="24"/>
+        </w:numPr>
+        <w:ind w:left="1134" w:hanging="1134"/>
+        <w:rPr>
+          <w:b/>
+          <w:bCs/>
+        </w:rPr>
+      </w:pPr>
+      <w:r>
+        <w:rPr>
+          <w:b/>
+          <w:bCs/>
+        </w:rPr>
+        <w:t>Mūzikas</w:t>
+      </w:r>
+      <w:r>
+        <w:rPr>
+          <w:b/>
+          <w:bCs/>
+        </w:rPr>
+        <w:t xml:space="preserve"> skaļuma maiņa</w:t>
+      </w:r>
+    </w:p>
+    <w:p>
+      <w:r>
+        <w:rPr>
+          <w:u w:val="single"/>
+        </w:rPr>
+        <w:t>Mērķis</w:t>
+      </w:r>
+      <w:r>
+        <w:t xml:space="preserve">: Mainīt </w:t>
+      </w:r>
+      <w:r>
+        <w:t xml:space="preserve">fona mūzikas </w:t>
+      </w:r>
+      <w:r>
+        <w:t>skaļumu.</w:t>
+      </w:r>
+    </w:p>
+    <w:p>
+      <w:r>
+        <w:rPr>
+          <w:u w:val="single"/>
+        </w:rPr>
+        <w:t>Ievaddati</w:t>
+      </w:r>
+      <w:r>
+        <w:t xml:space="preserve">: </w:t>
+      </w:r>
+      <w:r>
+        <w:t xml:space="preserve">Mūzikas </w:t>
+      </w:r>
+      <w:r>
+        <w:t>skaļuma slīdnis.</w:t>
+      </w:r>
+    </w:p>
+    <w:p>
+      <w:r>
+        <w:rPr>
+          <w:u w:val="single"/>
+        </w:rPr>
+        <w:t>Apstrāde</w:t>
+      </w:r>
+      <w:r>
+        <w:t>: Lietotājam turot slīdni,</w:t>
+      </w:r>
+      <w:r>
+        <w:t xml:space="preserve"> mūzikas</w:t>
+      </w:r>
+      <w:r>
+        <w:t xml:space="preserve"> skaļuma vērtība palielinās vai mazinās pēc slīdņa virziena.</w:t>
+      </w:r>
+    </w:p>
+    <w:p>
+      <w:r>
+        <w:rPr>
+          <w:u w:val="single"/>
+        </w:rPr>
+        <w:t>Izvaddati</w:t>
+      </w:r>
+      <w:r>
+        <w:t xml:space="preserve">: </w:t>
+      </w:r>
+      <w:r>
+        <w:t>Mūzikas s</w:t>
+      </w:r>
+      <w:r>
+        <w:t>kaļuma lielum</w:t>
+      </w:r>
+      <w:r>
+        <w:t>a vērtība</w:t>
+      </w:r>
+      <w:r>
+        <w:t>.</w:t>
+      </w:r>
+    </w:p>
+    <w:p>
+      <w:pPr>
+        <w:pStyle w:val="Sarakstarindkopa"/>
+        <w:numPr>
+          <w:ilvl w:val="0"/>
+          <w:numId w:val="24"/>
+        </w:numPr>
+        <w:ind w:left="1134" w:hanging="1134"/>
+        <w:rPr>
+          <w:b/>
+          <w:bCs/>
+        </w:rPr>
+      </w:pPr>
+      <w:r>
+        <w:rPr>
+          <w:b/>
+          <w:bCs/>
+        </w:rPr>
+        <w:t>Skaņas efektu</w:t>
+      </w:r>
+      <w:r>
+        <w:rPr>
+          <w:b/>
+          <w:bCs/>
+        </w:rPr>
+        <w:t xml:space="preserve"> skaļuma maiņa</w:t>
+      </w:r>
+    </w:p>
+    <w:p>
+      <w:r>
+        <w:rPr>
+          <w:u w:val="single"/>
+        </w:rPr>
+        <w:t>Mērķis</w:t>
+      </w:r>
+      <w:r>
+        <w:t xml:space="preserve">: Mainīt </w:t>
+      </w:r>
+      <w:r>
+        <w:t xml:space="preserve">skaņas efektu </w:t>
+      </w:r>
+      <w:r>
+        <w:t>skaļumu.</w:t>
+      </w:r>
+    </w:p>
+    <w:p>
+      <w:r>
+        <w:rPr>
+          <w:u w:val="single"/>
+        </w:rPr>
+        <w:t>Ievaddati</w:t>
+      </w:r>
+      <w:r>
+        <w:t xml:space="preserve">: </w:t>
+      </w:r>
+      <w:r>
+        <w:t xml:space="preserve">Skaņas efektu </w:t>
+      </w:r>
+      <w:r>
+        <w:t>skaļuma slīdnis.</w:t>
+      </w:r>
+    </w:p>
+    <w:p>
+      <w:r>
+        <w:rPr>
+          <w:u w:val="single"/>
+        </w:rPr>
+        <w:t>Apstrāde</w:t>
+      </w:r>
+      <w:r>
+        <w:t xml:space="preserve">: Lietotājam turot slīdni, </w:t>
+      </w:r>
+      <w:r>
+        <w:t>s</w:t>
+      </w:r>
+      <w:r>
+        <w:t xml:space="preserve">kaņas efektu </w:t>
+      </w:r>
+      <w:r>
+        <w:t>skaļuma vērtība palielinās vai mazinās pēc slīdņa virziena.</w:t>
+      </w:r>
+    </w:p>
+    <w:p>
+      <w:r>
+        <w:rPr>
+          <w:u w:val="single"/>
+        </w:rPr>
+        <w:t>Izvaddati</w:t>
+      </w:r>
+      <w:r>
+        <w:t xml:space="preserve">: </w:t>
+      </w:r>
+      <w:r>
+        <w:t xml:space="preserve">Skaņas efektu </w:t>
+      </w:r>
+      <w:r>
+        <w:t>s</w:t>
+      </w:r>
+      <w:r>
+        <w:t>kaļuma lielum</w:t>
+      </w:r>
+      <w:r>
+        <w:t>a vērtība</w:t>
+      </w:r>
+      <w:r>
+        <w:t>.</w:t>
+      </w:r>
+    </w:p>
+    <w:p>
+      <w:pPr>
+        <w:pStyle w:val="Sarakstarindkopa"/>
+        <w:numPr>
+          <w:ilvl w:val="0"/>
+          <w:numId w:val="24"/>
+        </w:numPr>
+        <w:ind w:left="1134" w:hanging="1134"/>
+        <w:rPr>
+          <w:b/>
+          <w:bCs/>
+        </w:rPr>
+      </w:pPr>
+      <w:r>
+        <w:rPr>
+          <w:b/>
+          <w:bCs/>
+        </w:rPr>
+        <w:t>Iestatījuma loga aizvēršana</w:t>
+      </w:r>
+    </w:p>
+    <w:p>
+      <w:r>
+        <w:rPr>
+          <w:u w:val="single"/>
+        </w:rPr>
+        <w:t>Mērķis</w:t>
+      </w:r>
+      <w:r>
+        <w:t xml:space="preserve">: </w:t>
+      </w:r>
+      <w:r>
+        <w:t>Aizvērt iestatījuma logu</w:t>
+      </w:r>
+      <w:r>
+        <w:t>.</w:t>
+      </w:r>
+    </w:p>
+    <w:p>
+      <w:r>
+        <w:rPr>
+          <w:u w:val="single"/>
+        </w:rPr>
+        <w:t>Ievaddati</w:t>
+      </w:r>
+      <w:r>
+        <w:t xml:space="preserve">: </w:t>
+      </w:r>
+      <w:r>
+        <w:t>Aizvēršanas poga</w:t>
+      </w:r>
+      <w:r>
+        <w:t>.</w:t>
+      </w:r>
+    </w:p>
+    <w:p>
+      <w:r>
+        <w:rPr>
+          <w:u w:val="single"/>
+        </w:rPr>
+        <w:t>Apstrāde</w:t>
+      </w:r>
+      <w:r>
+        <w:t xml:space="preserve">: </w:t>
+      </w:r>
+      <w:r>
+        <w:t>Iestatījumi tiek saglabāti un logs tiek paslēpts</w:t>
+      </w:r>
+      <w:r>
+        <w:t>.</w:t>
+      </w:r>
+    </w:p>
+    <w:p>
+      <w:r>
+        <w:rPr>
+          <w:u w:val="single"/>
+        </w:rPr>
+        <w:t>Izvaddati</w:t>
+      </w:r>
+      <w:r>
+        <w:t xml:space="preserve">: </w:t>
+      </w:r>
+      <w:r>
+        <w:t>Slēpts logs</w:t>
+      </w:r>
+      <w:r>
+        <w:t>.</w:t>
+      </w:r>
+    </w:p>
+    <w:p>
+      <w:pPr>
+        <w:pStyle w:val="Sarakstarindkopa"/>
+        <w:numPr>
+          <w:ilvl w:val="0"/>
+          <w:numId w:val="24"/>
+        </w:numPr>
+        <w:ind w:left="1134" w:hanging="1134"/>
+        <w:rPr>
+          <w:b/>
+          <w:bCs/>
+        </w:rPr>
+      </w:pPr>
+      <w:r>
+        <w:rPr>
+          <w:b/>
+          <w:bCs/>
+        </w:rPr>
+        <w:t>Izejas</w:t>
+      </w:r>
+      <w:r>
+        <w:rPr>
+          <w:b/>
+          <w:bCs/>
+        </w:rPr>
+        <w:t xml:space="preserve"> </w:t>
+      </w:r>
+      <w:r>
+        <w:rPr>
+          <w:b/>
+          <w:bCs/>
+        </w:rPr>
+        <w:t>dialog</w:t>
+      </w:r>
+      <w:r>
+        <w:rPr>
+          <w:b/>
+          <w:bCs/>
+        </w:rPr>
+        <w:t>logs</w:t>
+      </w:r>
+    </w:p>
+    <w:p>
+      <w:r>
+        <w:rPr>
+          <w:u w:val="single"/>
+        </w:rPr>
+        <w:t>Mērķis</w:t>
+      </w:r>
+      <w:r>
+        <w:t xml:space="preserve">: </w:t>
+      </w:r>
+      <w:r>
+        <w:t>Rādīt datorspēles iziešanas vaicājumu</w:t>
+      </w:r>
+      <w:r>
+        <w:t>.</w:t>
+      </w:r>
+    </w:p>
+    <w:p>
+      <w:r>
+        <w:rPr>
+          <w:u w:val="single"/>
+        </w:rPr>
+        <w:t>Ievaddati</w:t>
+      </w:r>
+      <w:r>
+        <w:t xml:space="preserve">: </w:t>
+      </w:r>
+      <w:r>
+        <w:t>Aizvēršanas poga loga stūrī</w:t>
+      </w:r>
+      <w:r>
+        <w:t>.</w:t>
+      </w:r>
+    </w:p>
+    <w:p>
+      <w:r>
+        <w:rPr>
+          <w:u w:val="single"/>
+        </w:rPr>
+        <w:t>Izvaddati</w:t>
+      </w:r>
+      <w:r>
+        <w:t xml:space="preserve">: </w:t>
+      </w:r>
+      <w:r>
+        <w:t>Vaicājuma logs ar iespējām iziet vai atlikt</w:t>
+      </w:r>
+      <w:r>
+        <w:t>.</w:t>
+      </w:r>
+    </w:p>
+    <w:p>
+      <w:pPr>
+        <w:pStyle w:val="Sarakstarindkopa"/>
+        <w:numPr>
+          <w:ilvl w:val="0"/>
+          <w:numId w:val="24"/>
+        </w:numPr>
+        <w:ind w:left="1134" w:hanging="1134"/>
+        <w:rPr>
+          <w:b/>
+          <w:bCs/>
+        </w:rPr>
+      </w:pPr>
+      <w:r>
+        <w:rPr>
+          <w:b/>
+          <w:bCs/>
+        </w:rPr>
+        <w:t>Spēles aizvēršana</w:t>
+      </w:r>
+    </w:p>
+    <w:p>
+      <w:r>
+        <w:rPr>
+          <w:u w:val="single"/>
+        </w:rPr>
+        <w:t>Mērķis</w:t>
+      </w:r>
+      <w:r>
+        <w:t xml:space="preserve">: </w:t>
+      </w:r>
+      <w:r>
+        <w:t xml:space="preserve">Apturēt spēles darbību </w:t>
+      </w:r>
+      <w:r>
+        <w:t>glabājot datus</w:t>
+      </w:r>
+      <w:r>
+        <w:t>.</w:t>
+      </w:r>
+    </w:p>
+    <w:p>
+      <w:r>
+        <w:rPr>
+          <w:u w:val="single"/>
+        </w:rPr>
+        <w:t>Ievaddati</w:t>
+      </w:r>
+      <w:r>
+        <w:t xml:space="preserve">: </w:t>
+      </w:r>
+      <w:r>
+        <w:t>Izejas dialogloga apstiprinājuma poga</w:t>
+      </w:r>
+      <w:r>
+        <w:t>.</w:t>
+      </w:r>
+    </w:p>
+    <w:p>
+      <w:r>
+        <w:rPr>
+          <w:u w:val="single"/>
+        </w:rPr>
+        <w:t>Apstrāde</w:t>
+      </w:r>
+      <w:r>
+        <w:t xml:space="preserve">: </w:t>
+      </w:r>
+      <w:r>
+        <w:t>Iestatījumi un progresa dati tiek saglabāti, tad ietvars tiek izsaukts aizvēršanai</w:t>
+      </w:r>
+      <w:r>
+        <w:t>.</w:t>
+      </w:r>
+    </w:p>
+    <w:p>
+      <w:r>
+        <w:rPr>
+          <w:u w:val="single"/>
+        </w:rPr>
+        <w:t>Izvaddati</w:t>
+      </w:r>
+      <w:r>
+        <w:t>:</w:t>
+      </w:r>
+      <w:r>
+        <w:t xml:space="preserve"> Aizvērta datorspēle</w:t>
+      </w:r>
+      <w:r>
+        <w:t>.</w:t>
+      </w:r>
+    </w:p>
+    <w:p>
+      <w:pPr>
+        <w:pStyle w:val="Sarakstarindkopa"/>
+        <w:numPr>
+          <w:ilvl w:val="0"/>
+          <w:numId w:val="24"/>
+        </w:numPr>
+        <w:ind w:left="1134" w:hanging="1134"/>
+        <w:rPr>
+          <w:b/>
+          <w:bCs/>
+        </w:rPr>
+      </w:pPr>
+      <w:r>
+        <w:rPr>
+          <w:b/>
+          <w:bCs/>
+        </w:rPr>
+        <w:t>Spēles aizvēršana</w:t>
+      </w:r>
+      <w:r>
+        <w:rPr>
+          <w:b/>
+          <w:bCs/>
+        </w:rPr>
+        <w:t>s atlikšana</w:t>
+      </w:r>
+    </w:p>
+    <w:p>
+      <w:r>
+        <w:rPr>
+          <w:u w:val="single"/>
+        </w:rPr>
+        <w:t>Mērķis</w:t>
+      </w:r>
+      <w:r>
+        <w:t xml:space="preserve">: </w:t>
+      </w:r>
+      <w:r>
+        <w:t>Atlikt spēles aizvēršanu</w:t>
+      </w:r>
+      <w:r>
+        <w:t>.</w:t>
+      </w:r>
+    </w:p>
+    <w:p>
+      <w:r>
+        <w:rPr>
+          <w:u w:val="single"/>
+        </w:rPr>
+        <w:t>Ievaddati</w:t>
+      </w:r>
+      <w:r>
+        <w:t xml:space="preserve">: Izejas dialogloga </w:t>
+      </w:r>
+      <w:r>
+        <w:t xml:space="preserve">atlikšanas </w:t>
+      </w:r>
+      <w:r>
+        <w:t>poga.</w:t>
+      </w:r>
+    </w:p>
+    <w:p>
+      <w:r>
+        <w:rPr>
+          <w:u w:val="single"/>
+        </w:rPr>
+        <w:t>Izvaddati</w:t>
+      </w:r>
+      <w:r>
+        <w:t xml:space="preserve">: </w:t>
+      </w:r>
+      <w:r>
+        <w:t>Paslēpta izejas dialoglogs</w:t>
+      </w:r>
+      <w:r>
+        <w:t>.</w:t>
+      </w:r>
+    </w:p>
+    <w:p>
+      <w:pPr>
         <w:pStyle w:val="Virsraksts2"/>
       </w:pPr>
       <w:bookmarkStart w:id="13" w:name="_Toc225723237"/>
       <w:r>
+        <w:lastRenderedPageBreak/>
         <w:t>Nefunkcionālās prasības</w:t>
       </w:r>
       <w:bookmarkEnd w:id="13"/>
@@ -7020,7 +7738,6 @@
     </w:p>
     <w:p>
       <w:r>
-        <w:lastRenderedPageBreak/>
         <w:t>5)</w:t>
       </w:r>
       <w:r>
@@ -7134,7 +7851,11 @@
       </w:r>
       <w:r>
         <w:tab/>
-        <w:t>Izglītība – no šī viedokļa spēles saturs var tikt izmantota izglītībai, piemēram, mehānikas fiziku aprēķinot šāviņa trajektoriju vai aizsardzību, kura iekļauj minēto fiziku un aizsardzībai saistītā topogrāfijas, sakaru un taktikas pamatus, lai ar tām zināšanām iesāktu padziļināto prasmju attīstību.</w:t>
+        <w:t xml:space="preserve">Izglītība – no šī viedokļa spēles saturs var tikt izmantota izglītībai, piemēram, mehānikas fiziku aprēķinot šāviņa trajektoriju vai aizsardzību, kura iekļauj minēto fiziku un </w:t>
+      </w:r>
+      <w:r>
+        <w:lastRenderedPageBreak/>
+        <w:t>aizsardzībai saistītā topogrāfijas, sakaru un taktikas pamatus, lai ar tām zināšanām iesāktu padziļināto prasmju attīstību.</w:t>
       </w:r>
     </w:p>
     <w:p>
@@ -12704,11 +13425,11 @@
   <w:abstractNum w:abstractNumId="27" w15:restartNumberingAfterBreak="0">
     <w:nsid w:val="7AFD0752"/>
     <w:multiLevelType w:val="multilevel"/>
-    <w:tmpl w:val="41B8BF36"/>
+    <w:tmpl w:val="E6AAC4E0"/>
     <w:lvl w:ilvl="0">
       <w:start w:val="13"/>
       <w:numFmt w:val="decimal"/>
-      <w:lvlText w:val="PR.SL.%1."/>
+      <w:lvlText w:val="PR.VS.%1."/>
       <w:lvlJc w:val="left"/>
       <w:pPr>
         <w:ind w:left="360" w:hanging="360"/>
@@ -13620,7 +14341,7 @@
   <w:style w:type="paragraph" w:default="1" w:styleId="Parasts">
     <w:name w:val="Normal"/>
     <w:qFormat/>
-    <w:rsid w:val="00B00843"/>
+    <w:rsid w:val="00F4499A"/>
     <w:pPr>
       <w:spacing w:after="0" w:line="360" w:lineRule="auto"/>
       <w:ind w:firstLine="851"/>

--- a/Documentation/Dokumentācija.docx
+++ b/Documentation/Dokumentācija.docx
@@ -6967,7 +6967,7 @@
         <w:pStyle w:val="Sarakstarindkopa"/>
         <w:numPr>
           <w:ilvl w:val="0"/>
-          <w:numId w:val="24"/>
+          <w:numId w:val="32"/>
         </w:numPr>
         <w:ind w:left="1134" w:hanging="1134"/>
         <w:rPr>
@@ -7022,7 +7022,7 @@
         <w:pStyle w:val="Sarakstarindkopa"/>
         <w:numPr>
           <w:ilvl w:val="0"/>
-          <w:numId w:val="24"/>
+          <w:numId w:val="32"/>
         </w:numPr>
         <w:ind w:left="1134" w:hanging="1134"/>
         <w:rPr>
@@ -7113,7 +7113,7 @@
         <w:pStyle w:val="Sarakstarindkopa"/>
         <w:numPr>
           <w:ilvl w:val="0"/>
-          <w:numId w:val="24"/>
+          <w:numId w:val="32"/>
         </w:numPr>
         <w:ind w:left="1134" w:hanging="1134"/>
         <w:rPr>
@@ -7215,7 +7215,7 @@
         <w:pStyle w:val="Sarakstarindkopa"/>
         <w:numPr>
           <w:ilvl w:val="0"/>
-          <w:numId w:val="24"/>
+          <w:numId w:val="32"/>
         </w:numPr>
         <w:ind w:left="1134" w:hanging="1134"/>
         <w:rPr>
@@ -7323,7 +7323,7 @@
         <w:pStyle w:val="Sarakstarindkopa"/>
         <w:numPr>
           <w:ilvl w:val="0"/>
-          <w:numId w:val="24"/>
+          <w:numId w:val="32"/>
         </w:numPr>
         <w:ind w:left="1134" w:hanging="1134"/>
         <w:rPr>
@@ -7412,7 +7412,7 @@
         <w:pStyle w:val="Sarakstarindkopa"/>
         <w:numPr>
           <w:ilvl w:val="0"/>
-          <w:numId w:val="24"/>
+          <w:numId w:val="32"/>
         </w:numPr>
         <w:ind w:left="1134" w:hanging="1134"/>
         <w:rPr>
@@ -7505,7 +7505,7 @@
         <w:pStyle w:val="Sarakstarindkopa"/>
         <w:numPr>
           <w:ilvl w:val="0"/>
-          <w:numId w:val="24"/>
+          <w:numId w:val="32"/>
         </w:numPr>
         <w:ind w:left="1134" w:hanging="1134"/>
         <w:rPr>
@@ -7597,7 +7597,7 @@
         <w:pStyle w:val="Sarakstarindkopa"/>
         <w:numPr>
           <w:ilvl w:val="0"/>
-          <w:numId w:val="24"/>
+          <w:numId w:val="32"/>
         </w:numPr>
         <w:ind w:left="1134" w:hanging="1134"/>
         <w:rPr>
@@ -8128,6 +8128,9 @@
       <w:bookmarkEnd w:id="30"/>
       <w:r>
         <w:t xml:space="preserve">pārvaldnieku </w:t>
+      </w:r>
+      <w:r>
+        <w:t xml:space="preserve">komponenšu </w:t>
       </w:r>
       <w:r>
         <w:t>struktūra</w:t>
@@ -8305,6 +8308,94 @@
     </w:p>
     <w:p>
       <w:pPr>
+        <w:ind w:firstLine="0"/>
+      </w:pPr>
+    </w:p>
+    <w:p>
+      <w:pPr>
+        <w:ind w:firstLine="0"/>
+      </w:pPr>
+    </w:p>
+    <w:p>
+      <w:pPr>
+        <w:ind w:firstLine="0"/>
+      </w:pPr>
+    </w:p>
+    <w:p>
+      <w:pPr>
+        <w:ind w:firstLine="0"/>
+      </w:pPr>
+    </w:p>
+    <w:p>
+      <w:pPr>
+        <w:pStyle w:val="Virsraksts3"/>
+      </w:pPr>
+      <w:r>
+        <w:lastRenderedPageBreak/>
+        <w:t>Ainu</w:t>
+      </w:r>
+      <w:r>
+        <w:t xml:space="preserve"> komponenšu struktūra</w:t>
+      </w:r>
+    </w:p>
+    <w:p>
+      <w:r>
+        <w:t xml:space="preserve">“SceneManager” komponente pārvalda </w:t>
+      </w:r>
+      <w:r>
+        <w:t>norādīto (skat. 2. attēl</w:t>
+      </w:r>
+      <w:r>
+        <w:t>u</w:t>
+      </w:r>
+      <w:r>
+        <w:t xml:space="preserve">) </w:t>
+      </w:r>
+      <w:r>
+        <w:t>ainu pārslēgšanu, kurām arī ir savas komponentes, lai veiktu savus uzdevumus. “Start”</w:t>
+      </w:r>
+      <w:r>
+        <w:t xml:space="preserve"> (</w:t>
+      </w:r>
+      <w:r>
+        <w:t>Sākums</w:t>
+      </w:r>
+      <w:r>
+        <w:t>)</w:t>
+      </w:r>
+      <w:r>
+        <w:t xml:space="preserve"> aina ir sākuma izvēlne, kurā spēlētājs var pārslēgt uz līmeņu atlases ainu “LevelSelection”, lasīt šī projekta anotāciju, mainīt iestatījumus vai iziet no datorspēles. “LevelSelection” </w:t>
+      </w:r>
+      <w:r>
+        <w:t>(</w:t>
+      </w:r>
+      <w:r>
+        <w:t>Līmeņu atlase</w:t>
+      </w:r>
+      <w:r>
+        <w:t xml:space="preserve">) </w:t>
+      </w:r>
+      <w:r>
+        <w:t>aina norāda līmeņus</w:t>
+      </w:r>
+      <w:r>
+        <w:t>, kuri ir izvietoti kartē ar paveidiem un pieejamības stāvolkim. “Battle” (Spēles laukums) ain</w:t>
+      </w:r>
+      <w:r>
+        <w:t>ā ir spēle ar līmeņa nosacījumiem, objekti kartes laukumā un norādīti uzdevumi uzvarai</w:t>
+      </w:r>
+      <w:r>
+        <w:t xml:space="preserve"> un satur visvairāk komponenšu kā stadiju pārvaldīšana, nosacījumu sekošana un pauzēšanu</w:t>
+      </w:r>
+      <w:r>
+        <w:t>.</w:t>
+      </w:r>
+      <w:r>
+        <w:t xml:space="preserve"> Visās trīs ainās vai pārslēgties uz citu ainu izsaucot ainu pārvaldnieku un norādot ainu.</w:t>
+      </w:r>
+    </w:p>
+    <w:p>
+      <w:pPr>
         <w:keepNext/>
         <w:ind w:firstLine="0"/>
         <w:jc w:val="center"/>
@@ -8313,11 +8404,10 @@
         <w:rPr>
           <w:noProof/>
         </w:rPr>
-        <w:lastRenderedPageBreak/>
         <w:drawing>
-          <wp:inline distT="0" distB="0" distL="0" distR="0" wp14:anchorId="6EA2D2B2" wp14:editId="7A9F9879">
-            <wp:extent cx="5229225" cy="5591175"/>
-            <wp:effectExtent l="0" t="0" r="9525" b="9525"/>
+          <wp:inline distT="0" distB="0" distL="0" distR="0" wp14:anchorId="6EA2D2B2" wp14:editId="02280F3D">
+            <wp:extent cx="5229225" cy="1917382"/>
+            <wp:effectExtent l="0" t="0" r="0" b="6985"/>
             <wp:docPr id="1816749902" name="Picture 6"/>
             <wp:cNvGraphicFramePr>
               <a:graphicFrameLocks xmlns:a="http://schemas.openxmlformats.org/drawingml/2006/main" noChangeAspect="1"/>
@@ -8326,7 +8416,7 @@
               <a:graphicData uri="http://schemas.openxmlformats.org/drawingml/2006/picture">
                 <pic:pic xmlns:pic="http://schemas.openxmlformats.org/drawingml/2006/picture">
                   <pic:nvPicPr>
-                    <pic:cNvPr id="1816749902" name="Picture 1816749902"/>
+                    <pic:cNvPr id="1816749902" name="Picture 6"/>
                     <pic:cNvPicPr/>
                   </pic:nvPicPr>
                   <pic:blipFill>
@@ -8344,7 +8434,7 @@
                   <pic:spPr>
                     <a:xfrm>
                       <a:off x="0" y="0"/>
-                      <a:ext cx="5229225" cy="5591175"/>
+                      <a:ext cx="5229225" cy="1917382"/>
                     </a:xfrm>
                     <a:prstGeom prst="rect">
                       <a:avLst/>
@@ -13165,269 +13255,11 @@
     </w:lvl>
   </w:abstractNum>
   <w:abstractNum w:abstractNumId="24" w15:restartNumberingAfterBreak="0">
-    <w:nsid w:val="6E7B44EF"/>
-    <w:multiLevelType w:val="hybridMultilevel"/>
-    <w:tmpl w:val="9424BF12"/>
-    <w:lvl w:ilvl="0" w:tplc="FFFFFFFF">
-      <w:start w:val="1"/>
-      <w:numFmt w:val="decimal"/>
-      <w:lvlText w:val="%1)"/>
-      <w:lvlJc w:val="left"/>
-      <w:pPr>
-        <w:ind w:left="1440" w:hanging="360"/>
-      </w:pPr>
-    </w:lvl>
-    <w:lvl w:ilvl="1" w:tplc="FFFFFFFF">
-      <w:start w:val="1"/>
-      <w:numFmt w:val="lowerLetter"/>
-      <w:lvlText w:val="%2."/>
-      <w:lvlJc w:val="left"/>
-      <w:pPr>
-        <w:ind w:left="2160" w:hanging="360"/>
-      </w:pPr>
-    </w:lvl>
-    <w:lvl w:ilvl="2" w:tplc="FFFFFFFF">
-      <w:start w:val="1"/>
-      <w:numFmt w:val="lowerRoman"/>
-      <w:lvlText w:val="%3."/>
-      <w:lvlJc w:val="right"/>
-      <w:pPr>
-        <w:ind w:left="2880" w:hanging="180"/>
-      </w:pPr>
-    </w:lvl>
-    <w:lvl w:ilvl="3" w:tplc="FFFFFFFF">
-      <w:start w:val="1"/>
-      <w:numFmt w:val="decimal"/>
-      <w:lvlText w:val="%4."/>
-      <w:lvlJc w:val="left"/>
-      <w:pPr>
-        <w:ind w:left="3600" w:hanging="360"/>
-      </w:pPr>
-    </w:lvl>
-    <w:lvl w:ilvl="4" w:tplc="FFFFFFFF">
-      <w:start w:val="1"/>
-      <w:numFmt w:val="lowerLetter"/>
-      <w:lvlText w:val="%5."/>
-      <w:lvlJc w:val="left"/>
-      <w:pPr>
-        <w:ind w:left="4320" w:hanging="360"/>
-      </w:pPr>
-    </w:lvl>
-    <w:lvl w:ilvl="5" w:tplc="FFFFFFFF">
-      <w:start w:val="1"/>
-      <w:numFmt w:val="lowerRoman"/>
-      <w:lvlText w:val="%6."/>
-      <w:lvlJc w:val="right"/>
-      <w:pPr>
-        <w:ind w:left="5040" w:hanging="180"/>
-      </w:pPr>
-    </w:lvl>
-    <w:lvl w:ilvl="6" w:tplc="FFFFFFFF">
-      <w:start w:val="1"/>
-      <w:numFmt w:val="decimal"/>
-      <w:lvlText w:val="%7."/>
-      <w:lvlJc w:val="left"/>
-      <w:pPr>
-        <w:ind w:left="5760" w:hanging="360"/>
-      </w:pPr>
-    </w:lvl>
-    <w:lvl w:ilvl="7" w:tplc="FFFFFFFF">
-      <w:start w:val="1"/>
-      <w:numFmt w:val="lowerLetter"/>
-      <w:lvlText w:val="%8."/>
-      <w:lvlJc w:val="left"/>
-      <w:pPr>
-        <w:ind w:left="6480" w:hanging="360"/>
-      </w:pPr>
-    </w:lvl>
-    <w:lvl w:ilvl="8" w:tplc="FFFFFFFF">
-      <w:start w:val="1"/>
-      <w:numFmt w:val="lowerRoman"/>
-      <w:lvlText w:val="%9."/>
-      <w:lvlJc w:val="right"/>
-      <w:pPr>
-        <w:ind w:left="7200" w:hanging="180"/>
-      </w:pPr>
-    </w:lvl>
-  </w:abstractNum>
-  <w:abstractNum w:abstractNumId="25" w15:restartNumberingAfterBreak="0">
-    <w:nsid w:val="761547AD"/>
+    <w:nsid w:val="69F354E7"/>
     <w:multiLevelType w:val="multilevel"/>
-    <w:tmpl w:val="0426001D"/>
+    <w:tmpl w:val="CDC45E04"/>
     <w:lvl w:ilvl="0">
-      <w:start w:val="1"/>
-      <w:numFmt w:val="decimal"/>
-      <w:lvlText w:val="%1)"/>
-      <w:lvlJc w:val="left"/>
-      <w:pPr>
-        <w:ind w:left="1800" w:hanging="360"/>
-      </w:pPr>
-    </w:lvl>
-    <w:lvl w:ilvl="1">
-      <w:start w:val="1"/>
-      <w:numFmt w:val="lowerLetter"/>
-      <w:lvlText w:val="%2)"/>
-      <w:lvlJc w:val="left"/>
-      <w:pPr>
-        <w:ind w:left="2160" w:hanging="360"/>
-      </w:pPr>
-    </w:lvl>
-    <w:lvl w:ilvl="2">
-      <w:start w:val="1"/>
-      <w:numFmt w:val="lowerRoman"/>
-      <w:lvlText w:val="%3)"/>
-      <w:lvlJc w:val="left"/>
-      <w:pPr>
-        <w:ind w:left="2520" w:hanging="360"/>
-      </w:pPr>
-    </w:lvl>
-    <w:lvl w:ilvl="3">
-      <w:start w:val="1"/>
-      <w:numFmt w:val="decimal"/>
-      <w:lvlText w:val="(%4)"/>
-      <w:lvlJc w:val="left"/>
-      <w:pPr>
-        <w:ind w:left="2880" w:hanging="360"/>
-      </w:pPr>
-    </w:lvl>
-    <w:lvl w:ilvl="4">
-      <w:start w:val="1"/>
-      <w:numFmt w:val="lowerLetter"/>
-      <w:lvlText w:val="(%5)"/>
-      <w:lvlJc w:val="left"/>
-      <w:pPr>
-        <w:ind w:left="3240" w:hanging="360"/>
-      </w:pPr>
-    </w:lvl>
-    <w:lvl w:ilvl="5">
-      <w:start w:val="1"/>
-      <w:numFmt w:val="lowerRoman"/>
-      <w:lvlText w:val="(%6)"/>
-      <w:lvlJc w:val="left"/>
-      <w:pPr>
-        <w:ind w:left="3600" w:hanging="360"/>
-      </w:pPr>
-    </w:lvl>
-    <w:lvl w:ilvl="6">
-      <w:start w:val="1"/>
-      <w:numFmt w:val="decimal"/>
-      <w:lvlText w:val="%7."/>
-      <w:lvlJc w:val="left"/>
-      <w:pPr>
-        <w:ind w:left="3960" w:hanging="360"/>
-      </w:pPr>
-    </w:lvl>
-    <w:lvl w:ilvl="7">
-      <w:start w:val="1"/>
-      <w:numFmt w:val="lowerLetter"/>
-      <w:lvlText w:val="%8."/>
-      <w:lvlJc w:val="left"/>
-      <w:pPr>
-        <w:ind w:left="4320" w:hanging="360"/>
-      </w:pPr>
-    </w:lvl>
-    <w:lvl w:ilvl="8">
-      <w:start w:val="1"/>
-      <w:numFmt w:val="lowerRoman"/>
-      <w:lvlText w:val="%9."/>
-      <w:lvlJc w:val="left"/>
-      <w:pPr>
-        <w:ind w:left="4680" w:hanging="360"/>
-      </w:pPr>
-    </w:lvl>
-  </w:abstractNum>
-  <w:abstractNum w:abstractNumId="26" w15:restartNumberingAfterBreak="0">
-    <w:nsid w:val="77850915"/>
-    <w:multiLevelType w:val="multilevel"/>
-    <w:tmpl w:val="0426001D"/>
-    <w:lvl w:ilvl="0">
-      <w:start w:val="1"/>
-      <w:numFmt w:val="decimal"/>
-      <w:lvlText w:val="%1)"/>
-      <w:lvlJc w:val="left"/>
-      <w:pPr>
-        <w:ind w:left="1800" w:hanging="360"/>
-      </w:pPr>
-    </w:lvl>
-    <w:lvl w:ilvl="1">
-      <w:start w:val="1"/>
-      <w:numFmt w:val="lowerLetter"/>
-      <w:lvlText w:val="%2)"/>
-      <w:lvlJc w:val="left"/>
-      <w:pPr>
-        <w:ind w:left="2160" w:hanging="360"/>
-      </w:pPr>
-    </w:lvl>
-    <w:lvl w:ilvl="2">
-      <w:start w:val="1"/>
-      <w:numFmt w:val="lowerRoman"/>
-      <w:lvlText w:val="%3)"/>
-      <w:lvlJc w:val="left"/>
-      <w:pPr>
-        <w:ind w:left="2520" w:hanging="360"/>
-      </w:pPr>
-    </w:lvl>
-    <w:lvl w:ilvl="3">
-      <w:start w:val="1"/>
-      <w:numFmt w:val="decimal"/>
-      <w:lvlText w:val="(%4)"/>
-      <w:lvlJc w:val="left"/>
-      <w:pPr>
-        <w:ind w:left="2880" w:hanging="360"/>
-      </w:pPr>
-    </w:lvl>
-    <w:lvl w:ilvl="4">
-      <w:start w:val="1"/>
-      <w:numFmt w:val="lowerLetter"/>
-      <w:lvlText w:val="(%5)"/>
-      <w:lvlJc w:val="left"/>
-      <w:pPr>
-        <w:ind w:left="3240" w:hanging="360"/>
-      </w:pPr>
-    </w:lvl>
-    <w:lvl w:ilvl="5">
-      <w:start w:val="1"/>
-      <w:numFmt w:val="lowerRoman"/>
-      <w:lvlText w:val="(%6)"/>
-      <w:lvlJc w:val="left"/>
-      <w:pPr>
-        <w:ind w:left="3600" w:hanging="360"/>
-      </w:pPr>
-    </w:lvl>
-    <w:lvl w:ilvl="6">
-      <w:start w:val="1"/>
-      <w:numFmt w:val="decimal"/>
-      <w:lvlText w:val="%7."/>
-      <w:lvlJc w:val="left"/>
-      <w:pPr>
-        <w:ind w:left="3960" w:hanging="360"/>
-      </w:pPr>
-    </w:lvl>
-    <w:lvl w:ilvl="7">
-      <w:start w:val="1"/>
-      <w:numFmt w:val="lowerLetter"/>
-      <w:lvlText w:val="%8."/>
-      <w:lvlJc w:val="left"/>
-      <w:pPr>
-        <w:ind w:left="4320" w:hanging="360"/>
-      </w:pPr>
-    </w:lvl>
-    <w:lvl w:ilvl="8">
-      <w:start w:val="1"/>
-      <w:numFmt w:val="lowerRoman"/>
-      <w:lvlText w:val="%9."/>
-      <w:lvlJc w:val="left"/>
-      <w:pPr>
-        <w:ind w:left="4680" w:hanging="360"/>
-      </w:pPr>
-    </w:lvl>
-  </w:abstractNum>
-  <w:abstractNum w:abstractNumId="27" w15:restartNumberingAfterBreak="0">
-    <w:nsid w:val="7AFD0752"/>
-    <w:multiLevelType w:val="multilevel"/>
-    <w:tmpl w:val="E6AAC4E0"/>
-    <w:lvl w:ilvl="0">
-      <w:start w:val="13"/>
+      <w:start w:val="42"/>
       <w:numFmt w:val="decimal"/>
       <w:lvlText w:val="PR.VS.%1."/>
       <w:lvlJc w:val="left"/>
@@ -13537,7 +13369,380 @@
       </w:rPr>
     </w:lvl>
   </w:abstractNum>
+  <w:abstractNum w:abstractNumId="25" w15:restartNumberingAfterBreak="0">
+    <w:nsid w:val="6E7B44EF"/>
+    <w:multiLevelType w:val="hybridMultilevel"/>
+    <w:tmpl w:val="9424BF12"/>
+    <w:lvl w:ilvl="0" w:tplc="FFFFFFFF">
+      <w:start w:val="1"/>
+      <w:numFmt w:val="decimal"/>
+      <w:lvlText w:val="%1)"/>
+      <w:lvlJc w:val="left"/>
+      <w:pPr>
+        <w:ind w:left="1440" w:hanging="360"/>
+      </w:pPr>
+    </w:lvl>
+    <w:lvl w:ilvl="1" w:tplc="FFFFFFFF">
+      <w:start w:val="1"/>
+      <w:numFmt w:val="lowerLetter"/>
+      <w:lvlText w:val="%2."/>
+      <w:lvlJc w:val="left"/>
+      <w:pPr>
+        <w:ind w:left="2160" w:hanging="360"/>
+      </w:pPr>
+    </w:lvl>
+    <w:lvl w:ilvl="2" w:tplc="FFFFFFFF">
+      <w:start w:val="1"/>
+      <w:numFmt w:val="lowerRoman"/>
+      <w:lvlText w:val="%3."/>
+      <w:lvlJc w:val="right"/>
+      <w:pPr>
+        <w:ind w:left="2880" w:hanging="180"/>
+      </w:pPr>
+    </w:lvl>
+    <w:lvl w:ilvl="3" w:tplc="FFFFFFFF">
+      <w:start w:val="1"/>
+      <w:numFmt w:val="decimal"/>
+      <w:lvlText w:val="%4."/>
+      <w:lvlJc w:val="left"/>
+      <w:pPr>
+        <w:ind w:left="3600" w:hanging="360"/>
+      </w:pPr>
+    </w:lvl>
+    <w:lvl w:ilvl="4" w:tplc="FFFFFFFF">
+      <w:start w:val="1"/>
+      <w:numFmt w:val="lowerLetter"/>
+      <w:lvlText w:val="%5."/>
+      <w:lvlJc w:val="left"/>
+      <w:pPr>
+        <w:ind w:left="4320" w:hanging="360"/>
+      </w:pPr>
+    </w:lvl>
+    <w:lvl w:ilvl="5" w:tplc="FFFFFFFF">
+      <w:start w:val="1"/>
+      <w:numFmt w:val="lowerRoman"/>
+      <w:lvlText w:val="%6."/>
+      <w:lvlJc w:val="right"/>
+      <w:pPr>
+        <w:ind w:left="5040" w:hanging="180"/>
+      </w:pPr>
+    </w:lvl>
+    <w:lvl w:ilvl="6" w:tplc="FFFFFFFF">
+      <w:start w:val="1"/>
+      <w:numFmt w:val="decimal"/>
+      <w:lvlText w:val="%7."/>
+      <w:lvlJc w:val="left"/>
+      <w:pPr>
+        <w:ind w:left="5760" w:hanging="360"/>
+      </w:pPr>
+    </w:lvl>
+    <w:lvl w:ilvl="7" w:tplc="FFFFFFFF">
+      <w:start w:val="1"/>
+      <w:numFmt w:val="lowerLetter"/>
+      <w:lvlText w:val="%8."/>
+      <w:lvlJc w:val="left"/>
+      <w:pPr>
+        <w:ind w:left="6480" w:hanging="360"/>
+      </w:pPr>
+    </w:lvl>
+    <w:lvl w:ilvl="8" w:tplc="FFFFFFFF">
+      <w:start w:val="1"/>
+      <w:numFmt w:val="lowerRoman"/>
+      <w:lvlText w:val="%9."/>
+      <w:lvlJc w:val="right"/>
+      <w:pPr>
+        <w:ind w:left="7200" w:hanging="180"/>
+      </w:pPr>
+    </w:lvl>
+  </w:abstractNum>
+  <w:abstractNum w:abstractNumId="26" w15:restartNumberingAfterBreak="0">
+    <w:nsid w:val="761547AD"/>
+    <w:multiLevelType w:val="multilevel"/>
+    <w:tmpl w:val="0426001D"/>
+    <w:lvl w:ilvl="0">
+      <w:start w:val="1"/>
+      <w:numFmt w:val="decimal"/>
+      <w:lvlText w:val="%1)"/>
+      <w:lvlJc w:val="left"/>
+      <w:pPr>
+        <w:ind w:left="1800" w:hanging="360"/>
+      </w:pPr>
+    </w:lvl>
+    <w:lvl w:ilvl="1">
+      <w:start w:val="1"/>
+      <w:numFmt w:val="lowerLetter"/>
+      <w:lvlText w:val="%2)"/>
+      <w:lvlJc w:val="left"/>
+      <w:pPr>
+        <w:ind w:left="2160" w:hanging="360"/>
+      </w:pPr>
+    </w:lvl>
+    <w:lvl w:ilvl="2">
+      <w:start w:val="1"/>
+      <w:numFmt w:val="lowerRoman"/>
+      <w:lvlText w:val="%3)"/>
+      <w:lvlJc w:val="left"/>
+      <w:pPr>
+        <w:ind w:left="2520" w:hanging="360"/>
+      </w:pPr>
+    </w:lvl>
+    <w:lvl w:ilvl="3">
+      <w:start w:val="1"/>
+      <w:numFmt w:val="decimal"/>
+      <w:lvlText w:val="(%4)"/>
+      <w:lvlJc w:val="left"/>
+      <w:pPr>
+        <w:ind w:left="2880" w:hanging="360"/>
+      </w:pPr>
+    </w:lvl>
+    <w:lvl w:ilvl="4">
+      <w:start w:val="1"/>
+      <w:numFmt w:val="lowerLetter"/>
+      <w:lvlText w:val="(%5)"/>
+      <w:lvlJc w:val="left"/>
+      <w:pPr>
+        <w:ind w:left="3240" w:hanging="360"/>
+      </w:pPr>
+    </w:lvl>
+    <w:lvl w:ilvl="5">
+      <w:start w:val="1"/>
+      <w:numFmt w:val="lowerRoman"/>
+      <w:lvlText w:val="(%6)"/>
+      <w:lvlJc w:val="left"/>
+      <w:pPr>
+        <w:ind w:left="3600" w:hanging="360"/>
+      </w:pPr>
+    </w:lvl>
+    <w:lvl w:ilvl="6">
+      <w:start w:val="1"/>
+      <w:numFmt w:val="decimal"/>
+      <w:lvlText w:val="%7."/>
+      <w:lvlJc w:val="left"/>
+      <w:pPr>
+        <w:ind w:left="3960" w:hanging="360"/>
+      </w:pPr>
+    </w:lvl>
+    <w:lvl w:ilvl="7">
+      <w:start w:val="1"/>
+      <w:numFmt w:val="lowerLetter"/>
+      <w:lvlText w:val="%8."/>
+      <w:lvlJc w:val="left"/>
+      <w:pPr>
+        <w:ind w:left="4320" w:hanging="360"/>
+      </w:pPr>
+    </w:lvl>
+    <w:lvl w:ilvl="8">
+      <w:start w:val="1"/>
+      <w:numFmt w:val="lowerRoman"/>
+      <w:lvlText w:val="%9."/>
+      <w:lvlJc w:val="left"/>
+      <w:pPr>
+        <w:ind w:left="4680" w:hanging="360"/>
+      </w:pPr>
+    </w:lvl>
+  </w:abstractNum>
+  <w:abstractNum w:abstractNumId="27" w15:restartNumberingAfterBreak="0">
+    <w:nsid w:val="77850915"/>
+    <w:multiLevelType w:val="multilevel"/>
+    <w:tmpl w:val="0426001D"/>
+    <w:lvl w:ilvl="0">
+      <w:start w:val="1"/>
+      <w:numFmt w:val="decimal"/>
+      <w:lvlText w:val="%1)"/>
+      <w:lvlJc w:val="left"/>
+      <w:pPr>
+        <w:ind w:left="1800" w:hanging="360"/>
+      </w:pPr>
+    </w:lvl>
+    <w:lvl w:ilvl="1">
+      <w:start w:val="1"/>
+      <w:numFmt w:val="lowerLetter"/>
+      <w:lvlText w:val="%2)"/>
+      <w:lvlJc w:val="left"/>
+      <w:pPr>
+        <w:ind w:left="2160" w:hanging="360"/>
+      </w:pPr>
+    </w:lvl>
+    <w:lvl w:ilvl="2">
+      <w:start w:val="1"/>
+      <w:numFmt w:val="lowerRoman"/>
+      <w:lvlText w:val="%3)"/>
+      <w:lvlJc w:val="left"/>
+      <w:pPr>
+        <w:ind w:left="2520" w:hanging="360"/>
+      </w:pPr>
+    </w:lvl>
+    <w:lvl w:ilvl="3">
+      <w:start w:val="1"/>
+      <w:numFmt w:val="decimal"/>
+      <w:lvlText w:val="(%4)"/>
+      <w:lvlJc w:val="left"/>
+      <w:pPr>
+        <w:ind w:left="2880" w:hanging="360"/>
+      </w:pPr>
+    </w:lvl>
+    <w:lvl w:ilvl="4">
+      <w:start w:val="1"/>
+      <w:numFmt w:val="lowerLetter"/>
+      <w:lvlText w:val="(%5)"/>
+      <w:lvlJc w:val="left"/>
+      <w:pPr>
+        <w:ind w:left="3240" w:hanging="360"/>
+      </w:pPr>
+    </w:lvl>
+    <w:lvl w:ilvl="5">
+      <w:start w:val="1"/>
+      <w:numFmt w:val="lowerRoman"/>
+      <w:lvlText w:val="(%6)"/>
+      <w:lvlJc w:val="left"/>
+      <w:pPr>
+        <w:ind w:left="3600" w:hanging="360"/>
+      </w:pPr>
+    </w:lvl>
+    <w:lvl w:ilvl="6">
+      <w:start w:val="1"/>
+      <w:numFmt w:val="decimal"/>
+      <w:lvlText w:val="%7."/>
+      <w:lvlJc w:val="left"/>
+      <w:pPr>
+        <w:ind w:left="3960" w:hanging="360"/>
+      </w:pPr>
+    </w:lvl>
+    <w:lvl w:ilvl="7">
+      <w:start w:val="1"/>
+      <w:numFmt w:val="lowerLetter"/>
+      <w:lvlText w:val="%8."/>
+      <w:lvlJc w:val="left"/>
+      <w:pPr>
+        <w:ind w:left="4320" w:hanging="360"/>
+      </w:pPr>
+    </w:lvl>
+    <w:lvl w:ilvl="8">
+      <w:start w:val="1"/>
+      <w:numFmt w:val="lowerRoman"/>
+      <w:lvlText w:val="%9."/>
+      <w:lvlJc w:val="left"/>
+      <w:pPr>
+        <w:ind w:left="4680" w:hanging="360"/>
+      </w:pPr>
+    </w:lvl>
+  </w:abstractNum>
   <w:abstractNum w:abstractNumId="28" w15:restartNumberingAfterBreak="0">
+    <w:nsid w:val="7AFD0752"/>
+    <w:multiLevelType w:val="multilevel"/>
+    <w:tmpl w:val="7228D02E"/>
+    <w:lvl w:ilvl="0">
+      <w:start w:val="13"/>
+      <w:numFmt w:val="decimal"/>
+      <w:lvlText w:val="PR.SL.%1."/>
+      <w:lvlJc w:val="left"/>
+      <w:pPr>
+        <w:ind w:left="360" w:hanging="360"/>
+      </w:pPr>
+      <w:rPr>
+        <w:rFonts w:hint="default"/>
+        <w:b/>
+        <w:bCs/>
+      </w:rPr>
+    </w:lvl>
+    <w:lvl w:ilvl="1">
+      <w:start w:val="1"/>
+      <w:numFmt w:val="lowerLetter"/>
+      <w:lvlText w:val="%2)"/>
+      <w:lvlJc w:val="left"/>
+      <w:pPr>
+        <w:ind w:left="720" w:hanging="360"/>
+      </w:pPr>
+      <w:rPr>
+        <w:rFonts w:hint="default"/>
+      </w:rPr>
+    </w:lvl>
+    <w:lvl w:ilvl="2">
+      <w:start w:val="1"/>
+      <w:numFmt w:val="lowerRoman"/>
+      <w:lvlText w:val="%3)"/>
+      <w:lvlJc w:val="left"/>
+      <w:pPr>
+        <w:ind w:left="1080" w:hanging="360"/>
+      </w:pPr>
+      <w:rPr>
+        <w:rFonts w:hint="default"/>
+      </w:rPr>
+    </w:lvl>
+    <w:lvl w:ilvl="3">
+      <w:start w:val="1"/>
+      <w:numFmt w:val="decimal"/>
+      <w:lvlText w:val="(%4)"/>
+      <w:lvlJc w:val="left"/>
+      <w:pPr>
+        <w:ind w:left="1440" w:hanging="360"/>
+      </w:pPr>
+      <w:rPr>
+        <w:rFonts w:hint="default"/>
+      </w:rPr>
+    </w:lvl>
+    <w:lvl w:ilvl="4">
+      <w:start w:val="1"/>
+      <w:numFmt w:val="lowerLetter"/>
+      <w:lvlText w:val="(%5)"/>
+      <w:lvlJc w:val="left"/>
+      <w:pPr>
+        <w:ind w:left="1800" w:hanging="360"/>
+      </w:pPr>
+      <w:rPr>
+        <w:rFonts w:hint="default"/>
+      </w:rPr>
+    </w:lvl>
+    <w:lvl w:ilvl="5">
+      <w:start w:val="1"/>
+      <w:numFmt w:val="lowerRoman"/>
+      <w:lvlText w:val="(%6)"/>
+      <w:lvlJc w:val="left"/>
+      <w:pPr>
+        <w:ind w:left="2160" w:hanging="360"/>
+      </w:pPr>
+      <w:rPr>
+        <w:rFonts w:hint="default"/>
+      </w:rPr>
+    </w:lvl>
+    <w:lvl w:ilvl="6">
+      <w:start w:val="1"/>
+      <w:numFmt w:val="decimal"/>
+      <w:lvlText w:val="%7."/>
+      <w:lvlJc w:val="left"/>
+      <w:pPr>
+        <w:ind w:left="2520" w:hanging="360"/>
+      </w:pPr>
+      <w:rPr>
+        <w:rFonts w:hint="default"/>
+      </w:rPr>
+    </w:lvl>
+    <w:lvl w:ilvl="7">
+      <w:start w:val="1"/>
+      <w:numFmt w:val="lowerLetter"/>
+      <w:lvlText w:val="%8."/>
+      <w:lvlJc w:val="left"/>
+      <w:pPr>
+        <w:ind w:left="2880" w:hanging="360"/>
+      </w:pPr>
+      <w:rPr>
+        <w:rFonts w:hint="default"/>
+      </w:rPr>
+    </w:lvl>
+    <w:lvl w:ilvl="8">
+      <w:start w:val="1"/>
+      <w:numFmt w:val="lowerRoman"/>
+      <w:lvlText w:val="%9."/>
+      <w:lvlJc w:val="left"/>
+      <w:pPr>
+        <w:ind w:left="3240" w:hanging="360"/>
+      </w:pPr>
+      <w:rPr>
+        <w:rFonts w:hint="default"/>
+      </w:rPr>
+    </w:lvl>
+  </w:abstractNum>
+  <w:abstractNum w:abstractNumId="29" w15:restartNumberingAfterBreak="0">
     <w:nsid w:val="7B1C23E9"/>
     <w:multiLevelType w:val="multilevel"/>
     <w:tmpl w:val="F13C11FE"/>
@@ -13652,7 +13857,7 @@
       </w:rPr>
     </w:lvl>
   </w:abstractNum>
-  <w:abstractNum w:abstractNumId="29" w15:restartNumberingAfterBreak="0">
+  <w:abstractNum w:abstractNumId="30" w15:restartNumberingAfterBreak="0">
     <w:nsid w:val="7B757EAB"/>
     <w:multiLevelType w:val="multilevel"/>
     <w:tmpl w:val="0426001D"/>
@@ -13817,7 +14022,7 @@
     <w:abstractNumId w:val="3"/>
   </w:num>
   <w:num w:numId="9" w16cid:durableId="881986857">
-    <w:abstractNumId w:val="24"/>
+    <w:abstractNumId w:val="25"/>
   </w:num>
   <w:num w:numId="10" w16cid:durableId="1286619816">
     <w:abstractNumId w:val="0"/>
@@ -13904,7 +14109,7 @@
     <w:abstractNumId w:val="20"/>
   </w:num>
   <w:num w:numId="20" w16cid:durableId="689141451">
-    <w:abstractNumId w:val="29"/>
+    <w:abstractNumId w:val="30"/>
   </w:num>
   <w:num w:numId="21" w16cid:durableId="487522988">
     <w:abstractNumId w:val="14"/>
@@ -13913,13 +14118,13 @@
     <w:abstractNumId w:val="2"/>
   </w:num>
   <w:num w:numId="23" w16cid:durableId="991250410">
+    <w:abstractNumId w:val="29"/>
+  </w:num>
+  <w:num w:numId="24" w16cid:durableId="26760949">
     <w:abstractNumId w:val="28"/>
   </w:num>
-  <w:num w:numId="24" w16cid:durableId="26760949">
+  <w:num w:numId="25" w16cid:durableId="250314495">
     <w:abstractNumId w:val="27"/>
-  </w:num>
-  <w:num w:numId="25" w16cid:durableId="250314495">
-    <w:abstractNumId w:val="26"/>
   </w:num>
   <w:num w:numId="26" w16cid:durableId="1303971013">
     <w:abstractNumId w:val="9"/>
@@ -13928,7 +14133,7 @@
     <w:abstractNumId w:val="10"/>
   </w:num>
   <w:num w:numId="28" w16cid:durableId="1941646711">
-    <w:abstractNumId w:val="25"/>
+    <w:abstractNumId w:val="26"/>
   </w:num>
   <w:num w:numId="29" w16cid:durableId="2051416482">
     <w:abstractNumId w:val="13"/>
@@ -13938,6 +14143,9 @@
   </w:num>
   <w:num w:numId="31" w16cid:durableId="1042561378">
     <w:abstractNumId w:val="4"/>
+  </w:num>
+  <w:num w:numId="32" w16cid:durableId="2080444837">
+    <w:abstractNumId w:val="24"/>
   </w:num>
 </w:numbering>
 </file>

--- a/Documentation/Dokumentācija.docx
+++ b/Documentation/Dokumentācija.docx
@@ -8477,15 +8477,23 @@
       </w:r>
     </w:p>
     <w:p/>
-    <w:p>
-      <w:pPr>
-        <w:sectPr>
-          <w:pgSz w:w="12240" w:h="15840"/>
-          <w:pgMar w:top="1134" w:right="1134" w:bottom="1134" w:left="1418" w:header="709" w:footer="709" w:gutter="0"/>
-          <w:cols w:space="708"/>
-          <w:docGrid w:linePitch="360"/>
-        </w:sectPr>
-      </w:pPr>
+    <w:p/>
+    <w:p>
+      <w:r>
+        <w:br w:type="page"/>
+      </w:r>
+    </w:p>
+    <w:p>
+      <w:pPr>
+        <w:pStyle w:val="Virsraksts3"/>
+      </w:pPr>
+      <w:r>
+        <w:lastRenderedPageBreak/>
+        <w:t>Kartes</w:t>
+      </w:r>
+      <w:r>
+        <w:t xml:space="preserve"> komponenšu struktūra</w:t>
+      </w:r>
     </w:p>
     <w:p>
       <w:pPr>
@@ -8493,12 +8501,14 @@
         <w:jc w:val="center"/>
       </w:pPr>
       <w:r>
+        <w:br/>
+      </w:r>
+      <w:r>
         <w:rPr>
           <w:noProof/>
         </w:rPr>
-        <w:lastRenderedPageBreak/>
         <w:drawing>
-          <wp:inline distT="0" distB="0" distL="0" distR="0" wp14:anchorId="39592E81" wp14:editId="6EC7BBF6">
+          <wp:inline distT="0" distB="0" distL="0" distR="0" wp14:anchorId="4B2842EF" wp14:editId="629CB36C">
             <wp:extent cx="1276032" cy="3819048"/>
             <wp:effectExtent l="0" t="0" r="635" b="0"/>
             <wp:docPr id="452690860" name="Picture 7"/>
@@ -8572,7 +8582,10 @@
         <w:fldChar w:fldCharType="end"/>
       </w:r>
       <w:r>
-        <w:t>. attēls. Kartes komponentes</w:t>
+        <w:t>. attēls. Kartes komponente</w:t>
+      </w:r>
+      <w:r>
+        <w:t>s</w:t>
       </w:r>
     </w:p>
     <w:p>

--- a/Documentation/Dokumentācija.docx
+++ b/Documentation/Dokumentācija.docx
@@ -112,8 +112,13 @@
       </w:r>
       <w:r>
         <w:br/>
-        <w:t>Skolotājs, Kristaps Rāvalds</w:t>
-      </w:r>
+        <w:t xml:space="preserve">Skolotājs, Kristaps </w:t>
+      </w:r>
+      <w:proofErr w:type="spellStart"/>
+      <w:r>
+        <w:t>Rāvalds</w:t>
+      </w:r>
+      <w:proofErr w:type="spellEnd"/>
     </w:p>
     <w:p>
       <w:pPr>
@@ -3329,7 +3334,15 @@
         <w:t xml:space="preserve">, kā arī </w:t>
       </w:r>
       <w:r>
-        <w:t>kādas datorspēlēs var iekļaut funkcionalitātes, kuras nav nepieciešams vai novērsošas projektam un tās izmantošanai kā pamatzināšanu apmācības materiālam.</w:t>
+        <w:t xml:space="preserve">kādas datorspēlēs var iekļaut funkcionalitātes, kuras nav nepieciešams vai novērsošas projektam un tās izmantošanai kā </w:t>
+      </w:r>
+      <w:proofErr w:type="spellStart"/>
+      <w:r>
+        <w:t>pamatzināšanu</w:t>
+      </w:r>
+      <w:proofErr w:type="spellEnd"/>
+      <w:r>
+        <w:t xml:space="preserve"> apmācības materiālam.</w:t>
       </w:r>
     </w:p>
     <w:p>
@@ -3444,7 +3457,15 @@
         <w:t xml:space="preserve"> </w:t>
       </w:r>
       <w:r>
-        <w:t xml:space="preserve">Pēc izstrādes šis projekts ar tās avotkodu tiek kompilēts datorsistēmas platformās kā </w:t>
+        <w:t xml:space="preserve">Pēc izstrādes šis projekts ar tās </w:t>
+      </w:r>
+      <w:proofErr w:type="spellStart"/>
+      <w:r>
+        <w:t>avotkodu</w:t>
+      </w:r>
+      <w:proofErr w:type="spellEnd"/>
+      <w:r>
+        <w:t xml:space="preserve"> tiek kompilēts datorsistēmas platformās kā </w:t>
       </w:r>
       <w:r>
         <w:rPr>
@@ -3456,6 +3477,7 @@
       <w:r>
         <w:t xml:space="preserve"> un </w:t>
       </w:r>
+      <w:proofErr w:type="spellStart"/>
       <w:r>
         <w:rPr>
           <w:i/>
@@ -3463,6 +3485,7 @@
         </w:rPr>
         <w:t>Linux</w:t>
       </w:r>
+      <w:proofErr w:type="spellEnd"/>
       <w:r>
         <w:t xml:space="preserve"> vidē.</w:t>
       </w:r>
@@ -3539,7 +3562,15 @@
         <w:t xml:space="preserve">Pēc modelēšanas tiek izstrādās projekts, pamatojoties uz iepriekš izveidotiem modeļiem. Izstrādes laikā </w:t>
       </w:r>
       <w:r>
-        <w:t>ir jāveic projektam versionēšanu jeb versiju kontroli, kuras vadīs projekta stadijas punktus. Praksē tā tiks izmantota, piemēram, projekta sazarošanai funkcionalitātes, būtisko izmaiņu ieviešanai, atsevišķu failu izmaiņu punktu atzīmēšanu, sazarojumu apvienošanu un versijas punktu atzīmēšanu.</w:t>
+        <w:t xml:space="preserve">ir jāveic projektam </w:t>
+      </w:r>
+      <w:proofErr w:type="spellStart"/>
+      <w:r>
+        <w:t>versionēšanu</w:t>
+      </w:r>
+      <w:proofErr w:type="spellEnd"/>
+      <w:r>
+        <w:t xml:space="preserve"> jeb versiju kontroli, kuras vadīs projekta stadijas punktus. Praksē tā tiks izmantota, piemēram, projekta sazarošanai funkcionalitātes, būtisko izmaiņu ieviešanai, atsevišķu failu izmaiņu punktu atzīmēšanu, sazarojumu apvienošanu un versijas punktu atzīmēšanu.</w:t>
       </w:r>
     </w:p>
     <w:p>
@@ -3754,7 +3785,15 @@
         <w:t>Izvaddati</w:t>
       </w:r>
       <w:r>
-        <w:t>: Uznirsts anotācijas logs.</w:t>
+        <w:t xml:space="preserve">: </w:t>
+      </w:r>
+      <w:proofErr w:type="spellStart"/>
+      <w:r>
+        <w:t>Uznirsts</w:t>
+      </w:r>
+      <w:proofErr w:type="spellEnd"/>
+      <w:r>
+        <w:t xml:space="preserve"> anotācijas logs.</w:t>
       </w:r>
     </w:p>
     <w:p>
@@ -4775,8 +4814,13 @@
       <w:r>
         <w:t xml:space="preserve">: </w:t>
       </w:r>
-      <w:r>
-        <w:t>Augšjoslas pauzēšanas poga.</w:t>
+      <w:proofErr w:type="spellStart"/>
+      <w:r>
+        <w:t>Augšjoslas</w:t>
+      </w:r>
+      <w:proofErr w:type="spellEnd"/>
+      <w:r>
+        <w:t xml:space="preserve"> pauzēšanas poga.</w:t>
       </w:r>
     </w:p>
     <w:p>
@@ -4984,8 +5028,13 @@
         <w:t>: Laika rādītājs</w:t>
       </w:r>
       <w:r>
-        <w:t xml:space="preserve"> augšjoslā</w:t>
-      </w:r>
+        <w:t xml:space="preserve"> </w:t>
+      </w:r>
+      <w:proofErr w:type="spellStart"/>
+      <w:r>
+        <w:t>augšjoslā</w:t>
+      </w:r>
+      <w:proofErr w:type="spellEnd"/>
       <w:r>
         <w:t>.</w:t>
       </w:r>
@@ -5044,8 +5093,13 @@
         <w:t xml:space="preserve">: </w:t>
       </w:r>
       <w:r>
-        <w:t>Kārtas skaits augšjoslā</w:t>
-      </w:r>
+        <w:t xml:space="preserve">Kārtas skaits </w:t>
+      </w:r>
+      <w:proofErr w:type="spellStart"/>
+      <w:r>
+        <w:t>augšjoslā</w:t>
+      </w:r>
+      <w:proofErr w:type="spellEnd"/>
       <w:r>
         <w:t xml:space="preserve">. </w:t>
       </w:r>
@@ -7707,7 +7761,15 @@
       </w:r>
       <w:r>
         <w:tab/>
-        <w:t>Datorspēles kompilētā programmai ir jābūt pēc iespējas pieejamai vairākās platformās vai kompilējamam vairākām operētājsistēmām, taču galvenokārt “Windows” un “Linux” videi;</w:t>
+        <w:t>Datorspēles kompilētā programmai ir jābūt pēc iespējas pieejamai vairākās platformās vai kompilējamam vairākām operētājsistēmām, taču galvenokārt “Windows” un “</w:t>
+      </w:r>
+      <w:proofErr w:type="spellStart"/>
+      <w:r>
+        <w:t>Linux</w:t>
+      </w:r>
+      <w:proofErr w:type="spellEnd"/>
+      <w:r>
+        <w:t>” videi;</w:t>
       </w:r>
     </w:p>
     <w:p>
@@ -7724,8 +7786,13 @@
         <w:pStyle w:val="Virsraksts3"/>
       </w:pPr>
       <w:r>
-        <w:t>Lietotāja saskarne</w:t>
-      </w:r>
+        <w:t xml:space="preserve">Lietotāja </w:t>
+      </w:r>
+      <w:proofErr w:type="spellStart"/>
+      <w:r>
+        <w:t>saskarne</w:t>
+      </w:r>
+      <w:proofErr w:type="spellEnd"/>
     </w:p>
     <w:p>
       <w:r>
@@ -7742,7 +7809,15 @@
       </w:r>
       <w:r>
         <w:tab/>
-        <w:t>Datorspēles grafikai un lietotāja saskarnei jābūt minimālai, taču viegli pārskatāmai;</w:t>
+        <w:t xml:space="preserve">Datorspēles grafikai un lietotāja </w:t>
+      </w:r>
+      <w:proofErr w:type="spellStart"/>
+      <w:r>
+        <w:t>saskarnei</w:t>
+      </w:r>
+      <w:proofErr w:type="spellEnd"/>
+      <w:r>
+        <w:t xml:space="preserve"> jābūt minimālai, taču viegli pārskatāmai;</w:t>
       </w:r>
     </w:p>
     <w:p>
@@ -7754,7 +7829,15 @@
       </w:r>
       <w:r>
         <w:tab/>
-        <w:t>Lietotāja saskarnei ir jābūt pielāgojamai dažādos ekrānu izmēros vai izšķirtspējās;</w:t>
+        <w:t xml:space="preserve">Lietotāja </w:t>
+      </w:r>
+      <w:proofErr w:type="spellStart"/>
+      <w:r>
+        <w:t>saskarnei</w:t>
+      </w:r>
+      <w:proofErr w:type="spellEnd"/>
+      <w:r>
+        <w:t xml:space="preserve"> ir jābūt pielāgojamai dažādos ekrānu izmēros vai izšķirtspējās;</w:t>
       </w:r>
     </w:p>
     <w:p>
@@ -7766,7 +7849,15 @@
       </w:r>
       <w:r>
         <w:tab/>
-        <w:t>Datorspēles saskarnes valodai jābūt angļu valodai;</w:t>
+        <w:t xml:space="preserve">Datorspēles </w:t>
+      </w:r>
+      <w:proofErr w:type="spellStart"/>
+      <w:r>
+        <w:t>saskarnes</w:t>
+      </w:r>
+      <w:proofErr w:type="spellEnd"/>
+      <w:r>
+        <w:t xml:space="preserve"> valodai jābūt angļu valodai;</w:t>
       </w:r>
     </w:p>
     <w:p>
@@ -7871,7 +7962,15 @@
     </w:p>
     <w:p>
       <w:r>
-        <w:t>Šī sadaļa noskaidros, kādi ir pieejami līdzekļi un rīki, lietojuma pamatojumi un tās iespējamās alternatīvās projekta īstenošanai. Rīki tiks atlasīti pēc licencēšanas, kurai ir jābūt pēc iespējas brīvai un atvērtai, starpplatformu pieejamības, pieejamās dimensiju vides, kuras jāiekļauj un jābūt optimizēta div</w:t>
+        <w:t xml:space="preserve">Šī sadaļa noskaidros, kādi ir pieejami līdzekļi un rīki, lietojuma pamatojumi un tās iespējamās alternatīvās projekta īstenošanai. Rīki tiks atlasīti pēc licencēšanas, kurai ir jābūt pēc iespējas brīvai un atvērtai, </w:t>
+      </w:r>
+      <w:proofErr w:type="spellStart"/>
+      <w:r>
+        <w:t>starpplatformu</w:t>
+      </w:r>
+      <w:proofErr w:type="spellEnd"/>
+      <w:r>
+        <w:t xml:space="preserve"> pieejamības, pieejamās dimensiju vides, kuras jāiekļauj un jābūt optimizēta div</w:t>
       </w:r>
       <w:r>
         <w:t xml:space="preserve">u </w:t>
@@ -7905,13 +8004,37 @@
     </w:p>
     <w:p>
       <w:r>
-        <w:t>Spēļu un grafikas ietvars “Godot” ir izcelta starp pārējiem tāda veida ietvariem, jo liels skaits neliela mēra projektu kā pašizstrādātās vai mazo komandu izstrādātās spēles. Ne tikai pēc popularitātes dēļ, taču licencēšana norāda šo ietvaru par brīvu un atvērtu, kurai nav nepieciešama ne papildizmaksas, nedz reģistrācijas, kā arī ir salīdzinoši ar citiem ietvariem ātri un viegli apgūstama. Šis dzinis arī ir pieejams vairākās platformās, it īpaši starp operētājsistēmām. Funkcionāli tā ir optimizēta div</w:t>
+        <w:t>Spēļu un grafikas ietvars “</w:t>
+      </w:r>
+      <w:proofErr w:type="spellStart"/>
+      <w:r>
+        <w:t>Godot</w:t>
+      </w:r>
+      <w:proofErr w:type="spellEnd"/>
+      <w:r>
+        <w:t xml:space="preserve">” ir izcelta starp pārējiem tāda veida ietvariem, jo liels skaits neliela mēra projektu kā </w:t>
+      </w:r>
+      <w:proofErr w:type="spellStart"/>
+      <w:r>
+        <w:t>pašizstrādātās</w:t>
+      </w:r>
+      <w:proofErr w:type="spellEnd"/>
+      <w:r>
+        <w:t xml:space="preserve"> vai mazo komandu izstrādātās spēles. Ne tikai pēc popularitātes dēļ, taču licencēšana norāda šo ietvaru par brīvu un atvērtu, kurai nav nepieciešama ne papildizmaksas, nedz reģistrācijas, kā arī ir salīdzinoši ar citiem ietvariem ātri un viegli apgūstama. Šis dzinis arī ir pieejams vairākās platformās, it īpaši starp operētājsistēmām. Funkcionāli tā ir optimizēta div</w:t>
       </w:r>
       <w:r>
         <w:t xml:space="preserve">u </w:t>
       </w:r>
       <w:r>
-        <w:t xml:space="preserve">dimensiju videi pēc noteiktiem kritērijiem, taču arī ir iespējams izmantot trīsdimensiju vidi, kura arī ir īpaši optimizēta un pielāgota. </w:t>
+        <w:t xml:space="preserve">dimensiju videi pēc noteiktiem kritērijiem, taču arī ir iespējams izmantot </w:t>
+      </w:r>
+      <w:proofErr w:type="spellStart"/>
+      <w:r>
+        <w:t>trīsdimensiju</w:t>
+      </w:r>
+      <w:proofErr w:type="spellEnd"/>
+      <w:r>
+        <w:t xml:space="preserve"> vidi, kura arī ir īpaši optimizēta un pielāgota. </w:t>
       </w:r>
     </w:p>
     <w:p>
@@ -7926,7 +8049,55 @@
     </w:p>
     <w:p>
       <w:r>
-        <w:t>Ietvars “Godot” oficiāli piedāvā izmantot abas programmēšanas valodas – “Godot” iebūvētā “GDScript” un “.NET” ietvara valoda “C#”, kura tiks izvēlēta šī projekta izstrādei. “GDScript” ir interpretētā valoda, kura tiek tikai apstrādāta palaišanas laikā un pēc avotkoda izmaiņām nav nepieciešama papildus darbības kā kompilēšanu, taču ar nepilnību, kura mazina datorspēles darbības veiktspēju. “C#” valoda tiks izmantota tam dēļ, ka veiktspēja datorspēles darbībai ir uzlabota ar nosacījumu, ka pēc jebkuras izmaiņas projektu ir nepieciešams kompilēt. “GDScript” arī nav pilnīgi pielāgota objektorientētai izmantošanai, kamēr “C#” pēc dizaina ir objektorientētā valoda.</w:t>
+        <w:t>Ietvars “</w:t>
+      </w:r>
+      <w:proofErr w:type="spellStart"/>
+      <w:r>
+        <w:t>Godot</w:t>
+      </w:r>
+      <w:proofErr w:type="spellEnd"/>
+      <w:r>
+        <w:t>” oficiāli piedāvā izmantot abas programmēšanas valodas – “</w:t>
+      </w:r>
+      <w:proofErr w:type="spellStart"/>
+      <w:r>
+        <w:t>Godot</w:t>
+      </w:r>
+      <w:proofErr w:type="spellEnd"/>
+      <w:r>
+        <w:t>” iebūvētā “</w:t>
+      </w:r>
+      <w:proofErr w:type="spellStart"/>
+      <w:r>
+        <w:t>GDScript</w:t>
+      </w:r>
+      <w:proofErr w:type="spellEnd"/>
+      <w:r>
+        <w:t>” un “.NET” ietvara valoda “C#”, kura tiks izvēlēta šī projekta izstrādei. “</w:t>
+      </w:r>
+      <w:proofErr w:type="spellStart"/>
+      <w:r>
+        <w:t>GDScript</w:t>
+      </w:r>
+      <w:proofErr w:type="spellEnd"/>
+      <w:r>
+        <w:t xml:space="preserve">” ir interpretētā valoda, kura tiek tikai apstrādāta palaišanas laikā un pēc </w:t>
+      </w:r>
+      <w:proofErr w:type="spellStart"/>
+      <w:r>
+        <w:t>avotkoda</w:t>
+      </w:r>
+      <w:proofErr w:type="spellEnd"/>
+      <w:r>
+        <w:t xml:space="preserve"> izmaiņām nav nepieciešama papildus darbības kā kompilēšanu, taču ar nepilnību, kura mazina datorspēles darbības veiktspēju. “C#” valoda tiks izmantota tam dēļ, ka veiktspēja datorspēles darbībai ir uzlabota ar nosacījumu, ka pēc jebkuras izmaiņas projektu ir nepieciešams kompilēt. “</w:t>
+      </w:r>
+      <w:proofErr w:type="spellStart"/>
+      <w:r>
+        <w:t>GDScript</w:t>
+      </w:r>
+      <w:proofErr w:type="spellEnd"/>
+      <w:r>
+        <w:t>” arī nav pilnīgi pielāgota objektorientētai izmantošanai, kamēr “C#” pēc dizaina ir objektorientētā valoda.</w:t>
       </w:r>
     </w:p>
     <w:p>
@@ -7941,7 +8112,23 @@
     </w:p>
     <w:p>
       <w:r>
-        <w:t>“Godot” ietvaram ir jau savs projekta redaktors, kurā iekļauj koda redaktoru. Šis koda redaktors ir vairāk pielāgots ar “GDScript” valodu, taču pieejams atbalsts “C#” valodai. Pašā izstrādes vidē var viegli pārslēgties uz vizuālo redaktoru, kodu redaktoru un atkļūdošanas sadaļu</w:t>
+        <w:t>“</w:t>
+      </w:r>
+      <w:proofErr w:type="spellStart"/>
+      <w:r>
+        <w:t>Godot</w:t>
+      </w:r>
+      <w:proofErr w:type="spellEnd"/>
+      <w:r>
+        <w:t>” ietvaram ir jau savs projekta redaktors, kurā iekļauj koda redaktoru. Šis koda redaktors ir vairāk pielāgots ar “</w:t>
+      </w:r>
+      <w:proofErr w:type="spellStart"/>
+      <w:r>
+        <w:t>GDScript</w:t>
+      </w:r>
+      <w:proofErr w:type="spellEnd"/>
+      <w:r>
+        <w:t>” valodu, taču pieejams atbalsts “C#” valodai. Pašā izstrādes vidē var viegli pārslēgties uz vizuālo redaktoru, kodu redaktoru un atkļūdošanas sadaļu</w:t>
       </w:r>
       <w:r>
         <w:t xml:space="preserve"> un nenošķir kodu rakstīšanu ar vizuālo rediģēšanu</w:t>
@@ -7957,19 +8144,48 @@
       <w:bookmarkStart w:id="22" w:name="_Toc225723247"/>
       <w:r>
         <w:lastRenderedPageBreak/>
-        <w:t>Versiju kontrole un repozitorijas mitināšana</w:t>
+        <w:t xml:space="preserve">Versiju kontrole un </w:t>
+      </w:r>
+      <w:proofErr w:type="spellStart"/>
+      <w:r>
+        <w:t>repozitorijas</w:t>
+      </w:r>
+      <w:proofErr w:type="spellEnd"/>
+      <w:r>
+        <w:t xml:space="preserve"> mitināšana</w:t>
       </w:r>
       <w:bookmarkEnd w:id="22"/>
     </w:p>
     <w:p>
       <w:r>
-        <w:t>“Git” tiks izmantots versiju kontrolei un tīmeklī tiks izmantots ”</w:t>
+        <w:t>“</w:t>
+      </w:r>
+      <w:proofErr w:type="spellStart"/>
+      <w:r>
+        <w:t>Git</w:t>
+      </w:r>
+      <w:proofErr w:type="spellEnd"/>
+      <w:r>
+        <w:t>” tiks izmantots versiju kontrolei un tīmeklī tiks izmantots ”</w:t>
       </w:r>
       <w:r>
         <w:t xml:space="preserve"> </w:t>
       </w:r>
-      <w:r>
-        <w:t>GitHub”, lai mitinātu šo projekta avotkodu.</w:t>
+      <w:proofErr w:type="spellStart"/>
+      <w:r>
+        <w:t>GitHub</w:t>
+      </w:r>
+      <w:proofErr w:type="spellEnd"/>
+      <w:r>
+        <w:t xml:space="preserve">”, lai mitinātu šo projekta </w:t>
+      </w:r>
+      <w:proofErr w:type="spellStart"/>
+      <w:r>
+        <w:t>avotkodu</w:t>
+      </w:r>
+      <w:proofErr w:type="spellEnd"/>
+      <w:r>
+        <w:t>.</w:t>
       </w:r>
     </w:p>
     <w:p>
@@ -7999,7 +8215,103 @@
     </w:p>
     <w:p>
       <w:r>
-        <w:t>Populārākos ietvarus datorspēļu un citu mediju izstrādē iekļauj “Unity”, “Unreal Engine”,  “CryEngine”. Ietvari “Unreal Engine” un “CryEngine” nav pielāgoti divdimensiju datorspēļu izveidei ietvara ierobežojumu dēļ, kura no tās izslēdz izmantošanu, ja ne arī neprasa veiktspējīgu datorsistēmu, kura ir pretrunā ar projekta mērķiem, taču “Unity” ietvars neprasa salīdzinoši veiktspējīgu datorsistēmu un ir pielāgojama divdimensiju videi, taču licencēšana nav brīva un prasa lietotāja reģistrāciju un papildizmaksas, ja šis projekts paplašināties komercdarbības nolūkiem.</w:t>
+        <w:t>Populārākos ietvarus datorspēļu un citu mediju izstrādē iekļauj “</w:t>
+      </w:r>
+      <w:proofErr w:type="spellStart"/>
+      <w:r>
+        <w:t>Unity</w:t>
+      </w:r>
+      <w:proofErr w:type="spellEnd"/>
+      <w:r>
+        <w:t>”, “</w:t>
+      </w:r>
+      <w:proofErr w:type="spellStart"/>
+      <w:r>
+        <w:t>Unreal</w:t>
+      </w:r>
+      <w:proofErr w:type="spellEnd"/>
+      <w:r>
+        <w:t xml:space="preserve"> </w:t>
+      </w:r>
+      <w:proofErr w:type="spellStart"/>
+      <w:r>
+        <w:t>Engine</w:t>
+      </w:r>
+      <w:proofErr w:type="spellEnd"/>
+      <w:r>
+        <w:t>”,  “</w:t>
+      </w:r>
+      <w:proofErr w:type="spellStart"/>
+      <w:r>
+        <w:t>CryEngine</w:t>
+      </w:r>
+      <w:proofErr w:type="spellEnd"/>
+      <w:r>
+        <w:t>”. Ietvari “</w:t>
+      </w:r>
+      <w:proofErr w:type="spellStart"/>
+      <w:r>
+        <w:t>Unreal</w:t>
+      </w:r>
+      <w:proofErr w:type="spellEnd"/>
+      <w:r>
+        <w:t xml:space="preserve"> </w:t>
+      </w:r>
+      <w:proofErr w:type="spellStart"/>
+      <w:r>
+        <w:t>Engine</w:t>
+      </w:r>
+      <w:proofErr w:type="spellEnd"/>
+      <w:r>
+        <w:t>” un “</w:t>
+      </w:r>
+      <w:proofErr w:type="spellStart"/>
+      <w:r>
+        <w:t>CryEngine</w:t>
+      </w:r>
+      <w:proofErr w:type="spellEnd"/>
+      <w:r>
+        <w:t xml:space="preserve">” nav pielāgoti </w:t>
+      </w:r>
+      <w:proofErr w:type="spellStart"/>
+      <w:r>
+        <w:t>divdimensiju</w:t>
+      </w:r>
+      <w:proofErr w:type="spellEnd"/>
+      <w:r>
+        <w:t xml:space="preserve"> datorspēļu izveidei ietvara ierobežojumu dēļ, kura no tās izslēdz izmantošanu, ja ne arī neprasa </w:t>
+      </w:r>
+      <w:proofErr w:type="spellStart"/>
+      <w:r>
+        <w:t>veiktspējīgu</w:t>
+      </w:r>
+      <w:proofErr w:type="spellEnd"/>
+      <w:r>
+        <w:t xml:space="preserve"> datorsistēmu, kura ir pretrunā ar projekta mērķiem, taču “</w:t>
+      </w:r>
+      <w:proofErr w:type="spellStart"/>
+      <w:r>
+        <w:t>Unity</w:t>
+      </w:r>
+      <w:proofErr w:type="spellEnd"/>
+      <w:r>
+        <w:t xml:space="preserve">” ietvars neprasa salīdzinoši </w:t>
+      </w:r>
+      <w:proofErr w:type="spellStart"/>
+      <w:r>
+        <w:t>veiktspējīgu</w:t>
+      </w:r>
+      <w:proofErr w:type="spellEnd"/>
+      <w:r>
+        <w:t xml:space="preserve"> datorsistēmu un ir pielāgojama </w:t>
+      </w:r>
+      <w:proofErr w:type="spellStart"/>
+      <w:r>
+        <w:t>divdimensiju</w:t>
+      </w:r>
+      <w:proofErr w:type="spellEnd"/>
+      <w:r>
+        <w:t xml:space="preserve"> videi, taču licencēšana nav brīva un prasa lietotāja reģistrāciju un papildizmaksas, ja šis projekts paplašināties komercdarbības nolūkiem.</w:t>
       </w:r>
     </w:p>
     <w:p>
@@ -8014,7 +8326,63 @@
     </w:p>
     <w:p>
       <w:r>
-        <w:t>Ietvari “CryEngine” un “Unreal Engine” izmanto valodu “C++”, kurā iekļauj klases un objektorientētā funkcionalitāte kā C#, taču neatlasot šos ietvarus valoda “C++” netiks izmantota. “C++” lietojuma stili ir plašāki, taču valodas funkcionalitāti un īpatnības apgūt ir sarežģītāk nekā ar “C#”, kura izstrādātājam liek lietot objektorientētā stilā, kurā visi elementi valodā ir objekti, kā arī vairums funkcionalitātes ir aizklātas ar metodēm, kura mazina izstrādes laiku salīdzinot ar “C++”, kura vairākas kompleksas funkcionalitātes nav aizklātas ar metodēm, kura var palēlināt izstrādes laiku. Izvēlētā ietvarā “Godot” ir pieejama skriptēšanas valoda “GDScript”, taču pēc nosacītiem iemesliem izvēlētai valodai šī valoda netiks izmantota.</w:t>
+        <w:t>Ietvari “</w:t>
+      </w:r>
+      <w:proofErr w:type="spellStart"/>
+      <w:r>
+        <w:t>CryEngine</w:t>
+      </w:r>
+      <w:proofErr w:type="spellEnd"/>
+      <w:r>
+        <w:t>” un “</w:t>
+      </w:r>
+      <w:proofErr w:type="spellStart"/>
+      <w:r>
+        <w:t>Unreal</w:t>
+      </w:r>
+      <w:proofErr w:type="spellEnd"/>
+      <w:r>
+        <w:t xml:space="preserve"> </w:t>
+      </w:r>
+      <w:proofErr w:type="spellStart"/>
+      <w:r>
+        <w:t>Engine</w:t>
+      </w:r>
+      <w:proofErr w:type="spellEnd"/>
+      <w:r>
+        <w:t xml:space="preserve">” izmanto valodu “C++”, kurā iekļauj klases un objektorientētā funkcionalitāte kā C#, taču neatlasot šos ietvarus valoda “C++” netiks izmantota. “C++” lietojuma stili ir plašāki, taču valodas funkcionalitāti un īpatnības apgūt ir sarežģītāk nekā ar “C#”, kura izstrādātājam liek lietot objektorientētā stilā, kurā visi elementi valodā ir objekti, kā arī vairums funkcionalitātes ir aizklātas ar metodēm, kura mazina izstrādes laiku salīdzinot ar “C++”, kura vairākas kompleksas funkcionalitātes nav aizklātas ar metodēm, kura var </w:t>
+      </w:r>
+      <w:proofErr w:type="spellStart"/>
+      <w:r>
+        <w:t>palēlināt</w:t>
+      </w:r>
+      <w:proofErr w:type="spellEnd"/>
+      <w:r>
+        <w:t xml:space="preserve"> izstrādes laiku. Izvēlētā ietvarā “</w:t>
+      </w:r>
+      <w:proofErr w:type="spellStart"/>
+      <w:r>
+        <w:t>Godot</w:t>
+      </w:r>
+      <w:proofErr w:type="spellEnd"/>
+      <w:r>
+        <w:t xml:space="preserve">” ir pieejama </w:t>
+      </w:r>
+      <w:proofErr w:type="spellStart"/>
+      <w:r>
+        <w:t>skriptēšanas</w:t>
+      </w:r>
+      <w:proofErr w:type="spellEnd"/>
+      <w:r>
+        <w:t xml:space="preserve"> valoda “</w:t>
+      </w:r>
+      <w:proofErr w:type="spellStart"/>
+      <w:r>
+        <w:t>GDScript</w:t>
+      </w:r>
+      <w:proofErr w:type="spellEnd"/>
+      <w:r>
+        <w:t>”, taču pēc nosacītiem iemesliem izvēlētai valodai šī valoda netiks izmantota.</w:t>
       </w:r>
     </w:p>
     <w:p>
@@ -8041,17 +8409,169 @@
     </w:p>
     <w:p>
       <w:r>
-        <w:t>Tā kā valoda “C#” tiks izmantota, kura ir daļa no ietvara “.NET”, tiks izmantoti attiecīgas izstrādes programmatūras ar uzsvaru uz noteikto ietvaru un tās ekosistēmas. Populārākā izstrādes  vide tam ir “Visual Studio”, kura līdzīgi ar izvēlēto izstrādes vidi “JetBrains Rider” iekļauj detalizētu atķļūdošanu, kodu analīze, automātiskā aizpilde, u.t.t., taču netiks izmantota, jo šī programmatūra nav starpplatformu, ierobežojoties uz “Windows” platformu, kuru autors neizmanto, tātad nepieejama programmatūra autoram.</w:t>
-      </w:r>
-    </w:p>
-    <w:p>
-      <w:r>
-        <w:t>Ja ietvars kā “Unreal Engine” tiktu izmantota, kurā galvenā valoda ir “C++”, tiktu izmantotas izstrādes vides attiecīgi valodai kā “Qt Creator”, kura ir pielāgota ietvara “Qt” programmatūras izstrādei, taču iespējams izveidot projektus, kuras neizmanto minēto ietvaru, ņemot vērā to, ka funkcionalitāte un tās iespējas mazinās vai ne tik advancētas citiem projektiem,  vai “JetBrains CLion”, kurai ir līdzīga funkcionalitāte ar atlasīto izstrādes vidi “”JetBrains Rider” no “JetBrains” programmatūru klāsta.</w:t>
-      </w:r>
-    </w:p>
-    <w:p>
-      <w:r>
-        <w:t>Arī iespējams ir izmantot teksta redaktoru “Visual Studio Code”, kura ar paplašinājumiem var izmantot kā izstrādes vidi, taču noklusētā funkcionalitāte ir ierobežota salīdzinot ar iepriekšējām izstrādes programmatūrām un nepieciešama papildus iestatīšana šai programmatūrai, kura nebūtu nepieciešama pārējām izstrādes vidēm atverot sākotnēji.</w:t>
+        <w:t>Tā kā valoda “C#” tiks izmantota, kura ir daļa no ietvara “.NET”, tiks izmantoti attiecīgas izstrādes programmatūras ar uzsvaru uz noteikto ietvaru un tās ekosistēmas. Populārākā izstrādes  vide tam ir “</w:t>
+      </w:r>
+      <w:proofErr w:type="spellStart"/>
+      <w:r>
+        <w:t>Visual</w:t>
+      </w:r>
+      <w:proofErr w:type="spellEnd"/>
+      <w:r>
+        <w:t xml:space="preserve"> </w:t>
+      </w:r>
+      <w:proofErr w:type="spellStart"/>
+      <w:r>
+        <w:t>Studio</w:t>
+      </w:r>
+      <w:proofErr w:type="spellEnd"/>
+      <w:r>
+        <w:t>”, kura līdzīgi ar izvēlēto izstrādes vidi “</w:t>
+      </w:r>
+      <w:proofErr w:type="spellStart"/>
+      <w:r>
+        <w:t>JetBrains</w:t>
+      </w:r>
+      <w:proofErr w:type="spellEnd"/>
+      <w:r>
+        <w:t xml:space="preserve"> </w:t>
+      </w:r>
+      <w:proofErr w:type="spellStart"/>
+      <w:r>
+        <w:t>Rider</w:t>
+      </w:r>
+      <w:proofErr w:type="spellEnd"/>
+      <w:r>
+        <w:t xml:space="preserve">” iekļauj detalizētu </w:t>
+      </w:r>
+      <w:proofErr w:type="spellStart"/>
+      <w:r>
+        <w:t>atķļūdošanu</w:t>
+      </w:r>
+      <w:proofErr w:type="spellEnd"/>
+      <w:r>
+        <w:t xml:space="preserve">, kodu analīze, automātiskā aizpilde, u.t.t., taču netiks izmantota, jo šī programmatūra nav </w:t>
+      </w:r>
+      <w:proofErr w:type="spellStart"/>
+      <w:r>
+        <w:t>starpplatformu</w:t>
+      </w:r>
+      <w:proofErr w:type="spellEnd"/>
+      <w:r>
+        <w:t>, ierobežojoties uz “Windows” platformu, kuru autors neizmanto, tātad nepieejama programmatūra autoram.</w:t>
+      </w:r>
+    </w:p>
+    <w:p>
+      <w:r>
+        <w:t>Ja ietvars kā “</w:t>
+      </w:r>
+      <w:proofErr w:type="spellStart"/>
+      <w:r>
+        <w:t>Unreal</w:t>
+      </w:r>
+      <w:proofErr w:type="spellEnd"/>
+      <w:r>
+        <w:t xml:space="preserve"> </w:t>
+      </w:r>
+      <w:proofErr w:type="spellStart"/>
+      <w:r>
+        <w:t>Engine</w:t>
+      </w:r>
+      <w:proofErr w:type="spellEnd"/>
+      <w:r>
+        <w:t>” tiktu izmantota, kurā galvenā valoda ir “C++”, tiktu izmantotas izstrādes vides attiecīgi valodai kā “</w:t>
+      </w:r>
+      <w:proofErr w:type="spellStart"/>
+      <w:r>
+        <w:t>Qt</w:t>
+      </w:r>
+      <w:proofErr w:type="spellEnd"/>
+      <w:r>
+        <w:t xml:space="preserve"> </w:t>
+      </w:r>
+      <w:proofErr w:type="spellStart"/>
+      <w:r>
+        <w:t>Creator</w:t>
+      </w:r>
+      <w:proofErr w:type="spellEnd"/>
+      <w:r>
+        <w:t>”, kura ir pielāgota ietvara “</w:t>
+      </w:r>
+      <w:proofErr w:type="spellStart"/>
+      <w:r>
+        <w:t>Qt</w:t>
+      </w:r>
+      <w:proofErr w:type="spellEnd"/>
+      <w:r>
+        <w:t xml:space="preserve">” programmatūras izstrādei, taču iespējams izveidot projektus, kuras neizmanto minēto ietvaru, ņemot vērā to, ka funkcionalitāte un tās iespējas mazinās vai ne tik </w:t>
+      </w:r>
+      <w:proofErr w:type="spellStart"/>
+      <w:r>
+        <w:t>advancētas</w:t>
+      </w:r>
+      <w:proofErr w:type="spellEnd"/>
+      <w:r>
+        <w:t xml:space="preserve"> citiem projektiem,  vai “</w:t>
+      </w:r>
+      <w:proofErr w:type="spellStart"/>
+      <w:r>
+        <w:t>JetBrains</w:t>
+      </w:r>
+      <w:proofErr w:type="spellEnd"/>
+      <w:r>
+        <w:t xml:space="preserve"> </w:t>
+      </w:r>
+      <w:proofErr w:type="spellStart"/>
+      <w:r>
+        <w:t>CLion</w:t>
+      </w:r>
+      <w:proofErr w:type="spellEnd"/>
+      <w:r>
+        <w:t>”, kurai ir līdzīga funkcionalitāte ar atlasīto izstrādes vidi “”</w:t>
+      </w:r>
+      <w:proofErr w:type="spellStart"/>
+      <w:r>
+        <w:t>JetBrains</w:t>
+      </w:r>
+      <w:proofErr w:type="spellEnd"/>
+      <w:r>
+        <w:t xml:space="preserve"> </w:t>
+      </w:r>
+      <w:proofErr w:type="spellStart"/>
+      <w:r>
+        <w:t>Rider</w:t>
+      </w:r>
+      <w:proofErr w:type="spellEnd"/>
+      <w:r>
+        <w:t>” no “</w:t>
+      </w:r>
+      <w:proofErr w:type="spellStart"/>
+      <w:r>
+        <w:t>JetBrains</w:t>
+      </w:r>
+      <w:proofErr w:type="spellEnd"/>
+      <w:r>
+        <w:t>” programmatūru klāsta.</w:t>
+      </w:r>
+    </w:p>
+    <w:p>
+      <w:r>
+        <w:t>Arī iespējams ir izmantot teksta redaktoru “</w:t>
+      </w:r>
+      <w:proofErr w:type="spellStart"/>
+      <w:r>
+        <w:t>Visual</w:t>
+      </w:r>
+      <w:proofErr w:type="spellEnd"/>
+      <w:r>
+        <w:t xml:space="preserve"> </w:t>
+      </w:r>
+      <w:proofErr w:type="spellStart"/>
+      <w:r>
+        <w:t>Studio</w:t>
+      </w:r>
+      <w:proofErr w:type="spellEnd"/>
+      <w:r>
+        <w:t xml:space="preserve"> Code”, kura ar paplašinājumiem var izmantot kā izstrādes vidi, taču noklusētā funkcionalitāte ir ierobežota salīdzinot ar iepriekšējām izstrādes programmatūrām un nepieciešama papildus iestatīšana šai programmatūrai, kura nebūtu nepieciešama pārējām izstrādes vidēm atverot sākotnēji.</w:t>
       </w:r>
     </w:p>
     <w:p>
@@ -8066,12 +8586,84 @@
     </w:p>
     <w:p>
       <w:r>
-        <w:t>Mazāk populāri pakalpojumi, kuri mitina avotkodu repozotorijus, izmantojot “Git” versiju kontroli, arī ir pieejami rīki, kura var automatizēt projekta kompilēšanu un pārbaudi, šādi rīki ir “GitLab”, “Gitea” un “Bitbucket”, kuri ir īpaši pielāgota CI/CD izstrādes videi, taču prasa papildizmaksas, ja šādi rīki tiek palaisti šo pakalpojumu serveros vietā pašam lietotājam mitināt šos rīkus.</w:t>
-      </w:r>
-    </w:p>
-    <w:p>
-      <w:r>
-        <w:t>Taču arī ir pieejami pakalpojumi un rīki, kuri nav atkarīga no “Git” versiju kontroles, bet kā pieejamu versiju kontroles programmatūru starp pārējām. Viens no šiem rīkiem ir “Azure Pipelines”, kuras funkcionalitāte ir plašāka salīdzinot ar iepriekš minētiem rīkiem, taču tās plaša funkcionalitātes klāsts ir radīts lielākiem projektiem, kuri iespējams nebūs lielāko daļu paredzēts izmantošanai šī projekta nolūkiem tās apjoma dēļ un lielākas izmaksas, salīdzinot ar iepriekš minētiem rīkiem.</w:t>
+        <w:t xml:space="preserve">Mazāk populāri pakalpojumi, kuri mitina </w:t>
+      </w:r>
+      <w:proofErr w:type="spellStart"/>
+      <w:r>
+        <w:t>avotkodu</w:t>
+      </w:r>
+      <w:proofErr w:type="spellEnd"/>
+      <w:r>
+        <w:t xml:space="preserve"> </w:t>
+      </w:r>
+      <w:proofErr w:type="spellStart"/>
+      <w:r>
+        <w:t>repozotorijus</w:t>
+      </w:r>
+      <w:proofErr w:type="spellEnd"/>
+      <w:r>
+        <w:t>, izmantojot “</w:t>
+      </w:r>
+      <w:proofErr w:type="spellStart"/>
+      <w:r>
+        <w:t>Git</w:t>
+      </w:r>
+      <w:proofErr w:type="spellEnd"/>
+      <w:r>
+        <w:t>” versiju kontroli, arī ir pieejami rīki, kura var automatizēt projekta kompilēšanu un pārbaudi, šādi rīki ir “</w:t>
+      </w:r>
+      <w:proofErr w:type="spellStart"/>
+      <w:r>
+        <w:t>GitLab</w:t>
+      </w:r>
+      <w:proofErr w:type="spellEnd"/>
+      <w:r>
+        <w:t>”, “</w:t>
+      </w:r>
+      <w:proofErr w:type="spellStart"/>
+      <w:r>
+        <w:t>Gitea</w:t>
+      </w:r>
+      <w:proofErr w:type="spellEnd"/>
+      <w:r>
+        <w:t>” un “</w:t>
+      </w:r>
+      <w:proofErr w:type="spellStart"/>
+      <w:r>
+        <w:t>Bitbucket</w:t>
+      </w:r>
+      <w:proofErr w:type="spellEnd"/>
+      <w:r>
+        <w:t>”, kuri ir īpaši pielāgota CI/CD izstrādes videi, taču prasa papildizmaksas, ja šādi rīki tiek palaisti šo pakalpojumu serveros vietā pašam lietotājam mitināt šos rīkus.</w:t>
+      </w:r>
+    </w:p>
+    <w:p>
+      <w:r>
+        <w:t>Taču arī ir pieejami pakalpojumi un rīki, kuri nav atkarīga no “</w:t>
+      </w:r>
+      <w:proofErr w:type="spellStart"/>
+      <w:r>
+        <w:t>Git</w:t>
+      </w:r>
+      <w:proofErr w:type="spellEnd"/>
+      <w:r>
+        <w:t>” versiju kontroles, bet kā pieejamu versiju kontroles programmatūru starp pārējām. Viens no šiem rīkiem ir “</w:t>
+      </w:r>
+      <w:proofErr w:type="spellStart"/>
+      <w:r>
+        <w:t>Azure</w:t>
+      </w:r>
+      <w:proofErr w:type="spellEnd"/>
+      <w:r>
+        <w:t xml:space="preserve"> </w:t>
+      </w:r>
+      <w:proofErr w:type="spellStart"/>
+      <w:r>
+        <w:t>Pipelines</w:t>
+      </w:r>
+      <w:proofErr w:type="spellEnd"/>
+      <w:r>
+        <w:t>”, kuras funkcionalitāte ir plašāka salīdzinot ar iepriekš minētiem rīkiem, taču tās plaša funkcionalitātes klāsts ir radīts lielākiem projektiem, kuri iespējams nebūs lielāko daļu paredzēts izmantošanai šī projekta nolūkiem tās apjoma dēļ un lielākas izmaksas, salīdzinot ar iepriekš minētiem rīkiem.</w:t>
       </w:r>
     </w:p>
     <w:p>
@@ -8200,10 +8792,66 @@
     </w:p>
     <w:p>
       <w:r>
-        <w:t>“SceneManager” komponente pārvalda ainas un tās pārslēgšanu uz citām ainām un tā ir viena no komponentēm ar vizuālu izvadi, kā arī “SettingsWindow” un “ExitDialog” komponentes, kuras izvade ir tikai logi ar saviem attiecīgiem uzdevumiem, taču “ToastManager” tikai izvada īslaicīgus paziņojumus, kuras pēc noteikta laika izzūd. “AudioManager” pārvalda datorspēles galveno, mūzikas un skaņu efektu skaļumu, kā arī iestata fona mūzika katrai ainai.</w:t>
-      </w:r>
-      <w:r>
-        <w:t xml:space="preserve"> Datu, progresu un iestatījumu glabāšanu nodrošina “SaveManager”, kura glabā progresa datus, un “SettingsManager”, kura glabā un iestata iestatījumus visā spēlē, piemēram, skaļumu.</w:t>
+        <w:t>“</w:t>
+      </w:r>
+      <w:proofErr w:type="spellStart"/>
+      <w:r>
+        <w:t>SceneManager</w:t>
+      </w:r>
+      <w:proofErr w:type="spellEnd"/>
+      <w:r>
+        <w:t>” komponente pārvalda ainas un tās pārslēgšanu uz citām ainām un tā ir viena no komponentēm ar vizuālu izvadi, kā arī “</w:t>
+      </w:r>
+      <w:proofErr w:type="spellStart"/>
+      <w:r>
+        <w:t>SettingsWindow</w:t>
+      </w:r>
+      <w:proofErr w:type="spellEnd"/>
+      <w:r>
+        <w:t>” un “</w:t>
+      </w:r>
+      <w:proofErr w:type="spellStart"/>
+      <w:r>
+        <w:t>ExitDialog</w:t>
+      </w:r>
+      <w:proofErr w:type="spellEnd"/>
+      <w:r>
+        <w:t>” komponentes, kuras izvade ir tikai logi ar saviem attiecīgiem uzdevumiem, taču “</w:t>
+      </w:r>
+      <w:proofErr w:type="spellStart"/>
+      <w:r>
+        <w:t>ToastManager</w:t>
+      </w:r>
+      <w:proofErr w:type="spellEnd"/>
+      <w:r>
+        <w:t>” tikai izvada īslaicīgus paziņojumus, kuras pēc noteikta laika izzūd. “</w:t>
+      </w:r>
+      <w:proofErr w:type="spellStart"/>
+      <w:r>
+        <w:t>AudioManager</w:t>
+      </w:r>
+      <w:proofErr w:type="spellEnd"/>
+      <w:r>
+        <w:t>” pārvalda datorspēles galveno, mūzikas un skaņu efektu skaļumu, kā arī iestata fona mūzika katrai ainai.</w:t>
+      </w:r>
+      <w:r>
+        <w:t xml:space="preserve"> Datu, progresu un iestatījumu glabāšanu nodrošina “</w:t>
+      </w:r>
+      <w:proofErr w:type="spellStart"/>
+      <w:r>
+        <w:t>SaveManager</w:t>
+      </w:r>
+      <w:proofErr w:type="spellEnd"/>
+      <w:r>
+        <w:t>”, kura glabā progresa datus, un “</w:t>
+      </w:r>
+      <w:proofErr w:type="spellStart"/>
+      <w:r>
+        <w:t>SettingsManager</w:t>
+      </w:r>
+      <w:proofErr w:type="spellEnd"/>
+      <w:r>
+        <w:t>”, kura glabā un iestata iestatījumus visā spēlē, piemēram, skaļumu.</w:t>
       </w:r>
     </w:p>
     <w:p>
@@ -8340,7 +8988,15 @@
     </w:p>
     <w:p>
       <w:r>
-        <w:t xml:space="preserve">“SceneManager” komponente pārvalda </w:t>
+        <w:t>“</w:t>
+      </w:r>
+      <w:proofErr w:type="spellStart"/>
+      <w:r>
+        <w:t>SceneManager</w:t>
+      </w:r>
+      <w:proofErr w:type="spellEnd"/>
+      <w:r>
+        <w:t xml:space="preserve">” komponente pārvalda </w:t>
       </w:r>
       <w:r>
         <w:t>norādīto (skat. 2. attēl</w:t>
@@ -8364,7 +9020,23 @@
         <w:t>)</w:t>
       </w:r>
       <w:r>
-        <w:t xml:space="preserve"> aina ir sākuma izvēlne, kurā spēlētājs var pārslēgt uz līmeņu atlases ainu “LevelSelection”, lasīt šī projekta anotāciju, mainīt iestatījumus vai iziet no datorspēles. “LevelSelection” </w:t>
+        <w:t xml:space="preserve"> aina ir sākuma izvēlne, kurā spēlētājs var pārslēgt uz līmeņu atlases ainu “</w:t>
+      </w:r>
+      <w:proofErr w:type="spellStart"/>
+      <w:r>
+        <w:t>LevelSelection</w:t>
+      </w:r>
+      <w:proofErr w:type="spellEnd"/>
+      <w:r>
+        <w:t>”, lasīt šī projekta anotāciju, mainīt iestatījumus vai iziet no datorspēles. “</w:t>
+      </w:r>
+      <w:proofErr w:type="spellStart"/>
+      <w:r>
+        <w:t>LevelSelection</w:t>
+      </w:r>
+      <w:proofErr w:type="spellEnd"/>
+      <w:r>
+        <w:t xml:space="preserve">” </w:t>
       </w:r>
       <w:r>
         <w:t>(</w:t>
@@ -8379,7 +9051,23 @@
         <w:t>aina norāda līmeņus</w:t>
       </w:r>
       <w:r>
-        <w:t>, kuri ir izvietoti kartē ar paveidiem un pieejamības stāvolkim. “Battle” (Spēles laukums) ain</w:t>
+        <w:t xml:space="preserve">, kuri ir izvietoti kartē ar paveidiem un pieejamības </w:t>
+      </w:r>
+      <w:proofErr w:type="spellStart"/>
+      <w:r>
+        <w:t>stāvolkim</w:t>
+      </w:r>
+      <w:proofErr w:type="spellEnd"/>
+      <w:r>
+        <w:t>. “</w:t>
+      </w:r>
+      <w:proofErr w:type="spellStart"/>
+      <w:r>
+        <w:t>Battle</w:t>
+      </w:r>
+      <w:proofErr w:type="spellEnd"/>
+      <w:r>
+        <w:t>” (Spēles laukums) ain</w:t>
       </w:r>
       <w:r>
         <w:t>ā ir spēle ar līmeņa nosacījumiem, objekti kartes laukumā un norādīti uzdevumi uzvarai</w:t>
@@ -8496,21 +9184,135 @@
       </w:r>
     </w:p>
     <w:p>
+      <w:r>
+        <w:t>“</w:t>
+      </w:r>
+      <w:proofErr w:type="spellStart"/>
+      <w:r>
+        <w:t>Map</w:t>
+      </w:r>
+      <w:proofErr w:type="spellEnd"/>
+      <w:r>
+        <w:t xml:space="preserve">” (Karte) komponente </w:t>
+      </w:r>
+      <w:r>
+        <w:t xml:space="preserve">(skat. 3. attēlu) </w:t>
+      </w:r>
+      <w:r>
+        <w:t xml:space="preserve">ir šī projekta galvenā komponente un projekta mērķa pamats. Šajā komponentē ir slāņi, kurā atrodas topogrāfijas dati, objektu dati un dekorācijas, un šie slāņi paši par sevi neveic darbības izņemot uzdotās darbības atkarīgas no ainas. Kartes komponentē arī atrodas </w:t>
+      </w:r>
+      <w:r>
+        <w:t>pārējās komponentes, kuras izmanto slāņus darbību veikšanai, piemēram, “</w:t>
+      </w:r>
+      <w:proofErr w:type="spellStart"/>
+      <w:r>
+        <w:t>Selector</w:t>
+      </w:r>
+      <w:proofErr w:type="spellEnd"/>
+      <w:r>
+        <w:t>” (atlasītājs) komponente atlasa slāņu komponentes slāņu datus pēc norādītā punkta, “</w:t>
+      </w:r>
+      <w:proofErr w:type="spellStart"/>
+      <w:r>
+        <w:t>Camera</w:t>
+      </w:r>
+      <w:proofErr w:type="spellEnd"/>
+      <w:r>
+        <w:t>” (Kamera) komponente rāda slāņu fragmentus, kurus spēlētājs var mainīt kameras novietojumu, lai redzētu kartes citu fragmentu un “</w:t>
+      </w:r>
+      <w:proofErr w:type="spellStart"/>
+      <w:r>
+        <w:t>Projectiles</w:t>
+      </w:r>
+      <w:proofErr w:type="spellEnd"/>
+      <w:r>
+        <w:t>” (Lādiņi) komponente, kura simulē lādiņu kustību kartē un iegūst datus no slāņu komponentes pēc novietojuma no uguņošanas līdz nolaišanas, kuras aptver objektus un veic tām izmaiņas, piemēram, iznīcināšanu.</w:t>
+      </w:r>
+    </w:p>
+    <w:p>
+      <w:r>
+        <w:t>Slāņu komponentē atrodas slāņi, kuras izkārtojumi ir rūtiņu ailes. “</w:t>
+      </w:r>
+      <w:proofErr w:type="spellStart"/>
+      <w:r>
+        <w:t>Ground</w:t>
+      </w:r>
+      <w:proofErr w:type="spellEnd"/>
+      <w:r>
+        <w:t>” (Zeme) slāni</w:t>
+      </w:r>
+      <w:r>
+        <w:t>s</w:t>
+      </w:r>
+      <w:r>
+        <w:t xml:space="preserve"> satur topogrāfisko informāciju kā augstumu</w:t>
+      </w:r>
+      <w:r>
+        <w:t xml:space="preserve"> laukuma punktā un </w:t>
+      </w:r>
+      <w:proofErr w:type="spellStart"/>
+      <w:r>
+        <w:t>pamataugstumu</w:t>
+      </w:r>
+      <w:proofErr w:type="spellEnd"/>
+      <w:r>
+        <w:t>, “</w:t>
+      </w:r>
+      <w:proofErr w:type="spellStart"/>
+      <w:r>
+        <w:t>Decoration</w:t>
+      </w:r>
+      <w:proofErr w:type="spellEnd"/>
+      <w:r>
+        <w:t>” (Dekorācija) slānis ievieto virs “</w:t>
+      </w:r>
+      <w:proofErr w:type="spellStart"/>
+      <w:r>
+        <w:t>Ground</w:t>
+      </w:r>
+      <w:proofErr w:type="spellEnd"/>
+      <w:r>
+        <w:t>” slāņa simbolus un dekoratīvos elementus, “</w:t>
+      </w:r>
+      <w:proofErr w:type="spellStart"/>
+      <w:r>
+        <w:t>Entites</w:t>
+      </w:r>
+      <w:proofErr w:type="spellEnd"/>
+      <w:r>
+        <w:t>” (Objekti) slānis satur objektus kā ierīces, mūrus un struktūras, kuras glabā īpašības, piemēram, azimuta leņķis, piederība spēlētājam vai pretiniekam un izturības punkti pirms sabrukšanas (skat. 4. attēlu) un “</w:t>
+      </w:r>
+      <w:proofErr w:type="spellStart"/>
+      <w:r>
+        <w:t>Overlays</w:t>
+      </w:r>
+      <w:proofErr w:type="spellEnd"/>
+      <w:r>
+        <w:t xml:space="preserve">” (Uznirstošie) slānis, kurās izvieto indikatorus un </w:t>
+      </w:r>
+      <w:proofErr w:type="spellStart"/>
+      <w:r>
+        <w:t>aizsegumus</w:t>
+      </w:r>
+      <w:proofErr w:type="spellEnd"/>
+      <w:r>
+        <w:t xml:space="preserve"> kartē. </w:t>
+      </w:r>
+    </w:p>
+    <w:p>
       <w:pPr>
         <w:keepNext/>
-        <w:jc w:val="center"/>
-      </w:pPr>
-      <w:r>
-        <w:br/>
-      </w:r>
+        <w:ind w:firstLine="709"/>
+        <w:jc w:val="left"/>
+      </w:pPr>
       <w:r>
         <w:rPr>
           <w:noProof/>
         </w:rPr>
         <w:drawing>
-          <wp:inline distT="0" distB="0" distL="0" distR="0" wp14:anchorId="4B2842EF" wp14:editId="629CB36C">
-            <wp:extent cx="1276032" cy="3819048"/>
-            <wp:effectExtent l="0" t="0" r="635" b="0"/>
+          <wp:inline distT="0" distB="0" distL="0" distR="0" wp14:anchorId="4B2842EF" wp14:editId="51F9B493">
+            <wp:extent cx="5401800" cy="2362200"/>
+            <wp:effectExtent l="0" t="0" r="8890" b="0"/>
             <wp:docPr id="452690860" name="Picture 7"/>
             <wp:cNvGraphicFramePr>
               <a:graphicFrameLocks xmlns:a="http://schemas.openxmlformats.org/drawingml/2006/main" noChangeAspect="1"/>
@@ -8537,7 +9339,7 @@
                   <pic:spPr>
                     <a:xfrm>
                       <a:off x="0" y="0"/>
-                      <a:ext cx="1276032" cy="3819048"/>
+                      <a:ext cx="5425396" cy="2372519"/>
                     </a:xfrm>
                     <a:prstGeom prst="rect">
                       <a:avLst/>
@@ -8553,6 +9355,38 @@
     <w:p>
       <w:pPr>
         <w:pStyle w:val="Parakstszemobjekta"/>
+      </w:pPr>
+      <w:r>
+        <w:fldChar w:fldCharType="begin"/>
+      </w:r>
+      <w:r>
+        <w:instrText xml:space="preserve"> SEQ attēls \* ARABIC </w:instrText>
+      </w:r>
+      <w:r>
+        <w:fldChar w:fldCharType="separate"/>
+      </w:r>
+      <w:r>
+        <w:rPr>
+          <w:noProof/>
+        </w:rPr>
+        <w:t>3</w:t>
+      </w:r>
+      <w:r>
+        <w:rPr>
+          <w:noProof/>
+        </w:rPr>
+        <w:fldChar w:fldCharType="end"/>
+      </w:r>
+      <w:r>
+        <w:t>. attēls. Kartes komponente</w:t>
+      </w:r>
+      <w:r>
+        <w:t>s</w:t>
+      </w:r>
+    </w:p>
+    <w:p>
+      <w:pPr>
+        <w:ind w:firstLine="0"/>
         <w:sectPr>
           <w:pgSz w:w="12240" w:h="15840"/>
           <w:pgMar w:top="1134" w:right="1134" w:bottom="1134" w:left="1418" w:header="709" w:footer="709" w:gutter="0"/>
@@ -8560,33 +9394,6 @@
           <w:docGrid w:linePitch="360"/>
         </w:sectPr>
       </w:pPr>
-      <w:r>
-        <w:fldChar w:fldCharType="begin"/>
-      </w:r>
-      <w:r>
-        <w:instrText xml:space="preserve"> SEQ attēls \* ARABIC </w:instrText>
-      </w:r>
-      <w:r>
-        <w:fldChar w:fldCharType="separate"/>
-      </w:r>
-      <w:r>
-        <w:rPr>
-          <w:noProof/>
-        </w:rPr>
-        <w:t>3</w:t>
-      </w:r>
-      <w:r>
-        <w:rPr>
-          <w:noProof/>
-        </w:rPr>
-        <w:fldChar w:fldCharType="end"/>
-      </w:r>
-      <w:r>
-        <w:t>. attēls. Kartes komponente</w:t>
-      </w:r>
-      <w:r>
-        <w:t>s</w:t>
-      </w:r>
     </w:p>
     <w:p>
       <w:pPr>
@@ -8993,9 +9800,11 @@
       <w:pPr>
         <w:pStyle w:val="Virsraksts3"/>
       </w:pPr>
+      <w:proofErr w:type="spellStart"/>
       <w:r>
         <w:t>Enumerācijas</w:t>
       </w:r>
+      <w:proofErr w:type="spellEnd"/>
     </w:p>
     <w:p>
       <w:pPr>
@@ -9076,8 +9885,13 @@
         <w:fldChar w:fldCharType="end"/>
       </w:r>
       <w:r>
-        <w:t>. attēls. Saknes mezgla enumerācijas</w:t>
-      </w:r>
+        <w:t xml:space="preserve">. attēls. Saknes mezgla </w:t>
+      </w:r>
+      <w:proofErr w:type="spellStart"/>
+      <w:r>
+        <w:t>enumerācijas</w:t>
+      </w:r>
+      <w:proofErr w:type="spellEnd"/>
     </w:p>
     <w:p>
       <w:pPr>
@@ -9164,8 +9978,13 @@
         <w:fldChar w:fldCharType="end"/>
       </w:r>
       <w:r>
-        <w:t>. attēls. Kartes laukuma enumerācijas</w:t>
-      </w:r>
+        <w:t xml:space="preserve">. attēls. Kartes laukuma </w:t>
+      </w:r>
+      <w:proofErr w:type="spellStart"/>
+      <w:r>
+        <w:t>enumerācijas</w:t>
+      </w:r>
+      <w:proofErr w:type="spellEnd"/>
     </w:p>
     <w:p>
       <w:pPr>
@@ -9213,13 +10032,37 @@
     </w:p>
     <w:p>
       <w:r>
-        <w:t>Izstrādes laikā projektu jātestē un jāpārbauda funkcionalitātes pēc nepilnībām. Testēšana tiks veikta manuāli ar melnās un baltās kastes metodoloģijām, taču atsevišķas funkcionalitātes vai tās daļas testēšanu var veikt automātiski ar vienībtestēšanu.</w:t>
+        <w:t xml:space="preserve">Izstrādes laikā projektu jātestē un jāpārbauda funkcionalitātes pēc nepilnībām. Testēšana tiks veikta manuāli ar melnās un baltās kastes metodoloģijām, taču atsevišķas funkcionalitātes vai tās daļas testēšanu var veikt automātiski ar </w:t>
+      </w:r>
+      <w:proofErr w:type="spellStart"/>
+      <w:r>
+        <w:t>vienībtestēšanu</w:t>
+      </w:r>
+      <w:proofErr w:type="spellEnd"/>
+      <w:r>
+        <w:t>.</w:t>
       </w:r>
       <w:r>
         <w:t xml:space="preserve"> </w:t>
       </w:r>
       <w:r>
-        <w:t>Melnās kastes testēšana ietver pārbaudi no lietotāja skatupunkta, neredzot avotkodu vai atkļūdošanas informāciju, kamēr baltās kastes testēšana pārbauda avotkodu.</w:t>
+        <w:t xml:space="preserve">Melnās kastes testēšana ietver pārbaudi no lietotāja skatupunkta, neredzot </w:t>
+      </w:r>
+      <w:proofErr w:type="spellStart"/>
+      <w:r>
+        <w:t>avotkodu</w:t>
+      </w:r>
+      <w:proofErr w:type="spellEnd"/>
+      <w:r>
+        <w:t xml:space="preserve"> vai atkļūdošanas informāciju, kamēr baltās kastes testēšana pārbauda </w:t>
+      </w:r>
+      <w:proofErr w:type="spellStart"/>
+      <w:r>
+        <w:t>avotkodu</w:t>
+      </w:r>
+      <w:proofErr w:type="spellEnd"/>
+      <w:r>
+        <w:t>.</w:t>
       </w:r>
     </w:p>
     <w:p>
@@ -10383,8 +11226,13 @@
               <w:pStyle w:val="talbecontent"/>
             </w:pPr>
             <w:r>
-              <w:t>Lietotājs gaida līdz ielādei</w:t>
-            </w:r>
+              <w:t xml:space="preserve">Lietotājs gaida līdz </w:t>
+            </w:r>
+            <w:proofErr w:type="spellStart"/>
+            <w:r>
+              <w:t>ielādei</w:t>
+            </w:r>
+            <w:proofErr w:type="spellEnd"/>
           </w:p>
         </w:tc>
         <w:tc>

--- a/Documentation/Dokumentācija.docx
+++ b/Documentation/Dokumentācija.docx
@@ -112,13 +112,8 @@
       </w:r>
       <w:r>
         <w:br/>
-        <w:t xml:space="preserve">Skolotājs, Kristaps </w:t>
-      </w:r>
-      <w:proofErr w:type="spellStart"/>
-      <w:r>
-        <w:t>Rāvalds</w:t>
-      </w:r>
-      <w:proofErr w:type="spellEnd"/>
+        <w:t>Skolotājs, Kristaps Rāvalds</w:t>
+      </w:r>
     </w:p>
     <w:p>
       <w:pPr>
@@ -3334,15 +3329,7 @@
         <w:t xml:space="preserve">, kā arī </w:t>
       </w:r>
       <w:r>
-        <w:t xml:space="preserve">kādas datorspēlēs var iekļaut funkcionalitātes, kuras nav nepieciešams vai novērsošas projektam un tās izmantošanai kā </w:t>
-      </w:r>
-      <w:proofErr w:type="spellStart"/>
-      <w:r>
-        <w:t>pamatzināšanu</w:t>
-      </w:r>
-      <w:proofErr w:type="spellEnd"/>
-      <w:r>
-        <w:t xml:space="preserve"> apmācības materiālam.</w:t>
+        <w:t>kādas datorspēlēs var iekļaut funkcionalitātes, kuras nav nepieciešams vai novērsošas projektam un tās izmantošanai kā pamatzināšanu apmācības materiālam.</w:t>
       </w:r>
     </w:p>
     <w:p>
@@ -3457,15 +3444,7 @@
         <w:t xml:space="preserve"> </w:t>
       </w:r>
       <w:r>
-        <w:t xml:space="preserve">Pēc izstrādes šis projekts ar tās </w:t>
-      </w:r>
-      <w:proofErr w:type="spellStart"/>
-      <w:r>
-        <w:t>avotkodu</w:t>
-      </w:r>
-      <w:proofErr w:type="spellEnd"/>
-      <w:r>
-        <w:t xml:space="preserve"> tiek kompilēts datorsistēmas platformās kā </w:t>
+        <w:t xml:space="preserve">Pēc izstrādes šis projekts ar tās avotkodu tiek kompilēts datorsistēmas platformās kā </w:t>
       </w:r>
       <w:r>
         <w:rPr>
@@ -3477,7 +3456,6 @@
       <w:r>
         <w:t xml:space="preserve"> un </w:t>
       </w:r>
-      <w:proofErr w:type="spellStart"/>
       <w:r>
         <w:rPr>
           <w:i/>
@@ -3485,7 +3463,6 @@
         </w:rPr>
         <w:t>Linux</w:t>
       </w:r>
-      <w:proofErr w:type="spellEnd"/>
       <w:r>
         <w:t xml:space="preserve"> vidē.</w:t>
       </w:r>
@@ -3562,15 +3539,7 @@
         <w:t xml:space="preserve">Pēc modelēšanas tiek izstrādās projekts, pamatojoties uz iepriekš izveidotiem modeļiem. Izstrādes laikā </w:t>
       </w:r>
       <w:r>
-        <w:t xml:space="preserve">ir jāveic projektam </w:t>
-      </w:r>
-      <w:proofErr w:type="spellStart"/>
-      <w:r>
-        <w:t>versionēšanu</w:t>
-      </w:r>
-      <w:proofErr w:type="spellEnd"/>
-      <w:r>
-        <w:t xml:space="preserve"> jeb versiju kontroli, kuras vadīs projekta stadijas punktus. Praksē tā tiks izmantota, piemēram, projekta sazarošanai funkcionalitātes, būtisko izmaiņu ieviešanai, atsevišķu failu izmaiņu punktu atzīmēšanu, sazarojumu apvienošanu un versijas punktu atzīmēšanu.</w:t>
+        <w:t>ir jāveic projektam versionēšanu jeb versiju kontroli, kuras vadīs projekta stadijas punktus. Praksē tā tiks izmantota, piemēram, projekta sazarošanai funkcionalitātes, būtisko izmaiņu ieviešanai, atsevišķu failu izmaiņu punktu atzīmēšanu, sazarojumu apvienošanu un versijas punktu atzīmēšanu.</w:t>
       </w:r>
     </w:p>
     <w:p>
@@ -3785,15 +3754,7 @@
         <w:t>Izvaddati</w:t>
       </w:r>
       <w:r>
-        <w:t xml:space="preserve">: </w:t>
-      </w:r>
-      <w:proofErr w:type="spellStart"/>
-      <w:r>
-        <w:t>Uznirsts</w:t>
-      </w:r>
-      <w:proofErr w:type="spellEnd"/>
-      <w:r>
-        <w:t xml:space="preserve"> anotācijas logs.</w:t>
+        <w:t>: Uznirsts anotācijas logs.</w:t>
       </w:r>
     </w:p>
     <w:p>
@@ -4814,13 +4775,8 @@
       <w:r>
         <w:t xml:space="preserve">: </w:t>
       </w:r>
-      <w:proofErr w:type="spellStart"/>
-      <w:r>
-        <w:t>Augšjoslas</w:t>
-      </w:r>
-      <w:proofErr w:type="spellEnd"/>
-      <w:r>
-        <w:t xml:space="preserve"> pauzēšanas poga.</w:t>
+      <w:r>
+        <w:t>Augšjoslas pauzēšanas poga.</w:t>
       </w:r>
     </w:p>
     <w:p>
@@ -5028,13 +4984,8 @@
         <w:t>: Laika rādītājs</w:t>
       </w:r>
       <w:r>
-        <w:t xml:space="preserve"> </w:t>
-      </w:r>
-      <w:proofErr w:type="spellStart"/>
-      <w:r>
-        <w:t>augšjoslā</w:t>
-      </w:r>
-      <w:proofErr w:type="spellEnd"/>
+        <w:t xml:space="preserve"> augšjoslā</w:t>
+      </w:r>
       <w:r>
         <w:t>.</w:t>
       </w:r>
@@ -5093,13 +5044,8 @@
         <w:t xml:space="preserve">: </w:t>
       </w:r>
       <w:r>
-        <w:t xml:space="preserve">Kārtas skaits </w:t>
-      </w:r>
-      <w:proofErr w:type="spellStart"/>
-      <w:r>
-        <w:t>augšjoslā</w:t>
-      </w:r>
-      <w:proofErr w:type="spellEnd"/>
+        <w:t>Kārtas skaits augšjoslā</w:t>
+      </w:r>
       <w:r>
         <w:t xml:space="preserve">. </w:t>
       </w:r>
@@ -7761,15 +7707,7 @@
       </w:r>
       <w:r>
         <w:tab/>
-        <w:t>Datorspēles kompilētā programmai ir jābūt pēc iespējas pieejamai vairākās platformās vai kompilējamam vairākām operētājsistēmām, taču galvenokārt “Windows” un “</w:t>
-      </w:r>
-      <w:proofErr w:type="spellStart"/>
-      <w:r>
-        <w:t>Linux</w:t>
-      </w:r>
-      <w:proofErr w:type="spellEnd"/>
-      <w:r>
-        <w:t>” videi;</w:t>
+        <w:t>Datorspēles kompilētā programmai ir jābūt pēc iespējas pieejamai vairākās platformās vai kompilējamam vairākām operētājsistēmām, taču galvenokārt “Windows” un “Linux” videi;</w:t>
       </w:r>
     </w:p>
     <w:p>
@@ -7786,13 +7724,8 @@
         <w:pStyle w:val="Virsraksts3"/>
       </w:pPr>
       <w:r>
-        <w:t xml:space="preserve">Lietotāja </w:t>
-      </w:r>
-      <w:proofErr w:type="spellStart"/>
-      <w:r>
-        <w:t>saskarne</w:t>
-      </w:r>
-      <w:proofErr w:type="spellEnd"/>
+        <w:t>Lietotāja saskarne</w:t>
+      </w:r>
     </w:p>
     <w:p>
       <w:r>
@@ -7809,15 +7742,7 @@
       </w:r>
       <w:r>
         <w:tab/>
-        <w:t xml:space="preserve">Datorspēles grafikai un lietotāja </w:t>
-      </w:r>
-      <w:proofErr w:type="spellStart"/>
-      <w:r>
-        <w:t>saskarnei</w:t>
-      </w:r>
-      <w:proofErr w:type="spellEnd"/>
-      <w:r>
-        <w:t xml:space="preserve"> jābūt minimālai, taču viegli pārskatāmai;</w:t>
+        <w:t>Datorspēles grafikai un lietotāja saskarnei jābūt minimālai, taču viegli pārskatāmai;</w:t>
       </w:r>
     </w:p>
     <w:p>
@@ -7829,15 +7754,7 @@
       </w:r>
       <w:r>
         <w:tab/>
-        <w:t xml:space="preserve">Lietotāja </w:t>
-      </w:r>
-      <w:proofErr w:type="spellStart"/>
-      <w:r>
-        <w:t>saskarnei</w:t>
-      </w:r>
-      <w:proofErr w:type="spellEnd"/>
-      <w:r>
-        <w:t xml:space="preserve"> ir jābūt pielāgojamai dažādos ekrānu izmēros vai izšķirtspējās;</w:t>
+        <w:t>Lietotāja saskarnei ir jābūt pielāgojamai dažādos ekrānu izmēros vai izšķirtspējās;</w:t>
       </w:r>
     </w:p>
     <w:p>
@@ -7849,15 +7766,7 @@
       </w:r>
       <w:r>
         <w:tab/>
-        <w:t xml:space="preserve">Datorspēles </w:t>
-      </w:r>
-      <w:proofErr w:type="spellStart"/>
-      <w:r>
-        <w:t>saskarnes</w:t>
-      </w:r>
-      <w:proofErr w:type="spellEnd"/>
-      <w:r>
-        <w:t xml:space="preserve"> valodai jābūt angļu valodai;</w:t>
+        <w:t>Datorspēles saskarnes valodai jābūt angļu valodai;</w:t>
       </w:r>
     </w:p>
     <w:p>
@@ -7962,15 +7871,7 @@
     </w:p>
     <w:p>
       <w:r>
-        <w:t xml:space="preserve">Šī sadaļa noskaidros, kādi ir pieejami līdzekļi un rīki, lietojuma pamatojumi un tās iespējamās alternatīvās projekta īstenošanai. Rīki tiks atlasīti pēc licencēšanas, kurai ir jābūt pēc iespējas brīvai un atvērtai, </w:t>
-      </w:r>
-      <w:proofErr w:type="spellStart"/>
-      <w:r>
-        <w:t>starpplatformu</w:t>
-      </w:r>
-      <w:proofErr w:type="spellEnd"/>
-      <w:r>
-        <w:t xml:space="preserve"> pieejamības, pieejamās dimensiju vides, kuras jāiekļauj un jābūt optimizēta div</w:t>
+        <w:t>Šī sadaļa noskaidros, kādi ir pieejami līdzekļi un rīki, lietojuma pamatojumi un tās iespējamās alternatīvās projekta īstenošanai. Rīki tiks atlasīti pēc licencēšanas, kurai ir jābūt pēc iespējas brīvai un atvērtai, starpplatformu pieejamības, pieejamās dimensiju vides, kuras jāiekļauj un jābūt optimizēta div</w:t>
       </w:r>
       <w:r>
         <w:t xml:space="preserve">u </w:t>
@@ -8004,37 +7905,13 @@
     </w:p>
     <w:p>
       <w:r>
-        <w:t>Spēļu un grafikas ietvars “</w:t>
-      </w:r>
-      <w:proofErr w:type="spellStart"/>
-      <w:r>
-        <w:t>Godot</w:t>
-      </w:r>
-      <w:proofErr w:type="spellEnd"/>
-      <w:r>
-        <w:t xml:space="preserve">” ir izcelta starp pārējiem tāda veida ietvariem, jo liels skaits neliela mēra projektu kā </w:t>
-      </w:r>
-      <w:proofErr w:type="spellStart"/>
-      <w:r>
-        <w:t>pašizstrādātās</w:t>
-      </w:r>
-      <w:proofErr w:type="spellEnd"/>
-      <w:r>
-        <w:t xml:space="preserve"> vai mazo komandu izstrādātās spēles. Ne tikai pēc popularitātes dēļ, taču licencēšana norāda šo ietvaru par brīvu un atvērtu, kurai nav nepieciešama ne papildizmaksas, nedz reģistrācijas, kā arī ir salīdzinoši ar citiem ietvariem ātri un viegli apgūstama. Šis dzinis arī ir pieejams vairākās platformās, it īpaši starp operētājsistēmām. Funkcionāli tā ir optimizēta div</w:t>
+        <w:t>Spēļu un grafikas ietvars “Godot” ir izcelta starp pārējiem tāda veida ietvariem, jo liels skaits neliela mēra projektu kā pašizstrādātās vai mazo komandu izstrādātās spēles. Ne tikai pēc popularitātes dēļ, taču licencēšana norāda šo ietvaru par brīvu un atvērtu, kurai nav nepieciešama ne papildizmaksas, nedz reģistrācijas, kā arī ir salīdzinoši ar citiem ietvariem ātri un viegli apgūstama. Šis dzinis arī ir pieejams vairākās platformās, it īpaši starp operētājsistēmām. Funkcionāli tā ir optimizēta div</w:t>
       </w:r>
       <w:r>
         <w:t xml:space="preserve">u </w:t>
       </w:r>
       <w:r>
-        <w:t xml:space="preserve">dimensiju videi pēc noteiktiem kritērijiem, taču arī ir iespējams izmantot </w:t>
-      </w:r>
-      <w:proofErr w:type="spellStart"/>
-      <w:r>
-        <w:t>trīsdimensiju</w:t>
-      </w:r>
-      <w:proofErr w:type="spellEnd"/>
-      <w:r>
-        <w:t xml:space="preserve"> vidi, kura arī ir īpaši optimizēta un pielāgota. </w:t>
+        <w:t xml:space="preserve">dimensiju videi pēc noteiktiem kritērijiem, taču arī ir iespējams izmantot trīsdimensiju vidi, kura arī ir īpaši optimizēta un pielāgota. </w:t>
       </w:r>
     </w:p>
     <w:p>
@@ -8049,55 +7926,7 @@
     </w:p>
     <w:p>
       <w:r>
-        <w:t>Ietvars “</w:t>
-      </w:r>
-      <w:proofErr w:type="spellStart"/>
-      <w:r>
-        <w:t>Godot</w:t>
-      </w:r>
-      <w:proofErr w:type="spellEnd"/>
-      <w:r>
-        <w:t>” oficiāli piedāvā izmantot abas programmēšanas valodas – “</w:t>
-      </w:r>
-      <w:proofErr w:type="spellStart"/>
-      <w:r>
-        <w:t>Godot</w:t>
-      </w:r>
-      <w:proofErr w:type="spellEnd"/>
-      <w:r>
-        <w:t>” iebūvētā “</w:t>
-      </w:r>
-      <w:proofErr w:type="spellStart"/>
-      <w:r>
-        <w:t>GDScript</w:t>
-      </w:r>
-      <w:proofErr w:type="spellEnd"/>
-      <w:r>
-        <w:t>” un “.NET” ietvara valoda “C#”, kura tiks izvēlēta šī projekta izstrādei. “</w:t>
-      </w:r>
-      <w:proofErr w:type="spellStart"/>
-      <w:r>
-        <w:t>GDScript</w:t>
-      </w:r>
-      <w:proofErr w:type="spellEnd"/>
-      <w:r>
-        <w:t xml:space="preserve">” ir interpretētā valoda, kura tiek tikai apstrādāta palaišanas laikā un pēc </w:t>
-      </w:r>
-      <w:proofErr w:type="spellStart"/>
-      <w:r>
-        <w:t>avotkoda</w:t>
-      </w:r>
-      <w:proofErr w:type="spellEnd"/>
-      <w:r>
-        <w:t xml:space="preserve"> izmaiņām nav nepieciešama papildus darbības kā kompilēšanu, taču ar nepilnību, kura mazina datorspēles darbības veiktspēju. “C#” valoda tiks izmantota tam dēļ, ka veiktspēja datorspēles darbībai ir uzlabota ar nosacījumu, ka pēc jebkuras izmaiņas projektu ir nepieciešams kompilēt. “</w:t>
-      </w:r>
-      <w:proofErr w:type="spellStart"/>
-      <w:r>
-        <w:t>GDScript</w:t>
-      </w:r>
-      <w:proofErr w:type="spellEnd"/>
-      <w:r>
-        <w:t>” arī nav pilnīgi pielāgota objektorientētai izmantošanai, kamēr “C#” pēc dizaina ir objektorientētā valoda.</w:t>
+        <w:t>Ietvars “Godot” oficiāli piedāvā izmantot abas programmēšanas valodas – “Godot” iebūvētā “GDScript” un “.NET” ietvara valoda “C#”, kura tiks izvēlēta šī projekta izstrādei. “GDScript” ir interpretētā valoda, kura tiek tikai apstrādāta palaišanas laikā un pēc avotkoda izmaiņām nav nepieciešama papildus darbības kā kompilēšanu, taču ar nepilnību, kura mazina datorspēles darbības veiktspēju. “C#” valoda tiks izmantota tam dēļ, ka veiktspēja datorspēles darbībai ir uzlabota ar nosacījumu, ka pēc jebkuras izmaiņas projektu ir nepieciešams kompilēt. “GDScript” arī nav pilnīgi pielāgota objektorientētai izmantošanai, kamēr “C#” pēc dizaina ir objektorientētā valoda.</w:t>
       </w:r>
     </w:p>
     <w:p>
@@ -8112,23 +7941,7 @@
     </w:p>
     <w:p>
       <w:r>
-        <w:t>“</w:t>
-      </w:r>
-      <w:proofErr w:type="spellStart"/>
-      <w:r>
-        <w:t>Godot</w:t>
-      </w:r>
-      <w:proofErr w:type="spellEnd"/>
-      <w:r>
-        <w:t>” ietvaram ir jau savs projekta redaktors, kurā iekļauj koda redaktoru. Šis koda redaktors ir vairāk pielāgots ar “</w:t>
-      </w:r>
-      <w:proofErr w:type="spellStart"/>
-      <w:r>
-        <w:t>GDScript</w:t>
-      </w:r>
-      <w:proofErr w:type="spellEnd"/>
-      <w:r>
-        <w:t>” valodu, taču pieejams atbalsts “C#” valodai. Pašā izstrādes vidē var viegli pārslēgties uz vizuālo redaktoru, kodu redaktoru un atkļūdošanas sadaļu</w:t>
+        <w:t>“Godot” ietvaram ir jau savs projekta redaktors, kurā iekļauj koda redaktoru. Šis koda redaktors ir vairāk pielāgots ar “GDScript” valodu, taču pieejams atbalsts “C#” valodai. Pašā izstrādes vidē var viegli pārslēgties uz vizuālo redaktoru, kodu redaktoru un atkļūdošanas sadaļu</w:t>
       </w:r>
       <w:r>
         <w:t xml:space="preserve"> un nenošķir kodu rakstīšanu ar vizuālo rediģēšanu</w:t>
@@ -8144,48 +7957,19 @@
       <w:bookmarkStart w:id="22" w:name="_Toc225723247"/>
       <w:r>
         <w:lastRenderedPageBreak/>
-        <w:t xml:space="preserve">Versiju kontrole un </w:t>
-      </w:r>
-      <w:proofErr w:type="spellStart"/>
-      <w:r>
-        <w:t>repozitorijas</w:t>
-      </w:r>
-      <w:proofErr w:type="spellEnd"/>
-      <w:r>
-        <w:t xml:space="preserve"> mitināšana</w:t>
+        <w:t>Versiju kontrole un repozitorijas mitināšana</w:t>
       </w:r>
       <w:bookmarkEnd w:id="22"/>
     </w:p>
     <w:p>
       <w:r>
-        <w:t>“</w:t>
-      </w:r>
-      <w:proofErr w:type="spellStart"/>
-      <w:r>
-        <w:t>Git</w:t>
-      </w:r>
-      <w:proofErr w:type="spellEnd"/>
-      <w:r>
-        <w:t>” tiks izmantots versiju kontrolei un tīmeklī tiks izmantots ”</w:t>
+        <w:t>“Git” tiks izmantots versiju kontrolei un tīmeklī tiks izmantots ”</w:t>
       </w:r>
       <w:r>
         <w:t xml:space="preserve"> </w:t>
       </w:r>
-      <w:proofErr w:type="spellStart"/>
-      <w:r>
-        <w:t>GitHub</w:t>
-      </w:r>
-      <w:proofErr w:type="spellEnd"/>
-      <w:r>
-        <w:t xml:space="preserve">”, lai mitinātu šo projekta </w:t>
-      </w:r>
-      <w:proofErr w:type="spellStart"/>
-      <w:r>
-        <w:t>avotkodu</w:t>
-      </w:r>
-      <w:proofErr w:type="spellEnd"/>
-      <w:r>
-        <w:t>.</w:t>
+      <w:r>
+        <w:t>GitHub”, lai mitinātu šo projekta avotkodu.</w:t>
       </w:r>
     </w:p>
     <w:p>
@@ -8215,103 +7999,7 @@
     </w:p>
     <w:p>
       <w:r>
-        <w:t>Populārākos ietvarus datorspēļu un citu mediju izstrādē iekļauj “</w:t>
-      </w:r>
-      <w:proofErr w:type="spellStart"/>
-      <w:r>
-        <w:t>Unity</w:t>
-      </w:r>
-      <w:proofErr w:type="spellEnd"/>
-      <w:r>
-        <w:t>”, “</w:t>
-      </w:r>
-      <w:proofErr w:type="spellStart"/>
-      <w:r>
-        <w:t>Unreal</w:t>
-      </w:r>
-      <w:proofErr w:type="spellEnd"/>
-      <w:r>
-        <w:t xml:space="preserve"> </w:t>
-      </w:r>
-      <w:proofErr w:type="spellStart"/>
-      <w:r>
-        <w:t>Engine</w:t>
-      </w:r>
-      <w:proofErr w:type="spellEnd"/>
-      <w:r>
-        <w:t>”,  “</w:t>
-      </w:r>
-      <w:proofErr w:type="spellStart"/>
-      <w:r>
-        <w:t>CryEngine</w:t>
-      </w:r>
-      <w:proofErr w:type="spellEnd"/>
-      <w:r>
-        <w:t>”. Ietvari “</w:t>
-      </w:r>
-      <w:proofErr w:type="spellStart"/>
-      <w:r>
-        <w:t>Unreal</w:t>
-      </w:r>
-      <w:proofErr w:type="spellEnd"/>
-      <w:r>
-        <w:t xml:space="preserve"> </w:t>
-      </w:r>
-      <w:proofErr w:type="spellStart"/>
-      <w:r>
-        <w:t>Engine</w:t>
-      </w:r>
-      <w:proofErr w:type="spellEnd"/>
-      <w:r>
-        <w:t>” un “</w:t>
-      </w:r>
-      <w:proofErr w:type="spellStart"/>
-      <w:r>
-        <w:t>CryEngine</w:t>
-      </w:r>
-      <w:proofErr w:type="spellEnd"/>
-      <w:r>
-        <w:t xml:space="preserve">” nav pielāgoti </w:t>
-      </w:r>
-      <w:proofErr w:type="spellStart"/>
-      <w:r>
-        <w:t>divdimensiju</w:t>
-      </w:r>
-      <w:proofErr w:type="spellEnd"/>
-      <w:r>
-        <w:t xml:space="preserve"> datorspēļu izveidei ietvara ierobežojumu dēļ, kura no tās izslēdz izmantošanu, ja ne arī neprasa </w:t>
-      </w:r>
-      <w:proofErr w:type="spellStart"/>
-      <w:r>
-        <w:t>veiktspējīgu</w:t>
-      </w:r>
-      <w:proofErr w:type="spellEnd"/>
-      <w:r>
-        <w:t xml:space="preserve"> datorsistēmu, kura ir pretrunā ar projekta mērķiem, taču “</w:t>
-      </w:r>
-      <w:proofErr w:type="spellStart"/>
-      <w:r>
-        <w:t>Unity</w:t>
-      </w:r>
-      <w:proofErr w:type="spellEnd"/>
-      <w:r>
-        <w:t xml:space="preserve">” ietvars neprasa salīdzinoši </w:t>
-      </w:r>
-      <w:proofErr w:type="spellStart"/>
-      <w:r>
-        <w:t>veiktspējīgu</w:t>
-      </w:r>
-      <w:proofErr w:type="spellEnd"/>
-      <w:r>
-        <w:t xml:space="preserve"> datorsistēmu un ir pielāgojama </w:t>
-      </w:r>
-      <w:proofErr w:type="spellStart"/>
-      <w:r>
-        <w:t>divdimensiju</w:t>
-      </w:r>
-      <w:proofErr w:type="spellEnd"/>
-      <w:r>
-        <w:t xml:space="preserve"> videi, taču licencēšana nav brīva un prasa lietotāja reģistrāciju un papildizmaksas, ja šis projekts paplašināties komercdarbības nolūkiem.</w:t>
+        <w:t>Populārākos ietvarus datorspēļu un citu mediju izstrādē iekļauj “Unity”, “Unreal Engine”,  “CryEngine”. Ietvari “Unreal Engine” un “CryEngine” nav pielāgoti divdimensiju datorspēļu izveidei ietvara ierobežojumu dēļ, kura no tās izslēdz izmantošanu, ja ne arī neprasa veiktspējīgu datorsistēmu, kura ir pretrunā ar projekta mērķiem, taču “Unity” ietvars neprasa salīdzinoši veiktspējīgu datorsistēmu un ir pielāgojama divdimensiju videi, taču licencēšana nav brīva un prasa lietotāja reģistrāciju un papildizmaksas, ja šis projekts paplašināties komercdarbības nolūkiem.</w:t>
       </w:r>
     </w:p>
     <w:p>
@@ -8326,63 +8014,7 @@
     </w:p>
     <w:p>
       <w:r>
-        <w:t>Ietvari “</w:t>
-      </w:r>
-      <w:proofErr w:type="spellStart"/>
-      <w:r>
-        <w:t>CryEngine</w:t>
-      </w:r>
-      <w:proofErr w:type="spellEnd"/>
-      <w:r>
-        <w:t>” un “</w:t>
-      </w:r>
-      <w:proofErr w:type="spellStart"/>
-      <w:r>
-        <w:t>Unreal</w:t>
-      </w:r>
-      <w:proofErr w:type="spellEnd"/>
-      <w:r>
-        <w:t xml:space="preserve"> </w:t>
-      </w:r>
-      <w:proofErr w:type="spellStart"/>
-      <w:r>
-        <w:t>Engine</w:t>
-      </w:r>
-      <w:proofErr w:type="spellEnd"/>
-      <w:r>
-        <w:t xml:space="preserve">” izmanto valodu “C++”, kurā iekļauj klases un objektorientētā funkcionalitāte kā C#, taču neatlasot šos ietvarus valoda “C++” netiks izmantota. “C++” lietojuma stili ir plašāki, taču valodas funkcionalitāti un īpatnības apgūt ir sarežģītāk nekā ar “C#”, kura izstrādātājam liek lietot objektorientētā stilā, kurā visi elementi valodā ir objekti, kā arī vairums funkcionalitātes ir aizklātas ar metodēm, kura mazina izstrādes laiku salīdzinot ar “C++”, kura vairākas kompleksas funkcionalitātes nav aizklātas ar metodēm, kura var </w:t>
-      </w:r>
-      <w:proofErr w:type="spellStart"/>
-      <w:r>
-        <w:t>palēlināt</w:t>
-      </w:r>
-      <w:proofErr w:type="spellEnd"/>
-      <w:r>
-        <w:t xml:space="preserve"> izstrādes laiku. Izvēlētā ietvarā “</w:t>
-      </w:r>
-      <w:proofErr w:type="spellStart"/>
-      <w:r>
-        <w:t>Godot</w:t>
-      </w:r>
-      <w:proofErr w:type="spellEnd"/>
-      <w:r>
-        <w:t xml:space="preserve">” ir pieejama </w:t>
-      </w:r>
-      <w:proofErr w:type="spellStart"/>
-      <w:r>
-        <w:t>skriptēšanas</w:t>
-      </w:r>
-      <w:proofErr w:type="spellEnd"/>
-      <w:r>
-        <w:t xml:space="preserve"> valoda “</w:t>
-      </w:r>
-      <w:proofErr w:type="spellStart"/>
-      <w:r>
-        <w:t>GDScript</w:t>
-      </w:r>
-      <w:proofErr w:type="spellEnd"/>
-      <w:r>
-        <w:t>”, taču pēc nosacītiem iemesliem izvēlētai valodai šī valoda netiks izmantota.</w:t>
+        <w:t>Ietvari “CryEngine” un “Unreal Engine” izmanto valodu “C++”, kurā iekļauj klases un objektorientētā funkcionalitāte kā C#, taču neatlasot šos ietvarus valoda “C++” netiks izmantota. “C++” lietojuma stili ir plašāki, taču valodas funkcionalitāti un īpatnības apgūt ir sarežģītāk nekā ar “C#”, kura izstrādātājam liek lietot objektorientētā stilā, kurā visi elementi valodā ir objekti, kā arī vairums funkcionalitātes ir aizklātas ar metodēm, kura mazina izstrādes laiku salīdzinot ar “C++”, kura vairākas kompleksas funkcionalitātes nav aizklātas ar metodēm, kura var palēlināt izstrādes laiku. Izvēlētā ietvarā “Godot” ir pieejama skriptēšanas valoda “GDScript”, taču pēc nosacītiem iemesliem izvēlētai valodai šī valoda netiks izmantota.</w:t>
       </w:r>
     </w:p>
     <w:p>
@@ -8409,169 +8041,17 @@
     </w:p>
     <w:p>
       <w:r>
-        <w:t>Tā kā valoda “C#” tiks izmantota, kura ir daļa no ietvara “.NET”, tiks izmantoti attiecīgas izstrādes programmatūras ar uzsvaru uz noteikto ietvaru un tās ekosistēmas. Populārākā izstrādes  vide tam ir “</w:t>
-      </w:r>
-      <w:proofErr w:type="spellStart"/>
-      <w:r>
-        <w:t>Visual</w:t>
-      </w:r>
-      <w:proofErr w:type="spellEnd"/>
-      <w:r>
-        <w:t xml:space="preserve"> </w:t>
-      </w:r>
-      <w:proofErr w:type="spellStart"/>
-      <w:r>
-        <w:t>Studio</w:t>
-      </w:r>
-      <w:proofErr w:type="spellEnd"/>
-      <w:r>
-        <w:t>”, kura līdzīgi ar izvēlēto izstrādes vidi “</w:t>
-      </w:r>
-      <w:proofErr w:type="spellStart"/>
-      <w:r>
-        <w:t>JetBrains</w:t>
-      </w:r>
-      <w:proofErr w:type="spellEnd"/>
-      <w:r>
-        <w:t xml:space="preserve"> </w:t>
-      </w:r>
-      <w:proofErr w:type="spellStart"/>
-      <w:r>
-        <w:t>Rider</w:t>
-      </w:r>
-      <w:proofErr w:type="spellEnd"/>
-      <w:r>
-        <w:t xml:space="preserve">” iekļauj detalizētu </w:t>
-      </w:r>
-      <w:proofErr w:type="spellStart"/>
-      <w:r>
-        <w:t>atķļūdošanu</w:t>
-      </w:r>
-      <w:proofErr w:type="spellEnd"/>
-      <w:r>
-        <w:t xml:space="preserve">, kodu analīze, automātiskā aizpilde, u.t.t., taču netiks izmantota, jo šī programmatūra nav </w:t>
-      </w:r>
-      <w:proofErr w:type="spellStart"/>
-      <w:r>
-        <w:t>starpplatformu</w:t>
-      </w:r>
-      <w:proofErr w:type="spellEnd"/>
-      <w:r>
-        <w:t>, ierobežojoties uz “Windows” platformu, kuru autors neizmanto, tātad nepieejama programmatūra autoram.</w:t>
-      </w:r>
-    </w:p>
-    <w:p>
-      <w:r>
-        <w:t>Ja ietvars kā “</w:t>
-      </w:r>
-      <w:proofErr w:type="spellStart"/>
-      <w:r>
-        <w:t>Unreal</w:t>
-      </w:r>
-      <w:proofErr w:type="spellEnd"/>
-      <w:r>
-        <w:t xml:space="preserve"> </w:t>
-      </w:r>
-      <w:proofErr w:type="spellStart"/>
-      <w:r>
-        <w:t>Engine</w:t>
-      </w:r>
-      <w:proofErr w:type="spellEnd"/>
-      <w:r>
-        <w:t>” tiktu izmantota, kurā galvenā valoda ir “C++”, tiktu izmantotas izstrādes vides attiecīgi valodai kā “</w:t>
-      </w:r>
-      <w:proofErr w:type="spellStart"/>
-      <w:r>
-        <w:t>Qt</w:t>
-      </w:r>
-      <w:proofErr w:type="spellEnd"/>
-      <w:r>
-        <w:t xml:space="preserve"> </w:t>
-      </w:r>
-      <w:proofErr w:type="spellStart"/>
-      <w:r>
-        <w:t>Creator</w:t>
-      </w:r>
-      <w:proofErr w:type="spellEnd"/>
-      <w:r>
-        <w:t>”, kura ir pielāgota ietvara “</w:t>
-      </w:r>
-      <w:proofErr w:type="spellStart"/>
-      <w:r>
-        <w:t>Qt</w:t>
-      </w:r>
-      <w:proofErr w:type="spellEnd"/>
-      <w:r>
-        <w:t xml:space="preserve">” programmatūras izstrādei, taču iespējams izveidot projektus, kuras neizmanto minēto ietvaru, ņemot vērā to, ka funkcionalitāte un tās iespējas mazinās vai ne tik </w:t>
-      </w:r>
-      <w:proofErr w:type="spellStart"/>
-      <w:r>
-        <w:t>advancētas</w:t>
-      </w:r>
-      <w:proofErr w:type="spellEnd"/>
-      <w:r>
-        <w:t xml:space="preserve"> citiem projektiem,  vai “</w:t>
-      </w:r>
-      <w:proofErr w:type="spellStart"/>
-      <w:r>
-        <w:t>JetBrains</w:t>
-      </w:r>
-      <w:proofErr w:type="spellEnd"/>
-      <w:r>
-        <w:t xml:space="preserve"> </w:t>
-      </w:r>
-      <w:proofErr w:type="spellStart"/>
-      <w:r>
-        <w:t>CLion</w:t>
-      </w:r>
-      <w:proofErr w:type="spellEnd"/>
-      <w:r>
-        <w:t>”, kurai ir līdzīga funkcionalitāte ar atlasīto izstrādes vidi “”</w:t>
-      </w:r>
-      <w:proofErr w:type="spellStart"/>
-      <w:r>
-        <w:t>JetBrains</w:t>
-      </w:r>
-      <w:proofErr w:type="spellEnd"/>
-      <w:r>
-        <w:t xml:space="preserve"> </w:t>
-      </w:r>
-      <w:proofErr w:type="spellStart"/>
-      <w:r>
-        <w:t>Rider</w:t>
-      </w:r>
-      <w:proofErr w:type="spellEnd"/>
-      <w:r>
-        <w:t>” no “</w:t>
-      </w:r>
-      <w:proofErr w:type="spellStart"/>
-      <w:r>
-        <w:t>JetBrains</w:t>
-      </w:r>
-      <w:proofErr w:type="spellEnd"/>
-      <w:r>
-        <w:t>” programmatūru klāsta.</w:t>
-      </w:r>
-    </w:p>
-    <w:p>
-      <w:r>
-        <w:t>Arī iespējams ir izmantot teksta redaktoru “</w:t>
-      </w:r>
-      <w:proofErr w:type="spellStart"/>
-      <w:r>
-        <w:t>Visual</w:t>
-      </w:r>
-      <w:proofErr w:type="spellEnd"/>
-      <w:r>
-        <w:t xml:space="preserve"> </w:t>
-      </w:r>
-      <w:proofErr w:type="spellStart"/>
-      <w:r>
-        <w:t>Studio</w:t>
-      </w:r>
-      <w:proofErr w:type="spellEnd"/>
-      <w:r>
-        <w:t xml:space="preserve"> Code”, kura ar paplašinājumiem var izmantot kā izstrādes vidi, taču noklusētā funkcionalitāte ir ierobežota salīdzinot ar iepriekšējām izstrādes programmatūrām un nepieciešama papildus iestatīšana šai programmatūrai, kura nebūtu nepieciešama pārējām izstrādes vidēm atverot sākotnēji.</w:t>
+        <w:t>Tā kā valoda “C#” tiks izmantota, kura ir daļa no ietvara “.NET”, tiks izmantoti attiecīgas izstrādes programmatūras ar uzsvaru uz noteikto ietvaru un tās ekosistēmas. Populārākā izstrādes  vide tam ir “Visual Studio”, kura līdzīgi ar izvēlēto izstrādes vidi “JetBrains Rider” iekļauj detalizētu atķļūdošanu, kodu analīze, automātiskā aizpilde, u.t.t., taču netiks izmantota, jo šī programmatūra nav starpplatformu, ierobežojoties uz “Windows” platformu, kuru autors neizmanto, tātad nepieejama programmatūra autoram.</w:t>
+      </w:r>
+    </w:p>
+    <w:p>
+      <w:r>
+        <w:t>Ja ietvars kā “Unreal Engine” tiktu izmantota, kurā galvenā valoda ir “C++”, tiktu izmantotas izstrādes vides attiecīgi valodai kā “Qt Creator”, kura ir pielāgota ietvara “Qt” programmatūras izstrādei, taču iespējams izveidot projektus, kuras neizmanto minēto ietvaru, ņemot vērā to, ka funkcionalitāte un tās iespējas mazinās vai ne tik advancētas citiem projektiem,  vai “JetBrains CLion”, kurai ir līdzīga funkcionalitāte ar atlasīto izstrādes vidi “”JetBrains Rider” no “JetBrains” programmatūru klāsta.</w:t>
+      </w:r>
+    </w:p>
+    <w:p>
+      <w:r>
+        <w:t>Arī iespējams ir izmantot teksta redaktoru “Visual Studio Code”, kura ar paplašinājumiem var izmantot kā izstrādes vidi, taču noklusētā funkcionalitāte ir ierobežota salīdzinot ar iepriekšējām izstrādes programmatūrām un nepieciešama papildus iestatīšana šai programmatūrai, kura nebūtu nepieciešama pārējām izstrādes vidēm atverot sākotnēji.</w:t>
       </w:r>
     </w:p>
     <w:p>
@@ -8586,84 +8066,12 @@
     </w:p>
     <w:p>
       <w:r>
-        <w:t xml:space="preserve">Mazāk populāri pakalpojumi, kuri mitina </w:t>
-      </w:r>
-      <w:proofErr w:type="spellStart"/>
-      <w:r>
-        <w:t>avotkodu</w:t>
-      </w:r>
-      <w:proofErr w:type="spellEnd"/>
-      <w:r>
-        <w:t xml:space="preserve"> </w:t>
-      </w:r>
-      <w:proofErr w:type="spellStart"/>
-      <w:r>
-        <w:t>repozotorijus</w:t>
-      </w:r>
-      <w:proofErr w:type="spellEnd"/>
-      <w:r>
-        <w:t>, izmantojot “</w:t>
-      </w:r>
-      <w:proofErr w:type="spellStart"/>
-      <w:r>
-        <w:t>Git</w:t>
-      </w:r>
-      <w:proofErr w:type="spellEnd"/>
-      <w:r>
-        <w:t>” versiju kontroli, arī ir pieejami rīki, kura var automatizēt projekta kompilēšanu un pārbaudi, šādi rīki ir “</w:t>
-      </w:r>
-      <w:proofErr w:type="spellStart"/>
-      <w:r>
-        <w:t>GitLab</w:t>
-      </w:r>
-      <w:proofErr w:type="spellEnd"/>
-      <w:r>
-        <w:t>”, “</w:t>
-      </w:r>
-      <w:proofErr w:type="spellStart"/>
-      <w:r>
-        <w:t>Gitea</w:t>
-      </w:r>
-      <w:proofErr w:type="spellEnd"/>
-      <w:r>
-        <w:t>” un “</w:t>
-      </w:r>
-      <w:proofErr w:type="spellStart"/>
-      <w:r>
-        <w:t>Bitbucket</w:t>
-      </w:r>
-      <w:proofErr w:type="spellEnd"/>
-      <w:r>
-        <w:t>”, kuri ir īpaši pielāgota CI/CD izstrādes videi, taču prasa papildizmaksas, ja šādi rīki tiek palaisti šo pakalpojumu serveros vietā pašam lietotājam mitināt šos rīkus.</w:t>
-      </w:r>
-    </w:p>
-    <w:p>
-      <w:r>
-        <w:t>Taču arī ir pieejami pakalpojumi un rīki, kuri nav atkarīga no “</w:t>
-      </w:r>
-      <w:proofErr w:type="spellStart"/>
-      <w:r>
-        <w:t>Git</w:t>
-      </w:r>
-      <w:proofErr w:type="spellEnd"/>
-      <w:r>
-        <w:t>” versiju kontroles, bet kā pieejamu versiju kontroles programmatūru starp pārējām. Viens no šiem rīkiem ir “</w:t>
-      </w:r>
-      <w:proofErr w:type="spellStart"/>
-      <w:r>
-        <w:t>Azure</w:t>
-      </w:r>
-      <w:proofErr w:type="spellEnd"/>
-      <w:r>
-        <w:t xml:space="preserve"> </w:t>
-      </w:r>
-      <w:proofErr w:type="spellStart"/>
-      <w:r>
-        <w:t>Pipelines</w:t>
-      </w:r>
-      <w:proofErr w:type="spellEnd"/>
-      <w:r>
-        <w:t>”, kuras funkcionalitāte ir plašāka salīdzinot ar iepriekš minētiem rīkiem, taču tās plaša funkcionalitātes klāsts ir radīts lielākiem projektiem, kuri iespējams nebūs lielāko daļu paredzēts izmantošanai šī projekta nolūkiem tās apjoma dēļ un lielākas izmaksas, salīdzinot ar iepriekš minētiem rīkiem.</w:t>
+        <w:t>Mazāk populāri pakalpojumi, kuri mitina avotkodu repozotorijus, izmantojot “Git” versiju kontroli, arī ir pieejami rīki, kura var automatizēt projekta kompilēšanu un pārbaudi, šādi rīki ir “GitLab”, “Gitea” un “Bitbucket”, kuri ir īpaši pielāgota CI/CD izstrādes videi, taču prasa papildizmaksas, ja šādi rīki tiek palaisti šo pakalpojumu serveros vietā pašam lietotājam mitināt šos rīkus.</w:t>
+      </w:r>
+    </w:p>
+    <w:p>
+      <w:r>
+        <w:t>Taču arī ir pieejami pakalpojumi un rīki, kuri nav atkarīga no “Git” versiju kontroles, bet kā pieejamu versiju kontroles programmatūru starp pārējām. Viens no šiem rīkiem ir “Azure Pipelines”, kuras funkcionalitāte ir plašāka salīdzinot ar iepriekš minētiem rīkiem, taču tās plaša funkcionalitātes klāsts ir radīts lielākiem projektiem, kuri iespējams nebūs lielāko daļu paredzēts izmantošanai šī projekta nolūkiem tās apjoma dēļ un lielākas izmaksas, salīdzinot ar iepriekš minētiem rīkiem.</w:t>
       </w:r>
     </w:p>
     <w:p>
@@ -8792,66 +8200,10 @@
     </w:p>
     <w:p>
       <w:r>
-        <w:t>“</w:t>
-      </w:r>
-      <w:proofErr w:type="spellStart"/>
-      <w:r>
-        <w:t>SceneManager</w:t>
-      </w:r>
-      <w:proofErr w:type="spellEnd"/>
-      <w:r>
-        <w:t>” komponente pārvalda ainas un tās pārslēgšanu uz citām ainām un tā ir viena no komponentēm ar vizuālu izvadi, kā arī “</w:t>
-      </w:r>
-      <w:proofErr w:type="spellStart"/>
-      <w:r>
-        <w:t>SettingsWindow</w:t>
-      </w:r>
-      <w:proofErr w:type="spellEnd"/>
-      <w:r>
-        <w:t>” un “</w:t>
-      </w:r>
-      <w:proofErr w:type="spellStart"/>
-      <w:r>
-        <w:t>ExitDialog</w:t>
-      </w:r>
-      <w:proofErr w:type="spellEnd"/>
-      <w:r>
-        <w:t>” komponentes, kuras izvade ir tikai logi ar saviem attiecīgiem uzdevumiem, taču “</w:t>
-      </w:r>
-      <w:proofErr w:type="spellStart"/>
-      <w:r>
-        <w:t>ToastManager</w:t>
-      </w:r>
-      <w:proofErr w:type="spellEnd"/>
-      <w:r>
-        <w:t>” tikai izvada īslaicīgus paziņojumus, kuras pēc noteikta laika izzūd. “</w:t>
-      </w:r>
-      <w:proofErr w:type="spellStart"/>
-      <w:r>
-        <w:t>AudioManager</w:t>
-      </w:r>
-      <w:proofErr w:type="spellEnd"/>
-      <w:r>
-        <w:t>” pārvalda datorspēles galveno, mūzikas un skaņu efektu skaļumu, kā arī iestata fona mūzika katrai ainai.</w:t>
-      </w:r>
-      <w:r>
-        <w:t xml:space="preserve"> Datu, progresu un iestatījumu glabāšanu nodrošina “</w:t>
-      </w:r>
-      <w:proofErr w:type="spellStart"/>
-      <w:r>
-        <w:t>SaveManager</w:t>
-      </w:r>
-      <w:proofErr w:type="spellEnd"/>
-      <w:r>
-        <w:t>”, kura glabā progresa datus, un “</w:t>
-      </w:r>
-      <w:proofErr w:type="spellStart"/>
-      <w:r>
-        <w:t>SettingsManager</w:t>
-      </w:r>
-      <w:proofErr w:type="spellEnd"/>
-      <w:r>
-        <w:t>”, kura glabā un iestata iestatījumus visā spēlē, piemēram, skaļumu.</w:t>
+        <w:t>“SceneManager” komponente pārvalda ainas un tās pārslēgšanu uz citām ainām un tā ir viena no komponentēm ar vizuālu izvadi, kā arī “SettingsWindow” un “ExitDialog” komponentes, kuras izvade ir tikai logi ar saviem attiecīgiem uzdevumiem, taču “ToastManager” tikai izvada īslaicīgus paziņojumus, kuras pēc noteikta laika izzūd. “AudioManager” pārvalda datorspēles galveno, mūzikas un skaņu efektu skaļumu, kā arī iestata fona mūzika katrai ainai.</w:t>
+      </w:r>
+      <w:r>
+        <w:t xml:space="preserve"> Datu, progresu un iestatījumu glabāšanu nodrošina “SaveManager”, kura glabā progresa datus, un “SettingsManager”, kura glabā un iestata iestatījumus visā spēlē, piemēram, skaļumu.</w:t>
       </w:r>
     </w:p>
     <w:p>
@@ -8988,15 +8340,7 @@
     </w:p>
     <w:p>
       <w:r>
-        <w:t>“</w:t>
-      </w:r>
-      <w:proofErr w:type="spellStart"/>
-      <w:r>
-        <w:t>SceneManager</w:t>
-      </w:r>
-      <w:proofErr w:type="spellEnd"/>
-      <w:r>
-        <w:t xml:space="preserve">” komponente pārvalda </w:t>
+        <w:t xml:space="preserve">“SceneManager” komponente pārvalda </w:t>
       </w:r>
       <w:r>
         <w:t>norādīto (skat. 2. attēl</w:t>
@@ -9020,23 +8364,7 @@
         <w:t>)</w:t>
       </w:r>
       <w:r>
-        <w:t xml:space="preserve"> aina ir sākuma izvēlne, kurā spēlētājs var pārslēgt uz līmeņu atlases ainu “</w:t>
-      </w:r>
-      <w:proofErr w:type="spellStart"/>
-      <w:r>
-        <w:t>LevelSelection</w:t>
-      </w:r>
-      <w:proofErr w:type="spellEnd"/>
-      <w:r>
-        <w:t>”, lasīt šī projekta anotāciju, mainīt iestatījumus vai iziet no datorspēles. “</w:t>
-      </w:r>
-      <w:proofErr w:type="spellStart"/>
-      <w:r>
-        <w:t>LevelSelection</w:t>
-      </w:r>
-      <w:proofErr w:type="spellEnd"/>
-      <w:r>
-        <w:t xml:space="preserve">” </w:t>
+        <w:t xml:space="preserve"> aina ir sākuma izvēlne, kurā spēlētājs var pārslēgt uz līmeņu atlases ainu “LevelSelection”, lasīt šī projekta anotāciju, mainīt iestatījumus vai iziet no datorspēles. “LevelSelection” </w:t>
       </w:r>
       <w:r>
         <w:t>(</w:t>
@@ -9051,23 +8379,7 @@
         <w:t>aina norāda līmeņus</w:t>
       </w:r>
       <w:r>
-        <w:t xml:space="preserve">, kuri ir izvietoti kartē ar paveidiem un pieejamības </w:t>
-      </w:r>
-      <w:proofErr w:type="spellStart"/>
-      <w:r>
-        <w:t>stāvolkim</w:t>
-      </w:r>
-      <w:proofErr w:type="spellEnd"/>
-      <w:r>
-        <w:t>. “</w:t>
-      </w:r>
-      <w:proofErr w:type="spellStart"/>
-      <w:r>
-        <w:t>Battle</w:t>
-      </w:r>
-      <w:proofErr w:type="spellEnd"/>
-      <w:r>
-        <w:t>” (Spēles laukums) ain</w:t>
+        <w:t>, kuri ir izvietoti kartē ar paveidiem un pieejamības stāvolkim. “Battle” (Spēles laukums) ain</w:t>
       </w:r>
       <w:r>
         <w:t>ā ir spēle ar līmeņa nosacījumiem, objekti kartes laukumā un norādīti uzdevumi uzvarai</w:t>
@@ -9185,15 +8497,7 @@
     </w:p>
     <w:p>
       <w:r>
-        <w:t>“</w:t>
-      </w:r>
-      <w:proofErr w:type="spellStart"/>
-      <w:r>
-        <w:t>Map</w:t>
-      </w:r>
-      <w:proofErr w:type="spellEnd"/>
-      <w:r>
-        <w:t xml:space="preserve">” (Karte) komponente </w:t>
+        <w:t xml:space="preserve">“Map” (Karte) komponente </w:t>
       </w:r>
       <w:r>
         <w:t xml:space="preserve">(skat. 3. attēlu) </w:t>
@@ -9202,44 +8506,12 @@
         <w:t xml:space="preserve">ir šī projekta galvenā komponente un projekta mērķa pamats. Šajā komponentē ir slāņi, kurā atrodas topogrāfijas dati, objektu dati un dekorācijas, un šie slāņi paši par sevi neveic darbības izņemot uzdotās darbības atkarīgas no ainas. Kartes komponentē arī atrodas </w:t>
       </w:r>
       <w:r>
-        <w:t>pārējās komponentes, kuras izmanto slāņus darbību veikšanai, piemēram, “</w:t>
-      </w:r>
-      <w:proofErr w:type="spellStart"/>
-      <w:r>
-        <w:t>Selector</w:t>
-      </w:r>
-      <w:proofErr w:type="spellEnd"/>
-      <w:r>
-        <w:t>” (atlasītājs) komponente atlasa slāņu komponentes slāņu datus pēc norādītā punkta, “</w:t>
-      </w:r>
-      <w:proofErr w:type="spellStart"/>
-      <w:r>
-        <w:t>Camera</w:t>
-      </w:r>
-      <w:proofErr w:type="spellEnd"/>
-      <w:r>
-        <w:t>” (Kamera) komponente rāda slāņu fragmentus, kurus spēlētājs var mainīt kameras novietojumu, lai redzētu kartes citu fragmentu un “</w:t>
-      </w:r>
-      <w:proofErr w:type="spellStart"/>
-      <w:r>
-        <w:t>Projectiles</w:t>
-      </w:r>
-      <w:proofErr w:type="spellEnd"/>
-      <w:r>
-        <w:t>” (Lādiņi) komponente, kura simulē lādiņu kustību kartē un iegūst datus no slāņu komponentes pēc novietojuma no uguņošanas līdz nolaišanas, kuras aptver objektus un veic tām izmaiņas, piemēram, iznīcināšanu.</w:t>
-      </w:r>
-    </w:p>
-    <w:p>
-      <w:r>
-        <w:t>Slāņu komponentē atrodas slāņi, kuras izkārtojumi ir rūtiņu ailes. “</w:t>
-      </w:r>
-      <w:proofErr w:type="spellStart"/>
-      <w:r>
-        <w:t>Ground</w:t>
-      </w:r>
-      <w:proofErr w:type="spellEnd"/>
-      <w:r>
-        <w:t>” (Zeme) slāni</w:t>
+        <w:t>pārējās komponentes, kuras izmanto slāņus darbību veikšanai, piemēram, “Selector” (atlasītājs) komponente atlasa slāņu komponentes slāņu datus pēc norādītā punkta, “Camera” (Kamera) komponente rāda slāņu fragmentus, kurus spēlētājs var mainīt kameras novietojumu, lai redzētu kartes citu fragmentu un “Projectiles” (Lādiņi) komponente, kura simulē lādiņu kustību kartē un iegūst datus no slāņu komponentes pēc novietojuma no uguņošanas līdz nolaišanas, kuras aptver objektus un veic tām izmaiņas, piemēram, iznīcināšanu.</w:t>
+      </w:r>
+    </w:p>
+    <w:p>
+      <w:r>
+        <w:t>Slāņu komponentē atrodas slāņi, kuras izkārtojumi ir rūtiņu ailes. “Ground” (Zeme) slāni</w:t>
       </w:r>
       <w:r>
         <w:t>s</w:t>
@@ -9248,55 +8520,13 @@
         <w:t xml:space="preserve"> satur topogrāfisko informāciju kā augstumu</w:t>
       </w:r>
       <w:r>
-        <w:t xml:space="preserve"> laukuma punktā un </w:t>
-      </w:r>
-      <w:proofErr w:type="spellStart"/>
-      <w:r>
-        <w:t>pamataugstumu</w:t>
-      </w:r>
-      <w:proofErr w:type="spellEnd"/>
-      <w:r>
-        <w:t>, “</w:t>
-      </w:r>
-      <w:proofErr w:type="spellStart"/>
-      <w:r>
-        <w:t>Decoration</w:t>
-      </w:r>
-      <w:proofErr w:type="spellEnd"/>
-      <w:r>
-        <w:t>” (Dekorācija) slānis ievieto virs “</w:t>
-      </w:r>
-      <w:proofErr w:type="spellStart"/>
-      <w:r>
-        <w:t>Ground</w:t>
-      </w:r>
-      <w:proofErr w:type="spellEnd"/>
-      <w:r>
-        <w:t>” slāņa simbolus un dekoratīvos elementus, “</w:t>
-      </w:r>
-      <w:proofErr w:type="spellStart"/>
-      <w:r>
-        <w:t>Entites</w:t>
-      </w:r>
-      <w:proofErr w:type="spellEnd"/>
-      <w:r>
-        <w:t>” (Objekti) slānis satur objektus kā ierīces, mūrus un struktūras, kuras glabā īpašības, piemēram, azimuta leņķis, piederība spēlētājam vai pretiniekam un izturības punkti pirms sabrukšanas (skat. 4. attēlu) un “</w:t>
-      </w:r>
-      <w:proofErr w:type="spellStart"/>
-      <w:r>
-        <w:t>Overlays</w:t>
-      </w:r>
-      <w:proofErr w:type="spellEnd"/>
-      <w:r>
-        <w:t xml:space="preserve">” (Uznirstošie) slānis, kurās izvieto indikatorus un </w:t>
-      </w:r>
-      <w:proofErr w:type="spellStart"/>
-      <w:r>
-        <w:t>aizsegumus</w:t>
-      </w:r>
-      <w:proofErr w:type="spellEnd"/>
-      <w:r>
-        <w:t xml:space="preserve"> kartē. </w:t>
+        <w:t xml:space="preserve"> laukuma punktā un pamataugstumu, “Decoration” (Dekorācija) slānis ievieto virs “Ground” slāņa simbolus un dekoratīvos elementus, “Entites” (Objekti) slānis satur objektus kā ierīces, mūrus un struktūras, kuras glabā īpašības, piemēram, azimuta leņķis, piederība spēlētājam vai pretiniekam un izturības punkti pirms sabrukšanas (skat. </w:t>
+      </w:r>
+      <w:r>
+        <w:t>x</w:t>
+      </w:r>
+      <w:r>
+        <w:t xml:space="preserve">. attēlu) un “Overlays” (Uznirstošie) slānis, kurās izvieto indikatorus un aizsegumus kartē. </w:t>
       </w:r>
     </w:p>
     <w:p>
@@ -9399,19 +8629,20 @@
       <w:pPr>
         <w:pStyle w:val="Virsraksts3"/>
       </w:pPr>
-      <w:bookmarkStart w:id="33" w:name="_Toc225723256"/>
       <w:r>
         <w:lastRenderedPageBreak/>
-        <w:t>Klašu modeļi</w:t>
-      </w:r>
-      <w:bookmarkEnd w:id="33"/>
-    </w:p>
-    <w:p>
-      <w:r>
-        <w:t>Šajā sadaļā</w:t>
-      </w:r>
-      <w:r>
-        <w:t xml:space="preserve"> tiks attēloti klases struktūras, mainīgie un metodes.</w:t>
+        <w:t xml:space="preserve">Sistēmas pārvaldnieku </w:t>
+      </w:r>
+      <w:r>
+        <w:t>klases</w:t>
+      </w:r>
+    </w:p>
+    <w:p>
+      <w:r>
+        <w:t>Visas sistēmas pārvaldnieku komponentes ir klases ar metodēm, lai pārvaldītu spēles darbības gaitu</w:t>
+      </w:r>
+      <w:r>
+        <w:t>.</w:t>
       </w:r>
     </w:p>
     <w:p>
@@ -9603,12 +8834,12 @@
       <w:pPr>
         <w:pStyle w:val="Virsraksts2"/>
       </w:pPr>
-      <w:bookmarkStart w:id="34" w:name="_Toc225723257"/>
+      <w:bookmarkStart w:id="33" w:name="_Toc225723257"/>
       <w:r>
         <w:lastRenderedPageBreak/>
         <w:t>Funkcionālie un dinamiskie modeļi</w:t>
       </w:r>
-      <w:bookmarkEnd w:id="34"/>
+      <w:bookmarkEnd w:id="33"/>
     </w:p>
     <w:p>
       <w:pPr>
@@ -9789,22 +9020,20 @@
       <w:pPr>
         <w:pStyle w:val="Virsraksts2"/>
       </w:pPr>
-      <w:bookmarkStart w:id="35" w:name="_Toc225723258"/>
+      <w:bookmarkStart w:id="34" w:name="_Toc225723258"/>
       <w:r>
         <w:lastRenderedPageBreak/>
         <w:t>Datu struktūru apraksts</w:t>
       </w:r>
-      <w:bookmarkEnd w:id="35"/>
+      <w:bookmarkEnd w:id="34"/>
     </w:p>
     <w:p>
       <w:pPr>
         <w:pStyle w:val="Virsraksts3"/>
       </w:pPr>
-      <w:proofErr w:type="spellStart"/>
       <w:r>
         <w:t>Enumerācijas</w:t>
       </w:r>
-      <w:proofErr w:type="spellEnd"/>
     </w:p>
     <w:p>
       <w:pPr>
@@ -9885,13 +9114,8 @@
         <w:fldChar w:fldCharType="end"/>
       </w:r>
       <w:r>
-        <w:t xml:space="preserve">. attēls. Saknes mezgla </w:t>
-      </w:r>
-      <w:proofErr w:type="spellStart"/>
-      <w:r>
-        <w:t>enumerācijas</w:t>
-      </w:r>
-      <w:proofErr w:type="spellEnd"/>
+        <w:t>. attēls. Saknes mezgla enumerācijas</w:t>
+      </w:r>
     </w:p>
     <w:p>
       <w:pPr>
@@ -9978,13 +9202,8 @@
         <w:fldChar w:fldCharType="end"/>
       </w:r>
       <w:r>
-        <w:t xml:space="preserve">. attēls. Kartes laukuma </w:t>
-      </w:r>
-      <w:proofErr w:type="spellStart"/>
-      <w:r>
-        <w:t>enumerācijas</w:t>
-      </w:r>
-      <w:proofErr w:type="spellEnd"/>
+        <w:t>. attēls. Kartes laukuma enumerācijas</w:t>
+      </w:r>
     </w:p>
     <w:p>
       <w:pPr>
@@ -10004,23 +9223,23 @@
       <w:pPr>
         <w:pStyle w:val="Virsraksts1"/>
       </w:pPr>
-      <w:bookmarkStart w:id="36" w:name="_Toc225723259"/>
+      <w:bookmarkStart w:id="35" w:name="_Toc225723259"/>
       <w:r>
         <w:lastRenderedPageBreak/>
         <w:t>Lietotāju ceļvedis</w:t>
       </w:r>
-      <w:bookmarkEnd w:id="36"/>
+      <w:bookmarkEnd w:id="35"/>
     </w:p>
     <w:p>
       <w:pPr>
         <w:pStyle w:val="Virsraksts1"/>
       </w:pPr>
-      <w:bookmarkStart w:id="37" w:name="_Toc225723260"/>
+      <w:bookmarkStart w:id="36" w:name="_Toc225723260"/>
       <w:r>
         <w:lastRenderedPageBreak/>
         <w:t>Testēšanas dokumentācija</w:t>
       </w:r>
-      <w:bookmarkEnd w:id="37"/>
+      <w:bookmarkEnd w:id="36"/>
     </w:p>
     <w:p>
       <w:pPr>
@@ -10032,37 +9251,13 @@
     </w:p>
     <w:p>
       <w:r>
-        <w:t xml:space="preserve">Izstrādes laikā projektu jātestē un jāpārbauda funkcionalitātes pēc nepilnībām. Testēšana tiks veikta manuāli ar melnās un baltās kastes metodoloģijām, taču atsevišķas funkcionalitātes vai tās daļas testēšanu var veikt automātiski ar </w:t>
-      </w:r>
-      <w:proofErr w:type="spellStart"/>
-      <w:r>
-        <w:t>vienībtestēšanu</w:t>
-      </w:r>
-      <w:proofErr w:type="spellEnd"/>
-      <w:r>
-        <w:t>.</w:t>
+        <w:t>Izstrādes laikā projektu jātestē un jāpārbauda funkcionalitātes pēc nepilnībām. Testēšana tiks veikta manuāli ar melnās un baltās kastes metodoloģijām, taču atsevišķas funkcionalitātes vai tās daļas testēšanu var veikt automātiski ar vienībtestēšanu.</w:t>
       </w:r>
       <w:r>
         <w:t xml:space="preserve"> </w:t>
       </w:r>
       <w:r>
-        <w:t xml:space="preserve">Melnās kastes testēšana ietver pārbaudi no lietotāja skatupunkta, neredzot </w:t>
-      </w:r>
-      <w:proofErr w:type="spellStart"/>
-      <w:r>
-        <w:t>avotkodu</w:t>
-      </w:r>
-      <w:proofErr w:type="spellEnd"/>
-      <w:r>
-        <w:t xml:space="preserve"> vai atkļūdošanas informāciju, kamēr baltās kastes testēšana pārbauda </w:t>
-      </w:r>
-      <w:proofErr w:type="spellStart"/>
-      <w:r>
-        <w:t>avotkodu</w:t>
-      </w:r>
-      <w:proofErr w:type="spellEnd"/>
-      <w:r>
-        <w:t>.</w:t>
+        <w:t>Melnās kastes testēšana ietver pārbaudi no lietotāja skatupunkta, neredzot avotkodu vai atkļūdošanas informāciju, kamēr baltās kastes testēšana pārbauda avotkodu.</w:t>
       </w:r>
     </w:p>
     <w:p>
@@ -11226,13 +10421,8 @@
               <w:pStyle w:val="talbecontent"/>
             </w:pPr>
             <w:r>
-              <w:t xml:space="preserve">Lietotājs gaida līdz </w:t>
-            </w:r>
-            <w:proofErr w:type="spellStart"/>
-            <w:r>
-              <w:t>ielādei</w:t>
-            </w:r>
-            <w:proofErr w:type="spellEnd"/>
+              <w:t>Lietotājs gaida līdz ielādei</w:t>
+            </w:r>
           </w:p>
         </w:tc>
         <w:tc>

--- a/Documentation/Dokumentācija.docx
+++ b/Documentation/Dokumentācija.docx
@@ -8644,6 +8644,9 @@
       <w:r>
         <w:t>.</w:t>
       </w:r>
+      <w:r>
+        <w:t xml:space="preserve"> Šajā sadaļā precizē, kādi mainīgie un metodes pārvaldnieku klasēm jābūt (skat 4. attēlu).</w:t>
+      </w:r>
     </w:p>
     <w:p>
       <w:pPr>
@@ -8656,9 +8659,9 @@
           <w:noProof/>
         </w:rPr>
         <w:drawing>
-          <wp:inline distT="0" distB="0" distL="0" distR="0" wp14:anchorId="30AD2754" wp14:editId="598B147C">
-            <wp:extent cx="6151880" cy="4724400"/>
-            <wp:effectExtent l="0" t="0" r="1270" b="0"/>
+          <wp:inline distT="0" distB="0" distL="0" distR="0" wp14:anchorId="30AD2754" wp14:editId="43DC5403">
+            <wp:extent cx="6225846" cy="5915025"/>
+            <wp:effectExtent l="0" t="0" r="3810" b="0"/>
             <wp:docPr id="999694253" name="Picture 3"/>
             <wp:cNvGraphicFramePr>
               <a:graphicFrameLocks xmlns:a="http://schemas.openxmlformats.org/drawingml/2006/main" noChangeAspect="1"/>
@@ -8667,7 +8670,7 @@
               <a:graphicData uri="http://schemas.openxmlformats.org/drawingml/2006/picture">
                 <pic:pic xmlns:pic="http://schemas.openxmlformats.org/drawingml/2006/picture">
                   <pic:nvPicPr>
-                    <pic:cNvPr id="999694253" name="Picture 999694253"/>
+                    <pic:cNvPr id="999694253" name="Picture 3"/>
                     <pic:cNvPicPr/>
                   </pic:nvPicPr>
                   <pic:blipFill>
@@ -8685,7 +8688,7 @@
                   <pic:spPr>
                     <a:xfrm>
                       <a:off x="0" y="0"/>
-                      <a:ext cx="6151880" cy="4724400"/>
+                      <a:ext cx="6235625" cy="5924316"/>
                     </a:xfrm>
                     <a:prstGeom prst="rect">
                       <a:avLst/>
@@ -8728,16 +8731,43 @@
       </w:r>
     </w:p>
     <w:p/>
-    <w:p>
-      <w:pPr>
-        <w:sectPr>
-          <w:pgSz w:w="12240" w:h="15840"/>
-          <w:pgMar w:top="1134" w:right="1134" w:bottom="1134" w:left="1418" w:header="709" w:footer="709" w:gutter="0"/>
-          <w:cols w:space="708"/>
-          <w:docGrid w:linePitch="360"/>
-        </w:sectPr>
-      </w:pPr>
-    </w:p>
+    <w:p/>
+    <w:p/>
+    <w:p>
+      <w:pPr>
+        <w:ind w:firstLine="0"/>
+      </w:pPr>
+    </w:p>
+    <w:p>
+      <w:pPr>
+        <w:pStyle w:val="Virsraksts3"/>
+      </w:pPr>
+      <w:r>
+        <w:lastRenderedPageBreak/>
+        <w:t>Ainu klases</w:t>
+      </w:r>
+    </w:p>
+    <w:p>
+      <w:r>
+        <w:t>Katra aina, kuru parāda “SceneManager” komponente, ir klase ar saviem mainīgajiem un  metodēm</w:t>
+      </w:r>
+      <w:r>
+        <w:t>. Ainu metodes var izsaukt komponentes metodes, tvert lietotāja ievadi un veikt darbības ar ievadi un komponentēm, piemēram, tvert peles klikšķi un “Map” komponentē iegūt ailes informāciju no peles novietojuma</w:t>
+      </w:r>
+      <w:r>
+        <w:t xml:space="preserve"> (skat. </w:t>
+      </w:r>
+      <w:r>
+        <w:t>5</w:t>
+      </w:r>
+      <w:r>
+        <w:t>. attēlu)</w:t>
+      </w:r>
+      <w:r>
+        <w:t>.</w:t>
+      </w:r>
+    </w:p>
+    <w:p/>
     <w:p>
       <w:pPr>
         <w:keepNext/>
@@ -8748,10 +8778,9 @@
         <w:rPr>
           <w:noProof/>
         </w:rPr>
-        <w:lastRenderedPageBreak/>
         <w:drawing>
-          <wp:inline distT="0" distB="0" distL="0" distR="0" wp14:anchorId="02BDD3A8" wp14:editId="0A9E1874">
-            <wp:extent cx="6044913" cy="7672705"/>
+          <wp:inline distT="0" distB="0" distL="0" distR="0" wp14:anchorId="14091E86" wp14:editId="3CE4AB4F">
+            <wp:extent cx="6044913" cy="4320187"/>
             <wp:effectExtent l="0" t="0" r="0" b="4445"/>
             <wp:docPr id="1395360992" name="Picture 5"/>
             <wp:cNvGraphicFramePr>
@@ -8779,7 +8808,7 @@
                   <pic:spPr>
                     <a:xfrm>
                       <a:off x="0" y="0"/>
-                      <a:ext cx="6044913" cy="7672705"/>
+                      <a:ext cx="6044913" cy="4320187"/>
                     </a:xfrm>
                     <a:prstGeom prst="rect">
                       <a:avLst/>
@@ -8795,6 +8824,98 @@
     <w:p>
       <w:pPr>
         <w:pStyle w:val="Parakstszemobjekta"/>
+      </w:pPr>
+      <w:r>
+        <w:fldChar w:fldCharType="begin"/>
+      </w:r>
+      <w:r>
+        <w:instrText xml:space="preserve"> SEQ attēls \* ARABIC </w:instrText>
+      </w:r>
+      <w:r>
+        <w:fldChar w:fldCharType="separate"/>
+      </w:r>
+      <w:r>
+        <w:rPr>
+          <w:noProof/>
+        </w:rPr>
+        <w:t>5</w:t>
+      </w:r>
+      <w:r>
+        <w:rPr>
+          <w:noProof/>
+        </w:rPr>
+        <w:fldChar w:fldCharType="end"/>
+      </w:r>
+      <w:r>
+        <w:t>. attēls</w:t>
+      </w:r>
+      <w:r>
+        <w:t xml:space="preserve">. </w:t>
+      </w:r>
+      <w:r>
+        <w:t>Ainu</w:t>
+      </w:r>
+      <w:r>
+        <w:t xml:space="preserve"> klase</w:t>
+      </w:r>
+      <w:r>
+        <w:t>s</w:t>
+      </w:r>
+    </w:p>
+    <w:p>
+      <w:pPr>
+        <w:ind w:firstLine="0"/>
+      </w:pPr>
+    </w:p>
+    <w:p>
+      <w:pPr>
+        <w:ind w:firstLine="0"/>
+      </w:pPr>
+    </w:p>
+    <w:p>
+      <w:pPr>
+        <w:ind w:firstLine="0"/>
+      </w:pPr>
+    </w:p>
+    <w:p>
+      <w:pPr>
+        <w:ind w:firstLine="0"/>
+      </w:pPr>
+    </w:p>
+    <w:p>
+      <w:pPr>
+        <w:ind w:firstLine="0"/>
+      </w:pPr>
+    </w:p>
+    <w:p>
+      <w:pPr>
+        <w:ind w:firstLine="0"/>
+      </w:pPr>
+    </w:p>
+    <w:p>
+      <w:pPr>
+        <w:ind w:firstLine="0"/>
+      </w:pPr>
+    </w:p>
+    <w:p>
+      <w:pPr>
+        <w:ind w:firstLine="0"/>
+      </w:pPr>
+    </w:p>
+    <w:p>
+      <w:pPr>
+        <w:pStyle w:val="Virsraksts3"/>
+      </w:pPr>
+      <w:r>
+        <w:lastRenderedPageBreak/>
+        <w:t>Kartes</w:t>
+      </w:r>
+      <w:r>
+        <w:t xml:space="preserve"> klase</w:t>
+      </w:r>
+    </w:p>
+    <w:p>
+      <w:pPr>
         <w:sectPr>
           <w:pgSz w:w="12240" w:h="15840"/>
           <w:pgMar w:top="1134" w:right="1134" w:bottom="1134" w:left="1418" w:header="709" w:footer="709" w:gutter="0"/>
@@ -8803,31 +8924,10 @@
         </w:sectPr>
       </w:pPr>
       <w:r>
-        <w:fldChar w:fldCharType="begin"/>
-      </w:r>
-      <w:r>
-        <w:instrText xml:space="preserve"> SEQ attēls \* ARABIC </w:instrText>
-      </w:r>
-      <w:r>
-        <w:fldChar w:fldCharType="separate"/>
-      </w:r>
-      <w:r>
-        <w:rPr>
-          <w:noProof/>
-        </w:rPr>
-        <w:t>5</w:t>
-      </w:r>
-      <w:r>
-        <w:rPr>
-          <w:noProof/>
-        </w:rPr>
-        <w:fldChar w:fldCharType="end"/>
-      </w:r>
-      <w:r>
-        <w:t>. attēls</w:t>
-      </w:r>
-      <w:r>
-        <w:t xml:space="preserve">. Kartes klase </w:t>
+        <w:t>Kartes komponente arī ir klase, kura iekļauj apakškomponentes ar savām metodēm un mainīgajiem. Kartes klases darbības iekļauj ailes datu iegūšanu pēc pozīcijas un laukumu ielādi un eksportēšanu. Slāņu komponentes arī iekļauj minētās metodes noteiktam slānim, taču arī slāņa ailēm ir savas metodes un īpašības, piemēram, “Ground” slāņa ailei augstums un “Entity” slāņa ailes piederība. Pārējām komponentēm savas attiecīgas darbības, kuras ir atkarīgas no slāņu komponentēm</w:t>
+      </w:r>
+      <w:r>
+        <w:t>.</w:t>
       </w:r>
     </w:p>
     <w:p>

--- a/Documentation/Dokumentācija.docx
+++ b/Documentation/Dokumentācija.docx
@@ -7046,13 +7046,7 @@
         <w:t>Mērķis</w:t>
       </w:r>
       <w:r>
-        <w:t xml:space="preserve">: </w:t>
-      </w:r>
-      <w:r>
-        <w:t>Mainīt galveno skaļumu</w:t>
-      </w:r>
-      <w:r>
-        <w:t>.</w:t>
+        <w:t>: Mainīt galveno skaļumu.</w:t>
       </w:r>
     </w:p>
     <w:p>
@@ -7063,13 +7057,7 @@
         <w:t>Ievaddati</w:t>
       </w:r>
       <w:r>
-        <w:t xml:space="preserve">: </w:t>
-      </w:r>
-      <w:r>
-        <w:t>Galvenā skaļuma slīdnis</w:t>
-      </w:r>
-      <w:r>
-        <w:t>.</w:t>
+        <w:t>: Galvenā skaļuma slīdnis.</w:t>
       </w:r>
     </w:p>
     <w:p>
@@ -7080,13 +7068,7 @@
         <w:t>Apstrāde</w:t>
       </w:r>
       <w:r>
-        <w:t xml:space="preserve">: </w:t>
-      </w:r>
-      <w:r>
-        <w:t>Lietotājam turot slīdni, galvenā skaļuma vērtība palielinās vai mazinās pēc slīdņa virziena</w:t>
-      </w:r>
-      <w:r>
-        <w:t>.</w:t>
+        <w:t>: Lietotājam turot slīdni, galvenā skaļuma vērtība palielinās vai mazinās pēc slīdņa virziena.</w:t>
       </w:r>
     </w:p>
     <w:p>
@@ -7097,13 +7079,7 @@
         <w:t>Izvaddati</w:t>
       </w:r>
       <w:r>
-        <w:t>:</w:t>
-      </w:r>
-      <w:r>
-        <w:t xml:space="preserve"> Galvenā skaļuma lieluma vērtība</w:t>
-      </w:r>
-      <w:r>
-        <w:t>.</w:t>
+        <w:t>: Galvenā skaļuma lieluma vērtība.</w:t>
       </w:r>
     </w:p>
     <w:p/>
@@ -7126,14 +7102,7 @@
           <w:b/>
           <w:bCs/>
         </w:rPr>
-        <w:t>Mūzikas</w:t>
-      </w:r>
-      <w:r>
-        <w:rPr>
-          <w:b/>
-          <w:bCs/>
-        </w:rPr>
-        <w:t xml:space="preserve"> skaļuma maiņa</w:t>
+        <w:t>Mūzikas skaļuma maiņa</w:t>
       </w:r>
     </w:p>
     <w:p>
@@ -7144,13 +7113,7 @@
         <w:t>Mērķis</w:t>
       </w:r>
       <w:r>
-        <w:t xml:space="preserve">: Mainīt </w:t>
-      </w:r>
-      <w:r>
-        <w:t xml:space="preserve">fona mūzikas </w:t>
-      </w:r>
-      <w:r>
-        <w:t>skaļumu.</w:t>
+        <w:t>: Mainīt fona mūzikas skaļumu.</w:t>
       </w:r>
     </w:p>
     <w:p>
@@ -7161,13 +7124,7 @@
         <w:t>Ievaddati</w:t>
       </w:r>
       <w:r>
-        <w:t xml:space="preserve">: </w:t>
-      </w:r>
-      <w:r>
-        <w:t xml:space="preserve">Mūzikas </w:t>
-      </w:r>
-      <w:r>
-        <w:t>skaļuma slīdnis.</w:t>
+        <w:t>: Mūzikas skaļuma slīdnis.</w:t>
       </w:r>
     </w:p>
     <w:p>
@@ -7178,13 +7135,7 @@
         <w:t>Apstrāde</w:t>
       </w:r>
       <w:r>
-        <w:t>: Lietotājam turot slīdni,</w:t>
-      </w:r>
-      <w:r>
-        <w:t xml:space="preserve"> mūzikas</w:t>
-      </w:r>
-      <w:r>
-        <w:t xml:space="preserve"> skaļuma vērtība palielinās vai mazinās pēc slīdņa virziena.</w:t>
+        <w:t>: Lietotājam turot slīdni, mūzikas skaļuma vērtība palielinās vai mazinās pēc slīdņa virziena.</w:t>
       </w:r>
     </w:p>
     <w:p>
@@ -7195,19 +7146,7 @@
         <w:t>Izvaddati</w:t>
       </w:r>
       <w:r>
-        <w:t xml:space="preserve">: </w:t>
-      </w:r>
-      <w:r>
-        <w:t>Mūzikas s</w:t>
-      </w:r>
-      <w:r>
-        <w:t>kaļuma lielum</w:t>
-      </w:r>
-      <w:r>
-        <w:t>a vērtība</w:t>
-      </w:r>
-      <w:r>
-        <w:t>.</w:t>
+        <w:t>: Mūzikas skaļuma lieluma vērtība.</w:t>
       </w:r>
     </w:p>
     <w:p>
@@ -7283,10 +7222,7 @@
         <w:t xml:space="preserve">: Lietotājam turot slīdni, </w:t>
       </w:r>
       <w:r>
-        <w:t>s</w:t>
-      </w:r>
-      <w:r>
-        <w:t xml:space="preserve">kaņas efektu </w:t>
+        <w:t xml:space="preserve">skaņas efektu </w:t>
       </w:r>
       <w:r>
         <w:t>skaļuma vērtība palielinās vai mazinās pēc slīdņa virziena.</w:t>
@@ -7303,10 +7239,7 @@
         <w:t xml:space="preserve">: </w:t>
       </w:r>
       <w:r>
-        <w:t xml:space="preserve">Skaņas efektu </w:t>
-      </w:r>
-      <w:r>
-        <w:t>s</w:t>
+        <w:t>Skaņas efektu s</w:t>
       </w:r>
       <w:r>
         <w:t>kaļuma lielum</w:t>
@@ -7347,13 +7280,7 @@
         <w:t>Mērķis</w:t>
       </w:r>
       <w:r>
-        <w:t xml:space="preserve">: </w:t>
-      </w:r>
-      <w:r>
-        <w:t>Aizvērt iestatījuma logu</w:t>
-      </w:r>
-      <w:r>
-        <w:t>.</w:t>
+        <w:t>: Aizvērt iestatījuma logu.</w:t>
       </w:r>
     </w:p>
     <w:p>
@@ -7364,13 +7291,7 @@
         <w:t>Ievaddati</w:t>
       </w:r>
       <w:r>
-        <w:t xml:space="preserve">: </w:t>
-      </w:r>
-      <w:r>
-        <w:t>Aizvēršanas poga</w:t>
-      </w:r>
-      <w:r>
-        <w:t>.</w:t>
+        <w:t>: Aizvēršanas poga.</w:t>
       </w:r>
     </w:p>
     <w:p>
@@ -7381,13 +7302,7 @@
         <w:t>Apstrāde</w:t>
       </w:r>
       <w:r>
-        <w:t xml:space="preserve">: </w:t>
-      </w:r>
-      <w:r>
-        <w:t>Iestatījumi tiek saglabāti un logs tiek paslēpts</w:t>
-      </w:r>
-      <w:r>
-        <w:t>.</w:t>
+        <w:t>: Iestatījumi tiek saglabāti un logs tiek paslēpts.</w:t>
       </w:r>
     </w:p>
     <w:p>
@@ -7398,13 +7313,7 @@
         <w:t>Izvaddati</w:t>
       </w:r>
       <w:r>
-        <w:t xml:space="preserve">: </w:t>
-      </w:r>
-      <w:r>
-        <w:t>Slēpts logs</w:t>
-      </w:r>
-      <w:r>
-        <w:t>.</w:t>
+        <w:t>: Slēpts logs.</w:t>
       </w:r>
     </w:p>
     <w:p>
@@ -7425,27 +7334,20 @@
           <w:b/>
           <w:bCs/>
         </w:rPr>
-        <w:t>Izejas</w:t>
+        <w:t xml:space="preserve">Izejas </w:t>
       </w:r>
       <w:r>
         <w:rPr>
           <w:b/>
           <w:bCs/>
         </w:rPr>
-        <w:t xml:space="preserve"> </w:t>
+        <w:t>dialog</w:t>
       </w:r>
       <w:r>
         <w:rPr>
           <w:b/>
           <w:bCs/>
         </w:rPr>
-        <w:t>dialog</w:t>
-      </w:r>
-      <w:r>
-        <w:rPr>
-          <w:b/>
-          <w:bCs/>
-        </w:rPr>
         <w:t>logs</w:t>
       </w:r>
     </w:p>
@@ -7457,13 +7359,7 @@
         <w:t>Mērķis</w:t>
       </w:r>
       <w:r>
-        <w:t xml:space="preserve">: </w:t>
-      </w:r>
-      <w:r>
-        <w:t>Rādīt datorspēles iziešanas vaicājumu</w:t>
-      </w:r>
-      <w:r>
-        <w:t>.</w:t>
+        <w:t>: Rādīt datorspēles iziešanas vaicājumu.</w:t>
       </w:r>
     </w:p>
     <w:p>
@@ -7474,13 +7370,7 @@
         <w:t>Ievaddati</w:t>
       </w:r>
       <w:r>
-        <w:t xml:space="preserve">: </w:t>
-      </w:r>
-      <w:r>
-        <w:t>Aizvēršanas poga loga stūrī</w:t>
-      </w:r>
-      <w:r>
-        <w:t>.</w:t>
+        <w:t>: Aizvēršanas poga loga stūrī.</w:t>
       </w:r>
     </w:p>
     <w:p>
@@ -7491,13 +7381,7 @@
         <w:t>Izvaddati</w:t>
       </w:r>
       <w:r>
-        <w:t xml:space="preserve">: </w:t>
-      </w:r>
-      <w:r>
-        <w:t>Vaicājuma logs ar iespējām iziet vai atlikt</w:t>
-      </w:r>
-      <w:r>
-        <w:t>.</w:t>
+        <w:t>: Vaicājuma logs ar iespējām iziet vai atlikt.</w:t>
       </w:r>
     </w:p>
     <w:p>
@@ -7529,13 +7413,27 @@
         <w:t>Mērķis</w:t>
       </w:r>
       <w:r>
+        <w:t xml:space="preserve">: Apturēt spēles darbību </w:t>
+      </w:r>
+      <w:r>
+        <w:t>glabājot datus</w:t>
+      </w:r>
+      <w:r>
+        <w:t>.</w:t>
+      </w:r>
+    </w:p>
+    <w:p>
+      <w:r>
+        <w:rPr>
+          <w:u w:val="single"/>
+        </w:rPr>
+        <w:t>Ievaddati</w:t>
+      </w:r>
+      <w:r>
         <w:t xml:space="preserve">: </w:t>
       </w:r>
       <w:r>
-        <w:t xml:space="preserve">Apturēt spēles darbību </w:t>
-      </w:r>
-      <w:r>
-        <w:t>glabājot datus</w:t>
+        <w:t>Izejas dialogloga apstiprinājuma poga</w:t>
       </w:r>
       <w:r>
         <w:t>.</w:t>
@@ -7546,33 +7444,10 @@
         <w:rPr>
           <w:u w:val="single"/>
         </w:rPr>
-        <w:t>Ievaddati</w:t>
-      </w:r>
-      <w:r>
-        <w:t xml:space="preserve">: </w:t>
-      </w:r>
-      <w:r>
-        <w:t>Izejas dialogloga apstiprinājuma poga</w:t>
-      </w:r>
-      <w:r>
-        <w:t>.</w:t>
-      </w:r>
-    </w:p>
-    <w:p>
-      <w:r>
-        <w:rPr>
-          <w:u w:val="single"/>
-        </w:rPr>
         <w:t>Apstrāde</w:t>
       </w:r>
       <w:r>
-        <w:t xml:space="preserve">: </w:t>
-      </w:r>
-      <w:r>
-        <w:t>Iestatījumi un progresa dati tiek saglabāti, tad ietvars tiek izsaukts aizvēršanai</w:t>
-      </w:r>
-      <w:r>
-        <w:t>.</w:t>
+        <w:t>: Iestatījumi un progresa dati tiek saglabāti, tad ietvars tiek izsaukts aizvēršanai.</w:t>
       </w:r>
     </w:p>
     <w:p>
@@ -7610,14 +7485,7 @@
           <w:b/>
           <w:bCs/>
         </w:rPr>
-        <w:t>Spēles aizvēršana</w:t>
-      </w:r>
-      <w:r>
-        <w:rPr>
-          <w:b/>
-          <w:bCs/>
-        </w:rPr>
-        <w:t>s atlikšana</w:t>
+        <w:t>Spēles aizvēršanas atlikšana</w:t>
       </w:r>
     </w:p>
     <w:p>
@@ -7628,13 +7496,7 @@
         <w:t>Mērķis</w:t>
       </w:r>
       <w:r>
-        <w:t xml:space="preserve">: </w:t>
-      </w:r>
-      <w:r>
-        <w:t>Atlikt spēles aizvēršanu</w:t>
-      </w:r>
-      <w:r>
-        <w:t>.</w:t>
+        <w:t>: Atlikt spēles aizvēršanu.</w:t>
       </w:r>
     </w:p>
     <w:p>
@@ -7645,13 +7507,7 @@
         <w:t>Ievaddati</w:t>
       </w:r>
       <w:r>
-        <w:t xml:space="preserve">: Izejas dialogloga </w:t>
-      </w:r>
-      <w:r>
-        <w:t xml:space="preserve">atlikšanas </w:t>
-      </w:r>
-      <w:r>
-        <w:t>poga.</w:t>
+        <w:t>: Izejas dialogloga atlikšanas poga.</w:t>
       </w:r>
     </w:p>
     <w:p>
@@ -7662,13 +7518,7 @@
         <w:t>Izvaddati</w:t>
       </w:r>
       <w:r>
-        <w:t xml:space="preserve">: </w:t>
-      </w:r>
-      <w:r>
-        <w:t>Paslēpta izejas dialoglogs</w:t>
-      </w:r>
-      <w:r>
-        <w:t>.</w:t>
+        <w:t>: Paslēpta izejas dialoglogs.</w:t>
       </w:r>
     </w:p>
     <w:p>
@@ -8332,10 +8182,7 @@
       </w:pPr>
       <w:r>
         <w:lastRenderedPageBreak/>
-        <w:t>Ainu</w:t>
-      </w:r>
-      <w:r>
-        <w:t xml:space="preserve"> komponenšu struktūra</w:t>
+        <w:t>Ainu komponenšu struktūra</w:t>
       </w:r>
     </w:p>
     <w:p>
@@ -8451,27 +8298,14 @@
       <w:pPr>
         <w:pStyle w:val="Parakstszemobjekta"/>
       </w:pPr>
-      <w:r>
-        <w:fldChar w:fldCharType="begin"/>
-      </w:r>
-      <w:r>
-        <w:instrText xml:space="preserve"> SEQ attēls \* ARABIC </w:instrText>
-      </w:r>
-      <w:r>
-        <w:fldChar w:fldCharType="separate"/>
-      </w:r>
-      <w:r>
-        <w:rPr>
-          <w:noProof/>
-        </w:rPr>
-        <w:t>2</w:t>
-      </w:r>
-      <w:r>
-        <w:rPr>
-          <w:noProof/>
-        </w:rPr>
-        <w:fldChar w:fldCharType="end"/>
-      </w:r>
+      <w:fldSimple w:instr=" SEQ attēls \* ARABIC ">
+        <w:r>
+          <w:rPr>
+            <w:noProof/>
+          </w:rPr>
+          <w:t>2</w:t>
+        </w:r>
+      </w:fldSimple>
       <w:r>
         <w:t>. attēls. Ainu komponentes</w:t>
       </w:r>
@@ -8523,7 +8357,7 @@
         <w:t xml:space="preserve"> laukuma punktā un pamataugstumu, “Decoration” (Dekorācija) slānis ievieto virs “Ground” slāņa simbolus un dekoratīvos elementus, “Entites” (Objekti) slānis satur objektus kā ierīces, mūrus un struktūras, kuras glabā īpašības, piemēram, azimuta leņķis, piederība spēlētājam vai pretiniekam un izturības punkti pirms sabrukšanas (skat. </w:t>
       </w:r>
       <w:r>
-        <w:t>x</w:t>
+        <w:t>7</w:t>
       </w:r>
       <w:r>
         <w:t xml:space="preserve">. attēlu) un “Overlays” (Uznirstošie) slānis, kurās izvieto indikatorus un aizsegumus kartē. </w:t>
@@ -8586,32 +8420,16 @@
       <w:pPr>
         <w:pStyle w:val="Parakstszemobjekta"/>
       </w:pPr>
-      <w:r>
-        <w:fldChar w:fldCharType="begin"/>
-      </w:r>
-      <w:r>
-        <w:instrText xml:space="preserve"> SEQ attēls \* ARABIC </w:instrText>
-      </w:r>
-      <w:r>
-        <w:fldChar w:fldCharType="separate"/>
-      </w:r>
-      <w:r>
-        <w:rPr>
-          <w:noProof/>
-        </w:rPr>
-        <w:t>3</w:t>
-      </w:r>
-      <w:r>
-        <w:rPr>
-          <w:noProof/>
-        </w:rPr>
-        <w:fldChar w:fldCharType="end"/>
-      </w:r>
-      <w:r>
-        <w:t>. attēls. Kartes komponente</w:t>
-      </w:r>
-      <w:r>
-        <w:t>s</w:t>
+      <w:fldSimple w:instr=" SEQ attēls \* ARABIC ">
+        <w:r>
+          <w:rPr>
+            <w:noProof/>
+          </w:rPr>
+          <w:t>3</w:t>
+        </w:r>
+      </w:fldSimple>
+      <w:r>
+        <w:t>. attēls. Kartes komponentes</w:t>
       </w:r>
     </w:p>
     <w:p>
@@ -8631,10 +8449,7 @@
       </w:pPr>
       <w:r>
         <w:lastRenderedPageBreak/>
-        <w:t xml:space="preserve">Sistēmas pārvaldnieku </w:t>
-      </w:r>
-      <w:r>
-        <w:t>klases</w:t>
+        <w:t>Sistēmas pārvaldnieku klases</w:t>
       </w:r>
     </w:p>
     <w:p>
@@ -8705,27 +8520,14 @@
       <w:pPr>
         <w:pStyle w:val="Parakstszemobjekta"/>
       </w:pPr>
-      <w:r>
-        <w:fldChar w:fldCharType="begin"/>
-      </w:r>
-      <w:r>
-        <w:instrText xml:space="preserve"> SEQ attēls \* ARABIC </w:instrText>
-      </w:r>
-      <w:r>
-        <w:fldChar w:fldCharType="separate"/>
-      </w:r>
-      <w:r>
-        <w:rPr>
-          <w:noProof/>
-        </w:rPr>
-        <w:t>4</w:t>
-      </w:r>
-      <w:r>
-        <w:rPr>
-          <w:noProof/>
-        </w:rPr>
-        <w:fldChar w:fldCharType="end"/>
-      </w:r>
+      <w:fldSimple w:instr=" SEQ attēls \* ARABIC ">
+        <w:r>
+          <w:rPr>
+            <w:noProof/>
+          </w:rPr>
+          <w:t>4</w:t>
+        </w:r>
+      </w:fldSimple>
       <w:r>
         <w:t>. attēls. Mezglu saknes komponenšu klases</w:t>
       </w:r>
@@ -8825,97 +8627,276 @@
       <w:pPr>
         <w:pStyle w:val="Parakstszemobjekta"/>
       </w:pPr>
-      <w:r>
-        <w:fldChar w:fldCharType="begin"/>
-      </w:r>
-      <w:r>
-        <w:instrText xml:space="preserve"> SEQ attēls \* ARABIC </w:instrText>
-      </w:r>
-      <w:r>
-        <w:fldChar w:fldCharType="separate"/>
-      </w:r>
+      <w:fldSimple w:instr=" SEQ attēls \* ARABIC ">
+        <w:r>
+          <w:rPr>
+            <w:noProof/>
+          </w:rPr>
+          <w:t>5</w:t>
+        </w:r>
+      </w:fldSimple>
+      <w:r>
+        <w:t>. attēls</w:t>
+      </w:r>
+      <w:r>
+        <w:t>. Ainu klases</w:t>
+      </w:r>
+    </w:p>
+    <w:p>
+      <w:pPr>
+        <w:ind w:firstLine="0"/>
+      </w:pPr>
+    </w:p>
+    <w:p>
+      <w:pPr>
+        <w:ind w:firstLine="0"/>
+      </w:pPr>
+    </w:p>
+    <w:p>
+      <w:pPr>
+        <w:ind w:firstLine="0"/>
+      </w:pPr>
+    </w:p>
+    <w:p>
+      <w:pPr>
+        <w:ind w:firstLine="0"/>
+      </w:pPr>
+    </w:p>
+    <w:p>
+      <w:pPr>
+        <w:ind w:firstLine="0"/>
+      </w:pPr>
+    </w:p>
+    <w:p>
+      <w:pPr>
+        <w:ind w:firstLine="0"/>
+      </w:pPr>
+    </w:p>
+    <w:p>
+      <w:pPr>
+        <w:ind w:firstLine="0"/>
+      </w:pPr>
+    </w:p>
+    <w:p>
+      <w:pPr>
+        <w:ind w:firstLine="0"/>
+      </w:pPr>
+    </w:p>
+    <w:p>
+      <w:pPr>
+        <w:pStyle w:val="Virsraksts3"/>
+      </w:pPr>
+      <w:r>
+        <w:lastRenderedPageBreak/>
+        <w:t>Kartes klase</w:t>
+      </w:r>
+    </w:p>
+    <w:p>
+      <w:r>
+        <w:t>Kartes komponente arī ir klase, kura iekļauj apakškomponentes ar savām metodēm un mainīgajiem. Kartes klases darbības iekļauj ailes datu iegūšanu pēc pozīcijas un laukumu ielādi un eksportēšanu. Slāņu komponentes arī iekļauj minētās metodes noteiktam slānim, taču arī slāņa ailēm ir savas metodes un īpašības, piemēram, “Ground” slāņa ailei augstums un “Entity” slāņa ailes piederība. Pārējām komponentēm savas attiecīgas darbības, kuras ir atkarīgas no slāņu komponentēm</w:t>
+      </w:r>
+      <w:r>
+        <w:t>.</w:t>
+      </w:r>
+      <w:r>
+        <w:t xml:space="preserve"> (skat. 6. attēlu)</w:t>
+      </w:r>
+    </w:p>
+    <w:p/>
+    <w:p>
+      <w:pPr>
+        <w:keepNext/>
+        <w:ind w:firstLine="0"/>
+      </w:pPr>
       <w:r>
         <w:rPr>
           <w:noProof/>
         </w:rPr>
-        <w:t>5</w:t>
-      </w:r>
+        <w:drawing>
+          <wp:inline distT="0" distB="0" distL="0" distR="0" wp14:anchorId="0CD51D51" wp14:editId="4112FC81">
+            <wp:extent cx="6286500" cy="5324194"/>
+            <wp:effectExtent l="0" t="0" r="0" b="0"/>
+            <wp:docPr id="1214231642" name="Picture 1"/>
+            <wp:cNvGraphicFramePr>
+              <a:graphicFrameLocks xmlns:a="http://schemas.openxmlformats.org/drawingml/2006/main" noChangeAspect="1"/>
+            </wp:cNvGraphicFramePr>
+            <a:graphic xmlns:a="http://schemas.openxmlformats.org/drawingml/2006/main">
+              <a:graphicData uri="http://schemas.openxmlformats.org/drawingml/2006/picture">
+                <pic:pic xmlns:pic="http://schemas.openxmlformats.org/drawingml/2006/picture">
+                  <pic:nvPicPr>
+                    <pic:cNvPr id="1214231642" name="Picture 1"/>
+                    <pic:cNvPicPr/>
+                  </pic:nvPicPr>
+                  <pic:blipFill>
+                    <a:blip r:embed="rId15">
+                      <a:extLst>
+                        <a:ext uri="{28A0092B-C50C-407E-A947-70E740481C1C}">
+                          <a14:useLocalDpi xmlns:a14="http://schemas.microsoft.com/office/drawing/2010/main" val="0"/>
+                        </a:ext>
+                      </a:extLst>
+                    </a:blip>
+                    <a:stretch>
+                      <a:fillRect/>
+                    </a:stretch>
+                  </pic:blipFill>
+                  <pic:spPr>
+                    <a:xfrm>
+                      <a:off x="0" y="0"/>
+                      <a:ext cx="6300881" cy="5336374"/>
+                    </a:xfrm>
+                    <a:prstGeom prst="rect">
+                      <a:avLst/>
+                    </a:prstGeom>
+                  </pic:spPr>
+                </pic:pic>
+              </a:graphicData>
+            </a:graphic>
+          </wp:inline>
+        </w:drawing>
+      </w:r>
+    </w:p>
+    <w:p>
+      <w:pPr>
+        <w:pStyle w:val="Parakstszemobjekta"/>
+      </w:pPr>
+      <w:r>
+        <w:t>6</w:t>
+      </w:r>
+      <w:r>
+        <w:t xml:space="preserve">. attēls. </w:t>
+      </w:r>
+      <w:r>
+        <w:t>Kartes klase</w:t>
+      </w:r>
+    </w:p>
+    <w:p/>
+    <w:p>
+      <w:pPr>
+        <w:ind w:firstLine="0"/>
+      </w:pPr>
+    </w:p>
+    <w:p>
+      <w:pPr>
+        <w:pStyle w:val="Virsraksts3"/>
+      </w:pPr>
+      <w:r>
+        <w:lastRenderedPageBreak/>
+        <w:t>Objektu</w:t>
+      </w:r>
+      <w:r>
+        <w:t xml:space="preserve"> klase</w:t>
+      </w:r>
+    </w:p>
+    <w:p>
+      <w:pPr>
+        <w:ind w:firstLine="0"/>
+      </w:pPr>
+      <w:r>
+        <w:tab/>
+        <w:t>“Entity” (</w:t>
+      </w:r>
+      <w:r>
+        <w:t>Objekts</w:t>
+      </w:r>
+      <w:r>
+        <w:t>) klase norāda kartē objektu, kuri var tikt pagriezti, iznīcināti, iestatīt garumus un vairāk īpašību. Šo klasi manto “Device” (artilērijas ierīces), “Wall” (siena) un “Structure” (struktūra) klases ar savām īpašībām, it īpaši “Device” klase, jo tā norāda munīciju skaitu, traversu, augstuma leņķi u.t.t.</w:t>
+      </w:r>
+      <w:r>
+        <w:t xml:space="preserve"> (skat. 7. attēlu)</w:t>
+      </w:r>
+      <w:r>
+        <w:t>.</w:t>
+      </w:r>
+    </w:p>
+    <w:p>
+      <w:pPr>
+        <w:ind w:firstLine="0"/>
+      </w:pPr>
+      <w:r>
+        <w:tab/>
+      </w:r>
+      <w:r>
+        <w:t>Tās klases pamatīpašības ir azimuts, izturība (“integrity”), spēlētāja piederošs, mērķis,  un iznīcināts, kā arī tai klasei un mantotājiem īpašību klase, kura norāda uz resursu, kura norāda tās objekta nemaināmās īpašības, piemēram, ierīcēm kalibrs, struktūrām izturības stadiju gariņi un visām klasēm izturības skala (“toughness”), kura mazina objekta izturības mazināšanas faktoru</w:t>
+      </w:r>
+      <w:r>
+        <w:t>.</w:t>
+      </w:r>
+    </w:p>
+    <w:p>
+      <w:pPr>
+        <w:ind w:firstLine="0"/>
+      </w:pPr>
+    </w:p>
+    <w:p>
+      <w:pPr>
+        <w:keepNext/>
+        <w:ind w:firstLine="0"/>
+        <w:jc w:val="center"/>
+      </w:pPr>
       <w:r>
         <w:rPr>
           <w:noProof/>
         </w:rPr>
-        <w:fldChar w:fldCharType="end"/>
-      </w:r>
-      <w:r>
-        <w:t>. attēls</w:t>
-      </w:r>
-      <w:r>
-        <w:t xml:space="preserve">. </w:t>
-      </w:r>
-      <w:r>
-        <w:t>Ainu</w:t>
-      </w:r>
-      <w:r>
-        <w:t xml:space="preserve"> klase</w:t>
-      </w:r>
-      <w:r>
-        <w:t>s</w:t>
+        <w:drawing>
+          <wp:inline distT="0" distB="0" distL="0" distR="0" wp14:anchorId="3868E2F1" wp14:editId="51D7AF6D">
+            <wp:extent cx="3667125" cy="3241071"/>
+            <wp:effectExtent l="0" t="0" r="0" b="0"/>
+            <wp:docPr id="1760885753" name="Picture 1"/>
+            <wp:cNvGraphicFramePr>
+              <a:graphicFrameLocks xmlns:a="http://schemas.openxmlformats.org/drawingml/2006/main" noChangeAspect="1"/>
+            </wp:cNvGraphicFramePr>
+            <a:graphic xmlns:a="http://schemas.openxmlformats.org/drawingml/2006/main">
+              <a:graphicData uri="http://schemas.openxmlformats.org/drawingml/2006/picture">
+                <pic:pic xmlns:pic="http://schemas.openxmlformats.org/drawingml/2006/picture">
+                  <pic:nvPicPr>
+                    <pic:cNvPr id="1760885753" name="Picture 1"/>
+                    <pic:cNvPicPr/>
+                  </pic:nvPicPr>
+                  <pic:blipFill>
+                    <a:blip r:embed="rId16">
+                      <a:extLst>
+                        <a:ext uri="{28A0092B-C50C-407E-A947-70E740481C1C}">
+                          <a14:useLocalDpi xmlns:a14="http://schemas.microsoft.com/office/drawing/2010/main" val="0"/>
+                        </a:ext>
+                      </a:extLst>
+                    </a:blip>
+                    <a:stretch>
+                      <a:fillRect/>
+                    </a:stretch>
+                  </pic:blipFill>
+                  <pic:spPr>
+                    <a:xfrm>
+                      <a:off x="0" y="0"/>
+                      <a:ext cx="3680232" cy="3252655"/>
+                    </a:xfrm>
+                    <a:prstGeom prst="rect">
+                      <a:avLst/>
+                    </a:prstGeom>
+                  </pic:spPr>
+                </pic:pic>
+              </a:graphicData>
+            </a:graphic>
+          </wp:inline>
+        </w:drawing>
+      </w:r>
+    </w:p>
+    <w:p>
+      <w:pPr>
+        <w:pStyle w:val="Parakstszemobjekta"/>
+      </w:pPr>
+      <w:r>
+        <w:t>7</w:t>
+      </w:r>
+      <w:r>
+        <w:t xml:space="preserve">. attēls. </w:t>
+      </w:r>
+      <w:r>
+        <w:t>Objektu klase un tās mantotāji</w:t>
       </w:r>
     </w:p>
     <w:p>
       <w:pPr>
         <w:ind w:firstLine="0"/>
-      </w:pPr>
-    </w:p>
-    <w:p>
-      <w:pPr>
-        <w:ind w:firstLine="0"/>
-      </w:pPr>
-    </w:p>
-    <w:p>
-      <w:pPr>
-        <w:ind w:firstLine="0"/>
-      </w:pPr>
-    </w:p>
-    <w:p>
-      <w:pPr>
-        <w:ind w:firstLine="0"/>
-      </w:pPr>
-    </w:p>
-    <w:p>
-      <w:pPr>
-        <w:ind w:firstLine="0"/>
-      </w:pPr>
-    </w:p>
-    <w:p>
-      <w:pPr>
-        <w:ind w:firstLine="0"/>
-      </w:pPr>
-    </w:p>
-    <w:p>
-      <w:pPr>
-        <w:ind w:firstLine="0"/>
-      </w:pPr>
-    </w:p>
-    <w:p>
-      <w:pPr>
-        <w:ind w:firstLine="0"/>
-      </w:pPr>
-    </w:p>
-    <w:p>
-      <w:pPr>
-        <w:pStyle w:val="Virsraksts3"/>
-      </w:pPr>
-      <w:r>
-        <w:lastRenderedPageBreak/>
-        <w:t>Kartes</w:t>
-      </w:r>
-      <w:r>
-        <w:t xml:space="preserve"> klase</w:t>
-      </w:r>
-    </w:p>
-    <w:p>
-      <w:pPr>
         <w:sectPr>
           <w:pgSz w:w="12240" w:h="15840"/>
           <w:pgMar w:top="1134" w:right="1134" w:bottom="1134" w:left="1418" w:header="709" w:footer="709" w:gutter="0"/>
@@ -8923,12 +8904,6 @@
           <w:docGrid w:linePitch="360"/>
         </w:sectPr>
       </w:pPr>
-      <w:r>
-        <w:t>Kartes komponente arī ir klase, kura iekļauj apakškomponentes ar savām metodēm un mainīgajiem. Kartes klases darbības iekļauj ailes datu iegūšanu pēc pozīcijas un laukumu ielādi un eksportēšanu. Slāņu komponentes arī iekļauj minētās metodes noteiktam slānim, taču arī slāņa ailēm ir savas metodes un īpašības, piemēram, “Ground” slāņa ailei augstums un “Entity” slāņa ailes piederība. Pārējām komponentēm savas attiecīgas darbības, kuras ir atkarīgas no slāņu komponentēm</w:t>
-      </w:r>
-      <w:r>
-        <w:t>.</w:t>
-      </w:r>
     </w:p>
     <w:p>
       <w:pPr>
@@ -8966,7 +8941,7 @@
                     <pic:cNvPicPr/>
                   </pic:nvPicPr>
                   <pic:blipFill>
-                    <a:blip r:embed="rId15">
+                    <a:blip r:embed="rId17">
                       <a:extLst>
                         <a:ext uri="{28A0092B-C50C-407E-A947-70E740481C1C}">
                           <a14:useLocalDpi xmlns:a14="http://schemas.microsoft.com/office/drawing/2010/main" val="0"/>
@@ -8998,25 +8973,7 @@
         <w:pStyle w:val="Parakstszemobjekta"/>
       </w:pPr>
       <w:r>
-        <w:fldChar w:fldCharType="begin"/>
-      </w:r>
-      <w:r>
-        <w:instrText xml:space="preserve"> SEQ attēls \* ARABIC </w:instrText>
-      </w:r>
-      <w:r>
-        <w:fldChar w:fldCharType="separate"/>
-      </w:r>
-      <w:r>
-        <w:rPr>
-          <w:noProof/>
-        </w:rPr>
-        <w:t>6</w:t>
-      </w:r>
-      <w:r>
-        <w:rPr>
-          <w:noProof/>
-        </w:rPr>
-        <w:fldChar w:fldCharType="end"/>
+        <w:t>7</w:t>
       </w:r>
       <w:r>
         <w:t>. attēls. Ainas stadiju gaita</w:t>
@@ -9049,7 +9006,7 @@
                     <pic:cNvPicPr/>
                   </pic:nvPicPr>
                   <pic:blipFill>
-                    <a:blip r:embed="rId16">
+                    <a:blip r:embed="rId18">
                       <a:extLst>
                         <a:ext uri="{28A0092B-C50C-407E-A947-70E740481C1C}">
                           <a14:useLocalDpi xmlns:a14="http://schemas.microsoft.com/office/drawing/2010/main" val="0"/>
@@ -9081,25 +9038,7 @@
         <w:pStyle w:val="Parakstszemobjekta"/>
       </w:pPr>
       <w:r>
-        <w:fldChar w:fldCharType="begin"/>
-      </w:r>
-      <w:r>
-        <w:instrText xml:space="preserve"> SEQ attēls \* ARABIC </w:instrText>
-      </w:r>
-      <w:r>
-        <w:fldChar w:fldCharType="separate"/>
-      </w:r>
-      <w:r>
-        <w:rPr>
-          <w:noProof/>
-        </w:rPr>
-        <w:t>7</w:t>
-      </w:r>
-      <w:r>
-        <w:rPr>
-          <w:noProof/>
-        </w:rPr>
-        <w:fldChar w:fldCharType="end"/>
+        <w:t>8</w:t>
       </w:r>
       <w:r>
         <w:t>. attēls. Spēles laukuma stadijas</w:t>
@@ -9161,7 +9100,7 @@
                     <pic:cNvPicPr/>
                   </pic:nvPicPr>
                   <pic:blipFill>
-                    <a:blip r:embed="rId17">
+                    <a:blip r:embed="rId19">
                       <a:extLst>
                         <a:ext uri="{28A0092B-C50C-407E-A947-70E740481C1C}">
                           <a14:useLocalDpi xmlns:a14="http://schemas.microsoft.com/office/drawing/2010/main" val="0"/>
@@ -9192,27 +9131,14 @@
       <w:pPr>
         <w:pStyle w:val="Parakstszemobjekta"/>
       </w:pPr>
-      <w:r>
-        <w:fldChar w:fldCharType="begin"/>
-      </w:r>
-      <w:r>
-        <w:instrText xml:space="preserve"> SEQ attēls \* ARABIC </w:instrText>
-      </w:r>
-      <w:r>
-        <w:fldChar w:fldCharType="separate"/>
-      </w:r>
-      <w:r>
-        <w:rPr>
-          <w:noProof/>
-        </w:rPr>
-        <w:t>8</w:t>
-      </w:r>
-      <w:r>
-        <w:rPr>
-          <w:noProof/>
-        </w:rPr>
-        <w:fldChar w:fldCharType="end"/>
-      </w:r>
+      <w:fldSimple w:instr=" SEQ attēls \* ARABIC ">
+        <w:r>
+          <w:rPr>
+            <w:noProof/>
+          </w:rPr>
+          <w:t>8</w:t>
+        </w:r>
+      </w:fldSimple>
       <w:r>
         <w:t>. attēls. Saknes mezgla enumerācijas</w:t>
       </w:r>
@@ -9243,7 +9169,7 @@
                     <pic:cNvPicPr/>
                   </pic:nvPicPr>
                   <pic:blipFill>
-                    <a:blip r:embed="rId18">
+                    <a:blip r:embed="rId20">
                       <a:extLst>
                         <a:ext uri="{28A0092B-C50C-407E-A947-70E740481C1C}">
                           <a14:useLocalDpi xmlns:a14="http://schemas.microsoft.com/office/drawing/2010/main" val="0"/>
@@ -9280,27 +9206,14 @@
           <w:docGrid w:linePitch="360"/>
         </w:sectPr>
       </w:pPr>
-      <w:r>
-        <w:fldChar w:fldCharType="begin"/>
-      </w:r>
-      <w:r>
-        <w:instrText xml:space="preserve"> SEQ attēls \* ARABIC </w:instrText>
-      </w:r>
-      <w:r>
-        <w:fldChar w:fldCharType="separate"/>
-      </w:r>
-      <w:r>
-        <w:rPr>
-          <w:noProof/>
-        </w:rPr>
-        <w:t>9</w:t>
-      </w:r>
-      <w:r>
-        <w:rPr>
-          <w:noProof/>
-        </w:rPr>
-        <w:fldChar w:fldCharType="end"/>
-      </w:r>
+      <w:fldSimple w:instr=" SEQ attēls \* ARABIC ">
+        <w:r>
+          <w:rPr>
+            <w:noProof/>
+          </w:rPr>
+          <w:t>9</w:t>
+        </w:r>
+      </w:fldSimple>
       <w:r>
         <w:t>. attēls. Kartes laukuma enumerācijas</w:t>
       </w:r>
@@ -9375,6 +9288,9 @@
       <w:r>
         <w:t xml:space="preserve"> ar baltās un melnās kastes metodēm.</w:t>
       </w:r>
+      <w:r>
+        <w:t xml:space="preserve"> 1. tabulā</w:t>
+      </w:r>
     </w:p>
     <w:p>
       <w:pPr>
@@ -9385,27 +9301,14 @@
       <w:pPr>
         <w:pStyle w:val="tablecaption"/>
       </w:pPr>
-      <w:r>
-        <w:fldChar w:fldCharType="begin"/>
-      </w:r>
-      <w:r>
-        <w:instrText xml:space="preserve"> SEQ tabula \* ARABIC </w:instrText>
-      </w:r>
-      <w:r>
-        <w:fldChar w:fldCharType="separate"/>
-      </w:r>
-      <w:r>
-        <w:rPr>
-          <w:noProof/>
-        </w:rPr>
-        <w:t>1</w:t>
-      </w:r>
-      <w:r>
-        <w:rPr>
-          <w:noProof/>
-        </w:rPr>
-        <w:fldChar w:fldCharType="end"/>
-      </w:r>
+      <w:fldSimple w:instr=" SEQ tabula \* ARABIC ">
+        <w:r>
+          <w:rPr>
+            <w:noProof/>
+          </w:rPr>
+          <w:t>1</w:t>
+        </w:r>
+      </w:fldSimple>
       <w:r>
         <w:t>. tabula</w:t>
       </w:r>
@@ -9746,6 +9649,50 @@
           </w:p>
         </w:tc>
       </w:tr>
+      <w:tr>
+        <w:tc>
+          <w:tcPr>
+            <w:tcW w:w="4839" w:type="dxa"/>
+          </w:tcPr>
+          <w:p>
+            <w:pPr>
+              <w:ind w:firstLine="0"/>
+              <w:rPr>
+                <w:sz w:val="20"/>
+                <w:szCs w:val="20"/>
+              </w:rPr>
+            </w:pPr>
+            <w:r>
+              <w:rPr>
+                <w:sz w:val="20"/>
+                <w:szCs w:val="20"/>
+              </w:rPr>
+              <w:t>VS</w:t>
+            </w:r>
+          </w:p>
+        </w:tc>
+        <w:tc>
+          <w:tcPr>
+            <w:tcW w:w="4839" w:type="dxa"/>
+          </w:tcPr>
+          <w:p>
+            <w:pPr>
+              <w:ind w:firstLine="0"/>
+              <w:rPr>
+                <w:sz w:val="20"/>
+                <w:szCs w:val="20"/>
+              </w:rPr>
+            </w:pPr>
+            <w:r>
+              <w:rPr>
+                <w:sz w:val="20"/>
+                <w:szCs w:val="20"/>
+              </w:rPr>
+              <w:t>Vispārīgie</w:t>
+            </w:r>
+          </w:p>
+        </w:tc>
+      </w:tr>
     </w:tbl>
     <w:p/>
     <w:p>
@@ -9765,28 +9712,14 @@
         <w:ind w:left="1440"/>
         <w:jc w:val="right"/>
       </w:pPr>
-      <w:r>
-        <w:lastRenderedPageBreak/>
-        <w:fldChar w:fldCharType="begin"/>
-      </w:r>
-      <w:r>
-        <w:instrText xml:space="preserve"> SEQ tabula \* ARABIC </w:instrText>
-      </w:r>
-      <w:r>
-        <w:fldChar w:fldCharType="separate"/>
-      </w:r>
-      <w:r>
-        <w:rPr>
-          <w:noProof/>
-        </w:rPr>
-        <w:t>2</w:t>
-      </w:r>
-      <w:r>
-        <w:rPr>
-          <w:noProof/>
-        </w:rPr>
-        <w:fldChar w:fldCharType="end"/>
-      </w:r>
+      <w:fldSimple w:instr=" SEQ tabula \* ARABIC ">
+        <w:r>
+          <w:rPr>
+            <w:noProof/>
+          </w:rPr>
+          <w:t>2</w:t>
+        </w:r>
+      </w:fldSimple>
       <w:r>
         <w:t>. tabula</w:t>
       </w:r>

--- a/Documentation/Dokumentācija.docx
+++ b/Documentation/Dokumentācija.docx
@@ -112,8 +112,13 @@
       </w:r>
       <w:r>
         <w:br/>
-        <w:t>Skolotājs, Kristaps Rāvalds</w:t>
-      </w:r>
+        <w:t xml:space="preserve">Skolotājs, Kristaps </w:t>
+      </w:r>
+      <w:proofErr w:type="spellStart"/>
+      <w:r>
+        <w:t>Rāvalds</w:t>
+      </w:r>
+      <w:proofErr w:type="spellEnd"/>
     </w:p>
     <w:p>
       <w:pPr>
@@ -3329,7 +3334,15 @@
         <w:t xml:space="preserve">, kā arī </w:t>
       </w:r>
       <w:r>
-        <w:t>kādas datorspēlēs var iekļaut funkcionalitātes, kuras nav nepieciešams vai novērsošas projektam un tās izmantošanai kā pamatzināšanu apmācības materiālam.</w:t>
+        <w:t xml:space="preserve">kādas datorspēlēs var iekļaut funkcionalitātes, kuras nav nepieciešams vai novērsošas projektam un tās izmantošanai kā </w:t>
+      </w:r>
+      <w:proofErr w:type="spellStart"/>
+      <w:r>
+        <w:t>pamatzināšanu</w:t>
+      </w:r>
+      <w:proofErr w:type="spellEnd"/>
+      <w:r>
+        <w:t xml:space="preserve"> apmācības materiālam.</w:t>
       </w:r>
     </w:p>
     <w:p>
@@ -3444,7 +3457,15 @@
         <w:t xml:space="preserve"> </w:t>
       </w:r>
       <w:r>
-        <w:t xml:space="preserve">Pēc izstrādes šis projekts ar tās avotkodu tiek kompilēts datorsistēmas platformās kā </w:t>
+        <w:t xml:space="preserve">Pēc izstrādes šis projekts ar tās </w:t>
+      </w:r>
+      <w:proofErr w:type="spellStart"/>
+      <w:r>
+        <w:t>avotkodu</w:t>
+      </w:r>
+      <w:proofErr w:type="spellEnd"/>
+      <w:r>
+        <w:t xml:space="preserve"> tiek kompilēts datorsistēmas platformās kā </w:t>
       </w:r>
       <w:r>
         <w:rPr>
@@ -3456,6 +3477,7 @@
       <w:r>
         <w:t xml:space="preserve"> un </w:t>
       </w:r>
+      <w:proofErr w:type="spellStart"/>
       <w:r>
         <w:rPr>
           <w:i/>
@@ -3463,6 +3485,7 @@
         </w:rPr>
         <w:t>Linux</w:t>
       </w:r>
+      <w:proofErr w:type="spellEnd"/>
       <w:r>
         <w:t xml:space="preserve"> vidē.</w:t>
       </w:r>
@@ -3539,7 +3562,15 @@
         <w:t xml:space="preserve">Pēc modelēšanas tiek izstrādās projekts, pamatojoties uz iepriekš izveidotiem modeļiem. Izstrādes laikā </w:t>
       </w:r>
       <w:r>
-        <w:t>ir jāveic projektam versionēšanu jeb versiju kontroli, kuras vadīs projekta stadijas punktus. Praksē tā tiks izmantota, piemēram, projekta sazarošanai funkcionalitātes, būtisko izmaiņu ieviešanai, atsevišķu failu izmaiņu punktu atzīmēšanu, sazarojumu apvienošanu un versijas punktu atzīmēšanu.</w:t>
+        <w:t xml:space="preserve">ir jāveic projektam </w:t>
+      </w:r>
+      <w:proofErr w:type="spellStart"/>
+      <w:r>
+        <w:t>versionēšanu</w:t>
+      </w:r>
+      <w:proofErr w:type="spellEnd"/>
+      <w:r>
+        <w:t xml:space="preserve"> jeb versiju kontroli, kuras vadīs projekta stadijas punktus. Praksē tā tiks izmantota, piemēram, projekta sazarošanai funkcionalitātes, būtisko izmaiņu ieviešanai, atsevišķu failu izmaiņu punktu atzīmēšanu, sazarojumu apvienošanu un versijas punktu atzīmēšanu.</w:t>
       </w:r>
     </w:p>
     <w:p>
@@ -3754,7 +3785,15 @@
         <w:t>Izvaddati</w:t>
       </w:r>
       <w:r>
-        <w:t>: Uznirsts anotācijas logs.</w:t>
+        <w:t xml:space="preserve">: </w:t>
+      </w:r>
+      <w:proofErr w:type="spellStart"/>
+      <w:r>
+        <w:t>Uznirsts</w:t>
+      </w:r>
+      <w:proofErr w:type="spellEnd"/>
+      <w:r>
+        <w:t xml:space="preserve"> anotācijas logs.</w:t>
       </w:r>
     </w:p>
     <w:p>
@@ -4775,8 +4814,13 @@
       <w:r>
         <w:t xml:space="preserve">: </w:t>
       </w:r>
-      <w:r>
-        <w:t>Augšjoslas pauzēšanas poga.</w:t>
+      <w:proofErr w:type="spellStart"/>
+      <w:r>
+        <w:t>Augšjoslas</w:t>
+      </w:r>
+      <w:proofErr w:type="spellEnd"/>
+      <w:r>
+        <w:t xml:space="preserve"> pauzēšanas poga.</w:t>
       </w:r>
     </w:p>
     <w:p>
@@ -4984,8 +5028,13 @@
         <w:t>: Laika rādītājs</w:t>
       </w:r>
       <w:r>
-        <w:t xml:space="preserve"> augšjoslā</w:t>
-      </w:r>
+        <w:t xml:space="preserve"> </w:t>
+      </w:r>
+      <w:proofErr w:type="spellStart"/>
+      <w:r>
+        <w:t>augšjoslā</w:t>
+      </w:r>
+      <w:proofErr w:type="spellEnd"/>
       <w:r>
         <w:t>.</w:t>
       </w:r>
@@ -5044,8 +5093,13 @@
         <w:t xml:space="preserve">: </w:t>
       </w:r>
       <w:r>
-        <w:t>Kārtas skaits augšjoslā</w:t>
-      </w:r>
+        <w:t xml:space="preserve">Kārtas skaits </w:t>
+      </w:r>
+      <w:proofErr w:type="spellStart"/>
+      <w:r>
+        <w:t>augšjoslā</w:t>
+      </w:r>
+      <w:proofErr w:type="spellEnd"/>
       <w:r>
         <w:t xml:space="preserve">. </w:t>
       </w:r>
@@ -7557,7 +7611,15 @@
       </w:r>
       <w:r>
         <w:tab/>
-        <w:t>Datorspēles kompilētā programmai ir jābūt pēc iespējas pieejamai vairākās platformās vai kompilējamam vairākām operētājsistēmām, taču galvenokārt “Windows” un “Linux” videi;</w:t>
+        <w:t>Datorspēles kompilētā programmai ir jābūt pēc iespējas pieejamai vairākās platformās vai kompilējamam vairākām operētājsistēmām, taču galvenokārt “Windows” un “</w:t>
+      </w:r>
+      <w:proofErr w:type="spellStart"/>
+      <w:r>
+        <w:t>Linux</w:t>
+      </w:r>
+      <w:proofErr w:type="spellEnd"/>
+      <w:r>
+        <w:t>” videi;</w:t>
       </w:r>
     </w:p>
     <w:p>
@@ -7574,8 +7636,13 @@
         <w:pStyle w:val="Virsraksts3"/>
       </w:pPr>
       <w:r>
-        <w:t>Lietotāja saskarne</w:t>
-      </w:r>
+        <w:t xml:space="preserve">Lietotāja </w:t>
+      </w:r>
+      <w:proofErr w:type="spellStart"/>
+      <w:r>
+        <w:t>saskarne</w:t>
+      </w:r>
+      <w:proofErr w:type="spellEnd"/>
     </w:p>
     <w:p>
       <w:r>
@@ -7592,7 +7659,15 @@
       </w:r>
       <w:r>
         <w:tab/>
-        <w:t>Datorspēles grafikai un lietotāja saskarnei jābūt minimālai, taču viegli pārskatāmai;</w:t>
+        <w:t xml:space="preserve">Datorspēles grafikai un lietotāja </w:t>
+      </w:r>
+      <w:proofErr w:type="spellStart"/>
+      <w:r>
+        <w:t>saskarnei</w:t>
+      </w:r>
+      <w:proofErr w:type="spellEnd"/>
+      <w:r>
+        <w:t xml:space="preserve"> jābūt minimālai, taču viegli pārskatāmai;</w:t>
       </w:r>
     </w:p>
     <w:p>
@@ -7604,7 +7679,15 @@
       </w:r>
       <w:r>
         <w:tab/>
-        <w:t>Lietotāja saskarnei ir jābūt pielāgojamai dažādos ekrānu izmēros vai izšķirtspējās;</w:t>
+        <w:t xml:space="preserve">Lietotāja </w:t>
+      </w:r>
+      <w:proofErr w:type="spellStart"/>
+      <w:r>
+        <w:t>saskarnei</w:t>
+      </w:r>
+      <w:proofErr w:type="spellEnd"/>
+      <w:r>
+        <w:t xml:space="preserve"> ir jābūt pielāgojamai dažādos ekrānu izmēros vai izšķirtspējās;</w:t>
       </w:r>
     </w:p>
     <w:p>
@@ -7616,7 +7699,15 @@
       </w:r>
       <w:r>
         <w:tab/>
-        <w:t>Datorspēles saskarnes valodai jābūt angļu valodai;</w:t>
+        <w:t xml:space="preserve">Datorspēles </w:t>
+      </w:r>
+      <w:proofErr w:type="spellStart"/>
+      <w:r>
+        <w:t>saskarnes</w:t>
+      </w:r>
+      <w:proofErr w:type="spellEnd"/>
+      <w:r>
+        <w:t xml:space="preserve"> valodai jābūt angļu valodai;</w:t>
       </w:r>
     </w:p>
     <w:p>
@@ -7721,7 +7812,15 @@
     </w:p>
     <w:p>
       <w:r>
-        <w:t>Šī sadaļa noskaidros, kādi ir pieejami līdzekļi un rīki, lietojuma pamatojumi un tās iespējamās alternatīvās projekta īstenošanai. Rīki tiks atlasīti pēc licencēšanas, kurai ir jābūt pēc iespējas brīvai un atvērtai, starpplatformu pieejamības, pieejamās dimensiju vides, kuras jāiekļauj un jābūt optimizēta div</w:t>
+        <w:t xml:space="preserve">Šī sadaļa noskaidros, kādi ir pieejami līdzekļi un rīki, lietojuma pamatojumi un tās iespējamās alternatīvās projekta īstenošanai. Rīki tiks atlasīti pēc licencēšanas, kurai ir jābūt pēc iespējas brīvai un atvērtai, </w:t>
+      </w:r>
+      <w:proofErr w:type="spellStart"/>
+      <w:r>
+        <w:t>starpplatformu</w:t>
+      </w:r>
+      <w:proofErr w:type="spellEnd"/>
+      <w:r>
+        <w:t xml:space="preserve"> pieejamības, pieejamās dimensiju vides, kuras jāiekļauj un jābūt optimizēta div</w:t>
       </w:r>
       <w:r>
         <w:t xml:space="preserve">u </w:t>
@@ -7755,13 +7854,37 @@
     </w:p>
     <w:p>
       <w:r>
-        <w:t>Spēļu un grafikas ietvars “Godot” ir izcelta starp pārējiem tāda veida ietvariem, jo liels skaits neliela mēra projektu kā pašizstrādātās vai mazo komandu izstrādātās spēles. Ne tikai pēc popularitātes dēļ, taču licencēšana norāda šo ietvaru par brīvu un atvērtu, kurai nav nepieciešama ne papildizmaksas, nedz reģistrācijas, kā arī ir salīdzinoši ar citiem ietvariem ātri un viegli apgūstama. Šis dzinis arī ir pieejams vairākās platformās, it īpaši starp operētājsistēmām. Funkcionāli tā ir optimizēta div</w:t>
+        <w:t>Spēļu un grafikas ietvars “</w:t>
+      </w:r>
+      <w:proofErr w:type="spellStart"/>
+      <w:r>
+        <w:t>Godot</w:t>
+      </w:r>
+      <w:proofErr w:type="spellEnd"/>
+      <w:r>
+        <w:t xml:space="preserve">” ir izcelta starp pārējiem tāda veida ietvariem, jo liels skaits neliela mēra projektu kā </w:t>
+      </w:r>
+      <w:proofErr w:type="spellStart"/>
+      <w:r>
+        <w:t>pašizstrādātās</w:t>
+      </w:r>
+      <w:proofErr w:type="spellEnd"/>
+      <w:r>
+        <w:t xml:space="preserve"> vai mazo komandu izstrādātās spēles. Ne tikai pēc popularitātes dēļ, taču licencēšana norāda šo ietvaru par brīvu un atvērtu, kurai nav nepieciešama ne papildizmaksas, nedz reģistrācijas, kā arī ir salīdzinoši ar citiem ietvariem ātri un viegli apgūstama. Šis dzinis arī ir pieejams vairākās platformās, it īpaši starp operētājsistēmām. Funkcionāli tā ir optimizēta div</w:t>
       </w:r>
       <w:r>
         <w:t xml:space="preserve">u </w:t>
       </w:r>
       <w:r>
-        <w:t xml:space="preserve">dimensiju videi pēc noteiktiem kritērijiem, taču arī ir iespējams izmantot trīsdimensiju vidi, kura arī ir īpaši optimizēta un pielāgota. </w:t>
+        <w:t xml:space="preserve">dimensiju videi pēc noteiktiem kritērijiem, taču arī ir iespējams izmantot </w:t>
+      </w:r>
+      <w:proofErr w:type="spellStart"/>
+      <w:r>
+        <w:t>trīsdimensiju</w:t>
+      </w:r>
+      <w:proofErr w:type="spellEnd"/>
+      <w:r>
+        <w:t xml:space="preserve"> vidi, kura arī ir īpaši optimizēta un pielāgota. </w:t>
       </w:r>
     </w:p>
     <w:p>
@@ -7776,7 +7899,55 @@
     </w:p>
     <w:p>
       <w:r>
-        <w:t>Ietvars “Godot” oficiāli piedāvā izmantot abas programmēšanas valodas – “Godot” iebūvētā “GDScript” un “.NET” ietvara valoda “C#”, kura tiks izvēlēta šī projekta izstrādei. “GDScript” ir interpretētā valoda, kura tiek tikai apstrādāta palaišanas laikā un pēc avotkoda izmaiņām nav nepieciešama papildus darbības kā kompilēšanu, taču ar nepilnību, kura mazina datorspēles darbības veiktspēju. “C#” valoda tiks izmantota tam dēļ, ka veiktspēja datorspēles darbībai ir uzlabota ar nosacījumu, ka pēc jebkuras izmaiņas projektu ir nepieciešams kompilēt. “GDScript” arī nav pilnīgi pielāgota objektorientētai izmantošanai, kamēr “C#” pēc dizaina ir objektorientētā valoda.</w:t>
+        <w:t>Ietvars “</w:t>
+      </w:r>
+      <w:proofErr w:type="spellStart"/>
+      <w:r>
+        <w:t>Godot</w:t>
+      </w:r>
+      <w:proofErr w:type="spellEnd"/>
+      <w:r>
+        <w:t>” oficiāli piedāvā izmantot abas programmēšanas valodas – “</w:t>
+      </w:r>
+      <w:proofErr w:type="spellStart"/>
+      <w:r>
+        <w:t>Godot</w:t>
+      </w:r>
+      <w:proofErr w:type="spellEnd"/>
+      <w:r>
+        <w:t>” iebūvētā “</w:t>
+      </w:r>
+      <w:proofErr w:type="spellStart"/>
+      <w:r>
+        <w:t>GDScript</w:t>
+      </w:r>
+      <w:proofErr w:type="spellEnd"/>
+      <w:r>
+        <w:t>” un “.NET” ietvara valoda “C#”, kura tiks izvēlēta šī projekta izstrādei. “</w:t>
+      </w:r>
+      <w:proofErr w:type="spellStart"/>
+      <w:r>
+        <w:t>GDScript</w:t>
+      </w:r>
+      <w:proofErr w:type="spellEnd"/>
+      <w:r>
+        <w:t xml:space="preserve">” ir interpretētā valoda, kura tiek tikai apstrādāta palaišanas laikā un pēc </w:t>
+      </w:r>
+      <w:proofErr w:type="spellStart"/>
+      <w:r>
+        <w:t>avotkoda</w:t>
+      </w:r>
+      <w:proofErr w:type="spellEnd"/>
+      <w:r>
+        <w:t xml:space="preserve"> izmaiņām nav nepieciešama papildus darbības kā kompilēšanu, taču ar nepilnību, kura mazina datorspēles darbības veiktspēju. “C#” valoda tiks izmantota tam dēļ, ka veiktspēja datorspēles darbībai ir uzlabota ar nosacījumu, ka pēc jebkuras izmaiņas projektu ir nepieciešams kompilēt. “</w:t>
+      </w:r>
+      <w:proofErr w:type="spellStart"/>
+      <w:r>
+        <w:t>GDScript</w:t>
+      </w:r>
+      <w:proofErr w:type="spellEnd"/>
+      <w:r>
+        <w:t>” arī nav pilnīgi pielāgota objektorientētai izmantošanai, kamēr “C#” pēc dizaina ir objektorientētā valoda.</w:t>
       </w:r>
     </w:p>
     <w:p>
@@ -7791,7 +7962,23 @@
     </w:p>
     <w:p>
       <w:r>
-        <w:t>“Godot” ietvaram ir jau savs projekta redaktors, kurā iekļauj koda redaktoru. Šis koda redaktors ir vairāk pielāgots ar “GDScript” valodu, taču pieejams atbalsts “C#” valodai. Pašā izstrādes vidē var viegli pārslēgties uz vizuālo redaktoru, kodu redaktoru un atkļūdošanas sadaļu</w:t>
+        <w:t>“</w:t>
+      </w:r>
+      <w:proofErr w:type="spellStart"/>
+      <w:r>
+        <w:t>Godot</w:t>
+      </w:r>
+      <w:proofErr w:type="spellEnd"/>
+      <w:r>
+        <w:t>” ietvaram ir jau savs projekta redaktors, kurā iekļauj koda redaktoru. Šis koda redaktors ir vairāk pielāgots ar “</w:t>
+      </w:r>
+      <w:proofErr w:type="spellStart"/>
+      <w:r>
+        <w:t>GDScript</w:t>
+      </w:r>
+      <w:proofErr w:type="spellEnd"/>
+      <w:r>
+        <w:t>” valodu, taču pieejams atbalsts “C#” valodai. Pašā izstrādes vidē var viegli pārslēgties uz vizuālo redaktoru, kodu redaktoru un atkļūdošanas sadaļu</w:t>
       </w:r>
       <w:r>
         <w:t xml:space="preserve"> un nenošķir kodu rakstīšanu ar vizuālo rediģēšanu</w:t>
@@ -7807,19 +7994,48 @@
       <w:bookmarkStart w:id="22" w:name="_Toc225723247"/>
       <w:r>
         <w:lastRenderedPageBreak/>
-        <w:t>Versiju kontrole un repozitorijas mitināšana</w:t>
+        <w:t xml:space="preserve">Versiju kontrole un </w:t>
+      </w:r>
+      <w:proofErr w:type="spellStart"/>
+      <w:r>
+        <w:t>repozitorijas</w:t>
+      </w:r>
+      <w:proofErr w:type="spellEnd"/>
+      <w:r>
+        <w:t xml:space="preserve"> mitināšana</w:t>
       </w:r>
       <w:bookmarkEnd w:id="22"/>
     </w:p>
     <w:p>
       <w:r>
-        <w:t>“Git” tiks izmantots versiju kontrolei un tīmeklī tiks izmantots ”</w:t>
+        <w:t>“</w:t>
+      </w:r>
+      <w:proofErr w:type="spellStart"/>
+      <w:r>
+        <w:t>Git</w:t>
+      </w:r>
+      <w:proofErr w:type="spellEnd"/>
+      <w:r>
+        <w:t>” tiks izmantots versiju kontrolei un tīmeklī tiks izmantots ”</w:t>
       </w:r>
       <w:r>
         <w:t xml:space="preserve"> </w:t>
       </w:r>
-      <w:r>
-        <w:t>GitHub”, lai mitinātu šo projekta avotkodu.</w:t>
+      <w:proofErr w:type="spellStart"/>
+      <w:r>
+        <w:t>GitHub</w:t>
+      </w:r>
+      <w:proofErr w:type="spellEnd"/>
+      <w:r>
+        <w:t xml:space="preserve">”, lai mitinātu šo projekta </w:t>
+      </w:r>
+      <w:proofErr w:type="spellStart"/>
+      <w:r>
+        <w:t>avotkodu</w:t>
+      </w:r>
+      <w:proofErr w:type="spellEnd"/>
+      <w:r>
+        <w:t>.</w:t>
       </w:r>
     </w:p>
     <w:p>
@@ -7849,7 +8065,103 @@
     </w:p>
     <w:p>
       <w:r>
-        <w:t>Populārākos ietvarus datorspēļu un citu mediju izstrādē iekļauj “Unity”, “Unreal Engine”,  “CryEngine”. Ietvari “Unreal Engine” un “CryEngine” nav pielāgoti divdimensiju datorspēļu izveidei ietvara ierobežojumu dēļ, kura no tās izslēdz izmantošanu, ja ne arī neprasa veiktspējīgu datorsistēmu, kura ir pretrunā ar projekta mērķiem, taču “Unity” ietvars neprasa salīdzinoši veiktspējīgu datorsistēmu un ir pielāgojama divdimensiju videi, taču licencēšana nav brīva un prasa lietotāja reģistrāciju un papildizmaksas, ja šis projekts paplašināties komercdarbības nolūkiem.</w:t>
+        <w:t>Populārākos ietvarus datorspēļu un citu mediju izstrādē iekļauj “</w:t>
+      </w:r>
+      <w:proofErr w:type="spellStart"/>
+      <w:r>
+        <w:t>Unity</w:t>
+      </w:r>
+      <w:proofErr w:type="spellEnd"/>
+      <w:r>
+        <w:t>”, “</w:t>
+      </w:r>
+      <w:proofErr w:type="spellStart"/>
+      <w:r>
+        <w:t>Unreal</w:t>
+      </w:r>
+      <w:proofErr w:type="spellEnd"/>
+      <w:r>
+        <w:t xml:space="preserve"> </w:t>
+      </w:r>
+      <w:proofErr w:type="spellStart"/>
+      <w:r>
+        <w:t>Engine</w:t>
+      </w:r>
+      <w:proofErr w:type="spellEnd"/>
+      <w:r>
+        <w:t>”,  “</w:t>
+      </w:r>
+      <w:proofErr w:type="spellStart"/>
+      <w:r>
+        <w:t>CryEngine</w:t>
+      </w:r>
+      <w:proofErr w:type="spellEnd"/>
+      <w:r>
+        <w:t>”. Ietvari “</w:t>
+      </w:r>
+      <w:proofErr w:type="spellStart"/>
+      <w:r>
+        <w:t>Unreal</w:t>
+      </w:r>
+      <w:proofErr w:type="spellEnd"/>
+      <w:r>
+        <w:t xml:space="preserve"> </w:t>
+      </w:r>
+      <w:proofErr w:type="spellStart"/>
+      <w:r>
+        <w:t>Engine</w:t>
+      </w:r>
+      <w:proofErr w:type="spellEnd"/>
+      <w:r>
+        <w:t>” un “</w:t>
+      </w:r>
+      <w:proofErr w:type="spellStart"/>
+      <w:r>
+        <w:t>CryEngine</w:t>
+      </w:r>
+      <w:proofErr w:type="spellEnd"/>
+      <w:r>
+        <w:t xml:space="preserve">” nav pielāgoti </w:t>
+      </w:r>
+      <w:proofErr w:type="spellStart"/>
+      <w:r>
+        <w:t>divdimensiju</w:t>
+      </w:r>
+      <w:proofErr w:type="spellEnd"/>
+      <w:r>
+        <w:t xml:space="preserve"> datorspēļu izveidei ietvara ierobežojumu dēļ, kura no tās izslēdz izmantošanu, ja ne arī neprasa </w:t>
+      </w:r>
+      <w:proofErr w:type="spellStart"/>
+      <w:r>
+        <w:t>veiktspējīgu</w:t>
+      </w:r>
+      <w:proofErr w:type="spellEnd"/>
+      <w:r>
+        <w:t xml:space="preserve"> datorsistēmu, kura ir pretrunā ar projekta mērķiem, taču “</w:t>
+      </w:r>
+      <w:proofErr w:type="spellStart"/>
+      <w:r>
+        <w:t>Unity</w:t>
+      </w:r>
+      <w:proofErr w:type="spellEnd"/>
+      <w:r>
+        <w:t xml:space="preserve">” ietvars neprasa salīdzinoši </w:t>
+      </w:r>
+      <w:proofErr w:type="spellStart"/>
+      <w:r>
+        <w:t>veiktspējīgu</w:t>
+      </w:r>
+      <w:proofErr w:type="spellEnd"/>
+      <w:r>
+        <w:t xml:space="preserve"> datorsistēmu un ir pielāgojama </w:t>
+      </w:r>
+      <w:proofErr w:type="spellStart"/>
+      <w:r>
+        <w:t>divdimensiju</w:t>
+      </w:r>
+      <w:proofErr w:type="spellEnd"/>
+      <w:r>
+        <w:t xml:space="preserve"> videi, taču licencēšana nav brīva un prasa lietotāja reģistrāciju un papildizmaksas, ja šis projekts paplašināties komercdarbības nolūkiem.</w:t>
       </w:r>
     </w:p>
     <w:p>
@@ -7864,7 +8176,63 @@
     </w:p>
     <w:p>
       <w:r>
-        <w:t>Ietvari “CryEngine” un “Unreal Engine” izmanto valodu “C++”, kurā iekļauj klases un objektorientētā funkcionalitāte kā C#, taču neatlasot šos ietvarus valoda “C++” netiks izmantota. “C++” lietojuma stili ir plašāki, taču valodas funkcionalitāti un īpatnības apgūt ir sarežģītāk nekā ar “C#”, kura izstrādātājam liek lietot objektorientētā stilā, kurā visi elementi valodā ir objekti, kā arī vairums funkcionalitātes ir aizklātas ar metodēm, kura mazina izstrādes laiku salīdzinot ar “C++”, kura vairākas kompleksas funkcionalitātes nav aizklātas ar metodēm, kura var palēlināt izstrādes laiku. Izvēlētā ietvarā “Godot” ir pieejama skriptēšanas valoda “GDScript”, taču pēc nosacītiem iemesliem izvēlētai valodai šī valoda netiks izmantota.</w:t>
+        <w:t>Ietvari “</w:t>
+      </w:r>
+      <w:proofErr w:type="spellStart"/>
+      <w:r>
+        <w:t>CryEngine</w:t>
+      </w:r>
+      <w:proofErr w:type="spellEnd"/>
+      <w:r>
+        <w:t>” un “</w:t>
+      </w:r>
+      <w:proofErr w:type="spellStart"/>
+      <w:r>
+        <w:t>Unreal</w:t>
+      </w:r>
+      <w:proofErr w:type="spellEnd"/>
+      <w:r>
+        <w:t xml:space="preserve"> </w:t>
+      </w:r>
+      <w:proofErr w:type="spellStart"/>
+      <w:r>
+        <w:t>Engine</w:t>
+      </w:r>
+      <w:proofErr w:type="spellEnd"/>
+      <w:r>
+        <w:t xml:space="preserve">” izmanto valodu “C++”, kurā iekļauj klases un objektorientētā funkcionalitāte kā C#, taču neatlasot šos ietvarus valoda “C++” netiks izmantota. “C++” lietojuma stili ir plašāki, taču valodas funkcionalitāti un īpatnības apgūt ir sarežģītāk nekā ar “C#”, kura izstrādātājam liek lietot objektorientētā stilā, kurā visi elementi valodā ir objekti, kā arī vairums funkcionalitātes ir aizklātas ar metodēm, kura mazina izstrādes laiku salīdzinot ar “C++”, kura vairākas kompleksas funkcionalitātes nav aizklātas ar metodēm, kura var </w:t>
+      </w:r>
+      <w:proofErr w:type="spellStart"/>
+      <w:r>
+        <w:t>palēlināt</w:t>
+      </w:r>
+      <w:proofErr w:type="spellEnd"/>
+      <w:r>
+        <w:t xml:space="preserve"> izstrādes laiku. Izvēlētā ietvarā “</w:t>
+      </w:r>
+      <w:proofErr w:type="spellStart"/>
+      <w:r>
+        <w:t>Godot</w:t>
+      </w:r>
+      <w:proofErr w:type="spellEnd"/>
+      <w:r>
+        <w:t xml:space="preserve">” ir pieejama </w:t>
+      </w:r>
+      <w:proofErr w:type="spellStart"/>
+      <w:r>
+        <w:t>skriptēšanas</w:t>
+      </w:r>
+      <w:proofErr w:type="spellEnd"/>
+      <w:r>
+        <w:t xml:space="preserve"> valoda “</w:t>
+      </w:r>
+      <w:proofErr w:type="spellStart"/>
+      <w:r>
+        <w:t>GDScript</w:t>
+      </w:r>
+      <w:proofErr w:type="spellEnd"/>
+      <w:r>
+        <w:t>”, taču pēc nosacītiem iemesliem izvēlētai valodai šī valoda netiks izmantota.</w:t>
       </w:r>
     </w:p>
     <w:p>
@@ -7891,17 +8259,169 @@
     </w:p>
     <w:p>
       <w:r>
-        <w:t>Tā kā valoda “C#” tiks izmantota, kura ir daļa no ietvara “.NET”, tiks izmantoti attiecīgas izstrādes programmatūras ar uzsvaru uz noteikto ietvaru un tās ekosistēmas. Populārākā izstrādes  vide tam ir “Visual Studio”, kura līdzīgi ar izvēlēto izstrādes vidi “JetBrains Rider” iekļauj detalizētu atķļūdošanu, kodu analīze, automātiskā aizpilde, u.t.t., taču netiks izmantota, jo šī programmatūra nav starpplatformu, ierobežojoties uz “Windows” platformu, kuru autors neizmanto, tātad nepieejama programmatūra autoram.</w:t>
-      </w:r>
-    </w:p>
-    <w:p>
-      <w:r>
-        <w:t>Ja ietvars kā “Unreal Engine” tiktu izmantota, kurā galvenā valoda ir “C++”, tiktu izmantotas izstrādes vides attiecīgi valodai kā “Qt Creator”, kura ir pielāgota ietvara “Qt” programmatūras izstrādei, taču iespējams izveidot projektus, kuras neizmanto minēto ietvaru, ņemot vērā to, ka funkcionalitāte un tās iespējas mazinās vai ne tik advancētas citiem projektiem,  vai “JetBrains CLion”, kurai ir līdzīga funkcionalitāte ar atlasīto izstrādes vidi “”JetBrains Rider” no “JetBrains” programmatūru klāsta.</w:t>
-      </w:r>
-    </w:p>
-    <w:p>
-      <w:r>
-        <w:t>Arī iespējams ir izmantot teksta redaktoru “Visual Studio Code”, kura ar paplašinājumiem var izmantot kā izstrādes vidi, taču noklusētā funkcionalitāte ir ierobežota salīdzinot ar iepriekšējām izstrādes programmatūrām un nepieciešama papildus iestatīšana šai programmatūrai, kura nebūtu nepieciešama pārējām izstrādes vidēm atverot sākotnēji.</w:t>
+        <w:t>Tā kā valoda “C#” tiks izmantota, kura ir daļa no ietvara “.NET”, tiks izmantoti attiecīgas izstrādes programmatūras ar uzsvaru uz noteikto ietvaru un tās ekosistēmas. Populārākā izstrādes  vide tam ir “</w:t>
+      </w:r>
+      <w:proofErr w:type="spellStart"/>
+      <w:r>
+        <w:t>Visual</w:t>
+      </w:r>
+      <w:proofErr w:type="spellEnd"/>
+      <w:r>
+        <w:t xml:space="preserve"> </w:t>
+      </w:r>
+      <w:proofErr w:type="spellStart"/>
+      <w:r>
+        <w:t>Studio</w:t>
+      </w:r>
+      <w:proofErr w:type="spellEnd"/>
+      <w:r>
+        <w:t>”, kura līdzīgi ar izvēlēto izstrādes vidi “</w:t>
+      </w:r>
+      <w:proofErr w:type="spellStart"/>
+      <w:r>
+        <w:t>JetBrains</w:t>
+      </w:r>
+      <w:proofErr w:type="spellEnd"/>
+      <w:r>
+        <w:t xml:space="preserve"> </w:t>
+      </w:r>
+      <w:proofErr w:type="spellStart"/>
+      <w:r>
+        <w:t>Rider</w:t>
+      </w:r>
+      <w:proofErr w:type="spellEnd"/>
+      <w:r>
+        <w:t xml:space="preserve">” iekļauj detalizētu </w:t>
+      </w:r>
+      <w:proofErr w:type="spellStart"/>
+      <w:r>
+        <w:t>atķļūdošanu</w:t>
+      </w:r>
+      <w:proofErr w:type="spellEnd"/>
+      <w:r>
+        <w:t xml:space="preserve">, kodu analīze, automātiskā aizpilde, u.t.t., taču netiks izmantota, jo šī programmatūra nav </w:t>
+      </w:r>
+      <w:proofErr w:type="spellStart"/>
+      <w:r>
+        <w:t>starpplatformu</w:t>
+      </w:r>
+      <w:proofErr w:type="spellEnd"/>
+      <w:r>
+        <w:t>, ierobežojoties uz “Windows” platformu, kuru autors neizmanto, tātad nepieejama programmatūra autoram.</w:t>
+      </w:r>
+    </w:p>
+    <w:p>
+      <w:r>
+        <w:t>Ja ietvars kā “</w:t>
+      </w:r>
+      <w:proofErr w:type="spellStart"/>
+      <w:r>
+        <w:t>Unreal</w:t>
+      </w:r>
+      <w:proofErr w:type="spellEnd"/>
+      <w:r>
+        <w:t xml:space="preserve"> </w:t>
+      </w:r>
+      <w:proofErr w:type="spellStart"/>
+      <w:r>
+        <w:t>Engine</w:t>
+      </w:r>
+      <w:proofErr w:type="spellEnd"/>
+      <w:r>
+        <w:t>” tiktu izmantota, kurā galvenā valoda ir “C++”, tiktu izmantotas izstrādes vides attiecīgi valodai kā “</w:t>
+      </w:r>
+      <w:proofErr w:type="spellStart"/>
+      <w:r>
+        <w:t>Qt</w:t>
+      </w:r>
+      <w:proofErr w:type="spellEnd"/>
+      <w:r>
+        <w:t xml:space="preserve"> </w:t>
+      </w:r>
+      <w:proofErr w:type="spellStart"/>
+      <w:r>
+        <w:t>Creator</w:t>
+      </w:r>
+      <w:proofErr w:type="spellEnd"/>
+      <w:r>
+        <w:t>”, kura ir pielāgota ietvara “</w:t>
+      </w:r>
+      <w:proofErr w:type="spellStart"/>
+      <w:r>
+        <w:t>Qt</w:t>
+      </w:r>
+      <w:proofErr w:type="spellEnd"/>
+      <w:r>
+        <w:t xml:space="preserve">” programmatūras izstrādei, taču iespējams izveidot projektus, kuras neizmanto minēto ietvaru, ņemot vērā to, ka funkcionalitāte un tās iespējas mazinās vai ne tik </w:t>
+      </w:r>
+      <w:proofErr w:type="spellStart"/>
+      <w:r>
+        <w:t>advancētas</w:t>
+      </w:r>
+      <w:proofErr w:type="spellEnd"/>
+      <w:r>
+        <w:t xml:space="preserve"> citiem projektiem,  vai “</w:t>
+      </w:r>
+      <w:proofErr w:type="spellStart"/>
+      <w:r>
+        <w:t>JetBrains</w:t>
+      </w:r>
+      <w:proofErr w:type="spellEnd"/>
+      <w:r>
+        <w:t xml:space="preserve"> </w:t>
+      </w:r>
+      <w:proofErr w:type="spellStart"/>
+      <w:r>
+        <w:t>CLion</w:t>
+      </w:r>
+      <w:proofErr w:type="spellEnd"/>
+      <w:r>
+        <w:t>”, kurai ir līdzīga funkcionalitāte ar atlasīto izstrādes vidi “”</w:t>
+      </w:r>
+      <w:proofErr w:type="spellStart"/>
+      <w:r>
+        <w:t>JetBrains</w:t>
+      </w:r>
+      <w:proofErr w:type="spellEnd"/>
+      <w:r>
+        <w:t xml:space="preserve"> </w:t>
+      </w:r>
+      <w:proofErr w:type="spellStart"/>
+      <w:r>
+        <w:t>Rider</w:t>
+      </w:r>
+      <w:proofErr w:type="spellEnd"/>
+      <w:r>
+        <w:t>” no “</w:t>
+      </w:r>
+      <w:proofErr w:type="spellStart"/>
+      <w:r>
+        <w:t>JetBrains</w:t>
+      </w:r>
+      <w:proofErr w:type="spellEnd"/>
+      <w:r>
+        <w:t>” programmatūru klāsta.</w:t>
+      </w:r>
+    </w:p>
+    <w:p>
+      <w:r>
+        <w:t>Arī iespējams ir izmantot teksta redaktoru “</w:t>
+      </w:r>
+      <w:proofErr w:type="spellStart"/>
+      <w:r>
+        <w:t>Visual</w:t>
+      </w:r>
+      <w:proofErr w:type="spellEnd"/>
+      <w:r>
+        <w:t xml:space="preserve"> </w:t>
+      </w:r>
+      <w:proofErr w:type="spellStart"/>
+      <w:r>
+        <w:t>Studio</w:t>
+      </w:r>
+      <w:proofErr w:type="spellEnd"/>
+      <w:r>
+        <w:t xml:space="preserve"> Code”, kura ar paplašinājumiem var izmantot kā izstrādes vidi, taču noklusētā funkcionalitāte ir ierobežota salīdzinot ar iepriekšējām izstrādes programmatūrām un nepieciešama papildus iestatīšana šai programmatūrai, kura nebūtu nepieciešama pārējām izstrādes vidēm atverot sākotnēji.</w:t>
       </w:r>
     </w:p>
     <w:p>
@@ -7916,12 +8436,84 @@
     </w:p>
     <w:p>
       <w:r>
-        <w:t>Mazāk populāri pakalpojumi, kuri mitina avotkodu repozotorijus, izmantojot “Git” versiju kontroli, arī ir pieejami rīki, kura var automatizēt projekta kompilēšanu un pārbaudi, šādi rīki ir “GitLab”, “Gitea” un “Bitbucket”, kuri ir īpaši pielāgota CI/CD izstrādes videi, taču prasa papildizmaksas, ja šādi rīki tiek palaisti šo pakalpojumu serveros vietā pašam lietotājam mitināt šos rīkus.</w:t>
-      </w:r>
-    </w:p>
-    <w:p>
-      <w:r>
-        <w:t>Taču arī ir pieejami pakalpojumi un rīki, kuri nav atkarīga no “Git” versiju kontroles, bet kā pieejamu versiju kontroles programmatūru starp pārējām. Viens no šiem rīkiem ir “Azure Pipelines”, kuras funkcionalitāte ir plašāka salīdzinot ar iepriekš minētiem rīkiem, taču tās plaša funkcionalitātes klāsts ir radīts lielākiem projektiem, kuri iespējams nebūs lielāko daļu paredzēts izmantošanai šī projekta nolūkiem tās apjoma dēļ un lielākas izmaksas, salīdzinot ar iepriekš minētiem rīkiem.</w:t>
+        <w:t xml:space="preserve">Mazāk populāri pakalpojumi, kuri mitina </w:t>
+      </w:r>
+      <w:proofErr w:type="spellStart"/>
+      <w:r>
+        <w:t>avotkodu</w:t>
+      </w:r>
+      <w:proofErr w:type="spellEnd"/>
+      <w:r>
+        <w:t xml:space="preserve"> </w:t>
+      </w:r>
+      <w:proofErr w:type="spellStart"/>
+      <w:r>
+        <w:t>repozotorijus</w:t>
+      </w:r>
+      <w:proofErr w:type="spellEnd"/>
+      <w:r>
+        <w:t>, izmantojot “</w:t>
+      </w:r>
+      <w:proofErr w:type="spellStart"/>
+      <w:r>
+        <w:t>Git</w:t>
+      </w:r>
+      <w:proofErr w:type="spellEnd"/>
+      <w:r>
+        <w:t>” versiju kontroli, arī ir pieejami rīki, kura var automatizēt projekta kompilēšanu un pārbaudi, šādi rīki ir “</w:t>
+      </w:r>
+      <w:proofErr w:type="spellStart"/>
+      <w:r>
+        <w:t>GitLab</w:t>
+      </w:r>
+      <w:proofErr w:type="spellEnd"/>
+      <w:r>
+        <w:t>”, “</w:t>
+      </w:r>
+      <w:proofErr w:type="spellStart"/>
+      <w:r>
+        <w:t>Gitea</w:t>
+      </w:r>
+      <w:proofErr w:type="spellEnd"/>
+      <w:r>
+        <w:t>” un “</w:t>
+      </w:r>
+      <w:proofErr w:type="spellStart"/>
+      <w:r>
+        <w:t>Bitbucket</w:t>
+      </w:r>
+      <w:proofErr w:type="spellEnd"/>
+      <w:r>
+        <w:t>”, kuri ir īpaši pielāgota CI/CD izstrādes videi, taču prasa papildizmaksas, ja šādi rīki tiek palaisti šo pakalpojumu serveros vietā pašam lietotājam mitināt šos rīkus.</w:t>
+      </w:r>
+    </w:p>
+    <w:p>
+      <w:r>
+        <w:t>Taču arī ir pieejami pakalpojumi un rīki, kuri nav atkarīga no “</w:t>
+      </w:r>
+      <w:proofErr w:type="spellStart"/>
+      <w:r>
+        <w:t>Git</w:t>
+      </w:r>
+      <w:proofErr w:type="spellEnd"/>
+      <w:r>
+        <w:t>” versiju kontroles, bet kā pieejamu versiju kontroles programmatūru starp pārējām. Viens no šiem rīkiem ir “</w:t>
+      </w:r>
+      <w:proofErr w:type="spellStart"/>
+      <w:r>
+        <w:t>Azure</w:t>
+      </w:r>
+      <w:proofErr w:type="spellEnd"/>
+      <w:r>
+        <w:t xml:space="preserve"> </w:t>
+      </w:r>
+      <w:proofErr w:type="spellStart"/>
+      <w:r>
+        <w:t>Pipelines</w:t>
+      </w:r>
+      <w:proofErr w:type="spellEnd"/>
+      <w:r>
+        <w:t>”, kuras funkcionalitāte ir plašāka salīdzinot ar iepriekš minētiem rīkiem, taču tās plaša funkcionalitātes klāsts ir radīts lielākiem projektiem, kuri iespējams nebūs lielāko daļu paredzēts izmantošanai šī projekta nolūkiem tās apjoma dēļ un lielākas izmaksas, salīdzinot ar iepriekš minētiem rīkiem.</w:t>
       </w:r>
     </w:p>
     <w:p>
@@ -8050,10 +8642,66 @@
     </w:p>
     <w:p>
       <w:r>
-        <w:t>“SceneManager” komponente pārvalda ainas un tās pārslēgšanu uz citām ainām un tā ir viena no komponentēm ar vizuālu izvadi, kā arī “SettingsWindow” un “ExitDialog” komponentes, kuras izvade ir tikai logi ar saviem attiecīgiem uzdevumiem, taču “ToastManager” tikai izvada īslaicīgus paziņojumus, kuras pēc noteikta laika izzūd. “AudioManager” pārvalda datorspēles galveno, mūzikas un skaņu efektu skaļumu, kā arī iestata fona mūzika katrai ainai.</w:t>
-      </w:r>
-      <w:r>
-        <w:t xml:space="preserve"> Datu, progresu un iestatījumu glabāšanu nodrošina “SaveManager”, kura glabā progresa datus, un “SettingsManager”, kura glabā un iestata iestatījumus visā spēlē, piemēram, skaļumu.</w:t>
+        <w:t>“</w:t>
+      </w:r>
+      <w:proofErr w:type="spellStart"/>
+      <w:r>
+        <w:t>SceneManager</w:t>
+      </w:r>
+      <w:proofErr w:type="spellEnd"/>
+      <w:r>
+        <w:t>” komponente pārvalda ainas un tās pārslēgšanu uz citām ainām un tā ir viena no komponentēm ar vizuālu izvadi, kā arī “</w:t>
+      </w:r>
+      <w:proofErr w:type="spellStart"/>
+      <w:r>
+        <w:t>SettingsWindow</w:t>
+      </w:r>
+      <w:proofErr w:type="spellEnd"/>
+      <w:r>
+        <w:t>” un “</w:t>
+      </w:r>
+      <w:proofErr w:type="spellStart"/>
+      <w:r>
+        <w:t>ExitDialog</w:t>
+      </w:r>
+      <w:proofErr w:type="spellEnd"/>
+      <w:r>
+        <w:t>” komponentes, kuras izvade ir tikai logi ar saviem attiecīgiem uzdevumiem, taču “</w:t>
+      </w:r>
+      <w:proofErr w:type="spellStart"/>
+      <w:r>
+        <w:t>ToastManager</w:t>
+      </w:r>
+      <w:proofErr w:type="spellEnd"/>
+      <w:r>
+        <w:t>” tikai izvada īslaicīgus paziņojumus, kuras pēc noteikta laika izzūd. “</w:t>
+      </w:r>
+      <w:proofErr w:type="spellStart"/>
+      <w:r>
+        <w:t>AudioManager</w:t>
+      </w:r>
+      <w:proofErr w:type="spellEnd"/>
+      <w:r>
+        <w:t>” pārvalda datorspēles galveno, mūzikas un skaņu efektu skaļumu, kā arī iestata fona mūzika katrai ainai.</w:t>
+      </w:r>
+      <w:r>
+        <w:t xml:space="preserve"> Datu, progresu un iestatījumu glabāšanu nodrošina “</w:t>
+      </w:r>
+      <w:proofErr w:type="spellStart"/>
+      <w:r>
+        <w:t>SaveManager</w:t>
+      </w:r>
+      <w:proofErr w:type="spellEnd"/>
+      <w:r>
+        <w:t>”, kura glabā progresa datus, un “</w:t>
+      </w:r>
+      <w:proofErr w:type="spellStart"/>
+      <w:r>
+        <w:t>SettingsManager</w:t>
+      </w:r>
+      <w:proofErr w:type="spellEnd"/>
+      <w:r>
+        <w:t>”, kura glabā un iestata iestatījumus visā spēlē, piemēram, skaļumu.</w:t>
       </w:r>
     </w:p>
     <w:p>
@@ -8187,7 +8835,15 @@
     </w:p>
     <w:p>
       <w:r>
-        <w:t xml:space="preserve">“SceneManager” komponente pārvalda </w:t>
+        <w:t>“</w:t>
+      </w:r>
+      <w:proofErr w:type="spellStart"/>
+      <w:r>
+        <w:t>SceneManager</w:t>
+      </w:r>
+      <w:proofErr w:type="spellEnd"/>
+      <w:r>
+        <w:t xml:space="preserve">” komponente pārvalda </w:t>
       </w:r>
       <w:r>
         <w:t>norādīto (skat. 2. attēl</w:t>
@@ -8211,7 +8867,23 @@
         <w:t>)</w:t>
       </w:r>
       <w:r>
-        <w:t xml:space="preserve"> aina ir sākuma izvēlne, kurā spēlētājs var pārslēgt uz līmeņu atlases ainu “LevelSelection”, lasīt šī projekta anotāciju, mainīt iestatījumus vai iziet no datorspēles. “LevelSelection” </w:t>
+        <w:t xml:space="preserve"> aina ir sākuma izvēlne, kurā spēlētājs var pārslēgt uz līmeņu atlases ainu “</w:t>
+      </w:r>
+      <w:proofErr w:type="spellStart"/>
+      <w:r>
+        <w:t>LevelSelection</w:t>
+      </w:r>
+      <w:proofErr w:type="spellEnd"/>
+      <w:r>
+        <w:t>”, lasīt šī projekta anotāciju, mainīt iestatījumus vai iziet no datorspēles. “</w:t>
+      </w:r>
+      <w:proofErr w:type="spellStart"/>
+      <w:r>
+        <w:t>LevelSelection</w:t>
+      </w:r>
+      <w:proofErr w:type="spellEnd"/>
+      <w:r>
+        <w:t xml:space="preserve">” </w:t>
       </w:r>
       <w:r>
         <w:t>(</w:t>
@@ -8226,7 +8898,23 @@
         <w:t>aina norāda līmeņus</w:t>
       </w:r>
       <w:r>
-        <w:t>, kuri ir izvietoti kartē ar paveidiem un pieejamības stāvolkim. “Battle” (Spēles laukums) ain</w:t>
+        <w:t xml:space="preserve">, kuri ir izvietoti kartē ar paveidiem un pieejamības </w:t>
+      </w:r>
+      <w:proofErr w:type="spellStart"/>
+      <w:r>
+        <w:t>stāvolkim</w:t>
+      </w:r>
+      <w:proofErr w:type="spellEnd"/>
+      <w:r>
+        <w:t>. “</w:t>
+      </w:r>
+      <w:proofErr w:type="spellStart"/>
+      <w:r>
+        <w:t>Battle</w:t>
+      </w:r>
+      <w:proofErr w:type="spellEnd"/>
+      <w:r>
+        <w:t>” (Spēles laukums) ain</w:t>
       </w:r>
       <w:r>
         <w:t>ā ir spēle ar līmeņa nosacījumiem, objekti kartes laukumā un norādīti uzdevumi uzvarai</w:t>
@@ -8331,7 +9019,15 @@
     </w:p>
     <w:p>
       <w:r>
-        <w:t xml:space="preserve">“Map” (Karte) komponente </w:t>
+        <w:t>“</w:t>
+      </w:r>
+      <w:proofErr w:type="spellStart"/>
+      <w:r>
+        <w:t>Map</w:t>
+      </w:r>
+      <w:proofErr w:type="spellEnd"/>
+      <w:r>
+        <w:t xml:space="preserve">” (Karte) komponente </w:t>
       </w:r>
       <w:r>
         <w:t xml:space="preserve">(skat. 3. attēlu) </w:t>
@@ -8340,12 +9036,44 @@
         <w:t xml:space="preserve">ir šī projekta galvenā komponente un projekta mērķa pamats. Šajā komponentē ir slāņi, kurā atrodas topogrāfijas dati, objektu dati un dekorācijas, un šie slāņi paši par sevi neveic darbības izņemot uzdotās darbības atkarīgas no ainas. Kartes komponentē arī atrodas </w:t>
       </w:r>
       <w:r>
-        <w:t>pārējās komponentes, kuras izmanto slāņus darbību veikšanai, piemēram, “Selector” (atlasītājs) komponente atlasa slāņu komponentes slāņu datus pēc norādītā punkta, “Camera” (Kamera) komponente rāda slāņu fragmentus, kurus spēlētājs var mainīt kameras novietojumu, lai redzētu kartes citu fragmentu un “Projectiles” (Lādiņi) komponente, kura simulē lādiņu kustību kartē un iegūst datus no slāņu komponentes pēc novietojuma no uguņošanas līdz nolaišanas, kuras aptver objektus un veic tām izmaiņas, piemēram, iznīcināšanu.</w:t>
-      </w:r>
-    </w:p>
-    <w:p>
-      <w:r>
-        <w:t>Slāņu komponentē atrodas slāņi, kuras izkārtojumi ir rūtiņu ailes. “Ground” (Zeme) slāni</w:t>
+        <w:t>pārējās komponentes, kuras izmanto slāņus darbību veikšanai, piemēram, “</w:t>
+      </w:r>
+      <w:proofErr w:type="spellStart"/>
+      <w:r>
+        <w:t>Selector</w:t>
+      </w:r>
+      <w:proofErr w:type="spellEnd"/>
+      <w:r>
+        <w:t>” (atlasītājs) komponente atlasa slāņu komponentes slāņu datus pēc norādītā punkta, “</w:t>
+      </w:r>
+      <w:proofErr w:type="spellStart"/>
+      <w:r>
+        <w:t>Camera</w:t>
+      </w:r>
+      <w:proofErr w:type="spellEnd"/>
+      <w:r>
+        <w:t>” (Kamera) komponente rāda slāņu fragmentus, kurus spēlētājs var mainīt kameras novietojumu, lai redzētu kartes citu fragmentu un “</w:t>
+      </w:r>
+      <w:proofErr w:type="spellStart"/>
+      <w:r>
+        <w:t>Projectiles</w:t>
+      </w:r>
+      <w:proofErr w:type="spellEnd"/>
+      <w:r>
+        <w:t>” (Lādiņi) komponente, kura simulē lādiņu kustību kartē un iegūst datus no slāņu komponentes pēc novietojuma no uguņošanas līdz nolaišanas, kuras aptver objektus un veic tām izmaiņas, piemēram, iznīcināšanu.</w:t>
+      </w:r>
+    </w:p>
+    <w:p>
+      <w:r>
+        <w:t>Slāņu komponentē atrodas slāņi, kuras izkārtojumi ir rūtiņu ailes. “</w:t>
+      </w:r>
+      <w:proofErr w:type="spellStart"/>
+      <w:r>
+        <w:t>Ground</w:t>
+      </w:r>
+      <w:proofErr w:type="spellEnd"/>
+      <w:r>
+        <w:t>” (Zeme) slāni</w:t>
       </w:r>
       <w:r>
         <w:t>s</w:t>
@@ -8354,13 +9082,61 @@
         <w:t xml:space="preserve"> satur topogrāfisko informāciju kā augstumu</w:t>
       </w:r>
       <w:r>
-        <w:t xml:space="preserve"> laukuma punktā un pamataugstumu, “Decoration” (Dekorācija) slānis ievieto virs “Ground” slāņa simbolus un dekoratīvos elementus, “Entites” (Objekti) slānis satur objektus kā ierīces, mūrus un struktūras, kuras glabā īpašības, piemēram, azimuta leņķis, piederība spēlētājam vai pretiniekam un izturības punkti pirms sabrukšanas (skat. </w:t>
+        <w:t xml:space="preserve"> laukuma punktā un </w:t>
+      </w:r>
+      <w:proofErr w:type="spellStart"/>
+      <w:r>
+        <w:t>pamataugstumu</w:t>
+      </w:r>
+      <w:proofErr w:type="spellEnd"/>
+      <w:r>
+        <w:t>, “</w:t>
+      </w:r>
+      <w:proofErr w:type="spellStart"/>
+      <w:r>
+        <w:t>Decoration</w:t>
+      </w:r>
+      <w:proofErr w:type="spellEnd"/>
+      <w:r>
+        <w:t>” (Dekorācija) slānis ievieto virs “</w:t>
+      </w:r>
+      <w:proofErr w:type="spellStart"/>
+      <w:r>
+        <w:t>Ground</w:t>
+      </w:r>
+      <w:proofErr w:type="spellEnd"/>
+      <w:r>
+        <w:t>” slāņa simbolus un dekoratīvos elementus, “</w:t>
+      </w:r>
+      <w:proofErr w:type="spellStart"/>
+      <w:r>
+        <w:t>Entites</w:t>
+      </w:r>
+      <w:proofErr w:type="spellEnd"/>
+      <w:r>
+        <w:t xml:space="preserve">” (Objekti) slānis satur objektus kā ierīces, mūrus un struktūras, kuras glabā īpašības, piemēram, azimuta leņķis, piederība spēlētājam vai pretiniekam un izturības punkti pirms sabrukšanas (skat. </w:t>
       </w:r>
       <w:r>
         <w:t>7</w:t>
       </w:r>
       <w:r>
-        <w:t xml:space="preserve">. attēlu) un “Overlays” (Uznirstošie) slānis, kurās izvieto indikatorus un aizsegumus kartē. </w:t>
+        <w:t>. attēlu) un “</w:t>
+      </w:r>
+      <w:proofErr w:type="spellStart"/>
+      <w:r>
+        <w:t>Overlays</w:t>
+      </w:r>
+      <w:proofErr w:type="spellEnd"/>
+      <w:r>
+        <w:t xml:space="preserve">” (Uznirstošie) slānis, kurās izvieto indikatorus un </w:t>
+      </w:r>
+      <w:proofErr w:type="spellStart"/>
+      <w:r>
+        <w:t>aizsegumus</w:t>
+      </w:r>
+      <w:proofErr w:type="spellEnd"/>
+      <w:r>
+        <w:t xml:space="preserve"> kartē. </w:t>
       </w:r>
     </w:p>
     <w:p>
@@ -8551,10 +9327,26 @@
     </w:p>
     <w:p>
       <w:r>
-        <w:t>Katra aina, kuru parāda “SceneManager” komponente, ir klase ar saviem mainīgajiem un  metodēm</w:t>
-      </w:r>
-      <w:r>
-        <w:t>. Ainu metodes var izsaukt komponentes metodes, tvert lietotāja ievadi un veikt darbības ar ievadi un komponentēm, piemēram, tvert peles klikšķi un “Map” komponentē iegūt ailes informāciju no peles novietojuma</w:t>
+        <w:t>Katra aina, kuru parāda “</w:t>
+      </w:r>
+      <w:proofErr w:type="spellStart"/>
+      <w:r>
+        <w:t>SceneManager</w:t>
+      </w:r>
+      <w:proofErr w:type="spellEnd"/>
+      <w:r>
+        <w:t>” komponente, ir klase ar saviem mainīgajiem un  metodēm</w:t>
+      </w:r>
+      <w:r>
+        <w:t>. Ainu metodes var izsaukt komponentes metodes, tvert lietotāja ievadi un veikt darbības ar ievadi un komponentēm, piemēram, tvert peles klikšķi un “</w:t>
+      </w:r>
+      <w:proofErr w:type="spellStart"/>
+      <w:r>
+        <w:t>Map</w:t>
+      </w:r>
+      <w:proofErr w:type="spellEnd"/>
+      <w:r>
+        <w:t>” komponentē iegūt ailes informāciju no peles novietojuma</w:t>
       </w:r>
       <w:r>
         <w:t xml:space="preserve"> (skat. </w:t>
@@ -8693,7 +9485,39 @@
     </w:p>
     <w:p>
       <w:r>
-        <w:t>Kartes komponente arī ir klase, kura iekļauj apakškomponentes ar savām metodēm un mainīgajiem. Kartes klases darbības iekļauj ailes datu iegūšanu pēc pozīcijas un laukumu ielādi un eksportēšanu. Slāņu komponentes arī iekļauj minētās metodes noteiktam slānim, taču arī slāņa ailēm ir savas metodes un īpašības, piemēram, “Ground” slāņa ailei augstums un “Entity” slāņa ailes piederība. Pārējām komponentēm savas attiecīgas darbības, kuras ir atkarīgas no slāņu komponentēm</w:t>
+        <w:t xml:space="preserve">Kartes komponente arī ir klase, kura iekļauj </w:t>
+      </w:r>
+      <w:proofErr w:type="spellStart"/>
+      <w:r>
+        <w:t>apakškomponentes</w:t>
+      </w:r>
+      <w:proofErr w:type="spellEnd"/>
+      <w:r>
+        <w:t xml:space="preserve"> ar savām metodēm un mainīgajiem. Kartes klases darbības iekļauj ailes datu iegūšanu pēc pozīcijas un laukumu </w:t>
+      </w:r>
+      <w:proofErr w:type="spellStart"/>
+      <w:r>
+        <w:t>ielādi</w:t>
+      </w:r>
+      <w:proofErr w:type="spellEnd"/>
+      <w:r>
+        <w:t xml:space="preserve"> un eksportēšanu. Slāņu komponentes arī iekļauj minētās metodes noteiktam slānim, taču arī slāņa ailēm ir savas metodes un īpašības, piemēram, “</w:t>
+      </w:r>
+      <w:proofErr w:type="spellStart"/>
+      <w:r>
+        <w:t>Ground</w:t>
+      </w:r>
+      <w:proofErr w:type="spellEnd"/>
+      <w:r>
+        <w:t>” slāņa ailei augstums un “</w:t>
+      </w:r>
+      <w:proofErr w:type="spellStart"/>
+      <w:r>
+        <w:t>Entity</w:t>
+      </w:r>
+      <w:proofErr w:type="spellEnd"/>
+      <w:r>
+        <w:t>” slāņa ailes piederība. Pārējām komponentēm savas attiecīgas darbības, kuras ir atkarīgas no slāņu komponentēm</w:t>
       </w:r>
       <w:r>
         <w:t>.</w:t>
@@ -8793,13 +9617,53 @@
       </w:pPr>
       <w:r>
         <w:tab/>
-        <w:t>“Entity” (</w:t>
+        <w:t>“</w:t>
+      </w:r>
+      <w:proofErr w:type="spellStart"/>
+      <w:r>
+        <w:t>Entity</w:t>
+      </w:r>
+      <w:proofErr w:type="spellEnd"/>
+      <w:r>
+        <w:t>” (</w:t>
       </w:r>
       <w:r>
         <w:t>Objekts</w:t>
       </w:r>
       <w:r>
-        <w:t>) klase norāda kartē objektu, kuri var tikt pagriezti, iznīcināti, iestatīt garumus un vairāk īpašību. Šo klasi manto “Device” (artilērijas ierīces), “Wall” (siena) un “Structure” (struktūra) klases ar savām īpašībām, it īpaši “Device” klase, jo tā norāda munīciju skaitu, traversu, augstuma leņķi u.t.t.</w:t>
+        <w:t>) klase norāda kartē objektu, kuri var tikt pagriezti, iznīcināti, iestatīt garumus un vairāk īpašību. Šo klasi manto “</w:t>
+      </w:r>
+      <w:proofErr w:type="spellStart"/>
+      <w:r>
+        <w:t>Device</w:t>
+      </w:r>
+      <w:proofErr w:type="spellEnd"/>
+      <w:r>
+        <w:t>” (artilērijas ierīces), “</w:t>
+      </w:r>
+      <w:proofErr w:type="spellStart"/>
+      <w:r>
+        <w:t>Wall</w:t>
+      </w:r>
+      <w:proofErr w:type="spellEnd"/>
+      <w:r>
+        <w:t>” (siena) un “</w:t>
+      </w:r>
+      <w:proofErr w:type="spellStart"/>
+      <w:r>
+        <w:t>Structure</w:t>
+      </w:r>
+      <w:proofErr w:type="spellEnd"/>
+      <w:r>
+        <w:t>” (struktūra) klases ar savām īpašībām, it īpaši “</w:t>
+      </w:r>
+      <w:proofErr w:type="spellStart"/>
+      <w:r>
+        <w:t>Device</w:t>
+      </w:r>
+      <w:proofErr w:type="spellEnd"/>
+      <w:r>
+        <w:t>” klase, jo tā norāda munīciju skaitu, traversu, augstuma leņķi u.t.t.</w:t>
       </w:r>
       <w:r>
         <w:t xml:space="preserve"> (skat. 7. attēlu)</w:t>
@@ -8816,7 +9680,23 @@
         <w:tab/>
       </w:r>
       <w:r>
-        <w:t>Tās klases pamatīpašības ir azimuts, izturība (“integrity”), spēlētāja piederošs, mērķis,  un iznīcināts, kā arī tai klasei un mantotājiem īpašību klase, kura norāda uz resursu, kura norāda tās objekta nemaināmās īpašības, piemēram, ierīcēm kalibrs, struktūrām izturības stadiju gariņi un visām klasēm izturības skala (“toughness”), kura mazina objekta izturības mazināšanas faktoru</w:t>
+        <w:t>Tās klases pamatīpašības ir azimuts, izturība (“</w:t>
+      </w:r>
+      <w:proofErr w:type="spellStart"/>
+      <w:r>
+        <w:t>integrity</w:t>
+      </w:r>
+      <w:proofErr w:type="spellEnd"/>
+      <w:r>
+        <w:t>”), spēlētāja piederošs, mērķis,  un iznīcināts, kā arī tai klasei un mantotājiem īpašību klase, kura norāda uz resursu, kura norāda tās objekta nemaināmās īpašības, piemēram, ierīcēm kalibrs, struktūrām izturības stadiju gariņi un visām klasēm izturības skala (“</w:t>
+      </w:r>
+      <w:proofErr w:type="spellStart"/>
+      <w:r>
+        <w:t>toughness</w:t>
+      </w:r>
+      <w:proofErr w:type="spellEnd"/>
+      <w:r>
+        <w:t>”), kura mazina objekta izturības mazināšanas faktoru</w:t>
       </w:r>
       <w:r>
         <w:t>.</w:t>
@@ -8917,6 +9797,33 @@
       <w:bookmarkEnd w:id="33"/>
     </w:p>
     <w:p>
+      <w:r>
+        <w:t>Šajā sadaļā komponenšu uzvedība un mijiedarbība tiek attēlota – “mainīgās” daļas.</w:t>
+      </w:r>
+    </w:p>
+    <w:p>
+      <w:pPr>
+        <w:pStyle w:val="Virsraksts3"/>
+      </w:pPr>
+      <w:r>
+        <w:t>Ai</w:t>
+      </w:r>
+      <w:r>
+        <w:t>nu stadiju gaita</w:t>
+      </w:r>
+    </w:p>
+    <w:p>
+      <w:r>
+        <w:t xml:space="preserve">Šī gaita precizē, kā ainas tiek pārslēgtas pēc nosacījumiem un kādā secībā (skat. </w:t>
+      </w:r>
+      <w:r>
+        <w:t>8</w:t>
+      </w:r>
+      <w:r>
+        <w:t>. attēlu).</w:t>
+      </w:r>
+    </w:p>
+    <w:p>
       <w:pPr>
         <w:keepNext/>
         <w:ind w:firstLine="0"/>
@@ -8926,9 +9833,9 @@
           <w:noProof/>
         </w:rPr>
         <w:drawing>
-          <wp:inline distT="0" distB="0" distL="0" distR="0" wp14:anchorId="51AC3829" wp14:editId="126BA1E7">
-            <wp:extent cx="6151880" cy="1181100"/>
-            <wp:effectExtent l="0" t="0" r="1270" b="0"/>
+          <wp:inline distT="0" distB="0" distL="0" distR="0" wp14:anchorId="51AC3829" wp14:editId="40313AE2">
+            <wp:extent cx="6143419" cy="1181100"/>
+            <wp:effectExtent l="0" t="0" r="0" b="0"/>
             <wp:docPr id="1678745616" name="Picture 1"/>
             <wp:cNvGraphicFramePr>
               <a:graphicFrameLocks xmlns:a="http://schemas.openxmlformats.org/drawingml/2006/main" noChangeAspect="1"/>
@@ -8937,7 +9844,7 @@
               <a:graphicData uri="http://schemas.openxmlformats.org/drawingml/2006/picture">
                 <pic:pic xmlns:pic="http://schemas.openxmlformats.org/drawingml/2006/picture">
                   <pic:nvPicPr>
-                    <pic:cNvPr id="1678745616" name="Picture 1678745616"/>
+                    <pic:cNvPr id="1678745616" name="Picture 1"/>
                     <pic:cNvPicPr/>
                   </pic:nvPicPr>
                   <pic:blipFill>
@@ -8955,7 +9862,7 @@
                   <pic:spPr>
                     <a:xfrm>
                       <a:off x="0" y="0"/>
-                      <a:ext cx="6151880" cy="1181100"/>
+                      <a:ext cx="6143419" cy="1181100"/>
                     </a:xfrm>
                     <a:prstGeom prst="rect">
                       <a:avLst/>
@@ -8973,27 +9880,51 @@
         <w:pStyle w:val="Parakstszemobjekta"/>
       </w:pPr>
       <w:r>
-        <w:t>7</w:t>
+        <w:t>8</w:t>
       </w:r>
       <w:r>
         <w:t>. attēls. Ainas stadiju gaita</w:t>
       </w:r>
     </w:p>
-    <w:p/>
-    <w:p/>
+    <w:p>
+      <w:pPr>
+        <w:pStyle w:val="Virsraksts3"/>
+      </w:pPr>
+      <w:r>
+        <w:t>Spēles laukuma stadijas</w:t>
+      </w:r>
+    </w:p>
+    <w:p>
+      <w:r>
+        <w:t xml:space="preserve">Spēles laukumā stadiju pārslēgšanai arī ir noteikta secība pēc </w:t>
+      </w:r>
+      <w:r>
+        <w:t>nosacījumiem</w:t>
+      </w:r>
+      <w:r>
+        <w:t xml:space="preserve"> (skat. </w:t>
+      </w:r>
+      <w:r>
+        <w:t>9</w:t>
+      </w:r>
+      <w:r>
+        <w:t>. attēlu).</w:t>
+      </w:r>
+    </w:p>
     <w:p>
       <w:pPr>
         <w:keepNext/>
         <w:ind w:firstLine="0"/>
+        <w:jc w:val="center"/>
       </w:pPr>
       <w:r>
         <w:rPr>
           <w:noProof/>
         </w:rPr>
         <w:drawing>
-          <wp:inline distT="0" distB="0" distL="0" distR="0" wp14:anchorId="5F05BA64" wp14:editId="165CD09C">
-            <wp:extent cx="6151880" cy="3154680"/>
-            <wp:effectExtent l="0" t="0" r="1270" b="7620"/>
+          <wp:inline distT="0" distB="0" distL="0" distR="0" wp14:anchorId="5F05BA64" wp14:editId="0FB86100">
+            <wp:extent cx="5914016" cy="3154680"/>
+            <wp:effectExtent l="0" t="0" r="0" b="7620"/>
             <wp:docPr id="1457923577" name="Picture 3"/>
             <wp:cNvGraphicFramePr>
               <a:graphicFrameLocks xmlns:a="http://schemas.openxmlformats.org/drawingml/2006/main" noChangeAspect="1"/>
@@ -9002,7 +9933,7 @@
               <a:graphicData uri="http://schemas.openxmlformats.org/drawingml/2006/picture">
                 <pic:pic xmlns:pic="http://schemas.openxmlformats.org/drawingml/2006/picture">
                   <pic:nvPicPr>
-                    <pic:cNvPr id="1457923577" name="Picture 1457923577"/>
+                    <pic:cNvPr id="1457923577" name="Picture 3"/>
                     <pic:cNvPicPr/>
                   </pic:nvPicPr>
                   <pic:blipFill>
@@ -9020,7 +9951,7 @@
                   <pic:spPr>
                     <a:xfrm>
                       <a:off x="0" y="0"/>
-                      <a:ext cx="6151880" cy="3154680"/>
+                      <a:ext cx="5914016" cy="3154680"/>
                     </a:xfrm>
                     <a:prstGeom prst="rect">
                       <a:avLst/>
@@ -9038,7 +9969,7 @@
         <w:pStyle w:val="Parakstszemobjekta"/>
       </w:pPr>
       <w:r>
-        <w:t>8</w:t>
+        <w:t>9</w:t>
       </w:r>
       <w:r>
         <w:t>. attēls. Spēles laukuma stadijas</w:t>
@@ -9070,9 +10001,11 @@
       <w:pPr>
         <w:pStyle w:val="Virsraksts3"/>
       </w:pPr>
+      <w:proofErr w:type="spellStart"/>
       <w:r>
         <w:t>Enumerācijas</w:t>
       </w:r>
+      <w:proofErr w:type="spellEnd"/>
     </w:p>
     <w:p>
       <w:pPr>
@@ -9140,8 +10073,13 @@
         </w:r>
       </w:fldSimple>
       <w:r>
-        <w:t>. attēls. Saknes mezgla enumerācijas</w:t>
-      </w:r>
+        <w:t xml:space="preserve">. attēls. Saknes mezgla </w:t>
+      </w:r>
+      <w:proofErr w:type="spellStart"/>
+      <w:r>
+        <w:t>enumerācijas</w:t>
+      </w:r>
+      <w:proofErr w:type="spellEnd"/>
     </w:p>
     <w:p>
       <w:pPr>
@@ -9215,8 +10153,13 @@
         </w:r>
       </w:fldSimple>
       <w:r>
-        <w:t>. attēls. Kartes laukuma enumerācijas</w:t>
-      </w:r>
+        <w:t xml:space="preserve">. attēls. Kartes laukuma </w:t>
+      </w:r>
+      <w:proofErr w:type="spellStart"/>
+      <w:r>
+        <w:t>enumerācijas</w:t>
+      </w:r>
+      <w:proofErr w:type="spellEnd"/>
     </w:p>
     <w:p>
       <w:pPr>
@@ -9264,13 +10207,37 @@
     </w:p>
     <w:p>
       <w:r>
-        <w:t>Izstrādes laikā projektu jātestē un jāpārbauda funkcionalitātes pēc nepilnībām. Testēšana tiks veikta manuāli ar melnās un baltās kastes metodoloģijām, taču atsevišķas funkcionalitātes vai tās daļas testēšanu var veikt automātiski ar vienībtestēšanu.</w:t>
+        <w:t xml:space="preserve">Izstrādes laikā projektu jātestē un jāpārbauda funkcionalitātes pēc nepilnībām. Testēšana tiks veikta manuāli ar melnās un baltās kastes metodoloģijām, taču atsevišķas funkcionalitātes vai tās daļas testēšanu var veikt automātiski ar </w:t>
+      </w:r>
+      <w:proofErr w:type="spellStart"/>
+      <w:r>
+        <w:t>vienībtestēšanu</w:t>
+      </w:r>
+      <w:proofErr w:type="spellEnd"/>
+      <w:r>
+        <w:t>.</w:t>
       </w:r>
       <w:r>
         <w:t xml:space="preserve"> </w:t>
       </w:r>
       <w:r>
-        <w:t>Melnās kastes testēšana ietver pārbaudi no lietotāja skatupunkta, neredzot avotkodu vai atkļūdošanas informāciju, kamēr baltās kastes testēšana pārbauda avotkodu.</w:t>
+        <w:t xml:space="preserve">Melnās kastes testēšana ietver pārbaudi no lietotāja skatupunkta, neredzot </w:t>
+      </w:r>
+      <w:proofErr w:type="spellStart"/>
+      <w:r>
+        <w:t>avotkodu</w:t>
+      </w:r>
+      <w:proofErr w:type="spellEnd"/>
+      <w:r>
+        <w:t xml:space="preserve"> vai atkļūdošanas informāciju, kamēr baltās kastes testēšana pārbauda </w:t>
+      </w:r>
+      <w:proofErr w:type="spellStart"/>
+      <w:r>
+        <w:t>avotkodu</w:t>
+      </w:r>
+      <w:proofErr w:type="spellEnd"/>
+      <w:r>
+        <w:t>.</w:t>
       </w:r>
     </w:p>
     <w:p>
@@ -10454,8 +11421,13 @@
               <w:pStyle w:val="talbecontent"/>
             </w:pPr>
             <w:r>
-              <w:t>Lietotājs gaida līdz ielādei</w:t>
-            </w:r>
+              <w:t xml:space="preserve">Lietotājs gaida līdz </w:t>
+            </w:r>
+            <w:proofErr w:type="spellStart"/>
+            <w:r>
+              <w:t>ielādei</w:t>
+            </w:r>
+            <w:proofErr w:type="spellEnd"/>
           </w:p>
         </w:tc>
         <w:tc>

--- a/Documentation/Dokumentācija.docx
+++ b/Documentation/Dokumentācija.docx
@@ -228,7 +228,7 @@
           <w:r>
             <w:fldChar w:fldCharType="separate"/>
           </w:r>
-          <w:hyperlink w:anchor="_Toc225723225" w:history="1">
+          <w:hyperlink w:anchor="_Toc230230060" w:history="1">
             <w:r>
               <w:rPr>
                 <w:rStyle w:val="Hipersaite"/>
@@ -255,7 +255,7 @@
                 <w:noProof/>
                 <w:webHidden/>
               </w:rPr>
-              <w:instrText xml:space="preserve"> PAGEREF _Toc225723225 \h </w:instrText>
+              <w:instrText xml:space="preserve"> PAGEREF _Toc230230060 \h </w:instrText>
             </w:r>
             <w:r>
               <w:rPr>
@@ -275,7 +275,7 @@
                 <w:noProof/>
                 <w:webHidden/>
               </w:rPr>
-              <w:t>4</w:t>
+              <w:t>5</w:t>
             </w:r>
             <w:r>
               <w:rPr>
@@ -296,7 +296,7 @@
               <w:lang w:eastAsia="lv-LV"/>
             </w:rPr>
           </w:pPr>
-          <w:hyperlink w:anchor="_Toc225723226" w:history="1">
+          <w:hyperlink w:anchor="_Toc230230061" w:history="1">
             <w:r>
               <w:rPr>
                 <w:rStyle w:val="Hipersaite"/>
@@ -339,7 +339,7 @@
                 <w:noProof/>
                 <w:webHidden/>
               </w:rPr>
-              <w:instrText xml:space="preserve"> PAGEREF _Toc225723226 \h </w:instrText>
+              <w:instrText xml:space="preserve"> PAGEREF _Toc230230061 \h </w:instrText>
             </w:r>
             <w:r>
               <w:rPr>
@@ -359,7 +359,7 @@
                 <w:noProof/>
                 <w:webHidden/>
               </w:rPr>
-              <w:t>5</w:t>
+              <w:t>6</w:t>
             </w:r>
             <w:r>
               <w:rPr>
@@ -380,7 +380,7 @@
               <w:lang w:eastAsia="lv-LV"/>
             </w:rPr>
           </w:pPr>
-          <w:hyperlink w:anchor="_Toc225723227" w:history="1">
+          <w:hyperlink w:anchor="_Toc230230062" w:history="1">
             <w:r>
               <w:rPr>
                 <w:rStyle w:val="Hipersaite"/>
@@ -423,7 +423,7 @@
                 <w:noProof/>
                 <w:webHidden/>
               </w:rPr>
-              <w:instrText xml:space="preserve"> PAGEREF _Toc225723227 \h </w:instrText>
+              <w:instrText xml:space="preserve"> PAGEREF _Toc230230062 \h </w:instrText>
             </w:r>
             <w:r>
               <w:rPr>
@@ -443,7 +443,7 @@
                 <w:noProof/>
                 <w:webHidden/>
               </w:rPr>
-              <w:t>5</w:t>
+              <w:t>6</w:t>
             </w:r>
             <w:r>
               <w:rPr>
@@ -464,7 +464,7 @@
               <w:lang w:eastAsia="lv-LV"/>
             </w:rPr>
           </w:pPr>
-          <w:hyperlink w:anchor="_Toc225723228" w:history="1">
+          <w:hyperlink w:anchor="_Toc230230063" w:history="1">
             <w:r>
               <w:rPr>
                 <w:rStyle w:val="Hipersaite"/>
@@ -507,7 +507,7 @@
                 <w:noProof/>
                 <w:webHidden/>
               </w:rPr>
-              <w:instrText xml:space="preserve"> PAGEREF _Toc225723228 \h </w:instrText>
+              <w:instrText xml:space="preserve"> PAGEREF _Toc230230063 \h </w:instrText>
             </w:r>
             <w:r>
               <w:rPr>
@@ -527,7 +527,7 @@
                 <w:noProof/>
                 <w:webHidden/>
               </w:rPr>
-              <w:t>5</w:t>
+              <w:t>6</w:t>
             </w:r>
             <w:r>
               <w:rPr>
@@ -548,7 +548,7 @@
               <w:lang w:eastAsia="lv-LV"/>
             </w:rPr>
           </w:pPr>
-          <w:hyperlink w:anchor="_Toc225723229" w:history="1">
+          <w:hyperlink w:anchor="_Toc230230064" w:history="1">
             <w:r>
               <w:rPr>
                 <w:rStyle w:val="Hipersaite"/>
@@ -591,7 +591,7 @@
                 <w:noProof/>
                 <w:webHidden/>
               </w:rPr>
-              <w:instrText xml:space="preserve"> PAGEREF _Toc225723229 \h </w:instrText>
+              <w:instrText xml:space="preserve"> PAGEREF _Toc230230064 \h </w:instrText>
             </w:r>
             <w:r>
               <w:rPr>
@@ -611,7 +611,7 @@
                 <w:noProof/>
                 <w:webHidden/>
               </w:rPr>
-              <w:t>5</w:t>
+              <w:t>6</w:t>
             </w:r>
             <w:r>
               <w:rPr>
@@ -632,7 +632,7 @@
               <w:lang w:eastAsia="lv-LV"/>
             </w:rPr>
           </w:pPr>
-          <w:hyperlink w:anchor="_Toc225723230" w:history="1">
+          <w:hyperlink w:anchor="_Toc230230065" w:history="1">
             <w:r>
               <w:rPr>
                 <w:rStyle w:val="Hipersaite"/>
@@ -675,7 +675,7 @@
                 <w:noProof/>
                 <w:webHidden/>
               </w:rPr>
-              <w:instrText xml:space="preserve"> PAGEREF _Toc225723230 \h </w:instrText>
+              <w:instrText xml:space="preserve"> PAGEREF _Toc230230065 \h </w:instrText>
             </w:r>
             <w:r>
               <w:rPr>
@@ -695,7 +695,7 @@
                 <w:noProof/>
                 <w:webHidden/>
               </w:rPr>
-              <w:t>6</w:t>
+              <w:t>7</w:t>
             </w:r>
             <w:r>
               <w:rPr>
@@ -716,7 +716,7 @@
               <w:lang w:eastAsia="lv-LV"/>
             </w:rPr>
           </w:pPr>
-          <w:hyperlink w:anchor="_Toc225723231" w:history="1">
+          <w:hyperlink w:anchor="_Toc230230066" w:history="1">
             <w:r>
               <w:rPr>
                 <w:rStyle w:val="Hipersaite"/>
@@ -759,7 +759,7 @@
                 <w:noProof/>
                 <w:webHidden/>
               </w:rPr>
-              <w:instrText xml:space="preserve"> PAGEREF _Toc225723231 \h </w:instrText>
+              <w:instrText xml:space="preserve"> PAGEREF _Toc230230066 \h </w:instrText>
             </w:r>
             <w:r>
               <w:rPr>
@@ -779,7 +779,7 @@
                 <w:noProof/>
                 <w:webHidden/>
               </w:rPr>
-              <w:t>7</w:t>
+              <w:t>8</w:t>
             </w:r>
             <w:r>
               <w:rPr>
@@ -800,7 +800,7 @@
               <w:lang w:eastAsia="lv-LV"/>
             </w:rPr>
           </w:pPr>
-          <w:hyperlink w:anchor="_Toc225723232" w:history="1">
+          <w:hyperlink w:anchor="_Toc230230067" w:history="1">
             <w:r>
               <w:rPr>
                 <w:rStyle w:val="Hipersaite"/>
@@ -843,7 +843,7 @@
                 <w:noProof/>
                 <w:webHidden/>
               </w:rPr>
-              <w:instrText xml:space="preserve"> PAGEREF _Toc225723232 \h </w:instrText>
+              <w:instrText xml:space="preserve"> PAGEREF _Toc230230067 \h </w:instrText>
             </w:r>
             <w:r>
               <w:rPr>
@@ -863,7 +863,7 @@
                 <w:noProof/>
                 <w:webHidden/>
               </w:rPr>
-              <w:t>7</w:t>
+              <w:t>8</w:t>
             </w:r>
             <w:r>
               <w:rPr>
@@ -884,7 +884,7 @@
               <w:lang w:eastAsia="lv-LV"/>
             </w:rPr>
           </w:pPr>
-          <w:hyperlink w:anchor="_Toc225723233" w:history="1">
+          <w:hyperlink w:anchor="_Toc230230068" w:history="1">
             <w:r>
               <w:rPr>
                 <w:rStyle w:val="Hipersaite"/>
@@ -927,7 +927,7 @@
                 <w:noProof/>
                 <w:webHidden/>
               </w:rPr>
-              <w:instrText xml:space="preserve"> PAGEREF _Toc225723233 \h </w:instrText>
+              <w:instrText xml:space="preserve"> PAGEREF _Toc230230068 \h </w:instrText>
             </w:r>
             <w:r>
               <w:rPr>
@@ -947,7 +947,7 @@
                 <w:noProof/>
                 <w:webHidden/>
               </w:rPr>
-              <w:t>7</w:t>
+              <w:t>8</w:t>
             </w:r>
             <w:r>
               <w:rPr>
@@ -968,7 +968,7 @@
               <w:lang w:eastAsia="lv-LV"/>
             </w:rPr>
           </w:pPr>
-          <w:hyperlink w:anchor="_Toc225723234" w:history="1">
+          <w:hyperlink w:anchor="_Toc230230069" w:history="1">
             <w:r>
               <w:rPr>
                 <w:rStyle w:val="Hipersaite"/>
@@ -1011,7 +1011,7 @@
                 <w:noProof/>
                 <w:webHidden/>
               </w:rPr>
-              <w:instrText xml:space="preserve"> PAGEREF _Toc225723234 \h </w:instrText>
+              <w:instrText xml:space="preserve"> PAGEREF _Toc230230069 \h </w:instrText>
             </w:r>
             <w:r>
               <w:rPr>
@@ -1031,7 +1031,7 @@
                 <w:noProof/>
                 <w:webHidden/>
               </w:rPr>
-              <w:t>7</w:t>
+              <w:t>8</w:t>
             </w:r>
             <w:r>
               <w:rPr>
@@ -1052,7 +1052,7 @@
               <w:lang w:eastAsia="lv-LV"/>
             </w:rPr>
           </w:pPr>
-          <w:hyperlink w:anchor="_Toc225723235" w:history="1">
+          <w:hyperlink w:anchor="_Toc230230070" w:history="1">
             <w:r>
               <w:rPr>
                 <w:rStyle w:val="Hipersaite"/>
@@ -1095,7 +1095,7 @@
                 <w:noProof/>
                 <w:webHidden/>
               </w:rPr>
-              <w:instrText xml:space="preserve"> PAGEREF _Toc225723235 \h </w:instrText>
+              <w:instrText xml:space="preserve"> PAGEREF _Toc230230070 \h </w:instrText>
             </w:r>
             <w:r>
               <w:rPr>
@@ -1115,7 +1115,7 @@
                 <w:noProof/>
                 <w:webHidden/>
               </w:rPr>
-              <w:t>8</w:t>
+              <w:t>9</w:t>
             </w:r>
             <w:r>
               <w:rPr>
@@ -1136,7 +1136,7 @@
               <w:lang w:eastAsia="lv-LV"/>
             </w:rPr>
           </w:pPr>
-          <w:hyperlink w:anchor="_Toc225723236" w:history="1">
+          <w:hyperlink w:anchor="_Toc230230071" w:history="1">
             <w:r>
               <w:rPr>
                 <w:rStyle w:val="Hipersaite"/>
@@ -1179,7 +1179,7 @@
                 <w:noProof/>
                 <w:webHidden/>
               </w:rPr>
-              <w:instrText xml:space="preserve"> PAGEREF _Toc225723236 \h </w:instrText>
+              <w:instrText xml:space="preserve"> PAGEREF _Toc230230071 \h </w:instrText>
             </w:r>
             <w:r>
               <w:rPr>
@@ -1199,7 +1199,7 @@
                 <w:noProof/>
                 <w:webHidden/>
               </w:rPr>
-              <w:t>9</w:t>
+              <w:t>11</w:t>
             </w:r>
             <w:r>
               <w:rPr>
@@ -1220,7 +1220,7 @@
               <w:lang w:eastAsia="lv-LV"/>
             </w:rPr>
           </w:pPr>
-          <w:hyperlink w:anchor="_Toc225723237" w:history="1">
+          <w:hyperlink w:anchor="_Toc230230072" w:history="1">
             <w:r>
               <w:rPr>
                 <w:rStyle w:val="Hipersaite"/>
@@ -1263,7 +1263,7 @@
                 <w:noProof/>
                 <w:webHidden/>
               </w:rPr>
-              <w:instrText xml:space="preserve"> PAGEREF _Toc225723237 \h </w:instrText>
+              <w:instrText xml:space="preserve"> PAGEREF _Toc230230072 \h </w:instrText>
             </w:r>
             <w:r>
               <w:rPr>
@@ -1283,7 +1283,7 @@
                 <w:noProof/>
                 <w:webHidden/>
               </w:rPr>
-              <w:t>13</w:t>
+              <w:t>18</w:t>
             </w:r>
             <w:r>
               <w:rPr>
@@ -1304,7 +1304,7 @@
               <w:lang w:eastAsia="lv-LV"/>
             </w:rPr>
           </w:pPr>
-          <w:hyperlink w:anchor="_Toc225723238" w:history="1">
+          <w:hyperlink w:anchor="_Toc230230073" w:history="1">
             <w:r>
               <w:rPr>
                 <w:rStyle w:val="Hipersaite"/>
@@ -1347,7 +1347,7 @@
                 <w:noProof/>
                 <w:webHidden/>
               </w:rPr>
-              <w:instrText xml:space="preserve"> PAGEREF _Toc225723238 \h </w:instrText>
+              <w:instrText xml:space="preserve"> PAGEREF _Toc230230073 \h </w:instrText>
             </w:r>
             <w:r>
               <w:rPr>
@@ -1367,7 +1367,7 @@
                 <w:noProof/>
                 <w:webHidden/>
               </w:rPr>
-              <w:t>13</w:t>
+              <w:t>18</w:t>
             </w:r>
             <w:r>
               <w:rPr>
@@ -1388,7 +1388,7 @@
               <w:lang w:eastAsia="lv-LV"/>
             </w:rPr>
           </w:pPr>
-          <w:hyperlink w:anchor="_Toc225723239" w:history="1">
+          <w:hyperlink w:anchor="_Toc230230074" w:history="1">
             <w:r>
               <w:rPr>
                 <w:rStyle w:val="Hipersaite"/>
@@ -1410,7 +1410,7 @@
                 <w:rStyle w:val="Hipersaite"/>
                 <w:noProof/>
               </w:rPr>
-              <w:t>Saskarsne</w:t>
+              <w:t>Lietotāja saskarne</w:t>
             </w:r>
             <w:r>
               <w:rPr>
@@ -1431,7 +1431,7 @@
                 <w:noProof/>
                 <w:webHidden/>
               </w:rPr>
-              <w:instrText xml:space="preserve"> PAGEREF _Toc225723239 \h </w:instrText>
+              <w:instrText xml:space="preserve"> PAGEREF _Toc230230074 \h </w:instrText>
             </w:r>
             <w:r>
               <w:rPr>
@@ -1451,7 +1451,7 @@
                 <w:noProof/>
                 <w:webHidden/>
               </w:rPr>
-              <w:t>13</w:t>
+              <w:t>18</w:t>
             </w:r>
             <w:r>
               <w:rPr>
@@ -1472,7 +1472,7 @@
               <w:lang w:eastAsia="lv-LV"/>
             </w:rPr>
           </w:pPr>
-          <w:hyperlink w:anchor="_Toc225723240" w:history="1">
+          <w:hyperlink w:anchor="_Toc230230075" w:history="1">
             <w:r>
               <w:rPr>
                 <w:rStyle w:val="Hipersaite"/>
@@ -1515,7 +1515,7 @@
                 <w:noProof/>
                 <w:webHidden/>
               </w:rPr>
-              <w:instrText xml:space="preserve"> PAGEREF _Toc225723240 \h </w:instrText>
+              <w:instrText xml:space="preserve"> PAGEREF _Toc230230075 \h </w:instrText>
             </w:r>
             <w:r>
               <w:rPr>
@@ -1535,7 +1535,7 @@
                 <w:noProof/>
                 <w:webHidden/>
               </w:rPr>
-              <w:t>13</w:t>
+              <w:t>18</w:t>
             </w:r>
             <w:r>
               <w:rPr>
@@ -1556,7 +1556,7 @@
               <w:lang w:eastAsia="lv-LV"/>
             </w:rPr>
           </w:pPr>
-          <w:hyperlink w:anchor="_Toc225723241" w:history="1">
+          <w:hyperlink w:anchor="_Toc230230076" w:history="1">
             <w:r>
               <w:rPr>
                 <w:rStyle w:val="Hipersaite"/>
@@ -1599,7 +1599,7 @@
                 <w:noProof/>
                 <w:webHidden/>
               </w:rPr>
-              <w:instrText xml:space="preserve"> PAGEREF _Toc225723241 \h </w:instrText>
+              <w:instrText xml:space="preserve"> PAGEREF _Toc230230076 \h </w:instrText>
             </w:r>
             <w:r>
               <w:rPr>
@@ -1619,7 +1619,7 @@
                 <w:noProof/>
                 <w:webHidden/>
               </w:rPr>
-              <w:t>14</w:t>
+              <w:t>18</w:t>
             </w:r>
             <w:r>
               <w:rPr>
@@ -1640,7 +1640,7 @@
               <w:lang w:eastAsia="lv-LV"/>
             </w:rPr>
           </w:pPr>
-          <w:hyperlink w:anchor="_Toc225723242" w:history="1">
+          <w:hyperlink w:anchor="_Toc230230077" w:history="1">
             <w:r>
               <w:rPr>
                 <w:rStyle w:val="Hipersaite"/>
@@ -1683,7 +1683,7 @@
                 <w:noProof/>
                 <w:webHidden/>
               </w:rPr>
-              <w:instrText xml:space="preserve"> PAGEREF _Toc225723242 \h </w:instrText>
+              <w:instrText xml:space="preserve"> PAGEREF _Toc230230077 \h </w:instrText>
             </w:r>
             <w:r>
               <w:rPr>
@@ -1703,7 +1703,7 @@
                 <w:noProof/>
                 <w:webHidden/>
               </w:rPr>
-              <w:t>15</w:t>
+              <w:t>20</w:t>
             </w:r>
             <w:r>
               <w:rPr>
@@ -1724,7 +1724,7 @@
               <w:lang w:eastAsia="lv-LV"/>
             </w:rPr>
           </w:pPr>
-          <w:hyperlink w:anchor="_Toc225723243" w:history="1">
+          <w:hyperlink w:anchor="_Toc230230078" w:history="1">
             <w:r>
               <w:rPr>
                 <w:rStyle w:val="Hipersaite"/>
@@ -1767,7 +1767,7 @@
                 <w:noProof/>
                 <w:webHidden/>
               </w:rPr>
-              <w:instrText xml:space="preserve"> PAGEREF _Toc225723243 \h </w:instrText>
+              <w:instrText xml:space="preserve"> PAGEREF _Toc230230078 \h </w:instrText>
             </w:r>
             <w:r>
               <w:rPr>
@@ -1787,7 +1787,7 @@
                 <w:noProof/>
                 <w:webHidden/>
               </w:rPr>
-              <w:t>15</w:t>
+              <w:t>20</w:t>
             </w:r>
             <w:r>
               <w:rPr>
@@ -1808,7 +1808,7 @@
               <w:lang w:eastAsia="lv-LV"/>
             </w:rPr>
           </w:pPr>
-          <w:hyperlink w:anchor="_Toc225723244" w:history="1">
+          <w:hyperlink w:anchor="_Toc230230079" w:history="1">
             <w:r>
               <w:rPr>
                 <w:rStyle w:val="Hipersaite"/>
@@ -1851,7 +1851,7 @@
                 <w:noProof/>
                 <w:webHidden/>
               </w:rPr>
-              <w:instrText xml:space="preserve"> PAGEREF _Toc225723244 \h </w:instrText>
+              <w:instrText xml:space="preserve"> PAGEREF _Toc230230079 \h </w:instrText>
             </w:r>
             <w:r>
               <w:rPr>
@@ -1871,7 +1871,7 @@
                 <w:noProof/>
                 <w:webHidden/>
               </w:rPr>
-              <w:t>15</w:t>
+              <w:t>20</w:t>
             </w:r>
             <w:r>
               <w:rPr>
@@ -1892,7 +1892,7 @@
               <w:lang w:eastAsia="lv-LV"/>
             </w:rPr>
           </w:pPr>
-          <w:hyperlink w:anchor="_Toc225723245" w:history="1">
+          <w:hyperlink w:anchor="_Toc230230080" w:history="1">
             <w:r>
               <w:rPr>
                 <w:rStyle w:val="Hipersaite"/>
@@ -1935,7 +1935,7 @@
                 <w:noProof/>
                 <w:webHidden/>
               </w:rPr>
-              <w:instrText xml:space="preserve"> PAGEREF _Toc225723245 \h </w:instrText>
+              <w:instrText xml:space="preserve"> PAGEREF _Toc230230080 \h </w:instrText>
             </w:r>
             <w:r>
               <w:rPr>
@@ -1955,7 +1955,7 @@
                 <w:noProof/>
                 <w:webHidden/>
               </w:rPr>
-              <w:t>15</w:t>
+              <w:t>20</w:t>
             </w:r>
             <w:r>
               <w:rPr>
@@ -1976,7 +1976,7 @@
               <w:lang w:eastAsia="lv-LV"/>
             </w:rPr>
           </w:pPr>
-          <w:hyperlink w:anchor="_Toc225723246" w:history="1">
+          <w:hyperlink w:anchor="_Toc230230081" w:history="1">
             <w:r>
               <w:rPr>
                 <w:rStyle w:val="Hipersaite"/>
@@ -2019,7 +2019,7 @@
                 <w:noProof/>
                 <w:webHidden/>
               </w:rPr>
-              <w:instrText xml:space="preserve"> PAGEREF _Toc225723246 \h </w:instrText>
+              <w:instrText xml:space="preserve"> PAGEREF _Toc230230081 \h </w:instrText>
             </w:r>
             <w:r>
               <w:rPr>
@@ -2039,7 +2039,7 @@
                 <w:noProof/>
                 <w:webHidden/>
               </w:rPr>
-              <w:t>15</w:t>
+              <w:t>20</w:t>
             </w:r>
             <w:r>
               <w:rPr>
@@ -2060,7 +2060,7 @@
               <w:lang w:eastAsia="lv-LV"/>
             </w:rPr>
           </w:pPr>
-          <w:hyperlink w:anchor="_Toc225723247" w:history="1">
+          <w:hyperlink w:anchor="_Toc230230082" w:history="1">
             <w:r>
               <w:rPr>
                 <w:rStyle w:val="Hipersaite"/>
@@ -2103,7 +2103,7 @@
                 <w:noProof/>
                 <w:webHidden/>
               </w:rPr>
-              <w:instrText xml:space="preserve"> PAGEREF _Toc225723247 \h </w:instrText>
+              <w:instrText xml:space="preserve"> PAGEREF _Toc230230082 \h </w:instrText>
             </w:r>
             <w:r>
               <w:rPr>
@@ -2123,7 +2123,7 @@
                 <w:noProof/>
                 <w:webHidden/>
               </w:rPr>
-              <w:t>16</w:t>
+              <w:t>21</w:t>
             </w:r>
             <w:r>
               <w:rPr>
@@ -2144,7 +2144,7 @@
               <w:lang w:eastAsia="lv-LV"/>
             </w:rPr>
           </w:pPr>
-          <w:hyperlink w:anchor="_Toc225723248" w:history="1">
+          <w:hyperlink w:anchor="_Toc230230083" w:history="1">
             <w:r>
               <w:rPr>
                 <w:rStyle w:val="Hipersaite"/>
@@ -2187,7 +2187,7 @@
                 <w:noProof/>
                 <w:webHidden/>
               </w:rPr>
-              <w:instrText xml:space="preserve"> PAGEREF _Toc225723248 \h </w:instrText>
+              <w:instrText xml:space="preserve"> PAGEREF _Toc230230083 \h </w:instrText>
             </w:r>
             <w:r>
               <w:rPr>
@@ -2207,7 +2207,7 @@
                 <w:noProof/>
                 <w:webHidden/>
               </w:rPr>
-              <w:t>16</w:t>
+              <w:t>21</w:t>
             </w:r>
             <w:r>
               <w:rPr>
@@ -2228,7 +2228,7 @@
               <w:lang w:eastAsia="lv-LV"/>
             </w:rPr>
           </w:pPr>
-          <w:hyperlink w:anchor="_Toc225723249" w:history="1">
+          <w:hyperlink w:anchor="_Toc230230084" w:history="1">
             <w:r>
               <w:rPr>
                 <w:rStyle w:val="Hipersaite"/>
@@ -2271,7 +2271,7 @@
                 <w:noProof/>
                 <w:webHidden/>
               </w:rPr>
-              <w:instrText xml:space="preserve"> PAGEREF _Toc225723249 \h </w:instrText>
+              <w:instrText xml:space="preserve"> PAGEREF _Toc230230084 \h </w:instrText>
             </w:r>
             <w:r>
               <w:rPr>
@@ -2291,7 +2291,7 @@
                 <w:noProof/>
                 <w:webHidden/>
               </w:rPr>
-              <w:t>16</w:t>
+              <w:t>21</w:t>
             </w:r>
             <w:r>
               <w:rPr>
@@ -2312,7 +2312,7 @@
               <w:lang w:eastAsia="lv-LV"/>
             </w:rPr>
           </w:pPr>
-          <w:hyperlink w:anchor="_Toc225723250" w:history="1">
+          <w:hyperlink w:anchor="_Toc230230085" w:history="1">
             <w:r>
               <w:rPr>
                 <w:rStyle w:val="Hipersaite"/>
@@ -2355,7 +2355,7 @@
                 <w:noProof/>
                 <w:webHidden/>
               </w:rPr>
-              <w:instrText xml:space="preserve"> PAGEREF _Toc225723250 \h </w:instrText>
+              <w:instrText xml:space="preserve"> PAGEREF _Toc230230085 \h </w:instrText>
             </w:r>
             <w:r>
               <w:rPr>
@@ -2375,7 +2375,7 @@
                 <w:noProof/>
                 <w:webHidden/>
               </w:rPr>
-              <w:t>16</w:t>
+              <w:t>21</w:t>
             </w:r>
             <w:r>
               <w:rPr>
@@ -2396,7 +2396,7 @@
               <w:lang w:eastAsia="lv-LV"/>
             </w:rPr>
           </w:pPr>
-          <w:hyperlink w:anchor="_Toc225723251" w:history="1">
+          <w:hyperlink w:anchor="_Toc230230086" w:history="1">
             <w:r>
               <w:rPr>
                 <w:rStyle w:val="Hipersaite"/>
@@ -2439,7 +2439,7 @@
                 <w:noProof/>
                 <w:webHidden/>
               </w:rPr>
-              <w:instrText xml:space="preserve"> PAGEREF _Toc225723251 \h </w:instrText>
+              <w:instrText xml:space="preserve"> PAGEREF _Toc230230086 \h </w:instrText>
             </w:r>
             <w:r>
               <w:rPr>
@@ -2459,7 +2459,7 @@
                 <w:noProof/>
                 <w:webHidden/>
               </w:rPr>
-              <w:t>17</w:t>
+              <w:t>22</w:t>
             </w:r>
             <w:r>
               <w:rPr>
@@ -2480,7 +2480,7 @@
               <w:lang w:eastAsia="lv-LV"/>
             </w:rPr>
           </w:pPr>
-          <w:hyperlink w:anchor="_Toc225723252" w:history="1">
+          <w:hyperlink w:anchor="_Toc230230087" w:history="1">
             <w:r>
               <w:rPr>
                 <w:rStyle w:val="Hipersaite"/>
@@ -2523,7 +2523,7 @@
                 <w:noProof/>
                 <w:webHidden/>
               </w:rPr>
-              <w:instrText xml:space="preserve"> PAGEREF _Toc225723252 \h </w:instrText>
+              <w:instrText xml:space="preserve"> PAGEREF _Toc230230087 \h </w:instrText>
             </w:r>
             <w:r>
               <w:rPr>
@@ -2543,7 +2543,7 @@
                 <w:noProof/>
                 <w:webHidden/>
               </w:rPr>
-              <w:t>17</w:t>
+              <w:t>22</w:t>
             </w:r>
             <w:r>
               <w:rPr>
@@ -2564,7 +2564,7 @@
               <w:lang w:eastAsia="lv-LV"/>
             </w:rPr>
           </w:pPr>
-          <w:hyperlink w:anchor="_Toc225723253" w:history="1">
+          <w:hyperlink w:anchor="_Toc230230088" w:history="1">
             <w:r>
               <w:rPr>
                 <w:rStyle w:val="Hipersaite"/>
@@ -2607,7 +2607,7 @@
                 <w:noProof/>
                 <w:webHidden/>
               </w:rPr>
-              <w:instrText xml:space="preserve"> PAGEREF _Toc225723253 \h </w:instrText>
+              <w:instrText xml:space="preserve"> PAGEREF _Toc230230088 \h </w:instrText>
             </w:r>
             <w:r>
               <w:rPr>
@@ -2627,7 +2627,7 @@
                 <w:noProof/>
                 <w:webHidden/>
               </w:rPr>
-              <w:t>18</w:t>
+              <w:t>23</w:t>
             </w:r>
             <w:r>
               <w:rPr>
@@ -2648,7 +2648,7 @@
               <w:lang w:eastAsia="lv-LV"/>
             </w:rPr>
           </w:pPr>
-          <w:hyperlink w:anchor="_Toc225723254" w:history="1">
+          <w:hyperlink w:anchor="_Toc230230089" w:history="1">
             <w:r>
               <w:rPr>
                 <w:rStyle w:val="Hipersaite"/>
@@ -2670,7 +2670,7 @@
                 <w:rStyle w:val="Hipersaite"/>
                 <w:noProof/>
               </w:rPr>
-              <w:t>Sistēmas struktūras modelis</w:t>
+              <w:t>Sistēmas struktūras modeļi</w:t>
             </w:r>
             <w:r>
               <w:rPr>
@@ -2691,7 +2691,7 @@
                 <w:noProof/>
                 <w:webHidden/>
               </w:rPr>
-              <w:instrText xml:space="preserve"> PAGEREF _Toc225723254 \h </w:instrText>
+              <w:instrText xml:space="preserve"> PAGEREF _Toc230230089 \h </w:instrText>
             </w:r>
             <w:r>
               <w:rPr>
@@ -2711,7 +2711,7 @@
                 <w:noProof/>
                 <w:webHidden/>
               </w:rPr>
-              <w:t>18</w:t>
+              <w:t>23</w:t>
             </w:r>
             <w:r>
               <w:rPr>
@@ -2732,7 +2732,7 @@
               <w:lang w:eastAsia="lv-LV"/>
             </w:rPr>
           </w:pPr>
-          <w:hyperlink w:anchor="_Toc225723255" w:history="1">
+          <w:hyperlink w:anchor="_Toc230230090" w:history="1">
             <w:r>
               <w:rPr>
                 <w:rStyle w:val="Hipersaite"/>
@@ -2754,7 +2754,7 @@
                 <w:rStyle w:val="Hipersaite"/>
                 <w:noProof/>
               </w:rPr>
-              <w:t>Sistēmas struktūra</w:t>
+              <w:t>Sistēmas pārvaldnieku komponenšu struktūra</w:t>
             </w:r>
             <w:r>
               <w:rPr>
@@ -2775,7 +2775,7 @@
                 <w:noProof/>
                 <w:webHidden/>
               </w:rPr>
-              <w:instrText xml:space="preserve"> PAGEREF _Toc225723255 \h </w:instrText>
+              <w:instrText xml:space="preserve"> PAGEREF _Toc230230090 \h </w:instrText>
             </w:r>
             <w:r>
               <w:rPr>
@@ -2795,7 +2795,7 @@
                 <w:noProof/>
                 <w:webHidden/>
               </w:rPr>
-              <w:t>18</w:t>
+              <w:t>23</w:t>
             </w:r>
             <w:r>
               <w:rPr>
@@ -2816,7 +2816,7 @@
               <w:lang w:eastAsia="lv-LV"/>
             </w:rPr>
           </w:pPr>
-          <w:hyperlink w:anchor="_Toc225723256" w:history="1">
+          <w:hyperlink w:anchor="_Toc230230091" w:history="1">
             <w:r>
               <w:rPr>
                 <w:rStyle w:val="Hipersaite"/>
@@ -2838,7 +2838,7 @@
                 <w:rStyle w:val="Hipersaite"/>
                 <w:noProof/>
               </w:rPr>
-              <w:t>Klašu modeļi</w:t>
+              <w:t>Ainu komponenšu struktūra</w:t>
             </w:r>
             <w:r>
               <w:rPr>
@@ -2859,7 +2859,7 @@
                 <w:noProof/>
                 <w:webHidden/>
               </w:rPr>
-              <w:instrText xml:space="preserve"> PAGEREF _Toc225723256 \h </w:instrText>
+              <w:instrText xml:space="preserve"> PAGEREF _Toc230230091 \h </w:instrText>
             </w:r>
             <w:r>
               <w:rPr>
@@ -2879,7 +2879,511 @@
                 <w:noProof/>
                 <w:webHidden/>
               </w:rPr>
-              <w:t>19</w:t>
+              <w:t>24</w:t>
+            </w:r>
+            <w:r>
+              <w:rPr>
+                <w:noProof/>
+                <w:webHidden/>
+              </w:rPr>
+              <w:fldChar w:fldCharType="end"/>
+            </w:r>
+          </w:hyperlink>
+        </w:p>
+        <w:p>
+          <w:pPr>
+            <w:pStyle w:val="Saturs3"/>
+            <w:rPr>
+              <w:rFonts w:asciiTheme="minorHAnsi" w:eastAsiaTheme="minorEastAsia" w:hAnsiTheme="minorHAnsi" w:cstheme="minorBidi"/>
+              <w:noProof/>
+              <w:kern w:val="2"/>
+              <w:lang w:eastAsia="lv-LV"/>
+            </w:rPr>
+          </w:pPr>
+          <w:hyperlink w:anchor="_Toc230230092" w:history="1">
+            <w:r>
+              <w:rPr>
+                <w:rStyle w:val="Hipersaite"/>
+                <w:noProof/>
+              </w:rPr>
+              <w:t>4.1.3.</w:t>
+            </w:r>
+            <w:r>
+              <w:rPr>
+                <w:rFonts w:asciiTheme="minorHAnsi" w:eastAsiaTheme="minorEastAsia" w:hAnsiTheme="minorHAnsi" w:cstheme="minorBidi"/>
+                <w:noProof/>
+                <w:kern w:val="2"/>
+                <w:lang w:eastAsia="lv-LV"/>
+              </w:rPr>
+              <w:tab/>
+            </w:r>
+            <w:r>
+              <w:rPr>
+                <w:rStyle w:val="Hipersaite"/>
+                <w:noProof/>
+              </w:rPr>
+              <w:t>Kartes komponenšu struktūra</w:t>
+            </w:r>
+            <w:r>
+              <w:rPr>
+                <w:noProof/>
+                <w:webHidden/>
+              </w:rPr>
+              <w:tab/>
+            </w:r>
+            <w:r>
+              <w:rPr>
+                <w:noProof/>
+                <w:webHidden/>
+              </w:rPr>
+              <w:fldChar w:fldCharType="begin"/>
+            </w:r>
+            <w:r>
+              <w:rPr>
+                <w:noProof/>
+                <w:webHidden/>
+              </w:rPr>
+              <w:instrText xml:space="preserve"> PAGEREF _Toc230230092 \h </w:instrText>
+            </w:r>
+            <w:r>
+              <w:rPr>
+                <w:noProof/>
+                <w:webHidden/>
+              </w:rPr>
+            </w:r>
+            <w:r>
+              <w:rPr>
+                <w:noProof/>
+                <w:webHidden/>
+              </w:rPr>
+              <w:fldChar w:fldCharType="separate"/>
+            </w:r>
+            <w:r>
+              <w:rPr>
+                <w:noProof/>
+                <w:webHidden/>
+              </w:rPr>
+              <w:t>25</w:t>
+            </w:r>
+            <w:r>
+              <w:rPr>
+                <w:noProof/>
+                <w:webHidden/>
+              </w:rPr>
+              <w:fldChar w:fldCharType="end"/>
+            </w:r>
+          </w:hyperlink>
+        </w:p>
+        <w:p>
+          <w:pPr>
+            <w:pStyle w:val="Saturs3"/>
+            <w:rPr>
+              <w:rFonts w:asciiTheme="minorHAnsi" w:eastAsiaTheme="minorEastAsia" w:hAnsiTheme="minorHAnsi" w:cstheme="minorBidi"/>
+              <w:noProof/>
+              <w:kern w:val="2"/>
+              <w:lang w:eastAsia="lv-LV"/>
+            </w:rPr>
+          </w:pPr>
+          <w:hyperlink w:anchor="_Toc230230093" w:history="1">
+            <w:r>
+              <w:rPr>
+                <w:rStyle w:val="Hipersaite"/>
+                <w:noProof/>
+              </w:rPr>
+              <w:t>4.1.4.</w:t>
+            </w:r>
+            <w:r>
+              <w:rPr>
+                <w:rFonts w:asciiTheme="minorHAnsi" w:eastAsiaTheme="minorEastAsia" w:hAnsiTheme="minorHAnsi" w:cstheme="minorBidi"/>
+                <w:noProof/>
+                <w:kern w:val="2"/>
+                <w:lang w:eastAsia="lv-LV"/>
+              </w:rPr>
+              <w:tab/>
+            </w:r>
+            <w:r>
+              <w:rPr>
+                <w:rStyle w:val="Hipersaite"/>
+                <w:noProof/>
+              </w:rPr>
+              <w:t>Sistēmas pārvaldnieku klases</w:t>
+            </w:r>
+            <w:r>
+              <w:rPr>
+                <w:noProof/>
+                <w:webHidden/>
+              </w:rPr>
+              <w:tab/>
+            </w:r>
+            <w:r>
+              <w:rPr>
+                <w:noProof/>
+                <w:webHidden/>
+              </w:rPr>
+              <w:fldChar w:fldCharType="begin"/>
+            </w:r>
+            <w:r>
+              <w:rPr>
+                <w:noProof/>
+                <w:webHidden/>
+              </w:rPr>
+              <w:instrText xml:space="preserve"> PAGEREF _Toc230230093 \h </w:instrText>
+            </w:r>
+            <w:r>
+              <w:rPr>
+                <w:noProof/>
+                <w:webHidden/>
+              </w:rPr>
+            </w:r>
+            <w:r>
+              <w:rPr>
+                <w:noProof/>
+                <w:webHidden/>
+              </w:rPr>
+              <w:fldChar w:fldCharType="separate"/>
+            </w:r>
+            <w:r>
+              <w:rPr>
+                <w:noProof/>
+                <w:webHidden/>
+              </w:rPr>
+              <w:t>26</w:t>
+            </w:r>
+            <w:r>
+              <w:rPr>
+                <w:noProof/>
+                <w:webHidden/>
+              </w:rPr>
+              <w:fldChar w:fldCharType="end"/>
+            </w:r>
+          </w:hyperlink>
+        </w:p>
+        <w:p>
+          <w:pPr>
+            <w:pStyle w:val="Saturs3"/>
+            <w:rPr>
+              <w:rFonts w:asciiTheme="minorHAnsi" w:eastAsiaTheme="minorEastAsia" w:hAnsiTheme="minorHAnsi" w:cstheme="minorBidi"/>
+              <w:noProof/>
+              <w:kern w:val="2"/>
+              <w:lang w:eastAsia="lv-LV"/>
+            </w:rPr>
+          </w:pPr>
+          <w:hyperlink w:anchor="_Toc230230094" w:history="1">
+            <w:r>
+              <w:rPr>
+                <w:rStyle w:val="Hipersaite"/>
+                <w:noProof/>
+              </w:rPr>
+              <w:t>4.1.5.</w:t>
+            </w:r>
+            <w:r>
+              <w:rPr>
+                <w:rFonts w:asciiTheme="minorHAnsi" w:eastAsiaTheme="minorEastAsia" w:hAnsiTheme="minorHAnsi" w:cstheme="minorBidi"/>
+                <w:noProof/>
+                <w:kern w:val="2"/>
+                <w:lang w:eastAsia="lv-LV"/>
+              </w:rPr>
+              <w:tab/>
+            </w:r>
+            <w:r>
+              <w:rPr>
+                <w:rStyle w:val="Hipersaite"/>
+                <w:noProof/>
+              </w:rPr>
+              <w:t>Ainu klases</w:t>
+            </w:r>
+            <w:r>
+              <w:rPr>
+                <w:noProof/>
+                <w:webHidden/>
+              </w:rPr>
+              <w:tab/>
+            </w:r>
+            <w:r>
+              <w:rPr>
+                <w:noProof/>
+                <w:webHidden/>
+              </w:rPr>
+              <w:fldChar w:fldCharType="begin"/>
+            </w:r>
+            <w:r>
+              <w:rPr>
+                <w:noProof/>
+                <w:webHidden/>
+              </w:rPr>
+              <w:instrText xml:space="preserve"> PAGEREF _Toc230230094 \h </w:instrText>
+            </w:r>
+            <w:r>
+              <w:rPr>
+                <w:noProof/>
+                <w:webHidden/>
+              </w:rPr>
+            </w:r>
+            <w:r>
+              <w:rPr>
+                <w:noProof/>
+                <w:webHidden/>
+              </w:rPr>
+              <w:fldChar w:fldCharType="separate"/>
+            </w:r>
+            <w:r>
+              <w:rPr>
+                <w:noProof/>
+                <w:webHidden/>
+              </w:rPr>
+              <w:t>27</w:t>
+            </w:r>
+            <w:r>
+              <w:rPr>
+                <w:noProof/>
+                <w:webHidden/>
+              </w:rPr>
+              <w:fldChar w:fldCharType="end"/>
+            </w:r>
+          </w:hyperlink>
+        </w:p>
+        <w:p>
+          <w:pPr>
+            <w:pStyle w:val="Saturs3"/>
+            <w:rPr>
+              <w:rFonts w:asciiTheme="minorHAnsi" w:eastAsiaTheme="minorEastAsia" w:hAnsiTheme="minorHAnsi" w:cstheme="minorBidi"/>
+              <w:noProof/>
+              <w:kern w:val="2"/>
+              <w:lang w:eastAsia="lv-LV"/>
+            </w:rPr>
+          </w:pPr>
+          <w:hyperlink w:anchor="_Toc230230095" w:history="1">
+            <w:r>
+              <w:rPr>
+                <w:rStyle w:val="Hipersaite"/>
+                <w:noProof/>
+              </w:rPr>
+              <w:t>4.1.6.</w:t>
+            </w:r>
+            <w:r>
+              <w:rPr>
+                <w:rFonts w:asciiTheme="minorHAnsi" w:eastAsiaTheme="minorEastAsia" w:hAnsiTheme="minorHAnsi" w:cstheme="minorBidi"/>
+                <w:noProof/>
+                <w:kern w:val="2"/>
+                <w:lang w:eastAsia="lv-LV"/>
+              </w:rPr>
+              <w:tab/>
+            </w:r>
+            <w:r>
+              <w:rPr>
+                <w:rStyle w:val="Hipersaite"/>
+                <w:noProof/>
+              </w:rPr>
+              <w:t>Kartes klase</w:t>
+            </w:r>
+            <w:r>
+              <w:rPr>
+                <w:noProof/>
+                <w:webHidden/>
+              </w:rPr>
+              <w:tab/>
+            </w:r>
+            <w:r>
+              <w:rPr>
+                <w:noProof/>
+                <w:webHidden/>
+              </w:rPr>
+              <w:fldChar w:fldCharType="begin"/>
+            </w:r>
+            <w:r>
+              <w:rPr>
+                <w:noProof/>
+                <w:webHidden/>
+              </w:rPr>
+              <w:instrText xml:space="preserve"> PAGEREF _Toc230230095 \h </w:instrText>
+            </w:r>
+            <w:r>
+              <w:rPr>
+                <w:noProof/>
+                <w:webHidden/>
+              </w:rPr>
+            </w:r>
+            <w:r>
+              <w:rPr>
+                <w:noProof/>
+                <w:webHidden/>
+              </w:rPr>
+              <w:fldChar w:fldCharType="separate"/>
+            </w:r>
+            <w:r>
+              <w:rPr>
+                <w:noProof/>
+                <w:webHidden/>
+              </w:rPr>
+              <w:t>28</w:t>
+            </w:r>
+            <w:r>
+              <w:rPr>
+                <w:noProof/>
+                <w:webHidden/>
+              </w:rPr>
+              <w:fldChar w:fldCharType="end"/>
+            </w:r>
+          </w:hyperlink>
+        </w:p>
+        <w:p>
+          <w:pPr>
+            <w:pStyle w:val="Saturs3"/>
+            <w:rPr>
+              <w:rFonts w:asciiTheme="minorHAnsi" w:eastAsiaTheme="minorEastAsia" w:hAnsiTheme="minorHAnsi" w:cstheme="minorBidi"/>
+              <w:noProof/>
+              <w:kern w:val="2"/>
+              <w:lang w:eastAsia="lv-LV"/>
+            </w:rPr>
+          </w:pPr>
+          <w:hyperlink w:anchor="_Toc230230096" w:history="1">
+            <w:r>
+              <w:rPr>
+                <w:rStyle w:val="Hipersaite"/>
+                <w:noProof/>
+              </w:rPr>
+              <w:t>4.1.7.</w:t>
+            </w:r>
+            <w:r>
+              <w:rPr>
+                <w:rFonts w:asciiTheme="minorHAnsi" w:eastAsiaTheme="minorEastAsia" w:hAnsiTheme="minorHAnsi" w:cstheme="minorBidi"/>
+                <w:noProof/>
+                <w:kern w:val="2"/>
+                <w:lang w:eastAsia="lv-LV"/>
+              </w:rPr>
+              <w:tab/>
+            </w:r>
+            <w:r>
+              <w:rPr>
+                <w:rStyle w:val="Hipersaite"/>
+                <w:noProof/>
+              </w:rPr>
+              <w:t>Objektu klase</w:t>
+            </w:r>
+            <w:r>
+              <w:rPr>
+                <w:noProof/>
+                <w:webHidden/>
+              </w:rPr>
+              <w:tab/>
+            </w:r>
+            <w:r>
+              <w:rPr>
+                <w:noProof/>
+                <w:webHidden/>
+              </w:rPr>
+              <w:fldChar w:fldCharType="begin"/>
+            </w:r>
+            <w:r>
+              <w:rPr>
+                <w:noProof/>
+                <w:webHidden/>
+              </w:rPr>
+              <w:instrText xml:space="preserve"> PAGEREF _Toc230230096 \h </w:instrText>
+            </w:r>
+            <w:r>
+              <w:rPr>
+                <w:noProof/>
+                <w:webHidden/>
+              </w:rPr>
+            </w:r>
+            <w:r>
+              <w:rPr>
+                <w:noProof/>
+                <w:webHidden/>
+              </w:rPr>
+              <w:fldChar w:fldCharType="separate"/>
+            </w:r>
+            <w:r>
+              <w:rPr>
+                <w:noProof/>
+                <w:webHidden/>
+              </w:rPr>
+              <w:t>29</w:t>
+            </w:r>
+            <w:r>
+              <w:rPr>
+                <w:noProof/>
+                <w:webHidden/>
+              </w:rPr>
+              <w:fldChar w:fldCharType="end"/>
+            </w:r>
+          </w:hyperlink>
+        </w:p>
+        <w:p>
+          <w:pPr>
+            <w:pStyle w:val="Saturs3"/>
+            <w:rPr>
+              <w:rFonts w:asciiTheme="minorHAnsi" w:eastAsiaTheme="minorEastAsia" w:hAnsiTheme="minorHAnsi" w:cstheme="minorBidi"/>
+              <w:noProof/>
+              <w:kern w:val="2"/>
+              <w:lang w:eastAsia="lv-LV"/>
+            </w:rPr>
+          </w:pPr>
+          <w:hyperlink w:anchor="_Toc230230097" w:history="1">
+            <w:r>
+              <w:rPr>
+                <w:rStyle w:val="Hipersaite"/>
+                <w:noProof/>
+              </w:rPr>
+              <w:t>4.1.8.</w:t>
+            </w:r>
+            <w:r>
+              <w:rPr>
+                <w:rFonts w:asciiTheme="minorHAnsi" w:eastAsiaTheme="minorEastAsia" w:hAnsiTheme="minorHAnsi" w:cstheme="minorBidi"/>
+                <w:noProof/>
+                <w:kern w:val="2"/>
+                <w:lang w:eastAsia="lv-LV"/>
+              </w:rPr>
+              <w:tab/>
+            </w:r>
+            <w:r>
+              <w:rPr>
+                <w:rStyle w:val="Hipersaite"/>
+                <w:noProof/>
+              </w:rPr>
+              <w:t>Lādiņš</w:t>
+            </w:r>
+            <w:r>
+              <w:rPr>
+                <w:noProof/>
+                <w:webHidden/>
+              </w:rPr>
+              <w:tab/>
+            </w:r>
+            <w:r>
+              <w:rPr>
+                <w:noProof/>
+                <w:webHidden/>
+              </w:rPr>
+              <w:fldChar w:fldCharType="begin"/>
+            </w:r>
+            <w:r>
+              <w:rPr>
+                <w:noProof/>
+                <w:webHidden/>
+              </w:rPr>
+              <w:instrText xml:space="preserve"> PAGEREF _Toc230230097 \h </w:instrText>
+            </w:r>
+            <w:r>
+              <w:rPr>
+                <w:noProof/>
+                <w:webHidden/>
+              </w:rPr>
+            </w:r>
+            <w:r>
+              <w:rPr>
+                <w:noProof/>
+                <w:webHidden/>
+              </w:rPr>
+              <w:fldChar w:fldCharType="separate"/>
+            </w:r>
+            <w:r>
+              <w:rPr>
+                <w:noProof/>
+                <w:webHidden/>
+              </w:rPr>
+              <w:t>30</w:t>
             </w:r>
             <w:r>
               <w:rPr>
@@ -2900,7 +3404,7 @@
               <w:lang w:eastAsia="lv-LV"/>
             </w:rPr>
           </w:pPr>
-          <w:hyperlink w:anchor="_Toc225723257" w:history="1">
+          <w:hyperlink w:anchor="_Toc230230098" w:history="1">
             <w:r>
               <w:rPr>
                 <w:rStyle w:val="Hipersaite"/>
@@ -2943,7 +3447,7 @@
                 <w:noProof/>
                 <w:webHidden/>
               </w:rPr>
-              <w:instrText xml:space="preserve"> PAGEREF _Toc225723257 \h </w:instrText>
+              <w:instrText xml:space="preserve"> PAGEREF _Toc230230098 \h </w:instrText>
             </w:r>
             <w:r>
               <w:rPr>
@@ -2963,7 +3467,175 @@
                 <w:noProof/>
                 <w:webHidden/>
               </w:rPr>
-              <w:t>21</w:t>
+              <w:t>31</w:t>
+            </w:r>
+            <w:r>
+              <w:rPr>
+                <w:noProof/>
+                <w:webHidden/>
+              </w:rPr>
+              <w:fldChar w:fldCharType="end"/>
+            </w:r>
+          </w:hyperlink>
+        </w:p>
+        <w:p>
+          <w:pPr>
+            <w:pStyle w:val="Saturs3"/>
+            <w:rPr>
+              <w:rFonts w:asciiTheme="minorHAnsi" w:eastAsiaTheme="minorEastAsia" w:hAnsiTheme="minorHAnsi" w:cstheme="minorBidi"/>
+              <w:noProof/>
+              <w:kern w:val="2"/>
+              <w:lang w:eastAsia="lv-LV"/>
+            </w:rPr>
+          </w:pPr>
+          <w:hyperlink w:anchor="_Toc230230099" w:history="1">
+            <w:r>
+              <w:rPr>
+                <w:rStyle w:val="Hipersaite"/>
+                <w:noProof/>
+              </w:rPr>
+              <w:t>4.2.1.</w:t>
+            </w:r>
+            <w:r>
+              <w:rPr>
+                <w:rFonts w:asciiTheme="minorHAnsi" w:eastAsiaTheme="minorEastAsia" w:hAnsiTheme="minorHAnsi" w:cstheme="minorBidi"/>
+                <w:noProof/>
+                <w:kern w:val="2"/>
+                <w:lang w:eastAsia="lv-LV"/>
+              </w:rPr>
+              <w:tab/>
+            </w:r>
+            <w:r>
+              <w:rPr>
+                <w:rStyle w:val="Hipersaite"/>
+                <w:noProof/>
+              </w:rPr>
+              <w:t>Ainu stadiju gaita</w:t>
+            </w:r>
+            <w:r>
+              <w:rPr>
+                <w:noProof/>
+                <w:webHidden/>
+              </w:rPr>
+              <w:tab/>
+            </w:r>
+            <w:r>
+              <w:rPr>
+                <w:noProof/>
+                <w:webHidden/>
+              </w:rPr>
+              <w:fldChar w:fldCharType="begin"/>
+            </w:r>
+            <w:r>
+              <w:rPr>
+                <w:noProof/>
+                <w:webHidden/>
+              </w:rPr>
+              <w:instrText xml:space="preserve"> PAGEREF _Toc230230099 \h </w:instrText>
+            </w:r>
+            <w:r>
+              <w:rPr>
+                <w:noProof/>
+                <w:webHidden/>
+              </w:rPr>
+            </w:r>
+            <w:r>
+              <w:rPr>
+                <w:noProof/>
+                <w:webHidden/>
+              </w:rPr>
+              <w:fldChar w:fldCharType="separate"/>
+            </w:r>
+            <w:r>
+              <w:rPr>
+                <w:noProof/>
+                <w:webHidden/>
+              </w:rPr>
+              <w:t>31</w:t>
+            </w:r>
+            <w:r>
+              <w:rPr>
+                <w:noProof/>
+                <w:webHidden/>
+              </w:rPr>
+              <w:fldChar w:fldCharType="end"/>
+            </w:r>
+          </w:hyperlink>
+        </w:p>
+        <w:p>
+          <w:pPr>
+            <w:pStyle w:val="Saturs3"/>
+            <w:rPr>
+              <w:rFonts w:asciiTheme="minorHAnsi" w:eastAsiaTheme="minorEastAsia" w:hAnsiTheme="minorHAnsi" w:cstheme="minorBidi"/>
+              <w:noProof/>
+              <w:kern w:val="2"/>
+              <w:lang w:eastAsia="lv-LV"/>
+            </w:rPr>
+          </w:pPr>
+          <w:hyperlink w:anchor="_Toc230230100" w:history="1">
+            <w:r>
+              <w:rPr>
+                <w:rStyle w:val="Hipersaite"/>
+                <w:noProof/>
+              </w:rPr>
+              <w:t>4.2.2.</w:t>
+            </w:r>
+            <w:r>
+              <w:rPr>
+                <w:rFonts w:asciiTheme="minorHAnsi" w:eastAsiaTheme="minorEastAsia" w:hAnsiTheme="minorHAnsi" w:cstheme="minorBidi"/>
+                <w:noProof/>
+                <w:kern w:val="2"/>
+                <w:lang w:eastAsia="lv-LV"/>
+              </w:rPr>
+              <w:tab/>
+            </w:r>
+            <w:r>
+              <w:rPr>
+                <w:rStyle w:val="Hipersaite"/>
+                <w:noProof/>
+              </w:rPr>
+              <w:t>Spēles laukuma stadijas</w:t>
+            </w:r>
+            <w:r>
+              <w:rPr>
+                <w:noProof/>
+                <w:webHidden/>
+              </w:rPr>
+              <w:tab/>
+            </w:r>
+            <w:r>
+              <w:rPr>
+                <w:noProof/>
+                <w:webHidden/>
+              </w:rPr>
+              <w:fldChar w:fldCharType="begin"/>
+            </w:r>
+            <w:r>
+              <w:rPr>
+                <w:noProof/>
+                <w:webHidden/>
+              </w:rPr>
+              <w:instrText xml:space="preserve"> PAGEREF _Toc230230100 \h </w:instrText>
+            </w:r>
+            <w:r>
+              <w:rPr>
+                <w:noProof/>
+                <w:webHidden/>
+              </w:rPr>
+            </w:r>
+            <w:r>
+              <w:rPr>
+                <w:noProof/>
+                <w:webHidden/>
+              </w:rPr>
+              <w:fldChar w:fldCharType="separate"/>
+            </w:r>
+            <w:r>
+              <w:rPr>
+                <w:noProof/>
+                <w:webHidden/>
+              </w:rPr>
+              <w:t>31</w:t>
             </w:r>
             <w:r>
               <w:rPr>
@@ -2984,7 +3656,7 @@
               <w:lang w:eastAsia="lv-LV"/>
             </w:rPr>
           </w:pPr>
-          <w:hyperlink w:anchor="_Toc225723258" w:history="1">
+          <w:hyperlink w:anchor="_Toc230230101" w:history="1">
             <w:r>
               <w:rPr>
                 <w:rStyle w:val="Hipersaite"/>
@@ -3027,7 +3699,7 @@
                 <w:noProof/>
                 <w:webHidden/>
               </w:rPr>
-              <w:instrText xml:space="preserve"> PAGEREF _Toc225723258 \h </w:instrText>
+              <w:instrText xml:space="preserve"> PAGEREF _Toc230230101 \h </w:instrText>
             </w:r>
             <w:r>
               <w:rPr>
@@ -3047,7 +3719,343 @@
                 <w:noProof/>
                 <w:webHidden/>
               </w:rPr>
-              <w:t>21</w:t>
+              <w:t>32</w:t>
+            </w:r>
+            <w:r>
+              <w:rPr>
+                <w:noProof/>
+                <w:webHidden/>
+              </w:rPr>
+              <w:fldChar w:fldCharType="end"/>
+            </w:r>
+          </w:hyperlink>
+        </w:p>
+        <w:p>
+          <w:pPr>
+            <w:pStyle w:val="Saturs3"/>
+            <w:rPr>
+              <w:rFonts w:asciiTheme="minorHAnsi" w:eastAsiaTheme="minorEastAsia" w:hAnsiTheme="minorHAnsi" w:cstheme="minorBidi"/>
+              <w:noProof/>
+              <w:kern w:val="2"/>
+              <w:lang w:eastAsia="lv-LV"/>
+            </w:rPr>
+          </w:pPr>
+          <w:hyperlink w:anchor="_Toc230230102" w:history="1">
+            <w:r>
+              <w:rPr>
+                <w:rStyle w:val="Hipersaite"/>
+                <w:noProof/>
+              </w:rPr>
+              <w:t>4.3.1.</w:t>
+            </w:r>
+            <w:r>
+              <w:rPr>
+                <w:rFonts w:asciiTheme="minorHAnsi" w:eastAsiaTheme="minorEastAsia" w:hAnsiTheme="minorHAnsi" w:cstheme="minorBidi"/>
+                <w:noProof/>
+                <w:kern w:val="2"/>
+                <w:lang w:eastAsia="lv-LV"/>
+              </w:rPr>
+              <w:tab/>
+            </w:r>
+            <w:r>
+              <w:rPr>
+                <w:rStyle w:val="Hipersaite"/>
+                <w:noProof/>
+              </w:rPr>
+              <w:t>Līmeņu kopa un līmeņa īpašības</w:t>
+            </w:r>
+            <w:r>
+              <w:rPr>
+                <w:noProof/>
+                <w:webHidden/>
+              </w:rPr>
+              <w:tab/>
+            </w:r>
+            <w:r>
+              <w:rPr>
+                <w:noProof/>
+                <w:webHidden/>
+              </w:rPr>
+              <w:fldChar w:fldCharType="begin"/>
+            </w:r>
+            <w:r>
+              <w:rPr>
+                <w:noProof/>
+                <w:webHidden/>
+              </w:rPr>
+              <w:instrText xml:space="preserve"> PAGEREF _Toc230230102 \h </w:instrText>
+            </w:r>
+            <w:r>
+              <w:rPr>
+                <w:noProof/>
+                <w:webHidden/>
+              </w:rPr>
+            </w:r>
+            <w:r>
+              <w:rPr>
+                <w:noProof/>
+                <w:webHidden/>
+              </w:rPr>
+              <w:fldChar w:fldCharType="separate"/>
+            </w:r>
+            <w:r>
+              <w:rPr>
+                <w:noProof/>
+                <w:webHidden/>
+              </w:rPr>
+              <w:t>32</w:t>
+            </w:r>
+            <w:r>
+              <w:rPr>
+                <w:noProof/>
+                <w:webHidden/>
+              </w:rPr>
+              <w:fldChar w:fldCharType="end"/>
+            </w:r>
+          </w:hyperlink>
+        </w:p>
+        <w:p>
+          <w:pPr>
+            <w:pStyle w:val="Saturs3"/>
+            <w:rPr>
+              <w:rFonts w:asciiTheme="minorHAnsi" w:eastAsiaTheme="minorEastAsia" w:hAnsiTheme="minorHAnsi" w:cstheme="minorBidi"/>
+              <w:noProof/>
+              <w:kern w:val="2"/>
+              <w:lang w:eastAsia="lv-LV"/>
+            </w:rPr>
+          </w:pPr>
+          <w:hyperlink w:anchor="_Toc230230103" w:history="1">
+            <w:r>
+              <w:rPr>
+                <w:rStyle w:val="Hipersaite"/>
+                <w:noProof/>
+              </w:rPr>
+              <w:t>4.3.2.</w:t>
+            </w:r>
+            <w:r>
+              <w:rPr>
+                <w:rFonts w:asciiTheme="minorHAnsi" w:eastAsiaTheme="minorEastAsia" w:hAnsiTheme="minorHAnsi" w:cstheme="minorBidi"/>
+                <w:noProof/>
+                <w:kern w:val="2"/>
+                <w:lang w:eastAsia="lv-LV"/>
+              </w:rPr>
+              <w:tab/>
+            </w:r>
+            <w:r>
+              <w:rPr>
+                <w:rStyle w:val="Hipersaite"/>
+                <w:noProof/>
+              </w:rPr>
+              <w:t>Līmeņa punkti</w:t>
+            </w:r>
+            <w:r>
+              <w:rPr>
+                <w:noProof/>
+                <w:webHidden/>
+              </w:rPr>
+              <w:tab/>
+            </w:r>
+            <w:r>
+              <w:rPr>
+                <w:noProof/>
+                <w:webHidden/>
+              </w:rPr>
+              <w:fldChar w:fldCharType="begin"/>
+            </w:r>
+            <w:r>
+              <w:rPr>
+                <w:noProof/>
+                <w:webHidden/>
+              </w:rPr>
+              <w:instrText xml:space="preserve"> PAGEREF _Toc230230103 \h </w:instrText>
+            </w:r>
+            <w:r>
+              <w:rPr>
+                <w:noProof/>
+                <w:webHidden/>
+              </w:rPr>
+            </w:r>
+            <w:r>
+              <w:rPr>
+                <w:noProof/>
+                <w:webHidden/>
+              </w:rPr>
+              <w:fldChar w:fldCharType="separate"/>
+            </w:r>
+            <w:r>
+              <w:rPr>
+                <w:noProof/>
+                <w:webHidden/>
+              </w:rPr>
+              <w:t>32</w:t>
+            </w:r>
+            <w:r>
+              <w:rPr>
+                <w:noProof/>
+                <w:webHidden/>
+              </w:rPr>
+              <w:fldChar w:fldCharType="end"/>
+            </w:r>
+          </w:hyperlink>
+        </w:p>
+        <w:p>
+          <w:pPr>
+            <w:pStyle w:val="Saturs3"/>
+            <w:rPr>
+              <w:rFonts w:asciiTheme="minorHAnsi" w:eastAsiaTheme="minorEastAsia" w:hAnsiTheme="minorHAnsi" w:cstheme="minorBidi"/>
+              <w:noProof/>
+              <w:kern w:val="2"/>
+              <w:lang w:eastAsia="lv-LV"/>
+            </w:rPr>
+          </w:pPr>
+          <w:hyperlink w:anchor="_Toc230230104" w:history="1">
+            <w:r>
+              <w:rPr>
+                <w:rStyle w:val="Hipersaite"/>
+                <w:noProof/>
+              </w:rPr>
+              <w:t>4.3.3.</w:t>
+            </w:r>
+            <w:r>
+              <w:rPr>
+                <w:rFonts w:asciiTheme="minorHAnsi" w:eastAsiaTheme="minorEastAsia" w:hAnsiTheme="minorHAnsi" w:cstheme="minorBidi"/>
+                <w:noProof/>
+                <w:kern w:val="2"/>
+                <w:lang w:eastAsia="lv-LV"/>
+              </w:rPr>
+              <w:tab/>
+            </w:r>
+            <w:r>
+              <w:rPr>
+                <w:rStyle w:val="Hipersaite"/>
+                <w:noProof/>
+              </w:rPr>
+              <w:t>Kartes un tās apakškomponenšu dati</w:t>
+            </w:r>
+            <w:r>
+              <w:rPr>
+                <w:noProof/>
+                <w:webHidden/>
+              </w:rPr>
+              <w:tab/>
+            </w:r>
+            <w:r>
+              <w:rPr>
+                <w:noProof/>
+                <w:webHidden/>
+              </w:rPr>
+              <w:fldChar w:fldCharType="begin"/>
+            </w:r>
+            <w:r>
+              <w:rPr>
+                <w:noProof/>
+                <w:webHidden/>
+              </w:rPr>
+              <w:instrText xml:space="preserve"> PAGEREF _Toc230230104 \h </w:instrText>
+            </w:r>
+            <w:r>
+              <w:rPr>
+                <w:noProof/>
+                <w:webHidden/>
+              </w:rPr>
+            </w:r>
+            <w:r>
+              <w:rPr>
+                <w:noProof/>
+                <w:webHidden/>
+              </w:rPr>
+              <w:fldChar w:fldCharType="separate"/>
+            </w:r>
+            <w:r>
+              <w:rPr>
+                <w:noProof/>
+                <w:webHidden/>
+              </w:rPr>
+              <w:t>33</w:t>
+            </w:r>
+            <w:r>
+              <w:rPr>
+                <w:noProof/>
+                <w:webHidden/>
+              </w:rPr>
+              <w:fldChar w:fldCharType="end"/>
+            </w:r>
+          </w:hyperlink>
+        </w:p>
+        <w:p>
+          <w:pPr>
+            <w:pStyle w:val="Saturs3"/>
+            <w:rPr>
+              <w:rFonts w:asciiTheme="minorHAnsi" w:eastAsiaTheme="minorEastAsia" w:hAnsiTheme="minorHAnsi" w:cstheme="minorBidi"/>
+              <w:noProof/>
+              <w:kern w:val="2"/>
+              <w:lang w:eastAsia="lv-LV"/>
+            </w:rPr>
+          </w:pPr>
+          <w:hyperlink w:anchor="_Toc230230105" w:history="1">
+            <w:r>
+              <w:rPr>
+                <w:rStyle w:val="Hipersaite"/>
+                <w:noProof/>
+              </w:rPr>
+              <w:t>4.3.4.</w:t>
+            </w:r>
+            <w:r>
+              <w:rPr>
+                <w:rFonts w:asciiTheme="minorHAnsi" w:eastAsiaTheme="minorEastAsia" w:hAnsiTheme="minorHAnsi" w:cstheme="minorBidi"/>
+                <w:noProof/>
+                <w:kern w:val="2"/>
+                <w:lang w:eastAsia="lv-LV"/>
+              </w:rPr>
+              <w:tab/>
+            </w:r>
+            <w:r>
+              <w:rPr>
+                <w:rStyle w:val="Hipersaite"/>
+                <w:noProof/>
+              </w:rPr>
+              <w:t>Kartes objektu un tās mantotāju īpašības</w:t>
+            </w:r>
+            <w:r>
+              <w:rPr>
+                <w:noProof/>
+                <w:webHidden/>
+              </w:rPr>
+              <w:tab/>
+            </w:r>
+            <w:r>
+              <w:rPr>
+                <w:noProof/>
+                <w:webHidden/>
+              </w:rPr>
+              <w:fldChar w:fldCharType="begin"/>
+            </w:r>
+            <w:r>
+              <w:rPr>
+                <w:noProof/>
+                <w:webHidden/>
+              </w:rPr>
+              <w:instrText xml:space="preserve"> PAGEREF _Toc230230105 \h </w:instrText>
+            </w:r>
+            <w:r>
+              <w:rPr>
+                <w:noProof/>
+                <w:webHidden/>
+              </w:rPr>
+            </w:r>
+            <w:r>
+              <w:rPr>
+                <w:noProof/>
+                <w:webHidden/>
+              </w:rPr>
+              <w:fldChar w:fldCharType="separate"/>
+            </w:r>
+            <w:r>
+              <w:rPr>
+                <w:noProof/>
+                <w:webHidden/>
+              </w:rPr>
+              <w:t>33</w:t>
             </w:r>
             <w:r>
               <w:rPr>
@@ -3068,7 +4076,7 @@
               <w:lang w:eastAsia="lv-LV"/>
             </w:rPr>
           </w:pPr>
-          <w:hyperlink w:anchor="_Toc225723259" w:history="1">
+          <w:hyperlink w:anchor="_Toc230230106" w:history="1">
             <w:r>
               <w:rPr>
                 <w:rStyle w:val="Hipersaite"/>
@@ -3111,7 +4119,7 @@
                 <w:noProof/>
                 <w:webHidden/>
               </w:rPr>
-              <w:instrText xml:space="preserve"> PAGEREF _Toc225723259 \h </w:instrText>
+              <w:instrText xml:space="preserve"> PAGEREF _Toc230230106 \h </w:instrText>
             </w:r>
             <w:r>
               <w:rPr>
@@ -3131,7 +4139,7 @@
                 <w:noProof/>
                 <w:webHidden/>
               </w:rPr>
-              <w:t>22</w:t>
+              <w:t>34</w:t>
             </w:r>
             <w:r>
               <w:rPr>
@@ -3152,7 +4160,7 @@
               <w:lang w:eastAsia="lv-LV"/>
             </w:rPr>
           </w:pPr>
-          <w:hyperlink w:anchor="_Toc225723260" w:history="1">
+          <w:hyperlink w:anchor="_Toc230230107" w:history="1">
             <w:r>
               <w:rPr>
                 <w:rStyle w:val="Hipersaite"/>
@@ -3195,7 +4203,7 @@
                 <w:noProof/>
                 <w:webHidden/>
               </w:rPr>
-              <w:instrText xml:space="preserve"> PAGEREF _Toc225723260 \h </w:instrText>
+              <w:instrText xml:space="preserve"> PAGEREF _Toc230230107 \h </w:instrText>
             </w:r>
             <w:r>
               <w:rPr>
@@ -3215,7 +4223,175 @@
                 <w:noProof/>
                 <w:webHidden/>
               </w:rPr>
-              <w:t>23</w:t>
+              <w:t>35</w:t>
+            </w:r>
+            <w:r>
+              <w:rPr>
+                <w:noProof/>
+                <w:webHidden/>
+              </w:rPr>
+              <w:fldChar w:fldCharType="end"/>
+            </w:r>
+          </w:hyperlink>
+        </w:p>
+        <w:p>
+          <w:pPr>
+            <w:pStyle w:val="Saturs2"/>
+            <w:rPr>
+              <w:rFonts w:asciiTheme="minorHAnsi" w:eastAsiaTheme="minorEastAsia" w:hAnsiTheme="minorHAnsi" w:cstheme="minorBidi"/>
+              <w:noProof/>
+              <w:kern w:val="2"/>
+              <w:lang w:eastAsia="lv-LV"/>
+            </w:rPr>
+          </w:pPr>
+          <w:hyperlink w:anchor="_Toc230230108" w:history="1">
+            <w:r>
+              <w:rPr>
+                <w:rStyle w:val="Hipersaite"/>
+                <w:noProof/>
+              </w:rPr>
+              <w:t>6.1.</w:t>
+            </w:r>
+            <w:r>
+              <w:rPr>
+                <w:rFonts w:asciiTheme="minorHAnsi" w:eastAsiaTheme="minorEastAsia" w:hAnsiTheme="minorHAnsi" w:cstheme="minorBidi"/>
+                <w:noProof/>
+                <w:kern w:val="2"/>
+                <w:lang w:eastAsia="lv-LV"/>
+              </w:rPr>
+              <w:tab/>
+            </w:r>
+            <w:r>
+              <w:rPr>
+                <w:rStyle w:val="Hipersaite"/>
+                <w:noProof/>
+              </w:rPr>
+              <w:t>Metodoloģija</w:t>
+            </w:r>
+            <w:r>
+              <w:rPr>
+                <w:noProof/>
+                <w:webHidden/>
+              </w:rPr>
+              <w:tab/>
+            </w:r>
+            <w:r>
+              <w:rPr>
+                <w:noProof/>
+                <w:webHidden/>
+              </w:rPr>
+              <w:fldChar w:fldCharType="begin"/>
+            </w:r>
+            <w:r>
+              <w:rPr>
+                <w:noProof/>
+                <w:webHidden/>
+              </w:rPr>
+              <w:instrText xml:space="preserve"> PAGEREF _Toc230230108 \h </w:instrText>
+            </w:r>
+            <w:r>
+              <w:rPr>
+                <w:noProof/>
+                <w:webHidden/>
+              </w:rPr>
+            </w:r>
+            <w:r>
+              <w:rPr>
+                <w:noProof/>
+                <w:webHidden/>
+              </w:rPr>
+              <w:fldChar w:fldCharType="separate"/>
+            </w:r>
+            <w:r>
+              <w:rPr>
+                <w:noProof/>
+                <w:webHidden/>
+              </w:rPr>
+              <w:t>35</w:t>
+            </w:r>
+            <w:r>
+              <w:rPr>
+                <w:noProof/>
+                <w:webHidden/>
+              </w:rPr>
+              <w:fldChar w:fldCharType="end"/>
+            </w:r>
+          </w:hyperlink>
+        </w:p>
+        <w:p>
+          <w:pPr>
+            <w:pStyle w:val="Saturs2"/>
+            <w:rPr>
+              <w:rFonts w:asciiTheme="minorHAnsi" w:eastAsiaTheme="minorEastAsia" w:hAnsiTheme="minorHAnsi" w:cstheme="minorBidi"/>
+              <w:noProof/>
+              <w:kern w:val="2"/>
+              <w:lang w:eastAsia="lv-LV"/>
+            </w:rPr>
+          </w:pPr>
+          <w:hyperlink w:anchor="_Toc230230109" w:history="1">
+            <w:r>
+              <w:rPr>
+                <w:rStyle w:val="Hipersaite"/>
+                <w:noProof/>
+              </w:rPr>
+              <w:t>6.2.</w:t>
+            </w:r>
+            <w:r>
+              <w:rPr>
+                <w:rFonts w:asciiTheme="minorHAnsi" w:eastAsiaTheme="minorEastAsia" w:hAnsiTheme="minorHAnsi" w:cstheme="minorBidi"/>
+                <w:noProof/>
+                <w:kern w:val="2"/>
+                <w:lang w:eastAsia="lv-LV"/>
+              </w:rPr>
+              <w:tab/>
+            </w:r>
+            <w:r>
+              <w:rPr>
+                <w:rStyle w:val="Hipersaite"/>
+                <w:noProof/>
+              </w:rPr>
+              <w:t>Testpiemēri</w:t>
+            </w:r>
+            <w:r>
+              <w:rPr>
+                <w:noProof/>
+                <w:webHidden/>
+              </w:rPr>
+              <w:tab/>
+            </w:r>
+            <w:r>
+              <w:rPr>
+                <w:noProof/>
+                <w:webHidden/>
+              </w:rPr>
+              <w:fldChar w:fldCharType="begin"/>
+            </w:r>
+            <w:r>
+              <w:rPr>
+                <w:noProof/>
+                <w:webHidden/>
+              </w:rPr>
+              <w:instrText xml:space="preserve"> PAGEREF _Toc230230109 \h </w:instrText>
+            </w:r>
+            <w:r>
+              <w:rPr>
+                <w:noProof/>
+                <w:webHidden/>
+              </w:rPr>
+            </w:r>
+            <w:r>
+              <w:rPr>
+                <w:noProof/>
+                <w:webHidden/>
+              </w:rPr>
+              <w:fldChar w:fldCharType="separate"/>
+            </w:r>
+            <w:r>
+              <w:rPr>
+                <w:noProof/>
+                <w:webHidden/>
+              </w:rPr>
+              <w:t>35</w:t>
             </w:r>
             <w:r>
               <w:rPr>
@@ -3268,7 +4444,7 @@
           <w:numId w:val="0"/>
         </w:numPr>
       </w:pPr>
-      <w:bookmarkStart w:id="0" w:name="_Toc225723225"/>
+      <w:bookmarkStart w:id="0" w:name="_Toc230230060"/>
       <w:r>
         <w:lastRenderedPageBreak/>
         <w:t>Ievads</w:t>
@@ -3394,7 +4570,7 @@
       <w:pPr>
         <w:pStyle w:val="Virsraksts1"/>
       </w:pPr>
-      <w:bookmarkStart w:id="1" w:name="_Toc225723226"/>
+      <w:bookmarkStart w:id="1" w:name="_Toc230230061"/>
       <w:r>
         <w:lastRenderedPageBreak/>
         <w:t>Uzdevuma formulējums</w:t>
@@ -3405,7 +4581,7 @@
       <w:pPr>
         <w:pStyle w:val="Virsraksts2"/>
       </w:pPr>
-      <w:bookmarkStart w:id="2" w:name="_Toc225723227"/>
+      <w:bookmarkStart w:id="2" w:name="_Toc230230062"/>
       <w:r>
         <w:t>Vispārīgais formulējums</w:t>
       </w:r>
@@ -3507,7 +4683,7 @@
       <w:pPr>
         <w:pStyle w:val="Virsraksts2"/>
       </w:pPr>
-      <w:bookmarkStart w:id="3" w:name="_Toc225723228"/>
+      <w:bookmarkStart w:id="3" w:name="_Toc230230063"/>
       <w:r>
         <w:t>Projektēšanas formulējums</w:t>
       </w:r>
@@ -3551,7 +4727,7 @@
       <w:pPr>
         <w:pStyle w:val="Virsraksts2"/>
       </w:pPr>
-      <w:bookmarkStart w:id="4" w:name="_Toc225723229"/>
+      <w:bookmarkStart w:id="4" w:name="_Toc230230064"/>
       <w:r>
         <w:t>Izstrādes formulējums</w:t>
       </w:r>
@@ -3577,7 +4753,7 @@
       <w:pPr>
         <w:pStyle w:val="Virsraksts2"/>
       </w:pPr>
-      <w:bookmarkStart w:id="5" w:name="_Toc225723230"/>
+      <w:bookmarkStart w:id="5" w:name="_Toc230230065"/>
       <w:r>
         <w:lastRenderedPageBreak/>
         <w:t>Testēšanas formulējums</w:t>
@@ -3611,7 +4787,7 @@
       <w:pPr>
         <w:pStyle w:val="Virsraksts1"/>
       </w:pPr>
-      <w:bookmarkStart w:id="6" w:name="_Toc225723231"/>
+      <w:bookmarkStart w:id="6" w:name="_Toc230230066"/>
       <w:r>
         <w:lastRenderedPageBreak/>
         <w:t>Programmatūras prasību specifikācija</w:t>
@@ -3627,7 +4803,7 @@
       <w:pPr>
         <w:pStyle w:val="Virsraksts2"/>
       </w:pPr>
-      <w:bookmarkStart w:id="7" w:name="_Toc225723232"/>
+      <w:bookmarkStart w:id="7" w:name="_Toc230230067"/>
       <w:r>
         <w:t>Projekta perspektīva</w:t>
       </w:r>
@@ -3654,7 +4830,7 @@
       <w:pPr>
         <w:pStyle w:val="Virsraksts2"/>
       </w:pPr>
-      <w:bookmarkStart w:id="8" w:name="_Toc225723233"/>
+      <w:bookmarkStart w:id="8" w:name="_Toc230230068"/>
       <w:r>
         <w:t>Funkcionālās prasības</w:t>
       </w:r>
@@ -3664,7 +4840,7 @@
       <w:pPr>
         <w:pStyle w:val="Virsraksts3"/>
       </w:pPr>
-      <w:bookmarkStart w:id="9" w:name="_Toc225723234"/>
+      <w:bookmarkStart w:id="9" w:name="_Toc230230069"/>
       <w:r>
         <w:t>Galvenā izvēlne</w:t>
       </w:r>
@@ -4155,7 +5331,7 @@
       <w:pPr>
         <w:pStyle w:val="Virsraksts3"/>
       </w:pPr>
-      <w:bookmarkStart w:id="10" w:name="_Toc225723235"/>
+      <w:bookmarkStart w:id="10" w:name="_Toc230230070"/>
       <w:r>
         <w:t>Līmeņu atlases aina</w:t>
       </w:r>
@@ -4630,7 +5806,7 @@
       <w:pPr>
         <w:pStyle w:val="Virsraksts3"/>
       </w:pPr>
-      <w:bookmarkStart w:id="12" w:name="_Toc225723236"/>
+      <w:bookmarkStart w:id="12" w:name="_Toc230230071"/>
       <w:r>
         <w:lastRenderedPageBreak/>
         <w:t>Spēles laukuma aina</w:t>
@@ -7579,7 +8755,7 @@
       <w:pPr>
         <w:pStyle w:val="Virsraksts2"/>
       </w:pPr>
-      <w:bookmarkStart w:id="13" w:name="_Toc225723237"/>
+      <w:bookmarkStart w:id="13" w:name="_Toc230230072"/>
       <w:r>
         <w:lastRenderedPageBreak/>
         <w:t>Nefunkcionālās prasības</w:t>
@@ -7590,7 +8766,7 @@
       <w:pPr>
         <w:pStyle w:val="Virsraksts3"/>
       </w:pPr>
-      <w:bookmarkStart w:id="14" w:name="_Toc225723238"/>
+      <w:bookmarkStart w:id="14" w:name="_Toc230230073"/>
       <w:r>
         <w:t>Palaišana un veiktspēja</w:t>
       </w:r>
@@ -7635,6 +8811,7 @@
       <w:pPr>
         <w:pStyle w:val="Virsraksts3"/>
       </w:pPr>
+      <w:bookmarkStart w:id="15" w:name="_Toc230230074"/>
       <w:r>
         <w:t xml:space="preserve">Lietotāja </w:t>
       </w:r>
@@ -7642,6 +8819,7 @@
       <w:r>
         <w:t>saskarne</w:t>
       </w:r>
+      <w:bookmarkEnd w:id="15"/>
       <w:proofErr w:type="spellEnd"/>
     </w:p>
     <w:p>
@@ -7714,11 +8892,11 @@
       <w:pPr>
         <w:pStyle w:val="Virsraksts3"/>
       </w:pPr>
-      <w:bookmarkStart w:id="15" w:name="_Toc225723240"/>
+      <w:bookmarkStart w:id="16" w:name="_Toc230230075"/>
       <w:r>
         <w:t>Datu drošība</w:t>
       </w:r>
-      <w:bookmarkEnd w:id="15"/>
+      <w:bookmarkEnd w:id="16"/>
     </w:p>
     <w:p>
       <w:r>
@@ -7766,11 +8944,11 @@
       <w:pPr>
         <w:pStyle w:val="Virsraksts2"/>
       </w:pPr>
-      <w:bookmarkStart w:id="16" w:name="_Toc225723241"/>
+      <w:bookmarkStart w:id="17" w:name="_Toc230230076"/>
       <w:r>
         <w:t>Gala lietotāja rakstura iezīmes</w:t>
       </w:r>
-      <w:bookmarkEnd w:id="16"/>
+      <w:bookmarkEnd w:id="17"/>
     </w:p>
     <w:p>
       <w:r>
@@ -7803,12 +8981,12 @@
       <w:pPr>
         <w:pStyle w:val="Virsraksts1"/>
       </w:pPr>
-      <w:bookmarkStart w:id="17" w:name="_Toc225723242"/>
+      <w:bookmarkStart w:id="18" w:name="_Toc230230077"/>
       <w:r>
         <w:lastRenderedPageBreak/>
         <w:t>Izstrādes līdzekļu, rīku apraksts un izvēles pamatojums</w:t>
       </w:r>
-      <w:bookmarkEnd w:id="17"/>
+      <w:bookmarkEnd w:id="18"/>
     </w:p>
     <w:p>
       <w:r>
@@ -7833,24 +9011,24 @@
       <w:pPr>
         <w:pStyle w:val="Virsraksts2"/>
       </w:pPr>
-      <w:bookmarkStart w:id="18" w:name="_Toc225723243"/>
+      <w:bookmarkStart w:id="19" w:name="_Toc230230078"/>
       <w:r>
         <w:t>Izvēlēto risinājuma līdzekļu un valodu aprakst</w:t>
       </w:r>
       <w:r>
         <w:t>s</w:t>
       </w:r>
-      <w:bookmarkEnd w:id="18"/>
+      <w:bookmarkEnd w:id="19"/>
     </w:p>
     <w:p>
       <w:pPr>
         <w:pStyle w:val="Virsraksts3"/>
       </w:pPr>
-      <w:bookmarkStart w:id="19" w:name="_Toc225723244"/>
+      <w:bookmarkStart w:id="20" w:name="_Toc230230079"/>
       <w:r>
         <w:t>Ietvars</w:t>
       </w:r>
-      <w:bookmarkEnd w:id="19"/>
+      <w:bookmarkEnd w:id="20"/>
     </w:p>
     <w:p>
       <w:r>
@@ -7891,11 +9069,11 @@
       <w:pPr>
         <w:pStyle w:val="Virsraksts3"/>
       </w:pPr>
-      <w:bookmarkStart w:id="20" w:name="_Toc225723245"/>
+      <w:bookmarkStart w:id="21" w:name="_Toc230230080"/>
       <w:r>
         <w:t>Valoda</w:t>
       </w:r>
-      <w:bookmarkEnd w:id="20"/>
+      <w:bookmarkEnd w:id="21"/>
     </w:p>
     <w:p>
       <w:r>
@@ -7954,11 +9132,11 @@
       <w:pPr>
         <w:pStyle w:val="Virsraksts3"/>
       </w:pPr>
-      <w:bookmarkStart w:id="21" w:name="_Toc225723246"/>
+      <w:bookmarkStart w:id="22" w:name="_Toc230230081"/>
       <w:r>
         <w:t>Izstrādes vide</w:t>
       </w:r>
-      <w:bookmarkEnd w:id="21"/>
+      <w:bookmarkEnd w:id="22"/>
     </w:p>
     <w:p>
       <w:r>
@@ -7991,7 +9169,7 @@
       <w:pPr>
         <w:pStyle w:val="Virsraksts3"/>
       </w:pPr>
-      <w:bookmarkStart w:id="22" w:name="_Toc225723247"/>
+      <w:bookmarkStart w:id="23" w:name="_Toc230230082"/>
       <w:r>
         <w:lastRenderedPageBreak/>
         <w:t xml:space="preserve">Versiju kontrole un </w:t>
@@ -8004,7 +9182,7 @@
       <w:r>
         <w:t xml:space="preserve"> mitināšana</w:t>
       </w:r>
-      <w:bookmarkEnd w:id="22"/>
+      <w:bookmarkEnd w:id="23"/>
     </w:p>
     <w:p>
       <w:r>
@@ -8042,11 +9220,11 @@
       <w:pPr>
         <w:pStyle w:val="Virsraksts2"/>
       </w:pPr>
-      <w:bookmarkStart w:id="23" w:name="_Toc225723248"/>
+      <w:bookmarkStart w:id="24" w:name="_Toc230230083"/>
       <w:r>
         <w:t>Iespējamo risinājuma līdzekļu un valodu apraksts</w:t>
       </w:r>
-      <w:bookmarkEnd w:id="23"/>
+      <w:bookmarkEnd w:id="24"/>
     </w:p>
     <w:p>
       <w:r>
@@ -8057,11 +9235,11 @@
       <w:pPr>
         <w:pStyle w:val="Virsraksts3"/>
       </w:pPr>
-      <w:bookmarkStart w:id="24" w:name="_Toc225723249"/>
+      <w:bookmarkStart w:id="25" w:name="_Toc230230084"/>
       <w:r>
         <w:t>Ietvari</w:t>
       </w:r>
-      <w:bookmarkEnd w:id="24"/>
+      <w:bookmarkEnd w:id="25"/>
     </w:p>
     <w:p>
       <w:r>
@@ -8168,11 +9346,11 @@
       <w:pPr>
         <w:pStyle w:val="Virsraksts3"/>
       </w:pPr>
-      <w:bookmarkStart w:id="25" w:name="_Toc225723250"/>
+      <w:bookmarkStart w:id="26" w:name="_Toc230230085"/>
       <w:r>
         <w:t>Valodas</w:t>
       </w:r>
-      <w:bookmarkEnd w:id="25"/>
+      <w:bookmarkEnd w:id="26"/>
     </w:p>
     <w:p>
       <w:r>
@@ -8250,12 +9428,12 @@
       <w:pPr>
         <w:pStyle w:val="Virsraksts3"/>
       </w:pPr>
-      <w:bookmarkStart w:id="26" w:name="_Toc225723251"/>
+      <w:bookmarkStart w:id="27" w:name="_Toc230230086"/>
       <w:r>
         <w:lastRenderedPageBreak/>
         <w:t>Izstrādes vides</w:t>
       </w:r>
-      <w:bookmarkEnd w:id="26"/>
+      <w:bookmarkEnd w:id="27"/>
     </w:p>
     <w:p>
       <w:r>
@@ -8428,11 +9606,11 @@
       <w:pPr>
         <w:pStyle w:val="Virsraksts3"/>
       </w:pPr>
-      <w:bookmarkStart w:id="27" w:name="_Toc225723252"/>
+      <w:bookmarkStart w:id="28" w:name="_Toc230230087"/>
       <w:r>
         <w:t>Versiju kontrole</w:t>
       </w:r>
-      <w:bookmarkEnd w:id="27"/>
+      <w:bookmarkEnd w:id="28"/>
     </w:p>
     <w:p>
       <w:r>
@@ -8520,12 +9698,12 @@
       <w:pPr>
         <w:pStyle w:val="Virsraksts1"/>
       </w:pPr>
-      <w:bookmarkStart w:id="28" w:name="_Toc225723253"/>
+      <w:bookmarkStart w:id="29" w:name="_Toc230230088"/>
       <w:r>
         <w:lastRenderedPageBreak/>
         <w:t>Sistēmas modelēšana un projektēšana</w:t>
       </w:r>
-      <w:bookmarkEnd w:id="28"/>
+      <w:bookmarkEnd w:id="29"/>
     </w:p>
     <w:p>
       <w:r>
@@ -8536,14 +9714,14 @@
       <w:pPr>
         <w:pStyle w:val="Virsraksts2"/>
       </w:pPr>
-      <w:bookmarkStart w:id="29" w:name="_Toc225723254"/>
+      <w:bookmarkStart w:id="30" w:name="_Toc230230089"/>
       <w:r>
         <w:t>Sistēmas struktūras mode</w:t>
       </w:r>
-      <w:bookmarkEnd w:id="29"/>
       <w:r>
         <w:t>ļi</w:t>
       </w:r>
+      <w:bookmarkEnd w:id="30"/>
     </w:p>
     <w:p>
       <w:r>
@@ -8563,11 +9741,10 @@
       <w:pPr>
         <w:pStyle w:val="Virsraksts3"/>
       </w:pPr>
-      <w:bookmarkStart w:id="30" w:name="_Toc225723255"/>
+      <w:bookmarkStart w:id="31" w:name="_Toc230230090"/>
       <w:r>
         <w:t xml:space="preserve">Sistēmas </w:t>
       </w:r>
-      <w:bookmarkEnd w:id="30"/>
       <w:r>
         <w:t xml:space="preserve">pārvaldnieku </w:t>
       </w:r>
@@ -8577,6 +9754,7 @@
       <w:r>
         <w:t>struktūra</w:t>
       </w:r>
+      <w:bookmarkEnd w:id="31"/>
     </w:p>
     <w:p>
       <w:r>
@@ -8763,8 +9941,8 @@
         </w:drawing>
       </w:r>
     </w:p>
-    <w:bookmarkStart w:id="31" w:name="_Ref225695254"/>
-    <w:bookmarkStart w:id="32" w:name="_Ref225695245"/>
+    <w:bookmarkStart w:id="32" w:name="_Ref225695254"/>
+    <w:bookmarkStart w:id="33" w:name="_Ref225695245"/>
     <w:p>
       <w:pPr>
         <w:pStyle w:val="Parakstszemobjekta"/>
@@ -8790,11 +9968,11 @@
       <w:r>
         <w:t>. attēls</w:t>
       </w:r>
-      <w:bookmarkEnd w:id="31"/>
+      <w:bookmarkEnd w:id="32"/>
       <w:r>
         <w:t>. Komponenšu modelis</w:t>
       </w:r>
-      <w:bookmarkEnd w:id="32"/>
+      <w:bookmarkEnd w:id="33"/>
       <w:r>
         <w:t xml:space="preserve"> spēles mezglu saknē</w:t>
       </w:r>
@@ -8828,10 +10006,12 @@
       <w:pPr>
         <w:pStyle w:val="Virsraksts3"/>
       </w:pPr>
+      <w:bookmarkStart w:id="34" w:name="_Toc230230091"/>
       <w:r>
         <w:lastRenderedPageBreak/>
         <w:t>Ainu komponenšu struktūra</w:t>
       </w:r>
+      <w:bookmarkEnd w:id="34"/>
     </w:p>
     <w:p>
       <w:r>
@@ -9009,6 +10189,7 @@
       <w:pPr>
         <w:pStyle w:val="Virsraksts3"/>
       </w:pPr>
+      <w:bookmarkStart w:id="35" w:name="_Toc230230092"/>
       <w:r>
         <w:lastRenderedPageBreak/>
         <w:t>Kartes</w:t>
@@ -9016,6 +10197,7 @@
       <w:r>
         <w:t xml:space="preserve"> komponenšu struktūra</w:t>
       </w:r>
+      <w:bookmarkEnd w:id="35"/>
     </w:p>
     <w:p>
       <w:r>
@@ -9223,10 +10405,12 @@
       <w:pPr>
         <w:pStyle w:val="Virsraksts3"/>
       </w:pPr>
+      <w:bookmarkStart w:id="36" w:name="_Toc230230093"/>
       <w:r>
         <w:lastRenderedPageBreak/>
         <w:t>Sistēmas pārvaldnieku klases</w:t>
       </w:r>
+      <w:bookmarkEnd w:id="36"/>
     </w:p>
     <w:p>
       <w:r>
@@ -9320,10 +10504,12 @@
       <w:pPr>
         <w:pStyle w:val="Virsraksts3"/>
       </w:pPr>
+      <w:bookmarkStart w:id="37" w:name="_Toc230230094"/>
       <w:r>
         <w:lastRenderedPageBreak/>
         <w:t>Ainu klases</w:t>
       </w:r>
+      <w:bookmarkEnd w:id="37"/>
     </w:p>
     <w:p>
       <w:r>
@@ -9478,10 +10664,12 @@
       <w:pPr>
         <w:pStyle w:val="Virsraksts3"/>
       </w:pPr>
+      <w:bookmarkStart w:id="38" w:name="_Toc230230095"/>
       <w:r>
         <w:lastRenderedPageBreak/>
         <w:t>Kartes klase</w:t>
       </w:r>
+      <w:bookmarkEnd w:id="38"/>
     </w:p>
     <w:p>
       <w:r>
@@ -9537,8 +10725,8 @@
           <w:noProof/>
         </w:rPr>
         <w:drawing>
-          <wp:inline distT="0" distB="0" distL="0" distR="0" wp14:anchorId="0CD51D51" wp14:editId="4112FC81">
-            <wp:extent cx="6286500" cy="5324194"/>
+          <wp:inline distT="0" distB="0" distL="0" distR="0" wp14:anchorId="0CD51D51" wp14:editId="09529E9C">
+            <wp:extent cx="6211559" cy="5324194"/>
             <wp:effectExtent l="0" t="0" r="0" b="0"/>
             <wp:docPr id="1214231642" name="Picture 1"/>
             <wp:cNvGraphicFramePr>
@@ -9566,7 +10754,7 @@
                   <pic:spPr>
                     <a:xfrm>
                       <a:off x="0" y="0"/>
-                      <a:ext cx="6300881" cy="5336374"/>
+                      <a:ext cx="6211559" cy="5324194"/>
                     </a:xfrm>
                     <a:prstGeom prst="rect">
                       <a:avLst/>
@@ -9584,13 +10772,7 @@
         <w:pStyle w:val="Parakstszemobjekta"/>
       </w:pPr>
       <w:r>
-        <w:t>6</w:t>
-      </w:r>
-      <w:r>
-        <w:t xml:space="preserve">. attēls. </w:t>
-      </w:r>
-      <w:r>
-        <w:t>Kartes klase</w:t>
+        <w:t>6. attēls. Kartes klase</w:t>
       </w:r>
     </w:p>
     <w:p/>
@@ -9603,6 +10785,7 @@
       <w:pPr>
         <w:pStyle w:val="Virsraksts3"/>
       </w:pPr>
+      <w:bookmarkStart w:id="39" w:name="_Toc230230096"/>
       <w:r>
         <w:lastRenderedPageBreak/>
         <w:t>Objektu</w:t>
@@ -9610,6 +10793,7 @@
       <w:r>
         <w:t xml:space="preserve"> klase</w:t>
       </w:r>
+      <w:bookmarkEnd w:id="39"/>
     </w:p>
     <w:p>
       <w:pPr>
@@ -9625,13 +10809,7 @@
       </w:r>
       <w:proofErr w:type="spellEnd"/>
       <w:r>
-        <w:t>” (</w:t>
-      </w:r>
-      <w:r>
-        <w:t>Objekts</w:t>
-      </w:r>
-      <w:r>
-        <w:t>) klase norāda kartē objektu, kuri var tikt pagriezti, iznīcināti, iestatīt garumus un vairāk īpašību. Šo klasi manto “</w:t>
+        <w:t>” (Objekts) klase norāda kartē objektu, kuri var tikt pagriezti, iznīcināti, iestatīt garumus un vairāk īpašību. Šo klasi manto “</w:t>
       </w:r>
       <w:proofErr w:type="spellStart"/>
       <w:r>
@@ -9678,8 +10856,6 @@
       </w:pPr>
       <w:r>
         <w:tab/>
-      </w:r>
-      <w:r>
         <w:t>Tās klases pamatīpašības ir azimuts, izturība (“</w:t>
       </w:r>
       <w:proofErr w:type="spellStart"/>
@@ -9696,10 +10872,7 @@
       </w:r>
       <w:proofErr w:type="spellEnd"/>
       <w:r>
-        <w:t>”), kura mazina objekta izturības mazināšanas faktoru</w:t>
-      </w:r>
-      <w:r>
-        <w:t>.</w:t>
+        <w:t>”), kura mazina objekta izturības mazināšanas faktoru.</w:t>
       </w:r>
     </w:p>
     <w:p>
@@ -9768,15 +10941,132 @@
         <w:t>7</w:t>
       </w:r>
       <w:r>
+        <w:t>. attēls. Objektu klase un tās mantotāji</w:t>
+      </w:r>
+    </w:p>
+    <w:p/>
+    <w:p/>
+    <w:p>
+      <w:r>
+        <w:t xml:space="preserve"> </w:t>
+      </w:r>
+    </w:p>
+    <w:p/>
+    <w:p/>
+    <w:p/>
+    <w:p>
+      <w:pPr>
+        <w:pStyle w:val="Virsraksts3"/>
+      </w:pPr>
+      <w:bookmarkStart w:id="40" w:name="_Toc230230097"/>
+      <w:r>
+        <w:lastRenderedPageBreak/>
+        <w:t>Lādiņš</w:t>
+      </w:r>
+      <w:bookmarkEnd w:id="40"/>
+    </w:p>
+    <w:p>
+      <w:r>
+        <w:t>L</w:t>
+      </w:r>
+      <w:r>
+        <w:t>ādiņu laukumā (“</w:t>
+      </w:r>
+      <w:proofErr w:type="spellStart"/>
+      <w:r>
+        <w:t>Projectiles</w:t>
+      </w:r>
+      <w:proofErr w:type="spellEnd"/>
+      <w:r>
+        <w:t xml:space="preserve">”) </w:t>
+      </w:r>
+      <w:r>
+        <w:t xml:space="preserve">lādiņiem ir savas īpašības un metodes, lai pēc iespējas </w:t>
+      </w:r>
+      <w:proofErr w:type="spellStart"/>
+      <w:r>
+        <w:t>attainotu</w:t>
+      </w:r>
+      <w:proofErr w:type="spellEnd"/>
+      <w:r>
+        <w:t xml:space="preserve"> lādiņu ballistiku gaisā</w:t>
+      </w:r>
+      <w:r>
+        <w:t xml:space="preserve"> un objektu iznīcināšanu un bojāšanu nolaišanas uz zemes</w:t>
+      </w:r>
+      <w:r>
+        <w:t xml:space="preserve"> (skat. 8. attēlu)</w:t>
+      </w:r>
+    </w:p>
+    <w:p>
+      <w:pPr>
+        <w:keepNext/>
+        <w:ind w:firstLine="0"/>
+        <w:jc w:val="center"/>
+      </w:pPr>
+      <w:r>
+        <w:rPr>
+          <w:noProof/>
+        </w:rPr>
+        <w:drawing>
+          <wp:inline distT="0" distB="0" distL="0" distR="0" wp14:anchorId="3FDF6EC6" wp14:editId="27E1ABDD">
+            <wp:extent cx="2590907" cy="3252655"/>
+            <wp:effectExtent l="0" t="0" r="0" b="5080"/>
+            <wp:docPr id="890849665" name="Picture 1"/>
+            <wp:cNvGraphicFramePr>
+              <a:graphicFrameLocks xmlns:a="http://schemas.openxmlformats.org/drawingml/2006/main" noChangeAspect="1"/>
+            </wp:cNvGraphicFramePr>
+            <a:graphic xmlns:a="http://schemas.openxmlformats.org/drawingml/2006/main">
+              <a:graphicData uri="http://schemas.openxmlformats.org/drawingml/2006/picture">
+                <pic:pic xmlns:pic="http://schemas.openxmlformats.org/drawingml/2006/picture">
+                  <pic:nvPicPr>
+                    <pic:cNvPr id="890849665" name="Picture 1"/>
+                    <pic:cNvPicPr/>
+                  </pic:nvPicPr>
+                  <pic:blipFill>
+                    <a:blip r:embed="rId17">
+                      <a:extLst>
+                        <a:ext uri="{28A0092B-C50C-407E-A947-70E740481C1C}">
+                          <a14:useLocalDpi xmlns:a14="http://schemas.microsoft.com/office/drawing/2010/main" val="0"/>
+                        </a:ext>
+                      </a:extLst>
+                    </a:blip>
+                    <a:stretch>
+                      <a:fillRect/>
+                    </a:stretch>
+                  </pic:blipFill>
+                  <pic:spPr>
+                    <a:xfrm>
+                      <a:off x="0" y="0"/>
+                      <a:ext cx="2590907" cy="3252655"/>
+                    </a:xfrm>
+                    <a:prstGeom prst="rect">
+                      <a:avLst/>
+                    </a:prstGeom>
+                  </pic:spPr>
+                </pic:pic>
+              </a:graphicData>
+            </a:graphic>
+          </wp:inline>
+        </w:drawing>
+      </w:r>
+    </w:p>
+    <w:p>
+      <w:pPr>
+        <w:pStyle w:val="Parakstszemobjekta"/>
+      </w:pPr>
+      <w:r>
+        <w:t>8</w:t>
+      </w:r>
+      <w:r>
         <w:t xml:space="preserve">. attēls. </w:t>
       </w:r>
       <w:r>
-        <w:t>Objektu klase un tās mantotāji</w:t>
-      </w:r>
-    </w:p>
-    <w:p>
-      <w:pPr>
-        <w:ind w:firstLine="0"/>
+        <w:t>Lādiņa klases metodes un pamatīpašības</w:t>
+      </w:r>
+    </w:p>
+    <w:p>
+      <w:pPr>
         <w:sectPr>
           <w:pgSz w:w="12240" w:h="15840"/>
           <w:pgMar w:top="1134" w:right="1134" w:bottom="1134" w:left="1418" w:header="709" w:footer="709" w:gutter="0"/>
@@ -9789,12 +11079,12 @@
       <w:pPr>
         <w:pStyle w:val="Virsraksts2"/>
       </w:pPr>
-      <w:bookmarkStart w:id="33" w:name="_Toc225723257"/>
+      <w:bookmarkStart w:id="41" w:name="_Toc230230098"/>
       <w:r>
         <w:lastRenderedPageBreak/>
         <w:t>Funkcionālie un dinamiskie modeļi</w:t>
       </w:r>
-      <w:bookmarkEnd w:id="33"/>
+      <w:bookmarkEnd w:id="41"/>
     </w:p>
     <w:p>
       <w:r>
@@ -9805,19 +11095,18 @@
       <w:pPr>
         <w:pStyle w:val="Virsraksts3"/>
       </w:pPr>
-      <w:r>
-        <w:t>Ai</w:t>
-      </w:r>
-      <w:r>
-        <w:t>nu stadiju gaita</w:t>
-      </w:r>
+      <w:bookmarkStart w:id="42" w:name="_Toc230230099"/>
+      <w:r>
+        <w:t>Ainu stadiju gaita</w:t>
+      </w:r>
+      <w:bookmarkEnd w:id="42"/>
     </w:p>
     <w:p>
       <w:r>
         <w:t xml:space="preserve">Šī gaita precizē, kā ainas tiek pārslēgtas pēc nosacījumiem un kādā secībā (skat. </w:t>
       </w:r>
       <w:r>
-        <w:t>8</w:t>
+        <w:t>9</w:t>
       </w:r>
       <w:r>
         <w:t>. attēlu).</w:t>
@@ -9848,7 +11137,7 @@
                     <pic:cNvPicPr/>
                   </pic:nvPicPr>
                   <pic:blipFill>
-                    <a:blip r:embed="rId17">
+                    <a:blip r:embed="rId18">
                       <a:extLst>
                         <a:ext uri="{28A0092B-C50C-407E-A947-70E740481C1C}">
                           <a14:useLocalDpi xmlns:a14="http://schemas.microsoft.com/office/drawing/2010/main" val="0"/>
@@ -9880,7 +11169,7 @@
         <w:pStyle w:val="Parakstszemobjekta"/>
       </w:pPr>
       <w:r>
-        <w:t>8</w:t>
+        <w:t>9</w:t>
       </w:r>
       <w:r>
         <w:t>. attēls. Ainas stadiju gaita</w:t>
@@ -9890,9 +11179,11 @@
       <w:pPr>
         <w:pStyle w:val="Virsraksts3"/>
       </w:pPr>
+      <w:bookmarkStart w:id="43" w:name="_Toc230230100"/>
       <w:r>
         <w:t>Spēles laukuma stadijas</w:t>
       </w:r>
+      <w:bookmarkEnd w:id="43"/>
     </w:p>
     <w:p>
       <w:r>
@@ -9905,7 +11196,7 @@
         <w:t xml:space="preserve"> (skat. </w:t>
       </w:r>
       <w:r>
-        <w:t>9</w:t>
+        <w:t>10</w:t>
       </w:r>
       <w:r>
         <w:t>. attēlu).</w:t>
@@ -9937,7 +11228,7 @@
                     <pic:cNvPicPr/>
                   </pic:nvPicPr>
                   <pic:blipFill>
-                    <a:blip r:embed="rId18">
+                    <a:blip r:embed="rId19">
                       <a:extLst>
                         <a:ext uri="{28A0092B-C50C-407E-A947-70E740481C1C}">
                           <a14:useLocalDpi xmlns:a14="http://schemas.microsoft.com/office/drawing/2010/main" val="0"/>
@@ -9969,7 +11260,7 @@
         <w:pStyle w:val="Parakstszemobjekta"/>
       </w:pPr>
       <w:r>
-        <w:t>9</w:t>
+        <w:t>10</w:t>
       </w:r>
       <w:r>
         <w:t>. attēls. Spēles laukuma stadijas</w:t>
@@ -9990,27 +11281,47 @@
       <w:pPr>
         <w:pStyle w:val="Virsraksts2"/>
       </w:pPr>
-      <w:bookmarkStart w:id="34" w:name="_Toc225723258"/>
+      <w:bookmarkStart w:id="44" w:name="_Toc230230101"/>
       <w:r>
         <w:lastRenderedPageBreak/>
         <w:t>Datu struktūru apraksts</w:t>
       </w:r>
-      <w:bookmarkEnd w:id="34"/>
+      <w:bookmarkEnd w:id="44"/>
+    </w:p>
+    <w:p>
+      <w:r>
+        <w:t>Šī sadaļa precizēs klašu objektus, kurus izmantoja definētās klases 4.1. sadaļā</w:t>
+      </w:r>
     </w:p>
     <w:p>
       <w:pPr>
         <w:pStyle w:val="Virsraksts3"/>
       </w:pPr>
-      <w:proofErr w:type="spellStart"/>
-      <w:r>
-        <w:t>Enumerācijas</w:t>
-      </w:r>
-      <w:proofErr w:type="spellEnd"/>
-    </w:p>
-    <w:p>
-      <w:pPr>
-        <w:keepNext/>
-        <w:ind w:firstLine="0"/>
+      <w:bookmarkStart w:id="45" w:name="_Toc230230102"/>
+      <w:r>
+        <w:t>Līmeņu kopa un līmeņa īpašības</w:t>
+      </w:r>
+      <w:bookmarkEnd w:id="45"/>
+    </w:p>
+    <w:p>
+      <w:r>
+        <w:t>Karšu dati tiek glabāti līmeņos, kuri nosaka secību līmeņu kopā. Līmeņiem un tās kopām var būt papildus īpašības</w:t>
+      </w:r>
+      <w:r>
+        <w:t xml:space="preserve"> (skat. 1</w:t>
+      </w:r>
+      <w:r>
+        <w:t>1</w:t>
+      </w:r>
+      <w:r>
+        <w:t>. attēlu)</w:t>
+      </w:r>
+      <w:r>
+        <w:t>.</w:t>
+      </w:r>
+    </w:p>
+    <w:p>
+      <w:pPr>
         <w:jc w:val="center"/>
       </w:pPr>
       <w:r>
@@ -10018,10 +11329,10 @@
           <w:noProof/>
         </w:rPr>
         <w:drawing>
-          <wp:inline distT="0" distB="0" distL="0" distR="0" wp14:anchorId="39EE9166" wp14:editId="6D579B4B">
-            <wp:extent cx="3733800" cy="3733800"/>
-            <wp:effectExtent l="0" t="0" r="0" b="0"/>
-            <wp:docPr id="678940417" name="Picture 4"/>
+          <wp:inline distT="0" distB="0" distL="0" distR="0" wp14:anchorId="1890F284" wp14:editId="13B165CC">
+            <wp:extent cx="2867025" cy="944880"/>
+            <wp:effectExtent l="0" t="0" r="9525" b="7620"/>
+            <wp:docPr id="1181671786" name="Picture 5"/>
             <wp:cNvGraphicFramePr>
               <a:graphicFrameLocks xmlns:a="http://schemas.openxmlformats.org/drawingml/2006/main" noChangeAspect="1"/>
             </wp:cNvGraphicFramePr>
@@ -10029,11 +11340,404 @@
               <a:graphicData uri="http://schemas.openxmlformats.org/drawingml/2006/picture">
                 <pic:pic xmlns:pic="http://schemas.openxmlformats.org/drawingml/2006/picture">
                   <pic:nvPicPr>
-                    <pic:cNvPr id="678940417" name="Picture 678940417"/>
+                    <pic:cNvPr id="1181671786" name="Picture 5"/>
+                    <pic:cNvPicPr/>
+                  </pic:nvPicPr>
+                  <pic:blipFill rotWithShape="1">
+                    <a:blip r:embed="rId20">
+                      <a:extLst>
+                        <a:ext uri="{28A0092B-C50C-407E-A947-70E740481C1C}">
+                          <a14:useLocalDpi xmlns:a14="http://schemas.microsoft.com/office/drawing/2010/main" val="0"/>
+                        </a:ext>
+                      </a:extLst>
+                    </a:blip>
+                    <a:srcRect r="33259"/>
+                    <a:stretch>
+                      <a:fillRect/>
+                    </a:stretch>
+                  </pic:blipFill>
+                  <pic:spPr bwMode="auto">
+                    <a:xfrm>
+                      <a:off x="0" y="0"/>
+                      <a:ext cx="2867071" cy="944895"/>
+                    </a:xfrm>
+                    <a:prstGeom prst="rect">
+                      <a:avLst/>
+                    </a:prstGeom>
+                    <a:ln>
+                      <a:noFill/>
+                    </a:ln>
+                    <a:extLst>
+                      <a:ext uri="{53640926-AAD7-44D8-BBD7-CCE9431645EC}">
+                        <a14:shadowObscured xmlns:a14="http://schemas.microsoft.com/office/drawing/2010/main"/>
+                      </a:ext>
+                    </a:extLst>
+                  </pic:spPr>
+                </pic:pic>
+              </a:graphicData>
+            </a:graphic>
+          </wp:inline>
+        </w:drawing>
+      </w:r>
+    </w:p>
+    <w:p>
+      <w:pPr>
+        <w:pStyle w:val="Parakstszemobjekta"/>
+      </w:pPr>
+      <w:r>
+        <w:t>11</w:t>
+      </w:r>
+      <w:r>
+        <w:t xml:space="preserve">. attēls. </w:t>
+      </w:r>
+      <w:r>
+        <w:t>Līmeņu kopa un līmeņu īpašības</w:t>
+      </w:r>
+    </w:p>
+    <w:p>
+      <w:pPr>
+        <w:pStyle w:val="Virsraksts3"/>
+      </w:pPr>
+      <w:bookmarkStart w:id="46" w:name="_Toc230230103"/>
+      <w:r>
+        <w:t>Līmeņa punkti</w:t>
+      </w:r>
+      <w:bookmarkEnd w:id="46"/>
+    </w:p>
+    <w:p>
+      <w:r>
+        <w:t>Pēc uzvaras spēles laukumā punkti tiek glabāti progresa failā, lai sekotu līdzi, kuri līmeņi var tikt atslēgti un būt pieejamiem spēlētājam (skat. 1</w:t>
+      </w:r>
+      <w:r>
+        <w:t>2</w:t>
+      </w:r>
+      <w:r>
+        <w:t>. attēlu).</w:t>
+      </w:r>
+    </w:p>
+    <w:p>
+      <w:pPr>
+        <w:jc w:val="center"/>
+      </w:pPr>
+      <w:r>
+        <w:rPr>
+          <w:noProof/>
+        </w:rPr>
+        <w:drawing>
+          <wp:inline distT="0" distB="0" distL="0" distR="0" wp14:anchorId="7B7B8E55" wp14:editId="191F734E">
+            <wp:extent cx="1457325" cy="447675"/>
+            <wp:effectExtent l="0" t="0" r="0" b="9525"/>
+            <wp:docPr id="2009787560" name="Picture 5"/>
+            <wp:cNvGraphicFramePr>
+              <a:graphicFrameLocks xmlns:a="http://schemas.openxmlformats.org/drawingml/2006/main" noChangeAspect="1"/>
+            </wp:cNvGraphicFramePr>
+            <a:graphic xmlns:a="http://schemas.openxmlformats.org/drawingml/2006/main">
+              <a:graphicData uri="http://schemas.openxmlformats.org/drawingml/2006/picture">
+                <pic:pic xmlns:pic="http://schemas.openxmlformats.org/drawingml/2006/picture">
+                  <pic:nvPicPr>
+                    <pic:cNvPr id="1181671786" name="Picture 5"/>
+                    <pic:cNvPicPr/>
+                  </pic:nvPicPr>
+                  <pic:blipFill rotWithShape="1">
+                    <a:blip r:embed="rId20">
+                      <a:extLst>
+                        <a:ext uri="{28A0092B-C50C-407E-A947-70E740481C1C}">
+                          <a14:useLocalDpi xmlns:a14="http://schemas.microsoft.com/office/drawing/2010/main" val="0"/>
+                        </a:ext>
+                      </a:extLst>
+                    </a:blip>
+                    <a:srcRect l="68736" r="-2660" b="52621"/>
+                    <a:stretch>
+                      <a:fillRect/>
+                    </a:stretch>
+                  </pic:blipFill>
+                  <pic:spPr bwMode="auto">
+                    <a:xfrm>
+                      <a:off x="0" y="0"/>
+                      <a:ext cx="1457349" cy="447682"/>
+                    </a:xfrm>
+                    <a:prstGeom prst="rect">
+                      <a:avLst/>
+                    </a:prstGeom>
+                    <a:ln>
+                      <a:noFill/>
+                    </a:ln>
+                    <a:extLst>
+                      <a:ext uri="{53640926-AAD7-44D8-BBD7-CCE9431645EC}">
+                        <a14:shadowObscured xmlns:a14="http://schemas.microsoft.com/office/drawing/2010/main"/>
+                      </a:ext>
+                    </a:extLst>
+                  </pic:spPr>
+                </pic:pic>
+              </a:graphicData>
+            </a:graphic>
+          </wp:inline>
+        </w:drawing>
+      </w:r>
+    </w:p>
+    <w:p>
+      <w:pPr>
+        <w:pStyle w:val="Parakstszemobjekta"/>
+      </w:pPr>
+      <w:r>
+        <w:t>1</w:t>
+      </w:r>
+      <w:r>
+        <w:t>2</w:t>
+      </w:r>
+      <w:r>
+        <w:t xml:space="preserve">. attēls. Līmeņu </w:t>
+      </w:r>
+      <w:r>
+        <w:t>punkti</w:t>
+      </w:r>
+    </w:p>
+    <w:p>
+      <w:pPr>
+        <w:ind w:firstLine="0"/>
+      </w:pPr>
+    </w:p>
+    <w:p>
+      <w:pPr>
+        <w:ind w:firstLine="0"/>
+      </w:pPr>
+    </w:p>
+    <w:p>
+      <w:pPr>
+        <w:ind w:firstLine="0"/>
+      </w:pPr>
+    </w:p>
+    <w:p>
+      <w:pPr>
+        <w:ind w:firstLine="0"/>
+      </w:pPr>
+    </w:p>
+    <w:p>
+      <w:pPr>
+        <w:ind w:firstLine="0"/>
+      </w:pPr>
+    </w:p>
+    <w:p>
+      <w:pPr>
+        <w:ind w:firstLine="0"/>
+      </w:pPr>
+    </w:p>
+    <w:p>
+      <w:pPr>
+        <w:ind w:firstLine="0"/>
+      </w:pPr>
+    </w:p>
+    <w:p>
+      <w:pPr>
+        <w:ind w:firstLine="0"/>
+      </w:pPr>
+    </w:p>
+    <w:p>
+      <w:pPr>
+        <w:ind w:firstLine="0"/>
+      </w:pPr>
+    </w:p>
+    <w:p>
+      <w:pPr>
+        <w:ind w:firstLine="0"/>
+      </w:pPr>
+    </w:p>
+    <w:p>
+      <w:pPr>
+        <w:ind w:firstLine="0"/>
+      </w:pPr>
+    </w:p>
+    <w:p>
+      <w:pPr>
+        <w:pStyle w:val="Virsraksts3"/>
+      </w:pPr>
+      <w:bookmarkStart w:id="47" w:name="_Toc230230104"/>
+      <w:r>
+        <w:lastRenderedPageBreak/>
+        <w:t xml:space="preserve">Kartes un tās </w:t>
+      </w:r>
+      <w:proofErr w:type="spellStart"/>
+      <w:r>
+        <w:t>apakškomponenšu</w:t>
+      </w:r>
+      <w:proofErr w:type="spellEnd"/>
+      <w:r>
+        <w:t xml:space="preserve"> dati</w:t>
+      </w:r>
+      <w:bookmarkEnd w:id="47"/>
+    </w:p>
+    <w:p>
+      <w:r>
+        <w:t>Kartes glabā pamatinformāciju</w:t>
+      </w:r>
+      <w:r>
+        <w:t>, piemēram, ailes izmēru, augstumu un sarežģīšanas iespējas</w:t>
+      </w:r>
+      <w:r>
+        <w:t xml:space="preserve">, kurus izmantos tās visas tās </w:t>
+      </w:r>
+      <w:proofErr w:type="spellStart"/>
+      <w:r>
+        <w:t>apakškomponentes</w:t>
+      </w:r>
+      <w:proofErr w:type="spellEnd"/>
+      <w:r>
+        <w:t>, kuras no dažam var būt savi dati glabāti kartes datos, it īpaši slāņu komponentēm (skat. 1</w:t>
+      </w:r>
+      <w:r>
+        <w:t>3</w:t>
+      </w:r>
+      <w:r>
+        <w:t>. attēlu).</w:t>
+      </w:r>
+    </w:p>
+    <w:p>
+      <w:pPr>
+        <w:jc w:val="center"/>
+      </w:pPr>
+      <w:r>
+        <w:rPr>
+          <w:noProof/>
+        </w:rPr>
+        <w:drawing>
+          <wp:inline distT="0" distB="0" distL="0" distR="0" wp14:anchorId="2BF9B0AA" wp14:editId="4636703C">
+            <wp:extent cx="4711875" cy="3705225"/>
+            <wp:effectExtent l="0" t="0" r="0" b="0"/>
+            <wp:docPr id="765263167" name="Picture 5"/>
+            <wp:cNvGraphicFramePr>
+              <a:graphicFrameLocks xmlns:a="http://schemas.openxmlformats.org/drawingml/2006/main" noChangeAspect="1"/>
+            </wp:cNvGraphicFramePr>
+            <a:graphic xmlns:a="http://schemas.openxmlformats.org/drawingml/2006/main">
+              <a:graphicData uri="http://schemas.openxmlformats.org/drawingml/2006/picture">
+                <pic:pic xmlns:pic="http://schemas.openxmlformats.org/drawingml/2006/picture">
+                  <pic:nvPicPr>
+                    <pic:cNvPr id="765263167" name="Picture 5"/>
+                    <pic:cNvPicPr/>
+                  </pic:nvPicPr>
+                  <pic:blipFill rotWithShape="1">
+                    <a:blip r:embed="rId21">
+                      <a:extLst>
+                        <a:ext uri="{28A0092B-C50C-407E-A947-70E740481C1C}">
+                          <a14:useLocalDpi xmlns:a14="http://schemas.microsoft.com/office/drawing/2010/main" val="0"/>
+                        </a:ext>
+                      </a:extLst>
+                    </a:blip>
+                    <a:srcRect t="-2796" b="84"/>
+                    <a:stretch>
+                      <a:fillRect/>
+                    </a:stretch>
+                  </pic:blipFill>
+                  <pic:spPr bwMode="auto">
+                    <a:xfrm>
+                      <a:off x="0" y="0"/>
+                      <a:ext cx="4720579" cy="3712069"/>
+                    </a:xfrm>
+                    <a:prstGeom prst="rect">
+                      <a:avLst/>
+                    </a:prstGeom>
+                    <a:ln>
+                      <a:noFill/>
+                    </a:ln>
+                    <a:extLst>
+                      <a:ext uri="{53640926-AAD7-44D8-BBD7-CCE9431645EC}">
+                        <a14:shadowObscured xmlns:a14="http://schemas.microsoft.com/office/drawing/2010/main"/>
+                      </a:ext>
+                    </a:extLst>
+                  </pic:spPr>
+                </pic:pic>
+              </a:graphicData>
+            </a:graphic>
+          </wp:inline>
+        </w:drawing>
+      </w:r>
+    </w:p>
+    <w:p>
+      <w:pPr>
+        <w:pStyle w:val="Parakstszemobjekta"/>
+      </w:pPr>
+      <w:r>
+        <w:t>1</w:t>
+      </w:r>
+      <w:r>
+        <w:t>3</w:t>
+      </w:r>
+      <w:r>
+        <w:t xml:space="preserve">. attēls. </w:t>
+      </w:r>
+      <w:r>
+        <w:t xml:space="preserve">Kartes un </w:t>
+      </w:r>
+      <w:proofErr w:type="spellStart"/>
+      <w:r>
+        <w:t>apakškomponenšu</w:t>
+      </w:r>
+      <w:proofErr w:type="spellEnd"/>
+      <w:r>
+        <w:t xml:space="preserve"> dati</w:t>
+      </w:r>
+    </w:p>
+    <w:p>
+      <w:pPr>
+        <w:pStyle w:val="Virsraksts3"/>
+      </w:pPr>
+      <w:bookmarkStart w:id="48" w:name="_Toc230230105"/>
+      <w:r>
+        <w:t xml:space="preserve">Kartes </w:t>
+      </w:r>
+      <w:r>
+        <w:t>objektu un tās mantotāju īpašības</w:t>
+      </w:r>
+      <w:bookmarkEnd w:id="48"/>
+    </w:p>
+    <w:p>
+      <w:r>
+        <w:t>Slāņa ”</w:t>
+      </w:r>
+      <w:proofErr w:type="spellStart"/>
+      <w:r>
+        <w:t>Entities</w:t>
+      </w:r>
+      <w:proofErr w:type="spellEnd"/>
+      <w:r>
+        <w:t>” objektiem ir kopīgas nemaināmās īpašības, kurus izmanto paši slāņu objekti un citas klases pieejot tiem (skat. 1</w:t>
+      </w:r>
+      <w:r>
+        <w:t>4</w:t>
+      </w:r>
+      <w:r>
+        <w:t>. attēlu).</w:t>
+      </w:r>
+      <w:r>
+        <w:t xml:space="preserve"> </w:t>
+      </w:r>
+    </w:p>
+    <w:p>
+      <w:pPr>
+        <w:keepNext/>
+        <w:ind w:firstLine="0"/>
+        <w:jc w:val="center"/>
+      </w:pPr>
+      <w:r>
+        <w:rPr>
+          <w:noProof/>
+        </w:rPr>
+        <w:drawing>
+          <wp:inline distT="0" distB="0" distL="0" distR="0" wp14:anchorId="3E1479C0" wp14:editId="51FE2EE6">
+            <wp:extent cx="2586288" cy="2200275"/>
+            <wp:effectExtent l="0" t="0" r="5080" b="0"/>
+            <wp:docPr id="539535502" name="Picture 5"/>
+            <wp:cNvGraphicFramePr>
+              <a:graphicFrameLocks xmlns:a="http://schemas.openxmlformats.org/drawingml/2006/main" noChangeAspect="1"/>
+            </wp:cNvGraphicFramePr>
+            <a:graphic xmlns:a="http://schemas.openxmlformats.org/drawingml/2006/main">
+              <a:graphicData uri="http://schemas.openxmlformats.org/drawingml/2006/picture">
+                <pic:pic xmlns:pic="http://schemas.openxmlformats.org/drawingml/2006/picture">
+                  <pic:nvPicPr>
+                    <pic:cNvPr id="539535502" name="Picture 5"/>
                     <pic:cNvPicPr/>
                   </pic:nvPicPr>
                   <pic:blipFill>
-                    <a:blip r:embed="rId19">
+                    <a:blip r:embed="rId22">
                       <a:extLst>
                         <a:ext uri="{28A0092B-C50C-407E-A947-70E740481C1C}">
                           <a14:useLocalDpi xmlns:a14="http://schemas.microsoft.com/office/drawing/2010/main" val="0"/>
@@ -10047,7 +11751,7 @@
                   <pic:spPr>
                     <a:xfrm>
                       <a:off x="0" y="0"/>
-                      <a:ext cx="3733800" cy="3733800"/>
+                      <a:ext cx="2586288" cy="2200275"/>
                     </a:xfrm>
                     <a:prstGeom prst="rect">
                       <a:avLst/>
@@ -10064,146 +11768,47 @@
       <w:pPr>
         <w:pStyle w:val="Parakstszemobjekta"/>
       </w:pPr>
-      <w:fldSimple w:instr=" SEQ attēls \* ARABIC ">
-        <w:r>
-          <w:rPr>
-            <w:noProof/>
-          </w:rPr>
-          <w:t>8</w:t>
-        </w:r>
-      </w:fldSimple>
-      <w:r>
-        <w:t xml:space="preserve">. attēls. Saknes mezgla </w:t>
-      </w:r>
-      <w:proofErr w:type="spellStart"/>
-      <w:r>
-        <w:t>enumerācijas</w:t>
-      </w:r>
-      <w:proofErr w:type="spellEnd"/>
-    </w:p>
-    <w:p>
-      <w:pPr>
-        <w:keepNext/>
-        <w:ind w:firstLine="0"/>
-        <w:jc w:val="center"/>
-      </w:pPr>
-      <w:r>
-        <w:rPr>
-          <w:noProof/>
-        </w:rPr>
-        <w:drawing>
-          <wp:inline distT="0" distB="0" distL="0" distR="0" wp14:anchorId="6868AF71" wp14:editId="47ABCC9F">
-            <wp:extent cx="4295775" cy="2200275"/>
-            <wp:effectExtent l="0" t="0" r="9525" b="9525"/>
-            <wp:docPr id="539535502" name="Picture 5"/>
-            <wp:cNvGraphicFramePr>
-              <a:graphicFrameLocks xmlns:a="http://schemas.openxmlformats.org/drawingml/2006/main" noChangeAspect="1"/>
-            </wp:cNvGraphicFramePr>
-            <a:graphic xmlns:a="http://schemas.openxmlformats.org/drawingml/2006/main">
-              <a:graphicData uri="http://schemas.openxmlformats.org/drawingml/2006/picture">
-                <pic:pic xmlns:pic="http://schemas.openxmlformats.org/drawingml/2006/picture">
-                  <pic:nvPicPr>
-                    <pic:cNvPr id="539535502" name="Picture 539535502"/>
-                    <pic:cNvPicPr/>
-                  </pic:nvPicPr>
-                  <pic:blipFill>
-                    <a:blip r:embed="rId20">
-                      <a:extLst>
-                        <a:ext uri="{28A0092B-C50C-407E-A947-70E740481C1C}">
-                          <a14:useLocalDpi xmlns:a14="http://schemas.microsoft.com/office/drawing/2010/main" val="0"/>
-                        </a:ext>
-                      </a:extLst>
-                    </a:blip>
-                    <a:stretch>
-                      <a:fillRect/>
-                    </a:stretch>
-                  </pic:blipFill>
-                  <pic:spPr>
-                    <a:xfrm>
-                      <a:off x="0" y="0"/>
-                      <a:ext cx="4295775" cy="2200275"/>
-                    </a:xfrm>
-                    <a:prstGeom prst="rect">
-                      <a:avLst/>
-                    </a:prstGeom>
-                  </pic:spPr>
-                </pic:pic>
-              </a:graphicData>
-            </a:graphic>
-          </wp:inline>
-        </w:drawing>
-      </w:r>
-    </w:p>
-    <w:p>
-      <w:pPr>
-        <w:pStyle w:val="Parakstszemobjekta"/>
-        <w:sectPr>
-          <w:pgSz w:w="12240" w:h="15840"/>
-          <w:pgMar w:top="1134" w:right="1134" w:bottom="1134" w:left="1418" w:header="709" w:footer="709" w:gutter="0"/>
-          <w:cols w:space="708"/>
-          <w:docGrid w:linePitch="360"/>
-        </w:sectPr>
-      </w:pPr>
-      <w:fldSimple w:instr=" SEQ attēls \* ARABIC ">
-        <w:r>
-          <w:rPr>
-            <w:noProof/>
-          </w:rPr>
-          <w:t>9</w:t>
-        </w:r>
-      </w:fldSimple>
-      <w:r>
-        <w:t xml:space="preserve">. attēls. Kartes laukuma </w:t>
-      </w:r>
-      <w:proofErr w:type="spellStart"/>
-      <w:r>
-        <w:t>enumerācijas</w:t>
-      </w:r>
-      <w:proofErr w:type="spellEnd"/>
-    </w:p>
-    <w:p>
-      <w:pPr>
-        <w:pStyle w:val="Virsraksts3"/>
-        <w:numPr>
-          <w:ilvl w:val="0"/>
-          <w:numId w:val="0"/>
-        </w:numPr>
-      </w:pPr>
-    </w:p>
-    <w:p>
-      <w:pPr>
-        <w:jc w:val="center"/>
-      </w:pPr>
+      <w:r>
+        <w:t>14</w:t>
+      </w:r>
+      <w:r>
+        <w:t xml:space="preserve">. attēls. </w:t>
+      </w:r>
+      <w:r>
+        <w:t>Kartes objektu īpašības</w:t>
+      </w:r>
     </w:p>
     <w:p>
       <w:pPr>
         <w:pStyle w:val="Virsraksts1"/>
       </w:pPr>
-      <w:bookmarkStart w:id="35" w:name="_Toc225723259"/>
+      <w:bookmarkStart w:id="49" w:name="_Toc230230106"/>
       <w:r>
         <w:lastRenderedPageBreak/>
         <w:t>Lietotāju ceļvedis</w:t>
       </w:r>
-      <w:bookmarkEnd w:id="35"/>
+      <w:bookmarkEnd w:id="49"/>
     </w:p>
     <w:p>
       <w:pPr>
         <w:pStyle w:val="Virsraksts1"/>
       </w:pPr>
-      <w:bookmarkStart w:id="36" w:name="_Toc225723260"/>
+      <w:bookmarkStart w:id="50" w:name="_Toc230230107"/>
       <w:r>
         <w:lastRenderedPageBreak/>
         <w:t>Testēšanas dokumentācija</w:t>
       </w:r>
-      <w:bookmarkEnd w:id="36"/>
+      <w:bookmarkEnd w:id="50"/>
     </w:p>
     <w:p>
       <w:pPr>
         <w:pStyle w:val="Virsraksts2"/>
       </w:pPr>
+      <w:bookmarkStart w:id="51" w:name="_Toc230230108"/>
       <w:r>
         <w:t>Metodoloģija</w:t>
       </w:r>
+      <w:bookmarkEnd w:id="51"/>
     </w:p>
     <w:p>
       <w:r>
@@ -10244,9 +11849,11 @@
       <w:pPr>
         <w:pStyle w:val="Virsraksts2"/>
       </w:pPr>
+      <w:bookmarkStart w:id="52" w:name="_Toc230230109"/>
       <w:r>
         <w:t>Testpiemēri</w:t>
       </w:r>
+      <w:bookmarkEnd w:id="52"/>
     </w:p>
     <w:p>
       <w:r>
@@ -16440,6 +18047,46 @@
       <w:szCs w:val="20"/>
     </w:rPr>
   </w:style>
+  <w:style w:type="paragraph" w:styleId="Vresteksts">
+    <w:name w:val="footnote text"/>
+    <w:basedOn w:val="Parasts"/>
+    <w:link w:val="VrestekstsRakstz"/>
+    <w:uiPriority w:val="99"/>
+    <w:semiHidden/>
+    <w:unhideWhenUsed/>
+    <w:rsid w:val="004E3495"/>
+    <w:pPr>
+      <w:spacing w:line="240" w:lineRule="auto"/>
+    </w:pPr>
+    <w:rPr>
+      <w:sz w:val="20"/>
+      <w:szCs w:val="20"/>
+    </w:rPr>
+  </w:style>
+  <w:style w:type="character" w:customStyle="1" w:styleId="VrestekstsRakstz">
+    <w:name w:val="Vēres teksts Rakstz."/>
+    <w:basedOn w:val="Noklusjumarindkopasfonts"/>
+    <w:link w:val="Vresteksts"/>
+    <w:uiPriority w:val="99"/>
+    <w:semiHidden/>
+    <w:rsid w:val="004E3495"/>
+    <w:rPr>
+      <w:rFonts w:ascii="Times New Roman" w:hAnsi="Times New Roman" w:cs="Times New Roman"/>
+      <w:sz w:val="20"/>
+      <w:szCs w:val="20"/>
+    </w:rPr>
+  </w:style>
+  <w:style w:type="character" w:styleId="Vresatsauce">
+    <w:name w:val="footnote reference"/>
+    <w:basedOn w:val="Noklusjumarindkopasfonts"/>
+    <w:uiPriority w:val="99"/>
+    <w:semiHidden/>
+    <w:unhideWhenUsed/>
+    <w:rsid w:val="004E3495"/>
+    <w:rPr>
+      <w:vertAlign w:val="superscript"/>
+    </w:rPr>
+  </w:style>
 </w:styles>
 </file>
 

--- a/Documentation/Dokumentācija.docx
+++ b/Documentation/Dokumentācija.docx
@@ -112,13 +112,8 @@
       </w:r>
       <w:r>
         <w:br/>
-        <w:t xml:space="preserve">Skolotājs, Kristaps </w:t>
-      </w:r>
-      <w:proofErr w:type="spellStart"/>
-      <w:r>
-        <w:t>Rāvalds</w:t>
-      </w:r>
-      <w:proofErr w:type="spellEnd"/>
+        <w:t>Skolotājs, Kristaps Rāvalds</w:t>
+      </w:r>
     </w:p>
     <w:p>
       <w:pPr>
@@ -4510,15 +4505,7 @@
         <w:t xml:space="preserve">, kā arī </w:t>
       </w:r>
       <w:r>
-        <w:t xml:space="preserve">kādas datorspēlēs var iekļaut funkcionalitātes, kuras nav nepieciešams vai novērsošas projektam un tās izmantošanai kā </w:t>
-      </w:r>
-      <w:proofErr w:type="spellStart"/>
-      <w:r>
-        <w:t>pamatzināšanu</w:t>
-      </w:r>
-      <w:proofErr w:type="spellEnd"/>
-      <w:r>
-        <w:t xml:space="preserve"> apmācības materiālam.</w:t>
+        <w:t>kādas datorspēlēs var iekļaut funkcionalitātes, kuras nav nepieciešams vai novērsošas projektam un tās izmantošanai kā pamatzināšanu apmācības materiālam.</w:t>
       </w:r>
     </w:p>
     <w:p>
@@ -4633,15 +4620,7 @@
         <w:t xml:space="preserve"> </w:t>
       </w:r>
       <w:r>
-        <w:t xml:space="preserve">Pēc izstrādes šis projekts ar tās </w:t>
-      </w:r>
-      <w:proofErr w:type="spellStart"/>
-      <w:r>
-        <w:t>avotkodu</w:t>
-      </w:r>
-      <w:proofErr w:type="spellEnd"/>
-      <w:r>
-        <w:t xml:space="preserve"> tiek kompilēts datorsistēmas platformās kā </w:t>
+        <w:t xml:space="preserve">Pēc izstrādes šis projekts ar tās avotkodu tiek kompilēts datorsistēmas platformās kā </w:t>
       </w:r>
       <w:r>
         <w:rPr>
@@ -4653,7 +4632,6 @@
       <w:r>
         <w:t xml:space="preserve"> un </w:t>
       </w:r>
-      <w:proofErr w:type="spellStart"/>
       <w:r>
         <w:rPr>
           <w:i/>
@@ -4661,7 +4639,6 @@
         </w:rPr>
         <w:t>Linux</w:t>
       </w:r>
-      <w:proofErr w:type="spellEnd"/>
       <w:r>
         <w:t xml:space="preserve"> vidē.</w:t>
       </w:r>
@@ -4738,15 +4715,7 @@
         <w:t xml:space="preserve">Pēc modelēšanas tiek izstrādās projekts, pamatojoties uz iepriekš izveidotiem modeļiem. Izstrādes laikā </w:t>
       </w:r>
       <w:r>
-        <w:t xml:space="preserve">ir jāveic projektam </w:t>
-      </w:r>
-      <w:proofErr w:type="spellStart"/>
-      <w:r>
-        <w:t>versionēšanu</w:t>
-      </w:r>
-      <w:proofErr w:type="spellEnd"/>
-      <w:r>
-        <w:t xml:space="preserve"> jeb versiju kontroli, kuras vadīs projekta stadijas punktus. Praksē tā tiks izmantota, piemēram, projekta sazarošanai funkcionalitātes, būtisko izmaiņu ieviešanai, atsevišķu failu izmaiņu punktu atzīmēšanu, sazarojumu apvienošanu un versijas punktu atzīmēšanu.</w:t>
+        <w:t>ir jāveic projektam versionēšanu jeb versiju kontroli, kuras vadīs projekta stadijas punktus. Praksē tā tiks izmantota, piemēram, projekta sazarošanai funkcionalitātes, būtisko izmaiņu ieviešanai, atsevišķu failu izmaiņu punktu atzīmēšanu, sazarojumu apvienošanu un versijas punktu atzīmēšanu.</w:t>
       </w:r>
     </w:p>
     <w:p>
@@ -4961,15 +4930,7 @@
         <w:t>Izvaddati</w:t>
       </w:r>
       <w:r>
-        <w:t xml:space="preserve">: </w:t>
-      </w:r>
-      <w:proofErr w:type="spellStart"/>
-      <w:r>
-        <w:t>Uznirsts</w:t>
-      </w:r>
-      <w:proofErr w:type="spellEnd"/>
-      <w:r>
-        <w:t xml:space="preserve"> anotācijas logs.</w:t>
+        <w:t>: Uznirsts anotācijas logs.</w:t>
       </w:r>
     </w:p>
     <w:p>
@@ -5990,13 +5951,8 @@
       <w:r>
         <w:t xml:space="preserve">: </w:t>
       </w:r>
-      <w:proofErr w:type="spellStart"/>
-      <w:r>
-        <w:t>Augšjoslas</w:t>
-      </w:r>
-      <w:proofErr w:type="spellEnd"/>
-      <w:r>
-        <w:t xml:space="preserve"> pauzēšanas poga.</w:t>
+      <w:r>
+        <w:t>Augšjoslas pauzēšanas poga.</w:t>
       </w:r>
     </w:p>
     <w:p>
@@ -6204,13 +6160,8 @@
         <w:t>: Laika rādītājs</w:t>
       </w:r>
       <w:r>
-        <w:t xml:space="preserve"> </w:t>
-      </w:r>
-      <w:proofErr w:type="spellStart"/>
-      <w:r>
-        <w:t>augšjoslā</w:t>
-      </w:r>
-      <w:proofErr w:type="spellEnd"/>
+        <w:t xml:space="preserve"> augšjoslā</w:t>
+      </w:r>
       <w:r>
         <w:t>.</w:t>
       </w:r>
@@ -6269,13 +6220,8 @@
         <w:t xml:space="preserve">: </w:t>
       </w:r>
       <w:r>
-        <w:t xml:space="preserve">Kārtas skaits </w:t>
-      </w:r>
-      <w:proofErr w:type="spellStart"/>
-      <w:r>
-        <w:t>augšjoslā</w:t>
-      </w:r>
-      <w:proofErr w:type="spellEnd"/>
+        <w:t>Kārtas skaits augšjoslā</w:t>
+      </w:r>
       <w:r>
         <w:t xml:space="preserve">. </w:t>
       </w:r>
@@ -8787,15 +8733,7 @@
       </w:r>
       <w:r>
         <w:tab/>
-        <w:t>Datorspēles kompilētā programmai ir jābūt pēc iespējas pieejamai vairākās platformās vai kompilējamam vairākām operētājsistēmām, taču galvenokārt “Windows” un “</w:t>
-      </w:r>
-      <w:proofErr w:type="spellStart"/>
-      <w:r>
-        <w:t>Linux</w:t>
-      </w:r>
-      <w:proofErr w:type="spellEnd"/>
-      <w:r>
-        <w:t>” videi;</w:t>
+        <w:t>Datorspēles kompilētā programmai ir jābūt pēc iespējas pieejamai vairākās platformās vai kompilējamam vairākām operētājsistēmām, taču galvenokārt “Windows” un “Linux” videi;</w:t>
       </w:r>
     </w:p>
     <w:p>
@@ -8813,14 +8751,9 @@
       </w:pPr>
       <w:bookmarkStart w:id="15" w:name="_Toc230230074"/>
       <w:r>
-        <w:t xml:space="preserve">Lietotāja </w:t>
-      </w:r>
-      <w:proofErr w:type="spellStart"/>
-      <w:r>
-        <w:t>saskarne</w:t>
+        <w:t>Lietotāja saskarne</w:t>
       </w:r>
       <w:bookmarkEnd w:id="15"/>
-      <w:proofErr w:type="spellEnd"/>
     </w:p>
     <w:p>
       <w:r>
@@ -8837,15 +8770,7 @@
       </w:r>
       <w:r>
         <w:tab/>
-        <w:t xml:space="preserve">Datorspēles grafikai un lietotāja </w:t>
-      </w:r>
-      <w:proofErr w:type="spellStart"/>
-      <w:r>
-        <w:t>saskarnei</w:t>
-      </w:r>
-      <w:proofErr w:type="spellEnd"/>
-      <w:r>
-        <w:t xml:space="preserve"> jābūt minimālai, taču viegli pārskatāmai;</w:t>
+        <w:t>Datorspēles grafikai un lietotāja saskarnei jābūt minimālai, taču viegli pārskatāmai;</w:t>
       </w:r>
     </w:p>
     <w:p>
@@ -8857,15 +8782,7 @@
       </w:r>
       <w:r>
         <w:tab/>
-        <w:t xml:space="preserve">Lietotāja </w:t>
-      </w:r>
-      <w:proofErr w:type="spellStart"/>
-      <w:r>
-        <w:t>saskarnei</w:t>
-      </w:r>
-      <w:proofErr w:type="spellEnd"/>
-      <w:r>
-        <w:t xml:space="preserve"> ir jābūt pielāgojamai dažādos ekrānu izmēros vai izšķirtspējās;</w:t>
+        <w:t>Lietotāja saskarnei ir jābūt pielāgojamai dažādos ekrānu izmēros vai izšķirtspējās;</w:t>
       </w:r>
     </w:p>
     <w:p>
@@ -8877,15 +8794,7 @@
       </w:r>
       <w:r>
         <w:tab/>
-        <w:t xml:space="preserve">Datorspēles </w:t>
-      </w:r>
-      <w:proofErr w:type="spellStart"/>
-      <w:r>
-        <w:t>saskarnes</w:t>
-      </w:r>
-      <w:proofErr w:type="spellEnd"/>
-      <w:r>
-        <w:t xml:space="preserve"> valodai jābūt angļu valodai;</w:t>
+        <w:t>Datorspēles saskarnes valodai jābūt angļu valodai;</w:t>
       </w:r>
     </w:p>
     <w:p>
@@ -8990,15 +8899,7 @@
     </w:p>
     <w:p>
       <w:r>
-        <w:t xml:space="preserve">Šī sadaļa noskaidros, kādi ir pieejami līdzekļi un rīki, lietojuma pamatojumi un tās iespējamās alternatīvās projekta īstenošanai. Rīki tiks atlasīti pēc licencēšanas, kurai ir jābūt pēc iespējas brīvai un atvērtai, </w:t>
-      </w:r>
-      <w:proofErr w:type="spellStart"/>
-      <w:r>
-        <w:t>starpplatformu</w:t>
-      </w:r>
-      <w:proofErr w:type="spellEnd"/>
-      <w:r>
-        <w:t xml:space="preserve"> pieejamības, pieejamās dimensiju vides, kuras jāiekļauj un jābūt optimizēta div</w:t>
+        <w:t>Šī sadaļa noskaidros, kādi ir pieejami līdzekļi un rīki, lietojuma pamatojumi un tās iespējamās alternatīvās projekta īstenošanai. Rīki tiks atlasīti pēc licencēšanas, kurai ir jābūt pēc iespējas brīvai un atvērtai, starpplatformu pieejamības, pieejamās dimensiju vides, kuras jāiekļauj un jābūt optimizēta div</w:t>
       </w:r>
       <w:r>
         <w:t xml:space="preserve">u </w:t>
@@ -9032,37 +8933,13 @@
     </w:p>
     <w:p>
       <w:r>
-        <w:t>Spēļu un grafikas ietvars “</w:t>
-      </w:r>
-      <w:proofErr w:type="spellStart"/>
-      <w:r>
-        <w:t>Godot</w:t>
-      </w:r>
-      <w:proofErr w:type="spellEnd"/>
-      <w:r>
-        <w:t xml:space="preserve">” ir izcelta starp pārējiem tāda veida ietvariem, jo liels skaits neliela mēra projektu kā </w:t>
-      </w:r>
-      <w:proofErr w:type="spellStart"/>
-      <w:r>
-        <w:t>pašizstrādātās</w:t>
-      </w:r>
-      <w:proofErr w:type="spellEnd"/>
-      <w:r>
-        <w:t xml:space="preserve"> vai mazo komandu izstrādātās spēles. Ne tikai pēc popularitātes dēļ, taču licencēšana norāda šo ietvaru par brīvu un atvērtu, kurai nav nepieciešama ne papildizmaksas, nedz reģistrācijas, kā arī ir salīdzinoši ar citiem ietvariem ātri un viegli apgūstama. Šis dzinis arī ir pieejams vairākās platformās, it īpaši starp operētājsistēmām. Funkcionāli tā ir optimizēta div</w:t>
+        <w:t>Spēļu un grafikas ietvars “Godot” ir izcelta starp pārējiem tāda veida ietvariem, jo liels skaits neliela mēra projektu kā pašizstrādātās vai mazo komandu izstrādātās spēles. Ne tikai pēc popularitātes dēļ, taču licencēšana norāda šo ietvaru par brīvu un atvērtu, kurai nav nepieciešama ne papildizmaksas, nedz reģistrācijas, kā arī ir salīdzinoši ar citiem ietvariem ātri un viegli apgūstama. Šis dzinis arī ir pieejams vairākās platformās, it īpaši starp operētājsistēmām. Funkcionāli tā ir optimizēta div</w:t>
       </w:r>
       <w:r>
         <w:t xml:space="preserve">u </w:t>
       </w:r>
       <w:r>
-        <w:t xml:space="preserve">dimensiju videi pēc noteiktiem kritērijiem, taču arī ir iespējams izmantot </w:t>
-      </w:r>
-      <w:proofErr w:type="spellStart"/>
-      <w:r>
-        <w:t>trīsdimensiju</w:t>
-      </w:r>
-      <w:proofErr w:type="spellEnd"/>
-      <w:r>
-        <w:t xml:space="preserve"> vidi, kura arī ir īpaši optimizēta un pielāgota. </w:t>
+        <w:t xml:space="preserve">dimensiju videi pēc noteiktiem kritērijiem, taču arī ir iespējams izmantot trīsdimensiju vidi, kura arī ir īpaši optimizēta un pielāgota. </w:t>
       </w:r>
     </w:p>
     <w:p>
@@ -9077,55 +8954,7 @@
     </w:p>
     <w:p>
       <w:r>
-        <w:t>Ietvars “</w:t>
-      </w:r>
-      <w:proofErr w:type="spellStart"/>
-      <w:r>
-        <w:t>Godot</w:t>
-      </w:r>
-      <w:proofErr w:type="spellEnd"/>
-      <w:r>
-        <w:t>” oficiāli piedāvā izmantot abas programmēšanas valodas – “</w:t>
-      </w:r>
-      <w:proofErr w:type="spellStart"/>
-      <w:r>
-        <w:t>Godot</w:t>
-      </w:r>
-      <w:proofErr w:type="spellEnd"/>
-      <w:r>
-        <w:t>” iebūvētā “</w:t>
-      </w:r>
-      <w:proofErr w:type="spellStart"/>
-      <w:r>
-        <w:t>GDScript</w:t>
-      </w:r>
-      <w:proofErr w:type="spellEnd"/>
-      <w:r>
-        <w:t>” un “.NET” ietvara valoda “C#”, kura tiks izvēlēta šī projekta izstrādei. “</w:t>
-      </w:r>
-      <w:proofErr w:type="spellStart"/>
-      <w:r>
-        <w:t>GDScript</w:t>
-      </w:r>
-      <w:proofErr w:type="spellEnd"/>
-      <w:r>
-        <w:t xml:space="preserve">” ir interpretētā valoda, kura tiek tikai apstrādāta palaišanas laikā un pēc </w:t>
-      </w:r>
-      <w:proofErr w:type="spellStart"/>
-      <w:r>
-        <w:t>avotkoda</w:t>
-      </w:r>
-      <w:proofErr w:type="spellEnd"/>
-      <w:r>
-        <w:t xml:space="preserve"> izmaiņām nav nepieciešama papildus darbības kā kompilēšanu, taču ar nepilnību, kura mazina datorspēles darbības veiktspēju. “C#” valoda tiks izmantota tam dēļ, ka veiktspēja datorspēles darbībai ir uzlabota ar nosacījumu, ka pēc jebkuras izmaiņas projektu ir nepieciešams kompilēt. “</w:t>
-      </w:r>
-      <w:proofErr w:type="spellStart"/>
-      <w:r>
-        <w:t>GDScript</w:t>
-      </w:r>
-      <w:proofErr w:type="spellEnd"/>
-      <w:r>
-        <w:t>” arī nav pilnīgi pielāgota objektorientētai izmantošanai, kamēr “C#” pēc dizaina ir objektorientētā valoda.</w:t>
+        <w:t>Ietvars “Godot” oficiāli piedāvā izmantot abas programmēšanas valodas – “Godot” iebūvētā “GDScript” un “.NET” ietvara valoda “C#”, kura tiks izvēlēta šī projekta izstrādei. “GDScript” ir interpretētā valoda, kura tiek tikai apstrādāta palaišanas laikā un pēc avotkoda izmaiņām nav nepieciešama papildus darbības kā kompilēšanu, taču ar nepilnību, kura mazina datorspēles darbības veiktspēju. “C#” valoda tiks izmantota tam dēļ, ka veiktspēja datorspēles darbībai ir uzlabota ar nosacījumu, ka pēc jebkuras izmaiņas projektu ir nepieciešams kompilēt. “GDScript” arī nav pilnīgi pielāgota objektorientētai izmantošanai, kamēr “C#” pēc dizaina ir objektorientētā valoda.</w:t>
       </w:r>
     </w:p>
     <w:p>
@@ -9140,23 +8969,7 @@
     </w:p>
     <w:p>
       <w:r>
-        <w:t>“</w:t>
-      </w:r>
-      <w:proofErr w:type="spellStart"/>
-      <w:r>
-        <w:t>Godot</w:t>
-      </w:r>
-      <w:proofErr w:type="spellEnd"/>
-      <w:r>
-        <w:t>” ietvaram ir jau savs projekta redaktors, kurā iekļauj koda redaktoru. Šis koda redaktors ir vairāk pielāgots ar “</w:t>
-      </w:r>
-      <w:proofErr w:type="spellStart"/>
-      <w:r>
-        <w:t>GDScript</w:t>
-      </w:r>
-      <w:proofErr w:type="spellEnd"/>
-      <w:r>
-        <w:t>” valodu, taču pieejams atbalsts “C#” valodai. Pašā izstrādes vidē var viegli pārslēgties uz vizuālo redaktoru, kodu redaktoru un atkļūdošanas sadaļu</w:t>
+        <w:t>“Godot” ietvaram ir jau savs projekta redaktors, kurā iekļauj koda redaktoru. Šis koda redaktors ir vairāk pielāgots ar “GDScript” valodu, taču pieejams atbalsts “C#” valodai. Pašā izstrādes vidē var viegli pārslēgties uz vizuālo redaktoru, kodu redaktoru un atkļūdošanas sadaļu</w:t>
       </w:r>
       <w:r>
         <w:t xml:space="preserve"> un nenošķir kodu rakstīšanu ar vizuālo rediģēšanu</w:t>
@@ -9172,48 +8985,19 @@
       <w:bookmarkStart w:id="23" w:name="_Toc230230082"/>
       <w:r>
         <w:lastRenderedPageBreak/>
-        <w:t xml:space="preserve">Versiju kontrole un </w:t>
-      </w:r>
-      <w:proofErr w:type="spellStart"/>
-      <w:r>
-        <w:t>repozitorijas</w:t>
-      </w:r>
-      <w:proofErr w:type="spellEnd"/>
-      <w:r>
-        <w:t xml:space="preserve"> mitināšana</w:t>
+        <w:t>Versiju kontrole un repozitorijas mitināšana</w:t>
       </w:r>
       <w:bookmarkEnd w:id="23"/>
     </w:p>
     <w:p>
       <w:r>
-        <w:t>“</w:t>
-      </w:r>
-      <w:proofErr w:type="spellStart"/>
-      <w:r>
-        <w:t>Git</w:t>
-      </w:r>
-      <w:proofErr w:type="spellEnd"/>
-      <w:r>
-        <w:t>” tiks izmantots versiju kontrolei un tīmeklī tiks izmantots ”</w:t>
+        <w:t>“Git” tiks izmantots versiju kontrolei un tīmeklī tiks izmantots ”</w:t>
       </w:r>
       <w:r>
         <w:t xml:space="preserve"> </w:t>
       </w:r>
-      <w:proofErr w:type="spellStart"/>
-      <w:r>
-        <w:t>GitHub</w:t>
-      </w:r>
-      <w:proofErr w:type="spellEnd"/>
-      <w:r>
-        <w:t xml:space="preserve">”, lai mitinātu šo projekta </w:t>
-      </w:r>
-      <w:proofErr w:type="spellStart"/>
-      <w:r>
-        <w:t>avotkodu</w:t>
-      </w:r>
-      <w:proofErr w:type="spellEnd"/>
-      <w:r>
-        <w:t>.</w:t>
+      <w:r>
+        <w:t>GitHub”, lai mitinātu šo projekta avotkodu.</w:t>
       </w:r>
     </w:p>
     <w:p>
@@ -9243,103 +9027,7 @@
     </w:p>
     <w:p>
       <w:r>
-        <w:t>Populārākos ietvarus datorspēļu un citu mediju izstrādē iekļauj “</w:t>
-      </w:r>
-      <w:proofErr w:type="spellStart"/>
-      <w:r>
-        <w:t>Unity</w:t>
-      </w:r>
-      <w:proofErr w:type="spellEnd"/>
-      <w:r>
-        <w:t>”, “</w:t>
-      </w:r>
-      <w:proofErr w:type="spellStart"/>
-      <w:r>
-        <w:t>Unreal</w:t>
-      </w:r>
-      <w:proofErr w:type="spellEnd"/>
-      <w:r>
-        <w:t xml:space="preserve"> </w:t>
-      </w:r>
-      <w:proofErr w:type="spellStart"/>
-      <w:r>
-        <w:t>Engine</w:t>
-      </w:r>
-      <w:proofErr w:type="spellEnd"/>
-      <w:r>
-        <w:t>”,  “</w:t>
-      </w:r>
-      <w:proofErr w:type="spellStart"/>
-      <w:r>
-        <w:t>CryEngine</w:t>
-      </w:r>
-      <w:proofErr w:type="spellEnd"/>
-      <w:r>
-        <w:t>”. Ietvari “</w:t>
-      </w:r>
-      <w:proofErr w:type="spellStart"/>
-      <w:r>
-        <w:t>Unreal</w:t>
-      </w:r>
-      <w:proofErr w:type="spellEnd"/>
-      <w:r>
-        <w:t xml:space="preserve"> </w:t>
-      </w:r>
-      <w:proofErr w:type="spellStart"/>
-      <w:r>
-        <w:t>Engine</w:t>
-      </w:r>
-      <w:proofErr w:type="spellEnd"/>
-      <w:r>
-        <w:t>” un “</w:t>
-      </w:r>
-      <w:proofErr w:type="spellStart"/>
-      <w:r>
-        <w:t>CryEngine</w:t>
-      </w:r>
-      <w:proofErr w:type="spellEnd"/>
-      <w:r>
-        <w:t xml:space="preserve">” nav pielāgoti </w:t>
-      </w:r>
-      <w:proofErr w:type="spellStart"/>
-      <w:r>
-        <w:t>divdimensiju</w:t>
-      </w:r>
-      <w:proofErr w:type="spellEnd"/>
-      <w:r>
-        <w:t xml:space="preserve"> datorspēļu izveidei ietvara ierobežojumu dēļ, kura no tās izslēdz izmantošanu, ja ne arī neprasa </w:t>
-      </w:r>
-      <w:proofErr w:type="spellStart"/>
-      <w:r>
-        <w:t>veiktspējīgu</w:t>
-      </w:r>
-      <w:proofErr w:type="spellEnd"/>
-      <w:r>
-        <w:t xml:space="preserve"> datorsistēmu, kura ir pretrunā ar projekta mērķiem, taču “</w:t>
-      </w:r>
-      <w:proofErr w:type="spellStart"/>
-      <w:r>
-        <w:t>Unity</w:t>
-      </w:r>
-      <w:proofErr w:type="spellEnd"/>
-      <w:r>
-        <w:t xml:space="preserve">” ietvars neprasa salīdzinoši </w:t>
-      </w:r>
-      <w:proofErr w:type="spellStart"/>
-      <w:r>
-        <w:t>veiktspējīgu</w:t>
-      </w:r>
-      <w:proofErr w:type="spellEnd"/>
-      <w:r>
-        <w:t xml:space="preserve"> datorsistēmu un ir pielāgojama </w:t>
-      </w:r>
-      <w:proofErr w:type="spellStart"/>
-      <w:r>
-        <w:t>divdimensiju</w:t>
-      </w:r>
-      <w:proofErr w:type="spellEnd"/>
-      <w:r>
-        <w:t xml:space="preserve"> videi, taču licencēšana nav brīva un prasa lietotāja reģistrāciju un papildizmaksas, ja šis projekts paplašināties komercdarbības nolūkiem.</w:t>
+        <w:t>Populārākos ietvarus datorspēļu un citu mediju izstrādē iekļauj “Unity”, “Unreal Engine”,  “CryEngine”. Ietvari “Unreal Engine” un “CryEngine” nav pielāgoti divdimensiju datorspēļu izveidei ietvara ierobežojumu dēļ, kura no tās izslēdz izmantošanu, ja ne arī neprasa veiktspējīgu datorsistēmu, kura ir pretrunā ar projekta mērķiem, taču “Unity” ietvars neprasa salīdzinoši veiktspējīgu datorsistēmu un ir pielāgojama divdimensiju videi, taču licencēšana nav brīva un prasa lietotāja reģistrāciju un papildizmaksas, ja šis projekts paplašināties komercdarbības nolūkiem.</w:t>
       </w:r>
     </w:p>
     <w:p>
@@ -9354,63 +9042,7 @@
     </w:p>
     <w:p>
       <w:r>
-        <w:t>Ietvari “</w:t>
-      </w:r>
-      <w:proofErr w:type="spellStart"/>
-      <w:r>
-        <w:t>CryEngine</w:t>
-      </w:r>
-      <w:proofErr w:type="spellEnd"/>
-      <w:r>
-        <w:t>” un “</w:t>
-      </w:r>
-      <w:proofErr w:type="spellStart"/>
-      <w:r>
-        <w:t>Unreal</w:t>
-      </w:r>
-      <w:proofErr w:type="spellEnd"/>
-      <w:r>
-        <w:t xml:space="preserve"> </w:t>
-      </w:r>
-      <w:proofErr w:type="spellStart"/>
-      <w:r>
-        <w:t>Engine</w:t>
-      </w:r>
-      <w:proofErr w:type="spellEnd"/>
-      <w:r>
-        <w:t xml:space="preserve">” izmanto valodu “C++”, kurā iekļauj klases un objektorientētā funkcionalitāte kā C#, taču neatlasot šos ietvarus valoda “C++” netiks izmantota. “C++” lietojuma stili ir plašāki, taču valodas funkcionalitāti un īpatnības apgūt ir sarežģītāk nekā ar “C#”, kura izstrādātājam liek lietot objektorientētā stilā, kurā visi elementi valodā ir objekti, kā arī vairums funkcionalitātes ir aizklātas ar metodēm, kura mazina izstrādes laiku salīdzinot ar “C++”, kura vairākas kompleksas funkcionalitātes nav aizklātas ar metodēm, kura var </w:t>
-      </w:r>
-      <w:proofErr w:type="spellStart"/>
-      <w:r>
-        <w:t>palēlināt</w:t>
-      </w:r>
-      <w:proofErr w:type="spellEnd"/>
-      <w:r>
-        <w:t xml:space="preserve"> izstrādes laiku. Izvēlētā ietvarā “</w:t>
-      </w:r>
-      <w:proofErr w:type="spellStart"/>
-      <w:r>
-        <w:t>Godot</w:t>
-      </w:r>
-      <w:proofErr w:type="spellEnd"/>
-      <w:r>
-        <w:t xml:space="preserve">” ir pieejama </w:t>
-      </w:r>
-      <w:proofErr w:type="spellStart"/>
-      <w:r>
-        <w:t>skriptēšanas</w:t>
-      </w:r>
-      <w:proofErr w:type="spellEnd"/>
-      <w:r>
-        <w:t xml:space="preserve"> valoda “</w:t>
-      </w:r>
-      <w:proofErr w:type="spellStart"/>
-      <w:r>
-        <w:t>GDScript</w:t>
-      </w:r>
-      <w:proofErr w:type="spellEnd"/>
-      <w:r>
-        <w:t>”, taču pēc nosacītiem iemesliem izvēlētai valodai šī valoda netiks izmantota.</w:t>
+        <w:t>Ietvari “CryEngine” un “Unreal Engine” izmanto valodu “C++”, kurā iekļauj klases un objektorientētā funkcionalitāte kā C#, taču neatlasot šos ietvarus valoda “C++” netiks izmantota. “C++” lietojuma stili ir plašāki, taču valodas funkcionalitāti un īpatnības apgūt ir sarežģītāk nekā ar “C#”, kura izstrādātājam liek lietot objektorientētā stilā, kurā visi elementi valodā ir objekti, kā arī vairums funkcionalitātes ir aizklātas ar metodēm, kura mazina izstrādes laiku salīdzinot ar “C++”, kura vairākas kompleksas funkcionalitātes nav aizklātas ar metodēm, kura var palēlināt izstrādes laiku. Izvēlētā ietvarā “Godot” ir pieejama skriptēšanas valoda “GDScript”, taču pēc nosacītiem iemesliem izvēlētai valodai šī valoda netiks izmantota.</w:t>
       </w:r>
     </w:p>
     <w:p>
@@ -9437,169 +9069,17 @@
     </w:p>
     <w:p>
       <w:r>
-        <w:t>Tā kā valoda “C#” tiks izmantota, kura ir daļa no ietvara “.NET”, tiks izmantoti attiecīgas izstrādes programmatūras ar uzsvaru uz noteikto ietvaru un tās ekosistēmas. Populārākā izstrādes  vide tam ir “</w:t>
-      </w:r>
-      <w:proofErr w:type="spellStart"/>
-      <w:r>
-        <w:t>Visual</w:t>
-      </w:r>
-      <w:proofErr w:type="spellEnd"/>
-      <w:r>
-        <w:t xml:space="preserve"> </w:t>
-      </w:r>
-      <w:proofErr w:type="spellStart"/>
-      <w:r>
-        <w:t>Studio</w:t>
-      </w:r>
-      <w:proofErr w:type="spellEnd"/>
-      <w:r>
-        <w:t>”, kura līdzīgi ar izvēlēto izstrādes vidi “</w:t>
-      </w:r>
-      <w:proofErr w:type="spellStart"/>
-      <w:r>
-        <w:t>JetBrains</w:t>
-      </w:r>
-      <w:proofErr w:type="spellEnd"/>
-      <w:r>
-        <w:t xml:space="preserve"> </w:t>
-      </w:r>
-      <w:proofErr w:type="spellStart"/>
-      <w:r>
-        <w:t>Rider</w:t>
-      </w:r>
-      <w:proofErr w:type="spellEnd"/>
-      <w:r>
-        <w:t xml:space="preserve">” iekļauj detalizētu </w:t>
-      </w:r>
-      <w:proofErr w:type="spellStart"/>
-      <w:r>
-        <w:t>atķļūdošanu</w:t>
-      </w:r>
-      <w:proofErr w:type="spellEnd"/>
-      <w:r>
-        <w:t xml:space="preserve">, kodu analīze, automātiskā aizpilde, u.t.t., taču netiks izmantota, jo šī programmatūra nav </w:t>
-      </w:r>
-      <w:proofErr w:type="spellStart"/>
-      <w:r>
-        <w:t>starpplatformu</w:t>
-      </w:r>
-      <w:proofErr w:type="spellEnd"/>
-      <w:r>
-        <w:t>, ierobežojoties uz “Windows” platformu, kuru autors neizmanto, tātad nepieejama programmatūra autoram.</w:t>
-      </w:r>
-    </w:p>
-    <w:p>
-      <w:r>
-        <w:t>Ja ietvars kā “</w:t>
-      </w:r>
-      <w:proofErr w:type="spellStart"/>
-      <w:r>
-        <w:t>Unreal</w:t>
-      </w:r>
-      <w:proofErr w:type="spellEnd"/>
-      <w:r>
-        <w:t xml:space="preserve"> </w:t>
-      </w:r>
-      <w:proofErr w:type="spellStart"/>
-      <w:r>
-        <w:t>Engine</w:t>
-      </w:r>
-      <w:proofErr w:type="spellEnd"/>
-      <w:r>
-        <w:t>” tiktu izmantota, kurā galvenā valoda ir “C++”, tiktu izmantotas izstrādes vides attiecīgi valodai kā “</w:t>
-      </w:r>
-      <w:proofErr w:type="spellStart"/>
-      <w:r>
-        <w:t>Qt</w:t>
-      </w:r>
-      <w:proofErr w:type="spellEnd"/>
-      <w:r>
-        <w:t xml:space="preserve"> </w:t>
-      </w:r>
-      <w:proofErr w:type="spellStart"/>
-      <w:r>
-        <w:t>Creator</w:t>
-      </w:r>
-      <w:proofErr w:type="spellEnd"/>
-      <w:r>
-        <w:t>”, kura ir pielāgota ietvara “</w:t>
-      </w:r>
-      <w:proofErr w:type="spellStart"/>
-      <w:r>
-        <w:t>Qt</w:t>
-      </w:r>
-      <w:proofErr w:type="spellEnd"/>
-      <w:r>
-        <w:t xml:space="preserve">” programmatūras izstrādei, taču iespējams izveidot projektus, kuras neizmanto minēto ietvaru, ņemot vērā to, ka funkcionalitāte un tās iespējas mazinās vai ne tik </w:t>
-      </w:r>
-      <w:proofErr w:type="spellStart"/>
-      <w:r>
-        <w:t>advancētas</w:t>
-      </w:r>
-      <w:proofErr w:type="spellEnd"/>
-      <w:r>
-        <w:t xml:space="preserve"> citiem projektiem,  vai “</w:t>
-      </w:r>
-      <w:proofErr w:type="spellStart"/>
-      <w:r>
-        <w:t>JetBrains</w:t>
-      </w:r>
-      <w:proofErr w:type="spellEnd"/>
-      <w:r>
-        <w:t xml:space="preserve"> </w:t>
-      </w:r>
-      <w:proofErr w:type="spellStart"/>
-      <w:r>
-        <w:t>CLion</w:t>
-      </w:r>
-      <w:proofErr w:type="spellEnd"/>
-      <w:r>
-        <w:t>”, kurai ir līdzīga funkcionalitāte ar atlasīto izstrādes vidi “”</w:t>
-      </w:r>
-      <w:proofErr w:type="spellStart"/>
-      <w:r>
-        <w:t>JetBrains</w:t>
-      </w:r>
-      <w:proofErr w:type="spellEnd"/>
-      <w:r>
-        <w:t xml:space="preserve"> </w:t>
-      </w:r>
-      <w:proofErr w:type="spellStart"/>
-      <w:r>
-        <w:t>Rider</w:t>
-      </w:r>
-      <w:proofErr w:type="spellEnd"/>
-      <w:r>
-        <w:t>” no “</w:t>
-      </w:r>
-      <w:proofErr w:type="spellStart"/>
-      <w:r>
-        <w:t>JetBrains</w:t>
-      </w:r>
-      <w:proofErr w:type="spellEnd"/>
-      <w:r>
-        <w:t>” programmatūru klāsta.</w:t>
-      </w:r>
-    </w:p>
-    <w:p>
-      <w:r>
-        <w:t>Arī iespējams ir izmantot teksta redaktoru “</w:t>
-      </w:r>
-      <w:proofErr w:type="spellStart"/>
-      <w:r>
-        <w:t>Visual</w:t>
-      </w:r>
-      <w:proofErr w:type="spellEnd"/>
-      <w:r>
-        <w:t xml:space="preserve"> </w:t>
-      </w:r>
-      <w:proofErr w:type="spellStart"/>
-      <w:r>
-        <w:t>Studio</w:t>
-      </w:r>
-      <w:proofErr w:type="spellEnd"/>
-      <w:r>
-        <w:t xml:space="preserve"> Code”, kura ar paplašinājumiem var izmantot kā izstrādes vidi, taču noklusētā funkcionalitāte ir ierobežota salīdzinot ar iepriekšējām izstrādes programmatūrām un nepieciešama papildus iestatīšana šai programmatūrai, kura nebūtu nepieciešama pārējām izstrādes vidēm atverot sākotnēji.</w:t>
+        <w:t>Tā kā valoda “C#” tiks izmantota, kura ir daļa no ietvara “.NET”, tiks izmantoti attiecīgas izstrādes programmatūras ar uzsvaru uz noteikto ietvaru un tās ekosistēmas. Populārākā izstrādes  vide tam ir “Visual Studio”, kura līdzīgi ar izvēlēto izstrādes vidi “JetBrains Rider” iekļauj detalizētu atķļūdošanu, kodu analīze, automātiskā aizpilde, u.t.t., taču netiks izmantota, jo šī programmatūra nav starpplatformu, ierobežojoties uz “Windows” platformu, kuru autors neizmanto, tātad nepieejama programmatūra autoram.</w:t>
+      </w:r>
+    </w:p>
+    <w:p>
+      <w:r>
+        <w:t>Ja ietvars kā “Unreal Engine” tiktu izmantota, kurā galvenā valoda ir “C++”, tiktu izmantotas izstrādes vides attiecīgi valodai kā “Qt Creator”, kura ir pielāgota ietvara “Qt” programmatūras izstrādei, taču iespējams izveidot projektus, kuras neizmanto minēto ietvaru, ņemot vērā to, ka funkcionalitāte un tās iespējas mazinās vai ne tik advancētas citiem projektiem,  vai “JetBrains CLion”, kurai ir līdzīga funkcionalitāte ar atlasīto izstrādes vidi “”JetBrains Rider” no “JetBrains” programmatūru klāsta.</w:t>
+      </w:r>
+    </w:p>
+    <w:p>
+      <w:r>
+        <w:t>Arī iespējams ir izmantot teksta redaktoru “Visual Studio Code”, kura ar paplašinājumiem var izmantot kā izstrādes vidi, taču noklusētā funkcionalitāte ir ierobežota salīdzinot ar iepriekšējām izstrādes programmatūrām un nepieciešama papildus iestatīšana šai programmatūrai, kura nebūtu nepieciešama pārējām izstrādes vidēm atverot sākotnēji.</w:t>
       </w:r>
     </w:p>
     <w:p>
@@ -9614,84 +9094,12 @@
     </w:p>
     <w:p>
       <w:r>
-        <w:t xml:space="preserve">Mazāk populāri pakalpojumi, kuri mitina </w:t>
-      </w:r>
-      <w:proofErr w:type="spellStart"/>
-      <w:r>
-        <w:t>avotkodu</w:t>
-      </w:r>
-      <w:proofErr w:type="spellEnd"/>
-      <w:r>
-        <w:t xml:space="preserve"> </w:t>
-      </w:r>
-      <w:proofErr w:type="spellStart"/>
-      <w:r>
-        <w:t>repozotorijus</w:t>
-      </w:r>
-      <w:proofErr w:type="spellEnd"/>
-      <w:r>
-        <w:t>, izmantojot “</w:t>
-      </w:r>
-      <w:proofErr w:type="spellStart"/>
-      <w:r>
-        <w:t>Git</w:t>
-      </w:r>
-      <w:proofErr w:type="spellEnd"/>
-      <w:r>
-        <w:t>” versiju kontroli, arī ir pieejami rīki, kura var automatizēt projekta kompilēšanu un pārbaudi, šādi rīki ir “</w:t>
-      </w:r>
-      <w:proofErr w:type="spellStart"/>
-      <w:r>
-        <w:t>GitLab</w:t>
-      </w:r>
-      <w:proofErr w:type="spellEnd"/>
-      <w:r>
-        <w:t>”, “</w:t>
-      </w:r>
-      <w:proofErr w:type="spellStart"/>
-      <w:r>
-        <w:t>Gitea</w:t>
-      </w:r>
-      <w:proofErr w:type="spellEnd"/>
-      <w:r>
-        <w:t>” un “</w:t>
-      </w:r>
-      <w:proofErr w:type="spellStart"/>
-      <w:r>
-        <w:t>Bitbucket</w:t>
-      </w:r>
-      <w:proofErr w:type="spellEnd"/>
-      <w:r>
-        <w:t>”, kuri ir īpaši pielāgota CI/CD izstrādes videi, taču prasa papildizmaksas, ja šādi rīki tiek palaisti šo pakalpojumu serveros vietā pašam lietotājam mitināt šos rīkus.</w:t>
-      </w:r>
-    </w:p>
-    <w:p>
-      <w:r>
-        <w:t>Taču arī ir pieejami pakalpojumi un rīki, kuri nav atkarīga no “</w:t>
-      </w:r>
-      <w:proofErr w:type="spellStart"/>
-      <w:r>
-        <w:t>Git</w:t>
-      </w:r>
-      <w:proofErr w:type="spellEnd"/>
-      <w:r>
-        <w:t>” versiju kontroles, bet kā pieejamu versiju kontroles programmatūru starp pārējām. Viens no šiem rīkiem ir “</w:t>
-      </w:r>
-      <w:proofErr w:type="spellStart"/>
-      <w:r>
-        <w:t>Azure</w:t>
-      </w:r>
-      <w:proofErr w:type="spellEnd"/>
-      <w:r>
-        <w:t xml:space="preserve"> </w:t>
-      </w:r>
-      <w:proofErr w:type="spellStart"/>
-      <w:r>
-        <w:t>Pipelines</w:t>
-      </w:r>
-      <w:proofErr w:type="spellEnd"/>
-      <w:r>
-        <w:t>”, kuras funkcionalitāte ir plašāka salīdzinot ar iepriekš minētiem rīkiem, taču tās plaša funkcionalitātes klāsts ir radīts lielākiem projektiem, kuri iespējams nebūs lielāko daļu paredzēts izmantošanai šī projekta nolūkiem tās apjoma dēļ un lielākas izmaksas, salīdzinot ar iepriekš minētiem rīkiem.</w:t>
+        <w:t>Mazāk populāri pakalpojumi, kuri mitina avotkodu repozotorijus, izmantojot “Git” versiju kontroli, arī ir pieejami rīki, kura var automatizēt projekta kompilēšanu un pārbaudi, šādi rīki ir “GitLab”, “Gitea” un “Bitbucket”, kuri ir īpaši pielāgota CI/CD izstrādes videi, taču prasa papildizmaksas, ja šādi rīki tiek palaisti šo pakalpojumu serveros vietā pašam lietotājam mitināt šos rīkus.</w:t>
+      </w:r>
+    </w:p>
+    <w:p>
+      <w:r>
+        <w:t>Taču arī ir pieejami pakalpojumi un rīki, kuri nav atkarīga no “Git” versiju kontroles, bet kā pieejamu versiju kontroles programmatūru starp pārējām. Viens no šiem rīkiem ir “Azure Pipelines”, kuras funkcionalitāte ir plašāka salīdzinot ar iepriekš minētiem rīkiem, taču tās plaša funkcionalitātes klāsts ir radīts lielākiem projektiem, kuri iespējams nebūs lielāko daļu paredzēts izmantošanai šī projekta nolūkiem tās apjoma dēļ un lielākas izmaksas, salīdzinot ar iepriekš minētiem rīkiem.</w:t>
       </w:r>
     </w:p>
     <w:p>
@@ -9820,66 +9228,10 @@
     </w:p>
     <w:p>
       <w:r>
-        <w:t>“</w:t>
-      </w:r>
-      <w:proofErr w:type="spellStart"/>
-      <w:r>
-        <w:t>SceneManager</w:t>
-      </w:r>
-      <w:proofErr w:type="spellEnd"/>
-      <w:r>
-        <w:t>” komponente pārvalda ainas un tās pārslēgšanu uz citām ainām un tā ir viena no komponentēm ar vizuālu izvadi, kā arī “</w:t>
-      </w:r>
-      <w:proofErr w:type="spellStart"/>
-      <w:r>
-        <w:t>SettingsWindow</w:t>
-      </w:r>
-      <w:proofErr w:type="spellEnd"/>
-      <w:r>
-        <w:t>” un “</w:t>
-      </w:r>
-      <w:proofErr w:type="spellStart"/>
-      <w:r>
-        <w:t>ExitDialog</w:t>
-      </w:r>
-      <w:proofErr w:type="spellEnd"/>
-      <w:r>
-        <w:t>” komponentes, kuras izvade ir tikai logi ar saviem attiecīgiem uzdevumiem, taču “</w:t>
-      </w:r>
-      <w:proofErr w:type="spellStart"/>
-      <w:r>
-        <w:t>ToastManager</w:t>
-      </w:r>
-      <w:proofErr w:type="spellEnd"/>
-      <w:r>
-        <w:t>” tikai izvada īslaicīgus paziņojumus, kuras pēc noteikta laika izzūd. “</w:t>
-      </w:r>
-      <w:proofErr w:type="spellStart"/>
-      <w:r>
-        <w:t>AudioManager</w:t>
-      </w:r>
-      <w:proofErr w:type="spellEnd"/>
-      <w:r>
-        <w:t>” pārvalda datorspēles galveno, mūzikas un skaņu efektu skaļumu, kā arī iestata fona mūzika katrai ainai.</w:t>
-      </w:r>
-      <w:r>
-        <w:t xml:space="preserve"> Datu, progresu un iestatījumu glabāšanu nodrošina “</w:t>
-      </w:r>
-      <w:proofErr w:type="spellStart"/>
-      <w:r>
-        <w:t>SaveManager</w:t>
-      </w:r>
-      <w:proofErr w:type="spellEnd"/>
-      <w:r>
-        <w:t>”, kura glabā progresa datus, un “</w:t>
-      </w:r>
-      <w:proofErr w:type="spellStart"/>
-      <w:r>
-        <w:t>SettingsManager</w:t>
-      </w:r>
-      <w:proofErr w:type="spellEnd"/>
-      <w:r>
-        <w:t>”, kura glabā un iestata iestatījumus visā spēlē, piemēram, skaļumu.</w:t>
+        <w:t>“SceneManager” komponente pārvalda ainas un tās pārslēgšanu uz citām ainām un tā ir viena no komponentēm ar vizuālu izvadi, kā arī “SettingsWindow” un “ExitDialog” komponentes, kuras izvade ir tikai logi ar saviem attiecīgiem uzdevumiem, taču “ToastManager” tikai izvada īslaicīgus paziņojumus, kuras pēc noteikta laika izzūd. “AudioManager” pārvalda datorspēles galveno, mūzikas un skaņu efektu skaļumu, kā arī iestata fona mūzika katrai ainai.</w:t>
+      </w:r>
+      <w:r>
+        <w:t xml:space="preserve"> Datu, progresu un iestatījumu glabāšanu nodrošina “SaveManager”, kura glabā progresa datus, un “SettingsManager”, kura glabā un iestata iestatījumus visā spēlē, piemēram, skaļumu.</w:t>
       </w:r>
     </w:p>
     <w:p>
@@ -10015,15 +9367,7 @@
     </w:p>
     <w:p>
       <w:r>
-        <w:t>“</w:t>
-      </w:r>
-      <w:proofErr w:type="spellStart"/>
-      <w:r>
-        <w:t>SceneManager</w:t>
-      </w:r>
-      <w:proofErr w:type="spellEnd"/>
-      <w:r>
-        <w:t xml:space="preserve">” komponente pārvalda </w:t>
+        <w:t xml:space="preserve">“SceneManager” komponente pārvalda </w:t>
       </w:r>
       <w:r>
         <w:t>norādīto (skat. 2. attēl</w:t>
@@ -10047,23 +9391,7 @@
         <w:t>)</w:t>
       </w:r>
       <w:r>
-        <w:t xml:space="preserve"> aina ir sākuma izvēlne, kurā spēlētājs var pārslēgt uz līmeņu atlases ainu “</w:t>
-      </w:r>
-      <w:proofErr w:type="spellStart"/>
-      <w:r>
-        <w:t>LevelSelection</w:t>
-      </w:r>
-      <w:proofErr w:type="spellEnd"/>
-      <w:r>
-        <w:t>”, lasīt šī projekta anotāciju, mainīt iestatījumus vai iziet no datorspēles. “</w:t>
-      </w:r>
-      <w:proofErr w:type="spellStart"/>
-      <w:r>
-        <w:t>LevelSelection</w:t>
-      </w:r>
-      <w:proofErr w:type="spellEnd"/>
-      <w:r>
-        <w:t xml:space="preserve">” </w:t>
+        <w:t xml:space="preserve"> aina ir sākuma izvēlne, kurā spēlētājs var pārslēgt uz līmeņu atlases ainu “LevelSelection”, lasīt šī projekta anotāciju, mainīt iestatījumus vai iziet no datorspēles. “LevelSelection” </w:t>
       </w:r>
       <w:r>
         <w:t>(</w:t>
@@ -10078,23 +9406,7 @@
         <w:t>aina norāda līmeņus</w:t>
       </w:r>
       <w:r>
-        <w:t xml:space="preserve">, kuri ir izvietoti kartē ar paveidiem un pieejamības </w:t>
-      </w:r>
-      <w:proofErr w:type="spellStart"/>
-      <w:r>
-        <w:t>stāvolkim</w:t>
-      </w:r>
-      <w:proofErr w:type="spellEnd"/>
-      <w:r>
-        <w:t>. “</w:t>
-      </w:r>
-      <w:proofErr w:type="spellStart"/>
-      <w:r>
-        <w:t>Battle</w:t>
-      </w:r>
-      <w:proofErr w:type="spellEnd"/>
-      <w:r>
-        <w:t>” (Spēles laukums) ain</w:t>
+        <w:t>, kuri ir izvietoti kartē ar paveidiem un pieejamības stāvolkim. “Battle” (Spēles laukums) ain</w:t>
       </w:r>
       <w:r>
         <w:t>ā ir spēle ar līmeņa nosacījumiem, objekti kartes laukumā un norādīti uzdevumi uzvarai</w:t>
@@ -10201,15 +9513,7 @@
     </w:p>
     <w:p>
       <w:r>
-        <w:t>“</w:t>
-      </w:r>
-      <w:proofErr w:type="spellStart"/>
-      <w:r>
-        <w:t>Map</w:t>
-      </w:r>
-      <w:proofErr w:type="spellEnd"/>
-      <w:r>
-        <w:t xml:space="preserve">” (Karte) komponente </w:t>
+        <w:t xml:space="preserve">“Map” (Karte) komponente </w:t>
       </w:r>
       <w:r>
         <w:t xml:space="preserve">(skat. 3. attēlu) </w:t>
@@ -10218,44 +9522,12 @@
         <w:t xml:space="preserve">ir šī projekta galvenā komponente un projekta mērķa pamats. Šajā komponentē ir slāņi, kurā atrodas topogrāfijas dati, objektu dati un dekorācijas, un šie slāņi paši par sevi neveic darbības izņemot uzdotās darbības atkarīgas no ainas. Kartes komponentē arī atrodas </w:t>
       </w:r>
       <w:r>
-        <w:t>pārējās komponentes, kuras izmanto slāņus darbību veikšanai, piemēram, “</w:t>
-      </w:r>
-      <w:proofErr w:type="spellStart"/>
-      <w:r>
-        <w:t>Selector</w:t>
-      </w:r>
-      <w:proofErr w:type="spellEnd"/>
-      <w:r>
-        <w:t>” (atlasītājs) komponente atlasa slāņu komponentes slāņu datus pēc norādītā punkta, “</w:t>
-      </w:r>
-      <w:proofErr w:type="spellStart"/>
-      <w:r>
-        <w:t>Camera</w:t>
-      </w:r>
-      <w:proofErr w:type="spellEnd"/>
-      <w:r>
-        <w:t>” (Kamera) komponente rāda slāņu fragmentus, kurus spēlētājs var mainīt kameras novietojumu, lai redzētu kartes citu fragmentu un “</w:t>
-      </w:r>
-      <w:proofErr w:type="spellStart"/>
-      <w:r>
-        <w:t>Projectiles</w:t>
-      </w:r>
-      <w:proofErr w:type="spellEnd"/>
-      <w:r>
-        <w:t>” (Lādiņi) komponente, kura simulē lādiņu kustību kartē un iegūst datus no slāņu komponentes pēc novietojuma no uguņošanas līdz nolaišanas, kuras aptver objektus un veic tām izmaiņas, piemēram, iznīcināšanu.</w:t>
-      </w:r>
-    </w:p>
-    <w:p>
-      <w:r>
-        <w:t>Slāņu komponentē atrodas slāņi, kuras izkārtojumi ir rūtiņu ailes. “</w:t>
-      </w:r>
-      <w:proofErr w:type="spellStart"/>
-      <w:r>
-        <w:t>Ground</w:t>
-      </w:r>
-      <w:proofErr w:type="spellEnd"/>
-      <w:r>
-        <w:t>” (Zeme) slāni</w:t>
+        <w:t>pārējās komponentes, kuras izmanto slāņus darbību veikšanai, piemēram, “Selector” (atlasītājs) komponente atlasa slāņu komponentes slāņu datus pēc norādītā punkta, “Camera” (Kamera) komponente rāda slāņu fragmentus, kurus spēlētājs var mainīt kameras novietojumu, lai redzētu kartes citu fragmentu un “Projectiles” (Lādiņi) komponente, kura simulē lādiņu kustību kartē un iegūst datus no slāņu komponentes pēc novietojuma no uguņošanas līdz nolaišanas, kuras aptver objektus un veic tām izmaiņas, piemēram, iznīcināšanu.</w:t>
+      </w:r>
+    </w:p>
+    <w:p>
+      <w:r>
+        <w:t>Slāņu komponentē atrodas slāņi, kuras izkārtojumi ir rūtiņu ailes. “Ground” (Zeme) slāni</w:t>
       </w:r>
       <w:r>
         <w:t>s</w:t>
@@ -10264,61 +9536,13 @@
         <w:t xml:space="preserve"> satur topogrāfisko informāciju kā augstumu</w:t>
       </w:r>
       <w:r>
-        <w:t xml:space="preserve"> laukuma punktā un </w:t>
-      </w:r>
-      <w:proofErr w:type="spellStart"/>
-      <w:r>
-        <w:t>pamataugstumu</w:t>
-      </w:r>
-      <w:proofErr w:type="spellEnd"/>
-      <w:r>
-        <w:t>, “</w:t>
-      </w:r>
-      <w:proofErr w:type="spellStart"/>
-      <w:r>
-        <w:t>Decoration</w:t>
-      </w:r>
-      <w:proofErr w:type="spellEnd"/>
-      <w:r>
-        <w:t>” (Dekorācija) slānis ievieto virs “</w:t>
-      </w:r>
-      <w:proofErr w:type="spellStart"/>
-      <w:r>
-        <w:t>Ground</w:t>
-      </w:r>
-      <w:proofErr w:type="spellEnd"/>
-      <w:r>
-        <w:t>” slāņa simbolus un dekoratīvos elementus, “</w:t>
-      </w:r>
-      <w:proofErr w:type="spellStart"/>
-      <w:r>
-        <w:t>Entites</w:t>
-      </w:r>
-      <w:proofErr w:type="spellEnd"/>
-      <w:r>
-        <w:t xml:space="preserve">” (Objekti) slānis satur objektus kā ierīces, mūrus un struktūras, kuras glabā īpašības, piemēram, azimuta leņķis, piederība spēlētājam vai pretiniekam un izturības punkti pirms sabrukšanas (skat. </w:t>
+        <w:t xml:space="preserve"> laukuma punktā un pamataugstumu, “Decoration” (Dekorācija) slānis ievieto virs “Ground” slāņa simbolus un dekoratīvos elementus, “Entites” (Objekti) slānis satur objektus kā ierīces, mūrus un struktūras, kuras glabā īpašības, piemēram, azimuta leņķis, piederība spēlētājam vai pretiniekam un izturības punkti pirms sabrukšanas (skat. </w:t>
       </w:r>
       <w:r>
         <w:t>7</w:t>
       </w:r>
       <w:r>
-        <w:t>. attēlu) un “</w:t>
-      </w:r>
-      <w:proofErr w:type="spellStart"/>
-      <w:r>
-        <w:t>Overlays</w:t>
-      </w:r>
-      <w:proofErr w:type="spellEnd"/>
-      <w:r>
-        <w:t xml:space="preserve">” (Uznirstošie) slānis, kurās izvieto indikatorus un </w:t>
-      </w:r>
-      <w:proofErr w:type="spellStart"/>
-      <w:r>
-        <w:t>aizsegumus</w:t>
-      </w:r>
-      <w:proofErr w:type="spellEnd"/>
-      <w:r>
-        <w:t xml:space="preserve"> kartē. </w:t>
+        <w:t xml:space="preserve">. attēlu) un “Overlays” (Uznirstošie) slānis, kurās izvieto indikatorus un aizsegumus kartē. </w:t>
       </w:r>
     </w:p>
     <w:p>
@@ -10513,26 +9737,10 @@
     </w:p>
     <w:p>
       <w:r>
-        <w:t>Katra aina, kuru parāda “</w:t>
-      </w:r>
-      <w:proofErr w:type="spellStart"/>
-      <w:r>
-        <w:t>SceneManager</w:t>
-      </w:r>
-      <w:proofErr w:type="spellEnd"/>
-      <w:r>
-        <w:t>” komponente, ir klase ar saviem mainīgajiem un  metodēm</w:t>
-      </w:r>
-      <w:r>
-        <w:t>. Ainu metodes var izsaukt komponentes metodes, tvert lietotāja ievadi un veikt darbības ar ievadi un komponentēm, piemēram, tvert peles klikšķi un “</w:t>
-      </w:r>
-      <w:proofErr w:type="spellStart"/>
-      <w:r>
-        <w:t>Map</w:t>
-      </w:r>
-      <w:proofErr w:type="spellEnd"/>
-      <w:r>
-        <w:t>” komponentē iegūt ailes informāciju no peles novietojuma</w:t>
+        <w:t>Katra aina, kuru parāda “SceneManager” komponente, ir klase ar saviem mainīgajiem un  metodēm</w:t>
+      </w:r>
+      <w:r>
+        <w:t>. Ainu metodes var izsaukt komponentes metodes, tvert lietotāja ievadi un veikt darbības ar ievadi un komponentēm, piemēram, tvert peles klikšķi un “Map” komponentē iegūt ailes informāciju no peles novietojuma</w:t>
       </w:r>
       <w:r>
         <w:t xml:space="preserve"> (skat. </w:t>
@@ -10673,39 +9881,7 @@
     </w:p>
     <w:p>
       <w:r>
-        <w:t xml:space="preserve">Kartes komponente arī ir klase, kura iekļauj </w:t>
-      </w:r>
-      <w:proofErr w:type="spellStart"/>
-      <w:r>
-        <w:t>apakškomponentes</w:t>
-      </w:r>
-      <w:proofErr w:type="spellEnd"/>
-      <w:r>
-        <w:t xml:space="preserve"> ar savām metodēm un mainīgajiem. Kartes klases darbības iekļauj ailes datu iegūšanu pēc pozīcijas un laukumu </w:t>
-      </w:r>
-      <w:proofErr w:type="spellStart"/>
-      <w:r>
-        <w:t>ielādi</w:t>
-      </w:r>
-      <w:proofErr w:type="spellEnd"/>
-      <w:r>
-        <w:t xml:space="preserve"> un eksportēšanu. Slāņu komponentes arī iekļauj minētās metodes noteiktam slānim, taču arī slāņa ailēm ir savas metodes un īpašības, piemēram, “</w:t>
-      </w:r>
-      <w:proofErr w:type="spellStart"/>
-      <w:r>
-        <w:t>Ground</w:t>
-      </w:r>
-      <w:proofErr w:type="spellEnd"/>
-      <w:r>
-        <w:t>” slāņa ailei augstums un “</w:t>
-      </w:r>
-      <w:proofErr w:type="spellStart"/>
-      <w:r>
-        <w:t>Entity</w:t>
-      </w:r>
-      <w:proofErr w:type="spellEnd"/>
-      <w:r>
-        <w:t>” slāņa ailes piederība. Pārējām komponentēm savas attiecīgas darbības, kuras ir atkarīgas no slāņu komponentēm</w:t>
+        <w:t>Kartes komponente arī ir klase, kura iekļauj apakškomponentes ar savām metodēm un mainīgajiem. Kartes klases darbības iekļauj ailes datu iegūšanu pēc pozīcijas un laukumu ielādi un eksportēšanu. Slāņu komponentes arī iekļauj minētās metodes noteiktam slānim, taču arī slāņa ailēm ir savas metodes un īpašības, piemēram, “Ground” slāņa ailei augstums un “Entity” slāņa ailes piederība. Pārējām komponentēm savas attiecīgas darbības, kuras ir atkarīgas no slāņu komponentēm</w:t>
       </w:r>
       <w:r>
         <w:t>.</w:t>
@@ -10801,47 +9977,7 @@
       </w:pPr>
       <w:r>
         <w:tab/>
-        <w:t>“</w:t>
-      </w:r>
-      <w:proofErr w:type="spellStart"/>
-      <w:r>
-        <w:t>Entity</w:t>
-      </w:r>
-      <w:proofErr w:type="spellEnd"/>
-      <w:r>
-        <w:t>” (Objekts) klase norāda kartē objektu, kuri var tikt pagriezti, iznīcināti, iestatīt garumus un vairāk īpašību. Šo klasi manto “</w:t>
-      </w:r>
-      <w:proofErr w:type="spellStart"/>
-      <w:r>
-        <w:t>Device</w:t>
-      </w:r>
-      <w:proofErr w:type="spellEnd"/>
-      <w:r>
-        <w:t>” (artilērijas ierīces), “</w:t>
-      </w:r>
-      <w:proofErr w:type="spellStart"/>
-      <w:r>
-        <w:t>Wall</w:t>
-      </w:r>
-      <w:proofErr w:type="spellEnd"/>
-      <w:r>
-        <w:t>” (siena) un “</w:t>
-      </w:r>
-      <w:proofErr w:type="spellStart"/>
-      <w:r>
-        <w:t>Structure</w:t>
-      </w:r>
-      <w:proofErr w:type="spellEnd"/>
-      <w:r>
-        <w:t>” (struktūra) klases ar savām īpašībām, it īpaši “</w:t>
-      </w:r>
-      <w:proofErr w:type="spellStart"/>
-      <w:r>
-        <w:t>Device</w:t>
-      </w:r>
-      <w:proofErr w:type="spellEnd"/>
-      <w:r>
-        <w:t>” klase, jo tā norāda munīciju skaitu, traversu, augstuma leņķi u.t.t.</w:t>
+        <w:t>“Entity” (Objekts) klase norāda kartē objektu, kuri var tikt pagriezti, iznīcināti, iestatīt garumus un vairāk īpašību. Šo klasi manto “Device” (artilērijas ierīces), “Wall” (siena) un “Structure” (struktūra) klases ar savām īpašībām, it īpaši “Device” klase, jo tā norāda munīciju skaitu, traversu, augstuma leņķi u.t.t.</w:t>
       </w:r>
       <w:r>
         <w:t xml:space="preserve"> (skat. 7. attēlu)</w:t>
@@ -10856,23 +9992,7 @@
       </w:pPr>
       <w:r>
         <w:tab/>
-        <w:t>Tās klases pamatīpašības ir azimuts, izturība (“</w:t>
-      </w:r>
-      <w:proofErr w:type="spellStart"/>
-      <w:r>
-        <w:t>integrity</w:t>
-      </w:r>
-      <w:proofErr w:type="spellEnd"/>
-      <w:r>
-        <w:t>”), spēlētāja piederošs, mērķis,  un iznīcināts, kā arī tai klasei un mantotājiem īpašību klase, kura norāda uz resursu, kura norāda tās objekta nemaināmās īpašības, piemēram, ierīcēm kalibrs, struktūrām izturības stadiju gariņi un visām klasēm izturības skala (“</w:t>
-      </w:r>
-      <w:proofErr w:type="spellStart"/>
-      <w:r>
-        <w:t>toughness</w:t>
-      </w:r>
-      <w:proofErr w:type="spellEnd"/>
-      <w:r>
-        <w:t>”), kura mazina objekta izturības mazināšanas faktoru.</w:t>
+        <w:t>Tās klases pamatīpašības ir azimuts, izturība (“integrity”), spēlētāja piederošs, mērķis,  un iznīcināts, kā arī tai klasei un mantotājiem īpašību klase, kura norāda uz resursu, kura norāda tās objekta nemaināmās īpašības, piemēram, ierīcēm kalibrs, struktūrām izturības stadiju gariņi un visām klasēm izturības skala (“toughness”), kura mazina objekta izturības mazināšanas faktoru.</w:t>
       </w:r>
     </w:p>
     <w:p>
@@ -10970,26 +10090,10 @@
         <w:t>L</w:t>
       </w:r>
       <w:r>
-        <w:t>ādiņu laukumā (“</w:t>
-      </w:r>
-      <w:proofErr w:type="spellStart"/>
-      <w:r>
-        <w:t>Projectiles</w:t>
-      </w:r>
-      <w:proofErr w:type="spellEnd"/>
-      <w:r>
-        <w:t xml:space="preserve">”) </w:t>
-      </w:r>
-      <w:r>
-        <w:t xml:space="preserve">lādiņiem ir savas īpašības un metodes, lai pēc iespējas </w:t>
-      </w:r>
-      <w:proofErr w:type="spellStart"/>
-      <w:r>
-        <w:t>attainotu</w:t>
-      </w:r>
-      <w:proofErr w:type="spellEnd"/>
-      <w:r>
-        <w:t xml:space="preserve"> lādiņu ballistiku gaisā</w:t>
+        <w:t xml:space="preserve">ādiņu laukumā (“Projectiles”) </w:t>
+      </w:r>
+      <w:r>
+        <w:t>lādiņiem ir savas īpašības un metodes, lai pēc iespējas attainotu lādiņu ballistiku gaisā</w:t>
       </w:r>
       <w:r>
         <w:t xml:space="preserve"> un objektu iznīcināšanu un bojāšanu nolaišanas uz zemes</w:t>
@@ -11554,15 +10658,7 @@
       <w:bookmarkStart w:id="47" w:name="_Toc230230104"/>
       <w:r>
         <w:lastRenderedPageBreak/>
-        <w:t xml:space="preserve">Kartes un tās </w:t>
-      </w:r>
-      <w:proofErr w:type="spellStart"/>
-      <w:r>
-        <w:t>apakškomponenšu</w:t>
-      </w:r>
-      <w:proofErr w:type="spellEnd"/>
-      <w:r>
-        <w:t xml:space="preserve"> dati</w:t>
+        <w:t>Kartes un tās apakškomponenšu dati</w:t>
       </w:r>
       <w:bookmarkEnd w:id="47"/>
     </w:p>
@@ -11574,15 +10670,7 @@
         <w:t>, piemēram, ailes izmēru, augstumu un sarežģīšanas iespējas</w:t>
       </w:r>
       <w:r>
-        <w:t xml:space="preserve">, kurus izmantos tās visas tās </w:t>
-      </w:r>
-      <w:proofErr w:type="spellStart"/>
-      <w:r>
-        <w:t>apakškomponentes</w:t>
-      </w:r>
-      <w:proofErr w:type="spellEnd"/>
-      <w:r>
-        <w:t>, kuras no dažam var būt savi dati glabāti kartes datos, it īpaši slāņu komponentēm (skat. 1</w:t>
+        <w:t>, kurus izmantos tās visas tās apakškomponentes, kuras no dažam var būt savi dati glabāti kartes datos, it īpaši slāņu komponentēm (skat. 1</w:t>
       </w:r>
       <w:r>
         <w:t>3</w:t>
@@ -11665,15 +10753,7 @@
         <w:t xml:space="preserve">. attēls. </w:t>
       </w:r>
       <w:r>
-        <w:t xml:space="preserve">Kartes un </w:t>
-      </w:r>
-      <w:proofErr w:type="spellStart"/>
-      <w:r>
-        <w:t>apakškomponenšu</w:t>
-      </w:r>
-      <w:proofErr w:type="spellEnd"/>
-      <w:r>
-        <w:t xml:space="preserve"> dati</w:t>
+        <w:t>Kartes un apakškomponenšu dati</w:t>
       </w:r>
     </w:p>
     <w:p>
@@ -11691,15 +10771,7 @@
     </w:p>
     <w:p>
       <w:r>
-        <w:t>Slāņa ”</w:t>
-      </w:r>
-      <w:proofErr w:type="spellStart"/>
-      <w:r>
-        <w:t>Entities</w:t>
-      </w:r>
-      <w:proofErr w:type="spellEnd"/>
-      <w:r>
-        <w:t>” objektiem ir kopīgas nemaināmās īpašības, kurus izmanto paši slāņu objekti un citas klases pieejot tiem (skat. 1</w:t>
+        <w:t>Slāņa ”Entities” objektiem ir kopīgas nemaināmās īpašības, kurus izmanto paši slāņu objekti un citas klases pieejot tiem (skat. 1</w:t>
       </w:r>
       <w:r>
         <w:t>4</w:t>
@@ -11790,6 +10862,384 @@
       <w:bookmarkEnd w:id="49"/>
     </w:p>
     <w:p>
+      <w:r>
+        <w:t>Šajā sadaļā lietotājam skaidros šīs datorspēles lietojumu un tās saskarnes elementus ar ekrānuzņēmumiem un skaidrojošiem rādītājiem.</w:t>
+      </w:r>
+    </w:p>
+    <w:p>
+      <w:pPr>
+        <w:pStyle w:val="Virsraksts2"/>
+      </w:pPr>
+      <w:r>
+        <w:t>Sākuma aina</w:t>
+      </w:r>
+    </w:p>
+    <w:p>
+      <w:r>
+        <w:t>Sākuma ainā ir izvēlne, kurās ir iespējas atvērt līmeņa atlases ainu (1), atvērt iestatījumus (2), rādīt anotāciju (3) vai iziet no spēles (4), kuru arī var veikt spiežot aizvēršanas pogu loga augšienē (skat. 15. attēlu).</w:t>
+      </w:r>
+    </w:p>
+    <w:p>
+      <w:pPr>
+        <w:keepNext/>
+        <w:ind w:firstLine="0"/>
+        <w:jc w:val="center"/>
+      </w:pPr>
+      <w:r>
+        <w:rPr>
+          <w:noProof/>
+        </w:rPr>
+        <w:drawing>
+          <wp:inline distT="0" distB="0" distL="0" distR="0" wp14:anchorId="36C050F0" wp14:editId="4AEEFF13">
+            <wp:extent cx="4643562" cy="2694305"/>
+            <wp:effectExtent l="0" t="0" r="5080" b="0"/>
+            <wp:docPr id="490091006" name="Picture 5"/>
+            <wp:cNvGraphicFramePr>
+              <a:graphicFrameLocks xmlns:a="http://schemas.openxmlformats.org/drawingml/2006/main" noChangeAspect="1"/>
+            </wp:cNvGraphicFramePr>
+            <a:graphic xmlns:a="http://schemas.openxmlformats.org/drawingml/2006/main">
+              <a:graphicData uri="http://schemas.openxmlformats.org/drawingml/2006/picture">
+                <pic:pic xmlns:pic="http://schemas.openxmlformats.org/drawingml/2006/picture">
+                  <pic:nvPicPr>
+                    <pic:cNvPr id="97138795" name="Picture 5"/>
+                    <pic:cNvPicPr/>
+                  </pic:nvPicPr>
+                  <pic:blipFill rotWithShape="1">
+                    <a:blip r:embed="rId23" cstate="print">
+                      <a:extLst>
+                        <a:ext uri="{28A0092B-C50C-407E-A947-70E740481C1C}">
+                          <a14:useLocalDpi xmlns:a14="http://schemas.microsoft.com/office/drawing/2010/main" val="0"/>
+                        </a:ext>
+                      </a:extLst>
+                    </a:blip>
+                    <a:srcRect l="4720" r="4067" b="3529"/>
+                    <a:stretch>
+                      <a:fillRect/>
+                    </a:stretch>
+                  </pic:blipFill>
+                  <pic:spPr bwMode="auto">
+                    <a:xfrm>
+                      <a:off x="0" y="0"/>
+                      <a:ext cx="4655224" cy="2701072"/>
+                    </a:xfrm>
+                    <a:prstGeom prst="rect">
+                      <a:avLst/>
+                    </a:prstGeom>
+                    <a:ln>
+                      <a:noFill/>
+                    </a:ln>
+                    <a:extLst>
+                      <a:ext uri="{53640926-AAD7-44D8-BBD7-CCE9431645EC}">
+                        <a14:shadowObscured xmlns:a14="http://schemas.microsoft.com/office/drawing/2010/main"/>
+                      </a:ext>
+                    </a:extLst>
+                  </pic:spPr>
+                </pic:pic>
+              </a:graphicData>
+            </a:graphic>
+          </wp:inline>
+        </w:drawing>
+      </w:r>
+      <w:r>
+        <w:rPr>
+          <w:noProof/>
+        </w:rPr>
+        <w:drawing>
+          <wp:inline distT="0" distB="0" distL="0" distR="0" wp14:anchorId="184F5E21" wp14:editId="09ACF2E5">
+            <wp:extent cx="4635610" cy="2846070"/>
+            <wp:effectExtent l="0" t="0" r="0" b="0"/>
+            <wp:docPr id="97138795" name="Picture 5"/>
+            <wp:cNvGraphicFramePr>
+              <a:graphicFrameLocks xmlns:a="http://schemas.openxmlformats.org/drawingml/2006/main" noChangeAspect="1"/>
+            </wp:cNvGraphicFramePr>
+            <a:graphic xmlns:a="http://schemas.openxmlformats.org/drawingml/2006/main">
+              <a:graphicData uri="http://schemas.openxmlformats.org/drawingml/2006/picture">
+                <pic:pic xmlns:pic="http://schemas.openxmlformats.org/drawingml/2006/picture">
+                  <pic:nvPicPr>
+                    <pic:cNvPr id="97138795" name="Picture 5"/>
+                    <pic:cNvPicPr/>
+                  </pic:nvPicPr>
+                  <pic:blipFill>
+                    <a:blip r:embed="rId24" cstate="print">
+                      <a:extLst>
+                        <a:ext uri="{28A0092B-C50C-407E-A947-70E740481C1C}">
+                          <a14:useLocalDpi xmlns:a14="http://schemas.microsoft.com/office/drawing/2010/main" val="0"/>
+                        </a:ext>
+                      </a:extLst>
+                    </a:blip>
+                    <a:srcRect l="2725" r="2725"/>
+                    <a:stretch>
+                      <a:fillRect/>
+                    </a:stretch>
+                  </pic:blipFill>
+                  <pic:spPr bwMode="auto">
+                    <a:xfrm>
+                      <a:off x="0" y="0"/>
+                      <a:ext cx="4645886" cy="2852379"/>
+                    </a:xfrm>
+                    <a:prstGeom prst="rect">
+                      <a:avLst/>
+                    </a:prstGeom>
+                    <a:ln>
+                      <a:noFill/>
+                    </a:ln>
+                    <a:extLst>
+                      <a:ext uri="{53640926-AAD7-44D8-BBD7-CCE9431645EC}">
+                        <a14:shadowObscured xmlns:a14="http://schemas.microsoft.com/office/drawing/2010/main"/>
+                      </a:ext>
+                    </a:extLst>
+                  </pic:spPr>
+                </pic:pic>
+              </a:graphicData>
+            </a:graphic>
+          </wp:inline>
+        </w:drawing>
+      </w:r>
+    </w:p>
+    <w:p>
+      <w:pPr>
+        <w:pStyle w:val="Parakstszemobjekta"/>
+      </w:pPr>
+      <w:r>
+        <w:t>1</w:t>
+      </w:r>
+      <w:r>
+        <w:t>5</w:t>
+      </w:r>
+      <w:r>
+        <w:t xml:space="preserve">. attēls. </w:t>
+      </w:r>
+      <w:r>
+        <w:t>Sākuma aina izvēlne un atvērumi</w:t>
+      </w:r>
+    </w:p>
+    <w:p>
+      <w:pPr>
+        <w:ind w:firstLine="0"/>
+      </w:pPr>
+    </w:p>
+    <w:p>
+      <w:pPr>
+        <w:pStyle w:val="Virsraksts2"/>
+      </w:pPr>
+      <w:r>
+        <w:lastRenderedPageBreak/>
+        <w:t xml:space="preserve">Līmeņu atlases </w:t>
+      </w:r>
+      <w:r>
+        <w:t>aina</w:t>
+      </w:r>
+    </w:p>
+    <w:p>
+      <w:r>
+        <w:t>Līmeņu atlases ainā atrodas karte, kurā ir novietoti punkti</w:t>
+      </w:r>
+      <w:r>
+        <w:t xml:space="preserve"> </w:t>
+      </w:r>
+      <w:r>
+        <w:t>(</w:t>
+      </w:r>
+      <w:r>
+        <w:t>2</w:t>
+      </w:r>
+      <w:r>
+        <w:t>)</w:t>
+      </w:r>
+      <w:r>
+        <w:t>, kuri norāda līmeņus</w:t>
+      </w:r>
+      <w:r>
+        <w:t>, tās aprakstu un pārvirzes pogu un pogu, lai atgrieztos uz sākuma ainu</w:t>
+      </w:r>
+      <w:r>
+        <w:t xml:space="preserve"> (1)</w:t>
+      </w:r>
+      <w:r>
+        <w:t>.</w:t>
+      </w:r>
+      <w:r>
+        <w:t xml:space="preserve"> Katrs punkts norāda līmeņa stāvokli (slēgts ar sarkano karog</w:t>
+      </w:r>
+      <w:r>
+        <w:t xml:space="preserve">u </w:t>
+      </w:r>
+      <w:r>
+        <w:t>(</w:t>
+      </w:r>
+      <w:r>
+        <w:t>3</w:t>
+      </w:r>
+      <w:r>
+        <w:t>)</w:t>
+      </w:r>
+      <w:r>
+        <w:t xml:space="preserve"> </w:t>
+      </w:r>
+      <w:r>
+        <w:t>vai pieejams ar zilo karogu</w:t>
+      </w:r>
+      <w:r>
+        <w:t xml:space="preserve"> </w:t>
+      </w:r>
+      <w:r>
+        <w:t>(</w:t>
+      </w:r>
+      <w:r>
+        <w:t>4</w:t>
+      </w:r>
+      <w:r>
+        <w:t>)</w:t>
+      </w:r>
+      <w:r>
+        <w:t>), kā arī zem apraksta iespējo vai atspējo pogu.</w:t>
+      </w:r>
+    </w:p>
+    <w:p>
+      <w:pPr>
+        <w:ind w:firstLine="0"/>
+        <w:jc w:val="center"/>
+      </w:pPr>
+      <w:r>
+        <w:rPr>
+          <w:noProof/>
+        </w:rPr>
+        <w:drawing>
+          <wp:inline distT="0" distB="0" distL="0" distR="0" wp14:anchorId="5289E669" wp14:editId="028F1469">
+            <wp:extent cx="5197221" cy="3190875"/>
+            <wp:effectExtent l="0" t="0" r="3810" b="0"/>
+            <wp:docPr id="1801011733" name="Picture 5"/>
+            <wp:cNvGraphicFramePr>
+              <a:graphicFrameLocks xmlns:a="http://schemas.openxmlformats.org/drawingml/2006/main" noChangeAspect="1"/>
+            </wp:cNvGraphicFramePr>
+            <a:graphic xmlns:a="http://schemas.openxmlformats.org/drawingml/2006/main">
+              <a:graphicData uri="http://schemas.openxmlformats.org/drawingml/2006/picture">
+                <pic:pic xmlns:pic="http://schemas.openxmlformats.org/drawingml/2006/picture">
+                  <pic:nvPicPr>
+                    <pic:cNvPr id="1801011733" name="Picture 5"/>
+                    <pic:cNvPicPr/>
+                  </pic:nvPicPr>
+                  <pic:blipFill>
+                    <a:blip r:embed="rId25" cstate="print">
+                      <a:extLst>
+                        <a:ext uri="{28A0092B-C50C-407E-A947-70E740481C1C}">
+                          <a14:useLocalDpi xmlns:a14="http://schemas.microsoft.com/office/drawing/2010/main" val="0"/>
+                        </a:ext>
+                      </a:extLst>
+                    </a:blip>
+                    <a:srcRect l="3851" r="3851"/>
+                    <a:stretch>
+                      <a:fillRect/>
+                    </a:stretch>
+                  </pic:blipFill>
+                  <pic:spPr bwMode="auto">
+                    <a:xfrm>
+                      <a:off x="0" y="0"/>
+                      <a:ext cx="5202313" cy="3194002"/>
+                    </a:xfrm>
+                    <a:prstGeom prst="rect">
+                      <a:avLst/>
+                    </a:prstGeom>
+                    <a:ln>
+                      <a:noFill/>
+                    </a:ln>
+                    <a:extLst>
+                      <a:ext uri="{53640926-AAD7-44D8-BBD7-CCE9431645EC}">
+                        <a14:shadowObscured xmlns:a14="http://schemas.microsoft.com/office/drawing/2010/main"/>
+                      </a:ext>
+                    </a:extLst>
+                  </pic:spPr>
+                </pic:pic>
+              </a:graphicData>
+            </a:graphic>
+          </wp:inline>
+        </w:drawing>
+      </w:r>
+    </w:p>
+    <w:p>
+      <w:pPr>
+        <w:keepNext/>
+        <w:ind w:firstLine="0"/>
+        <w:jc w:val="center"/>
+      </w:pPr>
+      <w:r>
+        <w:rPr>
+          <w:noProof/>
+        </w:rPr>
+        <w:drawing>
+          <wp:inline distT="0" distB="0" distL="0" distR="0" wp14:anchorId="6AF8B356" wp14:editId="2F9858B0">
+            <wp:extent cx="5253990" cy="3225729"/>
+            <wp:effectExtent l="0" t="0" r="3810" b="0"/>
+            <wp:docPr id="1892648572" name="Picture 5"/>
+            <wp:cNvGraphicFramePr>
+              <a:graphicFrameLocks xmlns:a="http://schemas.openxmlformats.org/drawingml/2006/main" noChangeAspect="1"/>
+            </wp:cNvGraphicFramePr>
+            <a:graphic xmlns:a="http://schemas.openxmlformats.org/drawingml/2006/main">
+              <a:graphicData uri="http://schemas.openxmlformats.org/drawingml/2006/picture">
+                <pic:pic xmlns:pic="http://schemas.openxmlformats.org/drawingml/2006/picture">
+                  <pic:nvPicPr>
+                    <pic:cNvPr id="1892648572" name="Picture 5"/>
+                    <pic:cNvPicPr/>
+                  </pic:nvPicPr>
+                  <pic:blipFill>
+                    <a:blip r:embed="rId26" cstate="print">
+                      <a:extLst>
+                        <a:ext uri="{28A0092B-C50C-407E-A947-70E740481C1C}">
+                          <a14:useLocalDpi xmlns:a14="http://schemas.microsoft.com/office/drawing/2010/main" val="0"/>
+                        </a:ext>
+                      </a:extLst>
+                    </a:blip>
+                    <a:srcRect l="3851" r="3851"/>
+                    <a:stretch>
+                      <a:fillRect/>
+                    </a:stretch>
+                  </pic:blipFill>
+                  <pic:spPr bwMode="auto">
+                    <a:xfrm>
+                      <a:off x="0" y="0"/>
+                      <a:ext cx="5261823" cy="3230538"/>
+                    </a:xfrm>
+                    <a:prstGeom prst="rect">
+                      <a:avLst/>
+                    </a:prstGeom>
+                    <a:ln>
+                      <a:noFill/>
+                    </a:ln>
+                    <a:extLst>
+                      <a:ext uri="{53640926-AAD7-44D8-BBD7-CCE9431645EC}">
+                        <a14:shadowObscured xmlns:a14="http://schemas.microsoft.com/office/drawing/2010/main"/>
+                      </a:ext>
+                    </a:extLst>
+                  </pic:spPr>
+                </pic:pic>
+              </a:graphicData>
+            </a:graphic>
+          </wp:inline>
+        </w:drawing>
+      </w:r>
+    </w:p>
+    <w:p>
+      <w:pPr>
+        <w:pStyle w:val="Parakstszemobjekta"/>
+      </w:pPr>
+      <w:r>
+        <w:t>1</w:t>
+      </w:r>
+      <w:r>
+        <w:t>6</w:t>
+      </w:r>
+      <w:r>
+        <w:t xml:space="preserve">. attēls. </w:t>
+      </w:r>
+      <w:r>
+        <w:t xml:space="preserve">Līmeņu atlases aina </w:t>
+      </w:r>
+      <w:r>
+        <w:t>un atvērumi</w:t>
+      </w:r>
+    </w:p>
+    <w:p/>
+    <w:p>
       <w:pPr>
         <w:pStyle w:val="Virsraksts1"/>
       </w:pPr>
@@ -11812,37 +11262,13 @@
     </w:p>
     <w:p>
       <w:r>
-        <w:t xml:space="preserve">Izstrādes laikā projektu jātestē un jāpārbauda funkcionalitātes pēc nepilnībām. Testēšana tiks veikta manuāli ar melnās un baltās kastes metodoloģijām, taču atsevišķas funkcionalitātes vai tās daļas testēšanu var veikt automātiski ar </w:t>
-      </w:r>
-      <w:proofErr w:type="spellStart"/>
-      <w:r>
-        <w:t>vienībtestēšanu</w:t>
-      </w:r>
-      <w:proofErr w:type="spellEnd"/>
-      <w:r>
-        <w:t>.</w:t>
+        <w:t>Izstrādes laikā projektu jātestē un jāpārbauda funkcionalitātes pēc nepilnībām. Testēšana tiks veikta manuāli ar melnās un baltās kastes metodoloģijām, taču atsevišķas funkcionalitātes vai tās daļas testēšanu var veikt automātiski ar vienībtestēšanu.</w:t>
       </w:r>
       <w:r>
         <w:t xml:space="preserve"> </w:t>
       </w:r>
       <w:r>
-        <w:t xml:space="preserve">Melnās kastes testēšana ietver pārbaudi no lietotāja skatupunkta, neredzot </w:t>
-      </w:r>
-      <w:proofErr w:type="spellStart"/>
-      <w:r>
-        <w:t>avotkodu</w:t>
-      </w:r>
-      <w:proofErr w:type="spellEnd"/>
-      <w:r>
-        <w:t xml:space="preserve"> vai atkļūdošanas informāciju, kamēr baltās kastes testēšana pārbauda </w:t>
-      </w:r>
-      <w:proofErr w:type="spellStart"/>
-      <w:r>
-        <w:t>avotkodu</w:t>
-      </w:r>
-      <w:proofErr w:type="spellEnd"/>
-      <w:r>
-        <w:t>.</w:t>
+        <w:t>Melnās kastes testēšana ietver pārbaudi no lietotāja skatupunkta, neredzot avotkodu vai atkļūdošanas informāciju, kamēr baltās kastes testēšana pārbauda avotkodu.</w:t>
       </w:r>
     </w:p>
     <w:p>
@@ -13028,13 +12454,8 @@
               <w:pStyle w:val="talbecontent"/>
             </w:pPr>
             <w:r>
-              <w:t xml:space="preserve">Lietotājs gaida līdz </w:t>
-            </w:r>
-            <w:proofErr w:type="spellStart"/>
-            <w:r>
-              <w:t>ielādei</w:t>
-            </w:r>
-            <w:proofErr w:type="spellEnd"/>
+              <w:t>Lietotājs gaida līdz ielādei</w:t>
+            </w:r>
           </w:p>
         </w:tc>
         <w:tc>

--- a/Documentation/Dokumentācija.docx
+++ b/Documentation/Dokumentācija.docx
@@ -11239,6 +11239,892 @@
       </w:r>
     </w:p>
     <w:p/>
+    <w:p>
+      <w:pPr>
+        <w:pStyle w:val="Virsraksts2"/>
+      </w:pPr>
+      <w:r>
+        <w:lastRenderedPageBreak/>
+        <w:t>Spēles laukuma</w:t>
+      </w:r>
+      <w:r>
+        <w:t xml:space="preserve"> aina</w:t>
+      </w:r>
+    </w:p>
+    <w:p>
+      <w:r>
+        <w:t xml:space="preserve">Spēles laukuma ainā atrodas </w:t>
+      </w:r>
+      <w:r>
+        <w:t xml:space="preserve">vairākas saskarnes kontroles, gan visā ainā, gan atsevišķās stadijās. </w:t>
+      </w:r>
+    </w:p>
+    <w:p>
+      <w:pPr>
+        <w:pStyle w:val="Virsraksts3"/>
+      </w:pPr>
+      <w:r>
+        <w:t>Virsjosla</w:t>
+      </w:r>
+    </w:p>
+    <w:p>
+      <w:r>
+        <w:t xml:space="preserve">Virsjoslā </w:t>
+      </w:r>
+      <w:r>
+        <w:t xml:space="preserve">(skat. 16. attēlu) </w:t>
+      </w:r>
+      <w:r>
+        <w:t>atrodas pauzes izvēlne</w:t>
+      </w:r>
+      <w:r>
+        <w:t xml:space="preserve"> (1)</w:t>
+      </w:r>
+      <w:r>
+        <w:t>, stadijas nosaukums</w:t>
+      </w:r>
+      <w:r>
+        <w:t xml:space="preserve"> </w:t>
+      </w:r>
+      <w:r>
+        <w:t>(</w:t>
+      </w:r>
+      <w:r>
+        <w:t>2</w:t>
+      </w:r>
+      <w:r>
+        <w:t>)</w:t>
+      </w:r>
+      <w:r>
+        <w:t xml:space="preserve"> un skaitītāj</w:t>
+      </w:r>
+      <w:r>
+        <w:t xml:space="preserve">i </w:t>
+      </w:r>
+      <w:r>
+        <w:t>kā peles pozīcija</w:t>
+      </w:r>
+      <w:r>
+        <w:t xml:space="preserve"> </w:t>
+      </w:r>
+      <w:r>
+        <w:t>(</w:t>
+      </w:r>
+      <w:r>
+        <w:t>3</w:t>
+      </w:r>
+      <w:r>
+        <w:t>)</w:t>
+      </w:r>
+      <w:r>
+        <w:t>, mērogs</w:t>
+      </w:r>
+      <w:r>
+        <w:t xml:space="preserve"> </w:t>
+      </w:r>
+      <w:r>
+        <w:t>(</w:t>
+      </w:r>
+      <w:r>
+        <w:t>4</w:t>
+      </w:r>
+      <w:r>
+        <w:t>)</w:t>
+      </w:r>
+      <w:r>
+        <w:t>, pamataugstums</w:t>
+      </w:r>
+      <w:r>
+        <w:t xml:space="preserve"> </w:t>
+      </w:r>
+      <w:r>
+        <w:t>(</w:t>
+      </w:r>
+      <w:r>
+        <w:t>5)</w:t>
+      </w:r>
+      <w:r>
+        <w:t>, spēlētāja ierīču skaits</w:t>
+      </w:r>
+      <w:r>
+        <w:t xml:space="preserve"> </w:t>
+      </w:r>
+      <w:r>
+        <w:t>(</w:t>
+      </w:r>
+      <w:r>
+        <w:t>6</w:t>
+      </w:r>
+      <w:r>
+        <w:t>)</w:t>
+      </w:r>
+      <w:r>
+        <w:t>, mērķu skaits</w:t>
+      </w:r>
+      <w:r>
+        <w:t xml:space="preserve"> </w:t>
+      </w:r>
+      <w:r>
+        <w:t>(</w:t>
+      </w:r>
+      <w:r>
+        <w:t>7</w:t>
+      </w:r>
+      <w:r>
+        <w:t>)</w:t>
+      </w:r>
+      <w:r>
+        <w:t xml:space="preserve">, kārtas skaits </w:t>
+      </w:r>
+      <w:r>
+        <w:t>(</w:t>
+      </w:r>
+      <w:r>
+        <w:t>8</w:t>
+      </w:r>
+      <w:r>
+        <w:t>)</w:t>
+      </w:r>
+      <w:r>
+        <w:t xml:space="preserve"> </w:t>
+      </w:r>
+      <w:r>
+        <w:t>un atlikušais laiks</w:t>
+      </w:r>
+      <w:r>
+        <w:t xml:space="preserve"> </w:t>
+      </w:r>
+      <w:r>
+        <w:t>(</w:t>
+      </w:r>
+      <w:r>
+        <w:t>9</w:t>
+      </w:r>
+      <w:r>
+        <w:t>)</w:t>
+      </w:r>
+      <w:r>
+        <w:t>.</w:t>
+      </w:r>
+      <w:r>
+        <w:t xml:space="preserve"> </w:t>
+      </w:r>
+    </w:p>
+    <w:p>
+      <w:pPr>
+        <w:ind w:firstLine="0"/>
+        <w:jc w:val="center"/>
+      </w:pPr>
+      <w:r>
+        <w:rPr>
+          <w:noProof/>
+        </w:rPr>
+        <w:drawing>
+          <wp:inline distT="0" distB="0" distL="0" distR="0" wp14:anchorId="7D3C05DD" wp14:editId="416831C9">
+            <wp:extent cx="6151880" cy="820420"/>
+            <wp:effectExtent l="0" t="0" r="0" b="0"/>
+            <wp:docPr id="1192359658" name="Attēls 1"/>
+            <wp:cNvGraphicFramePr>
+              <a:graphicFrameLocks xmlns:a="http://schemas.openxmlformats.org/drawingml/2006/main" noChangeAspect="1"/>
+            </wp:cNvGraphicFramePr>
+            <a:graphic xmlns:a="http://schemas.openxmlformats.org/drawingml/2006/main">
+              <a:graphicData uri="http://schemas.openxmlformats.org/drawingml/2006/picture">
+                <pic:pic xmlns:pic="http://schemas.openxmlformats.org/drawingml/2006/picture">
+                  <pic:nvPicPr>
+                    <pic:cNvPr id="1192359658" name="Attēls 1192359658"/>
+                    <pic:cNvPicPr/>
+                  </pic:nvPicPr>
+                  <pic:blipFill>
+                    <a:blip r:embed="rId27" cstate="print">
+                      <a:extLst>
+                        <a:ext uri="{28A0092B-C50C-407E-A947-70E740481C1C}">
+                          <a14:useLocalDpi xmlns:a14="http://schemas.microsoft.com/office/drawing/2010/main" val="0"/>
+                        </a:ext>
+                      </a:extLst>
+                    </a:blip>
+                    <a:stretch>
+                      <a:fillRect/>
+                    </a:stretch>
+                  </pic:blipFill>
+                  <pic:spPr>
+                    <a:xfrm>
+                      <a:off x="0" y="0"/>
+                      <a:ext cx="6151880" cy="820420"/>
+                    </a:xfrm>
+                    <a:prstGeom prst="rect">
+                      <a:avLst/>
+                    </a:prstGeom>
+                  </pic:spPr>
+                </pic:pic>
+              </a:graphicData>
+            </a:graphic>
+          </wp:inline>
+        </w:drawing>
+      </w:r>
+    </w:p>
+    <w:p>
+      <w:pPr>
+        <w:keepNext/>
+        <w:ind w:firstLine="0"/>
+        <w:jc w:val="center"/>
+      </w:pPr>
+      <w:r>
+        <w:rPr>
+          <w:noProof/>
+        </w:rPr>
+        <w:drawing>
+          <wp:inline distT="0" distB="0" distL="0" distR="0" wp14:anchorId="6CFFB280" wp14:editId="67DF660D">
+            <wp:extent cx="6123214" cy="1428750"/>
+            <wp:effectExtent l="0" t="0" r="0" b="0"/>
+            <wp:docPr id="1604049363" name="Attēls 1"/>
+            <wp:cNvGraphicFramePr>
+              <a:graphicFrameLocks xmlns:a="http://schemas.openxmlformats.org/drawingml/2006/main" noChangeAspect="1"/>
+            </wp:cNvGraphicFramePr>
+            <a:graphic xmlns:a="http://schemas.openxmlformats.org/drawingml/2006/main">
+              <a:graphicData uri="http://schemas.openxmlformats.org/drawingml/2006/picture">
+                <pic:pic xmlns:pic="http://schemas.openxmlformats.org/drawingml/2006/picture">
+                  <pic:nvPicPr>
+                    <pic:cNvPr id="1604049363" name="Attēls 1"/>
+                    <pic:cNvPicPr/>
+                  </pic:nvPicPr>
+                  <pic:blipFill>
+                    <a:blip r:embed="rId28" cstate="print">
+                      <a:extLst>
+                        <a:ext uri="{28A0092B-C50C-407E-A947-70E740481C1C}">
+                          <a14:useLocalDpi xmlns:a14="http://schemas.microsoft.com/office/drawing/2010/main" val="0"/>
+                        </a:ext>
+                      </a:extLst>
+                    </a:blip>
+                    <a:stretch>
+                      <a:fillRect/>
+                    </a:stretch>
+                  </pic:blipFill>
+                  <pic:spPr>
+                    <a:xfrm>
+                      <a:off x="0" y="0"/>
+                      <a:ext cx="6133081" cy="1431052"/>
+                    </a:xfrm>
+                    <a:prstGeom prst="rect">
+                      <a:avLst/>
+                    </a:prstGeom>
+                  </pic:spPr>
+                </pic:pic>
+              </a:graphicData>
+            </a:graphic>
+          </wp:inline>
+        </w:drawing>
+      </w:r>
+    </w:p>
+    <w:p>
+      <w:pPr>
+        <w:pStyle w:val="Parakstszemobjekta"/>
+      </w:pPr>
+      <w:r>
+        <w:t>16. attēls. Līmeņu atlases aina un atvērumi</w:t>
+      </w:r>
+    </w:p>
+    <w:p>
+      <w:pPr>
+        <w:ind w:firstLine="0"/>
+      </w:pPr>
+    </w:p>
+    <w:p>
+      <w:pPr>
+        <w:ind w:firstLine="0"/>
+      </w:pPr>
+    </w:p>
+    <w:p>
+      <w:pPr>
+        <w:ind w:firstLine="0"/>
+      </w:pPr>
+    </w:p>
+    <w:p>
+      <w:pPr>
+        <w:ind w:firstLine="0"/>
+      </w:pPr>
+    </w:p>
+    <w:p>
+      <w:pPr>
+        <w:ind w:firstLine="0"/>
+      </w:pPr>
+    </w:p>
+    <w:p>
+      <w:pPr>
+        <w:ind w:firstLine="0"/>
+      </w:pPr>
+    </w:p>
+    <w:p>
+      <w:pPr>
+        <w:ind w:firstLine="0"/>
+      </w:pPr>
+    </w:p>
+    <w:p>
+      <w:pPr>
+        <w:ind w:firstLine="0"/>
+      </w:pPr>
+    </w:p>
+    <w:p>
+      <w:pPr>
+        <w:ind w:firstLine="0"/>
+      </w:pPr>
+    </w:p>
+    <w:p>
+      <w:pPr>
+        <w:ind w:firstLine="0"/>
+      </w:pPr>
+    </w:p>
+    <w:p>
+      <w:pPr>
+        <w:pStyle w:val="Virsraksts3"/>
+      </w:pPr>
+      <w:r>
+        <w:lastRenderedPageBreak/>
+        <w:t>Ierīču ievietošana</w:t>
+      </w:r>
+    </w:p>
+    <w:p>
+      <w:r>
+        <w:t>Šajā stadijā spēlētajs atlasa ierīci</w:t>
+      </w:r>
+      <w:r>
+        <w:t xml:space="preserve"> (2)</w:t>
+      </w:r>
+      <w:r>
+        <w:t xml:space="preserve"> no dotām ierīcēm</w:t>
+      </w:r>
+      <w:r>
+        <w:t xml:space="preserve"> (1)</w:t>
+      </w:r>
+      <w:r>
+        <w:t>, tad uz indikatoriem</w:t>
+      </w:r>
+      <w:r>
+        <w:t xml:space="preserve"> (4)</w:t>
+      </w:r>
+      <w:r>
+        <w:t xml:space="preserve"> kartē, kuras norāda pieejamu ierīces novietojumus. Pēc ievietošanas spēlētājs turpina spēli pārvirzoties uz ierīču koriģēšanas stadiju</w:t>
+      </w:r>
+      <w:r>
+        <w:t xml:space="preserve"> (3)</w:t>
+      </w:r>
+      <w:r>
+        <w:t xml:space="preserve"> (skat. 17. attēlu)</w:t>
+      </w:r>
+      <w:r>
+        <w:t>.</w:t>
+      </w:r>
+    </w:p>
+    <w:p>
+      <w:r>
+        <w:t>Spiežot uz indikatora ierīci ievieto vai noņem, ja jau tajā ailē atrodas un atlasītais atbilst tajā ailē, tad pārbauda, vai līmeņa nosacījumi atbilst kartē ievietotām ierīcēm.</w:t>
+      </w:r>
+    </w:p>
+    <w:p>
+      <w:pPr>
+        <w:ind w:firstLine="0"/>
+        <w:jc w:val="center"/>
+      </w:pPr>
+      <w:r>
+        <w:rPr>
+          <w:noProof/>
+        </w:rPr>
+        <w:drawing>
+          <wp:inline distT="0" distB="0" distL="0" distR="0" wp14:anchorId="0CB2110C" wp14:editId="3119087F">
+            <wp:extent cx="5202313" cy="3194002"/>
+            <wp:effectExtent l="0" t="0" r="0" b="6985"/>
+            <wp:docPr id="78287740" name="Picture 5"/>
+            <wp:cNvGraphicFramePr>
+              <a:graphicFrameLocks xmlns:a="http://schemas.openxmlformats.org/drawingml/2006/main" noChangeAspect="1"/>
+            </wp:cNvGraphicFramePr>
+            <a:graphic xmlns:a="http://schemas.openxmlformats.org/drawingml/2006/main">
+              <a:graphicData uri="http://schemas.openxmlformats.org/drawingml/2006/picture">
+                <pic:pic xmlns:pic="http://schemas.openxmlformats.org/drawingml/2006/picture">
+                  <pic:nvPicPr>
+                    <pic:cNvPr id="78287740" name="Picture 5"/>
+                    <pic:cNvPicPr/>
+                  </pic:nvPicPr>
+                  <pic:blipFill>
+                    <a:blip r:embed="rId29" cstate="print">
+                      <a:extLst>
+                        <a:ext uri="{28A0092B-C50C-407E-A947-70E740481C1C}">
+                          <a14:useLocalDpi xmlns:a14="http://schemas.microsoft.com/office/drawing/2010/main" val="0"/>
+                        </a:ext>
+                      </a:extLst>
+                    </a:blip>
+                    <a:srcRect l="3851" r="3851"/>
+                    <a:stretch>
+                      <a:fillRect/>
+                    </a:stretch>
+                  </pic:blipFill>
+                  <pic:spPr bwMode="auto">
+                    <a:xfrm>
+                      <a:off x="0" y="0"/>
+                      <a:ext cx="5202313" cy="3194002"/>
+                    </a:xfrm>
+                    <a:prstGeom prst="rect">
+                      <a:avLst/>
+                    </a:prstGeom>
+                    <a:ln>
+                      <a:noFill/>
+                    </a:ln>
+                    <a:extLst>
+                      <a:ext uri="{53640926-AAD7-44D8-BBD7-CCE9431645EC}">
+                        <a14:shadowObscured xmlns:a14="http://schemas.microsoft.com/office/drawing/2010/main"/>
+                      </a:ext>
+                    </a:extLst>
+                  </pic:spPr>
+                </pic:pic>
+              </a:graphicData>
+            </a:graphic>
+          </wp:inline>
+        </w:drawing>
+      </w:r>
+    </w:p>
+    <w:p>
+      <w:pPr>
+        <w:pStyle w:val="Parakstszemobjekta"/>
+      </w:pPr>
+      <w:r>
+        <w:t>1</w:t>
+      </w:r>
+      <w:r>
+        <w:t>7</w:t>
+      </w:r>
+      <w:r>
+        <w:t>. attēls. Līmeņu atlases aina un atvērumi</w:t>
+      </w:r>
+    </w:p>
+    <w:p>
+      <w:pPr>
+        <w:ind w:firstLine="0"/>
+      </w:pPr>
+    </w:p>
+    <w:p>
+      <w:pPr>
+        <w:ind w:firstLine="0"/>
+      </w:pPr>
+    </w:p>
+    <w:p>
+      <w:pPr>
+        <w:ind w:firstLine="0"/>
+      </w:pPr>
+    </w:p>
+    <w:p>
+      <w:pPr>
+        <w:ind w:firstLine="0"/>
+      </w:pPr>
+    </w:p>
+    <w:p>
+      <w:pPr>
+        <w:ind w:firstLine="0"/>
+      </w:pPr>
+    </w:p>
+    <w:p>
+      <w:pPr>
+        <w:ind w:firstLine="0"/>
+      </w:pPr>
+    </w:p>
+    <w:p>
+      <w:pPr>
+        <w:ind w:firstLine="0"/>
+      </w:pPr>
+    </w:p>
+    <w:p>
+      <w:pPr>
+        <w:ind w:firstLine="0"/>
+      </w:pPr>
+    </w:p>
+    <w:p>
+      <w:pPr>
+        <w:ind w:firstLine="0"/>
+      </w:pPr>
+    </w:p>
+    <w:p>
+      <w:pPr>
+        <w:ind w:firstLine="0"/>
+      </w:pPr>
+    </w:p>
+    <w:p>
+      <w:pPr>
+        <w:pStyle w:val="Virsraksts3"/>
+      </w:pPr>
+      <w:r>
+        <w:lastRenderedPageBreak/>
+        <w:t xml:space="preserve">Ierīču </w:t>
+      </w:r>
+      <w:r>
+        <w:t>koriģēšana</w:t>
+      </w:r>
+    </w:p>
+    <w:p>
+      <w:r>
+        <w:t>Pēc ievietošanas spēlētājs savām ierīcēm izmaina augstuma leņķi, šāvienu skaitu un sākotnēji azimutu, tad traversu.</w:t>
+      </w:r>
+      <w:r>
+        <w:t xml:space="preserve"> Lai koriģētu, spēlētājs atlasa savu ierīci </w:t>
+      </w:r>
+      <w:r>
+        <w:t>(1)</w:t>
+      </w:r>
+      <w:r>
+        <w:t xml:space="preserve"> </w:t>
+      </w:r>
+      <w:r>
+        <w:t>laukumā</w:t>
+      </w:r>
+      <w:r>
+        <w:t xml:space="preserve"> (skat. 18. attēlu)</w:t>
+      </w:r>
+      <w:r>
+        <w:t>, tad automātiski parādīsies logs koriģēšanai.</w:t>
+      </w:r>
+      <w:r>
+        <w:t xml:space="preserve"> Pēc koriģēšanas spēlētājs veic pārvirzīšanu uz izlūku izsaukšanas stadiju, ja kartē atrodas aizsegti laukumu, citādu uz uguņošanas stadiju (2).</w:t>
+      </w:r>
+    </w:p>
+    <w:p>
+      <w:pPr>
+        <w:ind w:firstLine="0"/>
+        <w:jc w:val="left"/>
+      </w:pPr>
+      <w:r>
+        <w:rPr>
+          <w:noProof/>
+        </w:rPr>
+        <w:drawing>
+          <wp:inline distT="0" distB="0" distL="0" distR="0" wp14:anchorId="58BAAB28" wp14:editId="323F230D">
+            <wp:extent cx="6285865" cy="3257192"/>
+            <wp:effectExtent l="0" t="0" r="0" b="635"/>
+            <wp:docPr id="1942911304" name="Attēls 1"/>
+            <wp:cNvGraphicFramePr>
+              <a:graphicFrameLocks xmlns:a="http://schemas.openxmlformats.org/drawingml/2006/main" noChangeAspect="1"/>
+            </wp:cNvGraphicFramePr>
+            <a:graphic xmlns:a="http://schemas.openxmlformats.org/drawingml/2006/main">
+              <a:graphicData uri="http://schemas.openxmlformats.org/drawingml/2006/picture">
+                <pic:pic xmlns:pic="http://schemas.openxmlformats.org/drawingml/2006/picture">
+                  <pic:nvPicPr>
+                    <pic:cNvPr id="1942911304" name="Attēls 1"/>
+                    <pic:cNvPicPr/>
+                  </pic:nvPicPr>
+                  <pic:blipFill rotWithShape="1">
+                    <a:blip r:embed="rId30">
+                      <a:extLst>
+                        <a:ext uri="{28A0092B-C50C-407E-A947-70E740481C1C}">
+                          <a14:useLocalDpi xmlns:a14="http://schemas.microsoft.com/office/drawing/2010/main" val="0"/>
+                        </a:ext>
+                      </a:extLst>
+                    </a:blip>
+                    <a:srcRect t="8557"/>
+                    <a:stretch>
+                      <a:fillRect/>
+                    </a:stretch>
+                  </pic:blipFill>
+                  <pic:spPr bwMode="auto">
+                    <a:xfrm>
+                      <a:off x="0" y="0"/>
+                      <a:ext cx="6301617" cy="3265354"/>
+                    </a:xfrm>
+                    <a:prstGeom prst="rect">
+                      <a:avLst/>
+                    </a:prstGeom>
+                    <a:ln>
+                      <a:noFill/>
+                    </a:ln>
+                    <a:extLst>
+                      <a:ext uri="{53640926-AAD7-44D8-BBD7-CCE9431645EC}">
+                        <a14:shadowObscured xmlns:a14="http://schemas.microsoft.com/office/drawing/2010/main"/>
+                      </a:ext>
+                    </a:extLst>
+                  </pic:spPr>
+                </pic:pic>
+              </a:graphicData>
+            </a:graphic>
+          </wp:inline>
+        </w:drawing>
+      </w:r>
+    </w:p>
+    <w:p>
+      <w:pPr>
+        <w:pStyle w:val="Parakstszemobjekta"/>
+      </w:pPr>
+      <w:r>
+        <w:t>1</w:t>
+      </w:r>
+      <w:r>
+        <w:t>8</w:t>
+      </w:r>
+      <w:r>
+        <w:t xml:space="preserve">. attēls. </w:t>
+      </w:r>
+      <w:r>
+        <w:t>Ierīču koriģēšanas stadija pirms un pēc atlases</w:t>
+      </w:r>
+    </w:p>
+    <w:p/>
+    <w:p/>
+    <w:p/>
+    <w:p/>
+    <w:p/>
+    <w:p/>
+    <w:p/>
+    <w:p/>
+    <w:p/>
+    <w:p/>
+    <w:p>
+      <w:pPr>
+        <w:pStyle w:val="Virsraksts4"/>
+        <w:tabs>
+          <w:tab w:val="clear" w:pos="709"/>
+        </w:tabs>
+        <w:ind w:left="851" w:hanging="851"/>
+      </w:pPr>
+      <w:r>
+        <w:lastRenderedPageBreak/>
+        <w:t>Sākotnējā koriģēšana</w:t>
+      </w:r>
+    </w:p>
+    <w:p>
+      <w:r>
+        <w:t xml:space="preserve">Sākotnējā koriģēšanā atlasītai ierīcei (1) koriģēšanas logā (2) izmaina azimutu </w:t>
+      </w:r>
+      <w:r>
+        <w:t>(</w:t>
+      </w:r>
+      <w:r>
+        <w:t>3</w:t>
+      </w:r>
+      <w:r>
+        <w:t>)</w:t>
+      </w:r>
+      <w:r>
+        <w:t xml:space="preserve">, augstuma leņķi </w:t>
+      </w:r>
+      <w:r>
+        <w:t>(</w:t>
+      </w:r>
+      <w:r>
+        <w:t>4</w:t>
+      </w:r>
+      <w:r>
+        <w:t>)</w:t>
+      </w:r>
+      <w:r>
+        <w:t xml:space="preserve"> un šāvienu skaits vienā kārtā </w:t>
+      </w:r>
+      <w:r>
+        <w:t>(</w:t>
+      </w:r>
+      <w:r>
+        <w:t>5</w:t>
+      </w:r>
+      <w:r>
+        <w:t>)</w:t>
+      </w:r>
+      <w:r>
+        <w:t xml:space="preserve"> (skat. 19. attēlu).</w:t>
+      </w:r>
+      <w:r>
+        <w:t xml:space="preserve"> Koriģēšanas logā arī norāda atlikušo lādiņu skaitu </w:t>
+      </w:r>
+      <w:r>
+        <w:t>vai atlikušās kārtas pirms pārlādes.</w:t>
+      </w:r>
+    </w:p>
+    <w:p>
+      <w:pPr>
+        <w:ind w:firstLine="0"/>
+        <w:jc w:val="center"/>
+      </w:pPr>
+      <w:r>
+        <w:rPr>
+          <w:noProof/>
+        </w:rPr>
+        <w:drawing>
+          <wp:inline distT="0" distB="0" distL="0" distR="0" wp14:anchorId="50FE91BF" wp14:editId="685C9AF0">
+            <wp:extent cx="2276002" cy="2237534"/>
+            <wp:effectExtent l="0" t="0" r="0" b="0"/>
+            <wp:docPr id="1539512298" name="Attēls 3"/>
+            <wp:cNvGraphicFramePr>
+              <a:graphicFrameLocks xmlns:a="http://schemas.openxmlformats.org/drawingml/2006/main" noChangeAspect="1"/>
+            </wp:cNvGraphicFramePr>
+            <a:graphic xmlns:a="http://schemas.openxmlformats.org/drawingml/2006/main">
+              <a:graphicData uri="http://schemas.openxmlformats.org/drawingml/2006/picture">
+                <pic:pic xmlns:pic="http://schemas.openxmlformats.org/drawingml/2006/picture">
+                  <pic:nvPicPr>
+                    <pic:cNvPr id="0" name="Picture 2"/>
+                    <pic:cNvPicPr>
+                      <a:picLocks noChangeAspect="1" noChangeArrowheads="1"/>
+                    </pic:cNvPicPr>
+                  </pic:nvPicPr>
+                  <pic:blipFill>
+                    <a:blip r:embed="rId31">
+                      <a:extLst>
+                        <a:ext uri="{28A0092B-C50C-407E-A947-70E740481C1C}">
+                          <a14:useLocalDpi xmlns:a14="http://schemas.microsoft.com/office/drawing/2010/main" val="0"/>
+                        </a:ext>
+                      </a:extLst>
+                    </a:blip>
+                    <a:srcRect/>
+                    <a:stretch>
+                      <a:fillRect/>
+                    </a:stretch>
+                  </pic:blipFill>
+                  <pic:spPr bwMode="auto">
+                    <a:xfrm>
+                      <a:off x="0" y="0"/>
+                      <a:ext cx="2284570" cy="2245958"/>
+                    </a:xfrm>
+                    <a:prstGeom prst="rect">
+                      <a:avLst/>
+                    </a:prstGeom>
+                    <a:noFill/>
+                    <a:ln>
+                      <a:noFill/>
+                    </a:ln>
+                  </pic:spPr>
+                </pic:pic>
+              </a:graphicData>
+            </a:graphic>
+          </wp:inline>
+        </w:drawing>
+      </w:r>
+    </w:p>
+    <w:p>
+      <w:pPr>
+        <w:pStyle w:val="Parakstszemobjekta"/>
+      </w:pPr>
+      <w:r>
+        <w:t>1</w:t>
+      </w:r>
+      <w:r>
+        <w:t>9</w:t>
+      </w:r>
+      <w:r>
+        <w:t xml:space="preserve">. attēls. </w:t>
+      </w:r>
+      <w:r>
+        <w:t>Sākotnējās koriģēšanas logs</w:t>
+      </w:r>
+    </w:p>
+    <w:p>
+      <w:pPr>
+        <w:pStyle w:val="Virsraksts4"/>
+        <w:tabs>
+          <w:tab w:val="clear" w:pos="709"/>
+        </w:tabs>
+        <w:ind w:left="851" w:hanging="851"/>
+      </w:pPr>
+      <w:r>
+        <w:t>Turpmākā</w:t>
+      </w:r>
+      <w:r>
+        <w:t xml:space="preserve"> koriģēšana</w:t>
+      </w:r>
+    </w:p>
+    <w:p>
+      <w:r>
+        <w:t>Pēc uguņošanas stadijas koriģēšana var tikt turpināta atlasītai ierīcei, taču azimuta iestatīšanas vietā ir traversa iestatīšana (3)</w:t>
+      </w:r>
+      <w:r>
+        <w:t xml:space="preserve"> (skat. 20. attēlu)</w:t>
+      </w:r>
+      <w:r>
+        <w:t>.</w:t>
+      </w:r>
+    </w:p>
+    <w:p>
+      <w:pPr>
+        <w:tabs>
+          <w:tab w:val="left" w:pos="0"/>
+        </w:tabs>
+        <w:ind w:firstLine="0"/>
+        <w:jc w:val="center"/>
+      </w:pPr>
+      <w:r>
+        <w:rPr>
+          <w:noProof/>
+        </w:rPr>
+        <w:drawing>
+          <wp:inline distT="0" distB="0" distL="0" distR="0" wp14:anchorId="5297DC05" wp14:editId="1568E80C">
+            <wp:extent cx="3817189" cy="2809875"/>
+            <wp:effectExtent l="0" t="0" r="0" b="0"/>
+            <wp:docPr id="28621847" name="Attēls 4"/>
+            <wp:cNvGraphicFramePr>
+              <a:graphicFrameLocks xmlns:a="http://schemas.openxmlformats.org/drawingml/2006/main" noChangeAspect="1"/>
+            </wp:cNvGraphicFramePr>
+            <a:graphic xmlns:a="http://schemas.openxmlformats.org/drawingml/2006/main">
+              <a:graphicData uri="http://schemas.openxmlformats.org/drawingml/2006/picture">
+                <pic:pic xmlns:pic="http://schemas.openxmlformats.org/drawingml/2006/picture">
+                  <pic:nvPicPr>
+                    <pic:cNvPr id="0" name="Picture 3"/>
+                    <pic:cNvPicPr>
+                      <a:picLocks noChangeAspect="1" noChangeArrowheads="1"/>
+                    </pic:cNvPicPr>
+                  </pic:nvPicPr>
+                  <pic:blipFill>
+                    <a:blip r:embed="rId32">
+                      <a:extLst>
+                        <a:ext uri="{28A0092B-C50C-407E-A947-70E740481C1C}">
+                          <a14:useLocalDpi xmlns:a14="http://schemas.microsoft.com/office/drawing/2010/main" val="0"/>
+                        </a:ext>
+                      </a:extLst>
+                    </a:blip>
+                    <a:srcRect/>
+                    <a:stretch>
+                      <a:fillRect/>
+                    </a:stretch>
+                  </pic:blipFill>
+                  <pic:spPr bwMode="auto">
+                    <a:xfrm>
+                      <a:off x="0" y="0"/>
+                      <a:ext cx="3820677" cy="2812443"/>
+                    </a:xfrm>
+                    <a:prstGeom prst="rect">
+                      <a:avLst/>
+                    </a:prstGeom>
+                    <a:noFill/>
+                    <a:ln>
+                      <a:noFill/>
+                    </a:ln>
+                  </pic:spPr>
+                </pic:pic>
+              </a:graphicData>
+            </a:graphic>
+          </wp:inline>
+        </w:drawing>
+      </w:r>
+      <w:r>
+        <w:t>.</w:t>
+      </w:r>
+    </w:p>
+    <w:p>
+      <w:pPr>
+        <w:pStyle w:val="Parakstszemobjekta"/>
+      </w:pPr>
+      <w:r>
+        <w:t>20</w:t>
+      </w:r>
+      <w:r>
+        <w:t>. attēls</w:t>
+      </w:r>
+      <w:r>
+        <w:t>.</w:t>
+      </w:r>
+      <w:r>
+        <w:t xml:space="preserve"> </w:t>
+      </w:r>
+      <w:r>
+        <w:t>K</w:t>
+      </w:r>
+      <w:r>
+        <w:t>oriģēšanas logs</w:t>
+      </w:r>
+    </w:p>
+    <w:p>
+      <w:pPr>
+        <w:ind w:firstLine="0"/>
+      </w:pPr>
+    </w:p>
     <w:p>
       <w:pPr>
         <w:pStyle w:val="Virsraksts1"/>
@@ -15138,7 +16024,7 @@
   <w:abstractNum w:abstractNumId="22" w15:restartNumberingAfterBreak="0">
     <w:nsid w:val="664A78A8"/>
     <w:multiLevelType w:val="multilevel"/>
-    <w:tmpl w:val="C0D2DD60"/>
+    <w:tmpl w:val="476A3AD8"/>
     <w:lvl w:ilvl="0">
       <w:start w:val="1"/>
       <w:numFmt w:val="decimal"/>
@@ -15182,7 +16068,7 @@
       <w:start w:val="1"/>
       <w:numFmt w:val="decimal"/>
       <w:pStyle w:val="Virsraksts4"/>
-      <w:lvlText w:val="%1.%2.%3.%4"/>
+      <w:lvlText w:val="%1.%2.%3.%4."/>
       <w:lvlJc w:val="left"/>
       <w:pPr>
         <w:ind w:left="1440" w:hanging="360"/>
@@ -16661,7 +17547,6 @@
         <w:numId w:val="3"/>
       </w:numPr>
       <w:spacing w:after="240"/>
-      <w:ind w:left="284" w:hanging="284"/>
       <w:jc w:val="center"/>
       <w:outlineLvl w:val="0"/>
     </w:pPr>
@@ -16690,7 +17575,6 @@
         <w:numId w:val="3"/>
       </w:numPr>
       <w:spacing w:before="240" w:after="240"/>
-      <w:ind w:left="426" w:hanging="426"/>
       <w:jc w:val="center"/>
       <w:outlineLvl w:val="1"/>
     </w:pPr>
@@ -16717,7 +17601,6 @@
         <w:numId w:val="3"/>
       </w:numPr>
       <w:spacing w:before="160" w:after="80"/>
-      <w:ind w:left="284" w:hanging="284"/>
       <w:jc w:val="left"/>
       <w:outlineLvl w:val="2"/>
     </w:pPr>

--- a/Documentation/Dokumentācija.docx
+++ b/Documentation/Dokumentācija.docx
@@ -12127,6 +12127,623 @@
     </w:p>
     <w:p>
       <w:pPr>
+        <w:ind w:firstLine="0"/>
+      </w:pPr>
+    </w:p>
+    <w:p>
+      <w:pPr>
+        <w:ind w:firstLine="0"/>
+      </w:pPr>
+    </w:p>
+    <w:p>
+      <w:pPr>
+        <w:pStyle w:val="Virsraksts3"/>
+        <w:numPr>
+          <w:ilvl w:val="2"/>
+          <w:numId w:val="33"/>
+        </w:numPr>
+      </w:pPr>
+      <w:r>
+        <w:lastRenderedPageBreak/>
+        <w:t>Izlūku izsaukšana</w:t>
+      </w:r>
+    </w:p>
+    <w:p>
+      <w:r>
+        <w:t>Kādos līmeņos atrodas aizsegti laukumi un tam dēļ pēc sākotnējo ierīču koriģēšanas piedāvā</w:t>
+      </w:r>
+      <w:r>
+        <w:t xml:space="preserve"> (1)</w:t>
+      </w:r>
+      <w:r>
+        <w:t xml:space="preserve"> pēc nejaušības izsaukt izlūku</w:t>
+      </w:r>
+      <w:r>
+        <w:t xml:space="preserve"> (2)</w:t>
+      </w:r>
+      <w:r>
+        <w:t xml:space="preserve"> vai izlaist uz uguņošanas stadiju</w:t>
+      </w:r>
+      <w:r>
+        <w:t xml:space="preserve"> </w:t>
+      </w:r>
+      <w:r>
+        <w:t>(</w:t>
+      </w:r>
+      <w:r>
+        <w:t>3</w:t>
+      </w:r>
+      <w:r>
+        <w:t>)</w:t>
+      </w:r>
+      <w:r>
+        <w:t xml:space="preserve"> (skat. 21. attēlu)</w:t>
+      </w:r>
+      <w:r>
+        <w:t>.</w:t>
+      </w:r>
+    </w:p>
+    <w:p>
+      <w:r>
+        <w:t>Pēc izsaukšanas nejauši skaitlis tiek izvēlēts no 1 līdz 6, tad, atkarībā no līmeņa nosacījumiem, noņemt aizklātas ailes un izsaukt uguni no vienas puses vai neizsaukt uguni, vai pat nenoņemot aizklātas ailes</w:t>
+      </w:r>
+      <w:r>
+        <w:t xml:space="preserve"> (skat. 1. tabulu)</w:t>
+      </w:r>
+      <w:r>
+        <w:t>.</w:t>
+      </w:r>
+    </w:p>
+    <w:p>
+      <w:pPr>
+        <w:ind w:firstLine="0"/>
+      </w:pPr>
+      <w:r>
+        <w:rPr>
+          <w:noProof/>
+        </w:rPr>
+        <w:drawing>
+          <wp:inline distT="0" distB="0" distL="0" distR="0" wp14:anchorId="183636F5" wp14:editId="17E0AF1C">
+            <wp:extent cx="6143625" cy="3486150"/>
+            <wp:effectExtent l="0" t="0" r="0" b="0"/>
+            <wp:docPr id="428480901" name="Attēls 5"/>
+            <wp:cNvGraphicFramePr>
+              <a:graphicFrameLocks xmlns:a="http://schemas.openxmlformats.org/drawingml/2006/main" noChangeAspect="1"/>
+            </wp:cNvGraphicFramePr>
+            <a:graphic xmlns:a="http://schemas.openxmlformats.org/drawingml/2006/main">
+              <a:graphicData uri="http://schemas.openxmlformats.org/drawingml/2006/picture">
+                <pic:pic xmlns:pic="http://schemas.openxmlformats.org/drawingml/2006/picture">
+                  <pic:nvPicPr>
+                    <pic:cNvPr id="0" name="Picture 4"/>
+                    <pic:cNvPicPr>
+                      <a:picLocks noChangeAspect="1" noChangeArrowheads="1"/>
+                    </pic:cNvPicPr>
+                  </pic:nvPicPr>
+                  <pic:blipFill>
+                    <a:blip r:embed="rId33" cstate="print">
+                      <a:extLst>
+                        <a:ext uri="{28A0092B-C50C-407E-A947-70E740481C1C}">
+                          <a14:useLocalDpi xmlns:a14="http://schemas.microsoft.com/office/drawing/2010/main" val="0"/>
+                        </a:ext>
+                      </a:extLst>
+                    </a:blip>
+                    <a:srcRect/>
+                    <a:stretch>
+                      <a:fillRect/>
+                    </a:stretch>
+                  </pic:blipFill>
+                  <pic:spPr bwMode="auto">
+                    <a:xfrm>
+                      <a:off x="0" y="0"/>
+                      <a:ext cx="6143625" cy="3486150"/>
+                    </a:xfrm>
+                    <a:prstGeom prst="rect">
+                      <a:avLst/>
+                    </a:prstGeom>
+                    <a:noFill/>
+                    <a:ln>
+                      <a:noFill/>
+                    </a:ln>
+                  </pic:spPr>
+                </pic:pic>
+              </a:graphicData>
+            </a:graphic>
+          </wp:inline>
+        </w:drawing>
+      </w:r>
+    </w:p>
+    <w:p>
+      <w:pPr>
+        <w:pStyle w:val="Parakstszemobjekta"/>
+      </w:pPr>
+      <w:r>
+        <w:t>2</w:t>
+      </w:r>
+      <w:r>
+        <w:t>1</w:t>
+      </w:r>
+      <w:r>
+        <w:t xml:space="preserve">. attēls. </w:t>
+      </w:r>
+      <w:r>
+        <w:t>Izlūku izsaukšana</w:t>
+      </w:r>
+    </w:p>
+    <w:p/>
+    <w:p>
+      <w:pPr>
+        <w:pStyle w:val="tablecaption"/>
+      </w:pPr>
+      <w:r>
+        <w:t>1</w:t>
+      </w:r>
+      <w:r>
+        <w:t>. tabula</w:t>
+      </w:r>
+    </w:p>
+    <w:p>
+      <w:pPr>
+        <w:pStyle w:val="tablecaption"/>
+        <w:jc w:val="center"/>
+      </w:pPr>
+      <w:r>
+        <w:t>Izlūku izsaukšana</w:t>
+      </w:r>
+      <w:r>
+        <w:t>s rezultāti</w:t>
+      </w:r>
+    </w:p>
+    <w:tbl>
+      <w:tblPr>
+        <w:tblStyle w:val="Reatabula"/>
+        <w:tblW w:w="0" w:type="auto"/>
+        <w:tblLook w:val="04A0" w:firstRow="1" w:lastRow="0" w:firstColumn="1" w:lastColumn="0" w:noHBand="0" w:noVBand="1"/>
+      </w:tblPr>
+      <w:tblGrid>
+        <w:gridCol w:w="850"/>
+        <w:gridCol w:w="3965"/>
+        <w:gridCol w:w="4863"/>
+      </w:tblGrid>
+      <w:tr>
+        <w:tc>
+          <w:tcPr>
+            <w:tcW w:w="850" w:type="dxa"/>
+          </w:tcPr>
+          <w:p>
+            <w:pPr>
+              <w:tabs>
+                <w:tab w:val="left" w:pos="8098"/>
+              </w:tabs>
+              <w:ind w:firstLine="0"/>
+              <w:rPr>
+                <w:b/>
+                <w:bCs/>
+                <w:sz w:val="20"/>
+                <w:szCs w:val="20"/>
+              </w:rPr>
+            </w:pPr>
+            <w:r>
+              <w:rPr>
+                <w:b/>
+                <w:bCs/>
+                <w:sz w:val="20"/>
+                <w:szCs w:val="20"/>
+              </w:rPr>
+              <w:t>Skaitlis</w:t>
+            </w:r>
+          </w:p>
+        </w:tc>
+        <w:tc>
+          <w:tcPr>
+            <w:tcW w:w="3965" w:type="dxa"/>
+          </w:tcPr>
+          <w:p>
+            <w:pPr>
+              <w:tabs>
+                <w:tab w:val="left" w:pos="8098"/>
+              </w:tabs>
+              <w:ind w:firstLine="0"/>
+              <w:rPr>
+                <w:b/>
+                <w:bCs/>
+                <w:sz w:val="20"/>
+                <w:szCs w:val="20"/>
+              </w:rPr>
+            </w:pPr>
+            <w:r>
+              <w:rPr>
+                <w:b/>
+                <w:bCs/>
+                <w:sz w:val="20"/>
+                <w:szCs w:val="20"/>
+              </w:rPr>
+              <w:t>Pretinieka pretuguns</w:t>
+            </w:r>
+          </w:p>
+        </w:tc>
+        <w:tc>
+          <w:tcPr>
+            <w:tcW w:w="4863" w:type="dxa"/>
+          </w:tcPr>
+          <w:p>
+            <w:pPr>
+              <w:tabs>
+                <w:tab w:val="left" w:pos="8098"/>
+              </w:tabs>
+              <w:ind w:firstLine="0"/>
+              <w:rPr>
+                <w:b/>
+                <w:bCs/>
+                <w:sz w:val="20"/>
+                <w:szCs w:val="20"/>
+              </w:rPr>
+            </w:pPr>
+            <w:r>
+              <w:rPr>
+                <w:b/>
+                <w:bCs/>
+                <w:sz w:val="20"/>
+                <w:szCs w:val="20"/>
+              </w:rPr>
+              <w:t>Bez pretinieka pretuguns</w:t>
+            </w:r>
+          </w:p>
+        </w:tc>
+      </w:tr>
+      <w:tr>
+        <w:tc>
+          <w:tcPr>
+            <w:tcW w:w="850" w:type="dxa"/>
+          </w:tcPr>
+          <w:p>
+            <w:pPr>
+              <w:tabs>
+                <w:tab w:val="left" w:pos="8098"/>
+              </w:tabs>
+              <w:ind w:firstLine="0"/>
+              <w:rPr>
+                <w:sz w:val="20"/>
+                <w:szCs w:val="20"/>
+              </w:rPr>
+            </w:pPr>
+            <w:r>
+              <w:rPr>
+                <w:sz w:val="20"/>
+                <w:szCs w:val="20"/>
+              </w:rPr>
+              <w:t>1</w:t>
+            </w:r>
+          </w:p>
+        </w:tc>
+        <w:tc>
+          <w:tcPr>
+            <w:tcW w:w="3965" w:type="dxa"/>
+          </w:tcPr>
+          <w:p>
+            <w:pPr>
+              <w:tabs>
+                <w:tab w:val="left" w:pos="8098"/>
+              </w:tabs>
+              <w:ind w:firstLine="0"/>
+              <w:rPr>
+                <w:sz w:val="20"/>
+                <w:szCs w:val="20"/>
+              </w:rPr>
+            </w:pPr>
+            <w:r>
+              <w:rPr>
+                <w:sz w:val="20"/>
+                <w:szCs w:val="20"/>
+              </w:rPr>
+              <w:t>P</w:t>
+            </w:r>
+            <w:r>
+              <w:rPr>
+                <w:sz w:val="20"/>
+                <w:szCs w:val="20"/>
+              </w:rPr>
+              <w:t>ārvirze uz uguņošanas stadiju, pretinieka ierīces uguņo pirmās.</w:t>
+            </w:r>
+          </w:p>
+        </w:tc>
+        <w:tc>
+          <w:tcPr>
+            <w:tcW w:w="4863" w:type="dxa"/>
+          </w:tcPr>
+          <w:p>
+            <w:pPr>
+              <w:tabs>
+                <w:tab w:val="left" w:pos="8098"/>
+              </w:tabs>
+              <w:ind w:firstLine="0"/>
+              <w:rPr>
+                <w:sz w:val="20"/>
+                <w:szCs w:val="20"/>
+              </w:rPr>
+            </w:pPr>
+            <w:r>
+              <w:rPr>
+                <w:sz w:val="20"/>
+                <w:szCs w:val="20"/>
+              </w:rPr>
+              <w:t>P</w:t>
+            </w:r>
+            <w:r>
+              <w:rPr>
+                <w:sz w:val="20"/>
+                <w:szCs w:val="20"/>
+              </w:rPr>
+              <w:t>ārvirze uz ierīču koriģēšanas stadiju</w:t>
+            </w:r>
+          </w:p>
+        </w:tc>
+      </w:tr>
+      <w:tr>
+        <w:tc>
+          <w:tcPr>
+            <w:tcW w:w="850" w:type="dxa"/>
+          </w:tcPr>
+          <w:p>
+            <w:pPr>
+              <w:tabs>
+                <w:tab w:val="left" w:pos="8098"/>
+              </w:tabs>
+              <w:ind w:firstLine="0"/>
+              <w:rPr>
+                <w:sz w:val="20"/>
+                <w:szCs w:val="20"/>
+              </w:rPr>
+            </w:pPr>
+            <w:r>
+              <w:rPr>
+                <w:sz w:val="20"/>
+                <w:szCs w:val="20"/>
+              </w:rPr>
+              <w:t>2</w:t>
+            </w:r>
+          </w:p>
+        </w:tc>
+        <w:tc>
+          <w:tcPr>
+            <w:tcW w:w="3965" w:type="dxa"/>
+          </w:tcPr>
+          <w:p>
+            <w:pPr>
+              <w:tabs>
+                <w:tab w:val="left" w:pos="8098"/>
+              </w:tabs>
+              <w:ind w:firstLine="0"/>
+              <w:rPr>
+                <w:sz w:val="20"/>
+                <w:szCs w:val="20"/>
+              </w:rPr>
+            </w:pPr>
+            <w:r>
+              <w:rPr>
+                <w:sz w:val="20"/>
+                <w:szCs w:val="20"/>
+              </w:rPr>
+              <w:t>Atsegšana</w:t>
+            </w:r>
+            <w:r>
+              <w:rPr>
+                <w:sz w:val="20"/>
+                <w:szCs w:val="20"/>
+              </w:rPr>
+              <w:t xml:space="preserve"> un pārvirze uz uguņošanas stadiju, pretinieka ierīces uguņo pirmās.</w:t>
+            </w:r>
+          </w:p>
+        </w:tc>
+        <w:tc>
+          <w:tcPr>
+            <w:tcW w:w="4863" w:type="dxa"/>
+            <w:vAlign w:val="center"/>
+          </w:tcPr>
+          <w:p>
+            <w:pPr>
+              <w:tabs>
+                <w:tab w:val="left" w:pos="8098"/>
+              </w:tabs>
+              <w:ind w:firstLine="0"/>
+              <w:rPr>
+                <w:sz w:val="20"/>
+                <w:szCs w:val="20"/>
+              </w:rPr>
+            </w:pPr>
+            <w:r>
+              <w:rPr>
+                <w:sz w:val="20"/>
+                <w:szCs w:val="20"/>
+              </w:rPr>
+              <w:t>Atsegšana un pārvirze uz ierīču koriģēšanas stadiju</w:t>
+            </w:r>
+          </w:p>
+        </w:tc>
+      </w:tr>
+      <w:tr>
+        <w:tc>
+          <w:tcPr>
+            <w:tcW w:w="850" w:type="dxa"/>
+          </w:tcPr>
+          <w:p>
+            <w:pPr>
+              <w:tabs>
+                <w:tab w:val="left" w:pos="8098"/>
+              </w:tabs>
+              <w:ind w:firstLine="0"/>
+              <w:rPr>
+                <w:sz w:val="20"/>
+                <w:szCs w:val="20"/>
+              </w:rPr>
+            </w:pPr>
+            <w:r>
+              <w:rPr>
+                <w:sz w:val="20"/>
+                <w:szCs w:val="20"/>
+              </w:rPr>
+              <w:t>3</w:t>
+            </w:r>
+          </w:p>
+        </w:tc>
+        <w:tc>
+          <w:tcPr>
+            <w:tcW w:w="8828" w:type="dxa"/>
+            <w:gridSpan w:val="2"/>
+            <w:vMerge w:val="restart"/>
+            <w:vAlign w:val="center"/>
+          </w:tcPr>
+          <w:p>
+            <w:pPr>
+              <w:ind w:firstLine="0"/>
+              <w:jc w:val="center"/>
+              <w:rPr>
+                <w:sz w:val="20"/>
+                <w:szCs w:val="20"/>
+              </w:rPr>
+            </w:pPr>
+            <w:r>
+              <w:rPr>
+                <w:sz w:val="20"/>
+                <w:szCs w:val="20"/>
+              </w:rPr>
+              <w:t>Atsegšana</w:t>
+            </w:r>
+            <w:r>
+              <w:rPr>
+                <w:sz w:val="20"/>
+                <w:szCs w:val="20"/>
+              </w:rPr>
+              <w:t xml:space="preserve"> un pārvirze uz uguņošanas stadiju, spēlētāja ierīces uguņo pirmās</w:t>
+            </w:r>
+          </w:p>
+        </w:tc>
+      </w:tr>
+      <w:tr>
+        <w:tc>
+          <w:tcPr>
+            <w:tcW w:w="850" w:type="dxa"/>
+          </w:tcPr>
+          <w:p>
+            <w:pPr>
+              <w:ind w:firstLine="0"/>
+              <w:rPr>
+                <w:sz w:val="20"/>
+                <w:szCs w:val="20"/>
+              </w:rPr>
+            </w:pPr>
+            <w:r>
+              <w:rPr>
+                <w:sz w:val="20"/>
+                <w:szCs w:val="20"/>
+              </w:rPr>
+              <w:t>4</w:t>
+            </w:r>
+          </w:p>
+        </w:tc>
+        <w:tc>
+          <w:tcPr>
+            <w:tcW w:w="8828" w:type="dxa"/>
+            <w:gridSpan w:val="2"/>
+            <w:vMerge/>
+          </w:tcPr>
+          <w:p>
+            <w:pPr>
+              <w:ind w:firstLine="0"/>
+              <w:rPr>
+                <w:sz w:val="20"/>
+                <w:szCs w:val="20"/>
+              </w:rPr>
+            </w:pPr>
+          </w:p>
+        </w:tc>
+      </w:tr>
+      <w:tr>
+        <w:tc>
+          <w:tcPr>
+            <w:tcW w:w="850" w:type="dxa"/>
+          </w:tcPr>
+          <w:p>
+            <w:pPr>
+              <w:pStyle w:val="talbecontent"/>
+            </w:pPr>
+            <w:r>
+              <w:t>5</w:t>
+            </w:r>
+          </w:p>
+        </w:tc>
+        <w:tc>
+          <w:tcPr>
+            <w:tcW w:w="8828" w:type="dxa"/>
+            <w:gridSpan w:val="2"/>
+            <w:vMerge w:val="restart"/>
+            <w:vAlign w:val="center"/>
+          </w:tcPr>
+          <w:p>
+            <w:pPr>
+              <w:ind w:firstLine="0"/>
+              <w:jc w:val="center"/>
+              <w:rPr>
+                <w:sz w:val="20"/>
+                <w:szCs w:val="20"/>
+              </w:rPr>
+            </w:pPr>
+            <w:r>
+              <w:rPr>
+                <w:sz w:val="20"/>
+                <w:szCs w:val="20"/>
+              </w:rPr>
+              <w:t>Atsegšana un pārvirze uz ierīču koriģēšanas stadiju</w:t>
+            </w:r>
+          </w:p>
+        </w:tc>
+      </w:tr>
+      <w:tr>
+        <w:tc>
+          <w:tcPr>
+            <w:tcW w:w="850" w:type="dxa"/>
+          </w:tcPr>
+          <w:p>
+            <w:pPr>
+              <w:ind w:firstLine="0"/>
+              <w:rPr>
+                <w:sz w:val="20"/>
+                <w:szCs w:val="20"/>
+              </w:rPr>
+            </w:pPr>
+            <w:r>
+              <w:rPr>
+                <w:sz w:val="20"/>
+                <w:szCs w:val="20"/>
+              </w:rPr>
+              <w:t>6</w:t>
+            </w:r>
+          </w:p>
+        </w:tc>
+        <w:tc>
+          <w:tcPr>
+            <w:tcW w:w="8828" w:type="dxa"/>
+            <w:gridSpan w:val="2"/>
+            <w:vMerge/>
+          </w:tcPr>
+          <w:p>
+            <w:pPr>
+              <w:ind w:firstLine="0"/>
+              <w:rPr>
+                <w:sz w:val="20"/>
+                <w:szCs w:val="20"/>
+              </w:rPr>
+            </w:pPr>
+          </w:p>
+        </w:tc>
+      </w:tr>
+    </w:tbl>
+    <w:p>
+      <w:pPr>
+        <w:ind w:firstLine="0"/>
+      </w:pPr>
+    </w:p>
+    <w:p>
+      <w:pPr>
         <w:pStyle w:val="Virsraksts1"/>
       </w:pPr>
       <w:bookmarkStart w:id="50" w:name="_Toc230230107"/>
@@ -12175,26 +12792,19 @@
         <w:t xml:space="preserve"> ar baltās un melnās kastes metodēm.</w:t>
       </w:r>
       <w:r>
-        <w:t xml:space="preserve"> 1. tabulā</w:t>
-      </w:r>
-    </w:p>
-    <w:p>
-      <w:pPr>
-        <w:ind w:firstLine="0"/>
-      </w:pPr>
+        <w:t xml:space="preserve"> 2</w:t>
+      </w:r>
+      <w:r>
+        <w:t>. tabulā</w:t>
+      </w:r>
     </w:p>
     <w:p>
       <w:pPr>
         <w:pStyle w:val="tablecaption"/>
       </w:pPr>
-      <w:fldSimple w:instr=" SEQ tabula \* ARABIC ">
-        <w:r>
-          <w:rPr>
-            <w:noProof/>
-          </w:rPr>
-          <w:t>1</w:t>
-        </w:r>
-      </w:fldSimple>
+      <w:r>
+        <w:t>2</w:t>
+      </w:r>
       <w:r>
         <w:t>. tabula</w:t>
       </w:r>
@@ -17116,6 +17726,36 @@
   </w:num>
   <w:num w:numId="32" w16cid:durableId="2080444837">
     <w:abstractNumId w:val="24"/>
+  </w:num>
+  <w:num w:numId="33" w16cid:durableId="1541090153">
+    <w:abstractNumId w:val="22"/>
+    <w:lvlOverride w:ilvl="0">
+      <w:startOverride w:val="1"/>
+    </w:lvlOverride>
+    <w:lvlOverride w:ilvl="1">
+      <w:startOverride w:val="1"/>
+    </w:lvlOverride>
+    <w:lvlOverride w:ilvl="2">
+      <w:startOverride w:val="1"/>
+    </w:lvlOverride>
+    <w:lvlOverride w:ilvl="3">
+      <w:startOverride w:val="1"/>
+    </w:lvlOverride>
+    <w:lvlOverride w:ilvl="4">
+      <w:startOverride w:val="1"/>
+    </w:lvlOverride>
+    <w:lvlOverride w:ilvl="5">
+      <w:startOverride w:val="1"/>
+    </w:lvlOverride>
+    <w:lvlOverride w:ilvl="6">
+      <w:startOverride w:val="1"/>
+    </w:lvlOverride>
+    <w:lvlOverride w:ilvl="7">
+      <w:startOverride w:val="1"/>
+    </w:lvlOverride>
+    <w:lvlOverride w:ilvl="8">
+      <w:startOverride w:val="1"/>
+    </w:lvlOverride>
   </w:num>
 </w:numbering>
 </file>

--- a/Documentation/Dokumentācija.docx
+++ b/Documentation/Dokumentācija.docx
@@ -9478,14 +9478,27 @@
       <w:pPr>
         <w:pStyle w:val="Parakstszemobjekta"/>
       </w:pPr>
-      <w:fldSimple w:instr=" SEQ attēls \* ARABIC ">
-        <w:r>
-          <w:rPr>
-            <w:noProof/>
-          </w:rPr>
-          <w:t>2</w:t>
-        </w:r>
-      </w:fldSimple>
+      <w:r>
+        <w:fldChar w:fldCharType="begin"/>
+      </w:r>
+      <w:r>
+        <w:instrText xml:space="preserve"> SEQ attēls \* ARABIC </w:instrText>
+      </w:r>
+      <w:r>
+        <w:fldChar w:fldCharType="separate"/>
+      </w:r>
+      <w:r>
+        <w:rPr>
+          <w:noProof/>
+        </w:rPr>
+        <w:t>2</w:t>
+      </w:r>
+      <w:r>
+        <w:rPr>
+          <w:noProof/>
+        </w:rPr>
+        <w:fldChar w:fldCharType="end"/>
+      </w:r>
       <w:r>
         <w:t>. attēls. Ainu komponentes</w:t>
       </w:r>
@@ -9602,14 +9615,27 @@
       <w:pPr>
         <w:pStyle w:val="Parakstszemobjekta"/>
       </w:pPr>
-      <w:fldSimple w:instr=" SEQ attēls \* ARABIC ">
-        <w:r>
-          <w:rPr>
-            <w:noProof/>
-          </w:rPr>
-          <w:t>3</w:t>
-        </w:r>
-      </w:fldSimple>
+      <w:r>
+        <w:fldChar w:fldCharType="begin"/>
+      </w:r>
+      <w:r>
+        <w:instrText xml:space="preserve"> SEQ attēls \* ARABIC </w:instrText>
+      </w:r>
+      <w:r>
+        <w:fldChar w:fldCharType="separate"/>
+      </w:r>
+      <w:r>
+        <w:rPr>
+          <w:noProof/>
+        </w:rPr>
+        <w:t>3</w:t>
+      </w:r>
+      <w:r>
+        <w:rPr>
+          <w:noProof/>
+        </w:rPr>
+        <w:fldChar w:fldCharType="end"/>
+      </w:r>
       <w:r>
         <w:t>. attēls. Kartes komponentes</w:t>
       </w:r>
@@ -9704,14 +9730,27 @@
       <w:pPr>
         <w:pStyle w:val="Parakstszemobjekta"/>
       </w:pPr>
-      <w:fldSimple w:instr=" SEQ attēls \* ARABIC ">
-        <w:r>
-          <w:rPr>
-            <w:noProof/>
-          </w:rPr>
-          <w:t>4</w:t>
-        </w:r>
-      </w:fldSimple>
+      <w:r>
+        <w:fldChar w:fldCharType="begin"/>
+      </w:r>
+      <w:r>
+        <w:instrText xml:space="preserve"> SEQ attēls \* ARABIC </w:instrText>
+      </w:r>
+      <w:r>
+        <w:fldChar w:fldCharType="separate"/>
+      </w:r>
+      <w:r>
+        <w:rPr>
+          <w:noProof/>
+        </w:rPr>
+        <w:t>4</w:t>
+      </w:r>
+      <w:r>
+        <w:rPr>
+          <w:noProof/>
+        </w:rPr>
+        <w:fldChar w:fldCharType="end"/>
+      </w:r>
       <w:r>
         <w:t>. attēls. Mezglu saknes komponenšu klases</w:t>
       </w:r>
@@ -9813,14 +9852,27 @@
       <w:pPr>
         <w:pStyle w:val="Parakstszemobjekta"/>
       </w:pPr>
-      <w:fldSimple w:instr=" SEQ attēls \* ARABIC ">
-        <w:r>
-          <w:rPr>
-            <w:noProof/>
-          </w:rPr>
-          <w:t>5</w:t>
-        </w:r>
-      </w:fldSimple>
+      <w:r>
+        <w:fldChar w:fldCharType="begin"/>
+      </w:r>
+      <w:r>
+        <w:instrText xml:space="preserve"> SEQ attēls \* ARABIC </w:instrText>
+      </w:r>
+      <w:r>
+        <w:fldChar w:fldCharType="separate"/>
+      </w:r>
+      <w:r>
+        <w:rPr>
+          <w:noProof/>
+        </w:rPr>
+        <w:t>5</w:t>
+      </w:r>
+      <w:r>
+        <w:rPr>
+          <w:noProof/>
+        </w:rPr>
+        <w:fldChar w:fldCharType="end"/>
+      </w:r>
       <w:r>
         <w:t>. attēls</w:t>
       </w:r>
@@ -12138,10 +12190,6 @@
     <w:p>
       <w:pPr>
         <w:pStyle w:val="Virsraksts3"/>
-        <w:numPr>
-          <w:ilvl w:val="2"/>
-          <w:numId w:val="33"/>
-        </w:numPr>
       </w:pPr>
       <w:r>
         <w:lastRenderedPageBreak/>
@@ -12744,6 +12792,483 @@
     </w:p>
     <w:p>
       <w:pPr>
+        <w:pStyle w:val="Virsraksts3"/>
+      </w:pPr>
+      <w:r>
+        <w:lastRenderedPageBreak/>
+        <w:t>Uguņošana</w:t>
+      </w:r>
+    </w:p>
+    <w:p>
+      <w:r>
+        <w:t xml:space="preserve">Pēc izlūku izsaukšanas vai koriģēšanas seko uguņošanas stadija, kurā spēlētāja ierīces un pretinieka, ja atbilst līmeņa nosacījumiem, tiek uguņotas </w:t>
+      </w:r>
+      <w:r>
+        <w:t xml:space="preserve">un lādiņi (1) tiek izšauti </w:t>
+      </w:r>
+      <w:r>
+        <w:t>vai tiek pievesti lādiņi ierīcēm</w:t>
+      </w:r>
+      <w:r>
+        <w:t xml:space="preserve"> (skat. 22. attēlu)</w:t>
+      </w:r>
+      <w:r>
+        <w:t>.</w:t>
+      </w:r>
+    </w:p>
+    <w:p>
+      <w:r>
+        <w:t>Pēc uguņošanas ja taimeris nav beidzis darbību vai ir atlikušas spēlētāja ierīces, tad notiek pārvirze uz koriģēšanas stadiju, citādi uz rezultātu stadiju.</w:t>
+      </w:r>
+    </w:p>
+    <w:p>
+      <w:pPr>
+        <w:ind w:firstLine="0"/>
+      </w:pPr>
+      <w:r>
+        <w:rPr>
+          <w:noProof/>
+        </w:rPr>
+        <w:drawing>
+          <wp:inline distT="0" distB="0" distL="0" distR="0" wp14:anchorId="5756904A" wp14:editId="543D7E13">
+            <wp:extent cx="6143066" cy="3147695"/>
+            <wp:effectExtent l="0" t="0" r="0" b="0"/>
+            <wp:docPr id="772840116" name="Attēls 5"/>
+            <wp:cNvGraphicFramePr>
+              <a:graphicFrameLocks xmlns:a="http://schemas.openxmlformats.org/drawingml/2006/main" noChangeAspect="1"/>
+            </wp:cNvGraphicFramePr>
+            <a:graphic xmlns:a="http://schemas.openxmlformats.org/drawingml/2006/main">
+              <a:graphicData uri="http://schemas.openxmlformats.org/drawingml/2006/picture">
+                <pic:pic xmlns:pic="http://schemas.openxmlformats.org/drawingml/2006/picture">
+                  <pic:nvPicPr>
+                    <pic:cNvPr id="772840116" name="Attēls 5"/>
+                    <pic:cNvPicPr>
+                      <a:picLocks noChangeAspect="1" noChangeArrowheads="1"/>
+                    </pic:cNvPicPr>
+                  </pic:nvPicPr>
+                  <pic:blipFill rotWithShape="1">
+                    <a:blip r:embed="rId34" cstate="print">
+                      <a:extLst>
+                        <a:ext uri="{28A0092B-C50C-407E-A947-70E740481C1C}">
+                          <a14:useLocalDpi xmlns:a14="http://schemas.microsoft.com/office/drawing/2010/main" val="0"/>
+                        </a:ext>
+                      </a:extLst>
+                    </a:blip>
+                    <a:srcRect t="9577"/>
+                    <a:stretch>
+                      <a:fillRect/>
+                    </a:stretch>
+                  </pic:blipFill>
+                  <pic:spPr bwMode="auto">
+                    <a:xfrm>
+                      <a:off x="0" y="0"/>
+                      <a:ext cx="6143625" cy="3147982"/>
+                    </a:xfrm>
+                    <a:prstGeom prst="rect">
+                      <a:avLst/>
+                    </a:prstGeom>
+                    <a:noFill/>
+                    <a:ln>
+                      <a:noFill/>
+                    </a:ln>
+                    <a:extLst>
+                      <a:ext uri="{53640926-AAD7-44D8-BBD7-CCE9431645EC}">
+                        <a14:shadowObscured xmlns:a14="http://schemas.microsoft.com/office/drawing/2010/main"/>
+                      </a:ext>
+                    </a:extLst>
+                  </pic:spPr>
+                </pic:pic>
+              </a:graphicData>
+            </a:graphic>
+          </wp:inline>
+        </w:drawing>
+      </w:r>
+    </w:p>
+    <w:p>
+      <w:pPr>
+        <w:pStyle w:val="Parakstszemobjekta"/>
+      </w:pPr>
+      <w:r>
+        <w:t>2</w:t>
+      </w:r>
+      <w:r>
+        <w:t>2</w:t>
+      </w:r>
+      <w:r>
+        <w:t xml:space="preserve">. attēls. </w:t>
+      </w:r>
+      <w:r>
+        <w:t>Uguņošana</w:t>
+      </w:r>
+    </w:p>
+    <w:p>
+      <w:pPr>
+        <w:ind w:firstLine="0"/>
+      </w:pPr>
+      <w:r>
+        <w:tab/>
+      </w:r>
+    </w:p>
+    <w:p>
+      <w:pPr>
+        <w:ind w:firstLine="0"/>
+      </w:pPr>
+    </w:p>
+    <w:p>
+      <w:pPr>
+        <w:ind w:firstLine="0"/>
+      </w:pPr>
+    </w:p>
+    <w:p>
+      <w:pPr>
+        <w:ind w:firstLine="0"/>
+      </w:pPr>
+    </w:p>
+    <w:p>
+      <w:pPr>
+        <w:ind w:firstLine="0"/>
+      </w:pPr>
+    </w:p>
+    <w:p>
+      <w:pPr>
+        <w:ind w:firstLine="0"/>
+      </w:pPr>
+    </w:p>
+    <w:p>
+      <w:pPr>
+        <w:ind w:firstLine="0"/>
+      </w:pPr>
+    </w:p>
+    <w:p>
+      <w:pPr>
+        <w:ind w:firstLine="0"/>
+      </w:pPr>
+    </w:p>
+    <w:p>
+      <w:pPr>
+        <w:ind w:firstLine="0"/>
+      </w:pPr>
+    </w:p>
+    <w:p>
+      <w:pPr>
+        <w:ind w:firstLine="0"/>
+      </w:pPr>
+    </w:p>
+    <w:p>
+      <w:pPr>
+        <w:ind w:firstLine="0"/>
+      </w:pPr>
+    </w:p>
+    <w:p>
+      <w:pPr>
+        <w:ind w:firstLine="0"/>
+      </w:pPr>
+    </w:p>
+    <w:p>
+      <w:pPr>
+        <w:ind w:firstLine="0"/>
+      </w:pPr>
+    </w:p>
+    <w:p>
+      <w:pPr>
+        <w:ind w:firstLine="0"/>
+      </w:pPr>
+    </w:p>
+    <w:p>
+      <w:pPr>
+        <w:ind w:firstLine="0"/>
+      </w:pPr>
+    </w:p>
+    <w:p>
+      <w:pPr>
+        <w:ind w:firstLine="720"/>
+      </w:pPr>
+      <w:r>
+        <w:t>Objekti laukumā var tikt iznīcināti, atkarīgi no cik tuvu nolaidies lādiņš un tās kalibrs.</w:t>
+      </w:r>
+      <w:r>
+        <w:t xml:space="preserve"> Nolaišanas laikā tiek parādīts daļiņu izsviešanas laukums (1), kurās objekti laukumā var tikt bojāti vai iznīcināti (2), ja pietiekami tuvi (skat. 23. attēlu).</w:t>
+      </w:r>
+    </w:p>
+    <w:p>
+      <w:pPr>
+        <w:ind w:firstLine="0"/>
+        <w:jc w:val="center"/>
+      </w:pPr>
+      <w:r>
+        <w:rPr>
+          <w:noProof/>
+        </w:rPr>
+        <w:drawing>
+          <wp:inline distT="0" distB="0" distL="0" distR="0" wp14:anchorId="672C620E" wp14:editId="2078E923">
+            <wp:extent cx="3396848" cy="3533775"/>
+            <wp:effectExtent l="0" t="0" r="0" b="0"/>
+            <wp:docPr id="484529715" name="Attēls 6"/>
+            <wp:cNvGraphicFramePr>
+              <a:graphicFrameLocks xmlns:a="http://schemas.openxmlformats.org/drawingml/2006/main" noChangeAspect="1"/>
+            </wp:cNvGraphicFramePr>
+            <a:graphic xmlns:a="http://schemas.openxmlformats.org/drawingml/2006/main">
+              <a:graphicData uri="http://schemas.openxmlformats.org/drawingml/2006/picture">
+                <pic:pic xmlns:pic="http://schemas.openxmlformats.org/drawingml/2006/picture">
+                  <pic:nvPicPr>
+                    <pic:cNvPr id="0" name="Picture 5"/>
+                    <pic:cNvPicPr>
+                      <a:picLocks noChangeAspect="1" noChangeArrowheads="1"/>
+                    </pic:cNvPicPr>
+                  </pic:nvPicPr>
+                  <pic:blipFill>
+                    <a:blip r:embed="rId35">
+                      <a:extLst>
+                        <a:ext uri="{28A0092B-C50C-407E-A947-70E740481C1C}">
+                          <a14:useLocalDpi xmlns:a14="http://schemas.microsoft.com/office/drawing/2010/main" val="0"/>
+                        </a:ext>
+                      </a:extLst>
+                    </a:blip>
+                    <a:srcRect/>
+                    <a:stretch>
+                      <a:fillRect/>
+                    </a:stretch>
+                  </pic:blipFill>
+                  <pic:spPr bwMode="auto">
+                    <a:xfrm>
+                      <a:off x="0" y="0"/>
+                      <a:ext cx="3400127" cy="3537186"/>
+                    </a:xfrm>
+                    <a:prstGeom prst="rect">
+                      <a:avLst/>
+                    </a:prstGeom>
+                    <a:noFill/>
+                    <a:ln>
+                      <a:noFill/>
+                    </a:ln>
+                  </pic:spPr>
+                </pic:pic>
+              </a:graphicData>
+            </a:graphic>
+          </wp:inline>
+        </w:drawing>
+      </w:r>
+    </w:p>
+    <w:p>
+      <w:pPr>
+        <w:pStyle w:val="Parakstszemobjekta"/>
+      </w:pPr>
+      <w:r>
+        <w:t>2</w:t>
+      </w:r>
+      <w:r>
+        <w:t>3</w:t>
+      </w:r>
+      <w:r>
+        <w:t xml:space="preserve">. attēls. </w:t>
+      </w:r>
+      <w:r>
+        <w:t>Lādiņu šaušana un nolaišanās</w:t>
+      </w:r>
+    </w:p>
+    <w:p>
+      <w:pPr>
+        <w:ind w:firstLine="0"/>
+        <w:jc w:val="center"/>
+      </w:pPr>
+    </w:p>
+    <w:p>
+      <w:pPr>
+        <w:ind w:firstLine="0"/>
+        <w:jc w:val="center"/>
+      </w:pPr>
+    </w:p>
+    <w:p>
+      <w:pPr>
+        <w:ind w:firstLine="0"/>
+        <w:jc w:val="center"/>
+      </w:pPr>
+    </w:p>
+    <w:p>
+      <w:pPr>
+        <w:ind w:firstLine="0"/>
+        <w:jc w:val="center"/>
+      </w:pPr>
+    </w:p>
+    <w:p>
+      <w:pPr>
+        <w:ind w:firstLine="0"/>
+        <w:jc w:val="center"/>
+      </w:pPr>
+    </w:p>
+    <w:p>
+      <w:pPr>
+        <w:ind w:firstLine="0"/>
+        <w:jc w:val="center"/>
+      </w:pPr>
+    </w:p>
+    <w:p>
+      <w:pPr>
+        <w:ind w:firstLine="0"/>
+        <w:jc w:val="center"/>
+      </w:pPr>
+    </w:p>
+    <w:p>
+      <w:pPr>
+        <w:ind w:firstLine="0"/>
+        <w:jc w:val="center"/>
+      </w:pPr>
+    </w:p>
+    <w:p>
+      <w:pPr>
+        <w:ind w:firstLine="0"/>
+        <w:jc w:val="left"/>
+      </w:pPr>
+    </w:p>
+    <w:p>
+      <w:pPr>
+        <w:ind w:firstLine="0"/>
+        <w:jc w:val="left"/>
+      </w:pPr>
+    </w:p>
+    <w:p>
+      <w:pPr>
+        <w:ind w:firstLine="0"/>
+        <w:jc w:val="left"/>
+      </w:pPr>
+    </w:p>
+    <w:p>
+      <w:pPr>
+        <w:ind w:firstLine="0"/>
+        <w:jc w:val="left"/>
+      </w:pPr>
+    </w:p>
+    <w:p>
+      <w:pPr>
+        <w:pStyle w:val="Virsraksts3"/>
+      </w:pPr>
+      <w:r>
+        <w:lastRenderedPageBreak/>
+        <w:t>Rezultāti</w:t>
+      </w:r>
+    </w:p>
+    <w:p>
+      <w:r>
+        <w:t>Ja visi mērķi tika iznīcināti, taimeris beidzis savu darbību vai visas spēlētāja ierīces tika iznīcinātas, tiek rādīts rezultāta logs ar paziņojumu atkarībā no uzvaras vai zaudējuma</w:t>
+      </w:r>
+      <w:r>
+        <w:t xml:space="preserve"> (1)</w:t>
+      </w:r>
+      <w:r>
+        <w:t>.</w:t>
+      </w:r>
+      <w:r>
+        <w:t xml:space="preserve"> Neatkarīgi no rezultātiem, spēlētājs var atsākt spēli (2), iziet no tās </w:t>
+      </w:r>
+      <w:r>
+        <w:t>(</w:t>
+      </w:r>
+      <w:r>
+        <w:t>3</w:t>
+      </w:r>
+      <w:r>
+        <w:t>)</w:t>
+      </w:r>
+      <w:r>
+        <w:t xml:space="preserve"> vai samazināt logu </w:t>
+      </w:r>
+      <w:r>
+        <w:t>(</w:t>
+      </w:r>
+      <w:r>
+        <w:t>4</w:t>
+      </w:r>
+      <w:r>
+        <w:t>)</w:t>
+      </w:r>
+      <w:r>
+        <w:t>, lai aplūkotu karti.</w:t>
+      </w:r>
+      <w:r>
+        <w:t xml:space="preserve"> (skat. 24. attēlu)</w:t>
+      </w:r>
+    </w:p>
+    <w:p>
+      <w:pPr>
+        <w:tabs>
+          <w:tab w:val="left" w:pos="0"/>
+        </w:tabs>
+        <w:ind w:firstLine="0"/>
+        <w:jc w:val="center"/>
+      </w:pPr>
+      <w:r>
+        <w:rPr>
+          <w:noProof/>
+        </w:rPr>
+        <w:drawing>
+          <wp:inline distT="0" distB="0" distL="0" distR="0" wp14:anchorId="2800BEDB" wp14:editId="5A9B03D7">
+            <wp:extent cx="6143625" cy="3486150"/>
+            <wp:effectExtent l="0" t="0" r="9525" b="0"/>
+            <wp:docPr id="7237126" name="Attēls 7"/>
+            <wp:cNvGraphicFramePr>
+              <a:graphicFrameLocks xmlns:a="http://schemas.openxmlformats.org/drawingml/2006/main" noChangeAspect="1"/>
+            </wp:cNvGraphicFramePr>
+            <a:graphic xmlns:a="http://schemas.openxmlformats.org/drawingml/2006/main">
+              <a:graphicData uri="http://schemas.openxmlformats.org/drawingml/2006/picture">
+                <pic:pic xmlns:pic="http://schemas.openxmlformats.org/drawingml/2006/picture">
+                  <pic:nvPicPr>
+                    <pic:cNvPr id="0" name="Picture 6"/>
+                    <pic:cNvPicPr>
+                      <a:picLocks noChangeAspect="1" noChangeArrowheads="1"/>
+                    </pic:cNvPicPr>
+                  </pic:nvPicPr>
+                  <pic:blipFill>
+                    <a:blip r:embed="rId36" cstate="print">
+                      <a:extLst>
+                        <a:ext uri="{28A0092B-C50C-407E-A947-70E740481C1C}">
+                          <a14:useLocalDpi xmlns:a14="http://schemas.microsoft.com/office/drawing/2010/main" val="0"/>
+                        </a:ext>
+                      </a:extLst>
+                    </a:blip>
+                    <a:srcRect/>
+                    <a:stretch>
+                      <a:fillRect/>
+                    </a:stretch>
+                  </pic:blipFill>
+                  <pic:spPr bwMode="auto">
+                    <a:xfrm>
+                      <a:off x="0" y="0"/>
+                      <a:ext cx="6143625" cy="3486150"/>
+                    </a:xfrm>
+                    <a:prstGeom prst="rect">
+                      <a:avLst/>
+                    </a:prstGeom>
+                    <a:noFill/>
+                    <a:ln>
+                      <a:noFill/>
+                    </a:ln>
+                  </pic:spPr>
+                </pic:pic>
+              </a:graphicData>
+            </a:graphic>
+          </wp:inline>
+        </w:drawing>
+      </w:r>
+    </w:p>
+    <w:p>
+      <w:pPr>
+        <w:pStyle w:val="Parakstszemobjekta"/>
+      </w:pPr>
+      <w:r>
+        <w:t>2</w:t>
+      </w:r>
+      <w:r>
+        <w:t>4</w:t>
+      </w:r>
+      <w:r>
+        <w:t xml:space="preserve">. attēls. </w:t>
+      </w:r>
+      <w:r>
+        <w:t>Rezultātu logs</w:t>
+      </w:r>
+    </w:p>
+    <w:p>
+      <w:pPr>
         <w:pStyle w:val="Virsraksts1"/>
       </w:pPr>
       <w:bookmarkStart w:id="50" w:name="_Toc230230107"/>
@@ -13208,14 +13733,28 @@
         <w:ind w:left="1440"/>
         <w:jc w:val="right"/>
       </w:pPr>
-      <w:fldSimple w:instr=" SEQ tabula \* ARABIC ">
-        <w:r>
-          <w:rPr>
-            <w:noProof/>
-          </w:rPr>
-          <w:t>2</w:t>
-        </w:r>
-      </w:fldSimple>
+      <w:r>
+        <w:lastRenderedPageBreak/>
+        <w:fldChar w:fldCharType="begin"/>
+      </w:r>
+      <w:r>
+        <w:instrText xml:space="preserve"> SEQ tabula \* ARABIC </w:instrText>
+      </w:r>
+      <w:r>
+        <w:fldChar w:fldCharType="separate"/>
+      </w:r>
+      <w:r>
+        <w:rPr>
+          <w:noProof/>
+        </w:rPr>
+        <w:t>2</w:t>
+      </w:r>
+      <w:r>
+        <w:rPr>
+          <w:noProof/>
+        </w:rPr>
+        <w:fldChar w:fldCharType="end"/>
+      </w:r>
       <w:r>
         <w:t>. tabula</w:t>
       </w:r>
@@ -16634,7 +17173,7 @@
   <w:abstractNum w:abstractNumId="22" w15:restartNumberingAfterBreak="0">
     <w:nsid w:val="664A78A8"/>
     <w:multiLevelType w:val="multilevel"/>
-    <w:tmpl w:val="476A3AD8"/>
+    <w:tmpl w:val="2964561E"/>
     <w:lvl w:ilvl="0">
       <w:start w:val="1"/>
       <w:numFmt w:val="decimal"/>
@@ -17728,6 +18267,69 @@
     <w:abstractNumId w:val="24"/>
   </w:num>
   <w:num w:numId="33" w16cid:durableId="1541090153">
+    <w:abstractNumId w:val="22"/>
+    <w:lvlOverride w:ilvl="0">
+      <w:startOverride w:val="1"/>
+    </w:lvlOverride>
+    <w:lvlOverride w:ilvl="1">
+      <w:startOverride w:val="1"/>
+    </w:lvlOverride>
+    <w:lvlOverride w:ilvl="2">
+      <w:startOverride w:val="1"/>
+    </w:lvlOverride>
+    <w:lvlOverride w:ilvl="3">
+      <w:startOverride w:val="1"/>
+    </w:lvlOverride>
+    <w:lvlOverride w:ilvl="4">
+      <w:startOverride w:val="1"/>
+    </w:lvlOverride>
+    <w:lvlOverride w:ilvl="5">
+      <w:startOverride w:val="1"/>
+    </w:lvlOverride>
+    <w:lvlOverride w:ilvl="6">
+      <w:startOverride w:val="1"/>
+    </w:lvlOverride>
+    <w:lvlOverride w:ilvl="7">
+      <w:startOverride w:val="1"/>
+    </w:lvlOverride>
+    <w:lvlOverride w:ilvl="8">
+      <w:startOverride w:val="1"/>
+    </w:lvlOverride>
+  </w:num>
+  <w:num w:numId="34" w16cid:durableId="727919859">
+    <w:abstractNumId w:val="22"/>
+  </w:num>
+  <w:num w:numId="35" w16cid:durableId="438375213">
+    <w:abstractNumId w:val="22"/>
+    <w:lvlOverride w:ilvl="0">
+      <w:startOverride w:val="5"/>
+    </w:lvlOverride>
+    <w:lvlOverride w:ilvl="1">
+      <w:startOverride w:val="3"/>
+    </w:lvlOverride>
+    <w:lvlOverride w:ilvl="2">
+      <w:startOverride w:val="4"/>
+    </w:lvlOverride>
+    <w:lvlOverride w:ilvl="3">
+      <w:startOverride w:val="1"/>
+    </w:lvlOverride>
+    <w:lvlOverride w:ilvl="4">
+      <w:startOverride w:val="1"/>
+    </w:lvlOverride>
+    <w:lvlOverride w:ilvl="5">
+      <w:startOverride w:val="1"/>
+    </w:lvlOverride>
+    <w:lvlOverride w:ilvl="6">
+      <w:startOverride w:val="1"/>
+    </w:lvlOverride>
+    <w:lvlOverride w:ilvl="7">
+      <w:startOverride w:val="1"/>
+    </w:lvlOverride>
+    <w:lvlOverride w:ilvl="8">
+      <w:startOverride w:val="1"/>
+    </w:lvlOverride>
+  </w:num>
+  <w:num w:numId="36" w16cid:durableId="2124881648">
     <w:abstractNumId w:val="22"/>
     <w:lvlOverride w:ilvl="0">
       <w:startOverride w:val="1"/>
@@ -18184,7 +18786,7 @@
       <w:keepLines/>
       <w:pageBreakBefore/>
       <w:numPr>
-        <w:numId w:val="3"/>
+        <w:numId w:val="34"/>
       </w:numPr>
       <w:spacing w:after="240"/>
       <w:jc w:val="center"/>
@@ -18212,7 +18814,7 @@
       <w:keepLines/>
       <w:numPr>
         <w:ilvl w:val="1"/>
-        <w:numId w:val="3"/>
+        <w:numId w:val="34"/>
       </w:numPr>
       <w:spacing w:before="240" w:after="240"/>
       <w:jc w:val="center"/>
@@ -18238,7 +18840,7 @@
       <w:keepLines/>
       <w:numPr>
         <w:ilvl w:val="2"/>
-        <w:numId w:val="3"/>
+        <w:numId w:val="34"/>
       </w:numPr>
       <w:spacing w:before="160" w:after="80"/>
       <w:jc w:val="left"/>

--- a/Documentation/Dokumentācija.docx
+++ b/Documentation/Dokumentācija.docx
@@ -112,8 +112,13 @@
       </w:r>
       <w:r>
         <w:br/>
-        <w:t>Skolotājs, Kristaps Rāvalds</w:t>
-      </w:r>
+        <w:t xml:space="preserve">Skolotājs, Kristaps </w:t>
+      </w:r>
+      <w:proofErr w:type="spellStart"/>
+      <w:r>
+        <w:t>Rāvalds</w:t>
+      </w:r>
+      <w:proofErr w:type="spellEnd"/>
     </w:p>
     <w:p>
       <w:pPr>
@@ -4505,7 +4510,15 @@
         <w:t xml:space="preserve">, kā arī </w:t>
       </w:r>
       <w:r>
-        <w:t>kādas datorspēlēs var iekļaut funkcionalitātes, kuras nav nepieciešams vai novērsošas projektam un tās izmantošanai kā pamatzināšanu apmācības materiālam.</w:t>
+        <w:t xml:space="preserve">kādas datorspēlēs var iekļaut funkcionalitātes, kuras nav nepieciešams vai novērsošas projektam un tās izmantošanai kā </w:t>
+      </w:r>
+      <w:proofErr w:type="spellStart"/>
+      <w:r>
+        <w:t>pamatzināšanu</w:t>
+      </w:r>
+      <w:proofErr w:type="spellEnd"/>
+      <w:r>
+        <w:t xml:space="preserve"> apmācības materiālam.</w:t>
       </w:r>
     </w:p>
     <w:p>
@@ -4620,7 +4633,15 @@
         <w:t xml:space="preserve"> </w:t>
       </w:r>
       <w:r>
-        <w:t xml:space="preserve">Pēc izstrādes šis projekts ar tās avotkodu tiek kompilēts datorsistēmas platformās kā </w:t>
+        <w:t xml:space="preserve">Pēc izstrādes šis projekts ar tās </w:t>
+      </w:r>
+      <w:proofErr w:type="spellStart"/>
+      <w:r>
+        <w:t>avotkodu</w:t>
+      </w:r>
+      <w:proofErr w:type="spellEnd"/>
+      <w:r>
+        <w:t xml:space="preserve"> tiek kompilēts datorsistēmas platformās kā </w:t>
       </w:r>
       <w:r>
         <w:rPr>
@@ -4632,6 +4653,7 @@
       <w:r>
         <w:t xml:space="preserve"> un </w:t>
       </w:r>
+      <w:proofErr w:type="spellStart"/>
       <w:r>
         <w:rPr>
           <w:i/>
@@ -4639,6 +4661,7 @@
         </w:rPr>
         <w:t>Linux</w:t>
       </w:r>
+      <w:proofErr w:type="spellEnd"/>
       <w:r>
         <w:t xml:space="preserve"> vidē.</w:t>
       </w:r>
@@ -4715,7 +4738,15 @@
         <w:t xml:space="preserve">Pēc modelēšanas tiek izstrādās projekts, pamatojoties uz iepriekš izveidotiem modeļiem. Izstrādes laikā </w:t>
       </w:r>
       <w:r>
-        <w:t>ir jāveic projektam versionēšanu jeb versiju kontroli, kuras vadīs projekta stadijas punktus. Praksē tā tiks izmantota, piemēram, projekta sazarošanai funkcionalitātes, būtisko izmaiņu ieviešanai, atsevišķu failu izmaiņu punktu atzīmēšanu, sazarojumu apvienošanu un versijas punktu atzīmēšanu.</w:t>
+        <w:t xml:space="preserve">ir jāveic projektam </w:t>
+      </w:r>
+      <w:proofErr w:type="spellStart"/>
+      <w:r>
+        <w:t>versionēšanu</w:t>
+      </w:r>
+      <w:proofErr w:type="spellEnd"/>
+      <w:r>
+        <w:t xml:space="preserve"> jeb versiju kontroli, kuras vadīs projekta stadijas punktus. Praksē tā tiks izmantota, piemēram, projekta sazarošanai funkcionalitātes, būtisko izmaiņu ieviešanai, atsevišķu failu izmaiņu punktu atzīmēšanu, sazarojumu apvienošanu un versijas punktu atzīmēšanu.</w:t>
       </w:r>
     </w:p>
     <w:p>
@@ -4930,7 +4961,15 @@
         <w:t>Izvaddati</w:t>
       </w:r>
       <w:r>
-        <w:t>: Uznirsts anotācijas logs.</w:t>
+        <w:t xml:space="preserve">: </w:t>
+      </w:r>
+      <w:proofErr w:type="spellStart"/>
+      <w:r>
+        <w:t>Uznirsts</w:t>
+      </w:r>
+      <w:proofErr w:type="spellEnd"/>
+      <w:r>
+        <w:t xml:space="preserve"> anotācijas logs.</w:t>
       </w:r>
     </w:p>
     <w:p>
@@ -5951,8 +5990,13 @@
       <w:r>
         <w:t xml:space="preserve">: </w:t>
       </w:r>
-      <w:r>
-        <w:t>Augšjoslas pauzēšanas poga.</w:t>
+      <w:proofErr w:type="spellStart"/>
+      <w:r>
+        <w:t>Augšjoslas</w:t>
+      </w:r>
+      <w:proofErr w:type="spellEnd"/>
+      <w:r>
+        <w:t xml:space="preserve"> pauzēšanas poga.</w:t>
       </w:r>
     </w:p>
     <w:p>
@@ -6160,8 +6204,13 @@
         <w:t>: Laika rādītājs</w:t>
       </w:r>
       <w:r>
-        <w:t xml:space="preserve"> augšjoslā</w:t>
-      </w:r>
+        <w:t xml:space="preserve"> </w:t>
+      </w:r>
+      <w:proofErr w:type="spellStart"/>
+      <w:r>
+        <w:t>augšjoslā</w:t>
+      </w:r>
+      <w:proofErr w:type="spellEnd"/>
       <w:r>
         <w:t>.</w:t>
       </w:r>
@@ -6220,8 +6269,13 @@
         <w:t xml:space="preserve">: </w:t>
       </w:r>
       <w:r>
-        <w:t>Kārtas skaits augšjoslā</w:t>
-      </w:r>
+        <w:t xml:space="preserve">Kārtas skaits </w:t>
+      </w:r>
+      <w:proofErr w:type="spellStart"/>
+      <w:r>
+        <w:t>augšjoslā</w:t>
+      </w:r>
+      <w:proofErr w:type="spellEnd"/>
       <w:r>
         <w:t xml:space="preserve">. </w:t>
       </w:r>
@@ -8733,7 +8787,15 @@
       </w:r>
       <w:r>
         <w:tab/>
-        <w:t>Datorspēles kompilētā programmai ir jābūt pēc iespējas pieejamai vairākās platformās vai kompilējamam vairākām operētājsistēmām, taču galvenokārt “Windows” un “Linux” videi;</w:t>
+        <w:t>Datorspēles kompilētā programmai ir jābūt pēc iespējas pieejamai vairākās platformās vai kompilējamam vairākām operētājsistēmām, taču galvenokārt “Windows” un “</w:t>
+      </w:r>
+      <w:proofErr w:type="spellStart"/>
+      <w:r>
+        <w:t>Linux</w:t>
+      </w:r>
+      <w:proofErr w:type="spellEnd"/>
+      <w:r>
+        <w:t>” videi;</w:t>
       </w:r>
     </w:p>
     <w:p>
@@ -8751,9 +8813,14 @@
       </w:pPr>
       <w:bookmarkStart w:id="15" w:name="_Toc230230074"/>
       <w:r>
-        <w:t>Lietotāja saskarne</w:t>
+        <w:t xml:space="preserve">Lietotāja </w:t>
+      </w:r>
+      <w:proofErr w:type="spellStart"/>
+      <w:r>
+        <w:t>saskarne</w:t>
       </w:r>
       <w:bookmarkEnd w:id="15"/>
+      <w:proofErr w:type="spellEnd"/>
     </w:p>
     <w:p>
       <w:r>
@@ -8770,7 +8837,15 @@
       </w:r>
       <w:r>
         <w:tab/>
-        <w:t>Datorspēles grafikai un lietotāja saskarnei jābūt minimālai, taču viegli pārskatāmai;</w:t>
+        <w:t xml:space="preserve">Datorspēles grafikai un lietotāja </w:t>
+      </w:r>
+      <w:proofErr w:type="spellStart"/>
+      <w:r>
+        <w:t>saskarnei</w:t>
+      </w:r>
+      <w:proofErr w:type="spellEnd"/>
+      <w:r>
+        <w:t xml:space="preserve"> jābūt minimālai, taču viegli pārskatāmai;</w:t>
       </w:r>
     </w:p>
     <w:p>
@@ -8782,7 +8857,15 @@
       </w:r>
       <w:r>
         <w:tab/>
-        <w:t>Lietotāja saskarnei ir jābūt pielāgojamai dažādos ekrānu izmēros vai izšķirtspējās;</w:t>
+        <w:t xml:space="preserve">Lietotāja </w:t>
+      </w:r>
+      <w:proofErr w:type="spellStart"/>
+      <w:r>
+        <w:t>saskarnei</w:t>
+      </w:r>
+      <w:proofErr w:type="spellEnd"/>
+      <w:r>
+        <w:t xml:space="preserve"> ir jābūt pielāgojamai dažādos ekrānu izmēros vai izšķirtspējās;</w:t>
       </w:r>
     </w:p>
     <w:p>
@@ -8794,7 +8877,15 @@
       </w:r>
       <w:r>
         <w:tab/>
-        <w:t>Datorspēles saskarnes valodai jābūt angļu valodai;</w:t>
+        <w:t xml:space="preserve">Datorspēles </w:t>
+      </w:r>
+      <w:proofErr w:type="spellStart"/>
+      <w:r>
+        <w:t>saskarnes</w:t>
+      </w:r>
+      <w:proofErr w:type="spellEnd"/>
+      <w:r>
+        <w:t xml:space="preserve"> valodai jābūt angļu valodai;</w:t>
       </w:r>
     </w:p>
     <w:p>
@@ -8899,7 +8990,15 @@
     </w:p>
     <w:p>
       <w:r>
-        <w:t>Šī sadaļa noskaidros, kādi ir pieejami līdzekļi un rīki, lietojuma pamatojumi un tās iespējamās alternatīvās projekta īstenošanai. Rīki tiks atlasīti pēc licencēšanas, kurai ir jābūt pēc iespējas brīvai un atvērtai, starpplatformu pieejamības, pieejamās dimensiju vides, kuras jāiekļauj un jābūt optimizēta div</w:t>
+        <w:t xml:space="preserve">Šī sadaļa noskaidros, kādi ir pieejami līdzekļi un rīki, lietojuma pamatojumi un tās iespējamās alternatīvās projekta īstenošanai. Rīki tiks atlasīti pēc licencēšanas, kurai ir jābūt pēc iespējas brīvai un atvērtai, </w:t>
+      </w:r>
+      <w:proofErr w:type="spellStart"/>
+      <w:r>
+        <w:t>starpplatformu</w:t>
+      </w:r>
+      <w:proofErr w:type="spellEnd"/>
+      <w:r>
+        <w:t xml:space="preserve"> pieejamības, pieejamās dimensiju vides, kuras jāiekļauj un jābūt optimizēta div</w:t>
       </w:r>
       <w:r>
         <w:t xml:space="preserve">u </w:t>
@@ -8933,13 +9032,37 @@
     </w:p>
     <w:p>
       <w:r>
-        <w:t>Spēļu un grafikas ietvars “Godot” ir izcelta starp pārējiem tāda veida ietvariem, jo liels skaits neliela mēra projektu kā pašizstrādātās vai mazo komandu izstrādātās spēles. Ne tikai pēc popularitātes dēļ, taču licencēšana norāda šo ietvaru par brīvu un atvērtu, kurai nav nepieciešama ne papildizmaksas, nedz reģistrācijas, kā arī ir salīdzinoši ar citiem ietvariem ātri un viegli apgūstama. Šis dzinis arī ir pieejams vairākās platformās, it īpaši starp operētājsistēmām. Funkcionāli tā ir optimizēta div</w:t>
+        <w:t>Spēļu un grafikas ietvars “</w:t>
+      </w:r>
+      <w:proofErr w:type="spellStart"/>
+      <w:r>
+        <w:t>Godot</w:t>
+      </w:r>
+      <w:proofErr w:type="spellEnd"/>
+      <w:r>
+        <w:t xml:space="preserve">” ir izcelta starp pārējiem tāda veida ietvariem, jo liels skaits neliela mēra projektu kā </w:t>
+      </w:r>
+      <w:proofErr w:type="spellStart"/>
+      <w:r>
+        <w:t>pašizstrādātās</w:t>
+      </w:r>
+      <w:proofErr w:type="spellEnd"/>
+      <w:r>
+        <w:t xml:space="preserve"> vai mazo komandu izstrādātās spēles. Ne tikai pēc popularitātes dēļ, taču licencēšana norāda šo ietvaru par brīvu un atvērtu, kurai nav nepieciešama ne papildizmaksas, nedz reģistrācijas, kā arī ir salīdzinoši ar citiem ietvariem ātri un viegli apgūstama. Šis dzinis arī ir pieejams vairākās platformās, it īpaši starp operētājsistēmām. Funkcionāli tā ir optimizēta div</w:t>
       </w:r>
       <w:r>
         <w:t xml:space="preserve">u </w:t>
       </w:r>
       <w:r>
-        <w:t xml:space="preserve">dimensiju videi pēc noteiktiem kritērijiem, taču arī ir iespējams izmantot trīsdimensiju vidi, kura arī ir īpaši optimizēta un pielāgota. </w:t>
+        <w:t xml:space="preserve">dimensiju videi pēc noteiktiem kritērijiem, taču arī ir iespējams izmantot </w:t>
+      </w:r>
+      <w:proofErr w:type="spellStart"/>
+      <w:r>
+        <w:t>trīsdimensiju</w:t>
+      </w:r>
+      <w:proofErr w:type="spellEnd"/>
+      <w:r>
+        <w:t xml:space="preserve"> vidi, kura arī ir īpaši optimizēta un pielāgota. </w:t>
       </w:r>
     </w:p>
     <w:p>
@@ -8954,7 +9077,55 @@
     </w:p>
     <w:p>
       <w:r>
-        <w:t>Ietvars “Godot” oficiāli piedāvā izmantot abas programmēšanas valodas – “Godot” iebūvētā “GDScript” un “.NET” ietvara valoda “C#”, kura tiks izvēlēta šī projekta izstrādei. “GDScript” ir interpretētā valoda, kura tiek tikai apstrādāta palaišanas laikā un pēc avotkoda izmaiņām nav nepieciešama papildus darbības kā kompilēšanu, taču ar nepilnību, kura mazina datorspēles darbības veiktspēju. “C#” valoda tiks izmantota tam dēļ, ka veiktspēja datorspēles darbībai ir uzlabota ar nosacījumu, ka pēc jebkuras izmaiņas projektu ir nepieciešams kompilēt. “GDScript” arī nav pilnīgi pielāgota objektorientētai izmantošanai, kamēr “C#” pēc dizaina ir objektorientētā valoda.</w:t>
+        <w:t>Ietvars “</w:t>
+      </w:r>
+      <w:proofErr w:type="spellStart"/>
+      <w:r>
+        <w:t>Godot</w:t>
+      </w:r>
+      <w:proofErr w:type="spellEnd"/>
+      <w:r>
+        <w:t>” oficiāli piedāvā izmantot abas programmēšanas valodas – “</w:t>
+      </w:r>
+      <w:proofErr w:type="spellStart"/>
+      <w:r>
+        <w:t>Godot</w:t>
+      </w:r>
+      <w:proofErr w:type="spellEnd"/>
+      <w:r>
+        <w:t>” iebūvētā “</w:t>
+      </w:r>
+      <w:proofErr w:type="spellStart"/>
+      <w:r>
+        <w:t>GDScript</w:t>
+      </w:r>
+      <w:proofErr w:type="spellEnd"/>
+      <w:r>
+        <w:t>” un “.NET” ietvara valoda “C#”, kura tiks izvēlēta šī projekta izstrādei. “</w:t>
+      </w:r>
+      <w:proofErr w:type="spellStart"/>
+      <w:r>
+        <w:t>GDScript</w:t>
+      </w:r>
+      <w:proofErr w:type="spellEnd"/>
+      <w:r>
+        <w:t xml:space="preserve">” ir interpretētā valoda, kura tiek tikai apstrādāta palaišanas laikā un pēc </w:t>
+      </w:r>
+      <w:proofErr w:type="spellStart"/>
+      <w:r>
+        <w:t>avotkoda</w:t>
+      </w:r>
+      <w:proofErr w:type="spellEnd"/>
+      <w:r>
+        <w:t xml:space="preserve"> izmaiņām nav nepieciešama papildus darbības kā kompilēšanu, taču ar nepilnību, kura mazina datorspēles darbības veiktspēju. “C#” valoda tiks izmantota tam dēļ, ka veiktspēja datorspēles darbībai ir uzlabota ar nosacījumu, ka pēc jebkuras izmaiņas projektu ir nepieciešams kompilēt. “</w:t>
+      </w:r>
+      <w:proofErr w:type="spellStart"/>
+      <w:r>
+        <w:t>GDScript</w:t>
+      </w:r>
+      <w:proofErr w:type="spellEnd"/>
+      <w:r>
+        <w:t>” arī nav pilnīgi pielāgota objektorientētai izmantošanai, kamēr “C#” pēc dizaina ir objektorientētā valoda.</w:t>
       </w:r>
     </w:p>
     <w:p>
@@ -8969,7 +9140,23 @@
     </w:p>
     <w:p>
       <w:r>
-        <w:t>“Godot” ietvaram ir jau savs projekta redaktors, kurā iekļauj koda redaktoru. Šis koda redaktors ir vairāk pielāgots ar “GDScript” valodu, taču pieejams atbalsts “C#” valodai. Pašā izstrādes vidē var viegli pārslēgties uz vizuālo redaktoru, kodu redaktoru un atkļūdošanas sadaļu</w:t>
+        <w:t>“</w:t>
+      </w:r>
+      <w:proofErr w:type="spellStart"/>
+      <w:r>
+        <w:t>Godot</w:t>
+      </w:r>
+      <w:proofErr w:type="spellEnd"/>
+      <w:r>
+        <w:t>” ietvaram ir jau savs projekta redaktors, kurā iekļauj koda redaktoru. Šis koda redaktors ir vairāk pielāgots ar “</w:t>
+      </w:r>
+      <w:proofErr w:type="spellStart"/>
+      <w:r>
+        <w:t>GDScript</w:t>
+      </w:r>
+      <w:proofErr w:type="spellEnd"/>
+      <w:r>
+        <w:t>” valodu, taču pieejams atbalsts “C#” valodai. Pašā izstrādes vidē var viegli pārslēgties uz vizuālo redaktoru, kodu redaktoru un atkļūdošanas sadaļu</w:t>
       </w:r>
       <w:r>
         <w:t xml:space="preserve"> un nenošķir kodu rakstīšanu ar vizuālo rediģēšanu</w:t>
@@ -8985,19 +9172,48 @@
       <w:bookmarkStart w:id="23" w:name="_Toc230230082"/>
       <w:r>
         <w:lastRenderedPageBreak/>
-        <w:t>Versiju kontrole un repozitorijas mitināšana</w:t>
+        <w:t xml:space="preserve">Versiju kontrole un </w:t>
+      </w:r>
+      <w:proofErr w:type="spellStart"/>
+      <w:r>
+        <w:t>repozitorijas</w:t>
+      </w:r>
+      <w:proofErr w:type="spellEnd"/>
+      <w:r>
+        <w:t xml:space="preserve"> mitināšana</w:t>
       </w:r>
       <w:bookmarkEnd w:id="23"/>
     </w:p>
     <w:p>
       <w:r>
-        <w:t>“Git” tiks izmantots versiju kontrolei un tīmeklī tiks izmantots ”</w:t>
+        <w:t>“</w:t>
+      </w:r>
+      <w:proofErr w:type="spellStart"/>
+      <w:r>
+        <w:t>Git</w:t>
+      </w:r>
+      <w:proofErr w:type="spellEnd"/>
+      <w:r>
+        <w:t>” tiks izmantots versiju kontrolei un tīmeklī tiks izmantots ”</w:t>
       </w:r>
       <w:r>
         <w:t xml:space="preserve"> </w:t>
       </w:r>
-      <w:r>
-        <w:t>GitHub”, lai mitinātu šo projekta avotkodu.</w:t>
+      <w:proofErr w:type="spellStart"/>
+      <w:r>
+        <w:t>GitHub</w:t>
+      </w:r>
+      <w:proofErr w:type="spellEnd"/>
+      <w:r>
+        <w:t xml:space="preserve">”, lai mitinātu šo projekta </w:t>
+      </w:r>
+      <w:proofErr w:type="spellStart"/>
+      <w:r>
+        <w:t>avotkodu</w:t>
+      </w:r>
+      <w:proofErr w:type="spellEnd"/>
+      <w:r>
+        <w:t>.</w:t>
       </w:r>
     </w:p>
     <w:p>
@@ -9027,7 +9243,103 @@
     </w:p>
     <w:p>
       <w:r>
-        <w:t>Populārākos ietvarus datorspēļu un citu mediju izstrādē iekļauj “Unity”, “Unreal Engine”,  “CryEngine”. Ietvari “Unreal Engine” un “CryEngine” nav pielāgoti divdimensiju datorspēļu izveidei ietvara ierobežojumu dēļ, kura no tās izslēdz izmantošanu, ja ne arī neprasa veiktspējīgu datorsistēmu, kura ir pretrunā ar projekta mērķiem, taču “Unity” ietvars neprasa salīdzinoši veiktspējīgu datorsistēmu un ir pielāgojama divdimensiju videi, taču licencēšana nav brīva un prasa lietotāja reģistrāciju un papildizmaksas, ja šis projekts paplašināties komercdarbības nolūkiem.</w:t>
+        <w:t>Populārākos ietvarus datorspēļu un citu mediju izstrādē iekļauj “</w:t>
+      </w:r>
+      <w:proofErr w:type="spellStart"/>
+      <w:r>
+        <w:t>Unity</w:t>
+      </w:r>
+      <w:proofErr w:type="spellEnd"/>
+      <w:r>
+        <w:t>”, “</w:t>
+      </w:r>
+      <w:proofErr w:type="spellStart"/>
+      <w:r>
+        <w:t>Unreal</w:t>
+      </w:r>
+      <w:proofErr w:type="spellEnd"/>
+      <w:r>
+        <w:t xml:space="preserve"> </w:t>
+      </w:r>
+      <w:proofErr w:type="spellStart"/>
+      <w:r>
+        <w:t>Engine</w:t>
+      </w:r>
+      <w:proofErr w:type="spellEnd"/>
+      <w:r>
+        <w:t>”,  “</w:t>
+      </w:r>
+      <w:proofErr w:type="spellStart"/>
+      <w:r>
+        <w:t>CryEngine</w:t>
+      </w:r>
+      <w:proofErr w:type="spellEnd"/>
+      <w:r>
+        <w:t>”. Ietvari “</w:t>
+      </w:r>
+      <w:proofErr w:type="spellStart"/>
+      <w:r>
+        <w:t>Unreal</w:t>
+      </w:r>
+      <w:proofErr w:type="spellEnd"/>
+      <w:r>
+        <w:t xml:space="preserve"> </w:t>
+      </w:r>
+      <w:proofErr w:type="spellStart"/>
+      <w:r>
+        <w:t>Engine</w:t>
+      </w:r>
+      <w:proofErr w:type="spellEnd"/>
+      <w:r>
+        <w:t>” un “</w:t>
+      </w:r>
+      <w:proofErr w:type="spellStart"/>
+      <w:r>
+        <w:t>CryEngine</w:t>
+      </w:r>
+      <w:proofErr w:type="spellEnd"/>
+      <w:r>
+        <w:t xml:space="preserve">” nav pielāgoti </w:t>
+      </w:r>
+      <w:proofErr w:type="spellStart"/>
+      <w:r>
+        <w:t>divdimensiju</w:t>
+      </w:r>
+      <w:proofErr w:type="spellEnd"/>
+      <w:r>
+        <w:t xml:space="preserve"> datorspēļu izveidei ietvara ierobežojumu dēļ, kura no tās izslēdz izmantošanu, ja ne arī neprasa </w:t>
+      </w:r>
+      <w:proofErr w:type="spellStart"/>
+      <w:r>
+        <w:t>veiktspējīgu</w:t>
+      </w:r>
+      <w:proofErr w:type="spellEnd"/>
+      <w:r>
+        <w:t xml:space="preserve"> datorsistēmu, kura ir pretrunā ar projekta mērķiem, taču “</w:t>
+      </w:r>
+      <w:proofErr w:type="spellStart"/>
+      <w:r>
+        <w:t>Unity</w:t>
+      </w:r>
+      <w:proofErr w:type="spellEnd"/>
+      <w:r>
+        <w:t xml:space="preserve">” ietvars neprasa salīdzinoši </w:t>
+      </w:r>
+      <w:proofErr w:type="spellStart"/>
+      <w:r>
+        <w:t>veiktspējīgu</w:t>
+      </w:r>
+      <w:proofErr w:type="spellEnd"/>
+      <w:r>
+        <w:t xml:space="preserve"> datorsistēmu un ir pielāgojama </w:t>
+      </w:r>
+      <w:proofErr w:type="spellStart"/>
+      <w:r>
+        <w:t>divdimensiju</w:t>
+      </w:r>
+      <w:proofErr w:type="spellEnd"/>
+      <w:r>
+        <w:t xml:space="preserve"> videi, taču licencēšana nav brīva un prasa lietotāja reģistrāciju un papildizmaksas, ja šis projekts paplašināties komercdarbības nolūkiem.</w:t>
       </w:r>
     </w:p>
     <w:p>
@@ -9042,7 +9354,63 @@
     </w:p>
     <w:p>
       <w:r>
-        <w:t>Ietvari “CryEngine” un “Unreal Engine” izmanto valodu “C++”, kurā iekļauj klases un objektorientētā funkcionalitāte kā C#, taču neatlasot šos ietvarus valoda “C++” netiks izmantota. “C++” lietojuma stili ir plašāki, taču valodas funkcionalitāti un īpatnības apgūt ir sarežģītāk nekā ar “C#”, kura izstrādātājam liek lietot objektorientētā stilā, kurā visi elementi valodā ir objekti, kā arī vairums funkcionalitātes ir aizklātas ar metodēm, kura mazina izstrādes laiku salīdzinot ar “C++”, kura vairākas kompleksas funkcionalitātes nav aizklātas ar metodēm, kura var palēlināt izstrādes laiku. Izvēlētā ietvarā “Godot” ir pieejama skriptēšanas valoda “GDScript”, taču pēc nosacītiem iemesliem izvēlētai valodai šī valoda netiks izmantota.</w:t>
+        <w:t>Ietvari “</w:t>
+      </w:r>
+      <w:proofErr w:type="spellStart"/>
+      <w:r>
+        <w:t>CryEngine</w:t>
+      </w:r>
+      <w:proofErr w:type="spellEnd"/>
+      <w:r>
+        <w:t>” un “</w:t>
+      </w:r>
+      <w:proofErr w:type="spellStart"/>
+      <w:r>
+        <w:t>Unreal</w:t>
+      </w:r>
+      <w:proofErr w:type="spellEnd"/>
+      <w:r>
+        <w:t xml:space="preserve"> </w:t>
+      </w:r>
+      <w:proofErr w:type="spellStart"/>
+      <w:r>
+        <w:t>Engine</w:t>
+      </w:r>
+      <w:proofErr w:type="spellEnd"/>
+      <w:r>
+        <w:t xml:space="preserve">” izmanto valodu “C++”, kurā iekļauj klases un objektorientētā funkcionalitāte kā C#, taču neatlasot šos ietvarus valoda “C++” netiks izmantota. “C++” lietojuma stili ir plašāki, taču valodas funkcionalitāti un īpatnības apgūt ir sarežģītāk nekā ar “C#”, kura izstrādātājam liek lietot objektorientētā stilā, kurā visi elementi valodā ir objekti, kā arī vairums funkcionalitātes ir aizklātas ar metodēm, kura mazina izstrādes laiku salīdzinot ar “C++”, kura vairākas kompleksas funkcionalitātes nav aizklātas ar metodēm, kura var </w:t>
+      </w:r>
+      <w:proofErr w:type="spellStart"/>
+      <w:r>
+        <w:t>palēlināt</w:t>
+      </w:r>
+      <w:proofErr w:type="spellEnd"/>
+      <w:r>
+        <w:t xml:space="preserve"> izstrādes laiku. Izvēlētā ietvarā “</w:t>
+      </w:r>
+      <w:proofErr w:type="spellStart"/>
+      <w:r>
+        <w:t>Godot</w:t>
+      </w:r>
+      <w:proofErr w:type="spellEnd"/>
+      <w:r>
+        <w:t xml:space="preserve">” ir pieejama </w:t>
+      </w:r>
+      <w:proofErr w:type="spellStart"/>
+      <w:r>
+        <w:t>skriptēšanas</w:t>
+      </w:r>
+      <w:proofErr w:type="spellEnd"/>
+      <w:r>
+        <w:t xml:space="preserve"> valoda “</w:t>
+      </w:r>
+      <w:proofErr w:type="spellStart"/>
+      <w:r>
+        <w:t>GDScript</w:t>
+      </w:r>
+      <w:proofErr w:type="spellEnd"/>
+      <w:r>
+        <w:t>”, taču pēc nosacītiem iemesliem izvēlētai valodai šī valoda netiks izmantota.</w:t>
       </w:r>
     </w:p>
     <w:p>
@@ -9069,17 +9437,169 @@
     </w:p>
     <w:p>
       <w:r>
-        <w:t>Tā kā valoda “C#” tiks izmantota, kura ir daļa no ietvara “.NET”, tiks izmantoti attiecīgas izstrādes programmatūras ar uzsvaru uz noteikto ietvaru un tās ekosistēmas. Populārākā izstrādes  vide tam ir “Visual Studio”, kura līdzīgi ar izvēlēto izstrādes vidi “JetBrains Rider” iekļauj detalizētu atķļūdošanu, kodu analīze, automātiskā aizpilde, u.t.t., taču netiks izmantota, jo šī programmatūra nav starpplatformu, ierobežojoties uz “Windows” platformu, kuru autors neizmanto, tātad nepieejama programmatūra autoram.</w:t>
-      </w:r>
-    </w:p>
-    <w:p>
-      <w:r>
-        <w:t>Ja ietvars kā “Unreal Engine” tiktu izmantota, kurā galvenā valoda ir “C++”, tiktu izmantotas izstrādes vides attiecīgi valodai kā “Qt Creator”, kura ir pielāgota ietvara “Qt” programmatūras izstrādei, taču iespējams izveidot projektus, kuras neizmanto minēto ietvaru, ņemot vērā to, ka funkcionalitāte un tās iespējas mazinās vai ne tik advancētas citiem projektiem,  vai “JetBrains CLion”, kurai ir līdzīga funkcionalitāte ar atlasīto izstrādes vidi “”JetBrains Rider” no “JetBrains” programmatūru klāsta.</w:t>
-      </w:r>
-    </w:p>
-    <w:p>
-      <w:r>
-        <w:t>Arī iespējams ir izmantot teksta redaktoru “Visual Studio Code”, kura ar paplašinājumiem var izmantot kā izstrādes vidi, taču noklusētā funkcionalitāte ir ierobežota salīdzinot ar iepriekšējām izstrādes programmatūrām un nepieciešama papildus iestatīšana šai programmatūrai, kura nebūtu nepieciešama pārējām izstrādes vidēm atverot sākotnēji.</w:t>
+        <w:t>Tā kā valoda “C#” tiks izmantota, kura ir daļa no ietvara “.NET”, tiks izmantoti attiecīgas izstrādes programmatūras ar uzsvaru uz noteikto ietvaru un tās ekosistēmas. Populārākā izstrādes  vide tam ir “</w:t>
+      </w:r>
+      <w:proofErr w:type="spellStart"/>
+      <w:r>
+        <w:t>Visual</w:t>
+      </w:r>
+      <w:proofErr w:type="spellEnd"/>
+      <w:r>
+        <w:t xml:space="preserve"> </w:t>
+      </w:r>
+      <w:proofErr w:type="spellStart"/>
+      <w:r>
+        <w:t>Studio</w:t>
+      </w:r>
+      <w:proofErr w:type="spellEnd"/>
+      <w:r>
+        <w:t>”, kura līdzīgi ar izvēlēto izstrādes vidi “</w:t>
+      </w:r>
+      <w:proofErr w:type="spellStart"/>
+      <w:r>
+        <w:t>JetBrains</w:t>
+      </w:r>
+      <w:proofErr w:type="spellEnd"/>
+      <w:r>
+        <w:t xml:space="preserve"> </w:t>
+      </w:r>
+      <w:proofErr w:type="spellStart"/>
+      <w:r>
+        <w:t>Rider</w:t>
+      </w:r>
+      <w:proofErr w:type="spellEnd"/>
+      <w:r>
+        <w:t xml:space="preserve">” iekļauj detalizētu </w:t>
+      </w:r>
+      <w:proofErr w:type="spellStart"/>
+      <w:r>
+        <w:t>atķļūdošanu</w:t>
+      </w:r>
+      <w:proofErr w:type="spellEnd"/>
+      <w:r>
+        <w:t xml:space="preserve">, kodu analīze, automātiskā aizpilde, u.t.t., taču netiks izmantota, jo šī programmatūra nav </w:t>
+      </w:r>
+      <w:proofErr w:type="spellStart"/>
+      <w:r>
+        <w:t>starpplatformu</w:t>
+      </w:r>
+      <w:proofErr w:type="spellEnd"/>
+      <w:r>
+        <w:t>, ierobežojoties uz “Windows” platformu, kuru autors neizmanto, tātad nepieejama programmatūra autoram.</w:t>
+      </w:r>
+    </w:p>
+    <w:p>
+      <w:r>
+        <w:t>Ja ietvars kā “</w:t>
+      </w:r>
+      <w:proofErr w:type="spellStart"/>
+      <w:r>
+        <w:t>Unreal</w:t>
+      </w:r>
+      <w:proofErr w:type="spellEnd"/>
+      <w:r>
+        <w:t xml:space="preserve"> </w:t>
+      </w:r>
+      <w:proofErr w:type="spellStart"/>
+      <w:r>
+        <w:t>Engine</w:t>
+      </w:r>
+      <w:proofErr w:type="spellEnd"/>
+      <w:r>
+        <w:t>” tiktu izmantota, kurā galvenā valoda ir “C++”, tiktu izmantotas izstrādes vides attiecīgi valodai kā “</w:t>
+      </w:r>
+      <w:proofErr w:type="spellStart"/>
+      <w:r>
+        <w:t>Qt</w:t>
+      </w:r>
+      <w:proofErr w:type="spellEnd"/>
+      <w:r>
+        <w:t xml:space="preserve"> </w:t>
+      </w:r>
+      <w:proofErr w:type="spellStart"/>
+      <w:r>
+        <w:t>Creator</w:t>
+      </w:r>
+      <w:proofErr w:type="spellEnd"/>
+      <w:r>
+        <w:t>”, kura ir pielāgota ietvara “</w:t>
+      </w:r>
+      <w:proofErr w:type="spellStart"/>
+      <w:r>
+        <w:t>Qt</w:t>
+      </w:r>
+      <w:proofErr w:type="spellEnd"/>
+      <w:r>
+        <w:t xml:space="preserve">” programmatūras izstrādei, taču iespējams izveidot projektus, kuras neizmanto minēto ietvaru, ņemot vērā to, ka funkcionalitāte un tās iespējas mazinās vai ne tik </w:t>
+      </w:r>
+      <w:proofErr w:type="spellStart"/>
+      <w:r>
+        <w:t>advancētas</w:t>
+      </w:r>
+      <w:proofErr w:type="spellEnd"/>
+      <w:r>
+        <w:t xml:space="preserve"> citiem projektiem,  vai “</w:t>
+      </w:r>
+      <w:proofErr w:type="spellStart"/>
+      <w:r>
+        <w:t>JetBrains</w:t>
+      </w:r>
+      <w:proofErr w:type="spellEnd"/>
+      <w:r>
+        <w:t xml:space="preserve"> </w:t>
+      </w:r>
+      <w:proofErr w:type="spellStart"/>
+      <w:r>
+        <w:t>CLion</w:t>
+      </w:r>
+      <w:proofErr w:type="spellEnd"/>
+      <w:r>
+        <w:t>”, kurai ir līdzīga funkcionalitāte ar atlasīto izstrādes vidi “”</w:t>
+      </w:r>
+      <w:proofErr w:type="spellStart"/>
+      <w:r>
+        <w:t>JetBrains</w:t>
+      </w:r>
+      <w:proofErr w:type="spellEnd"/>
+      <w:r>
+        <w:t xml:space="preserve"> </w:t>
+      </w:r>
+      <w:proofErr w:type="spellStart"/>
+      <w:r>
+        <w:t>Rider</w:t>
+      </w:r>
+      <w:proofErr w:type="spellEnd"/>
+      <w:r>
+        <w:t>” no “</w:t>
+      </w:r>
+      <w:proofErr w:type="spellStart"/>
+      <w:r>
+        <w:t>JetBrains</w:t>
+      </w:r>
+      <w:proofErr w:type="spellEnd"/>
+      <w:r>
+        <w:t>” programmatūru klāsta.</w:t>
+      </w:r>
+    </w:p>
+    <w:p>
+      <w:r>
+        <w:t>Arī iespējams ir izmantot teksta redaktoru “</w:t>
+      </w:r>
+      <w:proofErr w:type="spellStart"/>
+      <w:r>
+        <w:t>Visual</w:t>
+      </w:r>
+      <w:proofErr w:type="spellEnd"/>
+      <w:r>
+        <w:t xml:space="preserve"> </w:t>
+      </w:r>
+      <w:proofErr w:type="spellStart"/>
+      <w:r>
+        <w:t>Studio</w:t>
+      </w:r>
+      <w:proofErr w:type="spellEnd"/>
+      <w:r>
+        <w:t xml:space="preserve"> Code”, kura ar paplašinājumiem var izmantot kā izstrādes vidi, taču noklusētā funkcionalitāte ir ierobežota salīdzinot ar iepriekšējām izstrādes programmatūrām un nepieciešama papildus iestatīšana šai programmatūrai, kura nebūtu nepieciešama pārējām izstrādes vidēm atverot sākotnēji.</w:t>
       </w:r>
     </w:p>
     <w:p>
@@ -9094,12 +9614,84 @@
     </w:p>
     <w:p>
       <w:r>
-        <w:t>Mazāk populāri pakalpojumi, kuri mitina avotkodu repozotorijus, izmantojot “Git” versiju kontroli, arī ir pieejami rīki, kura var automatizēt projekta kompilēšanu un pārbaudi, šādi rīki ir “GitLab”, “Gitea” un “Bitbucket”, kuri ir īpaši pielāgota CI/CD izstrādes videi, taču prasa papildizmaksas, ja šādi rīki tiek palaisti šo pakalpojumu serveros vietā pašam lietotājam mitināt šos rīkus.</w:t>
-      </w:r>
-    </w:p>
-    <w:p>
-      <w:r>
-        <w:t>Taču arī ir pieejami pakalpojumi un rīki, kuri nav atkarīga no “Git” versiju kontroles, bet kā pieejamu versiju kontroles programmatūru starp pārējām. Viens no šiem rīkiem ir “Azure Pipelines”, kuras funkcionalitāte ir plašāka salīdzinot ar iepriekš minētiem rīkiem, taču tās plaša funkcionalitātes klāsts ir radīts lielākiem projektiem, kuri iespējams nebūs lielāko daļu paredzēts izmantošanai šī projekta nolūkiem tās apjoma dēļ un lielākas izmaksas, salīdzinot ar iepriekš minētiem rīkiem.</w:t>
+        <w:t xml:space="preserve">Mazāk populāri pakalpojumi, kuri mitina </w:t>
+      </w:r>
+      <w:proofErr w:type="spellStart"/>
+      <w:r>
+        <w:t>avotkodu</w:t>
+      </w:r>
+      <w:proofErr w:type="spellEnd"/>
+      <w:r>
+        <w:t xml:space="preserve"> </w:t>
+      </w:r>
+      <w:proofErr w:type="spellStart"/>
+      <w:r>
+        <w:t>repozotorijus</w:t>
+      </w:r>
+      <w:proofErr w:type="spellEnd"/>
+      <w:r>
+        <w:t>, izmantojot “</w:t>
+      </w:r>
+      <w:proofErr w:type="spellStart"/>
+      <w:r>
+        <w:t>Git</w:t>
+      </w:r>
+      <w:proofErr w:type="spellEnd"/>
+      <w:r>
+        <w:t>” versiju kontroli, arī ir pieejami rīki, kura var automatizēt projekta kompilēšanu un pārbaudi, šādi rīki ir “</w:t>
+      </w:r>
+      <w:proofErr w:type="spellStart"/>
+      <w:r>
+        <w:t>GitLab</w:t>
+      </w:r>
+      <w:proofErr w:type="spellEnd"/>
+      <w:r>
+        <w:t>”, “</w:t>
+      </w:r>
+      <w:proofErr w:type="spellStart"/>
+      <w:r>
+        <w:t>Gitea</w:t>
+      </w:r>
+      <w:proofErr w:type="spellEnd"/>
+      <w:r>
+        <w:t>” un “</w:t>
+      </w:r>
+      <w:proofErr w:type="spellStart"/>
+      <w:r>
+        <w:t>Bitbucket</w:t>
+      </w:r>
+      <w:proofErr w:type="spellEnd"/>
+      <w:r>
+        <w:t>”, kuri ir īpaši pielāgota CI/CD izstrādes videi, taču prasa papildizmaksas, ja šādi rīki tiek palaisti šo pakalpojumu serveros vietā pašam lietotājam mitināt šos rīkus.</w:t>
+      </w:r>
+    </w:p>
+    <w:p>
+      <w:r>
+        <w:t>Taču arī ir pieejami pakalpojumi un rīki, kuri nav atkarīga no “</w:t>
+      </w:r>
+      <w:proofErr w:type="spellStart"/>
+      <w:r>
+        <w:t>Git</w:t>
+      </w:r>
+      <w:proofErr w:type="spellEnd"/>
+      <w:r>
+        <w:t>” versiju kontroles, bet kā pieejamu versiju kontroles programmatūru starp pārējām. Viens no šiem rīkiem ir “</w:t>
+      </w:r>
+      <w:proofErr w:type="spellStart"/>
+      <w:r>
+        <w:t>Azure</w:t>
+      </w:r>
+      <w:proofErr w:type="spellEnd"/>
+      <w:r>
+        <w:t xml:space="preserve"> </w:t>
+      </w:r>
+      <w:proofErr w:type="spellStart"/>
+      <w:r>
+        <w:t>Pipelines</w:t>
+      </w:r>
+      <w:proofErr w:type="spellEnd"/>
+      <w:r>
+        <w:t>”, kuras funkcionalitāte ir plašāka salīdzinot ar iepriekš minētiem rīkiem, taču tās plaša funkcionalitātes klāsts ir radīts lielākiem projektiem, kuri iespējams nebūs lielāko daļu paredzēts izmantošanai šī projekta nolūkiem tās apjoma dēļ un lielākas izmaksas, salīdzinot ar iepriekš minētiem rīkiem.</w:t>
       </w:r>
     </w:p>
     <w:p>
@@ -9228,10 +9820,66 @@
     </w:p>
     <w:p>
       <w:r>
-        <w:t>“SceneManager” komponente pārvalda ainas un tās pārslēgšanu uz citām ainām un tā ir viena no komponentēm ar vizuālu izvadi, kā arī “SettingsWindow” un “ExitDialog” komponentes, kuras izvade ir tikai logi ar saviem attiecīgiem uzdevumiem, taču “ToastManager” tikai izvada īslaicīgus paziņojumus, kuras pēc noteikta laika izzūd. “AudioManager” pārvalda datorspēles galveno, mūzikas un skaņu efektu skaļumu, kā arī iestata fona mūzika katrai ainai.</w:t>
-      </w:r>
-      <w:r>
-        <w:t xml:space="preserve"> Datu, progresu un iestatījumu glabāšanu nodrošina “SaveManager”, kura glabā progresa datus, un “SettingsManager”, kura glabā un iestata iestatījumus visā spēlē, piemēram, skaļumu.</w:t>
+        <w:t>“</w:t>
+      </w:r>
+      <w:proofErr w:type="spellStart"/>
+      <w:r>
+        <w:t>SceneManager</w:t>
+      </w:r>
+      <w:proofErr w:type="spellEnd"/>
+      <w:r>
+        <w:t>” komponente pārvalda ainas un tās pārslēgšanu uz citām ainām un tā ir viena no komponentēm ar vizuālu izvadi, kā arī “</w:t>
+      </w:r>
+      <w:proofErr w:type="spellStart"/>
+      <w:r>
+        <w:t>SettingsWindow</w:t>
+      </w:r>
+      <w:proofErr w:type="spellEnd"/>
+      <w:r>
+        <w:t>” un “</w:t>
+      </w:r>
+      <w:proofErr w:type="spellStart"/>
+      <w:r>
+        <w:t>ExitDialog</w:t>
+      </w:r>
+      <w:proofErr w:type="spellEnd"/>
+      <w:r>
+        <w:t>” komponentes, kuras izvade ir tikai logi ar saviem attiecīgiem uzdevumiem, taču “</w:t>
+      </w:r>
+      <w:proofErr w:type="spellStart"/>
+      <w:r>
+        <w:t>ToastManager</w:t>
+      </w:r>
+      <w:proofErr w:type="spellEnd"/>
+      <w:r>
+        <w:t>” tikai izvada īslaicīgus paziņojumus, kuras pēc noteikta laika izzūd. “</w:t>
+      </w:r>
+      <w:proofErr w:type="spellStart"/>
+      <w:r>
+        <w:t>AudioManager</w:t>
+      </w:r>
+      <w:proofErr w:type="spellEnd"/>
+      <w:r>
+        <w:t>” pārvalda datorspēles galveno, mūzikas un skaņu efektu skaļumu, kā arī iestata fona mūzika katrai ainai.</w:t>
+      </w:r>
+      <w:r>
+        <w:t xml:space="preserve"> Datu, progresu un iestatījumu glabāšanu nodrošina “</w:t>
+      </w:r>
+      <w:proofErr w:type="spellStart"/>
+      <w:r>
+        <w:t>SaveManager</w:t>
+      </w:r>
+      <w:proofErr w:type="spellEnd"/>
+      <w:r>
+        <w:t>”, kura glabā progresa datus, un “</w:t>
+      </w:r>
+      <w:proofErr w:type="spellStart"/>
+      <w:r>
+        <w:t>SettingsManager</w:t>
+      </w:r>
+      <w:proofErr w:type="spellEnd"/>
+      <w:r>
+        <w:t>”, kura glabā un iestata iestatījumus visā spēlē, piemēram, skaļumu.</w:t>
       </w:r>
     </w:p>
     <w:p>
@@ -9367,7 +10015,15 @@
     </w:p>
     <w:p>
       <w:r>
-        <w:t xml:space="preserve">“SceneManager” komponente pārvalda </w:t>
+        <w:t>“</w:t>
+      </w:r>
+      <w:proofErr w:type="spellStart"/>
+      <w:r>
+        <w:t>SceneManager</w:t>
+      </w:r>
+      <w:proofErr w:type="spellEnd"/>
+      <w:r>
+        <w:t xml:space="preserve">” komponente pārvalda </w:t>
       </w:r>
       <w:r>
         <w:t>norādīto (skat. 2. attēl</w:t>
@@ -9391,7 +10047,23 @@
         <w:t>)</w:t>
       </w:r>
       <w:r>
-        <w:t xml:space="preserve"> aina ir sākuma izvēlne, kurā spēlētājs var pārslēgt uz līmeņu atlases ainu “LevelSelection”, lasīt šī projekta anotāciju, mainīt iestatījumus vai iziet no datorspēles. “LevelSelection” </w:t>
+        <w:t xml:space="preserve"> aina ir sākuma izvēlne, kurā spēlētājs var pārslēgt uz līmeņu atlases ainu “</w:t>
+      </w:r>
+      <w:proofErr w:type="spellStart"/>
+      <w:r>
+        <w:t>LevelSelection</w:t>
+      </w:r>
+      <w:proofErr w:type="spellEnd"/>
+      <w:r>
+        <w:t>”, lasīt šī projekta anotāciju, mainīt iestatījumus vai iziet no datorspēles. “</w:t>
+      </w:r>
+      <w:proofErr w:type="spellStart"/>
+      <w:r>
+        <w:t>LevelSelection</w:t>
+      </w:r>
+      <w:proofErr w:type="spellEnd"/>
+      <w:r>
+        <w:t xml:space="preserve">” </w:t>
       </w:r>
       <w:r>
         <w:t>(</w:t>
@@ -9406,7 +10078,23 @@
         <w:t>aina norāda līmeņus</w:t>
       </w:r>
       <w:r>
-        <w:t>, kuri ir izvietoti kartē ar paveidiem un pieejamības stāvolkim. “Battle” (Spēles laukums) ain</w:t>
+        <w:t xml:space="preserve">, kuri ir izvietoti kartē ar paveidiem un pieejamības </w:t>
+      </w:r>
+      <w:proofErr w:type="spellStart"/>
+      <w:r>
+        <w:t>stāvolkim</w:t>
+      </w:r>
+      <w:proofErr w:type="spellEnd"/>
+      <w:r>
+        <w:t>. “</w:t>
+      </w:r>
+      <w:proofErr w:type="spellStart"/>
+      <w:r>
+        <w:t>Battle</w:t>
+      </w:r>
+      <w:proofErr w:type="spellEnd"/>
+      <w:r>
+        <w:t>” (Spēles laukums) ain</w:t>
       </w:r>
       <w:r>
         <w:t>ā ir spēle ar līmeņa nosacījumiem, objekti kartes laukumā un norādīti uzdevumi uzvarai</w:t>
@@ -9526,7 +10214,15 @@
     </w:p>
     <w:p>
       <w:r>
-        <w:t xml:space="preserve">“Map” (Karte) komponente </w:t>
+        <w:t>“</w:t>
+      </w:r>
+      <w:proofErr w:type="spellStart"/>
+      <w:r>
+        <w:t>Map</w:t>
+      </w:r>
+      <w:proofErr w:type="spellEnd"/>
+      <w:r>
+        <w:t xml:space="preserve">” (Karte) komponente </w:t>
       </w:r>
       <w:r>
         <w:t xml:space="preserve">(skat. 3. attēlu) </w:t>
@@ -9535,12 +10231,44 @@
         <w:t xml:space="preserve">ir šī projekta galvenā komponente un projekta mērķa pamats. Šajā komponentē ir slāņi, kurā atrodas topogrāfijas dati, objektu dati un dekorācijas, un šie slāņi paši par sevi neveic darbības izņemot uzdotās darbības atkarīgas no ainas. Kartes komponentē arī atrodas </w:t>
       </w:r>
       <w:r>
-        <w:t>pārējās komponentes, kuras izmanto slāņus darbību veikšanai, piemēram, “Selector” (atlasītājs) komponente atlasa slāņu komponentes slāņu datus pēc norādītā punkta, “Camera” (Kamera) komponente rāda slāņu fragmentus, kurus spēlētājs var mainīt kameras novietojumu, lai redzētu kartes citu fragmentu un “Projectiles” (Lādiņi) komponente, kura simulē lādiņu kustību kartē un iegūst datus no slāņu komponentes pēc novietojuma no uguņošanas līdz nolaišanas, kuras aptver objektus un veic tām izmaiņas, piemēram, iznīcināšanu.</w:t>
-      </w:r>
-    </w:p>
-    <w:p>
-      <w:r>
-        <w:t>Slāņu komponentē atrodas slāņi, kuras izkārtojumi ir rūtiņu ailes. “Ground” (Zeme) slāni</w:t>
+        <w:t>pārējās komponentes, kuras izmanto slāņus darbību veikšanai, piemēram, “</w:t>
+      </w:r>
+      <w:proofErr w:type="spellStart"/>
+      <w:r>
+        <w:t>Selector</w:t>
+      </w:r>
+      <w:proofErr w:type="spellEnd"/>
+      <w:r>
+        <w:t>” (atlasītājs) komponente atlasa slāņu komponentes slāņu datus pēc norādītā punkta, “</w:t>
+      </w:r>
+      <w:proofErr w:type="spellStart"/>
+      <w:r>
+        <w:t>Camera</w:t>
+      </w:r>
+      <w:proofErr w:type="spellEnd"/>
+      <w:r>
+        <w:t>” (Kamera) komponente rāda slāņu fragmentus, kurus spēlētājs var mainīt kameras novietojumu, lai redzētu kartes citu fragmentu un “</w:t>
+      </w:r>
+      <w:proofErr w:type="spellStart"/>
+      <w:r>
+        <w:t>Projectiles</w:t>
+      </w:r>
+      <w:proofErr w:type="spellEnd"/>
+      <w:r>
+        <w:t>” (Lādiņi) komponente, kura simulē lādiņu kustību kartē un iegūst datus no slāņu komponentes pēc novietojuma no uguņošanas līdz nolaišanas, kuras aptver objektus un veic tām izmaiņas, piemēram, iznīcināšanu.</w:t>
+      </w:r>
+    </w:p>
+    <w:p>
+      <w:r>
+        <w:t>Slāņu komponentē atrodas slāņi, kuras izkārtojumi ir rūtiņu ailes. “</w:t>
+      </w:r>
+      <w:proofErr w:type="spellStart"/>
+      <w:r>
+        <w:t>Ground</w:t>
+      </w:r>
+      <w:proofErr w:type="spellEnd"/>
+      <w:r>
+        <w:t>” (Zeme) slāni</w:t>
       </w:r>
       <w:r>
         <w:t>s</w:t>
@@ -9549,13 +10277,61 @@
         <w:t xml:space="preserve"> satur topogrāfisko informāciju kā augstumu</w:t>
       </w:r>
       <w:r>
-        <w:t xml:space="preserve"> laukuma punktā un pamataugstumu, “Decoration” (Dekorācija) slānis ievieto virs “Ground” slāņa simbolus un dekoratīvos elementus, “Entites” (Objekti) slānis satur objektus kā ierīces, mūrus un struktūras, kuras glabā īpašības, piemēram, azimuta leņķis, piederība spēlētājam vai pretiniekam un izturības punkti pirms sabrukšanas (skat. </w:t>
+        <w:t xml:space="preserve"> laukuma punktā un </w:t>
+      </w:r>
+      <w:proofErr w:type="spellStart"/>
+      <w:r>
+        <w:t>pamataugstumu</w:t>
+      </w:r>
+      <w:proofErr w:type="spellEnd"/>
+      <w:r>
+        <w:t>, “</w:t>
+      </w:r>
+      <w:proofErr w:type="spellStart"/>
+      <w:r>
+        <w:t>Decoration</w:t>
+      </w:r>
+      <w:proofErr w:type="spellEnd"/>
+      <w:r>
+        <w:t>” (Dekorācija) slānis ievieto virs “</w:t>
+      </w:r>
+      <w:proofErr w:type="spellStart"/>
+      <w:r>
+        <w:t>Ground</w:t>
+      </w:r>
+      <w:proofErr w:type="spellEnd"/>
+      <w:r>
+        <w:t>” slāņa simbolus un dekoratīvos elementus, “</w:t>
+      </w:r>
+      <w:proofErr w:type="spellStart"/>
+      <w:r>
+        <w:t>Entites</w:t>
+      </w:r>
+      <w:proofErr w:type="spellEnd"/>
+      <w:r>
+        <w:t xml:space="preserve">” (Objekti) slānis satur objektus kā ierīces, mūrus un struktūras, kuras glabā īpašības, piemēram, azimuta leņķis, piederība spēlētājam vai pretiniekam un izturības punkti pirms sabrukšanas (skat. </w:t>
       </w:r>
       <w:r>
         <w:t>7</w:t>
       </w:r>
       <w:r>
-        <w:t xml:space="preserve">. attēlu) un “Overlays” (Uznirstošie) slānis, kurās izvieto indikatorus un aizsegumus kartē. </w:t>
+        <w:t>. attēlu) un “</w:t>
+      </w:r>
+      <w:proofErr w:type="spellStart"/>
+      <w:r>
+        <w:t>Overlays</w:t>
+      </w:r>
+      <w:proofErr w:type="spellEnd"/>
+      <w:r>
+        <w:t xml:space="preserve">” (Uznirstošie) slānis, kurās izvieto indikatorus un </w:t>
+      </w:r>
+      <w:proofErr w:type="spellStart"/>
+      <w:r>
+        <w:t>aizsegumus</w:t>
+      </w:r>
+      <w:proofErr w:type="spellEnd"/>
+      <w:r>
+        <w:t xml:space="preserve"> kartē. </w:t>
       </w:r>
     </w:p>
     <w:p>
@@ -9776,10 +10552,26 @@
     </w:p>
     <w:p>
       <w:r>
-        <w:t>Katra aina, kuru parāda “SceneManager” komponente, ir klase ar saviem mainīgajiem un  metodēm</w:t>
-      </w:r>
-      <w:r>
-        <w:t>. Ainu metodes var izsaukt komponentes metodes, tvert lietotāja ievadi un veikt darbības ar ievadi un komponentēm, piemēram, tvert peles klikšķi un “Map” komponentē iegūt ailes informāciju no peles novietojuma</w:t>
+        <w:t>Katra aina, kuru parāda “</w:t>
+      </w:r>
+      <w:proofErr w:type="spellStart"/>
+      <w:r>
+        <w:t>SceneManager</w:t>
+      </w:r>
+      <w:proofErr w:type="spellEnd"/>
+      <w:r>
+        <w:t>” komponente, ir klase ar saviem mainīgajiem un  metodēm</w:t>
+      </w:r>
+      <w:r>
+        <w:t>. Ainu metodes var izsaukt komponentes metodes, tvert lietotāja ievadi un veikt darbības ar ievadi un komponentēm, piemēram, tvert peles klikšķi un “</w:t>
+      </w:r>
+      <w:proofErr w:type="spellStart"/>
+      <w:r>
+        <w:t>Map</w:t>
+      </w:r>
+      <w:proofErr w:type="spellEnd"/>
+      <w:r>
+        <w:t>” komponentē iegūt ailes informāciju no peles novietojuma</w:t>
       </w:r>
       <w:r>
         <w:t xml:space="preserve"> (skat. </w:t>
@@ -9933,7 +10725,39 @@
     </w:p>
     <w:p>
       <w:r>
-        <w:t>Kartes komponente arī ir klase, kura iekļauj apakškomponentes ar savām metodēm un mainīgajiem. Kartes klases darbības iekļauj ailes datu iegūšanu pēc pozīcijas un laukumu ielādi un eksportēšanu. Slāņu komponentes arī iekļauj minētās metodes noteiktam slānim, taču arī slāņa ailēm ir savas metodes un īpašības, piemēram, “Ground” slāņa ailei augstums un “Entity” slāņa ailes piederība. Pārējām komponentēm savas attiecīgas darbības, kuras ir atkarīgas no slāņu komponentēm</w:t>
+        <w:t xml:space="preserve">Kartes komponente arī ir klase, kura iekļauj </w:t>
+      </w:r>
+      <w:proofErr w:type="spellStart"/>
+      <w:r>
+        <w:t>apakškomponentes</w:t>
+      </w:r>
+      <w:proofErr w:type="spellEnd"/>
+      <w:r>
+        <w:t xml:space="preserve"> ar savām metodēm un mainīgajiem. Kartes klases darbības iekļauj ailes datu iegūšanu pēc pozīcijas un laukumu </w:t>
+      </w:r>
+      <w:proofErr w:type="spellStart"/>
+      <w:r>
+        <w:t>ielādi</w:t>
+      </w:r>
+      <w:proofErr w:type="spellEnd"/>
+      <w:r>
+        <w:t xml:space="preserve"> un eksportēšanu. Slāņu komponentes arī iekļauj minētās metodes noteiktam slānim, taču arī slāņa ailēm ir savas metodes un īpašības, piemēram, “</w:t>
+      </w:r>
+      <w:proofErr w:type="spellStart"/>
+      <w:r>
+        <w:t>Ground</w:t>
+      </w:r>
+      <w:proofErr w:type="spellEnd"/>
+      <w:r>
+        <w:t>” slāņa ailei augstums un “</w:t>
+      </w:r>
+      <w:proofErr w:type="spellStart"/>
+      <w:r>
+        <w:t>Entity</w:t>
+      </w:r>
+      <w:proofErr w:type="spellEnd"/>
+      <w:r>
+        <w:t>” slāņa ailes piederība. Pārējām komponentēm savas attiecīgas darbības, kuras ir atkarīgas no slāņu komponentēm</w:t>
       </w:r>
       <w:r>
         <w:t>.</w:t>
@@ -10029,7 +10853,47 @@
       </w:pPr>
       <w:r>
         <w:tab/>
-        <w:t>“Entity” (Objekts) klase norāda kartē objektu, kuri var tikt pagriezti, iznīcināti, iestatīt garumus un vairāk īpašību. Šo klasi manto “Device” (artilērijas ierīces), “Wall” (siena) un “Structure” (struktūra) klases ar savām īpašībām, it īpaši “Device” klase, jo tā norāda munīciju skaitu, traversu, augstuma leņķi u.t.t.</w:t>
+        <w:t>“</w:t>
+      </w:r>
+      <w:proofErr w:type="spellStart"/>
+      <w:r>
+        <w:t>Entity</w:t>
+      </w:r>
+      <w:proofErr w:type="spellEnd"/>
+      <w:r>
+        <w:t>” (Objekts) klase norāda kartē objektu, kuri var tikt pagriezti, iznīcināti, iestatīt garumus un vairāk īpašību. Šo klasi manto “</w:t>
+      </w:r>
+      <w:proofErr w:type="spellStart"/>
+      <w:r>
+        <w:t>Device</w:t>
+      </w:r>
+      <w:proofErr w:type="spellEnd"/>
+      <w:r>
+        <w:t>” (artilērijas ierīces), “</w:t>
+      </w:r>
+      <w:proofErr w:type="spellStart"/>
+      <w:r>
+        <w:t>Wall</w:t>
+      </w:r>
+      <w:proofErr w:type="spellEnd"/>
+      <w:r>
+        <w:t>” (siena) un “</w:t>
+      </w:r>
+      <w:proofErr w:type="spellStart"/>
+      <w:r>
+        <w:t>Structure</w:t>
+      </w:r>
+      <w:proofErr w:type="spellEnd"/>
+      <w:r>
+        <w:t>” (struktūra) klases ar savām īpašībām, it īpaši “</w:t>
+      </w:r>
+      <w:proofErr w:type="spellStart"/>
+      <w:r>
+        <w:t>Device</w:t>
+      </w:r>
+      <w:proofErr w:type="spellEnd"/>
+      <w:r>
+        <w:t>” klase, jo tā norāda munīciju skaitu, traversu, augstuma leņķi u.t.t.</w:t>
       </w:r>
       <w:r>
         <w:t xml:space="preserve"> (skat. 7. attēlu)</w:t>
@@ -10044,7 +10908,23 @@
       </w:pPr>
       <w:r>
         <w:tab/>
-        <w:t>Tās klases pamatīpašības ir azimuts, izturība (“integrity”), spēlētāja piederošs, mērķis,  un iznīcināts, kā arī tai klasei un mantotājiem īpašību klase, kura norāda uz resursu, kura norāda tās objekta nemaināmās īpašības, piemēram, ierīcēm kalibrs, struktūrām izturības stadiju gariņi un visām klasēm izturības skala (“toughness”), kura mazina objekta izturības mazināšanas faktoru.</w:t>
+        <w:t>Tās klases pamatīpašības ir azimuts, izturība (“</w:t>
+      </w:r>
+      <w:proofErr w:type="spellStart"/>
+      <w:r>
+        <w:t>integrity</w:t>
+      </w:r>
+      <w:proofErr w:type="spellEnd"/>
+      <w:r>
+        <w:t>”), spēlētāja piederošs, mērķis,  un iznīcināts, kā arī tai klasei un mantotājiem īpašību klase, kura norāda uz resursu, kura norāda tās objekta nemaināmās īpašības, piemēram, ierīcēm kalibrs, struktūrām izturības stadiju gariņi un visām klasēm izturības skala (“</w:t>
+      </w:r>
+      <w:proofErr w:type="spellStart"/>
+      <w:r>
+        <w:t>toughness</w:t>
+      </w:r>
+      <w:proofErr w:type="spellEnd"/>
+      <w:r>
+        <w:t>”), kura mazina objekta izturības mazināšanas faktoru.</w:t>
       </w:r>
     </w:p>
     <w:p>
@@ -10142,10 +11022,26 @@
         <w:t>L</w:t>
       </w:r>
       <w:r>
-        <w:t xml:space="preserve">ādiņu laukumā (“Projectiles”) </w:t>
-      </w:r>
-      <w:r>
-        <w:t>lādiņiem ir savas īpašības un metodes, lai pēc iespējas attainotu lādiņu ballistiku gaisā</w:t>
+        <w:t>ādiņu laukumā (“</w:t>
+      </w:r>
+      <w:proofErr w:type="spellStart"/>
+      <w:r>
+        <w:t>Projectiles</w:t>
+      </w:r>
+      <w:proofErr w:type="spellEnd"/>
+      <w:r>
+        <w:t xml:space="preserve">”) </w:t>
+      </w:r>
+      <w:r>
+        <w:t xml:space="preserve">lādiņiem ir savas īpašības un metodes, lai pēc iespējas </w:t>
+      </w:r>
+      <w:proofErr w:type="spellStart"/>
+      <w:r>
+        <w:t>attainotu</w:t>
+      </w:r>
+      <w:proofErr w:type="spellEnd"/>
+      <w:r>
+        <w:t xml:space="preserve"> lādiņu ballistiku gaisā</w:t>
       </w:r>
       <w:r>
         <w:t xml:space="preserve"> un objektu iznīcināšanu un bojāšanu nolaišanas uz zemes</w:t>
@@ -10710,7 +11606,15 @@
       <w:bookmarkStart w:id="47" w:name="_Toc230230104"/>
       <w:r>
         <w:lastRenderedPageBreak/>
-        <w:t>Kartes un tās apakškomponenšu dati</w:t>
+        <w:t xml:space="preserve">Kartes un tās </w:t>
+      </w:r>
+      <w:proofErr w:type="spellStart"/>
+      <w:r>
+        <w:t>apakškomponenšu</w:t>
+      </w:r>
+      <w:proofErr w:type="spellEnd"/>
+      <w:r>
+        <w:t xml:space="preserve"> dati</w:t>
       </w:r>
       <w:bookmarkEnd w:id="47"/>
     </w:p>
@@ -10722,7 +11626,15 @@
         <w:t>, piemēram, ailes izmēru, augstumu un sarežģīšanas iespējas</w:t>
       </w:r>
       <w:r>
-        <w:t>, kurus izmantos tās visas tās apakškomponentes, kuras no dažam var būt savi dati glabāti kartes datos, it īpaši slāņu komponentēm (skat. 1</w:t>
+        <w:t xml:space="preserve">, kurus izmantos tās visas tās </w:t>
+      </w:r>
+      <w:proofErr w:type="spellStart"/>
+      <w:r>
+        <w:t>apakškomponentes</w:t>
+      </w:r>
+      <w:proofErr w:type="spellEnd"/>
+      <w:r>
+        <w:t>, kuras no dažam var būt savi dati glabāti kartes datos, it īpaši slāņu komponentēm (skat. 1</w:t>
       </w:r>
       <w:r>
         <w:t>3</w:t>
@@ -10805,7 +11717,15 @@
         <w:t xml:space="preserve">. attēls. </w:t>
       </w:r>
       <w:r>
-        <w:t>Kartes un apakškomponenšu dati</w:t>
+        <w:t xml:space="preserve">Kartes un </w:t>
+      </w:r>
+      <w:proofErr w:type="spellStart"/>
+      <w:r>
+        <w:t>apakškomponenšu</w:t>
+      </w:r>
+      <w:proofErr w:type="spellEnd"/>
+      <w:r>
+        <w:t xml:space="preserve"> dati</w:t>
       </w:r>
     </w:p>
     <w:p>
@@ -10823,7 +11743,15 @@
     </w:p>
     <w:p>
       <w:r>
-        <w:t>Slāņa ”Entities” objektiem ir kopīgas nemaināmās īpašības, kurus izmanto paši slāņu objekti un citas klases pieejot tiem (skat. 1</w:t>
+        <w:t>Slāņa ”</w:t>
+      </w:r>
+      <w:proofErr w:type="spellStart"/>
+      <w:r>
+        <w:t>Entities</w:t>
+      </w:r>
+      <w:proofErr w:type="spellEnd"/>
+      <w:r>
+        <w:t>” objektiem ir kopīgas nemaināmās īpašības, kurus izmanto paši slāņu objekti un citas klases pieejot tiem (skat. 1</w:t>
       </w:r>
       <w:r>
         <w:t>4</w:t>
@@ -10915,7 +11843,15 @@
     </w:p>
     <w:p>
       <w:r>
-        <w:t>Šajā sadaļā lietotājam skaidros šīs datorspēles lietojumu un tās saskarnes elementus ar ekrānuzņēmumiem un skaidrojošiem rādītājiem.</w:t>
+        <w:t xml:space="preserve">Šajā sadaļā lietotājam skaidros šīs datorspēles lietojumu un tās </w:t>
+      </w:r>
+      <w:proofErr w:type="spellStart"/>
+      <w:r>
+        <w:t>saskarnes</w:t>
+      </w:r>
+      <w:proofErr w:type="spellEnd"/>
+      <w:r>
+        <w:t xml:space="preserve"> elementus ar ekrānuzņēmumiem un skaidrojošiem rādītājiem.</w:t>
       </w:r>
     </w:p>
     <w:p>
@@ -11144,7 +12080,15 @@
         <w:t>)</w:t>
       </w:r>
       <w:r>
-        <w:t>), kā arī zem apraksta iespējo vai atspējo pogu.</w:t>
+        <w:t xml:space="preserve">), kā arī zem apraksta </w:t>
+      </w:r>
+      <w:proofErr w:type="spellStart"/>
+      <w:r>
+        <w:t>iespējo</w:t>
+      </w:r>
+      <w:proofErr w:type="spellEnd"/>
+      <w:r>
+        <w:t xml:space="preserve"> vai atspējo pogu.</w:t>
       </w:r>
     </w:p>
     <w:p>
@@ -11308,20 +12252,35 @@
         <w:t xml:space="preserve">Spēles laukuma ainā atrodas </w:t>
       </w:r>
       <w:r>
-        <w:t xml:space="preserve">vairākas saskarnes kontroles, gan visā ainā, gan atsevišķās stadijās. </w:t>
+        <w:t xml:space="preserve">vairākas </w:t>
+      </w:r>
+      <w:proofErr w:type="spellStart"/>
+      <w:r>
+        <w:t>saskarnes</w:t>
+      </w:r>
+      <w:proofErr w:type="spellEnd"/>
+      <w:r>
+        <w:t xml:space="preserve"> kontroles, gan visā ainā, gan atsevišķās stadijās. </w:t>
       </w:r>
     </w:p>
     <w:p>
       <w:pPr>
         <w:pStyle w:val="Virsraksts3"/>
       </w:pPr>
+      <w:proofErr w:type="spellStart"/>
       <w:r>
         <w:t>Virsjosla</w:t>
       </w:r>
-    </w:p>
-    <w:p>
-      <w:r>
-        <w:t xml:space="preserve">Virsjoslā </w:t>
+      <w:proofErr w:type="spellEnd"/>
+    </w:p>
+    <w:p>
+      <w:proofErr w:type="spellStart"/>
+      <w:r>
+        <w:t>Virsjoslā</w:t>
+      </w:r>
+      <w:proofErr w:type="spellEnd"/>
+      <w:r>
+        <w:t xml:space="preserve"> </w:t>
       </w:r>
       <w:r>
         <w:t xml:space="preserve">(skat. 16. attēlu) </w:t>
@@ -11384,8 +12343,13 @@
         <w:t>)</w:t>
       </w:r>
       <w:r>
-        <w:t>, pamataugstums</w:t>
-      </w:r>
+        <w:t xml:space="preserve">, </w:t>
+      </w:r>
+      <w:proofErr w:type="spellStart"/>
+      <w:r>
+        <w:t>pamataugstums</w:t>
+      </w:r>
+      <w:proofErr w:type="spellEnd"/>
       <w:r>
         <w:t xml:space="preserve"> </w:t>
       </w:r>
@@ -11636,7 +12600,15 @@
     </w:p>
     <w:p>
       <w:r>
-        <w:t>Šajā stadijā spēlētajs atlasa ierīci</w:t>
+        <w:t xml:space="preserve">Šajā stadijā </w:t>
+      </w:r>
+      <w:proofErr w:type="spellStart"/>
+      <w:r>
+        <w:t>spēlētajs</w:t>
+      </w:r>
+      <w:proofErr w:type="spellEnd"/>
+      <w:r>
+        <w:t xml:space="preserve"> atlasa ierīci</w:t>
       </w:r>
       <w:r>
         <w:t xml:space="preserve"> (2)</w:t>
@@ -11979,7 +12951,15 @@
         <w:t xml:space="preserve"> Koriģēšanas logā arī norāda atlikušo lādiņu skaitu </w:t>
       </w:r>
       <w:r>
-        <w:t>vai atlikušās kārtas pirms pārlādes.</w:t>
+        <w:t xml:space="preserve">vai atlikušās kārtas pirms </w:t>
+      </w:r>
+      <w:proofErr w:type="spellStart"/>
+      <w:r>
+        <w:t>pārlādes</w:t>
+      </w:r>
+      <w:proofErr w:type="spellEnd"/>
+      <w:r>
+        <w:t>.</w:t>
       </w:r>
     </w:p>
     <w:p>
@@ -13290,13 +14270,37 @@
     </w:p>
     <w:p>
       <w:r>
-        <w:t>Izstrādes laikā projektu jātestē un jāpārbauda funkcionalitātes pēc nepilnībām. Testēšana tiks veikta manuāli ar melnās un baltās kastes metodoloģijām, taču atsevišķas funkcionalitātes vai tās daļas testēšanu var veikt automātiski ar vienībtestēšanu.</w:t>
+        <w:t xml:space="preserve">Izstrādes laikā projektu jātestē un jāpārbauda funkcionalitātes pēc nepilnībām. Testēšana tiks veikta manuāli ar melnās un baltās kastes metodoloģijām, taču atsevišķas funkcionalitātes vai tās daļas testēšanu var veikt automātiski ar </w:t>
+      </w:r>
+      <w:proofErr w:type="spellStart"/>
+      <w:r>
+        <w:t>vienībtestēšanu</w:t>
+      </w:r>
+      <w:proofErr w:type="spellEnd"/>
+      <w:r>
+        <w:t>.</w:t>
       </w:r>
       <w:r>
         <w:t xml:space="preserve"> </w:t>
       </w:r>
       <w:r>
-        <w:t>Melnās kastes testēšana ietver pārbaudi no lietotāja skatupunkta, neredzot avotkodu vai atkļūdošanas informāciju, kamēr baltās kastes testēšana pārbauda avotkodu.</w:t>
+        <w:t xml:space="preserve">Melnās kastes testēšana ietver pārbaudi no lietotāja skatupunkta, neredzot </w:t>
+      </w:r>
+      <w:proofErr w:type="spellStart"/>
+      <w:r>
+        <w:t>avotkodu</w:t>
+      </w:r>
+      <w:proofErr w:type="spellEnd"/>
+      <w:r>
+        <w:t xml:space="preserve"> vai atkļūdošanas informāciju, kamēr baltās kastes testēšana pārbauda </w:t>
+      </w:r>
+      <w:proofErr w:type="spellStart"/>
+      <w:r>
+        <w:t>avotkodu</w:t>
+      </w:r>
+      <w:proofErr w:type="spellEnd"/>
+      <w:r>
+        <w:t>.</w:t>
       </w:r>
     </w:p>
     <w:p>
@@ -14489,8 +15493,13 @@
               <w:pStyle w:val="talbecontent"/>
             </w:pPr>
             <w:r>
-              <w:t>Lietotājs gaida līdz ielādei</w:t>
-            </w:r>
+              <w:t xml:space="preserve">Lietotājs gaida līdz </w:t>
+            </w:r>
+            <w:proofErr w:type="spellStart"/>
+            <w:r>
+              <w:t>ielādei</w:t>
+            </w:r>
+            <w:proofErr w:type="spellEnd"/>
           </w:p>
         </w:tc>
         <w:tc>
@@ -15016,10 +16025,165 @@
         </w:tc>
       </w:tr>
     </w:tbl>
+    <w:p>
+      <w:pPr>
+        <w:sectPr>
+          <w:pgSz w:w="15840" w:h="12240" w:orient="landscape"/>
+          <w:pgMar w:top="1418" w:right="1134" w:bottom="1134" w:left="1134" w:header="709" w:footer="709" w:gutter="0"/>
+          <w:cols w:space="708"/>
+          <w:docGrid w:linePitch="360"/>
+        </w:sectPr>
+      </w:pPr>
+    </w:p>
+    <w:p>
+      <w:pPr>
+        <w:pStyle w:val="Virsraksts1"/>
+      </w:pPr>
+      <w:r>
+        <w:lastRenderedPageBreak/>
+        <w:t>Secinājumi</w:t>
+      </w:r>
+    </w:p>
+    <w:p>
+      <w:pPr>
+        <w:pStyle w:val="Sarakstarindkopa"/>
+        <w:numPr>
+          <w:ilvl w:val="0"/>
+          <w:numId w:val="37"/>
+        </w:numPr>
+      </w:pPr>
+      <w:r>
+        <w:t xml:space="preserve">Šī projekta izstrādes daļa ir īpaši apjomīga, jo </w:t>
+      </w:r>
+      <w:r>
+        <w:t>bija jāievieš vēl vairākas darbības, klases un tās īpašības un metodes, neskatoties uz izveidotiem modeļiem, kuri ir vienkāršoti salīdzinot ar ieviesto projektā.</w:t>
+      </w:r>
+    </w:p>
+    <w:p>
+      <w:pPr>
+        <w:pStyle w:val="Virsraksts1"/>
+      </w:pPr>
+      <w:r>
+        <w:lastRenderedPageBreak/>
+        <w:t>Terminoloģija</w:t>
+      </w:r>
+    </w:p>
+    <w:p>
+      <w:proofErr w:type="spellStart"/>
+      <w:r>
+        <w:t>Dsfsdsdfsdf</w:t>
+      </w:r>
+      <w:proofErr w:type="spellEnd"/>
+    </w:p>
+    <w:p>
+      <w:pPr>
+        <w:pStyle w:val="Virsraksts1"/>
+      </w:pPr>
+      <w:r>
+        <w:lastRenderedPageBreak/>
+        <w:t>Avoti</w:t>
+      </w:r>
+    </w:p>
+    <w:p>
+      <w:pPr>
+        <w:sectPr>
+          <w:footerReference w:type="default" r:id="rId37"/>
+          <w:pgSz w:w="12240" w:h="15840"/>
+          <w:pgMar w:top="1134" w:right="1134" w:bottom="1134" w:left="1418" w:header="709" w:footer="709" w:gutter="0"/>
+          <w:cols w:space="708"/>
+          <w:docGrid w:linePitch="360"/>
+        </w:sectPr>
+      </w:pPr>
+      <w:proofErr w:type="spellStart"/>
+      <w:r>
+        <w:t>Dsdsdssd</w:t>
+      </w:r>
+      <w:proofErr w:type="spellEnd"/>
+    </w:p>
+    <w:p>
+      <w:pPr>
+        <w:pStyle w:val="Virsraksts1"/>
+        <w:numPr>
+          <w:ilvl w:val="0"/>
+          <w:numId w:val="0"/>
+        </w:numPr>
+      </w:pPr>
+      <w:r>
+        <w:lastRenderedPageBreak/>
+        <w:br/>
+      </w:r>
+      <w:r>
+        <w:br/>
+      </w:r>
+      <w:r>
+        <w:br/>
+      </w:r>
+      <w:r>
+        <w:br/>
+      </w:r>
+      <w:r>
+        <w:br/>
+      </w:r>
+      <w:r>
+        <w:br/>
+      </w:r>
+      <w:r>
+        <w:br/>
+      </w:r>
+      <w:r>
+        <w:br/>
+      </w:r>
+      <w:r>
+        <w:br/>
+      </w:r>
+      <w:r>
+        <w:br/>
+      </w:r>
+      <w:r>
+        <w:br/>
+      </w:r>
+      <w:r>
+        <w:br/>
+        <w:t>Pielikums</w:t>
+      </w:r>
+    </w:p>
     <w:p/>
+    <w:p/>
+    <w:p/>
+    <w:p/>
+    <w:p/>
+    <w:p/>
+    <w:p/>
+    <w:p/>
+    <w:p/>
+    <w:p/>
+    <w:p/>
+    <w:p/>
+    <w:p/>
+    <w:p/>
+    <w:p/>
+    <w:p/>
+    <w:p/>
+    <w:p>
+      <w:pPr>
+        <w:ind w:firstLine="0"/>
+        <w:sectPr>
+          <w:footerReference w:type="default" r:id="rId38"/>
+          <w:pgSz w:w="12240" w:h="15840"/>
+          <w:pgMar w:top="1134" w:right="1134" w:bottom="1134" w:left="1418" w:header="709" w:footer="709" w:gutter="0"/>
+          <w:cols w:space="708"/>
+          <w:docGrid w:linePitch="360"/>
+        </w:sectPr>
+      </w:pPr>
+    </w:p>
+    <w:p>
+      <w:pPr>
+        <w:ind w:firstLine="0"/>
+      </w:pPr>
+    </w:p>
     <w:sectPr>
-      <w:pgSz w:w="15840" w:h="12240" w:orient="landscape"/>
-      <w:pgMar w:top="1418" w:right="1134" w:bottom="1134" w:left="1134" w:header="709" w:footer="709" w:gutter="0"/>
+      <w:pgSz w:w="12240" w:h="15840"/>
+      <w:pgMar w:top="1134" w:right="1134" w:bottom="1134" w:left="1418" w:header="709" w:footer="709" w:gutter="0"/>
       <w:cols w:space="708"/>
       <w:docGrid w:linePitch="360"/>
     </w:sectPr>
@@ -15106,6 +16270,77 @@
 </w:ftr>
 </file>
 
+<file path=word/footer2.xml><?xml version="1.0" encoding="utf-8"?>
+<w:ftr xmlns:wpc="http://schemas.microsoft.com/office/word/2010/wordprocessingCanvas" xmlns:cx="http://schemas.microsoft.com/office/drawing/2014/chartex" xmlns:cx1="http://schemas.microsoft.com/office/drawing/2015/9/8/chartex" xmlns:cx2="http://schemas.microsoft.com/office/drawing/2015/10/21/chartex" xmlns:cx3="http://schemas.microsoft.com/office/drawing/2016/5/9/chartex" xmlns:cx4="http://schemas.microsoft.com/office/drawing/2016/5/10/chartex" xmlns:cx5="http://schemas.microsoft.com/office/drawing/2016/5/11/chartex" xmlns:cx6="http://schemas.microsoft.com/office/drawing/2016/5/12/chartex" xmlns:cx7="http://schemas.microsoft.com/office/drawing/2016/5/13/chartex" xmlns:cx8="http://schemas.microsoft.com/office/drawing/2016/5/14/chartex" xmlns:mc="http://schemas.openxmlformats.org/markup-compatibility/2006" xmlns:aink="http://schemas.microsoft.com/office/drawing/2016/ink" xmlns:am3d="http://schemas.microsoft.com/office/drawing/2017/model3d" xmlns:o="urn:schemas-microsoft-com:office:office" xmlns:oel="http://schemas.microsoft.com/office/2019/extlst" xmlns:r="http://schemas.openxmlformats.org/officeDocument/2006/relationships" xmlns:m="http://schemas.openxmlformats.org/officeDocument/2006/math" xmlns:v="urn:schemas-microsoft-com:vml" xmlns:wp14="http://schemas.microsoft.com/office/word/2010/wordprocessingDrawing" xmlns:wp="http://schemas.openxmlformats.org/drawingml/2006/wordprocessingDrawing" xmlns:w10="urn:schemas-microsoft-com:office:word" xmlns:w="http://schemas.openxmlformats.org/wordprocessingml/2006/main" xmlns:w14="http://schemas.microsoft.com/office/word/2010/wordml" xmlns:w15="http://schemas.microsoft.com/office/word/2012/wordml" xmlns:w16cex="http://schemas.microsoft.com/office/word/2018/wordml/cex" xmlns:w16cid="http://schemas.microsoft.com/office/word/2016/wordml/cid" xmlns:w16="http://schemas.microsoft.com/office/word/2018/wordml" xmlns:w16du="http://schemas.microsoft.com/office/word/2023/wordml/word16du" xmlns:w16sdtdh="http://schemas.microsoft.com/office/word/2020/wordml/sdtdatahash" xmlns:w16sdtfl="http://schemas.microsoft.com/office/word/2024/wordml/sdtformatlock" xmlns:w16se="http://schemas.microsoft.com/office/word/2015/wordml/symex" xmlns:wpg="http://schemas.microsoft.com/office/word/2010/wordprocessingGroup" xmlns:wpi="http://schemas.microsoft.com/office/word/2010/wordprocessingInk" xmlns:wne="http://schemas.microsoft.com/office/word/2006/wordml" xmlns:wps="http://schemas.microsoft.com/office/word/2010/wordprocessingShape" mc:Ignorable="w14 w15 w16se w16cid w16 w16cex w16sdtdh w16sdtfl w16du wp14">
+  <w:sdt>
+    <w:sdtPr>
+      <w:id w:val="-2056540349"/>
+      <w:docPartObj>
+        <w:docPartGallery w:val="Page Numbers (Bottom of Page)"/>
+        <w:docPartUnique/>
+      </w:docPartObj>
+    </w:sdtPr>
+    <w:sdtEndPr>
+      <w:rPr>
+        <w:noProof/>
+      </w:rPr>
+    </w:sdtEndPr>
+    <w:sdtContent>
+      <w:p>
+        <w:pPr>
+          <w:pStyle w:val="Kjene"/>
+          <w:ind w:firstLine="0"/>
+          <w:jc w:val="center"/>
+        </w:pPr>
+        <w:r>
+          <w:fldChar w:fldCharType="begin"/>
+        </w:r>
+        <w:r>
+          <w:instrText xml:space="preserve"> PAGE   \* MERGEFORMAT </w:instrText>
+        </w:r>
+        <w:r>
+          <w:fldChar w:fldCharType="separate"/>
+        </w:r>
+        <w:r>
+          <w:rPr>
+            <w:noProof/>
+          </w:rPr>
+          <w:t>2</w:t>
+        </w:r>
+        <w:r>
+          <w:rPr>
+            <w:noProof/>
+          </w:rPr>
+          <w:fldChar w:fldCharType="end"/>
+        </w:r>
+      </w:p>
+    </w:sdtContent>
+  </w:sdt>
+  <w:p>
+    <w:pPr>
+      <w:pStyle w:val="Kjene"/>
+    </w:pPr>
+  </w:p>
+</w:ftr>
+</file>
+
+<file path=word/footer3.xml><?xml version="1.0" encoding="utf-8"?>
+<w:ftr xmlns:wpc="http://schemas.microsoft.com/office/word/2010/wordprocessingCanvas" xmlns:cx="http://schemas.microsoft.com/office/drawing/2014/chartex" xmlns:cx1="http://schemas.microsoft.com/office/drawing/2015/9/8/chartex" xmlns:cx2="http://schemas.microsoft.com/office/drawing/2015/10/21/chartex" xmlns:cx3="http://schemas.microsoft.com/office/drawing/2016/5/9/chartex" xmlns:cx4="http://schemas.microsoft.com/office/drawing/2016/5/10/chartex" xmlns:cx5="http://schemas.microsoft.com/office/drawing/2016/5/11/chartex" xmlns:cx6="http://schemas.microsoft.com/office/drawing/2016/5/12/chartex" xmlns:cx7="http://schemas.microsoft.com/office/drawing/2016/5/13/chartex" xmlns:cx8="http://schemas.microsoft.com/office/drawing/2016/5/14/chartex" xmlns:mc="http://schemas.openxmlformats.org/markup-compatibility/2006" xmlns:aink="http://schemas.microsoft.com/office/drawing/2016/ink" xmlns:am3d="http://schemas.microsoft.com/office/drawing/2017/model3d" xmlns:o="urn:schemas-microsoft-com:office:office" xmlns:oel="http://schemas.microsoft.com/office/2019/extlst" xmlns:r="http://schemas.openxmlformats.org/officeDocument/2006/relationships" xmlns:m="http://schemas.openxmlformats.org/officeDocument/2006/math" xmlns:v="urn:schemas-microsoft-com:vml" xmlns:wp14="http://schemas.microsoft.com/office/word/2010/wordprocessingDrawing" xmlns:wp="http://schemas.openxmlformats.org/drawingml/2006/wordprocessingDrawing" xmlns:w10="urn:schemas-microsoft-com:office:word" xmlns:w="http://schemas.openxmlformats.org/wordprocessingml/2006/main" xmlns:w14="http://schemas.microsoft.com/office/word/2010/wordml" xmlns:w15="http://schemas.microsoft.com/office/word/2012/wordml" xmlns:w16cex="http://schemas.microsoft.com/office/word/2018/wordml/cex" xmlns:w16cid="http://schemas.microsoft.com/office/word/2016/wordml/cid" xmlns:w16="http://schemas.microsoft.com/office/word/2018/wordml" xmlns:w16du="http://schemas.microsoft.com/office/word/2023/wordml/word16du" xmlns:w16sdtdh="http://schemas.microsoft.com/office/word/2020/wordml/sdtdatahash" xmlns:w16sdtfl="http://schemas.microsoft.com/office/word/2024/wordml/sdtformatlock" xmlns:w16se="http://schemas.microsoft.com/office/word/2015/wordml/symex" xmlns:wpg="http://schemas.microsoft.com/office/word/2010/wordprocessingGroup" xmlns:wpi="http://schemas.microsoft.com/office/word/2010/wordprocessingInk" xmlns:wne="http://schemas.microsoft.com/office/word/2006/wordml" xmlns:wps="http://schemas.microsoft.com/office/word/2010/wordprocessingShape" mc:Ignorable="w14 w15 w16se w16cid w16 w16cex w16sdtdh w16sdtfl w16du wp14">
+  <w:p>
+    <w:pPr>
+      <w:pStyle w:val="Kjene"/>
+      <w:ind w:firstLine="0"/>
+      <w:jc w:val="center"/>
+    </w:pPr>
+  </w:p>
+  <w:p>
+    <w:pPr>
+      <w:pStyle w:val="Kjene"/>
+    </w:pPr>
+  </w:p>
+</w:ftr>
+</file>
+
 <file path=word/footnotes.xml><?xml version="1.0" encoding="utf-8"?>
 <w:footnotes xmlns:wpc="http://schemas.microsoft.com/office/word/2010/wordprocessingCanvas" xmlns:cx="http://schemas.microsoft.com/office/drawing/2014/chartex" xmlns:cx1="http://schemas.microsoft.com/office/drawing/2015/9/8/chartex" xmlns:cx2="http://schemas.microsoft.com/office/drawing/2015/10/21/chartex" xmlns:cx3="http://schemas.microsoft.com/office/drawing/2016/5/9/chartex" xmlns:cx4="http://schemas.microsoft.com/office/drawing/2016/5/10/chartex" xmlns:cx5="http://schemas.microsoft.com/office/drawing/2016/5/11/chartex" xmlns:cx6="http://schemas.microsoft.com/office/drawing/2016/5/12/chartex" xmlns:cx7="http://schemas.microsoft.com/office/drawing/2016/5/13/chartex" xmlns:cx8="http://schemas.microsoft.com/office/drawing/2016/5/14/chartex" xmlns:mc="http://schemas.openxmlformats.org/markup-compatibility/2006" xmlns:aink="http://schemas.microsoft.com/office/drawing/2016/ink" xmlns:am3d="http://schemas.microsoft.com/office/drawing/2017/model3d" xmlns:o="urn:schemas-microsoft-com:office:office" xmlns:oel="http://schemas.microsoft.com/office/2019/extlst" xmlns:r="http://schemas.openxmlformats.org/officeDocument/2006/relationships" xmlns:m="http://schemas.openxmlformats.org/officeDocument/2006/math" xmlns:v="urn:schemas-microsoft-com:vml" xmlns:wp14="http://schemas.microsoft.com/office/word/2010/wordprocessingDrawing" xmlns:wp="http://schemas.openxmlformats.org/drawingml/2006/wordprocessingDrawing" xmlns:w10="urn:schemas-microsoft-com:office:word" xmlns:w="http://schemas.openxmlformats.org/wordprocessingml/2006/main" xmlns:w14="http://schemas.microsoft.com/office/word/2010/wordml" xmlns:w15="http://schemas.microsoft.com/office/word/2012/wordml" xmlns:w16cex="http://schemas.microsoft.com/office/word/2018/wordml/cex" xmlns:w16cid="http://schemas.microsoft.com/office/word/2016/wordml/cid" xmlns:w16="http://schemas.microsoft.com/office/word/2018/wordml" xmlns:w16du="http://schemas.microsoft.com/office/word/2023/wordml/word16du" xmlns:w16sdtdh="http://schemas.microsoft.com/office/word/2020/wordml/sdtdatahash" xmlns:w16sdtfl="http://schemas.microsoft.com/office/word/2024/wordml/sdtformatlock" xmlns:w16se="http://schemas.microsoft.com/office/word/2015/wordml/symex" xmlns:wpg="http://schemas.microsoft.com/office/word/2010/wordprocessingGroup" xmlns:wpi="http://schemas.microsoft.com/office/word/2010/wordprocessingInk" xmlns:wne="http://schemas.microsoft.com/office/word/2006/wordml" xmlns:wps="http://schemas.microsoft.com/office/word/2010/wordprocessingShape" mc:Ignorable="w14 w15 w16se w16cid w16 w16cex w16sdtdh w16sdtfl w16du wp14">
   <w:footnote w:type="separator" w:id="-1">
@@ -16655,6 +17890,92 @@
     </w:lvl>
   </w:abstractNum>
   <w:abstractNum w:abstractNumId="16" w15:restartNumberingAfterBreak="0">
+    <w:nsid w:val="36FE7179"/>
+    <w:multiLevelType w:val="hybridMultilevel"/>
+    <w:tmpl w:val="1F2AD3E8"/>
+    <w:lvl w:ilvl="0" w:tplc="04260011">
+      <w:start w:val="1"/>
+      <w:numFmt w:val="decimal"/>
+      <w:lvlText w:val="%1)"/>
+      <w:lvlJc w:val="left"/>
+      <w:pPr>
+        <w:ind w:left="1080" w:hanging="360"/>
+      </w:pPr>
+    </w:lvl>
+    <w:lvl w:ilvl="1" w:tplc="04260019" w:tentative="1">
+      <w:start w:val="1"/>
+      <w:numFmt w:val="lowerLetter"/>
+      <w:lvlText w:val="%2."/>
+      <w:lvlJc w:val="left"/>
+      <w:pPr>
+        <w:ind w:left="1800" w:hanging="360"/>
+      </w:pPr>
+    </w:lvl>
+    <w:lvl w:ilvl="2" w:tplc="0426001B" w:tentative="1">
+      <w:start w:val="1"/>
+      <w:numFmt w:val="lowerRoman"/>
+      <w:lvlText w:val="%3."/>
+      <w:lvlJc w:val="right"/>
+      <w:pPr>
+        <w:ind w:left="2520" w:hanging="180"/>
+      </w:pPr>
+    </w:lvl>
+    <w:lvl w:ilvl="3" w:tplc="0426000F" w:tentative="1">
+      <w:start w:val="1"/>
+      <w:numFmt w:val="decimal"/>
+      <w:lvlText w:val="%4."/>
+      <w:lvlJc w:val="left"/>
+      <w:pPr>
+        <w:ind w:left="3240" w:hanging="360"/>
+      </w:pPr>
+    </w:lvl>
+    <w:lvl w:ilvl="4" w:tplc="04260019" w:tentative="1">
+      <w:start w:val="1"/>
+      <w:numFmt w:val="lowerLetter"/>
+      <w:lvlText w:val="%5."/>
+      <w:lvlJc w:val="left"/>
+      <w:pPr>
+        <w:ind w:left="3960" w:hanging="360"/>
+      </w:pPr>
+    </w:lvl>
+    <w:lvl w:ilvl="5" w:tplc="0426001B" w:tentative="1">
+      <w:start w:val="1"/>
+      <w:numFmt w:val="lowerRoman"/>
+      <w:lvlText w:val="%6."/>
+      <w:lvlJc w:val="right"/>
+      <w:pPr>
+        <w:ind w:left="4680" w:hanging="180"/>
+      </w:pPr>
+    </w:lvl>
+    <w:lvl w:ilvl="6" w:tplc="0426000F" w:tentative="1">
+      <w:start w:val="1"/>
+      <w:numFmt w:val="decimal"/>
+      <w:lvlText w:val="%7."/>
+      <w:lvlJc w:val="left"/>
+      <w:pPr>
+        <w:ind w:left="5400" w:hanging="360"/>
+      </w:pPr>
+    </w:lvl>
+    <w:lvl w:ilvl="7" w:tplc="04260019" w:tentative="1">
+      <w:start w:val="1"/>
+      <w:numFmt w:val="lowerLetter"/>
+      <w:lvlText w:val="%8."/>
+      <w:lvlJc w:val="left"/>
+      <w:pPr>
+        <w:ind w:left="6120" w:hanging="360"/>
+      </w:pPr>
+    </w:lvl>
+    <w:lvl w:ilvl="8" w:tplc="0426001B" w:tentative="1">
+      <w:start w:val="1"/>
+      <w:numFmt w:val="lowerRoman"/>
+      <w:lvlText w:val="%9."/>
+      <w:lvlJc w:val="right"/>
+      <w:pPr>
+        <w:ind w:left="6840" w:hanging="180"/>
+      </w:pPr>
+    </w:lvl>
+  </w:abstractNum>
+  <w:abstractNum w:abstractNumId="17" w15:restartNumberingAfterBreak="0">
     <w:nsid w:val="3AD83722"/>
     <w:multiLevelType w:val="multilevel"/>
     <w:tmpl w:val="0426001D"/>
@@ -16740,7 +18061,7 @@
       </w:pPr>
     </w:lvl>
   </w:abstractNum>
-  <w:abstractNum w:abstractNumId="17" w15:restartNumberingAfterBreak="0">
+  <w:abstractNum w:abstractNumId="18" w15:restartNumberingAfterBreak="0">
     <w:nsid w:val="3EEF178D"/>
     <w:multiLevelType w:val="hybridMultilevel"/>
     <w:tmpl w:val="9424BF12"/>
@@ -16826,7 +18147,7 @@
       </w:pPr>
     </w:lvl>
   </w:abstractNum>
-  <w:abstractNum w:abstractNumId="18" w15:restartNumberingAfterBreak="0">
+  <w:abstractNum w:abstractNumId="19" w15:restartNumberingAfterBreak="0">
     <w:nsid w:val="48732F06"/>
     <w:multiLevelType w:val="multilevel"/>
     <w:tmpl w:val="0426001D"/>
@@ -16912,7 +18233,7 @@
       </w:pPr>
     </w:lvl>
   </w:abstractNum>
-  <w:abstractNum w:abstractNumId="19" w15:restartNumberingAfterBreak="0">
+  <w:abstractNum w:abstractNumId="20" w15:restartNumberingAfterBreak="0">
     <w:nsid w:val="4B067BE3"/>
     <w:multiLevelType w:val="multilevel"/>
     <w:tmpl w:val="0426001D"/>
@@ -16998,7 +18319,7 @@
       </w:pPr>
     </w:lvl>
   </w:abstractNum>
-  <w:abstractNum w:abstractNumId="20" w15:restartNumberingAfterBreak="0">
+  <w:abstractNum w:abstractNumId="21" w15:restartNumberingAfterBreak="0">
     <w:nsid w:val="4ED056BA"/>
     <w:multiLevelType w:val="multilevel"/>
     <w:tmpl w:val="0426001D"/>
@@ -17084,7 +18405,7 @@
       </w:pPr>
     </w:lvl>
   </w:abstractNum>
-  <w:abstractNum w:abstractNumId="21" w15:restartNumberingAfterBreak="0">
+  <w:abstractNum w:abstractNumId="22" w15:restartNumberingAfterBreak="0">
     <w:nsid w:val="57A7681B"/>
     <w:multiLevelType w:val="multilevel"/>
     <w:tmpl w:val="0426001D"/>
@@ -17170,7 +18491,7 @@
       </w:pPr>
     </w:lvl>
   </w:abstractNum>
-  <w:abstractNum w:abstractNumId="22" w15:restartNumberingAfterBreak="0">
+  <w:abstractNum w:abstractNumId="23" w15:restartNumberingAfterBreak="0">
     <w:nsid w:val="664A78A8"/>
     <w:multiLevelType w:val="multilevel"/>
     <w:tmpl w:val="2964561E"/>
@@ -17287,7 +18608,7 @@
       </w:rPr>
     </w:lvl>
   </w:abstractNum>
-  <w:abstractNum w:abstractNumId="23" w15:restartNumberingAfterBreak="0">
+  <w:abstractNum w:abstractNumId="24" w15:restartNumberingAfterBreak="0">
     <w:nsid w:val="677B3228"/>
     <w:multiLevelType w:val="hybridMultilevel"/>
     <w:tmpl w:val="F0021746"/>
@@ -17373,7 +18694,7 @@
       </w:pPr>
     </w:lvl>
   </w:abstractNum>
-  <w:abstractNum w:abstractNumId="24" w15:restartNumberingAfterBreak="0">
+  <w:abstractNum w:abstractNumId="25" w15:restartNumberingAfterBreak="0">
     <w:nsid w:val="69F354E7"/>
     <w:multiLevelType w:val="multilevel"/>
     <w:tmpl w:val="CDC45E04"/>
@@ -17488,7 +18809,7 @@
       </w:rPr>
     </w:lvl>
   </w:abstractNum>
-  <w:abstractNum w:abstractNumId="25" w15:restartNumberingAfterBreak="0">
+  <w:abstractNum w:abstractNumId="26" w15:restartNumberingAfterBreak="0">
     <w:nsid w:val="6E7B44EF"/>
     <w:multiLevelType w:val="hybridMultilevel"/>
     <w:tmpl w:val="9424BF12"/>
@@ -17574,7 +18895,7 @@
       </w:pPr>
     </w:lvl>
   </w:abstractNum>
-  <w:abstractNum w:abstractNumId="26" w15:restartNumberingAfterBreak="0">
+  <w:abstractNum w:abstractNumId="27" w15:restartNumberingAfterBreak="0">
     <w:nsid w:val="761547AD"/>
     <w:multiLevelType w:val="multilevel"/>
     <w:tmpl w:val="0426001D"/>
@@ -17660,7 +18981,7 @@
       </w:pPr>
     </w:lvl>
   </w:abstractNum>
-  <w:abstractNum w:abstractNumId="27" w15:restartNumberingAfterBreak="0">
+  <w:abstractNum w:abstractNumId="28" w15:restartNumberingAfterBreak="0">
     <w:nsid w:val="77850915"/>
     <w:multiLevelType w:val="multilevel"/>
     <w:tmpl w:val="0426001D"/>
@@ -17746,7 +19067,7 @@
       </w:pPr>
     </w:lvl>
   </w:abstractNum>
-  <w:abstractNum w:abstractNumId="28" w15:restartNumberingAfterBreak="0">
+  <w:abstractNum w:abstractNumId="29" w15:restartNumberingAfterBreak="0">
     <w:nsid w:val="7AFD0752"/>
     <w:multiLevelType w:val="multilevel"/>
     <w:tmpl w:val="7228D02E"/>
@@ -17861,7 +19182,7 @@
       </w:rPr>
     </w:lvl>
   </w:abstractNum>
-  <w:abstractNum w:abstractNumId="29" w15:restartNumberingAfterBreak="0">
+  <w:abstractNum w:abstractNumId="30" w15:restartNumberingAfterBreak="0">
     <w:nsid w:val="7B1C23E9"/>
     <w:multiLevelType w:val="multilevel"/>
     <w:tmpl w:val="F13C11FE"/>
@@ -17976,7 +19297,7 @@
       </w:rPr>
     </w:lvl>
   </w:abstractNum>
-  <w:abstractNum w:abstractNumId="30" w15:restartNumberingAfterBreak="0">
+  <w:abstractNum w:abstractNumId="31" w15:restartNumberingAfterBreak="0">
     <w:nsid w:val="7B757EAB"/>
     <w:multiLevelType w:val="multilevel"/>
     <w:tmpl w:val="0426001D"/>
@@ -18069,16 +19390,16 @@
     <w:abstractNumId w:val="12"/>
   </w:num>
   <w:num w:numId="3" w16cid:durableId="807213146">
-    <w:abstractNumId w:val="22"/>
+    <w:abstractNumId w:val="23"/>
   </w:num>
   <w:num w:numId="4" w16cid:durableId="232856481">
-    <w:abstractNumId w:val="18"/>
+    <w:abstractNumId w:val="19"/>
   </w:num>
   <w:num w:numId="5" w16cid:durableId="1629556016">
     <w:abstractNumId w:val="11"/>
   </w:num>
   <w:num w:numId="6" w16cid:durableId="1774588418">
-    <w:abstractNumId w:val="23"/>
+    <w:abstractNumId w:val="24"/>
     <w:lvlOverride w:ilvl="0">
       <w:startOverride w:val="1"/>
     </w:lvlOverride>
@@ -18141,13 +19462,13 @@
     <w:abstractNumId w:val="3"/>
   </w:num>
   <w:num w:numId="9" w16cid:durableId="881986857">
-    <w:abstractNumId w:val="25"/>
+    <w:abstractNumId w:val="26"/>
   </w:num>
   <w:num w:numId="10" w16cid:durableId="1286619816">
     <w:abstractNumId w:val="0"/>
   </w:num>
   <w:num w:numId="11" w16cid:durableId="426273954">
-    <w:abstractNumId w:val="17"/>
+    <w:abstractNumId w:val="18"/>
     <w:lvlOverride w:ilvl="0">
       <w:startOverride w:val="1"/>
     </w:lvlOverride>
@@ -18210,13 +19531,13 @@
     <w:abstractNumId w:val="7"/>
   </w:num>
   <w:num w:numId="14" w16cid:durableId="723483451">
-    <w:abstractNumId w:val="19"/>
+    <w:abstractNumId w:val="20"/>
   </w:num>
   <w:num w:numId="15" w16cid:durableId="1996519990">
-    <w:abstractNumId w:val="16"/>
+    <w:abstractNumId w:val="17"/>
   </w:num>
   <w:num w:numId="16" w16cid:durableId="783111171">
-    <w:abstractNumId w:val="21"/>
+    <w:abstractNumId w:val="22"/>
   </w:num>
   <w:num w:numId="17" w16cid:durableId="2063822321">
     <w:abstractNumId w:val="5"/>
@@ -18225,10 +19546,10 @@
     <w:abstractNumId w:val="1"/>
   </w:num>
   <w:num w:numId="19" w16cid:durableId="1287276453">
-    <w:abstractNumId w:val="20"/>
+    <w:abstractNumId w:val="21"/>
   </w:num>
   <w:num w:numId="20" w16cid:durableId="689141451">
-    <w:abstractNumId w:val="30"/>
+    <w:abstractNumId w:val="31"/>
   </w:num>
   <w:num w:numId="21" w16cid:durableId="487522988">
     <w:abstractNumId w:val="14"/>
@@ -18237,13 +19558,13 @@
     <w:abstractNumId w:val="2"/>
   </w:num>
   <w:num w:numId="23" w16cid:durableId="991250410">
+    <w:abstractNumId w:val="30"/>
+  </w:num>
+  <w:num w:numId="24" w16cid:durableId="26760949">
     <w:abstractNumId w:val="29"/>
   </w:num>
-  <w:num w:numId="24" w16cid:durableId="26760949">
+  <w:num w:numId="25" w16cid:durableId="250314495">
     <w:abstractNumId w:val="28"/>
-  </w:num>
-  <w:num w:numId="25" w16cid:durableId="250314495">
-    <w:abstractNumId w:val="27"/>
   </w:num>
   <w:num w:numId="26" w16cid:durableId="1303971013">
     <w:abstractNumId w:val="9"/>
@@ -18252,7 +19573,7 @@
     <w:abstractNumId w:val="10"/>
   </w:num>
   <w:num w:numId="28" w16cid:durableId="1941646711">
-    <w:abstractNumId w:val="26"/>
+    <w:abstractNumId w:val="27"/>
   </w:num>
   <w:num w:numId="29" w16cid:durableId="2051416482">
     <w:abstractNumId w:val="13"/>
@@ -18264,10 +19585,10 @@
     <w:abstractNumId w:val="4"/>
   </w:num>
   <w:num w:numId="32" w16cid:durableId="2080444837">
-    <w:abstractNumId w:val="24"/>
+    <w:abstractNumId w:val="25"/>
   </w:num>
   <w:num w:numId="33" w16cid:durableId="1541090153">
-    <w:abstractNumId w:val="22"/>
+    <w:abstractNumId w:val="23"/>
     <w:lvlOverride w:ilvl="0">
       <w:startOverride w:val="1"/>
     </w:lvlOverride>
@@ -18297,10 +19618,10 @@
     </w:lvlOverride>
   </w:num>
   <w:num w:numId="34" w16cid:durableId="727919859">
-    <w:abstractNumId w:val="22"/>
+    <w:abstractNumId w:val="23"/>
   </w:num>
   <w:num w:numId="35" w16cid:durableId="438375213">
-    <w:abstractNumId w:val="22"/>
+    <w:abstractNumId w:val="23"/>
     <w:lvlOverride w:ilvl="0">
       <w:startOverride w:val="5"/>
     </w:lvlOverride>
@@ -18330,7 +19651,7 @@
     </w:lvlOverride>
   </w:num>
   <w:num w:numId="36" w16cid:durableId="2124881648">
-    <w:abstractNumId w:val="22"/>
+    <w:abstractNumId w:val="23"/>
     <w:lvlOverride w:ilvl="0">
       <w:startOverride w:val="1"/>
     </w:lvlOverride>
@@ -18358,6 +19679,9 @@
     <w:lvlOverride w:ilvl="8">
       <w:startOverride w:val="1"/>
     </w:lvlOverride>
+  </w:num>
+  <w:num w:numId="37" w16cid:durableId="1464692184">
+    <w:abstractNumId w:val="16"/>
   </w:num>
 </w:numbering>
 </file>

--- a/Documentation/Dokumentācija.docx
+++ b/Documentation/Dokumentācija.docx
@@ -228,7 +228,7 @@
           <w:r>
             <w:fldChar w:fldCharType="separate"/>
           </w:r>
-          <w:hyperlink w:anchor="_Toc230230060" w:history="1">
+          <w:hyperlink w:anchor="_Toc230237686" w:history="1">
             <w:r>
               <w:rPr>
                 <w:rStyle w:val="Hipersaite"/>
@@ -255,7 +255,7 @@
                 <w:noProof/>
                 <w:webHidden/>
               </w:rPr>
-              <w:instrText xml:space="preserve"> PAGEREF _Toc230230060 \h </w:instrText>
+              <w:instrText xml:space="preserve"> PAGEREF _Toc230237686 \h </w:instrText>
             </w:r>
             <w:r>
               <w:rPr>
@@ -296,7 +296,7 @@
               <w:lang w:eastAsia="lv-LV"/>
             </w:rPr>
           </w:pPr>
-          <w:hyperlink w:anchor="_Toc230230061" w:history="1">
+          <w:hyperlink w:anchor="_Toc230237687" w:history="1">
             <w:r>
               <w:rPr>
                 <w:rStyle w:val="Hipersaite"/>
@@ -339,7 +339,7 @@
                 <w:noProof/>
                 <w:webHidden/>
               </w:rPr>
-              <w:instrText xml:space="preserve"> PAGEREF _Toc230230061 \h </w:instrText>
+              <w:instrText xml:space="preserve"> PAGEREF _Toc230237687 \h </w:instrText>
             </w:r>
             <w:r>
               <w:rPr>
@@ -380,7 +380,7 @@
               <w:lang w:eastAsia="lv-LV"/>
             </w:rPr>
           </w:pPr>
-          <w:hyperlink w:anchor="_Toc230230062" w:history="1">
+          <w:hyperlink w:anchor="_Toc230237688" w:history="1">
             <w:r>
               <w:rPr>
                 <w:rStyle w:val="Hipersaite"/>
@@ -423,7 +423,7 @@
                 <w:noProof/>
                 <w:webHidden/>
               </w:rPr>
-              <w:instrText xml:space="preserve"> PAGEREF _Toc230230062 \h </w:instrText>
+              <w:instrText xml:space="preserve"> PAGEREF _Toc230237688 \h </w:instrText>
             </w:r>
             <w:r>
               <w:rPr>
@@ -464,7 +464,7 @@
               <w:lang w:eastAsia="lv-LV"/>
             </w:rPr>
           </w:pPr>
-          <w:hyperlink w:anchor="_Toc230230063" w:history="1">
+          <w:hyperlink w:anchor="_Toc230237689" w:history="1">
             <w:r>
               <w:rPr>
                 <w:rStyle w:val="Hipersaite"/>
@@ -507,7 +507,7 @@
                 <w:noProof/>
                 <w:webHidden/>
               </w:rPr>
-              <w:instrText xml:space="preserve"> PAGEREF _Toc230230063 \h </w:instrText>
+              <w:instrText xml:space="preserve"> PAGEREF _Toc230237689 \h </w:instrText>
             </w:r>
             <w:r>
               <w:rPr>
@@ -548,7 +548,7 @@
               <w:lang w:eastAsia="lv-LV"/>
             </w:rPr>
           </w:pPr>
-          <w:hyperlink w:anchor="_Toc230230064" w:history="1">
+          <w:hyperlink w:anchor="_Toc230237690" w:history="1">
             <w:r>
               <w:rPr>
                 <w:rStyle w:val="Hipersaite"/>
@@ -591,7 +591,7 @@
                 <w:noProof/>
                 <w:webHidden/>
               </w:rPr>
-              <w:instrText xml:space="preserve"> PAGEREF _Toc230230064 \h </w:instrText>
+              <w:instrText xml:space="preserve"> PAGEREF _Toc230237690 \h </w:instrText>
             </w:r>
             <w:r>
               <w:rPr>
@@ -632,7 +632,7 @@
               <w:lang w:eastAsia="lv-LV"/>
             </w:rPr>
           </w:pPr>
-          <w:hyperlink w:anchor="_Toc230230065" w:history="1">
+          <w:hyperlink w:anchor="_Toc230237691" w:history="1">
             <w:r>
               <w:rPr>
                 <w:rStyle w:val="Hipersaite"/>
@@ -675,7 +675,7 @@
                 <w:noProof/>
                 <w:webHidden/>
               </w:rPr>
-              <w:instrText xml:space="preserve"> PAGEREF _Toc230230065 \h </w:instrText>
+              <w:instrText xml:space="preserve"> PAGEREF _Toc230237691 \h </w:instrText>
             </w:r>
             <w:r>
               <w:rPr>
@@ -716,7 +716,7 @@
               <w:lang w:eastAsia="lv-LV"/>
             </w:rPr>
           </w:pPr>
-          <w:hyperlink w:anchor="_Toc230230066" w:history="1">
+          <w:hyperlink w:anchor="_Toc230237692" w:history="1">
             <w:r>
               <w:rPr>
                 <w:rStyle w:val="Hipersaite"/>
@@ -759,7 +759,7 @@
                 <w:noProof/>
                 <w:webHidden/>
               </w:rPr>
-              <w:instrText xml:space="preserve"> PAGEREF _Toc230230066 \h </w:instrText>
+              <w:instrText xml:space="preserve"> PAGEREF _Toc230237692 \h </w:instrText>
             </w:r>
             <w:r>
               <w:rPr>
@@ -800,7 +800,7 @@
               <w:lang w:eastAsia="lv-LV"/>
             </w:rPr>
           </w:pPr>
-          <w:hyperlink w:anchor="_Toc230230067" w:history="1">
+          <w:hyperlink w:anchor="_Toc230237693" w:history="1">
             <w:r>
               <w:rPr>
                 <w:rStyle w:val="Hipersaite"/>
@@ -843,7 +843,7 @@
                 <w:noProof/>
                 <w:webHidden/>
               </w:rPr>
-              <w:instrText xml:space="preserve"> PAGEREF _Toc230230067 \h </w:instrText>
+              <w:instrText xml:space="preserve"> PAGEREF _Toc230237693 \h </w:instrText>
             </w:r>
             <w:r>
               <w:rPr>
@@ -884,7 +884,7 @@
               <w:lang w:eastAsia="lv-LV"/>
             </w:rPr>
           </w:pPr>
-          <w:hyperlink w:anchor="_Toc230230068" w:history="1">
+          <w:hyperlink w:anchor="_Toc230237694" w:history="1">
             <w:r>
               <w:rPr>
                 <w:rStyle w:val="Hipersaite"/>
@@ -927,7 +927,7 @@
                 <w:noProof/>
                 <w:webHidden/>
               </w:rPr>
-              <w:instrText xml:space="preserve"> PAGEREF _Toc230230068 \h </w:instrText>
+              <w:instrText xml:space="preserve"> PAGEREF _Toc230237694 \h </w:instrText>
             </w:r>
             <w:r>
               <w:rPr>
@@ -968,7 +968,7 @@
               <w:lang w:eastAsia="lv-LV"/>
             </w:rPr>
           </w:pPr>
-          <w:hyperlink w:anchor="_Toc230230069" w:history="1">
+          <w:hyperlink w:anchor="_Toc230237695" w:history="1">
             <w:r>
               <w:rPr>
                 <w:rStyle w:val="Hipersaite"/>
@@ -1011,7 +1011,7 @@
                 <w:noProof/>
                 <w:webHidden/>
               </w:rPr>
-              <w:instrText xml:space="preserve"> PAGEREF _Toc230230069 \h </w:instrText>
+              <w:instrText xml:space="preserve"> PAGEREF _Toc230237695 \h </w:instrText>
             </w:r>
             <w:r>
               <w:rPr>
@@ -1052,7 +1052,7 @@
               <w:lang w:eastAsia="lv-LV"/>
             </w:rPr>
           </w:pPr>
-          <w:hyperlink w:anchor="_Toc230230070" w:history="1">
+          <w:hyperlink w:anchor="_Toc230237696" w:history="1">
             <w:r>
               <w:rPr>
                 <w:rStyle w:val="Hipersaite"/>
@@ -1095,7 +1095,7 @@
                 <w:noProof/>
                 <w:webHidden/>
               </w:rPr>
-              <w:instrText xml:space="preserve"> PAGEREF _Toc230230070 \h </w:instrText>
+              <w:instrText xml:space="preserve"> PAGEREF _Toc230237696 \h </w:instrText>
             </w:r>
             <w:r>
               <w:rPr>
@@ -1136,7 +1136,7 @@
               <w:lang w:eastAsia="lv-LV"/>
             </w:rPr>
           </w:pPr>
-          <w:hyperlink w:anchor="_Toc230230071" w:history="1">
+          <w:hyperlink w:anchor="_Toc230237697" w:history="1">
             <w:r>
               <w:rPr>
                 <w:rStyle w:val="Hipersaite"/>
@@ -1179,7 +1179,7 @@
                 <w:noProof/>
                 <w:webHidden/>
               </w:rPr>
-              <w:instrText xml:space="preserve"> PAGEREF _Toc230230071 \h </w:instrText>
+              <w:instrText xml:space="preserve"> PAGEREF _Toc230237697 \h </w:instrText>
             </w:r>
             <w:r>
               <w:rPr>
@@ -1220,7 +1220,7 @@
               <w:lang w:eastAsia="lv-LV"/>
             </w:rPr>
           </w:pPr>
-          <w:hyperlink w:anchor="_Toc230230072" w:history="1">
+          <w:hyperlink w:anchor="_Toc230237698" w:history="1">
             <w:r>
               <w:rPr>
                 <w:rStyle w:val="Hipersaite"/>
@@ -1263,7 +1263,7 @@
                 <w:noProof/>
                 <w:webHidden/>
               </w:rPr>
-              <w:instrText xml:space="preserve"> PAGEREF _Toc230230072 \h </w:instrText>
+              <w:instrText xml:space="preserve"> PAGEREF _Toc230237698 \h </w:instrText>
             </w:r>
             <w:r>
               <w:rPr>
@@ -1304,7 +1304,7 @@
               <w:lang w:eastAsia="lv-LV"/>
             </w:rPr>
           </w:pPr>
-          <w:hyperlink w:anchor="_Toc230230073" w:history="1">
+          <w:hyperlink w:anchor="_Toc230237699" w:history="1">
             <w:r>
               <w:rPr>
                 <w:rStyle w:val="Hipersaite"/>
@@ -1347,7 +1347,7 @@
                 <w:noProof/>
                 <w:webHidden/>
               </w:rPr>
-              <w:instrText xml:space="preserve"> PAGEREF _Toc230230073 \h </w:instrText>
+              <w:instrText xml:space="preserve"> PAGEREF _Toc230237699 \h </w:instrText>
             </w:r>
             <w:r>
               <w:rPr>
@@ -1388,7 +1388,7 @@
               <w:lang w:eastAsia="lv-LV"/>
             </w:rPr>
           </w:pPr>
-          <w:hyperlink w:anchor="_Toc230230074" w:history="1">
+          <w:hyperlink w:anchor="_Toc230237700" w:history="1">
             <w:r>
               <w:rPr>
                 <w:rStyle w:val="Hipersaite"/>
@@ -1431,7 +1431,7 @@
                 <w:noProof/>
                 <w:webHidden/>
               </w:rPr>
-              <w:instrText xml:space="preserve"> PAGEREF _Toc230230074 \h </w:instrText>
+              <w:instrText xml:space="preserve"> PAGEREF _Toc230237700 \h </w:instrText>
             </w:r>
             <w:r>
               <w:rPr>
@@ -1472,7 +1472,7 @@
               <w:lang w:eastAsia="lv-LV"/>
             </w:rPr>
           </w:pPr>
-          <w:hyperlink w:anchor="_Toc230230075" w:history="1">
+          <w:hyperlink w:anchor="_Toc230237701" w:history="1">
             <w:r>
               <w:rPr>
                 <w:rStyle w:val="Hipersaite"/>
@@ -1515,7 +1515,7 @@
                 <w:noProof/>
                 <w:webHidden/>
               </w:rPr>
-              <w:instrText xml:space="preserve"> PAGEREF _Toc230230075 \h </w:instrText>
+              <w:instrText xml:space="preserve"> PAGEREF _Toc230237701 \h </w:instrText>
             </w:r>
             <w:r>
               <w:rPr>
@@ -1556,7 +1556,7 @@
               <w:lang w:eastAsia="lv-LV"/>
             </w:rPr>
           </w:pPr>
-          <w:hyperlink w:anchor="_Toc230230076" w:history="1">
+          <w:hyperlink w:anchor="_Toc230237702" w:history="1">
             <w:r>
               <w:rPr>
                 <w:rStyle w:val="Hipersaite"/>
@@ -1599,7 +1599,7 @@
                 <w:noProof/>
                 <w:webHidden/>
               </w:rPr>
-              <w:instrText xml:space="preserve"> PAGEREF _Toc230230076 \h </w:instrText>
+              <w:instrText xml:space="preserve"> PAGEREF _Toc230237702 \h </w:instrText>
             </w:r>
             <w:r>
               <w:rPr>
@@ -1640,7 +1640,7 @@
               <w:lang w:eastAsia="lv-LV"/>
             </w:rPr>
           </w:pPr>
-          <w:hyperlink w:anchor="_Toc230230077" w:history="1">
+          <w:hyperlink w:anchor="_Toc230237703" w:history="1">
             <w:r>
               <w:rPr>
                 <w:rStyle w:val="Hipersaite"/>
@@ -1683,7 +1683,7 @@
                 <w:noProof/>
                 <w:webHidden/>
               </w:rPr>
-              <w:instrText xml:space="preserve"> PAGEREF _Toc230230077 \h </w:instrText>
+              <w:instrText xml:space="preserve"> PAGEREF _Toc230237703 \h </w:instrText>
             </w:r>
             <w:r>
               <w:rPr>
@@ -1724,7 +1724,7 @@
               <w:lang w:eastAsia="lv-LV"/>
             </w:rPr>
           </w:pPr>
-          <w:hyperlink w:anchor="_Toc230230078" w:history="1">
+          <w:hyperlink w:anchor="_Toc230237704" w:history="1">
             <w:r>
               <w:rPr>
                 <w:rStyle w:val="Hipersaite"/>
@@ -1767,7 +1767,7 @@
                 <w:noProof/>
                 <w:webHidden/>
               </w:rPr>
-              <w:instrText xml:space="preserve"> PAGEREF _Toc230230078 \h </w:instrText>
+              <w:instrText xml:space="preserve"> PAGEREF _Toc230237704 \h </w:instrText>
             </w:r>
             <w:r>
               <w:rPr>
@@ -1808,7 +1808,7 @@
               <w:lang w:eastAsia="lv-LV"/>
             </w:rPr>
           </w:pPr>
-          <w:hyperlink w:anchor="_Toc230230079" w:history="1">
+          <w:hyperlink w:anchor="_Toc230237705" w:history="1">
             <w:r>
               <w:rPr>
                 <w:rStyle w:val="Hipersaite"/>
@@ -1851,7 +1851,7 @@
                 <w:noProof/>
                 <w:webHidden/>
               </w:rPr>
-              <w:instrText xml:space="preserve"> PAGEREF _Toc230230079 \h </w:instrText>
+              <w:instrText xml:space="preserve"> PAGEREF _Toc230237705 \h </w:instrText>
             </w:r>
             <w:r>
               <w:rPr>
@@ -1892,7 +1892,7 @@
               <w:lang w:eastAsia="lv-LV"/>
             </w:rPr>
           </w:pPr>
-          <w:hyperlink w:anchor="_Toc230230080" w:history="1">
+          <w:hyperlink w:anchor="_Toc230237706" w:history="1">
             <w:r>
               <w:rPr>
                 <w:rStyle w:val="Hipersaite"/>
@@ -1935,7 +1935,7 @@
                 <w:noProof/>
                 <w:webHidden/>
               </w:rPr>
-              <w:instrText xml:space="preserve"> PAGEREF _Toc230230080 \h </w:instrText>
+              <w:instrText xml:space="preserve"> PAGEREF _Toc230237706 \h </w:instrText>
             </w:r>
             <w:r>
               <w:rPr>
@@ -1976,7 +1976,7 @@
               <w:lang w:eastAsia="lv-LV"/>
             </w:rPr>
           </w:pPr>
-          <w:hyperlink w:anchor="_Toc230230081" w:history="1">
+          <w:hyperlink w:anchor="_Toc230237707" w:history="1">
             <w:r>
               <w:rPr>
                 <w:rStyle w:val="Hipersaite"/>
@@ -2019,7 +2019,7 @@
                 <w:noProof/>
                 <w:webHidden/>
               </w:rPr>
-              <w:instrText xml:space="preserve"> PAGEREF _Toc230230081 \h </w:instrText>
+              <w:instrText xml:space="preserve"> PAGEREF _Toc230237707 \h </w:instrText>
             </w:r>
             <w:r>
               <w:rPr>
@@ -2060,7 +2060,7 @@
               <w:lang w:eastAsia="lv-LV"/>
             </w:rPr>
           </w:pPr>
-          <w:hyperlink w:anchor="_Toc230230082" w:history="1">
+          <w:hyperlink w:anchor="_Toc230237708" w:history="1">
             <w:r>
               <w:rPr>
                 <w:rStyle w:val="Hipersaite"/>
@@ -2103,7 +2103,7 @@
                 <w:noProof/>
                 <w:webHidden/>
               </w:rPr>
-              <w:instrText xml:space="preserve"> PAGEREF _Toc230230082 \h </w:instrText>
+              <w:instrText xml:space="preserve"> PAGEREF _Toc230237708 \h </w:instrText>
             </w:r>
             <w:r>
               <w:rPr>
@@ -2144,7 +2144,7 @@
               <w:lang w:eastAsia="lv-LV"/>
             </w:rPr>
           </w:pPr>
-          <w:hyperlink w:anchor="_Toc230230083" w:history="1">
+          <w:hyperlink w:anchor="_Toc230237709" w:history="1">
             <w:r>
               <w:rPr>
                 <w:rStyle w:val="Hipersaite"/>
@@ -2187,7 +2187,7 @@
                 <w:noProof/>
                 <w:webHidden/>
               </w:rPr>
-              <w:instrText xml:space="preserve"> PAGEREF _Toc230230083 \h </w:instrText>
+              <w:instrText xml:space="preserve"> PAGEREF _Toc230237709 \h </w:instrText>
             </w:r>
             <w:r>
               <w:rPr>
@@ -2228,7 +2228,7 @@
               <w:lang w:eastAsia="lv-LV"/>
             </w:rPr>
           </w:pPr>
-          <w:hyperlink w:anchor="_Toc230230084" w:history="1">
+          <w:hyperlink w:anchor="_Toc230237710" w:history="1">
             <w:r>
               <w:rPr>
                 <w:rStyle w:val="Hipersaite"/>
@@ -2271,7 +2271,7 @@
                 <w:noProof/>
                 <w:webHidden/>
               </w:rPr>
-              <w:instrText xml:space="preserve"> PAGEREF _Toc230230084 \h </w:instrText>
+              <w:instrText xml:space="preserve"> PAGEREF _Toc230237710 \h </w:instrText>
             </w:r>
             <w:r>
               <w:rPr>
@@ -2312,7 +2312,7 @@
               <w:lang w:eastAsia="lv-LV"/>
             </w:rPr>
           </w:pPr>
-          <w:hyperlink w:anchor="_Toc230230085" w:history="1">
+          <w:hyperlink w:anchor="_Toc230237711" w:history="1">
             <w:r>
               <w:rPr>
                 <w:rStyle w:val="Hipersaite"/>
@@ -2355,7 +2355,7 @@
                 <w:noProof/>
                 <w:webHidden/>
               </w:rPr>
-              <w:instrText xml:space="preserve"> PAGEREF _Toc230230085 \h </w:instrText>
+              <w:instrText xml:space="preserve"> PAGEREF _Toc230237711 \h </w:instrText>
             </w:r>
             <w:r>
               <w:rPr>
@@ -2396,7 +2396,7 @@
               <w:lang w:eastAsia="lv-LV"/>
             </w:rPr>
           </w:pPr>
-          <w:hyperlink w:anchor="_Toc230230086" w:history="1">
+          <w:hyperlink w:anchor="_Toc230237712" w:history="1">
             <w:r>
               <w:rPr>
                 <w:rStyle w:val="Hipersaite"/>
@@ -2439,7 +2439,7 @@
                 <w:noProof/>
                 <w:webHidden/>
               </w:rPr>
-              <w:instrText xml:space="preserve"> PAGEREF _Toc230230086 \h </w:instrText>
+              <w:instrText xml:space="preserve"> PAGEREF _Toc230237712 \h </w:instrText>
             </w:r>
             <w:r>
               <w:rPr>
@@ -2480,7 +2480,7 @@
               <w:lang w:eastAsia="lv-LV"/>
             </w:rPr>
           </w:pPr>
-          <w:hyperlink w:anchor="_Toc230230087" w:history="1">
+          <w:hyperlink w:anchor="_Toc230237713" w:history="1">
             <w:r>
               <w:rPr>
                 <w:rStyle w:val="Hipersaite"/>
@@ -2523,7 +2523,7 @@
                 <w:noProof/>
                 <w:webHidden/>
               </w:rPr>
-              <w:instrText xml:space="preserve"> PAGEREF _Toc230230087 \h </w:instrText>
+              <w:instrText xml:space="preserve"> PAGEREF _Toc230237713 \h </w:instrText>
             </w:r>
             <w:r>
               <w:rPr>
@@ -2564,7 +2564,7 @@
               <w:lang w:eastAsia="lv-LV"/>
             </w:rPr>
           </w:pPr>
-          <w:hyperlink w:anchor="_Toc230230088" w:history="1">
+          <w:hyperlink w:anchor="_Toc230237714" w:history="1">
             <w:r>
               <w:rPr>
                 <w:rStyle w:val="Hipersaite"/>
@@ -2607,7 +2607,7 @@
                 <w:noProof/>
                 <w:webHidden/>
               </w:rPr>
-              <w:instrText xml:space="preserve"> PAGEREF _Toc230230088 \h </w:instrText>
+              <w:instrText xml:space="preserve"> PAGEREF _Toc230237714 \h </w:instrText>
             </w:r>
             <w:r>
               <w:rPr>
@@ -2648,7 +2648,7 @@
               <w:lang w:eastAsia="lv-LV"/>
             </w:rPr>
           </w:pPr>
-          <w:hyperlink w:anchor="_Toc230230089" w:history="1">
+          <w:hyperlink w:anchor="_Toc230237715" w:history="1">
             <w:r>
               <w:rPr>
                 <w:rStyle w:val="Hipersaite"/>
@@ -2691,7 +2691,7 @@
                 <w:noProof/>
                 <w:webHidden/>
               </w:rPr>
-              <w:instrText xml:space="preserve"> PAGEREF _Toc230230089 \h </w:instrText>
+              <w:instrText xml:space="preserve"> PAGEREF _Toc230237715 \h </w:instrText>
             </w:r>
             <w:r>
               <w:rPr>
@@ -2732,7 +2732,7 @@
               <w:lang w:eastAsia="lv-LV"/>
             </w:rPr>
           </w:pPr>
-          <w:hyperlink w:anchor="_Toc230230090" w:history="1">
+          <w:hyperlink w:anchor="_Toc230237716" w:history="1">
             <w:r>
               <w:rPr>
                 <w:rStyle w:val="Hipersaite"/>
@@ -2775,7 +2775,7 @@
                 <w:noProof/>
                 <w:webHidden/>
               </w:rPr>
-              <w:instrText xml:space="preserve"> PAGEREF _Toc230230090 \h </w:instrText>
+              <w:instrText xml:space="preserve"> PAGEREF _Toc230237716 \h </w:instrText>
             </w:r>
             <w:r>
               <w:rPr>
@@ -2816,7 +2816,7 @@
               <w:lang w:eastAsia="lv-LV"/>
             </w:rPr>
           </w:pPr>
-          <w:hyperlink w:anchor="_Toc230230091" w:history="1">
+          <w:hyperlink w:anchor="_Toc230237717" w:history="1">
             <w:r>
               <w:rPr>
                 <w:rStyle w:val="Hipersaite"/>
@@ -2859,7 +2859,7 @@
                 <w:noProof/>
                 <w:webHidden/>
               </w:rPr>
-              <w:instrText xml:space="preserve"> PAGEREF _Toc230230091 \h </w:instrText>
+              <w:instrText xml:space="preserve"> PAGEREF _Toc230237717 \h </w:instrText>
             </w:r>
             <w:r>
               <w:rPr>
@@ -2900,7 +2900,7 @@
               <w:lang w:eastAsia="lv-LV"/>
             </w:rPr>
           </w:pPr>
-          <w:hyperlink w:anchor="_Toc230230092" w:history="1">
+          <w:hyperlink w:anchor="_Toc230237718" w:history="1">
             <w:r>
               <w:rPr>
                 <w:rStyle w:val="Hipersaite"/>
@@ -2943,7 +2943,7 @@
                 <w:noProof/>
                 <w:webHidden/>
               </w:rPr>
-              <w:instrText xml:space="preserve"> PAGEREF _Toc230230092 \h </w:instrText>
+              <w:instrText xml:space="preserve"> PAGEREF _Toc230237718 \h </w:instrText>
             </w:r>
             <w:r>
               <w:rPr>
@@ -2984,7 +2984,7 @@
               <w:lang w:eastAsia="lv-LV"/>
             </w:rPr>
           </w:pPr>
-          <w:hyperlink w:anchor="_Toc230230093" w:history="1">
+          <w:hyperlink w:anchor="_Toc230237719" w:history="1">
             <w:r>
               <w:rPr>
                 <w:rStyle w:val="Hipersaite"/>
@@ -3027,7 +3027,7 @@
                 <w:noProof/>
                 <w:webHidden/>
               </w:rPr>
-              <w:instrText xml:space="preserve"> PAGEREF _Toc230230093 \h </w:instrText>
+              <w:instrText xml:space="preserve"> PAGEREF _Toc230237719 \h </w:instrText>
             </w:r>
             <w:r>
               <w:rPr>
@@ -3068,7 +3068,7 @@
               <w:lang w:eastAsia="lv-LV"/>
             </w:rPr>
           </w:pPr>
-          <w:hyperlink w:anchor="_Toc230230094" w:history="1">
+          <w:hyperlink w:anchor="_Toc230237720" w:history="1">
             <w:r>
               <w:rPr>
                 <w:rStyle w:val="Hipersaite"/>
@@ -3111,7 +3111,7 @@
                 <w:noProof/>
                 <w:webHidden/>
               </w:rPr>
-              <w:instrText xml:space="preserve"> PAGEREF _Toc230230094 \h </w:instrText>
+              <w:instrText xml:space="preserve"> PAGEREF _Toc230237720 \h </w:instrText>
             </w:r>
             <w:r>
               <w:rPr>
@@ -3152,7 +3152,7 @@
               <w:lang w:eastAsia="lv-LV"/>
             </w:rPr>
           </w:pPr>
-          <w:hyperlink w:anchor="_Toc230230095" w:history="1">
+          <w:hyperlink w:anchor="_Toc230237721" w:history="1">
             <w:r>
               <w:rPr>
                 <w:rStyle w:val="Hipersaite"/>
@@ -3195,7 +3195,7 @@
                 <w:noProof/>
                 <w:webHidden/>
               </w:rPr>
-              <w:instrText xml:space="preserve"> PAGEREF _Toc230230095 \h </w:instrText>
+              <w:instrText xml:space="preserve"> PAGEREF _Toc230237721 \h </w:instrText>
             </w:r>
             <w:r>
               <w:rPr>
@@ -3236,7 +3236,7 @@
               <w:lang w:eastAsia="lv-LV"/>
             </w:rPr>
           </w:pPr>
-          <w:hyperlink w:anchor="_Toc230230096" w:history="1">
+          <w:hyperlink w:anchor="_Toc230237722" w:history="1">
             <w:r>
               <w:rPr>
                 <w:rStyle w:val="Hipersaite"/>
@@ -3279,7 +3279,7 @@
                 <w:noProof/>
                 <w:webHidden/>
               </w:rPr>
-              <w:instrText xml:space="preserve"> PAGEREF _Toc230230096 \h </w:instrText>
+              <w:instrText xml:space="preserve"> PAGEREF _Toc230237722 \h </w:instrText>
             </w:r>
             <w:r>
               <w:rPr>
@@ -3320,7 +3320,7 @@
               <w:lang w:eastAsia="lv-LV"/>
             </w:rPr>
           </w:pPr>
-          <w:hyperlink w:anchor="_Toc230230097" w:history="1">
+          <w:hyperlink w:anchor="_Toc230237723" w:history="1">
             <w:r>
               <w:rPr>
                 <w:rStyle w:val="Hipersaite"/>
@@ -3363,7 +3363,7 @@
                 <w:noProof/>
                 <w:webHidden/>
               </w:rPr>
-              <w:instrText xml:space="preserve"> PAGEREF _Toc230230097 \h </w:instrText>
+              <w:instrText xml:space="preserve"> PAGEREF _Toc230237723 \h </w:instrText>
             </w:r>
             <w:r>
               <w:rPr>
@@ -3404,7 +3404,7 @@
               <w:lang w:eastAsia="lv-LV"/>
             </w:rPr>
           </w:pPr>
-          <w:hyperlink w:anchor="_Toc230230098" w:history="1">
+          <w:hyperlink w:anchor="_Toc230237724" w:history="1">
             <w:r>
               <w:rPr>
                 <w:rStyle w:val="Hipersaite"/>
@@ -3447,7 +3447,7 @@
                 <w:noProof/>
                 <w:webHidden/>
               </w:rPr>
-              <w:instrText xml:space="preserve"> PAGEREF _Toc230230098 \h </w:instrText>
+              <w:instrText xml:space="preserve"> PAGEREF _Toc230237724 \h </w:instrText>
             </w:r>
             <w:r>
               <w:rPr>
@@ -3488,7 +3488,7 @@
               <w:lang w:eastAsia="lv-LV"/>
             </w:rPr>
           </w:pPr>
-          <w:hyperlink w:anchor="_Toc230230099" w:history="1">
+          <w:hyperlink w:anchor="_Toc230237725" w:history="1">
             <w:r>
               <w:rPr>
                 <w:rStyle w:val="Hipersaite"/>
@@ -3531,7 +3531,7 @@
                 <w:noProof/>
                 <w:webHidden/>
               </w:rPr>
-              <w:instrText xml:space="preserve"> PAGEREF _Toc230230099 \h </w:instrText>
+              <w:instrText xml:space="preserve"> PAGEREF _Toc230237725 \h </w:instrText>
             </w:r>
             <w:r>
               <w:rPr>
@@ -3572,7 +3572,7 @@
               <w:lang w:eastAsia="lv-LV"/>
             </w:rPr>
           </w:pPr>
-          <w:hyperlink w:anchor="_Toc230230100" w:history="1">
+          <w:hyperlink w:anchor="_Toc230237726" w:history="1">
             <w:r>
               <w:rPr>
                 <w:rStyle w:val="Hipersaite"/>
@@ -3615,7 +3615,7 @@
                 <w:noProof/>
                 <w:webHidden/>
               </w:rPr>
-              <w:instrText xml:space="preserve"> PAGEREF _Toc230230100 \h </w:instrText>
+              <w:instrText xml:space="preserve"> PAGEREF _Toc230237726 \h </w:instrText>
             </w:r>
             <w:r>
               <w:rPr>
@@ -3656,7 +3656,7 @@
               <w:lang w:eastAsia="lv-LV"/>
             </w:rPr>
           </w:pPr>
-          <w:hyperlink w:anchor="_Toc230230101" w:history="1">
+          <w:hyperlink w:anchor="_Toc230237727" w:history="1">
             <w:r>
               <w:rPr>
                 <w:rStyle w:val="Hipersaite"/>
@@ -3699,7 +3699,7 @@
                 <w:noProof/>
                 <w:webHidden/>
               </w:rPr>
-              <w:instrText xml:space="preserve"> PAGEREF _Toc230230101 \h </w:instrText>
+              <w:instrText xml:space="preserve"> PAGEREF _Toc230237727 \h </w:instrText>
             </w:r>
             <w:r>
               <w:rPr>
@@ -3740,7 +3740,7 @@
               <w:lang w:eastAsia="lv-LV"/>
             </w:rPr>
           </w:pPr>
-          <w:hyperlink w:anchor="_Toc230230102" w:history="1">
+          <w:hyperlink w:anchor="_Toc230237728" w:history="1">
             <w:r>
               <w:rPr>
                 <w:rStyle w:val="Hipersaite"/>
@@ -3783,7 +3783,7 @@
                 <w:noProof/>
                 <w:webHidden/>
               </w:rPr>
-              <w:instrText xml:space="preserve"> PAGEREF _Toc230230102 \h </w:instrText>
+              <w:instrText xml:space="preserve"> PAGEREF _Toc230237728 \h </w:instrText>
             </w:r>
             <w:r>
               <w:rPr>
@@ -3824,7 +3824,7 @@
               <w:lang w:eastAsia="lv-LV"/>
             </w:rPr>
           </w:pPr>
-          <w:hyperlink w:anchor="_Toc230230103" w:history="1">
+          <w:hyperlink w:anchor="_Toc230237729" w:history="1">
             <w:r>
               <w:rPr>
                 <w:rStyle w:val="Hipersaite"/>
@@ -3867,7 +3867,7 @@
                 <w:noProof/>
                 <w:webHidden/>
               </w:rPr>
-              <w:instrText xml:space="preserve"> PAGEREF _Toc230230103 \h </w:instrText>
+              <w:instrText xml:space="preserve"> PAGEREF _Toc230237729 \h </w:instrText>
             </w:r>
             <w:r>
               <w:rPr>
@@ -3908,7 +3908,7 @@
               <w:lang w:eastAsia="lv-LV"/>
             </w:rPr>
           </w:pPr>
-          <w:hyperlink w:anchor="_Toc230230104" w:history="1">
+          <w:hyperlink w:anchor="_Toc230237730" w:history="1">
             <w:r>
               <w:rPr>
                 <w:rStyle w:val="Hipersaite"/>
@@ -3951,7 +3951,7 @@
                 <w:noProof/>
                 <w:webHidden/>
               </w:rPr>
-              <w:instrText xml:space="preserve"> PAGEREF _Toc230230104 \h </w:instrText>
+              <w:instrText xml:space="preserve"> PAGEREF _Toc230237730 \h </w:instrText>
             </w:r>
             <w:r>
               <w:rPr>
@@ -3992,7 +3992,7 @@
               <w:lang w:eastAsia="lv-LV"/>
             </w:rPr>
           </w:pPr>
-          <w:hyperlink w:anchor="_Toc230230105" w:history="1">
+          <w:hyperlink w:anchor="_Toc230237731" w:history="1">
             <w:r>
               <w:rPr>
                 <w:rStyle w:val="Hipersaite"/>
@@ -4035,7 +4035,7 @@
                 <w:noProof/>
                 <w:webHidden/>
               </w:rPr>
-              <w:instrText xml:space="preserve"> PAGEREF _Toc230230105 \h </w:instrText>
+              <w:instrText xml:space="preserve"> PAGEREF _Toc230237731 \h </w:instrText>
             </w:r>
             <w:r>
               <w:rPr>
@@ -4076,7 +4076,7 @@
               <w:lang w:eastAsia="lv-LV"/>
             </w:rPr>
           </w:pPr>
-          <w:hyperlink w:anchor="_Toc230230106" w:history="1">
+          <w:hyperlink w:anchor="_Toc230237732" w:history="1">
             <w:r>
               <w:rPr>
                 <w:rStyle w:val="Hipersaite"/>
@@ -4119,7 +4119,7 @@
                 <w:noProof/>
                 <w:webHidden/>
               </w:rPr>
-              <w:instrText xml:space="preserve"> PAGEREF _Toc230230106 \h </w:instrText>
+              <w:instrText xml:space="preserve"> PAGEREF _Toc230237732 \h </w:instrText>
             </w:r>
             <w:r>
               <w:rPr>
@@ -4140,6 +4140,762 @@
                 <w:webHidden/>
               </w:rPr>
               <w:t>34</w:t>
+            </w:r>
+            <w:r>
+              <w:rPr>
+                <w:noProof/>
+                <w:webHidden/>
+              </w:rPr>
+              <w:fldChar w:fldCharType="end"/>
+            </w:r>
+          </w:hyperlink>
+        </w:p>
+        <w:p>
+          <w:pPr>
+            <w:pStyle w:val="Saturs2"/>
+            <w:rPr>
+              <w:rFonts w:asciiTheme="minorHAnsi" w:eastAsiaTheme="minorEastAsia" w:hAnsiTheme="minorHAnsi" w:cstheme="minorBidi"/>
+              <w:noProof/>
+              <w:kern w:val="2"/>
+              <w:lang w:eastAsia="lv-LV"/>
+            </w:rPr>
+          </w:pPr>
+          <w:hyperlink w:anchor="_Toc230237733" w:history="1">
+            <w:r>
+              <w:rPr>
+                <w:rStyle w:val="Hipersaite"/>
+                <w:noProof/>
+              </w:rPr>
+              <w:t>5.1.</w:t>
+            </w:r>
+            <w:r>
+              <w:rPr>
+                <w:rFonts w:asciiTheme="minorHAnsi" w:eastAsiaTheme="minorEastAsia" w:hAnsiTheme="minorHAnsi" w:cstheme="minorBidi"/>
+                <w:noProof/>
+                <w:kern w:val="2"/>
+                <w:lang w:eastAsia="lv-LV"/>
+              </w:rPr>
+              <w:tab/>
+            </w:r>
+            <w:r>
+              <w:rPr>
+                <w:rStyle w:val="Hipersaite"/>
+                <w:noProof/>
+              </w:rPr>
+              <w:t>Sākuma aina</w:t>
+            </w:r>
+            <w:r>
+              <w:rPr>
+                <w:noProof/>
+                <w:webHidden/>
+              </w:rPr>
+              <w:tab/>
+            </w:r>
+            <w:r>
+              <w:rPr>
+                <w:noProof/>
+                <w:webHidden/>
+              </w:rPr>
+              <w:fldChar w:fldCharType="begin"/>
+            </w:r>
+            <w:r>
+              <w:rPr>
+                <w:noProof/>
+                <w:webHidden/>
+              </w:rPr>
+              <w:instrText xml:space="preserve"> PAGEREF _Toc230237733 \h </w:instrText>
+            </w:r>
+            <w:r>
+              <w:rPr>
+                <w:noProof/>
+                <w:webHidden/>
+              </w:rPr>
+            </w:r>
+            <w:r>
+              <w:rPr>
+                <w:noProof/>
+                <w:webHidden/>
+              </w:rPr>
+              <w:fldChar w:fldCharType="separate"/>
+            </w:r>
+            <w:r>
+              <w:rPr>
+                <w:noProof/>
+                <w:webHidden/>
+              </w:rPr>
+              <w:t>34</w:t>
+            </w:r>
+            <w:r>
+              <w:rPr>
+                <w:noProof/>
+                <w:webHidden/>
+              </w:rPr>
+              <w:fldChar w:fldCharType="end"/>
+            </w:r>
+          </w:hyperlink>
+        </w:p>
+        <w:p>
+          <w:pPr>
+            <w:pStyle w:val="Saturs2"/>
+            <w:rPr>
+              <w:rFonts w:asciiTheme="minorHAnsi" w:eastAsiaTheme="minorEastAsia" w:hAnsiTheme="minorHAnsi" w:cstheme="minorBidi"/>
+              <w:noProof/>
+              <w:kern w:val="2"/>
+              <w:lang w:eastAsia="lv-LV"/>
+            </w:rPr>
+          </w:pPr>
+          <w:hyperlink w:anchor="_Toc230237734" w:history="1">
+            <w:r>
+              <w:rPr>
+                <w:rStyle w:val="Hipersaite"/>
+                <w:noProof/>
+              </w:rPr>
+              <w:t>5.2.</w:t>
+            </w:r>
+            <w:r>
+              <w:rPr>
+                <w:rFonts w:asciiTheme="minorHAnsi" w:eastAsiaTheme="minorEastAsia" w:hAnsiTheme="minorHAnsi" w:cstheme="minorBidi"/>
+                <w:noProof/>
+                <w:kern w:val="2"/>
+                <w:lang w:eastAsia="lv-LV"/>
+              </w:rPr>
+              <w:tab/>
+            </w:r>
+            <w:r>
+              <w:rPr>
+                <w:rStyle w:val="Hipersaite"/>
+                <w:noProof/>
+              </w:rPr>
+              <w:t>Līmeņu atlases aina</w:t>
+            </w:r>
+            <w:r>
+              <w:rPr>
+                <w:noProof/>
+                <w:webHidden/>
+              </w:rPr>
+              <w:tab/>
+            </w:r>
+            <w:r>
+              <w:rPr>
+                <w:noProof/>
+                <w:webHidden/>
+              </w:rPr>
+              <w:fldChar w:fldCharType="begin"/>
+            </w:r>
+            <w:r>
+              <w:rPr>
+                <w:noProof/>
+                <w:webHidden/>
+              </w:rPr>
+              <w:instrText xml:space="preserve"> PAGEREF _Toc230237734 \h </w:instrText>
+            </w:r>
+            <w:r>
+              <w:rPr>
+                <w:noProof/>
+                <w:webHidden/>
+              </w:rPr>
+            </w:r>
+            <w:r>
+              <w:rPr>
+                <w:noProof/>
+                <w:webHidden/>
+              </w:rPr>
+              <w:fldChar w:fldCharType="separate"/>
+            </w:r>
+            <w:r>
+              <w:rPr>
+                <w:noProof/>
+                <w:webHidden/>
+              </w:rPr>
+              <w:t>35</w:t>
+            </w:r>
+            <w:r>
+              <w:rPr>
+                <w:noProof/>
+                <w:webHidden/>
+              </w:rPr>
+              <w:fldChar w:fldCharType="end"/>
+            </w:r>
+          </w:hyperlink>
+        </w:p>
+        <w:p>
+          <w:pPr>
+            <w:pStyle w:val="Saturs2"/>
+            <w:rPr>
+              <w:rFonts w:asciiTheme="minorHAnsi" w:eastAsiaTheme="minorEastAsia" w:hAnsiTheme="minorHAnsi" w:cstheme="minorBidi"/>
+              <w:noProof/>
+              <w:kern w:val="2"/>
+              <w:lang w:eastAsia="lv-LV"/>
+            </w:rPr>
+          </w:pPr>
+          <w:hyperlink w:anchor="_Toc230237735" w:history="1">
+            <w:r>
+              <w:rPr>
+                <w:rStyle w:val="Hipersaite"/>
+                <w:noProof/>
+              </w:rPr>
+              <w:t>5.3.</w:t>
+            </w:r>
+            <w:r>
+              <w:rPr>
+                <w:rFonts w:asciiTheme="minorHAnsi" w:eastAsiaTheme="minorEastAsia" w:hAnsiTheme="minorHAnsi" w:cstheme="minorBidi"/>
+                <w:noProof/>
+                <w:kern w:val="2"/>
+                <w:lang w:eastAsia="lv-LV"/>
+              </w:rPr>
+              <w:tab/>
+            </w:r>
+            <w:r>
+              <w:rPr>
+                <w:rStyle w:val="Hipersaite"/>
+                <w:noProof/>
+              </w:rPr>
+              <w:t>Spēles laukuma aina</w:t>
+            </w:r>
+            <w:r>
+              <w:rPr>
+                <w:noProof/>
+                <w:webHidden/>
+              </w:rPr>
+              <w:tab/>
+            </w:r>
+            <w:r>
+              <w:rPr>
+                <w:noProof/>
+                <w:webHidden/>
+              </w:rPr>
+              <w:fldChar w:fldCharType="begin"/>
+            </w:r>
+            <w:r>
+              <w:rPr>
+                <w:noProof/>
+                <w:webHidden/>
+              </w:rPr>
+              <w:instrText xml:space="preserve"> PAGEREF _Toc230237735 \h </w:instrText>
+            </w:r>
+            <w:r>
+              <w:rPr>
+                <w:noProof/>
+                <w:webHidden/>
+              </w:rPr>
+            </w:r>
+            <w:r>
+              <w:rPr>
+                <w:noProof/>
+                <w:webHidden/>
+              </w:rPr>
+              <w:fldChar w:fldCharType="separate"/>
+            </w:r>
+            <w:r>
+              <w:rPr>
+                <w:noProof/>
+                <w:webHidden/>
+              </w:rPr>
+              <w:t>36</w:t>
+            </w:r>
+            <w:r>
+              <w:rPr>
+                <w:noProof/>
+                <w:webHidden/>
+              </w:rPr>
+              <w:fldChar w:fldCharType="end"/>
+            </w:r>
+          </w:hyperlink>
+        </w:p>
+        <w:p>
+          <w:pPr>
+            <w:pStyle w:val="Saturs3"/>
+            <w:rPr>
+              <w:rFonts w:asciiTheme="minorHAnsi" w:eastAsiaTheme="minorEastAsia" w:hAnsiTheme="minorHAnsi" w:cstheme="minorBidi"/>
+              <w:noProof/>
+              <w:kern w:val="2"/>
+              <w:lang w:eastAsia="lv-LV"/>
+            </w:rPr>
+          </w:pPr>
+          <w:hyperlink w:anchor="_Toc230237736" w:history="1">
+            <w:r>
+              <w:rPr>
+                <w:rStyle w:val="Hipersaite"/>
+                <w:noProof/>
+              </w:rPr>
+              <w:t>5.3.1.</w:t>
+            </w:r>
+            <w:r>
+              <w:rPr>
+                <w:rFonts w:asciiTheme="minorHAnsi" w:eastAsiaTheme="minorEastAsia" w:hAnsiTheme="minorHAnsi" w:cstheme="minorBidi"/>
+                <w:noProof/>
+                <w:kern w:val="2"/>
+                <w:lang w:eastAsia="lv-LV"/>
+              </w:rPr>
+              <w:tab/>
+            </w:r>
+            <w:r>
+              <w:rPr>
+                <w:rStyle w:val="Hipersaite"/>
+                <w:noProof/>
+              </w:rPr>
+              <w:t>Virsjosla</w:t>
+            </w:r>
+            <w:r>
+              <w:rPr>
+                <w:noProof/>
+                <w:webHidden/>
+              </w:rPr>
+              <w:tab/>
+            </w:r>
+            <w:r>
+              <w:rPr>
+                <w:noProof/>
+                <w:webHidden/>
+              </w:rPr>
+              <w:fldChar w:fldCharType="begin"/>
+            </w:r>
+            <w:r>
+              <w:rPr>
+                <w:noProof/>
+                <w:webHidden/>
+              </w:rPr>
+              <w:instrText xml:space="preserve"> PAGEREF _Toc230237736 \h </w:instrText>
+            </w:r>
+            <w:r>
+              <w:rPr>
+                <w:noProof/>
+                <w:webHidden/>
+              </w:rPr>
+            </w:r>
+            <w:r>
+              <w:rPr>
+                <w:noProof/>
+                <w:webHidden/>
+              </w:rPr>
+              <w:fldChar w:fldCharType="separate"/>
+            </w:r>
+            <w:r>
+              <w:rPr>
+                <w:noProof/>
+                <w:webHidden/>
+              </w:rPr>
+              <w:t>36</w:t>
+            </w:r>
+            <w:r>
+              <w:rPr>
+                <w:noProof/>
+                <w:webHidden/>
+              </w:rPr>
+              <w:fldChar w:fldCharType="end"/>
+            </w:r>
+          </w:hyperlink>
+        </w:p>
+        <w:p>
+          <w:pPr>
+            <w:pStyle w:val="Saturs3"/>
+            <w:rPr>
+              <w:rFonts w:asciiTheme="minorHAnsi" w:eastAsiaTheme="minorEastAsia" w:hAnsiTheme="minorHAnsi" w:cstheme="minorBidi"/>
+              <w:noProof/>
+              <w:kern w:val="2"/>
+              <w:lang w:eastAsia="lv-LV"/>
+            </w:rPr>
+          </w:pPr>
+          <w:hyperlink w:anchor="_Toc230237737" w:history="1">
+            <w:r>
+              <w:rPr>
+                <w:rStyle w:val="Hipersaite"/>
+                <w:noProof/>
+              </w:rPr>
+              <w:t>5.3.2.</w:t>
+            </w:r>
+            <w:r>
+              <w:rPr>
+                <w:rFonts w:asciiTheme="minorHAnsi" w:eastAsiaTheme="minorEastAsia" w:hAnsiTheme="minorHAnsi" w:cstheme="minorBidi"/>
+                <w:noProof/>
+                <w:kern w:val="2"/>
+                <w:lang w:eastAsia="lv-LV"/>
+              </w:rPr>
+              <w:tab/>
+            </w:r>
+            <w:r>
+              <w:rPr>
+                <w:rStyle w:val="Hipersaite"/>
+                <w:noProof/>
+              </w:rPr>
+              <w:t>Ierīču ievietošana</w:t>
+            </w:r>
+            <w:r>
+              <w:rPr>
+                <w:noProof/>
+                <w:webHidden/>
+              </w:rPr>
+              <w:tab/>
+            </w:r>
+            <w:r>
+              <w:rPr>
+                <w:noProof/>
+                <w:webHidden/>
+              </w:rPr>
+              <w:fldChar w:fldCharType="begin"/>
+            </w:r>
+            <w:r>
+              <w:rPr>
+                <w:noProof/>
+                <w:webHidden/>
+              </w:rPr>
+              <w:instrText xml:space="preserve"> PAGEREF _Toc230237737 \h </w:instrText>
+            </w:r>
+            <w:r>
+              <w:rPr>
+                <w:noProof/>
+                <w:webHidden/>
+              </w:rPr>
+            </w:r>
+            <w:r>
+              <w:rPr>
+                <w:noProof/>
+                <w:webHidden/>
+              </w:rPr>
+              <w:fldChar w:fldCharType="separate"/>
+            </w:r>
+            <w:r>
+              <w:rPr>
+                <w:noProof/>
+                <w:webHidden/>
+              </w:rPr>
+              <w:t>37</w:t>
+            </w:r>
+            <w:r>
+              <w:rPr>
+                <w:noProof/>
+                <w:webHidden/>
+              </w:rPr>
+              <w:fldChar w:fldCharType="end"/>
+            </w:r>
+          </w:hyperlink>
+        </w:p>
+        <w:p>
+          <w:pPr>
+            <w:pStyle w:val="Saturs3"/>
+            <w:rPr>
+              <w:rFonts w:asciiTheme="minorHAnsi" w:eastAsiaTheme="minorEastAsia" w:hAnsiTheme="minorHAnsi" w:cstheme="minorBidi"/>
+              <w:noProof/>
+              <w:kern w:val="2"/>
+              <w:lang w:eastAsia="lv-LV"/>
+            </w:rPr>
+          </w:pPr>
+          <w:hyperlink w:anchor="_Toc230237738" w:history="1">
+            <w:r>
+              <w:rPr>
+                <w:rStyle w:val="Hipersaite"/>
+                <w:noProof/>
+              </w:rPr>
+              <w:t>5.3.3.</w:t>
+            </w:r>
+            <w:r>
+              <w:rPr>
+                <w:rFonts w:asciiTheme="minorHAnsi" w:eastAsiaTheme="minorEastAsia" w:hAnsiTheme="minorHAnsi" w:cstheme="minorBidi"/>
+                <w:noProof/>
+                <w:kern w:val="2"/>
+                <w:lang w:eastAsia="lv-LV"/>
+              </w:rPr>
+              <w:tab/>
+            </w:r>
+            <w:r>
+              <w:rPr>
+                <w:rStyle w:val="Hipersaite"/>
+                <w:noProof/>
+              </w:rPr>
+              <w:t>Ierīču koriģēšana</w:t>
+            </w:r>
+            <w:r>
+              <w:rPr>
+                <w:noProof/>
+                <w:webHidden/>
+              </w:rPr>
+              <w:tab/>
+            </w:r>
+            <w:r>
+              <w:rPr>
+                <w:noProof/>
+                <w:webHidden/>
+              </w:rPr>
+              <w:fldChar w:fldCharType="begin"/>
+            </w:r>
+            <w:r>
+              <w:rPr>
+                <w:noProof/>
+                <w:webHidden/>
+              </w:rPr>
+              <w:instrText xml:space="preserve"> PAGEREF _Toc230237738 \h </w:instrText>
+            </w:r>
+            <w:r>
+              <w:rPr>
+                <w:noProof/>
+                <w:webHidden/>
+              </w:rPr>
+            </w:r>
+            <w:r>
+              <w:rPr>
+                <w:noProof/>
+                <w:webHidden/>
+              </w:rPr>
+              <w:fldChar w:fldCharType="separate"/>
+            </w:r>
+            <w:r>
+              <w:rPr>
+                <w:noProof/>
+                <w:webHidden/>
+              </w:rPr>
+              <w:t>38</w:t>
+            </w:r>
+            <w:r>
+              <w:rPr>
+                <w:noProof/>
+                <w:webHidden/>
+              </w:rPr>
+              <w:fldChar w:fldCharType="end"/>
+            </w:r>
+          </w:hyperlink>
+        </w:p>
+        <w:p>
+          <w:pPr>
+            <w:pStyle w:val="Saturs3"/>
+            <w:rPr>
+              <w:rFonts w:asciiTheme="minorHAnsi" w:eastAsiaTheme="minorEastAsia" w:hAnsiTheme="minorHAnsi" w:cstheme="minorBidi"/>
+              <w:noProof/>
+              <w:kern w:val="2"/>
+              <w:lang w:eastAsia="lv-LV"/>
+            </w:rPr>
+          </w:pPr>
+          <w:hyperlink w:anchor="_Toc230237739" w:history="1">
+            <w:r>
+              <w:rPr>
+                <w:rStyle w:val="Hipersaite"/>
+                <w:noProof/>
+              </w:rPr>
+              <w:t>5.3.4.</w:t>
+            </w:r>
+            <w:r>
+              <w:rPr>
+                <w:rFonts w:asciiTheme="minorHAnsi" w:eastAsiaTheme="minorEastAsia" w:hAnsiTheme="minorHAnsi" w:cstheme="minorBidi"/>
+                <w:noProof/>
+                <w:kern w:val="2"/>
+                <w:lang w:eastAsia="lv-LV"/>
+              </w:rPr>
+              <w:tab/>
+            </w:r>
+            <w:r>
+              <w:rPr>
+                <w:rStyle w:val="Hipersaite"/>
+                <w:noProof/>
+              </w:rPr>
+              <w:t>Izlūku izsaukšana</w:t>
+            </w:r>
+            <w:r>
+              <w:rPr>
+                <w:noProof/>
+                <w:webHidden/>
+              </w:rPr>
+              <w:tab/>
+            </w:r>
+            <w:r>
+              <w:rPr>
+                <w:noProof/>
+                <w:webHidden/>
+              </w:rPr>
+              <w:fldChar w:fldCharType="begin"/>
+            </w:r>
+            <w:r>
+              <w:rPr>
+                <w:noProof/>
+                <w:webHidden/>
+              </w:rPr>
+              <w:instrText xml:space="preserve"> PAGEREF _Toc230237739 \h </w:instrText>
+            </w:r>
+            <w:r>
+              <w:rPr>
+                <w:noProof/>
+                <w:webHidden/>
+              </w:rPr>
+            </w:r>
+            <w:r>
+              <w:rPr>
+                <w:noProof/>
+                <w:webHidden/>
+              </w:rPr>
+              <w:fldChar w:fldCharType="separate"/>
+            </w:r>
+            <w:r>
+              <w:rPr>
+                <w:noProof/>
+                <w:webHidden/>
+              </w:rPr>
+              <w:t>40</w:t>
+            </w:r>
+            <w:r>
+              <w:rPr>
+                <w:noProof/>
+                <w:webHidden/>
+              </w:rPr>
+              <w:fldChar w:fldCharType="end"/>
+            </w:r>
+          </w:hyperlink>
+        </w:p>
+        <w:p>
+          <w:pPr>
+            <w:pStyle w:val="Saturs3"/>
+            <w:rPr>
+              <w:rFonts w:asciiTheme="minorHAnsi" w:eastAsiaTheme="minorEastAsia" w:hAnsiTheme="minorHAnsi" w:cstheme="minorBidi"/>
+              <w:noProof/>
+              <w:kern w:val="2"/>
+              <w:lang w:eastAsia="lv-LV"/>
+            </w:rPr>
+          </w:pPr>
+          <w:hyperlink w:anchor="_Toc230237740" w:history="1">
+            <w:r>
+              <w:rPr>
+                <w:rStyle w:val="Hipersaite"/>
+                <w:noProof/>
+              </w:rPr>
+              <w:t>5.3.5.</w:t>
+            </w:r>
+            <w:r>
+              <w:rPr>
+                <w:rFonts w:asciiTheme="minorHAnsi" w:eastAsiaTheme="minorEastAsia" w:hAnsiTheme="minorHAnsi" w:cstheme="minorBidi"/>
+                <w:noProof/>
+                <w:kern w:val="2"/>
+                <w:lang w:eastAsia="lv-LV"/>
+              </w:rPr>
+              <w:tab/>
+            </w:r>
+            <w:r>
+              <w:rPr>
+                <w:rStyle w:val="Hipersaite"/>
+                <w:noProof/>
+              </w:rPr>
+              <w:t>Uguņošana</w:t>
+            </w:r>
+            <w:r>
+              <w:rPr>
+                <w:noProof/>
+                <w:webHidden/>
+              </w:rPr>
+              <w:tab/>
+            </w:r>
+            <w:r>
+              <w:rPr>
+                <w:noProof/>
+                <w:webHidden/>
+              </w:rPr>
+              <w:fldChar w:fldCharType="begin"/>
+            </w:r>
+            <w:r>
+              <w:rPr>
+                <w:noProof/>
+                <w:webHidden/>
+              </w:rPr>
+              <w:instrText xml:space="preserve"> PAGEREF _Toc230237740 \h </w:instrText>
+            </w:r>
+            <w:r>
+              <w:rPr>
+                <w:noProof/>
+                <w:webHidden/>
+              </w:rPr>
+            </w:r>
+            <w:r>
+              <w:rPr>
+                <w:noProof/>
+                <w:webHidden/>
+              </w:rPr>
+              <w:fldChar w:fldCharType="separate"/>
+            </w:r>
+            <w:r>
+              <w:rPr>
+                <w:noProof/>
+                <w:webHidden/>
+              </w:rPr>
+              <w:t>41</w:t>
+            </w:r>
+            <w:r>
+              <w:rPr>
+                <w:noProof/>
+                <w:webHidden/>
+              </w:rPr>
+              <w:fldChar w:fldCharType="end"/>
+            </w:r>
+          </w:hyperlink>
+        </w:p>
+        <w:p>
+          <w:pPr>
+            <w:pStyle w:val="Saturs3"/>
+            <w:rPr>
+              <w:rFonts w:asciiTheme="minorHAnsi" w:eastAsiaTheme="minorEastAsia" w:hAnsiTheme="minorHAnsi" w:cstheme="minorBidi"/>
+              <w:noProof/>
+              <w:kern w:val="2"/>
+              <w:lang w:eastAsia="lv-LV"/>
+            </w:rPr>
+          </w:pPr>
+          <w:hyperlink w:anchor="_Toc230237741" w:history="1">
+            <w:r>
+              <w:rPr>
+                <w:rStyle w:val="Hipersaite"/>
+                <w:noProof/>
+              </w:rPr>
+              <w:t>5.3.6.</w:t>
+            </w:r>
+            <w:r>
+              <w:rPr>
+                <w:rFonts w:asciiTheme="minorHAnsi" w:eastAsiaTheme="minorEastAsia" w:hAnsiTheme="minorHAnsi" w:cstheme="minorBidi"/>
+                <w:noProof/>
+                <w:kern w:val="2"/>
+                <w:lang w:eastAsia="lv-LV"/>
+              </w:rPr>
+              <w:tab/>
+            </w:r>
+            <w:r>
+              <w:rPr>
+                <w:rStyle w:val="Hipersaite"/>
+                <w:noProof/>
+              </w:rPr>
+              <w:t>Rezultāti</w:t>
+            </w:r>
+            <w:r>
+              <w:rPr>
+                <w:noProof/>
+                <w:webHidden/>
+              </w:rPr>
+              <w:tab/>
+            </w:r>
+            <w:r>
+              <w:rPr>
+                <w:noProof/>
+                <w:webHidden/>
+              </w:rPr>
+              <w:fldChar w:fldCharType="begin"/>
+            </w:r>
+            <w:r>
+              <w:rPr>
+                <w:noProof/>
+                <w:webHidden/>
+              </w:rPr>
+              <w:instrText xml:space="preserve"> PAGEREF _Toc230237741 \h </w:instrText>
+            </w:r>
+            <w:r>
+              <w:rPr>
+                <w:noProof/>
+                <w:webHidden/>
+              </w:rPr>
+            </w:r>
+            <w:r>
+              <w:rPr>
+                <w:noProof/>
+                <w:webHidden/>
+              </w:rPr>
+              <w:fldChar w:fldCharType="separate"/>
+            </w:r>
+            <w:r>
+              <w:rPr>
+                <w:noProof/>
+                <w:webHidden/>
+              </w:rPr>
+              <w:t>43</w:t>
             </w:r>
             <w:r>
               <w:rPr>
@@ -4160,7 +4916,7 @@
               <w:lang w:eastAsia="lv-LV"/>
             </w:rPr>
           </w:pPr>
-          <w:hyperlink w:anchor="_Toc230230107" w:history="1">
+          <w:hyperlink w:anchor="_Toc230237742" w:history="1">
             <w:r>
               <w:rPr>
                 <w:rStyle w:val="Hipersaite"/>
@@ -4203,7 +4959,7 @@
                 <w:noProof/>
                 <w:webHidden/>
               </w:rPr>
-              <w:instrText xml:space="preserve"> PAGEREF _Toc230230107 \h </w:instrText>
+              <w:instrText xml:space="preserve"> PAGEREF _Toc230237742 \h </w:instrText>
             </w:r>
             <w:r>
               <w:rPr>
@@ -4223,7 +4979,7 @@
                 <w:noProof/>
                 <w:webHidden/>
               </w:rPr>
-              <w:t>35</w:t>
+              <w:t>44</w:t>
             </w:r>
             <w:r>
               <w:rPr>
@@ -4244,7 +5000,7 @@
               <w:lang w:eastAsia="lv-LV"/>
             </w:rPr>
           </w:pPr>
-          <w:hyperlink w:anchor="_Toc230230108" w:history="1">
+          <w:hyperlink w:anchor="_Toc230237743" w:history="1">
             <w:r>
               <w:rPr>
                 <w:rStyle w:val="Hipersaite"/>
@@ -4287,7 +5043,7 @@
                 <w:noProof/>
                 <w:webHidden/>
               </w:rPr>
-              <w:instrText xml:space="preserve"> PAGEREF _Toc230230108 \h </w:instrText>
+              <w:instrText xml:space="preserve"> PAGEREF _Toc230237743 \h </w:instrText>
             </w:r>
             <w:r>
               <w:rPr>
@@ -4307,7 +5063,7 @@
                 <w:noProof/>
                 <w:webHidden/>
               </w:rPr>
-              <w:t>35</w:t>
+              <w:t>44</w:t>
             </w:r>
             <w:r>
               <w:rPr>
@@ -4328,7 +5084,7 @@
               <w:lang w:eastAsia="lv-LV"/>
             </w:rPr>
           </w:pPr>
-          <w:hyperlink w:anchor="_Toc230230109" w:history="1">
+          <w:hyperlink w:anchor="_Toc230237744" w:history="1">
             <w:r>
               <w:rPr>
                 <w:rStyle w:val="Hipersaite"/>
@@ -4371,7 +5127,7 @@
                 <w:noProof/>
                 <w:webHidden/>
               </w:rPr>
-              <w:instrText xml:space="preserve"> PAGEREF _Toc230230109 \h </w:instrText>
+              <w:instrText xml:space="preserve"> PAGEREF _Toc230237744 \h </w:instrText>
             </w:r>
             <w:r>
               <w:rPr>
@@ -4391,7 +5147,327 @@
                 <w:noProof/>
                 <w:webHidden/>
               </w:rPr>
-              <w:t>35</w:t>
+              <w:t>44</w:t>
+            </w:r>
+            <w:r>
+              <w:rPr>
+                <w:noProof/>
+                <w:webHidden/>
+              </w:rPr>
+              <w:fldChar w:fldCharType="end"/>
+            </w:r>
+          </w:hyperlink>
+        </w:p>
+        <w:p>
+          <w:pPr>
+            <w:pStyle w:val="Saturs1"/>
+            <w:rPr>
+              <w:rFonts w:asciiTheme="minorHAnsi" w:eastAsiaTheme="minorEastAsia" w:hAnsiTheme="minorHAnsi" w:cstheme="minorBidi"/>
+              <w:noProof/>
+              <w:kern w:val="2"/>
+              <w:lang w:eastAsia="lv-LV"/>
+            </w:rPr>
+          </w:pPr>
+          <w:hyperlink w:anchor="_Toc230237745" w:history="1">
+            <w:r>
+              <w:rPr>
+                <w:rStyle w:val="Hipersaite"/>
+                <w:noProof/>
+              </w:rPr>
+              <w:t>7.</w:t>
+            </w:r>
+            <w:r>
+              <w:rPr>
+                <w:rFonts w:asciiTheme="minorHAnsi" w:eastAsiaTheme="minorEastAsia" w:hAnsiTheme="minorHAnsi" w:cstheme="minorBidi"/>
+                <w:noProof/>
+                <w:kern w:val="2"/>
+                <w:lang w:eastAsia="lv-LV"/>
+              </w:rPr>
+              <w:tab/>
+            </w:r>
+            <w:r>
+              <w:rPr>
+                <w:rStyle w:val="Hipersaite"/>
+                <w:noProof/>
+              </w:rPr>
+              <w:t>Secinājumi</w:t>
+            </w:r>
+            <w:r>
+              <w:rPr>
+                <w:noProof/>
+                <w:webHidden/>
+              </w:rPr>
+              <w:tab/>
+            </w:r>
+            <w:r>
+              <w:rPr>
+                <w:noProof/>
+                <w:webHidden/>
+              </w:rPr>
+              <w:fldChar w:fldCharType="begin"/>
+            </w:r>
+            <w:r>
+              <w:rPr>
+                <w:noProof/>
+                <w:webHidden/>
+              </w:rPr>
+              <w:instrText xml:space="preserve"> PAGEREF _Toc230237745 \h </w:instrText>
+            </w:r>
+            <w:r>
+              <w:rPr>
+                <w:noProof/>
+                <w:webHidden/>
+              </w:rPr>
+            </w:r>
+            <w:r>
+              <w:rPr>
+                <w:noProof/>
+                <w:webHidden/>
+              </w:rPr>
+              <w:fldChar w:fldCharType="separate"/>
+            </w:r>
+            <w:r>
+              <w:rPr>
+                <w:noProof/>
+                <w:webHidden/>
+              </w:rPr>
+              <w:t>47</w:t>
+            </w:r>
+            <w:r>
+              <w:rPr>
+                <w:noProof/>
+                <w:webHidden/>
+              </w:rPr>
+              <w:fldChar w:fldCharType="end"/>
+            </w:r>
+          </w:hyperlink>
+        </w:p>
+        <w:p>
+          <w:pPr>
+            <w:pStyle w:val="Saturs1"/>
+            <w:rPr>
+              <w:rFonts w:asciiTheme="minorHAnsi" w:eastAsiaTheme="minorEastAsia" w:hAnsiTheme="minorHAnsi" w:cstheme="minorBidi"/>
+              <w:noProof/>
+              <w:kern w:val="2"/>
+              <w:lang w:eastAsia="lv-LV"/>
+            </w:rPr>
+          </w:pPr>
+          <w:hyperlink w:anchor="_Toc230237746" w:history="1">
+            <w:r>
+              <w:rPr>
+                <w:rStyle w:val="Hipersaite"/>
+                <w:noProof/>
+              </w:rPr>
+              <w:t>8.</w:t>
+            </w:r>
+            <w:r>
+              <w:rPr>
+                <w:rFonts w:asciiTheme="minorHAnsi" w:eastAsiaTheme="minorEastAsia" w:hAnsiTheme="minorHAnsi" w:cstheme="minorBidi"/>
+                <w:noProof/>
+                <w:kern w:val="2"/>
+                <w:lang w:eastAsia="lv-LV"/>
+              </w:rPr>
+              <w:tab/>
+            </w:r>
+            <w:r>
+              <w:rPr>
+                <w:rStyle w:val="Hipersaite"/>
+                <w:noProof/>
+              </w:rPr>
+              <w:t>Terminoloģija</w:t>
+            </w:r>
+            <w:r>
+              <w:rPr>
+                <w:noProof/>
+                <w:webHidden/>
+              </w:rPr>
+              <w:tab/>
+            </w:r>
+            <w:r>
+              <w:rPr>
+                <w:noProof/>
+                <w:webHidden/>
+              </w:rPr>
+              <w:fldChar w:fldCharType="begin"/>
+            </w:r>
+            <w:r>
+              <w:rPr>
+                <w:noProof/>
+                <w:webHidden/>
+              </w:rPr>
+              <w:instrText xml:space="preserve"> PAGEREF _Toc230237746 \h </w:instrText>
+            </w:r>
+            <w:r>
+              <w:rPr>
+                <w:noProof/>
+                <w:webHidden/>
+              </w:rPr>
+            </w:r>
+            <w:r>
+              <w:rPr>
+                <w:noProof/>
+                <w:webHidden/>
+              </w:rPr>
+              <w:fldChar w:fldCharType="separate"/>
+            </w:r>
+            <w:r>
+              <w:rPr>
+                <w:noProof/>
+                <w:webHidden/>
+              </w:rPr>
+              <w:t>48</w:t>
+            </w:r>
+            <w:r>
+              <w:rPr>
+                <w:noProof/>
+                <w:webHidden/>
+              </w:rPr>
+              <w:fldChar w:fldCharType="end"/>
+            </w:r>
+          </w:hyperlink>
+        </w:p>
+        <w:p>
+          <w:pPr>
+            <w:pStyle w:val="Saturs1"/>
+            <w:rPr>
+              <w:rFonts w:asciiTheme="minorHAnsi" w:eastAsiaTheme="minorEastAsia" w:hAnsiTheme="minorHAnsi" w:cstheme="minorBidi"/>
+              <w:noProof/>
+              <w:kern w:val="2"/>
+              <w:lang w:eastAsia="lv-LV"/>
+            </w:rPr>
+          </w:pPr>
+          <w:hyperlink w:anchor="_Toc230237747" w:history="1">
+            <w:r>
+              <w:rPr>
+                <w:rStyle w:val="Hipersaite"/>
+                <w:noProof/>
+              </w:rPr>
+              <w:t>9.</w:t>
+            </w:r>
+            <w:r>
+              <w:rPr>
+                <w:rFonts w:asciiTheme="minorHAnsi" w:eastAsiaTheme="minorEastAsia" w:hAnsiTheme="minorHAnsi" w:cstheme="minorBidi"/>
+                <w:noProof/>
+                <w:kern w:val="2"/>
+                <w:lang w:eastAsia="lv-LV"/>
+              </w:rPr>
+              <w:tab/>
+            </w:r>
+            <w:r>
+              <w:rPr>
+                <w:rStyle w:val="Hipersaite"/>
+                <w:noProof/>
+              </w:rPr>
+              <w:t>Avoti</w:t>
+            </w:r>
+            <w:r>
+              <w:rPr>
+                <w:noProof/>
+                <w:webHidden/>
+              </w:rPr>
+              <w:tab/>
+            </w:r>
+            <w:r>
+              <w:rPr>
+                <w:noProof/>
+                <w:webHidden/>
+              </w:rPr>
+              <w:fldChar w:fldCharType="begin"/>
+            </w:r>
+            <w:r>
+              <w:rPr>
+                <w:noProof/>
+                <w:webHidden/>
+              </w:rPr>
+              <w:instrText xml:space="preserve"> PAGEREF _Toc230237747 \h </w:instrText>
+            </w:r>
+            <w:r>
+              <w:rPr>
+                <w:noProof/>
+                <w:webHidden/>
+              </w:rPr>
+            </w:r>
+            <w:r>
+              <w:rPr>
+                <w:noProof/>
+                <w:webHidden/>
+              </w:rPr>
+              <w:fldChar w:fldCharType="separate"/>
+            </w:r>
+            <w:r>
+              <w:rPr>
+                <w:noProof/>
+                <w:webHidden/>
+              </w:rPr>
+              <w:t>49</w:t>
+            </w:r>
+            <w:r>
+              <w:rPr>
+                <w:noProof/>
+                <w:webHidden/>
+              </w:rPr>
+              <w:fldChar w:fldCharType="end"/>
+            </w:r>
+          </w:hyperlink>
+        </w:p>
+        <w:p>
+          <w:pPr>
+            <w:pStyle w:val="Saturs1"/>
+            <w:rPr>
+              <w:rFonts w:asciiTheme="minorHAnsi" w:eastAsiaTheme="minorEastAsia" w:hAnsiTheme="minorHAnsi" w:cstheme="minorBidi"/>
+              <w:noProof/>
+              <w:kern w:val="2"/>
+              <w:lang w:eastAsia="lv-LV"/>
+            </w:rPr>
+          </w:pPr>
+          <w:hyperlink w:anchor="_Toc230237748" w:history="1">
+            <w:r>
+              <w:rPr>
+                <w:rStyle w:val="Hipersaite"/>
+                <w:noProof/>
+              </w:rPr>
+              <w:t>Pielikums</w:t>
+            </w:r>
+            <w:r>
+              <w:rPr>
+                <w:noProof/>
+                <w:webHidden/>
+              </w:rPr>
+              <w:tab/>
+            </w:r>
+            <w:r>
+              <w:rPr>
+                <w:noProof/>
+                <w:webHidden/>
+              </w:rPr>
+              <w:fldChar w:fldCharType="begin"/>
+            </w:r>
+            <w:r>
+              <w:rPr>
+                <w:noProof/>
+                <w:webHidden/>
+              </w:rPr>
+              <w:instrText xml:space="preserve"> PAGEREF _Toc230237748 \h </w:instrText>
+            </w:r>
+            <w:r>
+              <w:rPr>
+                <w:noProof/>
+                <w:webHidden/>
+              </w:rPr>
+            </w:r>
+            <w:r>
+              <w:rPr>
+                <w:noProof/>
+                <w:webHidden/>
+              </w:rPr>
+              <w:fldChar w:fldCharType="separate"/>
+            </w:r>
+            <w:r>
+              <w:rPr>
+                <w:noProof/>
+                <w:webHidden/>
+              </w:rPr>
+              <w:t>50</w:t>
             </w:r>
             <w:r>
               <w:rPr>
@@ -4444,7 +5520,7 @@
           <w:numId w:val="0"/>
         </w:numPr>
       </w:pPr>
-      <w:bookmarkStart w:id="0" w:name="_Toc230230060"/>
+      <w:bookmarkStart w:id="0" w:name="_Toc230237686"/>
       <w:r>
         <w:lastRenderedPageBreak/>
         <w:t>Ievads</w:t>
@@ -4570,7 +5646,7 @@
       <w:pPr>
         <w:pStyle w:val="Virsraksts1"/>
       </w:pPr>
-      <w:bookmarkStart w:id="1" w:name="_Toc230230061"/>
+      <w:bookmarkStart w:id="1" w:name="_Toc230237687"/>
       <w:r>
         <w:lastRenderedPageBreak/>
         <w:t>Uzdevuma formulējums</w:t>
@@ -4581,7 +5657,7 @@
       <w:pPr>
         <w:pStyle w:val="Virsraksts2"/>
       </w:pPr>
-      <w:bookmarkStart w:id="2" w:name="_Toc230230062"/>
+      <w:bookmarkStart w:id="2" w:name="_Toc230237688"/>
       <w:r>
         <w:t>Vispārīgais formulējums</w:t>
       </w:r>
@@ -4683,7 +5759,7 @@
       <w:pPr>
         <w:pStyle w:val="Virsraksts2"/>
       </w:pPr>
-      <w:bookmarkStart w:id="3" w:name="_Toc230230063"/>
+      <w:bookmarkStart w:id="3" w:name="_Toc230237689"/>
       <w:r>
         <w:t>Projektēšanas formulējums</w:t>
       </w:r>
@@ -4727,7 +5803,7 @@
       <w:pPr>
         <w:pStyle w:val="Virsraksts2"/>
       </w:pPr>
-      <w:bookmarkStart w:id="4" w:name="_Toc230230064"/>
+      <w:bookmarkStart w:id="4" w:name="_Toc230237690"/>
       <w:r>
         <w:t>Izstrādes formulējums</w:t>
       </w:r>
@@ -4753,7 +5829,7 @@
       <w:pPr>
         <w:pStyle w:val="Virsraksts2"/>
       </w:pPr>
-      <w:bookmarkStart w:id="5" w:name="_Toc230230065"/>
+      <w:bookmarkStart w:id="5" w:name="_Toc230237691"/>
       <w:r>
         <w:lastRenderedPageBreak/>
         <w:t>Testēšanas formulējums</w:t>
@@ -4787,7 +5863,7 @@
       <w:pPr>
         <w:pStyle w:val="Virsraksts1"/>
       </w:pPr>
-      <w:bookmarkStart w:id="6" w:name="_Toc230230066"/>
+      <w:bookmarkStart w:id="6" w:name="_Toc230237692"/>
       <w:r>
         <w:lastRenderedPageBreak/>
         <w:t>Programmatūras prasību specifikācija</w:t>
@@ -4803,7 +5879,7 @@
       <w:pPr>
         <w:pStyle w:val="Virsraksts2"/>
       </w:pPr>
-      <w:bookmarkStart w:id="7" w:name="_Toc230230067"/>
+      <w:bookmarkStart w:id="7" w:name="_Toc230237693"/>
       <w:r>
         <w:t>Projekta perspektīva</w:t>
       </w:r>
@@ -4830,7 +5906,7 @@
       <w:pPr>
         <w:pStyle w:val="Virsraksts2"/>
       </w:pPr>
-      <w:bookmarkStart w:id="8" w:name="_Toc230230068"/>
+      <w:bookmarkStart w:id="8" w:name="_Toc230237694"/>
       <w:r>
         <w:t>Funkcionālās prasības</w:t>
       </w:r>
@@ -4840,7 +5916,7 @@
       <w:pPr>
         <w:pStyle w:val="Virsraksts3"/>
       </w:pPr>
-      <w:bookmarkStart w:id="9" w:name="_Toc230230069"/>
+      <w:bookmarkStart w:id="9" w:name="_Toc230237695"/>
       <w:r>
         <w:t>Galvenā izvēlne</w:t>
       </w:r>
@@ -5331,7 +6407,7 @@
       <w:pPr>
         <w:pStyle w:val="Virsraksts3"/>
       </w:pPr>
-      <w:bookmarkStart w:id="10" w:name="_Toc230230070"/>
+      <w:bookmarkStart w:id="10" w:name="_Toc230237696"/>
       <w:r>
         <w:t>Līmeņu atlases aina</w:t>
       </w:r>
@@ -5806,7 +6882,7 @@
       <w:pPr>
         <w:pStyle w:val="Virsraksts3"/>
       </w:pPr>
-      <w:bookmarkStart w:id="12" w:name="_Toc230230071"/>
+      <w:bookmarkStart w:id="12" w:name="_Toc230237697"/>
       <w:r>
         <w:lastRenderedPageBreak/>
         <w:t>Spēles laukuma aina</w:t>
@@ -8755,7 +9831,7 @@
       <w:pPr>
         <w:pStyle w:val="Virsraksts2"/>
       </w:pPr>
-      <w:bookmarkStart w:id="13" w:name="_Toc230230072"/>
+      <w:bookmarkStart w:id="13" w:name="_Toc230237698"/>
       <w:r>
         <w:lastRenderedPageBreak/>
         <w:t>Nefunkcionālās prasības</w:t>
@@ -8766,7 +9842,7 @@
       <w:pPr>
         <w:pStyle w:val="Virsraksts3"/>
       </w:pPr>
-      <w:bookmarkStart w:id="14" w:name="_Toc230230073"/>
+      <w:bookmarkStart w:id="14" w:name="_Toc230237699"/>
       <w:r>
         <w:t>Palaišana un veiktspēja</w:t>
       </w:r>
@@ -8811,7 +9887,7 @@
       <w:pPr>
         <w:pStyle w:val="Virsraksts3"/>
       </w:pPr>
-      <w:bookmarkStart w:id="15" w:name="_Toc230230074"/>
+      <w:bookmarkStart w:id="15" w:name="_Toc230237700"/>
       <w:r>
         <w:t xml:space="preserve">Lietotāja </w:t>
       </w:r>
@@ -8892,7 +9968,7 @@
       <w:pPr>
         <w:pStyle w:val="Virsraksts3"/>
       </w:pPr>
-      <w:bookmarkStart w:id="16" w:name="_Toc230230075"/>
+      <w:bookmarkStart w:id="16" w:name="_Toc230237701"/>
       <w:r>
         <w:t>Datu drošība</w:t>
       </w:r>
@@ -8944,7 +10020,7 @@
       <w:pPr>
         <w:pStyle w:val="Virsraksts2"/>
       </w:pPr>
-      <w:bookmarkStart w:id="17" w:name="_Toc230230076"/>
+      <w:bookmarkStart w:id="17" w:name="_Toc230237702"/>
       <w:r>
         <w:t>Gala lietotāja rakstura iezīmes</w:t>
       </w:r>
@@ -8981,7 +10057,7 @@
       <w:pPr>
         <w:pStyle w:val="Virsraksts1"/>
       </w:pPr>
-      <w:bookmarkStart w:id="18" w:name="_Toc230230077"/>
+      <w:bookmarkStart w:id="18" w:name="_Toc230237703"/>
       <w:r>
         <w:lastRenderedPageBreak/>
         <w:t>Izstrādes līdzekļu, rīku apraksts un izvēles pamatojums</w:t>
@@ -9011,7 +10087,7 @@
       <w:pPr>
         <w:pStyle w:val="Virsraksts2"/>
       </w:pPr>
-      <w:bookmarkStart w:id="19" w:name="_Toc230230078"/>
+      <w:bookmarkStart w:id="19" w:name="_Toc230237704"/>
       <w:r>
         <w:t>Izvēlēto risinājuma līdzekļu un valodu aprakst</w:t>
       </w:r>
@@ -9024,7 +10100,7 @@
       <w:pPr>
         <w:pStyle w:val="Virsraksts3"/>
       </w:pPr>
-      <w:bookmarkStart w:id="20" w:name="_Toc230230079"/>
+      <w:bookmarkStart w:id="20" w:name="_Toc230237705"/>
       <w:r>
         <w:t>Ietvars</w:t>
       </w:r>
@@ -9069,7 +10145,7 @@
       <w:pPr>
         <w:pStyle w:val="Virsraksts3"/>
       </w:pPr>
-      <w:bookmarkStart w:id="21" w:name="_Toc230230080"/>
+      <w:bookmarkStart w:id="21" w:name="_Toc230237706"/>
       <w:r>
         <w:t>Valoda</w:t>
       </w:r>
@@ -9132,7 +10208,7 @@
       <w:pPr>
         <w:pStyle w:val="Virsraksts3"/>
       </w:pPr>
-      <w:bookmarkStart w:id="22" w:name="_Toc230230081"/>
+      <w:bookmarkStart w:id="22" w:name="_Toc230237707"/>
       <w:r>
         <w:t>Izstrādes vide</w:t>
       </w:r>
@@ -9169,7 +10245,7 @@
       <w:pPr>
         <w:pStyle w:val="Virsraksts3"/>
       </w:pPr>
-      <w:bookmarkStart w:id="23" w:name="_Toc230230082"/>
+      <w:bookmarkStart w:id="23" w:name="_Toc230237708"/>
       <w:r>
         <w:lastRenderedPageBreak/>
         <w:t xml:space="preserve">Versiju kontrole un </w:t>
@@ -9220,7 +10296,7 @@
       <w:pPr>
         <w:pStyle w:val="Virsraksts2"/>
       </w:pPr>
-      <w:bookmarkStart w:id="24" w:name="_Toc230230083"/>
+      <w:bookmarkStart w:id="24" w:name="_Toc230237709"/>
       <w:r>
         <w:t>Iespējamo risinājuma līdzekļu un valodu apraksts</w:t>
       </w:r>
@@ -9235,7 +10311,7 @@
       <w:pPr>
         <w:pStyle w:val="Virsraksts3"/>
       </w:pPr>
-      <w:bookmarkStart w:id="25" w:name="_Toc230230084"/>
+      <w:bookmarkStart w:id="25" w:name="_Toc230237710"/>
       <w:r>
         <w:t>Ietvari</w:t>
       </w:r>
@@ -9346,7 +10422,7 @@
       <w:pPr>
         <w:pStyle w:val="Virsraksts3"/>
       </w:pPr>
-      <w:bookmarkStart w:id="26" w:name="_Toc230230085"/>
+      <w:bookmarkStart w:id="26" w:name="_Toc230237711"/>
       <w:r>
         <w:t>Valodas</w:t>
       </w:r>
@@ -9428,7 +10504,7 @@
       <w:pPr>
         <w:pStyle w:val="Virsraksts3"/>
       </w:pPr>
-      <w:bookmarkStart w:id="27" w:name="_Toc230230086"/>
+      <w:bookmarkStart w:id="27" w:name="_Toc230237712"/>
       <w:r>
         <w:lastRenderedPageBreak/>
         <w:t>Izstrādes vides</w:t>
@@ -9606,7 +10682,7 @@
       <w:pPr>
         <w:pStyle w:val="Virsraksts3"/>
       </w:pPr>
-      <w:bookmarkStart w:id="28" w:name="_Toc230230087"/>
+      <w:bookmarkStart w:id="28" w:name="_Toc230237713"/>
       <w:r>
         <w:t>Versiju kontrole</w:t>
       </w:r>
@@ -9698,7 +10774,7 @@
       <w:pPr>
         <w:pStyle w:val="Virsraksts1"/>
       </w:pPr>
-      <w:bookmarkStart w:id="29" w:name="_Toc230230088"/>
+      <w:bookmarkStart w:id="29" w:name="_Toc230237714"/>
       <w:r>
         <w:lastRenderedPageBreak/>
         <w:t>Sistēmas modelēšana un projektēšana</w:t>
@@ -9714,7 +10790,7 @@
       <w:pPr>
         <w:pStyle w:val="Virsraksts2"/>
       </w:pPr>
-      <w:bookmarkStart w:id="30" w:name="_Toc230230089"/>
+      <w:bookmarkStart w:id="30" w:name="_Toc230237715"/>
       <w:r>
         <w:t>Sistēmas struktūras mode</w:t>
       </w:r>
@@ -9741,7 +10817,7 @@
       <w:pPr>
         <w:pStyle w:val="Virsraksts3"/>
       </w:pPr>
-      <w:bookmarkStart w:id="31" w:name="_Toc230230090"/>
+      <w:bookmarkStart w:id="31" w:name="_Toc230237716"/>
       <w:r>
         <w:t xml:space="preserve">Sistēmas </w:t>
       </w:r>
@@ -10006,7 +11082,7 @@
       <w:pPr>
         <w:pStyle w:val="Virsraksts3"/>
       </w:pPr>
-      <w:bookmarkStart w:id="34" w:name="_Toc230230091"/>
+      <w:bookmarkStart w:id="34" w:name="_Toc230237717"/>
       <w:r>
         <w:lastRenderedPageBreak/>
         <w:t>Ainu komponenšu struktūra</w:t>
@@ -10202,7 +11278,7 @@
       <w:pPr>
         <w:pStyle w:val="Virsraksts3"/>
       </w:pPr>
-      <w:bookmarkStart w:id="35" w:name="_Toc230230092"/>
+      <w:bookmarkStart w:id="35" w:name="_Toc230237718"/>
       <w:r>
         <w:lastRenderedPageBreak/>
         <w:t>Kartes</w:t>
@@ -10431,7 +11507,7 @@
       <w:pPr>
         <w:pStyle w:val="Virsraksts3"/>
       </w:pPr>
-      <w:bookmarkStart w:id="36" w:name="_Toc230230093"/>
+      <w:bookmarkStart w:id="36" w:name="_Toc230237719"/>
       <w:r>
         <w:lastRenderedPageBreak/>
         <w:t>Sistēmas pārvaldnieku klases</w:t>
@@ -10543,7 +11619,7 @@
       <w:pPr>
         <w:pStyle w:val="Virsraksts3"/>
       </w:pPr>
-      <w:bookmarkStart w:id="37" w:name="_Toc230230094"/>
+      <w:bookmarkStart w:id="37" w:name="_Toc230237720"/>
       <w:r>
         <w:lastRenderedPageBreak/>
         <w:t>Ainu klases</w:t>
@@ -10716,7 +11792,7 @@
       <w:pPr>
         <w:pStyle w:val="Virsraksts3"/>
       </w:pPr>
-      <w:bookmarkStart w:id="38" w:name="_Toc230230095"/>
+      <w:bookmarkStart w:id="38" w:name="_Toc230237721"/>
       <w:r>
         <w:lastRenderedPageBreak/>
         <w:t>Kartes klase</w:t>
@@ -10837,7 +11913,7 @@
       <w:pPr>
         <w:pStyle w:val="Virsraksts3"/>
       </w:pPr>
-      <w:bookmarkStart w:id="39" w:name="_Toc230230096"/>
+      <w:bookmarkStart w:id="39" w:name="_Toc230237722"/>
       <w:r>
         <w:lastRenderedPageBreak/>
         <w:t>Objektu</w:t>
@@ -11010,7 +12086,7 @@
       <w:pPr>
         <w:pStyle w:val="Virsraksts3"/>
       </w:pPr>
-      <w:bookmarkStart w:id="40" w:name="_Toc230230097"/>
+      <w:bookmarkStart w:id="40" w:name="_Toc230237723"/>
       <w:r>
         <w:lastRenderedPageBreak/>
         <w:t>Lādiņš</w:t>
@@ -11131,7 +12207,7 @@
       <w:pPr>
         <w:pStyle w:val="Virsraksts2"/>
       </w:pPr>
-      <w:bookmarkStart w:id="41" w:name="_Toc230230098"/>
+      <w:bookmarkStart w:id="41" w:name="_Toc230237724"/>
       <w:r>
         <w:lastRenderedPageBreak/>
         <w:t>Funkcionālie un dinamiskie modeļi</w:t>
@@ -11147,7 +12223,7 @@
       <w:pPr>
         <w:pStyle w:val="Virsraksts3"/>
       </w:pPr>
-      <w:bookmarkStart w:id="42" w:name="_Toc230230099"/>
+      <w:bookmarkStart w:id="42" w:name="_Toc230237725"/>
       <w:r>
         <w:t>Ainu stadiju gaita</w:t>
       </w:r>
@@ -11231,7 +12307,7 @@
       <w:pPr>
         <w:pStyle w:val="Virsraksts3"/>
       </w:pPr>
-      <w:bookmarkStart w:id="43" w:name="_Toc230230100"/>
+      <w:bookmarkStart w:id="43" w:name="_Toc230237726"/>
       <w:r>
         <w:t>Spēles laukuma stadijas</w:t>
       </w:r>
@@ -11333,7 +12409,7 @@
       <w:pPr>
         <w:pStyle w:val="Virsraksts2"/>
       </w:pPr>
-      <w:bookmarkStart w:id="44" w:name="_Toc230230101"/>
+      <w:bookmarkStart w:id="44" w:name="_Toc230237727"/>
       <w:r>
         <w:lastRenderedPageBreak/>
         <w:t>Datu struktūru apraksts</w:t>
@@ -11349,7 +12425,7 @@
       <w:pPr>
         <w:pStyle w:val="Virsraksts3"/>
       </w:pPr>
-      <w:bookmarkStart w:id="45" w:name="_Toc230230102"/>
+      <w:bookmarkStart w:id="45" w:name="_Toc230237728"/>
       <w:r>
         <w:t>Līmeņu kopa un līmeņa īpašības</w:t>
       </w:r>
@@ -11450,7 +12526,7 @@
       <w:pPr>
         <w:pStyle w:val="Virsraksts3"/>
       </w:pPr>
-      <w:bookmarkStart w:id="46" w:name="_Toc230230103"/>
+      <w:bookmarkStart w:id="46" w:name="_Toc230237729"/>
       <w:r>
         <w:t>Līmeņa punkti</w:t>
       </w:r>
@@ -11603,7 +12679,7 @@
       <w:pPr>
         <w:pStyle w:val="Virsraksts3"/>
       </w:pPr>
-      <w:bookmarkStart w:id="47" w:name="_Toc230230104"/>
+      <w:bookmarkStart w:id="47" w:name="_Toc230237730"/>
       <w:r>
         <w:lastRenderedPageBreak/>
         <w:t xml:space="preserve">Kartes un tās </w:t>
@@ -11732,7 +12808,7 @@
       <w:pPr>
         <w:pStyle w:val="Virsraksts3"/>
       </w:pPr>
-      <w:bookmarkStart w:id="48" w:name="_Toc230230105"/>
+      <w:bookmarkStart w:id="48" w:name="_Toc230237731"/>
       <w:r>
         <w:t xml:space="preserve">Kartes </w:t>
       </w:r>
@@ -11834,7 +12910,7 @@
       <w:pPr>
         <w:pStyle w:val="Virsraksts1"/>
       </w:pPr>
-      <w:bookmarkStart w:id="49" w:name="_Toc230230106"/>
+      <w:bookmarkStart w:id="49" w:name="_Toc230237732"/>
       <w:r>
         <w:lastRenderedPageBreak/>
         <w:t>Lietotāju ceļvedis</w:t>
@@ -11858,9 +12934,11 @@
       <w:pPr>
         <w:pStyle w:val="Virsraksts2"/>
       </w:pPr>
+      <w:bookmarkStart w:id="50" w:name="_Toc230237733"/>
       <w:r>
         <w:t>Sākuma aina</w:t>
       </w:r>
+      <w:bookmarkEnd w:id="50"/>
     </w:p>
     <w:p>
       <w:r>
@@ -12010,6 +13088,7 @@
       <w:pPr>
         <w:pStyle w:val="Virsraksts2"/>
       </w:pPr>
+      <w:bookmarkStart w:id="51" w:name="_Toc230237734"/>
       <w:r>
         <w:lastRenderedPageBreak/>
         <w:t xml:space="preserve">Līmeņu atlases </w:t>
@@ -12017,6 +13096,7 @@
       <w:r>
         <w:t>aina</w:t>
       </w:r>
+      <w:bookmarkEnd w:id="51"/>
     </w:p>
     <w:p>
       <w:r>
@@ -12239,6 +13319,7 @@
       <w:pPr>
         <w:pStyle w:val="Virsraksts2"/>
       </w:pPr>
+      <w:bookmarkStart w:id="52" w:name="_Toc230237735"/>
       <w:r>
         <w:lastRenderedPageBreak/>
         <w:t>Spēles laukuma</w:t>
@@ -12246,6 +13327,7 @@
       <w:r>
         <w:t xml:space="preserve"> aina</w:t>
       </w:r>
+      <w:bookmarkEnd w:id="52"/>
     </w:p>
     <w:p>
       <w:r>
@@ -12267,10 +13349,12 @@
       <w:pPr>
         <w:pStyle w:val="Virsraksts3"/>
       </w:pPr>
+      <w:bookmarkStart w:id="53" w:name="_Toc230237736"/>
       <w:proofErr w:type="spellStart"/>
       <w:r>
         <w:t>Virsjosla</w:t>
       </w:r>
+      <w:bookmarkEnd w:id="53"/>
       <w:proofErr w:type="spellEnd"/>
     </w:p>
     <w:p>
@@ -12593,10 +13677,12 @@
       <w:pPr>
         <w:pStyle w:val="Virsraksts3"/>
       </w:pPr>
+      <w:bookmarkStart w:id="54" w:name="_Toc230237737"/>
       <w:r>
         <w:lastRenderedPageBreak/>
         <w:t>Ierīču ievietošana</w:t>
       </w:r>
+      <w:bookmarkEnd w:id="54"/>
     </w:p>
     <w:p>
       <w:r>
@@ -12772,6 +13858,7 @@
       <w:pPr>
         <w:pStyle w:val="Virsraksts3"/>
       </w:pPr>
+      <w:bookmarkStart w:id="55" w:name="_Toc230237738"/>
       <w:r>
         <w:lastRenderedPageBreak/>
         <w:t xml:space="preserve">Ierīču </w:t>
@@ -12779,6 +13866,7 @@
       <w:r>
         <w:t>koriģēšana</w:t>
       </w:r>
+      <w:bookmarkEnd w:id="55"/>
     </w:p>
     <w:p>
       <w:r>
@@ -13171,10 +14259,12 @@
       <w:pPr>
         <w:pStyle w:val="Virsraksts3"/>
       </w:pPr>
+      <w:bookmarkStart w:id="56" w:name="_Toc230237739"/>
       <w:r>
         <w:lastRenderedPageBreak/>
         <w:t>Izlūku izsaukšana</w:t>
       </w:r>
+      <w:bookmarkEnd w:id="56"/>
     </w:p>
     <w:p>
       <w:r>
@@ -13774,10 +14864,12 @@
       <w:pPr>
         <w:pStyle w:val="Virsraksts3"/>
       </w:pPr>
+      <w:bookmarkStart w:id="57" w:name="_Toc230237740"/>
       <w:r>
         <w:lastRenderedPageBreak/>
         <w:t>Uguņošana</w:t>
       </w:r>
+      <w:bookmarkEnd w:id="57"/>
     </w:p>
     <w:p>
       <w:r>
@@ -14122,10 +15214,12 @@
       <w:pPr>
         <w:pStyle w:val="Virsraksts3"/>
       </w:pPr>
+      <w:bookmarkStart w:id="58" w:name="_Toc230237741"/>
       <w:r>
         <w:lastRenderedPageBreak/>
         <w:t>Rezultāti</w:t>
       </w:r>
+      <w:bookmarkEnd w:id="58"/>
     </w:p>
     <w:p>
       <w:r>
@@ -14251,22 +15345,22 @@
       <w:pPr>
         <w:pStyle w:val="Virsraksts1"/>
       </w:pPr>
-      <w:bookmarkStart w:id="50" w:name="_Toc230230107"/>
+      <w:bookmarkStart w:id="59" w:name="_Toc230237742"/>
       <w:r>
         <w:lastRenderedPageBreak/>
         <w:t>Testēšanas dokumentācija</w:t>
       </w:r>
-      <w:bookmarkEnd w:id="50"/>
+      <w:bookmarkEnd w:id="59"/>
     </w:p>
     <w:p>
       <w:pPr>
         <w:pStyle w:val="Virsraksts2"/>
       </w:pPr>
-      <w:bookmarkStart w:id="51" w:name="_Toc230230108"/>
+      <w:bookmarkStart w:id="60" w:name="_Toc230237743"/>
       <w:r>
         <w:t>Metodoloģija</w:t>
       </w:r>
-      <w:bookmarkEnd w:id="51"/>
+      <w:bookmarkEnd w:id="60"/>
     </w:p>
     <w:p>
       <w:r>
@@ -14307,11 +15401,11 @@
       <w:pPr>
         <w:pStyle w:val="Virsraksts2"/>
       </w:pPr>
-      <w:bookmarkStart w:id="52" w:name="_Toc230230109"/>
+      <w:bookmarkStart w:id="61" w:name="_Toc230237744"/>
       <w:r>
         <w:t>Testpiemēri</w:t>
       </w:r>
-      <w:bookmarkEnd w:id="52"/>
+      <w:bookmarkEnd w:id="61"/>
     </w:p>
     <w:p>
       <w:r>
@@ -16039,10 +17133,12 @@
       <w:pPr>
         <w:pStyle w:val="Virsraksts1"/>
       </w:pPr>
+      <w:bookmarkStart w:id="62" w:name="_Toc230237745"/>
       <w:r>
         <w:lastRenderedPageBreak/>
         <w:t>Secinājumi</w:t>
       </w:r>
+      <w:bookmarkEnd w:id="62"/>
     </w:p>
     <w:p>
       <w:pPr>
@@ -16063,10 +17159,12 @@
       <w:pPr>
         <w:pStyle w:val="Virsraksts1"/>
       </w:pPr>
+      <w:bookmarkStart w:id="63" w:name="_Toc230237746"/>
       <w:r>
         <w:lastRenderedPageBreak/>
         <w:t>Terminoloģija</w:t>
       </w:r>
+      <w:bookmarkEnd w:id="63"/>
     </w:p>
     <w:p>
       <w:proofErr w:type="spellStart"/>
@@ -16079,10 +17177,12 @@
       <w:pPr>
         <w:pStyle w:val="Virsraksts1"/>
       </w:pPr>
+      <w:bookmarkStart w:id="64" w:name="_Toc230237747"/>
       <w:r>
         <w:lastRenderedPageBreak/>
         <w:t>Avoti</w:t>
       </w:r>
+      <w:bookmarkEnd w:id="64"/>
     </w:p>
     <w:p>
       <w:pPr>
@@ -16144,8 +17244,12 @@
       </w:r>
       <w:r>
         <w:br/>
+      </w:r>
+      <w:bookmarkStart w:id="65" w:name="_Toc230237748"/>
+      <w:r>
         <w:t>Pielikums</w:t>
       </w:r>
+      <w:bookmarkEnd w:id="65"/>
     </w:p>
     <w:p/>
     <w:p/>

--- a/Documentation/Dokumentācija.docx
+++ b/Documentation/Dokumentācija.docx
@@ -112,13 +112,8 @@
       </w:r>
       <w:r>
         <w:br/>
-        <w:t xml:space="preserve">Skolotājs, Kristaps </w:t>
-      </w:r>
-      <w:proofErr w:type="spellStart"/>
-      <w:r>
-        <w:t>Rāvalds</w:t>
-      </w:r>
-      <w:proofErr w:type="spellEnd"/>
+        <w:t>Skolotājs, Kristaps Rāvalds</w:t>
+      </w:r>
     </w:p>
     <w:p>
       <w:pPr>
@@ -5586,15 +5581,7 @@
         <w:t xml:space="preserve">, kā arī </w:t>
       </w:r>
       <w:r>
-        <w:t xml:space="preserve">kādas datorspēlēs var iekļaut funkcionalitātes, kuras nav nepieciešams vai novērsošas projektam un tās izmantošanai kā </w:t>
-      </w:r>
-      <w:proofErr w:type="spellStart"/>
-      <w:r>
-        <w:t>pamatzināšanu</w:t>
-      </w:r>
-      <w:proofErr w:type="spellEnd"/>
-      <w:r>
-        <w:t xml:space="preserve"> apmācības materiālam.</w:t>
+        <w:t>kādas datorspēlēs var iekļaut funkcionalitātes, kuras nav nepieciešams vai novērsošas projektam un tās izmantošanai kā pamatzināšanu apmācības materiālam.</w:t>
       </w:r>
     </w:p>
     <w:p>
@@ -5709,15 +5696,7 @@
         <w:t xml:space="preserve"> </w:t>
       </w:r>
       <w:r>
-        <w:t xml:space="preserve">Pēc izstrādes šis projekts ar tās </w:t>
-      </w:r>
-      <w:proofErr w:type="spellStart"/>
-      <w:r>
-        <w:t>avotkodu</w:t>
-      </w:r>
-      <w:proofErr w:type="spellEnd"/>
-      <w:r>
-        <w:t xml:space="preserve"> tiek kompilēts datorsistēmas platformās kā </w:t>
+        <w:t xml:space="preserve">Pēc izstrādes šis projekts ar tās avotkodu tiek kompilēts datorsistēmas platformās kā </w:t>
       </w:r>
       <w:r>
         <w:rPr>
@@ -5729,7 +5708,6 @@
       <w:r>
         <w:t xml:space="preserve"> un </w:t>
       </w:r>
-      <w:proofErr w:type="spellStart"/>
       <w:r>
         <w:rPr>
           <w:i/>
@@ -5737,7 +5715,6 @@
         </w:rPr>
         <w:t>Linux</w:t>
       </w:r>
-      <w:proofErr w:type="spellEnd"/>
       <w:r>
         <w:t xml:space="preserve"> vidē.</w:t>
       </w:r>
@@ -5814,15 +5791,7 @@
         <w:t xml:space="preserve">Pēc modelēšanas tiek izstrādās projekts, pamatojoties uz iepriekš izveidotiem modeļiem. Izstrādes laikā </w:t>
       </w:r>
       <w:r>
-        <w:t xml:space="preserve">ir jāveic projektam </w:t>
-      </w:r>
-      <w:proofErr w:type="spellStart"/>
-      <w:r>
-        <w:t>versionēšanu</w:t>
-      </w:r>
-      <w:proofErr w:type="spellEnd"/>
-      <w:r>
-        <w:t xml:space="preserve"> jeb versiju kontroli, kuras vadīs projekta stadijas punktus. Praksē tā tiks izmantota, piemēram, projekta sazarošanai funkcionalitātes, būtisko izmaiņu ieviešanai, atsevišķu failu izmaiņu punktu atzīmēšanu, sazarojumu apvienošanu un versijas punktu atzīmēšanu.</w:t>
+        <w:t>ir jāveic projektam versionēšanu jeb versiju kontroli, kuras vadīs projekta stadijas punktus. Praksē tā tiks izmantota, piemēram, projekta sazarošanai funkcionalitātes, būtisko izmaiņu ieviešanai, atsevišķu failu izmaiņu punktu atzīmēšanu, sazarojumu apvienošanu un versijas punktu atzīmēšanu.</w:t>
       </w:r>
     </w:p>
     <w:p>
@@ -6037,15 +6006,7 @@
         <w:t>Izvaddati</w:t>
       </w:r>
       <w:r>
-        <w:t xml:space="preserve">: </w:t>
-      </w:r>
-      <w:proofErr w:type="spellStart"/>
-      <w:r>
-        <w:t>Uznirsts</w:t>
-      </w:r>
-      <w:proofErr w:type="spellEnd"/>
-      <w:r>
-        <w:t xml:space="preserve"> anotācijas logs.</w:t>
+        <w:t>: Uznirsts anotācijas logs.</w:t>
       </w:r>
     </w:p>
     <w:p>
@@ -7066,13 +7027,8 @@
       <w:r>
         <w:t xml:space="preserve">: </w:t>
       </w:r>
-      <w:proofErr w:type="spellStart"/>
-      <w:r>
-        <w:t>Augšjoslas</w:t>
-      </w:r>
-      <w:proofErr w:type="spellEnd"/>
-      <w:r>
-        <w:t xml:space="preserve"> pauzēšanas poga.</w:t>
+      <w:r>
+        <w:t>Augšjoslas pauzēšanas poga.</w:t>
       </w:r>
     </w:p>
     <w:p>
@@ -7280,13 +7236,8 @@
         <w:t>: Laika rādītājs</w:t>
       </w:r>
       <w:r>
-        <w:t xml:space="preserve"> </w:t>
-      </w:r>
-      <w:proofErr w:type="spellStart"/>
-      <w:r>
-        <w:t>augšjoslā</w:t>
-      </w:r>
-      <w:proofErr w:type="spellEnd"/>
+        <w:t xml:space="preserve"> augšjoslā</w:t>
+      </w:r>
       <w:r>
         <w:t>.</w:t>
       </w:r>
@@ -7345,13 +7296,8 @@
         <w:t xml:space="preserve">: </w:t>
       </w:r>
       <w:r>
-        <w:t xml:space="preserve">Kārtas skaits </w:t>
-      </w:r>
-      <w:proofErr w:type="spellStart"/>
-      <w:r>
-        <w:t>augšjoslā</w:t>
-      </w:r>
-      <w:proofErr w:type="spellEnd"/>
+        <w:t>Kārtas skaits augšjoslā</w:t>
+      </w:r>
       <w:r>
         <w:t xml:space="preserve">. </w:t>
       </w:r>
@@ -9863,15 +9809,7 @@
       </w:r>
       <w:r>
         <w:tab/>
-        <w:t>Datorspēles kompilētā programmai ir jābūt pēc iespējas pieejamai vairākās platformās vai kompilējamam vairākām operētājsistēmām, taču galvenokārt “Windows” un “</w:t>
-      </w:r>
-      <w:proofErr w:type="spellStart"/>
-      <w:r>
-        <w:t>Linux</w:t>
-      </w:r>
-      <w:proofErr w:type="spellEnd"/>
-      <w:r>
-        <w:t>” videi;</w:t>
+        <w:t>Datorspēles kompilētā programmai ir jābūt pēc iespējas pieejamai vairākās platformās vai kompilējamam vairākām operētājsistēmām, taču galvenokārt “Windows” un “Linux” videi;</w:t>
       </w:r>
     </w:p>
     <w:p>
@@ -9889,14 +9827,9 @@
       </w:pPr>
       <w:bookmarkStart w:id="15" w:name="_Toc230237700"/>
       <w:r>
-        <w:t xml:space="preserve">Lietotāja </w:t>
-      </w:r>
-      <w:proofErr w:type="spellStart"/>
-      <w:r>
-        <w:t>saskarne</w:t>
+        <w:t>Lietotāja saskarne</w:t>
       </w:r>
       <w:bookmarkEnd w:id="15"/>
-      <w:proofErr w:type="spellEnd"/>
     </w:p>
     <w:p>
       <w:r>
@@ -9913,15 +9846,7 @@
       </w:r>
       <w:r>
         <w:tab/>
-        <w:t xml:space="preserve">Datorspēles grafikai un lietotāja </w:t>
-      </w:r>
-      <w:proofErr w:type="spellStart"/>
-      <w:r>
-        <w:t>saskarnei</w:t>
-      </w:r>
-      <w:proofErr w:type="spellEnd"/>
-      <w:r>
-        <w:t xml:space="preserve"> jābūt minimālai, taču viegli pārskatāmai;</w:t>
+        <w:t>Datorspēles grafikai un lietotāja saskarnei jābūt minimālai, taču viegli pārskatāmai;</w:t>
       </w:r>
     </w:p>
     <w:p>
@@ -9933,15 +9858,7 @@
       </w:r>
       <w:r>
         <w:tab/>
-        <w:t xml:space="preserve">Lietotāja </w:t>
-      </w:r>
-      <w:proofErr w:type="spellStart"/>
-      <w:r>
-        <w:t>saskarnei</w:t>
-      </w:r>
-      <w:proofErr w:type="spellEnd"/>
-      <w:r>
-        <w:t xml:space="preserve"> ir jābūt pielāgojamai dažādos ekrānu izmēros vai izšķirtspējās;</w:t>
+        <w:t>Lietotāja saskarnei ir jābūt pielāgojamai dažādos ekrānu izmēros vai izšķirtspējās;</w:t>
       </w:r>
     </w:p>
     <w:p>
@@ -9953,15 +9870,7 @@
       </w:r>
       <w:r>
         <w:tab/>
-        <w:t xml:space="preserve">Datorspēles </w:t>
-      </w:r>
-      <w:proofErr w:type="spellStart"/>
-      <w:r>
-        <w:t>saskarnes</w:t>
-      </w:r>
-      <w:proofErr w:type="spellEnd"/>
-      <w:r>
-        <w:t xml:space="preserve"> valodai jābūt angļu valodai;</w:t>
+        <w:t>Datorspēles saskarnes valodai jābūt angļu valodai;</w:t>
       </w:r>
     </w:p>
     <w:p>
@@ -10066,15 +9975,7 @@
     </w:p>
     <w:p>
       <w:r>
-        <w:t xml:space="preserve">Šī sadaļa noskaidros, kādi ir pieejami līdzekļi un rīki, lietojuma pamatojumi un tās iespējamās alternatīvās projekta īstenošanai. Rīki tiks atlasīti pēc licencēšanas, kurai ir jābūt pēc iespējas brīvai un atvērtai, </w:t>
-      </w:r>
-      <w:proofErr w:type="spellStart"/>
-      <w:r>
-        <w:t>starpplatformu</w:t>
-      </w:r>
-      <w:proofErr w:type="spellEnd"/>
-      <w:r>
-        <w:t xml:space="preserve"> pieejamības, pieejamās dimensiju vides, kuras jāiekļauj un jābūt optimizēta div</w:t>
+        <w:t>Šī sadaļa noskaidros, kādi ir pieejami līdzekļi un rīki, lietojuma pamatojumi un tās iespējamās alternatīvās projekta īstenošanai. Rīki tiks atlasīti pēc licencēšanas, kurai ir jābūt pēc iespējas brīvai un atvērtai, starpplatformu pieejamības, pieejamās dimensiju vides, kuras jāiekļauj un jābūt optimizēta div</w:t>
       </w:r>
       <w:r>
         <w:t xml:space="preserve">u </w:t>
@@ -10108,37 +10009,13 @@
     </w:p>
     <w:p>
       <w:r>
-        <w:t>Spēļu un grafikas ietvars “</w:t>
-      </w:r>
-      <w:proofErr w:type="spellStart"/>
-      <w:r>
-        <w:t>Godot</w:t>
-      </w:r>
-      <w:proofErr w:type="spellEnd"/>
-      <w:r>
-        <w:t xml:space="preserve">” ir izcelta starp pārējiem tāda veida ietvariem, jo liels skaits neliela mēra projektu kā </w:t>
-      </w:r>
-      <w:proofErr w:type="spellStart"/>
-      <w:r>
-        <w:t>pašizstrādātās</w:t>
-      </w:r>
-      <w:proofErr w:type="spellEnd"/>
-      <w:r>
-        <w:t xml:space="preserve"> vai mazo komandu izstrādātās spēles. Ne tikai pēc popularitātes dēļ, taču licencēšana norāda šo ietvaru par brīvu un atvērtu, kurai nav nepieciešama ne papildizmaksas, nedz reģistrācijas, kā arī ir salīdzinoši ar citiem ietvariem ātri un viegli apgūstama. Šis dzinis arī ir pieejams vairākās platformās, it īpaši starp operētājsistēmām. Funkcionāli tā ir optimizēta div</w:t>
+        <w:t>Spēļu un grafikas ietvars “Godot” ir izcelta starp pārējiem tāda veida ietvariem, jo liels skaits neliela mēra projektu kā pašizstrādātās vai mazo komandu izstrādātās spēles. Ne tikai pēc popularitātes dēļ, taču licencēšana norāda šo ietvaru par brīvu un atvērtu, kurai nav nepieciešama ne papildizmaksas, nedz reģistrācijas, kā arī ir salīdzinoši ar citiem ietvariem ātri un viegli apgūstama. Šis dzinis arī ir pieejams vairākās platformās, it īpaši starp operētājsistēmām. Funkcionāli tā ir optimizēta div</w:t>
       </w:r>
       <w:r>
         <w:t xml:space="preserve">u </w:t>
       </w:r>
       <w:r>
-        <w:t xml:space="preserve">dimensiju videi pēc noteiktiem kritērijiem, taču arī ir iespējams izmantot </w:t>
-      </w:r>
-      <w:proofErr w:type="spellStart"/>
-      <w:r>
-        <w:t>trīsdimensiju</w:t>
-      </w:r>
-      <w:proofErr w:type="spellEnd"/>
-      <w:r>
-        <w:t xml:space="preserve"> vidi, kura arī ir īpaši optimizēta un pielāgota. </w:t>
+        <w:t xml:space="preserve">dimensiju videi pēc noteiktiem kritērijiem, taču arī ir iespējams izmantot trīsdimensiju vidi, kura arī ir īpaši optimizēta un pielāgota. </w:t>
       </w:r>
     </w:p>
     <w:p>
@@ -10153,55 +10030,7 @@
     </w:p>
     <w:p>
       <w:r>
-        <w:t>Ietvars “</w:t>
-      </w:r>
-      <w:proofErr w:type="spellStart"/>
-      <w:r>
-        <w:t>Godot</w:t>
-      </w:r>
-      <w:proofErr w:type="spellEnd"/>
-      <w:r>
-        <w:t>” oficiāli piedāvā izmantot abas programmēšanas valodas – “</w:t>
-      </w:r>
-      <w:proofErr w:type="spellStart"/>
-      <w:r>
-        <w:t>Godot</w:t>
-      </w:r>
-      <w:proofErr w:type="spellEnd"/>
-      <w:r>
-        <w:t>” iebūvētā “</w:t>
-      </w:r>
-      <w:proofErr w:type="spellStart"/>
-      <w:r>
-        <w:t>GDScript</w:t>
-      </w:r>
-      <w:proofErr w:type="spellEnd"/>
-      <w:r>
-        <w:t>” un “.NET” ietvara valoda “C#”, kura tiks izvēlēta šī projekta izstrādei. “</w:t>
-      </w:r>
-      <w:proofErr w:type="spellStart"/>
-      <w:r>
-        <w:t>GDScript</w:t>
-      </w:r>
-      <w:proofErr w:type="spellEnd"/>
-      <w:r>
-        <w:t xml:space="preserve">” ir interpretētā valoda, kura tiek tikai apstrādāta palaišanas laikā un pēc </w:t>
-      </w:r>
-      <w:proofErr w:type="spellStart"/>
-      <w:r>
-        <w:t>avotkoda</w:t>
-      </w:r>
-      <w:proofErr w:type="spellEnd"/>
-      <w:r>
-        <w:t xml:space="preserve"> izmaiņām nav nepieciešama papildus darbības kā kompilēšanu, taču ar nepilnību, kura mazina datorspēles darbības veiktspēju. “C#” valoda tiks izmantota tam dēļ, ka veiktspēja datorspēles darbībai ir uzlabota ar nosacījumu, ka pēc jebkuras izmaiņas projektu ir nepieciešams kompilēt. “</w:t>
-      </w:r>
-      <w:proofErr w:type="spellStart"/>
-      <w:r>
-        <w:t>GDScript</w:t>
-      </w:r>
-      <w:proofErr w:type="spellEnd"/>
-      <w:r>
-        <w:t>” arī nav pilnīgi pielāgota objektorientētai izmantošanai, kamēr “C#” pēc dizaina ir objektorientētā valoda.</w:t>
+        <w:t>Ietvars “Godot” oficiāli piedāvā izmantot abas programmēšanas valodas – “Godot” iebūvētā “GDScript” un “.NET” ietvara valoda “C#”, kura tiks izvēlēta šī projekta izstrādei. “GDScript” ir interpretētā valoda, kura tiek tikai apstrādāta palaišanas laikā un pēc avotkoda izmaiņām nav nepieciešama papildus darbības kā kompilēšanu, taču ar nepilnību, kura mazina datorspēles darbības veiktspēju. “C#” valoda tiks izmantota tam dēļ, ka veiktspēja datorspēles darbībai ir uzlabota ar nosacījumu, ka pēc jebkuras izmaiņas projektu ir nepieciešams kompilēt. “GDScript” arī nav pilnīgi pielāgota objektorientētai izmantošanai, kamēr “C#” pēc dizaina ir objektorientētā valoda.</w:t>
       </w:r>
     </w:p>
     <w:p>
@@ -10216,23 +10045,7 @@
     </w:p>
     <w:p>
       <w:r>
-        <w:t>“</w:t>
-      </w:r>
-      <w:proofErr w:type="spellStart"/>
-      <w:r>
-        <w:t>Godot</w:t>
-      </w:r>
-      <w:proofErr w:type="spellEnd"/>
-      <w:r>
-        <w:t>” ietvaram ir jau savs projekta redaktors, kurā iekļauj koda redaktoru. Šis koda redaktors ir vairāk pielāgots ar “</w:t>
-      </w:r>
-      <w:proofErr w:type="spellStart"/>
-      <w:r>
-        <w:t>GDScript</w:t>
-      </w:r>
-      <w:proofErr w:type="spellEnd"/>
-      <w:r>
-        <w:t>” valodu, taču pieejams atbalsts “C#” valodai. Pašā izstrādes vidē var viegli pārslēgties uz vizuālo redaktoru, kodu redaktoru un atkļūdošanas sadaļu</w:t>
+        <w:t>“Godot” ietvaram ir jau savs projekta redaktors, kurā iekļauj koda redaktoru. Šis koda redaktors ir vairāk pielāgots ar “GDScript” valodu, taču pieejams atbalsts “C#” valodai. Pašā izstrādes vidē var viegli pārslēgties uz vizuālo redaktoru, kodu redaktoru un atkļūdošanas sadaļu</w:t>
       </w:r>
       <w:r>
         <w:t xml:space="preserve"> un nenošķir kodu rakstīšanu ar vizuālo rediģēšanu</w:t>
@@ -10248,48 +10061,19 @@
       <w:bookmarkStart w:id="23" w:name="_Toc230237708"/>
       <w:r>
         <w:lastRenderedPageBreak/>
-        <w:t xml:space="preserve">Versiju kontrole un </w:t>
-      </w:r>
-      <w:proofErr w:type="spellStart"/>
-      <w:r>
-        <w:t>repozitorijas</w:t>
-      </w:r>
-      <w:proofErr w:type="spellEnd"/>
-      <w:r>
-        <w:t xml:space="preserve"> mitināšana</w:t>
+        <w:t>Versiju kontrole un repozitorijas mitināšana</w:t>
       </w:r>
       <w:bookmarkEnd w:id="23"/>
     </w:p>
     <w:p>
       <w:r>
-        <w:t>“</w:t>
-      </w:r>
-      <w:proofErr w:type="spellStart"/>
-      <w:r>
-        <w:t>Git</w:t>
-      </w:r>
-      <w:proofErr w:type="spellEnd"/>
-      <w:r>
-        <w:t>” tiks izmantots versiju kontrolei un tīmeklī tiks izmantots ”</w:t>
+        <w:t>“Git” tiks izmantots versiju kontrolei un tīmeklī tiks izmantots ”</w:t>
       </w:r>
       <w:r>
         <w:t xml:space="preserve"> </w:t>
       </w:r>
-      <w:proofErr w:type="spellStart"/>
-      <w:r>
-        <w:t>GitHub</w:t>
-      </w:r>
-      <w:proofErr w:type="spellEnd"/>
-      <w:r>
-        <w:t xml:space="preserve">”, lai mitinātu šo projekta </w:t>
-      </w:r>
-      <w:proofErr w:type="spellStart"/>
-      <w:r>
-        <w:t>avotkodu</w:t>
-      </w:r>
-      <w:proofErr w:type="spellEnd"/>
-      <w:r>
-        <w:t>.</w:t>
+      <w:r>
+        <w:t>GitHub”, lai mitinātu šo projekta avotkodu.</w:t>
       </w:r>
     </w:p>
     <w:p>
@@ -10319,103 +10103,7 @@
     </w:p>
     <w:p>
       <w:r>
-        <w:t>Populārākos ietvarus datorspēļu un citu mediju izstrādē iekļauj “</w:t>
-      </w:r>
-      <w:proofErr w:type="spellStart"/>
-      <w:r>
-        <w:t>Unity</w:t>
-      </w:r>
-      <w:proofErr w:type="spellEnd"/>
-      <w:r>
-        <w:t>”, “</w:t>
-      </w:r>
-      <w:proofErr w:type="spellStart"/>
-      <w:r>
-        <w:t>Unreal</w:t>
-      </w:r>
-      <w:proofErr w:type="spellEnd"/>
-      <w:r>
-        <w:t xml:space="preserve"> </w:t>
-      </w:r>
-      <w:proofErr w:type="spellStart"/>
-      <w:r>
-        <w:t>Engine</w:t>
-      </w:r>
-      <w:proofErr w:type="spellEnd"/>
-      <w:r>
-        <w:t>”,  “</w:t>
-      </w:r>
-      <w:proofErr w:type="spellStart"/>
-      <w:r>
-        <w:t>CryEngine</w:t>
-      </w:r>
-      <w:proofErr w:type="spellEnd"/>
-      <w:r>
-        <w:t>”. Ietvari “</w:t>
-      </w:r>
-      <w:proofErr w:type="spellStart"/>
-      <w:r>
-        <w:t>Unreal</w:t>
-      </w:r>
-      <w:proofErr w:type="spellEnd"/>
-      <w:r>
-        <w:t xml:space="preserve"> </w:t>
-      </w:r>
-      <w:proofErr w:type="spellStart"/>
-      <w:r>
-        <w:t>Engine</w:t>
-      </w:r>
-      <w:proofErr w:type="spellEnd"/>
-      <w:r>
-        <w:t>” un “</w:t>
-      </w:r>
-      <w:proofErr w:type="spellStart"/>
-      <w:r>
-        <w:t>CryEngine</w:t>
-      </w:r>
-      <w:proofErr w:type="spellEnd"/>
-      <w:r>
-        <w:t xml:space="preserve">” nav pielāgoti </w:t>
-      </w:r>
-      <w:proofErr w:type="spellStart"/>
-      <w:r>
-        <w:t>divdimensiju</w:t>
-      </w:r>
-      <w:proofErr w:type="spellEnd"/>
-      <w:r>
-        <w:t xml:space="preserve"> datorspēļu izveidei ietvara ierobežojumu dēļ, kura no tās izslēdz izmantošanu, ja ne arī neprasa </w:t>
-      </w:r>
-      <w:proofErr w:type="spellStart"/>
-      <w:r>
-        <w:t>veiktspējīgu</w:t>
-      </w:r>
-      <w:proofErr w:type="spellEnd"/>
-      <w:r>
-        <w:t xml:space="preserve"> datorsistēmu, kura ir pretrunā ar projekta mērķiem, taču “</w:t>
-      </w:r>
-      <w:proofErr w:type="spellStart"/>
-      <w:r>
-        <w:t>Unity</w:t>
-      </w:r>
-      <w:proofErr w:type="spellEnd"/>
-      <w:r>
-        <w:t xml:space="preserve">” ietvars neprasa salīdzinoši </w:t>
-      </w:r>
-      <w:proofErr w:type="spellStart"/>
-      <w:r>
-        <w:t>veiktspējīgu</w:t>
-      </w:r>
-      <w:proofErr w:type="spellEnd"/>
-      <w:r>
-        <w:t xml:space="preserve"> datorsistēmu un ir pielāgojama </w:t>
-      </w:r>
-      <w:proofErr w:type="spellStart"/>
-      <w:r>
-        <w:t>divdimensiju</w:t>
-      </w:r>
-      <w:proofErr w:type="spellEnd"/>
-      <w:r>
-        <w:t xml:space="preserve"> videi, taču licencēšana nav brīva un prasa lietotāja reģistrāciju un papildizmaksas, ja šis projekts paplašināties komercdarbības nolūkiem.</w:t>
+        <w:t>Populārākos ietvarus datorspēļu un citu mediju izstrādē iekļauj “Unity”, “Unreal Engine”,  “CryEngine”. Ietvari “Unreal Engine” un “CryEngine” nav pielāgoti divdimensiju datorspēļu izveidei ietvara ierobežojumu dēļ, kura no tās izslēdz izmantošanu, ja ne arī neprasa veiktspējīgu datorsistēmu, kura ir pretrunā ar projekta mērķiem, taču “Unity” ietvars neprasa salīdzinoši veiktspējīgu datorsistēmu un ir pielāgojama divdimensiju videi, taču licencēšana nav brīva un prasa lietotāja reģistrāciju un papildizmaksas, ja šis projekts paplašināties komercdarbības nolūkiem.</w:t>
       </w:r>
     </w:p>
     <w:p>
@@ -10430,63 +10118,7 @@
     </w:p>
     <w:p>
       <w:r>
-        <w:t>Ietvari “</w:t>
-      </w:r>
-      <w:proofErr w:type="spellStart"/>
-      <w:r>
-        <w:t>CryEngine</w:t>
-      </w:r>
-      <w:proofErr w:type="spellEnd"/>
-      <w:r>
-        <w:t>” un “</w:t>
-      </w:r>
-      <w:proofErr w:type="spellStart"/>
-      <w:r>
-        <w:t>Unreal</w:t>
-      </w:r>
-      <w:proofErr w:type="spellEnd"/>
-      <w:r>
-        <w:t xml:space="preserve"> </w:t>
-      </w:r>
-      <w:proofErr w:type="spellStart"/>
-      <w:r>
-        <w:t>Engine</w:t>
-      </w:r>
-      <w:proofErr w:type="spellEnd"/>
-      <w:r>
-        <w:t xml:space="preserve">” izmanto valodu “C++”, kurā iekļauj klases un objektorientētā funkcionalitāte kā C#, taču neatlasot šos ietvarus valoda “C++” netiks izmantota. “C++” lietojuma stili ir plašāki, taču valodas funkcionalitāti un īpatnības apgūt ir sarežģītāk nekā ar “C#”, kura izstrādātājam liek lietot objektorientētā stilā, kurā visi elementi valodā ir objekti, kā arī vairums funkcionalitātes ir aizklātas ar metodēm, kura mazina izstrādes laiku salīdzinot ar “C++”, kura vairākas kompleksas funkcionalitātes nav aizklātas ar metodēm, kura var </w:t>
-      </w:r>
-      <w:proofErr w:type="spellStart"/>
-      <w:r>
-        <w:t>palēlināt</w:t>
-      </w:r>
-      <w:proofErr w:type="spellEnd"/>
-      <w:r>
-        <w:t xml:space="preserve"> izstrādes laiku. Izvēlētā ietvarā “</w:t>
-      </w:r>
-      <w:proofErr w:type="spellStart"/>
-      <w:r>
-        <w:t>Godot</w:t>
-      </w:r>
-      <w:proofErr w:type="spellEnd"/>
-      <w:r>
-        <w:t xml:space="preserve">” ir pieejama </w:t>
-      </w:r>
-      <w:proofErr w:type="spellStart"/>
-      <w:r>
-        <w:t>skriptēšanas</w:t>
-      </w:r>
-      <w:proofErr w:type="spellEnd"/>
-      <w:r>
-        <w:t xml:space="preserve"> valoda “</w:t>
-      </w:r>
-      <w:proofErr w:type="spellStart"/>
-      <w:r>
-        <w:t>GDScript</w:t>
-      </w:r>
-      <w:proofErr w:type="spellEnd"/>
-      <w:r>
-        <w:t>”, taču pēc nosacītiem iemesliem izvēlētai valodai šī valoda netiks izmantota.</w:t>
+        <w:t>Ietvari “CryEngine” un “Unreal Engine” izmanto valodu “C++”, kurā iekļauj klases un objektorientētā funkcionalitāte kā C#, taču neatlasot šos ietvarus valoda “C++” netiks izmantota. “C++” lietojuma stili ir plašāki, taču valodas funkcionalitāti un īpatnības apgūt ir sarežģītāk nekā ar “C#”, kura izstrādātājam liek lietot objektorientētā stilā, kurā visi elementi valodā ir objekti, kā arī vairums funkcionalitātes ir aizklātas ar metodēm, kura mazina izstrādes laiku salīdzinot ar “C++”, kura vairākas kompleksas funkcionalitātes nav aizklātas ar metodēm, kura var palēlināt izstrādes laiku. Izvēlētā ietvarā “Godot” ir pieejama skriptēšanas valoda “GDScript”, taču pēc nosacītiem iemesliem izvēlētai valodai šī valoda netiks izmantota.</w:t>
       </w:r>
     </w:p>
     <w:p>
@@ -10513,169 +10145,17 @@
     </w:p>
     <w:p>
       <w:r>
-        <w:t>Tā kā valoda “C#” tiks izmantota, kura ir daļa no ietvara “.NET”, tiks izmantoti attiecīgas izstrādes programmatūras ar uzsvaru uz noteikto ietvaru un tās ekosistēmas. Populārākā izstrādes  vide tam ir “</w:t>
-      </w:r>
-      <w:proofErr w:type="spellStart"/>
-      <w:r>
-        <w:t>Visual</w:t>
-      </w:r>
-      <w:proofErr w:type="spellEnd"/>
-      <w:r>
-        <w:t xml:space="preserve"> </w:t>
-      </w:r>
-      <w:proofErr w:type="spellStart"/>
-      <w:r>
-        <w:t>Studio</w:t>
-      </w:r>
-      <w:proofErr w:type="spellEnd"/>
-      <w:r>
-        <w:t>”, kura līdzīgi ar izvēlēto izstrādes vidi “</w:t>
-      </w:r>
-      <w:proofErr w:type="spellStart"/>
-      <w:r>
-        <w:t>JetBrains</w:t>
-      </w:r>
-      <w:proofErr w:type="spellEnd"/>
-      <w:r>
-        <w:t xml:space="preserve"> </w:t>
-      </w:r>
-      <w:proofErr w:type="spellStart"/>
-      <w:r>
-        <w:t>Rider</w:t>
-      </w:r>
-      <w:proofErr w:type="spellEnd"/>
-      <w:r>
-        <w:t xml:space="preserve">” iekļauj detalizētu </w:t>
-      </w:r>
-      <w:proofErr w:type="spellStart"/>
-      <w:r>
-        <w:t>atķļūdošanu</w:t>
-      </w:r>
-      <w:proofErr w:type="spellEnd"/>
-      <w:r>
-        <w:t xml:space="preserve">, kodu analīze, automātiskā aizpilde, u.t.t., taču netiks izmantota, jo šī programmatūra nav </w:t>
-      </w:r>
-      <w:proofErr w:type="spellStart"/>
-      <w:r>
-        <w:t>starpplatformu</w:t>
-      </w:r>
-      <w:proofErr w:type="spellEnd"/>
-      <w:r>
-        <w:t>, ierobežojoties uz “Windows” platformu, kuru autors neizmanto, tātad nepieejama programmatūra autoram.</w:t>
-      </w:r>
-    </w:p>
-    <w:p>
-      <w:r>
-        <w:t>Ja ietvars kā “</w:t>
-      </w:r>
-      <w:proofErr w:type="spellStart"/>
-      <w:r>
-        <w:t>Unreal</w:t>
-      </w:r>
-      <w:proofErr w:type="spellEnd"/>
-      <w:r>
-        <w:t xml:space="preserve"> </w:t>
-      </w:r>
-      <w:proofErr w:type="spellStart"/>
-      <w:r>
-        <w:t>Engine</w:t>
-      </w:r>
-      <w:proofErr w:type="spellEnd"/>
-      <w:r>
-        <w:t>” tiktu izmantota, kurā galvenā valoda ir “C++”, tiktu izmantotas izstrādes vides attiecīgi valodai kā “</w:t>
-      </w:r>
-      <w:proofErr w:type="spellStart"/>
-      <w:r>
-        <w:t>Qt</w:t>
-      </w:r>
-      <w:proofErr w:type="spellEnd"/>
-      <w:r>
-        <w:t xml:space="preserve"> </w:t>
-      </w:r>
-      <w:proofErr w:type="spellStart"/>
-      <w:r>
-        <w:t>Creator</w:t>
-      </w:r>
-      <w:proofErr w:type="spellEnd"/>
-      <w:r>
-        <w:t>”, kura ir pielāgota ietvara “</w:t>
-      </w:r>
-      <w:proofErr w:type="spellStart"/>
-      <w:r>
-        <w:t>Qt</w:t>
-      </w:r>
-      <w:proofErr w:type="spellEnd"/>
-      <w:r>
-        <w:t xml:space="preserve">” programmatūras izstrādei, taču iespējams izveidot projektus, kuras neizmanto minēto ietvaru, ņemot vērā to, ka funkcionalitāte un tās iespējas mazinās vai ne tik </w:t>
-      </w:r>
-      <w:proofErr w:type="spellStart"/>
-      <w:r>
-        <w:t>advancētas</w:t>
-      </w:r>
-      <w:proofErr w:type="spellEnd"/>
-      <w:r>
-        <w:t xml:space="preserve"> citiem projektiem,  vai “</w:t>
-      </w:r>
-      <w:proofErr w:type="spellStart"/>
-      <w:r>
-        <w:t>JetBrains</w:t>
-      </w:r>
-      <w:proofErr w:type="spellEnd"/>
-      <w:r>
-        <w:t xml:space="preserve"> </w:t>
-      </w:r>
-      <w:proofErr w:type="spellStart"/>
-      <w:r>
-        <w:t>CLion</w:t>
-      </w:r>
-      <w:proofErr w:type="spellEnd"/>
-      <w:r>
-        <w:t>”, kurai ir līdzīga funkcionalitāte ar atlasīto izstrādes vidi “”</w:t>
-      </w:r>
-      <w:proofErr w:type="spellStart"/>
-      <w:r>
-        <w:t>JetBrains</w:t>
-      </w:r>
-      <w:proofErr w:type="spellEnd"/>
-      <w:r>
-        <w:t xml:space="preserve"> </w:t>
-      </w:r>
-      <w:proofErr w:type="spellStart"/>
-      <w:r>
-        <w:t>Rider</w:t>
-      </w:r>
-      <w:proofErr w:type="spellEnd"/>
-      <w:r>
-        <w:t>” no “</w:t>
-      </w:r>
-      <w:proofErr w:type="spellStart"/>
-      <w:r>
-        <w:t>JetBrains</w:t>
-      </w:r>
-      <w:proofErr w:type="spellEnd"/>
-      <w:r>
-        <w:t>” programmatūru klāsta.</w:t>
-      </w:r>
-    </w:p>
-    <w:p>
-      <w:r>
-        <w:t>Arī iespējams ir izmantot teksta redaktoru “</w:t>
-      </w:r>
-      <w:proofErr w:type="spellStart"/>
-      <w:r>
-        <w:t>Visual</w:t>
-      </w:r>
-      <w:proofErr w:type="spellEnd"/>
-      <w:r>
-        <w:t xml:space="preserve"> </w:t>
-      </w:r>
-      <w:proofErr w:type="spellStart"/>
-      <w:r>
-        <w:t>Studio</w:t>
-      </w:r>
-      <w:proofErr w:type="spellEnd"/>
-      <w:r>
-        <w:t xml:space="preserve"> Code”, kura ar paplašinājumiem var izmantot kā izstrādes vidi, taču noklusētā funkcionalitāte ir ierobežota salīdzinot ar iepriekšējām izstrādes programmatūrām un nepieciešama papildus iestatīšana šai programmatūrai, kura nebūtu nepieciešama pārējām izstrādes vidēm atverot sākotnēji.</w:t>
+        <w:t>Tā kā valoda “C#” tiks izmantota, kura ir daļa no ietvara “.NET”, tiks izmantoti attiecīgas izstrādes programmatūras ar uzsvaru uz noteikto ietvaru un tās ekosistēmas. Populārākā izstrādes  vide tam ir “Visual Studio”, kura līdzīgi ar izvēlēto izstrādes vidi “JetBrains Rider” iekļauj detalizētu atķļūdošanu, kodu analīze, automātiskā aizpilde, u.t.t., taču netiks izmantota, jo šī programmatūra nav starpplatformu, ierobežojoties uz “Windows” platformu, kuru autors neizmanto, tātad nepieejama programmatūra autoram.</w:t>
+      </w:r>
+    </w:p>
+    <w:p>
+      <w:r>
+        <w:t>Ja ietvars kā “Unreal Engine” tiktu izmantota, kurā galvenā valoda ir “C++”, tiktu izmantotas izstrādes vides attiecīgi valodai kā “Qt Creator”, kura ir pielāgota ietvara “Qt” programmatūras izstrādei, taču iespējams izveidot projektus, kuras neizmanto minēto ietvaru, ņemot vērā to, ka funkcionalitāte un tās iespējas mazinās vai ne tik advancētas citiem projektiem,  vai “JetBrains CLion”, kurai ir līdzīga funkcionalitāte ar atlasīto izstrādes vidi “”JetBrains Rider” no “JetBrains” programmatūru klāsta.</w:t>
+      </w:r>
+    </w:p>
+    <w:p>
+      <w:r>
+        <w:t>Arī iespējams ir izmantot teksta redaktoru “Visual Studio Code”, kura ar paplašinājumiem var izmantot kā izstrādes vidi, taču noklusētā funkcionalitāte ir ierobežota salīdzinot ar iepriekšējām izstrādes programmatūrām un nepieciešama papildus iestatīšana šai programmatūrai, kura nebūtu nepieciešama pārējām izstrādes vidēm atverot sākotnēji.</w:t>
       </w:r>
     </w:p>
     <w:p>
@@ -10690,84 +10170,12 @@
     </w:p>
     <w:p>
       <w:r>
-        <w:t xml:space="preserve">Mazāk populāri pakalpojumi, kuri mitina </w:t>
-      </w:r>
-      <w:proofErr w:type="spellStart"/>
-      <w:r>
-        <w:t>avotkodu</w:t>
-      </w:r>
-      <w:proofErr w:type="spellEnd"/>
-      <w:r>
-        <w:t xml:space="preserve"> </w:t>
-      </w:r>
-      <w:proofErr w:type="spellStart"/>
-      <w:r>
-        <w:t>repozotorijus</w:t>
-      </w:r>
-      <w:proofErr w:type="spellEnd"/>
-      <w:r>
-        <w:t>, izmantojot “</w:t>
-      </w:r>
-      <w:proofErr w:type="spellStart"/>
-      <w:r>
-        <w:t>Git</w:t>
-      </w:r>
-      <w:proofErr w:type="spellEnd"/>
-      <w:r>
-        <w:t>” versiju kontroli, arī ir pieejami rīki, kura var automatizēt projekta kompilēšanu un pārbaudi, šādi rīki ir “</w:t>
-      </w:r>
-      <w:proofErr w:type="spellStart"/>
-      <w:r>
-        <w:t>GitLab</w:t>
-      </w:r>
-      <w:proofErr w:type="spellEnd"/>
-      <w:r>
-        <w:t>”, “</w:t>
-      </w:r>
-      <w:proofErr w:type="spellStart"/>
-      <w:r>
-        <w:t>Gitea</w:t>
-      </w:r>
-      <w:proofErr w:type="spellEnd"/>
-      <w:r>
-        <w:t>” un “</w:t>
-      </w:r>
-      <w:proofErr w:type="spellStart"/>
-      <w:r>
-        <w:t>Bitbucket</w:t>
-      </w:r>
-      <w:proofErr w:type="spellEnd"/>
-      <w:r>
-        <w:t>”, kuri ir īpaši pielāgota CI/CD izstrādes videi, taču prasa papildizmaksas, ja šādi rīki tiek palaisti šo pakalpojumu serveros vietā pašam lietotājam mitināt šos rīkus.</w:t>
-      </w:r>
-    </w:p>
-    <w:p>
-      <w:r>
-        <w:t>Taču arī ir pieejami pakalpojumi un rīki, kuri nav atkarīga no “</w:t>
-      </w:r>
-      <w:proofErr w:type="spellStart"/>
-      <w:r>
-        <w:t>Git</w:t>
-      </w:r>
-      <w:proofErr w:type="spellEnd"/>
-      <w:r>
-        <w:t>” versiju kontroles, bet kā pieejamu versiju kontroles programmatūru starp pārējām. Viens no šiem rīkiem ir “</w:t>
-      </w:r>
-      <w:proofErr w:type="spellStart"/>
-      <w:r>
-        <w:t>Azure</w:t>
-      </w:r>
-      <w:proofErr w:type="spellEnd"/>
-      <w:r>
-        <w:t xml:space="preserve"> </w:t>
-      </w:r>
-      <w:proofErr w:type="spellStart"/>
-      <w:r>
-        <w:t>Pipelines</w:t>
-      </w:r>
-      <w:proofErr w:type="spellEnd"/>
-      <w:r>
-        <w:t>”, kuras funkcionalitāte ir plašāka salīdzinot ar iepriekš minētiem rīkiem, taču tās plaša funkcionalitātes klāsts ir radīts lielākiem projektiem, kuri iespējams nebūs lielāko daļu paredzēts izmantošanai šī projekta nolūkiem tās apjoma dēļ un lielākas izmaksas, salīdzinot ar iepriekš minētiem rīkiem.</w:t>
+        <w:t>Mazāk populāri pakalpojumi, kuri mitina avotkodu repozotorijus, izmantojot “Git” versiju kontroli, arī ir pieejami rīki, kura var automatizēt projekta kompilēšanu un pārbaudi, šādi rīki ir “GitLab”, “Gitea” un “Bitbucket”, kuri ir īpaši pielāgota CI/CD izstrādes videi, taču prasa papildizmaksas, ja šādi rīki tiek palaisti šo pakalpojumu serveros vietā pašam lietotājam mitināt šos rīkus.</w:t>
+      </w:r>
+    </w:p>
+    <w:p>
+      <w:r>
+        <w:t>Taču arī ir pieejami pakalpojumi un rīki, kuri nav atkarīga no “Git” versiju kontroles, bet kā pieejamu versiju kontroles programmatūru starp pārējām. Viens no šiem rīkiem ir “Azure Pipelines”, kuras funkcionalitāte ir plašāka salīdzinot ar iepriekš minētiem rīkiem, taču tās plaša funkcionalitātes klāsts ir radīts lielākiem projektiem, kuri iespējams nebūs lielāko daļu paredzēts izmantošanai šī projekta nolūkiem tās apjoma dēļ un lielākas izmaksas, salīdzinot ar iepriekš minētiem rīkiem.</w:t>
       </w:r>
     </w:p>
     <w:p>
@@ -10896,66 +10304,10 @@
     </w:p>
     <w:p>
       <w:r>
-        <w:t>“</w:t>
-      </w:r>
-      <w:proofErr w:type="spellStart"/>
-      <w:r>
-        <w:t>SceneManager</w:t>
-      </w:r>
-      <w:proofErr w:type="spellEnd"/>
-      <w:r>
-        <w:t>” komponente pārvalda ainas un tās pārslēgšanu uz citām ainām un tā ir viena no komponentēm ar vizuālu izvadi, kā arī “</w:t>
-      </w:r>
-      <w:proofErr w:type="spellStart"/>
-      <w:r>
-        <w:t>SettingsWindow</w:t>
-      </w:r>
-      <w:proofErr w:type="spellEnd"/>
-      <w:r>
-        <w:t>” un “</w:t>
-      </w:r>
-      <w:proofErr w:type="spellStart"/>
-      <w:r>
-        <w:t>ExitDialog</w:t>
-      </w:r>
-      <w:proofErr w:type="spellEnd"/>
-      <w:r>
-        <w:t>” komponentes, kuras izvade ir tikai logi ar saviem attiecīgiem uzdevumiem, taču “</w:t>
-      </w:r>
-      <w:proofErr w:type="spellStart"/>
-      <w:r>
-        <w:t>ToastManager</w:t>
-      </w:r>
-      <w:proofErr w:type="spellEnd"/>
-      <w:r>
-        <w:t>” tikai izvada īslaicīgus paziņojumus, kuras pēc noteikta laika izzūd. “</w:t>
-      </w:r>
-      <w:proofErr w:type="spellStart"/>
-      <w:r>
-        <w:t>AudioManager</w:t>
-      </w:r>
-      <w:proofErr w:type="spellEnd"/>
-      <w:r>
-        <w:t>” pārvalda datorspēles galveno, mūzikas un skaņu efektu skaļumu, kā arī iestata fona mūzika katrai ainai.</w:t>
-      </w:r>
-      <w:r>
-        <w:t xml:space="preserve"> Datu, progresu un iestatījumu glabāšanu nodrošina “</w:t>
-      </w:r>
-      <w:proofErr w:type="spellStart"/>
-      <w:r>
-        <w:t>SaveManager</w:t>
-      </w:r>
-      <w:proofErr w:type="spellEnd"/>
-      <w:r>
-        <w:t>”, kura glabā progresa datus, un “</w:t>
-      </w:r>
-      <w:proofErr w:type="spellStart"/>
-      <w:r>
-        <w:t>SettingsManager</w:t>
-      </w:r>
-      <w:proofErr w:type="spellEnd"/>
-      <w:r>
-        <w:t>”, kura glabā un iestata iestatījumus visā spēlē, piemēram, skaļumu.</w:t>
+        <w:t>“SceneManager” komponente pārvalda ainas un tās pārslēgšanu uz citām ainām un tā ir viena no komponentēm ar vizuālu izvadi, kā arī “SettingsWindow” un “ExitDialog” komponentes, kuras izvade ir tikai logi ar saviem attiecīgiem uzdevumiem, taču “ToastManager” tikai izvada īslaicīgus paziņojumus, kuras pēc noteikta laika izzūd. “AudioManager” pārvalda datorspēles galveno, mūzikas un skaņu efektu skaļumu, kā arī iestata fona mūzika katrai ainai.</w:t>
+      </w:r>
+      <w:r>
+        <w:t xml:space="preserve"> Datu, progresu un iestatījumu glabāšanu nodrošina “SaveManager”, kura glabā progresa datus, un “SettingsManager”, kura glabā un iestata iestatījumus visā spēlē, piemēram, skaļumu.</w:t>
       </w:r>
     </w:p>
     <w:p>
@@ -11091,15 +10443,7 @@
     </w:p>
     <w:p>
       <w:r>
-        <w:t>“</w:t>
-      </w:r>
-      <w:proofErr w:type="spellStart"/>
-      <w:r>
-        <w:t>SceneManager</w:t>
-      </w:r>
-      <w:proofErr w:type="spellEnd"/>
-      <w:r>
-        <w:t xml:space="preserve">” komponente pārvalda </w:t>
+        <w:t xml:space="preserve">“SceneManager” komponente pārvalda </w:t>
       </w:r>
       <w:r>
         <w:t>norādīto (skat. 2. attēl</w:t>
@@ -11123,23 +10467,7 @@
         <w:t>)</w:t>
       </w:r>
       <w:r>
-        <w:t xml:space="preserve"> aina ir sākuma izvēlne, kurā spēlētājs var pārslēgt uz līmeņu atlases ainu “</w:t>
-      </w:r>
-      <w:proofErr w:type="spellStart"/>
-      <w:r>
-        <w:t>LevelSelection</w:t>
-      </w:r>
-      <w:proofErr w:type="spellEnd"/>
-      <w:r>
-        <w:t>”, lasīt šī projekta anotāciju, mainīt iestatījumus vai iziet no datorspēles. “</w:t>
-      </w:r>
-      <w:proofErr w:type="spellStart"/>
-      <w:r>
-        <w:t>LevelSelection</w:t>
-      </w:r>
-      <w:proofErr w:type="spellEnd"/>
-      <w:r>
-        <w:t xml:space="preserve">” </w:t>
+        <w:t xml:space="preserve"> aina ir sākuma izvēlne, kurā spēlētājs var pārslēgt uz līmeņu atlases ainu “LevelSelection”, lasīt šī projekta anotāciju, mainīt iestatījumus vai iziet no datorspēles. “LevelSelection” </w:t>
       </w:r>
       <w:r>
         <w:t>(</w:t>
@@ -11154,23 +10482,7 @@
         <w:t>aina norāda līmeņus</w:t>
       </w:r>
       <w:r>
-        <w:t xml:space="preserve">, kuri ir izvietoti kartē ar paveidiem un pieejamības </w:t>
-      </w:r>
-      <w:proofErr w:type="spellStart"/>
-      <w:r>
-        <w:t>stāvolkim</w:t>
-      </w:r>
-      <w:proofErr w:type="spellEnd"/>
-      <w:r>
-        <w:t>. “</w:t>
-      </w:r>
-      <w:proofErr w:type="spellStart"/>
-      <w:r>
-        <w:t>Battle</w:t>
-      </w:r>
-      <w:proofErr w:type="spellEnd"/>
-      <w:r>
-        <w:t>” (Spēles laukums) ain</w:t>
+        <w:t>, kuri ir izvietoti kartē ar paveidiem un pieejamības stāvolkim. “Battle” (Spēles laukums) ain</w:t>
       </w:r>
       <w:r>
         <w:t>ā ir spēle ar līmeņa nosacījumiem, objekti kartes laukumā un norādīti uzdevumi uzvarai</w:t>
@@ -11290,15 +10602,7 @@
     </w:p>
     <w:p>
       <w:r>
-        <w:t>“</w:t>
-      </w:r>
-      <w:proofErr w:type="spellStart"/>
-      <w:r>
-        <w:t>Map</w:t>
-      </w:r>
-      <w:proofErr w:type="spellEnd"/>
-      <w:r>
-        <w:t xml:space="preserve">” (Karte) komponente </w:t>
+        <w:t xml:space="preserve">“Map” (Karte) komponente </w:t>
       </w:r>
       <w:r>
         <w:t xml:space="preserve">(skat. 3. attēlu) </w:t>
@@ -11307,44 +10611,12 @@
         <w:t xml:space="preserve">ir šī projekta galvenā komponente un projekta mērķa pamats. Šajā komponentē ir slāņi, kurā atrodas topogrāfijas dati, objektu dati un dekorācijas, un šie slāņi paši par sevi neveic darbības izņemot uzdotās darbības atkarīgas no ainas. Kartes komponentē arī atrodas </w:t>
       </w:r>
       <w:r>
-        <w:t>pārējās komponentes, kuras izmanto slāņus darbību veikšanai, piemēram, “</w:t>
-      </w:r>
-      <w:proofErr w:type="spellStart"/>
-      <w:r>
-        <w:t>Selector</w:t>
-      </w:r>
-      <w:proofErr w:type="spellEnd"/>
-      <w:r>
-        <w:t>” (atlasītājs) komponente atlasa slāņu komponentes slāņu datus pēc norādītā punkta, “</w:t>
-      </w:r>
-      <w:proofErr w:type="spellStart"/>
-      <w:r>
-        <w:t>Camera</w:t>
-      </w:r>
-      <w:proofErr w:type="spellEnd"/>
-      <w:r>
-        <w:t>” (Kamera) komponente rāda slāņu fragmentus, kurus spēlētājs var mainīt kameras novietojumu, lai redzētu kartes citu fragmentu un “</w:t>
-      </w:r>
-      <w:proofErr w:type="spellStart"/>
-      <w:r>
-        <w:t>Projectiles</w:t>
-      </w:r>
-      <w:proofErr w:type="spellEnd"/>
-      <w:r>
-        <w:t>” (Lādiņi) komponente, kura simulē lādiņu kustību kartē un iegūst datus no slāņu komponentes pēc novietojuma no uguņošanas līdz nolaišanas, kuras aptver objektus un veic tām izmaiņas, piemēram, iznīcināšanu.</w:t>
-      </w:r>
-    </w:p>
-    <w:p>
-      <w:r>
-        <w:t>Slāņu komponentē atrodas slāņi, kuras izkārtojumi ir rūtiņu ailes. “</w:t>
-      </w:r>
-      <w:proofErr w:type="spellStart"/>
-      <w:r>
-        <w:t>Ground</w:t>
-      </w:r>
-      <w:proofErr w:type="spellEnd"/>
-      <w:r>
-        <w:t>” (Zeme) slāni</w:t>
+        <w:t>pārējās komponentes, kuras izmanto slāņus darbību veikšanai, piemēram, “Selector” (atlasītājs) komponente atlasa slāņu komponentes slāņu datus pēc norādītā punkta, “Camera” (Kamera) komponente rāda slāņu fragmentus, kurus spēlētājs var mainīt kameras novietojumu, lai redzētu kartes citu fragmentu un “Projectiles” (Lādiņi) komponente, kura simulē lādiņu kustību kartē un iegūst datus no slāņu komponentes pēc novietojuma no uguņošanas līdz nolaišanas, kuras aptver objektus un veic tām izmaiņas, piemēram, iznīcināšanu.</w:t>
+      </w:r>
+    </w:p>
+    <w:p>
+      <w:r>
+        <w:t>Slāņu komponentē atrodas slāņi, kuras izkārtojumi ir rūtiņu ailes. “Ground” (Zeme) slāni</w:t>
       </w:r>
       <w:r>
         <w:t>s</w:t>
@@ -11353,61 +10625,13 @@
         <w:t xml:space="preserve"> satur topogrāfisko informāciju kā augstumu</w:t>
       </w:r>
       <w:r>
-        <w:t xml:space="preserve"> laukuma punktā un </w:t>
-      </w:r>
-      <w:proofErr w:type="spellStart"/>
-      <w:r>
-        <w:t>pamataugstumu</w:t>
-      </w:r>
-      <w:proofErr w:type="spellEnd"/>
-      <w:r>
-        <w:t>, “</w:t>
-      </w:r>
-      <w:proofErr w:type="spellStart"/>
-      <w:r>
-        <w:t>Decoration</w:t>
-      </w:r>
-      <w:proofErr w:type="spellEnd"/>
-      <w:r>
-        <w:t>” (Dekorācija) slānis ievieto virs “</w:t>
-      </w:r>
-      <w:proofErr w:type="spellStart"/>
-      <w:r>
-        <w:t>Ground</w:t>
-      </w:r>
-      <w:proofErr w:type="spellEnd"/>
-      <w:r>
-        <w:t>” slāņa simbolus un dekoratīvos elementus, “</w:t>
-      </w:r>
-      <w:proofErr w:type="spellStart"/>
-      <w:r>
-        <w:t>Entites</w:t>
-      </w:r>
-      <w:proofErr w:type="spellEnd"/>
-      <w:r>
-        <w:t xml:space="preserve">” (Objekti) slānis satur objektus kā ierīces, mūrus un struktūras, kuras glabā īpašības, piemēram, azimuta leņķis, piederība spēlētājam vai pretiniekam un izturības punkti pirms sabrukšanas (skat. </w:t>
+        <w:t xml:space="preserve"> laukuma punktā un pamataugstumu, “Decoration” (Dekorācija) slānis ievieto virs “Ground” slāņa simbolus un dekoratīvos elementus, “Entites” (Objekti) slānis satur objektus kā ierīces, mūrus un struktūras, kuras glabā īpašības, piemēram, azimuta leņķis, piederība spēlētājam vai pretiniekam un izturības punkti pirms sabrukšanas (skat. </w:t>
       </w:r>
       <w:r>
         <w:t>7</w:t>
       </w:r>
       <w:r>
-        <w:t>. attēlu) un “</w:t>
-      </w:r>
-      <w:proofErr w:type="spellStart"/>
-      <w:r>
-        <w:t>Overlays</w:t>
-      </w:r>
-      <w:proofErr w:type="spellEnd"/>
-      <w:r>
-        <w:t xml:space="preserve">” (Uznirstošie) slānis, kurās izvieto indikatorus un </w:t>
-      </w:r>
-      <w:proofErr w:type="spellStart"/>
-      <w:r>
-        <w:t>aizsegumus</w:t>
-      </w:r>
-      <w:proofErr w:type="spellEnd"/>
-      <w:r>
-        <w:t xml:space="preserve"> kartē. </w:t>
+        <w:t xml:space="preserve">. attēlu) un “Overlays” (Uznirstošie) slānis, kurās izvieto indikatorus un aizsegumus kartē. </w:t>
       </w:r>
     </w:p>
     <w:p>
@@ -11628,26 +10852,10 @@
     </w:p>
     <w:p>
       <w:r>
-        <w:t>Katra aina, kuru parāda “</w:t>
-      </w:r>
-      <w:proofErr w:type="spellStart"/>
-      <w:r>
-        <w:t>SceneManager</w:t>
-      </w:r>
-      <w:proofErr w:type="spellEnd"/>
-      <w:r>
-        <w:t>” komponente, ir klase ar saviem mainīgajiem un  metodēm</w:t>
-      </w:r>
-      <w:r>
-        <w:t>. Ainu metodes var izsaukt komponentes metodes, tvert lietotāja ievadi un veikt darbības ar ievadi un komponentēm, piemēram, tvert peles klikšķi un “</w:t>
-      </w:r>
-      <w:proofErr w:type="spellStart"/>
-      <w:r>
-        <w:t>Map</w:t>
-      </w:r>
-      <w:proofErr w:type="spellEnd"/>
-      <w:r>
-        <w:t>” komponentē iegūt ailes informāciju no peles novietojuma</w:t>
+        <w:t>Katra aina, kuru parāda “SceneManager” komponente, ir klase ar saviem mainīgajiem un  metodēm</w:t>
+      </w:r>
+      <w:r>
+        <w:t>. Ainu metodes var izsaukt komponentes metodes, tvert lietotāja ievadi un veikt darbības ar ievadi un komponentēm, piemēram, tvert peles klikšķi un “Map” komponentē iegūt ailes informāciju no peles novietojuma</w:t>
       </w:r>
       <w:r>
         <w:t xml:space="preserve"> (skat. </w:t>
@@ -11801,39 +11009,7 @@
     </w:p>
     <w:p>
       <w:r>
-        <w:t xml:space="preserve">Kartes komponente arī ir klase, kura iekļauj </w:t>
-      </w:r>
-      <w:proofErr w:type="spellStart"/>
-      <w:r>
-        <w:t>apakškomponentes</w:t>
-      </w:r>
-      <w:proofErr w:type="spellEnd"/>
-      <w:r>
-        <w:t xml:space="preserve"> ar savām metodēm un mainīgajiem. Kartes klases darbības iekļauj ailes datu iegūšanu pēc pozīcijas un laukumu </w:t>
-      </w:r>
-      <w:proofErr w:type="spellStart"/>
-      <w:r>
-        <w:t>ielādi</w:t>
-      </w:r>
-      <w:proofErr w:type="spellEnd"/>
-      <w:r>
-        <w:t xml:space="preserve"> un eksportēšanu. Slāņu komponentes arī iekļauj minētās metodes noteiktam slānim, taču arī slāņa ailēm ir savas metodes un īpašības, piemēram, “</w:t>
-      </w:r>
-      <w:proofErr w:type="spellStart"/>
-      <w:r>
-        <w:t>Ground</w:t>
-      </w:r>
-      <w:proofErr w:type="spellEnd"/>
-      <w:r>
-        <w:t>” slāņa ailei augstums un “</w:t>
-      </w:r>
-      <w:proofErr w:type="spellStart"/>
-      <w:r>
-        <w:t>Entity</w:t>
-      </w:r>
-      <w:proofErr w:type="spellEnd"/>
-      <w:r>
-        <w:t>” slāņa ailes piederība. Pārējām komponentēm savas attiecīgas darbības, kuras ir atkarīgas no slāņu komponentēm</w:t>
+        <w:t>Kartes komponente arī ir klase, kura iekļauj apakškomponentes ar savām metodēm un mainīgajiem. Kartes klases darbības iekļauj ailes datu iegūšanu pēc pozīcijas un laukumu ielādi un eksportēšanu. Slāņu komponentes arī iekļauj minētās metodes noteiktam slānim, taču arī slāņa ailēm ir savas metodes un īpašības, piemēram, “Ground” slāņa ailei augstums un “Entity” slāņa ailes piederība. Pārējām komponentēm savas attiecīgas darbības, kuras ir atkarīgas no slāņu komponentēm</w:t>
       </w:r>
       <w:r>
         <w:t>.</w:t>
@@ -11929,47 +11105,7 @@
       </w:pPr>
       <w:r>
         <w:tab/>
-        <w:t>“</w:t>
-      </w:r>
-      <w:proofErr w:type="spellStart"/>
-      <w:r>
-        <w:t>Entity</w:t>
-      </w:r>
-      <w:proofErr w:type="spellEnd"/>
-      <w:r>
-        <w:t>” (Objekts) klase norāda kartē objektu, kuri var tikt pagriezti, iznīcināti, iestatīt garumus un vairāk īpašību. Šo klasi manto “</w:t>
-      </w:r>
-      <w:proofErr w:type="spellStart"/>
-      <w:r>
-        <w:t>Device</w:t>
-      </w:r>
-      <w:proofErr w:type="spellEnd"/>
-      <w:r>
-        <w:t>” (artilērijas ierīces), “</w:t>
-      </w:r>
-      <w:proofErr w:type="spellStart"/>
-      <w:r>
-        <w:t>Wall</w:t>
-      </w:r>
-      <w:proofErr w:type="spellEnd"/>
-      <w:r>
-        <w:t>” (siena) un “</w:t>
-      </w:r>
-      <w:proofErr w:type="spellStart"/>
-      <w:r>
-        <w:t>Structure</w:t>
-      </w:r>
-      <w:proofErr w:type="spellEnd"/>
-      <w:r>
-        <w:t>” (struktūra) klases ar savām īpašībām, it īpaši “</w:t>
-      </w:r>
-      <w:proofErr w:type="spellStart"/>
-      <w:r>
-        <w:t>Device</w:t>
-      </w:r>
-      <w:proofErr w:type="spellEnd"/>
-      <w:r>
-        <w:t>” klase, jo tā norāda munīciju skaitu, traversu, augstuma leņķi u.t.t.</w:t>
+        <w:t>“Entity” (Objekts) klase norāda kartē objektu, kuri var tikt pagriezti, iznīcināti, iestatīt garumus un vairāk īpašību. Šo klasi manto “Device” (artilērijas ierīces), “Wall” (siena) un “Structure” (struktūra) klases ar savām īpašībām, it īpaši “Device” klase, jo tā norāda munīciju skaitu, traversu, augstuma leņķi u.t.t.</w:t>
       </w:r>
       <w:r>
         <w:t xml:space="preserve"> (skat. 7. attēlu)</w:t>
@@ -11984,23 +11120,7 @@
       </w:pPr>
       <w:r>
         <w:tab/>
-        <w:t>Tās klases pamatīpašības ir azimuts, izturība (“</w:t>
-      </w:r>
-      <w:proofErr w:type="spellStart"/>
-      <w:r>
-        <w:t>integrity</w:t>
-      </w:r>
-      <w:proofErr w:type="spellEnd"/>
-      <w:r>
-        <w:t>”), spēlētāja piederošs, mērķis,  un iznīcināts, kā arī tai klasei un mantotājiem īpašību klase, kura norāda uz resursu, kura norāda tās objekta nemaināmās īpašības, piemēram, ierīcēm kalibrs, struktūrām izturības stadiju gariņi un visām klasēm izturības skala (“</w:t>
-      </w:r>
-      <w:proofErr w:type="spellStart"/>
-      <w:r>
-        <w:t>toughness</w:t>
-      </w:r>
-      <w:proofErr w:type="spellEnd"/>
-      <w:r>
-        <w:t>”), kura mazina objekta izturības mazināšanas faktoru.</w:t>
+        <w:t>Tās klases pamatīpašības ir azimuts, izturība (“integrity”), spēlētāja piederošs, mērķis,  un iznīcināts, kā arī tai klasei un mantotājiem īpašību klase, kura norāda uz resursu, kura norāda tās objekta nemaināmās īpašības, piemēram, ierīcēm kalibrs, struktūrām izturības stadiju gariņi un visām klasēm izturības skala (“toughness”), kura mazina objekta izturības mazināšanas faktoru.</w:t>
       </w:r>
     </w:p>
     <w:p>
@@ -12098,26 +11218,10 @@
         <w:t>L</w:t>
       </w:r>
       <w:r>
-        <w:t>ādiņu laukumā (“</w:t>
-      </w:r>
-      <w:proofErr w:type="spellStart"/>
-      <w:r>
-        <w:t>Projectiles</w:t>
-      </w:r>
-      <w:proofErr w:type="spellEnd"/>
-      <w:r>
-        <w:t xml:space="preserve">”) </w:t>
-      </w:r>
-      <w:r>
-        <w:t xml:space="preserve">lādiņiem ir savas īpašības un metodes, lai pēc iespējas </w:t>
-      </w:r>
-      <w:proofErr w:type="spellStart"/>
-      <w:r>
-        <w:t>attainotu</w:t>
-      </w:r>
-      <w:proofErr w:type="spellEnd"/>
-      <w:r>
-        <w:t xml:space="preserve"> lādiņu ballistiku gaisā</w:t>
+        <w:t xml:space="preserve">ādiņu laukumā (“Projectiles”) </w:t>
+      </w:r>
+      <w:r>
+        <w:t>lādiņiem ir savas īpašības un metodes, lai pēc iespējas attainotu lādiņu ballistiku gaisā</w:t>
       </w:r>
       <w:r>
         <w:t xml:space="preserve"> un objektu iznīcināšanu un bojāšanu nolaišanas uz zemes</w:t>
@@ -12682,15 +11786,7 @@
       <w:bookmarkStart w:id="47" w:name="_Toc230237730"/>
       <w:r>
         <w:lastRenderedPageBreak/>
-        <w:t xml:space="preserve">Kartes un tās </w:t>
-      </w:r>
-      <w:proofErr w:type="spellStart"/>
-      <w:r>
-        <w:t>apakškomponenšu</w:t>
-      </w:r>
-      <w:proofErr w:type="spellEnd"/>
-      <w:r>
-        <w:t xml:space="preserve"> dati</w:t>
+        <w:t>Kartes un tās apakškomponenšu dati</w:t>
       </w:r>
       <w:bookmarkEnd w:id="47"/>
     </w:p>
@@ -12702,15 +11798,7 @@
         <w:t>, piemēram, ailes izmēru, augstumu un sarežģīšanas iespējas</w:t>
       </w:r>
       <w:r>
-        <w:t xml:space="preserve">, kurus izmantos tās visas tās </w:t>
-      </w:r>
-      <w:proofErr w:type="spellStart"/>
-      <w:r>
-        <w:t>apakškomponentes</w:t>
-      </w:r>
-      <w:proofErr w:type="spellEnd"/>
-      <w:r>
-        <w:t>, kuras no dažam var būt savi dati glabāti kartes datos, it īpaši slāņu komponentēm (skat. 1</w:t>
+        <w:t>, kurus izmantos tās visas tās apakškomponentes, kuras no dažam var būt savi dati glabāti kartes datos, it īpaši slāņu komponentēm (skat. 1</w:t>
       </w:r>
       <w:r>
         <w:t>3</w:t>
@@ -12793,15 +11881,7 @@
         <w:t xml:space="preserve">. attēls. </w:t>
       </w:r>
       <w:r>
-        <w:t xml:space="preserve">Kartes un </w:t>
-      </w:r>
-      <w:proofErr w:type="spellStart"/>
-      <w:r>
-        <w:t>apakškomponenšu</w:t>
-      </w:r>
-      <w:proofErr w:type="spellEnd"/>
-      <w:r>
-        <w:t xml:space="preserve"> dati</w:t>
+        <w:t>Kartes un apakškomponenšu dati</w:t>
       </w:r>
     </w:p>
     <w:p>
@@ -12819,15 +11899,7 @@
     </w:p>
     <w:p>
       <w:r>
-        <w:t>Slāņa ”</w:t>
-      </w:r>
-      <w:proofErr w:type="spellStart"/>
-      <w:r>
-        <w:t>Entities</w:t>
-      </w:r>
-      <w:proofErr w:type="spellEnd"/>
-      <w:r>
-        <w:t>” objektiem ir kopīgas nemaināmās īpašības, kurus izmanto paši slāņu objekti un citas klases pieejot tiem (skat. 1</w:t>
+        <w:t>Slāņa ”Entities” objektiem ir kopīgas nemaināmās īpašības, kurus izmanto paši slāņu objekti un citas klases pieejot tiem (skat. 1</w:t>
       </w:r>
       <w:r>
         <w:t>4</w:t>
@@ -12919,15 +11991,7 @@
     </w:p>
     <w:p>
       <w:r>
-        <w:t xml:space="preserve">Šajā sadaļā lietotājam skaidros šīs datorspēles lietojumu un tās </w:t>
-      </w:r>
-      <w:proofErr w:type="spellStart"/>
-      <w:r>
-        <w:t>saskarnes</w:t>
-      </w:r>
-      <w:proofErr w:type="spellEnd"/>
-      <w:r>
-        <w:t xml:space="preserve"> elementus ar ekrānuzņēmumiem un skaidrojošiem rādītājiem.</w:t>
+        <w:t>Šajā sadaļā lietotājam skaidros šīs datorspēles lietojumu un tās saskarnes elementus ar ekrānuzņēmumiem un skaidrojošiem rādītājiem.</w:t>
       </w:r>
     </w:p>
     <w:p>
@@ -13160,15 +12224,7 @@
         <w:t>)</w:t>
       </w:r>
       <w:r>
-        <w:t xml:space="preserve">), kā arī zem apraksta </w:t>
-      </w:r>
-      <w:proofErr w:type="spellStart"/>
-      <w:r>
-        <w:t>iespējo</w:t>
-      </w:r>
-      <w:proofErr w:type="spellEnd"/>
-      <w:r>
-        <w:t xml:space="preserve"> vai atspējo pogu.</w:t>
+        <w:t>), kā arī zem apraksta iespējo vai atspējo pogu.</w:t>
       </w:r>
     </w:p>
     <w:p>
@@ -13334,15 +12390,7 @@
         <w:t xml:space="preserve">Spēles laukuma ainā atrodas </w:t>
       </w:r>
       <w:r>
-        <w:t xml:space="preserve">vairākas </w:t>
-      </w:r>
-      <w:proofErr w:type="spellStart"/>
-      <w:r>
-        <w:t>saskarnes</w:t>
-      </w:r>
-      <w:proofErr w:type="spellEnd"/>
-      <w:r>
-        <w:t xml:space="preserve"> kontroles, gan visā ainā, gan atsevišķās stadijās. </w:t>
+        <w:t xml:space="preserve">vairākas saskarnes kontroles, gan visā ainā, gan atsevišķās stadijās. </w:t>
       </w:r>
     </w:p>
     <w:p>
@@ -13350,33 +12398,47 @@
         <w:pStyle w:val="Virsraksts3"/>
       </w:pPr>
       <w:bookmarkStart w:id="53" w:name="_Toc230237736"/>
-      <w:proofErr w:type="spellStart"/>
       <w:r>
         <w:t>Virsjosla</w:t>
       </w:r>
       <w:bookmarkEnd w:id="53"/>
-      <w:proofErr w:type="spellEnd"/>
-    </w:p>
-    <w:p>
-      <w:proofErr w:type="spellStart"/>
-      <w:r>
-        <w:t>Virsjoslā</w:t>
-      </w:r>
-      <w:proofErr w:type="spellEnd"/>
+    </w:p>
+    <w:p>
+      <w:r>
+        <w:t xml:space="preserve">Virsjoslā </w:t>
+      </w:r>
+      <w:r>
+        <w:t xml:space="preserve">(skat. 16. attēlu) </w:t>
+      </w:r>
+      <w:r>
+        <w:t>atrodas pauzes izvēlne</w:t>
+      </w:r>
+      <w:r>
+        <w:t xml:space="preserve"> (1)</w:t>
+      </w:r>
+      <w:r>
+        <w:t>, stadijas nosaukums</w:t>
+      </w:r>
       <w:r>
         <w:t xml:space="preserve"> </w:t>
       </w:r>
       <w:r>
-        <w:t xml:space="preserve">(skat. 16. attēlu) </w:t>
-      </w:r>
-      <w:r>
-        <w:t>atrodas pauzes izvēlne</w:t>
-      </w:r>
-      <w:r>
-        <w:t xml:space="preserve"> (1)</w:t>
-      </w:r>
-      <w:r>
-        <w:t>, stadijas nosaukums</w:t>
+        <w:t>(</w:t>
+      </w:r>
+      <w:r>
+        <w:t>2</w:t>
+      </w:r>
+      <w:r>
+        <w:t>)</w:t>
+      </w:r>
+      <w:r>
+        <w:t xml:space="preserve"> un skaitītāj</w:t>
+      </w:r>
+      <w:r>
+        <w:t xml:space="preserve">i </w:t>
+      </w:r>
+      <w:r>
+        <w:t>kā peles pozīcija</w:t>
       </w:r>
       <w:r>
         <w:t xml:space="preserve"> </w:t>
@@ -13385,19 +12447,13 @@
         <w:t>(</w:t>
       </w:r>
       <w:r>
-        <w:t>2</w:t>
+        <w:t>3</w:t>
       </w:r>
       <w:r>
         <w:t>)</w:t>
       </w:r>
       <w:r>
-        <w:t xml:space="preserve"> un skaitītāj</w:t>
-      </w:r>
-      <w:r>
-        <w:t xml:space="preserve">i </w:t>
-      </w:r>
-      <w:r>
-        <w:t>kā peles pozīcija</w:t>
+        <w:t>, mērogs</w:t>
       </w:r>
       <w:r>
         <w:t xml:space="preserve"> </w:t>
@@ -13406,34 +12462,14 @@
         <w:t>(</w:t>
       </w:r>
       <w:r>
-        <w:t>3</w:t>
+        <w:t>4</w:t>
       </w:r>
       <w:r>
         <w:t>)</w:t>
       </w:r>
       <w:r>
-        <w:t>, mērogs</w:t>
-      </w:r>
-      <w:r>
-        <w:t xml:space="preserve"> </w:t>
-      </w:r>
-      <w:r>
-        <w:t>(</w:t>
-      </w:r>
-      <w:r>
-        <w:t>4</w:t>
-      </w:r>
-      <w:r>
-        <w:t>)</w:t>
-      </w:r>
-      <w:r>
-        <w:t xml:space="preserve">, </w:t>
-      </w:r>
-      <w:proofErr w:type="spellStart"/>
-      <w:r>
-        <w:t>pamataugstums</w:t>
-      </w:r>
-      <w:proofErr w:type="spellEnd"/>
+        <w:t>, pamataugstums</w:t>
+      </w:r>
       <w:r>
         <w:t xml:space="preserve"> </w:t>
       </w:r>
@@ -13686,15 +12722,7 @@
     </w:p>
     <w:p>
       <w:r>
-        <w:t xml:space="preserve">Šajā stadijā </w:t>
-      </w:r>
-      <w:proofErr w:type="spellStart"/>
-      <w:r>
-        <w:t>spēlētajs</w:t>
-      </w:r>
-      <w:proofErr w:type="spellEnd"/>
-      <w:r>
-        <w:t xml:space="preserve"> atlasa ierīci</w:t>
+        <w:t>Šajā stadijā spēlētajs atlasa ierīci</w:t>
       </w:r>
       <w:r>
         <w:t xml:space="preserve"> (2)</w:t>
@@ -14039,15 +13067,7 @@
         <w:t xml:space="preserve"> Koriģēšanas logā arī norāda atlikušo lādiņu skaitu </w:t>
       </w:r>
       <w:r>
-        <w:t xml:space="preserve">vai atlikušās kārtas pirms </w:t>
-      </w:r>
-      <w:proofErr w:type="spellStart"/>
-      <w:r>
-        <w:t>pārlādes</w:t>
-      </w:r>
-      <w:proofErr w:type="spellEnd"/>
-      <w:r>
-        <w:t>.</w:t>
+        <w:t>vai atlikušās kārtas pirms pārlādes.</w:t>
       </w:r>
     </w:p>
     <w:p>
@@ -15364,37 +14384,13 @@
     </w:p>
     <w:p>
       <w:r>
-        <w:t xml:space="preserve">Izstrādes laikā projektu jātestē un jāpārbauda funkcionalitātes pēc nepilnībām. Testēšana tiks veikta manuāli ar melnās un baltās kastes metodoloģijām, taču atsevišķas funkcionalitātes vai tās daļas testēšanu var veikt automātiski ar </w:t>
-      </w:r>
-      <w:proofErr w:type="spellStart"/>
-      <w:r>
-        <w:t>vienībtestēšanu</w:t>
-      </w:r>
-      <w:proofErr w:type="spellEnd"/>
-      <w:r>
-        <w:t>.</w:t>
+        <w:t>Izstrādes laikā projektu jātestē un jāpārbauda funkcionalitātes pēc nepilnībām. Testēšana tiks veikta manuāli ar melnās un baltās kastes metodoloģijām, taču atsevišķas funkcionalitātes vai tās daļas testēšanu var veikt automātiski ar vienībtestēšanu.</w:t>
       </w:r>
       <w:r>
         <w:t xml:space="preserve"> </w:t>
       </w:r>
       <w:r>
-        <w:t xml:space="preserve">Melnās kastes testēšana ietver pārbaudi no lietotāja skatupunkta, neredzot </w:t>
-      </w:r>
-      <w:proofErr w:type="spellStart"/>
-      <w:r>
-        <w:t>avotkodu</w:t>
-      </w:r>
-      <w:proofErr w:type="spellEnd"/>
-      <w:r>
-        <w:t xml:space="preserve"> vai atkļūdošanas informāciju, kamēr baltās kastes testēšana pārbauda </w:t>
-      </w:r>
-      <w:proofErr w:type="spellStart"/>
-      <w:r>
-        <w:t>avotkodu</w:t>
-      </w:r>
-      <w:proofErr w:type="spellEnd"/>
-      <w:r>
-        <w:t>.</w:t>
+        <w:t>Melnās kastes testēšana ietver pārbaudi no lietotāja skatupunkta, neredzot avotkodu vai atkļūdošanas informāciju, kamēr baltās kastes testēšana pārbauda avotkodu.</w:t>
       </w:r>
     </w:p>
     <w:p>
@@ -16587,13 +15583,8 @@
               <w:pStyle w:val="talbecontent"/>
             </w:pPr>
             <w:r>
-              <w:t xml:space="preserve">Lietotājs gaida līdz </w:t>
-            </w:r>
-            <w:proofErr w:type="spellStart"/>
-            <w:r>
-              <w:t>ielādei</w:t>
-            </w:r>
-            <w:proofErr w:type="spellEnd"/>
+              <w:t>Lietotājs gaida līdz ielādei</w:t>
+            </w:r>
           </w:p>
         </w:tc>
         <w:tc>
@@ -17167,11 +16158,9 @@
       <w:bookmarkEnd w:id="63"/>
     </w:p>
     <w:p>
-      <w:proofErr w:type="spellStart"/>
       <w:r>
         <w:t>Dsfsdsdfsdf</w:t>
       </w:r>
-      <w:proofErr w:type="spellEnd"/>
     </w:p>
     <w:p>
       <w:pPr>
@@ -17194,11 +16183,9 @@
           <w:docGrid w:linePitch="360"/>
         </w:sectPr>
       </w:pPr>
-      <w:proofErr w:type="spellStart"/>
       <w:r>
         <w:t>Dsdsdssd</w:t>
       </w:r>
-      <w:proofErr w:type="spellEnd"/>
     </w:p>
     <w:p>
       <w:pPr>
@@ -17282,8 +16269,631 @@
     </w:p>
     <w:p>
       <w:pPr>
+        <w:tabs>
+          <w:tab w:val="left" w:pos="0"/>
+        </w:tabs>
         <w:ind w:firstLine="0"/>
-      </w:pPr>
+        <w:jc w:val="center"/>
+      </w:pPr>
+      <w:r>
+        <w:rPr>
+          <w:noProof/>
+        </w:rPr>
+        <w:lastRenderedPageBreak/>
+        <w:drawing>
+          <wp:inline distT="0" distB="0" distL="0" distR="0" wp14:anchorId="51377443" wp14:editId="62BB3CD2">
+            <wp:extent cx="5196577" cy="2802576"/>
+            <wp:effectExtent l="0" t="0" r="4445" b="0"/>
+            <wp:docPr id="1782088169" name="Attēls 7"/>
+            <wp:cNvGraphicFramePr>
+              <a:graphicFrameLocks xmlns:a="http://schemas.openxmlformats.org/drawingml/2006/main" noChangeAspect="1"/>
+            </wp:cNvGraphicFramePr>
+            <a:graphic xmlns:a="http://schemas.openxmlformats.org/drawingml/2006/main">
+              <a:graphicData uri="http://schemas.openxmlformats.org/drawingml/2006/picture">
+                <pic:pic xmlns:pic="http://schemas.openxmlformats.org/drawingml/2006/picture">
+                  <pic:nvPicPr>
+                    <pic:cNvPr id="1172713522" name="Attēls 7"/>
+                    <pic:cNvPicPr>
+                      <a:picLocks noChangeAspect="1" noChangeArrowheads="1"/>
+                    </pic:cNvPicPr>
+                  </pic:nvPicPr>
+                  <pic:blipFill>
+                    <a:blip r:embed="rId39">
+                      <a:extLst>
+                        <a:ext uri="{28A0092B-C50C-407E-A947-70E740481C1C}">
+                          <a14:useLocalDpi xmlns:a14="http://schemas.microsoft.com/office/drawing/2010/main" val="0"/>
+                        </a:ext>
+                      </a:extLst>
+                    </a:blip>
+                    <a:stretch>
+                      <a:fillRect/>
+                    </a:stretch>
+                  </pic:blipFill>
+                  <pic:spPr bwMode="auto">
+                    <a:xfrm>
+                      <a:off x="0" y="0"/>
+                      <a:ext cx="5206413" cy="2807881"/>
+                    </a:xfrm>
+                    <a:prstGeom prst="rect">
+                      <a:avLst/>
+                    </a:prstGeom>
+                    <a:noFill/>
+                    <a:ln>
+                      <a:noFill/>
+                    </a:ln>
+                  </pic:spPr>
+                </pic:pic>
+              </a:graphicData>
+            </a:graphic>
+          </wp:inline>
+        </w:drawing>
+      </w:r>
+      <w:r>
+        <w:rPr>
+          <w:noProof/>
+        </w:rPr>
+        <w:drawing>
+          <wp:inline distT="0" distB="0" distL="0" distR="0" wp14:anchorId="295AC703" wp14:editId="2F868C6D">
+            <wp:extent cx="5105830" cy="4381994"/>
+            <wp:effectExtent l="0" t="0" r="0" b="0"/>
+            <wp:docPr id="1172713522" name="Attēls 7"/>
+            <wp:cNvGraphicFramePr>
+              <a:graphicFrameLocks xmlns:a="http://schemas.openxmlformats.org/drawingml/2006/main" noChangeAspect="1"/>
+            </wp:cNvGraphicFramePr>
+            <a:graphic xmlns:a="http://schemas.openxmlformats.org/drawingml/2006/main">
+              <a:graphicData uri="http://schemas.openxmlformats.org/drawingml/2006/picture">
+                <pic:pic xmlns:pic="http://schemas.openxmlformats.org/drawingml/2006/picture">
+                  <pic:nvPicPr>
+                    <pic:cNvPr id="1172713522" name="Attēls 7"/>
+                    <pic:cNvPicPr>
+                      <a:picLocks noChangeAspect="1" noChangeArrowheads="1"/>
+                    </pic:cNvPicPr>
+                  </pic:nvPicPr>
+                  <pic:blipFill>
+                    <a:blip r:embed="rId40">
+                      <a:extLst>
+                        <a:ext uri="{28A0092B-C50C-407E-A947-70E740481C1C}">
+                          <a14:useLocalDpi xmlns:a14="http://schemas.microsoft.com/office/drawing/2010/main" val="0"/>
+                        </a:ext>
+                      </a:extLst>
+                    </a:blip>
+                    <a:stretch>
+                      <a:fillRect/>
+                    </a:stretch>
+                  </pic:blipFill>
+                  <pic:spPr bwMode="auto">
+                    <a:xfrm>
+                      <a:off x="0" y="0"/>
+                      <a:ext cx="5121413" cy="4395368"/>
+                    </a:xfrm>
+                    <a:prstGeom prst="rect">
+                      <a:avLst/>
+                    </a:prstGeom>
+                    <a:noFill/>
+                    <a:ln>
+                      <a:noFill/>
+                    </a:ln>
+                  </pic:spPr>
+                </pic:pic>
+              </a:graphicData>
+            </a:graphic>
+          </wp:inline>
+        </w:drawing>
+      </w:r>
+    </w:p>
+    <w:p>
+      <w:pPr>
+        <w:pStyle w:val="Parakstszemobjekta"/>
+      </w:pPr>
+      <w:r>
+        <w:t>2</w:t>
+      </w:r>
+      <w:r>
+        <w:t>5</w:t>
+      </w:r>
+      <w:r>
+        <w:t xml:space="preserve">. attēls. </w:t>
+      </w:r>
+      <w:r>
+        <w:t>Kameras kalibrācija pēc kartes laukuma un repozicionēšana ar peles vilkšanas loģika</w:t>
+      </w:r>
+      <w:r>
+        <w:t>.</w:t>
+      </w:r>
+      <w:r>
+        <w:t xml:space="preserve"> Kalibrācija arī ņem vērā augšpaneļa augstumu, kuru iestata ainas ar šo paneli.</w:t>
+      </w:r>
+      <w:r>
+        <w:t xml:space="preserve"> </w:t>
+      </w:r>
+    </w:p>
+    <w:p>
+      <w:pPr>
+        <w:ind w:firstLine="0"/>
+      </w:pPr>
+      <w:r>
+        <w:br w:type="page"/>
+      </w:r>
+    </w:p>
+    <w:p>
+      <w:pPr>
+        <w:ind w:firstLine="0"/>
+        <w:jc w:val="center"/>
+      </w:pPr>
+      <w:r>
+        <w:rPr>
+          <w:noProof/>
+        </w:rPr>
+        <w:lastRenderedPageBreak/>
+        <w:drawing>
+          <wp:inline distT="0" distB="0" distL="0" distR="0" wp14:anchorId="32C1C2FA" wp14:editId="0DCB3EC4">
+            <wp:extent cx="5883275" cy="6538595"/>
+            <wp:effectExtent l="0" t="0" r="3175" b="0"/>
+            <wp:docPr id="466417518" name="Attēls 8"/>
+            <wp:cNvGraphicFramePr>
+              <a:graphicFrameLocks xmlns:a="http://schemas.openxmlformats.org/drawingml/2006/main" noChangeAspect="1"/>
+            </wp:cNvGraphicFramePr>
+            <a:graphic xmlns:a="http://schemas.openxmlformats.org/drawingml/2006/main">
+              <a:graphicData uri="http://schemas.openxmlformats.org/drawingml/2006/picture">
+                <pic:pic xmlns:pic="http://schemas.openxmlformats.org/drawingml/2006/picture">
+                  <pic:nvPicPr>
+                    <pic:cNvPr id="0" name="Picture 7"/>
+                    <pic:cNvPicPr>
+                      <a:picLocks noChangeAspect="1" noChangeArrowheads="1"/>
+                    </pic:cNvPicPr>
+                  </pic:nvPicPr>
+                  <pic:blipFill>
+                    <a:blip r:embed="rId41">
+                      <a:extLst>
+                        <a:ext uri="{28A0092B-C50C-407E-A947-70E740481C1C}">
+                          <a14:useLocalDpi xmlns:a14="http://schemas.microsoft.com/office/drawing/2010/main" val="0"/>
+                        </a:ext>
+                      </a:extLst>
+                    </a:blip>
+                    <a:srcRect/>
+                    <a:stretch>
+                      <a:fillRect/>
+                    </a:stretch>
+                  </pic:blipFill>
+                  <pic:spPr bwMode="auto">
+                    <a:xfrm>
+                      <a:off x="0" y="0"/>
+                      <a:ext cx="5883275" cy="6538595"/>
+                    </a:xfrm>
+                    <a:prstGeom prst="rect">
+                      <a:avLst/>
+                    </a:prstGeom>
+                    <a:noFill/>
+                    <a:ln>
+                      <a:noFill/>
+                    </a:ln>
+                  </pic:spPr>
+                </pic:pic>
+              </a:graphicData>
+            </a:graphic>
+          </wp:inline>
+        </w:drawing>
+      </w:r>
+    </w:p>
+    <w:p>
+      <w:pPr>
+        <w:pStyle w:val="Parakstszemobjekta"/>
+      </w:pPr>
+      <w:r>
+        <w:t>2</w:t>
+      </w:r>
+      <w:r>
+        <w:t>6</w:t>
+      </w:r>
+      <w:r>
+        <w:t>. attēls.</w:t>
+      </w:r>
+      <w:r>
+        <w:t xml:space="preserve"> Ierīces īpašības spēles laukumā. Tajā iekļauj ierīces tekstūras kā ķermeni un galvu (piemēram, pašpropelējošas artilērijas ierīces) vai tikai galvu (piemēram, mortīras), kā arī tās ierīces īpašībās kā augstuma leņķu ierobežojumi, traversa ierobežojumi un lodes ātrums. </w:t>
+      </w:r>
+      <w:r>
+        <w:t>Iekļautas arī lādiņu īpašības.</w:t>
+      </w:r>
+    </w:p>
+    <w:p>
+      <w:pPr>
+        <w:spacing w:after="160" w:line="259" w:lineRule="auto"/>
+        <w:ind w:firstLine="0"/>
+        <w:jc w:val="left"/>
+      </w:pPr>
+      <w:r>
+        <w:br w:type="page"/>
+      </w:r>
+    </w:p>
+    <w:p>
+      <w:pPr>
+        <w:tabs>
+          <w:tab w:val="left" w:pos="0"/>
+        </w:tabs>
+        <w:ind w:firstLine="0"/>
+        <w:jc w:val="center"/>
+      </w:pPr>
+      <w:r>
+        <w:rPr>
+          <w:noProof/>
+        </w:rPr>
+        <w:lastRenderedPageBreak/>
+        <w:drawing>
+          <wp:inline distT="0" distB="0" distL="0" distR="0" wp14:anchorId="53E06B4D" wp14:editId="1F1E2353">
+            <wp:extent cx="4857762" cy="4373593"/>
+            <wp:effectExtent l="0" t="0" r="0" b="8255"/>
+            <wp:docPr id="1095410616" name="Attēls 9"/>
+            <wp:cNvGraphicFramePr>
+              <a:graphicFrameLocks xmlns:a="http://schemas.openxmlformats.org/drawingml/2006/main" noChangeAspect="1"/>
+            </wp:cNvGraphicFramePr>
+            <a:graphic xmlns:a="http://schemas.openxmlformats.org/drawingml/2006/main">
+              <a:graphicData uri="http://schemas.openxmlformats.org/drawingml/2006/picture">
+                <pic:pic xmlns:pic="http://schemas.openxmlformats.org/drawingml/2006/picture">
+                  <pic:nvPicPr>
+                    <pic:cNvPr id="0" name="Picture 9"/>
+                    <pic:cNvPicPr>
+                      <a:picLocks noChangeAspect="1" noChangeArrowheads="1"/>
+                    </pic:cNvPicPr>
+                  </pic:nvPicPr>
+                  <pic:blipFill>
+                    <a:blip r:embed="rId42">
+                      <a:extLst>
+                        <a:ext uri="{28A0092B-C50C-407E-A947-70E740481C1C}">
+                          <a14:useLocalDpi xmlns:a14="http://schemas.microsoft.com/office/drawing/2010/main" val="0"/>
+                        </a:ext>
+                      </a:extLst>
+                    </a:blip>
+                    <a:srcRect/>
+                    <a:stretch>
+                      <a:fillRect/>
+                    </a:stretch>
+                  </pic:blipFill>
+                  <pic:spPr bwMode="auto">
+                    <a:xfrm>
+                      <a:off x="0" y="0"/>
+                      <a:ext cx="4895302" cy="4407392"/>
+                    </a:xfrm>
+                    <a:prstGeom prst="rect">
+                      <a:avLst/>
+                    </a:prstGeom>
+                    <a:noFill/>
+                    <a:ln>
+                      <a:noFill/>
+                    </a:ln>
+                  </pic:spPr>
+                </pic:pic>
+              </a:graphicData>
+            </a:graphic>
+          </wp:inline>
+        </w:drawing>
+      </w:r>
+      <w:r>
+        <w:rPr>
+          <w:noProof/>
+        </w:rPr>
+        <w:drawing>
+          <wp:inline distT="0" distB="0" distL="0" distR="0" wp14:anchorId="448663BE" wp14:editId="6E9014A5">
+            <wp:extent cx="4735902" cy="3241204"/>
+            <wp:effectExtent l="0" t="0" r="7620" b="0"/>
+            <wp:docPr id="1913905316" name="Attēls 10"/>
+            <wp:cNvGraphicFramePr>
+              <a:graphicFrameLocks xmlns:a="http://schemas.openxmlformats.org/drawingml/2006/main" noChangeAspect="1"/>
+            </wp:cNvGraphicFramePr>
+            <a:graphic xmlns:a="http://schemas.openxmlformats.org/drawingml/2006/main">
+              <a:graphicData uri="http://schemas.openxmlformats.org/drawingml/2006/picture">
+                <pic:pic xmlns:pic="http://schemas.openxmlformats.org/drawingml/2006/picture">
+                  <pic:nvPicPr>
+                    <pic:cNvPr id="0" name="Picture 10"/>
+                    <pic:cNvPicPr>
+                      <a:picLocks noChangeAspect="1" noChangeArrowheads="1"/>
+                    </pic:cNvPicPr>
+                  </pic:nvPicPr>
+                  <pic:blipFill>
+                    <a:blip r:embed="rId43">
+                      <a:extLst>
+                        <a:ext uri="{28A0092B-C50C-407E-A947-70E740481C1C}">
+                          <a14:useLocalDpi xmlns:a14="http://schemas.microsoft.com/office/drawing/2010/main" val="0"/>
+                        </a:ext>
+                      </a:extLst>
+                    </a:blip>
+                    <a:srcRect/>
+                    <a:stretch>
+                      <a:fillRect/>
+                    </a:stretch>
+                  </pic:blipFill>
+                  <pic:spPr bwMode="auto">
+                    <a:xfrm>
+                      <a:off x="0" y="0"/>
+                      <a:ext cx="4755225" cy="3254429"/>
+                    </a:xfrm>
+                    <a:prstGeom prst="rect">
+                      <a:avLst/>
+                    </a:prstGeom>
+                    <a:noFill/>
+                    <a:ln>
+                      <a:noFill/>
+                    </a:ln>
+                  </pic:spPr>
+                </pic:pic>
+              </a:graphicData>
+            </a:graphic>
+          </wp:inline>
+        </w:drawing>
+      </w:r>
+    </w:p>
+    <w:p>
+      <w:pPr>
+        <w:pStyle w:val="Parakstszemobjekta"/>
+      </w:pPr>
+      <w:r>
+        <w:t>2</w:t>
+      </w:r>
+      <w:r>
+        <w:t>7</w:t>
+      </w:r>
+      <w:r>
+        <w:t>. attēls.</w:t>
+      </w:r>
+      <w:r>
+        <w:t xml:space="preserve"> Uguņošanas stadijas fragments. Tiek sekota līdzi ierīces, kurus uguņo vai pārlādē pirms nākamām kārtām. Sekošanai līdzi, ashinhronu metožu dēļ, tiek izveidoti sekošanas mainīgie.</w:t>
+      </w:r>
+    </w:p>
+    <w:p>
+      <w:r>
+        <w:br w:type="page"/>
+      </w:r>
+    </w:p>
+    <w:p>
+      <w:pPr>
+        <w:tabs>
+          <w:tab w:val="left" w:pos="142"/>
+        </w:tabs>
+        <w:ind w:firstLine="0"/>
+      </w:pPr>
+      <w:r>
+        <w:rPr>
+          <w:noProof/>
+        </w:rPr>
+        <w:lastRenderedPageBreak/>
+        <w:drawing>
+          <wp:inline distT="0" distB="0" distL="0" distR="0" wp14:anchorId="4B1B58E0" wp14:editId="1579C3AA">
+            <wp:extent cx="6141720" cy="4399280"/>
+            <wp:effectExtent l="0" t="0" r="0" b="1270"/>
+            <wp:docPr id="250993621" name="Attēls 11"/>
+            <wp:cNvGraphicFramePr>
+              <a:graphicFrameLocks xmlns:a="http://schemas.openxmlformats.org/drawingml/2006/main" noChangeAspect="1"/>
+            </wp:cNvGraphicFramePr>
+            <a:graphic xmlns:a="http://schemas.openxmlformats.org/drawingml/2006/main">
+              <a:graphicData uri="http://schemas.openxmlformats.org/drawingml/2006/picture">
+                <pic:pic xmlns:pic="http://schemas.openxmlformats.org/drawingml/2006/picture">
+                  <pic:nvPicPr>
+                    <pic:cNvPr id="0" name="Picture 11"/>
+                    <pic:cNvPicPr>
+                      <a:picLocks noChangeAspect="1" noChangeArrowheads="1"/>
+                    </pic:cNvPicPr>
+                  </pic:nvPicPr>
+                  <pic:blipFill>
+                    <a:blip r:embed="rId44">
+                      <a:extLst>
+                        <a:ext uri="{28A0092B-C50C-407E-A947-70E740481C1C}">
+                          <a14:useLocalDpi xmlns:a14="http://schemas.microsoft.com/office/drawing/2010/main" val="0"/>
+                        </a:ext>
+                      </a:extLst>
+                    </a:blip>
+                    <a:srcRect/>
+                    <a:stretch>
+                      <a:fillRect/>
+                    </a:stretch>
+                  </pic:blipFill>
+                  <pic:spPr bwMode="auto">
+                    <a:xfrm>
+                      <a:off x="0" y="0"/>
+                      <a:ext cx="6141720" cy="4399280"/>
+                    </a:xfrm>
+                    <a:prstGeom prst="rect">
+                      <a:avLst/>
+                    </a:prstGeom>
+                    <a:noFill/>
+                    <a:ln>
+                      <a:noFill/>
+                    </a:ln>
+                  </pic:spPr>
+                </pic:pic>
+              </a:graphicData>
+            </a:graphic>
+          </wp:inline>
+        </w:drawing>
+      </w:r>
+    </w:p>
+    <w:p>
+      <w:pPr>
+        <w:tabs>
+          <w:tab w:val="left" w:pos="0"/>
+        </w:tabs>
+        <w:ind w:firstLine="0"/>
+        <w:jc w:val="center"/>
+      </w:pPr>
+      <w:r>
+        <w:rPr>
+          <w:noProof/>
+        </w:rPr>
+        <w:drawing>
+          <wp:inline distT="0" distB="0" distL="0" distR="0" wp14:anchorId="5D20F49D" wp14:editId="03655DB3">
+            <wp:extent cx="6141720" cy="2889885"/>
+            <wp:effectExtent l="0" t="0" r="0" b="5715"/>
+            <wp:docPr id="2035319043" name="Attēls 12"/>
+            <wp:cNvGraphicFramePr>
+              <a:graphicFrameLocks xmlns:a="http://schemas.openxmlformats.org/drawingml/2006/main" noChangeAspect="1"/>
+            </wp:cNvGraphicFramePr>
+            <a:graphic xmlns:a="http://schemas.openxmlformats.org/drawingml/2006/main">
+              <a:graphicData uri="http://schemas.openxmlformats.org/drawingml/2006/picture">
+                <pic:pic xmlns:pic="http://schemas.openxmlformats.org/drawingml/2006/picture">
+                  <pic:nvPicPr>
+                    <pic:cNvPr id="0" name="Picture 12"/>
+                    <pic:cNvPicPr>
+                      <a:picLocks noChangeAspect="1" noChangeArrowheads="1"/>
+                    </pic:cNvPicPr>
+                  </pic:nvPicPr>
+                  <pic:blipFill>
+                    <a:blip r:embed="rId45">
+                      <a:extLst>
+                        <a:ext uri="{28A0092B-C50C-407E-A947-70E740481C1C}">
+                          <a14:useLocalDpi xmlns:a14="http://schemas.microsoft.com/office/drawing/2010/main" val="0"/>
+                        </a:ext>
+                      </a:extLst>
+                    </a:blip>
+                    <a:srcRect/>
+                    <a:stretch>
+                      <a:fillRect/>
+                    </a:stretch>
+                  </pic:blipFill>
+                  <pic:spPr bwMode="auto">
+                    <a:xfrm>
+                      <a:off x="0" y="0"/>
+                      <a:ext cx="6141720" cy="2889885"/>
+                    </a:xfrm>
+                    <a:prstGeom prst="rect">
+                      <a:avLst/>
+                    </a:prstGeom>
+                    <a:noFill/>
+                    <a:ln>
+                      <a:noFill/>
+                    </a:ln>
+                  </pic:spPr>
+                </pic:pic>
+              </a:graphicData>
+            </a:graphic>
+          </wp:inline>
+        </w:drawing>
+      </w:r>
+    </w:p>
+    <w:p>
+      <w:pPr>
+        <w:pStyle w:val="Parakstszemobjekta"/>
+      </w:pPr>
+      <w:r>
+        <w:t>2</w:t>
+      </w:r>
+      <w:r>
+        <w:t>8</w:t>
+      </w:r>
+      <w:r>
+        <w:t xml:space="preserve">. attēls. </w:t>
+      </w:r>
+      <w:r>
+        <w:t>Lādiņu izšaušanas, ballistikas un detonācijas fragmenti</w:t>
+      </w:r>
+      <w:r>
+        <w:t>.</w:t>
+      </w:r>
+      <w:r>
+        <w:t xml:space="preserve"> </w:t>
+      </w:r>
+      <w:r>
+        <w:t xml:space="preserve">Pirms nolaišanas </w:t>
+      </w:r>
+      <w:r>
+        <w:t>lādiņa kustība gaisā tiek aprēķināta, izmantojot lādiņa īpašības kā smagumu un ātrumu pēc uguņošanas, kā arī gaisa īpašības kā blīvums. Postīšanas fragmentā aprēķina objekta iespējamo bojājuma stiprumu no distances.</w:t>
+      </w:r>
+    </w:p>
+    <w:p>
+      <w:pPr>
+        <w:tabs>
+          <w:tab w:val="left" w:pos="0"/>
+        </w:tabs>
+        <w:ind w:firstLine="0"/>
+      </w:pPr>
+      <w:r>
+        <w:br w:type="page"/>
+      </w:r>
+    </w:p>
+    <w:p>
+      <w:pPr>
+        <w:tabs>
+          <w:tab w:val="left" w:pos="0"/>
+        </w:tabs>
+        <w:ind w:firstLine="0"/>
+      </w:pPr>
+      <w:r>
+        <w:rPr>
+          <w:noProof/>
+        </w:rPr>
+        <w:lastRenderedPageBreak/>
+        <w:drawing>
+          <wp:inline distT="0" distB="0" distL="0" distR="0" wp14:anchorId="34950014" wp14:editId="3C6F6A3A">
+            <wp:extent cx="6150610" cy="4606290"/>
+            <wp:effectExtent l="0" t="0" r="2540" b="3810"/>
+            <wp:docPr id="1466754763" name="Attēls 13"/>
+            <wp:cNvGraphicFramePr>
+              <a:graphicFrameLocks xmlns:a="http://schemas.openxmlformats.org/drawingml/2006/main" noChangeAspect="1"/>
+            </wp:cNvGraphicFramePr>
+            <a:graphic xmlns:a="http://schemas.openxmlformats.org/drawingml/2006/main">
+              <a:graphicData uri="http://schemas.openxmlformats.org/drawingml/2006/picture">
+                <pic:pic xmlns:pic="http://schemas.openxmlformats.org/drawingml/2006/picture">
+                  <pic:nvPicPr>
+                    <pic:cNvPr id="0" name="Picture 13"/>
+                    <pic:cNvPicPr>
+                      <a:picLocks noChangeAspect="1" noChangeArrowheads="1"/>
+                    </pic:cNvPicPr>
+                  </pic:nvPicPr>
+                  <pic:blipFill>
+                    <a:blip r:embed="rId46">
+                      <a:extLst>
+                        <a:ext uri="{28A0092B-C50C-407E-A947-70E740481C1C}">
+                          <a14:useLocalDpi xmlns:a14="http://schemas.microsoft.com/office/drawing/2010/main" val="0"/>
+                        </a:ext>
+                      </a:extLst>
+                    </a:blip>
+                    <a:srcRect/>
+                    <a:stretch>
+                      <a:fillRect/>
+                    </a:stretch>
+                  </pic:blipFill>
+                  <pic:spPr bwMode="auto">
+                    <a:xfrm>
+                      <a:off x="0" y="0"/>
+                      <a:ext cx="6150610" cy="4606290"/>
+                    </a:xfrm>
+                    <a:prstGeom prst="rect">
+                      <a:avLst/>
+                    </a:prstGeom>
+                    <a:noFill/>
+                    <a:ln>
+                      <a:noFill/>
+                    </a:ln>
+                  </pic:spPr>
+                </pic:pic>
+              </a:graphicData>
+            </a:graphic>
+          </wp:inline>
+        </w:drawing>
+      </w:r>
+    </w:p>
+    <w:p>
+      <w:pPr>
+        <w:pStyle w:val="Parakstszemobjekta"/>
+      </w:pPr>
+      <w:r>
+        <w:t>2</w:t>
+      </w:r>
+      <w:r>
+        <w:t>9</w:t>
+      </w:r>
+      <w:r>
+        <w:t xml:space="preserve">. attēls. </w:t>
+      </w:r>
+      <w:r>
+        <w:t>Kartes datu ielādēšanas fragments</w:t>
+      </w:r>
+      <w:r>
+        <w:t>.</w:t>
+      </w:r>
+      <w:r>
+        <w:t xml:space="preserve"> </w:t>
+      </w:r>
+      <w:r>
+        <w:t>Pēc ielādēšanas atmiņā kartes slāņos tiek ievietotas ailes attiecīgos laukumos, tad kamera tiek kalibrēta ielādētai kartei, tad iestata kartes stāvokli par ielādētu.</w:t>
+      </w:r>
     </w:p>
     <w:sectPr>
       <w:pgSz w:w="12240" w:h="15840"/>

--- a/Documentation/Dokumentācija.docx
+++ b/Documentation/Dokumentācija.docx
@@ -223,7 +223,7 @@
           <w:r>
             <w:fldChar w:fldCharType="separate"/>
           </w:r>
-          <w:hyperlink w:anchor="_Toc230237686" w:history="1">
+          <w:hyperlink w:anchor="_Toc230239775" w:history="1">
             <w:r>
               <w:rPr>
                 <w:rStyle w:val="Hipersaite"/>
@@ -250,7 +250,7 @@
                 <w:noProof/>
                 <w:webHidden/>
               </w:rPr>
-              <w:instrText xml:space="preserve"> PAGEREF _Toc230237686 \h </w:instrText>
+              <w:instrText xml:space="preserve"> PAGEREF _Toc230239775 \h </w:instrText>
             </w:r>
             <w:r>
               <w:rPr>
@@ -291,7 +291,7 @@
               <w:lang w:eastAsia="lv-LV"/>
             </w:rPr>
           </w:pPr>
-          <w:hyperlink w:anchor="_Toc230237687" w:history="1">
+          <w:hyperlink w:anchor="_Toc230239776" w:history="1">
             <w:r>
               <w:rPr>
                 <w:rStyle w:val="Hipersaite"/>
@@ -334,7 +334,7 @@
                 <w:noProof/>
                 <w:webHidden/>
               </w:rPr>
-              <w:instrText xml:space="preserve"> PAGEREF _Toc230237687 \h </w:instrText>
+              <w:instrText xml:space="preserve"> PAGEREF _Toc230239776 \h </w:instrText>
             </w:r>
             <w:r>
               <w:rPr>
@@ -375,7 +375,7 @@
               <w:lang w:eastAsia="lv-LV"/>
             </w:rPr>
           </w:pPr>
-          <w:hyperlink w:anchor="_Toc230237688" w:history="1">
+          <w:hyperlink w:anchor="_Toc230239777" w:history="1">
             <w:r>
               <w:rPr>
                 <w:rStyle w:val="Hipersaite"/>
@@ -418,7 +418,7 @@
                 <w:noProof/>
                 <w:webHidden/>
               </w:rPr>
-              <w:instrText xml:space="preserve"> PAGEREF _Toc230237688 \h </w:instrText>
+              <w:instrText xml:space="preserve"> PAGEREF _Toc230239777 \h </w:instrText>
             </w:r>
             <w:r>
               <w:rPr>
@@ -459,7 +459,7 @@
               <w:lang w:eastAsia="lv-LV"/>
             </w:rPr>
           </w:pPr>
-          <w:hyperlink w:anchor="_Toc230237689" w:history="1">
+          <w:hyperlink w:anchor="_Toc230239778" w:history="1">
             <w:r>
               <w:rPr>
                 <w:rStyle w:val="Hipersaite"/>
@@ -502,7 +502,7 @@
                 <w:noProof/>
                 <w:webHidden/>
               </w:rPr>
-              <w:instrText xml:space="preserve"> PAGEREF _Toc230237689 \h </w:instrText>
+              <w:instrText xml:space="preserve"> PAGEREF _Toc230239778 \h </w:instrText>
             </w:r>
             <w:r>
               <w:rPr>
@@ -543,7 +543,7 @@
               <w:lang w:eastAsia="lv-LV"/>
             </w:rPr>
           </w:pPr>
-          <w:hyperlink w:anchor="_Toc230237690" w:history="1">
+          <w:hyperlink w:anchor="_Toc230239779" w:history="1">
             <w:r>
               <w:rPr>
                 <w:rStyle w:val="Hipersaite"/>
@@ -586,7 +586,7 @@
                 <w:noProof/>
                 <w:webHidden/>
               </w:rPr>
-              <w:instrText xml:space="preserve"> PAGEREF _Toc230237690 \h </w:instrText>
+              <w:instrText xml:space="preserve"> PAGEREF _Toc230239779 \h </w:instrText>
             </w:r>
             <w:r>
               <w:rPr>
@@ -627,7 +627,7 @@
               <w:lang w:eastAsia="lv-LV"/>
             </w:rPr>
           </w:pPr>
-          <w:hyperlink w:anchor="_Toc230237691" w:history="1">
+          <w:hyperlink w:anchor="_Toc230239780" w:history="1">
             <w:r>
               <w:rPr>
                 <w:rStyle w:val="Hipersaite"/>
@@ -670,7 +670,7 @@
                 <w:noProof/>
                 <w:webHidden/>
               </w:rPr>
-              <w:instrText xml:space="preserve"> PAGEREF _Toc230237691 \h </w:instrText>
+              <w:instrText xml:space="preserve"> PAGEREF _Toc230239780 \h </w:instrText>
             </w:r>
             <w:r>
               <w:rPr>
@@ -711,7 +711,7 @@
               <w:lang w:eastAsia="lv-LV"/>
             </w:rPr>
           </w:pPr>
-          <w:hyperlink w:anchor="_Toc230237692" w:history="1">
+          <w:hyperlink w:anchor="_Toc230239781" w:history="1">
             <w:r>
               <w:rPr>
                 <w:rStyle w:val="Hipersaite"/>
@@ -754,7 +754,7 @@
                 <w:noProof/>
                 <w:webHidden/>
               </w:rPr>
-              <w:instrText xml:space="preserve"> PAGEREF _Toc230237692 \h </w:instrText>
+              <w:instrText xml:space="preserve"> PAGEREF _Toc230239781 \h </w:instrText>
             </w:r>
             <w:r>
               <w:rPr>
@@ -795,7 +795,7 @@
               <w:lang w:eastAsia="lv-LV"/>
             </w:rPr>
           </w:pPr>
-          <w:hyperlink w:anchor="_Toc230237693" w:history="1">
+          <w:hyperlink w:anchor="_Toc230239782" w:history="1">
             <w:r>
               <w:rPr>
                 <w:rStyle w:val="Hipersaite"/>
@@ -838,7 +838,7 @@
                 <w:noProof/>
                 <w:webHidden/>
               </w:rPr>
-              <w:instrText xml:space="preserve"> PAGEREF _Toc230237693 \h </w:instrText>
+              <w:instrText xml:space="preserve"> PAGEREF _Toc230239782 \h </w:instrText>
             </w:r>
             <w:r>
               <w:rPr>
@@ -879,7 +879,7 @@
               <w:lang w:eastAsia="lv-LV"/>
             </w:rPr>
           </w:pPr>
-          <w:hyperlink w:anchor="_Toc230237694" w:history="1">
+          <w:hyperlink w:anchor="_Toc230239783" w:history="1">
             <w:r>
               <w:rPr>
                 <w:rStyle w:val="Hipersaite"/>
@@ -922,7 +922,7 @@
                 <w:noProof/>
                 <w:webHidden/>
               </w:rPr>
-              <w:instrText xml:space="preserve"> PAGEREF _Toc230237694 \h </w:instrText>
+              <w:instrText xml:space="preserve"> PAGEREF _Toc230239783 \h </w:instrText>
             </w:r>
             <w:r>
               <w:rPr>
@@ -963,7 +963,7 @@
               <w:lang w:eastAsia="lv-LV"/>
             </w:rPr>
           </w:pPr>
-          <w:hyperlink w:anchor="_Toc230237695" w:history="1">
+          <w:hyperlink w:anchor="_Toc230239784" w:history="1">
             <w:r>
               <w:rPr>
                 <w:rStyle w:val="Hipersaite"/>
@@ -1006,7 +1006,7 @@
                 <w:noProof/>
                 <w:webHidden/>
               </w:rPr>
-              <w:instrText xml:space="preserve"> PAGEREF _Toc230237695 \h </w:instrText>
+              <w:instrText xml:space="preserve"> PAGEREF _Toc230239784 \h </w:instrText>
             </w:r>
             <w:r>
               <w:rPr>
@@ -1047,7 +1047,7 @@
               <w:lang w:eastAsia="lv-LV"/>
             </w:rPr>
           </w:pPr>
-          <w:hyperlink w:anchor="_Toc230237696" w:history="1">
+          <w:hyperlink w:anchor="_Toc230239785" w:history="1">
             <w:r>
               <w:rPr>
                 <w:rStyle w:val="Hipersaite"/>
@@ -1090,7 +1090,7 @@
                 <w:noProof/>
                 <w:webHidden/>
               </w:rPr>
-              <w:instrText xml:space="preserve"> PAGEREF _Toc230237696 \h </w:instrText>
+              <w:instrText xml:space="preserve"> PAGEREF _Toc230239785 \h </w:instrText>
             </w:r>
             <w:r>
               <w:rPr>
@@ -1131,7 +1131,7 @@
               <w:lang w:eastAsia="lv-LV"/>
             </w:rPr>
           </w:pPr>
-          <w:hyperlink w:anchor="_Toc230237697" w:history="1">
+          <w:hyperlink w:anchor="_Toc230239786" w:history="1">
             <w:r>
               <w:rPr>
                 <w:rStyle w:val="Hipersaite"/>
@@ -1174,7 +1174,7 @@
                 <w:noProof/>
                 <w:webHidden/>
               </w:rPr>
-              <w:instrText xml:space="preserve"> PAGEREF _Toc230237697 \h </w:instrText>
+              <w:instrText xml:space="preserve"> PAGEREF _Toc230239786 \h </w:instrText>
             </w:r>
             <w:r>
               <w:rPr>
@@ -1215,7 +1215,7 @@
               <w:lang w:eastAsia="lv-LV"/>
             </w:rPr>
           </w:pPr>
-          <w:hyperlink w:anchor="_Toc230237698" w:history="1">
+          <w:hyperlink w:anchor="_Toc230239787" w:history="1">
             <w:r>
               <w:rPr>
                 <w:rStyle w:val="Hipersaite"/>
@@ -1258,7 +1258,7 @@
                 <w:noProof/>
                 <w:webHidden/>
               </w:rPr>
-              <w:instrText xml:space="preserve"> PAGEREF _Toc230237698 \h </w:instrText>
+              <w:instrText xml:space="preserve"> PAGEREF _Toc230239787 \h </w:instrText>
             </w:r>
             <w:r>
               <w:rPr>
@@ -1299,7 +1299,7 @@
               <w:lang w:eastAsia="lv-LV"/>
             </w:rPr>
           </w:pPr>
-          <w:hyperlink w:anchor="_Toc230237699" w:history="1">
+          <w:hyperlink w:anchor="_Toc230239788" w:history="1">
             <w:r>
               <w:rPr>
                 <w:rStyle w:val="Hipersaite"/>
@@ -1342,7 +1342,7 @@
                 <w:noProof/>
                 <w:webHidden/>
               </w:rPr>
-              <w:instrText xml:space="preserve"> PAGEREF _Toc230237699 \h </w:instrText>
+              <w:instrText xml:space="preserve"> PAGEREF _Toc230239788 \h </w:instrText>
             </w:r>
             <w:r>
               <w:rPr>
@@ -1383,7 +1383,7 @@
               <w:lang w:eastAsia="lv-LV"/>
             </w:rPr>
           </w:pPr>
-          <w:hyperlink w:anchor="_Toc230237700" w:history="1">
+          <w:hyperlink w:anchor="_Toc230239789" w:history="1">
             <w:r>
               <w:rPr>
                 <w:rStyle w:val="Hipersaite"/>
@@ -1426,7 +1426,7 @@
                 <w:noProof/>
                 <w:webHidden/>
               </w:rPr>
-              <w:instrText xml:space="preserve"> PAGEREF _Toc230237700 \h </w:instrText>
+              <w:instrText xml:space="preserve"> PAGEREF _Toc230239789 \h </w:instrText>
             </w:r>
             <w:r>
               <w:rPr>
@@ -1467,7 +1467,7 @@
               <w:lang w:eastAsia="lv-LV"/>
             </w:rPr>
           </w:pPr>
-          <w:hyperlink w:anchor="_Toc230237701" w:history="1">
+          <w:hyperlink w:anchor="_Toc230239790" w:history="1">
             <w:r>
               <w:rPr>
                 <w:rStyle w:val="Hipersaite"/>
@@ -1510,7 +1510,7 @@
                 <w:noProof/>
                 <w:webHidden/>
               </w:rPr>
-              <w:instrText xml:space="preserve"> PAGEREF _Toc230237701 \h </w:instrText>
+              <w:instrText xml:space="preserve"> PAGEREF _Toc230239790 \h </w:instrText>
             </w:r>
             <w:r>
               <w:rPr>
@@ -1551,7 +1551,7 @@
               <w:lang w:eastAsia="lv-LV"/>
             </w:rPr>
           </w:pPr>
-          <w:hyperlink w:anchor="_Toc230237702" w:history="1">
+          <w:hyperlink w:anchor="_Toc230239791" w:history="1">
             <w:r>
               <w:rPr>
                 <w:rStyle w:val="Hipersaite"/>
@@ -1594,7 +1594,7 @@
                 <w:noProof/>
                 <w:webHidden/>
               </w:rPr>
-              <w:instrText xml:space="preserve"> PAGEREF _Toc230237702 \h </w:instrText>
+              <w:instrText xml:space="preserve"> PAGEREF _Toc230239791 \h </w:instrText>
             </w:r>
             <w:r>
               <w:rPr>
@@ -1635,7 +1635,7 @@
               <w:lang w:eastAsia="lv-LV"/>
             </w:rPr>
           </w:pPr>
-          <w:hyperlink w:anchor="_Toc230237703" w:history="1">
+          <w:hyperlink w:anchor="_Toc230239792" w:history="1">
             <w:r>
               <w:rPr>
                 <w:rStyle w:val="Hipersaite"/>
@@ -1678,7 +1678,7 @@
                 <w:noProof/>
                 <w:webHidden/>
               </w:rPr>
-              <w:instrText xml:space="preserve"> PAGEREF _Toc230237703 \h </w:instrText>
+              <w:instrText xml:space="preserve"> PAGEREF _Toc230239792 \h </w:instrText>
             </w:r>
             <w:r>
               <w:rPr>
@@ -1719,7 +1719,7 @@
               <w:lang w:eastAsia="lv-LV"/>
             </w:rPr>
           </w:pPr>
-          <w:hyperlink w:anchor="_Toc230237704" w:history="1">
+          <w:hyperlink w:anchor="_Toc230239793" w:history="1">
             <w:r>
               <w:rPr>
                 <w:rStyle w:val="Hipersaite"/>
@@ -1762,7 +1762,7 @@
                 <w:noProof/>
                 <w:webHidden/>
               </w:rPr>
-              <w:instrText xml:space="preserve"> PAGEREF _Toc230237704 \h </w:instrText>
+              <w:instrText xml:space="preserve"> PAGEREF _Toc230239793 \h </w:instrText>
             </w:r>
             <w:r>
               <w:rPr>
@@ -1803,7 +1803,7 @@
               <w:lang w:eastAsia="lv-LV"/>
             </w:rPr>
           </w:pPr>
-          <w:hyperlink w:anchor="_Toc230237705" w:history="1">
+          <w:hyperlink w:anchor="_Toc230239794" w:history="1">
             <w:r>
               <w:rPr>
                 <w:rStyle w:val="Hipersaite"/>
@@ -1846,7 +1846,7 @@
                 <w:noProof/>
                 <w:webHidden/>
               </w:rPr>
-              <w:instrText xml:space="preserve"> PAGEREF _Toc230237705 \h </w:instrText>
+              <w:instrText xml:space="preserve"> PAGEREF _Toc230239794 \h </w:instrText>
             </w:r>
             <w:r>
               <w:rPr>
@@ -1887,7 +1887,7 @@
               <w:lang w:eastAsia="lv-LV"/>
             </w:rPr>
           </w:pPr>
-          <w:hyperlink w:anchor="_Toc230237706" w:history="1">
+          <w:hyperlink w:anchor="_Toc230239795" w:history="1">
             <w:r>
               <w:rPr>
                 <w:rStyle w:val="Hipersaite"/>
@@ -1930,7 +1930,7 @@
                 <w:noProof/>
                 <w:webHidden/>
               </w:rPr>
-              <w:instrText xml:space="preserve"> PAGEREF _Toc230237706 \h </w:instrText>
+              <w:instrText xml:space="preserve"> PAGEREF _Toc230239795 \h </w:instrText>
             </w:r>
             <w:r>
               <w:rPr>
@@ -1971,7 +1971,7 @@
               <w:lang w:eastAsia="lv-LV"/>
             </w:rPr>
           </w:pPr>
-          <w:hyperlink w:anchor="_Toc230237707" w:history="1">
+          <w:hyperlink w:anchor="_Toc230239796" w:history="1">
             <w:r>
               <w:rPr>
                 <w:rStyle w:val="Hipersaite"/>
@@ -2014,7 +2014,7 @@
                 <w:noProof/>
                 <w:webHidden/>
               </w:rPr>
-              <w:instrText xml:space="preserve"> PAGEREF _Toc230237707 \h </w:instrText>
+              <w:instrText xml:space="preserve"> PAGEREF _Toc230239796 \h </w:instrText>
             </w:r>
             <w:r>
               <w:rPr>
@@ -2055,7 +2055,7 @@
               <w:lang w:eastAsia="lv-LV"/>
             </w:rPr>
           </w:pPr>
-          <w:hyperlink w:anchor="_Toc230237708" w:history="1">
+          <w:hyperlink w:anchor="_Toc230239797" w:history="1">
             <w:r>
               <w:rPr>
                 <w:rStyle w:val="Hipersaite"/>
@@ -2098,7 +2098,7 @@
                 <w:noProof/>
                 <w:webHidden/>
               </w:rPr>
-              <w:instrText xml:space="preserve"> PAGEREF _Toc230237708 \h </w:instrText>
+              <w:instrText xml:space="preserve"> PAGEREF _Toc230239797 \h </w:instrText>
             </w:r>
             <w:r>
               <w:rPr>
@@ -2139,7 +2139,7 @@
               <w:lang w:eastAsia="lv-LV"/>
             </w:rPr>
           </w:pPr>
-          <w:hyperlink w:anchor="_Toc230237709" w:history="1">
+          <w:hyperlink w:anchor="_Toc230239798" w:history="1">
             <w:r>
               <w:rPr>
                 <w:rStyle w:val="Hipersaite"/>
@@ -2182,7 +2182,7 @@
                 <w:noProof/>
                 <w:webHidden/>
               </w:rPr>
-              <w:instrText xml:space="preserve"> PAGEREF _Toc230237709 \h </w:instrText>
+              <w:instrText xml:space="preserve"> PAGEREF _Toc230239798 \h </w:instrText>
             </w:r>
             <w:r>
               <w:rPr>
@@ -2223,7 +2223,7 @@
               <w:lang w:eastAsia="lv-LV"/>
             </w:rPr>
           </w:pPr>
-          <w:hyperlink w:anchor="_Toc230237710" w:history="1">
+          <w:hyperlink w:anchor="_Toc230239799" w:history="1">
             <w:r>
               <w:rPr>
                 <w:rStyle w:val="Hipersaite"/>
@@ -2266,7 +2266,7 @@
                 <w:noProof/>
                 <w:webHidden/>
               </w:rPr>
-              <w:instrText xml:space="preserve"> PAGEREF _Toc230237710 \h </w:instrText>
+              <w:instrText xml:space="preserve"> PAGEREF _Toc230239799 \h </w:instrText>
             </w:r>
             <w:r>
               <w:rPr>
@@ -2307,7 +2307,7 @@
               <w:lang w:eastAsia="lv-LV"/>
             </w:rPr>
           </w:pPr>
-          <w:hyperlink w:anchor="_Toc230237711" w:history="1">
+          <w:hyperlink w:anchor="_Toc230239800" w:history="1">
             <w:r>
               <w:rPr>
                 <w:rStyle w:val="Hipersaite"/>
@@ -2350,7 +2350,7 @@
                 <w:noProof/>
                 <w:webHidden/>
               </w:rPr>
-              <w:instrText xml:space="preserve"> PAGEREF _Toc230237711 \h </w:instrText>
+              <w:instrText xml:space="preserve"> PAGEREF _Toc230239800 \h </w:instrText>
             </w:r>
             <w:r>
               <w:rPr>
@@ -2391,7 +2391,7 @@
               <w:lang w:eastAsia="lv-LV"/>
             </w:rPr>
           </w:pPr>
-          <w:hyperlink w:anchor="_Toc230237712" w:history="1">
+          <w:hyperlink w:anchor="_Toc230239801" w:history="1">
             <w:r>
               <w:rPr>
                 <w:rStyle w:val="Hipersaite"/>
@@ -2434,7 +2434,7 @@
                 <w:noProof/>
                 <w:webHidden/>
               </w:rPr>
-              <w:instrText xml:space="preserve"> PAGEREF _Toc230237712 \h </w:instrText>
+              <w:instrText xml:space="preserve"> PAGEREF _Toc230239801 \h </w:instrText>
             </w:r>
             <w:r>
               <w:rPr>
@@ -2475,7 +2475,7 @@
               <w:lang w:eastAsia="lv-LV"/>
             </w:rPr>
           </w:pPr>
-          <w:hyperlink w:anchor="_Toc230237713" w:history="1">
+          <w:hyperlink w:anchor="_Toc230239802" w:history="1">
             <w:r>
               <w:rPr>
                 <w:rStyle w:val="Hipersaite"/>
@@ -2518,7 +2518,7 @@
                 <w:noProof/>
                 <w:webHidden/>
               </w:rPr>
-              <w:instrText xml:space="preserve"> PAGEREF _Toc230237713 \h </w:instrText>
+              <w:instrText xml:space="preserve"> PAGEREF _Toc230239802 \h </w:instrText>
             </w:r>
             <w:r>
               <w:rPr>
@@ -2559,7 +2559,7 @@
               <w:lang w:eastAsia="lv-LV"/>
             </w:rPr>
           </w:pPr>
-          <w:hyperlink w:anchor="_Toc230237714" w:history="1">
+          <w:hyperlink w:anchor="_Toc230239803" w:history="1">
             <w:r>
               <w:rPr>
                 <w:rStyle w:val="Hipersaite"/>
@@ -2602,7 +2602,7 @@
                 <w:noProof/>
                 <w:webHidden/>
               </w:rPr>
-              <w:instrText xml:space="preserve"> PAGEREF _Toc230237714 \h </w:instrText>
+              <w:instrText xml:space="preserve"> PAGEREF _Toc230239803 \h </w:instrText>
             </w:r>
             <w:r>
               <w:rPr>
@@ -2643,7 +2643,7 @@
               <w:lang w:eastAsia="lv-LV"/>
             </w:rPr>
           </w:pPr>
-          <w:hyperlink w:anchor="_Toc230237715" w:history="1">
+          <w:hyperlink w:anchor="_Toc230239804" w:history="1">
             <w:r>
               <w:rPr>
                 <w:rStyle w:val="Hipersaite"/>
@@ -2686,7 +2686,7 @@
                 <w:noProof/>
                 <w:webHidden/>
               </w:rPr>
-              <w:instrText xml:space="preserve"> PAGEREF _Toc230237715 \h </w:instrText>
+              <w:instrText xml:space="preserve"> PAGEREF _Toc230239804 \h </w:instrText>
             </w:r>
             <w:r>
               <w:rPr>
@@ -2727,7 +2727,7 @@
               <w:lang w:eastAsia="lv-LV"/>
             </w:rPr>
           </w:pPr>
-          <w:hyperlink w:anchor="_Toc230237716" w:history="1">
+          <w:hyperlink w:anchor="_Toc230239805" w:history="1">
             <w:r>
               <w:rPr>
                 <w:rStyle w:val="Hipersaite"/>
@@ -2770,7 +2770,7 @@
                 <w:noProof/>
                 <w:webHidden/>
               </w:rPr>
-              <w:instrText xml:space="preserve"> PAGEREF _Toc230237716 \h </w:instrText>
+              <w:instrText xml:space="preserve"> PAGEREF _Toc230239805 \h </w:instrText>
             </w:r>
             <w:r>
               <w:rPr>
@@ -2811,7 +2811,7 @@
               <w:lang w:eastAsia="lv-LV"/>
             </w:rPr>
           </w:pPr>
-          <w:hyperlink w:anchor="_Toc230237717" w:history="1">
+          <w:hyperlink w:anchor="_Toc230239806" w:history="1">
             <w:r>
               <w:rPr>
                 <w:rStyle w:val="Hipersaite"/>
@@ -2854,7 +2854,7 @@
                 <w:noProof/>
                 <w:webHidden/>
               </w:rPr>
-              <w:instrText xml:space="preserve"> PAGEREF _Toc230237717 \h </w:instrText>
+              <w:instrText xml:space="preserve"> PAGEREF _Toc230239806 \h </w:instrText>
             </w:r>
             <w:r>
               <w:rPr>
@@ -2895,7 +2895,7 @@
               <w:lang w:eastAsia="lv-LV"/>
             </w:rPr>
           </w:pPr>
-          <w:hyperlink w:anchor="_Toc230237718" w:history="1">
+          <w:hyperlink w:anchor="_Toc230239807" w:history="1">
             <w:r>
               <w:rPr>
                 <w:rStyle w:val="Hipersaite"/>
@@ -2938,7 +2938,7 @@
                 <w:noProof/>
                 <w:webHidden/>
               </w:rPr>
-              <w:instrText xml:space="preserve"> PAGEREF _Toc230237718 \h </w:instrText>
+              <w:instrText xml:space="preserve"> PAGEREF _Toc230239807 \h </w:instrText>
             </w:r>
             <w:r>
               <w:rPr>
@@ -2979,7 +2979,7 @@
               <w:lang w:eastAsia="lv-LV"/>
             </w:rPr>
           </w:pPr>
-          <w:hyperlink w:anchor="_Toc230237719" w:history="1">
+          <w:hyperlink w:anchor="_Toc230239808" w:history="1">
             <w:r>
               <w:rPr>
                 <w:rStyle w:val="Hipersaite"/>
@@ -3022,7 +3022,7 @@
                 <w:noProof/>
                 <w:webHidden/>
               </w:rPr>
-              <w:instrText xml:space="preserve"> PAGEREF _Toc230237719 \h </w:instrText>
+              <w:instrText xml:space="preserve"> PAGEREF _Toc230239808 \h </w:instrText>
             </w:r>
             <w:r>
               <w:rPr>
@@ -3063,7 +3063,7 @@
               <w:lang w:eastAsia="lv-LV"/>
             </w:rPr>
           </w:pPr>
-          <w:hyperlink w:anchor="_Toc230237720" w:history="1">
+          <w:hyperlink w:anchor="_Toc230239809" w:history="1">
             <w:r>
               <w:rPr>
                 <w:rStyle w:val="Hipersaite"/>
@@ -3106,7 +3106,7 @@
                 <w:noProof/>
                 <w:webHidden/>
               </w:rPr>
-              <w:instrText xml:space="preserve"> PAGEREF _Toc230237720 \h </w:instrText>
+              <w:instrText xml:space="preserve"> PAGEREF _Toc230239809 \h </w:instrText>
             </w:r>
             <w:r>
               <w:rPr>
@@ -3147,7 +3147,7 @@
               <w:lang w:eastAsia="lv-LV"/>
             </w:rPr>
           </w:pPr>
-          <w:hyperlink w:anchor="_Toc230237721" w:history="1">
+          <w:hyperlink w:anchor="_Toc230239810" w:history="1">
             <w:r>
               <w:rPr>
                 <w:rStyle w:val="Hipersaite"/>
@@ -3190,7 +3190,7 @@
                 <w:noProof/>
                 <w:webHidden/>
               </w:rPr>
-              <w:instrText xml:space="preserve"> PAGEREF _Toc230237721 \h </w:instrText>
+              <w:instrText xml:space="preserve"> PAGEREF _Toc230239810 \h </w:instrText>
             </w:r>
             <w:r>
               <w:rPr>
@@ -3231,7 +3231,7 @@
               <w:lang w:eastAsia="lv-LV"/>
             </w:rPr>
           </w:pPr>
-          <w:hyperlink w:anchor="_Toc230237722" w:history="1">
+          <w:hyperlink w:anchor="_Toc230239811" w:history="1">
             <w:r>
               <w:rPr>
                 <w:rStyle w:val="Hipersaite"/>
@@ -3274,7 +3274,7 @@
                 <w:noProof/>
                 <w:webHidden/>
               </w:rPr>
-              <w:instrText xml:space="preserve"> PAGEREF _Toc230237722 \h </w:instrText>
+              <w:instrText xml:space="preserve"> PAGEREF _Toc230239811 \h </w:instrText>
             </w:r>
             <w:r>
               <w:rPr>
@@ -3315,7 +3315,7 @@
               <w:lang w:eastAsia="lv-LV"/>
             </w:rPr>
           </w:pPr>
-          <w:hyperlink w:anchor="_Toc230237723" w:history="1">
+          <w:hyperlink w:anchor="_Toc230239812" w:history="1">
             <w:r>
               <w:rPr>
                 <w:rStyle w:val="Hipersaite"/>
@@ -3358,7 +3358,7 @@
                 <w:noProof/>
                 <w:webHidden/>
               </w:rPr>
-              <w:instrText xml:space="preserve"> PAGEREF _Toc230237723 \h </w:instrText>
+              <w:instrText xml:space="preserve"> PAGEREF _Toc230239812 \h </w:instrText>
             </w:r>
             <w:r>
               <w:rPr>
@@ -3399,7 +3399,7 @@
               <w:lang w:eastAsia="lv-LV"/>
             </w:rPr>
           </w:pPr>
-          <w:hyperlink w:anchor="_Toc230237724" w:history="1">
+          <w:hyperlink w:anchor="_Toc230239813" w:history="1">
             <w:r>
               <w:rPr>
                 <w:rStyle w:val="Hipersaite"/>
@@ -3442,7 +3442,7 @@
                 <w:noProof/>
                 <w:webHidden/>
               </w:rPr>
-              <w:instrText xml:space="preserve"> PAGEREF _Toc230237724 \h </w:instrText>
+              <w:instrText xml:space="preserve"> PAGEREF _Toc230239813 \h </w:instrText>
             </w:r>
             <w:r>
               <w:rPr>
@@ -3483,7 +3483,7 @@
               <w:lang w:eastAsia="lv-LV"/>
             </w:rPr>
           </w:pPr>
-          <w:hyperlink w:anchor="_Toc230237725" w:history="1">
+          <w:hyperlink w:anchor="_Toc230239814" w:history="1">
             <w:r>
               <w:rPr>
                 <w:rStyle w:val="Hipersaite"/>
@@ -3526,7 +3526,7 @@
                 <w:noProof/>
                 <w:webHidden/>
               </w:rPr>
-              <w:instrText xml:space="preserve"> PAGEREF _Toc230237725 \h </w:instrText>
+              <w:instrText xml:space="preserve"> PAGEREF _Toc230239814 \h </w:instrText>
             </w:r>
             <w:r>
               <w:rPr>
@@ -3567,7 +3567,7 @@
               <w:lang w:eastAsia="lv-LV"/>
             </w:rPr>
           </w:pPr>
-          <w:hyperlink w:anchor="_Toc230237726" w:history="1">
+          <w:hyperlink w:anchor="_Toc230239815" w:history="1">
             <w:r>
               <w:rPr>
                 <w:rStyle w:val="Hipersaite"/>
@@ -3610,7 +3610,7 @@
                 <w:noProof/>
                 <w:webHidden/>
               </w:rPr>
-              <w:instrText xml:space="preserve"> PAGEREF _Toc230237726 \h </w:instrText>
+              <w:instrText xml:space="preserve"> PAGEREF _Toc230239815 \h </w:instrText>
             </w:r>
             <w:r>
               <w:rPr>
@@ -3651,7 +3651,7 @@
               <w:lang w:eastAsia="lv-LV"/>
             </w:rPr>
           </w:pPr>
-          <w:hyperlink w:anchor="_Toc230237727" w:history="1">
+          <w:hyperlink w:anchor="_Toc230239816" w:history="1">
             <w:r>
               <w:rPr>
                 <w:rStyle w:val="Hipersaite"/>
@@ -3694,7 +3694,7 @@
                 <w:noProof/>
                 <w:webHidden/>
               </w:rPr>
-              <w:instrText xml:space="preserve"> PAGEREF _Toc230237727 \h </w:instrText>
+              <w:instrText xml:space="preserve"> PAGEREF _Toc230239816 \h </w:instrText>
             </w:r>
             <w:r>
               <w:rPr>
@@ -3735,7 +3735,7 @@
               <w:lang w:eastAsia="lv-LV"/>
             </w:rPr>
           </w:pPr>
-          <w:hyperlink w:anchor="_Toc230237728" w:history="1">
+          <w:hyperlink w:anchor="_Toc230239817" w:history="1">
             <w:r>
               <w:rPr>
                 <w:rStyle w:val="Hipersaite"/>
@@ -3778,7 +3778,7 @@
                 <w:noProof/>
                 <w:webHidden/>
               </w:rPr>
-              <w:instrText xml:space="preserve"> PAGEREF _Toc230237728 \h </w:instrText>
+              <w:instrText xml:space="preserve"> PAGEREF _Toc230239817 \h </w:instrText>
             </w:r>
             <w:r>
               <w:rPr>
@@ -3819,7 +3819,7 @@
               <w:lang w:eastAsia="lv-LV"/>
             </w:rPr>
           </w:pPr>
-          <w:hyperlink w:anchor="_Toc230237729" w:history="1">
+          <w:hyperlink w:anchor="_Toc230239818" w:history="1">
             <w:r>
               <w:rPr>
                 <w:rStyle w:val="Hipersaite"/>
@@ -3862,7 +3862,7 @@
                 <w:noProof/>
                 <w:webHidden/>
               </w:rPr>
-              <w:instrText xml:space="preserve"> PAGEREF _Toc230237729 \h </w:instrText>
+              <w:instrText xml:space="preserve"> PAGEREF _Toc230239818 \h </w:instrText>
             </w:r>
             <w:r>
               <w:rPr>
@@ -3903,7 +3903,7 @@
               <w:lang w:eastAsia="lv-LV"/>
             </w:rPr>
           </w:pPr>
-          <w:hyperlink w:anchor="_Toc230237730" w:history="1">
+          <w:hyperlink w:anchor="_Toc230239819" w:history="1">
             <w:r>
               <w:rPr>
                 <w:rStyle w:val="Hipersaite"/>
@@ -3946,7 +3946,7 @@
                 <w:noProof/>
                 <w:webHidden/>
               </w:rPr>
-              <w:instrText xml:space="preserve"> PAGEREF _Toc230237730 \h </w:instrText>
+              <w:instrText xml:space="preserve"> PAGEREF _Toc230239819 \h </w:instrText>
             </w:r>
             <w:r>
               <w:rPr>
@@ -3987,7 +3987,7 @@
               <w:lang w:eastAsia="lv-LV"/>
             </w:rPr>
           </w:pPr>
-          <w:hyperlink w:anchor="_Toc230237731" w:history="1">
+          <w:hyperlink w:anchor="_Toc230239820" w:history="1">
             <w:r>
               <w:rPr>
                 <w:rStyle w:val="Hipersaite"/>
@@ -4030,7 +4030,7 @@
                 <w:noProof/>
                 <w:webHidden/>
               </w:rPr>
-              <w:instrText xml:space="preserve"> PAGEREF _Toc230237731 \h </w:instrText>
+              <w:instrText xml:space="preserve"> PAGEREF _Toc230239820 \h </w:instrText>
             </w:r>
             <w:r>
               <w:rPr>
@@ -4071,7 +4071,7 @@
               <w:lang w:eastAsia="lv-LV"/>
             </w:rPr>
           </w:pPr>
-          <w:hyperlink w:anchor="_Toc230237732" w:history="1">
+          <w:hyperlink w:anchor="_Toc230239821" w:history="1">
             <w:r>
               <w:rPr>
                 <w:rStyle w:val="Hipersaite"/>
@@ -4114,7 +4114,7 @@
                 <w:noProof/>
                 <w:webHidden/>
               </w:rPr>
-              <w:instrText xml:space="preserve"> PAGEREF _Toc230237732 \h </w:instrText>
+              <w:instrText xml:space="preserve"> PAGEREF _Toc230239821 \h </w:instrText>
             </w:r>
             <w:r>
               <w:rPr>
@@ -4155,7 +4155,7 @@
               <w:lang w:eastAsia="lv-LV"/>
             </w:rPr>
           </w:pPr>
-          <w:hyperlink w:anchor="_Toc230237733" w:history="1">
+          <w:hyperlink w:anchor="_Toc230239822" w:history="1">
             <w:r>
               <w:rPr>
                 <w:rStyle w:val="Hipersaite"/>
@@ -4198,7 +4198,7 @@
                 <w:noProof/>
                 <w:webHidden/>
               </w:rPr>
-              <w:instrText xml:space="preserve"> PAGEREF _Toc230237733 \h </w:instrText>
+              <w:instrText xml:space="preserve"> PAGEREF _Toc230239822 \h </w:instrText>
             </w:r>
             <w:r>
               <w:rPr>
@@ -4239,7 +4239,7 @@
               <w:lang w:eastAsia="lv-LV"/>
             </w:rPr>
           </w:pPr>
-          <w:hyperlink w:anchor="_Toc230237734" w:history="1">
+          <w:hyperlink w:anchor="_Toc230239823" w:history="1">
             <w:r>
               <w:rPr>
                 <w:rStyle w:val="Hipersaite"/>
@@ -4282,7 +4282,7 @@
                 <w:noProof/>
                 <w:webHidden/>
               </w:rPr>
-              <w:instrText xml:space="preserve"> PAGEREF _Toc230237734 \h </w:instrText>
+              <w:instrText xml:space="preserve"> PAGEREF _Toc230239823 \h </w:instrText>
             </w:r>
             <w:r>
               <w:rPr>
@@ -4323,7 +4323,7 @@
               <w:lang w:eastAsia="lv-LV"/>
             </w:rPr>
           </w:pPr>
-          <w:hyperlink w:anchor="_Toc230237735" w:history="1">
+          <w:hyperlink w:anchor="_Toc230239824" w:history="1">
             <w:r>
               <w:rPr>
                 <w:rStyle w:val="Hipersaite"/>
@@ -4366,7 +4366,7 @@
                 <w:noProof/>
                 <w:webHidden/>
               </w:rPr>
-              <w:instrText xml:space="preserve"> PAGEREF _Toc230237735 \h </w:instrText>
+              <w:instrText xml:space="preserve"> PAGEREF _Toc230239824 \h </w:instrText>
             </w:r>
             <w:r>
               <w:rPr>
@@ -4407,7 +4407,7 @@
               <w:lang w:eastAsia="lv-LV"/>
             </w:rPr>
           </w:pPr>
-          <w:hyperlink w:anchor="_Toc230237736" w:history="1">
+          <w:hyperlink w:anchor="_Toc230239825" w:history="1">
             <w:r>
               <w:rPr>
                 <w:rStyle w:val="Hipersaite"/>
@@ -4450,7 +4450,7 @@
                 <w:noProof/>
                 <w:webHidden/>
               </w:rPr>
-              <w:instrText xml:space="preserve"> PAGEREF _Toc230237736 \h </w:instrText>
+              <w:instrText xml:space="preserve"> PAGEREF _Toc230239825 \h </w:instrText>
             </w:r>
             <w:r>
               <w:rPr>
@@ -4491,7 +4491,7 @@
               <w:lang w:eastAsia="lv-LV"/>
             </w:rPr>
           </w:pPr>
-          <w:hyperlink w:anchor="_Toc230237737" w:history="1">
+          <w:hyperlink w:anchor="_Toc230239826" w:history="1">
             <w:r>
               <w:rPr>
                 <w:rStyle w:val="Hipersaite"/>
@@ -4534,7 +4534,7 @@
                 <w:noProof/>
                 <w:webHidden/>
               </w:rPr>
-              <w:instrText xml:space="preserve"> PAGEREF _Toc230237737 \h </w:instrText>
+              <w:instrText xml:space="preserve"> PAGEREF _Toc230239826 \h </w:instrText>
             </w:r>
             <w:r>
               <w:rPr>
@@ -4575,7 +4575,7 @@
               <w:lang w:eastAsia="lv-LV"/>
             </w:rPr>
           </w:pPr>
-          <w:hyperlink w:anchor="_Toc230237738" w:history="1">
+          <w:hyperlink w:anchor="_Toc230239827" w:history="1">
             <w:r>
               <w:rPr>
                 <w:rStyle w:val="Hipersaite"/>
@@ -4618,7 +4618,7 @@
                 <w:noProof/>
                 <w:webHidden/>
               </w:rPr>
-              <w:instrText xml:space="preserve"> PAGEREF _Toc230237738 \h </w:instrText>
+              <w:instrText xml:space="preserve"> PAGEREF _Toc230239827 \h </w:instrText>
             </w:r>
             <w:r>
               <w:rPr>
@@ -4659,7 +4659,7 @@
               <w:lang w:eastAsia="lv-LV"/>
             </w:rPr>
           </w:pPr>
-          <w:hyperlink w:anchor="_Toc230237739" w:history="1">
+          <w:hyperlink w:anchor="_Toc230239828" w:history="1">
             <w:r>
               <w:rPr>
                 <w:rStyle w:val="Hipersaite"/>
@@ -4702,7 +4702,7 @@
                 <w:noProof/>
                 <w:webHidden/>
               </w:rPr>
-              <w:instrText xml:space="preserve"> PAGEREF _Toc230237739 \h </w:instrText>
+              <w:instrText xml:space="preserve"> PAGEREF _Toc230239828 \h </w:instrText>
             </w:r>
             <w:r>
               <w:rPr>
@@ -4743,7 +4743,7 @@
               <w:lang w:eastAsia="lv-LV"/>
             </w:rPr>
           </w:pPr>
-          <w:hyperlink w:anchor="_Toc230237740" w:history="1">
+          <w:hyperlink w:anchor="_Toc230239829" w:history="1">
             <w:r>
               <w:rPr>
                 <w:rStyle w:val="Hipersaite"/>
@@ -4786,7 +4786,7 @@
                 <w:noProof/>
                 <w:webHidden/>
               </w:rPr>
-              <w:instrText xml:space="preserve"> PAGEREF _Toc230237740 \h </w:instrText>
+              <w:instrText xml:space="preserve"> PAGEREF _Toc230239829 \h </w:instrText>
             </w:r>
             <w:r>
               <w:rPr>
@@ -4827,7 +4827,7 @@
               <w:lang w:eastAsia="lv-LV"/>
             </w:rPr>
           </w:pPr>
-          <w:hyperlink w:anchor="_Toc230237741" w:history="1">
+          <w:hyperlink w:anchor="_Toc230239830" w:history="1">
             <w:r>
               <w:rPr>
                 <w:rStyle w:val="Hipersaite"/>
@@ -4870,7 +4870,7 @@
                 <w:noProof/>
                 <w:webHidden/>
               </w:rPr>
-              <w:instrText xml:space="preserve"> PAGEREF _Toc230237741 \h </w:instrText>
+              <w:instrText xml:space="preserve"> PAGEREF _Toc230239830 \h </w:instrText>
             </w:r>
             <w:r>
               <w:rPr>
@@ -4911,7 +4911,7 @@
               <w:lang w:eastAsia="lv-LV"/>
             </w:rPr>
           </w:pPr>
-          <w:hyperlink w:anchor="_Toc230237742" w:history="1">
+          <w:hyperlink w:anchor="_Toc230239831" w:history="1">
             <w:r>
               <w:rPr>
                 <w:rStyle w:val="Hipersaite"/>
@@ -4954,7 +4954,7 @@
                 <w:noProof/>
                 <w:webHidden/>
               </w:rPr>
-              <w:instrText xml:space="preserve"> PAGEREF _Toc230237742 \h </w:instrText>
+              <w:instrText xml:space="preserve"> PAGEREF _Toc230239831 \h </w:instrText>
             </w:r>
             <w:r>
               <w:rPr>
@@ -4995,7 +4995,7 @@
               <w:lang w:eastAsia="lv-LV"/>
             </w:rPr>
           </w:pPr>
-          <w:hyperlink w:anchor="_Toc230237743" w:history="1">
+          <w:hyperlink w:anchor="_Toc230239832" w:history="1">
             <w:r>
               <w:rPr>
                 <w:rStyle w:val="Hipersaite"/>
@@ -5038,7 +5038,7 @@
                 <w:noProof/>
                 <w:webHidden/>
               </w:rPr>
-              <w:instrText xml:space="preserve"> PAGEREF _Toc230237743 \h </w:instrText>
+              <w:instrText xml:space="preserve"> PAGEREF _Toc230239832 \h </w:instrText>
             </w:r>
             <w:r>
               <w:rPr>
@@ -5079,7 +5079,7 @@
               <w:lang w:eastAsia="lv-LV"/>
             </w:rPr>
           </w:pPr>
-          <w:hyperlink w:anchor="_Toc230237744" w:history="1">
+          <w:hyperlink w:anchor="_Toc230239833" w:history="1">
             <w:r>
               <w:rPr>
                 <w:rStyle w:val="Hipersaite"/>
@@ -5122,7 +5122,7 @@
                 <w:noProof/>
                 <w:webHidden/>
               </w:rPr>
-              <w:instrText xml:space="preserve"> PAGEREF _Toc230237744 \h </w:instrText>
+              <w:instrText xml:space="preserve"> PAGEREF _Toc230239833 \h </w:instrText>
             </w:r>
             <w:r>
               <w:rPr>
@@ -5163,7 +5163,7 @@
               <w:lang w:eastAsia="lv-LV"/>
             </w:rPr>
           </w:pPr>
-          <w:hyperlink w:anchor="_Toc230237745" w:history="1">
+          <w:hyperlink w:anchor="_Toc230239834" w:history="1">
             <w:r>
               <w:rPr>
                 <w:rStyle w:val="Hipersaite"/>
@@ -5206,7 +5206,7 @@
                 <w:noProof/>
                 <w:webHidden/>
               </w:rPr>
-              <w:instrText xml:space="preserve"> PAGEREF _Toc230237745 \h </w:instrText>
+              <w:instrText xml:space="preserve"> PAGEREF _Toc230239834 \h </w:instrText>
             </w:r>
             <w:r>
               <w:rPr>
@@ -5247,7 +5247,7 @@
               <w:lang w:eastAsia="lv-LV"/>
             </w:rPr>
           </w:pPr>
-          <w:hyperlink w:anchor="_Toc230237746" w:history="1">
+          <w:hyperlink w:anchor="_Toc230239835" w:history="1">
             <w:r>
               <w:rPr>
                 <w:rStyle w:val="Hipersaite"/>
@@ -5290,7 +5290,7 @@
                 <w:noProof/>
                 <w:webHidden/>
               </w:rPr>
-              <w:instrText xml:space="preserve"> PAGEREF _Toc230237746 \h </w:instrText>
+              <w:instrText xml:space="preserve"> PAGEREF _Toc230239835 \h </w:instrText>
             </w:r>
             <w:r>
               <w:rPr>
@@ -5331,7 +5331,7 @@
               <w:lang w:eastAsia="lv-LV"/>
             </w:rPr>
           </w:pPr>
-          <w:hyperlink w:anchor="_Toc230237747" w:history="1">
+          <w:hyperlink w:anchor="_Toc230239836" w:history="1">
             <w:r>
               <w:rPr>
                 <w:rStyle w:val="Hipersaite"/>
@@ -5374,7 +5374,7 @@
                 <w:noProof/>
                 <w:webHidden/>
               </w:rPr>
-              <w:instrText xml:space="preserve"> PAGEREF _Toc230237747 \h </w:instrText>
+              <w:instrText xml:space="preserve"> PAGEREF _Toc230239836 \h </w:instrText>
             </w:r>
             <w:r>
               <w:rPr>
@@ -5415,7 +5415,7 @@
               <w:lang w:eastAsia="lv-LV"/>
             </w:rPr>
           </w:pPr>
-          <w:hyperlink w:anchor="_Toc230237748" w:history="1">
+          <w:hyperlink w:anchor="_Toc230239837" w:history="1">
             <w:r>
               <w:rPr>
                 <w:rStyle w:val="Hipersaite"/>
@@ -5442,7 +5442,7 @@
                 <w:noProof/>
                 <w:webHidden/>
               </w:rPr>
-              <w:instrText xml:space="preserve"> PAGEREF _Toc230237748 \h </w:instrText>
+              <w:instrText xml:space="preserve"> PAGEREF _Toc230239837 \h </w:instrText>
             </w:r>
             <w:r>
               <w:rPr>
@@ -5515,7 +5515,7 @@
           <w:numId w:val="0"/>
         </w:numPr>
       </w:pPr>
-      <w:bookmarkStart w:id="0" w:name="_Toc230237686"/>
+      <w:bookmarkStart w:id="0" w:name="_Toc230239775"/>
       <w:r>
         <w:lastRenderedPageBreak/>
         <w:t>Ievads</w:t>
@@ -5633,7 +5633,7 @@
       <w:pPr>
         <w:pStyle w:val="Virsraksts1"/>
       </w:pPr>
-      <w:bookmarkStart w:id="1" w:name="_Toc230237687"/>
+      <w:bookmarkStart w:id="1" w:name="_Toc230239776"/>
       <w:r>
         <w:lastRenderedPageBreak/>
         <w:t>Uzdevuma formulējums</w:t>
@@ -5644,7 +5644,7 @@
       <w:pPr>
         <w:pStyle w:val="Virsraksts2"/>
       </w:pPr>
-      <w:bookmarkStart w:id="2" w:name="_Toc230237688"/>
+      <w:bookmarkStart w:id="2" w:name="_Toc230239777"/>
       <w:r>
         <w:t>Vispārīgais formulējums</w:t>
       </w:r>
@@ -5736,7 +5736,7 @@
       <w:pPr>
         <w:pStyle w:val="Virsraksts2"/>
       </w:pPr>
-      <w:bookmarkStart w:id="3" w:name="_Toc230237689"/>
+      <w:bookmarkStart w:id="3" w:name="_Toc230239778"/>
       <w:r>
         <w:t>Projektēšanas formulējums</w:t>
       </w:r>
@@ -5780,7 +5780,7 @@
       <w:pPr>
         <w:pStyle w:val="Virsraksts2"/>
       </w:pPr>
-      <w:bookmarkStart w:id="4" w:name="_Toc230237690"/>
+      <w:bookmarkStart w:id="4" w:name="_Toc230239779"/>
       <w:r>
         <w:t>Izstrādes formulējums</w:t>
       </w:r>
@@ -5798,7 +5798,7 @@
       <w:pPr>
         <w:pStyle w:val="Virsraksts2"/>
       </w:pPr>
-      <w:bookmarkStart w:id="5" w:name="_Toc230237691"/>
+      <w:bookmarkStart w:id="5" w:name="_Toc230239780"/>
       <w:r>
         <w:lastRenderedPageBreak/>
         <w:t>Testēšanas formulējums</w:t>
@@ -5832,7 +5832,7 @@
       <w:pPr>
         <w:pStyle w:val="Virsraksts1"/>
       </w:pPr>
-      <w:bookmarkStart w:id="6" w:name="_Toc230237692"/>
+      <w:bookmarkStart w:id="6" w:name="_Toc230239781"/>
       <w:r>
         <w:lastRenderedPageBreak/>
         <w:t>Programmatūras prasību specifikācija</w:t>
@@ -5848,7 +5848,7 @@
       <w:pPr>
         <w:pStyle w:val="Virsraksts2"/>
       </w:pPr>
-      <w:bookmarkStart w:id="7" w:name="_Toc230237693"/>
+      <w:bookmarkStart w:id="7" w:name="_Toc230239782"/>
       <w:r>
         <w:t>Projekta perspektīva</w:t>
       </w:r>
@@ -5875,7 +5875,7 @@
       <w:pPr>
         <w:pStyle w:val="Virsraksts2"/>
       </w:pPr>
-      <w:bookmarkStart w:id="8" w:name="_Toc230237694"/>
+      <w:bookmarkStart w:id="8" w:name="_Toc230239783"/>
       <w:r>
         <w:t>Funkcionālās prasības</w:t>
       </w:r>
@@ -5885,7 +5885,7 @@
       <w:pPr>
         <w:pStyle w:val="Virsraksts3"/>
       </w:pPr>
-      <w:bookmarkStart w:id="9" w:name="_Toc230237695"/>
+      <w:bookmarkStart w:id="9" w:name="_Toc230239784"/>
       <w:r>
         <w:t>Galvenā izvēlne</w:t>
       </w:r>
@@ -6368,7 +6368,7 @@
       <w:pPr>
         <w:pStyle w:val="Virsraksts3"/>
       </w:pPr>
-      <w:bookmarkStart w:id="10" w:name="_Toc230237696"/>
+      <w:bookmarkStart w:id="10" w:name="_Toc230239785"/>
       <w:r>
         <w:t>Līmeņu atlases aina</w:t>
       </w:r>
@@ -6843,7 +6843,7 @@
       <w:pPr>
         <w:pStyle w:val="Virsraksts3"/>
       </w:pPr>
-      <w:bookmarkStart w:id="12" w:name="_Toc230237697"/>
+      <w:bookmarkStart w:id="12" w:name="_Toc230239786"/>
       <w:r>
         <w:lastRenderedPageBreak/>
         <w:t>Spēles laukuma aina</w:t>
@@ -9777,7 +9777,7 @@
       <w:pPr>
         <w:pStyle w:val="Virsraksts2"/>
       </w:pPr>
-      <w:bookmarkStart w:id="13" w:name="_Toc230237698"/>
+      <w:bookmarkStart w:id="13" w:name="_Toc230239787"/>
       <w:r>
         <w:lastRenderedPageBreak/>
         <w:t>Nefunkcionālās prasības</w:t>
@@ -9788,7 +9788,7 @@
       <w:pPr>
         <w:pStyle w:val="Virsraksts3"/>
       </w:pPr>
-      <w:bookmarkStart w:id="14" w:name="_Toc230237699"/>
+      <w:bookmarkStart w:id="14" w:name="_Toc230239788"/>
       <w:r>
         <w:t>Palaišana un veiktspēja</w:t>
       </w:r>
@@ -9825,7 +9825,7 @@
       <w:pPr>
         <w:pStyle w:val="Virsraksts3"/>
       </w:pPr>
-      <w:bookmarkStart w:id="15" w:name="_Toc230237700"/>
+      <w:bookmarkStart w:id="15" w:name="_Toc230239789"/>
       <w:r>
         <w:t>Lietotāja saskarne</w:t>
       </w:r>
@@ -9877,7 +9877,7 @@
       <w:pPr>
         <w:pStyle w:val="Virsraksts3"/>
       </w:pPr>
-      <w:bookmarkStart w:id="16" w:name="_Toc230237701"/>
+      <w:bookmarkStart w:id="16" w:name="_Toc230239790"/>
       <w:r>
         <w:t>Datu drošība</w:t>
       </w:r>
@@ -9929,7 +9929,7 @@
       <w:pPr>
         <w:pStyle w:val="Virsraksts2"/>
       </w:pPr>
-      <w:bookmarkStart w:id="17" w:name="_Toc230237702"/>
+      <w:bookmarkStart w:id="17" w:name="_Toc230239791"/>
       <w:r>
         <w:t>Gala lietotāja rakstura iezīmes</w:t>
       </w:r>
@@ -9966,7 +9966,7 @@
       <w:pPr>
         <w:pStyle w:val="Virsraksts1"/>
       </w:pPr>
-      <w:bookmarkStart w:id="18" w:name="_Toc230237703"/>
+      <w:bookmarkStart w:id="18" w:name="_Toc230239792"/>
       <w:r>
         <w:lastRenderedPageBreak/>
         <w:t>Izstrādes līdzekļu, rīku apraksts un izvēles pamatojums</w:t>
@@ -9988,7 +9988,7 @@
       <w:pPr>
         <w:pStyle w:val="Virsraksts2"/>
       </w:pPr>
-      <w:bookmarkStart w:id="19" w:name="_Toc230237704"/>
+      <w:bookmarkStart w:id="19" w:name="_Toc230239793"/>
       <w:r>
         <w:t>Izvēlēto risinājuma līdzekļu un valodu aprakst</w:t>
       </w:r>
@@ -10001,7 +10001,7 @@
       <w:pPr>
         <w:pStyle w:val="Virsraksts3"/>
       </w:pPr>
-      <w:bookmarkStart w:id="20" w:name="_Toc230237705"/>
+      <w:bookmarkStart w:id="20" w:name="_Toc230239794"/>
       <w:r>
         <w:t>Ietvars</w:t>
       </w:r>
@@ -10022,7 +10022,7 @@
       <w:pPr>
         <w:pStyle w:val="Virsraksts3"/>
       </w:pPr>
-      <w:bookmarkStart w:id="21" w:name="_Toc230237706"/>
+      <w:bookmarkStart w:id="21" w:name="_Toc230239795"/>
       <w:r>
         <w:t>Valoda</w:t>
       </w:r>
@@ -10037,7 +10037,7 @@
       <w:pPr>
         <w:pStyle w:val="Virsraksts3"/>
       </w:pPr>
-      <w:bookmarkStart w:id="22" w:name="_Toc230237707"/>
+      <w:bookmarkStart w:id="22" w:name="_Toc230239796"/>
       <w:r>
         <w:t>Izstrādes vide</w:t>
       </w:r>
@@ -10058,7 +10058,7 @@
       <w:pPr>
         <w:pStyle w:val="Virsraksts3"/>
       </w:pPr>
-      <w:bookmarkStart w:id="23" w:name="_Toc230237708"/>
+      <w:bookmarkStart w:id="23" w:name="_Toc230239797"/>
       <w:r>
         <w:lastRenderedPageBreak/>
         <w:t>Versiju kontrole un repozitorijas mitināšana</w:t>
@@ -10080,7 +10080,7 @@
       <w:pPr>
         <w:pStyle w:val="Virsraksts2"/>
       </w:pPr>
-      <w:bookmarkStart w:id="24" w:name="_Toc230237709"/>
+      <w:bookmarkStart w:id="24" w:name="_Toc230239798"/>
       <w:r>
         <w:t>Iespējamo risinājuma līdzekļu un valodu apraksts</w:t>
       </w:r>
@@ -10095,7 +10095,7 @@
       <w:pPr>
         <w:pStyle w:val="Virsraksts3"/>
       </w:pPr>
-      <w:bookmarkStart w:id="25" w:name="_Toc230237710"/>
+      <w:bookmarkStart w:id="25" w:name="_Toc230239799"/>
       <w:r>
         <w:t>Ietvari</w:t>
       </w:r>
@@ -10110,7 +10110,7 @@
       <w:pPr>
         <w:pStyle w:val="Virsraksts3"/>
       </w:pPr>
-      <w:bookmarkStart w:id="26" w:name="_Toc230237711"/>
+      <w:bookmarkStart w:id="26" w:name="_Toc230239800"/>
       <w:r>
         <w:t>Valodas</w:t>
       </w:r>
@@ -10136,7 +10136,7 @@
       <w:pPr>
         <w:pStyle w:val="Virsraksts3"/>
       </w:pPr>
-      <w:bookmarkStart w:id="27" w:name="_Toc230237712"/>
+      <w:bookmarkStart w:id="27" w:name="_Toc230239801"/>
       <w:r>
         <w:lastRenderedPageBreak/>
         <w:t>Izstrādes vides</w:t>
@@ -10162,7 +10162,7 @@
       <w:pPr>
         <w:pStyle w:val="Virsraksts3"/>
       </w:pPr>
-      <w:bookmarkStart w:id="28" w:name="_Toc230237713"/>
+      <w:bookmarkStart w:id="28" w:name="_Toc230239802"/>
       <w:r>
         <w:t>Versiju kontrole</w:t>
       </w:r>
@@ -10182,7 +10182,7 @@
       <w:pPr>
         <w:pStyle w:val="Virsraksts1"/>
       </w:pPr>
-      <w:bookmarkStart w:id="29" w:name="_Toc230237714"/>
+      <w:bookmarkStart w:id="29" w:name="_Toc230239803"/>
       <w:r>
         <w:lastRenderedPageBreak/>
         <w:t>Sistēmas modelēšana un projektēšana</w:t>
@@ -10198,7 +10198,7 @@
       <w:pPr>
         <w:pStyle w:val="Virsraksts2"/>
       </w:pPr>
-      <w:bookmarkStart w:id="30" w:name="_Toc230237715"/>
+      <w:bookmarkStart w:id="30" w:name="_Toc230239804"/>
       <w:r>
         <w:t>Sistēmas struktūras mode</w:t>
       </w:r>
@@ -10225,7 +10225,7 @@
       <w:pPr>
         <w:pStyle w:val="Virsraksts3"/>
       </w:pPr>
-      <w:bookmarkStart w:id="31" w:name="_Toc230237716"/>
+      <w:bookmarkStart w:id="31" w:name="_Toc230239805"/>
       <w:r>
         <w:t xml:space="preserve">Sistēmas </w:t>
       </w:r>
@@ -10434,7 +10434,7 @@
       <w:pPr>
         <w:pStyle w:val="Virsraksts3"/>
       </w:pPr>
-      <w:bookmarkStart w:id="34" w:name="_Toc230237717"/>
+      <w:bookmarkStart w:id="34" w:name="_Toc230239806"/>
       <w:r>
         <w:lastRenderedPageBreak/>
         <w:t>Ainu komponenšu struktūra</w:t>
@@ -10590,7 +10590,7 @@
       <w:pPr>
         <w:pStyle w:val="Virsraksts3"/>
       </w:pPr>
-      <w:bookmarkStart w:id="35" w:name="_Toc230237718"/>
+      <w:bookmarkStart w:id="35" w:name="_Toc230239807"/>
       <w:r>
         <w:lastRenderedPageBreak/>
         <w:t>Kartes</w:t>
@@ -10731,7 +10731,7 @@
       <w:pPr>
         <w:pStyle w:val="Virsraksts3"/>
       </w:pPr>
-      <w:bookmarkStart w:id="36" w:name="_Toc230237719"/>
+      <w:bookmarkStart w:id="36" w:name="_Toc230239808"/>
       <w:r>
         <w:lastRenderedPageBreak/>
         <w:t>Sistēmas pārvaldnieku klases</w:t>
@@ -10843,7 +10843,7 @@
       <w:pPr>
         <w:pStyle w:val="Virsraksts3"/>
       </w:pPr>
-      <w:bookmarkStart w:id="37" w:name="_Toc230237720"/>
+      <w:bookmarkStart w:id="37" w:name="_Toc230239809"/>
       <w:r>
         <w:lastRenderedPageBreak/>
         <w:t>Ainu klases</w:t>
@@ -11000,7 +11000,7 @@
       <w:pPr>
         <w:pStyle w:val="Virsraksts3"/>
       </w:pPr>
-      <w:bookmarkStart w:id="38" w:name="_Toc230237721"/>
+      <w:bookmarkStart w:id="38" w:name="_Toc230239810"/>
       <w:r>
         <w:lastRenderedPageBreak/>
         <w:t>Kartes klase</w:t>
@@ -11089,7 +11089,7 @@
       <w:pPr>
         <w:pStyle w:val="Virsraksts3"/>
       </w:pPr>
-      <w:bookmarkStart w:id="39" w:name="_Toc230237722"/>
+      <w:bookmarkStart w:id="39" w:name="_Toc230239811"/>
       <w:r>
         <w:lastRenderedPageBreak/>
         <w:t>Objektu</w:t>
@@ -11206,7 +11206,7 @@
       <w:pPr>
         <w:pStyle w:val="Virsraksts3"/>
       </w:pPr>
-      <w:bookmarkStart w:id="40" w:name="_Toc230237723"/>
+      <w:bookmarkStart w:id="40" w:name="_Toc230239812"/>
       <w:r>
         <w:lastRenderedPageBreak/>
         <w:t>Lādiņš</w:t>
@@ -11311,7 +11311,7 @@
       <w:pPr>
         <w:pStyle w:val="Virsraksts2"/>
       </w:pPr>
-      <w:bookmarkStart w:id="41" w:name="_Toc230237724"/>
+      <w:bookmarkStart w:id="41" w:name="_Toc230239813"/>
       <w:r>
         <w:lastRenderedPageBreak/>
         <w:t>Funkcionālie un dinamiskie modeļi</w:t>
@@ -11327,7 +11327,7 @@
       <w:pPr>
         <w:pStyle w:val="Virsraksts3"/>
       </w:pPr>
-      <w:bookmarkStart w:id="42" w:name="_Toc230237725"/>
+      <w:bookmarkStart w:id="42" w:name="_Toc230239814"/>
       <w:r>
         <w:t>Ainu stadiju gaita</w:t>
       </w:r>
@@ -11411,7 +11411,7 @@
       <w:pPr>
         <w:pStyle w:val="Virsraksts3"/>
       </w:pPr>
-      <w:bookmarkStart w:id="43" w:name="_Toc230237726"/>
+      <w:bookmarkStart w:id="43" w:name="_Toc230239815"/>
       <w:r>
         <w:t>Spēles laukuma stadijas</w:t>
       </w:r>
@@ -11513,7 +11513,7 @@
       <w:pPr>
         <w:pStyle w:val="Virsraksts2"/>
       </w:pPr>
-      <w:bookmarkStart w:id="44" w:name="_Toc230237727"/>
+      <w:bookmarkStart w:id="44" w:name="_Toc230239816"/>
       <w:r>
         <w:lastRenderedPageBreak/>
         <w:t>Datu struktūru apraksts</w:t>
@@ -11529,7 +11529,7 @@
       <w:pPr>
         <w:pStyle w:val="Virsraksts3"/>
       </w:pPr>
-      <w:bookmarkStart w:id="45" w:name="_Toc230237728"/>
+      <w:bookmarkStart w:id="45" w:name="_Toc230239817"/>
       <w:r>
         <w:t>Līmeņu kopa un līmeņa īpašības</w:t>
       </w:r>
@@ -11630,7 +11630,7 @@
       <w:pPr>
         <w:pStyle w:val="Virsraksts3"/>
       </w:pPr>
-      <w:bookmarkStart w:id="46" w:name="_Toc230237729"/>
+      <w:bookmarkStart w:id="46" w:name="_Toc230239818"/>
       <w:r>
         <w:t>Līmeņa punkti</w:t>
       </w:r>
@@ -11783,7 +11783,7 @@
       <w:pPr>
         <w:pStyle w:val="Virsraksts3"/>
       </w:pPr>
-      <w:bookmarkStart w:id="47" w:name="_Toc230237730"/>
+      <w:bookmarkStart w:id="47" w:name="_Toc230239819"/>
       <w:r>
         <w:lastRenderedPageBreak/>
         <w:t>Kartes un tās apakškomponenšu dati</w:t>
@@ -11888,7 +11888,7 @@
       <w:pPr>
         <w:pStyle w:val="Virsraksts3"/>
       </w:pPr>
-      <w:bookmarkStart w:id="48" w:name="_Toc230237731"/>
+      <w:bookmarkStart w:id="48" w:name="_Toc230239820"/>
       <w:r>
         <w:t xml:space="preserve">Kartes </w:t>
       </w:r>
@@ -11982,7 +11982,7 @@
       <w:pPr>
         <w:pStyle w:val="Virsraksts1"/>
       </w:pPr>
-      <w:bookmarkStart w:id="49" w:name="_Toc230237732"/>
+      <w:bookmarkStart w:id="49" w:name="_Toc230239821"/>
       <w:r>
         <w:lastRenderedPageBreak/>
         <w:t>Lietotāju ceļvedis</w:t>
@@ -11998,7 +11998,7 @@
       <w:pPr>
         <w:pStyle w:val="Virsraksts2"/>
       </w:pPr>
-      <w:bookmarkStart w:id="50" w:name="_Toc230237733"/>
+      <w:bookmarkStart w:id="50" w:name="_Toc230239822"/>
       <w:r>
         <w:t>Sākuma aina</w:t>
       </w:r>
@@ -12152,7 +12152,7 @@
       <w:pPr>
         <w:pStyle w:val="Virsraksts2"/>
       </w:pPr>
-      <w:bookmarkStart w:id="51" w:name="_Toc230237734"/>
+      <w:bookmarkStart w:id="51" w:name="_Toc230239823"/>
       <w:r>
         <w:lastRenderedPageBreak/>
         <w:t xml:space="preserve">Līmeņu atlases </w:t>
@@ -12375,7 +12375,7 @@
       <w:pPr>
         <w:pStyle w:val="Virsraksts2"/>
       </w:pPr>
-      <w:bookmarkStart w:id="52" w:name="_Toc230237735"/>
+      <w:bookmarkStart w:id="52" w:name="_Toc230239824"/>
       <w:r>
         <w:lastRenderedPageBreak/>
         <w:t>Spēles laukuma</w:t>
@@ -12397,7 +12397,7 @@
       <w:pPr>
         <w:pStyle w:val="Virsraksts3"/>
       </w:pPr>
-      <w:bookmarkStart w:id="53" w:name="_Toc230237736"/>
+      <w:bookmarkStart w:id="53" w:name="_Toc230239825"/>
       <w:r>
         <w:t>Virsjosla</w:t>
       </w:r>
@@ -12713,7 +12713,7 @@
       <w:pPr>
         <w:pStyle w:val="Virsraksts3"/>
       </w:pPr>
-      <w:bookmarkStart w:id="54" w:name="_Toc230237737"/>
+      <w:bookmarkStart w:id="54" w:name="_Toc230239826"/>
       <w:r>
         <w:lastRenderedPageBreak/>
         <w:t>Ierīču ievietošana</w:t>
@@ -12886,7 +12886,7 @@
       <w:pPr>
         <w:pStyle w:val="Virsraksts3"/>
       </w:pPr>
-      <w:bookmarkStart w:id="55" w:name="_Toc230237738"/>
+      <w:bookmarkStart w:id="55" w:name="_Toc230239827"/>
       <w:r>
         <w:lastRenderedPageBreak/>
         <w:t xml:space="preserve">Ierīču </w:t>
@@ -13279,7 +13279,7 @@
       <w:pPr>
         <w:pStyle w:val="Virsraksts3"/>
       </w:pPr>
-      <w:bookmarkStart w:id="56" w:name="_Toc230237739"/>
+      <w:bookmarkStart w:id="56" w:name="_Toc230239828"/>
       <w:r>
         <w:lastRenderedPageBreak/>
         <w:t>Izlūku izsaukšana</w:t>
@@ -13884,7 +13884,7 @@
       <w:pPr>
         <w:pStyle w:val="Virsraksts3"/>
       </w:pPr>
-      <w:bookmarkStart w:id="57" w:name="_Toc230237740"/>
+      <w:bookmarkStart w:id="57" w:name="_Toc230239829"/>
       <w:r>
         <w:lastRenderedPageBreak/>
         <w:t>Uguņošana</w:t>
@@ -14234,7 +14234,7 @@
       <w:pPr>
         <w:pStyle w:val="Virsraksts3"/>
       </w:pPr>
-      <w:bookmarkStart w:id="58" w:name="_Toc230237741"/>
+      <w:bookmarkStart w:id="58" w:name="_Toc230239830"/>
       <w:r>
         <w:lastRenderedPageBreak/>
         <w:t>Rezultāti</w:t>
@@ -14365,7 +14365,7 @@
       <w:pPr>
         <w:pStyle w:val="Virsraksts1"/>
       </w:pPr>
-      <w:bookmarkStart w:id="59" w:name="_Toc230237742"/>
+      <w:bookmarkStart w:id="59" w:name="_Toc230239831"/>
       <w:r>
         <w:lastRenderedPageBreak/>
         <w:t>Testēšanas dokumentācija</w:t>
@@ -14376,7 +14376,7 @@
       <w:pPr>
         <w:pStyle w:val="Virsraksts2"/>
       </w:pPr>
-      <w:bookmarkStart w:id="60" w:name="_Toc230237743"/>
+      <w:bookmarkStart w:id="60" w:name="_Toc230239832"/>
       <w:r>
         <w:t>Metodoloģija</w:t>
       </w:r>
@@ -14397,7 +14397,7 @@
       <w:pPr>
         <w:pStyle w:val="Virsraksts2"/>
       </w:pPr>
-      <w:bookmarkStart w:id="61" w:name="_Toc230237744"/>
+      <w:bookmarkStart w:id="61" w:name="_Toc230239833"/>
       <w:r>
         <w:t>Testpiemēri</w:t>
       </w:r>
@@ -14829,25 +14829,7 @@
       </w:pPr>
       <w:r>
         <w:lastRenderedPageBreak/>
-        <w:fldChar w:fldCharType="begin"/>
-      </w:r>
-      <w:r>
-        <w:instrText xml:space="preserve"> SEQ tabula \* ARABIC </w:instrText>
-      </w:r>
-      <w:r>
-        <w:fldChar w:fldCharType="separate"/>
-      </w:r>
-      <w:r>
-        <w:rPr>
-          <w:noProof/>
-        </w:rPr>
-        <w:t>2</w:t>
-      </w:r>
-      <w:r>
-        <w:rPr>
-          <w:noProof/>
-        </w:rPr>
-        <w:fldChar w:fldCharType="end"/>
+        <w:t>3</w:t>
       </w:r>
       <w:r>
         <w:t>. tabula</w:t>
@@ -16124,7 +16106,7 @@
       <w:pPr>
         <w:pStyle w:val="Virsraksts1"/>
       </w:pPr>
-      <w:bookmarkStart w:id="62" w:name="_Toc230237745"/>
+      <w:bookmarkStart w:id="62" w:name="_Toc230239834"/>
       <w:r>
         <w:lastRenderedPageBreak/>
         <w:t>Secinājumi</w:t>
@@ -16150,23 +16132,427 @@
       <w:pPr>
         <w:pStyle w:val="Virsraksts1"/>
       </w:pPr>
-      <w:bookmarkStart w:id="63" w:name="_Toc230237746"/>
+      <w:bookmarkStart w:id="63" w:name="_Toc230239835"/>
       <w:r>
         <w:lastRenderedPageBreak/>
         <w:t>Terminoloģija</w:t>
       </w:r>
       <w:bookmarkEnd w:id="63"/>
-    </w:p>
-    <w:p>
-      <w:r>
-        <w:t>Dsfsdsdfsdf</w:t>
-      </w:r>
-    </w:p>
+      <w:r>
+        <w:t xml:space="preserve"> un saīsinājumi</w:t>
+      </w:r>
+    </w:p>
+    <w:p>
+      <w:r>
+        <w:t>Šī projekta dokumentācijā tiek izmantota</w:t>
+      </w:r>
+      <w:r>
+        <w:t xml:space="preserve"> saīsinājumu un</w:t>
+      </w:r>
+      <w:r>
+        <w:t xml:space="preserve"> terminoloģija</w:t>
+      </w:r>
+      <w:r>
+        <w:t>, kuri tiks skaidroti 4. tabulā.</w:t>
+      </w:r>
+    </w:p>
+    <w:p>
+      <w:pPr>
+        <w:pStyle w:val="tablecaption"/>
+      </w:pPr>
+      <w:r>
+        <w:t>4</w:t>
+      </w:r>
+      <w:r>
+        <w:t>. tabula</w:t>
+      </w:r>
+    </w:p>
+    <w:p>
+      <w:pPr>
+        <w:pStyle w:val="tablecaption"/>
+        <w:jc w:val="center"/>
+      </w:pPr>
+      <w:r>
+        <w:t>Terminoloģija</w:t>
+      </w:r>
+    </w:p>
+    <w:tbl>
+      <w:tblPr>
+        <w:tblStyle w:val="Reatabula"/>
+        <w:tblW w:w="0" w:type="auto"/>
+        <w:tblInd w:w="995" w:type="dxa"/>
+        <w:tblLook w:val="04A0" w:firstRow="1" w:lastRow="0" w:firstColumn="1" w:lastColumn="0" w:noHBand="0" w:noVBand="1"/>
+      </w:tblPr>
+      <w:tblGrid>
+        <w:gridCol w:w="1410"/>
+        <w:gridCol w:w="5994"/>
+      </w:tblGrid>
+      <w:tr>
+        <w:tc>
+          <w:tcPr>
+            <w:tcW w:w="1410" w:type="dxa"/>
+          </w:tcPr>
+          <w:p>
+            <w:pPr>
+              <w:tabs>
+                <w:tab w:val="left" w:pos="8098"/>
+              </w:tabs>
+              <w:ind w:firstLine="0"/>
+              <w:jc w:val="center"/>
+              <w:rPr>
+                <w:b/>
+                <w:bCs/>
+                <w:sz w:val="20"/>
+                <w:szCs w:val="20"/>
+              </w:rPr>
+            </w:pPr>
+            <w:r>
+              <w:rPr>
+                <w:b/>
+                <w:bCs/>
+                <w:sz w:val="20"/>
+                <w:szCs w:val="20"/>
+              </w:rPr>
+              <w:t>Termins</w:t>
+            </w:r>
+          </w:p>
+        </w:tc>
+        <w:tc>
+          <w:tcPr>
+            <w:tcW w:w="5994" w:type="dxa"/>
+          </w:tcPr>
+          <w:p>
+            <w:pPr>
+              <w:tabs>
+                <w:tab w:val="left" w:pos="8098"/>
+              </w:tabs>
+              <w:ind w:firstLine="0"/>
+              <w:rPr>
+                <w:b/>
+                <w:bCs/>
+                <w:sz w:val="20"/>
+                <w:szCs w:val="20"/>
+              </w:rPr>
+            </w:pPr>
+            <w:r>
+              <w:rPr>
+                <w:b/>
+                <w:bCs/>
+                <w:sz w:val="20"/>
+                <w:szCs w:val="20"/>
+              </w:rPr>
+              <w:t>Nozīme</w:t>
+            </w:r>
+          </w:p>
+        </w:tc>
+      </w:tr>
+      <w:tr>
+        <w:tc>
+          <w:tcPr>
+            <w:tcW w:w="1410" w:type="dxa"/>
+          </w:tcPr>
+          <w:p>
+            <w:pPr>
+              <w:tabs>
+                <w:tab w:val="left" w:pos="8098"/>
+              </w:tabs>
+              <w:ind w:firstLine="0"/>
+              <w:rPr>
+                <w:sz w:val="20"/>
+                <w:szCs w:val="20"/>
+              </w:rPr>
+            </w:pPr>
+            <w:r>
+              <w:rPr>
+                <w:sz w:val="20"/>
+                <w:szCs w:val="20"/>
+              </w:rPr>
+              <w:t>LA</w:t>
+            </w:r>
+          </w:p>
+        </w:tc>
+        <w:tc>
+          <w:tcPr>
+            <w:tcW w:w="5994" w:type="dxa"/>
+          </w:tcPr>
+          <w:p>
+            <w:pPr>
+              <w:tabs>
+                <w:tab w:val="left" w:pos="8098"/>
+              </w:tabs>
+              <w:ind w:firstLine="0"/>
+              <w:rPr>
+                <w:sz w:val="20"/>
+                <w:szCs w:val="20"/>
+              </w:rPr>
+            </w:pPr>
+            <w:r>
+              <w:rPr>
+                <w:sz w:val="20"/>
+                <w:szCs w:val="20"/>
+              </w:rPr>
+              <w:t>Līmeņu atlase.</w:t>
+            </w:r>
+          </w:p>
+        </w:tc>
+      </w:tr>
+      <w:tr>
+        <w:tc>
+          <w:tcPr>
+            <w:tcW w:w="1410" w:type="dxa"/>
+          </w:tcPr>
+          <w:p>
+            <w:pPr>
+              <w:tabs>
+                <w:tab w:val="left" w:pos="8098"/>
+              </w:tabs>
+              <w:ind w:firstLine="0"/>
+              <w:rPr>
+                <w:sz w:val="20"/>
+                <w:szCs w:val="20"/>
+              </w:rPr>
+            </w:pPr>
+            <w:r>
+              <w:rPr>
+                <w:sz w:val="20"/>
+                <w:szCs w:val="20"/>
+              </w:rPr>
+              <w:t>PR</w:t>
+            </w:r>
+          </w:p>
+        </w:tc>
+        <w:tc>
+          <w:tcPr>
+            <w:tcW w:w="5994" w:type="dxa"/>
+          </w:tcPr>
+          <w:p>
+            <w:pPr>
+              <w:tabs>
+                <w:tab w:val="left" w:pos="8098"/>
+              </w:tabs>
+              <w:ind w:firstLine="0"/>
+              <w:rPr>
+                <w:sz w:val="20"/>
+                <w:szCs w:val="20"/>
+              </w:rPr>
+            </w:pPr>
+            <w:r>
+              <w:rPr>
+                <w:sz w:val="20"/>
+                <w:szCs w:val="20"/>
+              </w:rPr>
+              <w:t>Prasība.</w:t>
+            </w:r>
+          </w:p>
+        </w:tc>
+      </w:tr>
+      <w:tr>
+        <w:tc>
+          <w:tcPr>
+            <w:tcW w:w="1410" w:type="dxa"/>
+          </w:tcPr>
+          <w:p>
+            <w:pPr>
+              <w:tabs>
+                <w:tab w:val="left" w:pos="8098"/>
+              </w:tabs>
+              <w:ind w:firstLine="0"/>
+              <w:rPr>
+                <w:sz w:val="20"/>
+                <w:szCs w:val="20"/>
+              </w:rPr>
+            </w:pPr>
+            <w:r>
+              <w:rPr>
+                <w:sz w:val="20"/>
+                <w:szCs w:val="20"/>
+              </w:rPr>
+              <w:t>SK</w:t>
+            </w:r>
+          </w:p>
+        </w:tc>
+        <w:tc>
+          <w:tcPr>
+            <w:tcW w:w="5994" w:type="dxa"/>
+          </w:tcPr>
+          <w:p>
+            <w:pPr>
+              <w:tabs>
+                <w:tab w:val="left" w:pos="8098"/>
+              </w:tabs>
+              <w:ind w:firstLine="0"/>
+              <w:rPr>
+                <w:sz w:val="20"/>
+                <w:szCs w:val="20"/>
+              </w:rPr>
+            </w:pPr>
+            <w:r>
+              <w:rPr>
+                <w:sz w:val="20"/>
+                <w:szCs w:val="20"/>
+              </w:rPr>
+              <w:t>Sākuma aina.</w:t>
+            </w:r>
+          </w:p>
+        </w:tc>
+      </w:tr>
+      <w:tr>
+        <w:tc>
+          <w:tcPr>
+            <w:tcW w:w="1410" w:type="dxa"/>
+          </w:tcPr>
+          <w:p>
+            <w:pPr>
+              <w:tabs>
+                <w:tab w:val="left" w:pos="8098"/>
+              </w:tabs>
+              <w:ind w:firstLine="0"/>
+              <w:rPr>
+                <w:sz w:val="20"/>
+                <w:szCs w:val="20"/>
+              </w:rPr>
+            </w:pPr>
+            <w:r>
+              <w:rPr>
+                <w:sz w:val="20"/>
+                <w:szCs w:val="20"/>
+              </w:rPr>
+              <w:t>SL</w:t>
+            </w:r>
+          </w:p>
+        </w:tc>
+        <w:tc>
+          <w:tcPr>
+            <w:tcW w:w="5994" w:type="dxa"/>
+          </w:tcPr>
+          <w:p>
+            <w:pPr>
+              <w:tabs>
+                <w:tab w:val="left" w:pos="8098"/>
+              </w:tabs>
+              <w:ind w:firstLine="0"/>
+              <w:rPr>
+                <w:sz w:val="20"/>
+                <w:szCs w:val="20"/>
+              </w:rPr>
+            </w:pPr>
+            <w:r>
+              <w:rPr>
+                <w:sz w:val="20"/>
+                <w:szCs w:val="20"/>
+              </w:rPr>
+              <w:t>Spēles laukuma aina.</w:t>
+            </w:r>
+          </w:p>
+        </w:tc>
+      </w:tr>
+      <w:tr>
+        <w:tc>
+          <w:tcPr>
+            <w:tcW w:w="1410" w:type="dxa"/>
+          </w:tcPr>
+          <w:p>
+            <w:pPr>
+              <w:tabs>
+                <w:tab w:val="left" w:pos="8098"/>
+              </w:tabs>
+              <w:ind w:firstLine="0"/>
+              <w:rPr>
+                <w:sz w:val="20"/>
+                <w:szCs w:val="20"/>
+              </w:rPr>
+            </w:pPr>
+            <w:r>
+              <w:rPr>
+                <w:sz w:val="20"/>
+                <w:szCs w:val="20"/>
+              </w:rPr>
+              <w:t>TP</w:t>
+            </w:r>
+          </w:p>
+        </w:tc>
+        <w:tc>
+          <w:tcPr>
+            <w:tcW w:w="5994" w:type="dxa"/>
+          </w:tcPr>
+          <w:p>
+            <w:pPr>
+              <w:tabs>
+                <w:tab w:val="left" w:pos="8098"/>
+              </w:tabs>
+              <w:ind w:firstLine="0"/>
+              <w:rPr>
+                <w:sz w:val="20"/>
+                <w:szCs w:val="20"/>
+              </w:rPr>
+            </w:pPr>
+            <w:r>
+              <w:rPr>
+                <w:sz w:val="20"/>
+                <w:szCs w:val="20"/>
+              </w:rPr>
+              <w:t>Testpiemērs.</w:t>
+            </w:r>
+          </w:p>
+        </w:tc>
+      </w:tr>
+      <w:tr>
+        <w:tc>
+          <w:tcPr>
+            <w:tcW w:w="1410" w:type="dxa"/>
+          </w:tcPr>
+          <w:p>
+            <w:pPr>
+              <w:tabs>
+                <w:tab w:val="left" w:pos="8098"/>
+              </w:tabs>
+              <w:ind w:firstLine="0"/>
+              <w:rPr>
+                <w:sz w:val="20"/>
+                <w:szCs w:val="20"/>
+              </w:rPr>
+            </w:pPr>
+            <w:r>
+              <w:rPr>
+                <w:sz w:val="20"/>
+                <w:szCs w:val="20"/>
+              </w:rPr>
+              <w:t>VS</w:t>
+            </w:r>
+          </w:p>
+        </w:tc>
+        <w:tc>
+          <w:tcPr>
+            <w:tcW w:w="5994" w:type="dxa"/>
+          </w:tcPr>
+          <w:p>
+            <w:pPr>
+              <w:tabs>
+                <w:tab w:val="left" w:pos="8098"/>
+              </w:tabs>
+              <w:ind w:firstLine="0"/>
+              <w:rPr>
+                <w:sz w:val="20"/>
+                <w:szCs w:val="20"/>
+              </w:rPr>
+            </w:pPr>
+            <w:r>
+              <w:rPr>
+                <w:sz w:val="20"/>
+                <w:szCs w:val="20"/>
+              </w:rPr>
+              <w:t>Vispārīgie (atrodas visā projekta darbības gaitā).</w:t>
+            </w:r>
+          </w:p>
+        </w:tc>
+      </w:tr>
+    </w:tbl>
+    <w:p/>
     <w:p>
       <w:pPr>
         <w:pStyle w:val="Virsraksts1"/>
       </w:pPr>
-      <w:bookmarkStart w:id="64" w:name="_Toc230237747"/>
+      <w:bookmarkStart w:id="64" w:name="_Toc230239836"/>
       <w:r>
         <w:lastRenderedPageBreak/>
         <w:t>Avoti</w:t>
@@ -16175,16 +16561,15 @@
     </w:p>
     <w:p>
       <w:pPr>
-        <w:sectPr>
-          <w:footerReference w:type="default" r:id="rId37"/>
-          <w:pgSz w:w="12240" w:h="15840"/>
-          <w:pgMar w:top="1134" w:right="1134" w:bottom="1134" w:left="1418" w:header="709" w:footer="709" w:gutter="0"/>
-          <w:cols w:space="708"/>
-          <w:docGrid w:linePitch="360"/>
-        </w:sectPr>
-      </w:pPr>
-      <w:r>
-        <w:t>Dsdsdssd</w:t>
+        <w:pStyle w:val="Sarakstarindkopa"/>
+        <w:numPr>
+          <w:ilvl w:val="0"/>
+          <w:numId w:val="39"/>
+        </w:numPr>
+        <w:ind w:left="1134" w:hanging="283"/>
+      </w:pPr>
+      <w:r>
+        <w:t>“Godot ”</w:t>
       </w:r>
     </w:p>
     <w:p>
@@ -16232,7 +16617,7 @@
       <w:r>
         <w:br/>
       </w:r>
-      <w:bookmarkStart w:id="65" w:name="_Toc230237748"/>
+      <w:bookmarkStart w:id="65" w:name="_Toc230239837"/>
       <w:r>
         <w:t>Pielikums</w:t>
       </w:r>
@@ -16259,7 +16644,7 @@
       <w:pPr>
         <w:ind w:firstLine="0"/>
         <w:sectPr>
-          <w:footerReference w:type="default" r:id="rId38"/>
+          <w:footerReference w:type="default" r:id="rId37"/>
           <w:pgSz w:w="12240" w:h="15840"/>
           <w:pgMar w:top="1134" w:right="1134" w:bottom="1134" w:left="1418" w:header="709" w:footer="709" w:gutter="0"/>
           <w:cols w:space="708"/>
@@ -16298,7 +16683,7 @@
                     </pic:cNvPicPr>
                   </pic:nvPicPr>
                   <pic:blipFill>
-                    <a:blip r:embed="rId39">
+                    <a:blip r:embed="rId38">
                       <a:extLst>
                         <a:ext uri="{28A0092B-C50C-407E-A947-70E740481C1C}">
                           <a14:useLocalDpi xmlns:a14="http://schemas.microsoft.com/office/drawing/2010/main" val="0"/>
@@ -16350,7 +16735,7 @@
                     </pic:cNvPicPr>
                   </pic:nvPicPr>
                   <pic:blipFill>
-                    <a:blip r:embed="rId40">
+                    <a:blip r:embed="rId39">
                       <a:extLst>
                         <a:ext uri="{28A0092B-C50C-407E-A947-70E740481C1C}">
                           <a14:useLocalDpi xmlns:a14="http://schemas.microsoft.com/office/drawing/2010/main" val="0"/>
@@ -16443,7 +16828,7 @@
                     </pic:cNvPicPr>
                   </pic:nvPicPr>
                   <pic:blipFill>
-                    <a:blip r:embed="rId41">
+                    <a:blip r:embed="rId40">
                       <a:extLst>
                         <a:ext uri="{28A0092B-C50C-407E-A947-70E740481C1C}">
                           <a14:useLocalDpi xmlns:a14="http://schemas.microsoft.com/office/drawing/2010/main" val="0"/>
@@ -16536,7 +16921,7 @@
                     </pic:cNvPicPr>
                   </pic:nvPicPr>
                   <pic:blipFill>
-                    <a:blip r:embed="rId42">
+                    <a:blip r:embed="rId41">
                       <a:extLst>
                         <a:ext uri="{28A0092B-C50C-407E-A947-70E740481C1C}">
                           <a14:useLocalDpi xmlns:a14="http://schemas.microsoft.com/office/drawing/2010/main" val="0"/>
@@ -16589,7 +16974,7 @@
                     </pic:cNvPicPr>
                   </pic:nvPicPr>
                   <pic:blipFill>
-                    <a:blip r:embed="rId43">
+                    <a:blip r:embed="rId42">
                       <a:extLst>
                         <a:ext uri="{28A0092B-C50C-407E-A947-70E740481C1C}">
                           <a14:useLocalDpi xmlns:a14="http://schemas.microsoft.com/office/drawing/2010/main" val="0"/>
@@ -16673,7 +17058,7 @@
                     </pic:cNvPicPr>
                   </pic:nvPicPr>
                   <pic:blipFill>
-                    <a:blip r:embed="rId44">
+                    <a:blip r:embed="rId43">
                       <a:extLst>
                         <a:ext uri="{28A0092B-C50C-407E-A947-70E740481C1C}">
                           <a14:useLocalDpi xmlns:a14="http://schemas.microsoft.com/office/drawing/2010/main" val="0"/>
@@ -16735,7 +17120,7 @@
                     </pic:cNvPicPr>
                   </pic:nvPicPr>
                   <pic:blipFill>
-                    <a:blip r:embed="rId45">
+                    <a:blip r:embed="rId44">
                       <a:extLst>
                         <a:ext uri="{28A0092B-C50C-407E-A947-70E740481C1C}">
                           <a14:useLocalDpi xmlns:a14="http://schemas.microsoft.com/office/drawing/2010/main" val="0"/>
@@ -16837,7 +17222,7 @@
                     </pic:cNvPicPr>
                   </pic:nvPicPr>
                   <pic:blipFill>
-                    <a:blip r:embed="rId46">
+                    <a:blip r:embed="rId45">
                       <a:extLst>
                         <a:ext uri="{28A0092B-C50C-407E-A947-70E740481C1C}">
                           <a14:useLocalDpi xmlns:a14="http://schemas.microsoft.com/office/drawing/2010/main" val="0"/>
@@ -16986,60 +17371,6 @@
 
 <file path=word/footer2.xml><?xml version="1.0" encoding="utf-8"?>
 <w:ftr xmlns:wpc="http://schemas.microsoft.com/office/word/2010/wordprocessingCanvas" xmlns:cx="http://schemas.microsoft.com/office/drawing/2014/chartex" xmlns:cx1="http://schemas.microsoft.com/office/drawing/2015/9/8/chartex" xmlns:cx2="http://schemas.microsoft.com/office/drawing/2015/10/21/chartex" xmlns:cx3="http://schemas.microsoft.com/office/drawing/2016/5/9/chartex" xmlns:cx4="http://schemas.microsoft.com/office/drawing/2016/5/10/chartex" xmlns:cx5="http://schemas.microsoft.com/office/drawing/2016/5/11/chartex" xmlns:cx6="http://schemas.microsoft.com/office/drawing/2016/5/12/chartex" xmlns:cx7="http://schemas.microsoft.com/office/drawing/2016/5/13/chartex" xmlns:cx8="http://schemas.microsoft.com/office/drawing/2016/5/14/chartex" xmlns:mc="http://schemas.openxmlformats.org/markup-compatibility/2006" xmlns:aink="http://schemas.microsoft.com/office/drawing/2016/ink" xmlns:am3d="http://schemas.microsoft.com/office/drawing/2017/model3d" xmlns:o="urn:schemas-microsoft-com:office:office" xmlns:oel="http://schemas.microsoft.com/office/2019/extlst" xmlns:r="http://schemas.openxmlformats.org/officeDocument/2006/relationships" xmlns:m="http://schemas.openxmlformats.org/officeDocument/2006/math" xmlns:v="urn:schemas-microsoft-com:vml" xmlns:wp14="http://schemas.microsoft.com/office/word/2010/wordprocessingDrawing" xmlns:wp="http://schemas.openxmlformats.org/drawingml/2006/wordprocessingDrawing" xmlns:w10="urn:schemas-microsoft-com:office:word" xmlns:w="http://schemas.openxmlformats.org/wordprocessingml/2006/main" xmlns:w14="http://schemas.microsoft.com/office/word/2010/wordml" xmlns:w15="http://schemas.microsoft.com/office/word/2012/wordml" xmlns:w16cex="http://schemas.microsoft.com/office/word/2018/wordml/cex" xmlns:w16cid="http://schemas.microsoft.com/office/word/2016/wordml/cid" xmlns:w16="http://schemas.microsoft.com/office/word/2018/wordml" xmlns:w16du="http://schemas.microsoft.com/office/word/2023/wordml/word16du" xmlns:w16sdtdh="http://schemas.microsoft.com/office/word/2020/wordml/sdtdatahash" xmlns:w16sdtfl="http://schemas.microsoft.com/office/word/2024/wordml/sdtformatlock" xmlns:w16se="http://schemas.microsoft.com/office/word/2015/wordml/symex" xmlns:wpg="http://schemas.microsoft.com/office/word/2010/wordprocessingGroup" xmlns:wpi="http://schemas.microsoft.com/office/word/2010/wordprocessingInk" xmlns:wne="http://schemas.microsoft.com/office/word/2006/wordml" xmlns:wps="http://schemas.microsoft.com/office/word/2010/wordprocessingShape" mc:Ignorable="w14 w15 w16se w16cid w16 w16cex w16sdtdh w16sdtfl w16du wp14">
-  <w:sdt>
-    <w:sdtPr>
-      <w:id w:val="-2056540349"/>
-      <w:docPartObj>
-        <w:docPartGallery w:val="Page Numbers (Bottom of Page)"/>
-        <w:docPartUnique/>
-      </w:docPartObj>
-    </w:sdtPr>
-    <w:sdtEndPr>
-      <w:rPr>
-        <w:noProof/>
-      </w:rPr>
-    </w:sdtEndPr>
-    <w:sdtContent>
-      <w:p>
-        <w:pPr>
-          <w:pStyle w:val="Kjene"/>
-          <w:ind w:firstLine="0"/>
-          <w:jc w:val="center"/>
-        </w:pPr>
-        <w:r>
-          <w:fldChar w:fldCharType="begin"/>
-        </w:r>
-        <w:r>
-          <w:instrText xml:space="preserve"> PAGE   \* MERGEFORMAT </w:instrText>
-        </w:r>
-        <w:r>
-          <w:fldChar w:fldCharType="separate"/>
-        </w:r>
-        <w:r>
-          <w:rPr>
-            <w:noProof/>
-          </w:rPr>
-          <w:t>2</w:t>
-        </w:r>
-        <w:r>
-          <w:rPr>
-            <w:noProof/>
-          </w:rPr>
-          <w:fldChar w:fldCharType="end"/>
-        </w:r>
-      </w:p>
-    </w:sdtContent>
-  </w:sdt>
-  <w:p>
-    <w:pPr>
-      <w:pStyle w:val="Kjene"/>
-    </w:pPr>
-  </w:p>
-</w:ftr>
-</file>
-
-<file path=word/footer3.xml><?xml version="1.0" encoding="utf-8"?>
-<w:ftr xmlns:wpc="http://schemas.microsoft.com/office/word/2010/wordprocessingCanvas" xmlns:cx="http://schemas.microsoft.com/office/drawing/2014/chartex" xmlns:cx1="http://schemas.microsoft.com/office/drawing/2015/9/8/chartex" xmlns:cx2="http://schemas.microsoft.com/office/drawing/2015/10/21/chartex" xmlns:cx3="http://schemas.microsoft.com/office/drawing/2016/5/9/chartex" xmlns:cx4="http://schemas.microsoft.com/office/drawing/2016/5/10/chartex" xmlns:cx5="http://schemas.microsoft.com/office/drawing/2016/5/11/chartex" xmlns:cx6="http://schemas.microsoft.com/office/drawing/2016/5/12/chartex" xmlns:cx7="http://schemas.microsoft.com/office/drawing/2016/5/13/chartex" xmlns:cx8="http://schemas.microsoft.com/office/drawing/2016/5/14/chartex" xmlns:mc="http://schemas.openxmlformats.org/markup-compatibility/2006" xmlns:aink="http://schemas.microsoft.com/office/drawing/2016/ink" xmlns:am3d="http://schemas.microsoft.com/office/drawing/2017/model3d" xmlns:o="urn:schemas-microsoft-com:office:office" xmlns:oel="http://schemas.microsoft.com/office/2019/extlst" xmlns:r="http://schemas.openxmlformats.org/officeDocument/2006/relationships" xmlns:m="http://schemas.openxmlformats.org/officeDocument/2006/math" xmlns:v="urn:schemas-microsoft-com:vml" xmlns:wp14="http://schemas.microsoft.com/office/word/2010/wordprocessingDrawing" xmlns:wp="http://schemas.openxmlformats.org/drawingml/2006/wordprocessingDrawing" xmlns:w10="urn:schemas-microsoft-com:office:word" xmlns:w="http://schemas.openxmlformats.org/wordprocessingml/2006/main" xmlns:w14="http://schemas.microsoft.com/office/word/2010/wordml" xmlns:w15="http://schemas.microsoft.com/office/word/2012/wordml" xmlns:w16cex="http://schemas.microsoft.com/office/word/2018/wordml/cex" xmlns:w16cid="http://schemas.microsoft.com/office/word/2016/wordml/cid" xmlns:w16="http://schemas.microsoft.com/office/word/2018/wordml" xmlns:w16du="http://schemas.microsoft.com/office/word/2023/wordml/word16du" xmlns:w16sdtdh="http://schemas.microsoft.com/office/word/2020/wordml/sdtdatahash" xmlns:w16sdtfl="http://schemas.microsoft.com/office/word/2024/wordml/sdtformatlock" xmlns:w16se="http://schemas.microsoft.com/office/word/2015/wordml/symex" xmlns:wpg="http://schemas.microsoft.com/office/word/2010/wordprocessingGroup" xmlns:wpi="http://schemas.microsoft.com/office/word/2010/wordprocessingInk" xmlns:wne="http://schemas.microsoft.com/office/word/2006/wordml" xmlns:wps="http://schemas.microsoft.com/office/word/2010/wordprocessingShape" mc:Ignorable="w14 w15 w16se w16cid w16 w16cex w16sdtdh w16sdtfl w16du wp14">
   <w:p>
     <w:pPr>
       <w:pStyle w:val="Kjene"/>
@@ -17169,6 +17500,92 @@
     </w:lvl>
   </w:abstractNum>
   <w:abstractNum w:abstractNumId="1" w15:restartNumberingAfterBreak="0">
+    <w:nsid w:val="0E950F53"/>
+    <w:multiLevelType w:val="multilevel"/>
+    <w:tmpl w:val="0426001D"/>
+    <w:lvl w:ilvl="0">
+      <w:start w:val="1"/>
+      <w:numFmt w:val="decimal"/>
+      <w:lvlText w:val="%1)"/>
+      <w:lvlJc w:val="left"/>
+      <w:pPr>
+        <w:ind w:left="360" w:hanging="360"/>
+      </w:pPr>
+    </w:lvl>
+    <w:lvl w:ilvl="1">
+      <w:start w:val="1"/>
+      <w:numFmt w:val="lowerLetter"/>
+      <w:lvlText w:val="%2)"/>
+      <w:lvlJc w:val="left"/>
+      <w:pPr>
+        <w:ind w:left="720" w:hanging="360"/>
+      </w:pPr>
+    </w:lvl>
+    <w:lvl w:ilvl="2">
+      <w:start w:val="1"/>
+      <w:numFmt w:val="lowerRoman"/>
+      <w:lvlText w:val="%3)"/>
+      <w:lvlJc w:val="left"/>
+      <w:pPr>
+        <w:ind w:left="1080" w:hanging="360"/>
+      </w:pPr>
+    </w:lvl>
+    <w:lvl w:ilvl="3">
+      <w:start w:val="1"/>
+      <w:numFmt w:val="decimal"/>
+      <w:lvlText w:val="(%4)"/>
+      <w:lvlJc w:val="left"/>
+      <w:pPr>
+        <w:ind w:left="1440" w:hanging="360"/>
+      </w:pPr>
+    </w:lvl>
+    <w:lvl w:ilvl="4">
+      <w:start w:val="1"/>
+      <w:numFmt w:val="lowerLetter"/>
+      <w:lvlText w:val="(%5)"/>
+      <w:lvlJc w:val="left"/>
+      <w:pPr>
+        <w:ind w:left="1800" w:hanging="360"/>
+      </w:pPr>
+    </w:lvl>
+    <w:lvl w:ilvl="5">
+      <w:start w:val="1"/>
+      <w:numFmt w:val="lowerRoman"/>
+      <w:lvlText w:val="(%6)"/>
+      <w:lvlJc w:val="left"/>
+      <w:pPr>
+        <w:ind w:left="2160" w:hanging="360"/>
+      </w:pPr>
+    </w:lvl>
+    <w:lvl w:ilvl="6">
+      <w:start w:val="1"/>
+      <w:numFmt w:val="decimal"/>
+      <w:lvlText w:val="%7."/>
+      <w:lvlJc w:val="left"/>
+      <w:pPr>
+        <w:ind w:left="2520" w:hanging="360"/>
+      </w:pPr>
+    </w:lvl>
+    <w:lvl w:ilvl="7">
+      <w:start w:val="1"/>
+      <w:numFmt w:val="lowerLetter"/>
+      <w:lvlText w:val="%8."/>
+      <w:lvlJc w:val="left"/>
+      <w:pPr>
+        <w:ind w:left="2880" w:hanging="360"/>
+      </w:pPr>
+    </w:lvl>
+    <w:lvl w:ilvl="8">
+      <w:start w:val="1"/>
+      <w:numFmt w:val="lowerRoman"/>
+      <w:lvlText w:val="%9."/>
+      <w:lvlJc w:val="left"/>
+      <w:pPr>
+        <w:ind w:left="3240" w:hanging="360"/>
+      </w:pPr>
+    </w:lvl>
+  </w:abstractNum>
+  <w:abstractNum w:abstractNumId="2" w15:restartNumberingAfterBreak="0">
     <w:nsid w:val="0EF86E54"/>
     <w:multiLevelType w:val="multilevel"/>
     <w:tmpl w:val="A0B6D666"/>
@@ -17283,7 +17700,7 @@
       </w:rPr>
     </w:lvl>
   </w:abstractNum>
-  <w:abstractNum w:abstractNumId="2" w15:restartNumberingAfterBreak="0">
+  <w:abstractNum w:abstractNumId="3" w15:restartNumberingAfterBreak="0">
     <w:nsid w:val="127E0D79"/>
     <w:multiLevelType w:val="multilevel"/>
     <w:tmpl w:val="4A5074D2"/>
@@ -17398,7 +17815,7 @@
       </w:rPr>
     </w:lvl>
   </w:abstractNum>
-  <w:abstractNum w:abstractNumId="3" w15:restartNumberingAfterBreak="0">
+  <w:abstractNum w:abstractNumId="4" w15:restartNumberingAfterBreak="0">
     <w:nsid w:val="14814166"/>
     <w:multiLevelType w:val="hybridMultilevel"/>
     <w:tmpl w:val="9424BF12"/>
@@ -17484,7 +17901,7 @@
       </w:pPr>
     </w:lvl>
   </w:abstractNum>
-  <w:abstractNum w:abstractNumId="4" w15:restartNumberingAfterBreak="0">
+  <w:abstractNum w:abstractNumId="5" w15:restartNumberingAfterBreak="0">
     <w:nsid w:val="16421C25"/>
     <w:multiLevelType w:val="multilevel"/>
     <w:tmpl w:val="0426001D"/>
@@ -17570,7 +17987,7 @@
       </w:pPr>
     </w:lvl>
   </w:abstractNum>
-  <w:abstractNum w:abstractNumId="5" w15:restartNumberingAfterBreak="0">
+  <w:abstractNum w:abstractNumId="6" w15:restartNumberingAfterBreak="0">
     <w:nsid w:val="1BE25AAA"/>
     <w:multiLevelType w:val="multilevel"/>
     <w:tmpl w:val="0426001D"/>
@@ -17656,7 +18073,7 @@
       </w:pPr>
     </w:lvl>
   </w:abstractNum>
-  <w:abstractNum w:abstractNumId="6" w15:restartNumberingAfterBreak="0">
+  <w:abstractNum w:abstractNumId="7" w15:restartNumberingAfterBreak="0">
     <w:nsid w:val="1E8871B5"/>
     <w:multiLevelType w:val="multilevel"/>
     <w:tmpl w:val="4224D438"/>
@@ -17769,7 +18186,7 @@
       </w:rPr>
     </w:lvl>
   </w:abstractNum>
-  <w:abstractNum w:abstractNumId="7" w15:restartNumberingAfterBreak="0">
+  <w:abstractNum w:abstractNumId="8" w15:restartNumberingAfterBreak="0">
     <w:nsid w:val="1F9258A6"/>
     <w:multiLevelType w:val="hybridMultilevel"/>
     <w:tmpl w:val="46C2E226"/>
@@ -17855,7 +18272,7 @@
       </w:pPr>
     </w:lvl>
   </w:abstractNum>
-  <w:abstractNum w:abstractNumId="8" w15:restartNumberingAfterBreak="0">
+  <w:abstractNum w:abstractNumId="9" w15:restartNumberingAfterBreak="0">
     <w:nsid w:val="255D1C06"/>
     <w:multiLevelType w:val="multilevel"/>
     <w:tmpl w:val="0426001D"/>
@@ -17941,7 +18358,7 @@
       </w:pPr>
     </w:lvl>
   </w:abstractNum>
-  <w:abstractNum w:abstractNumId="9" w15:restartNumberingAfterBreak="0">
+  <w:abstractNum w:abstractNumId="10" w15:restartNumberingAfterBreak="0">
     <w:nsid w:val="27396057"/>
     <w:multiLevelType w:val="multilevel"/>
     <w:tmpl w:val="0426001D"/>
@@ -18027,7 +18444,7 @@
       </w:pPr>
     </w:lvl>
   </w:abstractNum>
-  <w:abstractNum w:abstractNumId="10" w15:restartNumberingAfterBreak="0">
+  <w:abstractNum w:abstractNumId="11" w15:restartNumberingAfterBreak="0">
     <w:nsid w:val="27727370"/>
     <w:multiLevelType w:val="multilevel"/>
     <w:tmpl w:val="0426001D"/>
@@ -18113,7 +18530,7 @@
       </w:pPr>
     </w:lvl>
   </w:abstractNum>
-  <w:abstractNum w:abstractNumId="11" w15:restartNumberingAfterBreak="0">
+  <w:abstractNum w:abstractNumId="12" w15:restartNumberingAfterBreak="0">
     <w:nsid w:val="289B7264"/>
     <w:multiLevelType w:val="multilevel"/>
     <w:tmpl w:val="9D94A066"/>
@@ -18228,7 +18645,7 @@
       </w:rPr>
     </w:lvl>
   </w:abstractNum>
-  <w:abstractNum w:abstractNumId="12" w15:restartNumberingAfterBreak="0">
+  <w:abstractNum w:abstractNumId="13" w15:restartNumberingAfterBreak="0">
     <w:nsid w:val="2AC86BF6"/>
     <w:multiLevelType w:val="multilevel"/>
     <w:tmpl w:val="4A7E1FE8"/>
@@ -18341,7 +18758,93 @@
       </w:rPr>
     </w:lvl>
   </w:abstractNum>
-  <w:abstractNum w:abstractNumId="13" w15:restartNumberingAfterBreak="0">
+  <w:abstractNum w:abstractNumId="14" w15:restartNumberingAfterBreak="0">
+    <w:nsid w:val="2C18618B"/>
+    <w:multiLevelType w:val="multilevel"/>
+    <w:tmpl w:val="0426001D"/>
+    <w:lvl w:ilvl="0">
+      <w:start w:val="1"/>
+      <w:numFmt w:val="decimal"/>
+      <w:lvlText w:val="%1)"/>
+      <w:lvlJc w:val="left"/>
+      <w:pPr>
+        <w:ind w:left="360" w:hanging="360"/>
+      </w:pPr>
+    </w:lvl>
+    <w:lvl w:ilvl="1">
+      <w:start w:val="1"/>
+      <w:numFmt w:val="lowerLetter"/>
+      <w:lvlText w:val="%2)"/>
+      <w:lvlJc w:val="left"/>
+      <w:pPr>
+        <w:ind w:left="720" w:hanging="360"/>
+      </w:pPr>
+    </w:lvl>
+    <w:lvl w:ilvl="2">
+      <w:start w:val="1"/>
+      <w:numFmt w:val="lowerRoman"/>
+      <w:lvlText w:val="%3)"/>
+      <w:lvlJc w:val="left"/>
+      <w:pPr>
+        <w:ind w:left="1080" w:hanging="360"/>
+      </w:pPr>
+    </w:lvl>
+    <w:lvl w:ilvl="3">
+      <w:start w:val="1"/>
+      <w:numFmt w:val="decimal"/>
+      <w:lvlText w:val="(%4)"/>
+      <w:lvlJc w:val="left"/>
+      <w:pPr>
+        <w:ind w:left="1440" w:hanging="360"/>
+      </w:pPr>
+    </w:lvl>
+    <w:lvl w:ilvl="4">
+      <w:start w:val="1"/>
+      <w:numFmt w:val="lowerLetter"/>
+      <w:lvlText w:val="(%5)"/>
+      <w:lvlJc w:val="left"/>
+      <w:pPr>
+        <w:ind w:left="1800" w:hanging="360"/>
+      </w:pPr>
+    </w:lvl>
+    <w:lvl w:ilvl="5">
+      <w:start w:val="1"/>
+      <w:numFmt w:val="lowerRoman"/>
+      <w:lvlText w:val="(%6)"/>
+      <w:lvlJc w:val="left"/>
+      <w:pPr>
+        <w:ind w:left="2160" w:hanging="360"/>
+      </w:pPr>
+    </w:lvl>
+    <w:lvl w:ilvl="6">
+      <w:start w:val="1"/>
+      <w:numFmt w:val="decimal"/>
+      <w:lvlText w:val="%7."/>
+      <w:lvlJc w:val="left"/>
+      <w:pPr>
+        <w:ind w:left="2520" w:hanging="360"/>
+      </w:pPr>
+    </w:lvl>
+    <w:lvl w:ilvl="7">
+      <w:start w:val="1"/>
+      <w:numFmt w:val="lowerLetter"/>
+      <w:lvlText w:val="%8."/>
+      <w:lvlJc w:val="left"/>
+      <w:pPr>
+        <w:ind w:left="2880" w:hanging="360"/>
+      </w:pPr>
+    </w:lvl>
+    <w:lvl w:ilvl="8">
+      <w:start w:val="1"/>
+      <w:numFmt w:val="lowerRoman"/>
+      <w:lvlText w:val="%9."/>
+      <w:lvlJc w:val="left"/>
+      <w:pPr>
+        <w:ind w:left="3240" w:hanging="360"/>
+      </w:pPr>
+    </w:lvl>
+  </w:abstractNum>
+  <w:abstractNum w:abstractNumId="15" w15:restartNumberingAfterBreak="0">
     <w:nsid w:val="301B350D"/>
     <w:multiLevelType w:val="multilevel"/>
     <w:tmpl w:val="0426001D"/>
@@ -18427,7 +18930,7 @@
       </w:pPr>
     </w:lvl>
   </w:abstractNum>
-  <w:abstractNum w:abstractNumId="14" w15:restartNumberingAfterBreak="0">
+  <w:abstractNum w:abstractNumId="16" w15:restartNumberingAfterBreak="0">
     <w:nsid w:val="35B40052"/>
     <w:multiLevelType w:val="multilevel"/>
     <w:tmpl w:val="7D36120E"/>
@@ -18517,7 +19020,7 @@
       </w:pPr>
     </w:lvl>
   </w:abstractNum>
-  <w:abstractNum w:abstractNumId="15" w15:restartNumberingAfterBreak="0">
+  <w:abstractNum w:abstractNumId="17" w15:restartNumberingAfterBreak="0">
     <w:nsid w:val="36644F88"/>
     <w:multiLevelType w:val="hybridMultilevel"/>
     <w:tmpl w:val="46C2E226"/>
@@ -18603,7 +19106,7 @@
       </w:pPr>
     </w:lvl>
   </w:abstractNum>
-  <w:abstractNum w:abstractNumId="16" w15:restartNumberingAfterBreak="0">
+  <w:abstractNum w:abstractNumId="18" w15:restartNumberingAfterBreak="0">
     <w:nsid w:val="36FE7179"/>
     <w:multiLevelType w:val="hybridMultilevel"/>
     <w:tmpl w:val="1F2AD3E8"/>
@@ -18689,7 +19192,7 @@
       </w:pPr>
     </w:lvl>
   </w:abstractNum>
-  <w:abstractNum w:abstractNumId="17" w15:restartNumberingAfterBreak="0">
+  <w:abstractNum w:abstractNumId="19" w15:restartNumberingAfterBreak="0">
     <w:nsid w:val="3AD83722"/>
     <w:multiLevelType w:val="multilevel"/>
     <w:tmpl w:val="0426001D"/>
@@ -18775,7 +19278,7 @@
       </w:pPr>
     </w:lvl>
   </w:abstractNum>
-  <w:abstractNum w:abstractNumId="18" w15:restartNumberingAfterBreak="0">
+  <w:abstractNum w:abstractNumId="20" w15:restartNumberingAfterBreak="0">
     <w:nsid w:val="3EEF178D"/>
     <w:multiLevelType w:val="hybridMultilevel"/>
     <w:tmpl w:val="9424BF12"/>
@@ -18861,7 +19364,7 @@
       </w:pPr>
     </w:lvl>
   </w:abstractNum>
-  <w:abstractNum w:abstractNumId="19" w15:restartNumberingAfterBreak="0">
+  <w:abstractNum w:abstractNumId="21" w15:restartNumberingAfterBreak="0">
     <w:nsid w:val="48732F06"/>
     <w:multiLevelType w:val="multilevel"/>
     <w:tmpl w:val="0426001D"/>
@@ -18947,7 +19450,7 @@
       </w:pPr>
     </w:lvl>
   </w:abstractNum>
-  <w:abstractNum w:abstractNumId="20" w15:restartNumberingAfterBreak="0">
+  <w:abstractNum w:abstractNumId="22" w15:restartNumberingAfterBreak="0">
     <w:nsid w:val="4B067BE3"/>
     <w:multiLevelType w:val="multilevel"/>
     <w:tmpl w:val="0426001D"/>
@@ -19033,7 +19536,7 @@
       </w:pPr>
     </w:lvl>
   </w:abstractNum>
-  <w:abstractNum w:abstractNumId="21" w15:restartNumberingAfterBreak="0">
+  <w:abstractNum w:abstractNumId="23" w15:restartNumberingAfterBreak="0">
     <w:nsid w:val="4ED056BA"/>
     <w:multiLevelType w:val="multilevel"/>
     <w:tmpl w:val="0426001D"/>
@@ -19119,7 +19622,7 @@
       </w:pPr>
     </w:lvl>
   </w:abstractNum>
-  <w:abstractNum w:abstractNumId="22" w15:restartNumberingAfterBreak="0">
+  <w:abstractNum w:abstractNumId="24" w15:restartNumberingAfterBreak="0">
     <w:nsid w:val="57A7681B"/>
     <w:multiLevelType w:val="multilevel"/>
     <w:tmpl w:val="0426001D"/>
@@ -19205,7 +19708,7 @@
       </w:pPr>
     </w:lvl>
   </w:abstractNum>
-  <w:abstractNum w:abstractNumId="23" w15:restartNumberingAfterBreak="0">
+  <w:abstractNum w:abstractNumId="25" w15:restartNumberingAfterBreak="0">
     <w:nsid w:val="664A78A8"/>
     <w:multiLevelType w:val="multilevel"/>
     <w:tmpl w:val="2964561E"/>
@@ -19322,7 +19825,7 @@
       </w:rPr>
     </w:lvl>
   </w:abstractNum>
-  <w:abstractNum w:abstractNumId="24" w15:restartNumberingAfterBreak="0">
+  <w:abstractNum w:abstractNumId="26" w15:restartNumberingAfterBreak="0">
     <w:nsid w:val="677B3228"/>
     <w:multiLevelType w:val="hybridMultilevel"/>
     <w:tmpl w:val="F0021746"/>
@@ -19408,7 +19911,7 @@
       </w:pPr>
     </w:lvl>
   </w:abstractNum>
-  <w:abstractNum w:abstractNumId="25" w15:restartNumberingAfterBreak="0">
+  <w:abstractNum w:abstractNumId="27" w15:restartNumberingAfterBreak="0">
     <w:nsid w:val="69F354E7"/>
     <w:multiLevelType w:val="multilevel"/>
     <w:tmpl w:val="CDC45E04"/>
@@ -19523,7 +20026,7 @@
       </w:rPr>
     </w:lvl>
   </w:abstractNum>
-  <w:abstractNum w:abstractNumId="26" w15:restartNumberingAfterBreak="0">
+  <w:abstractNum w:abstractNumId="28" w15:restartNumberingAfterBreak="0">
     <w:nsid w:val="6E7B44EF"/>
     <w:multiLevelType w:val="hybridMultilevel"/>
     <w:tmpl w:val="9424BF12"/>
@@ -19609,7 +20112,7 @@
       </w:pPr>
     </w:lvl>
   </w:abstractNum>
-  <w:abstractNum w:abstractNumId="27" w15:restartNumberingAfterBreak="0">
+  <w:abstractNum w:abstractNumId="29" w15:restartNumberingAfterBreak="0">
     <w:nsid w:val="761547AD"/>
     <w:multiLevelType w:val="multilevel"/>
     <w:tmpl w:val="0426001D"/>
@@ -19695,7 +20198,7 @@
       </w:pPr>
     </w:lvl>
   </w:abstractNum>
-  <w:abstractNum w:abstractNumId="28" w15:restartNumberingAfterBreak="0">
+  <w:abstractNum w:abstractNumId="30" w15:restartNumberingAfterBreak="0">
     <w:nsid w:val="77850915"/>
     <w:multiLevelType w:val="multilevel"/>
     <w:tmpl w:val="0426001D"/>
@@ -19781,7 +20284,7 @@
       </w:pPr>
     </w:lvl>
   </w:abstractNum>
-  <w:abstractNum w:abstractNumId="29" w15:restartNumberingAfterBreak="0">
+  <w:abstractNum w:abstractNumId="31" w15:restartNumberingAfterBreak="0">
     <w:nsid w:val="7AFD0752"/>
     <w:multiLevelType w:val="multilevel"/>
     <w:tmpl w:val="7228D02E"/>
@@ -19896,7 +20399,7 @@
       </w:rPr>
     </w:lvl>
   </w:abstractNum>
-  <w:abstractNum w:abstractNumId="30" w15:restartNumberingAfterBreak="0">
+  <w:abstractNum w:abstractNumId="32" w15:restartNumberingAfterBreak="0">
     <w:nsid w:val="7B1C23E9"/>
     <w:multiLevelType w:val="multilevel"/>
     <w:tmpl w:val="F13C11FE"/>
@@ -20011,7 +20514,7 @@
       </w:rPr>
     </w:lvl>
   </w:abstractNum>
-  <w:abstractNum w:abstractNumId="31" w15:restartNumberingAfterBreak="0">
+  <w:abstractNum w:abstractNumId="33" w15:restartNumberingAfterBreak="0">
     <w:nsid w:val="7B757EAB"/>
     <w:multiLevelType w:val="multilevel"/>
     <w:tmpl w:val="0426001D"/>
@@ -20098,22 +20601,22 @@
     </w:lvl>
   </w:abstractNum>
   <w:num w:numId="1" w16cid:durableId="887297369">
-    <w:abstractNumId w:val="6"/>
+    <w:abstractNumId w:val="7"/>
   </w:num>
   <w:num w:numId="2" w16cid:durableId="2004043641">
+    <w:abstractNumId w:val="13"/>
+  </w:num>
+  <w:num w:numId="3" w16cid:durableId="807213146">
+    <w:abstractNumId w:val="25"/>
+  </w:num>
+  <w:num w:numId="4" w16cid:durableId="232856481">
+    <w:abstractNumId w:val="21"/>
+  </w:num>
+  <w:num w:numId="5" w16cid:durableId="1629556016">
     <w:abstractNumId w:val="12"/>
   </w:num>
-  <w:num w:numId="3" w16cid:durableId="807213146">
-    <w:abstractNumId w:val="23"/>
-  </w:num>
-  <w:num w:numId="4" w16cid:durableId="232856481">
-    <w:abstractNumId w:val="19"/>
-  </w:num>
-  <w:num w:numId="5" w16cid:durableId="1629556016">
-    <w:abstractNumId w:val="11"/>
-  </w:num>
   <w:num w:numId="6" w16cid:durableId="1774588418">
-    <w:abstractNumId w:val="24"/>
+    <w:abstractNumId w:val="26"/>
     <w:lvlOverride w:ilvl="0">
       <w:startOverride w:val="1"/>
     </w:lvlOverride>
@@ -20143,7 +20646,7 @@
     </w:lvlOverride>
   </w:num>
   <w:num w:numId="7" w16cid:durableId="623582671">
-    <w:abstractNumId w:val="3"/>
+    <w:abstractNumId w:val="4"/>
     <w:lvlOverride w:ilvl="0">
       <w:startOverride w:val="1"/>
     </w:lvlOverride>
@@ -20173,16 +20676,16 @@
     </w:lvlOverride>
   </w:num>
   <w:num w:numId="8" w16cid:durableId="20594115">
-    <w:abstractNumId w:val="3"/>
+    <w:abstractNumId w:val="4"/>
   </w:num>
   <w:num w:numId="9" w16cid:durableId="881986857">
-    <w:abstractNumId w:val="26"/>
+    <w:abstractNumId w:val="28"/>
   </w:num>
   <w:num w:numId="10" w16cid:durableId="1286619816">
     <w:abstractNumId w:val="0"/>
   </w:num>
   <w:num w:numId="11" w16cid:durableId="426273954">
-    <w:abstractNumId w:val="18"/>
+    <w:abstractNumId w:val="20"/>
     <w:lvlOverride w:ilvl="0">
       <w:startOverride w:val="1"/>
     </w:lvlOverride>
@@ -20212,7 +20715,7 @@
     </w:lvlOverride>
   </w:num>
   <w:num w:numId="12" w16cid:durableId="816991744">
-    <w:abstractNumId w:val="15"/>
+    <w:abstractNumId w:val="17"/>
     <w:lvlOverride w:ilvl="0">
       <w:startOverride w:val="1"/>
     </w:lvlOverride>
@@ -20242,67 +20745,67 @@
     </w:lvlOverride>
   </w:num>
   <w:num w:numId="13" w16cid:durableId="571236619">
-    <w:abstractNumId w:val="7"/>
+    <w:abstractNumId w:val="8"/>
   </w:num>
   <w:num w:numId="14" w16cid:durableId="723483451">
-    <w:abstractNumId w:val="20"/>
+    <w:abstractNumId w:val="22"/>
   </w:num>
   <w:num w:numId="15" w16cid:durableId="1996519990">
-    <w:abstractNumId w:val="17"/>
+    <w:abstractNumId w:val="19"/>
   </w:num>
   <w:num w:numId="16" w16cid:durableId="783111171">
-    <w:abstractNumId w:val="22"/>
+    <w:abstractNumId w:val="24"/>
   </w:num>
   <w:num w:numId="17" w16cid:durableId="2063822321">
+    <w:abstractNumId w:val="6"/>
+  </w:num>
+  <w:num w:numId="18" w16cid:durableId="1720470489">
+    <w:abstractNumId w:val="2"/>
+  </w:num>
+  <w:num w:numId="19" w16cid:durableId="1287276453">
+    <w:abstractNumId w:val="23"/>
+  </w:num>
+  <w:num w:numId="20" w16cid:durableId="689141451">
+    <w:abstractNumId w:val="33"/>
+  </w:num>
+  <w:num w:numId="21" w16cid:durableId="487522988">
+    <w:abstractNumId w:val="16"/>
+  </w:num>
+  <w:num w:numId="22" w16cid:durableId="311370664">
+    <w:abstractNumId w:val="3"/>
+  </w:num>
+  <w:num w:numId="23" w16cid:durableId="991250410">
+    <w:abstractNumId w:val="32"/>
+  </w:num>
+  <w:num w:numId="24" w16cid:durableId="26760949">
+    <w:abstractNumId w:val="31"/>
+  </w:num>
+  <w:num w:numId="25" w16cid:durableId="250314495">
+    <w:abstractNumId w:val="30"/>
+  </w:num>
+  <w:num w:numId="26" w16cid:durableId="1303971013">
+    <w:abstractNumId w:val="10"/>
+  </w:num>
+  <w:num w:numId="27" w16cid:durableId="578103012">
+    <w:abstractNumId w:val="11"/>
+  </w:num>
+  <w:num w:numId="28" w16cid:durableId="1941646711">
+    <w:abstractNumId w:val="29"/>
+  </w:num>
+  <w:num w:numId="29" w16cid:durableId="2051416482">
+    <w:abstractNumId w:val="15"/>
+  </w:num>
+  <w:num w:numId="30" w16cid:durableId="1254169676">
+    <w:abstractNumId w:val="9"/>
+  </w:num>
+  <w:num w:numId="31" w16cid:durableId="1042561378">
     <w:abstractNumId w:val="5"/>
   </w:num>
-  <w:num w:numId="18" w16cid:durableId="1720470489">
-    <w:abstractNumId w:val="1"/>
-  </w:num>
-  <w:num w:numId="19" w16cid:durableId="1287276453">
-    <w:abstractNumId w:val="21"/>
-  </w:num>
-  <w:num w:numId="20" w16cid:durableId="689141451">
-    <w:abstractNumId w:val="31"/>
-  </w:num>
-  <w:num w:numId="21" w16cid:durableId="487522988">
-    <w:abstractNumId w:val="14"/>
-  </w:num>
-  <w:num w:numId="22" w16cid:durableId="311370664">
-    <w:abstractNumId w:val="2"/>
-  </w:num>
-  <w:num w:numId="23" w16cid:durableId="991250410">
-    <w:abstractNumId w:val="30"/>
-  </w:num>
-  <w:num w:numId="24" w16cid:durableId="26760949">
-    <w:abstractNumId w:val="29"/>
-  </w:num>
-  <w:num w:numId="25" w16cid:durableId="250314495">
-    <w:abstractNumId w:val="28"/>
-  </w:num>
-  <w:num w:numId="26" w16cid:durableId="1303971013">
-    <w:abstractNumId w:val="9"/>
-  </w:num>
-  <w:num w:numId="27" w16cid:durableId="578103012">
-    <w:abstractNumId w:val="10"/>
-  </w:num>
-  <w:num w:numId="28" w16cid:durableId="1941646711">
+  <w:num w:numId="32" w16cid:durableId="2080444837">
     <w:abstractNumId w:val="27"/>
   </w:num>
-  <w:num w:numId="29" w16cid:durableId="2051416482">
-    <w:abstractNumId w:val="13"/>
-  </w:num>
-  <w:num w:numId="30" w16cid:durableId="1254169676">
-    <w:abstractNumId w:val="8"/>
-  </w:num>
-  <w:num w:numId="31" w16cid:durableId="1042561378">
-    <w:abstractNumId w:val="4"/>
-  </w:num>
-  <w:num w:numId="32" w16cid:durableId="2080444837">
+  <w:num w:numId="33" w16cid:durableId="1541090153">
     <w:abstractNumId w:val="25"/>
-  </w:num>
-  <w:num w:numId="33" w16cid:durableId="1541090153">
-    <w:abstractNumId w:val="23"/>
     <w:lvlOverride w:ilvl="0">
       <w:startOverride w:val="1"/>
     </w:lvlOverride>
@@ -20332,10 +20835,10 @@
     </w:lvlOverride>
   </w:num>
   <w:num w:numId="34" w16cid:durableId="727919859">
-    <w:abstractNumId w:val="23"/>
+    <w:abstractNumId w:val="25"/>
   </w:num>
   <w:num w:numId="35" w16cid:durableId="438375213">
-    <w:abstractNumId w:val="23"/>
+    <w:abstractNumId w:val="25"/>
     <w:lvlOverride w:ilvl="0">
       <w:startOverride w:val="5"/>
     </w:lvlOverride>
@@ -20365,7 +20868,7 @@
     </w:lvlOverride>
   </w:num>
   <w:num w:numId="36" w16cid:durableId="2124881648">
-    <w:abstractNumId w:val="23"/>
+    <w:abstractNumId w:val="25"/>
     <w:lvlOverride w:ilvl="0">
       <w:startOverride w:val="1"/>
     </w:lvlOverride>
@@ -20395,7 +20898,13 @@
     </w:lvlOverride>
   </w:num>
   <w:num w:numId="37" w16cid:durableId="1464692184">
-    <w:abstractNumId w:val="16"/>
+    <w:abstractNumId w:val="18"/>
+  </w:num>
+  <w:num w:numId="38" w16cid:durableId="2115129763">
+    <w:abstractNumId w:val="1"/>
+  </w:num>
+  <w:num w:numId="39" w16cid:durableId="23486261">
+    <w:abstractNumId w:val="14"/>
   </w:num>
 </w:numbering>
 </file>

--- a/Documentation/Dokumentācija.docx
+++ b/Documentation/Dokumentācija.docx
@@ -10269,10 +10269,7 @@
         <w:t>1</w:t>
       </w:r>
       <w:r>
-        <w:t>. attēl</w:t>
-      </w:r>
-      <w:r>
-        <w:t>u</w:t>
+        <w:t>. attēls</w:t>
       </w:r>
       <w:r>
         <w:fldChar w:fldCharType="end"/>
@@ -16122,10 +16119,145 @@
         </w:numPr>
       </w:pPr>
       <w:r>
+        <w:t>Projekta ideja bija sākotnēji un šķietami vienkārši izstr</w:t>
+      </w:r>
+      <w:r>
+        <w:t>ādājama, ņemot vērā iepriekšējo pieredzi ar “Godot” dzini, neskatoties, ka iepriekšējā pieredzē tikai biju veidojis projekta fragmentu un ar atsevišķu valodu “GDScript”;</w:t>
+      </w:r>
+    </w:p>
+    <w:p>
+      <w:pPr>
+        <w:pStyle w:val="Sarakstarindkopa"/>
+        <w:numPr>
+          <w:ilvl w:val="0"/>
+          <w:numId w:val="37"/>
+        </w:numPr>
+      </w:pPr>
+      <w:r>
         <w:t xml:space="preserve">Šī projekta izstrādes daļa ir īpaši apjomīga, jo </w:t>
       </w:r>
       <w:r>
-        <w:t>bija jāievieš vēl vairākas darbības, klases un tās īpašības un metodes, neskatoties uz izveidotiem modeļiem, kuri ir vienkāršoti salīdzinot ar ieviesto projektā.</w:t>
+        <w:t>bija jāievieš vēl vairākas darbības, klases un tās īpašības un metodes, neskatoties uz izveidotiem modeļiem, kuri ir vienkāršoti salīdzinot ar ieviesto projektā</w:t>
+      </w:r>
+      <w:r>
+        <w:t>;</w:t>
+      </w:r>
+    </w:p>
+    <w:p>
+      <w:pPr>
+        <w:pStyle w:val="Sarakstarindkopa"/>
+        <w:numPr>
+          <w:ilvl w:val="0"/>
+          <w:numId w:val="37"/>
+        </w:numPr>
+      </w:pPr>
+      <w:r>
+        <w:t>Dokumentācijā projektējums un pirmkods var atšķirties, ja vismaz projektējuma pamati un struktūra tiek ievērota;</w:t>
+      </w:r>
+    </w:p>
+    <w:p>
+      <w:pPr>
+        <w:pStyle w:val="Sarakstarindkopa"/>
+        <w:numPr>
+          <w:ilvl w:val="0"/>
+          <w:numId w:val="37"/>
+        </w:numPr>
+      </w:pPr>
+      <w:r>
+        <w:t>Galvenie mērķi šim projektam tika paveikti veiksmīgi, pat pievienojot papildus funkcionalitāti, neskatoties uz sākuma pašvērtējuma projektējot šo projektu</w:t>
+      </w:r>
+      <w:r>
+        <w:t>;</w:t>
+      </w:r>
+    </w:p>
+    <w:p>
+      <w:pPr>
+        <w:pStyle w:val="Sarakstarindkopa"/>
+        <w:numPr>
+          <w:ilvl w:val="0"/>
+          <w:numId w:val="37"/>
+        </w:numPr>
+      </w:pPr>
+      <w:r>
+        <w:t>Izstrāde palika sarežģītāka kamēr vienlaicīgi mācījos izstrādāt ar “Godot” ietvaru un “C#” programmēšanas valodu, taču arī uzzināju daudz jaunu iespēju izmantojot šo dzini un valodu;</w:t>
+      </w:r>
+    </w:p>
+    <w:p>
+      <w:pPr>
+        <w:pStyle w:val="Sarakstarindkopa"/>
+        <w:numPr>
+          <w:ilvl w:val="0"/>
+          <w:numId w:val="37"/>
+        </w:numPr>
+      </w:pPr>
+      <w:r>
+        <w:t>Šī projekta izstrāde bija personīgi īstens objektorientētā programmēšanas pārbaudījums, jo izstrādes laikā vairākās reizes mēģināju ieviest advancētākus funkcionalitātes un īpatnības objektorientētās programmēšanas valodās un “C#” valodā pirms beigās izmantoju vienkāršākus risinājumus;</w:t>
+      </w:r>
+    </w:p>
+    <w:p>
+      <w:pPr>
+        <w:pStyle w:val="Sarakstarindkopa"/>
+        <w:numPr>
+          <w:ilvl w:val="0"/>
+          <w:numId w:val="37"/>
+        </w:numPr>
+      </w:pPr>
+      <w:r>
+        <w:t>Kad uzzināju jaunu funkcionalitāti “C#” valodā vai “Godot” ietvarā, personīgi bija konflikti ar pašreizējo dizainu kodā un uzzināto iespēju, kuras var vienkāršot darbības gaitu izstrādē;</w:t>
+      </w:r>
+    </w:p>
+    <w:p>
+      <w:pPr>
+        <w:pStyle w:val="Sarakstarindkopa"/>
+        <w:numPr>
+          <w:ilvl w:val="0"/>
+          <w:numId w:val="37"/>
+        </w:numPr>
+      </w:pPr>
+      <w:r>
+        <w:t xml:space="preserve">Šo projekta </w:t>
+      </w:r>
+      <w:r>
+        <w:t xml:space="preserve">izstrādi labprāt nevēlētos turpināt </w:t>
+      </w:r>
+      <w:r>
+        <w:t xml:space="preserve">iekšējā </w:t>
+      </w:r>
+      <w:r>
+        <w:t xml:space="preserve">dizaina </w:t>
+      </w:r>
+      <w:r>
+        <w:t xml:space="preserve">un iepriekšējo lēmumu izstrādes laika </w:t>
+      </w:r>
+      <w:r>
+        <w:t>dēļ</w:t>
+      </w:r>
+      <w:r>
+        <w:t>;</w:t>
+      </w:r>
+    </w:p>
+    <w:p>
+      <w:pPr>
+        <w:pStyle w:val="Sarakstarindkopa"/>
+        <w:numPr>
+          <w:ilvl w:val="0"/>
+          <w:numId w:val="37"/>
+        </w:numPr>
+      </w:pPr>
+      <w:r>
+        <w:t>Vismaz guvu pieredzi spēļu, grafikas un fizikas programmēšanu, kā arī fizik</w:t>
+      </w:r>
+      <w:r>
+        <w:t xml:space="preserve">ā </w:t>
+      </w:r>
+      <w:r>
+        <w:t>par ballistiku</w:t>
+      </w:r>
+      <w:r>
+        <w:t>, ātrumu, gaisu un spēku, un guvu dažas militārās zināšanas, precīzāk par mortīrām un artilērijas ierīcēm</w:t>
+      </w:r>
+      <w:r>
+        <w:t>.</w:t>
       </w:r>
     </w:p>
     <w:p>

--- a/Documentation/Dokumentācija.docx
+++ b/Documentation/Dokumentācija.docx
@@ -112,8 +112,13 @@
       </w:r>
       <w:r>
         <w:br/>
-        <w:t>Skolotājs, Kristaps Rāvalds</w:t>
-      </w:r>
+        <w:t xml:space="preserve">Skolotājs, Kristaps </w:t>
+      </w:r>
+      <w:proofErr w:type="spellStart"/>
+      <w:r>
+        <w:t>Rāvalds</w:t>
+      </w:r>
+      <w:proofErr w:type="spellEnd"/>
     </w:p>
     <w:p>
       <w:pPr>
@@ -5581,7 +5586,15 @@
         <w:t xml:space="preserve">, kā arī </w:t>
       </w:r>
       <w:r>
-        <w:t>kādas datorspēlēs var iekļaut funkcionalitātes, kuras nav nepieciešams vai novērsošas projektam un tās izmantošanai kā pamatzināšanu apmācības materiālam.</w:t>
+        <w:t xml:space="preserve">kādas datorspēlēs var iekļaut funkcionalitātes, kuras nav nepieciešams vai novērsošas projektam un tās izmantošanai kā </w:t>
+      </w:r>
+      <w:proofErr w:type="spellStart"/>
+      <w:r>
+        <w:t>pamatzināšanu</w:t>
+      </w:r>
+      <w:proofErr w:type="spellEnd"/>
+      <w:r>
+        <w:t xml:space="preserve"> apmācības materiālam.</w:t>
       </w:r>
     </w:p>
     <w:p>
@@ -5696,7 +5709,15 @@
         <w:t xml:space="preserve"> </w:t>
       </w:r>
       <w:r>
-        <w:t xml:space="preserve">Pēc izstrādes šis projekts ar tās avotkodu tiek kompilēts datorsistēmas platformās kā </w:t>
+        <w:t xml:space="preserve">Pēc izstrādes šis projekts ar tās </w:t>
+      </w:r>
+      <w:proofErr w:type="spellStart"/>
+      <w:r>
+        <w:t>avotkodu</w:t>
+      </w:r>
+      <w:proofErr w:type="spellEnd"/>
+      <w:r>
+        <w:t xml:space="preserve"> tiek kompilēts datorsistēmas platformās kā </w:t>
       </w:r>
       <w:r>
         <w:rPr>
@@ -5708,6 +5729,7 @@
       <w:r>
         <w:t xml:space="preserve"> un </w:t>
       </w:r>
+      <w:proofErr w:type="spellStart"/>
       <w:r>
         <w:rPr>
           <w:i/>
@@ -5715,6 +5737,7 @@
         </w:rPr>
         <w:t>Linux</w:t>
       </w:r>
+      <w:proofErr w:type="spellEnd"/>
       <w:r>
         <w:t xml:space="preserve"> vidē.</w:t>
       </w:r>
@@ -5791,7 +5814,15 @@
         <w:t xml:space="preserve">Pēc modelēšanas tiek izstrādās projekts, pamatojoties uz iepriekš izveidotiem modeļiem. Izstrādes laikā </w:t>
       </w:r>
       <w:r>
-        <w:t>ir jāveic projektam versionēšanu jeb versiju kontroli, kuras vadīs projekta stadijas punktus. Praksē tā tiks izmantota, piemēram, projekta sazarošanai funkcionalitātes, būtisko izmaiņu ieviešanai, atsevišķu failu izmaiņu punktu atzīmēšanu, sazarojumu apvienošanu un versijas punktu atzīmēšanu.</w:t>
+        <w:t xml:space="preserve">ir jāveic projektam </w:t>
+      </w:r>
+      <w:proofErr w:type="spellStart"/>
+      <w:r>
+        <w:t>versionēšanu</w:t>
+      </w:r>
+      <w:proofErr w:type="spellEnd"/>
+      <w:r>
+        <w:t xml:space="preserve"> jeb versiju kontroli, kuras vadīs projekta stadijas punktus. Praksē tā tiks izmantota, piemēram, projekta sazarošanai funkcionalitātes, būtisko izmaiņu ieviešanai, atsevišķu failu izmaiņu punktu atzīmēšanu, sazarojumu apvienošanu un versijas punktu atzīmēšanu.</w:t>
       </w:r>
     </w:p>
     <w:p>
@@ -6006,7 +6037,15 @@
         <w:t>Izvaddati</w:t>
       </w:r>
       <w:r>
-        <w:t>: Uznirsts anotācijas logs.</w:t>
+        <w:t xml:space="preserve">: </w:t>
+      </w:r>
+      <w:proofErr w:type="spellStart"/>
+      <w:r>
+        <w:t>Uznirsts</w:t>
+      </w:r>
+      <w:proofErr w:type="spellEnd"/>
+      <w:r>
+        <w:t xml:space="preserve"> anotācijas logs.</w:t>
       </w:r>
     </w:p>
     <w:p>
@@ -7027,8 +7066,13 @@
       <w:r>
         <w:t xml:space="preserve">: </w:t>
       </w:r>
-      <w:r>
-        <w:t>Augšjoslas pauzēšanas poga.</w:t>
+      <w:proofErr w:type="spellStart"/>
+      <w:r>
+        <w:t>Augšjoslas</w:t>
+      </w:r>
+      <w:proofErr w:type="spellEnd"/>
+      <w:r>
+        <w:t xml:space="preserve"> pauzēšanas poga.</w:t>
       </w:r>
     </w:p>
     <w:p>
@@ -7236,8 +7280,13 @@
         <w:t>: Laika rādītājs</w:t>
       </w:r>
       <w:r>
-        <w:t xml:space="preserve"> augšjoslā</w:t>
-      </w:r>
+        <w:t xml:space="preserve"> </w:t>
+      </w:r>
+      <w:proofErr w:type="spellStart"/>
+      <w:r>
+        <w:t>augšjoslā</w:t>
+      </w:r>
+      <w:proofErr w:type="spellEnd"/>
       <w:r>
         <w:t>.</w:t>
       </w:r>
@@ -7296,8 +7345,13 @@
         <w:t xml:space="preserve">: </w:t>
       </w:r>
       <w:r>
-        <w:t>Kārtas skaits augšjoslā</w:t>
-      </w:r>
+        <w:t xml:space="preserve">Kārtas skaits </w:t>
+      </w:r>
+      <w:proofErr w:type="spellStart"/>
+      <w:r>
+        <w:t>augšjoslā</w:t>
+      </w:r>
+      <w:proofErr w:type="spellEnd"/>
       <w:r>
         <w:t xml:space="preserve">. </w:t>
       </w:r>
@@ -9809,7 +9863,15 @@
       </w:r>
       <w:r>
         <w:tab/>
-        <w:t>Datorspēles kompilētā programmai ir jābūt pēc iespējas pieejamai vairākās platformās vai kompilējamam vairākām operētājsistēmām, taču galvenokārt “Windows” un “Linux” videi;</w:t>
+        <w:t>Datorspēles kompilētā programmai ir jābūt pēc iespējas pieejamai vairākās platformās vai kompilējamam vairākām operētājsistēmām, taču galvenokārt “Windows” un “</w:t>
+      </w:r>
+      <w:proofErr w:type="spellStart"/>
+      <w:r>
+        <w:t>Linux</w:t>
+      </w:r>
+      <w:proofErr w:type="spellEnd"/>
+      <w:r>
+        <w:t>” videi;</w:t>
       </w:r>
     </w:p>
     <w:p>
@@ -9827,9 +9889,14 @@
       </w:pPr>
       <w:bookmarkStart w:id="15" w:name="_Toc230239789"/>
       <w:r>
-        <w:t>Lietotāja saskarne</w:t>
+        <w:t xml:space="preserve">Lietotāja </w:t>
+      </w:r>
+      <w:proofErr w:type="spellStart"/>
+      <w:r>
+        <w:t>saskarne</w:t>
       </w:r>
       <w:bookmarkEnd w:id="15"/>
+      <w:proofErr w:type="spellEnd"/>
     </w:p>
     <w:p>
       <w:r>
@@ -9846,7 +9913,15 @@
       </w:r>
       <w:r>
         <w:tab/>
-        <w:t>Datorspēles grafikai un lietotāja saskarnei jābūt minimālai, taču viegli pārskatāmai;</w:t>
+        <w:t xml:space="preserve">Datorspēles grafikai un lietotāja </w:t>
+      </w:r>
+      <w:proofErr w:type="spellStart"/>
+      <w:r>
+        <w:t>saskarnei</w:t>
+      </w:r>
+      <w:proofErr w:type="spellEnd"/>
+      <w:r>
+        <w:t xml:space="preserve"> jābūt minimālai, taču viegli pārskatāmai;</w:t>
       </w:r>
     </w:p>
     <w:p>
@@ -9858,7 +9933,15 @@
       </w:r>
       <w:r>
         <w:tab/>
-        <w:t>Lietotāja saskarnei ir jābūt pielāgojamai dažādos ekrānu izmēros vai izšķirtspējās;</w:t>
+        <w:t xml:space="preserve">Lietotāja </w:t>
+      </w:r>
+      <w:proofErr w:type="spellStart"/>
+      <w:r>
+        <w:t>saskarnei</w:t>
+      </w:r>
+      <w:proofErr w:type="spellEnd"/>
+      <w:r>
+        <w:t xml:space="preserve"> ir jābūt pielāgojamai dažādos ekrānu izmēros vai izšķirtspējās;</w:t>
       </w:r>
     </w:p>
     <w:p>
@@ -9870,7 +9953,15 @@
       </w:r>
       <w:r>
         <w:tab/>
-        <w:t>Datorspēles saskarnes valodai jābūt angļu valodai;</w:t>
+        <w:t xml:space="preserve">Datorspēles </w:t>
+      </w:r>
+      <w:proofErr w:type="spellStart"/>
+      <w:r>
+        <w:t>saskarnes</w:t>
+      </w:r>
+      <w:proofErr w:type="spellEnd"/>
+      <w:r>
+        <w:t xml:space="preserve"> valodai jābūt angļu valodai;</w:t>
       </w:r>
     </w:p>
     <w:p>
@@ -9975,7 +10066,15 @@
     </w:p>
     <w:p>
       <w:r>
-        <w:t>Šī sadaļa noskaidros, kādi ir pieejami līdzekļi un rīki, lietojuma pamatojumi un tās iespējamās alternatīvās projekta īstenošanai. Rīki tiks atlasīti pēc licencēšanas, kurai ir jābūt pēc iespējas brīvai un atvērtai, starpplatformu pieejamības, pieejamās dimensiju vides, kuras jāiekļauj un jābūt optimizēta div</w:t>
+        <w:t xml:space="preserve">Šī sadaļa noskaidros, kādi ir pieejami līdzekļi un rīki, lietojuma pamatojumi un tās iespējamās alternatīvās projekta īstenošanai. Rīki tiks atlasīti pēc licencēšanas, kurai ir jābūt pēc iespējas brīvai un atvērtai, </w:t>
+      </w:r>
+      <w:proofErr w:type="spellStart"/>
+      <w:r>
+        <w:t>starpplatformu</w:t>
+      </w:r>
+      <w:proofErr w:type="spellEnd"/>
+      <w:r>
+        <w:t xml:space="preserve"> pieejamības, pieejamās dimensiju vides, kuras jāiekļauj un jābūt optimizēta div</w:t>
       </w:r>
       <w:r>
         <w:t xml:space="preserve">u </w:t>
@@ -10009,13 +10108,37 @@
     </w:p>
     <w:p>
       <w:r>
-        <w:t>Spēļu un grafikas ietvars “Godot” ir izcelta starp pārējiem tāda veida ietvariem, jo liels skaits neliela mēra projektu kā pašizstrādātās vai mazo komandu izstrādātās spēles. Ne tikai pēc popularitātes dēļ, taču licencēšana norāda šo ietvaru par brīvu un atvērtu, kurai nav nepieciešama ne papildizmaksas, nedz reģistrācijas, kā arī ir salīdzinoši ar citiem ietvariem ātri un viegli apgūstama. Šis dzinis arī ir pieejams vairākās platformās, it īpaši starp operētājsistēmām. Funkcionāli tā ir optimizēta div</w:t>
+        <w:t>Spēļu un grafikas ietvars “</w:t>
+      </w:r>
+      <w:proofErr w:type="spellStart"/>
+      <w:r>
+        <w:t>Godot</w:t>
+      </w:r>
+      <w:proofErr w:type="spellEnd"/>
+      <w:r>
+        <w:t xml:space="preserve">” ir izcelta starp pārējiem tāda veida ietvariem, jo liels skaits neliela mēra projektu kā </w:t>
+      </w:r>
+      <w:proofErr w:type="spellStart"/>
+      <w:r>
+        <w:t>pašizstrādātās</w:t>
+      </w:r>
+      <w:proofErr w:type="spellEnd"/>
+      <w:r>
+        <w:t xml:space="preserve"> vai mazo komandu izstrādātās spēles. Ne tikai pēc popularitātes dēļ, taču licencēšana norāda šo ietvaru par brīvu un atvērtu, kurai nav nepieciešama ne papildizmaksas, nedz reģistrācijas, kā arī ir salīdzinoši ar citiem ietvariem ātri un viegli apgūstama. Šis dzinis arī ir pieejams vairākās platformās, it īpaši starp operētājsistēmām. Funkcionāli tā ir optimizēta div</w:t>
       </w:r>
       <w:r>
         <w:t xml:space="preserve">u </w:t>
       </w:r>
       <w:r>
-        <w:t xml:space="preserve">dimensiju videi pēc noteiktiem kritērijiem, taču arī ir iespējams izmantot trīsdimensiju vidi, kura arī ir īpaši optimizēta un pielāgota. </w:t>
+        <w:t xml:space="preserve">dimensiju videi pēc noteiktiem kritērijiem, taču arī ir iespējams izmantot </w:t>
+      </w:r>
+      <w:proofErr w:type="spellStart"/>
+      <w:r>
+        <w:t>trīsdimensiju</w:t>
+      </w:r>
+      <w:proofErr w:type="spellEnd"/>
+      <w:r>
+        <w:t xml:space="preserve"> vidi, kura arī ir īpaši optimizēta un pielāgota. </w:t>
       </w:r>
     </w:p>
     <w:p>
@@ -10030,7 +10153,55 @@
     </w:p>
     <w:p>
       <w:r>
-        <w:t>Ietvars “Godot” oficiāli piedāvā izmantot abas programmēšanas valodas – “Godot” iebūvētā “GDScript” un “.NET” ietvara valoda “C#”, kura tiks izvēlēta šī projekta izstrādei. “GDScript” ir interpretētā valoda, kura tiek tikai apstrādāta palaišanas laikā un pēc avotkoda izmaiņām nav nepieciešama papildus darbības kā kompilēšanu, taču ar nepilnību, kura mazina datorspēles darbības veiktspēju. “C#” valoda tiks izmantota tam dēļ, ka veiktspēja datorspēles darbībai ir uzlabota ar nosacījumu, ka pēc jebkuras izmaiņas projektu ir nepieciešams kompilēt. “GDScript” arī nav pilnīgi pielāgota objektorientētai izmantošanai, kamēr “C#” pēc dizaina ir objektorientētā valoda.</w:t>
+        <w:t>Ietvars “</w:t>
+      </w:r>
+      <w:proofErr w:type="spellStart"/>
+      <w:r>
+        <w:t>Godot</w:t>
+      </w:r>
+      <w:proofErr w:type="spellEnd"/>
+      <w:r>
+        <w:t>” oficiāli piedāvā izmantot abas programmēšanas valodas – “</w:t>
+      </w:r>
+      <w:proofErr w:type="spellStart"/>
+      <w:r>
+        <w:t>Godot</w:t>
+      </w:r>
+      <w:proofErr w:type="spellEnd"/>
+      <w:r>
+        <w:t>” iebūvētā “</w:t>
+      </w:r>
+      <w:proofErr w:type="spellStart"/>
+      <w:r>
+        <w:t>GDScript</w:t>
+      </w:r>
+      <w:proofErr w:type="spellEnd"/>
+      <w:r>
+        <w:t>” un “.NET” ietvara valoda “C#”, kura tiks izvēlēta šī projekta izstrādei. “</w:t>
+      </w:r>
+      <w:proofErr w:type="spellStart"/>
+      <w:r>
+        <w:t>GDScript</w:t>
+      </w:r>
+      <w:proofErr w:type="spellEnd"/>
+      <w:r>
+        <w:t xml:space="preserve">” ir interpretētā valoda, kura tiek tikai apstrādāta palaišanas laikā un pēc </w:t>
+      </w:r>
+      <w:proofErr w:type="spellStart"/>
+      <w:r>
+        <w:t>avotkoda</w:t>
+      </w:r>
+      <w:proofErr w:type="spellEnd"/>
+      <w:r>
+        <w:t xml:space="preserve"> izmaiņām nav nepieciešama papildus darbības kā kompilēšanu, taču ar nepilnību, kura mazina datorspēles darbības veiktspēju. “C#” valoda tiks izmantota tam dēļ, ka veiktspēja datorspēles darbībai ir uzlabota ar nosacījumu, ka pēc jebkuras izmaiņas projektu ir nepieciešams kompilēt. “</w:t>
+      </w:r>
+      <w:proofErr w:type="spellStart"/>
+      <w:r>
+        <w:t>GDScript</w:t>
+      </w:r>
+      <w:proofErr w:type="spellEnd"/>
+      <w:r>
+        <w:t>” arī nav pilnīgi pielāgota objektorientētai izmantošanai, kamēr “C#” pēc dizaina ir objektorientētā valoda.</w:t>
       </w:r>
     </w:p>
     <w:p>
@@ -10045,7 +10216,23 @@
     </w:p>
     <w:p>
       <w:r>
-        <w:t>“Godot” ietvaram ir jau savs projekta redaktors, kurā iekļauj koda redaktoru. Šis koda redaktors ir vairāk pielāgots ar “GDScript” valodu, taču pieejams atbalsts “C#” valodai. Pašā izstrādes vidē var viegli pārslēgties uz vizuālo redaktoru, kodu redaktoru un atkļūdošanas sadaļu</w:t>
+        <w:t>“</w:t>
+      </w:r>
+      <w:proofErr w:type="spellStart"/>
+      <w:r>
+        <w:t>Godot</w:t>
+      </w:r>
+      <w:proofErr w:type="spellEnd"/>
+      <w:r>
+        <w:t>” ietvaram ir jau savs projekta redaktors, kurā iekļauj koda redaktoru. Šis koda redaktors ir vairāk pielāgots ar “</w:t>
+      </w:r>
+      <w:proofErr w:type="spellStart"/>
+      <w:r>
+        <w:t>GDScript</w:t>
+      </w:r>
+      <w:proofErr w:type="spellEnd"/>
+      <w:r>
+        <w:t>” valodu, taču pieejams atbalsts “C#” valodai. Pašā izstrādes vidē var viegli pārslēgties uz vizuālo redaktoru, kodu redaktoru un atkļūdošanas sadaļu</w:t>
       </w:r>
       <w:r>
         <w:t xml:space="preserve"> un nenošķir kodu rakstīšanu ar vizuālo rediģēšanu</w:t>
@@ -10061,19 +10248,48 @@
       <w:bookmarkStart w:id="23" w:name="_Toc230239797"/>
       <w:r>
         <w:lastRenderedPageBreak/>
-        <w:t>Versiju kontrole un repozitorijas mitināšana</w:t>
+        <w:t xml:space="preserve">Versiju kontrole un </w:t>
+      </w:r>
+      <w:proofErr w:type="spellStart"/>
+      <w:r>
+        <w:t>repozitorijas</w:t>
+      </w:r>
+      <w:proofErr w:type="spellEnd"/>
+      <w:r>
+        <w:t xml:space="preserve"> mitināšana</w:t>
       </w:r>
       <w:bookmarkEnd w:id="23"/>
     </w:p>
     <w:p>
       <w:r>
-        <w:t>“Git” tiks izmantots versiju kontrolei un tīmeklī tiks izmantots ”</w:t>
+        <w:t>“</w:t>
+      </w:r>
+      <w:proofErr w:type="spellStart"/>
+      <w:r>
+        <w:t>Git</w:t>
+      </w:r>
+      <w:proofErr w:type="spellEnd"/>
+      <w:r>
+        <w:t>” tiks izmantots versiju kontrolei un tīmeklī tiks izmantots ”</w:t>
       </w:r>
       <w:r>
         <w:t xml:space="preserve"> </w:t>
       </w:r>
-      <w:r>
-        <w:t>GitHub”, lai mitinātu šo projekta avotkodu.</w:t>
+      <w:proofErr w:type="spellStart"/>
+      <w:r>
+        <w:t>GitHub</w:t>
+      </w:r>
+      <w:proofErr w:type="spellEnd"/>
+      <w:r>
+        <w:t xml:space="preserve">”, lai mitinātu šo projekta </w:t>
+      </w:r>
+      <w:proofErr w:type="spellStart"/>
+      <w:r>
+        <w:t>avotkodu</w:t>
+      </w:r>
+      <w:proofErr w:type="spellEnd"/>
+      <w:r>
+        <w:t>.</w:t>
       </w:r>
     </w:p>
     <w:p>
@@ -10103,7 +10319,103 @@
     </w:p>
     <w:p>
       <w:r>
-        <w:t>Populārākos ietvarus datorspēļu un citu mediju izstrādē iekļauj “Unity”, “Unreal Engine”,  “CryEngine”. Ietvari “Unreal Engine” un “CryEngine” nav pielāgoti divdimensiju datorspēļu izveidei ietvara ierobežojumu dēļ, kura no tās izslēdz izmantošanu, ja ne arī neprasa veiktspējīgu datorsistēmu, kura ir pretrunā ar projekta mērķiem, taču “Unity” ietvars neprasa salīdzinoši veiktspējīgu datorsistēmu un ir pielāgojama divdimensiju videi, taču licencēšana nav brīva un prasa lietotāja reģistrāciju un papildizmaksas, ja šis projekts paplašināties komercdarbības nolūkiem.</w:t>
+        <w:t>Populārākos ietvarus datorspēļu un citu mediju izstrādē iekļauj “</w:t>
+      </w:r>
+      <w:proofErr w:type="spellStart"/>
+      <w:r>
+        <w:t>Unity</w:t>
+      </w:r>
+      <w:proofErr w:type="spellEnd"/>
+      <w:r>
+        <w:t>”, “</w:t>
+      </w:r>
+      <w:proofErr w:type="spellStart"/>
+      <w:r>
+        <w:t>Unreal</w:t>
+      </w:r>
+      <w:proofErr w:type="spellEnd"/>
+      <w:r>
+        <w:t xml:space="preserve"> </w:t>
+      </w:r>
+      <w:proofErr w:type="spellStart"/>
+      <w:r>
+        <w:t>Engine</w:t>
+      </w:r>
+      <w:proofErr w:type="spellEnd"/>
+      <w:r>
+        <w:t>”,  “</w:t>
+      </w:r>
+      <w:proofErr w:type="spellStart"/>
+      <w:r>
+        <w:t>CryEngine</w:t>
+      </w:r>
+      <w:proofErr w:type="spellEnd"/>
+      <w:r>
+        <w:t>”. Ietvari “</w:t>
+      </w:r>
+      <w:proofErr w:type="spellStart"/>
+      <w:r>
+        <w:t>Unreal</w:t>
+      </w:r>
+      <w:proofErr w:type="spellEnd"/>
+      <w:r>
+        <w:t xml:space="preserve"> </w:t>
+      </w:r>
+      <w:proofErr w:type="spellStart"/>
+      <w:r>
+        <w:t>Engine</w:t>
+      </w:r>
+      <w:proofErr w:type="spellEnd"/>
+      <w:r>
+        <w:t>” un “</w:t>
+      </w:r>
+      <w:proofErr w:type="spellStart"/>
+      <w:r>
+        <w:t>CryEngine</w:t>
+      </w:r>
+      <w:proofErr w:type="spellEnd"/>
+      <w:r>
+        <w:t xml:space="preserve">” nav pielāgoti </w:t>
+      </w:r>
+      <w:proofErr w:type="spellStart"/>
+      <w:r>
+        <w:t>divdimensiju</w:t>
+      </w:r>
+      <w:proofErr w:type="spellEnd"/>
+      <w:r>
+        <w:t xml:space="preserve"> datorspēļu izveidei ietvara ierobežojumu dēļ, kura no tās izslēdz izmantošanu, ja ne arī neprasa </w:t>
+      </w:r>
+      <w:proofErr w:type="spellStart"/>
+      <w:r>
+        <w:t>veiktspējīgu</w:t>
+      </w:r>
+      <w:proofErr w:type="spellEnd"/>
+      <w:r>
+        <w:t xml:space="preserve"> datorsistēmu, kura ir pretrunā ar projekta mērķiem, taču “</w:t>
+      </w:r>
+      <w:proofErr w:type="spellStart"/>
+      <w:r>
+        <w:t>Unity</w:t>
+      </w:r>
+      <w:proofErr w:type="spellEnd"/>
+      <w:r>
+        <w:t xml:space="preserve">” ietvars neprasa salīdzinoši </w:t>
+      </w:r>
+      <w:proofErr w:type="spellStart"/>
+      <w:r>
+        <w:t>veiktspējīgu</w:t>
+      </w:r>
+      <w:proofErr w:type="spellEnd"/>
+      <w:r>
+        <w:t xml:space="preserve"> datorsistēmu un ir pielāgojama </w:t>
+      </w:r>
+      <w:proofErr w:type="spellStart"/>
+      <w:r>
+        <w:t>divdimensiju</w:t>
+      </w:r>
+      <w:proofErr w:type="spellEnd"/>
+      <w:r>
+        <w:t xml:space="preserve"> videi, taču licencēšana nav brīva un prasa lietotāja reģistrāciju un papildizmaksas, ja šis projekts paplašināties komercdarbības nolūkiem.</w:t>
       </w:r>
     </w:p>
     <w:p>
@@ -10118,7 +10430,63 @@
     </w:p>
     <w:p>
       <w:r>
-        <w:t>Ietvari “CryEngine” un “Unreal Engine” izmanto valodu “C++”, kurā iekļauj klases un objektorientētā funkcionalitāte kā C#, taču neatlasot šos ietvarus valoda “C++” netiks izmantota. “C++” lietojuma stili ir plašāki, taču valodas funkcionalitāti un īpatnības apgūt ir sarežģītāk nekā ar “C#”, kura izstrādātājam liek lietot objektorientētā stilā, kurā visi elementi valodā ir objekti, kā arī vairums funkcionalitātes ir aizklātas ar metodēm, kura mazina izstrādes laiku salīdzinot ar “C++”, kura vairākas kompleksas funkcionalitātes nav aizklātas ar metodēm, kura var palēlināt izstrādes laiku. Izvēlētā ietvarā “Godot” ir pieejama skriptēšanas valoda “GDScript”, taču pēc nosacītiem iemesliem izvēlētai valodai šī valoda netiks izmantota.</w:t>
+        <w:t>Ietvari “</w:t>
+      </w:r>
+      <w:proofErr w:type="spellStart"/>
+      <w:r>
+        <w:t>CryEngine</w:t>
+      </w:r>
+      <w:proofErr w:type="spellEnd"/>
+      <w:r>
+        <w:t>” un “</w:t>
+      </w:r>
+      <w:proofErr w:type="spellStart"/>
+      <w:r>
+        <w:t>Unreal</w:t>
+      </w:r>
+      <w:proofErr w:type="spellEnd"/>
+      <w:r>
+        <w:t xml:space="preserve"> </w:t>
+      </w:r>
+      <w:proofErr w:type="spellStart"/>
+      <w:r>
+        <w:t>Engine</w:t>
+      </w:r>
+      <w:proofErr w:type="spellEnd"/>
+      <w:r>
+        <w:t xml:space="preserve">” izmanto valodu “C++”, kurā iekļauj klases un objektorientētā funkcionalitāte kā C#, taču neatlasot šos ietvarus valoda “C++” netiks izmantota. “C++” lietojuma stili ir plašāki, taču valodas funkcionalitāti un īpatnības apgūt ir sarežģītāk nekā ar “C#”, kura izstrādātājam liek lietot objektorientētā stilā, kurā visi elementi valodā ir objekti, kā arī vairums funkcionalitātes ir aizklātas ar metodēm, kura mazina izstrādes laiku salīdzinot ar “C++”, kura vairākas kompleksas funkcionalitātes nav aizklātas ar metodēm, kura var </w:t>
+      </w:r>
+      <w:proofErr w:type="spellStart"/>
+      <w:r>
+        <w:t>palēlināt</w:t>
+      </w:r>
+      <w:proofErr w:type="spellEnd"/>
+      <w:r>
+        <w:t xml:space="preserve"> izstrādes laiku. Izvēlētā ietvarā “</w:t>
+      </w:r>
+      <w:proofErr w:type="spellStart"/>
+      <w:r>
+        <w:t>Godot</w:t>
+      </w:r>
+      <w:proofErr w:type="spellEnd"/>
+      <w:r>
+        <w:t xml:space="preserve">” ir pieejama </w:t>
+      </w:r>
+      <w:proofErr w:type="spellStart"/>
+      <w:r>
+        <w:t>skriptēšanas</w:t>
+      </w:r>
+      <w:proofErr w:type="spellEnd"/>
+      <w:r>
+        <w:t xml:space="preserve"> valoda “</w:t>
+      </w:r>
+      <w:proofErr w:type="spellStart"/>
+      <w:r>
+        <w:t>GDScript</w:t>
+      </w:r>
+      <w:proofErr w:type="spellEnd"/>
+      <w:r>
+        <w:t>”, taču pēc nosacītiem iemesliem izvēlētai valodai šī valoda netiks izmantota.</w:t>
       </w:r>
     </w:p>
     <w:p>
@@ -10145,17 +10513,169 @@
     </w:p>
     <w:p>
       <w:r>
-        <w:t>Tā kā valoda “C#” tiks izmantota, kura ir daļa no ietvara “.NET”, tiks izmantoti attiecīgas izstrādes programmatūras ar uzsvaru uz noteikto ietvaru un tās ekosistēmas. Populārākā izstrādes  vide tam ir “Visual Studio”, kura līdzīgi ar izvēlēto izstrādes vidi “JetBrains Rider” iekļauj detalizētu atķļūdošanu, kodu analīze, automātiskā aizpilde, u.t.t., taču netiks izmantota, jo šī programmatūra nav starpplatformu, ierobežojoties uz “Windows” platformu, kuru autors neizmanto, tātad nepieejama programmatūra autoram.</w:t>
-      </w:r>
-    </w:p>
-    <w:p>
-      <w:r>
-        <w:t>Ja ietvars kā “Unreal Engine” tiktu izmantota, kurā galvenā valoda ir “C++”, tiktu izmantotas izstrādes vides attiecīgi valodai kā “Qt Creator”, kura ir pielāgota ietvara “Qt” programmatūras izstrādei, taču iespējams izveidot projektus, kuras neizmanto minēto ietvaru, ņemot vērā to, ka funkcionalitāte un tās iespējas mazinās vai ne tik advancētas citiem projektiem,  vai “JetBrains CLion”, kurai ir līdzīga funkcionalitāte ar atlasīto izstrādes vidi “”JetBrains Rider” no “JetBrains” programmatūru klāsta.</w:t>
-      </w:r>
-    </w:p>
-    <w:p>
-      <w:r>
-        <w:t>Arī iespējams ir izmantot teksta redaktoru “Visual Studio Code”, kura ar paplašinājumiem var izmantot kā izstrādes vidi, taču noklusētā funkcionalitāte ir ierobežota salīdzinot ar iepriekšējām izstrādes programmatūrām un nepieciešama papildus iestatīšana šai programmatūrai, kura nebūtu nepieciešama pārējām izstrādes vidēm atverot sākotnēji.</w:t>
+        <w:t>Tā kā valoda “C#” tiks izmantota, kura ir daļa no ietvara “.NET”, tiks izmantoti attiecīgas izstrādes programmatūras ar uzsvaru uz noteikto ietvaru un tās ekosistēmas. Populārākā izstrādes  vide tam ir “</w:t>
+      </w:r>
+      <w:proofErr w:type="spellStart"/>
+      <w:r>
+        <w:t>Visual</w:t>
+      </w:r>
+      <w:proofErr w:type="spellEnd"/>
+      <w:r>
+        <w:t xml:space="preserve"> </w:t>
+      </w:r>
+      <w:proofErr w:type="spellStart"/>
+      <w:r>
+        <w:t>Studio</w:t>
+      </w:r>
+      <w:proofErr w:type="spellEnd"/>
+      <w:r>
+        <w:t>”, kura līdzīgi ar izvēlēto izstrādes vidi “</w:t>
+      </w:r>
+      <w:proofErr w:type="spellStart"/>
+      <w:r>
+        <w:t>JetBrains</w:t>
+      </w:r>
+      <w:proofErr w:type="spellEnd"/>
+      <w:r>
+        <w:t xml:space="preserve"> </w:t>
+      </w:r>
+      <w:proofErr w:type="spellStart"/>
+      <w:r>
+        <w:t>Rider</w:t>
+      </w:r>
+      <w:proofErr w:type="spellEnd"/>
+      <w:r>
+        <w:t xml:space="preserve">” iekļauj detalizētu </w:t>
+      </w:r>
+      <w:proofErr w:type="spellStart"/>
+      <w:r>
+        <w:t>atķļūdošanu</w:t>
+      </w:r>
+      <w:proofErr w:type="spellEnd"/>
+      <w:r>
+        <w:t xml:space="preserve">, kodu analīze, automātiskā aizpilde, u.t.t., taču netiks izmantota, jo šī programmatūra nav </w:t>
+      </w:r>
+      <w:proofErr w:type="spellStart"/>
+      <w:r>
+        <w:t>starpplatformu</w:t>
+      </w:r>
+      <w:proofErr w:type="spellEnd"/>
+      <w:r>
+        <w:t>, ierobežojoties uz “Windows” platformu, kuru autors neizmanto, tātad nepieejama programmatūra autoram.</w:t>
+      </w:r>
+    </w:p>
+    <w:p>
+      <w:r>
+        <w:t>Ja ietvars kā “</w:t>
+      </w:r>
+      <w:proofErr w:type="spellStart"/>
+      <w:r>
+        <w:t>Unreal</w:t>
+      </w:r>
+      <w:proofErr w:type="spellEnd"/>
+      <w:r>
+        <w:t xml:space="preserve"> </w:t>
+      </w:r>
+      <w:proofErr w:type="spellStart"/>
+      <w:r>
+        <w:t>Engine</w:t>
+      </w:r>
+      <w:proofErr w:type="spellEnd"/>
+      <w:r>
+        <w:t>” tiktu izmantota, kurā galvenā valoda ir “C++”, tiktu izmantotas izstrādes vides attiecīgi valodai kā “</w:t>
+      </w:r>
+      <w:proofErr w:type="spellStart"/>
+      <w:r>
+        <w:t>Qt</w:t>
+      </w:r>
+      <w:proofErr w:type="spellEnd"/>
+      <w:r>
+        <w:t xml:space="preserve"> </w:t>
+      </w:r>
+      <w:proofErr w:type="spellStart"/>
+      <w:r>
+        <w:t>Creator</w:t>
+      </w:r>
+      <w:proofErr w:type="spellEnd"/>
+      <w:r>
+        <w:t>”, kura ir pielāgota ietvara “</w:t>
+      </w:r>
+      <w:proofErr w:type="spellStart"/>
+      <w:r>
+        <w:t>Qt</w:t>
+      </w:r>
+      <w:proofErr w:type="spellEnd"/>
+      <w:r>
+        <w:t xml:space="preserve">” programmatūras izstrādei, taču iespējams izveidot projektus, kuras neizmanto minēto ietvaru, ņemot vērā to, ka funkcionalitāte un tās iespējas mazinās vai ne tik </w:t>
+      </w:r>
+      <w:proofErr w:type="spellStart"/>
+      <w:r>
+        <w:t>advancētas</w:t>
+      </w:r>
+      <w:proofErr w:type="spellEnd"/>
+      <w:r>
+        <w:t xml:space="preserve"> citiem projektiem,  vai “</w:t>
+      </w:r>
+      <w:proofErr w:type="spellStart"/>
+      <w:r>
+        <w:t>JetBrains</w:t>
+      </w:r>
+      <w:proofErr w:type="spellEnd"/>
+      <w:r>
+        <w:t xml:space="preserve"> </w:t>
+      </w:r>
+      <w:proofErr w:type="spellStart"/>
+      <w:r>
+        <w:t>CLion</w:t>
+      </w:r>
+      <w:proofErr w:type="spellEnd"/>
+      <w:r>
+        <w:t>”, kurai ir līdzīga funkcionalitāte ar atlasīto izstrādes vidi “”</w:t>
+      </w:r>
+      <w:proofErr w:type="spellStart"/>
+      <w:r>
+        <w:t>JetBrains</w:t>
+      </w:r>
+      <w:proofErr w:type="spellEnd"/>
+      <w:r>
+        <w:t xml:space="preserve"> </w:t>
+      </w:r>
+      <w:proofErr w:type="spellStart"/>
+      <w:r>
+        <w:t>Rider</w:t>
+      </w:r>
+      <w:proofErr w:type="spellEnd"/>
+      <w:r>
+        <w:t>” no “</w:t>
+      </w:r>
+      <w:proofErr w:type="spellStart"/>
+      <w:r>
+        <w:t>JetBrains</w:t>
+      </w:r>
+      <w:proofErr w:type="spellEnd"/>
+      <w:r>
+        <w:t>” programmatūru klāsta.</w:t>
+      </w:r>
+    </w:p>
+    <w:p>
+      <w:r>
+        <w:t>Arī iespējams ir izmantot teksta redaktoru “</w:t>
+      </w:r>
+      <w:proofErr w:type="spellStart"/>
+      <w:r>
+        <w:t>Visual</w:t>
+      </w:r>
+      <w:proofErr w:type="spellEnd"/>
+      <w:r>
+        <w:t xml:space="preserve"> </w:t>
+      </w:r>
+      <w:proofErr w:type="spellStart"/>
+      <w:r>
+        <w:t>Studio</w:t>
+      </w:r>
+      <w:proofErr w:type="spellEnd"/>
+      <w:r>
+        <w:t xml:space="preserve"> Code”, kura ar paplašinājumiem var izmantot kā izstrādes vidi, taču noklusētā funkcionalitāte ir ierobežota salīdzinot ar iepriekšējām izstrādes programmatūrām un nepieciešama papildus iestatīšana šai programmatūrai, kura nebūtu nepieciešama pārējām izstrādes vidēm atverot sākotnēji.</w:t>
       </w:r>
     </w:p>
     <w:p>
@@ -10170,12 +10690,84 @@
     </w:p>
     <w:p>
       <w:r>
-        <w:t>Mazāk populāri pakalpojumi, kuri mitina avotkodu repozotorijus, izmantojot “Git” versiju kontroli, arī ir pieejami rīki, kura var automatizēt projekta kompilēšanu un pārbaudi, šādi rīki ir “GitLab”, “Gitea” un “Bitbucket”, kuri ir īpaši pielāgota CI/CD izstrādes videi, taču prasa papildizmaksas, ja šādi rīki tiek palaisti šo pakalpojumu serveros vietā pašam lietotājam mitināt šos rīkus.</w:t>
-      </w:r>
-    </w:p>
-    <w:p>
-      <w:r>
-        <w:t>Taču arī ir pieejami pakalpojumi un rīki, kuri nav atkarīga no “Git” versiju kontroles, bet kā pieejamu versiju kontroles programmatūru starp pārējām. Viens no šiem rīkiem ir “Azure Pipelines”, kuras funkcionalitāte ir plašāka salīdzinot ar iepriekš minētiem rīkiem, taču tās plaša funkcionalitātes klāsts ir radīts lielākiem projektiem, kuri iespējams nebūs lielāko daļu paredzēts izmantošanai šī projekta nolūkiem tās apjoma dēļ un lielākas izmaksas, salīdzinot ar iepriekš minētiem rīkiem.</w:t>
+        <w:t xml:space="preserve">Mazāk populāri pakalpojumi, kuri mitina </w:t>
+      </w:r>
+      <w:proofErr w:type="spellStart"/>
+      <w:r>
+        <w:t>avotkodu</w:t>
+      </w:r>
+      <w:proofErr w:type="spellEnd"/>
+      <w:r>
+        <w:t xml:space="preserve"> </w:t>
+      </w:r>
+      <w:proofErr w:type="spellStart"/>
+      <w:r>
+        <w:t>repozotorijus</w:t>
+      </w:r>
+      <w:proofErr w:type="spellEnd"/>
+      <w:r>
+        <w:t>, izmantojot “</w:t>
+      </w:r>
+      <w:proofErr w:type="spellStart"/>
+      <w:r>
+        <w:t>Git</w:t>
+      </w:r>
+      <w:proofErr w:type="spellEnd"/>
+      <w:r>
+        <w:t>” versiju kontroli, arī ir pieejami rīki, kura var automatizēt projekta kompilēšanu un pārbaudi, šādi rīki ir “</w:t>
+      </w:r>
+      <w:proofErr w:type="spellStart"/>
+      <w:r>
+        <w:t>GitLab</w:t>
+      </w:r>
+      <w:proofErr w:type="spellEnd"/>
+      <w:r>
+        <w:t>”, “</w:t>
+      </w:r>
+      <w:proofErr w:type="spellStart"/>
+      <w:r>
+        <w:t>Gitea</w:t>
+      </w:r>
+      <w:proofErr w:type="spellEnd"/>
+      <w:r>
+        <w:t>” un “</w:t>
+      </w:r>
+      <w:proofErr w:type="spellStart"/>
+      <w:r>
+        <w:t>Bitbucket</w:t>
+      </w:r>
+      <w:proofErr w:type="spellEnd"/>
+      <w:r>
+        <w:t>”, kuri ir īpaši pielāgota CI/CD izstrādes videi, taču prasa papildizmaksas, ja šādi rīki tiek palaisti šo pakalpojumu serveros vietā pašam lietotājam mitināt šos rīkus.</w:t>
+      </w:r>
+    </w:p>
+    <w:p>
+      <w:r>
+        <w:t>Taču arī ir pieejami pakalpojumi un rīki, kuri nav atkarīga no “</w:t>
+      </w:r>
+      <w:proofErr w:type="spellStart"/>
+      <w:r>
+        <w:t>Git</w:t>
+      </w:r>
+      <w:proofErr w:type="spellEnd"/>
+      <w:r>
+        <w:t>” versiju kontroles, bet kā pieejamu versiju kontroles programmatūru starp pārējām. Viens no šiem rīkiem ir “</w:t>
+      </w:r>
+      <w:proofErr w:type="spellStart"/>
+      <w:r>
+        <w:t>Azure</w:t>
+      </w:r>
+      <w:proofErr w:type="spellEnd"/>
+      <w:r>
+        <w:t xml:space="preserve"> </w:t>
+      </w:r>
+      <w:proofErr w:type="spellStart"/>
+      <w:r>
+        <w:t>Pipelines</w:t>
+      </w:r>
+      <w:proofErr w:type="spellEnd"/>
+      <w:r>
+        <w:t>”, kuras funkcionalitāte ir plašāka salīdzinot ar iepriekš minētiem rīkiem, taču tās plaša funkcionalitātes klāsts ir radīts lielākiem projektiem, kuri iespējams nebūs lielāko daļu paredzēts izmantošanai šī projekta nolūkiem tās apjoma dēļ un lielākas izmaksas, salīdzinot ar iepriekš minētiem rīkiem.</w:t>
       </w:r>
     </w:p>
     <w:p>
@@ -10301,10 +10893,66 @@
     </w:p>
     <w:p>
       <w:r>
-        <w:t>“SceneManager” komponente pārvalda ainas un tās pārslēgšanu uz citām ainām un tā ir viena no komponentēm ar vizuālu izvadi, kā arī “SettingsWindow” un “ExitDialog” komponentes, kuras izvade ir tikai logi ar saviem attiecīgiem uzdevumiem, taču “ToastManager” tikai izvada īslaicīgus paziņojumus, kuras pēc noteikta laika izzūd. “AudioManager” pārvalda datorspēles galveno, mūzikas un skaņu efektu skaļumu, kā arī iestata fona mūzika katrai ainai.</w:t>
-      </w:r>
-      <w:r>
-        <w:t xml:space="preserve"> Datu, progresu un iestatījumu glabāšanu nodrošina “SaveManager”, kura glabā progresa datus, un “SettingsManager”, kura glabā un iestata iestatījumus visā spēlē, piemēram, skaļumu.</w:t>
+        <w:t>“</w:t>
+      </w:r>
+      <w:proofErr w:type="spellStart"/>
+      <w:r>
+        <w:t>SceneManager</w:t>
+      </w:r>
+      <w:proofErr w:type="spellEnd"/>
+      <w:r>
+        <w:t>” komponente pārvalda ainas un tās pārslēgšanu uz citām ainām un tā ir viena no komponentēm ar vizuālu izvadi, kā arī “</w:t>
+      </w:r>
+      <w:proofErr w:type="spellStart"/>
+      <w:r>
+        <w:t>SettingsWindow</w:t>
+      </w:r>
+      <w:proofErr w:type="spellEnd"/>
+      <w:r>
+        <w:t>” un “</w:t>
+      </w:r>
+      <w:proofErr w:type="spellStart"/>
+      <w:r>
+        <w:t>ExitDialog</w:t>
+      </w:r>
+      <w:proofErr w:type="spellEnd"/>
+      <w:r>
+        <w:t>” komponentes, kuras izvade ir tikai logi ar saviem attiecīgiem uzdevumiem, taču “</w:t>
+      </w:r>
+      <w:proofErr w:type="spellStart"/>
+      <w:r>
+        <w:t>ToastManager</w:t>
+      </w:r>
+      <w:proofErr w:type="spellEnd"/>
+      <w:r>
+        <w:t>” tikai izvada īslaicīgus paziņojumus, kuras pēc noteikta laika izzūd. “</w:t>
+      </w:r>
+      <w:proofErr w:type="spellStart"/>
+      <w:r>
+        <w:t>AudioManager</w:t>
+      </w:r>
+      <w:proofErr w:type="spellEnd"/>
+      <w:r>
+        <w:t>” pārvalda datorspēles galveno, mūzikas un skaņu efektu skaļumu, kā arī iestata fona mūzika katrai ainai.</w:t>
+      </w:r>
+      <w:r>
+        <w:t xml:space="preserve"> Datu, progresu un iestatījumu glabāšanu nodrošina “</w:t>
+      </w:r>
+      <w:proofErr w:type="spellStart"/>
+      <w:r>
+        <w:t>SaveManager</w:t>
+      </w:r>
+      <w:proofErr w:type="spellEnd"/>
+      <w:r>
+        <w:t>”, kura glabā progresa datus, un “</w:t>
+      </w:r>
+      <w:proofErr w:type="spellStart"/>
+      <w:r>
+        <w:t>SettingsManager</w:t>
+      </w:r>
+      <w:proofErr w:type="spellEnd"/>
+      <w:r>
+        <w:t>”, kura glabā un iestata iestatījumus visā spēlē, piemēram, skaļumu.</w:t>
       </w:r>
     </w:p>
     <w:p>
@@ -10440,7 +11088,15 @@
     </w:p>
     <w:p>
       <w:r>
-        <w:t xml:space="preserve">“SceneManager” komponente pārvalda </w:t>
+        <w:t>“</w:t>
+      </w:r>
+      <w:proofErr w:type="spellStart"/>
+      <w:r>
+        <w:t>SceneManager</w:t>
+      </w:r>
+      <w:proofErr w:type="spellEnd"/>
+      <w:r>
+        <w:t xml:space="preserve">” komponente pārvalda </w:t>
       </w:r>
       <w:r>
         <w:t>norādīto (skat. 2. attēl</w:t>
@@ -10464,7 +11120,23 @@
         <w:t>)</w:t>
       </w:r>
       <w:r>
-        <w:t xml:space="preserve"> aina ir sākuma izvēlne, kurā spēlētājs var pārslēgt uz līmeņu atlases ainu “LevelSelection”, lasīt šī projekta anotāciju, mainīt iestatījumus vai iziet no datorspēles. “LevelSelection” </w:t>
+        <w:t xml:space="preserve"> aina ir sākuma izvēlne, kurā spēlētājs var pārslēgt uz līmeņu atlases ainu “</w:t>
+      </w:r>
+      <w:proofErr w:type="spellStart"/>
+      <w:r>
+        <w:t>LevelSelection</w:t>
+      </w:r>
+      <w:proofErr w:type="spellEnd"/>
+      <w:r>
+        <w:t>”, lasīt šī projekta anotāciju, mainīt iestatījumus vai iziet no datorspēles. “</w:t>
+      </w:r>
+      <w:proofErr w:type="spellStart"/>
+      <w:r>
+        <w:t>LevelSelection</w:t>
+      </w:r>
+      <w:proofErr w:type="spellEnd"/>
+      <w:r>
+        <w:t xml:space="preserve">” </w:t>
       </w:r>
       <w:r>
         <w:t>(</w:t>
@@ -10479,7 +11151,23 @@
         <w:t>aina norāda līmeņus</w:t>
       </w:r>
       <w:r>
-        <w:t>, kuri ir izvietoti kartē ar paveidiem un pieejamības stāvolkim. “Battle” (Spēles laukums) ain</w:t>
+        <w:t xml:space="preserve">, kuri ir izvietoti kartē ar paveidiem un pieejamības </w:t>
+      </w:r>
+      <w:proofErr w:type="spellStart"/>
+      <w:r>
+        <w:t>stāvolkim</w:t>
+      </w:r>
+      <w:proofErr w:type="spellEnd"/>
+      <w:r>
+        <w:t>. “</w:t>
+      </w:r>
+      <w:proofErr w:type="spellStart"/>
+      <w:r>
+        <w:t>Battle</w:t>
+      </w:r>
+      <w:proofErr w:type="spellEnd"/>
+      <w:r>
+        <w:t>” (Spēles laukums) ain</w:t>
       </w:r>
       <w:r>
         <w:t>ā ir spēle ar līmeņa nosacījumiem, objekti kartes laukumā un norādīti uzdevumi uzvarai</w:t>
@@ -10599,7 +11287,15 @@
     </w:p>
     <w:p>
       <w:r>
-        <w:t xml:space="preserve">“Map” (Karte) komponente </w:t>
+        <w:t>“</w:t>
+      </w:r>
+      <w:proofErr w:type="spellStart"/>
+      <w:r>
+        <w:t>Map</w:t>
+      </w:r>
+      <w:proofErr w:type="spellEnd"/>
+      <w:r>
+        <w:t xml:space="preserve">” (Karte) komponente </w:t>
       </w:r>
       <w:r>
         <w:t xml:space="preserve">(skat. 3. attēlu) </w:t>
@@ -10608,12 +11304,44 @@
         <w:t xml:space="preserve">ir šī projekta galvenā komponente un projekta mērķa pamats. Šajā komponentē ir slāņi, kurā atrodas topogrāfijas dati, objektu dati un dekorācijas, un šie slāņi paši par sevi neveic darbības izņemot uzdotās darbības atkarīgas no ainas. Kartes komponentē arī atrodas </w:t>
       </w:r>
       <w:r>
-        <w:t>pārējās komponentes, kuras izmanto slāņus darbību veikšanai, piemēram, “Selector” (atlasītājs) komponente atlasa slāņu komponentes slāņu datus pēc norādītā punkta, “Camera” (Kamera) komponente rāda slāņu fragmentus, kurus spēlētājs var mainīt kameras novietojumu, lai redzētu kartes citu fragmentu un “Projectiles” (Lādiņi) komponente, kura simulē lādiņu kustību kartē un iegūst datus no slāņu komponentes pēc novietojuma no uguņošanas līdz nolaišanas, kuras aptver objektus un veic tām izmaiņas, piemēram, iznīcināšanu.</w:t>
-      </w:r>
-    </w:p>
-    <w:p>
-      <w:r>
-        <w:t>Slāņu komponentē atrodas slāņi, kuras izkārtojumi ir rūtiņu ailes. “Ground” (Zeme) slāni</w:t>
+        <w:t>pārējās komponentes, kuras izmanto slāņus darbību veikšanai, piemēram, “</w:t>
+      </w:r>
+      <w:proofErr w:type="spellStart"/>
+      <w:r>
+        <w:t>Selector</w:t>
+      </w:r>
+      <w:proofErr w:type="spellEnd"/>
+      <w:r>
+        <w:t>” (atlasītājs) komponente atlasa slāņu komponentes slāņu datus pēc norādītā punkta, “</w:t>
+      </w:r>
+      <w:proofErr w:type="spellStart"/>
+      <w:r>
+        <w:t>Camera</w:t>
+      </w:r>
+      <w:proofErr w:type="spellEnd"/>
+      <w:r>
+        <w:t>” (Kamera) komponente rāda slāņu fragmentus, kurus spēlētājs var mainīt kameras novietojumu, lai redzētu kartes citu fragmentu un “</w:t>
+      </w:r>
+      <w:proofErr w:type="spellStart"/>
+      <w:r>
+        <w:t>Projectiles</w:t>
+      </w:r>
+      <w:proofErr w:type="spellEnd"/>
+      <w:r>
+        <w:t>” (Lādiņi) komponente, kura simulē lādiņu kustību kartē un iegūst datus no slāņu komponentes pēc novietojuma no uguņošanas līdz nolaišanas, kuras aptver objektus un veic tām izmaiņas, piemēram, iznīcināšanu.</w:t>
+      </w:r>
+    </w:p>
+    <w:p>
+      <w:r>
+        <w:t>Slāņu komponentē atrodas slāņi, kuras izkārtojumi ir rūtiņu ailes. “</w:t>
+      </w:r>
+      <w:proofErr w:type="spellStart"/>
+      <w:r>
+        <w:t>Ground</w:t>
+      </w:r>
+      <w:proofErr w:type="spellEnd"/>
+      <w:r>
+        <w:t>” (Zeme) slāni</w:t>
       </w:r>
       <w:r>
         <w:t>s</w:t>
@@ -10622,13 +11350,61 @@
         <w:t xml:space="preserve"> satur topogrāfisko informāciju kā augstumu</w:t>
       </w:r>
       <w:r>
-        <w:t xml:space="preserve"> laukuma punktā un pamataugstumu, “Decoration” (Dekorācija) slānis ievieto virs “Ground” slāņa simbolus un dekoratīvos elementus, “Entites” (Objekti) slānis satur objektus kā ierīces, mūrus un struktūras, kuras glabā īpašības, piemēram, azimuta leņķis, piederība spēlētājam vai pretiniekam un izturības punkti pirms sabrukšanas (skat. </w:t>
+        <w:t xml:space="preserve"> laukuma punktā un </w:t>
+      </w:r>
+      <w:proofErr w:type="spellStart"/>
+      <w:r>
+        <w:t>pamataugstumu</w:t>
+      </w:r>
+      <w:proofErr w:type="spellEnd"/>
+      <w:r>
+        <w:t>, “</w:t>
+      </w:r>
+      <w:proofErr w:type="spellStart"/>
+      <w:r>
+        <w:t>Decoration</w:t>
+      </w:r>
+      <w:proofErr w:type="spellEnd"/>
+      <w:r>
+        <w:t>” (Dekorācija) slānis ievieto virs “</w:t>
+      </w:r>
+      <w:proofErr w:type="spellStart"/>
+      <w:r>
+        <w:t>Ground</w:t>
+      </w:r>
+      <w:proofErr w:type="spellEnd"/>
+      <w:r>
+        <w:t>” slāņa simbolus un dekoratīvos elementus, “</w:t>
+      </w:r>
+      <w:proofErr w:type="spellStart"/>
+      <w:r>
+        <w:t>Entites</w:t>
+      </w:r>
+      <w:proofErr w:type="spellEnd"/>
+      <w:r>
+        <w:t xml:space="preserve">” (Objekti) slānis satur objektus kā ierīces, mūrus un struktūras, kuras glabā īpašības, piemēram, azimuta leņķis, piederība spēlētājam vai pretiniekam un izturības punkti pirms sabrukšanas (skat. </w:t>
       </w:r>
       <w:r>
         <w:t>7</w:t>
       </w:r>
       <w:r>
-        <w:t xml:space="preserve">. attēlu) un “Overlays” (Uznirstošie) slānis, kurās izvieto indikatorus un aizsegumus kartē. </w:t>
+        <w:t>. attēlu) un “</w:t>
+      </w:r>
+      <w:proofErr w:type="spellStart"/>
+      <w:r>
+        <w:t>Overlays</w:t>
+      </w:r>
+      <w:proofErr w:type="spellEnd"/>
+      <w:r>
+        <w:t xml:space="preserve">” (Uznirstošie) slānis, kurās izvieto indikatorus un </w:t>
+      </w:r>
+      <w:proofErr w:type="spellStart"/>
+      <w:r>
+        <w:t>aizsegumus</w:t>
+      </w:r>
+      <w:proofErr w:type="spellEnd"/>
+      <w:r>
+        <w:t xml:space="preserve"> kartē. </w:t>
       </w:r>
     </w:p>
     <w:p>
@@ -10849,10 +11625,26 @@
     </w:p>
     <w:p>
       <w:r>
-        <w:t>Katra aina, kuru parāda “SceneManager” komponente, ir klase ar saviem mainīgajiem un  metodēm</w:t>
-      </w:r>
-      <w:r>
-        <w:t>. Ainu metodes var izsaukt komponentes metodes, tvert lietotāja ievadi un veikt darbības ar ievadi un komponentēm, piemēram, tvert peles klikšķi un “Map” komponentē iegūt ailes informāciju no peles novietojuma</w:t>
+        <w:t>Katra aina, kuru parāda “</w:t>
+      </w:r>
+      <w:proofErr w:type="spellStart"/>
+      <w:r>
+        <w:t>SceneManager</w:t>
+      </w:r>
+      <w:proofErr w:type="spellEnd"/>
+      <w:r>
+        <w:t>” komponente, ir klase ar saviem mainīgajiem un  metodēm</w:t>
+      </w:r>
+      <w:r>
+        <w:t>. Ainu metodes var izsaukt komponentes metodes, tvert lietotāja ievadi un veikt darbības ar ievadi un komponentēm, piemēram, tvert peles klikšķi un “</w:t>
+      </w:r>
+      <w:proofErr w:type="spellStart"/>
+      <w:r>
+        <w:t>Map</w:t>
+      </w:r>
+      <w:proofErr w:type="spellEnd"/>
+      <w:r>
+        <w:t>” komponentē iegūt ailes informāciju no peles novietojuma</w:t>
       </w:r>
       <w:r>
         <w:t xml:space="preserve"> (skat. </w:t>
@@ -11006,7 +11798,39 @@
     </w:p>
     <w:p>
       <w:r>
-        <w:t>Kartes komponente arī ir klase, kura iekļauj apakškomponentes ar savām metodēm un mainīgajiem. Kartes klases darbības iekļauj ailes datu iegūšanu pēc pozīcijas un laukumu ielādi un eksportēšanu. Slāņu komponentes arī iekļauj minētās metodes noteiktam slānim, taču arī slāņa ailēm ir savas metodes un īpašības, piemēram, “Ground” slāņa ailei augstums un “Entity” slāņa ailes piederība. Pārējām komponentēm savas attiecīgas darbības, kuras ir atkarīgas no slāņu komponentēm</w:t>
+        <w:t xml:space="preserve">Kartes komponente arī ir klase, kura iekļauj </w:t>
+      </w:r>
+      <w:proofErr w:type="spellStart"/>
+      <w:r>
+        <w:t>apakškomponentes</w:t>
+      </w:r>
+      <w:proofErr w:type="spellEnd"/>
+      <w:r>
+        <w:t xml:space="preserve"> ar savām metodēm un mainīgajiem. Kartes klases darbības iekļauj ailes datu iegūšanu pēc pozīcijas un laukumu </w:t>
+      </w:r>
+      <w:proofErr w:type="spellStart"/>
+      <w:r>
+        <w:t>ielādi</w:t>
+      </w:r>
+      <w:proofErr w:type="spellEnd"/>
+      <w:r>
+        <w:t xml:space="preserve"> un eksportēšanu. Slāņu komponentes arī iekļauj minētās metodes noteiktam slānim, taču arī slāņa ailēm ir savas metodes un īpašības, piemēram, “</w:t>
+      </w:r>
+      <w:proofErr w:type="spellStart"/>
+      <w:r>
+        <w:t>Ground</w:t>
+      </w:r>
+      <w:proofErr w:type="spellEnd"/>
+      <w:r>
+        <w:t>” slāņa ailei augstums un “</w:t>
+      </w:r>
+      <w:proofErr w:type="spellStart"/>
+      <w:r>
+        <w:t>Entity</w:t>
+      </w:r>
+      <w:proofErr w:type="spellEnd"/>
+      <w:r>
+        <w:t>” slāņa ailes piederība. Pārējām komponentēm savas attiecīgas darbības, kuras ir atkarīgas no slāņu komponentēm</w:t>
       </w:r>
       <w:r>
         <w:t>.</w:t>
@@ -11102,7 +11926,47 @@
       </w:pPr>
       <w:r>
         <w:tab/>
-        <w:t>“Entity” (Objekts) klase norāda kartē objektu, kuri var tikt pagriezti, iznīcināti, iestatīt garumus un vairāk īpašību. Šo klasi manto “Device” (artilērijas ierīces), “Wall” (siena) un “Structure” (struktūra) klases ar savām īpašībām, it īpaši “Device” klase, jo tā norāda munīciju skaitu, traversu, augstuma leņķi u.t.t.</w:t>
+        <w:t>“</w:t>
+      </w:r>
+      <w:proofErr w:type="spellStart"/>
+      <w:r>
+        <w:t>Entity</w:t>
+      </w:r>
+      <w:proofErr w:type="spellEnd"/>
+      <w:r>
+        <w:t>” (Objekts) klase norāda kartē objektu, kuri var tikt pagriezti, iznīcināti, iestatīt garumus un vairāk īpašību. Šo klasi manto “</w:t>
+      </w:r>
+      <w:proofErr w:type="spellStart"/>
+      <w:r>
+        <w:t>Device</w:t>
+      </w:r>
+      <w:proofErr w:type="spellEnd"/>
+      <w:r>
+        <w:t>” (artilērijas ierīces), “</w:t>
+      </w:r>
+      <w:proofErr w:type="spellStart"/>
+      <w:r>
+        <w:t>Wall</w:t>
+      </w:r>
+      <w:proofErr w:type="spellEnd"/>
+      <w:r>
+        <w:t>” (siena) un “</w:t>
+      </w:r>
+      <w:proofErr w:type="spellStart"/>
+      <w:r>
+        <w:t>Structure</w:t>
+      </w:r>
+      <w:proofErr w:type="spellEnd"/>
+      <w:r>
+        <w:t>” (struktūra) klases ar savām īpašībām, it īpaši “</w:t>
+      </w:r>
+      <w:proofErr w:type="spellStart"/>
+      <w:r>
+        <w:t>Device</w:t>
+      </w:r>
+      <w:proofErr w:type="spellEnd"/>
+      <w:r>
+        <w:t>” klase, jo tā norāda munīciju skaitu, traversu, augstuma leņķi u.t.t.</w:t>
       </w:r>
       <w:r>
         <w:t xml:space="preserve"> (skat. 7. attēlu)</w:t>
@@ -11117,7 +11981,23 @@
       </w:pPr>
       <w:r>
         <w:tab/>
-        <w:t>Tās klases pamatīpašības ir azimuts, izturība (“integrity”), spēlētāja piederošs, mērķis,  un iznīcināts, kā arī tai klasei un mantotājiem īpašību klase, kura norāda uz resursu, kura norāda tās objekta nemaināmās īpašības, piemēram, ierīcēm kalibrs, struktūrām izturības stadiju gariņi un visām klasēm izturības skala (“toughness”), kura mazina objekta izturības mazināšanas faktoru.</w:t>
+        <w:t>Tās klases pamatīpašības ir azimuts, izturība (“</w:t>
+      </w:r>
+      <w:proofErr w:type="spellStart"/>
+      <w:r>
+        <w:t>integrity</w:t>
+      </w:r>
+      <w:proofErr w:type="spellEnd"/>
+      <w:r>
+        <w:t>”), spēlētāja piederošs, mērķis,  un iznīcināts, kā arī tai klasei un mantotājiem īpašību klase, kura norāda uz resursu, kura norāda tās objekta nemaināmās īpašības, piemēram, ierīcēm kalibrs, struktūrām izturības stadiju gariņi un visām klasēm izturības skala (“</w:t>
+      </w:r>
+      <w:proofErr w:type="spellStart"/>
+      <w:r>
+        <w:t>toughness</w:t>
+      </w:r>
+      <w:proofErr w:type="spellEnd"/>
+      <w:r>
+        <w:t>”), kura mazina objekta izturības mazināšanas faktoru.</w:t>
       </w:r>
     </w:p>
     <w:p>
@@ -11215,10 +12095,26 @@
         <w:t>L</w:t>
       </w:r>
       <w:r>
-        <w:t xml:space="preserve">ādiņu laukumā (“Projectiles”) </w:t>
-      </w:r>
-      <w:r>
-        <w:t>lādiņiem ir savas īpašības un metodes, lai pēc iespējas attainotu lādiņu ballistiku gaisā</w:t>
+        <w:t>ādiņu laukumā (“</w:t>
+      </w:r>
+      <w:proofErr w:type="spellStart"/>
+      <w:r>
+        <w:t>Projectiles</w:t>
+      </w:r>
+      <w:proofErr w:type="spellEnd"/>
+      <w:r>
+        <w:t xml:space="preserve">”) </w:t>
+      </w:r>
+      <w:r>
+        <w:t xml:space="preserve">lādiņiem ir savas īpašības un metodes, lai pēc iespējas </w:t>
+      </w:r>
+      <w:proofErr w:type="spellStart"/>
+      <w:r>
+        <w:t>attainotu</w:t>
+      </w:r>
+      <w:proofErr w:type="spellEnd"/>
+      <w:r>
+        <w:t xml:space="preserve"> lādiņu ballistiku gaisā</w:t>
       </w:r>
       <w:r>
         <w:t xml:space="preserve"> un objektu iznīcināšanu un bojāšanu nolaišanas uz zemes</w:t>
@@ -11783,7 +12679,15 @@
       <w:bookmarkStart w:id="47" w:name="_Toc230239819"/>
       <w:r>
         <w:lastRenderedPageBreak/>
-        <w:t>Kartes un tās apakškomponenšu dati</w:t>
+        <w:t xml:space="preserve">Kartes un tās </w:t>
+      </w:r>
+      <w:proofErr w:type="spellStart"/>
+      <w:r>
+        <w:t>apakškomponenšu</w:t>
+      </w:r>
+      <w:proofErr w:type="spellEnd"/>
+      <w:r>
+        <w:t xml:space="preserve"> dati</w:t>
       </w:r>
       <w:bookmarkEnd w:id="47"/>
     </w:p>
@@ -11795,7 +12699,15 @@
         <w:t>, piemēram, ailes izmēru, augstumu un sarežģīšanas iespējas</w:t>
       </w:r>
       <w:r>
-        <w:t>, kurus izmantos tās visas tās apakškomponentes, kuras no dažam var būt savi dati glabāti kartes datos, it īpaši slāņu komponentēm (skat. 1</w:t>
+        <w:t xml:space="preserve">, kurus izmantos tās visas tās </w:t>
+      </w:r>
+      <w:proofErr w:type="spellStart"/>
+      <w:r>
+        <w:t>apakškomponentes</w:t>
+      </w:r>
+      <w:proofErr w:type="spellEnd"/>
+      <w:r>
+        <w:t>, kuras no dažam var būt savi dati glabāti kartes datos, it īpaši slāņu komponentēm (skat. 1</w:t>
       </w:r>
       <w:r>
         <w:t>3</w:t>
@@ -11878,7 +12790,15 @@
         <w:t xml:space="preserve">. attēls. </w:t>
       </w:r>
       <w:r>
-        <w:t>Kartes un apakškomponenšu dati</w:t>
+        <w:t xml:space="preserve">Kartes un </w:t>
+      </w:r>
+      <w:proofErr w:type="spellStart"/>
+      <w:r>
+        <w:t>apakškomponenšu</w:t>
+      </w:r>
+      <w:proofErr w:type="spellEnd"/>
+      <w:r>
+        <w:t xml:space="preserve"> dati</w:t>
       </w:r>
     </w:p>
     <w:p>
@@ -11896,7 +12816,15 @@
     </w:p>
     <w:p>
       <w:r>
-        <w:t>Slāņa ”Entities” objektiem ir kopīgas nemaināmās īpašības, kurus izmanto paši slāņu objekti un citas klases pieejot tiem (skat. 1</w:t>
+        <w:t>Slāņa ”</w:t>
+      </w:r>
+      <w:proofErr w:type="spellStart"/>
+      <w:r>
+        <w:t>Entities</w:t>
+      </w:r>
+      <w:proofErr w:type="spellEnd"/>
+      <w:r>
+        <w:t>” objektiem ir kopīgas nemaināmās īpašības, kurus izmanto paši slāņu objekti un citas klases pieejot tiem (skat. 1</w:t>
       </w:r>
       <w:r>
         <w:t>4</w:t>
@@ -11988,7 +12916,15 @@
     </w:p>
     <w:p>
       <w:r>
-        <w:t>Šajā sadaļā lietotājam skaidros šīs datorspēles lietojumu un tās saskarnes elementus ar ekrānuzņēmumiem un skaidrojošiem rādītājiem.</w:t>
+        <w:t xml:space="preserve">Šajā sadaļā lietotājam skaidros šīs datorspēles lietojumu un tās </w:t>
+      </w:r>
+      <w:proofErr w:type="spellStart"/>
+      <w:r>
+        <w:t>saskarnes</w:t>
+      </w:r>
+      <w:proofErr w:type="spellEnd"/>
+      <w:r>
+        <w:t xml:space="preserve"> elementus ar ekrānuzņēmumiem un skaidrojošiem rādītājiem.</w:t>
       </w:r>
     </w:p>
     <w:p>
@@ -12221,7 +13157,15 @@
         <w:t>)</w:t>
       </w:r>
       <w:r>
-        <w:t>), kā arī zem apraksta iespējo vai atspējo pogu.</w:t>
+        <w:t xml:space="preserve">), kā arī zem apraksta </w:t>
+      </w:r>
+      <w:proofErr w:type="spellStart"/>
+      <w:r>
+        <w:t>iespējo</w:t>
+      </w:r>
+      <w:proofErr w:type="spellEnd"/>
+      <w:r>
+        <w:t xml:space="preserve"> vai atspējo pogu.</w:t>
       </w:r>
     </w:p>
     <w:p>
@@ -12387,7 +13331,15 @@
         <w:t xml:space="preserve">Spēles laukuma ainā atrodas </w:t>
       </w:r>
       <w:r>
-        <w:t xml:space="preserve">vairākas saskarnes kontroles, gan visā ainā, gan atsevišķās stadijās. </w:t>
+        <w:t xml:space="preserve">vairākas </w:t>
+      </w:r>
+      <w:proofErr w:type="spellStart"/>
+      <w:r>
+        <w:t>saskarnes</w:t>
+      </w:r>
+      <w:proofErr w:type="spellEnd"/>
+      <w:r>
+        <w:t xml:space="preserve"> kontroles, gan visā ainā, gan atsevišķās stadijās. </w:t>
       </w:r>
     </w:p>
     <w:p>
@@ -12395,14 +13347,21 @@
         <w:pStyle w:val="Virsraksts3"/>
       </w:pPr>
       <w:bookmarkStart w:id="53" w:name="_Toc230239825"/>
+      <w:proofErr w:type="spellStart"/>
       <w:r>
         <w:t>Virsjosla</w:t>
       </w:r>
       <w:bookmarkEnd w:id="53"/>
-    </w:p>
-    <w:p>
-      <w:r>
-        <w:t xml:space="preserve">Virsjoslā </w:t>
+      <w:proofErr w:type="spellEnd"/>
+    </w:p>
+    <w:p>
+      <w:proofErr w:type="spellStart"/>
+      <w:r>
+        <w:t>Virsjoslā</w:t>
+      </w:r>
+      <w:proofErr w:type="spellEnd"/>
+      <w:r>
+        <w:t xml:space="preserve"> </w:t>
       </w:r>
       <w:r>
         <w:t xml:space="preserve">(skat. 16. attēlu) </w:t>
@@ -12465,8 +13424,13 @@
         <w:t>)</w:t>
       </w:r>
       <w:r>
-        <w:t>, pamataugstums</w:t>
-      </w:r>
+        <w:t xml:space="preserve">, </w:t>
+      </w:r>
+      <w:proofErr w:type="spellStart"/>
+      <w:r>
+        <w:t>pamataugstums</w:t>
+      </w:r>
+      <w:proofErr w:type="spellEnd"/>
       <w:r>
         <w:t xml:space="preserve"> </w:t>
       </w:r>
@@ -12719,7 +13683,15 @@
     </w:p>
     <w:p>
       <w:r>
-        <w:t>Šajā stadijā spēlētajs atlasa ierīci</w:t>
+        <w:t xml:space="preserve">Šajā stadijā </w:t>
+      </w:r>
+      <w:proofErr w:type="spellStart"/>
+      <w:r>
+        <w:t>spēlētajs</w:t>
+      </w:r>
+      <w:proofErr w:type="spellEnd"/>
+      <w:r>
+        <w:t xml:space="preserve"> atlasa ierīci</w:t>
       </w:r>
       <w:r>
         <w:t xml:space="preserve"> (2)</w:t>
@@ -13064,7 +14036,15 @@
         <w:t xml:space="preserve"> Koriģēšanas logā arī norāda atlikušo lādiņu skaitu </w:t>
       </w:r>
       <w:r>
-        <w:t>vai atlikušās kārtas pirms pārlādes.</w:t>
+        <w:t xml:space="preserve">vai atlikušās kārtas pirms </w:t>
+      </w:r>
+      <w:proofErr w:type="spellStart"/>
+      <w:r>
+        <w:t>pārlādes</w:t>
+      </w:r>
+      <w:proofErr w:type="spellEnd"/>
+      <w:r>
+        <w:t>.</w:t>
       </w:r>
     </w:p>
     <w:p>
@@ -14381,13 +15361,37 @@
     </w:p>
     <w:p>
       <w:r>
-        <w:t>Izstrādes laikā projektu jātestē un jāpārbauda funkcionalitātes pēc nepilnībām. Testēšana tiks veikta manuāli ar melnās un baltās kastes metodoloģijām, taču atsevišķas funkcionalitātes vai tās daļas testēšanu var veikt automātiski ar vienībtestēšanu.</w:t>
+        <w:t xml:space="preserve">Izstrādes laikā projektu jātestē un jāpārbauda funkcionalitātes pēc nepilnībām. Testēšana tiks veikta manuāli ar melnās un baltās kastes metodoloģijām, taču atsevišķas funkcionalitātes vai tās daļas testēšanu var veikt automātiski ar </w:t>
+      </w:r>
+      <w:proofErr w:type="spellStart"/>
+      <w:r>
+        <w:t>vienībtestēšanu</w:t>
+      </w:r>
+      <w:proofErr w:type="spellEnd"/>
+      <w:r>
+        <w:t>.</w:t>
       </w:r>
       <w:r>
         <w:t xml:space="preserve"> </w:t>
       </w:r>
       <w:r>
-        <w:t>Melnās kastes testēšana ietver pārbaudi no lietotāja skatupunkta, neredzot avotkodu vai atkļūdošanas informāciju, kamēr baltās kastes testēšana pārbauda avotkodu.</w:t>
+        <w:t xml:space="preserve">Melnās kastes testēšana ietver pārbaudi no lietotāja skatupunkta, neredzot </w:t>
+      </w:r>
+      <w:proofErr w:type="spellStart"/>
+      <w:r>
+        <w:t>avotkodu</w:t>
+      </w:r>
+      <w:proofErr w:type="spellEnd"/>
+      <w:r>
+        <w:t xml:space="preserve"> vai atkļūdošanas informāciju, kamēr baltās kastes testēšana pārbauda </w:t>
+      </w:r>
+      <w:proofErr w:type="spellStart"/>
+      <w:r>
+        <w:t>avotkodu</w:t>
+      </w:r>
+      <w:proofErr w:type="spellEnd"/>
+      <w:r>
+        <w:t>.</w:t>
       </w:r>
     </w:p>
     <w:p>
@@ -15562,8 +16566,13 @@
               <w:pStyle w:val="talbecontent"/>
             </w:pPr>
             <w:r>
-              <w:t>Lietotājs gaida līdz ielādei</w:t>
-            </w:r>
+              <w:t xml:space="preserve">Lietotājs gaida līdz </w:t>
+            </w:r>
+            <w:proofErr w:type="spellStart"/>
+            <w:r>
+              <w:t>ielādei</w:t>
+            </w:r>
+            <w:proofErr w:type="spellEnd"/>
           </w:p>
         </w:tc>
         <w:tc>
@@ -16122,7 +17131,23 @@
         <w:t>Projekta ideja bija sākotnēji un šķietami vienkārši izstr</w:t>
       </w:r>
       <w:r>
-        <w:t>ādājama, ņemot vērā iepriekšējo pieredzi ar “Godot” dzini, neskatoties, ka iepriekšējā pieredzē tikai biju veidojis projekta fragmentu un ar atsevišķu valodu “GDScript”;</w:t>
+        <w:t>ādājama, ņemot vērā iepriekšējo pieredzi ar “</w:t>
+      </w:r>
+      <w:proofErr w:type="spellStart"/>
+      <w:r>
+        <w:t>Godot</w:t>
+      </w:r>
+      <w:proofErr w:type="spellEnd"/>
+      <w:r>
+        <w:t>” dzini, neskatoties, ka iepriekšējā pieredzē tikai biju veidojis projekta fragmentu un ar atsevišķu valodu “</w:t>
+      </w:r>
+      <w:proofErr w:type="spellStart"/>
+      <w:r>
+        <w:t>GDScript</w:t>
+      </w:r>
+      <w:proofErr w:type="spellEnd"/>
+      <w:r>
+        <w:t>”;</w:t>
       </w:r>
     </w:p>
     <w:p>
@@ -16179,7 +17204,15 @@
         </w:numPr>
       </w:pPr>
       <w:r>
-        <w:t>Izstrāde palika sarežģītāka kamēr vienlaicīgi mācījos izstrādāt ar “Godot” ietvaru un “C#” programmēšanas valodu, taču arī uzzināju daudz jaunu iespēju izmantojot šo dzini un valodu;</w:t>
+        <w:t>Izstrāde palika sarežģītāka kamēr vienlaicīgi mācījos izstrādāt ar “</w:t>
+      </w:r>
+      <w:proofErr w:type="spellStart"/>
+      <w:r>
+        <w:t>Godot</w:t>
+      </w:r>
+      <w:proofErr w:type="spellEnd"/>
+      <w:r>
+        <w:t>” ietvaru un “C#” programmēšanas valodu, taču arī uzzināju daudz jaunu iespēju izmantojot šo dzini un valodu;</w:t>
       </w:r>
     </w:p>
     <w:p>
@@ -16191,7 +17224,15 @@
         </w:numPr>
       </w:pPr>
       <w:r>
-        <w:t>Šī projekta izstrāde bija personīgi īstens objektorientētā programmēšanas pārbaudījums, jo izstrādes laikā vairākās reizes mēģināju ieviest advancētākus funkcionalitātes un īpatnības objektorientētās programmēšanas valodās un “C#” valodā pirms beigās izmantoju vienkāršākus risinājumus;</w:t>
+        <w:t xml:space="preserve">Šī projekta izstrāde bija personīgi īstens objektorientētā programmēšanas pārbaudījums, jo izstrādes laikā vairākās reizes mēģināju ieviest </w:t>
+      </w:r>
+      <w:proofErr w:type="spellStart"/>
+      <w:r>
+        <w:t>advancētākus</w:t>
+      </w:r>
+      <w:proofErr w:type="spellEnd"/>
+      <w:r>
+        <w:t xml:space="preserve"> funkcionalitātes un īpatnības objektorientētās programmēšanas valodās un “C#” valodā pirms beigās izmantoju vienkāršākus risinājumus;</w:t>
       </w:r>
     </w:p>
     <w:p>
@@ -16203,7 +17244,15 @@
         </w:numPr>
       </w:pPr>
       <w:r>
-        <w:t>Kad uzzināju jaunu funkcionalitāti “C#” valodā vai “Godot” ietvarā, personīgi bija konflikti ar pašreizējo dizainu kodā un uzzināto iespēju, kuras var vienkāršot darbības gaitu izstrādē;</w:t>
+        <w:t>Kad uzzināju jaunu funkcionalitāti “C#” valodā vai “</w:t>
+      </w:r>
+      <w:proofErr w:type="spellStart"/>
+      <w:r>
+        <w:t>Godot</w:t>
+      </w:r>
+      <w:proofErr w:type="spellEnd"/>
+      <w:r>
+        <w:t>” ietvarā, personīgi bija konflikti ar pašreizējo dizainu kodā un uzzināto iespēju, kuras var vienkāršot darbības gaitu izstrādē;</w:t>
       </w:r>
     </w:p>
     <w:p>
@@ -16701,8 +17750,27 @@
         <w:ind w:left="1134" w:hanging="283"/>
       </w:pPr>
       <w:r>
-        <w:t>“Godot ”</w:t>
-      </w:r>
+        <w:t>“</w:t>
+      </w:r>
+      <w:proofErr w:type="spellStart"/>
+      <w:r>
+        <w:t>Godot</w:t>
+      </w:r>
+      <w:proofErr w:type="spellEnd"/>
+      <w:r>
+        <w:t xml:space="preserve"> ”</w:t>
+      </w:r>
+    </w:p>
+    <w:p>
+      <w:pPr>
+        <w:ind w:firstLine="0"/>
+        <w:sectPr>
+          <w:pgSz w:w="12240" w:h="15840"/>
+          <w:pgMar w:top="1134" w:right="1134" w:bottom="1134" w:left="1418" w:header="709" w:footer="709" w:gutter="0"/>
+          <w:cols w:space="708"/>
+          <w:docGrid w:linePitch="360"/>
+        </w:sectPr>
+      </w:pPr>
     </w:p>
     <w:p>
       <w:pPr>
@@ -16748,14 +17816,14 @@
       </w:r>
       <w:r>
         <w:br/>
-      </w:r>
-      <w:bookmarkStart w:id="65" w:name="_Toc230239837"/>
-      <w:r>
         <w:t>Pielikums</w:t>
       </w:r>
-      <w:bookmarkEnd w:id="65"/>
-    </w:p>
-    <w:p/>
+    </w:p>
+    <w:p>
+      <w:pPr>
+        <w:ind w:firstLine="0"/>
+      </w:pPr>
+    </w:p>
     <w:p/>
     <w:p/>
     <w:p/>
@@ -16912,13 +17980,45 @@
         <w:t xml:space="preserve">. attēls. </w:t>
       </w:r>
       <w:r>
-        <w:t>Kameras kalibrācija pēc kartes laukuma un repozicionēšana ar peles vilkšanas loģika</w:t>
+        <w:t xml:space="preserve">Kameras </w:t>
+      </w:r>
+      <w:proofErr w:type="spellStart"/>
+      <w:r>
+        <w:t>kalibrācija</w:t>
+      </w:r>
+      <w:proofErr w:type="spellEnd"/>
+      <w:r>
+        <w:t xml:space="preserve"> pēc kartes laukuma un </w:t>
+      </w:r>
+      <w:proofErr w:type="spellStart"/>
+      <w:r>
+        <w:t>repozicionēšana</w:t>
+      </w:r>
+      <w:proofErr w:type="spellEnd"/>
+      <w:r>
+        <w:t xml:space="preserve"> ar peles vilkšanas loģika</w:t>
       </w:r>
       <w:r>
         <w:t>.</w:t>
       </w:r>
       <w:r>
-        <w:t xml:space="preserve"> Kalibrācija arī ņem vērā augšpaneļa augstumu, kuru iestata ainas ar šo paneli.</w:t>
+        <w:t xml:space="preserve"> </w:t>
+      </w:r>
+      <w:proofErr w:type="spellStart"/>
+      <w:r>
+        <w:t>Kalibrācija</w:t>
+      </w:r>
+      <w:proofErr w:type="spellEnd"/>
+      <w:r>
+        <w:t xml:space="preserve"> arī ņem vērā </w:t>
+      </w:r>
+      <w:proofErr w:type="spellStart"/>
+      <w:r>
+        <w:t>augšpaneļa</w:t>
+      </w:r>
+      <w:proofErr w:type="spellEnd"/>
+      <w:r>
+        <w:t xml:space="preserve"> augstumu, kuru iestata ainas ar šo paneli.</w:t>
       </w:r>
       <w:r>
         <w:t xml:space="preserve"> </w:t>
@@ -17006,7 +18106,15 @@
         <w:t>. attēls.</w:t>
       </w:r>
       <w:r>
-        <w:t xml:space="preserve"> Ierīces īpašības spēles laukumā. Tajā iekļauj ierīces tekstūras kā ķermeni un galvu (piemēram, pašpropelējošas artilērijas ierīces) vai tikai galvu (piemēram, mortīras), kā arī tās ierīces īpašībās kā augstuma leņķu ierobežojumi, traversa ierobežojumi un lodes ātrums. </w:t>
+        <w:t xml:space="preserve"> Ierīces īpašības spēles laukumā. Tajā iekļauj ierīces tekstūras kā ķermeni un galvu (piemēram, </w:t>
+      </w:r>
+      <w:proofErr w:type="spellStart"/>
+      <w:r>
+        <w:t>pašpropelējošas</w:t>
+      </w:r>
+      <w:proofErr w:type="spellEnd"/>
+      <w:r>
+        <w:t xml:space="preserve"> artilērijas ierīces) vai tikai galvu (piemēram, mortīras), kā arī tās ierīces īpašībās kā augstuma leņķu ierobežojumi, traversa ierobežojumi un lodes ātrums. </w:t>
       </w:r>
       <w:r>
         <w:t>Iekļautas arī lādiņu īpašības.</w:t>
@@ -17152,7 +18260,15 @@
         <w:t>. attēls.</w:t>
       </w:r>
       <w:r>
-        <w:t xml:space="preserve"> Uguņošanas stadijas fragments. Tiek sekota līdzi ierīces, kurus uguņo vai pārlādē pirms nākamām kārtām. Sekošanai līdzi, ashinhronu metožu dēļ, tiek izveidoti sekošanas mainīgie.</w:t>
+        <w:t xml:space="preserve"> Uguņošanas stadijas fragments. Tiek sekota līdzi ierīces, kurus uguņo vai pārlādē pirms nākamām kārtām. Sekošanai līdzi, </w:t>
+      </w:r>
+      <w:proofErr w:type="spellStart"/>
+      <w:r>
+        <w:t>ashinhronu</w:t>
+      </w:r>
+      <w:proofErr w:type="spellEnd"/>
+      <w:r>
+        <w:t xml:space="preserve"> metožu dēļ, tiek izveidoti sekošanas mainīgie.</w:t>
       </w:r>
     </w:p>
     <w:p>
@@ -17507,7 +18623,6 @@
     <w:pPr>
       <w:pStyle w:val="Kjene"/>
       <w:ind w:firstLine="0"/>
-      <w:jc w:val="center"/>
     </w:pPr>
   </w:p>
   <w:p>

--- a/Documentation/Dokumentācija.docx
+++ b/Documentation/Dokumentācija.docx
@@ -112,13 +112,8 @@
       </w:r>
       <w:r>
         <w:br/>
-        <w:t xml:space="preserve">Skolotājs, Kristaps </w:t>
-      </w:r>
-      <w:proofErr w:type="spellStart"/>
-      <w:r>
-        <w:t>Rāvalds</w:t>
-      </w:r>
-      <w:proofErr w:type="spellEnd"/>
+        <w:t>Skolotājs, Kristaps Rāvalds</w:t>
+      </w:r>
     </w:p>
     <w:p>
       <w:pPr>
@@ -228,7 +223,7 @@
           <w:r>
             <w:fldChar w:fldCharType="separate"/>
           </w:r>
-          <w:hyperlink w:anchor="_Toc230239775" w:history="1">
+          <w:hyperlink w:anchor="_Toc230242279" w:history="1">
             <w:r>
               <w:rPr>
                 <w:rStyle w:val="Hipersaite"/>
@@ -255,7 +250,7 @@
                 <w:noProof/>
                 <w:webHidden/>
               </w:rPr>
-              <w:instrText xml:space="preserve"> PAGEREF _Toc230239775 \h </w:instrText>
+              <w:instrText xml:space="preserve"> PAGEREF _Toc230242279 \h </w:instrText>
             </w:r>
             <w:r>
               <w:rPr>
@@ -296,7 +291,7 @@
               <w:lang w:eastAsia="lv-LV"/>
             </w:rPr>
           </w:pPr>
-          <w:hyperlink w:anchor="_Toc230239776" w:history="1">
+          <w:hyperlink w:anchor="_Toc230242280" w:history="1">
             <w:r>
               <w:rPr>
                 <w:rStyle w:val="Hipersaite"/>
@@ -339,7 +334,7 @@
                 <w:noProof/>
                 <w:webHidden/>
               </w:rPr>
-              <w:instrText xml:space="preserve"> PAGEREF _Toc230239776 \h </w:instrText>
+              <w:instrText xml:space="preserve"> PAGEREF _Toc230242280 \h </w:instrText>
             </w:r>
             <w:r>
               <w:rPr>
@@ -380,7 +375,7 @@
               <w:lang w:eastAsia="lv-LV"/>
             </w:rPr>
           </w:pPr>
-          <w:hyperlink w:anchor="_Toc230239777" w:history="1">
+          <w:hyperlink w:anchor="_Toc230242281" w:history="1">
             <w:r>
               <w:rPr>
                 <w:rStyle w:val="Hipersaite"/>
@@ -423,7 +418,7 @@
                 <w:noProof/>
                 <w:webHidden/>
               </w:rPr>
-              <w:instrText xml:space="preserve"> PAGEREF _Toc230239777 \h </w:instrText>
+              <w:instrText xml:space="preserve"> PAGEREF _Toc230242281 \h </w:instrText>
             </w:r>
             <w:r>
               <w:rPr>
@@ -464,7 +459,7 @@
               <w:lang w:eastAsia="lv-LV"/>
             </w:rPr>
           </w:pPr>
-          <w:hyperlink w:anchor="_Toc230239778" w:history="1">
+          <w:hyperlink w:anchor="_Toc230242282" w:history="1">
             <w:r>
               <w:rPr>
                 <w:rStyle w:val="Hipersaite"/>
@@ -507,7 +502,7 @@
                 <w:noProof/>
                 <w:webHidden/>
               </w:rPr>
-              <w:instrText xml:space="preserve"> PAGEREF _Toc230239778 \h </w:instrText>
+              <w:instrText xml:space="preserve"> PAGEREF _Toc230242282 \h </w:instrText>
             </w:r>
             <w:r>
               <w:rPr>
@@ -548,7 +543,7 @@
               <w:lang w:eastAsia="lv-LV"/>
             </w:rPr>
           </w:pPr>
-          <w:hyperlink w:anchor="_Toc230239779" w:history="1">
+          <w:hyperlink w:anchor="_Toc230242283" w:history="1">
             <w:r>
               <w:rPr>
                 <w:rStyle w:val="Hipersaite"/>
@@ -591,7 +586,7 @@
                 <w:noProof/>
                 <w:webHidden/>
               </w:rPr>
-              <w:instrText xml:space="preserve"> PAGEREF _Toc230239779 \h </w:instrText>
+              <w:instrText xml:space="preserve"> PAGEREF _Toc230242283 \h </w:instrText>
             </w:r>
             <w:r>
               <w:rPr>
@@ -632,7 +627,7 @@
               <w:lang w:eastAsia="lv-LV"/>
             </w:rPr>
           </w:pPr>
-          <w:hyperlink w:anchor="_Toc230239780" w:history="1">
+          <w:hyperlink w:anchor="_Toc230242284" w:history="1">
             <w:r>
               <w:rPr>
                 <w:rStyle w:val="Hipersaite"/>
@@ -675,7 +670,7 @@
                 <w:noProof/>
                 <w:webHidden/>
               </w:rPr>
-              <w:instrText xml:space="preserve"> PAGEREF _Toc230239780 \h </w:instrText>
+              <w:instrText xml:space="preserve"> PAGEREF _Toc230242284 \h </w:instrText>
             </w:r>
             <w:r>
               <w:rPr>
@@ -716,7 +711,7 @@
               <w:lang w:eastAsia="lv-LV"/>
             </w:rPr>
           </w:pPr>
-          <w:hyperlink w:anchor="_Toc230239781" w:history="1">
+          <w:hyperlink w:anchor="_Toc230242285" w:history="1">
             <w:r>
               <w:rPr>
                 <w:rStyle w:val="Hipersaite"/>
@@ -759,7 +754,7 @@
                 <w:noProof/>
                 <w:webHidden/>
               </w:rPr>
-              <w:instrText xml:space="preserve"> PAGEREF _Toc230239781 \h </w:instrText>
+              <w:instrText xml:space="preserve"> PAGEREF _Toc230242285 \h </w:instrText>
             </w:r>
             <w:r>
               <w:rPr>
@@ -800,7 +795,7 @@
               <w:lang w:eastAsia="lv-LV"/>
             </w:rPr>
           </w:pPr>
-          <w:hyperlink w:anchor="_Toc230239782" w:history="1">
+          <w:hyperlink w:anchor="_Toc230242286" w:history="1">
             <w:r>
               <w:rPr>
                 <w:rStyle w:val="Hipersaite"/>
@@ -843,7 +838,7 @@
                 <w:noProof/>
                 <w:webHidden/>
               </w:rPr>
-              <w:instrText xml:space="preserve"> PAGEREF _Toc230239782 \h </w:instrText>
+              <w:instrText xml:space="preserve"> PAGEREF _Toc230242286 \h </w:instrText>
             </w:r>
             <w:r>
               <w:rPr>
@@ -884,7 +879,7 @@
               <w:lang w:eastAsia="lv-LV"/>
             </w:rPr>
           </w:pPr>
-          <w:hyperlink w:anchor="_Toc230239783" w:history="1">
+          <w:hyperlink w:anchor="_Toc230242287" w:history="1">
             <w:r>
               <w:rPr>
                 <w:rStyle w:val="Hipersaite"/>
@@ -927,7 +922,7 @@
                 <w:noProof/>
                 <w:webHidden/>
               </w:rPr>
-              <w:instrText xml:space="preserve"> PAGEREF _Toc230239783 \h </w:instrText>
+              <w:instrText xml:space="preserve"> PAGEREF _Toc230242287 \h </w:instrText>
             </w:r>
             <w:r>
               <w:rPr>
@@ -968,7 +963,7 @@
               <w:lang w:eastAsia="lv-LV"/>
             </w:rPr>
           </w:pPr>
-          <w:hyperlink w:anchor="_Toc230239784" w:history="1">
+          <w:hyperlink w:anchor="_Toc230242288" w:history="1">
             <w:r>
               <w:rPr>
                 <w:rStyle w:val="Hipersaite"/>
@@ -1011,7 +1006,7 @@
                 <w:noProof/>
                 <w:webHidden/>
               </w:rPr>
-              <w:instrText xml:space="preserve"> PAGEREF _Toc230239784 \h </w:instrText>
+              <w:instrText xml:space="preserve"> PAGEREF _Toc230242288 \h </w:instrText>
             </w:r>
             <w:r>
               <w:rPr>
@@ -1052,7 +1047,7 @@
               <w:lang w:eastAsia="lv-LV"/>
             </w:rPr>
           </w:pPr>
-          <w:hyperlink w:anchor="_Toc230239785" w:history="1">
+          <w:hyperlink w:anchor="_Toc230242289" w:history="1">
             <w:r>
               <w:rPr>
                 <w:rStyle w:val="Hipersaite"/>
@@ -1095,7 +1090,7 @@
                 <w:noProof/>
                 <w:webHidden/>
               </w:rPr>
-              <w:instrText xml:space="preserve"> PAGEREF _Toc230239785 \h </w:instrText>
+              <w:instrText xml:space="preserve"> PAGEREF _Toc230242289 \h </w:instrText>
             </w:r>
             <w:r>
               <w:rPr>
@@ -1136,7 +1131,7 @@
               <w:lang w:eastAsia="lv-LV"/>
             </w:rPr>
           </w:pPr>
-          <w:hyperlink w:anchor="_Toc230239786" w:history="1">
+          <w:hyperlink w:anchor="_Toc230242290" w:history="1">
             <w:r>
               <w:rPr>
                 <w:rStyle w:val="Hipersaite"/>
@@ -1179,7 +1174,7 @@
                 <w:noProof/>
                 <w:webHidden/>
               </w:rPr>
-              <w:instrText xml:space="preserve"> PAGEREF _Toc230239786 \h </w:instrText>
+              <w:instrText xml:space="preserve"> PAGEREF _Toc230242290 \h </w:instrText>
             </w:r>
             <w:r>
               <w:rPr>
@@ -1220,7 +1215,7 @@
               <w:lang w:eastAsia="lv-LV"/>
             </w:rPr>
           </w:pPr>
-          <w:hyperlink w:anchor="_Toc230239787" w:history="1">
+          <w:hyperlink w:anchor="_Toc230242291" w:history="1">
             <w:r>
               <w:rPr>
                 <w:rStyle w:val="Hipersaite"/>
@@ -1263,7 +1258,7 @@
                 <w:noProof/>
                 <w:webHidden/>
               </w:rPr>
-              <w:instrText xml:space="preserve"> PAGEREF _Toc230239787 \h </w:instrText>
+              <w:instrText xml:space="preserve"> PAGEREF _Toc230242291 \h </w:instrText>
             </w:r>
             <w:r>
               <w:rPr>
@@ -1304,7 +1299,7 @@
               <w:lang w:eastAsia="lv-LV"/>
             </w:rPr>
           </w:pPr>
-          <w:hyperlink w:anchor="_Toc230239788" w:history="1">
+          <w:hyperlink w:anchor="_Toc230242292" w:history="1">
             <w:r>
               <w:rPr>
                 <w:rStyle w:val="Hipersaite"/>
@@ -1347,7 +1342,7 @@
                 <w:noProof/>
                 <w:webHidden/>
               </w:rPr>
-              <w:instrText xml:space="preserve"> PAGEREF _Toc230239788 \h </w:instrText>
+              <w:instrText xml:space="preserve"> PAGEREF _Toc230242292 \h </w:instrText>
             </w:r>
             <w:r>
               <w:rPr>
@@ -1388,7 +1383,7 @@
               <w:lang w:eastAsia="lv-LV"/>
             </w:rPr>
           </w:pPr>
-          <w:hyperlink w:anchor="_Toc230239789" w:history="1">
+          <w:hyperlink w:anchor="_Toc230242293" w:history="1">
             <w:r>
               <w:rPr>
                 <w:rStyle w:val="Hipersaite"/>
@@ -1431,7 +1426,7 @@
                 <w:noProof/>
                 <w:webHidden/>
               </w:rPr>
-              <w:instrText xml:space="preserve"> PAGEREF _Toc230239789 \h </w:instrText>
+              <w:instrText xml:space="preserve"> PAGEREF _Toc230242293 \h </w:instrText>
             </w:r>
             <w:r>
               <w:rPr>
@@ -1472,7 +1467,7 @@
               <w:lang w:eastAsia="lv-LV"/>
             </w:rPr>
           </w:pPr>
-          <w:hyperlink w:anchor="_Toc230239790" w:history="1">
+          <w:hyperlink w:anchor="_Toc230242294" w:history="1">
             <w:r>
               <w:rPr>
                 <w:rStyle w:val="Hipersaite"/>
@@ -1515,7 +1510,7 @@
                 <w:noProof/>
                 <w:webHidden/>
               </w:rPr>
-              <w:instrText xml:space="preserve"> PAGEREF _Toc230239790 \h </w:instrText>
+              <w:instrText xml:space="preserve"> PAGEREF _Toc230242294 \h </w:instrText>
             </w:r>
             <w:r>
               <w:rPr>
@@ -1556,7 +1551,7 @@
               <w:lang w:eastAsia="lv-LV"/>
             </w:rPr>
           </w:pPr>
-          <w:hyperlink w:anchor="_Toc230239791" w:history="1">
+          <w:hyperlink w:anchor="_Toc230242295" w:history="1">
             <w:r>
               <w:rPr>
                 <w:rStyle w:val="Hipersaite"/>
@@ -1599,7 +1594,7 @@
                 <w:noProof/>
                 <w:webHidden/>
               </w:rPr>
-              <w:instrText xml:space="preserve"> PAGEREF _Toc230239791 \h </w:instrText>
+              <w:instrText xml:space="preserve"> PAGEREF _Toc230242295 \h </w:instrText>
             </w:r>
             <w:r>
               <w:rPr>
@@ -1640,7 +1635,7 @@
               <w:lang w:eastAsia="lv-LV"/>
             </w:rPr>
           </w:pPr>
-          <w:hyperlink w:anchor="_Toc230239792" w:history="1">
+          <w:hyperlink w:anchor="_Toc230242296" w:history="1">
             <w:r>
               <w:rPr>
                 <w:rStyle w:val="Hipersaite"/>
@@ -1683,7 +1678,7 @@
                 <w:noProof/>
                 <w:webHidden/>
               </w:rPr>
-              <w:instrText xml:space="preserve"> PAGEREF _Toc230239792 \h </w:instrText>
+              <w:instrText xml:space="preserve"> PAGEREF _Toc230242296 \h </w:instrText>
             </w:r>
             <w:r>
               <w:rPr>
@@ -1724,7 +1719,7 @@
               <w:lang w:eastAsia="lv-LV"/>
             </w:rPr>
           </w:pPr>
-          <w:hyperlink w:anchor="_Toc230239793" w:history="1">
+          <w:hyperlink w:anchor="_Toc230242297" w:history="1">
             <w:r>
               <w:rPr>
                 <w:rStyle w:val="Hipersaite"/>
@@ -1767,7 +1762,7 @@
                 <w:noProof/>
                 <w:webHidden/>
               </w:rPr>
-              <w:instrText xml:space="preserve"> PAGEREF _Toc230239793 \h </w:instrText>
+              <w:instrText xml:space="preserve"> PAGEREF _Toc230242297 \h </w:instrText>
             </w:r>
             <w:r>
               <w:rPr>
@@ -1808,7 +1803,7 @@
               <w:lang w:eastAsia="lv-LV"/>
             </w:rPr>
           </w:pPr>
-          <w:hyperlink w:anchor="_Toc230239794" w:history="1">
+          <w:hyperlink w:anchor="_Toc230242298" w:history="1">
             <w:r>
               <w:rPr>
                 <w:rStyle w:val="Hipersaite"/>
@@ -1851,7 +1846,7 @@
                 <w:noProof/>
                 <w:webHidden/>
               </w:rPr>
-              <w:instrText xml:space="preserve"> PAGEREF _Toc230239794 \h </w:instrText>
+              <w:instrText xml:space="preserve"> PAGEREF _Toc230242298 \h </w:instrText>
             </w:r>
             <w:r>
               <w:rPr>
@@ -1892,7 +1887,7 @@
               <w:lang w:eastAsia="lv-LV"/>
             </w:rPr>
           </w:pPr>
-          <w:hyperlink w:anchor="_Toc230239795" w:history="1">
+          <w:hyperlink w:anchor="_Toc230242299" w:history="1">
             <w:r>
               <w:rPr>
                 <w:rStyle w:val="Hipersaite"/>
@@ -1935,7 +1930,7 @@
                 <w:noProof/>
                 <w:webHidden/>
               </w:rPr>
-              <w:instrText xml:space="preserve"> PAGEREF _Toc230239795 \h </w:instrText>
+              <w:instrText xml:space="preserve"> PAGEREF _Toc230242299 \h </w:instrText>
             </w:r>
             <w:r>
               <w:rPr>
@@ -1976,7 +1971,7 @@
               <w:lang w:eastAsia="lv-LV"/>
             </w:rPr>
           </w:pPr>
-          <w:hyperlink w:anchor="_Toc230239796" w:history="1">
+          <w:hyperlink w:anchor="_Toc230242300" w:history="1">
             <w:r>
               <w:rPr>
                 <w:rStyle w:val="Hipersaite"/>
@@ -2019,7 +2014,7 @@
                 <w:noProof/>
                 <w:webHidden/>
               </w:rPr>
-              <w:instrText xml:space="preserve"> PAGEREF _Toc230239796 \h </w:instrText>
+              <w:instrText xml:space="preserve"> PAGEREF _Toc230242300 \h </w:instrText>
             </w:r>
             <w:r>
               <w:rPr>
@@ -2060,7 +2055,7 @@
               <w:lang w:eastAsia="lv-LV"/>
             </w:rPr>
           </w:pPr>
-          <w:hyperlink w:anchor="_Toc230239797" w:history="1">
+          <w:hyperlink w:anchor="_Toc230242301" w:history="1">
             <w:r>
               <w:rPr>
                 <w:rStyle w:val="Hipersaite"/>
@@ -2103,7 +2098,7 @@
                 <w:noProof/>
                 <w:webHidden/>
               </w:rPr>
-              <w:instrText xml:space="preserve"> PAGEREF _Toc230239797 \h </w:instrText>
+              <w:instrText xml:space="preserve"> PAGEREF _Toc230242301 \h </w:instrText>
             </w:r>
             <w:r>
               <w:rPr>
@@ -2144,7 +2139,7 @@
               <w:lang w:eastAsia="lv-LV"/>
             </w:rPr>
           </w:pPr>
-          <w:hyperlink w:anchor="_Toc230239798" w:history="1">
+          <w:hyperlink w:anchor="_Toc230242302" w:history="1">
             <w:r>
               <w:rPr>
                 <w:rStyle w:val="Hipersaite"/>
@@ -2187,7 +2182,7 @@
                 <w:noProof/>
                 <w:webHidden/>
               </w:rPr>
-              <w:instrText xml:space="preserve"> PAGEREF _Toc230239798 \h </w:instrText>
+              <w:instrText xml:space="preserve"> PAGEREF _Toc230242302 \h </w:instrText>
             </w:r>
             <w:r>
               <w:rPr>
@@ -2228,7 +2223,7 @@
               <w:lang w:eastAsia="lv-LV"/>
             </w:rPr>
           </w:pPr>
-          <w:hyperlink w:anchor="_Toc230239799" w:history="1">
+          <w:hyperlink w:anchor="_Toc230242303" w:history="1">
             <w:r>
               <w:rPr>
                 <w:rStyle w:val="Hipersaite"/>
@@ -2271,7 +2266,7 @@
                 <w:noProof/>
                 <w:webHidden/>
               </w:rPr>
-              <w:instrText xml:space="preserve"> PAGEREF _Toc230239799 \h </w:instrText>
+              <w:instrText xml:space="preserve"> PAGEREF _Toc230242303 \h </w:instrText>
             </w:r>
             <w:r>
               <w:rPr>
@@ -2312,7 +2307,7 @@
               <w:lang w:eastAsia="lv-LV"/>
             </w:rPr>
           </w:pPr>
-          <w:hyperlink w:anchor="_Toc230239800" w:history="1">
+          <w:hyperlink w:anchor="_Toc230242304" w:history="1">
             <w:r>
               <w:rPr>
                 <w:rStyle w:val="Hipersaite"/>
@@ -2355,7 +2350,7 @@
                 <w:noProof/>
                 <w:webHidden/>
               </w:rPr>
-              <w:instrText xml:space="preserve"> PAGEREF _Toc230239800 \h </w:instrText>
+              <w:instrText xml:space="preserve"> PAGEREF _Toc230242304 \h </w:instrText>
             </w:r>
             <w:r>
               <w:rPr>
@@ -2396,7 +2391,7 @@
               <w:lang w:eastAsia="lv-LV"/>
             </w:rPr>
           </w:pPr>
-          <w:hyperlink w:anchor="_Toc230239801" w:history="1">
+          <w:hyperlink w:anchor="_Toc230242305" w:history="1">
             <w:r>
               <w:rPr>
                 <w:rStyle w:val="Hipersaite"/>
@@ -2439,7 +2434,7 @@
                 <w:noProof/>
                 <w:webHidden/>
               </w:rPr>
-              <w:instrText xml:space="preserve"> PAGEREF _Toc230239801 \h </w:instrText>
+              <w:instrText xml:space="preserve"> PAGEREF _Toc230242305 \h </w:instrText>
             </w:r>
             <w:r>
               <w:rPr>
@@ -2480,7 +2475,7 @@
               <w:lang w:eastAsia="lv-LV"/>
             </w:rPr>
           </w:pPr>
-          <w:hyperlink w:anchor="_Toc230239802" w:history="1">
+          <w:hyperlink w:anchor="_Toc230242306" w:history="1">
             <w:r>
               <w:rPr>
                 <w:rStyle w:val="Hipersaite"/>
@@ -2523,7 +2518,7 @@
                 <w:noProof/>
                 <w:webHidden/>
               </w:rPr>
-              <w:instrText xml:space="preserve"> PAGEREF _Toc230239802 \h </w:instrText>
+              <w:instrText xml:space="preserve"> PAGEREF _Toc230242306 \h </w:instrText>
             </w:r>
             <w:r>
               <w:rPr>
@@ -2564,7 +2559,7 @@
               <w:lang w:eastAsia="lv-LV"/>
             </w:rPr>
           </w:pPr>
-          <w:hyperlink w:anchor="_Toc230239803" w:history="1">
+          <w:hyperlink w:anchor="_Toc230242307" w:history="1">
             <w:r>
               <w:rPr>
                 <w:rStyle w:val="Hipersaite"/>
@@ -2607,7 +2602,7 @@
                 <w:noProof/>
                 <w:webHidden/>
               </w:rPr>
-              <w:instrText xml:space="preserve"> PAGEREF _Toc230239803 \h </w:instrText>
+              <w:instrText xml:space="preserve"> PAGEREF _Toc230242307 \h </w:instrText>
             </w:r>
             <w:r>
               <w:rPr>
@@ -2648,7 +2643,7 @@
               <w:lang w:eastAsia="lv-LV"/>
             </w:rPr>
           </w:pPr>
-          <w:hyperlink w:anchor="_Toc230239804" w:history="1">
+          <w:hyperlink w:anchor="_Toc230242308" w:history="1">
             <w:r>
               <w:rPr>
                 <w:rStyle w:val="Hipersaite"/>
@@ -2691,7 +2686,7 @@
                 <w:noProof/>
                 <w:webHidden/>
               </w:rPr>
-              <w:instrText xml:space="preserve"> PAGEREF _Toc230239804 \h </w:instrText>
+              <w:instrText xml:space="preserve"> PAGEREF _Toc230242308 \h </w:instrText>
             </w:r>
             <w:r>
               <w:rPr>
@@ -2732,7 +2727,7 @@
               <w:lang w:eastAsia="lv-LV"/>
             </w:rPr>
           </w:pPr>
-          <w:hyperlink w:anchor="_Toc230239805" w:history="1">
+          <w:hyperlink w:anchor="_Toc230242309" w:history="1">
             <w:r>
               <w:rPr>
                 <w:rStyle w:val="Hipersaite"/>
@@ -2775,7 +2770,7 @@
                 <w:noProof/>
                 <w:webHidden/>
               </w:rPr>
-              <w:instrText xml:space="preserve"> PAGEREF _Toc230239805 \h </w:instrText>
+              <w:instrText xml:space="preserve"> PAGEREF _Toc230242309 \h </w:instrText>
             </w:r>
             <w:r>
               <w:rPr>
@@ -2816,7 +2811,7 @@
               <w:lang w:eastAsia="lv-LV"/>
             </w:rPr>
           </w:pPr>
-          <w:hyperlink w:anchor="_Toc230239806" w:history="1">
+          <w:hyperlink w:anchor="_Toc230242310" w:history="1">
             <w:r>
               <w:rPr>
                 <w:rStyle w:val="Hipersaite"/>
@@ -2859,7 +2854,7 @@
                 <w:noProof/>
                 <w:webHidden/>
               </w:rPr>
-              <w:instrText xml:space="preserve"> PAGEREF _Toc230239806 \h </w:instrText>
+              <w:instrText xml:space="preserve"> PAGEREF _Toc230242310 \h </w:instrText>
             </w:r>
             <w:r>
               <w:rPr>
@@ -2900,7 +2895,7 @@
               <w:lang w:eastAsia="lv-LV"/>
             </w:rPr>
           </w:pPr>
-          <w:hyperlink w:anchor="_Toc230239807" w:history="1">
+          <w:hyperlink w:anchor="_Toc230242311" w:history="1">
             <w:r>
               <w:rPr>
                 <w:rStyle w:val="Hipersaite"/>
@@ -2943,7 +2938,7 @@
                 <w:noProof/>
                 <w:webHidden/>
               </w:rPr>
-              <w:instrText xml:space="preserve"> PAGEREF _Toc230239807 \h </w:instrText>
+              <w:instrText xml:space="preserve"> PAGEREF _Toc230242311 \h </w:instrText>
             </w:r>
             <w:r>
               <w:rPr>
@@ -2984,7 +2979,7 @@
               <w:lang w:eastAsia="lv-LV"/>
             </w:rPr>
           </w:pPr>
-          <w:hyperlink w:anchor="_Toc230239808" w:history="1">
+          <w:hyperlink w:anchor="_Toc230242312" w:history="1">
             <w:r>
               <w:rPr>
                 <w:rStyle w:val="Hipersaite"/>
@@ -3027,7 +3022,7 @@
                 <w:noProof/>
                 <w:webHidden/>
               </w:rPr>
-              <w:instrText xml:space="preserve"> PAGEREF _Toc230239808 \h </w:instrText>
+              <w:instrText xml:space="preserve"> PAGEREF _Toc230242312 \h </w:instrText>
             </w:r>
             <w:r>
               <w:rPr>
@@ -3068,7 +3063,7 @@
               <w:lang w:eastAsia="lv-LV"/>
             </w:rPr>
           </w:pPr>
-          <w:hyperlink w:anchor="_Toc230239809" w:history="1">
+          <w:hyperlink w:anchor="_Toc230242313" w:history="1">
             <w:r>
               <w:rPr>
                 <w:rStyle w:val="Hipersaite"/>
@@ -3111,7 +3106,7 @@
                 <w:noProof/>
                 <w:webHidden/>
               </w:rPr>
-              <w:instrText xml:space="preserve"> PAGEREF _Toc230239809 \h </w:instrText>
+              <w:instrText xml:space="preserve"> PAGEREF _Toc230242313 \h </w:instrText>
             </w:r>
             <w:r>
               <w:rPr>
@@ -3152,7 +3147,7 @@
               <w:lang w:eastAsia="lv-LV"/>
             </w:rPr>
           </w:pPr>
-          <w:hyperlink w:anchor="_Toc230239810" w:history="1">
+          <w:hyperlink w:anchor="_Toc230242314" w:history="1">
             <w:r>
               <w:rPr>
                 <w:rStyle w:val="Hipersaite"/>
@@ -3195,7 +3190,7 @@
                 <w:noProof/>
                 <w:webHidden/>
               </w:rPr>
-              <w:instrText xml:space="preserve"> PAGEREF _Toc230239810 \h </w:instrText>
+              <w:instrText xml:space="preserve"> PAGEREF _Toc230242314 \h </w:instrText>
             </w:r>
             <w:r>
               <w:rPr>
@@ -3236,7 +3231,7 @@
               <w:lang w:eastAsia="lv-LV"/>
             </w:rPr>
           </w:pPr>
-          <w:hyperlink w:anchor="_Toc230239811" w:history="1">
+          <w:hyperlink w:anchor="_Toc230242315" w:history="1">
             <w:r>
               <w:rPr>
                 <w:rStyle w:val="Hipersaite"/>
@@ -3279,7 +3274,7 @@
                 <w:noProof/>
                 <w:webHidden/>
               </w:rPr>
-              <w:instrText xml:space="preserve"> PAGEREF _Toc230239811 \h </w:instrText>
+              <w:instrText xml:space="preserve"> PAGEREF _Toc230242315 \h </w:instrText>
             </w:r>
             <w:r>
               <w:rPr>
@@ -3320,7 +3315,7 @@
               <w:lang w:eastAsia="lv-LV"/>
             </w:rPr>
           </w:pPr>
-          <w:hyperlink w:anchor="_Toc230239812" w:history="1">
+          <w:hyperlink w:anchor="_Toc230242316" w:history="1">
             <w:r>
               <w:rPr>
                 <w:rStyle w:val="Hipersaite"/>
@@ -3363,7 +3358,7 @@
                 <w:noProof/>
                 <w:webHidden/>
               </w:rPr>
-              <w:instrText xml:space="preserve"> PAGEREF _Toc230239812 \h </w:instrText>
+              <w:instrText xml:space="preserve"> PAGEREF _Toc230242316 \h </w:instrText>
             </w:r>
             <w:r>
               <w:rPr>
@@ -3404,7 +3399,7 @@
               <w:lang w:eastAsia="lv-LV"/>
             </w:rPr>
           </w:pPr>
-          <w:hyperlink w:anchor="_Toc230239813" w:history="1">
+          <w:hyperlink w:anchor="_Toc230242317" w:history="1">
             <w:r>
               <w:rPr>
                 <w:rStyle w:val="Hipersaite"/>
@@ -3447,7 +3442,7 @@
                 <w:noProof/>
                 <w:webHidden/>
               </w:rPr>
-              <w:instrText xml:space="preserve"> PAGEREF _Toc230239813 \h </w:instrText>
+              <w:instrText xml:space="preserve"> PAGEREF _Toc230242317 \h </w:instrText>
             </w:r>
             <w:r>
               <w:rPr>
@@ -3488,7 +3483,7 @@
               <w:lang w:eastAsia="lv-LV"/>
             </w:rPr>
           </w:pPr>
-          <w:hyperlink w:anchor="_Toc230239814" w:history="1">
+          <w:hyperlink w:anchor="_Toc230242318" w:history="1">
             <w:r>
               <w:rPr>
                 <w:rStyle w:val="Hipersaite"/>
@@ -3531,7 +3526,7 @@
                 <w:noProof/>
                 <w:webHidden/>
               </w:rPr>
-              <w:instrText xml:space="preserve"> PAGEREF _Toc230239814 \h </w:instrText>
+              <w:instrText xml:space="preserve"> PAGEREF _Toc230242318 \h </w:instrText>
             </w:r>
             <w:r>
               <w:rPr>
@@ -3572,7 +3567,7 @@
               <w:lang w:eastAsia="lv-LV"/>
             </w:rPr>
           </w:pPr>
-          <w:hyperlink w:anchor="_Toc230239815" w:history="1">
+          <w:hyperlink w:anchor="_Toc230242319" w:history="1">
             <w:r>
               <w:rPr>
                 <w:rStyle w:val="Hipersaite"/>
@@ -3615,7 +3610,7 @@
                 <w:noProof/>
                 <w:webHidden/>
               </w:rPr>
-              <w:instrText xml:space="preserve"> PAGEREF _Toc230239815 \h </w:instrText>
+              <w:instrText xml:space="preserve"> PAGEREF _Toc230242319 \h </w:instrText>
             </w:r>
             <w:r>
               <w:rPr>
@@ -3656,7 +3651,7 @@
               <w:lang w:eastAsia="lv-LV"/>
             </w:rPr>
           </w:pPr>
-          <w:hyperlink w:anchor="_Toc230239816" w:history="1">
+          <w:hyperlink w:anchor="_Toc230242320" w:history="1">
             <w:r>
               <w:rPr>
                 <w:rStyle w:val="Hipersaite"/>
@@ -3699,7 +3694,7 @@
                 <w:noProof/>
                 <w:webHidden/>
               </w:rPr>
-              <w:instrText xml:space="preserve"> PAGEREF _Toc230239816 \h </w:instrText>
+              <w:instrText xml:space="preserve"> PAGEREF _Toc230242320 \h </w:instrText>
             </w:r>
             <w:r>
               <w:rPr>
@@ -3740,7 +3735,7 @@
               <w:lang w:eastAsia="lv-LV"/>
             </w:rPr>
           </w:pPr>
-          <w:hyperlink w:anchor="_Toc230239817" w:history="1">
+          <w:hyperlink w:anchor="_Toc230242321" w:history="1">
             <w:r>
               <w:rPr>
                 <w:rStyle w:val="Hipersaite"/>
@@ -3783,7 +3778,7 @@
                 <w:noProof/>
                 <w:webHidden/>
               </w:rPr>
-              <w:instrText xml:space="preserve"> PAGEREF _Toc230239817 \h </w:instrText>
+              <w:instrText xml:space="preserve"> PAGEREF _Toc230242321 \h </w:instrText>
             </w:r>
             <w:r>
               <w:rPr>
@@ -3824,7 +3819,7 @@
               <w:lang w:eastAsia="lv-LV"/>
             </w:rPr>
           </w:pPr>
-          <w:hyperlink w:anchor="_Toc230239818" w:history="1">
+          <w:hyperlink w:anchor="_Toc230242322" w:history="1">
             <w:r>
               <w:rPr>
                 <w:rStyle w:val="Hipersaite"/>
@@ -3867,7 +3862,7 @@
                 <w:noProof/>
                 <w:webHidden/>
               </w:rPr>
-              <w:instrText xml:space="preserve"> PAGEREF _Toc230239818 \h </w:instrText>
+              <w:instrText xml:space="preserve"> PAGEREF _Toc230242322 \h </w:instrText>
             </w:r>
             <w:r>
               <w:rPr>
@@ -3908,7 +3903,7 @@
               <w:lang w:eastAsia="lv-LV"/>
             </w:rPr>
           </w:pPr>
-          <w:hyperlink w:anchor="_Toc230239819" w:history="1">
+          <w:hyperlink w:anchor="_Toc230242323" w:history="1">
             <w:r>
               <w:rPr>
                 <w:rStyle w:val="Hipersaite"/>
@@ -3951,7 +3946,7 @@
                 <w:noProof/>
                 <w:webHidden/>
               </w:rPr>
-              <w:instrText xml:space="preserve"> PAGEREF _Toc230239819 \h </w:instrText>
+              <w:instrText xml:space="preserve"> PAGEREF _Toc230242323 \h </w:instrText>
             </w:r>
             <w:r>
               <w:rPr>
@@ -3992,7 +3987,7 @@
               <w:lang w:eastAsia="lv-LV"/>
             </w:rPr>
           </w:pPr>
-          <w:hyperlink w:anchor="_Toc230239820" w:history="1">
+          <w:hyperlink w:anchor="_Toc230242324" w:history="1">
             <w:r>
               <w:rPr>
                 <w:rStyle w:val="Hipersaite"/>
@@ -4035,7 +4030,7 @@
                 <w:noProof/>
                 <w:webHidden/>
               </w:rPr>
-              <w:instrText xml:space="preserve"> PAGEREF _Toc230239820 \h </w:instrText>
+              <w:instrText xml:space="preserve"> PAGEREF _Toc230242324 \h </w:instrText>
             </w:r>
             <w:r>
               <w:rPr>
@@ -4076,7 +4071,7 @@
               <w:lang w:eastAsia="lv-LV"/>
             </w:rPr>
           </w:pPr>
-          <w:hyperlink w:anchor="_Toc230239821" w:history="1">
+          <w:hyperlink w:anchor="_Toc230242325" w:history="1">
             <w:r>
               <w:rPr>
                 <w:rStyle w:val="Hipersaite"/>
@@ -4119,7 +4114,7 @@
                 <w:noProof/>
                 <w:webHidden/>
               </w:rPr>
-              <w:instrText xml:space="preserve"> PAGEREF _Toc230239821 \h </w:instrText>
+              <w:instrText xml:space="preserve"> PAGEREF _Toc230242325 \h </w:instrText>
             </w:r>
             <w:r>
               <w:rPr>
@@ -4160,7 +4155,7 @@
               <w:lang w:eastAsia="lv-LV"/>
             </w:rPr>
           </w:pPr>
-          <w:hyperlink w:anchor="_Toc230239822" w:history="1">
+          <w:hyperlink w:anchor="_Toc230242326" w:history="1">
             <w:r>
               <w:rPr>
                 <w:rStyle w:val="Hipersaite"/>
@@ -4203,7 +4198,7 @@
                 <w:noProof/>
                 <w:webHidden/>
               </w:rPr>
-              <w:instrText xml:space="preserve"> PAGEREF _Toc230239822 \h </w:instrText>
+              <w:instrText xml:space="preserve"> PAGEREF _Toc230242326 \h </w:instrText>
             </w:r>
             <w:r>
               <w:rPr>
@@ -4244,7 +4239,7 @@
               <w:lang w:eastAsia="lv-LV"/>
             </w:rPr>
           </w:pPr>
-          <w:hyperlink w:anchor="_Toc230239823" w:history="1">
+          <w:hyperlink w:anchor="_Toc230242327" w:history="1">
             <w:r>
               <w:rPr>
                 <w:rStyle w:val="Hipersaite"/>
@@ -4287,7 +4282,7 @@
                 <w:noProof/>
                 <w:webHidden/>
               </w:rPr>
-              <w:instrText xml:space="preserve"> PAGEREF _Toc230239823 \h </w:instrText>
+              <w:instrText xml:space="preserve"> PAGEREF _Toc230242327 \h </w:instrText>
             </w:r>
             <w:r>
               <w:rPr>
@@ -4328,7 +4323,7 @@
               <w:lang w:eastAsia="lv-LV"/>
             </w:rPr>
           </w:pPr>
-          <w:hyperlink w:anchor="_Toc230239824" w:history="1">
+          <w:hyperlink w:anchor="_Toc230242328" w:history="1">
             <w:r>
               <w:rPr>
                 <w:rStyle w:val="Hipersaite"/>
@@ -4371,7 +4366,7 @@
                 <w:noProof/>
                 <w:webHidden/>
               </w:rPr>
-              <w:instrText xml:space="preserve"> PAGEREF _Toc230239824 \h </w:instrText>
+              <w:instrText xml:space="preserve"> PAGEREF _Toc230242328 \h </w:instrText>
             </w:r>
             <w:r>
               <w:rPr>
@@ -4412,7 +4407,7 @@
               <w:lang w:eastAsia="lv-LV"/>
             </w:rPr>
           </w:pPr>
-          <w:hyperlink w:anchor="_Toc230239825" w:history="1">
+          <w:hyperlink w:anchor="_Toc230242329" w:history="1">
             <w:r>
               <w:rPr>
                 <w:rStyle w:val="Hipersaite"/>
@@ -4455,7 +4450,7 @@
                 <w:noProof/>
                 <w:webHidden/>
               </w:rPr>
-              <w:instrText xml:space="preserve"> PAGEREF _Toc230239825 \h </w:instrText>
+              <w:instrText xml:space="preserve"> PAGEREF _Toc230242329 \h </w:instrText>
             </w:r>
             <w:r>
               <w:rPr>
@@ -4496,7 +4491,7 @@
               <w:lang w:eastAsia="lv-LV"/>
             </w:rPr>
           </w:pPr>
-          <w:hyperlink w:anchor="_Toc230239826" w:history="1">
+          <w:hyperlink w:anchor="_Toc230242330" w:history="1">
             <w:r>
               <w:rPr>
                 <w:rStyle w:val="Hipersaite"/>
@@ -4539,7 +4534,7 @@
                 <w:noProof/>
                 <w:webHidden/>
               </w:rPr>
-              <w:instrText xml:space="preserve"> PAGEREF _Toc230239826 \h </w:instrText>
+              <w:instrText xml:space="preserve"> PAGEREF _Toc230242330 \h </w:instrText>
             </w:r>
             <w:r>
               <w:rPr>
@@ -4580,7 +4575,7 @@
               <w:lang w:eastAsia="lv-LV"/>
             </w:rPr>
           </w:pPr>
-          <w:hyperlink w:anchor="_Toc230239827" w:history="1">
+          <w:hyperlink w:anchor="_Toc230242331" w:history="1">
             <w:r>
               <w:rPr>
                 <w:rStyle w:val="Hipersaite"/>
@@ -4623,7 +4618,7 @@
                 <w:noProof/>
                 <w:webHidden/>
               </w:rPr>
-              <w:instrText xml:space="preserve"> PAGEREF _Toc230239827 \h </w:instrText>
+              <w:instrText xml:space="preserve"> PAGEREF _Toc230242331 \h </w:instrText>
             </w:r>
             <w:r>
               <w:rPr>
@@ -4664,7 +4659,7 @@
               <w:lang w:eastAsia="lv-LV"/>
             </w:rPr>
           </w:pPr>
-          <w:hyperlink w:anchor="_Toc230239828" w:history="1">
+          <w:hyperlink w:anchor="_Toc230242332" w:history="1">
             <w:r>
               <w:rPr>
                 <w:rStyle w:val="Hipersaite"/>
@@ -4707,7 +4702,7 @@
                 <w:noProof/>
                 <w:webHidden/>
               </w:rPr>
-              <w:instrText xml:space="preserve"> PAGEREF _Toc230239828 \h </w:instrText>
+              <w:instrText xml:space="preserve"> PAGEREF _Toc230242332 \h </w:instrText>
             </w:r>
             <w:r>
               <w:rPr>
@@ -4748,7 +4743,7 @@
               <w:lang w:eastAsia="lv-LV"/>
             </w:rPr>
           </w:pPr>
-          <w:hyperlink w:anchor="_Toc230239829" w:history="1">
+          <w:hyperlink w:anchor="_Toc230242333" w:history="1">
             <w:r>
               <w:rPr>
                 <w:rStyle w:val="Hipersaite"/>
@@ -4791,7 +4786,7 @@
                 <w:noProof/>
                 <w:webHidden/>
               </w:rPr>
-              <w:instrText xml:space="preserve"> PAGEREF _Toc230239829 \h </w:instrText>
+              <w:instrText xml:space="preserve"> PAGEREF _Toc230242333 \h </w:instrText>
             </w:r>
             <w:r>
               <w:rPr>
@@ -4832,7 +4827,7 @@
               <w:lang w:eastAsia="lv-LV"/>
             </w:rPr>
           </w:pPr>
-          <w:hyperlink w:anchor="_Toc230239830" w:history="1">
+          <w:hyperlink w:anchor="_Toc230242334" w:history="1">
             <w:r>
               <w:rPr>
                 <w:rStyle w:val="Hipersaite"/>
@@ -4875,7 +4870,7 @@
                 <w:noProof/>
                 <w:webHidden/>
               </w:rPr>
-              <w:instrText xml:space="preserve"> PAGEREF _Toc230239830 \h </w:instrText>
+              <w:instrText xml:space="preserve"> PAGEREF _Toc230242334 \h </w:instrText>
             </w:r>
             <w:r>
               <w:rPr>
@@ -4916,7 +4911,7 @@
               <w:lang w:eastAsia="lv-LV"/>
             </w:rPr>
           </w:pPr>
-          <w:hyperlink w:anchor="_Toc230239831" w:history="1">
+          <w:hyperlink w:anchor="_Toc230242335" w:history="1">
             <w:r>
               <w:rPr>
                 <w:rStyle w:val="Hipersaite"/>
@@ -4959,7 +4954,7 @@
                 <w:noProof/>
                 <w:webHidden/>
               </w:rPr>
-              <w:instrText xml:space="preserve"> PAGEREF _Toc230239831 \h </w:instrText>
+              <w:instrText xml:space="preserve"> PAGEREF _Toc230242335 \h </w:instrText>
             </w:r>
             <w:r>
               <w:rPr>
@@ -5000,7 +4995,7 @@
               <w:lang w:eastAsia="lv-LV"/>
             </w:rPr>
           </w:pPr>
-          <w:hyperlink w:anchor="_Toc230239832" w:history="1">
+          <w:hyperlink w:anchor="_Toc230242336" w:history="1">
             <w:r>
               <w:rPr>
                 <w:rStyle w:val="Hipersaite"/>
@@ -5043,7 +5038,7 @@
                 <w:noProof/>
                 <w:webHidden/>
               </w:rPr>
-              <w:instrText xml:space="preserve"> PAGEREF _Toc230239832 \h </w:instrText>
+              <w:instrText xml:space="preserve"> PAGEREF _Toc230242336 \h </w:instrText>
             </w:r>
             <w:r>
               <w:rPr>
@@ -5084,7 +5079,7 @@
               <w:lang w:eastAsia="lv-LV"/>
             </w:rPr>
           </w:pPr>
-          <w:hyperlink w:anchor="_Toc230239833" w:history="1">
+          <w:hyperlink w:anchor="_Toc230242337" w:history="1">
             <w:r>
               <w:rPr>
                 <w:rStyle w:val="Hipersaite"/>
@@ -5127,7 +5122,7 @@
                 <w:noProof/>
                 <w:webHidden/>
               </w:rPr>
-              <w:instrText xml:space="preserve"> PAGEREF _Toc230239833 \h </w:instrText>
+              <w:instrText xml:space="preserve"> PAGEREF _Toc230242337 \h </w:instrText>
             </w:r>
             <w:r>
               <w:rPr>
@@ -5168,7 +5163,7 @@
               <w:lang w:eastAsia="lv-LV"/>
             </w:rPr>
           </w:pPr>
-          <w:hyperlink w:anchor="_Toc230239834" w:history="1">
+          <w:hyperlink w:anchor="_Toc230242338" w:history="1">
             <w:r>
               <w:rPr>
                 <w:rStyle w:val="Hipersaite"/>
@@ -5211,7 +5206,7 @@
                 <w:noProof/>
                 <w:webHidden/>
               </w:rPr>
-              <w:instrText xml:space="preserve"> PAGEREF _Toc230239834 \h </w:instrText>
+              <w:instrText xml:space="preserve"> PAGEREF _Toc230242338 \h </w:instrText>
             </w:r>
             <w:r>
               <w:rPr>
@@ -5252,7 +5247,7 @@
               <w:lang w:eastAsia="lv-LV"/>
             </w:rPr>
           </w:pPr>
-          <w:hyperlink w:anchor="_Toc230239835" w:history="1">
+          <w:hyperlink w:anchor="_Toc230242339" w:history="1">
             <w:r>
               <w:rPr>
                 <w:rStyle w:val="Hipersaite"/>
@@ -5274,7 +5269,7 @@
                 <w:rStyle w:val="Hipersaite"/>
                 <w:noProof/>
               </w:rPr>
-              <w:t>Terminoloģija</w:t>
+              <w:t>Terminoloģija un saīsinājumi</w:t>
             </w:r>
             <w:r>
               <w:rPr>
@@ -5295,7 +5290,7 @@
                 <w:noProof/>
                 <w:webHidden/>
               </w:rPr>
-              <w:instrText xml:space="preserve"> PAGEREF _Toc230239835 \h </w:instrText>
+              <w:instrText xml:space="preserve"> PAGEREF _Toc230242339 \h </w:instrText>
             </w:r>
             <w:r>
               <w:rPr>
@@ -5336,7 +5331,7 @@
               <w:lang w:eastAsia="lv-LV"/>
             </w:rPr>
           </w:pPr>
-          <w:hyperlink w:anchor="_Toc230239836" w:history="1">
+          <w:hyperlink w:anchor="_Toc230242340" w:history="1">
             <w:r>
               <w:rPr>
                 <w:rStyle w:val="Hipersaite"/>
@@ -5379,7 +5374,7 @@
                 <w:noProof/>
                 <w:webHidden/>
               </w:rPr>
-              <w:instrText xml:space="preserve"> PAGEREF _Toc230239836 \h </w:instrText>
+              <w:instrText xml:space="preserve"> PAGEREF _Toc230242340 \h </w:instrText>
             </w:r>
             <w:r>
               <w:rPr>
@@ -5420,7 +5415,7 @@
               <w:lang w:eastAsia="lv-LV"/>
             </w:rPr>
           </w:pPr>
-          <w:hyperlink w:anchor="_Toc230239837" w:history="1">
+          <w:hyperlink w:anchor="_Toc230242341" w:history="1">
             <w:r>
               <w:rPr>
                 <w:rStyle w:val="Hipersaite"/>
@@ -5447,7 +5442,7 @@
                 <w:noProof/>
                 <w:webHidden/>
               </w:rPr>
-              <w:instrText xml:space="preserve"> PAGEREF _Toc230239837 \h </w:instrText>
+              <w:instrText xml:space="preserve"> PAGEREF _Toc230242341 \h </w:instrText>
             </w:r>
             <w:r>
               <w:rPr>
@@ -5520,7 +5515,7 @@
           <w:numId w:val="0"/>
         </w:numPr>
       </w:pPr>
-      <w:bookmarkStart w:id="0" w:name="_Toc230239775"/>
+      <w:bookmarkStart w:id="0" w:name="_Toc230242279"/>
       <w:r>
         <w:lastRenderedPageBreak/>
         <w:t>Ievads</w:t>
@@ -5586,15 +5581,7 @@
         <w:t xml:space="preserve">, kā arī </w:t>
       </w:r>
       <w:r>
-        <w:t xml:space="preserve">kādas datorspēlēs var iekļaut funkcionalitātes, kuras nav nepieciešams vai novērsošas projektam un tās izmantošanai kā </w:t>
-      </w:r>
-      <w:proofErr w:type="spellStart"/>
-      <w:r>
-        <w:t>pamatzināšanu</w:t>
-      </w:r>
-      <w:proofErr w:type="spellEnd"/>
-      <w:r>
-        <w:t xml:space="preserve"> apmācības materiālam.</w:t>
+        <w:t>kādas datorspēlēs var iekļaut funkcionalitātes, kuras nav nepieciešams vai novērsošas projektam un tās izmantošanai kā pamatzināšanu apmācības materiālam.</w:t>
       </w:r>
     </w:p>
     <w:p>
@@ -5646,7 +5633,7 @@
       <w:pPr>
         <w:pStyle w:val="Virsraksts1"/>
       </w:pPr>
-      <w:bookmarkStart w:id="1" w:name="_Toc230239776"/>
+      <w:bookmarkStart w:id="1" w:name="_Toc230242280"/>
       <w:r>
         <w:lastRenderedPageBreak/>
         <w:t>Uzdevuma formulējums</w:t>
@@ -5657,7 +5644,7 @@
       <w:pPr>
         <w:pStyle w:val="Virsraksts2"/>
       </w:pPr>
-      <w:bookmarkStart w:id="2" w:name="_Toc230239777"/>
+      <w:bookmarkStart w:id="2" w:name="_Toc230242281"/>
       <w:r>
         <w:t>Vispārīgais formulējums</w:t>
       </w:r>
@@ -5709,15 +5696,7 @@
         <w:t xml:space="preserve"> </w:t>
       </w:r>
       <w:r>
-        <w:t xml:space="preserve">Pēc izstrādes šis projekts ar tās </w:t>
-      </w:r>
-      <w:proofErr w:type="spellStart"/>
-      <w:r>
-        <w:t>avotkodu</w:t>
-      </w:r>
-      <w:proofErr w:type="spellEnd"/>
-      <w:r>
-        <w:t xml:space="preserve"> tiek kompilēts datorsistēmas platformās kā </w:t>
+        <w:t xml:space="preserve">Pēc izstrādes šis projekts ar tās avotkodu tiek kompilēts datorsistēmas platformās kā </w:t>
       </w:r>
       <w:r>
         <w:rPr>
@@ -5729,7 +5708,6 @@
       <w:r>
         <w:t xml:space="preserve"> un </w:t>
       </w:r>
-      <w:proofErr w:type="spellStart"/>
       <w:r>
         <w:rPr>
           <w:i/>
@@ -5737,7 +5715,6 @@
         </w:rPr>
         <w:t>Linux</w:t>
       </w:r>
-      <w:proofErr w:type="spellEnd"/>
       <w:r>
         <w:t xml:space="preserve"> vidē.</w:t>
       </w:r>
@@ -5759,7 +5736,7 @@
       <w:pPr>
         <w:pStyle w:val="Virsraksts2"/>
       </w:pPr>
-      <w:bookmarkStart w:id="3" w:name="_Toc230239778"/>
+      <w:bookmarkStart w:id="3" w:name="_Toc230242282"/>
       <w:r>
         <w:t>Projektēšanas formulējums</w:t>
       </w:r>
@@ -5803,7 +5780,7 @@
       <w:pPr>
         <w:pStyle w:val="Virsraksts2"/>
       </w:pPr>
-      <w:bookmarkStart w:id="4" w:name="_Toc230239779"/>
+      <w:bookmarkStart w:id="4" w:name="_Toc230242283"/>
       <w:r>
         <w:t>Izstrādes formulējums</w:t>
       </w:r>
@@ -5814,22 +5791,14 @@
         <w:t xml:space="preserve">Pēc modelēšanas tiek izstrādās projekts, pamatojoties uz iepriekš izveidotiem modeļiem. Izstrādes laikā </w:t>
       </w:r>
       <w:r>
-        <w:t xml:space="preserve">ir jāveic projektam </w:t>
-      </w:r>
-      <w:proofErr w:type="spellStart"/>
-      <w:r>
-        <w:t>versionēšanu</w:t>
-      </w:r>
-      <w:proofErr w:type="spellEnd"/>
-      <w:r>
-        <w:t xml:space="preserve"> jeb versiju kontroli, kuras vadīs projekta stadijas punktus. Praksē tā tiks izmantota, piemēram, projekta sazarošanai funkcionalitātes, būtisko izmaiņu ieviešanai, atsevišķu failu izmaiņu punktu atzīmēšanu, sazarojumu apvienošanu un versijas punktu atzīmēšanu.</w:t>
+        <w:t>ir jāveic projektam versionēšanu jeb versiju kontroli, kuras vadīs projekta stadijas punktus. Praksē tā tiks izmantota, piemēram, projekta sazarošanai funkcionalitātes, būtisko izmaiņu ieviešanai, atsevišķu failu izmaiņu punktu atzīmēšanu, sazarojumu apvienošanu un versijas punktu atzīmēšanu.</w:t>
       </w:r>
     </w:p>
     <w:p>
       <w:pPr>
         <w:pStyle w:val="Virsraksts2"/>
       </w:pPr>
-      <w:bookmarkStart w:id="5" w:name="_Toc230239780"/>
+      <w:bookmarkStart w:id="5" w:name="_Toc230242284"/>
       <w:r>
         <w:lastRenderedPageBreak/>
         <w:t>Testēšanas formulējums</w:t>
@@ -5863,7 +5832,7 @@
       <w:pPr>
         <w:pStyle w:val="Virsraksts1"/>
       </w:pPr>
-      <w:bookmarkStart w:id="6" w:name="_Toc230239781"/>
+      <w:bookmarkStart w:id="6" w:name="_Toc230242285"/>
       <w:r>
         <w:lastRenderedPageBreak/>
         <w:t>Programmatūras prasību specifikācija</w:t>
@@ -5879,7 +5848,7 @@
       <w:pPr>
         <w:pStyle w:val="Virsraksts2"/>
       </w:pPr>
-      <w:bookmarkStart w:id="7" w:name="_Toc230239782"/>
+      <w:bookmarkStart w:id="7" w:name="_Toc230242286"/>
       <w:r>
         <w:t>Projekta perspektīva</w:t>
       </w:r>
@@ -5906,7 +5875,7 @@
       <w:pPr>
         <w:pStyle w:val="Virsraksts2"/>
       </w:pPr>
-      <w:bookmarkStart w:id="8" w:name="_Toc230239783"/>
+      <w:bookmarkStart w:id="8" w:name="_Toc230242287"/>
       <w:r>
         <w:t>Funkcionālās prasības</w:t>
       </w:r>
@@ -5916,7 +5885,7 @@
       <w:pPr>
         <w:pStyle w:val="Virsraksts3"/>
       </w:pPr>
-      <w:bookmarkStart w:id="9" w:name="_Toc230239784"/>
+      <w:bookmarkStart w:id="9" w:name="_Toc230242288"/>
       <w:r>
         <w:t>Galvenā izvēlne</w:t>
       </w:r>
@@ -6037,15 +6006,7 @@
         <w:t>Izvaddati</w:t>
       </w:r>
       <w:r>
-        <w:t xml:space="preserve">: </w:t>
-      </w:r>
-      <w:proofErr w:type="spellStart"/>
-      <w:r>
-        <w:t>Uznirsts</w:t>
-      </w:r>
-      <w:proofErr w:type="spellEnd"/>
-      <w:r>
-        <w:t xml:space="preserve"> anotācijas logs.</w:t>
+        <w:t>: Uznirsts anotācijas logs.</w:t>
       </w:r>
     </w:p>
     <w:p>
@@ -6407,7 +6368,7 @@
       <w:pPr>
         <w:pStyle w:val="Virsraksts3"/>
       </w:pPr>
-      <w:bookmarkStart w:id="10" w:name="_Toc230239785"/>
+      <w:bookmarkStart w:id="10" w:name="_Toc230242289"/>
       <w:r>
         <w:t>Līmeņu atlases aina</w:t>
       </w:r>
@@ -6882,7 +6843,7 @@
       <w:pPr>
         <w:pStyle w:val="Virsraksts3"/>
       </w:pPr>
-      <w:bookmarkStart w:id="12" w:name="_Toc230239786"/>
+      <w:bookmarkStart w:id="12" w:name="_Toc230242290"/>
       <w:r>
         <w:lastRenderedPageBreak/>
         <w:t>Spēles laukuma aina</w:t>
@@ -7066,13 +7027,8 @@
       <w:r>
         <w:t xml:space="preserve">: </w:t>
       </w:r>
-      <w:proofErr w:type="spellStart"/>
-      <w:r>
-        <w:t>Augšjoslas</w:t>
-      </w:r>
-      <w:proofErr w:type="spellEnd"/>
-      <w:r>
-        <w:t xml:space="preserve"> pauzēšanas poga.</w:t>
+      <w:r>
+        <w:t>Augšjoslas pauzēšanas poga.</w:t>
       </w:r>
     </w:p>
     <w:p>
@@ -7280,13 +7236,8 @@
         <w:t>: Laika rādītājs</w:t>
       </w:r>
       <w:r>
-        <w:t xml:space="preserve"> </w:t>
-      </w:r>
-      <w:proofErr w:type="spellStart"/>
-      <w:r>
-        <w:t>augšjoslā</w:t>
-      </w:r>
-      <w:proofErr w:type="spellEnd"/>
+        <w:t xml:space="preserve"> augšjoslā</w:t>
+      </w:r>
       <w:r>
         <w:t>.</w:t>
       </w:r>
@@ -7345,13 +7296,8 @@
         <w:t xml:space="preserve">: </w:t>
       </w:r>
       <w:r>
-        <w:t xml:space="preserve">Kārtas skaits </w:t>
-      </w:r>
-      <w:proofErr w:type="spellStart"/>
-      <w:r>
-        <w:t>augšjoslā</w:t>
-      </w:r>
-      <w:proofErr w:type="spellEnd"/>
+        <w:t>Kārtas skaits augšjoslā</w:t>
+      </w:r>
       <w:r>
         <w:t xml:space="preserve">. </w:t>
       </w:r>
@@ -7472,6 +7418,7 @@
     <w:p>
       <w:pPr>
         <w:pStyle w:val="Virsraksts4"/>
+        <w:ind w:left="851" w:hanging="851"/>
       </w:pPr>
       <w:r>
         <w:t xml:space="preserve">Ierīču </w:t>
@@ -7812,6 +7759,7 @@
     <w:p>
       <w:pPr>
         <w:pStyle w:val="Virsraksts4"/>
+        <w:ind w:left="851" w:hanging="851"/>
       </w:pPr>
       <w:r>
         <w:t>Ierīču koriģēšana</w:t>
@@ -8426,6 +8374,7 @@
     <w:p>
       <w:pPr>
         <w:pStyle w:val="Virsraksts4"/>
+        <w:ind w:left="851" w:hanging="851"/>
       </w:pPr>
       <w:r>
         <w:t>Izlūku izsaukšana</w:t>
@@ -8673,6 +8622,9 @@
     <w:p>
       <w:pPr>
         <w:pStyle w:val="Virsraksts4"/>
+        <w:tabs>
+          <w:tab w:val="left" w:pos="851"/>
+        </w:tabs>
       </w:pPr>
       <w:r>
         <w:t>Uguņošana</w:t>
@@ -8924,6 +8876,7 @@
     <w:p>
       <w:pPr>
         <w:pStyle w:val="Virsraksts4"/>
+        <w:ind w:left="1418"/>
       </w:pPr>
       <w:r>
         <w:t>Rezultāti</w:t>
@@ -9831,7 +9784,7 @@
       <w:pPr>
         <w:pStyle w:val="Virsraksts2"/>
       </w:pPr>
-      <w:bookmarkStart w:id="13" w:name="_Toc230239787"/>
+      <w:bookmarkStart w:id="13" w:name="_Toc230242291"/>
       <w:r>
         <w:lastRenderedPageBreak/>
         <w:t>Nefunkcionālās prasības</w:t>
@@ -9842,7 +9795,7 @@
       <w:pPr>
         <w:pStyle w:val="Virsraksts3"/>
       </w:pPr>
-      <w:bookmarkStart w:id="14" w:name="_Toc230239788"/>
+      <w:bookmarkStart w:id="14" w:name="_Toc230242292"/>
       <w:r>
         <w:t>Palaišana un veiktspēja</w:t>
       </w:r>
@@ -9863,15 +9816,7 @@
       </w:r>
       <w:r>
         <w:tab/>
-        <w:t>Datorspēles kompilētā programmai ir jābūt pēc iespējas pieejamai vairākās platformās vai kompilējamam vairākām operētājsistēmām, taču galvenokārt “Windows” un “</w:t>
-      </w:r>
-      <w:proofErr w:type="spellStart"/>
-      <w:r>
-        <w:t>Linux</w:t>
-      </w:r>
-      <w:proofErr w:type="spellEnd"/>
-      <w:r>
-        <w:t>” videi;</w:t>
+        <w:t>Datorspēles kompilētā programmai ir jābūt pēc iespējas pieejamai vairākās platformās vai kompilējamam vairākām operētājsistēmām, taču galvenokārt “Windows” un “Linux” videi;</w:t>
       </w:r>
     </w:p>
     <w:p>
@@ -9887,16 +9832,11 @@
       <w:pPr>
         <w:pStyle w:val="Virsraksts3"/>
       </w:pPr>
-      <w:bookmarkStart w:id="15" w:name="_Toc230239789"/>
-      <w:r>
-        <w:t xml:space="preserve">Lietotāja </w:t>
-      </w:r>
-      <w:proofErr w:type="spellStart"/>
-      <w:r>
-        <w:t>saskarne</w:t>
+      <w:bookmarkStart w:id="15" w:name="_Toc230242293"/>
+      <w:r>
+        <w:t>Lietotāja saskarne</w:t>
       </w:r>
       <w:bookmarkEnd w:id="15"/>
-      <w:proofErr w:type="spellEnd"/>
     </w:p>
     <w:p>
       <w:r>
@@ -9913,15 +9853,7 @@
       </w:r>
       <w:r>
         <w:tab/>
-        <w:t xml:space="preserve">Datorspēles grafikai un lietotāja </w:t>
-      </w:r>
-      <w:proofErr w:type="spellStart"/>
-      <w:r>
-        <w:t>saskarnei</w:t>
-      </w:r>
-      <w:proofErr w:type="spellEnd"/>
-      <w:r>
-        <w:t xml:space="preserve"> jābūt minimālai, taču viegli pārskatāmai;</w:t>
+        <w:t>Datorspēles grafikai un lietotāja saskarnei jābūt minimālai, taču viegli pārskatāmai;</w:t>
       </w:r>
     </w:p>
     <w:p>
@@ -9933,15 +9865,7 @@
       </w:r>
       <w:r>
         <w:tab/>
-        <w:t xml:space="preserve">Lietotāja </w:t>
-      </w:r>
-      <w:proofErr w:type="spellStart"/>
-      <w:r>
-        <w:t>saskarnei</w:t>
-      </w:r>
-      <w:proofErr w:type="spellEnd"/>
-      <w:r>
-        <w:t xml:space="preserve"> ir jābūt pielāgojamai dažādos ekrānu izmēros vai izšķirtspējās;</w:t>
+        <w:t>Lietotāja saskarnei ir jābūt pielāgojamai dažādos ekrānu izmēros vai izšķirtspējās;</w:t>
       </w:r>
     </w:p>
     <w:p>
@@ -9953,22 +9877,14 @@
       </w:r>
       <w:r>
         <w:tab/>
-        <w:t xml:space="preserve">Datorspēles </w:t>
-      </w:r>
-      <w:proofErr w:type="spellStart"/>
-      <w:r>
-        <w:t>saskarnes</w:t>
-      </w:r>
-      <w:proofErr w:type="spellEnd"/>
-      <w:r>
-        <w:t xml:space="preserve"> valodai jābūt angļu valodai;</w:t>
+        <w:t>Datorspēles saskarnes valodai jābūt angļu valodai;</w:t>
       </w:r>
     </w:p>
     <w:p>
       <w:pPr>
         <w:pStyle w:val="Virsraksts3"/>
       </w:pPr>
-      <w:bookmarkStart w:id="16" w:name="_Toc230239790"/>
+      <w:bookmarkStart w:id="16" w:name="_Toc230242294"/>
       <w:r>
         <w:t>Datu drošība</w:t>
       </w:r>
@@ -10020,7 +9936,7 @@
       <w:pPr>
         <w:pStyle w:val="Virsraksts2"/>
       </w:pPr>
-      <w:bookmarkStart w:id="17" w:name="_Toc230239791"/>
+      <w:bookmarkStart w:id="17" w:name="_Toc230242295"/>
       <w:r>
         <w:t>Gala lietotāja rakstura iezīmes</w:t>
       </w:r>
@@ -10057,7 +9973,7 @@
       <w:pPr>
         <w:pStyle w:val="Virsraksts1"/>
       </w:pPr>
-      <w:bookmarkStart w:id="18" w:name="_Toc230239792"/>
+      <w:bookmarkStart w:id="18" w:name="_Toc230242296"/>
       <w:r>
         <w:lastRenderedPageBreak/>
         <w:t>Izstrādes līdzekļu, rīku apraksts un izvēles pamatojums</w:t>
@@ -10066,15 +9982,7 @@
     </w:p>
     <w:p>
       <w:r>
-        <w:t xml:space="preserve">Šī sadaļa noskaidros, kādi ir pieejami līdzekļi un rīki, lietojuma pamatojumi un tās iespējamās alternatīvās projekta īstenošanai. Rīki tiks atlasīti pēc licencēšanas, kurai ir jābūt pēc iespējas brīvai un atvērtai, </w:t>
-      </w:r>
-      <w:proofErr w:type="spellStart"/>
-      <w:r>
-        <w:t>starpplatformu</w:t>
-      </w:r>
-      <w:proofErr w:type="spellEnd"/>
-      <w:r>
-        <w:t xml:space="preserve"> pieejamības, pieejamās dimensiju vides, kuras jāiekļauj un jābūt optimizēta div</w:t>
+        <w:t>Šī sadaļa noskaidros, kādi ir pieejami līdzekļi un rīki, lietojuma pamatojumi un tās iespējamās alternatīvās projekta īstenošanai. Rīki tiks atlasīti pēc licencēšanas, kurai ir jābūt pēc iespējas brīvai un atvērtai, starpplatformu pieejamības, pieejamās dimensiju vides, kuras jāiekļauj un jābūt optimizēta div</w:t>
       </w:r>
       <w:r>
         <w:t xml:space="preserve">u </w:t>
@@ -10087,7 +9995,7 @@
       <w:pPr>
         <w:pStyle w:val="Virsraksts2"/>
       </w:pPr>
-      <w:bookmarkStart w:id="19" w:name="_Toc230239793"/>
+      <w:bookmarkStart w:id="19" w:name="_Toc230242297"/>
       <w:r>
         <w:t>Izvēlēto risinājuma līdzekļu un valodu aprakst</w:t>
       </w:r>
@@ -10100,7 +10008,7 @@
       <w:pPr>
         <w:pStyle w:val="Virsraksts3"/>
       </w:pPr>
-      <w:bookmarkStart w:id="20" w:name="_Toc230239794"/>
+      <w:bookmarkStart w:id="20" w:name="_Toc230242298"/>
       <w:r>
         <w:t>Ietvars</w:t>
       </w:r>
@@ -10108,44 +10016,20 @@
     </w:p>
     <w:p>
       <w:r>
-        <w:t>Spēļu un grafikas ietvars “</w:t>
-      </w:r>
-      <w:proofErr w:type="spellStart"/>
-      <w:r>
-        <w:t>Godot</w:t>
-      </w:r>
-      <w:proofErr w:type="spellEnd"/>
-      <w:r>
-        <w:t xml:space="preserve">” ir izcelta starp pārējiem tāda veida ietvariem, jo liels skaits neliela mēra projektu kā </w:t>
-      </w:r>
-      <w:proofErr w:type="spellStart"/>
-      <w:r>
-        <w:t>pašizstrādātās</w:t>
-      </w:r>
-      <w:proofErr w:type="spellEnd"/>
-      <w:r>
-        <w:t xml:space="preserve"> vai mazo komandu izstrādātās spēles. Ne tikai pēc popularitātes dēļ, taču licencēšana norāda šo ietvaru par brīvu un atvērtu, kurai nav nepieciešama ne papildizmaksas, nedz reģistrācijas, kā arī ir salīdzinoši ar citiem ietvariem ātri un viegli apgūstama. Šis dzinis arī ir pieejams vairākās platformās, it īpaši starp operētājsistēmām. Funkcionāli tā ir optimizēta div</w:t>
+        <w:t>Spēļu un grafikas ietvars “Godot” ir izcelta starp pārējiem tāda veida ietvariem, jo liels skaits neliela mēra projektu kā pašizstrādātās vai mazo komandu izstrādātās spēles. Ne tikai pēc popularitātes dēļ, taču licencēšana norāda šo ietvaru par brīvu un atvērtu, kurai nav nepieciešama ne papildizmaksas, nedz reģistrācijas, kā arī ir salīdzinoši ar citiem ietvariem ātri un viegli apgūstama. Šis dzinis arī ir pieejams vairākās platformās, it īpaši starp operētājsistēmām. Funkcionāli tā ir optimizēta div</w:t>
       </w:r>
       <w:r>
         <w:t xml:space="preserve">u </w:t>
       </w:r>
       <w:r>
-        <w:t xml:space="preserve">dimensiju videi pēc noteiktiem kritērijiem, taču arī ir iespējams izmantot </w:t>
-      </w:r>
-      <w:proofErr w:type="spellStart"/>
-      <w:r>
-        <w:t>trīsdimensiju</w:t>
-      </w:r>
-      <w:proofErr w:type="spellEnd"/>
-      <w:r>
-        <w:t xml:space="preserve"> vidi, kura arī ir īpaši optimizēta un pielāgota. </w:t>
+        <w:t xml:space="preserve">dimensiju videi pēc noteiktiem kritērijiem, taču arī ir iespējams izmantot trīsdimensiju vidi, kura arī ir īpaši optimizēta un pielāgota. </w:t>
       </w:r>
     </w:p>
     <w:p>
       <w:pPr>
         <w:pStyle w:val="Virsraksts3"/>
       </w:pPr>
-      <w:bookmarkStart w:id="21" w:name="_Toc230239795"/>
+      <w:bookmarkStart w:id="21" w:name="_Toc230242299"/>
       <w:r>
         <w:t>Valoda</w:t>
       </w:r>
@@ -10153,62 +10037,14 @@
     </w:p>
     <w:p>
       <w:r>
-        <w:t>Ietvars “</w:t>
-      </w:r>
-      <w:proofErr w:type="spellStart"/>
-      <w:r>
-        <w:t>Godot</w:t>
-      </w:r>
-      <w:proofErr w:type="spellEnd"/>
-      <w:r>
-        <w:t>” oficiāli piedāvā izmantot abas programmēšanas valodas – “</w:t>
-      </w:r>
-      <w:proofErr w:type="spellStart"/>
-      <w:r>
-        <w:t>Godot</w:t>
-      </w:r>
-      <w:proofErr w:type="spellEnd"/>
-      <w:r>
-        <w:t>” iebūvētā “</w:t>
-      </w:r>
-      <w:proofErr w:type="spellStart"/>
-      <w:r>
-        <w:t>GDScript</w:t>
-      </w:r>
-      <w:proofErr w:type="spellEnd"/>
-      <w:r>
-        <w:t>” un “.NET” ietvara valoda “C#”, kura tiks izvēlēta šī projekta izstrādei. “</w:t>
-      </w:r>
-      <w:proofErr w:type="spellStart"/>
-      <w:r>
-        <w:t>GDScript</w:t>
-      </w:r>
-      <w:proofErr w:type="spellEnd"/>
-      <w:r>
-        <w:t xml:space="preserve">” ir interpretētā valoda, kura tiek tikai apstrādāta palaišanas laikā un pēc </w:t>
-      </w:r>
-      <w:proofErr w:type="spellStart"/>
-      <w:r>
-        <w:t>avotkoda</w:t>
-      </w:r>
-      <w:proofErr w:type="spellEnd"/>
-      <w:r>
-        <w:t xml:space="preserve"> izmaiņām nav nepieciešama papildus darbības kā kompilēšanu, taču ar nepilnību, kura mazina datorspēles darbības veiktspēju. “C#” valoda tiks izmantota tam dēļ, ka veiktspēja datorspēles darbībai ir uzlabota ar nosacījumu, ka pēc jebkuras izmaiņas projektu ir nepieciešams kompilēt. “</w:t>
-      </w:r>
-      <w:proofErr w:type="spellStart"/>
-      <w:r>
-        <w:t>GDScript</w:t>
-      </w:r>
-      <w:proofErr w:type="spellEnd"/>
-      <w:r>
-        <w:t>” arī nav pilnīgi pielāgota objektorientētai izmantošanai, kamēr “C#” pēc dizaina ir objektorientētā valoda.</w:t>
+        <w:t>Ietvars “Godot” oficiāli piedāvā izmantot abas programmēšanas valodas – “Godot” iebūvētā “GDScript” un “.NET” ietvara valoda “C#”, kura tiks izvēlēta šī projekta izstrādei. “GDScript” ir interpretētā valoda, kura tiek tikai apstrādāta palaišanas laikā un pēc avotkoda izmaiņām nav nepieciešama papildus darbības kā kompilēšanu, taču ar nepilnību, kura mazina datorspēles darbības veiktspēju. “C#” valoda tiks izmantota tam dēļ, ka veiktspēja datorspēles darbībai ir uzlabota ar nosacījumu, ka pēc jebkuras izmaiņas projektu ir nepieciešams kompilēt. “GDScript” arī nav pilnīgi pielāgota objektorientētai izmantošanai, kamēr “C#” pēc dizaina ir objektorientētā valoda.</w:t>
       </w:r>
     </w:p>
     <w:p>
       <w:pPr>
         <w:pStyle w:val="Virsraksts3"/>
       </w:pPr>
-      <w:bookmarkStart w:id="22" w:name="_Toc230239796"/>
+      <w:bookmarkStart w:id="22" w:name="_Toc230242300"/>
       <w:r>
         <w:t>Izstrādes vide</w:t>
       </w:r>
@@ -10216,23 +10052,7 @@
     </w:p>
     <w:p>
       <w:r>
-        <w:t>“</w:t>
-      </w:r>
-      <w:proofErr w:type="spellStart"/>
-      <w:r>
-        <w:t>Godot</w:t>
-      </w:r>
-      <w:proofErr w:type="spellEnd"/>
-      <w:r>
-        <w:t>” ietvaram ir jau savs projekta redaktors, kurā iekļauj koda redaktoru. Šis koda redaktors ir vairāk pielāgots ar “</w:t>
-      </w:r>
-      <w:proofErr w:type="spellStart"/>
-      <w:r>
-        <w:t>GDScript</w:t>
-      </w:r>
-      <w:proofErr w:type="spellEnd"/>
-      <w:r>
-        <w:t>” valodu, taču pieejams atbalsts “C#” valodai. Pašā izstrādes vidē var viegli pārslēgties uz vizuālo redaktoru, kodu redaktoru un atkļūdošanas sadaļu</w:t>
+        <w:t>“Godot” ietvaram ir jau savs projekta redaktors, kurā iekļauj koda redaktoru. Šis koda redaktors ir vairāk pielāgots ar “GDScript” valodu, taču pieejams atbalsts “C#” valodai. Pašā izstrādes vidē var viegli pārslēgties uz vizuālo redaktoru, kodu redaktoru un atkļūdošanas sadaļu</w:t>
       </w:r>
       <w:r>
         <w:t xml:space="preserve"> un nenošķir kodu rakstīšanu ar vizuālo rediģēšanu</w:t>
@@ -10245,58 +10065,29 @@
       <w:pPr>
         <w:pStyle w:val="Virsraksts3"/>
       </w:pPr>
-      <w:bookmarkStart w:id="23" w:name="_Toc230239797"/>
+      <w:bookmarkStart w:id="23" w:name="_Toc230242301"/>
       <w:r>
         <w:lastRenderedPageBreak/>
-        <w:t xml:space="preserve">Versiju kontrole un </w:t>
-      </w:r>
-      <w:proofErr w:type="spellStart"/>
-      <w:r>
-        <w:t>repozitorijas</w:t>
-      </w:r>
-      <w:proofErr w:type="spellEnd"/>
-      <w:r>
-        <w:t xml:space="preserve"> mitināšana</w:t>
+        <w:t>Versiju kontrole un repozitorijas mitināšana</w:t>
       </w:r>
       <w:bookmarkEnd w:id="23"/>
     </w:p>
     <w:p>
       <w:r>
-        <w:t>“</w:t>
-      </w:r>
-      <w:proofErr w:type="spellStart"/>
-      <w:r>
-        <w:t>Git</w:t>
-      </w:r>
-      <w:proofErr w:type="spellEnd"/>
-      <w:r>
-        <w:t>” tiks izmantots versiju kontrolei un tīmeklī tiks izmantots ”</w:t>
+        <w:t>“Git” tiks izmantots versiju kontrolei un tīmeklī tiks izmantots ”</w:t>
       </w:r>
       <w:r>
         <w:t xml:space="preserve"> </w:t>
       </w:r>
-      <w:proofErr w:type="spellStart"/>
-      <w:r>
-        <w:t>GitHub</w:t>
-      </w:r>
-      <w:proofErr w:type="spellEnd"/>
-      <w:r>
-        <w:t xml:space="preserve">”, lai mitinātu šo projekta </w:t>
-      </w:r>
-      <w:proofErr w:type="spellStart"/>
-      <w:r>
-        <w:t>avotkodu</w:t>
-      </w:r>
-      <w:proofErr w:type="spellEnd"/>
-      <w:r>
-        <w:t>.</w:t>
+      <w:r>
+        <w:t>GitHub”, lai mitinātu šo projekta avotkodu.</w:t>
       </w:r>
     </w:p>
     <w:p>
       <w:pPr>
         <w:pStyle w:val="Virsraksts2"/>
       </w:pPr>
-      <w:bookmarkStart w:id="24" w:name="_Toc230239798"/>
+      <w:bookmarkStart w:id="24" w:name="_Toc230242302"/>
       <w:r>
         <w:t>Iespējamo risinājuma līdzekļu un valodu apraksts</w:t>
       </w:r>
@@ -10311,7 +10102,7 @@
       <w:pPr>
         <w:pStyle w:val="Virsraksts3"/>
       </w:pPr>
-      <w:bookmarkStart w:id="25" w:name="_Toc230239799"/>
+      <w:bookmarkStart w:id="25" w:name="_Toc230242303"/>
       <w:r>
         <w:t>Ietvari</w:t>
       </w:r>
@@ -10319,110 +10110,14 @@
     </w:p>
     <w:p>
       <w:r>
-        <w:t>Populārākos ietvarus datorspēļu un citu mediju izstrādē iekļauj “</w:t>
-      </w:r>
-      <w:proofErr w:type="spellStart"/>
-      <w:r>
-        <w:t>Unity</w:t>
-      </w:r>
-      <w:proofErr w:type="spellEnd"/>
-      <w:r>
-        <w:t>”, “</w:t>
-      </w:r>
-      <w:proofErr w:type="spellStart"/>
-      <w:r>
-        <w:t>Unreal</w:t>
-      </w:r>
-      <w:proofErr w:type="spellEnd"/>
-      <w:r>
-        <w:t xml:space="preserve"> </w:t>
-      </w:r>
-      <w:proofErr w:type="spellStart"/>
-      <w:r>
-        <w:t>Engine</w:t>
-      </w:r>
-      <w:proofErr w:type="spellEnd"/>
-      <w:r>
-        <w:t>”,  “</w:t>
-      </w:r>
-      <w:proofErr w:type="spellStart"/>
-      <w:r>
-        <w:t>CryEngine</w:t>
-      </w:r>
-      <w:proofErr w:type="spellEnd"/>
-      <w:r>
-        <w:t>”. Ietvari “</w:t>
-      </w:r>
-      <w:proofErr w:type="spellStart"/>
-      <w:r>
-        <w:t>Unreal</w:t>
-      </w:r>
-      <w:proofErr w:type="spellEnd"/>
-      <w:r>
-        <w:t xml:space="preserve"> </w:t>
-      </w:r>
-      <w:proofErr w:type="spellStart"/>
-      <w:r>
-        <w:t>Engine</w:t>
-      </w:r>
-      <w:proofErr w:type="spellEnd"/>
-      <w:r>
-        <w:t>” un “</w:t>
-      </w:r>
-      <w:proofErr w:type="spellStart"/>
-      <w:r>
-        <w:t>CryEngine</w:t>
-      </w:r>
-      <w:proofErr w:type="spellEnd"/>
-      <w:r>
-        <w:t xml:space="preserve">” nav pielāgoti </w:t>
-      </w:r>
-      <w:proofErr w:type="spellStart"/>
-      <w:r>
-        <w:t>divdimensiju</w:t>
-      </w:r>
-      <w:proofErr w:type="spellEnd"/>
-      <w:r>
-        <w:t xml:space="preserve"> datorspēļu izveidei ietvara ierobežojumu dēļ, kura no tās izslēdz izmantošanu, ja ne arī neprasa </w:t>
-      </w:r>
-      <w:proofErr w:type="spellStart"/>
-      <w:r>
-        <w:t>veiktspējīgu</w:t>
-      </w:r>
-      <w:proofErr w:type="spellEnd"/>
-      <w:r>
-        <w:t xml:space="preserve"> datorsistēmu, kura ir pretrunā ar projekta mērķiem, taču “</w:t>
-      </w:r>
-      <w:proofErr w:type="spellStart"/>
-      <w:r>
-        <w:t>Unity</w:t>
-      </w:r>
-      <w:proofErr w:type="spellEnd"/>
-      <w:r>
-        <w:t xml:space="preserve">” ietvars neprasa salīdzinoši </w:t>
-      </w:r>
-      <w:proofErr w:type="spellStart"/>
-      <w:r>
-        <w:t>veiktspējīgu</w:t>
-      </w:r>
-      <w:proofErr w:type="spellEnd"/>
-      <w:r>
-        <w:t xml:space="preserve"> datorsistēmu un ir pielāgojama </w:t>
-      </w:r>
-      <w:proofErr w:type="spellStart"/>
-      <w:r>
-        <w:t>divdimensiju</w:t>
-      </w:r>
-      <w:proofErr w:type="spellEnd"/>
-      <w:r>
-        <w:t xml:space="preserve"> videi, taču licencēšana nav brīva un prasa lietotāja reģistrāciju un papildizmaksas, ja šis projekts paplašināties komercdarbības nolūkiem.</w:t>
+        <w:t>Populārākos ietvarus datorspēļu un citu mediju izstrādē iekļauj “Unity”, “Unreal Engine”,  “CryEngine”. Ietvari “Unreal Engine” un “CryEngine” nav pielāgoti divdimensiju datorspēļu izveidei ietvara ierobežojumu dēļ, kura no tās izslēdz izmantošanu, ja ne arī neprasa veiktspējīgu datorsistēmu, kura ir pretrunā ar projekta mērķiem, taču “Unity” ietvars neprasa salīdzinoši veiktspējīgu datorsistēmu un ir pielāgojama divdimensiju videi, taču licencēšana nav brīva un prasa lietotāja reģistrāciju un papildizmaksas, ja šis projekts paplašināties komercdarbības nolūkiem.</w:t>
       </w:r>
     </w:p>
     <w:p>
       <w:pPr>
         <w:pStyle w:val="Virsraksts3"/>
       </w:pPr>
-      <w:bookmarkStart w:id="26" w:name="_Toc230239800"/>
+      <w:bookmarkStart w:id="26" w:name="_Toc230242304"/>
       <w:r>
         <w:t>Valodas</w:t>
       </w:r>
@@ -10430,63 +10125,7 @@
     </w:p>
     <w:p>
       <w:r>
-        <w:t>Ietvari “</w:t>
-      </w:r>
-      <w:proofErr w:type="spellStart"/>
-      <w:r>
-        <w:t>CryEngine</w:t>
-      </w:r>
-      <w:proofErr w:type="spellEnd"/>
-      <w:r>
-        <w:t>” un “</w:t>
-      </w:r>
-      <w:proofErr w:type="spellStart"/>
-      <w:r>
-        <w:t>Unreal</w:t>
-      </w:r>
-      <w:proofErr w:type="spellEnd"/>
-      <w:r>
-        <w:t xml:space="preserve"> </w:t>
-      </w:r>
-      <w:proofErr w:type="spellStart"/>
-      <w:r>
-        <w:t>Engine</w:t>
-      </w:r>
-      <w:proofErr w:type="spellEnd"/>
-      <w:r>
-        <w:t xml:space="preserve">” izmanto valodu “C++”, kurā iekļauj klases un objektorientētā funkcionalitāte kā C#, taču neatlasot šos ietvarus valoda “C++” netiks izmantota. “C++” lietojuma stili ir plašāki, taču valodas funkcionalitāti un īpatnības apgūt ir sarežģītāk nekā ar “C#”, kura izstrādātājam liek lietot objektorientētā stilā, kurā visi elementi valodā ir objekti, kā arī vairums funkcionalitātes ir aizklātas ar metodēm, kura mazina izstrādes laiku salīdzinot ar “C++”, kura vairākas kompleksas funkcionalitātes nav aizklātas ar metodēm, kura var </w:t>
-      </w:r>
-      <w:proofErr w:type="spellStart"/>
-      <w:r>
-        <w:t>palēlināt</w:t>
-      </w:r>
-      <w:proofErr w:type="spellEnd"/>
-      <w:r>
-        <w:t xml:space="preserve"> izstrādes laiku. Izvēlētā ietvarā “</w:t>
-      </w:r>
-      <w:proofErr w:type="spellStart"/>
-      <w:r>
-        <w:t>Godot</w:t>
-      </w:r>
-      <w:proofErr w:type="spellEnd"/>
-      <w:r>
-        <w:t xml:space="preserve">” ir pieejama </w:t>
-      </w:r>
-      <w:proofErr w:type="spellStart"/>
-      <w:r>
-        <w:t>skriptēšanas</w:t>
-      </w:r>
-      <w:proofErr w:type="spellEnd"/>
-      <w:r>
-        <w:t xml:space="preserve"> valoda “</w:t>
-      </w:r>
-      <w:proofErr w:type="spellStart"/>
-      <w:r>
-        <w:t>GDScript</w:t>
-      </w:r>
-      <w:proofErr w:type="spellEnd"/>
-      <w:r>
-        <w:t>”, taču pēc nosacītiem iemesliem izvēlētai valodai šī valoda netiks izmantota.</w:t>
+        <w:t>Ietvari “CryEngine” un “Unreal Engine” izmanto valodu “C++”, kurā iekļauj klases un objektorientētā funkcionalitāte kā C#, taču neatlasot šos ietvarus valoda “C++” netiks izmantota. “C++” lietojuma stili ir plašāki, taču valodas funkcionalitāti un īpatnības apgūt ir sarežģītāk nekā ar “C#”, kura izstrādātājam liek lietot objektorientētā stilā, kurā visi elementi valodā ir objekti, kā arī vairums funkcionalitātes ir aizklātas ar metodēm, kura mazina izstrādes laiku salīdzinot ar “C++”, kura vairākas kompleksas funkcionalitātes nav aizklātas ar metodēm, kura var palēlināt izstrādes laiku. Izvēlētā ietvarā “Godot” ir pieejama skriptēšanas valoda “GDScript”, taču pēc nosacītiem iemesliem izvēlētai valodai šī valoda netiks izmantota.</w:t>
       </w:r>
     </w:p>
     <w:p>
@@ -10504,7 +10143,7 @@
       <w:pPr>
         <w:pStyle w:val="Virsraksts3"/>
       </w:pPr>
-      <w:bookmarkStart w:id="27" w:name="_Toc230239801"/>
+      <w:bookmarkStart w:id="27" w:name="_Toc230242305"/>
       <w:r>
         <w:lastRenderedPageBreak/>
         <w:t>Izstrādes vides</w:t>
@@ -10513,176 +10152,24 @@
     </w:p>
     <w:p>
       <w:r>
-        <w:t>Tā kā valoda “C#” tiks izmantota, kura ir daļa no ietvara “.NET”, tiks izmantoti attiecīgas izstrādes programmatūras ar uzsvaru uz noteikto ietvaru un tās ekosistēmas. Populārākā izstrādes  vide tam ir “</w:t>
-      </w:r>
-      <w:proofErr w:type="spellStart"/>
-      <w:r>
-        <w:t>Visual</w:t>
-      </w:r>
-      <w:proofErr w:type="spellEnd"/>
-      <w:r>
-        <w:t xml:space="preserve"> </w:t>
-      </w:r>
-      <w:proofErr w:type="spellStart"/>
-      <w:r>
-        <w:t>Studio</w:t>
-      </w:r>
-      <w:proofErr w:type="spellEnd"/>
-      <w:r>
-        <w:t>”, kura līdzīgi ar izvēlēto izstrādes vidi “</w:t>
-      </w:r>
-      <w:proofErr w:type="spellStart"/>
-      <w:r>
-        <w:t>JetBrains</w:t>
-      </w:r>
-      <w:proofErr w:type="spellEnd"/>
-      <w:r>
-        <w:t xml:space="preserve"> </w:t>
-      </w:r>
-      <w:proofErr w:type="spellStart"/>
-      <w:r>
-        <w:t>Rider</w:t>
-      </w:r>
-      <w:proofErr w:type="spellEnd"/>
-      <w:r>
-        <w:t xml:space="preserve">” iekļauj detalizētu </w:t>
-      </w:r>
-      <w:proofErr w:type="spellStart"/>
-      <w:r>
-        <w:t>atķļūdošanu</w:t>
-      </w:r>
-      <w:proofErr w:type="spellEnd"/>
-      <w:r>
-        <w:t xml:space="preserve">, kodu analīze, automātiskā aizpilde, u.t.t., taču netiks izmantota, jo šī programmatūra nav </w:t>
-      </w:r>
-      <w:proofErr w:type="spellStart"/>
-      <w:r>
-        <w:t>starpplatformu</w:t>
-      </w:r>
-      <w:proofErr w:type="spellEnd"/>
-      <w:r>
-        <w:t>, ierobežojoties uz “Windows” platformu, kuru autors neizmanto, tātad nepieejama programmatūra autoram.</w:t>
-      </w:r>
-    </w:p>
-    <w:p>
-      <w:r>
-        <w:t>Ja ietvars kā “</w:t>
-      </w:r>
-      <w:proofErr w:type="spellStart"/>
-      <w:r>
-        <w:t>Unreal</w:t>
-      </w:r>
-      <w:proofErr w:type="spellEnd"/>
-      <w:r>
-        <w:t xml:space="preserve"> </w:t>
-      </w:r>
-      <w:proofErr w:type="spellStart"/>
-      <w:r>
-        <w:t>Engine</w:t>
-      </w:r>
-      <w:proofErr w:type="spellEnd"/>
-      <w:r>
-        <w:t>” tiktu izmantota, kurā galvenā valoda ir “C++”, tiktu izmantotas izstrādes vides attiecīgi valodai kā “</w:t>
-      </w:r>
-      <w:proofErr w:type="spellStart"/>
-      <w:r>
-        <w:t>Qt</w:t>
-      </w:r>
-      <w:proofErr w:type="spellEnd"/>
-      <w:r>
-        <w:t xml:space="preserve"> </w:t>
-      </w:r>
-      <w:proofErr w:type="spellStart"/>
-      <w:r>
-        <w:t>Creator</w:t>
-      </w:r>
-      <w:proofErr w:type="spellEnd"/>
-      <w:r>
-        <w:t>”, kura ir pielāgota ietvara “</w:t>
-      </w:r>
-      <w:proofErr w:type="spellStart"/>
-      <w:r>
-        <w:t>Qt</w:t>
-      </w:r>
-      <w:proofErr w:type="spellEnd"/>
-      <w:r>
-        <w:t xml:space="preserve">” programmatūras izstrādei, taču iespējams izveidot projektus, kuras neizmanto minēto ietvaru, ņemot vērā to, ka funkcionalitāte un tās iespējas mazinās vai ne tik </w:t>
-      </w:r>
-      <w:proofErr w:type="spellStart"/>
-      <w:r>
-        <w:t>advancētas</w:t>
-      </w:r>
-      <w:proofErr w:type="spellEnd"/>
-      <w:r>
-        <w:t xml:space="preserve"> citiem projektiem,  vai “</w:t>
-      </w:r>
-      <w:proofErr w:type="spellStart"/>
-      <w:r>
-        <w:t>JetBrains</w:t>
-      </w:r>
-      <w:proofErr w:type="spellEnd"/>
-      <w:r>
-        <w:t xml:space="preserve"> </w:t>
-      </w:r>
-      <w:proofErr w:type="spellStart"/>
-      <w:r>
-        <w:t>CLion</w:t>
-      </w:r>
-      <w:proofErr w:type="spellEnd"/>
-      <w:r>
-        <w:t>”, kurai ir līdzīga funkcionalitāte ar atlasīto izstrādes vidi “”</w:t>
-      </w:r>
-      <w:proofErr w:type="spellStart"/>
-      <w:r>
-        <w:t>JetBrains</w:t>
-      </w:r>
-      <w:proofErr w:type="spellEnd"/>
-      <w:r>
-        <w:t xml:space="preserve"> </w:t>
-      </w:r>
-      <w:proofErr w:type="spellStart"/>
-      <w:r>
-        <w:t>Rider</w:t>
-      </w:r>
-      <w:proofErr w:type="spellEnd"/>
-      <w:r>
-        <w:t>” no “</w:t>
-      </w:r>
-      <w:proofErr w:type="spellStart"/>
-      <w:r>
-        <w:t>JetBrains</w:t>
-      </w:r>
-      <w:proofErr w:type="spellEnd"/>
-      <w:r>
-        <w:t>” programmatūru klāsta.</w:t>
-      </w:r>
-    </w:p>
-    <w:p>
-      <w:r>
-        <w:t>Arī iespējams ir izmantot teksta redaktoru “</w:t>
-      </w:r>
-      <w:proofErr w:type="spellStart"/>
-      <w:r>
-        <w:t>Visual</w:t>
-      </w:r>
-      <w:proofErr w:type="spellEnd"/>
-      <w:r>
-        <w:t xml:space="preserve"> </w:t>
-      </w:r>
-      <w:proofErr w:type="spellStart"/>
-      <w:r>
-        <w:t>Studio</w:t>
-      </w:r>
-      <w:proofErr w:type="spellEnd"/>
-      <w:r>
-        <w:t xml:space="preserve"> Code”, kura ar paplašinājumiem var izmantot kā izstrādes vidi, taču noklusētā funkcionalitāte ir ierobežota salīdzinot ar iepriekšējām izstrādes programmatūrām un nepieciešama papildus iestatīšana šai programmatūrai, kura nebūtu nepieciešama pārējām izstrādes vidēm atverot sākotnēji.</w:t>
+        <w:t>Tā kā valoda “C#” tiks izmantota, kura ir daļa no ietvara “.NET”, tiks izmantoti attiecīgas izstrādes programmatūras ar uzsvaru uz noteikto ietvaru un tās ekosistēmas. Populārākā izstrādes  vide tam ir “Visual Studio”, kura līdzīgi ar izvēlēto izstrādes vidi “JetBrains Rider” iekļauj detalizētu atķļūdošanu, kodu analīze, automātiskā aizpilde, u.t.t., taču netiks izmantota, jo šī programmatūra nav starpplatformu, ierobežojoties uz “Windows” platformu, kuru autors neizmanto, tātad nepieejama programmatūra autoram.</w:t>
+      </w:r>
+    </w:p>
+    <w:p>
+      <w:r>
+        <w:t>Ja ietvars kā “Unreal Engine” tiktu izmantota, kurā galvenā valoda ir “C++”, tiktu izmantotas izstrādes vides attiecīgi valodai kā “Qt Creator”, kura ir pielāgota ietvara “Qt” programmatūras izstrādei, taču iespējams izveidot projektus, kuras neizmanto minēto ietvaru, ņemot vērā to, ka funkcionalitāte un tās iespējas mazinās vai ne tik advancētas citiem projektiem,  vai “JetBrains CLion”, kurai ir līdzīga funkcionalitāte ar atlasīto izstrādes vidi “”JetBrains Rider” no “JetBrains” programmatūru klāsta.</w:t>
+      </w:r>
+    </w:p>
+    <w:p>
+      <w:r>
+        <w:t>Arī iespējams ir izmantot teksta redaktoru “Visual Studio Code”, kura ar paplašinājumiem var izmantot kā izstrādes vidi, taču noklusētā funkcionalitāte ir ierobežota salīdzinot ar iepriekšējām izstrādes programmatūrām un nepieciešama papildus iestatīšana šai programmatūrai, kura nebūtu nepieciešama pārējām izstrādes vidēm atverot sākotnēji.</w:t>
       </w:r>
     </w:p>
     <w:p>
       <w:pPr>
         <w:pStyle w:val="Virsraksts3"/>
       </w:pPr>
-      <w:bookmarkStart w:id="28" w:name="_Toc230239802"/>
+      <w:bookmarkStart w:id="28" w:name="_Toc230242306"/>
       <w:r>
         <w:t>Versiju kontrole</w:t>
       </w:r>
@@ -10690,91 +10177,19 @@
     </w:p>
     <w:p>
       <w:r>
-        <w:t xml:space="preserve">Mazāk populāri pakalpojumi, kuri mitina </w:t>
-      </w:r>
-      <w:proofErr w:type="spellStart"/>
-      <w:r>
-        <w:t>avotkodu</w:t>
-      </w:r>
-      <w:proofErr w:type="spellEnd"/>
-      <w:r>
-        <w:t xml:space="preserve"> </w:t>
-      </w:r>
-      <w:proofErr w:type="spellStart"/>
-      <w:r>
-        <w:t>repozotorijus</w:t>
-      </w:r>
-      <w:proofErr w:type="spellEnd"/>
-      <w:r>
-        <w:t>, izmantojot “</w:t>
-      </w:r>
-      <w:proofErr w:type="spellStart"/>
-      <w:r>
-        <w:t>Git</w:t>
-      </w:r>
-      <w:proofErr w:type="spellEnd"/>
-      <w:r>
-        <w:t>” versiju kontroli, arī ir pieejami rīki, kura var automatizēt projekta kompilēšanu un pārbaudi, šādi rīki ir “</w:t>
-      </w:r>
-      <w:proofErr w:type="spellStart"/>
-      <w:r>
-        <w:t>GitLab</w:t>
-      </w:r>
-      <w:proofErr w:type="spellEnd"/>
-      <w:r>
-        <w:t>”, “</w:t>
-      </w:r>
-      <w:proofErr w:type="spellStart"/>
-      <w:r>
-        <w:t>Gitea</w:t>
-      </w:r>
-      <w:proofErr w:type="spellEnd"/>
-      <w:r>
-        <w:t>” un “</w:t>
-      </w:r>
-      <w:proofErr w:type="spellStart"/>
-      <w:r>
-        <w:t>Bitbucket</w:t>
-      </w:r>
-      <w:proofErr w:type="spellEnd"/>
-      <w:r>
-        <w:t>”, kuri ir īpaši pielāgota CI/CD izstrādes videi, taču prasa papildizmaksas, ja šādi rīki tiek palaisti šo pakalpojumu serveros vietā pašam lietotājam mitināt šos rīkus.</w:t>
-      </w:r>
-    </w:p>
-    <w:p>
-      <w:r>
-        <w:t>Taču arī ir pieejami pakalpojumi un rīki, kuri nav atkarīga no “</w:t>
-      </w:r>
-      <w:proofErr w:type="spellStart"/>
-      <w:r>
-        <w:t>Git</w:t>
-      </w:r>
-      <w:proofErr w:type="spellEnd"/>
-      <w:r>
-        <w:t>” versiju kontroles, bet kā pieejamu versiju kontroles programmatūru starp pārējām. Viens no šiem rīkiem ir “</w:t>
-      </w:r>
-      <w:proofErr w:type="spellStart"/>
-      <w:r>
-        <w:t>Azure</w:t>
-      </w:r>
-      <w:proofErr w:type="spellEnd"/>
-      <w:r>
-        <w:t xml:space="preserve"> </w:t>
-      </w:r>
-      <w:proofErr w:type="spellStart"/>
-      <w:r>
-        <w:t>Pipelines</w:t>
-      </w:r>
-      <w:proofErr w:type="spellEnd"/>
-      <w:r>
-        <w:t>”, kuras funkcionalitāte ir plašāka salīdzinot ar iepriekš minētiem rīkiem, taču tās plaša funkcionalitātes klāsts ir radīts lielākiem projektiem, kuri iespējams nebūs lielāko daļu paredzēts izmantošanai šī projekta nolūkiem tās apjoma dēļ un lielākas izmaksas, salīdzinot ar iepriekš minētiem rīkiem.</w:t>
+        <w:t>Mazāk populāri pakalpojumi, kuri mitina avotkodu repozotorijus, izmantojot “Git” versiju kontroli, arī ir pieejami rīki, kura var automatizēt projekta kompilēšanu un pārbaudi, šādi rīki ir “GitLab”, “Gitea” un “Bitbucket”, kuri ir īpaši pielāgota CI/CD izstrādes videi, taču prasa papildizmaksas, ja šādi rīki tiek palaisti šo pakalpojumu serveros vietā pašam lietotājam mitināt šos rīkus.</w:t>
+      </w:r>
+    </w:p>
+    <w:p>
+      <w:r>
+        <w:t>Taču arī ir pieejami pakalpojumi un rīki, kuri nav atkarīga no “Git” versiju kontroles, bet kā pieejamu versiju kontroles programmatūru starp pārējām. Viens no šiem rīkiem ir “Azure Pipelines”, kuras funkcionalitāte ir plašāka salīdzinot ar iepriekš minētiem rīkiem, taču tās plaša funkcionalitātes klāsts ir radīts lielākiem projektiem, kuri iespējams nebūs lielāko daļu paredzēts izmantošanai šī projekta nolūkiem tās apjoma dēļ un lielākas izmaksas, salīdzinot ar iepriekš minētiem rīkiem.</w:t>
       </w:r>
     </w:p>
     <w:p>
       <w:pPr>
         <w:pStyle w:val="Virsraksts1"/>
       </w:pPr>
-      <w:bookmarkStart w:id="29" w:name="_Toc230239803"/>
+      <w:bookmarkStart w:id="29" w:name="_Toc230242307"/>
       <w:r>
         <w:lastRenderedPageBreak/>
         <w:t>Sistēmas modelēšana un projektēšana</w:t>
@@ -10790,7 +10205,7 @@
       <w:pPr>
         <w:pStyle w:val="Virsraksts2"/>
       </w:pPr>
-      <w:bookmarkStart w:id="30" w:name="_Toc230239804"/>
+      <w:bookmarkStart w:id="30" w:name="_Toc230242308"/>
       <w:r>
         <w:t>Sistēmas struktūras mode</w:t>
       </w:r>
@@ -10817,7 +10232,7 @@
       <w:pPr>
         <w:pStyle w:val="Virsraksts3"/>
       </w:pPr>
-      <w:bookmarkStart w:id="31" w:name="_Toc230239805"/>
+      <w:bookmarkStart w:id="31" w:name="_Toc230242309"/>
       <w:r>
         <w:t xml:space="preserve">Sistēmas </w:t>
       </w:r>
@@ -10893,66 +10308,10 @@
     </w:p>
     <w:p>
       <w:r>
-        <w:t>“</w:t>
-      </w:r>
-      <w:proofErr w:type="spellStart"/>
-      <w:r>
-        <w:t>SceneManager</w:t>
-      </w:r>
-      <w:proofErr w:type="spellEnd"/>
-      <w:r>
-        <w:t>” komponente pārvalda ainas un tās pārslēgšanu uz citām ainām un tā ir viena no komponentēm ar vizuālu izvadi, kā arī “</w:t>
-      </w:r>
-      <w:proofErr w:type="spellStart"/>
-      <w:r>
-        <w:t>SettingsWindow</w:t>
-      </w:r>
-      <w:proofErr w:type="spellEnd"/>
-      <w:r>
-        <w:t>” un “</w:t>
-      </w:r>
-      <w:proofErr w:type="spellStart"/>
-      <w:r>
-        <w:t>ExitDialog</w:t>
-      </w:r>
-      <w:proofErr w:type="spellEnd"/>
-      <w:r>
-        <w:t>” komponentes, kuras izvade ir tikai logi ar saviem attiecīgiem uzdevumiem, taču “</w:t>
-      </w:r>
-      <w:proofErr w:type="spellStart"/>
-      <w:r>
-        <w:t>ToastManager</w:t>
-      </w:r>
-      <w:proofErr w:type="spellEnd"/>
-      <w:r>
-        <w:t>” tikai izvada īslaicīgus paziņojumus, kuras pēc noteikta laika izzūd. “</w:t>
-      </w:r>
-      <w:proofErr w:type="spellStart"/>
-      <w:r>
-        <w:t>AudioManager</w:t>
-      </w:r>
-      <w:proofErr w:type="spellEnd"/>
-      <w:r>
-        <w:t>” pārvalda datorspēles galveno, mūzikas un skaņu efektu skaļumu, kā arī iestata fona mūzika katrai ainai.</w:t>
-      </w:r>
-      <w:r>
-        <w:t xml:space="preserve"> Datu, progresu un iestatījumu glabāšanu nodrošina “</w:t>
-      </w:r>
-      <w:proofErr w:type="spellStart"/>
-      <w:r>
-        <w:t>SaveManager</w:t>
-      </w:r>
-      <w:proofErr w:type="spellEnd"/>
-      <w:r>
-        <w:t>”, kura glabā progresa datus, un “</w:t>
-      </w:r>
-      <w:proofErr w:type="spellStart"/>
-      <w:r>
-        <w:t>SettingsManager</w:t>
-      </w:r>
-      <w:proofErr w:type="spellEnd"/>
-      <w:r>
-        <w:t>”, kura glabā un iestata iestatījumus visā spēlē, piemēram, skaļumu.</w:t>
+        <w:t>“SceneManager” komponente pārvalda ainas un tās pārslēgšanu uz citām ainām un tā ir viena no komponentēm ar vizuālu izvadi, kā arī “SettingsWindow” un “ExitDialog” komponentes, kuras izvade ir tikai logi ar saviem attiecīgiem uzdevumiem, taču “ToastManager” tikai izvada īslaicīgus paziņojumus, kuras pēc noteikta laika izzūd. “AudioManager” pārvalda datorspēles galveno, mūzikas un skaņu efektu skaļumu, kā arī iestata fona mūzika katrai ainai.</w:t>
+      </w:r>
+      <w:r>
+        <w:t xml:space="preserve"> Datu, progresu un iestatījumu glabāšanu nodrošina “SaveManager”, kura glabā progresa datus, un “SettingsManager”, kura glabā un iestata iestatījumus visā spēlē, piemēram, skaļumu.</w:t>
       </w:r>
     </w:p>
     <w:p>
@@ -11079,7 +10438,7 @@
       <w:pPr>
         <w:pStyle w:val="Virsraksts3"/>
       </w:pPr>
-      <w:bookmarkStart w:id="34" w:name="_Toc230239806"/>
+      <w:bookmarkStart w:id="34" w:name="_Toc230242310"/>
       <w:r>
         <w:lastRenderedPageBreak/>
         <w:t>Ainu komponenšu struktūra</w:t>
@@ -11088,15 +10447,7 @@
     </w:p>
     <w:p>
       <w:r>
-        <w:t>“</w:t>
-      </w:r>
-      <w:proofErr w:type="spellStart"/>
-      <w:r>
-        <w:t>SceneManager</w:t>
-      </w:r>
-      <w:proofErr w:type="spellEnd"/>
-      <w:r>
-        <w:t xml:space="preserve">” komponente pārvalda </w:t>
+        <w:t xml:space="preserve">“SceneManager” komponente pārvalda </w:t>
       </w:r>
  